--- a/вкр/Диплом черн Демьянцев Виталий Владиславич (1).docx
+++ b/вкр/Диплом черн Демьянцев Виталий Владиславич (1).docx
@@ -675,15 +675,7 @@
         </w:numPr>
       </w:pPr>
       <w:r>
-        <w:t xml:space="preserve">реализован программный комплекс на базе стека </w:t>
-      </w:r>
-      <w:proofErr w:type="spellStart"/>
-      <w:r>
-        <w:t>React</w:t>
-      </w:r>
-      <w:proofErr w:type="spellEnd"/>
-      <w:r>
-        <w:t>, Go и Python;</w:t>
+        <w:t>реализован программный комплекс на базе стека React, Go и Python;</w:t>
       </w:r>
     </w:p>
     <w:p>
@@ -694,23 +686,7 @@
         </w:numPr>
       </w:pPr>
       <w:r>
-        <w:t xml:space="preserve">интегрированы нейросетевые модели </w:t>
-      </w:r>
-      <w:proofErr w:type="spellStart"/>
-      <w:r>
-        <w:t>DeepFace</w:t>
-      </w:r>
-      <w:proofErr w:type="spellEnd"/>
-      <w:r>
-        <w:t xml:space="preserve"> и </w:t>
-      </w:r>
-      <w:proofErr w:type="spellStart"/>
-      <w:r>
-        <w:t>faster-whisper</w:t>
-      </w:r>
-      <w:proofErr w:type="spellEnd"/>
-      <w:r>
-        <w:t xml:space="preserve"> для мультимодального анализа;</w:t>
+        <w:t>интегрированы нейросетевые модели DeepFace и faster-whisper для мультимодального анализа;</w:t>
       </w:r>
     </w:p>
     <w:p>
@@ -805,11 +781,9 @@
         </w:rPr>
         <w:t xml:space="preserve">CNN – </w:t>
       </w:r>
-      <w:proofErr w:type="spellStart"/>
       <w:r>
         <w:t>свёрточная</w:t>
       </w:r>
-      <w:proofErr w:type="spellEnd"/>
       <w:r>
         <w:rPr>
           <w:lang w:val="en-US"/>
@@ -877,174 +851,102 @@
     </w:p>
     <w:p>
       <w:r>
-        <w:t>ASR – автоматическое распознавание речи (</w:t>
-      </w:r>
-      <w:proofErr w:type="spellStart"/>
-      <w:r>
-        <w:t>Automatic</w:t>
-      </w:r>
-      <w:proofErr w:type="spellEnd"/>
-      <w:r>
+        <w:t>ASR – автоматическое распознавание речи (Automatic Speech Recognition)</w:t>
+      </w:r>
+    </w:p>
+    <w:p>
+      <w:r>
+        <w:t>MFCC – мел-частотные кепстральные коэффициенты (Mel-Frequency Cepstral Coefficients)</w:t>
+      </w:r>
+    </w:p>
+    <w:p>
+      <w:r>
+        <w:t>WER – частота ошибок распознавания слов (Word Error Rate)</w:t>
+      </w:r>
+    </w:p>
+    <w:p>
+      <w:r>
+        <w:t>SPA – одностраничное приложение (Single Page Application)</w:t>
+      </w:r>
+    </w:p>
+    <w:p>
+      <w:r>
+        <w:t>СУБД – система управления базами данных</w:t>
+      </w:r>
+    </w:p>
+    <w:p>
+      <w:r>
+        <w:t>REST – архитектурный стиль взаимодействия компонентов распределённого приложения (Representational State Transfer)</w:t>
+      </w:r>
+    </w:p>
+    <w:p>
+      <w:pPr>
+        <w:rPr>
+          <w:lang w:val="en-US"/>
+        </w:rPr>
+      </w:pPr>
+      <w:r>
+        <w:rPr>
+          <w:lang w:val="en-US"/>
+        </w:rPr>
+        <w:t xml:space="preserve">API – </w:t>
+      </w:r>
+      <w:r>
+        <w:t>программный</w:t>
+      </w:r>
+      <w:r>
+        <w:rPr>
+          <w:lang w:val="en-US"/>
+        </w:rPr>
         <w:t xml:space="preserve"> </w:t>
       </w:r>
-      <w:proofErr w:type="spellStart"/>
-      <w:r>
-        <w:t>Speech</w:t>
-      </w:r>
-      <w:proofErr w:type="spellEnd"/>
-      <w:r>
+      <w:r>
+        <w:t>интерфейс</w:t>
+      </w:r>
+      <w:r>
+        <w:rPr>
+          <w:lang w:val="en-US"/>
+        </w:rPr>
         <w:t xml:space="preserve"> </w:t>
       </w:r>
-      <w:proofErr w:type="spellStart"/>
-      <w:r>
-        <w:t>Recognition</w:t>
-      </w:r>
-      <w:proofErr w:type="spellEnd"/>
-      <w:r>
-        <w:t>)</w:t>
-      </w:r>
-    </w:p>
-    <w:p>
-      <w:r>
-        <w:t xml:space="preserve">MFCC – мел-частотные </w:t>
-      </w:r>
-      <w:proofErr w:type="spellStart"/>
-      <w:r>
-        <w:t>кепстральные</w:t>
-      </w:r>
-      <w:proofErr w:type="spellEnd"/>
-      <w:r>
-        <w:t xml:space="preserve"> коэффициенты (</w:t>
-      </w:r>
-      <w:proofErr w:type="spellStart"/>
-      <w:r>
-        <w:t>Mel</w:t>
-      </w:r>
-      <w:proofErr w:type="spellEnd"/>
-      <w:r>
-        <w:t xml:space="preserve">-Frequency </w:t>
-      </w:r>
-      <w:proofErr w:type="spellStart"/>
-      <w:r>
-        <w:t>Cepstral</w:t>
-      </w:r>
-      <w:proofErr w:type="spellEnd"/>
-      <w:r>
-        <w:t xml:space="preserve"> </w:t>
-      </w:r>
-      <w:proofErr w:type="spellStart"/>
-      <w:r>
-        <w:t>Coefficients</w:t>
-      </w:r>
-      <w:proofErr w:type="spellEnd"/>
-      <w:r>
-        <w:t>)</w:t>
-      </w:r>
-    </w:p>
-    <w:p>
-      <w:r>
-        <w:t xml:space="preserve">WER – частота ошибок распознавания слов (Word </w:t>
-      </w:r>
-      <w:proofErr w:type="spellStart"/>
-      <w:r>
-        <w:t>Error</w:t>
-      </w:r>
-      <w:proofErr w:type="spellEnd"/>
-      <w:r>
-        <w:t xml:space="preserve"> Rate)</w:t>
-      </w:r>
-    </w:p>
-    <w:p>
-      <w:r>
-        <w:t>SPA – одностраничное приложение (Single Page Application)</w:t>
-      </w:r>
-    </w:p>
-    <w:p>
-      <w:r>
-        <w:t>СУБД – система управления базами данных</w:t>
-      </w:r>
-    </w:p>
-    <w:p>
-      <w:r>
-        <w:t>REST – архитектурный стиль взаимодействия компонентов распределённого приложения (</w:t>
-      </w:r>
-      <w:proofErr w:type="spellStart"/>
-      <w:r>
-        <w:t>Representational</w:t>
-      </w:r>
-      <w:proofErr w:type="spellEnd"/>
-      <w:r>
-        <w:t xml:space="preserve"> State Transfer)</w:t>
-      </w:r>
-    </w:p>
-    <w:p>
-      <w:pPr>
+      <w:r>
+        <w:t>приложения</w:t>
+      </w:r>
+      <w:r>
         <w:rPr>
           <w:lang w:val="en-US"/>
         </w:rPr>
-      </w:pPr>
-      <w:r>
+        <w:t xml:space="preserve"> (Application Programming Interface)</w:t>
+      </w:r>
+    </w:p>
+    <w:p>
+      <w:pPr>
         <w:rPr>
           <w:lang w:val="en-US"/>
         </w:rPr>
-        <w:t xml:space="preserve">API – </w:t>
-      </w:r>
-      <w:r>
-        <w:t>программный</w:t>
-      </w:r>
+      </w:pPr>
       <w:r>
         <w:rPr>
           <w:lang w:val="en-US"/>
         </w:rPr>
-        <w:t xml:space="preserve"> </w:t>
-      </w:r>
-      <w:r>
-        <w:t>интерфейс</w:t>
+        <w:t xml:space="preserve">JWT – </w:t>
+      </w:r>
+      <w:r>
+        <w:t>веб</w:t>
       </w:r>
       <w:r>
         <w:rPr>
           <w:lang w:val="en-US"/>
         </w:rPr>
-        <w:t xml:space="preserve"> </w:t>
-      </w:r>
-      <w:r>
-        <w:t>приложения</w:t>
+        <w:t>-</w:t>
+      </w:r>
+      <w:r>
+        <w:t>токен</w:t>
       </w:r>
       <w:r>
         <w:rPr>
           <w:lang w:val="en-US"/>
         </w:rPr>
-        <w:t xml:space="preserve"> (Application Programming Interface)</w:t>
-      </w:r>
-    </w:p>
-    <w:p>
-      <w:pPr>
-        <w:rPr>
-          <w:lang w:val="en-US"/>
-        </w:rPr>
-      </w:pPr>
-      <w:r>
-        <w:rPr>
-          <w:lang w:val="en-US"/>
-        </w:rPr>
-        <w:t xml:space="preserve">JWT – </w:t>
-      </w:r>
-      <w:r>
-        <w:t>веб</w:t>
-      </w:r>
-      <w:r>
-        <w:rPr>
-          <w:lang w:val="en-US"/>
-        </w:rPr>
-        <w:t>-</w:t>
-      </w:r>
-      <w:r>
-        <w:t>токен</w:t>
-      </w:r>
-      <w:r>
-        <w:rPr>
-          <w:lang w:val="en-US"/>
-        </w:rPr>
         <w:t xml:space="preserve"> JSON (JSON Web Token)</w:t>
       </w:r>
     </w:p>
@@ -1075,44 +977,12 @@
     </w:p>
     <w:p>
       <w:r>
-        <w:t xml:space="preserve">BPMN – нотация моделирования бизнес-процессов (Business Process Model </w:t>
-      </w:r>
-      <w:proofErr w:type="spellStart"/>
-      <w:r>
-        <w:t>and</w:t>
-      </w:r>
-      <w:proofErr w:type="spellEnd"/>
-      <w:r>
-        <w:t xml:space="preserve"> </w:t>
-      </w:r>
-      <w:proofErr w:type="spellStart"/>
-      <w:r>
-        <w:t>Notation</w:t>
-      </w:r>
-      <w:proofErr w:type="spellEnd"/>
-      <w:r>
-        <w:t>)</w:t>
-      </w:r>
-    </w:p>
-    <w:p>
-      <w:r>
-        <w:t xml:space="preserve">DFD – диаграмма потоков данных (Data </w:t>
-      </w:r>
-      <w:proofErr w:type="spellStart"/>
-      <w:r>
-        <w:t>Flow</w:t>
-      </w:r>
-      <w:proofErr w:type="spellEnd"/>
-      <w:r>
-        <w:t xml:space="preserve"> </w:t>
-      </w:r>
-      <w:proofErr w:type="spellStart"/>
-      <w:r>
-        <w:t>Diagram</w:t>
-      </w:r>
-      <w:proofErr w:type="spellEnd"/>
-      <w:r>
-        <w:t>)</w:t>
+        <w:t>BPMN – нотация моделирования бизнес-процессов (Business Process Model and Notation)</w:t>
+      </w:r>
+    </w:p>
+    <w:p>
+      <w:r>
+        <w:t>DFD – диаграмма потоков данных (Data Flow Diagram)</w:t>
       </w:r>
     </w:p>
     <w:p>
@@ -1122,15 +992,7 @@
     </w:p>
     <w:p>
       <w:r>
-        <w:t>ER – модель «сущность-связь» (</w:t>
-      </w:r>
-      <w:proofErr w:type="spellStart"/>
-      <w:r>
-        <w:t>Entity-Relationship</w:t>
-      </w:r>
-      <w:proofErr w:type="spellEnd"/>
-      <w:r>
-        <w:t>)</w:t>
+        <w:t>ER – модель «сущность-связь» (Entity-Relationship)</w:t>
       </w:r>
       <w:r>
         <w:br w:type="page"/>
@@ -2986,7 +2848,7 @@
             <w:noProof/>
             <w:webHidden/>
           </w:rPr>
-          <w:t>48</w:t>
+          <w:t>49</w:t>
         </w:r>
         <w:r>
           <w:rPr>
@@ -3062,7 +2924,7 @@
             <w:noProof/>
             <w:webHidden/>
           </w:rPr>
-          <w:t>50</w:t>
+          <w:t>51</w:t>
         </w:r>
         <w:r>
           <w:rPr>
@@ -3138,7 +3000,7 @@
             <w:noProof/>
             <w:webHidden/>
           </w:rPr>
-          <w:t>59</w:t>
+          <w:t>60</w:t>
         </w:r>
         <w:r>
           <w:rPr>
@@ -3214,7 +3076,7 @@
             <w:noProof/>
             <w:webHidden/>
           </w:rPr>
-          <w:t>60</w:t>
+          <w:t>61</w:t>
         </w:r>
         <w:r>
           <w:rPr>
@@ -3290,7 +3152,7 @@
             <w:noProof/>
             <w:webHidden/>
           </w:rPr>
-          <w:t>62</w:t>
+          <w:t>63</w:t>
         </w:r>
         <w:r>
           <w:rPr>
@@ -3367,7 +3229,7 @@
             <w:noProof/>
             <w:webHidden/>
           </w:rPr>
-          <w:t>64</w:t>
+          <w:t>65</w:t>
         </w:r>
         <w:r>
           <w:rPr>
@@ -3444,7 +3306,7 @@
             <w:noProof/>
             <w:webHidden/>
           </w:rPr>
-          <w:t>66</w:t>
+          <w:t>67</w:t>
         </w:r>
         <w:r>
           <w:rPr>
@@ -3695,15 +3557,7 @@
         </w:numPr>
       </w:pPr>
       <w:r>
-        <w:t xml:space="preserve">Анализ эффективности применения </w:t>
-      </w:r>
-      <w:proofErr w:type="spellStart"/>
-      <w:r>
-        <w:t>свёрточных</w:t>
-      </w:r>
-      <w:proofErr w:type="spellEnd"/>
-      <w:r>
-        <w:t xml:space="preserve"> нейронных сетей (CNN) для обработки видеопотока и рекуррентных нейронных сетей (RNN) для анализа аудиопотока.</w:t>
+        <w:t>Анализ эффективности применения свёрточных нейронных сетей (CNN) для обработки видеопотока и рекуррентных нейронных сетей (RNN) для анализа аудиопотока.</w:t>
       </w:r>
     </w:p>
     <w:p>
@@ -4254,23 +4108,7 @@
         <w:contextualSpacing w:val="0"/>
       </w:pPr>
       <w:r>
-        <w:t xml:space="preserve">Примером является библиотека </w:t>
-      </w:r>
-      <w:proofErr w:type="spellStart"/>
-      <w:r>
-        <w:t>Affectiva</w:t>
-      </w:r>
-      <w:proofErr w:type="spellEnd"/>
-      <w:r>
-        <w:t xml:space="preserve">, которая использует </w:t>
-      </w:r>
-      <w:proofErr w:type="spellStart"/>
-      <w:r>
-        <w:t>свёрточные</w:t>
-      </w:r>
-      <w:proofErr w:type="spellEnd"/>
-      <w:r>
-        <w:t xml:space="preserve"> нейронные сети для анализа выражений лица. Такие системы фиксируют видеопоток и классифицируют эмоции на основе визуальных признаков, таких как улыбка или нахмуренные брови.</w:t>
+        <w:t>Примером является библиотека Affectiva, которая использует свёрточные нейронные сети для анализа выражений лица. Такие системы фиксируют видеопоток и классифицируют эмоции на основе визуальных признаков, таких как улыбка или нахмуренные брови.</w:t>
       </w:r>
     </w:p>
     <w:p>
@@ -4377,31 +4215,7 @@
         <w:contextualSpacing w:val="0"/>
       </w:pPr>
       <w:r>
-        <w:t xml:space="preserve">Примером служит платформа </w:t>
-      </w:r>
-      <w:proofErr w:type="spellStart"/>
-      <w:r>
-        <w:t>Beyond</w:t>
-      </w:r>
-      <w:proofErr w:type="spellEnd"/>
-      <w:r>
-        <w:t xml:space="preserve"> </w:t>
-      </w:r>
-      <w:proofErr w:type="spellStart"/>
-      <w:r>
-        <w:t>Verbal</w:t>
-      </w:r>
-      <w:proofErr w:type="spellEnd"/>
-      <w:r>
-        <w:t xml:space="preserve">, которая анализирует голосовые характеристики, такие как высота тона и темп речи, для определения эмоционального состояния. Такие решения часто применяются в </w:t>
-      </w:r>
-      <w:proofErr w:type="spellStart"/>
-      <w:r>
-        <w:t>call</w:t>
-      </w:r>
-      <w:proofErr w:type="spellEnd"/>
-      <w:r>
-        <w:t>-центрах.</w:t>
+        <w:t>Примером служит платформа Beyond Verbal, которая анализирует голосовые характеристики, такие как высота тона и темп речи, для определения эмоционального состояния. Такие решения часто применяются в call-центрах.</w:t>
       </w:r>
     </w:p>
     <w:p>
@@ -4515,15 +4329,7 @@
         <w:contextualSpacing w:val="0"/>
       </w:pPr>
       <w:r>
-        <w:t xml:space="preserve">Примером является система </w:t>
-      </w:r>
-      <w:proofErr w:type="spellStart"/>
-      <w:r>
-        <w:t>Emotient</w:t>
-      </w:r>
-      <w:proofErr w:type="spellEnd"/>
-      <w:r>
-        <w:t>, которая комбинирует анализ выражений лица и голосовых данных с использованием CNN и RNN. Такие решения применяются в маркетинге и HR для комплексного анализа эмоционального состояния.</w:t>
+        <w:t>Примером является система Emotient, которая комбинирует анализ выражений лица и голосовых данных с использованием CNN и RNN. Такие решения применяются в маркетинге и HR для комплексного анализа эмоционального состояния.</w:t>
       </w:r>
     </w:p>
     <w:p>
@@ -4798,23 +4604,7 @@
         <w:contextualSpacing w:val="0"/>
       </w:pPr>
       <w:r>
-        <w:t xml:space="preserve">Гибкость стека: Использование открытых библиотек (Python, </w:t>
-      </w:r>
-      <w:proofErr w:type="spellStart"/>
-      <w:r>
-        <w:t>PyTorch</w:t>
-      </w:r>
-      <w:proofErr w:type="spellEnd"/>
-      <w:r>
-        <w:t xml:space="preserve">, </w:t>
-      </w:r>
-      <w:proofErr w:type="spellStart"/>
-      <w:r>
-        <w:t>OpenCV</w:t>
-      </w:r>
-      <w:proofErr w:type="spellEnd"/>
-      <w:r>
-        <w:t>) позволяет избежать лицензионных отчислений.</w:t>
+        <w:t>Гибкость стека: Использование открытых библиотек (Python, PyTorch, OpenCV) позволяет избежать лицензионных отчислений.</w:t>
       </w:r>
     </w:p>
     <w:p>
@@ -4826,13 +4616,8 @@
         </w:numPr>
         <w:contextualSpacing w:val="0"/>
       </w:pPr>
-      <w:proofErr w:type="spellStart"/>
-      <w:r>
-        <w:t>Мультимодальность</w:t>
-      </w:r>
-      <w:proofErr w:type="spellEnd"/>
-      <w:r>
-        <w:t>: Повышение точности за счёт объединения визуальных и голосовых признаков.</w:t>
+      <w:r>
+        <w:t>Мультимодальность: Повышение точности за счёт объединения визуальных и голосовых признаков.</w:t>
       </w:r>
     </w:p>
     <w:p>
@@ -4867,15 +4652,7 @@
         <w:contextualSpacing w:val="0"/>
       </w:pPr>
       <w:r>
-        <w:t xml:space="preserve">Требует наличия вычислительных ресурсов (GPU) для этапа обучения и </w:t>
-      </w:r>
-      <w:proofErr w:type="spellStart"/>
-      <w:r>
-        <w:t>инференса</w:t>
-      </w:r>
-      <w:proofErr w:type="spellEnd"/>
-      <w:r>
-        <w:t xml:space="preserve"> в реальном времени.</w:t>
+        <w:t>Требует наличия вычислительных ресурсов (GPU) для этапа обучения и инференса в реальном времени.</w:t>
       </w:r>
     </w:p>
     <w:p>
@@ -5942,23 +5719,7 @@
         <w:pStyle w:val="25"/>
       </w:pPr>
       <w:r>
-        <w:t>Стоимость и правовое обеспечение: в отличие от коммерческих аналогов (</w:t>
-      </w:r>
-      <w:proofErr w:type="spellStart"/>
-      <w:r>
-        <w:t>Affectiva</w:t>
-      </w:r>
-      <w:proofErr w:type="spellEnd"/>
-      <w:r>
-        <w:t xml:space="preserve">, </w:t>
-      </w:r>
-      <w:proofErr w:type="spellStart"/>
-      <w:r>
-        <w:t>Emotient</w:t>
-      </w:r>
-      <w:proofErr w:type="spellEnd"/>
-      <w:r>
-        <w:t>), разрабатываемая система предполагает отсутствие регулярных лицензионных отчислений и изначальную архитектурную поддержку требований ФЗ-152, что критично для работы с персональными данными сотрудников в РФ.</w:t>
+        <w:t>Стоимость и правовое обеспечение: в отличие от коммерческих аналогов (Affectiva, Emotient), разрабатываемая система предполагает отсутствие регулярных лицензионных отчислений и изначальную архитектурную поддержку требований ФЗ-152, что критично для работы с персональными данными сотрудников в РФ.</w:t>
       </w:r>
     </w:p>
     <w:p>
@@ -5992,15 +5753,7 @@
         <w:pStyle w:val="25"/>
       </w:pPr>
       <w:r>
-        <w:t xml:space="preserve">Для разработки системы целесообразно использовать мультимодальный подход, объединяющий </w:t>
-      </w:r>
-      <w:proofErr w:type="spellStart"/>
-      <w:r>
-        <w:t>свёрточные</w:t>
-      </w:r>
-      <w:proofErr w:type="spellEnd"/>
-      <w:r>
-        <w:t xml:space="preserve"> нейронные сети (CNN) для обработки видеопотока и рекуррентные нейронные сети (RNN) для анализа аудиопотока. Это позволит обеспечить высокую точность, надёжность и функциональность, необходимые для применения в HR-процессах, при снижении затрат на лицензирование ПО и сохранении контроля над данными.</w:t>
+        <w:t>Для разработки системы целесообразно использовать мультимодальный подход, объединяющий свёрточные нейронные сети (CNN) для обработки видеопотока и рекуррентные нейронные сети (RNN) для анализа аудиопотока. Это позволит обеспечить высокую точность, надёжность и функциональность, необходимые для применения в HR-процессах, при снижении затрат на лицензирование ПО и сохранении контроля над данными.</w:t>
       </w:r>
       <w:r>
         <w:rPr>
@@ -6022,15 +5775,7 @@
     </w:p>
     <w:p>
       <w:r>
-        <w:t xml:space="preserve">Цель исследования: разработка автоматизированной системы проведения </w:t>
-      </w:r>
-      <w:proofErr w:type="spellStart"/>
-      <w:r>
-        <w:t>видеовстреч</w:t>
-      </w:r>
-      <w:proofErr w:type="spellEnd"/>
-      <w:r>
-        <w:t xml:space="preserve"> с мультимодальным анализом эмоционального состояния и речевой активности участников на основе методов искусственного интеллекта.</w:t>
+        <w:t>Цель исследования: разработка автоматизированной системы проведения видеовстреч с мультимодальным анализом эмоционального состояния и речевой активности участников на основе методов искусственного интеллекта.</w:t>
       </w:r>
     </w:p>
     <w:p>
@@ -6095,15 +5840,7 @@
         </w:numPr>
       </w:pPr>
       <w:r>
-        <w:t xml:space="preserve">Разработка модуля обработки видеопотока для анализа выражений лица участников </w:t>
-      </w:r>
-      <w:proofErr w:type="spellStart"/>
-      <w:r>
-        <w:t>видеовстречи</w:t>
-      </w:r>
-      <w:proofErr w:type="spellEnd"/>
-      <w:r>
-        <w:t>.</w:t>
+        <w:t>Разработка модуля обработки видеопотока для анализа выражений лица участников видеовстречи.</w:t>
       </w:r>
     </w:p>
     <w:p>
@@ -6115,15 +5852,7 @@
         </w:numPr>
       </w:pPr>
       <w:r>
-        <w:t xml:space="preserve">Разработка модуля обработки аудиопотока для </w:t>
-      </w:r>
-      <w:proofErr w:type="spellStart"/>
-      <w:r>
-        <w:t>транскрибации</w:t>
-      </w:r>
-      <w:proofErr w:type="spellEnd"/>
-      <w:r>
-        <w:t xml:space="preserve"> речи и анализа её эмоциональной окраски.</w:t>
+        <w:t>Разработка модуля обработки аудиопотока для транскрибации речи и анализа её эмоциональной окраски.</w:t>
       </w:r>
     </w:p>
     <w:p>
@@ -6222,35 +5951,7 @@
         <w:rPr>
           <w:lang w:bidi="ru-RU"/>
         </w:rPr>
-        <w:t xml:space="preserve">В качестве основного языка программирования для разработки клиентской части системы был выбран </w:t>
-      </w:r>
-      <w:proofErr w:type="spellStart"/>
-      <w:r>
-        <w:rPr>
-          <w:lang w:bidi="ru-RU"/>
-        </w:rPr>
-        <w:t>TypeScript</w:t>
-      </w:r>
-      <w:proofErr w:type="spellEnd"/>
-      <w:r>
-        <w:rPr>
-          <w:lang w:bidi="ru-RU"/>
-        </w:rPr>
-        <w:t xml:space="preserve"> в сочетании с библиотекой </w:t>
-      </w:r>
-      <w:proofErr w:type="spellStart"/>
-      <w:r>
-        <w:rPr>
-          <w:lang w:bidi="ru-RU"/>
-        </w:rPr>
-        <w:t>React</w:t>
-      </w:r>
-      <w:proofErr w:type="spellEnd"/>
-      <w:r>
-        <w:rPr>
-          <w:lang w:bidi="ru-RU"/>
-        </w:rPr>
-        <w:t>. Данный стек обеспечивает создание высокопроизводительных одностраничных приложений с типизированным кодом, что повышает надёжность разработки и упрощает дальнейшую поддержку системы.</w:t>
+        <w:t>В качестве основного языка программирования для разработки клиентской части системы был выбран TypeScript в сочетании с библиотекой React. Данный стек обеспечивает создание высокопроизводительных одностраничных приложений с типизированным кодом, что повышает надёжность разработки и упрощает дальнейшую поддержку системы.</w:t>
       </w:r>
     </w:p>
     <w:p>
@@ -6349,35 +6050,7 @@
         <w:rPr>
           <w:lang w:bidi="ru-RU"/>
         </w:rPr>
-        <w:t>Для реализации серверной логики, маршрутизации и обработки сетевых соединений использовался язык программирования Go (</w:t>
-      </w:r>
-      <w:proofErr w:type="spellStart"/>
-      <w:r>
-        <w:rPr>
-          <w:lang w:bidi="ru-RU"/>
-        </w:rPr>
-        <w:t>Golang</w:t>
-      </w:r>
-      <w:proofErr w:type="spellEnd"/>
-      <w:r>
-        <w:rPr>
-          <w:lang w:bidi="ru-RU"/>
-        </w:rPr>
-        <w:t xml:space="preserve">). Он применяется для построения REST API, управления </w:t>
-      </w:r>
-      <w:proofErr w:type="spellStart"/>
-      <w:r>
-        <w:rPr>
-          <w:lang w:bidi="ru-RU"/>
-        </w:rPr>
-        <w:t>WebSocket</w:t>
-      </w:r>
-      <w:proofErr w:type="spellEnd"/>
-      <w:r>
-        <w:rPr>
-          <w:lang w:bidi="ru-RU"/>
-        </w:rPr>
-        <w:t>-подключениями и координации обмена данными между участниками встречи и аналитическими модулями.</w:t>
+        <w:t>Для реализации серверной логики, маршрутизации и обработки сетевых соединений использовался язык программирования Go (Golang). Он применяется для построения REST API, управления WebSocket-подключениями и координации обмена данными между участниками встречи и аналитическими модулями.</w:t>
       </w:r>
     </w:p>
     <w:p>
@@ -6476,21 +6149,7 @@
           <w:lang w:bidi="ru-RU"/>
         </w:rPr>
         <w:lastRenderedPageBreak/>
-        <w:t xml:space="preserve">Для реализации модулей мультимодального анализа (распознавание эмоционального состояния, </w:t>
-      </w:r>
-      <w:proofErr w:type="spellStart"/>
-      <w:r>
-        <w:rPr>
-          <w:lang w:bidi="ru-RU"/>
-        </w:rPr>
-        <w:t>транскрибация</w:t>
-      </w:r>
-      <w:proofErr w:type="spellEnd"/>
-      <w:r>
-        <w:rPr>
-          <w:lang w:bidi="ru-RU"/>
-        </w:rPr>
-        <w:t xml:space="preserve"> речи) применялся язык программирования Python. Он используется в составе отдельного AI-шлюза и сервиса распознавания речи для обработки видеопотока и аудиосигналов.</w:t>
+        <w:t>Для реализации модулей мультимодального анализа (распознавание эмоционального состояния, транскрибация речи) применялся язык программирования Python. Он используется в составе отдельного AI-шлюза и сервиса распознавания речи для обработки видеопотока и аудиосигналов.</w:t>
       </w:r>
     </w:p>
     <w:p>
@@ -6521,49 +6180,7 @@
         <w:rPr>
           <w:lang w:bidi="ru-RU"/>
         </w:rPr>
-        <w:t>Наличие специализированных библиотек для работы с нейронными сетями и обработки мультимедиа (</w:t>
-      </w:r>
-      <w:proofErr w:type="spellStart"/>
-      <w:r>
-        <w:rPr>
-          <w:lang w:bidi="ru-RU"/>
-        </w:rPr>
-        <w:t>OpenCV</w:t>
-      </w:r>
-      <w:proofErr w:type="spellEnd"/>
-      <w:r>
-        <w:rPr>
-          <w:lang w:bidi="ru-RU"/>
-        </w:rPr>
-        <w:t xml:space="preserve">, </w:t>
-      </w:r>
-      <w:proofErr w:type="spellStart"/>
-      <w:r>
-        <w:rPr>
-          <w:lang w:bidi="ru-RU"/>
-        </w:rPr>
-        <w:t>FastAPI</w:t>
-      </w:r>
-      <w:proofErr w:type="spellEnd"/>
-      <w:r>
-        <w:rPr>
-          <w:lang w:bidi="ru-RU"/>
-        </w:rPr>
-        <w:t xml:space="preserve">, </w:t>
-      </w:r>
-      <w:proofErr w:type="spellStart"/>
-      <w:r>
-        <w:rPr>
-          <w:lang w:bidi="ru-RU"/>
-        </w:rPr>
-        <w:t>faster-whisper</w:t>
-      </w:r>
-      <w:proofErr w:type="spellEnd"/>
-      <w:r>
-        <w:rPr>
-          <w:lang w:bidi="ru-RU"/>
-        </w:rPr>
-        <w:t>)</w:t>
+        <w:t>Наличие специализированных библиотек для работы с нейронными сетями и обработки мультимедиа (OpenCV, FastAPI, faster-whisper)</w:t>
       </w:r>
       <w:r>
         <w:rPr>
@@ -6804,16 +6421,8 @@
         <w:rPr>
           <w:lang w:bidi="ru-RU"/>
         </w:rPr>
-        <w:t xml:space="preserve">Для хранения данных о пользователях, сессиях, событиях аналитики и результатах анализа была выбрана система управления базами данных </w:t>
-      </w:r>
-      <w:proofErr w:type="spellStart"/>
-      <w:r>
-        <w:rPr>
-          <w:lang w:bidi="ru-RU"/>
-        </w:rPr>
-        <w:t>PostgreSQL</w:t>
-      </w:r>
-      <w:proofErr w:type="spellEnd"/>
+        <w:t>Для хранения данных о пользователях, сессиях, событиях аналитики и результатах анализа была выбрана система управления базами данных PostgreSQL</w:t>
+      </w:r>
       <w:r>
         <w:rPr>
           <w:lang w:bidi="ru-RU"/>
@@ -6889,21 +6498,7 @@
         <w:rPr>
           <w:lang w:bidi="ru-RU"/>
         </w:rPr>
-        <w:t xml:space="preserve">Надёжное хранение структурированных и </w:t>
-      </w:r>
-      <w:proofErr w:type="spellStart"/>
-      <w:r>
-        <w:rPr>
-          <w:lang w:bidi="ru-RU"/>
-        </w:rPr>
-        <w:t>полуструктурированных</w:t>
-      </w:r>
-      <w:proofErr w:type="spellEnd"/>
-      <w:r>
-        <w:rPr>
-          <w:lang w:bidi="ru-RU"/>
-        </w:rPr>
-        <w:t xml:space="preserve"> данных, включая поддержку формата JSONB для гибкого сохранения аналитических событий;</w:t>
+        <w:t>Надёжное хранение структурированных и полуструктурированных данных, включая поддержку формата JSONB для гибкого сохранения аналитических событий;</w:t>
       </w:r>
     </w:p>
     <w:p>
@@ -7623,14 +7218,7 @@
           <w:rFonts w:eastAsiaTheme="minorHAnsi"/>
           <w:lang w:eastAsia="en-US" w:bidi="he-IL"/>
         </w:rPr>
-        <w:instrText xml:space="preserve">#0 \* </w:instrText>
-      </w:r>
-      <w:r>
-        <w:rPr>
-          <w:rFonts w:eastAsiaTheme="minorHAnsi"/>
-          <w:lang w:eastAsia="en-US" w:bidi="he-IL"/>
-        </w:rPr>
-        <w:instrText xml:space="preserve">MERGEFORMAT </w:instrText>
+        <w:instrText xml:space="preserve">#0 \* MERGEFORMAT </w:instrText>
       </w:r>
       <w:r>
         <w:rPr>
@@ -7781,6 +7369,7 @@
       <w:r>
         <w:rPr>
           <w:noProof/>
+          <w:lang w:val="en-US"/>
         </w:rPr>
         <w:t>4</w:t>
       </w:r>
@@ -7796,14 +7385,12 @@
       <w:r>
         <w:t xml:space="preserve">Декомпозиция </w:t>
       </w:r>
-      <w:proofErr w:type="spellStart"/>
       <w:r>
         <w:rPr>
           <w:lang w:val="en-US"/>
         </w:rPr>
         <w:t>idef</w:t>
       </w:r>
-      <w:proofErr w:type="spellEnd"/>
     </w:p>
     <w:p>
       <w:pPr>
@@ -7840,21 +7427,7 @@
           <w:rFonts w:eastAsiaTheme="minorHAnsi"/>
         </w:rPr>
         <w:lastRenderedPageBreak/>
-        <w:t xml:space="preserve">участников через механизм </w:t>
-      </w:r>
-      <w:proofErr w:type="spellStart"/>
-      <w:r>
-        <w:rPr>
-          <w:rFonts w:eastAsiaTheme="minorHAnsi"/>
-        </w:rPr>
-        <w:t>инвайт</w:t>
-      </w:r>
-      <w:proofErr w:type="spellEnd"/>
-      <w:r>
-        <w:rPr>
-          <w:rFonts w:eastAsiaTheme="minorHAnsi"/>
-        </w:rPr>
-        <w:t>-ссылок. В ходе сессии осуществляется захват мультимодальных данных от всех подключённых пользователей.</w:t>
+        <w:t>участников через механизм инвайт-ссылок. В ходе сессии осуществляется захват мультимодальных данных от всех подключённых пользователей.</w:t>
       </w:r>
     </w:p>
     <w:p>
@@ -8302,21 +7875,7 @@
         <w:rPr>
           <w:rFonts w:eastAsiaTheme="minorHAnsi"/>
         </w:rPr>
-        <w:t>Признаки видео — нормализованные и выровненные изображения лиц, ключевые точки (</w:t>
-      </w:r>
-      <w:proofErr w:type="spellStart"/>
-      <w:r>
-        <w:rPr>
-          <w:rFonts w:eastAsiaTheme="minorHAnsi"/>
-        </w:rPr>
-        <w:t>landmarks</w:t>
-      </w:r>
-      <w:proofErr w:type="spellEnd"/>
-      <w:r>
-        <w:rPr>
-          <w:rFonts w:eastAsiaTheme="minorHAnsi"/>
-        </w:rPr>
-        <w:t>);</w:t>
+        <w:t>Признаки видео — нормализованные и выровненные изображения лиц, ключевые точки (landmarks);</w:t>
       </w:r>
     </w:p>
     <w:p>
@@ -8334,21 +7893,7 @@
         <w:rPr>
           <w:rFonts w:eastAsiaTheme="minorHAnsi"/>
         </w:rPr>
-        <w:t xml:space="preserve">Признаки аудио — мел-частотные </w:t>
-      </w:r>
-      <w:proofErr w:type="spellStart"/>
-      <w:r>
-        <w:rPr>
-          <w:rFonts w:eastAsiaTheme="minorHAnsi"/>
-        </w:rPr>
-        <w:t>кепстральные</w:t>
-      </w:r>
-      <w:proofErr w:type="spellEnd"/>
-      <w:r>
-        <w:rPr>
-          <w:rFonts w:eastAsiaTheme="minorHAnsi"/>
-        </w:rPr>
-        <w:t xml:space="preserve"> коэффициенты (MFCC) и другие акустические признаки.</w:t>
+        <w:t>Признаки аудио — мел-частотные кепстральные коэффициенты (MFCC) и другие акустические признаки.</w:t>
       </w:r>
     </w:p>
     <w:p>
@@ -8379,63 +7924,7 @@
         <w:rPr>
           <w:rFonts w:eastAsiaTheme="minorHAnsi"/>
         </w:rPr>
-        <w:t xml:space="preserve">На данном этапе извлечённые признаки передаются в модули классификации на основе </w:t>
-      </w:r>
-      <w:proofErr w:type="spellStart"/>
-      <w:r>
-        <w:rPr>
-          <w:rFonts w:eastAsiaTheme="minorHAnsi"/>
-        </w:rPr>
-        <w:t>предобученных</w:t>
-      </w:r>
-      <w:proofErr w:type="spellEnd"/>
-      <w:r>
-        <w:rPr>
-          <w:rFonts w:eastAsiaTheme="minorHAnsi"/>
-        </w:rPr>
-        <w:t xml:space="preserve"> нейронных сетей. Видеоданные анализируются </w:t>
-      </w:r>
-      <w:proofErr w:type="spellStart"/>
-      <w:r>
-        <w:rPr>
-          <w:rFonts w:eastAsiaTheme="minorHAnsi"/>
-        </w:rPr>
-        <w:t>свёрточной</w:t>
-      </w:r>
-      <w:proofErr w:type="spellEnd"/>
-      <w:r>
-        <w:rPr>
-          <w:rFonts w:eastAsiaTheme="minorHAnsi"/>
-        </w:rPr>
-        <w:t xml:space="preserve"> нейронной сетью (CNN) для классификации выражений лица, аудиоданные — рекуррентной нейронной сетью (RNN) для распознавания голосовых характеристик. Параллельно выполняется </w:t>
-      </w:r>
-      <w:proofErr w:type="spellStart"/>
-      <w:r>
-        <w:rPr>
-          <w:rFonts w:eastAsiaTheme="minorHAnsi"/>
-        </w:rPr>
-        <w:t>транскрибация</w:t>
-      </w:r>
-      <w:proofErr w:type="spellEnd"/>
-      <w:r>
-        <w:rPr>
-          <w:rFonts w:eastAsiaTheme="minorHAnsi"/>
-        </w:rPr>
-        <w:t xml:space="preserve"> речи с помощью модели автоматического распознавания речи (ASR) и анализ тональности текста с использованием NLP-модели. Для каждого входного сигнала модель выдаёт оценку принадлежности к классу эмоций (</w:t>
-      </w:r>
-      <w:proofErr w:type="spellStart"/>
-      <w:r>
-        <w:rPr>
-          <w:rFonts w:eastAsiaTheme="minorHAnsi"/>
-        </w:rPr>
-        <w:t>argmax</w:t>
-      </w:r>
-      <w:proofErr w:type="spellEnd"/>
-      <w:r>
-        <w:rPr>
-          <w:rFonts w:eastAsiaTheme="minorHAnsi"/>
-        </w:rPr>
-        <w:t>).</w:t>
+        <w:t>На данном этапе извлечённые признаки передаются в модули классификации на основе предобученных нейронных сетей. Видеоданные анализируются свёрточной нейронной сетью (CNN) для классификации выражений лица, аудиоданные — рекуррентной нейронной сетью (RNN) для распознавания голосовых характеристик. Параллельно выполняется транскрибация речи с помощью модели автоматического распознавания речи (ASR) и анализ тональности текста с использованием NLP-модели. Для каждого входного сигнала модель выдаёт оценку принадлежности к классу эмоций (argmax).</w:t>
       </w:r>
     </w:p>
     <w:p>
@@ -8534,21 +8023,7 @@
         <w:rPr>
           <w:rFonts w:eastAsiaTheme="minorHAnsi"/>
         </w:rPr>
-        <w:t xml:space="preserve">Модели и алгоритмы анализа эмоций — обученные нейронные сети (CNN для видео, RNN для аудио, ASR для </w:t>
-      </w:r>
-      <w:proofErr w:type="spellStart"/>
-      <w:r>
-        <w:rPr>
-          <w:rFonts w:eastAsiaTheme="minorHAnsi"/>
-        </w:rPr>
-        <w:t>транскрибации</w:t>
-      </w:r>
-      <w:proofErr w:type="spellEnd"/>
-      <w:r>
-        <w:rPr>
-          <w:rFonts w:eastAsiaTheme="minorHAnsi"/>
-        </w:rPr>
-        <w:t>, NLP для анализа тональности) и правила классификации.</w:t>
+        <w:t>Модели и алгоритмы анализа эмоций — обученные нейронные сети (CNN для видео, RNN для аудио, ASR для транскрибации, NLP для анализа тональности) и правила классификации.</w:t>
       </w:r>
     </w:p>
     <w:p>
@@ -8641,35 +8116,7 @@
         <w:rPr>
           <w:rFonts w:eastAsiaTheme="minorHAnsi"/>
         </w:rPr>
-        <w:t>Завершающий этап обработки, на котором результаты анализа агрегируются по временным окнам и преобразуются в структурированный аналитический отчёт. Применяется эвристический подход позднего слияния (</w:t>
-      </w:r>
-      <w:proofErr w:type="spellStart"/>
-      <w:r>
-        <w:rPr>
-          <w:rFonts w:eastAsiaTheme="minorHAnsi"/>
-        </w:rPr>
-        <w:t>late</w:t>
-      </w:r>
-      <w:proofErr w:type="spellEnd"/>
-      <w:r>
-        <w:rPr>
-          <w:rFonts w:eastAsiaTheme="minorHAnsi"/>
-        </w:rPr>
-        <w:t xml:space="preserve"> </w:t>
-      </w:r>
-      <w:proofErr w:type="spellStart"/>
-      <w:r>
-        <w:rPr>
-          <w:rFonts w:eastAsiaTheme="minorHAnsi"/>
-        </w:rPr>
-        <w:t>fusion</w:t>
-      </w:r>
-      <w:proofErr w:type="spellEnd"/>
-      <w:r>
-        <w:rPr>
-          <w:rFonts w:eastAsiaTheme="minorHAnsi"/>
-        </w:rPr>
-        <w:t>): статистика эмоций, временные шкалы активности, ключевые фразы из транскрипта и метрики вовлечённости объединяются в единый документ. Отчёт формируется по выбранной форме (PDF, CSV, JSON) и становится доступным HR-специалисту для принятия управленческих решений.</w:t>
+        <w:t>Завершающий этап обработки, на котором результаты анализа агрегируются по временным окнам и преобразуются в структурированный аналитический отчёт. Применяется эвристический подход позднего слияния (late fusion): статистика эмоций, временные шкалы активности, ключевые фразы из транскрипта и метрики вовлечённости объединяются в единый документ. Отчёт формируется по выбранной форме (PDF, CSV, JSON) и становится доступным HR-специалисту для принятия управленческих решений.</w:t>
       </w:r>
     </w:p>
     <w:p>
@@ -8874,21 +8321,7 @@
         <w:rPr>
           <w:rFonts w:eastAsiaTheme="minorHAnsi"/>
         </w:rPr>
-        <w:t xml:space="preserve">Таким образом, декомпозиция IDEF0-диаграммы детализирует функциональную структуру системы, показывая последовательность этапов обработки мультимодальных данных от захвата </w:t>
-      </w:r>
-      <w:proofErr w:type="spellStart"/>
-      <w:r>
-        <w:rPr>
-          <w:rFonts w:eastAsiaTheme="minorHAnsi"/>
-        </w:rPr>
-        <w:t>медиапотоков</w:t>
-      </w:r>
-      <w:proofErr w:type="spellEnd"/>
-      <w:r>
-        <w:rPr>
-          <w:rFonts w:eastAsiaTheme="minorHAnsi"/>
-        </w:rPr>
-        <w:t xml:space="preserve"> до формирования аналитического отчёта, а также определяя ресурсы и управляющие факторы для каждого подпроцесса.</w:t>
+        <w:t>Таким образом, декомпозиция IDEF0-диаграммы детализирует функциональную структуру системы, показывая последовательность этапов обработки мультимодальных данных от захвата медиапотоков до формирования аналитического отчёта, а также определяя ресурсы и управляющие факторы для каждого подпроцесса.</w:t>
       </w:r>
     </w:p>
     <w:p>
@@ -9428,21 +8861,7 @@
         <w:rPr>
           <w:rFonts w:eastAsia="Microsoft YaHei"/>
         </w:rPr>
-        <w:t xml:space="preserve">) отображает информационную модель разрабатываемой системы. Диаграмма иллюстрирует основные сущности, их атрибуты и связи между ними, обеспечивая хранение данных пользователей, сеансов </w:t>
-      </w:r>
-      <w:proofErr w:type="spellStart"/>
-      <w:r>
-        <w:rPr>
-          <w:rFonts w:eastAsia="Microsoft YaHei"/>
-        </w:rPr>
-        <w:t>видеовстреч</w:t>
-      </w:r>
-      <w:proofErr w:type="spellEnd"/>
-      <w:r>
-        <w:rPr>
-          <w:rFonts w:eastAsia="Microsoft YaHei"/>
-        </w:rPr>
-        <w:t>, аналитики в реальном времени и сообщений чата.</w:t>
+        <w:t>) отображает информационную модель разрабатываемой системы. Диаграмма иллюстрирует основные сущности, их атрибуты и связи между ними, обеспечивая хранение данных пользователей, сеансов видеовстреч, аналитики в реальном времени и сообщений чата.</w:t>
       </w:r>
     </w:p>
     <w:p>
@@ -12300,18 +11719,8 @@
           <w:rFonts w:eastAsia="Microsoft YaHei"/>
           <w:color w:val="000000"/>
         </w:rPr>
-        <w:t xml:space="preserve">Сеанс </w:t>
-      </w:r>
-      <w:proofErr w:type="spellStart"/>
-      <w:r>
-        <w:rPr>
-          <w:rStyle w:val="aff2"/>
-          <w:rFonts w:eastAsia="Microsoft YaHei"/>
-          <w:color w:val="000000"/>
-        </w:rPr>
-        <w:t>видеовстречи</w:t>
-      </w:r>
-      <w:proofErr w:type="spellEnd"/>
+        <w:t>Сеанс видеовстречи</w:t>
+      </w:r>
       <w:r>
         <w:rPr>
           <w:rFonts w:eastAsia="Microsoft YaHei"/>
@@ -12415,19 +11824,8 @@
           <w:i w:val="0"/>
           <w:iCs w:val="0"/>
         </w:rPr>
-        <w:t xml:space="preserve">Описание сущности Сеанс </w:t>
-      </w:r>
-      <w:proofErr w:type="spellStart"/>
-      <w:r>
-        <w:rPr>
-          <w:rStyle w:val="ae"/>
-          <w:rFonts w:eastAsia="Microsoft YaHei"/>
-          <w:i w:val="0"/>
-          <w:iCs w:val="0"/>
-        </w:rPr>
-        <w:t>видеовстречи</w:t>
-      </w:r>
-      <w:proofErr w:type="spellEnd"/>
+        <w:t>Описание сущности Сеанс видеовстречи</w:t>
+      </w:r>
     </w:p>
     <w:tbl>
       <w:tblPr>
@@ -12769,21 +12167,12 @@
                 <w:sz w:val="28"/>
               </w:rPr>
             </w:pPr>
-            <w:proofErr w:type="spellStart"/>
             <w:r>
               <w:rPr>
                 <w:rFonts w:asciiTheme="majorHAnsi" w:hAnsiTheme="majorHAnsi" w:cstheme="majorHAnsi"/>
                 <w:sz w:val="28"/>
               </w:rPr>
-              <w:t>Человекочитаемое</w:t>
-            </w:r>
-            <w:proofErr w:type="spellEnd"/>
-            <w:r>
-              <w:rPr>
-                <w:rFonts w:asciiTheme="majorHAnsi" w:hAnsiTheme="majorHAnsi" w:cstheme="majorHAnsi"/>
-                <w:sz w:val="28"/>
-              </w:rPr>
-              <w:t xml:space="preserve"> наименование сессии</w:t>
+              <w:t>Человекочитаемое наименование сессии</w:t>
             </w:r>
           </w:p>
         </w:tc>
@@ -17598,21 +16987,7 @@
         <w:rPr>
           <w:rFonts w:eastAsia="Microsoft YaHei"/>
         </w:rPr>
-        <w:t xml:space="preserve">Пользователь системы → Сеанс </w:t>
-      </w:r>
-      <w:proofErr w:type="spellStart"/>
-      <w:r>
-        <w:rPr>
-          <w:rFonts w:eastAsia="Microsoft YaHei"/>
-        </w:rPr>
-        <w:t>видеовстречи</w:t>
-      </w:r>
-      <w:proofErr w:type="spellEnd"/>
-      <w:r>
-        <w:rPr>
-          <w:rFonts w:eastAsia="Microsoft YaHei"/>
-        </w:rPr>
-        <w:t>: связь «один-ко-многим» (1:М) по полю «Создан пользователем».</w:t>
+        <w:t>Пользователь системы → Сеанс видеовстречи: связь «один-ко-многим» (1:М) по полю «Создан пользователем».</w:t>
       </w:r>
     </w:p>
     <w:p>
@@ -17630,21 +17005,7 @@
         <w:rPr>
           <w:rFonts w:eastAsia="Microsoft YaHei"/>
         </w:rPr>
-        <w:t xml:space="preserve">Сеанс </w:t>
-      </w:r>
-      <w:proofErr w:type="spellStart"/>
-      <w:r>
-        <w:rPr>
-          <w:rFonts w:eastAsia="Microsoft YaHei"/>
-        </w:rPr>
-        <w:t>видеовстречи</w:t>
-      </w:r>
-      <w:proofErr w:type="spellEnd"/>
-      <w:r>
-        <w:rPr>
-          <w:rFonts w:eastAsia="Microsoft YaHei"/>
-        </w:rPr>
-        <w:t xml:space="preserve"> → Участник встречи: связь «один-ко-многим» (1:М).</w:t>
+        <w:t>Сеанс видеовстречи → Участник встречи: связь «один-ко-многим» (1:М).</w:t>
       </w:r>
     </w:p>
     <w:p>
@@ -17662,21 +17023,7 @@
         <w:rPr>
           <w:rFonts w:eastAsia="Microsoft YaHei"/>
         </w:rPr>
-        <w:t xml:space="preserve">Сеанс </w:t>
-      </w:r>
-      <w:proofErr w:type="spellStart"/>
-      <w:r>
-        <w:rPr>
-          <w:rFonts w:eastAsia="Microsoft YaHei"/>
-        </w:rPr>
-        <w:t>видеовстречи</w:t>
-      </w:r>
-      <w:proofErr w:type="spellEnd"/>
-      <w:r>
-        <w:rPr>
-          <w:rFonts w:eastAsia="Microsoft YaHei"/>
-        </w:rPr>
-        <w:t xml:space="preserve"> → Событие встречи: связь «один-ко-многим» (1:М).</w:t>
+        <w:t>Сеанс видеовстречи → Событие встречи: связь «один-ко-многим» (1:М).</w:t>
       </w:r>
     </w:p>
     <w:p>
@@ -17694,21 +17041,7 @@
         <w:rPr>
           <w:rFonts w:eastAsia="Microsoft YaHei"/>
         </w:rPr>
-        <w:t xml:space="preserve">Сеанс </w:t>
-      </w:r>
-      <w:proofErr w:type="spellStart"/>
-      <w:r>
-        <w:rPr>
-          <w:rFonts w:eastAsia="Microsoft YaHei"/>
-        </w:rPr>
-        <w:t>видеовстречи</w:t>
-      </w:r>
-      <w:proofErr w:type="spellEnd"/>
-      <w:r>
-        <w:rPr>
-          <w:rFonts w:eastAsia="Microsoft YaHei"/>
-        </w:rPr>
-        <w:t xml:space="preserve"> → Событие аналитики: связь «один-ко-многим» (1:М).</w:t>
+        <w:t>Сеанс видеовстречи → Событие аналитики: связь «один-ко-многим» (1:М).</w:t>
       </w:r>
     </w:p>
     <w:p>
@@ -17726,21 +17059,7 @@
         <w:rPr>
           <w:rFonts w:eastAsia="Microsoft YaHei"/>
         </w:rPr>
-        <w:t xml:space="preserve">Сеанс </w:t>
-      </w:r>
-      <w:proofErr w:type="spellStart"/>
-      <w:r>
-        <w:rPr>
-          <w:rFonts w:eastAsia="Microsoft YaHei"/>
-        </w:rPr>
-        <w:t>видеовстречи</w:t>
-      </w:r>
-      <w:proofErr w:type="spellEnd"/>
-      <w:r>
-        <w:rPr>
-          <w:rFonts w:eastAsia="Microsoft YaHei"/>
-        </w:rPr>
-        <w:t xml:space="preserve"> → Отчёт по сеансу: связь «один-ко-многим» (1:М).</w:t>
+        <w:t>Сеанс видеовстречи → Отчёт по сеансу: связь «один-ко-многим» (1:М).</w:t>
       </w:r>
     </w:p>
     <w:p>
@@ -17759,48 +17078,20 @@
           <w:rFonts w:eastAsia="Microsoft YaHei"/>
         </w:rPr>
         <w:lastRenderedPageBreak/>
-        <w:t xml:space="preserve">Сеанс </w:t>
-      </w:r>
-      <w:proofErr w:type="spellStart"/>
-      <w:r>
+        <w:t>Сеанс видеовстречи → Сообщение чата: связь «один-ко-многим» (1:М).</w:t>
+      </w:r>
+    </w:p>
+    <w:p>
+      <w:pPr>
         <w:rPr>
           <w:rFonts w:eastAsia="Microsoft YaHei"/>
         </w:rPr>
-        <w:t>видеовстречи</w:t>
-      </w:r>
-      <w:proofErr w:type="spellEnd"/>
+      </w:pPr>
       <w:r>
         <w:rPr>
           <w:rFonts w:eastAsia="Microsoft YaHei"/>
         </w:rPr>
-        <w:t xml:space="preserve"> → Сообщение чата: связь «один-ко-многим» (1:М).</w:t>
-      </w:r>
-    </w:p>
-    <w:p>
-      <w:pPr>
-        <w:rPr>
-          <w:rFonts w:eastAsia="Microsoft YaHei"/>
-        </w:rPr>
-      </w:pPr>
-      <w:r>
-        <w:rPr>
-          <w:rFonts w:eastAsia="Microsoft YaHei"/>
-        </w:rPr>
-        <w:t xml:space="preserve">Данная информационная модель обеспечивает структурированное хранение и обработку данных для разрабатываемой системы, позволяя эффективно управлять доступом, отслеживать жизненный цикл </w:t>
-      </w:r>
-      <w:proofErr w:type="spellStart"/>
-      <w:r>
-        <w:rPr>
-          <w:rFonts w:eastAsia="Microsoft YaHei"/>
-        </w:rPr>
-        <w:t>видеосессий</w:t>
-      </w:r>
-      <w:proofErr w:type="spellEnd"/>
-      <w:r>
-        <w:rPr>
-          <w:rFonts w:eastAsia="Microsoft YaHei"/>
-        </w:rPr>
-        <w:t>, сохранять результаты анализа в гибком формате и обеспечивать целостность данных при каскадном удалении завершённых встреч.</w:t>
+        <w:t>Данная информационная модель обеспечивает структурированное хранение и обработку данных для разрабатываемой системы, позволяя эффективно управлять доступом, отслеживать жизненный цикл видеосессий, сохранять результаты анализа в гибком формате и обеспечивать целостность данных при каскадном удалении завершённых встреч.</w:t>
       </w:r>
     </w:p>
     <w:p>
@@ -18330,21 +17621,7 @@
         <w:rPr>
           <w:rFonts w:eastAsia="Microsoft YaHei"/>
         </w:rPr>
-        <w:t xml:space="preserve"> (уникальный) – криптографический </w:t>
-      </w:r>
-      <w:proofErr w:type="spellStart"/>
-      <w:r>
-        <w:rPr>
-          <w:rFonts w:eastAsia="Microsoft YaHei"/>
-        </w:rPr>
-        <w:t>хеш</w:t>
-      </w:r>
-      <w:proofErr w:type="spellEnd"/>
-      <w:r>
-        <w:rPr>
-          <w:rFonts w:eastAsia="Microsoft YaHei"/>
-        </w:rPr>
-        <w:t xml:space="preserve"> токена;</w:t>
+        <w:t xml:space="preserve"> (уникальный) – криптографический хеш токена;</w:t>
       </w:r>
     </w:p>
     <w:p>
@@ -18646,25 +17923,7 @@
           <w:rFonts w:eastAsia="Microsoft YaHei"/>
           <w:color w:val="000000"/>
         </w:rPr>
-        <w:t xml:space="preserve">Сеанс </w:t>
-      </w:r>
-      <w:proofErr w:type="spellStart"/>
-      <w:r>
-        <w:rPr>
-          <w:rStyle w:val="aff2"/>
-          <w:rFonts w:eastAsia="Microsoft YaHei"/>
-          <w:color w:val="000000"/>
-        </w:rPr>
-        <w:t>видеовстречи</w:t>
-      </w:r>
-      <w:proofErr w:type="spellEnd"/>
-      <w:r>
-        <w:rPr>
-          <w:rStyle w:val="aff2"/>
-          <w:rFonts w:eastAsia="Microsoft YaHei"/>
-          <w:color w:val="000000"/>
-        </w:rPr>
-        <w:t>:</w:t>
+        <w:t>Сеанс видеовстречи:</w:t>
       </w:r>
     </w:p>
     <w:p>
@@ -18717,21 +17976,7 @@
         <w:rPr>
           <w:rFonts w:eastAsia="Microsoft YaHei"/>
         </w:rPr>
-        <w:t xml:space="preserve"> – </w:t>
-      </w:r>
-      <w:proofErr w:type="spellStart"/>
-      <w:r>
-        <w:rPr>
-          <w:rFonts w:eastAsia="Microsoft YaHei"/>
-        </w:rPr>
-        <w:t>человекочитаемое</w:t>
-      </w:r>
-      <w:proofErr w:type="spellEnd"/>
-      <w:r>
-        <w:rPr>
-          <w:rFonts w:eastAsia="Microsoft YaHei"/>
-        </w:rPr>
-        <w:t xml:space="preserve"> наименование;</w:t>
+        <w:t xml:space="preserve"> – человекочитаемое наименование;</w:t>
       </w:r>
     </w:p>
     <w:p>
@@ -19301,27 +18546,7 @@
           <w:b w:val="0"/>
           <w:bCs w:val="0"/>
         </w:rPr>
-        <w:t xml:space="preserve">Идентификатор сеанса (внешний ключ) – ссылка на таблицу сеансов </w:t>
-      </w:r>
-      <w:proofErr w:type="spellStart"/>
-      <w:r>
-        <w:rPr>
-          <w:rStyle w:val="aff2"/>
-          <w:rFonts w:eastAsia="Microsoft YaHei"/>
-          <w:b w:val="0"/>
-          <w:bCs w:val="0"/>
-        </w:rPr>
-        <w:t>видеовстречи</w:t>
-      </w:r>
-      <w:proofErr w:type="spellEnd"/>
-      <w:r>
-        <w:rPr>
-          <w:rStyle w:val="aff2"/>
-          <w:rFonts w:eastAsia="Microsoft YaHei"/>
-          <w:b w:val="0"/>
-          <w:bCs w:val="0"/>
-        </w:rPr>
-        <w:t>;</w:t>
+        <w:t>Идентификатор сеанса (внешний ключ) – ссылка на таблицу сеансов видеовстречи;</w:t>
       </w:r>
     </w:p>
     <w:p>
@@ -19777,21 +19002,7 @@
         <w:rPr>
           <w:rFonts w:eastAsia="Microsoft YaHei"/>
         </w:rPr>
-        <w:t xml:space="preserve">Пользователь системы → Сеанс </w:t>
-      </w:r>
-      <w:proofErr w:type="spellStart"/>
-      <w:r>
-        <w:rPr>
-          <w:rFonts w:eastAsia="Microsoft YaHei"/>
-        </w:rPr>
-        <w:t>видеовстречи</w:t>
-      </w:r>
-      <w:proofErr w:type="spellEnd"/>
-      <w:r>
-        <w:rPr>
-          <w:rFonts w:eastAsia="Microsoft YaHei"/>
-        </w:rPr>
-        <w:t>: связь «один-ко-многим» (1:М), организатор создаёт множество встреч.</w:t>
+        <w:t>Пользователь системы → Сеанс видеовстречи: связь «один-ко-многим» (1:М), организатор создаёт множество встреч.</w:t>
       </w:r>
     </w:p>
     <w:p>
@@ -19809,21 +19020,7 @@
         <w:rPr>
           <w:rFonts w:eastAsia="Microsoft YaHei"/>
         </w:rPr>
-        <w:t xml:space="preserve">Сеанс </w:t>
-      </w:r>
-      <w:proofErr w:type="spellStart"/>
-      <w:r>
-        <w:rPr>
-          <w:rFonts w:eastAsia="Microsoft YaHei"/>
-        </w:rPr>
-        <w:t>видеовстречи</w:t>
-      </w:r>
-      <w:proofErr w:type="spellEnd"/>
-      <w:r>
-        <w:rPr>
-          <w:rFonts w:eastAsia="Microsoft YaHei"/>
-        </w:rPr>
-        <w:t xml:space="preserve"> → Участник встречи: связь «один-ко-многим» (1:М), в одной встрече участвует несколько человек.</w:t>
+        <w:t>Сеанс видеовстречи → Участник встречи: связь «один-ко-многим» (1:М), в одной встрече участвует несколько человек.</w:t>
       </w:r>
     </w:p>
     <w:p>
@@ -19841,21 +19038,7 @@
         <w:rPr>
           <w:rFonts w:eastAsia="Microsoft YaHei"/>
         </w:rPr>
-        <w:t xml:space="preserve">Сеанс </w:t>
-      </w:r>
-      <w:proofErr w:type="spellStart"/>
-      <w:r>
-        <w:rPr>
-          <w:rFonts w:eastAsia="Microsoft YaHei"/>
-        </w:rPr>
-        <w:t>видеовстречи</w:t>
-      </w:r>
-      <w:proofErr w:type="spellEnd"/>
-      <w:r>
-        <w:rPr>
-          <w:rFonts w:eastAsia="Microsoft YaHei"/>
-        </w:rPr>
-        <w:t xml:space="preserve"> → Событие аналитики: связь «один-ко-многим» (1:М), одна сессия генерирует поток событий анализа.</w:t>
+        <w:t>Сеанс видеовстречи → Событие аналитики: связь «один-ко-многим» (1:М), одна сессия генерирует поток событий анализа.</w:t>
       </w:r>
     </w:p>
     <w:p>
@@ -19873,21 +19056,7 @@
         <w:rPr>
           <w:rFonts w:eastAsia="Microsoft YaHei"/>
         </w:rPr>
-        <w:t xml:space="preserve">Сеанс </w:t>
-      </w:r>
-      <w:proofErr w:type="spellStart"/>
-      <w:r>
-        <w:rPr>
-          <w:rFonts w:eastAsia="Microsoft YaHei"/>
-        </w:rPr>
-        <w:t>видеовстречи</w:t>
-      </w:r>
-      <w:proofErr w:type="spellEnd"/>
-      <w:r>
-        <w:rPr>
-          <w:rFonts w:eastAsia="Microsoft YaHei"/>
-        </w:rPr>
-        <w:t xml:space="preserve"> → Событие встречи: связь «один-ко-многим» (1:М), одна встреча фиксирует ноль или более событий.</w:t>
+        <w:t>Сеанс видеовстречи → Событие встречи: связь «один-ко-многим» (1:М), одна встреча фиксирует ноль или более событий.</w:t>
       </w:r>
     </w:p>
     <w:p>
@@ -19905,21 +19074,7 @@
         <w:rPr>
           <w:rFonts w:eastAsia="Microsoft YaHei"/>
         </w:rPr>
-        <w:t xml:space="preserve">Сеанс </w:t>
-      </w:r>
-      <w:proofErr w:type="spellStart"/>
-      <w:r>
-        <w:rPr>
-          <w:rFonts w:eastAsia="Microsoft YaHei"/>
-        </w:rPr>
-        <w:t>видеовстречи</w:t>
-      </w:r>
-      <w:proofErr w:type="spellEnd"/>
-      <w:r>
-        <w:rPr>
-          <w:rFonts w:eastAsia="Microsoft YaHei"/>
-        </w:rPr>
-        <w:t xml:space="preserve"> → Отчёт по сеансу: связь «один-ко-многим» (1:М), отчёт привязан к конкретной встрече.</w:t>
+        <w:t>Сеанс видеовстречи → Отчёт по сеансу: связь «один-ко-многим» (1:М), отчёт привязан к конкретной встрече.</w:t>
       </w:r>
     </w:p>
     <w:p>
@@ -19937,48 +19092,20 @@
         <w:rPr>
           <w:rFonts w:eastAsia="Microsoft YaHei"/>
         </w:rPr>
-        <w:t xml:space="preserve">Сеанс </w:t>
-      </w:r>
-      <w:proofErr w:type="spellStart"/>
-      <w:r>
+        <w:t>Сеанс видеовстречи → Сообщение чата: связь «один-ко-многим» (1:М), чат изолирован в пределах одной комнаты.</w:t>
+      </w:r>
+    </w:p>
+    <w:p>
+      <w:pPr>
         <w:rPr>
           <w:rFonts w:eastAsia="Microsoft YaHei"/>
         </w:rPr>
-        <w:t>видеовстречи</w:t>
-      </w:r>
-      <w:proofErr w:type="spellEnd"/>
+      </w:pPr>
       <w:r>
         <w:rPr>
           <w:rFonts w:eastAsia="Microsoft YaHei"/>
         </w:rPr>
-        <w:t xml:space="preserve"> → Сообщение чата: связь «один-ко-многим» (1:М), чат изолирован в пределах одной комнаты.</w:t>
-      </w:r>
-    </w:p>
-    <w:p>
-      <w:pPr>
-        <w:rPr>
-          <w:rFonts w:eastAsia="Microsoft YaHei"/>
-        </w:rPr>
-      </w:pPr>
-      <w:r>
-        <w:rPr>
-          <w:rFonts w:eastAsia="Microsoft YaHei"/>
-        </w:rPr>
-        <w:t xml:space="preserve">Данная логическая модель обеспечивает эффективное хранение и обработку данных для разрабатываемой системы, позволяя структурировать информацию о пользователях, управлять жизненным циклом </w:t>
-      </w:r>
-      <w:proofErr w:type="spellStart"/>
-      <w:r>
-        <w:rPr>
-          <w:rFonts w:eastAsia="Microsoft YaHei"/>
-        </w:rPr>
-        <w:t>видеосессий</w:t>
-      </w:r>
-      <w:proofErr w:type="spellEnd"/>
-      <w:r>
-        <w:rPr>
-          <w:rFonts w:eastAsia="Microsoft YaHei"/>
-        </w:rPr>
-        <w:t xml:space="preserve">, сохранять результаты анализа в гибком событийном формате и обеспечивать </w:t>
+        <w:t xml:space="preserve">Данная логическая модель обеспечивает эффективное хранение и обработку данных для разрабатываемой системы, позволяя структурировать информацию о пользователях, управлять жизненным циклом видеосессий, сохранять результаты анализа в гибком событийном формате и обеспечивать </w:t>
       </w:r>
       <w:r>
         <w:rPr>
@@ -20038,23 +19165,7 @@
         <w:contextualSpacing/>
       </w:pPr>
       <w:r>
-        <w:t xml:space="preserve">Разработанный программный комплекс представляет собой веб-платформу для планирования онлайн-сессий, проведения </w:t>
-      </w:r>
-      <w:proofErr w:type="spellStart"/>
-      <w:r>
-        <w:t>видеовстреч</w:t>
-      </w:r>
-      <w:proofErr w:type="spellEnd"/>
-      <w:r>
-        <w:t xml:space="preserve"> в браузере, сбора мультимодальной аналитики (речь, мимика, эмоции) и формирования отчётности для организатора. Архитектура системы построена по клиент-серверной модели с выделением ресурсоёмких задач искусственного интеллекта в отдельные </w:t>
-      </w:r>
-      <w:proofErr w:type="spellStart"/>
-      <w:r>
-        <w:t>микросервисы</w:t>
-      </w:r>
-      <w:proofErr w:type="spellEnd"/>
-      <w:r>
-        <w:t>.</w:t>
+        <w:t>Разработанный программный комплекс представляет собой веб-платформу для планирования онлайн-сессий, проведения видеовстреч в браузере, сбора мультимодальной аналитики (речь, мимика, эмоции) и формирования отчётности для организатора. Архитектура системы построена по клиент-серверной модели с выделением ресурсоёмких задач искусственного интеллекта в отдельные микросервисы.</w:t>
       </w:r>
     </w:p>
     <w:p>
@@ -20062,23 +19173,7 @@
         <w:contextualSpacing/>
       </w:pPr>
       <w:r>
-        <w:t xml:space="preserve">Комплекс организован в виде </w:t>
-      </w:r>
-      <w:proofErr w:type="spellStart"/>
-      <w:r>
-        <w:t>монорепозитория</w:t>
-      </w:r>
-      <w:proofErr w:type="spellEnd"/>
-      <w:r>
-        <w:t xml:space="preserve">, что обеспечивает согласованность интерфейсов, упрощает управление зависимостями и ускоряет процесс разработки. </w:t>
-      </w:r>
-      <w:proofErr w:type="spellStart"/>
-      <w:r>
-        <w:t>Оркестрация</w:t>
-      </w:r>
-      <w:proofErr w:type="spellEnd"/>
-      <w:r>
-        <w:t xml:space="preserve"> сервисов осуществляется с помощью средств контейнеризации, поддерживающих базовый профиль (клиентская часть, серверная часть, СУБД) и опциональный профиль искусственного интеллекта (AI-шлюз, сервис распознавания речи).</w:t>
+        <w:t>Комплекс организован в виде монорепозитория, что обеспечивает согласованность интерфейсов, упрощает управление зависимостями и ускоряет процесс разработки. Оркестрация сервисов осуществляется с помощью средств контейнеризации, поддерживающих базовый профиль (клиентская часть, серверная часть, СУБД) и опциональный профиль искусственного интеллекта (AI-шлюз, сервис распознавания речи).</w:t>
       </w:r>
     </w:p>
     <w:p>
@@ -20109,29 +19204,8 @@
         </w:numPr>
         <w:contextualSpacing/>
       </w:pPr>
-      <w:proofErr w:type="spellStart"/>
-      <w:r>
-        <w:t>WebSocket</w:t>
-      </w:r>
-      <w:proofErr w:type="spellEnd"/>
-      <w:r>
-        <w:t xml:space="preserve"> – для </w:t>
-      </w:r>
-      <w:proofErr w:type="spellStart"/>
-      <w:r>
-        <w:t>низкозадержочного</w:t>
-      </w:r>
-      <w:proofErr w:type="spellEnd"/>
-      <w:r>
-        <w:t xml:space="preserve"> обмена </w:t>
-      </w:r>
-      <w:proofErr w:type="spellStart"/>
-      <w:r>
-        <w:t>медиаданными</w:t>
-      </w:r>
-      <w:proofErr w:type="spellEnd"/>
-      <w:r>
-        <w:t>, событиями встречи, потоковой аналитикой и чатом в реальном времени.</w:t>
+      <w:r>
+        <w:t>WebSocket – для низкозадержочного обмена медиаданными, событиями встречи, потоковой аналитикой и чатом в реальном времени.</w:t>
       </w:r>
     </w:p>
     <w:p>
@@ -20160,31 +19234,7 @@
         <w:contextualSpacing/>
       </w:pPr>
       <w:r>
-        <w:t xml:space="preserve">Клиентская часть реализована как одностраничное приложение (SPA) на базе стека </w:t>
-      </w:r>
-      <w:proofErr w:type="spellStart"/>
-      <w:r>
-        <w:t>React</w:t>
-      </w:r>
-      <w:proofErr w:type="spellEnd"/>
-      <w:r>
-        <w:t xml:space="preserve">, </w:t>
-      </w:r>
-      <w:proofErr w:type="spellStart"/>
-      <w:r>
-        <w:t>TypeScript</w:t>
-      </w:r>
-      <w:proofErr w:type="spellEnd"/>
-      <w:r>
-        <w:t xml:space="preserve"> и сборщика </w:t>
-      </w:r>
-      <w:proofErr w:type="spellStart"/>
-      <w:r>
-        <w:t>Vite</w:t>
-      </w:r>
-      <w:proofErr w:type="spellEnd"/>
-      <w:r>
-        <w:t>. Интерфейс спроектирован с учётом принципов компонентного подхода и разделения ответственности.</w:t>
+        <w:t>Клиентская часть реализована как одностраничное приложение (SPA) на базе стека React, TypeScript и сборщика Vite. Интерфейс спроектирован с учётом принципов компонентного подхода и разделения ответственности.</w:t>
       </w:r>
     </w:p>
     <w:p>
@@ -20227,21 +19277,8 @@
         </w:numPr>
         <w:contextualSpacing/>
       </w:pPr>
-      <w:proofErr w:type="spellStart"/>
-      <w:r>
-        <w:t>WebSocket</w:t>
-      </w:r>
-      <w:proofErr w:type="spellEnd"/>
-      <w:r>
-        <w:t xml:space="preserve">-механизм обеспечивает автоматическое </w:t>
-      </w:r>
-      <w:proofErr w:type="spellStart"/>
-      <w:r>
-        <w:t>переподключение</w:t>
-      </w:r>
-      <w:proofErr w:type="spellEnd"/>
-      <w:r>
-        <w:t>, обработку сигналов активности и маршрутизацию входящих событий. Разбор доменных событий делегирован специализированной функции, которая обновляет состояние, показывает уведомления и реагирует на завершение встречи.</w:t>
+      <w:r>
+        <w:t>WebSocket-механизм обеспечивает автоматическое переподключение, обработку сигналов активности и маршрутизацию входящих событий. Разбор доменных событий делегирован специализированной функции, которая обновляет состояние, показывает уведомления и реагирует на завершение встречи.</w:t>
       </w:r>
     </w:p>
     <w:p>
@@ -20450,15 +19487,7 @@
       <w:bookmarkStart w:id="36" w:name="_Toc229467891"/>
       <w:bookmarkStart w:id="37" w:name="_Toc232414676"/>
       <w:r>
-        <w:t xml:space="preserve">Серверный модуль управления сессиями и </w:t>
-      </w:r>
-      <w:proofErr w:type="spellStart"/>
-      <w:r>
-        <w:t>WebSocket</w:t>
-      </w:r>
-      <w:proofErr w:type="spellEnd"/>
-      <w:r>
-        <w:t>-коммуникации</w:t>
+        <w:t>Серверный модуль управления сессиями и WebSocket-коммуникации</w:t>
       </w:r>
       <w:bookmarkEnd w:id="36"/>
       <w:bookmarkEnd w:id="37"/>
@@ -20468,15 +19497,7 @@
         <w:contextualSpacing/>
       </w:pPr>
       <w:r>
-        <w:t xml:space="preserve">Серверная часть написана на языке Go с использованием веб-фреймворка </w:t>
-      </w:r>
-      <w:proofErr w:type="spellStart"/>
-      <w:r>
-        <w:t>Gin</w:t>
-      </w:r>
-      <w:proofErr w:type="spellEnd"/>
-      <w:r>
-        <w:t>. Точка входа выполняет инициализацию подключения к СУБД, настройку CORS, регистрацию промежуточного ПО и маршрутов.</w:t>
+        <w:t>Серверная часть написана на языке Go с использованием веб-фреймворка Gin. Точка входа выполняет инициализацию подключения к СУБД, настройку CORS, регистрацию промежуточного ПО и маршрутов.</w:t>
       </w:r>
     </w:p>
     <w:p>
@@ -20496,15 +19517,7 @@
         <w:contextualSpacing/>
       </w:pPr>
       <w:r>
-        <w:t xml:space="preserve">Цепочка </w:t>
-      </w:r>
-      <w:proofErr w:type="spellStart"/>
-      <w:r>
-        <w:t>middleware</w:t>
-      </w:r>
-      <w:proofErr w:type="spellEnd"/>
-      <w:r>
-        <w:t>: восстановление после сбоев → идентификация запроса → логирование доступа → CORS → ограничение попыток входа → проверка аутентификации. Такая последовательность обеспечивает отказоустойчивость, аудит запросов, защиту от подбора паролей и контроль доступа.</w:t>
+        <w:t>Цепочка middleware: восстановление после сбоев → идентификация запроса → логирование доступа → CORS → ограничение попыток входа → проверка аутентификации. Такая последовательность обеспечивает отказоустойчивость, аудит запросов, защиту от подбора паролей и контроль доступа.</w:t>
       </w:r>
     </w:p>
     <w:p>
@@ -20515,13 +19528,8 @@
         </w:numPr>
         <w:contextualSpacing/>
       </w:pPr>
-      <w:proofErr w:type="spellStart"/>
-      <w:r>
-        <w:t>WebSocket</w:t>
-      </w:r>
-      <w:proofErr w:type="spellEnd"/>
-      <w:r>
-        <w:t>-хаб управляет пулом соединений по идентификатору сессии. При получении сообщения о присоединении сервер сохраняет метаданные подключения, рассылает событие о новом участнике всем клиентам и отправляет новому участнику текущий список присутствующих.</w:t>
+      <w:r>
+        <w:t>WebSocket-хаб управляет пулом соединений по идентификатору сессии. При получении сообщения о присоединении сервер сохраняет метаданные подключения, рассылает событие о новом участнике всем клиентам и отправляет новому участнику текущий список присутствующих.</w:t>
       </w:r>
     </w:p>
     <w:p>
@@ -20533,27 +19541,11 @@
         <w:contextualSpacing/>
       </w:pPr>
       <w:r>
-        <w:t xml:space="preserve">Обработка медиа-событий: сообщения типов «кадр», «аудио», «сообщение чата» маршрутизируются к зарегистрированным обработчикам. События аналитики (текстовый анализ, </w:t>
-      </w:r>
-      <w:proofErr w:type="spellStart"/>
-      <w:r>
-        <w:t>аудиоанализ</w:t>
-      </w:r>
-      <w:proofErr w:type="spellEnd"/>
-      <w:r>
-        <w:t xml:space="preserve">, </w:t>
+        <w:t xml:space="preserve">Обработка медиа-событий: сообщения типов «кадр», «аудио», «сообщение чата» маршрутизируются к зарегистрированным обработчикам. События аналитики (текстовый анализ, аудиоанализ, </w:t>
       </w:r>
       <w:r>
         <w:lastRenderedPageBreak/>
-        <w:t xml:space="preserve">анализ лица, эмоции) записываются в таблицу событий и одновременно транслируются клиентам. Отладочные сообщения не сохраняются в БД, а сразу передаются по </w:t>
-      </w:r>
-      <w:proofErr w:type="spellStart"/>
-      <w:r>
-        <w:t>WebSocket</w:t>
-      </w:r>
-      <w:proofErr w:type="spellEnd"/>
-      <w:r>
-        <w:t xml:space="preserve"> для снижения нагрузки на дисковую подсистему.</w:t>
+        <w:t>анализ лица, эмоции) записываются в таблицу событий и одновременно транслируются клиентам. Отладочные сообщения не сохраняются в БД, а сразу передаются по WebSocket для снижения нагрузки на дисковую подсистему.</w:t>
       </w:r>
     </w:p>
     <w:p>
@@ -20585,23 +19577,7 @@
         <w:contextualSpacing/>
       </w:pPr>
       <w:r>
-        <w:t xml:space="preserve">Подсистема безопасности построена на основе </w:t>
-      </w:r>
-      <w:proofErr w:type="spellStart"/>
-      <w:r>
-        <w:t>stateless</w:t>
-      </w:r>
-      <w:proofErr w:type="spellEnd"/>
-      <w:r>
-        <w:t xml:space="preserve">-архитектуры с использованием JWT (JSON Web </w:t>
-      </w:r>
-      <w:proofErr w:type="spellStart"/>
-      <w:r>
-        <w:t>Tokens</w:t>
-      </w:r>
-      <w:proofErr w:type="spellEnd"/>
-      <w:r>
-        <w:t>). Процесс аутентификации включает:</w:t>
+        <w:t>Подсистема безопасности построена на основе stateless-архитектуры с использованием JWT (JSON Web Tokens). Процесс аутентификации включает:</w:t>
       </w:r>
     </w:p>
     <w:p>
@@ -20613,15 +19589,7 @@
         <w:contextualSpacing/>
       </w:pPr>
       <w:r>
-        <w:t xml:space="preserve">Проверку учётных данных через запрос входа с валидацией </w:t>
-      </w:r>
-      <w:proofErr w:type="spellStart"/>
-      <w:r>
-        <w:t>хеша</w:t>
-      </w:r>
-      <w:proofErr w:type="spellEnd"/>
-      <w:r>
-        <w:t xml:space="preserve"> пароля.</w:t>
+        <w:t>Проверку учётных данных через запрос входа с валидацией хеша пароля.</w:t>
       </w:r>
     </w:p>
     <w:p>
@@ -20689,15 +19657,7 @@
         <w:contextualSpacing/>
       </w:pPr>
       <w:r>
-        <w:t xml:space="preserve">В продакшн-окружении предполагается использование HTTPS/WSS, строгих CORS-правил и безопасных </w:t>
-      </w:r>
-      <w:proofErr w:type="spellStart"/>
-      <w:r>
-        <w:t>cookie</w:t>
-      </w:r>
-      <w:proofErr w:type="spellEnd"/>
-      <w:r>
-        <w:t xml:space="preserve"> для токенов обновления.</w:t>
+        <w:t>В продакшн-окружении предполагается использование HTTPS/WSS, строгих CORS-правил и безопасных cookie для токенов обновления.</w:t>
       </w:r>
     </w:p>
     <w:p>
@@ -20707,30 +19667,17 @@
       <w:bookmarkStart w:id="40" w:name="_Toc229467893"/>
       <w:bookmarkStart w:id="41" w:name="_Toc232414678"/>
       <w:r>
-        <w:t xml:space="preserve">Модуль захвата и передачи </w:t>
-      </w:r>
-      <w:proofErr w:type="spellStart"/>
-      <w:r>
-        <w:t>медиапотоков</w:t>
+        <w:t>Модуль захвата и передачи медиапотоков</w:t>
       </w:r>
       <w:bookmarkEnd w:id="40"/>
       <w:bookmarkEnd w:id="41"/>
-      <w:proofErr w:type="spellEnd"/>
     </w:p>
     <w:p>
       <w:pPr>
         <w:contextualSpacing/>
       </w:pPr>
       <w:r>
-        <w:t xml:space="preserve">Захват </w:t>
-      </w:r>
-      <w:proofErr w:type="spellStart"/>
-      <w:r>
-        <w:t>медиаданных</w:t>
-      </w:r>
-      <w:proofErr w:type="spellEnd"/>
-      <w:r>
-        <w:t xml:space="preserve"> на стороне клиента реализован через нативные браузерные API без использования сторонних плагинов.</w:t>
+        <w:t>Захват медиаданных на стороне клиента реализован через нативные браузерные API без использования сторонних плагинов.</w:t>
       </w:r>
     </w:p>
     <w:p>
@@ -20742,27 +19689,11 @@
         <w:contextualSpacing/>
       </w:pPr>
       <w:r>
-        <w:t xml:space="preserve">Аудио: создаётся компонент записи исключительно для аудиодорожки микрофона. Для корректного декодирования на стороне сервера применяется стратегия кумулятивного накопления </w:t>
-      </w:r>
-      <w:proofErr w:type="spellStart"/>
-      <w:r>
-        <w:t>чанков</w:t>
-      </w:r>
-      <w:proofErr w:type="spellEnd"/>
-      <w:r>
-        <w:t xml:space="preserve">: вместо </w:t>
+        <w:t xml:space="preserve">Аудио: создаётся компонент записи исключительно для аудиодорожки микрофона. Для корректного декодирования на стороне сервера применяется стратегия кумулятивного накопления чанков: вместо </w:t>
       </w:r>
       <w:r>
         <w:lastRenderedPageBreak/>
-        <w:t xml:space="preserve">отправки изолированных фрагментов система формирует непрерывный буфер, содержащий инициализирующий сегмент и последующие кластеры. Буфер кодируется в Base64 и отправляется по </w:t>
-      </w:r>
-      <w:proofErr w:type="spellStart"/>
-      <w:r>
-        <w:t>WebSocket</w:t>
-      </w:r>
-      <w:proofErr w:type="spellEnd"/>
-      <w:r>
-        <w:t xml:space="preserve"> с заданным интервалом или по достижению лимита размера.</w:t>
+        <w:t>отправки изолированных фрагментов система формирует непрерывный буфер, содержащий инициализирующий сегмент и последующие кластеры. Буфер кодируется в Base64 и отправляется по WebSocket с заданным интервалом или по достижению лимита размера.</w:t>
       </w:r>
     </w:p>
     <w:p>
@@ -20774,23 +19705,7 @@
         <w:contextualSpacing/>
       </w:pPr>
       <w:r>
-        <w:t xml:space="preserve">Видео: кадры для анализа лица захватываются с </w:t>
-      </w:r>
-      <w:proofErr w:type="spellStart"/>
-      <w:r>
-        <w:t>видеоэлемента</w:t>
-      </w:r>
-      <w:proofErr w:type="spellEnd"/>
-      <w:r>
-        <w:t xml:space="preserve"> через </w:t>
-      </w:r>
-      <w:proofErr w:type="spellStart"/>
-      <w:r>
-        <w:t>canvas</w:t>
-      </w:r>
-      <w:proofErr w:type="spellEnd"/>
-      <w:r>
-        <w:t xml:space="preserve"> с фиксированным интервалом. Изображение конвертируется в JPEG Base64 и передаётся типом «кадр». Такой подход балансирует между частотой обновления аналитики и пропускной способностью канала.</w:t>
+        <w:t>Видео: кадры для анализа лица захватываются с видеоэлемента через canvas с фиксированным интервалом. Изображение конвертируется в JPEG Base64 и передаётся типом «кадр». Такой подход балансирует между частотой обновления аналитики и пропускной способностью канала.</w:t>
       </w:r>
     </w:p>
     <w:p>
@@ -20827,17 +19742,8 @@
     </w:p>
     <w:p>
       <w:r>
-        <w:t xml:space="preserve">Для анализа видеопотока используется </w:t>
-      </w:r>
-      <w:proofErr w:type="spellStart"/>
-      <w:r>
-        <w:t>сверточная</w:t>
-      </w:r>
-      <w:proofErr w:type="spellEnd"/>
-      <w:r>
-        <w:t xml:space="preserve"> нейронная сеть (CNN), которая обучается на датасете изображений лиц (например, FER2013). Классификация эмоций (радость, грусть, гнев и т.д.) выполняется с помощью функции активации </w:t>
-      </w:r>
-      <w:proofErr w:type="spellStart"/>
+        <w:t xml:space="preserve">Для анализа видеопотока используется сверточная нейронная сеть (CNN), которая обучается на датасете изображений лиц (например, FER2013). Классификация эмоций (радость, грусть, гнев и т.д.) выполняется с помощью функции активации </w:t>
+      </w:r>
       <w:r>
         <w:rPr>
           <w:b/>
@@ -20845,7 +19751,6 @@
         </w:rPr>
         <w:t>Softmax</w:t>
       </w:r>
-      <w:proofErr w:type="spellEnd"/>
       <w:r>
         <w:t>:</w:t>
       </w:r>
@@ -21187,33 +20092,8 @@
           <w:b/>
           <w:bCs/>
         </w:rPr>
-        <w:t>Cross-</w:t>
-      </w:r>
-      <w:proofErr w:type="spellStart"/>
-      <w:r>
-        <w:rPr>
-          <w:b/>
-          <w:bCs/>
-        </w:rPr>
-        <w:t>Entropy</w:t>
-      </w:r>
-      <w:proofErr w:type="spellEnd"/>
-      <w:r>
-        <w:rPr>
-          <w:b/>
-          <w:bCs/>
-        </w:rPr>
-        <w:t xml:space="preserve"> </w:t>
-      </w:r>
-      <w:proofErr w:type="spellStart"/>
-      <w:r>
-        <w:rPr>
-          <w:b/>
-          <w:bCs/>
-        </w:rPr>
-        <w:t>Loss</w:t>
-      </w:r>
-      <w:proofErr w:type="spellEnd"/>
+        <w:t>Cross-Entropy Loss</w:t>
+      </w:r>
       <w:r>
         <w:t>:</w:t>
       </w:r>
@@ -21607,39 +20487,7 @@
     </w:p>
     <w:p>
       <w:r>
-        <w:t xml:space="preserve">Для анализа аудиопотока применяются мел-частотные </w:t>
-      </w:r>
-      <w:proofErr w:type="spellStart"/>
-      <w:r>
-        <w:t>кепстральные</w:t>
-      </w:r>
-      <w:proofErr w:type="spellEnd"/>
-      <w:r>
-        <w:t xml:space="preserve"> коэффициенты (MFCC), которые извлекаются из голосовых данных. Классификация выполняется рекуррентной нейронной сетью (RNN) с функцией активации </w:t>
-      </w:r>
-      <w:proofErr w:type="spellStart"/>
-      <w:r>
-        <w:t>Softmax</w:t>
-      </w:r>
-      <w:proofErr w:type="spellEnd"/>
-      <w:r>
-        <w:t>. Точность модели также оценивается через Cross-</w:t>
-      </w:r>
-      <w:proofErr w:type="spellStart"/>
-      <w:r>
-        <w:t>Entropy</w:t>
-      </w:r>
-      <w:proofErr w:type="spellEnd"/>
-      <w:r>
-        <w:t xml:space="preserve"> </w:t>
-      </w:r>
-      <w:proofErr w:type="spellStart"/>
-      <w:r>
-        <w:t>Loss</w:t>
-      </w:r>
-      <w:proofErr w:type="spellEnd"/>
-      <w:r>
-        <w:t>.</w:t>
+        <w:t>Для анализа аудиопотока применяются мел-частотные кепстральные коэффициенты (MFCC), которые извлекаются из голосовых данных. Классификация выполняется рекуррентной нейронной сетью (RNN) с функцией активации Softmax. Точность модели также оценивается через Cross-Entropy Loss.</w:t>
       </w:r>
     </w:p>
     <w:p>
@@ -21660,7 +20508,6 @@
           <w:numId w:val="5"/>
         </w:numPr>
       </w:pPr>
-      <w:proofErr w:type="spellStart"/>
       <w:r>
         <w:rPr>
           <w:b/>
@@ -21668,7 +20515,6 @@
         </w:rPr>
         <w:t>Accuracy</w:t>
       </w:r>
-      <w:proofErr w:type="spellEnd"/>
       <w:r>
         <w:t>: доля правильно классифицированных эмоций,</w:t>
       </w:r>
@@ -21681,7 +20527,6 @@
           <w:numId w:val="5"/>
         </w:numPr>
       </w:pPr>
-      <w:proofErr w:type="spellStart"/>
       <w:r>
         <w:rPr>
           <w:b/>
@@ -21689,7 +20534,6 @@
         </w:rPr>
         <w:t>Loss</w:t>
       </w:r>
-      <w:proofErr w:type="spellEnd"/>
       <w:r>
         <w:t>: значение функции потерь, отражающее расхождение между предсказаниями и истинными значениями.</w:t>
       </w:r>
@@ -21720,590 +20564,328 @@
     </w:p>
     <w:p>
       <w:r>
-        <w:t>Алгоритмы системы разделены на этапы обработки данных и анализа эмоций:</w:t>
-      </w:r>
-    </w:p>
-    <w:p>
-      <w:pPr>
-        <w:numPr>
-          <w:ilvl w:val="0"/>
-          <w:numId w:val="27"/>
-        </w:numPr>
-      </w:pPr>
-      <w:r>
-        <w:rPr>
-          <w:b/>
-          <w:bCs/>
-        </w:rPr>
-        <w:t>Алгоритм сбора данных</w:t>
-      </w:r>
-      <w:r>
-        <w:t xml:space="preserve">: </w:t>
-      </w:r>
-    </w:p>
-    <w:p>
-      <w:pPr>
-        <w:pStyle w:val="af9"/>
-        <w:numPr>
-          <w:ilvl w:val="0"/>
-          <w:numId w:val="5"/>
-        </w:numPr>
-      </w:pPr>
-      <w:r>
-        <w:t>Захват видеопотока с камеры (разрешение 1080p) и аудиопотока с микрофона.</w:t>
-      </w:r>
-    </w:p>
-    <w:p>
-      <w:pPr>
-        <w:pStyle w:val="af9"/>
-        <w:numPr>
-          <w:ilvl w:val="0"/>
-          <w:numId w:val="5"/>
-        </w:numPr>
-      </w:pPr>
-      <w:r>
-        <w:t>Предварительная обработка: нормализация яркости видео, фильтрация шума в аудио.</w:t>
-      </w:r>
-    </w:p>
-    <w:p>
-      <w:pPr>
-        <w:pStyle w:val="af9"/>
-        <w:numPr>
-          <w:ilvl w:val="0"/>
-          <w:numId w:val="5"/>
-        </w:numPr>
-      </w:pPr>
-      <w:r>
-        <w:t>Сохранение метаданных сеанса и извлеченных признаков (векторов эмоций, транскриптов) в базе данных, а также опциональное сохранение исходных медиафайлов в выделенном файловом хранилище</w:t>
-      </w:r>
-      <w:r>
-        <w:t>.</w:t>
-      </w:r>
-    </w:p>
-    <w:p>
-      <w:pPr>
-        <w:numPr>
-          <w:ilvl w:val="0"/>
-          <w:numId w:val="27"/>
-        </w:numPr>
-      </w:pPr>
-      <w:r>
-        <w:rPr>
-          <w:b/>
-          <w:bCs/>
-        </w:rPr>
-        <w:t>Алгоритм обработки данных</w:t>
-      </w:r>
-      <w:r>
-        <w:t xml:space="preserve">: </w:t>
-      </w:r>
-    </w:p>
-    <w:p>
-      <w:pPr>
-        <w:pStyle w:val="af9"/>
-        <w:numPr>
-          <w:ilvl w:val="0"/>
-          <w:numId w:val="5"/>
-        </w:numPr>
-      </w:pPr>
-      <w:r>
-        <w:t xml:space="preserve">Извлечение признаков из видео: определение ключевых точек лица (например, уголки рта, брови) с помощью </w:t>
-      </w:r>
-      <w:proofErr w:type="spellStart"/>
-      <w:r>
-        <w:t>OpenCV</w:t>
-      </w:r>
-      <w:proofErr w:type="spellEnd"/>
-      <w:r>
-        <w:t>.</w:t>
-      </w:r>
-    </w:p>
-    <w:p>
-      <w:pPr>
-        <w:pStyle w:val="af9"/>
-        <w:numPr>
-          <w:ilvl w:val="0"/>
-          <w:numId w:val="5"/>
-        </w:numPr>
-      </w:pPr>
-      <w:r>
-        <w:t xml:space="preserve">Извлечение MFCC из аудио с использованием библиотеки </w:t>
-      </w:r>
-      <w:proofErr w:type="spellStart"/>
-      <w:r>
-        <w:t>Librosa</w:t>
-      </w:r>
-      <w:proofErr w:type="spellEnd"/>
-      <w:r>
-        <w:t>.</w:t>
-      </w:r>
-    </w:p>
-    <w:p>
-      <w:pPr>
-        <w:pStyle w:val="af9"/>
-        <w:numPr>
-          <w:ilvl w:val="0"/>
-          <w:numId w:val="5"/>
-        </w:numPr>
-      </w:pPr>
-      <w:r>
+        <w:t xml:space="preserve">Общая схема алгоритма работы системы представлена на рисунке </w:t>
+      </w:r>
+      <w:r>
+        <w:fldChar w:fldCharType="begin"/>
+      </w:r>
+      <w:r>
+        <w:instrText xml:space="preserve"> REF _Ref232755245 \h \</w:instrText>
+      </w:r>
+      <w:r>
+        <w:instrText>#0</w:instrText>
+      </w:r>
+      <w:r>
+        <w:instrText xml:space="preserve"> </w:instrText>
+      </w:r>
+      <w:r>
+        <w:instrText xml:space="preserve">\* MERGEFORMAT </w:instrText>
+      </w:r>
+      <w:r>
+        <w:fldChar w:fldCharType="separate"/>
+      </w:r>
+      <w:r>
+        <w:t>9</w:t>
+      </w:r>
+      <w:r>
+        <w:fldChar w:fldCharType="end"/>
+      </w:r>
+      <w:r>
+        <w:t xml:space="preserve">. </w:t>
+      </w:r>
+      <w:r>
+        <w:t>Алгоритм описывает последовательность действий от момента аутентификации пользователя до формирования итогового аналитического отчёта.</w:t>
+      </w:r>
+    </w:p>
+    <w:p>
+      <w:pPr>
+        <w:ind w:firstLine="0"/>
+      </w:pPr>
+      <w:r>
+        <w:rPr>
+          <w:noProof/>
+        </w:rPr>
         <w:lastRenderedPageBreak/>
-        <w:t>Подготовка данных для передачи в нейронную сеть (нормализация, преобразование в тензоры).</w:t>
-      </w:r>
-    </w:p>
-    <w:p>
-      <w:pPr>
-        <w:numPr>
-          <w:ilvl w:val="0"/>
-          <w:numId w:val="27"/>
-        </w:numPr>
-        <w:rPr>
-          <w:b/>
-          <w:bCs/>
-        </w:rPr>
-      </w:pPr>
-      <w:r>
-        <w:rPr>
-          <w:b/>
-          <w:bCs/>
-        </w:rPr>
-        <w:t xml:space="preserve">Алгоритм </w:t>
-      </w:r>
-      <w:proofErr w:type="spellStart"/>
-      <w:r>
-        <w:rPr>
-          <w:b/>
-          <w:bCs/>
-        </w:rPr>
-        <w:t>транскрибации</w:t>
-      </w:r>
-      <w:proofErr w:type="spellEnd"/>
-      <w:r>
-        <w:rPr>
-          <w:b/>
-          <w:bCs/>
-        </w:rPr>
-        <w:t xml:space="preserve"> и анализа тональности</w:t>
-      </w:r>
-      <w:r>
-        <w:t>:</w:t>
-      </w:r>
-    </w:p>
-    <w:p>
-      <w:pPr>
-        <w:pStyle w:val="af9"/>
-        <w:numPr>
-          <w:ilvl w:val="0"/>
-          <w:numId w:val="5"/>
-        </w:numPr>
+        <w:drawing>
+          <wp:inline distT="0" distB="0" distL="0" distR="0" wp14:anchorId="74AE0F2A" wp14:editId="0B1447BC">
+            <wp:extent cx="5934710" cy="4624070"/>
+            <wp:effectExtent l="0" t="0" r="8890" b="5080"/>
+            <wp:docPr id="4" name="Рисунок 4"/>
+            <wp:cNvGraphicFramePr>
+              <a:graphicFrameLocks xmlns:a="http://schemas.openxmlformats.org/drawingml/2006/main" noChangeAspect="1"/>
+            </wp:cNvGraphicFramePr>
+            <a:graphic xmlns:a="http://schemas.openxmlformats.org/drawingml/2006/main">
+              <a:graphicData uri="http://schemas.openxmlformats.org/drawingml/2006/picture">
+                <pic:pic xmlns:pic="http://schemas.openxmlformats.org/drawingml/2006/picture">
+                  <pic:nvPicPr>
+                    <pic:cNvPr id="0" name="Picture 2"/>
+                    <pic:cNvPicPr>
+                      <a:picLocks noChangeAspect="1" noChangeArrowheads="1"/>
+                    </pic:cNvPicPr>
+                  </pic:nvPicPr>
+                  <pic:blipFill>
+                    <a:blip r:embed="rId19">
+                      <a:extLst>
+                        <a:ext uri="{28A0092B-C50C-407E-A947-70E740481C1C}">
+                          <a14:useLocalDpi xmlns:a14="http://schemas.microsoft.com/office/drawing/2010/main" val="0"/>
+                        </a:ext>
+                      </a:extLst>
+                    </a:blip>
+                    <a:srcRect/>
+                    <a:stretch>
+                      <a:fillRect/>
+                    </a:stretch>
+                  </pic:blipFill>
+                  <pic:spPr bwMode="auto">
+                    <a:xfrm>
+                      <a:off x="0" y="0"/>
+                      <a:ext cx="5934710" cy="4624070"/>
+                    </a:xfrm>
+                    <a:prstGeom prst="rect">
+                      <a:avLst/>
+                    </a:prstGeom>
+                    <a:noFill/>
+                    <a:ln>
+                      <a:noFill/>
+                    </a:ln>
+                  </pic:spPr>
+                </pic:pic>
+              </a:graphicData>
+            </a:graphic>
+          </wp:inline>
+        </w:drawing>
+      </w:r>
+    </w:p>
+    <w:p>
+      <w:pPr>
+        <w:pStyle w:val="affc"/>
+      </w:pPr>
+      <w:bookmarkStart w:id="45" w:name="_Ref232755245"/>
+      <w:r>
+        <w:t xml:space="preserve">Рисунок </w:t>
+      </w:r>
+      <w:r>
+        <w:fldChar w:fldCharType="begin"/>
+      </w:r>
+      <w:r>
+        <w:instrText xml:space="preserve"> SEQ Рисунок \* ARABIC </w:instrText>
+      </w:r>
+      <w:r>
+        <w:fldChar w:fldCharType="separate"/>
+      </w:r>
+      <w:r>
+        <w:rPr>
+          <w:noProof/>
+        </w:rPr>
+        <w:t>9</w:t>
+      </w:r>
+      <w:r>
+        <w:fldChar w:fldCharType="end"/>
+      </w:r>
+      <w:bookmarkEnd w:id="45"/>
+      <w:r>
+        <w:t xml:space="preserve"> – </w:t>
+      </w:r>
+      <w:r>
+        <w:t>Алгоритм работы системы</w:t>
+      </w:r>
+    </w:p>
+    <w:p>
+      <w:r>
+        <w:t>Процесс начинается с аутентификации пользователя в системе. При успешной проверке учётных данных пользователь получает доступ к функционалу создания или присоединения к сессии. В случае неудачной аутентификации процесс завершается.</w:t>
+      </w:r>
+    </w:p>
+    <w:p>
+      <w:r>
+        <w:t>После создания или присоединения к сессии система инициирует параллельные потоки обработки данных:</w:t>
+      </w:r>
+    </w:p>
+    <w:p>
+      <w:r>
+        <w:t>Поток обработки видеоданных: осуществляется захват видеокадров с фиксированной частотой, далее выполняется детекция лица и классификация эмоций с использованием нейросетевых моделей. Результаты анализа сохраняются в базу данных.</w:t>
+      </w:r>
+    </w:p>
+    <w:p>
+      <w:r>
+        <w:t>Поток обработки аудиоданных: производится захват аудиочанков, после чего выполняется транскрибация речи с преобразованием аудиосигнала в текстовое представление. Результаты транскрибации сохраняются в базу данных.</w:t>
+      </w:r>
+    </w:p>
+    <w:p>
+      <w:r>
+        <w:lastRenderedPageBreak/>
+        <w:t>Поток обработки сообщений чата: осуществляется приём текстовых сообщений от участников сессии с последующей трансляцией сообщений всем участникам в режиме реального времени.</w:t>
+      </w:r>
+    </w:p>
+    <w:p>
+      <w:r>
+        <w:t>После обработки данных выполняется обновление интерфейса в реальном времени, что обеспечивает отображение аналитической информации всем участникам сессии.</w:t>
+      </w:r>
+    </w:p>
+    <w:p>
+      <w:r>
+        <w:t>Цикл обработки данных продолжается до момента завершения сессии. При завершении сессии выполняется формирование итогового отчёта на основе накопленных данных аналитики, после чего отчёт сохраняется в базу данных и процесс завершается.</w:t>
+      </w:r>
+    </w:p>
+    <w:p>
+      <w:pPr>
+        <w:pStyle w:val="2"/>
+      </w:pPr>
+      <w:bookmarkStart w:id="46" w:name="_Toc229467894"/>
+      <w:bookmarkStart w:id="47" w:name="_Toc232414681"/>
+      <w:r>
+        <w:t>Модуль искусственного интеллекта и мультимодального анализа</w:t>
+      </w:r>
+      <w:bookmarkEnd w:id="46"/>
+      <w:bookmarkEnd w:id="47"/>
+    </w:p>
+    <w:p>
+      <w:pPr>
+        <w:contextualSpacing/>
+      </w:pPr>
+      <w:r>
+        <w:t>Вычислительные задачи ИИ вынесены в отдельный сервис (AI-шлюз) и сервис распознавания речи на языке Python. Шлюз взаимодействует с серверной частью через WebSocket и конфигурируется через JSON-файлы с поддержкой горячей перезагрузки.</w:t>
+      </w:r>
+    </w:p>
+    <w:p>
+      <w:pPr>
+        <w:pStyle w:val="3"/>
+      </w:pPr>
+      <w:r>
+        <w:t>Анализ лица и эмоций</w:t>
+      </w:r>
+    </w:p>
+    <w:p>
+      <w:pPr>
+        <w:contextualSpacing/>
+      </w:pPr>
+      <w:r>
+        <w:t>Теоретические основы детекции лиц и распознавания эмоций</w:t>
+      </w:r>
+    </w:p>
+    <w:p>
+      <w:pPr>
+        <w:contextualSpacing/>
+      </w:pPr>
+      <w:r>
+        <w:t>Задача распознавания эмоций по выражению лица (Facial Expression Recognition, FER) является одной из ключевых в области компьютерного зрения и аффективных вычислений</w:t>
+      </w:r>
+      <w:r>
+        <w:t>[</w:t>
+      </w:r>
+      <w:r>
+        <w:fldChar w:fldCharType="begin"/>
+      </w:r>
+      <w:r>
+        <w:instrText xml:space="preserve"> REF _Ref229768210 \r \h </w:instrText>
+      </w:r>
+      <w:r>
+        <w:instrText xml:space="preserve"> \* MERGEFORMAT </w:instrText>
+      </w:r>
+      <w:r>
+        <w:fldChar w:fldCharType="separate"/>
+      </w:r>
+      <w:r>
+        <w:t>1</w:t>
+      </w:r>
+      <w:r>
+        <w:fldChar w:fldCharType="end"/>
+      </w:r>
+      <w:r>
+        <w:t>,</w:t>
+      </w:r>
+      <w:r>
+        <w:t xml:space="preserve"> </w:t>
+      </w:r>
+      <w:r>
         <w:rPr>
           <w:lang w:val="en-US"/>
         </w:rPr>
-      </w:pPr>
-      <w:r>
-        <w:t xml:space="preserve">Преобразование аудиопотока в текст с помощью </w:t>
+        <w:fldChar w:fldCharType="begin"/>
+      </w:r>
+      <w:r>
+        <w:instrText xml:space="preserve"> </w:instrText>
       </w:r>
       <w:r>
         <w:rPr>
           <w:lang w:val="en-US"/>
         </w:rPr>
-        <w:t xml:space="preserve">ASR (Automatic Speech Recognition) </w:t>
-      </w:r>
-      <w:r>
-        <w:t>модели</w:t>
+        <w:instrText>REF</w:instrText>
+      </w:r>
+      <w:r>
+        <w:instrText xml:space="preserve"> _</w:instrText>
       </w:r>
       <w:r>
         <w:rPr>
           <w:lang w:val="en-US"/>
         </w:rPr>
-        <w:t>.</w:t>
-      </w:r>
-    </w:p>
-    <w:p>
-      <w:pPr>
-        <w:pStyle w:val="af9"/>
-        <w:numPr>
-          <w:ilvl w:val="0"/>
-          <w:numId w:val="5"/>
-        </w:numPr>
-      </w:pPr>
-      <w:r>
-        <w:t>Разделение текста на сегменты по репликам или временным интервалам.</w:t>
-      </w:r>
-    </w:p>
-    <w:p>
-      <w:pPr>
-        <w:pStyle w:val="af9"/>
-        <w:numPr>
-          <w:ilvl w:val="0"/>
-          <w:numId w:val="5"/>
-        </w:numPr>
-      </w:pPr>
-      <w:r>
-        <w:t xml:space="preserve">Выявление эмоциональной окраски каждой реплики с использованием легковесной NLP-модели (на базе </w:t>
-      </w:r>
-      <w:proofErr w:type="spellStart"/>
-      <w:r>
-        <w:t>трансформерной</w:t>
-      </w:r>
-      <w:proofErr w:type="spellEnd"/>
-      <w:r>
-        <w:t xml:space="preserve"> архитектуры) для анализа тональности текста</w:t>
-      </w:r>
-      <w:r>
-        <w:t>.</w:t>
-      </w:r>
-    </w:p>
-    <w:p>
-      <w:pPr>
-        <w:pStyle w:val="af9"/>
-        <w:numPr>
-          <w:ilvl w:val="0"/>
-          <w:numId w:val="5"/>
-        </w:numPr>
-      </w:pPr>
-      <w:r>
-        <w:t>Формирование метрик эмоциональной тональности (например, позитивная / нейтральная / негативная, или по 5-балльной шкале).</w:t>
-      </w:r>
-    </w:p>
-    <w:p>
-      <w:pPr>
-        <w:pStyle w:val="af9"/>
-        <w:numPr>
-          <w:ilvl w:val="0"/>
-          <w:numId w:val="5"/>
-        </w:numPr>
-      </w:pPr>
-      <w:r>
-        <w:t>Сохранение транскрибированного текста и эмоциональных метрик в базе данных для дальнейшего анализа.</w:t>
-      </w:r>
-    </w:p>
-    <w:p>
-      <w:pPr>
-        <w:numPr>
-          <w:ilvl w:val="0"/>
-          <w:numId w:val="27"/>
-        </w:numPr>
-      </w:pPr>
-      <w:r>
-        <w:rPr>
-          <w:b/>
-          <w:bCs/>
-        </w:rPr>
-        <w:t>Алгоритм анализа эмоций</w:t>
-      </w:r>
-      <w:r>
-        <w:t xml:space="preserve">: </w:t>
-      </w:r>
-    </w:p>
-    <w:p>
-      <w:pPr>
-        <w:pStyle w:val="af9"/>
-        <w:numPr>
-          <w:ilvl w:val="0"/>
-          <w:numId w:val="5"/>
-        </w:numPr>
-      </w:pPr>
-      <w:r>
-        <w:t>Анализ видеопотока с помощью CNN для классификации выражений лица.</w:t>
-      </w:r>
-    </w:p>
-    <w:p>
-      <w:pPr>
-        <w:pStyle w:val="af9"/>
-        <w:numPr>
-          <w:ilvl w:val="0"/>
-          <w:numId w:val="5"/>
-        </w:numPr>
-      </w:pPr>
-      <w:r>
-        <w:t>Анализ аудиопотока с помощью RNN для классификации голосовых характеристик.</w:t>
-      </w:r>
-    </w:p>
-    <w:p>
-      <w:pPr>
-        <w:pStyle w:val="af9"/>
-        <w:numPr>
-          <w:ilvl w:val="0"/>
-          <w:numId w:val="5"/>
-        </w:numPr>
-      </w:pPr>
-      <w:r>
-        <w:t>Интеграция результатов: объединение вероятностей эмоций с использованием взвешенного среднего (например, 60% видео + 40% аудио).</w:t>
-      </w:r>
-    </w:p>
-    <w:p>
-      <w:pPr>
-        <w:pStyle w:val="af9"/>
-        <w:numPr>
-          <w:ilvl w:val="0"/>
-          <w:numId w:val="5"/>
-        </w:numPr>
-      </w:pPr>
-      <w:r>
-        <w:t>Сохранение результатов (эмоция, вероятность) в базе данных.</w:t>
-      </w:r>
-    </w:p>
-    <w:p>
-      <w:pPr>
-        <w:numPr>
-          <w:ilvl w:val="0"/>
-          <w:numId w:val="27"/>
-        </w:numPr>
-      </w:pPr>
-      <w:r>
-        <w:rPr>
-          <w:b/>
-          <w:bCs/>
-        </w:rPr>
-        <w:t>Алгоритм формирования отчёта</w:t>
-      </w:r>
-      <w:r>
-        <w:t xml:space="preserve">: </w:t>
-      </w:r>
-    </w:p>
-    <w:p>
-      <w:pPr>
-        <w:pStyle w:val="af9"/>
-        <w:numPr>
-          <w:ilvl w:val="0"/>
-          <w:numId w:val="5"/>
-        </w:numPr>
-      </w:pPr>
-      <w:r>
-        <w:t>Сбор данных о сеансе (время, эмоции, вероятности).</w:t>
-      </w:r>
-    </w:p>
-    <w:p>
-      <w:pPr>
-        <w:pStyle w:val="af9"/>
-        <w:numPr>
-          <w:ilvl w:val="0"/>
-          <w:numId w:val="5"/>
-        </w:numPr>
-      </w:pPr>
-      <w:r>
-        <w:t>Генерация статистики (например, процентное распределение эмоций).</w:t>
-      </w:r>
-    </w:p>
-    <w:p>
-      <w:pPr>
-        <w:pStyle w:val="af9"/>
-        <w:numPr>
-          <w:ilvl w:val="0"/>
-          <w:numId w:val="5"/>
-        </w:numPr>
-      </w:pPr>
-      <w:r>
-        <w:t>Экспорт отчёта в формате CSV или PDF.</w:t>
-      </w:r>
-    </w:p>
-    <w:p>
-      <w:r>
-        <w:t>Эти алгоритмы обеспечивают последовательную обработку данных от ввода до вывода результатов.</w:t>
-      </w:r>
-    </w:p>
-    <w:p>
-      <w:pPr>
-        <w:pStyle w:val="2"/>
-      </w:pPr>
-      <w:bookmarkStart w:id="45" w:name="_Toc229467894"/>
-      <w:bookmarkStart w:id="46" w:name="_Toc232414681"/>
-      <w:r>
-        <w:lastRenderedPageBreak/>
-        <w:t>Модуль искусственного интеллекта и мультимодального анализа</w:t>
-      </w:r>
-      <w:bookmarkEnd w:id="45"/>
-      <w:bookmarkEnd w:id="46"/>
+        <w:instrText>Ref</w:instrText>
+      </w:r>
+      <w:r>
+        <w:instrText>229768249 \</w:instrText>
+      </w:r>
+      <w:r>
+        <w:rPr>
+          <w:lang w:val="en-US"/>
+        </w:rPr>
+        <w:instrText>r</w:instrText>
+      </w:r>
+      <w:r>
+        <w:instrText xml:space="preserve"> \</w:instrText>
+      </w:r>
+      <w:r>
+        <w:rPr>
+          <w:lang w:val="en-US"/>
+        </w:rPr>
+        <w:instrText>h</w:instrText>
+      </w:r>
+      <w:r>
+        <w:instrText xml:space="preserve"> </w:instrText>
+      </w:r>
+      <w:r>
+        <w:instrText xml:space="preserve"> \* </w:instrText>
+      </w:r>
+      <w:r>
+        <w:rPr>
+          <w:lang w:val="en-US"/>
+        </w:rPr>
+        <w:instrText>MERGEFORMAT</w:instrText>
+      </w:r>
+      <w:r>
+        <w:instrText xml:space="preserve"> </w:instrText>
+      </w:r>
+      <w:r>
+        <w:rPr>
+          <w:lang w:val="en-US"/>
+        </w:rPr>
+      </w:r>
+      <w:r>
+        <w:rPr>
+          <w:lang w:val="en-US"/>
+        </w:rPr>
+        <w:fldChar w:fldCharType="separate"/>
+      </w:r>
+      <w:r>
+        <w:t>7</w:t>
+      </w:r>
+      <w:r>
+        <w:rPr>
+          <w:lang w:val="en-US"/>
+        </w:rPr>
+        <w:fldChar w:fldCharType="end"/>
+      </w:r>
+      <w:r>
+        <w:t>]</w:t>
+      </w:r>
+      <w:r>
+        <w:t xml:space="preserve"> Современный подход к решению данной задачи включает два основных этапа: детектирование лица и классификацию эмоций.</w:t>
+      </w:r>
     </w:p>
     <w:p>
       <w:pPr>
         <w:contextualSpacing/>
       </w:pPr>
       <w:r>
-        <w:t xml:space="preserve">Вычислительные задачи ИИ вынесены в отдельный сервис (AI-шлюз) и сервис распознавания речи на языке Python. Шлюз взаимодействует с серверной частью через </w:t>
-      </w:r>
-      <w:proofErr w:type="spellStart"/>
-      <w:r>
-        <w:t>WebSocket</w:t>
-      </w:r>
-      <w:proofErr w:type="spellEnd"/>
-      <w:r>
-        <w:t xml:space="preserve"> и конфигурируется через JSON-файлы с поддержкой горячей перезагрузки.</w:t>
-      </w:r>
-    </w:p>
-    <w:p>
-      <w:pPr>
-        <w:pStyle w:val="3"/>
-      </w:pPr>
-      <w:r>
-        <w:t>Анализ лица и эмоций</w:t>
-      </w:r>
-    </w:p>
-    <w:p>
-      <w:pPr>
-        <w:contextualSpacing/>
-      </w:pPr>
-      <w:r>
-        <w:t>Теоретические основы детекции лиц и распознавания эмоций</w:t>
-      </w:r>
-    </w:p>
-    <w:p>
-      <w:pPr>
-        <w:contextualSpacing/>
-      </w:pPr>
-      <w:r>
-        <w:t>Задача распознавания эмоций по выражению лица (</w:t>
-      </w:r>
-      <w:proofErr w:type="spellStart"/>
-      <w:r>
-        <w:t>Facial</w:t>
-      </w:r>
-      <w:proofErr w:type="spellEnd"/>
-      <w:r>
-        <w:t xml:space="preserve"> </w:t>
-      </w:r>
-      <w:proofErr w:type="spellStart"/>
-      <w:r>
-        <w:t>Expression</w:t>
-      </w:r>
-      <w:proofErr w:type="spellEnd"/>
-      <w:r>
-        <w:t xml:space="preserve"> </w:t>
-      </w:r>
-      <w:proofErr w:type="spellStart"/>
-      <w:r>
-        <w:t>Recognition</w:t>
-      </w:r>
-      <w:proofErr w:type="spellEnd"/>
-      <w:r>
-        <w:t>, FER) является одной из ключевых в области компьютерного зрения и аффективных вычислений</w:t>
-      </w:r>
-      <w:r>
-        <w:t>[</w:t>
-      </w:r>
-      <w:r>
-        <w:fldChar w:fldCharType="begin"/>
-      </w:r>
-      <w:r>
-        <w:instrText xml:space="preserve"> REF _Ref229768210 \r \h </w:instrText>
-      </w:r>
-      <w:r>
-        <w:instrText xml:space="preserve"> \* MERGEFORMAT </w:instrText>
-      </w:r>
-      <w:r>
-        <w:fldChar w:fldCharType="separate"/>
-      </w:r>
-      <w:r>
-        <w:t>1</w:t>
-      </w:r>
-      <w:r>
-        <w:fldChar w:fldCharType="end"/>
-      </w:r>
-      <w:r>
-        <w:t>,</w:t>
-      </w:r>
-      <w:r>
-        <w:t xml:space="preserve"> </w:t>
-      </w:r>
-      <w:r>
-        <w:rPr>
-          <w:lang w:val="en-US"/>
-        </w:rPr>
-        <w:fldChar w:fldCharType="begin"/>
-      </w:r>
-      <w:r>
-        <w:instrText xml:space="preserve"> </w:instrText>
-      </w:r>
-      <w:r>
-        <w:rPr>
-          <w:lang w:val="en-US"/>
-        </w:rPr>
-        <w:instrText>REF</w:instrText>
-      </w:r>
-      <w:r>
-        <w:instrText xml:space="preserve"> _</w:instrText>
-      </w:r>
-      <w:r>
-        <w:rPr>
-          <w:lang w:val="en-US"/>
-        </w:rPr>
-        <w:instrText>Ref</w:instrText>
-      </w:r>
-      <w:r>
-        <w:instrText>229768249 \</w:instrText>
-      </w:r>
-      <w:r>
-        <w:rPr>
-          <w:lang w:val="en-US"/>
-        </w:rPr>
-        <w:instrText>r</w:instrText>
-      </w:r>
-      <w:r>
-        <w:instrText xml:space="preserve"> \</w:instrText>
-      </w:r>
-      <w:r>
-        <w:rPr>
-          <w:lang w:val="en-US"/>
-        </w:rPr>
-        <w:instrText>h</w:instrText>
-      </w:r>
-      <w:r>
-        <w:instrText xml:space="preserve"> </w:instrText>
-      </w:r>
-      <w:r>
-        <w:instrText xml:space="preserve"> \* </w:instrText>
-      </w:r>
-      <w:r>
-        <w:rPr>
-          <w:lang w:val="en-US"/>
-        </w:rPr>
-        <w:instrText>MERGEFORMAT</w:instrText>
-      </w:r>
-      <w:r>
-        <w:instrText xml:space="preserve"> </w:instrText>
-      </w:r>
-      <w:r>
-        <w:rPr>
-          <w:lang w:val="en-US"/>
-        </w:rPr>
-      </w:r>
-      <w:r>
-        <w:rPr>
-          <w:lang w:val="en-US"/>
-        </w:rPr>
-        <w:fldChar w:fldCharType="separate"/>
-      </w:r>
-      <w:r>
-        <w:t>7</w:t>
-      </w:r>
-      <w:r>
-        <w:rPr>
-          <w:lang w:val="en-US"/>
-        </w:rPr>
-        <w:fldChar w:fldCharType="end"/>
-      </w:r>
-      <w:r>
-        <w:t>]</w:t>
-      </w:r>
-      <w:r>
-        <w:t xml:space="preserve"> Современный подход к решению данной задачи включает два основных этапа: детектирование лица и классификацию эмоций.</w:t>
-      </w:r>
-    </w:p>
-    <w:p>
-      <w:pPr>
-        <w:contextualSpacing/>
-      </w:pPr>
-      <w:r>
-        <w:t>Первым шагом является локализация лица на изображении и определение ключевых точек (</w:t>
-      </w:r>
-      <w:proofErr w:type="spellStart"/>
-      <w:r>
-        <w:t>landmarks</w:t>
-      </w:r>
-      <w:proofErr w:type="spellEnd"/>
-      <w:r>
-        <w:t>). Для этого применяются следующие подходы:</w:t>
+        <w:t>Первым шагом является локализация лица на изображении и определение ключевых точек (landmarks). Для этого применяются следующие подходы:</w:t>
       </w:r>
     </w:p>
     <w:p>
@@ -22315,39 +20897,11 @@
         <w:contextualSpacing/>
       </w:pPr>
       <w:r>
-        <w:t xml:space="preserve">Active </w:t>
-      </w:r>
-      <w:proofErr w:type="spellStart"/>
-      <w:r>
-        <w:t>Shape</w:t>
-      </w:r>
-      <w:proofErr w:type="spellEnd"/>
-      <w:r>
-        <w:t xml:space="preserve"> </w:t>
-      </w:r>
-      <w:proofErr w:type="spellStart"/>
-      <w:r>
-        <w:t>Models</w:t>
-      </w:r>
-      <w:proofErr w:type="spellEnd"/>
-      <w:r>
-        <w:t xml:space="preserve"> (ASM) и Active </w:t>
-      </w:r>
-      <w:proofErr w:type="spellStart"/>
-      <w:r>
-        <w:t>Appearance</w:t>
-      </w:r>
-      <w:proofErr w:type="spellEnd"/>
-      <w:r>
-        <w:t xml:space="preserve"> </w:t>
-      </w:r>
-      <w:proofErr w:type="spellStart"/>
-      <w:r>
-        <w:t>Models</w:t>
-      </w:r>
-      <w:proofErr w:type="spellEnd"/>
-      <w:r>
-        <w:t xml:space="preserve"> (AAM) – классические статистические методы, которые строят параметрическое представление формы лица на основе обучающей выборки. Эти модели описывают вариации формы и текстуры лица через главные компоненты (PCA).</w:t>
+        <w:t xml:space="preserve">Active Shape Models (ASM) и Active Appearance Models (AAM) – классические статистические методы, которые строят параметрическое представление формы лица на основе обучающей выборки. Эти модели </w:t>
+      </w:r>
+      <w:r>
+        <w:lastRenderedPageBreak/>
+        <w:t>описывают вариации формы и текстуры лица через главные компоненты (PCA).</w:t>
       </w:r>
     </w:p>
     <w:p>
@@ -22370,29 +20924,8 @@
         </w:numPr>
         <w:contextualSpacing/>
       </w:pPr>
-      <w:proofErr w:type="spellStart"/>
-      <w:r>
-        <w:t>BlazeFace</w:t>
-      </w:r>
-      <w:proofErr w:type="spellEnd"/>
-      <w:r>
-        <w:t xml:space="preserve"> – легковесная </w:t>
-      </w:r>
-      <w:proofErr w:type="spellStart"/>
-      <w:r>
-        <w:t>свёрточная</w:t>
-      </w:r>
-      <w:proofErr w:type="spellEnd"/>
-      <w:r>
-        <w:t xml:space="preserve"> нейронная сеть, оптимизированная для работы в реальном времени на мобильных устройствах. Использует якорные точки (</w:t>
-      </w:r>
-      <w:proofErr w:type="spellStart"/>
-      <w:r>
-        <w:t>anchors</w:t>
-      </w:r>
-      <w:proofErr w:type="spellEnd"/>
-      <w:r>
-        <w:t>) и предсказывает ограничивающие рамки лиц.</w:t>
+      <w:r>
+        <w:t>BlazeFace – легковесная свёрточная нейронная сеть, оптимизированная для работы в реальном времени на мобильных устройствах. Использует якорные точки (anchors) и предсказывает ограничивающие рамки лиц.</w:t>
       </w:r>
     </w:p>
     <w:p>
@@ -22404,124 +20937,83 @@
         <w:contextualSpacing/>
       </w:pPr>
       <w:r>
-        <w:t>MTCNN (Multi-</w:t>
-      </w:r>
-      <w:proofErr w:type="spellStart"/>
-      <w:r>
-        <w:t>task</w:t>
-      </w:r>
-      <w:proofErr w:type="spellEnd"/>
-      <w:r>
+        <w:t>MTCNN (Multi-task Cascaded CNN) – каскадная архитектура из трёх нейронных сетей, которые последовательно уточняют положение лица и определяют 5 ключевых точек (углы глаз, кончик носа, уголки рта)</w:t>
+      </w:r>
+      <w:r>
+        <w:t>[</w:t>
+      </w:r>
+      <w:r>
+        <w:fldChar w:fldCharType="begin"/>
+      </w:r>
+      <w:r>
+        <w:instrText xml:space="preserve"> REF _Ref229768313 \r \h </w:instrText>
+      </w:r>
+      <w:r>
+        <w:instrText xml:space="preserve"> \* MERGEFORMAT </w:instrText>
+      </w:r>
+      <w:r>
+        <w:fldChar w:fldCharType="separate"/>
+      </w:r>
+      <w:r>
+        <w:t>5</w:t>
+      </w:r>
+      <w:r>
+        <w:fldChar w:fldCharType="end"/>
+      </w:r>
+      <w:r>
+        <w:t>]</w:t>
+      </w:r>
+      <w:r>
+        <w:t>.</w:t>
+      </w:r>
+    </w:p>
+    <w:p>
+      <w:pPr>
+        <w:contextualSpacing/>
+      </w:pPr>
+      <w:r>
+        <w:t>Принцип работы MTCNN заключается в последовательной обработке изображения тремя нейронными сетями: P-Net (Proposal Network) генерирует кандидаты на расположение лиц, R-Net (Refine Network) отсеивает ложные срабатывания и уточняет границы, O-Net (Output Network) выполняет финальную проверку и определяет пять ключевых точек. Такая каскадная архитектура обеспечивает высокую скорость детекции при сохранении точности. Структура сети MTCNN представлена на рисунке</w:t>
+      </w:r>
+      <w:r>
+        <w:rPr>
+          <w:lang w:val="en-US"/>
+        </w:rPr>
         <w:t xml:space="preserve"> </w:t>
       </w:r>
-      <w:proofErr w:type="spellStart"/>
-      <w:r>
-        <w:t>Cascaded</w:t>
-      </w:r>
-      <w:proofErr w:type="spellEnd"/>
-      <w:r>
-        <w:t xml:space="preserve"> CNN) – каскадная архитектура из трёх нейронных сетей, которые последовательно уточняют положение лица и определяют 5 ключевых точек (углы глаз, кончик носа, уголки рта)</w:t>
-      </w:r>
-      <w:r>
-        <w:t>[</w:t>
-      </w:r>
-      <w:r>
+      <w:r>
+        <w:rPr>
+          <w:lang w:val="en-US"/>
+        </w:rPr>
         <w:fldChar w:fldCharType="begin"/>
       </w:r>
       <w:r>
-        <w:instrText xml:space="preserve"> REF _Ref229768313 \r \h </w:instrText>
-      </w:r>
-      <w:r>
+        <w:rPr>
+          <w:lang w:val="en-US"/>
+        </w:rPr>
+        <w:instrText xml:space="preserve"> REF _Ref229766576 \#0 \h </w:instrText>
+      </w:r>
+      <w:r>
+        <w:rPr>
+          <w:lang w:val="en-US"/>
+        </w:rPr>
         <w:instrText xml:space="preserve"> \* MERGEFORMAT </w:instrText>
       </w:r>
       <w:r>
+        <w:rPr>
+          <w:lang w:val="en-US"/>
+        </w:rPr>
+      </w:r>
+      <w:r>
+        <w:rPr>
+          <w:lang w:val="en-US"/>
+        </w:rPr>
         <w:fldChar w:fldCharType="separate"/>
       </w:r>
       <w:r>
-        <w:t>5</w:t>
-      </w:r>
-      <w:r>
-        <w:fldChar w:fldCharType="end"/>
-      </w:r>
-      <w:r>
-        <w:t>]</w:t>
-      </w:r>
-      <w:r>
-        <w:t>.</w:t>
-      </w:r>
-    </w:p>
-    <w:p>
-      <w:pPr>
-        <w:contextualSpacing/>
-      </w:pPr>
-      <w:r>
-        <w:lastRenderedPageBreak/>
-        <w:t>Принцип работы MTCNN заключается в последовательной обработке изображения тремя нейронными сетями: P-Net (</w:t>
-      </w:r>
-      <w:proofErr w:type="spellStart"/>
-      <w:r>
-        <w:t>Proposal</w:t>
-      </w:r>
-      <w:proofErr w:type="spellEnd"/>
-      <w:r>
-        <w:t xml:space="preserve"> Network) генерирует кандидаты на расположение лиц, R-Net (</w:t>
-      </w:r>
-      <w:proofErr w:type="spellStart"/>
-      <w:r>
-        <w:t>Refine</w:t>
-      </w:r>
-      <w:proofErr w:type="spellEnd"/>
-      <w:r>
-        <w:t xml:space="preserve"> Network) отсеивает ложные срабатывания и уточняет границы, O-Net (</w:t>
-      </w:r>
-      <w:proofErr w:type="spellStart"/>
-      <w:r>
-        <w:t>Output</w:t>
-      </w:r>
-      <w:proofErr w:type="spellEnd"/>
-      <w:r>
-        <w:t xml:space="preserve"> Network) выполняет финальную проверку и определяет пять ключевых точек. Такая каскадная архитектура обеспечивает высокую скорость детекции при сохранении точности. Структура сети MTCNN представлена на рисунке</w:t>
-      </w:r>
-      <w:r>
         <w:rPr>
           <w:lang w:val="en-US"/>
         </w:rPr>
-        <w:t xml:space="preserve"> </w:t>
-      </w:r>
-      <w:r>
-        <w:rPr>
-          <w:lang w:val="en-US"/>
-        </w:rPr>
-        <w:fldChar w:fldCharType="begin"/>
-      </w:r>
-      <w:r>
-        <w:rPr>
-          <w:lang w:val="en-US"/>
-        </w:rPr>
-        <w:instrText xml:space="preserve"> REF _Ref229766576 \#0 \h </w:instrText>
-      </w:r>
-      <w:r>
-        <w:rPr>
-          <w:lang w:val="en-US"/>
-        </w:rPr>
-        <w:instrText xml:space="preserve"> \* MERGEFORMAT </w:instrText>
-      </w:r>
-      <w:r>
-        <w:rPr>
-          <w:lang w:val="en-US"/>
-        </w:rPr>
-      </w:r>
-      <w:r>
-        <w:rPr>
-          <w:lang w:val="en-US"/>
-        </w:rPr>
-        <w:fldChar w:fldCharType="separate"/>
-      </w:r>
-      <w:r>
-        <w:rPr>
-          <w:lang w:val="en-US"/>
-        </w:rPr>
-        <w:t>9</w:t>
+        <w:t>10</w:t>
       </w:r>
       <w:r>
         <w:rPr>
@@ -22558,7 +21050,7 @@
                     <pic:cNvPicPr/>
                   </pic:nvPicPr>
                   <pic:blipFill>
-                    <a:blip r:embed="rId19"/>
+                    <a:blip r:embed="rId20"/>
                     <a:stretch>
                       <a:fillRect/>
                     </a:stretch>
@@ -22590,7 +21082,7 @@
           <w:lang w:eastAsia="en-US" w:bidi="he-IL"/>
         </w:rPr>
       </w:pPr>
-      <w:bookmarkStart w:id="47" w:name="_Ref229766576"/>
+      <w:bookmarkStart w:id="48" w:name="_Ref229766576"/>
       <w:r>
         <w:rPr>
           <w:rFonts w:eastAsiaTheme="minorHAnsi"/>
@@ -22630,7 +21122,7 @@
           <w:color w:val="000000" w:themeColor="text1"/>
           <w:lang w:eastAsia="en-US" w:bidi="he-IL"/>
         </w:rPr>
-        <w:t>9</w:t>
+        <w:t>10</w:t>
       </w:r>
       <w:r>
         <w:rPr>
@@ -22640,7 +21132,7 @@
         </w:rPr>
         <w:fldChar w:fldCharType="end"/>
       </w:r>
-      <w:bookmarkEnd w:id="47"/>
+      <w:bookmarkEnd w:id="48"/>
       <w:r>
         <w:rPr>
           <w:rFonts w:eastAsiaTheme="minorHAnsi"/>
@@ -22663,15 +21155,7 @@
         <w:contextualSpacing/>
       </w:pPr>
       <w:r>
-        <w:t>После детектирования выполняется выравнивание (</w:t>
-      </w:r>
-      <w:proofErr w:type="spellStart"/>
-      <w:r>
-        <w:t>alignment</w:t>
-      </w:r>
-      <w:proofErr w:type="spellEnd"/>
-      <w:r>
-        <w:t>) – геометрическая трансформация лица к каноническому виду на основе ключевых точек. Это повышает точность последующей классификации эмоций.</w:t>
+        <w:t>После детектирования выполняется выравнивание (alignment) – геометрическая трансформация лица к каноническому виду на основе ключевых точек. Это повышает точность последующей классификации эмоций.</w:t>
       </w:r>
     </w:p>
     <w:p>
@@ -22679,31 +21163,8 @@
         <w:contextualSpacing/>
       </w:pPr>
       <w:r>
-        <w:t xml:space="preserve">Классификация эмоций выполняется с помощью </w:t>
-      </w:r>
-      <w:proofErr w:type="spellStart"/>
-      <w:r>
-        <w:t>свёрточных</w:t>
-      </w:r>
-      <w:proofErr w:type="spellEnd"/>
-      <w:r>
-        <w:t xml:space="preserve"> нейронных сетей (CNN). В разработанной системе используется библиотека </w:t>
-      </w:r>
-      <w:proofErr w:type="spellStart"/>
-      <w:r>
-        <w:t>DeepFace</w:t>
-      </w:r>
-      <w:proofErr w:type="spellEnd"/>
-      <w:r>
-        <w:t xml:space="preserve">, которая представляет собой мета-библиотеку, включающую несколько </w:t>
-      </w:r>
-      <w:proofErr w:type="spellStart"/>
-      <w:r>
-        <w:t>предобученных</w:t>
-      </w:r>
-      <w:proofErr w:type="spellEnd"/>
-      <w:r>
-        <w:t xml:space="preserve"> архитектур:</w:t>
+        <w:lastRenderedPageBreak/>
+        <w:t>Классификация эмоций выполняется с помощью свёрточных нейронных сетей (CNN). В разработанной системе используется библиотека DeepFace, которая представляет собой мета-библиотеку, включающую несколько предобученных архитектур:</w:t>
       </w:r>
     </w:p>
     <w:p>
@@ -22715,15 +21176,7 @@
         <w:contextualSpacing/>
       </w:pPr>
       <w:r>
-        <w:t xml:space="preserve">VGG-Face – глубокая сеть с 16-19 </w:t>
-      </w:r>
-      <w:proofErr w:type="spellStart"/>
-      <w:r>
-        <w:t>свёрточными</w:t>
-      </w:r>
-      <w:proofErr w:type="spellEnd"/>
-      <w:r>
-        <w:t xml:space="preserve"> слоями, изначально обученная для задачи распознавания лиц, но адаптируемая для классификации эмоций.</w:t>
+        <w:t>VGG-Face – глубокая сеть с 16-19 свёрточными слоями, изначально обученная для задачи распознавания лиц, но адаптируемая для классификации эмоций.</w:t>
       </w:r>
     </w:p>
     <w:p>
@@ -22735,23 +21188,7 @@
         <w:contextualSpacing/>
       </w:pPr>
       <w:r>
-        <w:t xml:space="preserve">Facenet512 – архитектура, использующая </w:t>
-      </w:r>
-      <w:proofErr w:type="spellStart"/>
-      <w:r>
-        <w:t>triplet</w:t>
-      </w:r>
-      <w:proofErr w:type="spellEnd"/>
-      <w:r>
-        <w:t xml:space="preserve"> </w:t>
-      </w:r>
-      <w:proofErr w:type="spellStart"/>
-      <w:r>
-        <w:t>loss</w:t>
-      </w:r>
-      <w:proofErr w:type="spellEnd"/>
-      <w:r>
-        <w:t xml:space="preserve"> для обучения вложений лиц в компактное пространство признаков.</w:t>
+        <w:t>Facenet512 – архитектура, использующая triplet loss для обучения вложений лиц в компактное пространство признаков.</w:t>
       </w:r>
     </w:p>
     <w:p>
@@ -22762,13 +21199,8 @@
         </w:numPr>
         <w:contextualSpacing/>
       </w:pPr>
-      <w:proofErr w:type="spellStart"/>
-      <w:r>
-        <w:t>EfficientNet</w:t>
-      </w:r>
-      <w:proofErr w:type="spellEnd"/>
-      <w:r>
-        <w:t xml:space="preserve"> – семейство сетей, оптимизированных по соотношению точности и вычислительной сложности.</w:t>
+      <w:r>
+        <w:t>EfficientNet – семейство сетей, оптимизированных по соотношению точности и вычислительной сложности.</w:t>
       </w:r>
     </w:p>
     <w:p>
@@ -22776,16 +21208,7 @@
         <w:contextualSpacing/>
       </w:pPr>
       <w:r>
-        <w:lastRenderedPageBreak/>
-        <w:t xml:space="preserve">Архитектура VGG-16, лежащая в основе модели VGG-Face, характеризуется использованием малых </w:t>
-      </w:r>
-      <w:proofErr w:type="spellStart"/>
-      <w:r>
-        <w:t>свёрточных</w:t>
-      </w:r>
-      <w:proofErr w:type="spellEnd"/>
-      <w:r>
-        <w:t xml:space="preserve"> фильтров 3×3 на всех слоях и последовательным увеличением количества каналов с уменьшением пространственной </w:t>
+        <w:t xml:space="preserve">Архитектура VGG-16, лежащая в основе модели VGG-Face, характеризуется использованием малых свёрточных фильтров 3×3 на всех слоях и последовательным увеличением количества каналов с уменьшением пространственной </w:t>
       </w:r>
       <w:r>
         <w:t>размерности [</w:t>
@@ -22812,23 +21235,7 @@
         <w:t>]</w:t>
       </w:r>
       <w:r>
-        <w:t xml:space="preserve">. Сеть содержит 13 </w:t>
-      </w:r>
-      <w:proofErr w:type="spellStart"/>
-      <w:r>
-        <w:t>свёрточных</w:t>
-      </w:r>
-      <w:proofErr w:type="spellEnd"/>
-      <w:r>
-        <w:t xml:space="preserve"> слоёв и 3 </w:t>
-      </w:r>
-      <w:proofErr w:type="spellStart"/>
-      <w:r>
-        <w:t>полносвязных</w:t>
-      </w:r>
-      <w:proofErr w:type="spellEnd"/>
-      <w:r>
-        <w:t xml:space="preserve"> слоя, что обеспечивает глубокое извлечение признаков лица. Блок-схема архитектуры VGG-16 представлена на рисунке</w:t>
+        <w:t>. Сеть содержит 13 свёрточных слоёв и 3 полносвязных слоя, что обеспечивает глубокое извлечение признаков лица. Блок-схема архитектуры VGG-16 представлена на рисунке</w:t>
       </w:r>
       <w:r>
         <w:rPr>
@@ -22861,7 +21268,7 @@
         <w:rPr>
           <w:lang w:val="en-US"/>
         </w:rPr>
-        <w:t>10</w:t>
+        <w:t>11</w:t>
       </w:r>
       <w:r>
         <w:fldChar w:fldCharType="end"/>
@@ -22896,7 +21303,7 @@
                     </pic:cNvPicPr>
                   </pic:nvPicPr>
                   <pic:blipFill>
-                    <a:blip r:embed="rId20">
+                    <a:blip r:embed="rId21">
                       <a:extLst>
                         <a:ext uri="{28A0092B-C50C-407E-A947-70E740481C1C}">
                           <a14:useLocalDpi xmlns:a14="http://schemas.microsoft.com/office/drawing/2010/main" val="0"/>
@@ -22939,7 +21346,7 @@
           <w:lang w:eastAsia="en-US" w:bidi="he-IL"/>
         </w:rPr>
       </w:pPr>
-      <w:bookmarkStart w:id="48" w:name="_Ref229766627"/>
+      <w:bookmarkStart w:id="49" w:name="_Ref229766627"/>
       <w:r>
         <w:rPr>
           <w:rFonts w:eastAsiaTheme="minorHAnsi"/>
@@ -22979,7 +21386,7 @@
           <w:color w:val="000000" w:themeColor="text1"/>
           <w:lang w:eastAsia="en-US" w:bidi="he-IL"/>
         </w:rPr>
-        <w:t>10</w:t>
+        <w:t>11</w:t>
       </w:r>
       <w:r>
         <w:rPr>
@@ -22989,7 +21396,7 @@
         </w:rPr>
         <w:fldChar w:fldCharType="end"/>
       </w:r>
-      <w:bookmarkEnd w:id="48"/>
+      <w:bookmarkEnd w:id="49"/>
       <w:r>
         <w:rPr>
           <w:rFonts w:eastAsiaTheme="minorHAnsi"/>
@@ -23012,44 +21419,15 @@
         <w:pStyle w:val="3"/>
       </w:pPr>
       <w:r>
-        <w:t xml:space="preserve">Модель </w:t>
-      </w:r>
-      <w:proofErr w:type="spellStart"/>
-      <w:r>
-        <w:t>MediaPipe</w:t>
-      </w:r>
-      <w:proofErr w:type="spellEnd"/>
-      <w:r>
-        <w:t xml:space="preserve"> Face </w:t>
-      </w:r>
-      <w:proofErr w:type="spellStart"/>
-      <w:r>
-        <w:t>Landmarker</w:t>
-      </w:r>
-      <w:proofErr w:type="spellEnd"/>
+        <w:t>Модель MediaPipe Face Landmarker</w:t>
+      </w:r>
     </w:p>
     <w:p>
       <w:pPr>
         <w:contextualSpacing/>
       </w:pPr>
       <w:r>
-        <w:t xml:space="preserve">Опционально в системе реализована поддержка </w:t>
-      </w:r>
-      <w:proofErr w:type="spellStart"/>
-      <w:r>
-        <w:t>MediaPipe</w:t>
-      </w:r>
-      <w:proofErr w:type="spellEnd"/>
-      <w:r>
-        <w:t xml:space="preserve"> Face </w:t>
-      </w:r>
-      <w:proofErr w:type="spellStart"/>
-      <w:r>
-        <w:t>Landmarker</w:t>
-      </w:r>
-      <w:proofErr w:type="spellEnd"/>
-      <w:r>
-        <w:t xml:space="preserve"> от Google, которая строит плотную сетку из 468 трёхмерных ключевых точек на лице</w:t>
+        <w:t>Опционально в системе реализована поддержка MediaPipe Face Landmarker от Google, которая строит плотную сетку из 468 трёхмерных ключевых точек на лице</w:t>
       </w:r>
       <w:r>
         <w:t xml:space="preserve"> [</w:t>
@@ -23088,15 +21466,7 @@
         <w:contextualSpacing/>
       </w:pPr>
       <w:r>
-        <w:t xml:space="preserve">Оценивать </w:t>
-      </w:r>
-      <w:proofErr w:type="spellStart"/>
-      <w:r>
-        <w:t>blendshape</w:t>
-      </w:r>
-      <w:proofErr w:type="spellEnd"/>
-      <w:r>
-        <w:t>-коэффициенты – параметры, описывающие активность групп лицевых мышц (например, поднятие бровей, растягивание рта);</w:t>
+        <w:t>Оценивать blendshape-коэффициенты – параметры, описывающие активность групп лицевых мышц (например, поднятие бровей, растягивание рта);</w:t>
       </w:r>
     </w:p>
     <w:p>
@@ -23108,31 +21478,8 @@
         <w:contextualSpacing/>
       </w:pPr>
       <w:r>
-        <w:t>Вычислять углы поворота головы (</w:t>
-      </w:r>
-      <w:proofErr w:type="spellStart"/>
-      <w:r>
-        <w:t>yaw</w:t>
-      </w:r>
-      <w:proofErr w:type="spellEnd"/>
-      <w:r>
-        <w:t xml:space="preserve">, </w:t>
-      </w:r>
-      <w:proofErr w:type="spellStart"/>
-      <w:r>
-        <w:t>pitch</w:t>
-      </w:r>
-      <w:proofErr w:type="spellEnd"/>
-      <w:r>
-        <w:t xml:space="preserve">, </w:t>
-      </w:r>
-      <w:proofErr w:type="spellStart"/>
-      <w:r>
-        <w:t>roll</w:t>
-      </w:r>
-      <w:proofErr w:type="spellEnd"/>
-      <w:r>
-        <w:t>) для анализа позы;</w:t>
+        <w:lastRenderedPageBreak/>
+        <w:t>Вычислять углы поворота головы (yaw, pitch, roll) для анализа позы;</w:t>
       </w:r>
     </w:p>
     <w:p>
@@ -23144,44 +21491,15 @@
         <w:contextualSpacing/>
       </w:pPr>
       <w:r>
-        <w:t xml:space="preserve">Отслеживать </w:t>
-      </w:r>
-      <w:proofErr w:type="spellStart"/>
-      <w:r>
-        <w:t>микровыражения</w:t>
-      </w:r>
-      <w:proofErr w:type="spellEnd"/>
-      <w:r>
-        <w:t xml:space="preserve"> – кратковременные изменения выражения лица длительностью 1/25–1/5 секунды.</w:t>
+        <w:t>Отслеживать микровыражения – кратковременные изменения выражения лица длительностью 1/25–1/5 секунды.</w:t>
       </w:r>
     </w:p>
     <w:p>
       <w:pPr>
         <w:contextualSpacing/>
       </w:pPr>
-      <w:proofErr w:type="spellStart"/>
-      <w:r>
-        <w:t>MediaPipe</w:t>
-      </w:r>
-      <w:proofErr w:type="spellEnd"/>
-      <w:r>
-        <w:t xml:space="preserve"> Face </w:t>
-      </w:r>
-      <w:proofErr w:type="spellStart"/>
-      <w:r>
-        <w:t>Landmarker</w:t>
-      </w:r>
-      <w:proofErr w:type="spellEnd"/>
-      <w:r>
-        <w:t xml:space="preserve"> использует </w:t>
-      </w:r>
-      <w:proofErr w:type="spellStart"/>
-      <w:r>
-        <w:t>encoder-decoder</w:t>
-      </w:r>
-      <w:proofErr w:type="spellEnd"/>
-      <w:r>
-        <w:t xml:space="preserve"> архитектуру на базе трансформеров для построения детальной трёхмерной модели лица. Сетка из 468 точек охватывает контуры глаз, бровей, носа, губ и овала лица, позволяя точно отслеживать мимику и положение головы в пространстве. Визуализация сетки ключевых точек представлена на рисунке </w:t>
+      <w:r>
+        <w:t xml:space="preserve">MediaPipe Face Landmarker использует encoder-decoder архитектуру на базе трансформеров для построения детальной трёхмерной модели лица. Сетка из 468 точек охватывает контуры глаз, бровей, носа, губ и овала лица, позволяя точно отслеживать мимику и положение головы в пространстве. Визуализация сетки ключевых точек представлена на рисунке </w:t>
       </w:r>
       <w:r>
         <w:fldChar w:fldCharType="begin"/>
@@ -23208,7 +21526,7 @@
         <w:rPr>
           <w:lang w:val="en-US"/>
         </w:rPr>
-        <w:t>11</w:t>
+        <w:t>12</w:t>
       </w:r>
       <w:r>
         <w:fldChar w:fldCharType="end"/>
@@ -23225,7 +21543,6 @@
         <w:rPr>
           <w:noProof/>
         </w:rPr>
-        <w:lastRenderedPageBreak/>
         <w:drawing>
           <wp:inline distT="0" distB="0" distL="0" distR="0" wp14:anchorId="6F884061" wp14:editId="591AC3D2">
             <wp:extent cx="5940425" cy="3256280"/>
@@ -23244,7 +21561,7 @@
                     </pic:cNvPicPr>
                   </pic:nvPicPr>
                   <pic:blipFill>
-                    <a:blip r:embed="rId21">
+                    <a:blip r:embed="rId22">
                       <a:extLst>
                         <a:ext uri="{28A0092B-C50C-407E-A947-70E740481C1C}">
                           <a14:useLocalDpi xmlns:a14="http://schemas.microsoft.com/office/drawing/2010/main" val="0"/>
@@ -23287,7 +21604,7 @@
           <w:lang w:eastAsia="en-US" w:bidi="he-IL"/>
         </w:rPr>
       </w:pPr>
-      <w:bookmarkStart w:id="49" w:name="_Ref229766664"/>
+      <w:bookmarkStart w:id="50" w:name="_Ref229766664"/>
       <w:r>
         <w:rPr>
           <w:rFonts w:eastAsiaTheme="minorHAnsi"/>
@@ -23327,7 +21644,7 @@
           <w:color w:val="000000" w:themeColor="text1"/>
           <w:lang w:eastAsia="en-US" w:bidi="he-IL"/>
         </w:rPr>
-        <w:t>11</w:t>
+        <w:t>12</w:t>
       </w:r>
       <w:r>
         <w:rPr>
@@ -23337,7 +21654,7 @@
         </w:rPr>
         <w:fldChar w:fldCharType="end"/>
       </w:r>
-      <w:bookmarkEnd w:id="49"/>
+      <w:bookmarkEnd w:id="50"/>
       <w:r>
         <w:rPr>
           <w:rFonts w:eastAsiaTheme="minorHAnsi"/>
@@ -23352,36 +21669,8 @@
           <w:color w:val="000000" w:themeColor="text1"/>
           <w:lang w:eastAsia="en-US" w:bidi="he-IL"/>
         </w:rPr>
-        <w:t xml:space="preserve"> Сетка ключевых точек </w:t>
-      </w:r>
-      <w:proofErr w:type="spellStart"/>
-      <w:r>
-        <w:rPr>
-          <w:rFonts w:eastAsiaTheme="minorHAnsi"/>
-          <w:color w:val="000000" w:themeColor="text1"/>
-          <w:lang w:eastAsia="en-US" w:bidi="he-IL"/>
-        </w:rPr>
-        <w:t>MediaPipe</w:t>
-      </w:r>
-      <w:proofErr w:type="spellEnd"/>
-      <w:r>
-        <w:rPr>
-          <w:rFonts w:eastAsiaTheme="minorHAnsi"/>
-          <w:color w:val="000000" w:themeColor="text1"/>
-          <w:lang w:eastAsia="en-US" w:bidi="he-IL"/>
-        </w:rPr>
-        <w:t xml:space="preserve"> Face </w:t>
-      </w:r>
-      <w:proofErr w:type="spellStart"/>
-      <w:r>
-        <w:rPr>
-          <w:rFonts w:eastAsiaTheme="minorHAnsi"/>
-          <w:color w:val="000000" w:themeColor="text1"/>
-          <w:lang w:eastAsia="en-US" w:bidi="he-IL"/>
-        </w:rPr>
-        <w:t>Landmarker</w:t>
-      </w:r>
-      <w:proofErr w:type="spellEnd"/>
+        <w:t xml:space="preserve"> Сетка ключевых точек MediaPipe Face Landmarker</w:t>
+      </w:r>
     </w:p>
     <w:p>
       <w:pPr>
@@ -23408,15 +21697,7 @@
         <w:contextualSpacing/>
       </w:pPr>
       <w:r>
-        <w:t>Радость (</w:t>
-      </w:r>
-      <w:proofErr w:type="spellStart"/>
-      <w:r>
-        <w:t>happiness</w:t>
-      </w:r>
-      <w:proofErr w:type="spellEnd"/>
-      <w:r>
-        <w:t>) – поднятие уголков рта, появление морщин вокруг глаз;</w:t>
+        <w:t>Радость (happiness) – поднятие уголков рта, появление морщин вокруг глаз;</w:t>
       </w:r>
     </w:p>
     <w:p>
@@ -23428,15 +21709,7 @@
         <w:contextualSpacing/>
       </w:pPr>
       <w:r>
-        <w:t>Грусть (</w:t>
-      </w:r>
-      <w:proofErr w:type="spellStart"/>
-      <w:r>
-        <w:t>sadness</w:t>
-      </w:r>
-      <w:proofErr w:type="spellEnd"/>
-      <w:r>
-        <w:t>) – опускание уголков рта, поднятие внутренних уголков бровей;</w:t>
+        <w:t>Грусть (sadness) – опускание уголков рта, поднятие внутренних уголков бровей;</w:t>
       </w:r>
     </w:p>
     <w:p>
@@ -23448,15 +21721,7 @@
         <w:contextualSpacing/>
       </w:pPr>
       <w:r>
-        <w:t>Гнев (</w:t>
-      </w:r>
-      <w:proofErr w:type="spellStart"/>
-      <w:r>
-        <w:t>anger</w:t>
-      </w:r>
-      <w:proofErr w:type="spellEnd"/>
-      <w:r>
-        <w:t>) – опускание бровей, сужение глаз, напряжение губ;</w:t>
+        <w:t>Гнев (anger) – опускание бровей, сужение глаз, напряжение губ;</w:t>
       </w:r>
     </w:p>
     <w:p>
@@ -23468,15 +21733,7 @@
         <w:contextualSpacing/>
       </w:pPr>
       <w:r>
-        <w:t>Страх (</w:t>
-      </w:r>
-      <w:proofErr w:type="spellStart"/>
-      <w:r>
-        <w:t>fear</w:t>
-      </w:r>
-      <w:proofErr w:type="spellEnd"/>
-      <w:r>
-        <w:t>) – поднятие верхних век, растягивание рта;</w:t>
+        <w:t>Страх (fear) – поднятие верхних век, растягивание рта;</w:t>
       </w:r>
     </w:p>
     <w:p>
@@ -23488,15 +21745,8 @@
         <w:contextualSpacing/>
       </w:pPr>
       <w:r>
-        <w:t>Удивление (</w:t>
-      </w:r>
-      <w:proofErr w:type="spellStart"/>
-      <w:r>
-        <w:t>surprise</w:t>
-      </w:r>
-      <w:proofErr w:type="spellEnd"/>
-      <w:r>
-        <w:t>) – поднятие бровей, расширение глаз, открытие рта;</w:t>
+        <w:lastRenderedPageBreak/>
+        <w:t>Удивление (surprise) – поднятие бровей, расширение глаз, открытие рта;</w:t>
       </w:r>
     </w:p>
     <w:p>
@@ -23508,15 +21758,7 @@
         <w:contextualSpacing/>
       </w:pPr>
       <w:r>
-        <w:t>Отвращение (</w:t>
-      </w:r>
-      <w:proofErr w:type="spellStart"/>
-      <w:r>
-        <w:t>disgust</w:t>
-      </w:r>
-      <w:proofErr w:type="spellEnd"/>
-      <w:r>
-        <w:t>) – поднятие верхней губы, морщинистый нос.</w:t>
+        <w:t>Отвращение (disgust) – поднятие верхней губы, морщинистый нос.</w:t>
       </w:r>
     </w:p>
     <w:p>
@@ -23551,19 +21793,7 @@
         <w:t>]</w:t>
       </w:r>
       <w:r>
-        <w:t xml:space="preserve">. Каждая эмоция характеризуется уникальным паттерном активации лицевых мышц (Action </w:t>
-      </w:r>
-      <w:proofErr w:type="spellStart"/>
-      <w:r>
-        <w:t>Units</w:t>
-      </w:r>
-      <w:proofErr w:type="spellEnd"/>
-      <w:r>
-        <w:t xml:space="preserve">), который может быть распознан </w:t>
-      </w:r>
-      <w:r>
-        <w:lastRenderedPageBreak/>
-        <w:t xml:space="preserve">алгоритмами компьютерного зрения. Иллюстрация шести базовых эмоций по Экману представлена на рисунке </w:t>
+        <w:t xml:space="preserve">. Каждая эмоция характеризуется уникальным паттерном активации лицевых мышц (Action Units), который может быть распознан алгоритмами компьютерного зрения. Иллюстрация шести базовых эмоций по Экману представлена на рисунке </w:t>
       </w:r>
       <w:r>
         <w:fldChar w:fldCharType="begin"/>
@@ -23590,7 +21820,7 @@
         <w:rPr>
           <w:lang w:val="en-US"/>
         </w:rPr>
-        <w:t>12</w:t>
+        <w:t>13</w:t>
       </w:r>
       <w:r>
         <w:fldChar w:fldCharType="end"/>
@@ -23612,522 +21842,6 @@
             <wp:extent cx="5940425" cy="3619500"/>
             <wp:effectExtent l="0" t="0" r="3175" b="0"/>
             <wp:docPr id="8" name="Рисунок 8"/>
-            <wp:cNvGraphicFramePr>
-              <a:graphicFrameLocks xmlns:a="http://schemas.openxmlformats.org/drawingml/2006/main" noChangeAspect="1"/>
-            </wp:cNvGraphicFramePr>
-            <a:graphic xmlns:a="http://schemas.openxmlformats.org/drawingml/2006/main">
-              <a:graphicData uri="http://schemas.openxmlformats.org/drawingml/2006/picture">
-                <pic:pic xmlns:pic="http://schemas.openxmlformats.org/drawingml/2006/picture">
-                  <pic:nvPicPr>
-                    <pic:cNvPr id="1" name=""/>
-                    <pic:cNvPicPr/>
-                  </pic:nvPicPr>
-                  <pic:blipFill>
-                    <a:blip r:embed="rId22"/>
-                    <a:stretch>
-                      <a:fillRect/>
-                    </a:stretch>
-                  </pic:blipFill>
-                  <pic:spPr>
-                    <a:xfrm>
-                      <a:off x="0" y="0"/>
-                      <a:ext cx="5940425" cy="3619500"/>
-                    </a:xfrm>
-                    <a:prstGeom prst="rect">
-                      <a:avLst/>
-                    </a:prstGeom>
-                  </pic:spPr>
-                </pic:pic>
-              </a:graphicData>
-            </a:graphic>
-          </wp:inline>
-        </w:drawing>
-      </w:r>
-    </w:p>
-    <w:p>
-      <w:pPr>
-        <w:ind w:firstLine="0"/>
-        <w:contextualSpacing/>
-        <w:jc w:val="center"/>
-        <w:rPr>
-          <w:rFonts w:eastAsiaTheme="minorHAnsi"/>
-          <w:color w:val="000000" w:themeColor="text1"/>
-          <w:lang w:eastAsia="en-US" w:bidi="he-IL"/>
-        </w:rPr>
-      </w:pPr>
-      <w:bookmarkStart w:id="50" w:name="_Ref229766714"/>
-      <w:r>
-        <w:rPr>
-          <w:rFonts w:eastAsiaTheme="minorHAnsi"/>
-          <w:color w:val="000000" w:themeColor="text1"/>
-          <w:lang w:eastAsia="en-US" w:bidi="he-IL"/>
-        </w:rPr>
-        <w:t xml:space="preserve">Рисунок </w:t>
-      </w:r>
-      <w:r>
-        <w:rPr>
-          <w:rFonts w:eastAsiaTheme="minorHAnsi"/>
-          <w:color w:val="000000" w:themeColor="text1"/>
-          <w:lang w:eastAsia="en-US" w:bidi="he-IL"/>
-        </w:rPr>
-        <w:fldChar w:fldCharType="begin"/>
-      </w:r>
-      <w:r>
-        <w:rPr>
-          <w:rFonts w:eastAsiaTheme="minorHAnsi"/>
-          <w:color w:val="000000" w:themeColor="text1"/>
-          <w:lang w:eastAsia="en-US" w:bidi="he-IL"/>
-        </w:rPr>
-        <w:instrText xml:space="preserve"> SEQ Рисунок \* ARABIC </w:instrText>
-      </w:r>
-      <w:r>
-        <w:rPr>
-          <w:rFonts w:eastAsiaTheme="minorHAnsi"/>
-          <w:color w:val="000000" w:themeColor="text1"/>
-          <w:lang w:eastAsia="en-US" w:bidi="he-IL"/>
-        </w:rPr>
-        <w:fldChar w:fldCharType="separate"/>
-      </w:r>
-      <w:r>
-        <w:rPr>
-          <w:rFonts w:eastAsiaTheme="minorHAnsi"/>
-          <w:noProof/>
-          <w:color w:val="000000" w:themeColor="text1"/>
-          <w:lang w:eastAsia="en-US" w:bidi="he-IL"/>
-        </w:rPr>
-        <w:t>12</w:t>
-      </w:r>
-      <w:r>
-        <w:rPr>
-          <w:rFonts w:eastAsiaTheme="minorHAnsi"/>
-          <w:color w:val="000000" w:themeColor="text1"/>
-          <w:lang w:eastAsia="en-US" w:bidi="he-IL"/>
-        </w:rPr>
-        <w:fldChar w:fldCharType="end"/>
-      </w:r>
-      <w:bookmarkEnd w:id="50"/>
-      <w:r>
-        <w:rPr>
-          <w:rFonts w:eastAsiaTheme="minorHAnsi"/>
-          <w:color w:val="000000" w:themeColor="text1"/>
-          <w:lang w:eastAsia="en-US" w:bidi="he-IL"/>
-        </w:rPr>
-        <w:t xml:space="preserve"> –</w:t>
-      </w:r>
-      <w:r>
-        <w:rPr>
-          <w:rFonts w:eastAsiaTheme="minorHAnsi"/>
-          <w:color w:val="000000" w:themeColor="text1"/>
-          <w:lang w:eastAsia="en-US" w:bidi="he-IL"/>
-        </w:rPr>
-        <w:t xml:space="preserve"> Шесть базовых эмоций по Экману</w:t>
-      </w:r>
-    </w:p>
-    <w:p>
-      <w:pPr>
-        <w:contextualSpacing/>
-      </w:pPr>
-      <w:r>
-        <w:t>Инженерная реализация</w:t>
-      </w:r>
-    </w:p>
-    <w:p>
-      <w:pPr>
-        <w:contextualSpacing/>
-      </w:pPr>
-      <w:r>
-        <w:t xml:space="preserve">Для предотвращения перегрузки ЦП/ГПУ реализован семафор, ограничивающий количество параллельных </w:t>
-      </w:r>
-      <w:proofErr w:type="spellStart"/>
-      <w:r>
-        <w:t>инференсов</w:t>
-      </w:r>
-      <w:proofErr w:type="spellEnd"/>
-      <w:r>
-        <w:t xml:space="preserve">. Результаты публикуются как события «анализ лица» (сохраняется в БД) и «отладочная информация о лице» (только </w:t>
-      </w:r>
-      <w:proofErr w:type="spellStart"/>
-      <w:r>
-        <w:t>live</w:t>
-      </w:r>
-      <w:proofErr w:type="spellEnd"/>
-      <w:r>
-        <w:t>-трансляция).</w:t>
-      </w:r>
-    </w:p>
-    <w:p>
-      <w:pPr>
-        <w:pStyle w:val="3"/>
-      </w:pPr>
-      <w:r>
-        <w:t>Распознавание речи (ASR)</w:t>
-      </w:r>
-    </w:p>
-    <w:p>
-      <w:pPr>
-        <w:contextualSpacing/>
-      </w:pPr>
-      <w:r>
-        <w:t>Теоретические основы автоматического распознавания речи</w:t>
-      </w:r>
-    </w:p>
-    <w:p>
-      <w:pPr>
-        <w:contextualSpacing/>
-      </w:pPr>
-      <w:r>
-        <w:t>Автоматическое распознавание речи (</w:t>
-      </w:r>
-      <w:proofErr w:type="spellStart"/>
-      <w:r>
-        <w:t>Automatic</w:t>
-      </w:r>
-      <w:proofErr w:type="spellEnd"/>
-      <w:r>
-        <w:t xml:space="preserve"> </w:t>
-      </w:r>
-      <w:proofErr w:type="spellStart"/>
-      <w:r>
-        <w:t>Speech</w:t>
-      </w:r>
-      <w:proofErr w:type="spellEnd"/>
-      <w:r>
-        <w:t xml:space="preserve"> </w:t>
-      </w:r>
-      <w:proofErr w:type="spellStart"/>
-      <w:r>
-        <w:t>Recognition</w:t>
-      </w:r>
-      <w:proofErr w:type="spellEnd"/>
-      <w:r>
-        <w:t>, ASR) – это технология преобразования акустического сигнала в текстовое представление.</w:t>
-      </w:r>
-    </w:p>
-    <w:p>
-      <w:pPr>
-        <w:contextualSpacing/>
-      </w:pPr>
-      <w:r>
-        <w:t xml:space="preserve">Современные </w:t>
-      </w:r>
-      <w:r>
-        <w:rPr>
-          <w:lang w:val="en-US"/>
-        </w:rPr>
-        <w:t>ASR</w:t>
-      </w:r>
-      <w:r>
-        <w:t xml:space="preserve">-системы основаны на архитектурах глубокого обучения, в частности на трансформерах. Архитектура трансформера включает </w:t>
-      </w:r>
-      <w:proofErr w:type="spellStart"/>
-      <w:r>
-        <w:t>энкодер</w:t>
-      </w:r>
-      <w:proofErr w:type="spellEnd"/>
-      <w:r>
-        <w:t xml:space="preserve"> и декодер, взаимодействующие через механизм внимания (</w:t>
-      </w:r>
-      <w:r>
-        <w:rPr>
-          <w:lang w:val="en-US"/>
-        </w:rPr>
-        <w:t>attention</w:t>
-      </w:r>
-      <w:r>
-        <w:t>), что позволяет эффективно обрабатывать последовательности данных.</w:t>
-      </w:r>
-    </w:p>
-    <w:p>
-      <w:pPr>
-        <w:contextualSpacing/>
-        <w:rPr>
-          <w:lang w:val="en-US"/>
-        </w:rPr>
-      </w:pPr>
-      <w:r>
-        <w:lastRenderedPageBreak/>
-        <w:t xml:space="preserve">Архитектура </w:t>
-      </w:r>
-      <w:r>
-        <w:rPr>
-          <w:lang w:val="en-US"/>
-        </w:rPr>
-        <w:t>Transformer</w:t>
-      </w:r>
-      <w:r>
-        <w:t xml:space="preserve">, предложенная </w:t>
-      </w:r>
-      <w:r>
-        <w:rPr>
-          <w:lang w:val="en-US"/>
-        </w:rPr>
-        <w:t>Vaswani</w:t>
-      </w:r>
-      <w:r>
-        <w:t xml:space="preserve"> </w:t>
-      </w:r>
-      <w:r>
-        <w:rPr>
-          <w:lang w:val="en-US"/>
-        </w:rPr>
-        <w:t>et</w:t>
-      </w:r>
-      <w:r>
-        <w:t xml:space="preserve"> </w:t>
-      </w:r>
-      <w:r>
-        <w:rPr>
-          <w:lang w:val="en-US"/>
-        </w:rPr>
-        <w:t>al</w:t>
-      </w:r>
-      <w:r>
-        <w:t xml:space="preserve">. в 2017 году, полностью отказалась от рекуррентных и </w:t>
-      </w:r>
-      <w:proofErr w:type="spellStart"/>
-      <w:r>
-        <w:t>свёрточных</w:t>
-      </w:r>
-      <w:proofErr w:type="spellEnd"/>
-      <w:r>
-        <w:t xml:space="preserve"> слоёв в пользу механизма </w:t>
-      </w:r>
-      <w:proofErr w:type="spellStart"/>
-      <w:r>
-        <w:t>самовнимания</w:t>
-      </w:r>
-      <w:proofErr w:type="spellEnd"/>
-      <w:r>
-        <w:t xml:space="preserve"> (</w:t>
-      </w:r>
-      <w:r>
-        <w:rPr>
-          <w:lang w:val="en-US"/>
-        </w:rPr>
-        <w:t>self</w:t>
-      </w:r>
-      <w:r>
-        <w:t>-</w:t>
-      </w:r>
-      <w:r>
-        <w:rPr>
-          <w:lang w:val="en-US"/>
-        </w:rPr>
-        <w:t>attention</w:t>
-      </w:r>
-      <w:r>
-        <w:t xml:space="preserve">), что позволило эффективно </w:t>
-      </w:r>
-      <w:proofErr w:type="spellStart"/>
-      <w:r>
-        <w:t>параллелить</w:t>
-      </w:r>
-      <w:proofErr w:type="spellEnd"/>
-      <w:r>
-        <w:t xml:space="preserve"> вычисления и обрабатывать длинные последовательности</w:t>
-      </w:r>
-      <w:r>
-        <w:t xml:space="preserve"> [</w:t>
-      </w:r>
-      <w:r>
-        <w:fldChar w:fldCharType="begin"/>
-      </w:r>
-      <w:r>
-        <w:instrText xml:space="preserve"> REF _Ref229768499 \r \h </w:instrText>
-      </w:r>
-      <w:r>
-        <w:instrText xml:space="preserve"> \* MERGEFORMAT </w:instrText>
-      </w:r>
-      <w:r>
-        <w:fldChar w:fldCharType="separate"/>
-      </w:r>
-      <w:r>
-        <w:t>3</w:t>
-      </w:r>
-      <w:r>
-        <w:fldChar w:fldCharType="end"/>
-      </w:r>
-      <w:r>
-        <w:t>]</w:t>
-      </w:r>
-      <w:r>
-        <w:t xml:space="preserve">. Модель состоит из </w:t>
-      </w:r>
-      <w:proofErr w:type="spellStart"/>
-      <w:r>
-        <w:t>энкодера</w:t>
-      </w:r>
-      <w:proofErr w:type="spellEnd"/>
-      <w:r>
-        <w:t xml:space="preserve"> и декодера, каждый из которых содержит многоголовое внимание (</w:t>
-      </w:r>
-      <w:r>
-        <w:rPr>
-          <w:lang w:val="en-US"/>
-        </w:rPr>
-        <w:t>multi</w:t>
-      </w:r>
-      <w:r>
-        <w:t>-</w:t>
-      </w:r>
-      <w:r>
-        <w:rPr>
-          <w:lang w:val="en-US"/>
-        </w:rPr>
-        <w:t>head</w:t>
-      </w:r>
-      <w:r>
-        <w:t xml:space="preserve"> </w:t>
-      </w:r>
-      <w:r>
-        <w:rPr>
-          <w:lang w:val="en-US"/>
-        </w:rPr>
-        <w:t>attention</w:t>
-      </w:r>
-      <w:r>
-        <w:t xml:space="preserve">), </w:t>
-      </w:r>
-      <w:proofErr w:type="spellStart"/>
-      <w:r>
-        <w:t>полносвязные</w:t>
-      </w:r>
-      <w:proofErr w:type="spellEnd"/>
-      <w:r>
-        <w:t xml:space="preserve"> слои и нормализацию. </w:t>
-      </w:r>
-      <w:proofErr w:type="spellStart"/>
-      <w:r>
-        <w:rPr>
-          <w:lang w:val="en-US"/>
-        </w:rPr>
-        <w:t>Общая</w:t>
-      </w:r>
-      <w:proofErr w:type="spellEnd"/>
-      <w:r>
-        <w:rPr>
-          <w:lang w:val="en-US"/>
-        </w:rPr>
-        <w:t xml:space="preserve"> </w:t>
-      </w:r>
-      <w:proofErr w:type="spellStart"/>
-      <w:r>
-        <w:rPr>
-          <w:lang w:val="en-US"/>
-        </w:rPr>
-        <w:t>архитектура</w:t>
-      </w:r>
-      <w:proofErr w:type="spellEnd"/>
-      <w:r>
-        <w:rPr>
-          <w:lang w:val="en-US"/>
-        </w:rPr>
-        <w:t xml:space="preserve"> Transformer </w:t>
-      </w:r>
-      <w:proofErr w:type="spellStart"/>
-      <w:r>
-        <w:rPr>
-          <w:lang w:val="en-US"/>
-        </w:rPr>
-        <w:t>представлена</w:t>
-      </w:r>
-      <w:proofErr w:type="spellEnd"/>
-      <w:r>
-        <w:rPr>
-          <w:lang w:val="en-US"/>
-        </w:rPr>
-        <w:t xml:space="preserve"> </w:t>
-      </w:r>
-      <w:proofErr w:type="spellStart"/>
-      <w:r>
-        <w:rPr>
-          <w:lang w:val="en-US"/>
-        </w:rPr>
-        <w:t>на</w:t>
-      </w:r>
-      <w:proofErr w:type="spellEnd"/>
-      <w:r>
-        <w:rPr>
-          <w:lang w:val="en-US"/>
-        </w:rPr>
-        <w:t xml:space="preserve"> </w:t>
-      </w:r>
-      <w:proofErr w:type="spellStart"/>
-      <w:r>
-        <w:rPr>
-          <w:lang w:val="en-US"/>
-        </w:rPr>
-        <w:t>рисунке</w:t>
-      </w:r>
-      <w:proofErr w:type="spellEnd"/>
-      <w:r>
-        <w:rPr>
-          <w:lang w:val="en-US"/>
-        </w:rPr>
-        <w:t xml:space="preserve"> </w:t>
-      </w:r>
-      <w:r>
-        <w:rPr>
-          <w:lang w:val="en-US"/>
-        </w:rPr>
-        <w:fldChar w:fldCharType="begin"/>
-      </w:r>
-      <w:r>
-        <w:rPr>
-          <w:lang w:val="en-US"/>
-        </w:rPr>
-        <w:instrText xml:space="preserve"> REF _Ref229766765 \#0 \h </w:instrText>
-      </w:r>
-      <w:r>
-        <w:rPr>
-          <w:lang w:val="en-US"/>
-        </w:rPr>
-        <w:instrText xml:space="preserve"> \* MERGEFORMAT </w:instrText>
-      </w:r>
-      <w:r>
-        <w:rPr>
-          <w:lang w:val="en-US"/>
-        </w:rPr>
-      </w:r>
-      <w:r>
-        <w:rPr>
-          <w:lang w:val="en-US"/>
-        </w:rPr>
-        <w:fldChar w:fldCharType="separate"/>
-      </w:r>
-      <w:r>
-        <w:rPr>
-          <w:lang w:val="en-US"/>
-        </w:rPr>
-        <w:t>13</w:t>
-      </w:r>
-      <w:r>
-        <w:rPr>
-          <w:lang w:val="en-US"/>
-        </w:rPr>
-        <w:fldChar w:fldCharType="end"/>
-      </w:r>
-      <w:r>
-        <w:rPr>
-          <w:lang w:val="en-US"/>
-        </w:rPr>
-        <w:t>.</w:t>
-      </w:r>
-    </w:p>
-    <w:p>
-      <w:pPr>
-        <w:ind w:firstLine="0"/>
-        <w:jc w:val="center"/>
-      </w:pPr>
-      <w:r>
-        <w:rPr>
-          <w:noProof/>
-        </w:rPr>
-        <w:drawing>
-          <wp:inline distT="0" distB="0" distL="0" distR="0" wp14:anchorId="5DDAF3C0" wp14:editId="33C5E205">
-            <wp:extent cx="4248743" cy="5287113"/>
-            <wp:effectExtent l="0" t="0" r="0" b="8890"/>
-            <wp:docPr id="9" name="Рисунок 9"/>
             <wp:cNvGraphicFramePr>
               <a:graphicFrameLocks xmlns:a="http://schemas.openxmlformats.org/drawingml/2006/main" noChangeAspect="1"/>
             </wp:cNvGraphicFramePr>
@@ -24147,7 +21861,7 @@
                   <pic:spPr>
                     <a:xfrm>
                       <a:off x="0" y="0"/>
-                      <a:ext cx="4248743" cy="5287113"/>
+                      <a:ext cx="5940425" cy="3619500"/>
                     </a:xfrm>
                     <a:prstGeom prst="rect">
                       <a:avLst/>
@@ -24171,7 +21885,7 @@
           <w:lang w:eastAsia="en-US" w:bidi="he-IL"/>
         </w:rPr>
       </w:pPr>
-      <w:bookmarkStart w:id="51" w:name="_Ref229766765"/>
+      <w:bookmarkStart w:id="51" w:name="_Ref229766714"/>
       <w:r>
         <w:rPr>
           <w:rFonts w:eastAsiaTheme="minorHAnsi"/>
@@ -24236,263 +21950,216 @@
           <w:color w:val="000000" w:themeColor="text1"/>
           <w:lang w:eastAsia="en-US" w:bidi="he-IL"/>
         </w:rPr>
-        <w:t xml:space="preserve"> Архитектура </w:t>
-      </w:r>
-      <w:proofErr w:type="spellStart"/>
-      <w:r>
-        <w:rPr>
-          <w:rFonts w:eastAsiaTheme="minorHAnsi"/>
-          <w:color w:val="000000" w:themeColor="text1"/>
-          <w:lang w:eastAsia="en-US" w:bidi="he-IL"/>
+        <w:t xml:space="preserve"> Шесть базовых эмоций по Экману</w:t>
+      </w:r>
+    </w:p>
+    <w:p>
+      <w:pPr>
+        <w:contextualSpacing/>
+      </w:pPr>
+      <w:r>
+        <w:t>Инженерная реализация</w:t>
+      </w:r>
+    </w:p>
+    <w:p>
+      <w:pPr>
+        <w:contextualSpacing/>
+      </w:pPr>
+      <w:r>
+        <w:t>Для предотвращения перегрузки ЦП/ГПУ реализован семафор, ограничивающий количество параллельных инференсов. Результаты публикуются как события «анализ лица» (сохраняется в БД) и «отладочная информация о лице» (только live-трансляция).</w:t>
+      </w:r>
+    </w:p>
+    <w:p>
+      <w:pPr>
+        <w:pStyle w:val="3"/>
+      </w:pPr>
+      <w:r>
+        <w:t>Распознавание речи (ASR)</w:t>
+      </w:r>
+    </w:p>
+    <w:p>
+      <w:pPr>
+        <w:contextualSpacing/>
+      </w:pPr>
+      <w:r>
+        <w:t>Теоретические основы автоматического распознавания речи</w:t>
+      </w:r>
+    </w:p>
+    <w:p>
+      <w:pPr>
+        <w:contextualSpacing/>
+      </w:pPr>
+      <w:r>
+        <w:lastRenderedPageBreak/>
+        <w:t>Автоматическое распознавание речи (Automatic Speech Recognition, ASR) – это технология преобразования акустического сигнала в текстовое представление.</w:t>
+      </w:r>
+    </w:p>
+    <w:p>
+      <w:pPr>
+        <w:contextualSpacing/>
+      </w:pPr>
+      <w:r>
+        <w:t xml:space="preserve">Современные </w:t>
+      </w:r>
+      <w:r>
+        <w:rPr>
+          <w:lang w:val="en-US"/>
+        </w:rPr>
+        <w:t>ASR</w:t>
+      </w:r>
+      <w:r>
+        <w:t>-системы основаны на архитектурах глубокого обучения, в частности на трансформерах. Архитектура трансформера включает энкодер и декодер, взаимодействующие через механизм внимания (</w:t>
+      </w:r>
+      <w:r>
+        <w:rPr>
+          <w:lang w:val="en-US"/>
+        </w:rPr>
+        <w:t>attention</w:t>
+      </w:r>
+      <w:r>
+        <w:t>), что позволяет эффективно обрабатывать последовательности данных.</w:t>
+      </w:r>
+    </w:p>
+    <w:p>
+      <w:pPr>
+        <w:contextualSpacing/>
+        <w:rPr>
+          <w:lang w:val="en-US"/>
+        </w:rPr>
+      </w:pPr>
+      <w:r>
+        <w:t xml:space="preserve">Архитектура </w:t>
+      </w:r>
+      <w:r>
+        <w:rPr>
+          <w:lang w:val="en-US"/>
         </w:rPr>
         <w:t>Transformer</w:t>
       </w:r>
-      <w:proofErr w:type="spellEnd"/>
-    </w:p>
-    <w:p>
-      <w:pPr>
-        <w:pStyle w:val="3"/>
-      </w:pPr>
-      <w:proofErr w:type="spellStart"/>
-      <w:r>
-        <w:t>Whisper</w:t>
-      </w:r>
-      <w:proofErr w:type="spellEnd"/>
-    </w:p>
-    <w:p>
-      <w:pPr>
-        <w:contextualSpacing/>
-      </w:pPr>
-      <w:r>
-        <w:t xml:space="preserve">В разработанной системе используется модель </w:t>
-      </w:r>
-      <w:proofErr w:type="spellStart"/>
-      <w:r>
-        <w:t>Whisper</w:t>
-      </w:r>
-      <w:proofErr w:type="spellEnd"/>
-      <w:r>
-        <w:t xml:space="preserve"> от OpenAI, которая представляет собой </w:t>
-      </w:r>
-      <w:proofErr w:type="spellStart"/>
-      <w:r>
-        <w:t>encoder-decoder</w:t>
-      </w:r>
-      <w:proofErr w:type="spellEnd"/>
-      <w:r>
-        <w:t xml:space="preserve"> трансформер, обученный на 680 000 часов размеченных аудиоданных. Основные компоненты архитектуры:</w:t>
-      </w:r>
-    </w:p>
-    <w:p>
-      <w:pPr>
-        <w:numPr>
-          <w:ilvl w:val="0"/>
-          <w:numId w:val="14"/>
-        </w:numPr>
-        <w:contextualSpacing/>
-      </w:pPr>
-      <w:r>
-        <w:lastRenderedPageBreak/>
-        <w:t>Предобработка аудиосигнала: входной аудиосигнал (16 кГц) разбивается на окна длиной 25 мс с шагом 10 мс. Для каждого окна вычисляется логарифмическая мел-спектрограмма (80 каналов) – представление сигнала в частотной области, имитирующее восприятие человеческого уха.</w:t>
-      </w:r>
-    </w:p>
-    <w:p>
-      <w:pPr>
-        <w:numPr>
-          <w:ilvl w:val="0"/>
-          <w:numId w:val="14"/>
-        </w:numPr>
-        <w:contextualSpacing/>
-      </w:pPr>
-      <w:proofErr w:type="spellStart"/>
-      <w:r>
-        <w:t>Энкодер</w:t>
-      </w:r>
-      <w:proofErr w:type="spellEnd"/>
-      <w:r>
-        <w:t xml:space="preserve"> (</w:t>
-      </w:r>
-      <w:proofErr w:type="spellStart"/>
-      <w:r>
-        <w:t>encoder</w:t>
-      </w:r>
-      <w:proofErr w:type="spellEnd"/>
-      <w:r>
-        <w:t xml:space="preserve">): последовательность из N идентичных блоков (для </w:t>
-      </w:r>
-      <w:proofErr w:type="spellStart"/>
-      <w:r>
-        <w:t>Whisper-small</w:t>
-      </w:r>
-      <w:proofErr w:type="spellEnd"/>
-      <w:r>
-        <w:t xml:space="preserve"> N=12), каждый из которых содержит:</w:t>
-      </w:r>
-    </w:p>
-    <w:p>
-      <w:pPr>
-        <w:numPr>
-          <w:ilvl w:val="0"/>
-          <w:numId w:val="5"/>
-        </w:numPr>
-        <w:contextualSpacing/>
-      </w:pPr>
-      <w:r>
-        <w:t xml:space="preserve">Механизм </w:t>
-      </w:r>
-      <w:proofErr w:type="spellStart"/>
-      <w:r>
-        <w:t>самовнимания</w:t>
-      </w:r>
-      <w:proofErr w:type="spellEnd"/>
-      <w:r>
-        <w:t xml:space="preserve"> (</w:t>
-      </w:r>
-      <w:proofErr w:type="spellStart"/>
-      <w:r>
-        <w:t>self-attention</w:t>
-      </w:r>
-      <w:proofErr w:type="spellEnd"/>
-      <w:r>
-        <w:t>) – позволяет каждому временному шагу «видеть» все остальные шаги и взвешивать их важность;</w:t>
-      </w:r>
-    </w:p>
-    <w:p>
-      <w:pPr>
-        <w:numPr>
-          <w:ilvl w:val="0"/>
-          <w:numId w:val="5"/>
-        </w:numPr>
-        <w:contextualSpacing/>
-      </w:pPr>
-      <w:r>
-        <w:t>Позиционное кодирование – добавление информации о порядке следования кадров;</w:t>
-      </w:r>
-    </w:p>
-    <w:p>
-      <w:pPr>
-        <w:numPr>
-          <w:ilvl w:val="0"/>
-          <w:numId w:val="5"/>
-        </w:numPr>
-        <w:contextualSpacing/>
-      </w:pPr>
-      <w:proofErr w:type="spellStart"/>
-      <w:r>
-        <w:t>Полносвязные</w:t>
-      </w:r>
-      <w:proofErr w:type="spellEnd"/>
-      <w:r>
-        <w:t xml:space="preserve"> слои для нелинейной трансформации признаков.</w:t>
-      </w:r>
-    </w:p>
-    <w:p>
-      <w:pPr>
-        <w:numPr>
-          <w:ilvl w:val="0"/>
-          <w:numId w:val="14"/>
-        </w:numPr>
-        <w:contextualSpacing/>
-      </w:pPr>
-      <w:r>
-        <w:t>Декодер (</w:t>
-      </w:r>
-      <w:proofErr w:type="spellStart"/>
-      <w:r>
-        <w:t>decoder</w:t>
-      </w:r>
-      <w:proofErr w:type="spellEnd"/>
-      <w:r>
-        <w:t>): аналогичная структура, но с добавлением кросс-внимания (</w:t>
-      </w:r>
-      <w:proofErr w:type="spellStart"/>
-      <w:r>
-        <w:t>cross-attention</w:t>
-      </w:r>
-      <w:proofErr w:type="spellEnd"/>
-      <w:r>
-        <w:t xml:space="preserve">), которое связывает декодер с выходом </w:t>
-      </w:r>
-      <w:proofErr w:type="spellStart"/>
-      <w:r>
-        <w:t>энкодера</w:t>
-      </w:r>
-      <w:proofErr w:type="spellEnd"/>
-      <w:r>
-        <w:t xml:space="preserve">. Декодер генерирует текстовые токены </w:t>
-      </w:r>
-      <w:proofErr w:type="spellStart"/>
-      <w:r>
-        <w:t>авторегрессионно</w:t>
-      </w:r>
-      <w:proofErr w:type="spellEnd"/>
-      <w:r>
-        <w:t xml:space="preserve"> (каждый следующий токен зависит от предыдущих).</w:t>
-      </w:r>
-    </w:p>
-    <w:p>
-      <w:pPr>
-        <w:contextualSpacing/>
-      </w:pPr>
-      <w:r>
-        <w:t xml:space="preserve">Модель </w:t>
-      </w:r>
-      <w:proofErr w:type="spellStart"/>
-      <w:r>
-        <w:t>Whisper</w:t>
-      </w:r>
-      <w:proofErr w:type="spellEnd"/>
-      <w:r>
-        <w:t xml:space="preserve"> преобразует аудиосигнал в мел-спектрограмму, которая подаётся на вход </w:t>
-      </w:r>
-      <w:proofErr w:type="spellStart"/>
-      <w:r>
-        <w:t>энкодеру</w:t>
-      </w:r>
-      <w:proofErr w:type="spellEnd"/>
-      <w:r>
-        <w:t xml:space="preserve">. </w:t>
-      </w:r>
-      <w:proofErr w:type="spellStart"/>
-      <w:r>
-        <w:t>Энкодер</w:t>
-      </w:r>
-      <w:proofErr w:type="spellEnd"/>
-      <w:r>
-        <w:t xml:space="preserve"> извлекает контекстуальные признаки, которые затем используются декодером для генерации текстовых токенов с учётом языковой модели. Кросс-внимание между декодером и </w:t>
-      </w:r>
-      <w:proofErr w:type="spellStart"/>
-      <w:r>
-        <w:t>энкодером</w:t>
-      </w:r>
-      <w:proofErr w:type="spellEnd"/>
-      <w:r>
-        <w:t xml:space="preserve"> позволяет модели «фокусироваться» на соответствующих участках аудио при генерации каждого слова. Общая схема работы </w:t>
-      </w:r>
-      <w:proofErr w:type="spellStart"/>
-      <w:r>
-        <w:t>Whisper</w:t>
-      </w:r>
-      <w:proofErr w:type="spellEnd"/>
-      <w:r>
-        <w:t xml:space="preserve"> представлена на рисунке </w:t>
+      <w:r>
+        <w:t xml:space="preserve">, предложенная </w:t>
       </w:r>
       <w:r>
         <w:rPr>
           <w:lang w:val="en-US"/>
         </w:rPr>
+        <w:t>Vaswani</w:t>
+      </w:r>
+      <w:r>
+        <w:t xml:space="preserve"> </w:t>
+      </w:r>
+      <w:r>
+        <w:rPr>
+          <w:lang w:val="en-US"/>
+        </w:rPr>
+        <w:t>et</w:t>
+      </w:r>
+      <w:r>
+        <w:t xml:space="preserve"> </w:t>
+      </w:r>
+      <w:r>
+        <w:rPr>
+          <w:lang w:val="en-US"/>
+        </w:rPr>
+        <w:t>al</w:t>
+      </w:r>
+      <w:r>
+        <w:t>. в 2017 году, полностью отказалась от рекуррентных и свёрточных слоёв в пользу механизма самовнимания (</w:t>
+      </w:r>
+      <w:r>
+        <w:rPr>
+          <w:lang w:val="en-US"/>
+        </w:rPr>
+        <w:t>self</w:t>
+      </w:r>
+      <w:r>
+        <w:t>-</w:t>
+      </w:r>
+      <w:r>
+        <w:rPr>
+          <w:lang w:val="en-US"/>
+        </w:rPr>
+        <w:t>attention</w:t>
+      </w:r>
+      <w:r>
+        <w:t>), что позволило эффективно параллелить вычисления и обрабатывать длинные последовательности</w:t>
+      </w:r>
+      <w:r>
+        <w:t xml:space="preserve"> [</w:t>
+      </w:r>
+      <w:r>
         <w:fldChar w:fldCharType="begin"/>
       </w:r>
       <w:r>
+        <w:instrText xml:space="preserve"> REF _Ref229768499 \r \h </w:instrText>
+      </w:r>
+      <w:r>
+        <w:instrText xml:space="preserve"> \* MERGEFORMAT </w:instrText>
+      </w:r>
+      <w:r>
+        <w:fldChar w:fldCharType="separate"/>
+      </w:r>
+      <w:r>
+        <w:t>3</w:t>
+      </w:r>
+      <w:r>
+        <w:fldChar w:fldCharType="end"/>
+      </w:r>
+      <w:r>
+        <w:t>]</w:t>
+      </w:r>
+      <w:r>
+        <w:t>. Модель состоит из энкодера и декодера, каждый из которых содержит многоголовое внимание (</w:t>
+      </w:r>
+      <w:r>
         <w:rPr>
           <w:lang w:val="en-US"/>
         </w:rPr>
-        <w:instrText xml:space="preserve"> REF _Ref229766900 \#0 \h </w:instrText>
+        <w:t>multi</w:t>
+      </w:r>
+      <w:r>
+        <w:t>-</w:t>
       </w:r>
       <w:r>
         <w:rPr>
           <w:lang w:val="en-US"/>
         </w:rPr>
+        <w:t>head</w:t>
+      </w:r>
+      <w:r>
+        <w:t xml:space="preserve"> </w:t>
+      </w:r>
+      <w:r>
+        <w:rPr>
+          <w:lang w:val="en-US"/>
+        </w:rPr>
+        <w:t>attention</w:t>
+      </w:r>
+      <w:r>
+        <w:t xml:space="preserve">), полносвязные слои и нормализацию. </w:t>
+      </w:r>
+      <w:r>
+        <w:rPr>
+          <w:lang w:val="en-US"/>
+        </w:rPr>
+        <w:t xml:space="preserve">Общая архитектура Transformer представлена на рисунке </w:t>
+      </w:r>
+      <w:r>
+        <w:rPr>
+          <w:lang w:val="en-US"/>
+        </w:rPr>
+        <w:fldChar w:fldCharType="begin"/>
+      </w:r>
+      <w:r>
+        <w:rPr>
+          <w:lang w:val="en-US"/>
+        </w:rPr>
+        <w:instrText xml:space="preserve"> REF _Ref229766765 \#0 \h </w:instrText>
+      </w:r>
+      <w:r>
+        <w:rPr>
+          <w:lang w:val="en-US"/>
+        </w:rPr>
         <w:instrText xml:space="preserve"> \* MERGEFORMAT </w:instrText>
       </w:r>
       <w:r>
@@ -24519,32 +22186,27 @@
         <w:fldChar w:fldCharType="end"/>
       </w:r>
       <w:r>
+        <w:rPr>
+          <w:lang w:val="en-US"/>
+        </w:rPr>
         <w:t>.</w:t>
       </w:r>
     </w:p>
     <w:p>
       <w:pPr>
         <w:ind w:firstLine="0"/>
-        <w:contextualSpacing/>
         <w:jc w:val="center"/>
-        <w:rPr>
-          <w:rFonts w:eastAsiaTheme="minorHAnsi"/>
-          <w:color w:val="000000" w:themeColor="text1"/>
-          <w:lang w:eastAsia="en-US" w:bidi="he-IL"/>
-        </w:rPr>
-      </w:pPr>
-      <w:r>
-        <w:rPr>
-          <w:rFonts w:eastAsiaTheme="minorHAnsi"/>
+      </w:pPr>
+      <w:r>
+        <w:rPr>
           <w:noProof/>
-          <w:color w:val="000000" w:themeColor="text1"/>
         </w:rPr>
         <w:lastRenderedPageBreak/>
         <w:drawing>
-          <wp:inline distT="0" distB="0" distL="0" distR="0" wp14:anchorId="497CA86A" wp14:editId="4E55D91A">
-            <wp:extent cx="6126539" cy="2753832"/>
-            <wp:effectExtent l="0" t="0" r="7620" b="8890"/>
-            <wp:docPr id="10" name="Рисунок 10"/>
+          <wp:inline distT="0" distB="0" distL="0" distR="0" wp14:anchorId="5DDAF3C0" wp14:editId="33C5E205">
+            <wp:extent cx="4248743" cy="5287113"/>
+            <wp:effectExtent l="0" t="0" r="0" b="8890"/>
+            <wp:docPr id="9" name="Рисунок 9"/>
             <wp:cNvGraphicFramePr>
               <a:graphicFrameLocks xmlns:a="http://schemas.openxmlformats.org/drawingml/2006/main" noChangeAspect="1"/>
             </wp:cNvGraphicFramePr>
@@ -24564,6 +22226,280 @@
                   <pic:spPr>
                     <a:xfrm>
                       <a:off x="0" y="0"/>
+                      <a:ext cx="4248743" cy="5287113"/>
+                    </a:xfrm>
+                    <a:prstGeom prst="rect">
+                      <a:avLst/>
+                    </a:prstGeom>
+                  </pic:spPr>
+                </pic:pic>
+              </a:graphicData>
+            </a:graphic>
+          </wp:inline>
+        </w:drawing>
+      </w:r>
+    </w:p>
+    <w:p>
+      <w:pPr>
+        <w:ind w:firstLine="0"/>
+        <w:contextualSpacing/>
+        <w:jc w:val="center"/>
+        <w:rPr>
+          <w:rFonts w:eastAsiaTheme="minorHAnsi"/>
+          <w:color w:val="000000" w:themeColor="text1"/>
+          <w:lang w:eastAsia="en-US" w:bidi="he-IL"/>
+        </w:rPr>
+      </w:pPr>
+      <w:bookmarkStart w:id="52" w:name="_Ref229766765"/>
+      <w:r>
+        <w:rPr>
+          <w:rFonts w:eastAsiaTheme="minorHAnsi"/>
+          <w:color w:val="000000" w:themeColor="text1"/>
+          <w:lang w:eastAsia="en-US" w:bidi="he-IL"/>
+        </w:rPr>
+        <w:t xml:space="preserve">Рисунок </w:t>
+      </w:r>
+      <w:r>
+        <w:rPr>
+          <w:rFonts w:eastAsiaTheme="minorHAnsi"/>
+          <w:color w:val="000000" w:themeColor="text1"/>
+          <w:lang w:eastAsia="en-US" w:bidi="he-IL"/>
+        </w:rPr>
+        <w:fldChar w:fldCharType="begin"/>
+      </w:r>
+      <w:r>
+        <w:rPr>
+          <w:rFonts w:eastAsiaTheme="minorHAnsi"/>
+          <w:color w:val="000000" w:themeColor="text1"/>
+          <w:lang w:eastAsia="en-US" w:bidi="he-IL"/>
+        </w:rPr>
+        <w:instrText xml:space="preserve"> SEQ Рисунок \* ARABIC </w:instrText>
+      </w:r>
+      <w:r>
+        <w:rPr>
+          <w:rFonts w:eastAsiaTheme="minorHAnsi"/>
+          <w:color w:val="000000" w:themeColor="text1"/>
+          <w:lang w:eastAsia="en-US" w:bidi="he-IL"/>
+        </w:rPr>
+        <w:fldChar w:fldCharType="separate"/>
+      </w:r>
+      <w:r>
+        <w:rPr>
+          <w:rFonts w:eastAsiaTheme="minorHAnsi"/>
+          <w:noProof/>
+          <w:color w:val="000000" w:themeColor="text1"/>
+          <w:lang w:eastAsia="en-US" w:bidi="he-IL"/>
+        </w:rPr>
+        <w:t>14</w:t>
+      </w:r>
+      <w:r>
+        <w:rPr>
+          <w:rFonts w:eastAsiaTheme="minorHAnsi"/>
+          <w:color w:val="000000" w:themeColor="text1"/>
+          <w:lang w:eastAsia="en-US" w:bidi="he-IL"/>
+        </w:rPr>
+        <w:fldChar w:fldCharType="end"/>
+      </w:r>
+      <w:bookmarkEnd w:id="52"/>
+      <w:r>
+        <w:rPr>
+          <w:rFonts w:eastAsiaTheme="minorHAnsi"/>
+          <w:color w:val="000000" w:themeColor="text1"/>
+          <w:lang w:eastAsia="en-US" w:bidi="he-IL"/>
+        </w:rPr>
+        <w:t xml:space="preserve"> –</w:t>
+      </w:r>
+      <w:r>
+        <w:rPr>
+          <w:rFonts w:eastAsiaTheme="minorHAnsi"/>
+          <w:color w:val="000000" w:themeColor="text1"/>
+          <w:lang w:eastAsia="en-US" w:bidi="he-IL"/>
+        </w:rPr>
+        <w:t xml:space="preserve"> Архитектура Transformer</w:t>
+      </w:r>
+    </w:p>
+    <w:p>
+      <w:pPr>
+        <w:pStyle w:val="3"/>
+      </w:pPr>
+      <w:r>
+        <w:t>Whisper</w:t>
+      </w:r>
+    </w:p>
+    <w:p>
+      <w:pPr>
+        <w:contextualSpacing/>
+      </w:pPr>
+      <w:r>
+        <w:t>В разработанной системе используется модель Whisper от OpenAI, которая представляет собой encoder-decoder трансформер, обученный на 680 000 часов размеченных аудиоданных. Основные компоненты архитектуры:</w:t>
+      </w:r>
+    </w:p>
+    <w:p>
+      <w:pPr>
+        <w:numPr>
+          <w:ilvl w:val="0"/>
+          <w:numId w:val="14"/>
+        </w:numPr>
+        <w:contextualSpacing/>
+      </w:pPr>
+      <w:r>
+        <w:t>Предобработка аудиосигнала: входной аудиосигнал (16 кГц) разбивается на окна длиной 25 мс с шагом 10 мс. Для каждого окна вычисляется логарифмическая мел-спектрограмма (80 каналов) – представление сигнала в частотной области, имитирующее восприятие человеческого уха.</w:t>
+      </w:r>
+    </w:p>
+    <w:p>
+      <w:pPr>
+        <w:numPr>
+          <w:ilvl w:val="0"/>
+          <w:numId w:val="14"/>
+        </w:numPr>
+        <w:contextualSpacing/>
+      </w:pPr>
+      <w:r>
+        <w:t>Энкодер (encoder): последовательность из N идентичных блоков (для Whisper-small N=12), каждый из которых содержит:</w:t>
+      </w:r>
+    </w:p>
+    <w:p>
+      <w:pPr>
+        <w:numPr>
+          <w:ilvl w:val="0"/>
+          <w:numId w:val="5"/>
+        </w:numPr>
+        <w:contextualSpacing/>
+      </w:pPr>
+      <w:r>
+        <w:lastRenderedPageBreak/>
+        <w:t>Механизм самовнимания (self-attention) – позволяет каждому временному шагу «видеть» все остальные шаги и взвешивать их важность;</w:t>
+      </w:r>
+    </w:p>
+    <w:p>
+      <w:pPr>
+        <w:numPr>
+          <w:ilvl w:val="0"/>
+          <w:numId w:val="5"/>
+        </w:numPr>
+        <w:contextualSpacing/>
+      </w:pPr>
+      <w:r>
+        <w:t>Позиционное кодирование – добавление информации о порядке следования кадров;</w:t>
+      </w:r>
+    </w:p>
+    <w:p>
+      <w:pPr>
+        <w:numPr>
+          <w:ilvl w:val="0"/>
+          <w:numId w:val="5"/>
+        </w:numPr>
+        <w:contextualSpacing/>
+      </w:pPr>
+      <w:r>
+        <w:t>Полносвязные слои для нелинейной трансформации признаков.</w:t>
+      </w:r>
+    </w:p>
+    <w:p>
+      <w:pPr>
+        <w:numPr>
+          <w:ilvl w:val="0"/>
+          <w:numId w:val="14"/>
+        </w:numPr>
+        <w:contextualSpacing/>
+      </w:pPr>
+      <w:r>
+        <w:t>Декодер (decoder): аналогичная структура, но с добавлением кросс-внимания (cross-attention), которое связывает декодер с выходом энкодера. Декодер генерирует текстовые токены авторегрессионно (каждый следующий токен зависит от предыдущих).</w:t>
+      </w:r>
+    </w:p>
+    <w:p>
+      <w:pPr>
+        <w:contextualSpacing/>
+      </w:pPr>
+      <w:r>
+        <w:t xml:space="preserve">Модель Whisper преобразует аудиосигнал в мел-спектрограмму, которая подаётся на вход энкодеру. Энкодер извлекает контекстуальные признаки, которые затем используются декодером для генерации текстовых токенов с учётом языковой модели. Кросс-внимание между декодером и энкодером позволяет модели «фокусироваться» на соответствующих участках аудио при генерации каждого слова. Общая схема работы Whisper представлена на рисунке </w:t>
+      </w:r>
+      <w:r>
+        <w:rPr>
+          <w:lang w:val="en-US"/>
+        </w:rPr>
+        <w:fldChar w:fldCharType="begin"/>
+      </w:r>
+      <w:r>
+        <w:rPr>
+          <w:lang w:val="en-US"/>
+        </w:rPr>
+        <w:instrText xml:space="preserve"> REF _Ref229766900 \#0 \h </w:instrText>
+      </w:r>
+      <w:r>
+        <w:rPr>
+          <w:lang w:val="en-US"/>
+        </w:rPr>
+        <w:instrText xml:space="preserve"> \* MERGEFORMAT </w:instrText>
+      </w:r>
+      <w:r>
+        <w:rPr>
+          <w:lang w:val="en-US"/>
+        </w:rPr>
+      </w:r>
+      <w:r>
+        <w:rPr>
+          <w:lang w:val="en-US"/>
+        </w:rPr>
+        <w:fldChar w:fldCharType="separate"/>
+      </w:r>
+      <w:r>
+        <w:rPr>
+          <w:lang w:val="en-US"/>
+        </w:rPr>
+        <w:t>15</w:t>
+      </w:r>
+      <w:r>
+        <w:rPr>
+          <w:lang w:val="en-US"/>
+        </w:rPr>
+        <w:fldChar w:fldCharType="end"/>
+      </w:r>
+      <w:r>
+        <w:t>.</w:t>
+      </w:r>
+    </w:p>
+    <w:p>
+      <w:pPr>
+        <w:ind w:firstLine="0"/>
+        <w:contextualSpacing/>
+        <w:jc w:val="center"/>
+        <w:rPr>
+          <w:rFonts w:eastAsiaTheme="minorHAnsi"/>
+          <w:color w:val="000000" w:themeColor="text1"/>
+          <w:lang w:eastAsia="en-US" w:bidi="he-IL"/>
+        </w:rPr>
+      </w:pPr>
+      <w:r>
+        <w:rPr>
+          <w:rFonts w:eastAsiaTheme="minorHAnsi"/>
+          <w:noProof/>
+          <w:color w:val="000000" w:themeColor="text1"/>
+        </w:rPr>
+        <w:drawing>
+          <wp:inline distT="0" distB="0" distL="0" distR="0" wp14:anchorId="497CA86A" wp14:editId="4E55D91A">
+            <wp:extent cx="6126539" cy="2753832"/>
+            <wp:effectExtent l="0" t="0" r="7620" b="8890"/>
+            <wp:docPr id="10" name="Рисунок 10"/>
+            <wp:cNvGraphicFramePr>
+              <a:graphicFrameLocks xmlns:a="http://schemas.openxmlformats.org/drawingml/2006/main" noChangeAspect="1"/>
+            </wp:cNvGraphicFramePr>
+            <a:graphic xmlns:a="http://schemas.openxmlformats.org/drawingml/2006/main">
+              <a:graphicData uri="http://schemas.openxmlformats.org/drawingml/2006/picture">
+                <pic:pic xmlns:pic="http://schemas.openxmlformats.org/drawingml/2006/picture">
+                  <pic:nvPicPr>
+                    <pic:cNvPr id="1" name=""/>
+                    <pic:cNvPicPr/>
+                  </pic:nvPicPr>
+                  <pic:blipFill>
+                    <a:blip r:embed="rId25"/>
+                    <a:stretch>
+                      <a:fillRect/>
+                    </a:stretch>
+                  </pic:blipFill>
+                  <pic:spPr>
+                    <a:xfrm>
+                      <a:off x="0" y="0"/>
                       <a:ext cx="6138557" cy="2759234"/>
                     </a:xfrm>
                     <a:prstGeom prst="rect">
@@ -24588,8 +22524,8 @@
           <w:lang w:eastAsia="en-US" w:bidi="he-IL"/>
         </w:rPr>
       </w:pPr>
-      <w:bookmarkStart w:id="52" w:name="_Ref229766900"/>
-      <w:bookmarkStart w:id="53" w:name="_Ref229766897"/>
+      <w:bookmarkStart w:id="53" w:name="_Ref229766900"/>
+      <w:bookmarkStart w:id="54" w:name="_Ref229766897"/>
       <w:r>
         <w:rPr>
           <w:rFonts w:eastAsiaTheme="minorHAnsi"/>
@@ -24629,7 +22565,7 @@
           <w:color w:val="000000" w:themeColor="text1"/>
           <w:lang w:eastAsia="en-US" w:bidi="he-IL"/>
         </w:rPr>
-        <w:t>14</w:t>
+        <w:t>15</w:t>
       </w:r>
       <w:r>
         <w:rPr>
@@ -24639,7 +22575,7 @@
         </w:rPr>
         <w:fldChar w:fldCharType="end"/>
       </w:r>
-      <w:bookmarkEnd w:id="52"/>
+      <w:bookmarkEnd w:id="53"/>
       <w:r>
         <w:rPr>
           <w:rFonts w:eastAsiaTheme="minorHAnsi"/>
@@ -24654,32 +22590,17 @@
           <w:color w:val="000000" w:themeColor="text1"/>
           <w:lang w:eastAsia="en-US" w:bidi="he-IL"/>
         </w:rPr>
-        <w:t xml:space="preserve"> Общая схема </w:t>
-      </w:r>
-      <w:proofErr w:type="spellStart"/>
-      <w:r>
-        <w:rPr>
-          <w:rFonts w:eastAsiaTheme="minorHAnsi"/>
-          <w:color w:val="000000" w:themeColor="text1"/>
-          <w:lang w:eastAsia="en-US" w:bidi="he-IL"/>
-        </w:rPr>
-        <w:t>Whisper</w:t>
-      </w:r>
-      <w:bookmarkEnd w:id="53"/>
-      <w:proofErr w:type="spellEnd"/>
+        <w:t xml:space="preserve"> Общая схема Whisper</w:t>
+      </w:r>
+      <w:bookmarkEnd w:id="54"/>
     </w:p>
     <w:p>
       <w:pPr>
         <w:contextualSpacing/>
       </w:pPr>
       <w:r>
-        <w:t xml:space="preserve">Обучение </w:t>
-      </w:r>
-      <w:proofErr w:type="spellStart"/>
-      <w:r>
-        <w:t>Whisper</w:t>
-      </w:r>
-      <w:proofErr w:type="spellEnd"/>
+        <w:t>Обучение Whisper</w:t>
+      </w:r>
     </w:p>
     <w:p>
       <w:pPr>
@@ -24725,6 +22646,7 @@
         <w:contextualSpacing/>
       </w:pPr>
       <w:r>
+        <w:lastRenderedPageBreak/>
         <w:t>Аудиокниги с текстовыми расшифровками;</w:t>
       </w:r>
     </w:p>
@@ -24765,44 +22687,15 @@
         <w:contextualSpacing/>
       </w:pPr>
       <w:r>
-        <w:t xml:space="preserve">Оптимизация </w:t>
-      </w:r>
-      <w:proofErr w:type="spellStart"/>
-      <w:r>
-        <w:t>инференса</w:t>
-      </w:r>
-      <w:proofErr w:type="spellEnd"/>
-      <w:r>
-        <w:t xml:space="preserve">: </w:t>
-      </w:r>
-      <w:proofErr w:type="spellStart"/>
-      <w:r>
-        <w:t>faster-whisper</w:t>
-      </w:r>
-      <w:proofErr w:type="spellEnd"/>
+        <w:t>Оптимизация инференса: faster-whisper</w:t>
+      </w:r>
     </w:p>
     <w:p>
       <w:pPr>
         <w:contextualSpacing/>
       </w:pPr>
       <w:r>
-        <w:t xml:space="preserve">Для ускорения работы в реальном времени используется библиотека </w:t>
-      </w:r>
-      <w:proofErr w:type="spellStart"/>
-      <w:r>
-        <w:t>faster-whisper</w:t>
-      </w:r>
-      <w:proofErr w:type="spellEnd"/>
-      <w:r>
-        <w:t xml:space="preserve">, основанная на CTranslate2 – движке эффективного </w:t>
-      </w:r>
-      <w:proofErr w:type="spellStart"/>
-      <w:r>
-        <w:t>инференса</w:t>
-      </w:r>
-      <w:proofErr w:type="spellEnd"/>
-      <w:r>
-        <w:t xml:space="preserve"> трансформеров. Оптимизации включают:</w:t>
+        <w:t>Для ускорения работы в реальном времени используется библиотека faster-whisper, основанная на CTranslate2 – движке эффективного инференса трансформеров. Оптимизации включают:</w:t>
       </w:r>
     </w:p>
     <w:p>
@@ -24826,23 +22719,7 @@
         <w:contextualSpacing/>
       </w:pPr>
       <w:r>
-        <w:t>Пакетная обработка (</w:t>
-      </w:r>
-      <w:proofErr w:type="spellStart"/>
-      <w:r>
-        <w:t>batching</w:t>
-      </w:r>
-      <w:proofErr w:type="spellEnd"/>
-      <w:r>
-        <w:t xml:space="preserve">) – одновременная обработка нескольких </w:t>
-      </w:r>
-      <w:proofErr w:type="spellStart"/>
-      <w:r>
-        <w:t>аудиочанков</w:t>
-      </w:r>
-      <w:proofErr w:type="spellEnd"/>
-      <w:r>
-        <w:t>;</w:t>
+        <w:t>Пакетная обработка (batching) – одновременная обработка нескольких аудиочанков;</w:t>
       </w:r>
     </w:p>
     <w:p>
@@ -24854,7 +22731,6 @@
         <w:contextualSpacing/>
       </w:pPr>
       <w:r>
-        <w:lastRenderedPageBreak/>
         <w:t>Использование GPU – при наличии видеокарты вычисления переносятся на графический процессор.</w:t>
       </w:r>
     </w:p>
@@ -24868,52 +22744,12 @@
     </w:p>
     <w:p>
       <w:r>
-        <w:t>Для оценки смысловой и эмоциональной окраски транскрибированной речи в системе реализован модуль анализа тональности (</w:t>
-      </w:r>
-      <w:proofErr w:type="spellStart"/>
-      <w:r>
-        <w:t>Sentiment</w:t>
-      </w:r>
-      <w:proofErr w:type="spellEnd"/>
-      <w:r>
-        <w:t xml:space="preserve"> Analysis). В отличие от акустического анализа, который оценивает паралингвистические признаки голоса (тембр, интонацию), NLP-модуль работает непосредственно с семантикой произнесенного текста.</w:t>
-      </w:r>
-    </w:p>
-    <w:p>
-      <w:r>
-        <w:t xml:space="preserve">В разработанном комплексе применяется легковесная </w:t>
-      </w:r>
-      <w:proofErr w:type="spellStart"/>
-      <w:r>
-        <w:t>предобученная</w:t>
-      </w:r>
-      <w:proofErr w:type="spellEnd"/>
-      <w:r>
-        <w:t xml:space="preserve"> </w:t>
-      </w:r>
-      <w:proofErr w:type="spellStart"/>
-      <w:r>
-        <w:t>трансформерная</w:t>
-      </w:r>
-      <w:proofErr w:type="spellEnd"/>
-      <w:r>
-        <w:t xml:space="preserve"> модель (например, на базе архитектуры </w:t>
-      </w:r>
-      <w:proofErr w:type="spellStart"/>
-      <w:r>
-        <w:t>RuBERT</w:t>
-      </w:r>
-      <w:proofErr w:type="spellEnd"/>
-      <w:r>
-        <w:t xml:space="preserve"> или </w:t>
-      </w:r>
-      <w:proofErr w:type="spellStart"/>
-      <w:r>
-        <w:t>DistilBERT</w:t>
-      </w:r>
-      <w:proofErr w:type="spellEnd"/>
-      <w:r>
-        <w:t>), адаптированная для задачи классификации тональности. Такой выбор обеспечивает баланс между высокой точностью определения контекста и низкими требованиями к вычислительным ресурсам, что критично для работы в режиме, близком к реальному времени.</w:t>
+        <w:t>Для оценки смысловой и эмоциональной окраски транскрибированной речи в системе реализован модуль анализа тональности (Sentiment Analysis). В отличие от акустического анализа, который оценивает паралингвистические признаки голоса (тембр, интонацию), NLP-модуль работает непосредственно с семантикой произнесенного текста.</w:t>
+      </w:r>
+    </w:p>
+    <w:p>
+      <w:r>
+        <w:t>В разработанном комплексе применяется легковесная предобученная трансформерная модель (например, на базе архитектуры RuBERT или DistilBERT), адаптированная для задачи классификации тональности. Такой выбор обеспечивает баланс между высокой точностью определения контекста и низкими требованиями к вычислительным ресурсам, что критично для работы в режиме, близком к реальному времени.</w:t>
       </w:r>
     </w:p>
     <w:p>
@@ -24930,23 +22766,8 @@
         </w:numPr>
       </w:pPr>
       <w:r>
-        <w:t xml:space="preserve">Сегментация и </w:t>
-      </w:r>
-      <w:proofErr w:type="spellStart"/>
-      <w:r>
-        <w:t>токенизация</w:t>
-      </w:r>
-      <w:proofErr w:type="spellEnd"/>
-      <w:r>
-        <w:t xml:space="preserve">: Разбиение потока транскрибированного текста (полученного от модели </w:t>
-      </w:r>
-      <w:proofErr w:type="spellStart"/>
-      <w:r>
-        <w:t>Whisper</w:t>
-      </w:r>
-      <w:proofErr w:type="spellEnd"/>
-      <w:r>
-        <w:t>) на смысловые единицы (предложения или законченные реплики) и их преобразование в числовые представления (токены).</w:t>
+        <w:lastRenderedPageBreak/>
+        <w:t>Сегментация и токенизация: Разбиение потока транскрибированного текста (полученного от модели Whisper) на смысловые единицы (предложения или законченные реплики) и их преобразование в числовые представления (токены).</w:t>
       </w:r>
     </w:p>
     <w:p>
@@ -24957,13 +22778,8 @@
           <w:numId w:val="5"/>
         </w:numPr>
       </w:pPr>
-      <w:proofErr w:type="spellStart"/>
-      <w:r>
-        <w:t>Инференс</w:t>
-      </w:r>
-      <w:proofErr w:type="spellEnd"/>
-      <w:r>
-        <w:t xml:space="preserve"> модели: Передача векторизованного текста на вход нейросетевой модели для извлечения контекстуальных признаков.</w:t>
+      <w:r>
+        <w:t>Инференс модели: Передача векторизованного текста на вход нейросетевой модели для извлечения контекстуальных признаков.</w:t>
       </w:r>
     </w:p>
     <w:p>
@@ -24980,31 +22796,7 @@
     </w:p>
     <w:p>
       <w:r>
-        <w:t>Результаты текстового анализа асинхронно сохраняются в базе данных в формате JSONB с привязкой к временным меткам (</w:t>
-      </w:r>
-      <w:proofErr w:type="spellStart"/>
-      <w:r>
-        <w:t>timestamp</w:t>
-      </w:r>
-      <w:proofErr w:type="spellEnd"/>
-      <w:r>
-        <w:t>) и идентификатору спикера. Это позволяет на этапе формирования отчёта сопоставлять семантическую тональность речи с визуальными (мимика) и акустическими (голос) признаками эмоций, реализуя принцип мультимодального позднего слияния (</w:t>
-      </w:r>
-      <w:proofErr w:type="spellStart"/>
-      <w:r>
-        <w:t>late</w:t>
-      </w:r>
-      <w:proofErr w:type="spellEnd"/>
-      <w:r>
-        <w:t xml:space="preserve"> </w:t>
-      </w:r>
-      <w:proofErr w:type="spellStart"/>
-      <w:r>
-        <w:t>fusion</w:t>
-      </w:r>
-      <w:proofErr w:type="spellEnd"/>
-      <w:r>
-        <w:t>).</w:t>
+        <w:t>Результаты текстового анализа асинхронно сохраняются в базе данных в формате JSONB с привязкой к временным меткам (timestamp) и идентификатору спикера. Это позволяет на этапе формирования отчёта сопоставлять семантическую тональность речи с визуальными (мимика) и акустическими (голос) признаками эмоций, реализуя принцип мультимодального позднего слияния (late fusion).</w:t>
       </w:r>
     </w:p>
     <w:p>
@@ -25012,7 +22804,6 @@
         <w:pStyle w:val="3"/>
       </w:pPr>
       <w:r>
-        <w:lastRenderedPageBreak/>
         <w:t>Формирование отчёта</w:t>
       </w:r>
     </w:p>
@@ -25021,31 +22812,7 @@
         <w:contextualSpacing/>
       </w:pPr>
       <w:r>
-        <w:t xml:space="preserve">Агрегация итогов встречи реализована в модуле отчётности. На текущем этапе применяется эвристический подход </w:t>
-      </w:r>
-      <w:proofErr w:type="spellStart"/>
-      <w:r>
-        <w:t>late</w:t>
-      </w:r>
-      <w:proofErr w:type="spellEnd"/>
-      <w:r>
-        <w:t xml:space="preserve"> </w:t>
-      </w:r>
-      <w:proofErr w:type="spellStart"/>
-      <w:r>
-        <w:t>fusion</w:t>
-      </w:r>
-      <w:proofErr w:type="spellEnd"/>
-      <w:r>
-        <w:t xml:space="preserve"> (позднее слияние): статистика эмоций, </w:t>
-      </w:r>
-      <w:proofErr w:type="spellStart"/>
-      <w:r>
-        <w:t>таймлайны</w:t>
-      </w:r>
-      <w:proofErr w:type="spellEnd"/>
-      <w:r>
-        <w:t xml:space="preserve"> активности, ключевые фразы из транскрипта и метрики вовлечённости объединяются по временным окнам.</w:t>
+        <w:t>Агрегация итогов встречи реализована в модуле отчётности. На текущем этапе применяется эвристический подход late fusion (позднее слияние): статистика эмоций, таймлайны активности, ключевые фразы из транскрипта и метрики вовлечённости объединяются по временным окнам.</w:t>
       </w:r>
     </w:p>
     <w:p>
@@ -25064,37 +22831,8 @@
         </w:numPr>
         <w:contextualSpacing/>
       </w:pPr>
-      <w:proofErr w:type="spellStart"/>
-      <w:r>
-        <w:t>Meeting</w:t>
-      </w:r>
-      <w:proofErr w:type="spellEnd"/>
-      <w:r>
-        <w:t xml:space="preserve"> </w:t>
-      </w:r>
-      <w:proofErr w:type="spellStart"/>
-      <w:r>
-        <w:t>summary</w:t>
-      </w:r>
-      <w:proofErr w:type="spellEnd"/>
-      <w:r>
-        <w:t xml:space="preserve"> – сводка по встрече: распределение эмоций (доли событий по категориям), текстовые </w:t>
-      </w:r>
-      <w:proofErr w:type="spellStart"/>
-      <w:r>
-        <w:t>highlights</w:t>
-      </w:r>
-      <w:proofErr w:type="spellEnd"/>
-      <w:r>
-        <w:t xml:space="preserve"> (ключевые моменты), рейтинг вовлечённости участников, покрытие (</w:t>
-      </w:r>
-      <w:proofErr w:type="spellStart"/>
-      <w:r>
-        <w:t>coverage</w:t>
-      </w:r>
-      <w:proofErr w:type="spellEnd"/>
-      <w:r>
-        <w:t>) – доля времени, когда были доступны данные;</w:t>
+      <w:r>
+        <w:t>Meeting summary – сводка по встрече: распределение эмоций (доли событий по категориям), текстовые highlights (ключевые моменты), рейтинг вовлечённости участников, покрытие (coverage) – доля времени, когда были доступны данные;</w:t>
       </w:r>
     </w:p>
     <w:p>
@@ -25105,21 +22843,8 @@
         </w:numPr>
         <w:contextualSpacing/>
       </w:pPr>
-      <w:proofErr w:type="spellStart"/>
-      <w:r>
-        <w:t>Participant</w:t>
-      </w:r>
-      <w:proofErr w:type="spellEnd"/>
-      <w:r>
-        <w:t xml:space="preserve"> </w:t>
-      </w:r>
-      <w:proofErr w:type="spellStart"/>
-      <w:r>
-        <w:t>tiles</w:t>
-      </w:r>
-      <w:proofErr w:type="spellEnd"/>
-      <w:r>
-        <w:t xml:space="preserve"> – карточки участников с индивидуальной статистикой;</w:t>
+      <w:r>
+        <w:t>Participant tiles – карточки участников с индивидуальной статистикой;</w:t>
       </w:r>
     </w:p>
     <w:p>
@@ -25130,13 +22855,8 @@
         </w:numPr>
         <w:contextualSpacing/>
       </w:pPr>
-      <w:proofErr w:type="spellStart"/>
-      <w:r>
-        <w:t>Timelines</w:t>
-      </w:r>
-      <w:proofErr w:type="spellEnd"/>
-      <w:r>
-        <w:t xml:space="preserve"> – временные шкалы изменения эмоций и активности;</w:t>
+      <w:r>
+        <w:t>Timelines – временные шкалы изменения эмоций и активности;</w:t>
       </w:r>
     </w:p>
     <w:p>
@@ -25148,31 +22868,7 @@
         <w:contextualSpacing/>
       </w:pPr>
       <w:r>
-        <w:t xml:space="preserve">Face </w:t>
-      </w:r>
-      <w:proofErr w:type="spellStart"/>
-      <w:r>
-        <w:t>tracking</w:t>
-      </w:r>
-      <w:proofErr w:type="spellEnd"/>
-      <w:r>
-        <w:t xml:space="preserve"> </w:t>
-      </w:r>
-      <w:proofErr w:type="spellStart"/>
-      <w:r>
-        <w:t>summary</w:t>
-      </w:r>
-      <w:proofErr w:type="spellEnd"/>
-      <w:r>
-        <w:t xml:space="preserve"> – сводка по трекингу лиц (при наличии данных от </w:t>
-      </w:r>
-      <w:proofErr w:type="spellStart"/>
-      <w:r>
-        <w:t>MediaPipe</w:t>
-      </w:r>
-      <w:proofErr w:type="spellEnd"/>
-      <w:r>
-        <w:t>);</w:t>
+        <w:t>Face tracking summary – сводка по трекингу лиц (при наличии данных от MediaPipe);</w:t>
       </w:r>
     </w:p>
     <w:p>
@@ -25183,13 +22879,8 @@
         </w:numPr>
         <w:contextualSpacing/>
       </w:pPr>
-      <w:proofErr w:type="spellStart"/>
-      <w:r>
-        <w:t>Observations</w:t>
-      </w:r>
-      <w:proofErr w:type="spellEnd"/>
-      <w:r>
-        <w:t xml:space="preserve"> – наблюдения и рекомендации.</w:t>
+      <w:r>
+        <w:t>Observations – наблюдения и рекомендации.</w:t>
       </w:r>
     </w:p>
     <w:p>
@@ -25197,6 +22888,7 @@
         <w:contextualSpacing/>
       </w:pPr>
       <w:r>
+        <w:lastRenderedPageBreak/>
         <w:t>Архитектура предусматривает возможность для подключения собственной нейросетевой модели через параметр конфигурации.</w:t>
       </w:r>
     </w:p>
@@ -25204,8 +22896,8 @@
       <w:pPr>
         <w:pStyle w:val="2"/>
       </w:pPr>
-      <w:bookmarkStart w:id="54" w:name="_Toc229467895"/>
-      <w:bookmarkStart w:id="55" w:name="_Toc232414682"/>
+      <w:bookmarkStart w:id="55" w:name="_Toc229467895"/>
+      <w:bookmarkStart w:id="56" w:name="_Toc232414682"/>
       <w:r>
         <w:t>М</w:t>
       </w:r>
@@ -25216,23 +22908,15 @@
         </w:rPr>
         <w:t>одуль хранения данных и формирования аналитических отчётов</w:t>
       </w:r>
-      <w:bookmarkEnd w:id="54"/>
       <w:bookmarkEnd w:id="55"/>
+      <w:bookmarkEnd w:id="56"/>
     </w:p>
     <w:p>
       <w:pPr>
         <w:contextualSpacing/>
       </w:pPr>
       <w:r>
-        <w:t xml:space="preserve">В качестве СУБД выбрана </w:t>
-      </w:r>
-      <w:proofErr w:type="spellStart"/>
-      <w:r>
-        <w:t>PostgreSQL</w:t>
-      </w:r>
-      <w:proofErr w:type="spellEnd"/>
-      <w:r>
-        <w:t>. Схема данных управляется через файловые миграции. Ключевые таблицы:</w:t>
+        <w:t>В качестве СУБД выбрана PostgreSQL. Схема данных управляется через файловые миграции. Ключевые таблицы:</w:t>
       </w:r>
     </w:p>
     <w:p>
@@ -25288,35 +22972,7 @@
         <w:contextualSpacing/>
       </w:pPr>
       <w:r>
-        <w:t xml:space="preserve">Для гибкого хранения разнородных данных аналитики используется тип JSONB. Это позволяет сохранять </w:t>
-      </w:r>
-      <w:proofErr w:type="spellStart"/>
-      <w:r>
-        <w:t>payloads</w:t>
-      </w:r>
-      <w:proofErr w:type="spellEnd"/>
-      <w:r>
-        <w:t xml:space="preserve"> разного формата (</w:t>
-      </w:r>
-      <w:proofErr w:type="spellStart"/>
-      <w:r>
-        <w:t>эмодоминанты</w:t>
-      </w:r>
-      <w:proofErr w:type="spellEnd"/>
-      <w:r>
-        <w:t xml:space="preserve">, </w:t>
-      </w:r>
-      <w:r>
-        <w:lastRenderedPageBreak/>
-        <w:t xml:space="preserve">признаки аудио, координаты </w:t>
-      </w:r>
-      <w:proofErr w:type="spellStart"/>
-      <w:r>
-        <w:t>ландмарок</w:t>
-      </w:r>
-      <w:proofErr w:type="spellEnd"/>
-      <w:r>
-        <w:t>) без изменения схемы. Целостность данных обеспечивается каскадным удалением дочерних записей при ликвидации сессии.</w:t>
+        <w:t>Для гибкого хранения разнородных данных аналитики используется тип JSONB. Это позволяет сохранять payloads разного формата (эмодоминанты, признаки аудио, координаты ландмарок) без изменения схемы. Целостность данных обеспечивается каскадным удалением дочерних записей при ликвидации сессии.</w:t>
       </w:r>
     </w:p>
     <w:p>
@@ -25331,44 +22987,20 @@
       <w:pPr>
         <w:pStyle w:val="2"/>
       </w:pPr>
-      <w:bookmarkStart w:id="56" w:name="_Toc229467896"/>
-      <w:bookmarkStart w:id="57" w:name="_Toc232414683"/>
+      <w:bookmarkStart w:id="57" w:name="_Toc229467896"/>
+      <w:bookmarkStart w:id="58" w:name="_Toc232414683"/>
       <w:r>
         <w:t>Интеграция компонентов в единую систему</w:t>
       </w:r>
-      <w:bookmarkEnd w:id="56"/>
       <w:bookmarkEnd w:id="57"/>
+      <w:bookmarkEnd w:id="58"/>
     </w:p>
     <w:p>
       <w:pPr>
         <w:contextualSpacing/>
       </w:pPr>
       <w:r>
-        <w:t xml:space="preserve">Интеграция всех модулей обеспечивается согласованными контрактами обмена данными и </w:t>
-      </w:r>
-      <w:proofErr w:type="spellStart"/>
-      <w:r>
-        <w:t>оркестрацией</w:t>
-      </w:r>
-      <w:proofErr w:type="spellEnd"/>
-      <w:r>
-        <w:t xml:space="preserve"> через </w:t>
-      </w:r>
-      <w:proofErr w:type="spellStart"/>
-      <w:r>
-        <w:t>Docker</w:t>
-      </w:r>
-      <w:proofErr w:type="spellEnd"/>
-      <w:r>
-        <w:t xml:space="preserve"> </w:t>
-      </w:r>
-      <w:proofErr w:type="spellStart"/>
-      <w:r>
-        <w:t>Compose</w:t>
-      </w:r>
-      <w:proofErr w:type="spellEnd"/>
-      <w:r>
-        <w:t>. Полный цикл работы системы выглядит следующим образом:</w:t>
+        <w:t>Интеграция всех модулей обеспечивается согласованными контрактами обмена данными и оркестрацией через Docker Compose. Полный цикл работы системы выглядит следующим образом:</w:t>
       </w:r>
     </w:p>
     <w:p>
@@ -25392,15 +23024,8 @@
         <w:contextualSpacing/>
       </w:pPr>
       <w:r>
-        <w:t xml:space="preserve">Клиент устанавливает </w:t>
-      </w:r>
-      <w:proofErr w:type="spellStart"/>
-      <w:r>
-        <w:t>WebSocket</w:t>
-      </w:r>
-      <w:proofErr w:type="spellEnd"/>
-      <w:r>
-        <w:t>-соединение, отправляет сообщение о присоединении, запускает захват аудио и периодический сбор кадров.</w:t>
+        <w:lastRenderedPageBreak/>
+        <w:t>Клиент устанавливает WebSocket-соединение, отправляет сообщение о присоединении, запускает захват аудио и периодический сбор кадров.</w:t>
       </w:r>
     </w:p>
     <w:p>
@@ -25424,15 +23049,7 @@
         <w:contextualSpacing/>
       </w:pPr>
       <w:r>
-        <w:t xml:space="preserve">Результаты анализа возвращаются на сервер, записываются в </w:t>
-      </w:r>
-      <w:proofErr w:type="spellStart"/>
-      <w:r>
-        <w:t>PostgreSQL</w:t>
-      </w:r>
-      <w:proofErr w:type="spellEnd"/>
-      <w:r>
-        <w:t xml:space="preserve"> и транслируются клиентам в реальном времени.</w:t>
+        <w:t>Результаты анализа возвращаются на сервер, записываются в PostgreSQL и транслируются клиентам в реальном времени.</w:t>
       </w:r>
     </w:p>
     <w:p>
@@ -25456,23 +23073,7 @@
         <w:contextualSpacing/>
       </w:pPr>
       <w:r>
-        <w:t>CI/CD-</w:t>
-      </w:r>
-      <w:proofErr w:type="spellStart"/>
-      <w:r>
-        <w:t>пайплайн</w:t>
-      </w:r>
-      <w:proofErr w:type="spellEnd"/>
-      <w:r>
-        <w:t xml:space="preserve"> автоматизирует </w:t>
-      </w:r>
-      <w:proofErr w:type="spellStart"/>
-      <w:r>
-        <w:t>линтинг</w:t>
-      </w:r>
-      <w:proofErr w:type="spellEnd"/>
-      <w:r>
-        <w:t>, модульные тесты и сборку образов, обеспечивая стабильность интеграции.</w:t>
+        <w:t>CI/CD-пайплайн автоматизирует линтинг, модульные тесты и сборку образов, обеспечивая стабильность интеграции.</w:t>
       </w:r>
     </w:p>
     <w:p>
@@ -25480,19 +23081,7 @@
         <w:contextualSpacing/>
       </w:pPr>
       <w:r>
-        <w:t xml:space="preserve">Разработанный программный комплекс демонстрирует работоспособность ключевых сценариев: безопасной авторизации, </w:t>
-      </w:r>
-      <w:proofErr w:type="spellStart"/>
-      <w:r>
-        <w:t>низкозадержочного</w:t>
-      </w:r>
-      <w:proofErr w:type="spellEnd"/>
-      <w:r>
-        <w:t xml:space="preserve"> обмена медиа, мультимодального анализа в реальном времени и генерации структурированных отчётов. Модульная структура </w:t>
-      </w:r>
-      <w:r>
-        <w:lastRenderedPageBreak/>
-        <w:t>позволяет в перспективе заменить эвристические алгоритмы на промышленные модели, добавить поддержку видеозаписи встречи и расширить аналитические метрики без перепроектирования ядра системы.</w:t>
+        <w:t>Разработанный программный комплекс демонстрирует работоспособность ключевых сценариев: безопасной авторизации, низкозадержочного обмена медиа, мультимодального анализа в реальном времени и генерации структурированных отчётов. Модульная структура позволяет в перспективе заменить эвристические алгоритмы на промышленные модели, добавить поддержку видеозаписи встречи и расширить аналитические метрики без перепроектирования ядра системы.</w:t>
       </w:r>
       <w:r>
         <w:rPr>
@@ -25508,12 +23097,12 @@
       <w:pPr>
         <w:pStyle w:val="2"/>
       </w:pPr>
-      <w:bookmarkStart w:id="58" w:name="_Toc232414684"/>
+      <w:bookmarkStart w:id="59" w:name="_Toc232414684"/>
       <w:r>
         <w:lastRenderedPageBreak/>
         <w:t>Практическая Значимость Результатов Исследования</w:t>
       </w:r>
-      <w:bookmarkEnd w:id="58"/>
+      <w:bookmarkEnd w:id="59"/>
     </w:p>
     <w:p>
       <w:pPr>
@@ -25580,39 +23169,7 @@
           <w:rFonts w:cs="Times New Roman"/>
           <w:lang w:bidi="ru-RU"/>
         </w:rPr>
-        <w:t xml:space="preserve">спроектирована и реализована клиент-серверная архитектура системы, обеспечивающая обмен </w:t>
-      </w:r>
-      <w:proofErr w:type="spellStart"/>
-      <w:r>
-        <w:rPr>
-          <w:rFonts w:cs="Times New Roman"/>
-          <w:lang w:bidi="ru-RU"/>
-        </w:rPr>
-        <w:t>медиаданными</w:t>
-      </w:r>
-      <w:proofErr w:type="spellEnd"/>
-      <w:r>
-        <w:rPr>
-          <w:rFonts w:cs="Times New Roman"/>
-          <w:lang w:bidi="ru-RU"/>
-        </w:rPr>
-        <w:t xml:space="preserve"> в режиме реального времени с использованием протокола </w:t>
-      </w:r>
-      <w:proofErr w:type="spellStart"/>
-      <w:r>
-        <w:rPr>
-          <w:rFonts w:cs="Times New Roman"/>
-          <w:lang w:bidi="ru-RU"/>
-        </w:rPr>
-        <w:t>WebSocket</w:t>
-      </w:r>
-      <w:proofErr w:type="spellEnd"/>
-      <w:r>
-        <w:rPr>
-          <w:rFonts w:cs="Times New Roman"/>
-          <w:lang w:bidi="ru-RU"/>
-        </w:rPr>
-        <w:t>;</w:t>
+        <w:t>спроектирована и реализована клиент-серверная архитектура системы, обеспечивающая обмен медиаданными в режиме реального времени с использованием протокола WebSocket;</w:t>
       </w:r>
     </w:p>
     <w:p>
@@ -25632,23 +23189,7 @@
           <w:rFonts w:cs="Times New Roman"/>
           <w:lang w:bidi="ru-RU"/>
         </w:rPr>
-        <w:t xml:space="preserve">разработан модуль аутентификации пользователей с применением токенов JWT, алгоритма хеширования </w:t>
-      </w:r>
-      <w:proofErr w:type="spellStart"/>
-      <w:r>
-        <w:rPr>
-          <w:rFonts w:cs="Times New Roman"/>
-          <w:lang w:bidi="ru-RU"/>
-        </w:rPr>
-        <w:t>bcrypt</w:t>
-      </w:r>
-      <w:proofErr w:type="spellEnd"/>
-      <w:r>
-        <w:rPr>
-          <w:rFonts w:cs="Times New Roman"/>
-          <w:lang w:bidi="ru-RU"/>
-        </w:rPr>
-        <w:t xml:space="preserve"> и механизмов защиты от подбора учётных данных;</w:t>
+        <w:t>разработан модуль аутентификации пользователей с применением токенов JWT, алгоритма хеширования bcrypt и механизмов защиты от подбора учётных данных;</w:t>
       </w:r>
     </w:p>
     <w:p>
@@ -25689,71 +23230,7 @@
           <w:lang w:bidi="ru-RU"/>
         </w:rPr>
         <w:lastRenderedPageBreak/>
-        <w:t>интегрированы нейросетевые модели для детекции лиц и классификации базовых эмоциональных состояний (</w:t>
-      </w:r>
-      <w:proofErr w:type="spellStart"/>
-      <w:r>
-        <w:rPr>
-          <w:rFonts w:cs="Times New Roman"/>
-          <w:lang w:bidi="ru-RU"/>
-        </w:rPr>
-        <w:t>DeepFace</w:t>
-      </w:r>
-      <w:proofErr w:type="spellEnd"/>
-      <w:r>
-        <w:rPr>
-          <w:rFonts w:cs="Times New Roman"/>
-          <w:lang w:bidi="ru-RU"/>
-        </w:rPr>
-        <w:t xml:space="preserve">, </w:t>
-      </w:r>
-      <w:proofErr w:type="spellStart"/>
-      <w:r>
-        <w:rPr>
-          <w:rFonts w:cs="Times New Roman"/>
-          <w:lang w:bidi="ru-RU"/>
-        </w:rPr>
-        <w:t>MediaPipe</w:t>
-      </w:r>
-      <w:proofErr w:type="spellEnd"/>
-      <w:r>
-        <w:rPr>
-          <w:rFonts w:cs="Times New Roman"/>
-          <w:lang w:bidi="ru-RU"/>
-        </w:rPr>
-        <w:t xml:space="preserve"> Face </w:t>
-      </w:r>
-      <w:proofErr w:type="spellStart"/>
-      <w:r>
-        <w:rPr>
-          <w:rFonts w:cs="Times New Roman"/>
-          <w:lang w:bidi="ru-RU"/>
-        </w:rPr>
-        <w:t>Landmarker</w:t>
-      </w:r>
-      <w:proofErr w:type="spellEnd"/>
-      <w:r>
-        <w:rPr>
-          <w:rFonts w:cs="Times New Roman"/>
-          <w:lang w:bidi="ru-RU"/>
-        </w:rPr>
-        <w:t>), а также для автоматического распознавания речи (</w:t>
-      </w:r>
-      <w:proofErr w:type="spellStart"/>
-      <w:r>
-        <w:rPr>
-          <w:rFonts w:cs="Times New Roman"/>
-          <w:lang w:bidi="ru-RU"/>
-        </w:rPr>
-        <w:t>faster-whisper</w:t>
-      </w:r>
-      <w:proofErr w:type="spellEnd"/>
-      <w:r>
-        <w:rPr>
-          <w:rFonts w:cs="Times New Roman"/>
-          <w:lang w:bidi="ru-RU"/>
-        </w:rPr>
-        <w:t>);</w:t>
+        <w:t>интегрированы нейросетевые модели для детекции лиц и классификации базовых эмоциональных состояний (DeepFace, MediaPipe Face Landmarker), а также для автоматического распознавания речи (faster-whisper);</w:t>
       </w:r>
     </w:p>
     <w:p>
@@ -25793,39 +23270,7 @@
           <w:rFonts w:cs="Times New Roman"/>
           <w:lang w:bidi="ru-RU"/>
         </w:rPr>
-        <w:t>реализован эвристический механизм формирования аналитических отчётов (</w:t>
-      </w:r>
-      <w:proofErr w:type="spellStart"/>
-      <w:r>
-        <w:rPr>
-          <w:rFonts w:cs="Times New Roman"/>
-          <w:lang w:bidi="ru-RU"/>
-        </w:rPr>
-        <w:t>late</w:t>
-      </w:r>
-      <w:proofErr w:type="spellEnd"/>
-      <w:r>
-        <w:rPr>
-          <w:rFonts w:cs="Times New Roman"/>
-          <w:lang w:bidi="ru-RU"/>
-        </w:rPr>
-        <w:t xml:space="preserve"> </w:t>
-      </w:r>
-      <w:proofErr w:type="spellStart"/>
-      <w:r>
-        <w:rPr>
-          <w:rFonts w:cs="Times New Roman"/>
-          <w:lang w:bidi="ru-RU"/>
-        </w:rPr>
-        <w:t>fusion</w:t>
-      </w:r>
-      <w:proofErr w:type="spellEnd"/>
-      <w:r>
-        <w:rPr>
-          <w:rFonts w:cs="Times New Roman"/>
-          <w:lang w:bidi="ru-RU"/>
-        </w:rPr>
-        <w:t>), обеспечивающий агрегацию статистики эмоциональных состояний, временных меток активности и ключевых фрагментов транскрипции.</w:t>
+        <w:t>реализован эвристический механизм формирования аналитических отчётов (late fusion), обеспечивающий агрегацию статистики эмоциональных состояний, временных меток активности и ключевых фрагментов транскрипции.</w:t>
       </w:r>
     </w:p>
     <w:p>
@@ -25906,16 +23351,16 @@
           <w:bCs w:val="0"/>
         </w:rPr>
       </w:pPr>
-      <w:bookmarkStart w:id="59" w:name="_Toc197442437"/>
-      <w:bookmarkStart w:id="60" w:name="_Toc198317053"/>
-      <w:bookmarkStart w:id="61" w:name="_Toc232414685"/>
+      <w:bookmarkStart w:id="60" w:name="_Toc197442437"/>
+      <w:bookmarkStart w:id="61" w:name="_Toc198317053"/>
+      <w:bookmarkStart w:id="62" w:name="_Toc232414685"/>
       <w:r>
         <w:lastRenderedPageBreak/>
         <w:t>ЗАКЛЮЧЕНИЕ</w:t>
       </w:r>
-      <w:bookmarkEnd w:id="59"/>
       <w:bookmarkEnd w:id="60"/>
       <w:bookmarkEnd w:id="61"/>
+      <w:bookmarkEnd w:id="62"/>
     </w:p>
     <w:p>
       <w:pPr>
@@ -26020,21 +23465,7 @@
         <w:rPr>
           <w:lang w:bidi="ru-RU"/>
         </w:rPr>
-        <w:t xml:space="preserve">Реализован серверный модуль управления сессиями на языке Go с поддержкой REST API и </w:t>
-      </w:r>
-      <w:proofErr w:type="spellStart"/>
-      <w:r>
-        <w:rPr>
-          <w:lang w:bidi="ru-RU"/>
-        </w:rPr>
-        <w:t>WebSocket</w:t>
-      </w:r>
-      <w:proofErr w:type="spellEnd"/>
-      <w:r>
-        <w:rPr>
-          <w:lang w:bidi="ru-RU"/>
-        </w:rPr>
-        <w:t>-коммуникации.</w:t>
+        <w:t>Реализован серверный модуль управления сессиями на языке Go с поддержкой REST API и WebSocket-коммуникации.</w:t>
       </w:r>
     </w:p>
     <w:p>
@@ -26052,35 +23483,7 @@
         <w:rPr>
           <w:lang w:bidi="ru-RU"/>
         </w:rPr>
-        <w:t xml:space="preserve">Разработан пользовательский интерфейс на базе </w:t>
-      </w:r>
-      <w:proofErr w:type="spellStart"/>
-      <w:r>
-        <w:rPr>
-          <w:lang w:bidi="ru-RU"/>
-        </w:rPr>
-        <w:t>React</w:t>
-      </w:r>
-      <w:proofErr w:type="spellEnd"/>
-      <w:r>
-        <w:rPr>
-          <w:lang w:bidi="ru-RU"/>
-        </w:rPr>
-        <w:t xml:space="preserve"> и </w:t>
-      </w:r>
-      <w:proofErr w:type="spellStart"/>
-      <w:r>
-        <w:rPr>
-          <w:lang w:bidi="ru-RU"/>
-        </w:rPr>
-        <w:t>TypeScript</w:t>
-      </w:r>
-      <w:proofErr w:type="spellEnd"/>
-      <w:r>
-        <w:rPr>
-          <w:lang w:bidi="ru-RU"/>
-        </w:rPr>
-        <w:t>, обеспечивающий проведение видеоконференций и визуализацию аналитических данных.</w:t>
+        <w:t>Разработан пользовательский интерфейс на базе React и TypeScript, обеспечивающий проведение видеоконференций и визуализацию аналитических данных.</w:t>
       </w:r>
     </w:p>
     <w:p>
@@ -26098,63 +23501,7 @@
         <w:rPr>
           <w:lang w:bidi="ru-RU"/>
         </w:rPr>
-        <w:t>Реализованы модули искусственного интеллекта для анализа выражений лица (</w:t>
-      </w:r>
-      <w:proofErr w:type="spellStart"/>
-      <w:r>
-        <w:rPr>
-          <w:lang w:bidi="ru-RU"/>
-        </w:rPr>
-        <w:t>DeepFace</w:t>
-      </w:r>
-      <w:proofErr w:type="spellEnd"/>
-      <w:r>
-        <w:rPr>
-          <w:lang w:bidi="ru-RU"/>
-        </w:rPr>
-        <w:t xml:space="preserve">, </w:t>
-      </w:r>
-      <w:proofErr w:type="spellStart"/>
-      <w:r>
-        <w:rPr>
-          <w:lang w:bidi="ru-RU"/>
-        </w:rPr>
-        <w:t>MediaPipe</w:t>
-      </w:r>
-      <w:proofErr w:type="spellEnd"/>
-      <w:r>
-        <w:rPr>
-          <w:lang w:bidi="ru-RU"/>
-        </w:rPr>
-        <w:t>) и распознавания речи (</w:t>
-      </w:r>
-      <w:proofErr w:type="spellStart"/>
-      <w:r>
-        <w:rPr>
-          <w:lang w:bidi="ru-RU"/>
-        </w:rPr>
-        <w:t>Whisper</w:t>
-      </w:r>
-      <w:proofErr w:type="spellEnd"/>
-      <w:r>
-        <w:rPr>
-          <w:lang w:bidi="ru-RU"/>
-        </w:rPr>
-        <w:t xml:space="preserve"> / </w:t>
-      </w:r>
-      <w:proofErr w:type="spellStart"/>
-      <w:r>
-        <w:rPr>
-          <w:lang w:bidi="ru-RU"/>
-        </w:rPr>
-        <w:t>faster-whisper</w:t>
-      </w:r>
-      <w:proofErr w:type="spellEnd"/>
-      <w:r>
-        <w:rPr>
-          <w:lang w:bidi="ru-RU"/>
-        </w:rPr>
-        <w:t>).</w:t>
+        <w:t>Реализованы модули искусственного интеллекта для анализа выражений лица (DeepFace, MediaPipe) и распознавания речи (Whisper / faster-whisper).</w:t>
       </w:r>
     </w:p>
     <w:p>
@@ -26172,21 +23519,7 @@
         <w:rPr>
           <w:lang w:bidi="ru-RU"/>
         </w:rPr>
-        <w:t xml:space="preserve">Спроектирован и реализован механизм хранения мультимодальных данных в СУБД </w:t>
-      </w:r>
-      <w:proofErr w:type="spellStart"/>
-      <w:r>
-        <w:rPr>
-          <w:lang w:bidi="ru-RU"/>
-        </w:rPr>
-        <w:t>PostgreSQL</w:t>
-      </w:r>
-      <w:proofErr w:type="spellEnd"/>
-      <w:r>
-        <w:rPr>
-          <w:lang w:bidi="ru-RU"/>
-        </w:rPr>
-        <w:t xml:space="preserve"> с использованием формата JSONB.</w:t>
+        <w:t>Спроектирован и реализован механизм хранения мультимодальных данных в СУБД PostgreSQL с использованием формата JSONB.</w:t>
       </w:r>
     </w:p>
     <w:p>
@@ -26204,35 +23537,7 @@
         <w:rPr>
           <w:lang w:bidi="ru-RU"/>
         </w:rPr>
-        <w:t>Разработан модуль формирования аналитических отчётов на основе эвристического объединения (</w:t>
-      </w:r>
-      <w:proofErr w:type="spellStart"/>
-      <w:r>
-        <w:rPr>
-          <w:lang w:bidi="ru-RU"/>
-        </w:rPr>
-        <w:t>late</w:t>
-      </w:r>
-      <w:proofErr w:type="spellEnd"/>
-      <w:r>
-        <w:rPr>
-          <w:lang w:bidi="ru-RU"/>
-        </w:rPr>
-        <w:t xml:space="preserve"> </w:t>
-      </w:r>
-      <w:proofErr w:type="spellStart"/>
-      <w:r>
-        <w:rPr>
-          <w:lang w:bidi="ru-RU"/>
-        </w:rPr>
-        <w:t>fusion</w:t>
-      </w:r>
-      <w:proofErr w:type="spellEnd"/>
-      <w:r>
-        <w:rPr>
-          <w:lang w:bidi="ru-RU"/>
-        </w:rPr>
-        <w:t>) признаков.</w:t>
+        <w:t>Разработан модуль формирования аналитических отчётов на основе эвристического объединения (late fusion) признаков.</w:t>
       </w:r>
     </w:p>
     <w:p>
@@ -26251,35 +23556,35 @@
           <w:lang w:bidi="ru-RU"/>
         </w:rPr>
         <w:lastRenderedPageBreak/>
-        <w:t xml:space="preserve">Обеспечена интеграция всех компонентов системы с использованием </w:t>
-      </w:r>
-      <w:proofErr w:type="spellStart"/>
-      <w:r>
+        <w:t>Обеспечена интеграция всех компонентов системы с использованием Docker Compose и проведено комплексное тестирование основных сценариев работы.</w:t>
+      </w:r>
+    </w:p>
+    <w:p>
+      <w:pPr>
+        <w:contextualSpacing/>
         <w:rPr>
           <w:lang w:bidi="ru-RU"/>
         </w:rPr>
-        <w:t>Docker</w:t>
-      </w:r>
-      <w:proofErr w:type="spellEnd"/>
+      </w:pPr>
       <w:r>
         <w:rPr>
           <w:lang w:bidi="ru-RU"/>
         </w:rPr>
-        <w:t xml:space="preserve"> </w:t>
-      </w:r>
-      <w:proofErr w:type="spellStart"/>
-      <w:r>
+        <w:t>Цель работы и поставленные задачи выполнены в полном объёме. Результаты тестирования подтвердили корректность функционирования разработанных модулей, устойчивость обмена данными в реальном времени, стабильность механизмов аутентификации и корректность формирования структурированных аналитических отчётов.</w:t>
+      </w:r>
+    </w:p>
+    <w:p>
+      <w:pPr>
+        <w:contextualSpacing/>
         <w:rPr>
           <w:lang w:bidi="ru-RU"/>
         </w:rPr>
-        <w:t>Compose</w:t>
-      </w:r>
-      <w:proofErr w:type="spellEnd"/>
+      </w:pPr>
       <w:r>
         <w:rPr>
           <w:lang w:bidi="ru-RU"/>
         </w:rPr>
-        <w:t xml:space="preserve"> и проведено комплексное тестирование основных сценариев работы.</w:t>
+        <w:t>Разработанный программный комплекс демонстрирует готовность к внедрению в HR-процессы современных организаций. Модульная архитектура и использование открытых технологий позволяют снизить затраты на лицензирование, обеспечить соответствие требованиям законодательства в области обработки персональных данных, а также обеспечить масштабируемость системы.</w:t>
       </w:r>
     </w:p>
     <w:p>
@@ -26293,63 +23598,7 @@
         <w:rPr>
           <w:lang w:bidi="ru-RU"/>
         </w:rPr>
-        <w:t>Цель работы и поставленные задачи выполнены в полном объёме. Результаты тестирования подтвердили корректность функционирования разработанных модулей, устойчивость обмена данными в реальном времени, стабильность механизмов аутентификации и корректность формирования структурированных аналитических отчётов.</w:t>
-      </w:r>
-    </w:p>
-    <w:p>
-      <w:pPr>
-        <w:contextualSpacing/>
-        <w:rPr>
-          <w:lang w:bidi="ru-RU"/>
-        </w:rPr>
-      </w:pPr>
-      <w:r>
-        <w:rPr>
-          <w:lang w:bidi="ru-RU"/>
-        </w:rPr>
-        <w:t>Разработанный программный комплекс демонстрирует готовность к внедрению в HR-процессы современных организаций. Модульная архитектура и использование открытых технологий позволяют снизить затраты на лицензирование, обеспечить соответствие требованиям законодательства в области обработки персональных данных, а также обеспечить масштабируемость системы.</w:t>
-      </w:r>
-    </w:p>
-    <w:p>
-      <w:pPr>
-        <w:contextualSpacing/>
-        <w:rPr>
-          <w:lang w:bidi="ru-RU"/>
-        </w:rPr>
-      </w:pPr>
-      <w:r>
-        <w:rPr>
-          <w:lang w:bidi="ru-RU"/>
-        </w:rPr>
-        <w:t xml:space="preserve">Перспективы дальнейшего развития проекта включают замену эвристического механизма формирования отчётов на нейросетевую модель агрегации признаков, оптимизацию потоковой </w:t>
-      </w:r>
-      <w:proofErr w:type="spellStart"/>
-      <w:r>
-        <w:rPr>
-          <w:lang w:bidi="ru-RU"/>
-        </w:rPr>
-        <w:t>транскрибации</w:t>
-      </w:r>
-      <w:proofErr w:type="spellEnd"/>
-      <w:r>
-        <w:rPr>
-          <w:lang w:bidi="ru-RU"/>
-        </w:rPr>
-        <w:t xml:space="preserve"> речи (</w:t>
-      </w:r>
-      <w:proofErr w:type="spellStart"/>
-      <w:r>
-        <w:rPr>
-          <w:lang w:bidi="ru-RU"/>
-        </w:rPr>
-        <w:t>streaming</w:t>
-      </w:r>
-      <w:proofErr w:type="spellEnd"/>
-      <w:r>
-        <w:rPr>
-          <w:lang w:bidi="ru-RU"/>
-        </w:rPr>
-        <w:t xml:space="preserve"> ASR), реализацию функции записи и последующего анализа видеоконференций, а также расширение аналитических метрик за счёт интеграции с корпоративными HRM-системами и инструментами управления проектами.</w:t>
+        <w:t>Перспективы дальнейшего развития проекта включают замену эвристического механизма формирования отчётов на нейросетевую модель агрегации признаков, оптимизацию потоковой транскрибации речи (streaming ASR), реализацию функции записи и последующего анализа видеоконференций, а также расширение аналитических метрик за счёт интеграции с корпоративными HRM-системами и инструментами управления проектами.</w:t>
       </w:r>
     </w:p>
     <w:p>
@@ -26380,16 +23629,16 @@
           <w:numId w:val="0"/>
         </w:numPr>
       </w:pPr>
-      <w:bookmarkStart w:id="62" w:name="_Toc229071492"/>
-      <w:bookmarkStart w:id="63" w:name="_Toc229467897"/>
-      <w:bookmarkStart w:id="64" w:name="_Toc232414686"/>
+      <w:bookmarkStart w:id="63" w:name="_Toc229071492"/>
+      <w:bookmarkStart w:id="64" w:name="_Toc229467897"/>
+      <w:bookmarkStart w:id="65" w:name="_Toc232414686"/>
       <w:r>
         <w:lastRenderedPageBreak/>
         <w:t>СПИСОК ИСПОЛЬЗОВАННЫХ ИСТОЧНИКОВ</w:t>
       </w:r>
-      <w:bookmarkEnd w:id="62"/>
       <w:bookmarkEnd w:id="63"/>
       <w:bookmarkEnd w:id="64"/>
+      <w:bookmarkEnd w:id="65"/>
     </w:p>
     <w:p>
       <w:pPr>
@@ -26403,7 +23652,7 @@
           <w:lang w:val="en-US" w:bidi="ru-RU"/>
         </w:rPr>
       </w:pPr>
-      <w:bookmarkStart w:id="65" w:name="_Ref229768210"/>
+      <w:bookmarkStart w:id="66" w:name="_Ref229768210"/>
       <w:r>
         <w:rPr>
           <w:rFonts w:cs="Times New Roman"/>
@@ -26411,7 +23660,7 @@
         </w:rPr>
         <w:t>Goodfellow I., Bengio Y., Courville A. Deep Learning. – Cambridge : MIT Press, 2016. – 800 p. – ISBN 978-0-262-03561-3.</w:t>
       </w:r>
-      <w:bookmarkEnd w:id="65"/>
+      <w:bookmarkEnd w:id="66"/>
     </w:p>
     <w:p>
       <w:pPr>
@@ -26425,37 +23674,12 @@
           <w:lang w:val="en-US" w:bidi="ru-RU"/>
         </w:rPr>
       </w:pPr>
-      <w:proofErr w:type="spellStart"/>
       <w:r>
         <w:rPr>
           <w:rFonts w:cs="Times New Roman"/>
           <w:lang w:val="en-US" w:bidi="ru-RU"/>
         </w:rPr>
-        <w:t>Bradski</w:t>
-      </w:r>
-      <w:proofErr w:type="spellEnd"/>
-      <w:r>
-        <w:rPr>
-          <w:rFonts w:cs="Times New Roman"/>
-          <w:lang w:val="en-US" w:bidi="ru-RU"/>
-        </w:rPr>
-        <w:t xml:space="preserve"> G., </w:t>
-      </w:r>
-      <w:proofErr w:type="spellStart"/>
-      <w:r>
-        <w:rPr>
-          <w:rFonts w:cs="Times New Roman"/>
-          <w:lang w:val="en-US" w:bidi="ru-RU"/>
-        </w:rPr>
-        <w:t>Kaehler</w:t>
-      </w:r>
-      <w:proofErr w:type="spellEnd"/>
-      <w:r>
-        <w:rPr>
-          <w:rFonts w:cs="Times New Roman"/>
-          <w:lang w:val="en-US" w:bidi="ru-RU"/>
-        </w:rPr>
-        <w:t xml:space="preserve"> A. Learning OpenCV: Computer Vision with the OpenCV Library. – Sebastopol : O’Reilly Media, 2008. – 555 p. – ISBN 978-0-596-51613-0.</w:t>
+        <w:t>Bradski G., Kaehler A. Learning OpenCV: Computer Vision with the OpenCV Library. – Sebastopol : O’Reilly Media, 2008. – 555 p. – ISBN 978-0-596-51613-0.</w:t>
       </w:r>
     </w:p>
     <w:p>
@@ -26470,79 +23694,15 @@
           <w:lang w:val="en-US" w:bidi="ru-RU"/>
         </w:rPr>
       </w:pPr>
-      <w:bookmarkStart w:id="66" w:name="_Ref229768499"/>
+      <w:bookmarkStart w:id="67" w:name="_Ref229768499"/>
       <w:r>
         <w:rPr>
           <w:rFonts w:cs="Times New Roman"/>
           <w:lang w:val="en-US" w:bidi="ru-RU"/>
         </w:rPr>
-        <w:t xml:space="preserve">Vaswani A., </w:t>
-      </w:r>
-      <w:proofErr w:type="spellStart"/>
-      <w:r>
-        <w:rPr>
-          <w:rFonts w:cs="Times New Roman"/>
-          <w:lang w:val="en-US" w:bidi="ru-RU"/>
-        </w:rPr>
-        <w:t>Shazeer</w:t>
-      </w:r>
-      <w:proofErr w:type="spellEnd"/>
-      <w:r>
-        <w:rPr>
-          <w:rFonts w:cs="Times New Roman"/>
-          <w:lang w:val="en-US" w:bidi="ru-RU"/>
-        </w:rPr>
-        <w:t xml:space="preserve"> N., Parmar N. et al. Attention Is All You Need // Advances in Neural Information Processing Systems (</w:t>
-      </w:r>
-      <w:proofErr w:type="spellStart"/>
-      <w:r>
-        <w:rPr>
-          <w:rFonts w:cs="Times New Roman"/>
-          <w:lang w:val="en-US" w:bidi="ru-RU"/>
-        </w:rPr>
-        <w:t>NeurIPS</w:t>
-      </w:r>
-      <w:proofErr w:type="spellEnd"/>
-      <w:r>
-        <w:rPr>
-          <w:rFonts w:cs="Times New Roman"/>
-          <w:lang w:val="en-US" w:bidi="ru-RU"/>
-        </w:rPr>
-        <w:t>). – 2017. – Vol. 30. – URL: https://arxiv.org/abs/1706.03762 (</w:t>
-      </w:r>
-      <w:proofErr w:type="spellStart"/>
-      <w:r>
-        <w:rPr>
-          <w:rFonts w:cs="Times New Roman"/>
-          <w:lang w:val="en-US" w:bidi="ru-RU"/>
-        </w:rPr>
-        <w:t>дата</w:t>
-      </w:r>
-      <w:proofErr w:type="spellEnd"/>
-      <w:r>
-        <w:rPr>
-          <w:rFonts w:cs="Times New Roman"/>
-          <w:lang w:val="en-US" w:bidi="ru-RU"/>
-        </w:rPr>
-        <w:t xml:space="preserve"> </w:t>
-      </w:r>
-      <w:proofErr w:type="spellStart"/>
-      <w:r>
-        <w:rPr>
-          <w:rFonts w:cs="Times New Roman"/>
-          <w:lang w:val="en-US" w:bidi="ru-RU"/>
-        </w:rPr>
-        <w:t>обращения</w:t>
-      </w:r>
-      <w:proofErr w:type="spellEnd"/>
-      <w:r>
-        <w:rPr>
-          <w:rFonts w:cs="Times New Roman"/>
-          <w:lang w:val="en-US" w:bidi="ru-RU"/>
-        </w:rPr>
-        <w:t>: 10.05.2026).</w:t>
-      </w:r>
-      <w:bookmarkEnd w:id="66"/>
+        <w:t>Vaswani A., Shazeer N., Parmar N. et al. Attention Is All You Need // Advances in Neural Information Processing Systems (NeurIPS). – 2017. – Vol. 30. – URL: https://arxiv.org/abs/1706.03762 (дата обращения: 10.05.2026).</w:t>
+      </w:r>
+      <w:bookmarkEnd w:id="67"/>
     </w:p>
     <w:p>
       <w:pPr>
@@ -26556,47 +23716,15 @@
           <w:lang w:val="en-US" w:bidi="ru-RU"/>
         </w:rPr>
       </w:pPr>
-      <w:bookmarkStart w:id="67" w:name="_Ref229768546"/>
+      <w:bookmarkStart w:id="68" w:name="_Ref229768546"/>
       <w:r>
         <w:rPr>
           <w:rFonts w:cs="Times New Roman"/>
           <w:lang w:val="en-US" w:bidi="ru-RU"/>
         </w:rPr>
-        <w:t>Radford A., Kim J. W., Xu T. et al. Robust Speech Recognition via Large-Scale Weak Supervision // Proceedings of the 40th International Conference on Machine Learning (ICML). – 2023. – URL: https://arxiv.org/abs/2212.04356 (</w:t>
-      </w:r>
-      <w:proofErr w:type="spellStart"/>
-      <w:r>
-        <w:rPr>
-          <w:rFonts w:cs="Times New Roman"/>
-          <w:lang w:val="en-US" w:bidi="ru-RU"/>
-        </w:rPr>
-        <w:t>дата</w:t>
-      </w:r>
-      <w:proofErr w:type="spellEnd"/>
-      <w:r>
-        <w:rPr>
-          <w:rFonts w:cs="Times New Roman"/>
-          <w:lang w:val="en-US" w:bidi="ru-RU"/>
-        </w:rPr>
-        <w:t xml:space="preserve"> </w:t>
-      </w:r>
-      <w:proofErr w:type="spellStart"/>
-      <w:r>
-        <w:rPr>
-          <w:rFonts w:cs="Times New Roman"/>
-          <w:lang w:val="en-US" w:bidi="ru-RU"/>
-        </w:rPr>
-        <w:t>обращения</w:t>
-      </w:r>
-      <w:proofErr w:type="spellEnd"/>
-      <w:r>
-        <w:rPr>
-          <w:rFonts w:cs="Times New Roman"/>
-          <w:lang w:val="en-US" w:bidi="ru-RU"/>
-        </w:rPr>
-        <w:t>: 10.05.2026).</w:t>
-      </w:r>
-      <w:bookmarkEnd w:id="67"/>
+        <w:t>Radford A., Kim J. W., Xu T. et al. Robust Speech Recognition via Large-Scale Weak Supervision // Proceedings of the 40th International Conference on Machine Learning (ICML). – 2023. – URL: https://arxiv.org/abs/2212.04356 (дата обращения: 10.05.2026).</w:t>
+      </w:r>
+      <w:bookmarkEnd w:id="68"/>
     </w:p>
     <w:p>
       <w:pPr>
@@ -26610,63 +23738,15 @@
           <w:lang w:val="en-US" w:bidi="ru-RU"/>
         </w:rPr>
       </w:pPr>
-      <w:bookmarkStart w:id="68" w:name="_Ref229768313"/>
+      <w:bookmarkStart w:id="69" w:name="_Ref229768313"/>
       <w:r>
         <w:rPr>
           <w:rFonts w:cs="Times New Roman"/>
           <w:lang w:val="en-US" w:bidi="ru-RU"/>
         </w:rPr>
-        <w:t xml:space="preserve">Zhang K., Zhang Z., Li Z., </w:t>
-      </w:r>
-      <w:proofErr w:type="spellStart"/>
-      <w:r>
-        <w:rPr>
-          <w:rFonts w:cs="Times New Roman"/>
-          <w:lang w:val="en-US" w:bidi="ru-RU"/>
-        </w:rPr>
-        <w:t>Qiao</w:t>
-      </w:r>
-      <w:proofErr w:type="spellEnd"/>
-      <w:r>
-        <w:rPr>
-          <w:rFonts w:cs="Times New Roman"/>
-          <w:lang w:val="en-US" w:bidi="ru-RU"/>
-        </w:rPr>
-        <w:t xml:space="preserve"> Y. Joint Face Detection and Alignment Using Multi-Task Cascaded Convolutional Networks // IEEE Signal Processing Letters. – 2016. – Vol. 23, № 10. – P. 1499–1503. – URL: https://arxiv.org/abs/1604.02878 (</w:t>
-      </w:r>
-      <w:proofErr w:type="spellStart"/>
-      <w:r>
-        <w:rPr>
-          <w:rFonts w:cs="Times New Roman"/>
-          <w:lang w:val="en-US" w:bidi="ru-RU"/>
-        </w:rPr>
-        <w:t>дата</w:t>
-      </w:r>
-      <w:proofErr w:type="spellEnd"/>
-      <w:r>
-        <w:rPr>
-          <w:rFonts w:cs="Times New Roman"/>
-          <w:lang w:val="en-US" w:bidi="ru-RU"/>
-        </w:rPr>
-        <w:t xml:space="preserve"> </w:t>
-      </w:r>
-      <w:proofErr w:type="spellStart"/>
-      <w:r>
-        <w:rPr>
-          <w:rFonts w:cs="Times New Roman"/>
-          <w:lang w:val="en-US" w:bidi="ru-RU"/>
-        </w:rPr>
-        <w:t>обращения</w:t>
-      </w:r>
-      <w:proofErr w:type="spellEnd"/>
-      <w:r>
-        <w:rPr>
-          <w:rFonts w:cs="Times New Roman"/>
-          <w:lang w:val="en-US" w:bidi="ru-RU"/>
-        </w:rPr>
-        <w:t>: 10.05.2026).</w:t>
-      </w:r>
-      <w:bookmarkEnd w:id="68"/>
+        <w:t>Zhang K., Zhang Z., Li Z., Qiao Y. Joint Face Detection and Alignment Using Multi-Task Cascaded Convolutional Networks // IEEE Signal Processing Letters. – 2016. – Vol. 23, № 10. – P. 1499–1503. – URL: https://arxiv.org/abs/1604.02878 (дата обращения: 10.05.2026).</w:t>
+      </w:r>
+      <w:bookmarkEnd w:id="69"/>
     </w:p>
     <w:p>
       <w:pPr>
@@ -26680,72 +23760,15 @@
           <w:lang w:val="en-US" w:bidi="ru-RU"/>
         </w:rPr>
       </w:pPr>
-      <w:bookmarkStart w:id="69" w:name="_Ref229768360"/>
-      <w:proofErr w:type="spellStart"/>
+      <w:bookmarkStart w:id="70" w:name="_Ref229768360"/>
       <w:r>
         <w:rPr>
           <w:rFonts w:cs="Times New Roman"/>
           <w:lang w:val="en-US" w:bidi="ru-RU"/>
         </w:rPr>
-        <w:t>Parkhi</w:t>
-      </w:r>
-      <w:proofErr w:type="spellEnd"/>
-      <w:r>
-        <w:rPr>
-          <w:rFonts w:cs="Times New Roman"/>
-          <w:lang w:val="en-US" w:bidi="ru-RU"/>
-        </w:rPr>
-        <w:t xml:space="preserve"> O. M., </w:t>
-      </w:r>
-      <w:proofErr w:type="spellStart"/>
-      <w:r>
-        <w:rPr>
-          <w:rFonts w:cs="Times New Roman"/>
-          <w:lang w:val="en-US" w:bidi="ru-RU"/>
-        </w:rPr>
-        <w:t>Vedaldi</w:t>
-      </w:r>
-      <w:proofErr w:type="spellEnd"/>
-      <w:r>
-        <w:rPr>
-          <w:rFonts w:cs="Times New Roman"/>
-          <w:lang w:val="en-US" w:bidi="ru-RU"/>
-        </w:rPr>
-        <w:t xml:space="preserve"> A., Zisserman A. Deep Face Recognition // Proceedings of the British Machine Vision Conference (BMVC). – 2015. – URL: https://www.robots.ox.ac.uk/~vgg/publications/2015/Parkhi15/parkhi15.pdf (</w:t>
-      </w:r>
-      <w:proofErr w:type="spellStart"/>
-      <w:r>
-        <w:rPr>
-          <w:rFonts w:cs="Times New Roman"/>
-          <w:lang w:val="en-US" w:bidi="ru-RU"/>
-        </w:rPr>
-        <w:t>дата</w:t>
-      </w:r>
-      <w:proofErr w:type="spellEnd"/>
-      <w:r>
-        <w:rPr>
-          <w:rFonts w:cs="Times New Roman"/>
-          <w:lang w:val="en-US" w:bidi="ru-RU"/>
-        </w:rPr>
-        <w:t xml:space="preserve"> </w:t>
-      </w:r>
-      <w:proofErr w:type="spellStart"/>
-      <w:r>
-        <w:rPr>
-          <w:rFonts w:cs="Times New Roman"/>
-          <w:lang w:val="en-US" w:bidi="ru-RU"/>
-        </w:rPr>
-        <w:t>обращения</w:t>
-      </w:r>
-      <w:proofErr w:type="spellEnd"/>
-      <w:r>
-        <w:rPr>
-          <w:rFonts w:cs="Times New Roman"/>
-          <w:lang w:val="en-US" w:bidi="ru-RU"/>
-        </w:rPr>
-        <w:t>: 10.05.2026).</w:t>
-      </w:r>
-      <w:bookmarkEnd w:id="69"/>
+        <w:t>Parkhi O. M., Vedaldi A., Zisserman A. Deep Face Recognition // Proceedings of the British Machine Vision Conference (BMVC). – 2015. – URL: https://www.robots.ox.ac.uk/~vgg/publications/2015/Parkhi15/parkhi15.pdf (дата обращения: 10.05.2026).</w:t>
+      </w:r>
+      <w:bookmarkEnd w:id="70"/>
     </w:p>
     <w:p>
       <w:pPr>
@@ -26759,7 +23782,7 @@
           <w:lang w:val="en-US" w:bidi="ru-RU"/>
         </w:rPr>
       </w:pPr>
-      <w:bookmarkStart w:id="70" w:name="_Ref229768249"/>
+      <w:bookmarkStart w:id="71" w:name="_Ref229768249"/>
       <w:r>
         <w:rPr>
           <w:rFonts w:cs="Times New Roman"/>
@@ -26767,7 +23790,7 @@
         </w:rPr>
         <w:t>Ekman P. An Argument for Basic Emotions // Cognition and Emotion. – 1992. – Vol. 6, № 3–4. – P. 169–200.</w:t>
       </w:r>
-      <w:bookmarkEnd w:id="70"/>
+      <w:bookmarkEnd w:id="71"/>
     </w:p>
     <w:p>
       <w:pPr>
@@ -26837,7 +23860,6 @@
         </w:rPr>
         <w:t>.</w:t>
       </w:r>
-      <w:proofErr w:type="spellStart"/>
       <w:r>
         <w:rPr>
           <w:rFonts w:cs="Times New Roman"/>
@@ -26845,7 +23867,6 @@
         </w:rPr>
         <w:t>tensorflow</w:t>
       </w:r>
-      <w:proofErr w:type="spellEnd"/>
       <w:r>
         <w:rPr>
           <w:rFonts w:cs="Times New Roman"/>
@@ -26880,7 +23901,7 @@
           <w:lang w:bidi="ru-RU"/>
         </w:rPr>
       </w:pPr>
-      <w:bookmarkStart w:id="71" w:name="_Ref229768624"/>
+      <w:bookmarkStart w:id="72" w:name="_Ref229768624"/>
       <w:r>
         <w:rPr>
           <w:rFonts w:cs="Times New Roman"/>
@@ -26923,7 +23944,6 @@
         </w:rPr>
         <w:t>://</w:t>
       </w:r>
-      <w:proofErr w:type="spellStart"/>
       <w:r>
         <w:rPr>
           <w:rFonts w:cs="Times New Roman"/>
@@ -26931,7 +23951,6 @@
         </w:rPr>
         <w:t>opencv</w:t>
       </w:r>
-      <w:proofErr w:type="spellEnd"/>
       <w:r>
         <w:rPr>
           <w:rFonts w:cs="Times New Roman"/>
@@ -26953,7 +23972,7 @@
         </w:rPr>
         <w:t xml:space="preserve"> (дата обращения: 10.05.2026).</w:t>
       </w:r>
-      <w:bookmarkEnd w:id="71"/>
+      <w:bookmarkEnd w:id="72"/>
     </w:p>
     <w:p>
       <w:pPr>
@@ -26967,7 +23986,7 @@
           <w:lang w:bidi="ru-RU"/>
         </w:rPr>
       </w:pPr>
-      <w:bookmarkStart w:id="72" w:name="_Ref229768589"/>
+      <w:bookmarkStart w:id="73" w:name="_Ref229768589"/>
       <w:r>
         <w:rPr>
           <w:rFonts w:cs="Times New Roman"/>
@@ -27024,7 +24043,6 @@
         </w:rPr>
         <w:t>.</w:t>
       </w:r>
-      <w:proofErr w:type="spellStart"/>
       <w:r>
         <w:rPr>
           <w:rFonts w:cs="Times New Roman"/>
@@ -27032,7 +24050,6 @@
         </w:rPr>
         <w:t>postgresql</w:t>
       </w:r>
-      <w:proofErr w:type="spellEnd"/>
       <w:r>
         <w:rPr>
           <w:rFonts w:cs="Times New Roman"/>
@@ -27054,7 +24071,7 @@
         </w:rPr>
         <w:t xml:space="preserve"> (дата обращения: 10.05.2026).</w:t>
       </w:r>
-      <w:bookmarkEnd w:id="72"/>
+      <w:bookmarkEnd w:id="73"/>
     </w:p>
     <w:p>
       <w:pPr>
@@ -27068,7 +24085,7 @@
           <w:lang w:bidi="ru-RU"/>
         </w:rPr>
       </w:pPr>
-      <w:bookmarkStart w:id="73" w:name="_Ref229768434"/>
+      <w:bookmarkStart w:id="74" w:name="_Ref229768434"/>
       <w:r>
         <w:rPr>
           <w:rFonts w:cs="Times New Roman"/>
@@ -27084,7 +24101,6 @@
         </w:rPr>
         <w:t xml:space="preserve"> </w:t>
       </w:r>
-      <w:proofErr w:type="spellStart"/>
       <w:r>
         <w:rPr>
           <w:rFonts w:cs="Times New Roman"/>
@@ -27092,7 +24108,6 @@
         </w:rPr>
         <w:t>MediaPipe</w:t>
       </w:r>
-      <w:proofErr w:type="spellEnd"/>
       <w:r>
         <w:rPr>
           <w:rFonts w:cs="Times New Roman"/>
@@ -27114,7 +24129,6 @@
         </w:rPr>
         <w:t xml:space="preserve"> </w:t>
       </w:r>
-      <w:proofErr w:type="spellStart"/>
       <w:r>
         <w:rPr>
           <w:rFonts w:cs="Times New Roman"/>
@@ -27122,7 +24136,6 @@
         </w:rPr>
         <w:t>Landmarker</w:t>
       </w:r>
-      <w:proofErr w:type="spellEnd"/>
       <w:r>
         <w:rPr>
           <w:rFonts w:cs="Times New Roman"/>
@@ -27200,7 +24213,6 @@
         </w:rPr>
         <w:t>/</w:t>
       </w:r>
-      <w:proofErr w:type="spellStart"/>
       <w:r>
         <w:rPr>
           <w:rFonts w:cs="Times New Roman"/>
@@ -27208,7 +24220,6 @@
         </w:rPr>
         <w:t>mediapipe</w:t>
       </w:r>
-      <w:proofErr w:type="spellEnd"/>
       <w:r>
         <w:rPr>
           <w:rFonts w:cs="Times New Roman"/>
@@ -27258,7 +24269,6 @@
         </w:rPr>
         <w:t>_</w:t>
       </w:r>
-      <w:proofErr w:type="spellStart"/>
       <w:r>
         <w:rPr>
           <w:rFonts w:cs="Times New Roman"/>
@@ -27266,7 +24276,6 @@
         </w:rPr>
         <w:t>landmarker</w:t>
       </w:r>
-      <w:proofErr w:type="spellEnd"/>
       <w:r>
         <w:rPr>
           <w:rFonts w:cs="Times New Roman"/>
@@ -27274,7 +24283,7 @@
         </w:rPr>
         <w:t xml:space="preserve"> (дата обращения: 10.05.2026).</w:t>
       </w:r>
-      <w:bookmarkEnd w:id="73"/>
+      <w:bookmarkEnd w:id="74"/>
     </w:p>
     <w:p>
       <w:pPr>
@@ -27386,7 +24395,6 @@
         </w:rPr>
         <w:t>.</w:t>
       </w:r>
-      <w:proofErr w:type="spellStart"/>
       <w:r>
         <w:rPr>
           <w:rFonts w:cs="Times New Roman"/>
@@ -27394,7 +24402,6 @@
         </w:rPr>
         <w:t>wikimedia</w:t>
       </w:r>
-      <w:proofErr w:type="spellEnd"/>
       <w:r>
         <w:rPr>
           <w:rFonts w:cs="Times New Roman"/>
@@ -27487,20 +24494,8 @@
         <w:t xml:space="preserve"> (дата обращения: 10.05.2026).</w:t>
       </w:r>
     </w:p>
-    <w:p>
-      <w:pPr>
-        <w:spacing w:after="200"/>
-        <w:ind w:firstLine="0"/>
-        <w:rPr>
-          <w:rFonts w:cs="Times New Roman"/>
-          <w:b/>
-          <w:bCs/>
-          <w:lang w:bidi="ru-RU"/>
-        </w:rPr>
-      </w:pPr>
-    </w:p>
     <w:sectPr>
-      <w:footerReference w:type="default" r:id="rId25"/>
+      <w:footerReference w:type="default" r:id="rId26"/>
       <w:pgSz w:w="11906" w:h="16838"/>
       <w:pgMar w:top="1134" w:right="850" w:bottom="1134" w:left="1701" w:header="0" w:footer="680" w:gutter="0"/>
       <w:cols w:space="720"/>

--- a/вкр/Диплом черн Демьянцев Виталий Владиславич (1).docx
+++ b/вкр/Диплом черн Демьянцев Виталий Владиславич (1).docx
@@ -16951,7 +16951,21 @@
         <w:rPr>
           <w:rFonts w:eastAsia="Microsoft YaHei"/>
         </w:rPr>
-        <w:t>Пользователь системы → Токен обновления сессии: связь «один-ко-многим» (1:М).</w:t>
+        <w:t>Пользователь системы → Токен обновления сессии: связь «один-ко-многим» (</w:t>
+      </w:r>
+      <w:proofErr w:type="gramStart"/>
+      <w:r>
+        <w:rPr>
+          <w:rFonts w:eastAsia="Microsoft YaHei"/>
+        </w:rPr>
+        <w:t>1:М</w:t>
+      </w:r>
+      <w:proofErr w:type="gramEnd"/>
+      <w:r>
+        <w:rPr>
+          <w:rFonts w:eastAsia="Microsoft YaHei"/>
+        </w:rPr>
+        <w:t>).</w:t>
       </w:r>
     </w:p>
     <w:p>
@@ -16969,7 +16983,21 @@
         <w:rPr>
           <w:rFonts w:eastAsia="Microsoft YaHei"/>
         </w:rPr>
-        <w:t>Пользователь системы → Журнал аутентификации: связь «один-ко-многим» (1:М).</w:t>
+        <w:t>Пользователь системы → Журнал аутентификации: связь «один-ко-многим» (</w:t>
+      </w:r>
+      <w:proofErr w:type="gramStart"/>
+      <w:r>
+        <w:rPr>
+          <w:rFonts w:eastAsia="Microsoft YaHei"/>
+        </w:rPr>
+        <w:t>1:М</w:t>
+      </w:r>
+      <w:proofErr w:type="gramEnd"/>
+      <w:r>
+        <w:rPr>
+          <w:rFonts w:eastAsia="Microsoft YaHei"/>
+        </w:rPr>
+        <w:t>).</w:t>
       </w:r>
     </w:p>
     <w:p>
@@ -16987,7 +17015,21 @@
         <w:rPr>
           <w:rFonts w:eastAsia="Microsoft YaHei"/>
         </w:rPr>
-        <w:t>Пользователь системы → Сеанс видеовстречи: связь «один-ко-многим» (1:М) по полю «Создан пользователем».</w:t>
+        <w:t>Пользователь системы → Сеанс видеовстречи: связь «один-ко-многим» (</w:t>
+      </w:r>
+      <w:proofErr w:type="gramStart"/>
+      <w:r>
+        <w:rPr>
+          <w:rFonts w:eastAsia="Microsoft YaHei"/>
+        </w:rPr>
+        <w:t>1:М</w:t>
+      </w:r>
+      <w:proofErr w:type="gramEnd"/>
+      <w:r>
+        <w:rPr>
+          <w:rFonts w:eastAsia="Microsoft YaHei"/>
+        </w:rPr>
+        <w:t>) по полю «Создан пользователем».</w:t>
       </w:r>
     </w:p>
     <w:p>
@@ -17005,7 +17047,21 @@
         <w:rPr>
           <w:rFonts w:eastAsia="Microsoft YaHei"/>
         </w:rPr>
-        <w:t>Сеанс видеовстречи → Участник встречи: связь «один-ко-многим» (1:М).</w:t>
+        <w:t>Сеанс видеовстречи → Участник встречи: связь «один-ко-многим» (</w:t>
+      </w:r>
+      <w:proofErr w:type="gramStart"/>
+      <w:r>
+        <w:rPr>
+          <w:rFonts w:eastAsia="Microsoft YaHei"/>
+        </w:rPr>
+        <w:t>1:М</w:t>
+      </w:r>
+      <w:proofErr w:type="gramEnd"/>
+      <w:r>
+        <w:rPr>
+          <w:rFonts w:eastAsia="Microsoft YaHei"/>
+        </w:rPr>
+        <w:t>).</w:t>
       </w:r>
     </w:p>
     <w:p>
@@ -17023,7 +17079,21 @@
         <w:rPr>
           <w:rFonts w:eastAsia="Microsoft YaHei"/>
         </w:rPr>
-        <w:t>Сеанс видеовстречи → Событие встречи: связь «один-ко-многим» (1:М).</w:t>
+        <w:t>Сеанс видеовстречи → Событие встречи: связь «один-ко-многим» (</w:t>
+      </w:r>
+      <w:proofErr w:type="gramStart"/>
+      <w:r>
+        <w:rPr>
+          <w:rFonts w:eastAsia="Microsoft YaHei"/>
+        </w:rPr>
+        <w:t>1:М</w:t>
+      </w:r>
+      <w:proofErr w:type="gramEnd"/>
+      <w:r>
+        <w:rPr>
+          <w:rFonts w:eastAsia="Microsoft YaHei"/>
+        </w:rPr>
+        <w:t>).</w:t>
       </w:r>
     </w:p>
     <w:p>
@@ -17041,7 +17111,21 @@
         <w:rPr>
           <w:rFonts w:eastAsia="Microsoft YaHei"/>
         </w:rPr>
-        <w:t>Сеанс видеовстречи → Событие аналитики: связь «один-ко-многим» (1:М).</w:t>
+        <w:t>Сеанс видеовстречи → Событие аналитики: связь «один-ко-многим» (</w:t>
+      </w:r>
+      <w:proofErr w:type="gramStart"/>
+      <w:r>
+        <w:rPr>
+          <w:rFonts w:eastAsia="Microsoft YaHei"/>
+        </w:rPr>
+        <w:t>1:М</w:t>
+      </w:r>
+      <w:proofErr w:type="gramEnd"/>
+      <w:r>
+        <w:rPr>
+          <w:rFonts w:eastAsia="Microsoft YaHei"/>
+        </w:rPr>
+        <w:t>).</w:t>
       </w:r>
     </w:p>
     <w:p>
@@ -17059,7 +17143,21 @@
         <w:rPr>
           <w:rFonts w:eastAsia="Microsoft YaHei"/>
         </w:rPr>
-        <w:t>Сеанс видеовстречи → Отчёт по сеансу: связь «один-ко-многим» (1:М).</w:t>
+        <w:t>Сеанс видеовстречи → Отчёт по сеансу: связь «один-ко-многим» (</w:t>
+      </w:r>
+      <w:proofErr w:type="gramStart"/>
+      <w:r>
+        <w:rPr>
+          <w:rFonts w:eastAsia="Microsoft YaHei"/>
+        </w:rPr>
+        <w:t>1:М</w:t>
+      </w:r>
+      <w:proofErr w:type="gramEnd"/>
+      <w:r>
+        <w:rPr>
+          <w:rFonts w:eastAsia="Microsoft YaHei"/>
+        </w:rPr>
+        <w:t>).</w:t>
       </w:r>
     </w:p>
     <w:p>
@@ -17078,7 +17176,21 @@
           <w:rFonts w:eastAsia="Microsoft YaHei"/>
         </w:rPr>
         <w:lastRenderedPageBreak/>
-        <w:t>Сеанс видеовстречи → Сообщение чата: связь «один-ко-многим» (1:М).</w:t>
+        <w:t>Сеанс видеовстречи → Сообщение чата: связь «один-ко-многим» (</w:t>
+      </w:r>
+      <w:proofErr w:type="gramStart"/>
+      <w:r>
+        <w:rPr>
+          <w:rFonts w:eastAsia="Microsoft YaHei"/>
+        </w:rPr>
+        <w:t>1:М</w:t>
+      </w:r>
+      <w:proofErr w:type="gramEnd"/>
+      <w:r>
+        <w:rPr>
+          <w:rFonts w:eastAsia="Microsoft YaHei"/>
+        </w:rPr>
+        <w:t>).</w:t>
       </w:r>
     </w:p>
     <w:p>
@@ -18966,7 +19078,21 @@
         <w:rPr>
           <w:rFonts w:eastAsia="Microsoft YaHei"/>
         </w:rPr>
-        <w:t>Пользователь системы → Токен обновления сессии: связь «один-ко-многим» (1:М), один пользователь может иметь несколько активных или отозванных токенов.</w:t>
+        <w:t>Пользователь системы → Токен обновления сессии: связь «один-ко-многим» (</w:t>
+      </w:r>
+      <w:proofErr w:type="gramStart"/>
+      <w:r>
+        <w:rPr>
+          <w:rFonts w:eastAsia="Microsoft YaHei"/>
+        </w:rPr>
+        <w:t>1:М</w:t>
+      </w:r>
+      <w:proofErr w:type="gramEnd"/>
+      <w:r>
+        <w:rPr>
+          <w:rFonts w:eastAsia="Microsoft YaHei"/>
+        </w:rPr>
+        <w:t>), один пользователь может иметь несколько активных или отозванных токенов.</w:t>
       </w:r>
     </w:p>
     <w:p>
@@ -18984,7 +19110,21 @@
         <w:rPr>
           <w:rFonts w:eastAsia="Microsoft YaHei"/>
         </w:rPr>
-        <w:t>Пользователь системы → Журнал аутентификации: связь «один-ко-многим» (1:М), фиксация истории всех действий входа.</w:t>
+        <w:t>Пользователь системы → Журнал аутентификации: связь «один-ко-многим» (</w:t>
+      </w:r>
+      <w:proofErr w:type="gramStart"/>
+      <w:r>
+        <w:rPr>
+          <w:rFonts w:eastAsia="Microsoft YaHei"/>
+        </w:rPr>
+        <w:t>1:М</w:t>
+      </w:r>
+      <w:proofErr w:type="gramEnd"/>
+      <w:r>
+        <w:rPr>
+          <w:rFonts w:eastAsia="Microsoft YaHei"/>
+        </w:rPr>
+        <w:t>), фиксация истории всех действий входа.</w:t>
       </w:r>
     </w:p>
     <w:p>
@@ -19002,7 +19142,21 @@
         <w:rPr>
           <w:rFonts w:eastAsia="Microsoft YaHei"/>
         </w:rPr>
-        <w:t>Пользователь системы → Сеанс видеовстречи: связь «один-ко-многим» (1:М), организатор создаёт множество встреч.</w:t>
+        <w:t>Пользователь системы → Сеанс видеовстречи: связь «один-ко-многим» (</w:t>
+      </w:r>
+      <w:proofErr w:type="gramStart"/>
+      <w:r>
+        <w:rPr>
+          <w:rFonts w:eastAsia="Microsoft YaHei"/>
+        </w:rPr>
+        <w:t>1:М</w:t>
+      </w:r>
+      <w:proofErr w:type="gramEnd"/>
+      <w:r>
+        <w:rPr>
+          <w:rFonts w:eastAsia="Microsoft YaHei"/>
+        </w:rPr>
+        <w:t>), организатор создаёт множество встреч.</w:t>
       </w:r>
     </w:p>
     <w:p>
@@ -19020,7 +19174,21 @@
         <w:rPr>
           <w:rFonts w:eastAsia="Microsoft YaHei"/>
         </w:rPr>
-        <w:t>Сеанс видеовстречи → Участник встречи: связь «один-ко-многим» (1:М), в одной встрече участвует несколько человек.</w:t>
+        <w:t>Сеанс видеовстречи → Участник встречи: связь «один-ко-многим» (</w:t>
+      </w:r>
+      <w:proofErr w:type="gramStart"/>
+      <w:r>
+        <w:rPr>
+          <w:rFonts w:eastAsia="Microsoft YaHei"/>
+        </w:rPr>
+        <w:t>1:М</w:t>
+      </w:r>
+      <w:proofErr w:type="gramEnd"/>
+      <w:r>
+        <w:rPr>
+          <w:rFonts w:eastAsia="Microsoft YaHei"/>
+        </w:rPr>
+        <w:t>), в одной встрече участвует несколько человек.</w:t>
       </w:r>
     </w:p>
     <w:p>
@@ -19038,7 +19206,21 @@
         <w:rPr>
           <w:rFonts w:eastAsia="Microsoft YaHei"/>
         </w:rPr>
-        <w:t>Сеанс видеовстречи → Событие аналитики: связь «один-ко-многим» (1:М), одна сессия генерирует поток событий анализа.</w:t>
+        <w:t>Сеанс видеовстречи → Событие аналитики: связь «один-ко-многим» (</w:t>
+      </w:r>
+      <w:proofErr w:type="gramStart"/>
+      <w:r>
+        <w:rPr>
+          <w:rFonts w:eastAsia="Microsoft YaHei"/>
+        </w:rPr>
+        <w:t>1:М</w:t>
+      </w:r>
+      <w:proofErr w:type="gramEnd"/>
+      <w:r>
+        <w:rPr>
+          <w:rFonts w:eastAsia="Microsoft YaHei"/>
+        </w:rPr>
+        <w:t>), одна сессия генерирует поток событий анализа.</w:t>
       </w:r>
     </w:p>
     <w:p>
@@ -19056,7 +19238,21 @@
         <w:rPr>
           <w:rFonts w:eastAsia="Microsoft YaHei"/>
         </w:rPr>
-        <w:t>Сеанс видеовстречи → Событие встречи: связь «один-ко-многим» (1:М), одна встреча фиксирует ноль или более событий.</w:t>
+        <w:t>Сеанс видеовстречи → Событие встречи: связь «один-ко-многим» (</w:t>
+      </w:r>
+      <w:proofErr w:type="gramStart"/>
+      <w:r>
+        <w:rPr>
+          <w:rFonts w:eastAsia="Microsoft YaHei"/>
+        </w:rPr>
+        <w:t>1:М</w:t>
+      </w:r>
+      <w:proofErr w:type="gramEnd"/>
+      <w:r>
+        <w:rPr>
+          <w:rFonts w:eastAsia="Microsoft YaHei"/>
+        </w:rPr>
+        <w:t>), одна встреча фиксирует ноль или более событий.</w:t>
       </w:r>
     </w:p>
     <w:p>
@@ -19074,7 +19270,21 @@
         <w:rPr>
           <w:rFonts w:eastAsia="Microsoft YaHei"/>
         </w:rPr>
-        <w:t>Сеанс видеовстречи → Отчёт по сеансу: связь «один-ко-многим» (1:М), отчёт привязан к конкретной встрече.</w:t>
+        <w:t>Сеанс видеовстречи → Отчёт по сеансу: связь «один-ко-многим» (</w:t>
+      </w:r>
+      <w:proofErr w:type="gramStart"/>
+      <w:r>
+        <w:rPr>
+          <w:rFonts w:eastAsia="Microsoft YaHei"/>
+        </w:rPr>
+        <w:t>1:М</w:t>
+      </w:r>
+      <w:proofErr w:type="gramEnd"/>
+      <w:r>
+        <w:rPr>
+          <w:rFonts w:eastAsia="Microsoft YaHei"/>
+        </w:rPr>
+        <w:t>), отчёт привязан к конкретной встрече.</w:t>
       </w:r>
     </w:p>
     <w:p>
@@ -19092,7 +19302,21 @@
         <w:rPr>
           <w:rFonts w:eastAsia="Microsoft YaHei"/>
         </w:rPr>
-        <w:t>Сеанс видеовстречи → Сообщение чата: связь «один-ко-многим» (1:М), чат изолирован в пределах одной комнаты.</w:t>
+        <w:t>Сеанс видеовстречи → Сообщение чата: связь «один-ко-многим» (</w:t>
+      </w:r>
+      <w:proofErr w:type="gramStart"/>
+      <w:r>
+        <w:rPr>
+          <w:rFonts w:eastAsia="Microsoft YaHei"/>
+        </w:rPr>
+        <w:t>1:М</w:t>
+      </w:r>
+      <w:proofErr w:type="gramEnd"/>
+      <w:r>
+        <w:rPr>
+          <w:rFonts w:eastAsia="Microsoft YaHei"/>
+        </w:rPr>
+        <w:t>), чат изолирован в пределах одной комнаты.</w:t>
       </w:r>
     </w:p>
     <w:p>
@@ -19344,16 +19568,23 @@
         </w:rPr>
       </w:pPr>
       <w:commentRangeStart w:id="34"/>
-      <w:r>
-        <w:rPr>
-          <w:noProof/>
+      <w:commentRangeEnd w:id="34"/>
+      <w:r>
+        <w:rPr>
+          <w:rStyle w:val="aff1"/>
         </w:rPr>
         <w:lastRenderedPageBreak/>
+        <w:commentReference w:id="34"/>
+      </w:r>
+      <w:r>
+        <w:rPr>
+          <w:lang w:val="en-US"/>
+        </w:rPr>
         <w:drawing>
-          <wp:inline distT="0" distB="0" distL="0" distR="0" wp14:anchorId="15A65883" wp14:editId="299E5EFA">
-            <wp:extent cx="5940425" cy="2934970"/>
+          <wp:inline distT="0" distB="0" distL="0" distR="0" wp14:anchorId="20A30C09" wp14:editId="20055FCB">
+            <wp:extent cx="5940425" cy="2980055"/>
             <wp:effectExtent l="0" t="0" r="3175" b="0"/>
-            <wp:docPr id="7" name="Рисунок 7"/>
+            <wp:docPr id="1" name="Рисунок 1"/>
             <wp:cNvGraphicFramePr>
               <a:graphicFrameLocks xmlns:a="http://schemas.openxmlformats.org/drawingml/2006/main" noChangeAspect="1"/>
             </wp:cNvGraphicFramePr>
@@ -19365,7 +19596,7 @@
                     <pic:cNvPicPr/>
                   </pic:nvPicPr>
                   <pic:blipFill>
-                    <a:blip r:embed="rId15"/>
+                    <a:blip r:embed="rId18"/>
                     <a:stretch>
                       <a:fillRect/>
                     </a:stretch>
@@ -19373,7 +19604,7 @@
                   <pic:spPr>
                     <a:xfrm>
                       <a:off x="0" y="0"/>
-                      <a:ext cx="5940425" cy="2934970"/>
+                      <a:ext cx="5940425" cy="2980055"/>
                     </a:xfrm>
                     <a:prstGeom prst="rect">
                       <a:avLst/>
@@ -19385,13 +19616,6 @@
           </wp:inline>
         </w:drawing>
       </w:r>
-      <w:commentRangeEnd w:id="34"/>
-      <w:r>
-        <w:rPr>
-          <w:rStyle w:val="aff1"/>
-        </w:rPr>
-        <w:commentReference w:id="34"/>
-      </w:r>
     </w:p>
     <w:p>
       <w:pPr>
@@ -19717,7 +19941,15 @@
         <w:contextualSpacing/>
       </w:pPr>
       <w:r>
-        <w:t>Управление ресурсами: При смене потока, потере фокуса вкладки или завершении встречи компоненты записи корректно останавливаются и освобождаются, что предотвращает утечки памяти и фоновую загрузку ЦП.</w:t>
+        <w:t>Управление ресурсами</w:t>
+      </w:r>
+      <w:proofErr w:type="gramStart"/>
+      <w:r>
+        <w:t>: При</w:t>
+      </w:r>
+      <w:proofErr w:type="gramEnd"/>
+      <w:r>
+        <w:t xml:space="preserve"> смене потока, потере фокуса вкладки или завершении встречи компоненты записи корректно останавливаются и освобождаются, что предотвращает утечки памяти и фоновую загрузку ЦП.</w:t>
       </w:r>
     </w:p>
     <w:p>
@@ -23658,7 +23890,23 @@
           <w:rFonts w:cs="Times New Roman"/>
           <w:lang w:val="en-US" w:bidi="ru-RU"/>
         </w:rPr>
-        <w:t>Goodfellow I., Bengio Y., Courville A. Deep Learning. – Cambridge : MIT Press, 2016. – 800 p. – ISBN 978-0-262-03561-3.</w:t>
+        <w:t xml:space="preserve">Goodfellow I., Bengio Y., Courville A. Deep Learning. – </w:t>
+      </w:r>
+      <w:proofErr w:type="gramStart"/>
+      <w:r>
+        <w:rPr>
+          <w:rFonts w:cs="Times New Roman"/>
+          <w:lang w:val="en-US" w:bidi="ru-RU"/>
+        </w:rPr>
+        <w:t>Cambridge :</w:t>
+      </w:r>
+      <w:proofErr w:type="gramEnd"/>
+      <w:r>
+        <w:rPr>
+          <w:rFonts w:cs="Times New Roman"/>
+          <w:lang w:val="en-US" w:bidi="ru-RU"/>
+        </w:rPr>
+        <w:t xml:space="preserve"> MIT Press, 2016. – 800 p. – ISBN 978-0-262-03561-3.</w:t>
       </w:r>
       <w:bookmarkEnd w:id="66"/>
     </w:p>
@@ -23679,7 +23927,23 @@
           <w:rFonts w:cs="Times New Roman"/>
           <w:lang w:val="en-US" w:bidi="ru-RU"/>
         </w:rPr>
-        <w:t>Bradski G., Kaehler A. Learning OpenCV: Computer Vision with the OpenCV Library. – Sebastopol : O’Reilly Media, 2008. – 555 p. – ISBN 978-0-596-51613-0.</w:t>
+        <w:t xml:space="preserve">Bradski G., Kaehler A. Learning OpenCV: Computer Vision with the OpenCV Library. – </w:t>
+      </w:r>
+      <w:proofErr w:type="gramStart"/>
+      <w:r>
+        <w:rPr>
+          <w:rFonts w:cs="Times New Roman"/>
+          <w:lang w:val="en-US" w:bidi="ru-RU"/>
+        </w:rPr>
+        <w:t>Sebastopol :</w:t>
+      </w:r>
+      <w:proofErr w:type="gramEnd"/>
+      <w:r>
+        <w:rPr>
+          <w:rFonts w:cs="Times New Roman"/>
+          <w:lang w:val="en-US" w:bidi="ru-RU"/>
+        </w:rPr>
+        <w:t xml:space="preserve"> O’Reilly Media, 2008. – 555 p. – ISBN 978-0-596-51613-0.</w:t>
       </w:r>
     </w:p>
     <w:p>
@@ -23914,7 +24178,23 @@
           <w:rFonts w:cs="Times New Roman"/>
           <w:lang w:bidi="ru-RU"/>
         </w:rPr>
-        <w:t xml:space="preserve"> [Электронный ресурс] : офиц. сайт. – </w:t>
+        <w:t xml:space="preserve"> [Электронный ресурс</w:t>
+      </w:r>
+      <w:proofErr w:type="gramStart"/>
+      <w:r>
+        <w:rPr>
+          <w:rFonts w:cs="Times New Roman"/>
+          <w:lang w:bidi="ru-RU"/>
+        </w:rPr>
+        <w:t>] :</w:t>
+      </w:r>
+      <w:proofErr w:type="gramEnd"/>
+      <w:r>
+        <w:rPr>
+          <w:rFonts w:cs="Times New Roman"/>
+          <w:lang w:bidi="ru-RU"/>
+        </w:rPr>
+        <w:t xml:space="preserve"> офиц. сайт. – </w:t>
       </w:r>
       <w:r>
         <w:rPr>

--- a/вкр/Диплом черн Демьянцев Виталий Владиславич (1).docx
+++ b/вкр/Диплом черн Демьянцев Виталий Владиславич (1).docx
@@ -564,13 +564,1734 @@
     </w:p>
     <w:p>
       <w:pPr>
+        <w:pBdr>
+          <w:top w:val="nil"/>
+          <w:left w:val="nil"/>
+          <w:bottom w:val="nil"/>
+          <w:right w:val="nil"/>
+          <w:between w:val="nil"/>
+          <w:bar w:val="nil"/>
+        </w:pBdr>
+        <w:spacing w:line="240" w:lineRule="auto"/>
+        <w:jc w:val="center"/>
+        <w:rPr>
+          <w:rFonts w:ascii="Times New Roman" w:eastAsia="Arial Unicode MS" w:hAnsi="Times New Roman" w:cs="Times New Roman"/>
+          <w:b/>
+          <w:bCs/>
+          <w:color w:val="000000"/>
+          <w:sz w:val="24"/>
+          <w:szCs w:val="24"/>
+          <w:u w:color="000000"/>
+          <w:bdr w:val="nil"/>
+        </w:rPr>
+      </w:pPr>
+      <w:bookmarkStart w:id="0" w:name="_Toc232414657"/>
+      <w:r>
+        <w:rPr>
+          <w:rFonts w:ascii="Times New Roman" w:eastAsia="Arial Unicode MS" w:hAnsi="Times New Roman" w:cs="Times New Roman"/>
+          <w:b/>
+          <w:bCs/>
+          <w:color w:val="000000"/>
+          <w:sz w:val="24"/>
+          <w:szCs w:val="24"/>
+          <w:u w:color="000000"/>
+          <w:bdr w:val="nil"/>
+        </w:rPr>
+        <w:lastRenderedPageBreak/>
+        <w:t>ЗАДАНИЕ</w:t>
+      </w:r>
+    </w:p>
+    <w:p>
+      <w:pPr>
+        <w:pBdr>
+          <w:top w:val="nil"/>
+          <w:left w:val="nil"/>
+          <w:bottom w:val="nil"/>
+          <w:right w:val="nil"/>
+          <w:between w:val="nil"/>
+          <w:bar w:val="nil"/>
+        </w:pBdr>
+        <w:spacing w:line="240" w:lineRule="auto"/>
+        <w:jc w:val="center"/>
+        <w:rPr>
+          <w:rFonts w:ascii="Times New Roman" w:eastAsia="Arial Unicode MS" w:hAnsi="Times New Roman" w:cs="Times New Roman"/>
+          <w:b/>
+          <w:bCs/>
+          <w:color w:val="000000"/>
+          <w:sz w:val="24"/>
+          <w:szCs w:val="24"/>
+          <w:u w:color="000000"/>
+          <w:bdr w:val="nil"/>
+        </w:rPr>
+      </w:pPr>
+      <w:r>
+        <w:rPr>
+          <w:rFonts w:ascii="Times New Roman" w:eastAsia="Arial Unicode MS" w:hAnsi="Times New Roman" w:cs="Times New Roman"/>
+          <w:b/>
+          <w:bCs/>
+          <w:color w:val="000000"/>
+          <w:sz w:val="24"/>
+          <w:szCs w:val="24"/>
+          <w:u w:color="000000"/>
+          <w:bdr w:val="nil"/>
+        </w:rPr>
+        <w:t xml:space="preserve">на выпускную квалификационную работу </w:t>
+      </w:r>
+    </w:p>
+    <w:p>
+      <w:pPr>
+        <w:pBdr>
+          <w:top w:val="nil"/>
+          <w:left w:val="nil"/>
+          <w:bottom w:val="nil"/>
+          <w:right w:val="nil"/>
+          <w:between w:val="nil"/>
+          <w:bar w:val="nil"/>
+        </w:pBdr>
+        <w:spacing w:line="240" w:lineRule="auto"/>
+        <w:jc w:val="center"/>
+        <w:rPr>
+          <w:rFonts w:ascii="Times New Roman" w:eastAsia="Arial Unicode MS" w:hAnsi="Times New Roman" w:cs="Times New Roman"/>
+          <w:color w:val="000000"/>
+          <w:sz w:val="24"/>
+          <w:szCs w:val="24"/>
+          <w:u w:color="000000"/>
+          <w:bdr w:val="nil"/>
+        </w:rPr>
+      </w:pPr>
+      <w:r>
+        <w:rPr>
+          <w:rFonts w:ascii="Times New Roman" w:eastAsia="Arial Unicode MS" w:hAnsi="Times New Roman" w:cs="Times New Roman"/>
+          <w:color w:val="000000"/>
+          <w:sz w:val="24"/>
+          <w:szCs w:val="24"/>
+          <w:u w:color="000000"/>
+          <w:bdr w:val="nil"/>
+        </w:rPr>
+        <w:t>студенту бакалавриата направления 09.03.01 «Информатика и вычислительная техника», профиль «</w:t>
+      </w:r>
+      <w:r>
+        <w:rPr>
+          <w:rFonts w:ascii="Times New Roman" w:eastAsia="Arial Unicode MS" w:hAnsi="Times New Roman" w:cs="Times New Roman"/>
+          <w:color w:val="000000"/>
+          <w:sz w:val="24"/>
+          <w:szCs w:val="24"/>
+          <w:u w:color="000000"/>
+          <w:bdr w:val="nil"/>
+        </w:rPr>
+        <w:t>Искусственный интеллект и экспертные системы</w:t>
+      </w:r>
+      <w:r>
+        <w:rPr>
+          <w:rFonts w:ascii="Times New Roman" w:eastAsia="Arial Unicode MS" w:hAnsi="Times New Roman" w:cs="Times New Roman"/>
+          <w:color w:val="000000"/>
+          <w:sz w:val="24"/>
+          <w:szCs w:val="24"/>
+          <w:u w:color="000000"/>
+          <w:bdr w:val="nil"/>
+        </w:rPr>
+        <w:t>»</w:t>
+      </w:r>
+    </w:p>
+    <w:p>
+      <w:pPr>
+        <w:pBdr>
+          <w:top w:val="nil"/>
+          <w:left w:val="nil"/>
+          <w:bottom w:val="nil"/>
+          <w:right w:val="nil"/>
+          <w:between w:val="nil"/>
+          <w:bar w:val="nil"/>
+        </w:pBdr>
+        <w:spacing w:line="240" w:lineRule="auto"/>
+        <w:ind w:left="255" w:firstLine="465"/>
+        <w:jc w:val="center"/>
+        <w:rPr>
+          <w:rFonts w:ascii="Times New Roman" w:eastAsia="Arial Unicode MS" w:hAnsi="Times New Roman" w:cs="Times New Roman"/>
+          <w:b/>
+          <w:bCs/>
+          <w:color w:val="000000"/>
+          <w:sz w:val="24"/>
+          <w:szCs w:val="24"/>
+          <w:u w:color="000000"/>
+          <w:bdr w:val="nil"/>
+        </w:rPr>
+      </w:pPr>
+    </w:p>
+    <w:p>
+      <w:pPr>
+        <w:pBdr>
+          <w:top w:val="nil"/>
+          <w:left w:val="nil"/>
+          <w:bottom w:val="nil"/>
+          <w:right w:val="nil"/>
+          <w:between w:val="nil"/>
+          <w:bar w:val="nil"/>
+        </w:pBdr>
+        <w:spacing w:line="240" w:lineRule="auto"/>
+        <w:ind w:left="255" w:firstLine="465"/>
+        <w:jc w:val="center"/>
+        <w:rPr>
+          <w:rFonts w:ascii="Times New Roman" w:eastAsia="Arial Unicode MS" w:hAnsi="Times New Roman" w:cs="Times New Roman"/>
+          <w:b/>
+          <w:bCs/>
+          <w:color w:val="000000"/>
+          <w:sz w:val="24"/>
+          <w:szCs w:val="24"/>
+          <w:u w:color="000000"/>
+          <w:bdr w:val="nil"/>
+        </w:rPr>
+      </w:pPr>
+      <w:r>
+        <w:rPr>
+          <w:rFonts w:ascii="Times New Roman" w:eastAsia="Arial Unicode MS" w:hAnsi="Times New Roman" w:cs="Times New Roman"/>
+          <w:b/>
+          <w:bCs/>
+          <w:color w:val="000000"/>
+          <w:sz w:val="24"/>
+          <w:szCs w:val="24"/>
+          <w:u w:color="000000"/>
+          <w:bdr w:val="nil"/>
+        </w:rPr>
+        <w:t>Демьянцев Виталий Владиславович</w:t>
+      </w:r>
+    </w:p>
+    <w:p>
+      <w:pPr>
+        <w:pBdr>
+          <w:top w:val="nil"/>
+          <w:left w:val="nil"/>
+          <w:bottom w:val="nil"/>
+          <w:right w:val="nil"/>
+          <w:between w:val="nil"/>
+          <w:bar w:val="nil"/>
+        </w:pBdr>
+        <w:spacing w:line="240" w:lineRule="auto"/>
+        <w:ind w:left="255" w:firstLine="465"/>
+        <w:jc w:val="center"/>
+        <w:rPr>
+          <w:rFonts w:ascii="Times New Roman" w:eastAsia="Arial Unicode MS" w:hAnsi="Times New Roman" w:cs="Times New Roman"/>
+          <w:b/>
+          <w:bCs/>
+          <w:color w:val="000000"/>
+          <w:sz w:val="24"/>
+          <w:szCs w:val="24"/>
+          <w:u w:color="000000"/>
+          <w:bdr w:val="nil"/>
+        </w:rPr>
+      </w:pPr>
+    </w:p>
+    <w:p>
+      <w:pPr>
+        <w:pBdr>
+          <w:top w:val="nil"/>
+          <w:left w:val="nil"/>
+          <w:bottom w:val="nil"/>
+          <w:right w:val="nil"/>
+          <w:between w:val="nil"/>
+          <w:bar w:val="nil"/>
+        </w:pBdr>
+        <w:spacing w:line="240" w:lineRule="auto"/>
+        <w:rPr>
+          <w:rFonts w:ascii="Times New Roman" w:eastAsia="Arial Unicode MS" w:hAnsi="Times New Roman" w:cs="Times New Roman"/>
+          <w:color w:val="000000"/>
+          <w:sz w:val="24"/>
+          <w:szCs w:val="24"/>
+          <w:u w:color="000000"/>
+          <w:bdr w:val="nil"/>
+        </w:rPr>
+      </w:pPr>
+      <w:r>
+        <w:rPr>
+          <w:rFonts w:ascii="Times New Roman" w:eastAsia="Arial Unicode MS" w:hAnsi="Times New Roman" w:cs="Times New Roman"/>
+          <w:b/>
+          <w:bCs/>
+          <w:color w:val="000000"/>
+          <w:sz w:val="24"/>
+          <w:szCs w:val="24"/>
+          <w:u w:color="000000"/>
+          <w:bdr w:val="nil"/>
+        </w:rPr>
+        <w:t>Тема работы</w:t>
+      </w:r>
+      <w:r>
+        <w:rPr>
+          <w:rFonts w:ascii="Times New Roman" w:eastAsia="Arial Unicode MS" w:hAnsi="Times New Roman" w:cs="Times New Roman"/>
+          <w:color w:val="000000"/>
+          <w:sz w:val="24"/>
+          <w:szCs w:val="24"/>
+          <w:u w:color="000000"/>
+          <w:bdr w:val="nil"/>
+        </w:rPr>
+        <w:t xml:space="preserve">: </w:t>
+      </w:r>
+      <w:r>
+        <w:rPr>
+          <w:rFonts w:ascii="Times New Roman" w:eastAsia="Arial Unicode MS" w:hAnsi="Times New Roman" w:cs="Times New Roman"/>
+          <w:color w:val="000000"/>
+          <w:sz w:val="24"/>
+          <w:szCs w:val="24"/>
+          <w:u w:color="000000"/>
+          <w:bdr w:val="nil"/>
+        </w:rPr>
+        <w:t>С</w:t>
+      </w:r>
+      <w:r>
+        <w:rPr>
+          <w:rFonts w:ascii="Times New Roman" w:eastAsia="Arial Unicode MS" w:hAnsi="Times New Roman" w:cs="Times New Roman"/>
+          <w:color w:val="000000"/>
+          <w:sz w:val="24"/>
+          <w:szCs w:val="24"/>
+          <w:u w:color="000000"/>
+          <w:bdr w:val="nil"/>
+        </w:rPr>
+        <w:t xml:space="preserve">истема </w:t>
+      </w:r>
+      <w:r>
+        <w:rPr>
+          <w:rFonts w:ascii="Times New Roman" w:eastAsia="Arial Unicode MS" w:hAnsi="Times New Roman" w:cs="Times New Roman"/>
+          <w:color w:val="000000"/>
+          <w:sz w:val="24"/>
+          <w:szCs w:val="24"/>
+          <w:u w:color="000000"/>
+          <w:bdr w:val="nil"/>
+        </w:rPr>
+        <w:t>распознавания эмоций человека на основе искусственной нейронной сети</w:t>
+      </w:r>
+      <w:r>
+        <w:rPr>
+          <w:rFonts w:ascii="Times New Roman" w:eastAsia="Arial Unicode MS" w:hAnsi="Times New Roman" w:cs="Times New Roman"/>
+          <w:color w:val="000000"/>
+          <w:sz w:val="24"/>
+          <w:szCs w:val="24"/>
+          <w:u w:color="000000"/>
+          <w:bdr w:val="nil"/>
+        </w:rPr>
+        <w:t>.</w:t>
+      </w:r>
+    </w:p>
+    <w:p>
+      <w:pPr>
+        <w:pBdr>
+          <w:top w:val="nil"/>
+          <w:left w:val="nil"/>
+          <w:bottom w:val="nil"/>
+          <w:right w:val="nil"/>
+          <w:between w:val="nil"/>
+          <w:bar w:val="nil"/>
+        </w:pBdr>
+        <w:spacing w:line="240" w:lineRule="auto"/>
+        <w:rPr>
+          <w:rFonts w:ascii="Times New Roman" w:eastAsia="Arial Unicode MS" w:hAnsi="Times New Roman" w:cs="Times New Roman"/>
+          <w:color w:val="000000"/>
+          <w:sz w:val="24"/>
+          <w:szCs w:val="24"/>
+          <w:u w:color="000000"/>
+          <w:bdr w:val="nil"/>
+        </w:rPr>
+      </w:pPr>
+      <w:r>
+        <w:rPr>
+          <w:rFonts w:ascii="Times New Roman" w:eastAsia="Arial Unicode MS" w:hAnsi="Times New Roman" w:cs="Times New Roman"/>
+          <w:b/>
+          <w:bCs/>
+          <w:color w:val="000000"/>
+          <w:sz w:val="24"/>
+          <w:szCs w:val="24"/>
+          <w:u w:color="000000"/>
+          <w:bdr w:val="nil"/>
+        </w:rPr>
+        <w:t>Целевая установка</w:t>
+      </w:r>
+      <w:r>
+        <w:rPr>
+          <w:rFonts w:ascii="Times New Roman" w:eastAsia="Arial Unicode MS" w:hAnsi="Times New Roman" w:cs="Times New Roman"/>
+          <w:color w:val="000000"/>
+          <w:sz w:val="24"/>
+          <w:szCs w:val="24"/>
+          <w:u w:color="000000"/>
+          <w:bdr w:val="nil"/>
+        </w:rPr>
+        <w:t xml:space="preserve">: исследовать предметную область, провести обзор аналогов, составить перечень функциональных задач системы, </w:t>
+      </w:r>
+      <w:r>
+        <w:rPr>
+          <w:rFonts w:ascii="Times New Roman" w:eastAsia="Arial Unicode MS" w:hAnsi="Times New Roman" w:cs="Times New Roman"/>
+          <w:color w:val="000000"/>
+          <w:sz w:val="24"/>
+          <w:szCs w:val="24"/>
+          <w:u w:color="000000"/>
+          <w:bdr w:val="nil"/>
+        </w:rPr>
+        <w:t xml:space="preserve">выбор искусственной нейронной сети, </w:t>
+      </w:r>
+      <w:r>
+        <w:rPr>
+          <w:rFonts w:ascii="Times New Roman" w:eastAsia="Arial Unicode MS" w:hAnsi="Times New Roman" w:cs="Times New Roman"/>
+          <w:color w:val="000000"/>
+          <w:sz w:val="24"/>
+          <w:szCs w:val="24"/>
+          <w:u w:color="000000"/>
+          <w:bdr w:val="nil"/>
+        </w:rPr>
+        <w:t>спроектировать функциональную модель, спроектировать систему для</w:t>
+      </w:r>
+      <w:r>
+        <w:rPr>
+          <w:rFonts w:ascii="Times New Roman" w:eastAsia="Arial Unicode MS" w:hAnsi="Times New Roman" w:cs="Times New Roman"/>
+          <w:color w:val="000000"/>
+          <w:sz w:val="24"/>
+          <w:szCs w:val="24"/>
+          <w:u w:color="000000"/>
+          <w:bdr w:val="nil"/>
+        </w:rPr>
+        <w:t xml:space="preserve"> распознавания эмоций человека на основе искусственной нейронной сети</w:t>
+      </w:r>
+      <w:r>
+        <w:rPr>
+          <w:rFonts w:ascii="Times New Roman" w:eastAsia="Arial Unicode MS" w:hAnsi="Times New Roman" w:cs="Times New Roman"/>
+          <w:color w:val="000000"/>
+          <w:sz w:val="24"/>
+          <w:szCs w:val="24"/>
+          <w:u w:color="000000"/>
+          <w:bdr w:val="nil"/>
+        </w:rPr>
+        <w:t>.</w:t>
+      </w:r>
+    </w:p>
+    <w:p>
+      <w:pPr>
+        <w:pBdr>
+          <w:top w:val="nil"/>
+          <w:left w:val="nil"/>
+          <w:bottom w:val="nil"/>
+          <w:right w:val="nil"/>
+          <w:between w:val="nil"/>
+          <w:bar w:val="nil"/>
+        </w:pBdr>
+        <w:spacing w:line="240" w:lineRule="auto"/>
+        <w:rPr>
+          <w:rFonts w:ascii="Times New Roman" w:eastAsia="Arial Unicode MS" w:hAnsi="Times New Roman" w:cs="Times New Roman"/>
+          <w:bCs/>
+          <w:color w:val="000000"/>
+          <w:sz w:val="24"/>
+          <w:szCs w:val="24"/>
+          <w:u w:color="000000"/>
+          <w:bdr w:val="nil"/>
+        </w:rPr>
+      </w:pPr>
+      <w:r>
+        <w:rPr>
+          <w:rFonts w:ascii="Times New Roman" w:eastAsia="Arial Unicode MS" w:hAnsi="Times New Roman" w:cs="Times New Roman"/>
+          <w:b/>
+          <w:bCs/>
+          <w:color w:val="000000"/>
+          <w:sz w:val="24"/>
+          <w:szCs w:val="24"/>
+          <w:u w:color="000000"/>
+          <w:bdr w:val="nil"/>
+        </w:rPr>
+        <w:t>Исходные данные:</w:t>
+      </w:r>
+      <w:r>
+        <w:rPr>
+          <w:rFonts w:ascii="Times New Roman" w:eastAsia="Arial Unicode MS" w:hAnsi="Times New Roman" w:cs="Times New Roman"/>
+          <w:bCs/>
+          <w:color w:val="000000"/>
+          <w:sz w:val="24"/>
+          <w:szCs w:val="24"/>
+          <w:u w:color="000000"/>
+          <w:bdr w:val="nil"/>
+        </w:rPr>
+        <w:t xml:space="preserve"> </w:t>
+      </w:r>
+      <w:r>
+        <w:rPr>
+          <w:rFonts w:ascii="Times New Roman" w:eastAsia="Arial Unicode MS" w:hAnsi="Times New Roman" w:cs="Times New Roman"/>
+          <w:bCs/>
+          <w:color w:val="000000"/>
+          <w:sz w:val="24"/>
+          <w:szCs w:val="24"/>
+          <w:u w:color="000000"/>
+          <w:bdr w:val="nil"/>
+        </w:rPr>
+        <w:t>модели нейронных сетей</w:t>
+      </w:r>
+      <w:r>
+        <w:rPr>
+          <w:rFonts w:ascii="Times New Roman" w:eastAsia="Arial Unicode MS" w:hAnsi="Times New Roman" w:cs="Times New Roman"/>
+          <w:bCs/>
+          <w:color w:val="000000"/>
+          <w:sz w:val="24"/>
+          <w:szCs w:val="24"/>
+          <w:u w:color="000000"/>
+          <w:bdr w:val="nil"/>
+        </w:rPr>
+        <w:t xml:space="preserve">. Методы, этапы, средства, технология </w:t>
+      </w:r>
+      <w:r>
+        <w:rPr>
+          <w:rFonts w:ascii="Times New Roman" w:eastAsia="Arial Unicode MS" w:hAnsi="Times New Roman" w:cs="Times New Roman"/>
+          <w:bCs/>
+          <w:color w:val="000000"/>
+          <w:sz w:val="24"/>
+          <w:szCs w:val="24"/>
+          <w:u w:color="000000"/>
+          <w:bdr w:val="nil"/>
+        </w:rPr>
+        <w:t>распознавания эмоций человека</w:t>
+      </w:r>
+      <w:r>
+        <w:rPr>
+          <w:rFonts w:ascii="Times New Roman" w:eastAsia="Arial Unicode MS" w:hAnsi="Times New Roman" w:cs="Times New Roman"/>
+          <w:bCs/>
+          <w:color w:val="000000"/>
+          <w:sz w:val="24"/>
+          <w:szCs w:val="24"/>
+          <w:u w:color="000000"/>
+          <w:bdr w:val="nil"/>
+        </w:rPr>
+        <w:t>.</w:t>
+      </w:r>
+    </w:p>
+    <w:p>
+      <w:pPr>
+        <w:pBdr>
+          <w:top w:val="nil"/>
+          <w:left w:val="nil"/>
+          <w:bottom w:val="nil"/>
+          <w:right w:val="nil"/>
+          <w:between w:val="nil"/>
+          <w:bar w:val="nil"/>
+        </w:pBdr>
+        <w:spacing w:line="240" w:lineRule="auto"/>
+        <w:rPr>
+          <w:rFonts w:ascii="Times New Roman" w:eastAsia="Arial Unicode MS" w:hAnsi="Times New Roman" w:cs="Times New Roman"/>
+          <w:bCs/>
+          <w:color w:val="000000"/>
+          <w:sz w:val="24"/>
+          <w:szCs w:val="24"/>
+          <w:u w:color="000000"/>
+          <w:bdr w:val="nil"/>
+        </w:rPr>
+      </w:pPr>
+    </w:p>
+    <w:p>
+      <w:pPr>
+        <w:pBdr>
+          <w:top w:val="nil"/>
+          <w:left w:val="nil"/>
+          <w:bottom w:val="nil"/>
+          <w:right w:val="nil"/>
+          <w:between w:val="nil"/>
+          <w:bar w:val="nil"/>
+        </w:pBdr>
+        <w:spacing w:line="240" w:lineRule="auto"/>
+        <w:rPr>
+          <w:rFonts w:ascii="Times New Roman" w:eastAsia="Arial Unicode MS" w:hAnsi="Times New Roman" w:cs="Times New Roman"/>
+          <w:color w:val="000000"/>
+          <w:sz w:val="24"/>
+          <w:szCs w:val="24"/>
+          <w:u w:color="000000"/>
+          <w:bdr w:val="nil"/>
+        </w:rPr>
+      </w:pPr>
+      <w:r>
+        <w:rPr>
+          <w:rFonts w:ascii="Times New Roman" w:eastAsia="Arial Unicode MS" w:hAnsi="Times New Roman" w:cs="Times New Roman"/>
+          <w:b/>
+          <w:bCs/>
+          <w:color w:val="000000"/>
+          <w:sz w:val="24"/>
+          <w:szCs w:val="24"/>
+          <w:u w:color="000000"/>
+          <w:bdr w:val="nil"/>
+        </w:rPr>
+        <w:t xml:space="preserve">Начало: </w:t>
+      </w:r>
+      <w:r>
+        <w:rPr>
+          <w:rFonts w:ascii="Times New Roman" w:eastAsia="Arial Unicode MS" w:hAnsi="Times New Roman" w:cs="Times New Roman"/>
+          <w:color w:val="000000"/>
+          <w:sz w:val="24"/>
+          <w:szCs w:val="24"/>
+          <w:u w:color="000000"/>
+          <w:bdr w:val="nil"/>
+        </w:rPr>
+        <w:t>октябрь 202</w:t>
+      </w:r>
+      <w:r>
+        <w:rPr>
+          <w:rFonts w:ascii="Times New Roman" w:eastAsia="Arial Unicode MS" w:hAnsi="Times New Roman" w:cs="Times New Roman"/>
+          <w:color w:val="000000"/>
+          <w:sz w:val="24"/>
+          <w:szCs w:val="24"/>
+          <w:u w:color="000000"/>
+          <w:bdr w:val="nil"/>
+        </w:rPr>
+        <w:t>5</w:t>
+      </w:r>
+      <w:r>
+        <w:rPr>
+          <w:rFonts w:ascii="Times New Roman" w:eastAsia="Arial Unicode MS" w:hAnsi="Times New Roman" w:cs="Times New Roman"/>
+          <w:color w:val="000000"/>
+          <w:sz w:val="24"/>
+          <w:szCs w:val="24"/>
+          <w:u w:color="000000"/>
+          <w:bdr w:val="nil"/>
+        </w:rPr>
+        <w:t xml:space="preserve"> года.</w:t>
+      </w:r>
+    </w:p>
+    <w:p>
+      <w:pPr>
+        <w:pBdr>
+          <w:top w:val="nil"/>
+          <w:left w:val="nil"/>
+          <w:bottom w:val="nil"/>
+          <w:right w:val="nil"/>
+          <w:between w:val="nil"/>
+          <w:bar w:val="nil"/>
+        </w:pBdr>
+        <w:spacing w:line="240" w:lineRule="auto"/>
+        <w:rPr>
+          <w:rFonts w:ascii="Times New Roman" w:eastAsia="Arial Unicode MS" w:hAnsi="Times New Roman" w:cs="Times New Roman"/>
+          <w:color w:val="000000"/>
+          <w:sz w:val="24"/>
+          <w:szCs w:val="24"/>
+          <w:u w:color="000000"/>
+          <w:bdr w:val="nil"/>
+        </w:rPr>
+      </w:pPr>
+      <w:r>
+        <w:rPr>
+          <w:rFonts w:ascii="Times New Roman" w:eastAsia="Arial Unicode MS" w:hAnsi="Times New Roman" w:cs="Times New Roman"/>
+          <w:b/>
+          <w:bCs/>
+          <w:color w:val="000000"/>
+          <w:sz w:val="24"/>
+          <w:szCs w:val="24"/>
+          <w:u w:color="000000"/>
+          <w:bdr w:val="nil"/>
+        </w:rPr>
+        <w:t xml:space="preserve">Конец: </w:t>
+      </w:r>
+      <w:r>
+        <w:rPr>
+          <w:rFonts w:ascii="Times New Roman" w:eastAsia="Arial Unicode MS" w:hAnsi="Times New Roman" w:cs="Times New Roman"/>
+          <w:color w:val="000000"/>
+          <w:sz w:val="24"/>
+          <w:szCs w:val="24"/>
+          <w:u w:color="000000"/>
+          <w:bdr w:val="nil"/>
+        </w:rPr>
+        <w:t>июнь 202</w:t>
+      </w:r>
+      <w:r>
+        <w:rPr>
+          <w:rFonts w:ascii="Times New Roman" w:eastAsia="Arial Unicode MS" w:hAnsi="Times New Roman" w:cs="Times New Roman"/>
+          <w:color w:val="000000"/>
+          <w:sz w:val="24"/>
+          <w:szCs w:val="24"/>
+          <w:u w:color="000000"/>
+          <w:bdr w:val="nil"/>
+        </w:rPr>
+        <w:t>6</w:t>
+      </w:r>
+      <w:r>
+        <w:rPr>
+          <w:rFonts w:ascii="Times New Roman" w:eastAsia="Arial Unicode MS" w:hAnsi="Times New Roman" w:cs="Times New Roman"/>
+          <w:color w:val="000000"/>
+          <w:sz w:val="24"/>
+          <w:szCs w:val="24"/>
+          <w:u w:color="000000"/>
+          <w:bdr w:val="nil"/>
+        </w:rPr>
+        <w:t xml:space="preserve"> года.</w:t>
+      </w:r>
+    </w:p>
+    <w:p>
+      <w:pPr>
+        <w:keepNext/>
+        <w:pBdr>
+          <w:top w:val="nil"/>
+          <w:left w:val="nil"/>
+          <w:bottom w:val="nil"/>
+          <w:right w:val="nil"/>
+          <w:between w:val="nil"/>
+          <w:bar w:val="nil"/>
+        </w:pBdr>
+        <w:spacing w:line="240" w:lineRule="auto"/>
+        <w:ind w:left="255" w:firstLine="465"/>
+        <w:jc w:val="center"/>
+        <w:outlineLvl w:val="0"/>
+        <w:rPr>
+          <w:rFonts w:ascii="Times New Roman" w:eastAsia="Arial Unicode MS" w:hAnsi="Times New Roman" w:cs="Times New Roman"/>
+          <w:b/>
+          <w:bCs/>
+          <w:color w:val="000000"/>
+          <w:sz w:val="24"/>
+          <w:szCs w:val="24"/>
+          <w:u w:color="000000"/>
+          <w:bdr w:val="nil"/>
+        </w:rPr>
+      </w:pPr>
+      <w:r>
+        <w:rPr>
+          <w:rFonts w:ascii="Times New Roman" w:eastAsia="Arial Unicode MS" w:hAnsi="Times New Roman" w:cs="Times New Roman"/>
+          <w:b/>
+          <w:bCs/>
+          <w:color w:val="000000"/>
+          <w:sz w:val="24"/>
+          <w:szCs w:val="24"/>
+          <w:u w:color="000000"/>
+          <w:bdr w:val="nil"/>
+        </w:rPr>
+        <w:t>Содержание работы</w:t>
+      </w:r>
+    </w:p>
+    <w:p>
+      <w:pPr>
+        <w:keepNext/>
+        <w:pBdr>
+          <w:top w:val="nil"/>
+          <w:left w:val="nil"/>
+          <w:bottom w:val="nil"/>
+          <w:right w:val="nil"/>
+          <w:between w:val="nil"/>
+          <w:bar w:val="nil"/>
+        </w:pBdr>
+        <w:spacing w:line="240" w:lineRule="auto"/>
+        <w:ind w:left="255" w:firstLine="465"/>
+        <w:jc w:val="center"/>
+        <w:outlineLvl w:val="0"/>
+        <w:rPr>
+          <w:rFonts w:ascii="Times New Roman" w:eastAsia="Arial Unicode MS" w:hAnsi="Times New Roman" w:cs="Times New Roman"/>
+          <w:b/>
+          <w:bCs/>
+          <w:color w:val="000000"/>
+          <w:sz w:val="24"/>
+          <w:szCs w:val="24"/>
+          <w:u w:color="000000"/>
+          <w:bdr w:val="nil"/>
+        </w:rPr>
+      </w:pPr>
+    </w:p>
+    <w:p>
+      <w:pPr>
+        <w:numPr>
+          <w:ilvl w:val="0"/>
+          <w:numId w:val="52"/>
+        </w:numPr>
+        <w:pBdr>
+          <w:top w:val="nil"/>
+          <w:left w:val="nil"/>
+          <w:bottom w:val="nil"/>
+          <w:right w:val="nil"/>
+          <w:between w:val="nil"/>
+          <w:bar w:val="nil"/>
+        </w:pBdr>
+        <w:spacing w:line="240" w:lineRule="auto"/>
+        <w:ind w:left="792" w:hanging="432"/>
+        <w:rPr>
+          <w:rFonts w:ascii="Times New Roman" w:eastAsia="Arial Unicode MS" w:hAnsi="Times New Roman" w:cs="Times New Roman"/>
+          <w:color w:val="000000"/>
+          <w:sz w:val="24"/>
+          <w:szCs w:val="24"/>
+          <w:u w:color="000000"/>
+          <w:bdr w:val="nil"/>
+        </w:rPr>
+      </w:pPr>
+      <w:r>
+        <w:rPr>
+          <w:rFonts w:ascii="Times New Roman" w:eastAsia="Arial Unicode MS" w:hAnsi="Times New Roman" w:cs="Times New Roman"/>
+          <w:color w:val="000000"/>
+          <w:sz w:val="24"/>
+          <w:szCs w:val="24"/>
+          <w:u w:color="000000"/>
+          <w:bdr w:val="nil"/>
+        </w:rPr>
+        <w:t>Обследовать и изучить предметную область.</w:t>
+      </w:r>
+    </w:p>
+    <w:p>
+      <w:pPr>
+        <w:numPr>
+          <w:ilvl w:val="0"/>
+          <w:numId w:val="52"/>
+        </w:numPr>
+        <w:pBdr>
+          <w:top w:val="nil"/>
+          <w:left w:val="nil"/>
+          <w:bottom w:val="nil"/>
+          <w:right w:val="nil"/>
+          <w:between w:val="nil"/>
+          <w:bar w:val="nil"/>
+        </w:pBdr>
+        <w:spacing w:line="240" w:lineRule="auto"/>
+        <w:ind w:left="792" w:hanging="432"/>
+        <w:rPr>
+          <w:rFonts w:ascii="Times New Roman" w:eastAsia="Arial Unicode MS" w:hAnsi="Times New Roman" w:cs="Times New Roman"/>
+          <w:color w:val="000000"/>
+          <w:sz w:val="24"/>
+          <w:szCs w:val="24"/>
+          <w:u w:color="000000"/>
+          <w:bdr w:val="nil"/>
+        </w:rPr>
+      </w:pPr>
+      <w:r>
+        <w:rPr>
+          <w:rFonts w:ascii="Times New Roman" w:eastAsia="Arial Unicode MS" w:hAnsi="Times New Roman" w:cs="Times New Roman"/>
+          <w:color w:val="000000"/>
+          <w:sz w:val="24"/>
+          <w:szCs w:val="24"/>
+          <w:u w:color="000000"/>
+          <w:bdr w:val="nil"/>
+        </w:rPr>
+        <w:t>Провести изучение аналогов и составить обзор аналогов разрабатываемой системы.</w:t>
+      </w:r>
+    </w:p>
+    <w:p>
+      <w:pPr>
+        <w:numPr>
+          <w:ilvl w:val="0"/>
+          <w:numId w:val="52"/>
+        </w:numPr>
+        <w:pBdr>
+          <w:top w:val="nil"/>
+          <w:left w:val="nil"/>
+          <w:bottom w:val="nil"/>
+          <w:right w:val="nil"/>
+          <w:between w:val="nil"/>
+          <w:bar w:val="nil"/>
+        </w:pBdr>
+        <w:spacing w:line="240" w:lineRule="auto"/>
+        <w:ind w:left="792" w:hanging="432"/>
+        <w:rPr>
+          <w:rFonts w:ascii="Times New Roman" w:eastAsia="Arial Unicode MS" w:hAnsi="Times New Roman" w:cs="Times New Roman"/>
+          <w:color w:val="000000"/>
+          <w:sz w:val="24"/>
+          <w:szCs w:val="24"/>
+          <w:u w:color="000000"/>
+          <w:bdr w:val="nil"/>
+        </w:rPr>
+      </w:pPr>
+      <w:r>
+        <w:rPr>
+          <w:rFonts w:ascii="Times New Roman" w:eastAsia="Arial Unicode MS" w:hAnsi="Times New Roman" w:cs="Times New Roman"/>
+          <w:color w:val="000000"/>
+          <w:sz w:val="24"/>
+          <w:szCs w:val="24"/>
+          <w:u w:color="000000"/>
+          <w:bdr w:val="nil"/>
+        </w:rPr>
+        <w:t>Составить перечень функциональных задач.</w:t>
+      </w:r>
+    </w:p>
+    <w:p>
+      <w:pPr>
+        <w:numPr>
+          <w:ilvl w:val="0"/>
+          <w:numId w:val="52"/>
+        </w:numPr>
+        <w:pBdr>
+          <w:top w:val="nil"/>
+          <w:left w:val="nil"/>
+          <w:bottom w:val="nil"/>
+          <w:right w:val="nil"/>
+          <w:between w:val="nil"/>
+          <w:bar w:val="nil"/>
+        </w:pBdr>
+        <w:spacing w:line="240" w:lineRule="auto"/>
+        <w:ind w:left="792" w:hanging="432"/>
+        <w:rPr>
+          <w:rFonts w:ascii="Times New Roman" w:eastAsia="Arial Unicode MS" w:hAnsi="Times New Roman" w:cs="Times New Roman"/>
+          <w:color w:val="000000"/>
+          <w:sz w:val="24"/>
+          <w:szCs w:val="24"/>
+          <w:u w:color="000000"/>
+          <w:bdr w:val="nil"/>
+        </w:rPr>
+      </w:pPr>
+      <w:r>
+        <w:rPr>
+          <w:rFonts w:ascii="Times New Roman" w:eastAsia="Arial Unicode MS" w:hAnsi="Times New Roman" w:cs="Times New Roman"/>
+          <w:color w:val="000000"/>
+          <w:sz w:val="24"/>
+          <w:szCs w:val="24"/>
+          <w:u w:color="000000"/>
+          <w:bdr w:val="nil"/>
+        </w:rPr>
+        <w:t>Выбор модели искусственной нейронной сети.</w:t>
+      </w:r>
+    </w:p>
+    <w:p>
+      <w:pPr>
+        <w:numPr>
+          <w:ilvl w:val="0"/>
+          <w:numId w:val="52"/>
+        </w:numPr>
+        <w:pBdr>
+          <w:top w:val="nil"/>
+          <w:left w:val="nil"/>
+          <w:bottom w:val="nil"/>
+          <w:right w:val="nil"/>
+          <w:between w:val="nil"/>
+          <w:bar w:val="nil"/>
+        </w:pBdr>
+        <w:spacing w:line="240" w:lineRule="auto"/>
+        <w:ind w:left="792" w:hanging="432"/>
+        <w:rPr>
+          <w:rFonts w:ascii="Times New Roman" w:eastAsia="Arial Unicode MS" w:hAnsi="Times New Roman" w:cs="Times New Roman"/>
+          <w:color w:val="000000"/>
+          <w:sz w:val="24"/>
+          <w:szCs w:val="24"/>
+          <w:u w:color="000000"/>
+          <w:bdr w:val="nil"/>
+        </w:rPr>
+      </w:pPr>
+      <w:r>
+        <w:rPr>
+          <w:rFonts w:ascii="Times New Roman" w:eastAsia="Arial Unicode MS" w:hAnsi="Times New Roman" w:cs="Times New Roman"/>
+          <w:color w:val="000000"/>
+          <w:sz w:val="24"/>
+          <w:szCs w:val="24"/>
+          <w:u w:color="000000"/>
+          <w:bdr w:val="nil"/>
+        </w:rPr>
+        <w:t>Спроектировать функциональную модель системы и её декомпозицию.</w:t>
+      </w:r>
+    </w:p>
+    <w:p>
+      <w:pPr>
+        <w:numPr>
+          <w:ilvl w:val="0"/>
+          <w:numId w:val="52"/>
+        </w:numPr>
+        <w:pBdr>
+          <w:top w:val="nil"/>
+          <w:left w:val="nil"/>
+          <w:bottom w:val="nil"/>
+          <w:right w:val="nil"/>
+          <w:between w:val="nil"/>
+          <w:bar w:val="nil"/>
+        </w:pBdr>
+        <w:spacing w:line="240" w:lineRule="auto"/>
+        <w:ind w:left="792" w:hanging="432"/>
+        <w:rPr>
+          <w:rFonts w:ascii="Times New Roman" w:eastAsia="Arial Unicode MS" w:hAnsi="Times New Roman" w:cs="Times New Roman"/>
+          <w:color w:val="000000"/>
+          <w:sz w:val="24"/>
+          <w:szCs w:val="24"/>
+          <w:u w:color="000000"/>
+          <w:bdr w:val="nil"/>
+        </w:rPr>
+      </w:pPr>
+      <w:r>
+        <w:rPr>
+          <w:rFonts w:ascii="Times New Roman" w:eastAsia="Arial Unicode MS" w:hAnsi="Times New Roman" w:cs="Times New Roman"/>
+          <w:color w:val="000000"/>
+          <w:sz w:val="24"/>
+          <w:szCs w:val="24"/>
+          <w:u w:color="000000"/>
+          <w:bdr w:val="nil"/>
+        </w:rPr>
+        <w:t xml:space="preserve">Выбрать средства проектирования и разработки информационной системы </w:t>
+      </w:r>
+      <w:r>
+        <w:rPr>
+          <w:rFonts w:ascii="Times New Roman" w:eastAsia="Arial Unicode MS" w:hAnsi="Times New Roman" w:cs="Times New Roman"/>
+          <w:color w:val="000000"/>
+          <w:sz w:val="24"/>
+          <w:szCs w:val="24"/>
+          <w:u w:color="000000"/>
+          <w:bdr w:val="nil"/>
+        </w:rPr>
+        <w:t>по распознаванию эмоций человека на основе искусственной нейронной сети</w:t>
+      </w:r>
+      <w:r>
+        <w:rPr>
+          <w:rFonts w:ascii="Times New Roman" w:eastAsia="Arial Unicode MS" w:hAnsi="Times New Roman" w:cs="Times New Roman"/>
+          <w:color w:val="000000"/>
+          <w:sz w:val="24"/>
+          <w:szCs w:val="24"/>
+          <w:u w:color="000000"/>
+          <w:bdr w:val="nil"/>
+        </w:rPr>
+        <w:t xml:space="preserve">. </w:t>
+      </w:r>
+    </w:p>
+    <w:p>
+      <w:pPr>
+        <w:numPr>
+          <w:ilvl w:val="0"/>
+          <w:numId w:val="52"/>
+        </w:numPr>
+        <w:pBdr>
+          <w:top w:val="nil"/>
+          <w:left w:val="nil"/>
+          <w:bottom w:val="nil"/>
+          <w:right w:val="nil"/>
+          <w:between w:val="nil"/>
+          <w:bar w:val="nil"/>
+        </w:pBdr>
+        <w:spacing w:line="240" w:lineRule="auto"/>
+        <w:ind w:left="792" w:hanging="432"/>
+        <w:rPr>
+          <w:rFonts w:ascii="Times New Roman" w:eastAsia="Arial Unicode MS" w:hAnsi="Times New Roman" w:cs="Times New Roman"/>
+          <w:color w:val="000000"/>
+          <w:sz w:val="24"/>
+          <w:szCs w:val="24"/>
+          <w:u w:color="000000"/>
+          <w:bdr w:val="nil"/>
+        </w:rPr>
+      </w:pPr>
+      <w:r>
+        <w:rPr>
+          <w:rFonts w:ascii="Times New Roman" w:eastAsia="Arial Unicode MS" w:hAnsi="Times New Roman" w:cs="Times New Roman"/>
+          <w:color w:val="000000"/>
+          <w:sz w:val="24"/>
+          <w:szCs w:val="24"/>
+          <w:u w:color="000000"/>
+          <w:bdr w:val="nil"/>
+        </w:rPr>
+        <w:t>Подготовить пояснительную записку по ВКР.</w:t>
+      </w:r>
+    </w:p>
+    <w:p>
+      <w:pPr>
+        <w:pBdr>
+          <w:top w:val="nil"/>
+          <w:left w:val="nil"/>
+          <w:bottom w:val="nil"/>
+          <w:right w:val="nil"/>
+          <w:between w:val="nil"/>
+          <w:bar w:val="nil"/>
+        </w:pBdr>
+        <w:spacing w:line="240" w:lineRule="auto"/>
+        <w:ind w:left="792"/>
+        <w:rPr>
+          <w:rFonts w:ascii="Times New Roman" w:eastAsia="Arial Unicode MS" w:hAnsi="Times New Roman" w:cs="Times New Roman"/>
+          <w:color w:val="000000"/>
+          <w:sz w:val="24"/>
+          <w:szCs w:val="24"/>
+          <w:u w:color="000000"/>
+          <w:bdr w:val="nil"/>
+        </w:rPr>
+      </w:pPr>
+    </w:p>
+    <w:p>
+      <w:pPr>
+        <w:keepNext/>
+        <w:pBdr>
+          <w:top w:val="nil"/>
+          <w:left w:val="nil"/>
+          <w:bottom w:val="nil"/>
+          <w:right w:val="nil"/>
+          <w:between w:val="nil"/>
+          <w:bar w:val="nil"/>
+        </w:pBdr>
+        <w:spacing w:line="240" w:lineRule="auto"/>
+        <w:ind w:left="255" w:firstLine="465"/>
+        <w:jc w:val="center"/>
+        <w:outlineLvl w:val="0"/>
+        <w:rPr>
+          <w:rFonts w:ascii="Times New Roman" w:eastAsia="Arial Unicode MS" w:hAnsi="Times New Roman" w:cs="Times New Roman"/>
+          <w:b/>
+          <w:bCs/>
+          <w:color w:val="000000"/>
+          <w:sz w:val="24"/>
+          <w:szCs w:val="24"/>
+          <w:u w:color="000000"/>
+          <w:bdr w:val="nil"/>
+        </w:rPr>
+      </w:pPr>
+      <w:r>
+        <w:rPr>
+          <w:rFonts w:ascii="Times New Roman" w:eastAsia="Arial Unicode MS" w:hAnsi="Times New Roman" w:cs="Times New Roman"/>
+          <w:b/>
+          <w:bCs/>
+          <w:color w:val="000000"/>
+          <w:sz w:val="24"/>
+          <w:szCs w:val="24"/>
+          <w:u w:color="000000"/>
+          <w:bdr w:val="nil"/>
+        </w:rPr>
+        <w:t>Отчетный материал</w:t>
+      </w:r>
+    </w:p>
+    <w:p>
+      <w:pPr>
+        <w:pStyle w:val="af9"/>
+        <w:numPr>
+          <w:ilvl w:val="3"/>
+          <w:numId w:val="52"/>
+        </w:numPr>
+        <w:pBdr>
+          <w:top w:val="nil"/>
+          <w:left w:val="nil"/>
+          <w:bottom w:val="nil"/>
+          <w:right w:val="nil"/>
+          <w:between w:val="nil"/>
+          <w:bar w:val="nil"/>
+        </w:pBdr>
+        <w:spacing w:line="240" w:lineRule="auto"/>
+        <w:jc w:val="left"/>
+        <w:rPr>
+          <w:rFonts w:ascii="Times New Roman" w:eastAsia="Arial Unicode MS" w:hAnsi="Times New Roman" w:cs="Times New Roman"/>
+          <w:color w:val="000000"/>
+          <w:sz w:val="24"/>
+          <w:szCs w:val="24"/>
+          <w:u w:color="000000"/>
+          <w:bdr w:val="nil"/>
+        </w:rPr>
+      </w:pPr>
+      <w:r>
+        <w:rPr>
+          <w:rFonts w:ascii="Times New Roman" w:eastAsia="Arial Unicode MS" w:hAnsi="Times New Roman" w:cs="Times New Roman"/>
+          <w:color w:val="000000"/>
+          <w:sz w:val="24"/>
+          <w:szCs w:val="24"/>
+          <w:u w:color="000000"/>
+          <w:bdr w:val="nil"/>
+        </w:rPr>
+        <w:t>Пояснительная записка на 50-60 страницах.</w:t>
+      </w:r>
+    </w:p>
+    <w:p>
+      <w:pPr>
+        <w:keepNext/>
+        <w:pBdr>
+          <w:top w:val="nil"/>
+          <w:left w:val="nil"/>
+          <w:bottom w:val="nil"/>
+          <w:right w:val="nil"/>
+          <w:between w:val="nil"/>
+          <w:bar w:val="nil"/>
+        </w:pBdr>
+        <w:spacing w:line="240" w:lineRule="auto"/>
+        <w:ind w:left="255" w:firstLine="465"/>
+        <w:jc w:val="center"/>
+        <w:outlineLvl w:val="1"/>
+        <w:rPr>
+          <w:rFonts w:ascii="Times New Roman" w:eastAsia="Arial Unicode MS" w:hAnsi="Times New Roman" w:cs="Times New Roman"/>
+          <w:b/>
+          <w:bCs/>
+          <w:color w:val="000000"/>
+          <w:sz w:val="24"/>
+          <w:szCs w:val="24"/>
+          <w:u w:color="000000"/>
+          <w:bdr w:val="nil"/>
+        </w:rPr>
+      </w:pPr>
+      <w:r>
+        <w:rPr>
+          <w:rFonts w:ascii="Times New Roman" w:eastAsia="Arial Unicode MS" w:hAnsi="Times New Roman" w:cs="Times New Roman"/>
+          <w:b/>
+          <w:bCs/>
+          <w:color w:val="000000"/>
+          <w:sz w:val="24"/>
+          <w:szCs w:val="24"/>
+          <w:u w:color="000000"/>
+          <w:bdr w:val="nil"/>
+        </w:rPr>
+        <w:t>Литература</w:t>
+      </w:r>
+    </w:p>
+    <w:p>
+      <w:pPr>
+        <w:pStyle w:val="af9"/>
+        <w:numPr>
+          <w:ilvl w:val="0"/>
+          <w:numId w:val="53"/>
+        </w:numPr>
+        <w:tabs>
+          <w:tab w:val="left" w:pos="851"/>
+        </w:tabs>
+        <w:spacing w:after="160" w:line="259" w:lineRule="auto"/>
+        <w:ind w:left="0" w:firstLine="426"/>
+        <w:rPr>
+          <w:rFonts w:ascii="Times New Roman" w:eastAsia="Arial Unicode MS" w:hAnsi="Times New Roman" w:cs="Times New Roman"/>
+          <w:color w:val="000000"/>
+          <w:sz w:val="24"/>
+          <w:szCs w:val="24"/>
+          <w:u w:color="000000"/>
+          <w:bdr w:val="nil"/>
+        </w:rPr>
+      </w:pPr>
+      <w:proofErr w:type="spellStart"/>
+      <w:r>
+        <w:rPr>
+          <w:rFonts w:ascii="Times New Roman" w:eastAsia="Arial Unicode MS" w:hAnsi="Times New Roman" w:cs="Times New Roman"/>
+          <w:color w:val="000000"/>
+          <w:sz w:val="24"/>
+          <w:szCs w:val="24"/>
+          <w:u w:color="000000"/>
+          <w:bdr w:val="nil"/>
+        </w:rPr>
+        <w:t>Катасев</w:t>
+      </w:r>
+      <w:proofErr w:type="spellEnd"/>
+      <w:r>
+        <w:rPr>
+          <w:rFonts w:ascii="Times New Roman" w:eastAsia="Arial Unicode MS" w:hAnsi="Times New Roman" w:cs="Times New Roman"/>
+          <w:color w:val="000000"/>
+          <w:sz w:val="24"/>
+          <w:szCs w:val="24"/>
+          <w:u w:color="000000"/>
+          <w:bdr w:val="nil"/>
+        </w:rPr>
+        <w:t xml:space="preserve">, А. С. </w:t>
+      </w:r>
+      <w:proofErr w:type="spellStart"/>
+      <w:r>
+        <w:rPr>
+          <w:rFonts w:ascii="Times New Roman" w:eastAsia="Arial Unicode MS" w:hAnsi="Times New Roman" w:cs="Times New Roman"/>
+          <w:color w:val="000000"/>
+          <w:sz w:val="24"/>
+          <w:szCs w:val="24"/>
+          <w:u w:color="000000"/>
+          <w:bdr w:val="nil"/>
+        </w:rPr>
+        <w:t>Сверточные</w:t>
+      </w:r>
+      <w:proofErr w:type="spellEnd"/>
+      <w:r>
+        <w:rPr>
+          <w:rFonts w:ascii="Times New Roman" w:eastAsia="Arial Unicode MS" w:hAnsi="Times New Roman" w:cs="Times New Roman"/>
+          <w:color w:val="000000"/>
+          <w:sz w:val="24"/>
+          <w:szCs w:val="24"/>
+          <w:u w:color="000000"/>
+          <w:bdr w:val="nil"/>
+        </w:rPr>
+        <w:t xml:space="preserve"> </w:t>
+      </w:r>
+      <w:proofErr w:type="spellStart"/>
+      <w:r>
+        <w:rPr>
+          <w:rFonts w:ascii="Times New Roman" w:eastAsia="Arial Unicode MS" w:hAnsi="Times New Roman" w:cs="Times New Roman"/>
+          <w:color w:val="000000"/>
+          <w:sz w:val="24"/>
+          <w:szCs w:val="24"/>
+          <w:u w:color="000000"/>
+          <w:bdr w:val="nil"/>
+        </w:rPr>
+        <w:t>нейросетеВые</w:t>
+      </w:r>
+      <w:proofErr w:type="spellEnd"/>
+      <w:r>
+        <w:rPr>
+          <w:rFonts w:ascii="Times New Roman" w:eastAsia="Arial Unicode MS" w:hAnsi="Times New Roman" w:cs="Times New Roman"/>
+          <w:color w:val="000000"/>
+          <w:sz w:val="24"/>
+          <w:szCs w:val="24"/>
+          <w:u w:color="000000"/>
+          <w:bdr w:val="nil"/>
+        </w:rPr>
+        <w:t xml:space="preserve"> </w:t>
+      </w:r>
+      <w:proofErr w:type="spellStart"/>
+      <w:r>
+        <w:rPr>
+          <w:rFonts w:ascii="Times New Roman" w:eastAsia="Arial Unicode MS" w:hAnsi="Times New Roman" w:cs="Times New Roman"/>
+          <w:color w:val="000000"/>
+          <w:sz w:val="24"/>
+          <w:szCs w:val="24"/>
+          <w:u w:color="000000"/>
+          <w:bdr w:val="nil"/>
+        </w:rPr>
+        <w:t>МОДЕЛи</w:t>
+      </w:r>
+      <w:proofErr w:type="spellEnd"/>
+      <w:r>
+        <w:rPr>
+          <w:rFonts w:ascii="Times New Roman" w:eastAsia="Arial Unicode MS" w:hAnsi="Times New Roman" w:cs="Times New Roman"/>
+          <w:color w:val="000000"/>
+          <w:sz w:val="24"/>
+          <w:szCs w:val="24"/>
+          <w:u w:color="000000"/>
+          <w:bdr w:val="nil"/>
+        </w:rPr>
+        <w:t xml:space="preserve"> распознавания эмоций человека ПО ФОТОГРАФИИ / А. С. </w:t>
+      </w:r>
+      <w:proofErr w:type="spellStart"/>
+      <w:r>
+        <w:rPr>
+          <w:rFonts w:ascii="Times New Roman" w:eastAsia="Arial Unicode MS" w:hAnsi="Times New Roman" w:cs="Times New Roman"/>
+          <w:color w:val="000000"/>
+          <w:sz w:val="24"/>
+          <w:szCs w:val="24"/>
+          <w:u w:color="000000"/>
+          <w:bdr w:val="nil"/>
+        </w:rPr>
+        <w:t>Катасев</w:t>
+      </w:r>
+      <w:proofErr w:type="spellEnd"/>
+      <w:r>
+        <w:rPr>
+          <w:rFonts w:ascii="Times New Roman" w:eastAsia="Arial Unicode MS" w:hAnsi="Times New Roman" w:cs="Times New Roman"/>
+          <w:color w:val="000000"/>
+          <w:sz w:val="24"/>
+          <w:szCs w:val="24"/>
+          <w:u w:color="000000"/>
+          <w:bdr w:val="nil"/>
+        </w:rPr>
+        <w:t xml:space="preserve">, З. Р. Ханова // Вестник Технологического университета. – 2023. – Т. 26, № 4. – С. 76-81. – DOI 10.55421/1998-7072_2023_26_4_76. – EDN MENHPN. </w:t>
+      </w:r>
+    </w:p>
+    <w:p>
+      <w:pPr>
+        <w:pStyle w:val="af9"/>
+        <w:numPr>
+          <w:ilvl w:val="0"/>
+          <w:numId w:val="53"/>
+        </w:numPr>
+        <w:tabs>
+          <w:tab w:val="left" w:pos="851"/>
+        </w:tabs>
+        <w:spacing w:after="160" w:line="259" w:lineRule="auto"/>
+        <w:ind w:left="0" w:firstLine="426"/>
+        <w:rPr>
+          <w:rFonts w:ascii="Times New Roman" w:eastAsia="Arial Unicode MS" w:hAnsi="Times New Roman" w:cs="Times New Roman"/>
+          <w:color w:val="000000"/>
+          <w:sz w:val="24"/>
+          <w:szCs w:val="24"/>
+          <w:u w:color="000000"/>
+          <w:bdr w:val="nil"/>
+        </w:rPr>
+      </w:pPr>
+      <w:r>
+        <w:rPr>
+          <w:rFonts w:ascii="Times New Roman" w:eastAsia="Arial Unicode MS" w:hAnsi="Times New Roman" w:cs="Times New Roman"/>
+          <w:color w:val="000000"/>
+          <w:sz w:val="24"/>
+          <w:szCs w:val="24"/>
+          <w:u w:color="000000"/>
+          <w:bdr w:val="nil"/>
+        </w:rPr>
+        <w:t xml:space="preserve">Семенюк, В. В. Разработка алгоритма распознавания эмоций человека с использованием </w:t>
+      </w:r>
+      <w:proofErr w:type="spellStart"/>
+      <w:r>
+        <w:rPr>
+          <w:rFonts w:ascii="Times New Roman" w:eastAsia="Arial Unicode MS" w:hAnsi="Times New Roman" w:cs="Times New Roman"/>
+          <w:color w:val="000000"/>
+          <w:sz w:val="24"/>
+          <w:szCs w:val="24"/>
+          <w:u w:color="000000"/>
+          <w:bdr w:val="nil"/>
+        </w:rPr>
+        <w:t>сверточной</w:t>
+      </w:r>
+      <w:proofErr w:type="spellEnd"/>
+      <w:r>
+        <w:rPr>
+          <w:rFonts w:ascii="Times New Roman" w:eastAsia="Arial Unicode MS" w:hAnsi="Times New Roman" w:cs="Times New Roman"/>
+          <w:color w:val="000000"/>
+          <w:sz w:val="24"/>
+          <w:szCs w:val="24"/>
+          <w:u w:color="000000"/>
+          <w:bdr w:val="nil"/>
+        </w:rPr>
+        <w:t xml:space="preserve"> нейронной сети средствами Python / В. В. Семенюк, М. В. Складчиков // Инженерный вестник Дона. – 2023. – № 12(108). – С. 231-245. – EDN TBESZT.</w:t>
+      </w:r>
+    </w:p>
+    <w:p>
+      <w:pPr>
+        <w:pStyle w:val="af9"/>
+        <w:numPr>
+          <w:ilvl w:val="0"/>
+          <w:numId w:val="53"/>
+        </w:numPr>
+        <w:tabs>
+          <w:tab w:val="left" w:pos="851"/>
+        </w:tabs>
+        <w:spacing w:after="160" w:line="259" w:lineRule="auto"/>
+        <w:ind w:left="0" w:firstLine="426"/>
+        <w:rPr>
+          <w:rFonts w:ascii="Times New Roman" w:eastAsia="Arial Unicode MS" w:hAnsi="Times New Roman" w:cs="Times New Roman"/>
+          <w:color w:val="000000"/>
+          <w:sz w:val="24"/>
+          <w:szCs w:val="24"/>
+          <w:u w:color="000000"/>
+          <w:bdr w:val="nil"/>
+        </w:rPr>
+      </w:pPr>
+      <w:r>
+        <w:rPr>
+          <w:rFonts w:ascii="Times New Roman" w:eastAsia="Arial Unicode MS" w:hAnsi="Times New Roman" w:cs="Times New Roman"/>
+          <w:color w:val="000000"/>
+          <w:sz w:val="24"/>
+          <w:szCs w:val="24"/>
+          <w:u w:color="000000"/>
+          <w:bdr w:val="nil"/>
+        </w:rPr>
+        <w:t>Семенюк, В. В. Усовершенствование алгоритма идентификации эмоционального состояния человека с использованием MFCC / В. В. Семенюк, М. В. Складчиков // Известия высших учебных заведений. Приборостроение. – 2024. – Т. 67, № 9. – С. 731-740. – DOI 10.17586/0021-3454-2024-67-9-731-740. – EDN BUBBVD.</w:t>
+      </w:r>
+    </w:p>
+    <w:p>
+      <w:pPr>
+        <w:pStyle w:val="af9"/>
+        <w:ind w:left="1080"/>
+        <w:rPr>
+          <w:rFonts w:ascii="Times New Roman" w:eastAsia="Arial Unicode MS" w:hAnsi="Times New Roman" w:cs="Times New Roman"/>
+          <w:color w:val="000000"/>
+          <w:sz w:val="24"/>
+          <w:szCs w:val="24"/>
+          <w:u w:color="000000"/>
+          <w:bdr w:val="nil"/>
+        </w:rPr>
+      </w:pPr>
+    </w:p>
+    <w:p>
+      <w:pPr>
+        <w:pBdr>
+          <w:top w:val="nil"/>
+          <w:left w:val="nil"/>
+          <w:bottom w:val="nil"/>
+          <w:right w:val="nil"/>
+          <w:between w:val="nil"/>
+          <w:bar w:val="nil"/>
+        </w:pBdr>
+        <w:spacing w:line="240" w:lineRule="auto"/>
+        <w:ind w:left="255" w:firstLine="465"/>
+        <w:rPr>
+          <w:rFonts w:ascii="Times New Roman" w:eastAsia="Arial Unicode MS" w:hAnsi="Times New Roman" w:cs="Times New Roman"/>
+          <w:color w:val="000000"/>
+          <w:sz w:val="24"/>
+          <w:szCs w:val="24"/>
+          <w:u w:color="000000"/>
+          <w:bdr w:val="nil"/>
+        </w:rPr>
+      </w:pPr>
+      <w:r>
+        <w:rPr>
+          <w:rFonts w:ascii="Times New Roman" w:eastAsia="Arial Unicode MS" w:hAnsi="Times New Roman" w:cs="Times New Roman"/>
+          <w:color w:val="000000"/>
+          <w:sz w:val="24"/>
+          <w:szCs w:val="24"/>
+          <w:u w:color="000000"/>
+          <w:bdr w:val="nil"/>
+        </w:rPr>
+        <w:t>Подписи:</w:t>
+      </w:r>
+    </w:p>
+    <w:p>
+      <w:pPr>
+        <w:pBdr>
+          <w:top w:val="nil"/>
+          <w:left w:val="nil"/>
+          <w:bottom w:val="nil"/>
+          <w:right w:val="nil"/>
+          <w:between w:val="nil"/>
+          <w:bar w:val="nil"/>
+        </w:pBdr>
+        <w:tabs>
+          <w:tab w:val="left" w:pos="3828"/>
+          <w:tab w:val="left" w:pos="7230"/>
+          <w:tab w:val="left" w:pos="9072"/>
+        </w:tabs>
+        <w:spacing w:line="240" w:lineRule="auto"/>
+        <w:ind w:left="255" w:firstLine="465"/>
+        <w:rPr>
+          <w:rFonts w:ascii="Times New Roman" w:eastAsia="Arial Unicode MS" w:hAnsi="Times New Roman" w:cs="Times New Roman"/>
+          <w:color w:val="000000"/>
+          <w:sz w:val="24"/>
+          <w:szCs w:val="24"/>
+          <w:u w:color="000000"/>
+          <w:bdr w:val="nil"/>
+        </w:rPr>
+      </w:pPr>
+      <w:r>
+        <w:rPr>
+          <w:rFonts w:ascii="Times New Roman" w:eastAsia="Arial Unicode MS" w:hAnsi="Times New Roman" w:cs="Times New Roman"/>
+          <w:color w:val="000000"/>
+          <w:sz w:val="24"/>
+          <w:szCs w:val="24"/>
+          <w:u w:color="000000"/>
+          <w:bdr w:val="nil"/>
+        </w:rPr>
+        <w:t>Задание получил студент (ка)</w:t>
+      </w:r>
+      <w:r>
+        <w:rPr>
+          <w:rFonts w:ascii="Times New Roman" w:eastAsia="Arial Unicode MS" w:hAnsi="Times New Roman" w:cs="Times New Roman"/>
+          <w:color w:val="000000"/>
+          <w:sz w:val="24"/>
+          <w:szCs w:val="24"/>
+          <w:u w:color="000000"/>
+          <w:bdr w:val="nil"/>
+        </w:rPr>
+        <w:tab/>
+        <w:t>__________________________</w:t>
+      </w:r>
+      <w:r>
+        <w:rPr>
+          <w:rFonts w:ascii="Times New Roman" w:eastAsia="Arial Unicode MS" w:hAnsi="Times New Roman" w:cs="Times New Roman"/>
+          <w:color w:val="000000"/>
+          <w:sz w:val="24"/>
+          <w:szCs w:val="24"/>
+          <w:u w:color="000000"/>
+          <w:bdr w:val="nil"/>
+        </w:rPr>
+        <w:tab/>
+        <w:t>/</w:t>
+      </w:r>
+      <w:r>
+        <w:rPr>
+          <w:rFonts w:ascii="Times New Roman" w:eastAsia="Arial Unicode MS" w:hAnsi="Times New Roman" w:cs="Times New Roman"/>
+          <w:color w:val="000000"/>
+          <w:sz w:val="24"/>
+          <w:szCs w:val="24"/>
+          <w:u w:color="000000"/>
+          <w:bdr w:val="nil"/>
+        </w:rPr>
+        <w:t>В</w:t>
+      </w:r>
+      <w:r>
+        <w:rPr>
+          <w:rFonts w:ascii="Times New Roman" w:eastAsia="Arial Unicode MS" w:hAnsi="Times New Roman" w:cs="Times New Roman"/>
+          <w:color w:val="000000"/>
+          <w:sz w:val="24"/>
+          <w:szCs w:val="24"/>
+          <w:u w:color="000000"/>
+          <w:bdr w:val="nil"/>
+        </w:rPr>
+        <w:t>.</w:t>
+      </w:r>
+      <w:r>
+        <w:rPr>
+          <w:rFonts w:ascii="Times New Roman" w:eastAsia="Arial Unicode MS" w:hAnsi="Times New Roman" w:cs="Times New Roman"/>
+          <w:color w:val="000000"/>
+          <w:sz w:val="24"/>
+          <w:szCs w:val="24"/>
+          <w:u w:color="000000"/>
+          <w:bdr w:val="nil"/>
+        </w:rPr>
+        <w:t>В</w:t>
+      </w:r>
+      <w:r>
+        <w:rPr>
+          <w:rFonts w:ascii="Times New Roman" w:eastAsia="Arial Unicode MS" w:hAnsi="Times New Roman" w:cs="Times New Roman"/>
+          <w:color w:val="000000"/>
+          <w:sz w:val="24"/>
+          <w:szCs w:val="24"/>
+          <w:u w:color="000000"/>
+          <w:bdr w:val="nil"/>
+        </w:rPr>
+        <w:t xml:space="preserve">. </w:t>
+      </w:r>
+      <w:r>
+        <w:rPr>
+          <w:rFonts w:ascii="Times New Roman" w:eastAsia="Arial Unicode MS" w:hAnsi="Times New Roman" w:cs="Times New Roman"/>
+          <w:color w:val="000000"/>
+          <w:sz w:val="24"/>
+          <w:szCs w:val="24"/>
+          <w:u w:color="000000"/>
+          <w:bdr w:val="nil"/>
+        </w:rPr>
+        <w:t>Демьянцев</w:t>
+      </w:r>
+      <w:r>
+        <w:rPr>
+          <w:rFonts w:ascii="Times New Roman" w:eastAsia="Arial Unicode MS" w:hAnsi="Times New Roman" w:cs="Times New Roman"/>
+          <w:color w:val="000000"/>
+          <w:sz w:val="24"/>
+          <w:szCs w:val="24"/>
+          <w:u w:color="000000"/>
+          <w:bdr w:val="nil"/>
+        </w:rPr>
+        <w:tab/>
+      </w:r>
+      <w:r>
+        <w:rPr>
+          <w:rFonts w:ascii="Times New Roman" w:eastAsia="Arial Unicode MS" w:hAnsi="Times New Roman" w:cs="Times New Roman"/>
+          <w:color w:val="000000"/>
+          <w:sz w:val="24"/>
+          <w:szCs w:val="24"/>
+          <w:u w:color="000000"/>
+          <w:bdr w:val="nil"/>
+        </w:rPr>
+        <w:t>/</w:t>
+      </w:r>
+    </w:p>
+    <w:p>
+      <w:pPr>
+        <w:pBdr>
+          <w:top w:val="nil"/>
+          <w:left w:val="nil"/>
+          <w:bottom w:val="nil"/>
+          <w:right w:val="nil"/>
+          <w:between w:val="nil"/>
+          <w:bar w:val="nil"/>
+        </w:pBdr>
+        <w:tabs>
+          <w:tab w:val="left" w:pos="3828"/>
+          <w:tab w:val="left" w:pos="7230"/>
+          <w:tab w:val="left" w:pos="9072"/>
+        </w:tabs>
+        <w:spacing w:line="240" w:lineRule="auto"/>
+        <w:ind w:left="255" w:firstLine="465"/>
+        <w:rPr>
+          <w:rFonts w:ascii="Times New Roman" w:eastAsia="Arial Unicode MS" w:hAnsi="Times New Roman" w:cs="Times New Roman"/>
+          <w:color w:val="000000"/>
+          <w:sz w:val="24"/>
+          <w:szCs w:val="24"/>
+          <w:u w:color="000000"/>
+          <w:bdr w:val="nil"/>
+        </w:rPr>
+      </w:pPr>
+      <w:r>
+        <w:rPr>
+          <w:rFonts w:ascii="Times New Roman" w:eastAsia="Arial Unicode MS" w:hAnsi="Times New Roman" w:cs="Times New Roman"/>
+          <w:color w:val="000000"/>
+          <w:sz w:val="24"/>
+          <w:szCs w:val="24"/>
+          <w:u w:color="000000"/>
+          <w:bdr w:val="nil"/>
+        </w:rPr>
+        <w:t>Руководитель ВКР</w:t>
+      </w:r>
+      <w:r>
+        <w:rPr>
+          <w:rFonts w:ascii="Times New Roman" w:eastAsia="Arial Unicode MS" w:hAnsi="Times New Roman" w:cs="Times New Roman"/>
+          <w:color w:val="000000"/>
+          <w:sz w:val="24"/>
+          <w:szCs w:val="24"/>
+          <w:u w:color="000000"/>
+          <w:bdr w:val="nil"/>
+        </w:rPr>
+        <w:tab/>
+        <w:t>__________________________</w:t>
+      </w:r>
+      <w:r>
+        <w:rPr>
+          <w:rFonts w:ascii="Times New Roman" w:eastAsia="Arial Unicode MS" w:hAnsi="Times New Roman" w:cs="Times New Roman"/>
+          <w:color w:val="000000"/>
+          <w:sz w:val="24"/>
+          <w:szCs w:val="24"/>
+          <w:u w:color="000000"/>
+          <w:bdr w:val="nil"/>
+        </w:rPr>
+        <w:tab/>
+        <w:t>/Д.В. Горбунов</w:t>
+      </w:r>
+      <w:r>
+        <w:rPr>
+          <w:rFonts w:ascii="Times New Roman" w:eastAsia="Arial Unicode MS" w:hAnsi="Times New Roman" w:cs="Times New Roman"/>
+          <w:color w:val="000000"/>
+          <w:sz w:val="24"/>
+          <w:szCs w:val="24"/>
+          <w:u w:color="000000"/>
+          <w:bdr w:val="nil"/>
+        </w:rPr>
+        <w:tab/>
+        <w:t>/</w:t>
+      </w:r>
+    </w:p>
+    <w:p>
+      <w:pPr>
+        <w:pBdr>
+          <w:top w:val="nil"/>
+          <w:left w:val="nil"/>
+          <w:bottom w:val="nil"/>
+          <w:right w:val="nil"/>
+          <w:between w:val="nil"/>
+          <w:bar w:val="nil"/>
+        </w:pBdr>
+        <w:tabs>
+          <w:tab w:val="left" w:pos="3828"/>
+          <w:tab w:val="left" w:pos="7230"/>
+          <w:tab w:val="left" w:pos="9072"/>
+        </w:tabs>
+        <w:spacing w:line="240" w:lineRule="auto"/>
+        <w:ind w:left="255" w:firstLine="465"/>
+      </w:pPr>
+      <w:r>
+        <w:rPr>
+          <w:rFonts w:ascii="Times New Roman" w:eastAsia="Arial Unicode MS" w:hAnsi="Times New Roman" w:cs="Times New Roman"/>
+          <w:color w:val="000000"/>
+          <w:sz w:val="24"/>
+          <w:szCs w:val="24"/>
+          <w:u w:color="000000"/>
+          <w:bdr w:val="nil"/>
+        </w:rPr>
+        <w:t>Зав. Кафедрой</w:t>
+      </w:r>
+      <w:r>
+        <w:rPr>
+          <w:rFonts w:ascii="Times New Roman" w:eastAsia="Arial Unicode MS" w:hAnsi="Times New Roman" w:cs="Times New Roman"/>
+          <w:color w:val="000000"/>
+          <w:sz w:val="24"/>
+          <w:szCs w:val="24"/>
+          <w:u w:color="000000"/>
+          <w:bdr w:val="nil"/>
+        </w:rPr>
+        <w:tab/>
+        <w:t>__________________________</w:t>
+      </w:r>
+      <w:r>
+        <w:rPr>
+          <w:rFonts w:ascii="Times New Roman" w:eastAsia="Arial Unicode MS" w:hAnsi="Times New Roman" w:cs="Times New Roman"/>
+          <w:color w:val="000000"/>
+          <w:sz w:val="24"/>
+          <w:szCs w:val="24"/>
+          <w:u w:color="000000"/>
+          <w:bdr w:val="nil"/>
+        </w:rPr>
+        <w:tab/>
+        <w:t xml:space="preserve">/К.И. </w:t>
+      </w:r>
+      <w:proofErr w:type="spellStart"/>
+      <w:r>
+        <w:rPr>
+          <w:rFonts w:ascii="Times New Roman" w:eastAsia="Arial Unicode MS" w:hAnsi="Times New Roman" w:cs="Times New Roman"/>
+          <w:color w:val="000000"/>
+          <w:sz w:val="24"/>
+          <w:szCs w:val="24"/>
+          <w:u w:color="000000"/>
+          <w:bdr w:val="nil"/>
+        </w:rPr>
+        <w:t>Бушмелева</w:t>
+      </w:r>
+      <w:proofErr w:type="spellEnd"/>
+      <w:r>
+        <w:rPr>
+          <w:rFonts w:ascii="Times New Roman" w:eastAsia="Arial Unicode MS" w:hAnsi="Times New Roman" w:cs="Arial Unicode MS"/>
+          <w:color w:val="000000"/>
+          <w:sz w:val="24"/>
+          <w:szCs w:val="24"/>
+          <w:u w:color="000000"/>
+          <w:bdr w:val="nil"/>
+        </w:rPr>
+        <w:tab/>
+        <w:t>/</w:t>
+      </w:r>
+    </w:p>
+    <w:p>
+      <w:pPr>
+        <w:spacing w:after="200"/>
+        <w:ind w:firstLine="0"/>
+        <w:rPr>
+          <w:rFonts w:cs="Times New Roman"/>
+          <w:b/>
+          <w:bCs/>
+          <w:lang w:bidi="ru-RU"/>
+        </w:rPr>
+      </w:pPr>
+      <w:r>
+        <w:br w:type="page"/>
+      </w:r>
+    </w:p>
+    <w:p>
+      <w:pPr>
         <w:pStyle w:val="1"/>
         <w:numPr>
           <w:ilvl w:val="0"/>
           <w:numId w:val="0"/>
         </w:numPr>
       </w:pPr>
-      <w:bookmarkStart w:id="0" w:name="_Toc232414657"/>
       <w:r>
         <w:lastRenderedPageBreak/>
         <w:t>РЕФЕРАТ</w:t>
@@ -579,7 +2300,7 @@
     </w:p>
     <w:p>
       <w:r>
-        <w:t xml:space="preserve">Выпускная квалификационная работа: [] стр., [] рис., [] табл., </w:t>
+        <w:t xml:space="preserve">Выпускная квалификационная работа: [] стр., рис., [] табл., </w:t>
       </w:r>
       <w:r>
         <w:t>[]</w:t>
@@ -675,7 +2396,15 @@
         </w:numPr>
       </w:pPr>
       <w:r>
-        <w:t>реализован программный комплекс на базе стека React, Go и Python;</w:t>
+        <w:t xml:space="preserve">реализован программный комплекс на базе стека </w:t>
+      </w:r>
+      <w:proofErr w:type="spellStart"/>
+      <w:r>
+        <w:t>React</w:t>
+      </w:r>
+      <w:proofErr w:type="spellEnd"/>
+      <w:r>
+        <w:t>, Go и Python;</w:t>
       </w:r>
     </w:p>
     <w:p>
@@ -686,7 +2415,23 @@
         </w:numPr>
       </w:pPr>
       <w:r>
-        <w:t>интегрированы нейросетевые модели DeepFace и faster-whisper для мультимодального анализа;</w:t>
+        <w:t xml:space="preserve">интегрированы нейросетевые модели </w:t>
+      </w:r>
+      <w:proofErr w:type="spellStart"/>
+      <w:r>
+        <w:t>DeepFace</w:t>
+      </w:r>
+      <w:proofErr w:type="spellEnd"/>
+      <w:r>
+        <w:t xml:space="preserve"> и </w:t>
+      </w:r>
+      <w:proofErr w:type="spellStart"/>
+      <w:r>
+        <w:t>faster-whisper</w:t>
+      </w:r>
+      <w:proofErr w:type="spellEnd"/>
+      <w:r>
+        <w:t xml:space="preserve"> для мультимодального анализа;</w:t>
       </w:r>
     </w:p>
     <w:p>
@@ -781,9 +2526,11 @@
         </w:rPr>
         <w:t xml:space="preserve">CNN – </w:t>
       </w:r>
+      <w:proofErr w:type="spellStart"/>
       <w:r>
         <w:t>свёрточная</w:t>
       </w:r>
+      <w:proofErr w:type="spellEnd"/>
       <w:r>
         <w:rPr>
           <w:lang w:val="en-US"/>
@@ -851,17 +2598,81 @@
     </w:p>
     <w:p>
       <w:r>
-        <w:t>ASR – автоматическое распознавание речи (Automatic Speech Recognition)</w:t>
-      </w:r>
-    </w:p>
-    <w:p>
-      <w:r>
-        <w:t>MFCC – мел-частотные кепстральные коэффициенты (Mel-Frequency Cepstral Coefficients)</w:t>
-      </w:r>
-    </w:p>
-    <w:p>
-      <w:r>
-        <w:t>WER – частота ошибок распознавания слов (Word Error Rate)</w:t>
+        <w:t>ASR – автоматическое распознавание речи (</w:t>
+      </w:r>
+      <w:proofErr w:type="spellStart"/>
+      <w:r>
+        <w:t>Automatic</w:t>
+      </w:r>
+      <w:proofErr w:type="spellEnd"/>
+      <w:r>
+        <w:t xml:space="preserve"> </w:t>
+      </w:r>
+      <w:proofErr w:type="spellStart"/>
+      <w:r>
+        <w:t>Speech</w:t>
+      </w:r>
+      <w:proofErr w:type="spellEnd"/>
+      <w:r>
+        <w:t xml:space="preserve"> </w:t>
+      </w:r>
+      <w:proofErr w:type="spellStart"/>
+      <w:r>
+        <w:t>Recognition</w:t>
+      </w:r>
+      <w:proofErr w:type="spellEnd"/>
+      <w:r>
+        <w:t>)</w:t>
+      </w:r>
+    </w:p>
+    <w:p>
+      <w:r>
+        <w:t xml:space="preserve">MFCC – мел-частотные </w:t>
+      </w:r>
+      <w:proofErr w:type="spellStart"/>
+      <w:r>
+        <w:t>кепстральные</w:t>
+      </w:r>
+      <w:proofErr w:type="spellEnd"/>
+      <w:r>
+        <w:t xml:space="preserve"> коэффициенты (</w:t>
+      </w:r>
+      <w:proofErr w:type="spellStart"/>
+      <w:r>
+        <w:t>Mel</w:t>
+      </w:r>
+      <w:proofErr w:type="spellEnd"/>
+      <w:r>
+        <w:t xml:space="preserve">-Frequency </w:t>
+      </w:r>
+      <w:proofErr w:type="spellStart"/>
+      <w:r>
+        <w:t>Cepstral</w:t>
+      </w:r>
+      <w:proofErr w:type="spellEnd"/>
+      <w:r>
+        <w:t xml:space="preserve"> </w:t>
+      </w:r>
+      <w:proofErr w:type="spellStart"/>
+      <w:r>
+        <w:t>Coefficients</w:t>
+      </w:r>
+      <w:proofErr w:type="spellEnd"/>
+      <w:r>
+        <w:t>)</w:t>
+      </w:r>
+    </w:p>
+    <w:p>
+      <w:r>
+        <w:t xml:space="preserve">WER – частота ошибок распознавания слов (Word </w:t>
+      </w:r>
+      <w:proofErr w:type="spellStart"/>
+      <w:r>
+        <w:t>Error</w:t>
+      </w:r>
+      <w:proofErr w:type="spellEnd"/>
+      <w:r>
+        <w:t xml:space="preserve"> Rate)</w:t>
       </w:r>
     </w:p>
     <w:p>
@@ -876,7 +2687,15 @@
     </w:p>
     <w:p>
       <w:r>
-        <w:t>REST – архитектурный стиль взаимодействия компонентов распределённого приложения (Representational State Transfer)</w:t>
+        <w:t>REST – архитектурный стиль взаимодействия компонентов распределённого приложения (</w:t>
+      </w:r>
+      <w:proofErr w:type="spellStart"/>
+      <w:r>
+        <w:t>Representational</w:t>
+      </w:r>
+      <w:proofErr w:type="spellEnd"/>
+      <w:r>
+        <w:t xml:space="preserve"> State Transfer)</w:t>
       </w:r>
     </w:p>
     <w:p>
@@ -977,12 +2796,44 @@
     </w:p>
     <w:p>
       <w:r>
-        <w:t>BPMN – нотация моделирования бизнес-процессов (Business Process Model and Notation)</w:t>
-      </w:r>
-    </w:p>
-    <w:p>
-      <w:r>
-        <w:t>DFD – диаграмма потоков данных (Data Flow Diagram)</w:t>
+        <w:t xml:space="preserve">BPMN – нотация моделирования бизнес-процессов (Business Process Model </w:t>
+      </w:r>
+      <w:proofErr w:type="spellStart"/>
+      <w:r>
+        <w:t>and</w:t>
+      </w:r>
+      <w:proofErr w:type="spellEnd"/>
+      <w:r>
+        <w:t xml:space="preserve"> </w:t>
+      </w:r>
+      <w:proofErr w:type="spellStart"/>
+      <w:r>
+        <w:t>Notation</w:t>
+      </w:r>
+      <w:proofErr w:type="spellEnd"/>
+      <w:r>
+        <w:t>)</w:t>
+      </w:r>
+    </w:p>
+    <w:p>
+      <w:r>
+        <w:t xml:space="preserve">DFD – диаграмма потоков данных (Data </w:t>
+      </w:r>
+      <w:proofErr w:type="spellStart"/>
+      <w:r>
+        <w:t>Flow</w:t>
+      </w:r>
+      <w:proofErr w:type="spellEnd"/>
+      <w:r>
+        <w:t xml:space="preserve"> </w:t>
+      </w:r>
+      <w:proofErr w:type="spellStart"/>
+      <w:r>
+        <w:t>Diagram</w:t>
+      </w:r>
+      <w:proofErr w:type="spellEnd"/>
+      <w:r>
+        <w:t>)</w:t>
       </w:r>
     </w:p>
     <w:p>
@@ -992,7 +2843,15 @@
     </w:p>
     <w:p>
       <w:r>
-        <w:t>ER – модель «сущность-связь» (Entity-Relationship)</w:t>
+        <w:t>ER – модель «сущность-связь» (</w:t>
+      </w:r>
+      <w:proofErr w:type="spellStart"/>
+      <w:r>
+        <w:t>Entity-Relationship</w:t>
+      </w:r>
+      <w:proofErr w:type="spellEnd"/>
+      <w:r>
+        <w:t>)</w:t>
       </w:r>
       <w:r>
         <w:br w:type="page"/>
@@ -3557,7 +5416,15 @@
         </w:numPr>
       </w:pPr>
       <w:r>
-        <w:t>Анализ эффективности применения свёрточных нейронных сетей (CNN) для обработки видеопотока и рекуррентных нейронных сетей (RNN) для анализа аудиопотока.</w:t>
+        <w:t xml:space="preserve">Анализ эффективности применения </w:t>
+      </w:r>
+      <w:proofErr w:type="spellStart"/>
+      <w:r>
+        <w:t>свёрточных</w:t>
+      </w:r>
+      <w:proofErr w:type="spellEnd"/>
+      <w:r>
+        <w:t xml:space="preserve"> нейронных сетей (CNN) для обработки видеопотока и рекуррентных нейронных сетей (RNN) для анализа аудиопотока.</w:t>
       </w:r>
     </w:p>
     <w:p>
@@ -4108,7 +5975,23 @@
         <w:contextualSpacing w:val="0"/>
       </w:pPr>
       <w:r>
-        <w:t>Примером является библиотека Affectiva, которая использует свёрточные нейронные сети для анализа выражений лица. Такие системы фиксируют видеопоток и классифицируют эмоции на основе визуальных признаков, таких как улыбка или нахмуренные брови.</w:t>
+        <w:t xml:space="preserve">Примером является библиотека </w:t>
+      </w:r>
+      <w:proofErr w:type="spellStart"/>
+      <w:r>
+        <w:t>Affectiva</w:t>
+      </w:r>
+      <w:proofErr w:type="spellEnd"/>
+      <w:r>
+        <w:t xml:space="preserve">, которая использует </w:t>
+      </w:r>
+      <w:proofErr w:type="spellStart"/>
+      <w:r>
+        <w:t>свёрточные</w:t>
+      </w:r>
+      <w:proofErr w:type="spellEnd"/>
+      <w:r>
+        <w:t xml:space="preserve"> нейронные сети для анализа выражений лица. Такие системы фиксируют видеопоток и классифицируют эмоции на основе визуальных признаков, таких как улыбка или нахмуренные брови.</w:t>
       </w:r>
     </w:p>
     <w:p>
@@ -4215,7 +6098,31 @@
         <w:contextualSpacing w:val="0"/>
       </w:pPr>
       <w:r>
-        <w:t>Примером служит платформа Beyond Verbal, которая анализирует голосовые характеристики, такие как высота тона и темп речи, для определения эмоционального состояния. Такие решения часто применяются в call-центрах.</w:t>
+        <w:t xml:space="preserve">Примером служит платформа </w:t>
+      </w:r>
+      <w:proofErr w:type="spellStart"/>
+      <w:r>
+        <w:t>Beyond</w:t>
+      </w:r>
+      <w:proofErr w:type="spellEnd"/>
+      <w:r>
+        <w:t xml:space="preserve"> </w:t>
+      </w:r>
+      <w:proofErr w:type="spellStart"/>
+      <w:r>
+        <w:t>Verbal</w:t>
+      </w:r>
+      <w:proofErr w:type="spellEnd"/>
+      <w:r>
+        <w:t xml:space="preserve">, которая анализирует голосовые характеристики, такие как высота тона и темп речи, для определения эмоционального состояния. Такие решения часто применяются в </w:t>
+      </w:r>
+      <w:proofErr w:type="spellStart"/>
+      <w:r>
+        <w:t>call</w:t>
+      </w:r>
+      <w:proofErr w:type="spellEnd"/>
+      <w:r>
+        <w:t>-центрах.</w:t>
       </w:r>
     </w:p>
     <w:p>
@@ -4329,7 +6236,15 @@
         <w:contextualSpacing w:val="0"/>
       </w:pPr>
       <w:r>
-        <w:t>Примером является система Emotient, которая комбинирует анализ выражений лица и голосовых данных с использованием CNN и RNN. Такие решения применяются в маркетинге и HR для комплексного анализа эмоционального состояния.</w:t>
+        <w:t xml:space="preserve">Примером является система </w:t>
+      </w:r>
+      <w:proofErr w:type="spellStart"/>
+      <w:r>
+        <w:t>Emotient</w:t>
+      </w:r>
+      <w:proofErr w:type="spellEnd"/>
+      <w:r>
+        <w:t>, которая комбинирует анализ выражений лица и голосовых данных с использованием CNN и RNN. Такие решения применяются в маркетинге и HR для комплексного анализа эмоционального состояния.</w:t>
       </w:r>
     </w:p>
     <w:p>
@@ -4604,7 +6519,23 @@
         <w:contextualSpacing w:val="0"/>
       </w:pPr>
       <w:r>
-        <w:t>Гибкость стека: Использование открытых библиотек (Python, PyTorch, OpenCV) позволяет избежать лицензионных отчислений.</w:t>
+        <w:t xml:space="preserve">Гибкость стека: Использование открытых библиотек (Python, </w:t>
+      </w:r>
+      <w:proofErr w:type="spellStart"/>
+      <w:r>
+        <w:t>PyTorch</w:t>
+      </w:r>
+      <w:proofErr w:type="spellEnd"/>
+      <w:r>
+        <w:t xml:space="preserve">, </w:t>
+      </w:r>
+      <w:proofErr w:type="spellStart"/>
+      <w:r>
+        <w:t>OpenCV</w:t>
+      </w:r>
+      <w:proofErr w:type="spellEnd"/>
+      <w:r>
+        <w:t>) позволяет избежать лицензионных отчислений.</w:t>
       </w:r>
     </w:p>
     <w:p>
@@ -4616,8 +6547,13 @@
         </w:numPr>
         <w:contextualSpacing w:val="0"/>
       </w:pPr>
-      <w:r>
-        <w:t>Мультимодальность: Повышение точности за счёт объединения визуальных и голосовых признаков.</w:t>
+      <w:proofErr w:type="spellStart"/>
+      <w:r>
+        <w:t>Мультимодальность</w:t>
+      </w:r>
+      <w:proofErr w:type="spellEnd"/>
+      <w:r>
+        <w:t>: Повышение точности за счёт объединения визуальных и голосовых признаков.</w:t>
       </w:r>
     </w:p>
     <w:p>
@@ -4652,7 +6588,15 @@
         <w:contextualSpacing w:val="0"/>
       </w:pPr>
       <w:r>
-        <w:t>Требует наличия вычислительных ресурсов (GPU) для этапа обучения и инференса в реальном времени.</w:t>
+        <w:t xml:space="preserve">Требует наличия вычислительных ресурсов (GPU) для этапа обучения и </w:t>
+      </w:r>
+      <w:proofErr w:type="spellStart"/>
+      <w:r>
+        <w:t>инференса</w:t>
+      </w:r>
+      <w:proofErr w:type="spellEnd"/>
+      <w:r>
+        <w:t xml:space="preserve"> в реальном времени.</w:t>
       </w:r>
     </w:p>
     <w:p>
@@ -5719,7 +7663,23 @@
         <w:pStyle w:val="25"/>
       </w:pPr>
       <w:r>
-        <w:t>Стоимость и правовое обеспечение: в отличие от коммерческих аналогов (Affectiva, Emotient), разрабатываемая система предполагает отсутствие регулярных лицензионных отчислений и изначальную архитектурную поддержку требований ФЗ-152, что критично для работы с персональными данными сотрудников в РФ.</w:t>
+        <w:t>Стоимость и правовое обеспечение: в отличие от коммерческих аналогов (</w:t>
+      </w:r>
+      <w:proofErr w:type="spellStart"/>
+      <w:r>
+        <w:t>Affectiva</w:t>
+      </w:r>
+      <w:proofErr w:type="spellEnd"/>
+      <w:r>
+        <w:t xml:space="preserve">, </w:t>
+      </w:r>
+      <w:proofErr w:type="spellStart"/>
+      <w:r>
+        <w:t>Emotient</w:t>
+      </w:r>
+      <w:proofErr w:type="spellEnd"/>
+      <w:r>
+        <w:t>), разрабатываемая система предполагает отсутствие регулярных лицензионных отчислений и изначальную архитектурную поддержку требований ФЗ-152, что критично для работы с персональными данными сотрудников в РФ.</w:t>
       </w:r>
     </w:p>
     <w:p>
@@ -5753,7 +7713,15 @@
         <w:pStyle w:val="25"/>
       </w:pPr>
       <w:r>
-        <w:t>Для разработки системы целесообразно использовать мультимодальный подход, объединяющий свёрточные нейронные сети (CNN) для обработки видеопотока и рекуррентные нейронные сети (RNN) для анализа аудиопотока. Это позволит обеспечить высокую точность, надёжность и функциональность, необходимые для применения в HR-процессах, при снижении затрат на лицензирование ПО и сохранении контроля над данными.</w:t>
+        <w:t xml:space="preserve">Для разработки системы целесообразно использовать мультимодальный подход, объединяющий </w:t>
+      </w:r>
+      <w:proofErr w:type="spellStart"/>
+      <w:r>
+        <w:t>свёрточные</w:t>
+      </w:r>
+      <w:proofErr w:type="spellEnd"/>
+      <w:r>
+        <w:t xml:space="preserve"> нейронные сети (CNN) для обработки видеопотока и рекуррентные нейронные сети (RNN) для анализа аудиопотока. Это позволит обеспечить высокую точность, надёжность и функциональность, необходимые для применения в HR-процессах, при снижении затрат на лицензирование ПО и сохранении контроля над данными.</w:t>
       </w:r>
       <w:r>
         <w:rPr>
@@ -5775,7 +7743,15 @@
     </w:p>
     <w:p>
       <w:r>
-        <w:t>Цель исследования: разработка автоматизированной системы проведения видеовстреч с мультимодальным анализом эмоционального состояния и речевой активности участников на основе методов искусственного интеллекта.</w:t>
+        <w:t xml:space="preserve">Цель исследования: разработка автоматизированной системы проведения </w:t>
+      </w:r>
+      <w:proofErr w:type="spellStart"/>
+      <w:r>
+        <w:t>видеовстреч</w:t>
+      </w:r>
+      <w:proofErr w:type="spellEnd"/>
+      <w:r>
+        <w:t xml:space="preserve"> с мультимодальным анализом эмоционального состояния и речевой активности участников на основе методов искусственного интеллекта.</w:t>
       </w:r>
     </w:p>
     <w:p>
@@ -5840,7 +7816,15 @@
         </w:numPr>
       </w:pPr>
       <w:r>
-        <w:t>Разработка модуля обработки видеопотока для анализа выражений лица участников видеовстречи.</w:t>
+        <w:t xml:space="preserve">Разработка модуля обработки видеопотока для анализа выражений лица участников </w:t>
+      </w:r>
+      <w:proofErr w:type="spellStart"/>
+      <w:r>
+        <w:t>видеовстречи</w:t>
+      </w:r>
+      <w:proofErr w:type="spellEnd"/>
+      <w:r>
+        <w:t>.</w:t>
       </w:r>
     </w:p>
     <w:p>
@@ -5852,7 +7836,15 @@
         </w:numPr>
       </w:pPr>
       <w:r>
-        <w:t>Разработка модуля обработки аудиопотока для транскрибации речи и анализа её эмоциональной окраски.</w:t>
+        <w:t xml:space="preserve">Разработка модуля обработки аудиопотока для </w:t>
+      </w:r>
+      <w:proofErr w:type="spellStart"/>
+      <w:r>
+        <w:t>транскрибации</w:t>
+      </w:r>
+      <w:proofErr w:type="spellEnd"/>
+      <w:r>
+        <w:t xml:space="preserve"> речи и анализа её эмоциональной окраски.</w:t>
       </w:r>
     </w:p>
     <w:p>
@@ -5951,7 +7943,35 @@
         <w:rPr>
           <w:lang w:bidi="ru-RU"/>
         </w:rPr>
-        <w:t>В качестве основного языка программирования для разработки клиентской части системы был выбран TypeScript в сочетании с библиотекой React. Данный стек обеспечивает создание высокопроизводительных одностраничных приложений с типизированным кодом, что повышает надёжность разработки и упрощает дальнейшую поддержку системы.</w:t>
+        <w:t xml:space="preserve">В качестве основного языка программирования для разработки клиентской части системы был выбран </w:t>
+      </w:r>
+      <w:proofErr w:type="spellStart"/>
+      <w:r>
+        <w:rPr>
+          <w:lang w:bidi="ru-RU"/>
+        </w:rPr>
+        <w:t>TypeScript</w:t>
+      </w:r>
+      <w:proofErr w:type="spellEnd"/>
+      <w:r>
+        <w:rPr>
+          <w:lang w:bidi="ru-RU"/>
+        </w:rPr>
+        <w:t xml:space="preserve"> в сочетании с библиотекой </w:t>
+      </w:r>
+      <w:proofErr w:type="spellStart"/>
+      <w:r>
+        <w:rPr>
+          <w:lang w:bidi="ru-RU"/>
+        </w:rPr>
+        <w:t>React</w:t>
+      </w:r>
+      <w:proofErr w:type="spellEnd"/>
+      <w:r>
+        <w:rPr>
+          <w:lang w:bidi="ru-RU"/>
+        </w:rPr>
+        <w:t>. Данный стек обеспечивает создание высокопроизводительных одностраничных приложений с типизированным кодом, что повышает надёжность разработки и упрощает дальнейшую поддержку системы.</w:t>
       </w:r>
     </w:p>
     <w:p>
@@ -6050,7 +8070,35 @@
         <w:rPr>
           <w:lang w:bidi="ru-RU"/>
         </w:rPr>
-        <w:t>Для реализации серверной логики, маршрутизации и обработки сетевых соединений использовался язык программирования Go (Golang). Он применяется для построения REST API, управления WebSocket-подключениями и координации обмена данными между участниками встречи и аналитическими модулями.</w:t>
+        <w:t>Для реализации серверной логики, маршрутизации и обработки сетевых соединений использовался язык программирования Go (</w:t>
+      </w:r>
+      <w:proofErr w:type="spellStart"/>
+      <w:r>
+        <w:rPr>
+          <w:lang w:bidi="ru-RU"/>
+        </w:rPr>
+        <w:t>Golang</w:t>
+      </w:r>
+      <w:proofErr w:type="spellEnd"/>
+      <w:r>
+        <w:rPr>
+          <w:lang w:bidi="ru-RU"/>
+        </w:rPr>
+        <w:t xml:space="preserve">). Он применяется для построения REST API, управления </w:t>
+      </w:r>
+      <w:proofErr w:type="spellStart"/>
+      <w:r>
+        <w:rPr>
+          <w:lang w:bidi="ru-RU"/>
+        </w:rPr>
+        <w:t>WebSocket</w:t>
+      </w:r>
+      <w:proofErr w:type="spellEnd"/>
+      <w:r>
+        <w:rPr>
+          <w:lang w:bidi="ru-RU"/>
+        </w:rPr>
+        <w:t>-подключениями и координации обмена данными между участниками встречи и аналитическими модулями.</w:t>
       </w:r>
     </w:p>
     <w:p>
@@ -6149,7 +8197,21 @@
           <w:lang w:bidi="ru-RU"/>
         </w:rPr>
         <w:lastRenderedPageBreak/>
-        <w:t>Для реализации модулей мультимодального анализа (распознавание эмоционального состояния, транскрибация речи) применялся язык программирования Python. Он используется в составе отдельного AI-шлюза и сервиса распознавания речи для обработки видеопотока и аудиосигналов.</w:t>
+        <w:t xml:space="preserve">Для реализации модулей мультимодального анализа (распознавание эмоционального состояния, </w:t>
+      </w:r>
+      <w:proofErr w:type="spellStart"/>
+      <w:r>
+        <w:rPr>
+          <w:lang w:bidi="ru-RU"/>
+        </w:rPr>
+        <w:t>транскрибация</w:t>
+      </w:r>
+      <w:proofErr w:type="spellEnd"/>
+      <w:r>
+        <w:rPr>
+          <w:lang w:bidi="ru-RU"/>
+        </w:rPr>
+        <w:t xml:space="preserve"> речи) применялся язык программирования Python. Он используется в составе отдельного AI-шлюза и сервиса распознавания речи для обработки видеопотока и аудиосигналов.</w:t>
       </w:r>
     </w:p>
     <w:p>
@@ -6180,7 +8242,49 @@
         <w:rPr>
           <w:lang w:bidi="ru-RU"/>
         </w:rPr>
-        <w:t>Наличие специализированных библиотек для работы с нейронными сетями и обработки мультимедиа (OpenCV, FastAPI, faster-whisper)</w:t>
+        <w:t>Наличие специализированных библиотек для работы с нейронными сетями и обработки мультимедиа (</w:t>
+      </w:r>
+      <w:proofErr w:type="spellStart"/>
+      <w:r>
+        <w:rPr>
+          <w:lang w:bidi="ru-RU"/>
+        </w:rPr>
+        <w:t>OpenCV</w:t>
+      </w:r>
+      <w:proofErr w:type="spellEnd"/>
+      <w:r>
+        <w:rPr>
+          <w:lang w:bidi="ru-RU"/>
+        </w:rPr>
+        <w:t xml:space="preserve">, </w:t>
+      </w:r>
+      <w:proofErr w:type="spellStart"/>
+      <w:r>
+        <w:rPr>
+          <w:lang w:bidi="ru-RU"/>
+        </w:rPr>
+        <w:t>FastAPI</w:t>
+      </w:r>
+      <w:proofErr w:type="spellEnd"/>
+      <w:r>
+        <w:rPr>
+          <w:lang w:bidi="ru-RU"/>
+        </w:rPr>
+        <w:t xml:space="preserve">, </w:t>
+      </w:r>
+      <w:proofErr w:type="spellStart"/>
+      <w:r>
+        <w:rPr>
+          <w:lang w:bidi="ru-RU"/>
+        </w:rPr>
+        <w:t>faster-whisper</w:t>
+      </w:r>
+      <w:proofErr w:type="spellEnd"/>
+      <w:r>
+        <w:rPr>
+          <w:lang w:bidi="ru-RU"/>
+        </w:rPr>
+        <w:t>)</w:t>
       </w:r>
       <w:r>
         <w:rPr>
@@ -6421,8 +8525,16 @@
         <w:rPr>
           <w:lang w:bidi="ru-RU"/>
         </w:rPr>
-        <w:t>Для хранения данных о пользователях, сессиях, событиях аналитики и результатах анализа была выбрана система управления базами данных PostgreSQL</w:t>
-      </w:r>
+        <w:t xml:space="preserve">Для хранения данных о пользователях, сессиях, событиях аналитики и результатах анализа была выбрана система управления базами данных </w:t>
+      </w:r>
+      <w:proofErr w:type="spellStart"/>
+      <w:r>
+        <w:rPr>
+          <w:lang w:bidi="ru-RU"/>
+        </w:rPr>
+        <w:t>PostgreSQL</w:t>
+      </w:r>
+      <w:proofErr w:type="spellEnd"/>
       <w:r>
         <w:rPr>
           <w:lang w:bidi="ru-RU"/>
@@ -6498,7 +8610,21 @@
         <w:rPr>
           <w:lang w:bidi="ru-RU"/>
         </w:rPr>
-        <w:t>Надёжное хранение структурированных и полуструктурированных данных, включая поддержку формата JSONB для гибкого сохранения аналитических событий;</w:t>
+        <w:t xml:space="preserve">Надёжное хранение структурированных и </w:t>
+      </w:r>
+      <w:proofErr w:type="spellStart"/>
+      <w:r>
+        <w:rPr>
+          <w:lang w:bidi="ru-RU"/>
+        </w:rPr>
+        <w:t>полуструктурированных</w:t>
+      </w:r>
+      <w:proofErr w:type="spellEnd"/>
+      <w:r>
+        <w:rPr>
+          <w:lang w:bidi="ru-RU"/>
+        </w:rPr>
+        <w:t xml:space="preserve"> данных, включая поддержку формата JSONB для гибкого сохранения аналитических событий;</w:t>
       </w:r>
     </w:p>
     <w:p>
@@ -7385,12 +9511,14 @@
       <w:r>
         <w:t xml:space="preserve">Декомпозиция </w:t>
       </w:r>
+      <w:proofErr w:type="spellStart"/>
       <w:r>
         <w:rPr>
           <w:lang w:val="en-US"/>
         </w:rPr>
         <w:t>idef</w:t>
       </w:r>
+      <w:proofErr w:type="spellEnd"/>
     </w:p>
     <w:p>
       <w:pPr>
@@ -7427,7 +9555,21 @@
           <w:rFonts w:eastAsiaTheme="minorHAnsi"/>
         </w:rPr>
         <w:lastRenderedPageBreak/>
-        <w:t>участников через механизм инвайт-ссылок. В ходе сессии осуществляется захват мультимодальных данных от всех подключённых пользователей.</w:t>
+        <w:t xml:space="preserve">участников через механизм </w:t>
+      </w:r>
+      <w:proofErr w:type="spellStart"/>
+      <w:r>
+        <w:rPr>
+          <w:rFonts w:eastAsiaTheme="minorHAnsi"/>
+        </w:rPr>
+        <w:t>инвайт</w:t>
+      </w:r>
+      <w:proofErr w:type="spellEnd"/>
+      <w:r>
+        <w:rPr>
+          <w:rFonts w:eastAsiaTheme="minorHAnsi"/>
+        </w:rPr>
+        <w:t>-ссылок. В ходе сессии осуществляется захват мультимодальных данных от всех подключённых пользователей.</w:t>
       </w:r>
     </w:p>
     <w:p>
@@ -7875,7 +10017,21 @@
         <w:rPr>
           <w:rFonts w:eastAsiaTheme="minorHAnsi"/>
         </w:rPr>
-        <w:t>Признаки видео — нормализованные и выровненные изображения лиц, ключевые точки (landmarks);</w:t>
+        <w:t>Признаки видео — нормализованные и выровненные изображения лиц, ключевые точки (</w:t>
+      </w:r>
+      <w:proofErr w:type="spellStart"/>
+      <w:r>
+        <w:rPr>
+          <w:rFonts w:eastAsiaTheme="minorHAnsi"/>
+        </w:rPr>
+        <w:t>landmarks</w:t>
+      </w:r>
+      <w:proofErr w:type="spellEnd"/>
+      <w:r>
+        <w:rPr>
+          <w:rFonts w:eastAsiaTheme="minorHAnsi"/>
+        </w:rPr>
+        <w:t>);</w:t>
       </w:r>
     </w:p>
     <w:p>
@@ -7893,7 +10049,21 @@
         <w:rPr>
           <w:rFonts w:eastAsiaTheme="minorHAnsi"/>
         </w:rPr>
-        <w:t>Признаки аудио — мел-частотные кепстральные коэффициенты (MFCC) и другие акустические признаки.</w:t>
+        <w:t xml:space="preserve">Признаки аудио — мел-частотные </w:t>
+      </w:r>
+      <w:proofErr w:type="spellStart"/>
+      <w:r>
+        <w:rPr>
+          <w:rFonts w:eastAsiaTheme="minorHAnsi"/>
+        </w:rPr>
+        <w:t>кепстральные</w:t>
+      </w:r>
+      <w:proofErr w:type="spellEnd"/>
+      <w:r>
+        <w:rPr>
+          <w:rFonts w:eastAsiaTheme="minorHAnsi"/>
+        </w:rPr>
+        <w:t xml:space="preserve"> коэффициенты (MFCC) и другие акустические признаки.</w:t>
       </w:r>
     </w:p>
     <w:p>
@@ -7924,7 +10094,63 @@
         <w:rPr>
           <w:rFonts w:eastAsiaTheme="minorHAnsi"/>
         </w:rPr>
-        <w:t>На данном этапе извлечённые признаки передаются в модули классификации на основе предобученных нейронных сетей. Видеоданные анализируются свёрточной нейронной сетью (CNN) для классификации выражений лица, аудиоданные — рекуррентной нейронной сетью (RNN) для распознавания голосовых характеристик. Параллельно выполняется транскрибация речи с помощью модели автоматического распознавания речи (ASR) и анализ тональности текста с использованием NLP-модели. Для каждого входного сигнала модель выдаёт оценку принадлежности к классу эмоций (argmax).</w:t>
+        <w:t xml:space="preserve">На данном этапе извлечённые признаки передаются в модули классификации на основе </w:t>
+      </w:r>
+      <w:proofErr w:type="spellStart"/>
+      <w:r>
+        <w:rPr>
+          <w:rFonts w:eastAsiaTheme="minorHAnsi"/>
+        </w:rPr>
+        <w:t>предобученных</w:t>
+      </w:r>
+      <w:proofErr w:type="spellEnd"/>
+      <w:r>
+        <w:rPr>
+          <w:rFonts w:eastAsiaTheme="minorHAnsi"/>
+        </w:rPr>
+        <w:t xml:space="preserve"> нейронных сетей. Видеоданные анализируются </w:t>
+      </w:r>
+      <w:proofErr w:type="spellStart"/>
+      <w:r>
+        <w:rPr>
+          <w:rFonts w:eastAsiaTheme="minorHAnsi"/>
+        </w:rPr>
+        <w:t>свёрточной</w:t>
+      </w:r>
+      <w:proofErr w:type="spellEnd"/>
+      <w:r>
+        <w:rPr>
+          <w:rFonts w:eastAsiaTheme="minorHAnsi"/>
+        </w:rPr>
+        <w:t xml:space="preserve"> нейронной сетью (CNN) для классификации выражений лица, аудиоданные — рекуррентной нейронной сетью (RNN) для распознавания голосовых характеристик. Параллельно выполняется </w:t>
+      </w:r>
+      <w:proofErr w:type="spellStart"/>
+      <w:r>
+        <w:rPr>
+          <w:rFonts w:eastAsiaTheme="minorHAnsi"/>
+        </w:rPr>
+        <w:t>транскрибация</w:t>
+      </w:r>
+      <w:proofErr w:type="spellEnd"/>
+      <w:r>
+        <w:rPr>
+          <w:rFonts w:eastAsiaTheme="minorHAnsi"/>
+        </w:rPr>
+        <w:t xml:space="preserve"> речи с помощью модели автоматического распознавания речи (ASR) и анализ тональности текста с использованием NLP-модели. Для каждого входного сигнала модель выдаёт оценку принадлежности к классу эмоций (</w:t>
+      </w:r>
+      <w:proofErr w:type="spellStart"/>
+      <w:r>
+        <w:rPr>
+          <w:rFonts w:eastAsiaTheme="minorHAnsi"/>
+        </w:rPr>
+        <w:t>argmax</w:t>
+      </w:r>
+      <w:proofErr w:type="spellEnd"/>
+      <w:r>
+        <w:rPr>
+          <w:rFonts w:eastAsiaTheme="minorHAnsi"/>
+        </w:rPr>
+        <w:t>).</w:t>
       </w:r>
     </w:p>
     <w:p>
@@ -8023,7 +10249,21 @@
         <w:rPr>
           <w:rFonts w:eastAsiaTheme="minorHAnsi"/>
         </w:rPr>
-        <w:t>Модели и алгоритмы анализа эмоций — обученные нейронные сети (CNN для видео, RNN для аудио, ASR для транскрибации, NLP для анализа тональности) и правила классификации.</w:t>
+        <w:t xml:space="preserve">Модели и алгоритмы анализа эмоций — обученные нейронные сети (CNN для видео, RNN для аудио, ASR для </w:t>
+      </w:r>
+      <w:proofErr w:type="spellStart"/>
+      <w:r>
+        <w:rPr>
+          <w:rFonts w:eastAsiaTheme="minorHAnsi"/>
+        </w:rPr>
+        <w:t>транскрибации</w:t>
+      </w:r>
+      <w:proofErr w:type="spellEnd"/>
+      <w:r>
+        <w:rPr>
+          <w:rFonts w:eastAsiaTheme="minorHAnsi"/>
+        </w:rPr>
+        <w:t>, NLP для анализа тональности) и правила классификации.</w:t>
       </w:r>
     </w:p>
     <w:p>
@@ -8116,7 +10356,35 @@
         <w:rPr>
           <w:rFonts w:eastAsiaTheme="minorHAnsi"/>
         </w:rPr>
-        <w:t>Завершающий этап обработки, на котором результаты анализа агрегируются по временным окнам и преобразуются в структурированный аналитический отчёт. Применяется эвристический подход позднего слияния (late fusion): статистика эмоций, временные шкалы активности, ключевые фразы из транскрипта и метрики вовлечённости объединяются в единый документ. Отчёт формируется по выбранной форме (PDF, CSV, JSON) и становится доступным HR-специалисту для принятия управленческих решений.</w:t>
+        <w:t>Завершающий этап обработки, на котором результаты анализа агрегируются по временным окнам и преобразуются в структурированный аналитический отчёт. Применяется эвристический подход позднего слияния (</w:t>
+      </w:r>
+      <w:proofErr w:type="spellStart"/>
+      <w:r>
+        <w:rPr>
+          <w:rFonts w:eastAsiaTheme="minorHAnsi"/>
+        </w:rPr>
+        <w:t>late</w:t>
+      </w:r>
+      <w:proofErr w:type="spellEnd"/>
+      <w:r>
+        <w:rPr>
+          <w:rFonts w:eastAsiaTheme="minorHAnsi"/>
+        </w:rPr>
+        <w:t xml:space="preserve"> </w:t>
+      </w:r>
+      <w:proofErr w:type="spellStart"/>
+      <w:r>
+        <w:rPr>
+          <w:rFonts w:eastAsiaTheme="minorHAnsi"/>
+        </w:rPr>
+        <w:t>fusion</w:t>
+      </w:r>
+      <w:proofErr w:type="spellEnd"/>
+      <w:r>
+        <w:rPr>
+          <w:rFonts w:eastAsiaTheme="minorHAnsi"/>
+        </w:rPr>
+        <w:t>): статистика эмоций, временные шкалы активности, ключевые фразы из транскрипта и метрики вовлечённости объединяются в единый документ. Отчёт формируется по выбранной форме (PDF, CSV, JSON) и становится доступным HR-специалисту для принятия управленческих решений.</w:t>
       </w:r>
     </w:p>
     <w:p>
@@ -8321,7 +10589,21 @@
         <w:rPr>
           <w:rFonts w:eastAsiaTheme="minorHAnsi"/>
         </w:rPr>
-        <w:t>Таким образом, декомпозиция IDEF0-диаграммы детализирует функциональную структуру системы, показывая последовательность этапов обработки мультимодальных данных от захвата медиапотоков до формирования аналитического отчёта, а также определяя ресурсы и управляющие факторы для каждого подпроцесса.</w:t>
+        <w:t xml:space="preserve">Таким образом, декомпозиция IDEF0-диаграммы детализирует функциональную структуру системы, показывая последовательность этапов обработки мультимодальных данных от захвата </w:t>
+      </w:r>
+      <w:proofErr w:type="spellStart"/>
+      <w:r>
+        <w:rPr>
+          <w:rFonts w:eastAsiaTheme="minorHAnsi"/>
+        </w:rPr>
+        <w:t>медиапотоков</w:t>
+      </w:r>
+      <w:proofErr w:type="spellEnd"/>
+      <w:r>
+        <w:rPr>
+          <w:rFonts w:eastAsiaTheme="minorHAnsi"/>
+        </w:rPr>
+        <w:t xml:space="preserve"> до формирования аналитического отчёта, а также определяя ресурсы и управляющие факторы для каждого подпроцесса.</w:t>
       </w:r>
     </w:p>
     <w:p>
@@ -8861,7 +11143,21 @@
         <w:rPr>
           <w:rFonts w:eastAsia="Microsoft YaHei"/>
         </w:rPr>
-        <w:t>) отображает информационную модель разрабатываемой системы. Диаграмма иллюстрирует основные сущности, их атрибуты и связи между ними, обеспечивая хранение данных пользователей, сеансов видеовстреч, аналитики в реальном времени и сообщений чата.</w:t>
+        <w:t xml:space="preserve">) отображает информационную модель разрабатываемой системы. Диаграмма иллюстрирует основные сущности, их атрибуты и связи между ними, обеспечивая хранение данных пользователей, сеансов </w:t>
+      </w:r>
+      <w:proofErr w:type="spellStart"/>
+      <w:r>
+        <w:rPr>
+          <w:rFonts w:eastAsia="Microsoft YaHei"/>
+        </w:rPr>
+        <w:t>видеовстреч</w:t>
+      </w:r>
+      <w:proofErr w:type="spellEnd"/>
+      <w:r>
+        <w:rPr>
+          <w:rFonts w:eastAsia="Microsoft YaHei"/>
+        </w:rPr>
+        <w:t>, аналитики в реальном времени и сообщений чата.</w:t>
       </w:r>
     </w:p>
     <w:p>
@@ -11719,8 +14015,18 @@
           <w:rFonts w:eastAsia="Microsoft YaHei"/>
           <w:color w:val="000000"/>
         </w:rPr>
-        <w:t>Сеанс видеовстречи</w:t>
-      </w:r>
+        <w:t xml:space="preserve">Сеанс </w:t>
+      </w:r>
+      <w:proofErr w:type="spellStart"/>
+      <w:r>
+        <w:rPr>
+          <w:rStyle w:val="aff2"/>
+          <w:rFonts w:eastAsia="Microsoft YaHei"/>
+          <w:color w:val="000000"/>
+        </w:rPr>
+        <w:t>видеовстречи</w:t>
+      </w:r>
+      <w:proofErr w:type="spellEnd"/>
       <w:r>
         <w:rPr>
           <w:rFonts w:eastAsia="Microsoft YaHei"/>
@@ -11824,8 +14130,19 @@
           <w:i w:val="0"/>
           <w:iCs w:val="0"/>
         </w:rPr>
-        <w:t>Описание сущности Сеанс видеовстречи</w:t>
-      </w:r>
+        <w:t xml:space="preserve">Описание сущности Сеанс </w:t>
+      </w:r>
+      <w:proofErr w:type="spellStart"/>
+      <w:r>
+        <w:rPr>
+          <w:rStyle w:val="ae"/>
+          <w:rFonts w:eastAsia="Microsoft YaHei"/>
+          <w:i w:val="0"/>
+          <w:iCs w:val="0"/>
+        </w:rPr>
+        <w:t>видеовстречи</w:t>
+      </w:r>
+      <w:proofErr w:type="spellEnd"/>
     </w:p>
     <w:tbl>
       <w:tblPr>
@@ -12167,12 +14484,21 @@
                 <w:sz w:val="28"/>
               </w:rPr>
             </w:pPr>
+            <w:proofErr w:type="spellStart"/>
             <w:r>
               <w:rPr>
                 <w:rFonts w:asciiTheme="majorHAnsi" w:hAnsiTheme="majorHAnsi" w:cstheme="majorHAnsi"/>
                 <w:sz w:val="28"/>
               </w:rPr>
-              <w:t>Человекочитаемое наименование сессии</w:t>
+              <w:t>Человекочитаемое</w:t>
+            </w:r>
+            <w:proofErr w:type="spellEnd"/>
+            <w:r>
+              <w:rPr>
+                <w:rFonts w:asciiTheme="majorHAnsi" w:hAnsiTheme="majorHAnsi" w:cstheme="majorHAnsi"/>
+                <w:sz w:val="28"/>
+              </w:rPr>
+              <w:t xml:space="preserve"> наименование сессии</w:t>
             </w:r>
           </w:p>
         </w:tc>
@@ -16951,21 +19277,7 @@
         <w:rPr>
           <w:rFonts w:eastAsia="Microsoft YaHei"/>
         </w:rPr>
-        <w:t>Пользователь системы → Токен обновления сессии: связь «один-ко-многим» (</w:t>
-      </w:r>
-      <w:proofErr w:type="gramStart"/>
-      <w:r>
-        <w:rPr>
-          <w:rFonts w:eastAsia="Microsoft YaHei"/>
-        </w:rPr>
-        <w:t>1:М</w:t>
-      </w:r>
-      <w:proofErr w:type="gramEnd"/>
-      <w:r>
-        <w:rPr>
-          <w:rFonts w:eastAsia="Microsoft YaHei"/>
-        </w:rPr>
-        <w:t>).</w:t>
+        <w:t>Пользователь системы → Токен обновления сессии: связь «один-ко-многим» (1:М).</w:t>
       </w:r>
     </w:p>
     <w:p>
@@ -16983,21 +19295,7 @@
         <w:rPr>
           <w:rFonts w:eastAsia="Microsoft YaHei"/>
         </w:rPr>
-        <w:t>Пользователь системы → Журнал аутентификации: связь «один-ко-многим» (</w:t>
-      </w:r>
-      <w:proofErr w:type="gramStart"/>
-      <w:r>
-        <w:rPr>
-          <w:rFonts w:eastAsia="Microsoft YaHei"/>
-        </w:rPr>
-        <w:t>1:М</w:t>
-      </w:r>
-      <w:proofErr w:type="gramEnd"/>
-      <w:r>
-        <w:rPr>
-          <w:rFonts w:eastAsia="Microsoft YaHei"/>
-        </w:rPr>
-        <w:t>).</w:t>
+        <w:t>Пользователь системы → Журнал аутентификации: связь «один-ко-многим» (1:М).</w:t>
       </w:r>
     </w:p>
     <w:p>
@@ -17015,21 +19313,21 @@
         <w:rPr>
           <w:rFonts w:eastAsia="Microsoft YaHei"/>
         </w:rPr>
-        <w:t>Пользователь системы → Сеанс видеовстречи: связь «один-ко-многим» (</w:t>
-      </w:r>
-      <w:proofErr w:type="gramStart"/>
+        <w:t xml:space="preserve">Пользователь системы → Сеанс </w:t>
+      </w:r>
+      <w:proofErr w:type="spellStart"/>
       <w:r>
         <w:rPr>
           <w:rFonts w:eastAsia="Microsoft YaHei"/>
         </w:rPr>
-        <w:t>1:М</w:t>
-      </w:r>
-      <w:proofErr w:type="gramEnd"/>
+        <w:t>видеовстречи</w:t>
+      </w:r>
+      <w:proofErr w:type="spellEnd"/>
       <w:r>
         <w:rPr>
           <w:rFonts w:eastAsia="Microsoft YaHei"/>
         </w:rPr>
-        <w:t>) по полю «Создан пользователем».</w:t>
+        <w:t>: связь «один-ко-многим» (1:М) по полю «Создан пользователем».</w:t>
       </w:r>
     </w:p>
     <w:p>
@@ -17047,21 +19345,21 @@
         <w:rPr>
           <w:rFonts w:eastAsia="Microsoft YaHei"/>
         </w:rPr>
-        <w:t>Сеанс видеовстречи → Участник встречи: связь «один-ко-многим» (</w:t>
-      </w:r>
-      <w:proofErr w:type="gramStart"/>
+        <w:t xml:space="preserve">Сеанс </w:t>
+      </w:r>
+      <w:proofErr w:type="spellStart"/>
       <w:r>
         <w:rPr>
           <w:rFonts w:eastAsia="Microsoft YaHei"/>
         </w:rPr>
-        <w:t>1:М</w:t>
-      </w:r>
-      <w:proofErr w:type="gramEnd"/>
+        <w:t>видеовстречи</w:t>
+      </w:r>
+      <w:proofErr w:type="spellEnd"/>
       <w:r>
         <w:rPr>
           <w:rFonts w:eastAsia="Microsoft YaHei"/>
         </w:rPr>
-        <w:t>).</w:t>
+        <w:t xml:space="preserve"> → Участник встречи: связь «один-ко-многим» (1:М).</w:t>
       </w:r>
     </w:p>
     <w:p>
@@ -17079,21 +19377,21 @@
         <w:rPr>
           <w:rFonts w:eastAsia="Microsoft YaHei"/>
         </w:rPr>
-        <w:t>Сеанс видеовстречи → Событие встречи: связь «один-ко-многим» (</w:t>
-      </w:r>
-      <w:proofErr w:type="gramStart"/>
+        <w:t xml:space="preserve">Сеанс </w:t>
+      </w:r>
+      <w:proofErr w:type="spellStart"/>
       <w:r>
         <w:rPr>
           <w:rFonts w:eastAsia="Microsoft YaHei"/>
         </w:rPr>
-        <w:t>1:М</w:t>
-      </w:r>
-      <w:proofErr w:type="gramEnd"/>
+        <w:t>видеовстречи</w:t>
+      </w:r>
+      <w:proofErr w:type="spellEnd"/>
       <w:r>
         <w:rPr>
           <w:rFonts w:eastAsia="Microsoft YaHei"/>
         </w:rPr>
-        <w:t>).</w:t>
+        <w:t xml:space="preserve"> → Событие встречи: связь «один-ко-многим» (1:М).</w:t>
       </w:r>
     </w:p>
     <w:p>
@@ -17111,21 +19409,21 @@
         <w:rPr>
           <w:rFonts w:eastAsia="Microsoft YaHei"/>
         </w:rPr>
-        <w:t>Сеанс видеовстречи → Событие аналитики: связь «один-ко-многим» (</w:t>
-      </w:r>
-      <w:proofErr w:type="gramStart"/>
+        <w:t xml:space="preserve">Сеанс </w:t>
+      </w:r>
+      <w:proofErr w:type="spellStart"/>
       <w:r>
         <w:rPr>
           <w:rFonts w:eastAsia="Microsoft YaHei"/>
         </w:rPr>
-        <w:t>1:М</w:t>
-      </w:r>
-      <w:proofErr w:type="gramEnd"/>
+        <w:t>видеовстречи</w:t>
+      </w:r>
+      <w:proofErr w:type="spellEnd"/>
       <w:r>
         <w:rPr>
           <w:rFonts w:eastAsia="Microsoft YaHei"/>
         </w:rPr>
-        <w:t>).</w:t>
+        <w:t xml:space="preserve"> → Событие аналитики: связь «один-ко-многим» (1:М).</w:t>
       </w:r>
     </w:p>
     <w:p>
@@ -17143,21 +19441,21 @@
         <w:rPr>
           <w:rFonts w:eastAsia="Microsoft YaHei"/>
         </w:rPr>
-        <w:t>Сеанс видеовстречи → Отчёт по сеансу: связь «один-ко-многим» (</w:t>
-      </w:r>
-      <w:proofErr w:type="gramStart"/>
+        <w:t xml:space="preserve">Сеанс </w:t>
+      </w:r>
+      <w:proofErr w:type="spellStart"/>
       <w:r>
         <w:rPr>
           <w:rFonts w:eastAsia="Microsoft YaHei"/>
         </w:rPr>
-        <w:t>1:М</w:t>
-      </w:r>
-      <w:proofErr w:type="gramEnd"/>
+        <w:t>видеовстречи</w:t>
+      </w:r>
+      <w:proofErr w:type="spellEnd"/>
       <w:r>
         <w:rPr>
           <w:rFonts w:eastAsia="Microsoft YaHei"/>
         </w:rPr>
-        <w:t>).</w:t>
+        <w:t xml:space="preserve"> → Отчёт по сеансу: связь «один-ко-многим» (1:М).</w:t>
       </w:r>
     </w:p>
     <w:p>
@@ -17176,21 +19474,21 @@
           <w:rFonts w:eastAsia="Microsoft YaHei"/>
         </w:rPr>
         <w:lastRenderedPageBreak/>
-        <w:t>Сеанс видеовстречи → Сообщение чата: связь «один-ко-многим» (</w:t>
-      </w:r>
-      <w:proofErr w:type="gramStart"/>
+        <w:t xml:space="preserve">Сеанс </w:t>
+      </w:r>
+      <w:proofErr w:type="spellStart"/>
       <w:r>
         <w:rPr>
           <w:rFonts w:eastAsia="Microsoft YaHei"/>
         </w:rPr>
-        <w:t>1:М</w:t>
-      </w:r>
-      <w:proofErr w:type="gramEnd"/>
+        <w:t>видеовстречи</w:t>
+      </w:r>
+      <w:proofErr w:type="spellEnd"/>
       <w:r>
         <w:rPr>
           <w:rFonts w:eastAsia="Microsoft YaHei"/>
         </w:rPr>
-        <w:t>).</w:t>
+        <w:t xml:space="preserve"> → Сообщение чата: связь «один-ко-многим» (1:М).</w:t>
       </w:r>
     </w:p>
     <w:p>
@@ -17203,7 +19501,21 @@
         <w:rPr>
           <w:rFonts w:eastAsia="Microsoft YaHei"/>
         </w:rPr>
-        <w:t>Данная информационная модель обеспечивает структурированное хранение и обработку данных для разрабатываемой системы, позволяя эффективно управлять доступом, отслеживать жизненный цикл видеосессий, сохранять результаты анализа в гибком формате и обеспечивать целостность данных при каскадном удалении завершённых встреч.</w:t>
+        <w:t xml:space="preserve">Данная информационная модель обеспечивает структурированное хранение и обработку данных для разрабатываемой системы, позволяя эффективно управлять доступом, отслеживать жизненный цикл </w:t>
+      </w:r>
+      <w:proofErr w:type="spellStart"/>
+      <w:r>
+        <w:rPr>
+          <w:rFonts w:eastAsia="Microsoft YaHei"/>
+        </w:rPr>
+        <w:t>видеосессий</w:t>
+      </w:r>
+      <w:proofErr w:type="spellEnd"/>
+      <w:r>
+        <w:rPr>
+          <w:rFonts w:eastAsia="Microsoft YaHei"/>
+        </w:rPr>
+        <w:t>, сохранять результаты анализа в гибком формате и обеспечивать целостность данных при каскадном удалении завершённых встреч.</w:t>
       </w:r>
     </w:p>
     <w:p>
@@ -17733,7 +20045,21 @@
         <w:rPr>
           <w:rFonts w:eastAsia="Microsoft YaHei"/>
         </w:rPr>
-        <w:t xml:space="preserve"> (уникальный) – криптографический хеш токена;</w:t>
+        <w:t xml:space="preserve"> (уникальный) – криптографический </w:t>
+      </w:r>
+      <w:proofErr w:type="spellStart"/>
+      <w:r>
+        <w:rPr>
+          <w:rFonts w:eastAsia="Microsoft YaHei"/>
+        </w:rPr>
+        <w:t>хеш</w:t>
+      </w:r>
+      <w:proofErr w:type="spellEnd"/>
+      <w:r>
+        <w:rPr>
+          <w:rFonts w:eastAsia="Microsoft YaHei"/>
+        </w:rPr>
+        <w:t xml:space="preserve"> токена;</w:t>
       </w:r>
     </w:p>
     <w:p>
@@ -18035,7 +20361,25 @@
           <w:rFonts w:eastAsia="Microsoft YaHei"/>
           <w:color w:val="000000"/>
         </w:rPr>
-        <w:t>Сеанс видеовстречи:</w:t>
+        <w:t xml:space="preserve">Сеанс </w:t>
+      </w:r>
+      <w:proofErr w:type="spellStart"/>
+      <w:r>
+        <w:rPr>
+          <w:rStyle w:val="aff2"/>
+          <w:rFonts w:eastAsia="Microsoft YaHei"/>
+          <w:color w:val="000000"/>
+        </w:rPr>
+        <w:t>видеовстречи</w:t>
+      </w:r>
+      <w:proofErr w:type="spellEnd"/>
+      <w:r>
+        <w:rPr>
+          <w:rStyle w:val="aff2"/>
+          <w:rFonts w:eastAsia="Microsoft YaHei"/>
+          <w:color w:val="000000"/>
+        </w:rPr>
+        <w:t>:</w:t>
       </w:r>
     </w:p>
     <w:p>
@@ -18088,7 +20432,21 @@
         <w:rPr>
           <w:rFonts w:eastAsia="Microsoft YaHei"/>
         </w:rPr>
-        <w:t xml:space="preserve"> – человекочитаемое наименование;</w:t>
+        <w:t xml:space="preserve"> – </w:t>
+      </w:r>
+      <w:proofErr w:type="spellStart"/>
+      <w:r>
+        <w:rPr>
+          <w:rFonts w:eastAsia="Microsoft YaHei"/>
+        </w:rPr>
+        <w:t>человекочитаемое</w:t>
+      </w:r>
+      <w:proofErr w:type="spellEnd"/>
+      <w:r>
+        <w:rPr>
+          <w:rFonts w:eastAsia="Microsoft YaHei"/>
+        </w:rPr>
+        <w:t xml:space="preserve"> наименование;</w:t>
       </w:r>
     </w:p>
     <w:p>
@@ -18658,7 +21016,27 @@
           <w:b w:val="0"/>
           <w:bCs w:val="0"/>
         </w:rPr>
-        <w:t>Идентификатор сеанса (внешний ключ) – ссылка на таблицу сеансов видеовстречи;</w:t>
+        <w:t xml:space="preserve">Идентификатор сеанса (внешний ключ) – ссылка на таблицу сеансов </w:t>
+      </w:r>
+      <w:proofErr w:type="spellStart"/>
+      <w:r>
+        <w:rPr>
+          <w:rStyle w:val="aff2"/>
+          <w:rFonts w:eastAsia="Microsoft YaHei"/>
+          <w:b w:val="0"/>
+          <w:bCs w:val="0"/>
+        </w:rPr>
+        <w:t>видеовстречи</w:t>
+      </w:r>
+      <w:proofErr w:type="spellEnd"/>
+      <w:r>
+        <w:rPr>
+          <w:rStyle w:val="aff2"/>
+          <w:rFonts w:eastAsia="Microsoft YaHei"/>
+          <w:b w:val="0"/>
+          <w:bCs w:val="0"/>
+        </w:rPr>
+        <w:t>;</w:t>
       </w:r>
     </w:p>
     <w:p>
@@ -19078,21 +21456,7 @@
         <w:rPr>
           <w:rFonts w:eastAsia="Microsoft YaHei"/>
         </w:rPr>
-        <w:t>Пользователь системы → Токен обновления сессии: связь «один-ко-многим» (</w:t>
-      </w:r>
-      <w:proofErr w:type="gramStart"/>
-      <w:r>
-        <w:rPr>
-          <w:rFonts w:eastAsia="Microsoft YaHei"/>
-        </w:rPr>
-        <w:t>1:М</w:t>
-      </w:r>
-      <w:proofErr w:type="gramEnd"/>
-      <w:r>
-        <w:rPr>
-          <w:rFonts w:eastAsia="Microsoft YaHei"/>
-        </w:rPr>
-        <w:t>), один пользователь может иметь несколько активных или отозванных токенов.</w:t>
+        <w:t>Пользователь системы → Токен обновления сессии: связь «один-ко-многим» (1:М), один пользователь может иметь несколько активных или отозванных токенов.</w:t>
       </w:r>
     </w:p>
     <w:p>
@@ -19110,21 +21474,7 @@
         <w:rPr>
           <w:rFonts w:eastAsia="Microsoft YaHei"/>
         </w:rPr>
-        <w:t>Пользователь системы → Журнал аутентификации: связь «один-ко-многим» (</w:t>
-      </w:r>
-      <w:proofErr w:type="gramStart"/>
-      <w:r>
-        <w:rPr>
-          <w:rFonts w:eastAsia="Microsoft YaHei"/>
-        </w:rPr>
-        <w:t>1:М</w:t>
-      </w:r>
-      <w:proofErr w:type="gramEnd"/>
-      <w:r>
-        <w:rPr>
-          <w:rFonts w:eastAsia="Microsoft YaHei"/>
-        </w:rPr>
-        <w:t>), фиксация истории всех действий входа.</w:t>
+        <w:t>Пользователь системы → Журнал аутентификации: связь «один-ко-многим» (1:М), фиксация истории всех действий входа.</w:t>
       </w:r>
     </w:p>
     <w:p>
@@ -19142,21 +21492,21 @@
         <w:rPr>
           <w:rFonts w:eastAsia="Microsoft YaHei"/>
         </w:rPr>
-        <w:t>Пользователь системы → Сеанс видеовстречи: связь «один-ко-многим» (</w:t>
-      </w:r>
-      <w:proofErr w:type="gramStart"/>
+        <w:t xml:space="preserve">Пользователь системы → Сеанс </w:t>
+      </w:r>
+      <w:proofErr w:type="spellStart"/>
       <w:r>
         <w:rPr>
           <w:rFonts w:eastAsia="Microsoft YaHei"/>
         </w:rPr>
-        <w:t>1:М</w:t>
-      </w:r>
-      <w:proofErr w:type="gramEnd"/>
+        <w:t>видеовстречи</w:t>
+      </w:r>
+      <w:proofErr w:type="spellEnd"/>
       <w:r>
         <w:rPr>
           <w:rFonts w:eastAsia="Microsoft YaHei"/>
         </w:rPr>
-        <w:t>), организатор создаёт множество встреч.</w:t>
+        <w:t>: связь «один-ко-многим» (1:М), организатор создаёт множество встреч.</w:t>
       </w:r>
     </w:p>
     <w:p>
@@ -19174,21 +21524,21 @@
         <w:rPr>
           <w:rFonts w:eastAsia="Microsoft YaHei"/>
         </w:rPr>
-        <w:t>Сеанс видеовстречи → Участник встречи: связь «один-ко-многим» (</w:t>
-      </w:r>
-      <w:proofErr w:type="gramStart"/>
+        <w:t xml:space="preserve">Сеанс </w:t>
+      </w:r>
+      <w:proofErr w:type="spellStart"/>
       <w:r>
         <w:rPr>
           <w:rFonts w:eastAsia="Microsoft YaHei"/>
         </w:rPr>
-        <w:t>1:М</w:t>
-      </w:r>
-      <w:proofErr w:type="gramEnd"/>
+        <w:t>видеовстречи</w:t>
+      </w:r>
+      <w:proofErr w:type="spellEnd"/>
       <w:r>
         <w:rPr>
           <w:rFonts w:eastAsia="Microsoft YaHei"/>
         </w:rPr>
-        <w:t>), в одной встрече участвует несколько человек.</w:t>
+        <w:t xml:space="preserve"> → Участник встречи: связь «один-ко-многим» (1:М), в одной встрече участвует несколько человек.</w:t>
       </w:r>
     </w:p>
     <w:p>
@@ -19206,21 +21556,21 @@
         <w:rPr>
           <w:rFonts w:eastAsia="Microsoft YaHei"/>
         </w:rPr>
-        <w:t>Сеанс видеовстречи → Событие аналитики: связь «один-ко-многим» (</w:t>
-      </w:r>
-      <w:proofErr w:type="gramStart"/>
+        <w:t xml:space="preserve">Сеанс </w:t>
+      </w:r>
+      <w:proofErr w:type="spellStart"/>
       <w:r>
         <w:rPr>
           <w:rFonts w:eastAsia="Microsoft YaHei"/>
         </w:rPr>
-        <w:t>1:М</w:t>
-      </w:r>
-      <w:proofErr w:type="gramEnd"/>
+        <w:t>видеовстречи</w:t>
+      </w:r>
+      <w:proofErr w:type="spellEnd"/>
       <w:r>
         <w:rPr>
           <w:rFonts w:eastAsia="Microsoft YaHei"/>
         </w:rPr>
-        <w:t>), одна сессия генерирует поток событий анализа.</w:t>
+        <w:t xml:space="preserve"> → Событие аналитики: связь «один-ко-многим» (1:М), одна сессия генерирует поток событий анализа.</w:t>
       </w:r>
     </w:p>
     <w:p>
@@ -19238,21 +21588,21 @@
         <w:rPr>
           <w:rFonts w:eastAsia="Microsoft YaHei"/>
         </w:rPr>
-        <w:t>Сеанс видеовстречи → Событие встречи: связь «один-ко-многим» (</w:t>
-      </w:r>
-      <w:proofErr w:type="gramStart"/>
+        <w:t xml:space="preserve">Сеанс </w:t>
+      </w:r>
+      <w:proofErr w:type="spellStart"/>
       <w:r>
         <w:rPr>
           <w:rFonts w:eastAsia="Microsoft YaHei"/>
         </w:rPr>
-        <w:t>1:М</w:t>
-      </w:r>
-      <w:proofErr w:type="gramEnd"/>
+        <w:t>видеовстречи</w:t>
+      </w:r>
+      <w:proofErr w:type="spellEnd"/>
       <w:r>
         <w:rPr>
           <w:rFonts w:eastAsia="Microsoft YaHei"/>
         </w:rPr>
-        <w:t>), одна встреча фиксирует ноль или более событий.</w:t>
+        <w:t xml:space="preserve"> → Событие встречи: связь «один-ко-многим» (1:М), одна встреча фиксирует ноль или более событий.</w:t>
       </w:r>
     </w:p>
     <w:p>
@@ -19270,21 +21620,21 @@
         <w:rPr>
           <w:rFonts w:eastAsia="Microsoft YaHei"/>
         </w:rPr>
-        <w:t>Сеанс видеовстречи → Отчёт по сеансу: связь «один-ко-многим» (</w:t>
-      </w:r>
-      <w:proofErr w:type="gramStart"/>
+        <w:t xml:space="preserve">Сеанс </w:t>
+      </w:r>
+      <w:proofErr w:type="spellStart"/>
       <w:r>
         <w:rPr>
           <w:rFonts w:eastAsia="Microsoft YaHei"/>
         </w:rPr>
-        <w:t>1:М</w:t>
-      </w:r>
-      <w:proofErr w:type="gramEnd"/>
+        <w:t>видеовстречи</w:t>
+      </w:r>
+      <w:proofErr w:type="spellEnd"/>
       <w:r>
         <w:rPr>
           <w:rFonts w:eastAsia="Microsoft YaHei"/>
         </w:rPr>
-        <w:t>), отчёт привязан к конкретной встрече.</w:t>
+        <w:t xml:space="preserve"> → Отчёт по сеансу: связь «один-ко-многим» (1:М), отчёт привязан к конкретной встрече.</w:t>
       </w:r>
     </w:p>
     <w:p>
@@ -19302,21 +21652,21 @@
         <w:rPr>
           <w:rFonts w:eastAsia="Microsoft YaHei"/>
         </w:rPr>
-        <w:t>Сеанс видеовстречи → Сообщение чата: связь «один-ко-многим» (</w:t>
-      </w:r>
-      <w:proofErr w:type="gramStart"/>
+        <w:t xml:space="preserve">Сеанс </w:t>
+      </w:r>
+      <w:proofErr w:type="spellStart"/>
       <w:r>
         <w:rPr>
           <w:rFonts w:eastAsia="Microsoft YaHei"/>
         </w:rPr>
-        <w:t>1:М</w:t>
-      </w:r>
-      <w:proofErr w:type="gramEnd"/>
+        <w:t>видеовстречи</w:t>
+      </w:r>
+      <w:proofErr w:type="spellEnd"/>
       <w:r>
         <w:rPr>
           <w:rFonts w:eastAsia="Microsoft YaHei"/>
         </w:rPr>
-        <w:t>), чат изолирован в пределах одной комнаты.</w:t>
+        <w:t xml:space="preserve"> → Сообщение чата: связь «один-ко-многим» (1:М), чат изолирован в пределах одной комнаты.</w:t>
       </w:r>
     </w:p>
     <w:p>
@@ -19329,7 +21679,21 @@
         <w:rPr>
           <w:rFonts w:eastAsia="Microsoft YaHei"/>
         </w:rPr>
-        <w:t xml:space="preserve">Данная логическая модель обеспечивает эффективное хранение и обработку данных для разрабатываемой системы, позволяя структурировать информацию о пользователях, управлять жизненным циклом видеосессий, сохранять результаты анализа в гибком событийном формате и обеспечивать </w:t>
+        <w:t xml:space="preserve">Данная логическая модель обеспечивает эффективное хранение и обработку данных для разрабатываемой системы, позволяя структурировать информацию о пользователях, управлять жизненным циклом </w:t>
+      </w:r>
+      <w:proofErr w:type="spellStart"/>
+      <w:r>
+        <w:rPr>
+          <w:rFonts w:eastAsia="Microsoft YaHei"/>
+        </w:rPr>
+        <w:t>видеосессий</w:t>
+      </w:r>
+      <w:proofErr w:type="spellEnd"/>
+      <w:r>
+        <w:rPr>
+          <w:rFonts w:eastAsia="Microsoft YaHei"/>
+        </w:rPr>
+        <w:t xml:space="preserve">, сохранять результаты анализа в гибком событийном формате и обеспечивать </w:t>
       </w:r>
       <w:r>
         <w:rPr>
@@ -19389,7 +21753,23 @@
         <w:contextualSpacing/>
       </w:pPr>
       <w:r>
-        <w:t>Разработанный программный комплекс представляет собой веб-платформу для планирования онлайн-сессий, проведения видеовстреч в браузере, сбора мультимодальной аналитики (речь, мимика, эмоции) и формирования отчётности для организатора. Архитектура системы построена по клиент-серверной модели с выделением ресурсоёмких задач искусственного интеллекта в отдельные микросервисы.</w:t>
+        <w:t xml:space="preserve">Разработанный программный комплекс представляет собой веб-платформу для планирования онлайн-сессий, проведения </w:t>
+      </w:r>
+      <w:proofErr w:type="spellStart"/>
+      <w:r>
+        <w:t>видеовстреч</w:t>
+      </w:r>
+      <w:proofErr w:type="spellEnd"/>
+      <w:r>
+        <w:t xml:space="preserve"> в браузере, сбора мультимодальной аналитики (речь, мимика, эмоции) и формирования отчётности для организатора. Архитектура системы построена по клиент-серверной модели с выделением ресурсоёмких задач искусственного интеллекта в отдельные </w:t>
+      </w:r>
+      <w:proofErr w:type="spellStart"/>
+      <w:r>
+        <w:t>микросервисы</w:t>
+      </w:r>
+      <w:proofErr w:type="spellEnd"/>
+      <w:r>
+        <w:t>.</w:t>
       </w:r>
     </w:p>
     <w:p>
@@ -19397,7 +21777,23 @@
         <w:contextualSpacing/>
       </w:pPr>
       <w:r>
-        <w:t>Комплекс организован в виде монорепозитория, что обеспечивает согласованность интерфейсов, упрощает управление зависимостями и ускоряет процесс разработки. Оркестрация сервисов осуществляется с помощью средств контейнеризации, поддерживающих базовый профиль (клиентская часть, серверная часть, СУБД) и опциональный профиль искусственного интеллекта (AI-шлюз, сервис распознавания речи).</w:t>
+        <w:t xml:space="preserve">Комплекс организован в виде </w:t>
+      </w:r>
+      <w:proofErr w:type="spellStart"/>
+      <w:r>
+        <w:t>монорепозитория</w:t>
+      </w:r>
+      <w:proofErr w:type="spellEnd"/>
+      <w:r>
+        <w:t xml:space="preserve">, что обеспечивает согласованность интерфейсов, упрощает управление зависимостями и ускоряет процесс разработки. </w:t>
+      </w:r>
+      <w:proofErr w:type="spellStart"/>
+      <w:r>
+        <w:t>Оркестрация</w:t>
+      </w:r>
+      <w:proofErr w:type="spellEnd"/>
+      <w:r>
+        <w:t xml:space="preserve"> сервисов осуществляется с помощью средств контейнеризации, поддерживающих базовый профиль (клиентская часть, серверная часть, СУБД) и опциональный профиль искусственного интеллекта (AI-шлюз, сервис распознавания речи).</w:t>
       </w:r>
     </w:p>
     <w:p>
@@ -19428,8 +21824,29 @@
         </w:numPr>
         <w:contextualSpacing/>
       </w:pPr>
-      <w:r>
-        <w:t>WebSocket – для низкозадержочного обмена медиаданными, событиями встречи, потоковой аналитикой и чатом в реальном времени.</w:t>
+      <w:proofErr w:type="spellStart"/>
+      <w:r>
+        <w:t>WebSocket</w:t>
+      </w:r>
+      <w:proofErr w:type="spellEnd"/>
+      <w:r>
+        <w:t xml:space="preserve"> – для </w:t>
+      </w:r>
+      <w:proofErr w:type="spellStart"/>
+      <w:r>
+        <w:t>низкозадержочного</w:t>
+      </w:r>
+      <w:proofErr w:type="spellEnd"/>
+      <w:r>
+        <w:t xml:space="preserve"> обмена </w:t>
+      </w:r>
+      <w:proofErr w:type="spellStart"/>
+      <w:r>
+        <w:t>медиаданными</w:t>
+      </w:r>
+      <w:proofErr w:type="spellEnd"/>
+      <w:r>
+        <w:t>, событиями встречи, потоковой аналитикой и чатом в реальном времени.</w:t>
       </w:r>
     </w:p>
     <w:p>
@@ -19458,7 +21875,31 @@
         <w:contextualSpacing/>
       </w:pPr>
       <w:r>
-        <w:t>Клиентская часть реализована как одностраничное приложение (SPA) на базе стека React, TypeScript и сборщика Vite. Интерфейс спроектирован с учётом принципов компонентного подхода и разделения ответственности.</w:t>
+        <w:t xml:space="preserve">Клиентская часть реализована как одностраничное приложение (SPA) на базе стека </w:t>
+      </w:r>
+      <w:proofErr w:type="spellStart"/>
+      <w:r>
+        <w:t>React</w:t>
+      </w:r>
+      <w:proofErr w:type="spellEnd"/>
+      <w:r>
+        <w:t xml:space="preserve">, </w:t>
+      </w:r>
+      <w:proofErr w:type="spellStart"/>
+      <w:r>
+        <w:t>TypeScript</w:t>
+      </w:r>
+      <w:proofErr w:type="spellEnd"/>
+      <w:r>
+        <w:t xml:space="preserve"> и сборщика </w:t>
+      </w:r>
+      <w:proofErr w:type="spellStart"/>
+      <w:r>
+        <w:t>Vite</w:t>
+      </w:r>
+      <w:proofErr w:type="spellEnd"/>
+      <w:r>
+        <w:t>. Интерфейс спроектирован с учётом принципов компонентного подхода и разделения ответственности.</w:t>
       </w:r>
     </w:p>
     <w:p>
@@ -19501,8 +21942,21 @@
         </w:numPr>
         <w:contextualSpacing/>
       </w:pPr>
-      <w:r>
-        <w:t>WebSocket-механизм обеспечивает автоматическое переподключение, обработку сигналов активности и маршрутизацию входящих событий. Разбор доменных событий делегирован специализированной функции, которая обновляет состояние, показывает уведомления и реагирует на завершение встречи.</w:t>
+      <w:proofErr w:type="spellStart"/>
+      <w:r>
+        <w:t>WebSocket</w:t>
+      </w:r>
+      <w:proofErr w:type="spellEnd"/>
+      <w:r>
+        <w:t xml:space="preserve">-механизм обеспечивает автоматическое </w:t>
+      </w:r>
+      <w:proofErr w:type="spellStart"/>
+      <w:r>
+        <w:t>переподключение</w:t>
+      </w:r>
+      <w:proofErr w:type="spellEnd"/>
+      <w:r>
+        <w:t>, обработку сигналов активности и маршрутизацию входящих событий. Разбор доменных событий делегирован специализированной функции, которая обновляет состояние, показывает уведомления и реагирует на завершение встречи.</w:t>
       </w:r>
     </w:p>
     <w:p>
@@ -19578,6 +22032,7 @@
       </w:r>
       <w:r>
         <w:rPr>
+          <w:noProof/>
           <w:lang w:val="en-US"/>
         </w:rPr>
         <w:drawing>
@@ -19711,7 +22166,15 @@
       <w:bookmarkStart w:id="36" w:name="_Toc229467891"/>
       <w:bookmarkStart w:id="37" w:name="_Toc232414676"/>
       <w:r>
-        <w:t>Серверный модуль управления сессиями и WebSocket-коммуникации</w:t>
+        <w:t xml:space="preserve">Серверный модуль управления сессиями и </w:t>
+      </w:r>
+      <w:proofErr w:type="spellStart"/>
+      <w:r>
+        <w:t>WebSocket</w:t>
+      </w:r>
+      <w:proofErr w:type="spellEnd"/>
+      <w:r>
+        <w:t>-коммуникации</w:t>
       </w:r>
       <w:bookmarkEnd w:id="36"/>
       <w:bookmarkEnd w:id="37"/>
@@ -19721,7 +22184,15 @@
         <w:contextualSpacing/>
       </w:pPr>
       <w:r>
-        <w:t>Серверная часть написана на языке Go с использованием веб-фреймворка Gin. Точка входа выполняет инициализацию подключения к СУБД, настройку CORS, регистрацию промежуточного ПО и маршрутов.</w:t>
+        <w:t xml:space="preserve">Серверная часть написана на языке Go с использованием веб-фреймворка </w:t>
+      </w:r>
+      <w:proofErr w:type="spellStart"/>
+      <w:r>
+        <w:t>Gin</w:t>
+      </w:r>
+      <w:proofErr w:type="spellEnd"/>
+      <w:r>
+        <w:t>. Точка входа выполняет инициализацию подключения к СУБД, настройку CORS, регистрацию промежуточного ПО и маршрутов.</w:t>
       </w:r>
     </w:p>
     <w:p>
@@ -19741,7 +22212,15 @@
         <w:contextualSpacing/>
       </w:pPr>
       <w:r>
-        <w:t>Цепочка middleware: восстановление после сбоев → идентификация запроса → логирование доступа → CORS → ограничение попыток входа → проверка аутентификации. Такая последовательность обеспечивает отказоустойчивость, аудит запросов, защиту от подбора паролей и контроль доступа.</w:t>
+        <w:t xml:space="preserve">Цепочка </w:t>
+      </w:r>
+      <w:proofErr w:type="spellStart"/>
+      <w:r>
+        <w:t>middleware</w:t>
+      </w:r>
+      <w:proofErr w:type="spellEnd"/>
+      <w:r>
+        <w:t>: восстановление после сбоев → идентификация запроса → логирование доступа → CORS → ограничение попыток входа → проверка аутентификации. Такая последовательность обеспечивает отказоустойчивость, аудит запросов, защиту от подбора паролей и контроль доступа.</w:t>
       </w:r>
     </w:p>
     <w:p>
@@ -19752,8 +22231,13 @@
         </w:numPr>
         <w:contextualSpacing/>
       </w:pPr>
-      <w:r>
-        <w:t>WebSocket-хаб управляет пулом соединений по идентификатору сессии. При получении сообщения о присоединении сервер сохраняет метаданные подключения, рассылает событие о новом участнике всем клиентам и отправляет новому участнику текущий список присутствующих.</w:t>
+      <w:proofErr w:type="spellStart"/>
+      <w:r>
+        <w:t>WebSocket</w:t>
+      </w:r>
+      <w:proofErr w:type="spellEnd"/>
+      <w:r>
+        <w:t>-хаб управляет пулом соединений по идентификатору сессии. При получении сообщения о присоединении сервер сохраняет метаданные подключения, рассылает событие о новом участнике всем клиентам и отправляет новому участнику текущий список присутствующих.</w:t>
       </w:r>
     </w:p>
     <w:p>
@@ -19765,11 +22249,27 @@
         <w:contextualSpacing/>
       </w:pPr>
       <w:r>
-        <w:t xml:space="preserve">Обработка медиа-событий: сообщения типов «кадр», «аудио», «сообщение чата» маршрутизируются к зарегистрированным обработчикам. События аналитики (текстовый анализ, аудиоанализ, </w:t>
+        <w:t xml:space="preserve">Обработка медиа-событий: сообщения типов «кадр», «аудио», «сообщение чата» маршрутизируются к зарегистрированным обработчикам. События аналитики (текстовый анализ, </w:t>
+      </w:r>
+      <w:proofErr w:type="spellStart"/>
+      <w:r>
+        <w:t>аудиоанализ</w:t>
+      </w:r>
+      <w:proofErr w:type="spellEnd"/>
+      <w:r>
+        <w:t xml:space="preserve">, </w:t>
       </w:r>
       <w:r>
         <w:lastRenderedPageBreak/>
-        <w:t>анализ лица, эмоции) записываются в таблицу событий и одновременно транслируются клиентам. Отладочные сообщения не сохраняются в БД, а сразу передаются по WebSocket для снижения нагрузки на дисковую подсистему.</w:t>
+        <w:t xml:space="preserve">анализ лица, эмоции) записываются в таблицу событий и одновременно транслируются клиентам. Отладочные сообщения не сохраняются в БД, а сразу передаются по </w:t>
+      </w:r>
+      <w:proofErr w:type="spellStart"/>
+      <w:r>
+        <w:t>WebSocket</w:t>
+      </w:r>
+      <w:proofErr w:type="spellEnd"/>
+      <w:r>
+        <w:t xml:space="preserve"> для снижения нагрузки на дисковую подсистему.</w:t>
       </w:r>
     </w:p>
     <w:p>
@@ -19801,7 +22301,23 @@
         <w:contextualSpacing/>
       </w:pPr>
       <w:r>
-        <w:t>Подсистема безопасности построена на основе stateless-архитектуры с использованием JWT (JSON Web Tokens). Процесс аутентификации включает:</w:t>
+        <w:t xml:space="preserve">Подсистема безопасности построена на основе </w:t>
+      </w:r>
+      <w:proofErr w:type="spellStart"/>
+      <w:r>
+        <w:t>stateless</w:t>
+      </w:r>
+      <w:proofErr w:type="spellEnd"/>
+      <w:r>
+        <w:t xml:space="preserve">-архитектуры с использованием JWT (JSON Web </w:t>
+      </w:r>
+      <w:proofErr w:type="spellStart"/>
+      <w:r>
+        <w:t>Tokens</w:t>
+      </w:r>
+      <w:proofErr w:type="spellEnd"/>
+      <w:r>
+        <w:t>). Процесс аутентификации включает:</w:t>
       </w:r>
     </w:p>
     <w:p>
@@ -19813,7 +22329,15 @@
         <w:contextualSpacing/>
       </w:pPr>
       <w:r>
-        <w:t>Проверку учётных данных через запрос входа с валидацией хеша пароля.</w:t>
+        <w:t xml:space="preserve">Проверку учётных данных через запрос входа с валидацией </w:t>
+      </w:r>
+      <w:proofErr w:type="spellStart"/>
+      <w:r>
+        <w:t>хеша</w:t>
+      </w:r>
+      <w:proofErr w:type="spellEnd"/>
+      <w:r>
+        <w:t xml:space="preserve"> пароля.</w:t>
       </w:r>
     </w:p>
     <w:p>
@@ -19881,7 +22405,15 @@
         <w:contextualSpacing/>
       </w:pPr>
       <w:r>
-        <w:t>В продакшн-окружении предполагается использование HTTPS/WSS, строгих CORS-правил и безопасных cookie для токенов обновления.</w:t>
+        <w:t xml:space="preserve">В продакшн-окружении предполагается использование HTTPS/WSS, строгих CORS-правил и безопасных </w:t>
+      </w:r>
+      <w:proofErr w:type="spellStart"/>
+      <w:r>
+        <w:t>cookie</w:t>
+      </w:r>
+      <w:proofErr w:type="spellEnd"/>
+      <w:r>
+        <w:t xml:space="preserve"> для токенов обновления.</w:t>
       </w:r>
     </w:p>
     <w:p>
@@ -19891,17 +22423,30 @@
       <w:bookmarkStart w:id="40" w:name="_Toc229467893"/>
       <w:bookmarkStart w:id="41" w:name="_Toc232414678"/>
       <w:r>
-        <w:t>Модуль захвата и передачи медиапотоков</w:t>
+        <w:t xml:space="preserve">Модуль захвата и передачи </w:t>
+      </w:r>
+      <w:proofErr w:type="spellStart"/>
+      <w:r>
+        <w:t>медиапотоков</w:t>
       </w:r>
       <w:bookmarkEnd w:id="40"/>
       <w:bookmarkEnd w:id="41"/>
+      <w:proofErr w:type="spellEnd"/>
     </w:p>
     <w:p>
       <w:pPr>
         <w:contextualSpacing/>
       </w:pPr>
       <w:r>
-        <w:t>Захват медиаданных на стороне клиента реализован через нативные браузерные API без использования сторонних плагинов.</w:t>
+        <w:t xml:space="preserve">Захват </w:t>
+      </w:r>
+      <w:proofErr w:type="spellStart"/>
+      <w:r>
+        <w:t>медиаданных</w:t>
+      </w:r>
+      <w:proofErr w:type="spellEnd"/>
+      <w:r>
+        <w:t xml:space="preserve"> на стороне клиента реализован через нативные браузерные API без использования сторонних плагинов.</w:t>
       </w:r>
     </w:p>
     <w:p>
@@ -19913,11 +22458,27 @@
         <w:contextualSpacing/>
       </w:pPr>
       <w:r>
-        <w:t xml:space="preserve">Аудио: создаётся компонент записи исключительно для аудиодорожки микрофона. Для корректного декодирования на стороне сервера применяется стратегия кумулятивного накопления чанков: вместо </w:t>
+        <w:t xml:space="preserve">Аудио: создаётся компонент записи исключительно для аудиодорожки микрофона. Для корректного декодирования на стороне сервера применяется стратегия кумулятивного накопления </w:t>
+      </w:r>
+      <w:proofErr w:type="spellStart"/>
+      <w:r>
+        <w:t>чанков</w:t>
+      </w:r>
+      <w:proofErr w:type="spellEnd"/>
+      <w:r>
+        <w:t xml:space="preserve">: вместо </w:t>
       </w:r>
       <w:r>
         <w:lastRenderedPageBreak/>
-        <w:t>отправки изолированных фрагментов система формирует непрерывный буфер, содержащий инициализирующий сегмент и последующие кластеры. Буфер кодируется в Base64 и отправляется по WebSocket с заданным интервалом или по достижению лимита размера.</w:t>
+        <w:t xml:space="preserve">отправки изолированных фрагментов система формирует непрерывный буфер, содержащий инициализирующий сегмент и последующие кластеры. Буфер кодируется в Base64 и отправляется по </w:t>
+      </w:r>
+      <w:proofErr w:type="spellStart"/>
+      <w:r>
+        <w:t>WebSocket</w:t>
+      </w:r>
+      <w:proofErr w:type="spellEnd"/>
+      <w:r>
+        <w:t xml:space="preserve"> с заданным интервалом или по достижению лимита размера.</w:t>
       </w:r>
     </w:p>
     <w:p>
@@ -19929,7 +22490,23 @@
         <w:contextualSpacing/>
       </w:pPr>
       <w:r>
-        <w:t>Видео: кадры для анализа лица захватываются с видеоэлемента через canvas с фиксированным интервалом. Изображение конвертируется в JPEG Base64 и передаётся типом «кадр». Такой подход балансирует между частотой обновления аналитики и пропускной способностью канала.</w:t>
+        <w:t xml:space="preserve">Видео: кадры для анализа лица захватываются с </w:t>
+      </w:r>
+      <w:proofErr w:type="spellStart"/>
+      <w:r>
+        <w:t>видеоэлемента</w:t>
+      </w:r>
+      <w:proofErr w:type="spellEnd"/>
+      <w:r>
+        <w:t xml:space="preserve"> через </w:t>
+      </w:r>
+      <w:proofErr w:type="spellStart"/>
+      <w:r>
+        <w:t>canvas</w:t>
+      </w:r>
+      <w:proofErr w:type="spellEnd"/>
+      <w:r>
+        <w:t xml:space="preserve"> с фиксированным интервалом. Изображение конвертируется в JPEG Base64 и передаётся типом «кадр». Такой подход балансирует между частотой обновления аналитики и пропускной способностью канала.</w:t>
       </w:r>
     </w:p>
     <w:p>
@@ -19941,15 +22518,7 @@
         <w:contextualSpacing/>
       </w:pPr>
       <w:r>
-        <w:t>Управление ресурсами</w:t>
-      </w:r>
-      <w:proofErr w:type="gramStart"/>
-      <w:r>
-        <w:t>: При</w:t>
-      </w:r>
-      <w:proofErr w:type="gramEnd"/>
-      <w:r>
-        <w:t xml:space="preserve"> смене потока, потере фокуса вкладки или завершении встречи компоненты записи корректно останавливаются и освобождаются, что предотвращает утечки памяти и фоновую загрузку ЦП.</w:t>
+        <w:t>Управление ресурсами: При смене потока, потере фокуса вкладки или завершении встречи компоненты записи корректно останавливаются и освобождаются, что предотвращает утечки памяти и фоновую загрузку ЦП.</w:t>
       </w:r>
     </w:p>
     <w:p>
@@ -19974,8 +22543,17 @@
     </w:p>
     <w:p>
       <w:r>
-        <w:t xml:space="preserve">Для анализа видеопотока используется сверточная нейронная сеть (CNN), которая обучается на датасете изображений лиц (например, FER2013). Классификация эмоций (радость, грусть, гнев и т.д.) выполняется с помощью функции активации </w:t>
-      </w:r>
+        <w:t xml:space="preserve">Для анализа видеопотока используется </w:t>
+      </w:r>
+      <w:proofErr w:type="spellStart"/>
+      <w:r>
+        <w:t>сверточная</w:t>
+      </w:r>
+      <w:proofErr w:type="spellEnd"/>
+      <w:r>
+        <w:t xml:space="preserve"> нейронная сеть (CNN), которая обучается на датасете изображений лиц (например, FER2013). Классификация эмоций (радость, грусть, гнев и т.д.) выполняется с помощью функции активации </w:t>
+      </w:r>
+      <w:proofErr w:type="spellStart"/>
       <w:r>
         <w:rPr>
           <w:b/>
@@ -19983,6 +22561,7 @@
         </w:rPr>
         <w:t>Softmax</w:t>
       </w:r>
+      <w:proofErr w:type="spellEnd"/>
       <w:r>
         <w:t>:</w:t>
       </w:r>
@@ -20324,8 +22903,33 @@
           <w:b/>
           <w:bCs/>
         </w:rPr>
-        <w:t>Cross-Entropy Loss</w:t>
-      </w:r>
+        <w:t>Cross-</w:t>
+      </w:r>
+      <w:proofErr w:type="spellStart"/>
+      <w:r>
+        <w:rPr>
+          <w:b/>
+          <w:bCs/>
+        </w:rPr>
+        <w:t>Entropy</w:t>
+      </w:r>
+      <w:proofErr w:type="spellEnd"/>
+      <w:r>
+        <w:rPr>
+          <w:b/>
+          <w:bCs/>
+        </w:rPr>
+        <w:t xml:space="preserve"> </w:t>
+      </w:r>
+      <w:proofErr w:type="spellStart"/>
+      <w:r>
+        <w:rPr>
+          <w:b/>
+          <w:bCs/>
+        </w:rPr>
+        <w:t>Loss</w:t>
+      </w:r>
+      <w:proofErr w:type="spellEnd"/>
       <w:r>
         <w:t>:</w:t>
       </w:r>
@@ -20719,7 +23323,39 @@
     </w:p>
     <w:p>
       <w:r>
-        <w:t>Для анализа аудиопотока применяются мел-частотные кепстральные коэффициенты (MFCC), которые извлекаются из голосовых данных. Классификация выполняется рекуррентной нейронной сетью (RNN) с функцией активации Softmax. Точность модели также оценивается через Cross-Entropy Loss.</w:t>
+        <w:t xml:space="preserve">Для анализа аудиопотока применяются мел-частотные </w:t>
+      </w:r>
+      <w:proofErr w:type="spellStart"/>
+      <w:r>
+        <w:t>кепстральные</w:t>
+      </w:r>
+      <w:proofErr w:type="spellEnd"/>
+      <w:r>
+        <w:t xml:space="preserve"> коэффициенты (MFCC), которые извлекаются из голосовых данных. Классификация выполняется рекуррентной нейронной сетью (RNN) с функцией активации </w:t>
+      </w:r>
+      <w:proofErr w:type="spellStart"/>
+      <w:r>
+        <w:t>Softmax</w:t>
+      </w:r>
+      <w:proofErr w:type="spellEnd"/>
+      <w:r>
+        <w:t>. Точность модели также оценивается через Cross-</w:t>
+      </w:r>
+      <w:proofErr w:type="spellStart"/>
+      <w:r>
+        <w:t>Entropy</w:t>
+      </w:r>
+      <w:proofErr w:type="spellEnd"/>
+      <w:r>
+        <w:t xml:space="preserve"> </w:t>
+      </w:r>
+      <w:proofErr w:type="spellStart"/>
+      <w:r>
+        <w:t>Loss</w:t>
+      </w:r>
+      <w:proofErr w:type="spellEnd"/>
+      <w:r>
+        <w:t>.</w:t>
       </w:r>
     </w:p>
     <w:p>
@@ -20740,6 +23376,7 @@
           <w:numId w:val="5"/>
         </w:numPr>
       </w:pPr>
+      <w:proofErr w:type="spellStart"/>
       <w:r>
         <w:rPr>
           <w:b/>
@@ -20747,6 +23384,7 @@
         </w:rPr>
         <w:t>Accuracy</w:t>
       </w:r>
+      <w:proofErr w:type="spellEnd"/>
       <w:r>
         <w:t>: доля правильно классифицированных эмоций,</w:t>
       </w:r>
@@ -20759,6 +23397,7 @@
           <w:numId w:val="5"/>
         </w:numPr>
       </w:pPr>
+      <w:proofErr w:type="spellStart"/>
       <w:r>
         <w:rPr>
           <w:b/>
@@ -20766,6 +23405,7 @@
         </w:rPr>
         <w:t>Loss</w:t>
       </w:r>
+      <w:proofErr w:type="spellEnd"/>
       <w:r>
         <w:t>: значение функции потерь, отражающее расхождение между предсказаниями и истинными значениями.</w:t>
       </w:r>
@@ -20939,7 +23579,31 @@
     </w:p>
     <w:p>
       <w:r>
-        <w:t>Поток обработки аудиоданных: производится захват аудиочанков, после чего выполняется транскрибация речи с преобразованием аудиосигнала в текстовое представление. Результаты транскрибации сохраняются в базу данных.</w:t>
+        <w:t xml:space="preserve">Поток обработки аудиоданных: производится захват </w:t>
+      </w:r>
+      <w:proofErr w:type="spellStart"/>
+      <w:r>
+        <w:t>аудиочанков</w:t>
+      </w:r>
+      <w:proofErr w:type="spellEnd"/>
+      <w:r>
+        <w:t xml:space="preserve">, после чего выполняется </w:t>
+      </w:r>
+      <w:proofErr w:type="spellStart"/>
+      <w:r>
+        <w:t>транскрибация</w:t>
+      </w:r>
+      <w:proofErr w:type="spellEnd"/>
+      <w:r>
+        <w:t xml:space="preserve"> речи с преобразованием аудиосигнала в текстовое представление. Результаты </w:t>
+      </w:r>
+      <w:proofErr w:type="spellStart"/>
+      <w:r>
+        <w:t>транскрибации</w:t>
+      </w:r>
+      <w:proofErr w:type="spellEnd"/>
+      <w:r>
+        <w:t xml:space="preserve"> сохраняются в базу данных.</w:t>
       </w:r>
     </w:p>
     <w:p>
@@ -20975,7 +23639,15 @@
         <w:contextualSpacing/>
       </w:pPr>
       <w:r>
-        <w:t>Вычислительные задачи ИИ вынесены в отдельный сервис (AI-шлюз) и сервис распознавания речи на языке Python. Шлюз взаимодействует с серверной частью через WebSocket и конфигурируется через JSON-файлы с поддержкой горячей перезагрузки.</w:t>
+        <w:t xml:space="preserve">Вычислительные задачи ИИ вынесены в отдельный сервис (AI-шлюз) и сервис распознавания речи на языке Python. Шлюз взаимодействует с серверной частью через </w:t>
+      </w:r>
+      <w:proofErr w:type="spellStart"/>
+      <w:r>
+        <w:t>WebSocket</w:t>
+      </w:r>
+      <w:proofErr w:type="spellEnd"/>
+      <w:r>
+        <w:t xml:space="preserve"> и конфигурируется через JSON-файлы с поддержкой горячей перезагрузки.</w:t>
       </w:r>
     </w:p>
     <w:p>
@@ -20999,7 +23671,31 @@
         <w:contextualSpacing/>
       </w:pPr>
       <w:r>
-        <w:t>Задача распознавания эмоций по выражению лица (Facial Expression Recognition, FER) является одной из ключевых в области компьютерного зрения и аффективных вычислений</w:t>
+        <w:t>Задача распознавания эмоций по выражению лица (</w:t>
+      </w:r>
+      <w:proofErr w:type="spellStart"/>
+      <w:r>
+        <w:t>Facial</w:t>
+      </w:r>
+      <w:proofErr w:type="spellEnd"/>
+      <w:r>
+        <w:t xml:space="preserve"> </w:t>
+      </w:r>
+      <w:proofErr w:type="spellStart"/>
+      <w:r>
+        <w:t>Expression</w:t>
+      </w:r>
+      <w:proofErr w:type="spellEnd"/>
+      <w:r>
+        <w:t xml:space="preserve"> </w:t>
+      </w:r>
+      <w:proofErr w:type="spellStart"/>
+      <w:r>
+        <w:t>Recognition</w:t>
+      </w:r>
+      <w:proofErr w:type="spellEnd"/>
+      <w:r>
+        <w:t>, FER) является одной из ключевых в области компьютерного зрения и аффективных вычислений</w:t>
       </w:r>
       <w:r>
         <w:t>[</w:t>
@@ -21117,7 +23813,15 @@
         <w:contextualSpacing/>
       </w:pPr>
       <w:r>
-        <w:t>Первым шагом является локализация лица на изображении и определение ключевых точек (landmarks). Для этого применяются следующие подходы:</w:t>
+        <w:t>Первым шагом является локализация лица на изображении и определение ключевых точек (</w:t>
+      </w:r>
+      <w:proofErr w:type="spellStart"/>
+      <w:r>
+        <w:t>landmarks</w:t>
+      </w:r>
+      <w:proofErr w:type="spellEnd"/>
+      <w:r>
+        <w:t>). Для этого применяются следующие подходы:</w:t>
       </w:r>
     </w:p>
     <w:p>
@@ -21129,7 +23833,39 @@
         <w:contextualSpacing/>
       </w:pPr>
       <w:r>
-        <w:t xml:space="preserve">Active Shape Models (ASM) и Active Appearance Models (AAM) – классические статистические методы, которые строят параметрическое представление формы лица на основе обучающей выборки. Эти модели </w:t>
+        <w:t xml:space="preserve">Active </w:t>
+      </w:r>
+      <w:proofErr w:type="spellStart"/>
+      <w:r>
+        <w:t>Shape</w:t>
+      </w:r>
+      <w:proofErr w:type="spellEnd"/>
+      <w:r>
+        <w:t xml:space="preserve"> </w:t>
+      </w:r>
+      <w:proofErr w:type="spellStart"/>
+      <w:r>
+        <w:t>Models</w:t>
+      </w:r>
+      <w:proofErr w:type="spellEnd"/>
+      <w:r>
+        <w:t xml:space="preserve"> (ASM) и Active </w:t>
+      </w:r>
+      <w:proofErr w:type="spellStart"/>
+      <w:r>
+        <w:t>Appearance</w:t>
+      </w:r>
+      <w:proofErr w:type="spellEnd"/>
+      <w:r>
+        <w:t xml:space="preserve"> </w:t>
+      </w:r>
+      <w:proofErr w:type="spellStart"/>
+      <w:r>
+        <w:t>Models</w:t>
+      </w:r>
+      <w:proofErr w:type="spellEnd"/>
+      <w:r>
+        <w:t xml:space="preserve"> (AAM) – классические статистические методы, которые строят параметрическое представление формы лица на основе обучающей выборки. Эти модели </w:t>
       </w:r>
       <w:r>
         <w:lastRenderedPageBreak/>
@@ -21156,8 +23892,29 @@
         </w:numPr>
         <w:contextualSpacing/>
       </w:pPr>
-      <w:r>
-        <w:t>BlazeFace – легковесная свёрточная нейронная сеть, оптимизированная для работы в реальном времени на мобильных устройствах. Использует якорные точки (anchors) и предсказывает ограничивающие рамки лиц.</w:t>
+      <w:proofErr w:type="spellStart"/>
+      <w:r>
+        <w:t>BlazeFace</w:t>
+      </w:r>
+      <w:proofErr w:type="spellEnd"/>
+      <w:r>
+        <w:t xml:space="preserve"> – легковесная </w:t>
+      </w:r>
+      <w:proofErr w:type="spellStart"/>
+      <w:r>
+        <w:t>свёрточная</w:t>
+      </w:r>
+      <w:proofErr w:type="spellEnd"/>
+      <w:r>
+        <w:t xml:space="preserve"> нейронная сеть, оптимизированная для работы в реальном времени на мобильных устройствах. Использует якорные точки (</w:t>
+      </w:r>
+      <w:proofErr w:type="spellStart"/>
+      <w:r>
+        <w:t>anchors</w:t>
+      </w:r>
+      <w:proofErr w:type="spellEnd"/>
+      <w:r>
+        <w:t>) и предсказывает ограничивающие рамки лиц.</w:t>
       </w:r>
     </w:p>
     <w:p>
@@ -21169,7 +23926,23 @@
         <w:contextualSpacing/>
       </w:pPr>
       <w:r>
-        <w:t>MTCNN (Multi-task Cascaded CNN) – каскадная архитектура из трёх нейронных сетей, которые последовательно уточняют положение лица и определяют 5 ключевых точек (углы глаз, кончик носа, уголки рта)</w:t>
+        <w:t>MTCNN (Multi-</w:t>
+      </w:r>
+      <w:proofErr w:type="spellStart"/>
+      <w:r>
+        <w:t>task</w:t>
+      </w:r>
+      <w:proofErr w:type="spellEnd"/>
+      <w:r>
+        <w:t xml:space="preserve"> </w:t>
+      </w:r>
+      <w:proofErr w:type="spellStart"/>
+      <w:r>
+        <w:t>Cascaded</w:t>
+      </w:r>
+      <w:proofErr w:type="spellEnd"/>
+      <w:r>
+        <w:t xml:space="preserve"> CNN) – каскадная архитектура из трёх нейронных сетей, которые последовательно уточняют положение лица и определяют 5 ключевых точек (углы глаз, кончик носа, уголки рта)</w:t>
       </w:r>
       <w:r>
         <w:t>[</w:t>
@@ -21204,7 +23977,31 @@
         <w:contextualSpacing/>
       </w:pPr>
       <w:r>
-        <w:t>Принцип работы MTCNN заключается в последовательной обработке изображения тремя нейронными сетями: P-Net (Proposal Network) генерирует кандидаты на расположение лиц, R-Net (Refine Network) отсеивает ложные срабатывания и уточняет границы, O-Net (Output Network) выполняет финальную проверку и определяет пять ключевых точек. Такая каскадная архитектура обеспечивает высокую скорость детекции при сохранении точности. Структура сети MTCNN представлена на рисунке</w:t>
+        <w:t>Принцип работы MTCNN заключается в последовательной обработке изображения тремя нейронными сетями: P-Net (</w:t>
+      </w:r>
+      <w:proofErr w:type="spellStart"/>
+      <w:r>
+        <w:t>Proposal</w:t>
+      </w:r>
+      <w:proofErr w:type="spellEnd"/>
+      <w:r>
+        <w:t xml:space="preserve"> Network) генерирует кандидаты на расположение лиц, R-Net (</w:t>
+      </w:r>
+      <w:proofErr w:type="spellStart"/>
+      <w:r>
+        <w:t>Refine</w:t>
+      </w:r>
+      <w:proofErr w:type="spellEnd"/>
+      <w:r>
+        <w:t xml:space="preserve"> Network) отсеивает ложные срабатывания и уточняет границы, O-Net (</w:t>
+      </w:r>
+      <w:proofErr w:type="spellStart"/>
+      <w:r>
+        <w:t>Output</w:t>
+      </w:r>
+      <w:proofErr w:type="spellEnd"/>
+      <w:r>
+        <w:t xml:space="preserve"> Network) выполняет финальную проверку и определяет пять ключевых точек. Такая каскадная архитектура обеспечивает высокую скорость детекции при сохранении точности. Структура сети MTCNN представлена на рисунке</w:t>
       </w:r>
       <w:r>
         <w:rPr>
@@ -21387,7 +24184,15 @@
         <w:contextualSpacing/>
       </w:pPr>
       <w:r>
-        <w:t>После детектирования выполняется выравнивание (alignment) – геометрическая трансформация лица к каноническому виду на основе ключевых точек. Это повышает точность последующей классификации эмоций.</w:t>
+        <w:t>После детектирования выполняется выравнивание (</w:t>
+      </w:r>
+      <w:proofErr w:type="spellStart"/>
+      <w:r>
+        <w:t>alignment</w:t>
+      </w:r>
+      <w:proofErr w:type="spellEnd"/>
+      <w:r>
+        <w:t>) – геометрическая трансформация лица к каноническому виду на основе ключевых точек. Это повышает точность последующей классификации эмоций.</w:t>
       </w:r>
     </w:p>
     <w:p>
@@ -21396,7 +24201,31 @@
       </w:pPr>
       <w:r>
         <w:lastRenderedPageBreak/>
-        <w:t>Классификация эмоций выполняется с помощью свёрточных нейронных сетей (CNN). В разработанной системе используется библиотека DeepFace, которая представляет собой мета-библиотеку, включающую несколько предобученных архитектур:</w:t>
+        <w:t xml:space="preserve">Классификация эмоций выполняется с помощью </w:t>
+      </w:r>
+      <w:proofErr w:type="spellStart"/>
+      <w:r>
+        <w:t>свёрточных</w:t>
+      </w:r>
+      <w:proofErr w:type="spellEnd"/>
+      <w:r>
+        <w:t xml:space="preserve"> нейронных сетей (CNN). В разработанной системе используется библиотека </w:t>
+      </w:r>
+      <w:proofErr w:type="spellStart"/>
+      <w:r>
+        <w:t>DeepFace</w:t>
+      </w:r>
+      <w:proofErr w:type="spellEnd"/>
+      <w:r>
+        <w:t xml:space="preserve">, которая представляет собой мета-библиотеку, включающую несколько </w:t>
+      </w:r>
+      <w:proofErr w:type="spellStart"/>
+      <w:r>
+        <w:t>предобученных</w:t>
+      </w:r>
+      <w:proofErr w:type="spellEnd"/>
+      <w:r>
+        <w:t xml:space="preserve"> архитектур:</w:t>
       </w:r>
     </w:p>
     <w:p>
@@ -21408,7 +24237,15 @@
         <w:contextualSpacing/>
       </w:pPr>
       <w:r>
-        <w:t>VGG-Face – глубокая сеть с 16-19 свёрточными слоями, изначально обученная для задачи распознавания лиц, но адаптируемая для классификации эмоций.</w:t>
+        <w:t xml:space="preserve">VGG-Face – глубокая сеть с 16-19 </w:t>
+      </w:r>
+      <w:proofErr w:type="spellStart"/>
+      <w:r>
+        <w:t>свёрточными</w:t>
+      </w:r>
+      <w:proofErr w:type="spellEnd"/>
+      <w:r>
+        <w:t xml:space="preserve"> слоями, изначально обученная для задачи распознавания лиц, но адаптируемая для классификации эмоций.</w:t>
       </w:r>
     </w:p>
     <w:p>
@@ -21420,7 +24257,23 @@
         <w:contextualSpacing/>
       </w:pPr>
       <w:r>
-        <w:t>Facenet512 – архитектура, использующая triplet loss для обучения вложений лиц в компактное пространство признаков.</w:t>
+        <w:t xml:space="preserve">Facenet512 – архитектура, использующая </w:t>
+      </w:r>
+      <w:proofErr w:type="spellStart"/>
+      <w:r>
+        <w:t>triplet</w:t>
+      </w:r>
+      <w:proofErr w:type="spellEnd"/>
+      <w:r>
+        <w:t xml:space="preserve"> </w:t>
+      </w:r>
+      <w:proofErr w:type="spellStart"/>
+      <w:r>
+        <w:t>loss</w:t>
+      </w:r>
+      <w:proofErr w:type="spellEnd"/>
+      <w:r>
+        <w:t xml:space="preserve"> для обучения вложений лиц в компактное пространство признаков.</w:t>
       </w:r>
     </w:p>
     <w:p>
@@ -21431,8 +24284,13 @@
         </w:numPr>
         <w:contextualSpacing/>
       </w:pPr>
-      <w:r>
-        <w:t>EfficientNet – семейство сетей, оптимизированных по соотношению точности и вычислительной сложности.</w:t>
+      <w:proofErr w:type="spellStart"/>
+      <w:r>
+        <w:t>EfficientNet</w:t>
+      </w:r>
+      <w:proofErr w:type="spellEnd"/>
+      <w:r>
+        <w:t xml:space="preserve"> – семейство сетей, оптимизированных по соотношению точности и вычислительной сложности.</w:t>
       </w:r>
     </w:p>
     <w:p>
@@ -21440,7 +24298,15 @@
         <w:contextualSpacing/>
       </w:pPr>
       <w:r>
-        <w:t xml:space="preserve">Архитектура VGG-16, лежащая в основе модели VGG-Face, характеризуется использованием малых свёрточных фильтров 3×3 на всех слоях и последовательным увеличением количества каналов с уменьшением пространственной </w:t>
+        <w:t xml:space="preserve">Архитектура VGG-16, лежащая в основе модели VGG-Face, характеризуется использованием малых </w:t>
+      </w:r>
+      <w:proofErr w:type="spellStart"/>
+      <w:r>
+        <w:t>свёрточных</w:t>
+      </w:r>
+      <w:proofErr w:type="spellEnd"/>
+      <w:r>
+        <w:t xml:space="preserve"> фильтров 3×3 на всех слоях и последовательным увеличением количества каналов с уменьшением пространственной </w:t>
       </w:r>
       <w:r>
         <w:t>размерности [</w:t>
@@ -21467,7 +24333,23 @@
         <w:t>]</w:t>
       </w:r>
       <w:r>
-        <w:t>. Сеть содержит 13 свёрточных слоёв и 3 полносвязных слоя, что обеспечивает глубокое извлечение признаков лица. Блок-схема архитектуры VGG-16 представлена на рисунке</w:t>
+        <w:t xml:space="preserve">. Сеть содержит 13 </w:t>
+      </w:r>
+      <w:proofErr w:type="spellStart"/>
+      <w:r>
+        <w:t>свёрточных</w:t>
+      </w:r>
+      <w:proofErr w:type="spellEnd"/>
+      <w:r>
+        <w:t xml:space="preserve"> слоёв и 3 </w:t>
+      </w:r>
+      <w:proofErr w:type="spellStart"/>
+      <w:r>
+        <w:t>полносвязных</w:t>
+      </w:r>
+      <w:proofErr w:type="spellEnd"/>
+      <w:r>
+        <w:t xml:space="preserve"> слоя, что обеспечивает глубокое извлечение признаков лица. Блок-схема архитектуры VGG-16 представлена на рисунке</w:t>
       </w:r>
       <w:r>
         <w:rPr>
@@ -21651,15 +24533,44 @@
         <w:pStyle w:val="3"/>
       </w:pPr>
       <w:r>
-        <w:t>Модель MediaPipe Face Landmarker</w:t>
-      </w:r>
+        <w:t xml:space="preserve">Модель </w:t>
+      </w:r>
+      <w:proofErr w:type="spellStart"/>
+      <w:r>
+        <w:t>MediaPipe</w:t>
+      </w:r>
+      <w:proofErr w:type="spellEnd"/>
+      <w:r>
+        <w:t xml:space="preserve"> Face </w:t>
+      </w:r>
+      <w:proofErr w:type="spellStart"/>
+      <w:r>
+        <w:t>Landmarker</w:t>
+      </w:r>
+      <w:proofErr w:type="spellEnd"/>
     </w:p>
     <w:p>
       <w:pPr>
         <w:contextualSpacing/>
       </w:pPr>
       <w:r>
-        <w:t>Опционально в системе реализована поддержка MediaPipe Face Landmarker от Google, которая строит плотную сетку из 468 трёхмерных ключевых точек на лице</w:t>
+        <w:t xml:space="preserve">Опционально в системе реализована поддержка </w:t>
+      </w:r>
+      <w:proofErr w:type="spellStart"/>
+      <w:r>
+        <w:t>MediaPipe</w:t>
+      </w:r>
+      <w:proofErr w:type="spellEnd"/>
+      <w:r>
+        <w:t xml:space="preserve"> Face </w:t>
+      </w:r>
+      <w:proofErr w:type="spellStart"/>
+      <w:r>
+        <w:t>Landmarker</w:t>
+      </w:r>
+      <w:proofErr w:type="spellEnd"/>
+      <w:r>
+        <w:t xml:space="preserve"> от Google, которая строит плотную сетку из 468 трёхмерных ключевых точек на лице</w:t>
       </w:r>
       <w:r>
         <w:t xml:space="preserve"> [</w:t>
@@ -21698,7 +24609,15 @@
         <w:contextualSpacing/>
       </w:pPr>
       <w:r>
-        <w:t>Оценивать blendshape-коэффициенты – параметры, описывающие активность групп лицевых мышц (например, поднятие бровей, растягивание рта);</w:t>
+        <w:t xml:space="preserve">Оценивать </w:t>
+      </w:r>
+      <w:proofErr w:type="spellStart"/>
+      <w:r>
+        <w:t>blendshape</w:t>
+      </w:r>
+      <w:proofErr w:type="spellEnd"/>
+      <w:r>
+        <w:t>-коэффициенты – параметры, описывающие активность групп лицевых мышц (например, поднятие бровей, растягивание рта);</w:t>
       </w:r>
     </w:p>
     <w:p>
@@ -21711,7 +24630,31 @@
       </w:pPr>
       <w:r>
         <w:lastRenderedPageBreak/>
-        <w:t>Вычислять углы поворота головы (yaw, pitch, roll) для анализа позы;</w:t>
+        <w:t>Вычислять углы поворота головы (</w:t>
+      </w:r>
+      <w:proofErr w:type="spellStart"/>
+      <w:r>
+        <w:t>yaw</w:t>
+      </w:r>
+      <w:proofErr w:type="spellEnd"/>
+      <w:r>
+        <w:t xml:space="preserve">, </w:t>
+      </w:r>
+      <w:proofErr w:type="spellStart"/>
+      <w:r>
+        <w:t>pitch</w:t>
+      </w:r>
+      <w:proofErr w:type="spellEnd"/>
+      <w:r>
+        <w:t xml:space="preserve">, </w:t>
+      </w:r>
+      <w:proofErr w:type="spellStart"/>
+      <w:r>
+        <w:t>roll</w:t>
+      </w:r>
+      <w:proofErr w:type="spellEnd"/>
+      <w:r>
+        <w:t>) для анализа позы;</w:t>
       </w:r>
     </w:p>
     <w:p>
@@ -21723,15 +24666,44 @@
         <w:contextualSpacing/>
       </w:pPr>
       <w:r>
-        <w:t>Отслеживать микровыражения – кратковременные изменения выражения лица длительностью 1/25–1/5 секунды.</w:t>
+        <w:t xml:space="preserve">Отслеживать </w:t>
+      </w:r>
+      <w:proofErr w:type="spellStart"/>
+      <w:r>
+        <w:t>микровыражения</w:t>
+      </w:r>
+      <w:proofErr w:type="spellEnd"/>
+      <w:r>
+        <w:t xml:space="preserve"> – кратковременные изменения выражения лица длительностью 1/25–1/5 секунды.</w:t>
       </w:r>
     </w:p>
     <w:p>
       <w:pPr>
         <w:contextualSpacing/>
       </w:pPr>
-      <w:r>
-        <w:t xml:space="preserve">MediaPipe Face Landmarker использует encoder-decoder архитектуру на базе трансформеров для построения детальной трёхмерной модели лица. Сетка из 468 точек охватывает контуры глаз, бровей, носа, губ и овала лица, позволяя точно отслеживать мимику и положение головы в пространстве. Визуализация сетки ключевых точек представлена на рисунке </w:t>
+      <w:proofErr w:type="spellStart"/>
+      <w:r>
+        <w:t>MediaPipe</w:t>
+      </w:r>
+      <w:proofErr w:type="spellEnd"/>
+      <w:r>
+        <w:t xml:space="preserve"> Face </w:t>
+      </w:r>
+      <w:proofErr w:type="spellStart"/>
+      <w:r>
+        <w:t>Landmarker</w:t>
+      </w:r>
+      <w:proofErr w:type="spellEnd"/>
+      <w:r>
+        <w:t xml:space="preserve"> использует </w:t>
+      </w:r>
+      <w:proofErr w:type="spellStart"/>
+      <w:r>
+        <w:t>encoder-decoder</w:t>
+      </w:r>
+      <w:proofErr w:type="spellEnd"/>
+      <w:r>
+        <w:t xml:space="preserve"> архитектуру на базе трансформеров для построения детальной трёхмерной модели лица. Сетка из 468 точек охватывает контуры глаз, бровей, носа, губ и овала лица, позволяя точно отслеживать мимику и положение головы в пространстве. Визуализация сетки ключевых точек представлена на рисунке </w:t>
       </w:r>
       <w:r>
         <w:fldChar w:fldCharType="begin"/>
@@ -21901,8 +24873,36 @@
           <w:color w:val="000000" w:themeColor="text1"/>
           <w:lang w:eastAsia="en-US" w:bidi="he-IL"/>
         </w:rPr>
-        <w:t xml:space="preserve"> Сетка ключевых точек MediaPipe Face Landmarker</w:t>
-      </w:r>
+        <w:t xml:space="preserve"> Сетка ключевых точек </w:t>
+      </w:r>
+      <w:proofErr w:type="spellStart"/>
+      <w:r>
+        <w:rPr>
+          <w:rFonts w:eastAsiaTheme="minorHAnsi"/>
+          <w:color w:val="000000" w:themeColor="text1"/>
+          <w:lang w:eastAsia="en-US" w:bidi="he-IL"/>
+        </w:rPr>
+        <w:t>MediaPipe</w:t>
+      </w:r>
+      <w:proofErr w:type="spellEnd"/>
+      <w:r>
+        <w:rPr>
+          <w:rFonts w:eastAsiaTheme="minorHAnsi"/>
+          <w:color w:val="000000" w:themeColor="text1"/>
+          <w:lang w:eastAsia="en-US" w:bidi="he-IL"/>
+        </w:rPr>
+        <w:t xml:space="preserve"> Face </w:t>
+      </w:r>
+      <w:proofErr w:type="spellStart"/>
+      <w:r>
+        <w:rPr>
+          <w:rFonts w:eastAsiaTheme="minorHAnsi"/>
+          <w:color w:val="000000" w:themeColor="text1"/>
+          <w:lang w:eastAsia="en-US" w:bidi="he-IL"/>
+        </w:rPr>
+        <w:t>Landmarker</w:t>
+      </w:r>
+      <w:proofErr w:type="spellEnd"/>
     </w:p>
     <w:p>
       <w:pPr>
@@ -21929,7 +24929,15 @@
         <w:contextualSpacing/>
       </w:pPr>
       <w:r>
-        <w:t>Радость (happiness) – поднятие уголков рта, появление морщин вокруг глаз;</w:t>
+        <w:t>Радость (</w:t>
+      </w:r>
+      <w:proofErr w:type="spellStart"/>
+      <w:r>
+        <w:t>happiness</w:t>
+      </w:r>
+      <w:proofErr w:type="spellEnd"/>
+      <w:r>
+        <w:t>) – поднятие уголков рта, появление морщин вокруг глаз;</w:t>
       </w:r>
     </w:p>
     <w:p>
@@ -21941,7 +24949,15 @@
         <w:contextualSpacing/>
       </w:pPr>
       <w:r>
-        <w:t>Грусть (sadness) – опускание уголков рта, поднятие внутренних уголков бровей;</w:t>
+        <w:t>Грусть (</w:t>
+      </w:r>
+      <w:proofErr w:type="spellStart"/>
+      <w:r>
+        <w:t>sadness</w:t>
+      </w:r>
+      <w:proofErr w:type="spellEnd"/>
+      <w:r>
+        <w:t>) – опускание уголков рта, поднятие внутренних уголков бровей;</w:t>
       </w:r>
     </w:p>
     <w:p>
@@ -21953,7 +24969,15 @@
         <w:contextualSpacing/>
       </w:pPr>
       <w:r>
-        <w:t>Гнев (anger) – опускание бровей, сужение глаз, напряжение губ;</w:t>
+        <w:t>Гнев (</w:t>
+      </w:r>
+      <w:proofErr w:type="spellStart"/>
+      <w:r>
+        <w:t>anger</w:t>
+      </w:r>
+      <w:proofErr w:type="spellEnd"/>
+      <w:r>
+        <w:t>) – опускание бровей, сужение глаз, напряжение губ;</w:t>
       </w:r>
     </w:p>
     <w:p>
@@ -21965,7 +24989,15 @@
         <w:contextualSpacing/>
       </w:pPr>
       <w:r>
-        <w:t>Страх (fear) – поднятие верхних век, растягивание рта;</w:t>
+        <w:t>Страх (</w:t>
+      </w:r>
+      <w:proofErr w:type="spellStart"/>
+      <w:r>
+        <w:t>fear</w:t>
+      </w:r>
+      <w:proofErr w:type="spellEnd"/>
+      <w:r>
+        <w:t>) – поднятие верхних век, растягивание рта;</w:t>
       </w:r>
     </w:p>
     <w:p>
@@ -21978,7 +25010,15 @@
       </w:pPr>
       <w:r>
         <w:lastRenderedPageBreak/>
-        <w:t>Удивление (surprise) – поднятие бровей, расширение глаз, открытие рта;</w:t>
+        <w:t>Удивление (</w:t>
+      </w:r>
+      <w:proofErr w:type="spellStart"/>
+      <w:r>
+        <w:t>surprise</w:t>
+      </w:r>
+      <w:proofErr w:type="spellEnd"/>
+      <w:r>
+        <w:t>) – поднятие бровей, расширение глаз, открытие рта;</w:t>
       </w:r>
     </w:p>
     <w:p>
@@ -21990,7 +25030,15 @@
         <w:contextualSpacing/>
       </w:pPr>
       <w:r>
-        <w:t>Отвращение (disgust) – поднятие верхней губы, морщинистый нос.</w:t>
+        <w:t>Отвращение (</w:t>
+      </w:r>
+      <w:proofErr w:type="spellStart"/>
+      <w:r>
+        <w:t>disgust</w:t>
+      </w:r>
+      <w:proofErr w:type="spellEnd"/>
+      <w:r>
+        <w:t>) – поднятие верхней губы, морщинистый нос.</w:t>
       </w:r>
     </w:p>
     <w:p>
@@ -22025,7 +25073,15 @@
         <w:t>]</w:t>
       </w:r>
       <w:r>
-        <w:t xml:space="preserve">. Каждая эмоция характеризуется уникальным паттерном активации лицевых мышц (Action Units), который может быть распознан алгоритмами компьютерного зрения. Иллюстрация шести базовых эмоций по Экману представлена на рисунке </w:t>
+        <w:t xml:space="preserve">. Каждая эмоция характеризуется уникальным паттерном активации лицевых мышц (Action </w:t>
+      </w:r>
+      <w:proofErr w:type="spellStart"/>
+      <w:r>
+        <w:t>Units</w:t>
+      </w:r>
+      <w:proofErr w:type="spellEnd"/>
+      <w:r>
+        <w:t xml:space="preserve">), который может быть распознан алгоритмами компьютерного зрения. Иллюстрация шести базовых эмоций по Экману представлена на рисунке </w:t>
       </w:r>
       <w:r>
         <w:fldChar w:fldCharType="begin"/>
@@ -22198,7 +25254,23 @@
         <w:contextualSpacing/>
       </w:pPr>
       <w:r>
-        <w:t>Для предотвращения перегрузки ЦП/ГПУ реализован семафор, ограничивающий количество параллельных инференсов. Результаты публикуются как события «анализ лица» (сохраняется в БД) и «отладочная информация о лице» (только live-трансляция).</w:t>
+        <w:t xml:space="preserve">Для предотвращения перегрузки ЦП/ГПУ реализован семафор, ограничивающий количество параллельных </w:t>
+      </w:r>
+      <w:proofErr w:type="spellStart"/>
+      <w:r>
+        <w:t>инференсов</w:t>
+      </w:r>
+      <w:proofErr w:type="spellEnd"/>
+      <w:r>
+        <w:t xml:space="preserve">. Результаты публикуются как события «анализ лица» (сохраняется в БД) и «отладочная информация о лице» (только </w:t>
+      </w:r>
+      <w:proofErr w:type="spellStart"/>
+      <w:r>
+        <w:t>live</w:t>
+      </w:r>
+      <w:proofErr w:type="spellEnd"/>
+      <w:r>
+        <w:t>-трансляция).</w:t>
       </w:r>
     </w:p>
     <w:p>
@@ -22223,7 +25295,31 @@
       </w:pPr>
       <w:r>
         <w:lastRenderedPageBreak/>
-        <w:t>Автоматическое распознавание речи (Automatic Speech Recognition, ASR) – это технология преобразования акустического сигнала в текстовое представление.</w:t>
+        <w:t>Автоматическое распознавание речи (</w:t>
+      </w:r>
+      <w:proofErr w:type="spellStart"/>
+      <w:r>
+        <w:t>Automatic</w:t>
+      </w:r>
+      <w:proofErr w:type="spellEnd"/>
+      <w:r>
+        <w:t xml:space="preserve"> </w:t>
+      </w:r>
+      <w:proofErr w:type="spellStart"/>
+      <w:r>
+        <w:t>Speech</w:t>
+      </w:r>
+      <w:proofErr w:type="spellEnd"/>
+      <w:r>
+        <w:t xml:space="preserve"> </w:t>
+      </w:r>
+      <w:proofErr w:type="spellStart"/>
+      <w:r>
+        <w:t>Recognition</w:t>
+      </w:r>
+      <w:proofErr w:type="spellEnd"/>
+      <w:r>
+        <w:t>, ASR) – это технология преобразования акустического сигнала в текстовое представление.</w:t>
       </w:r>
     </w:p>
     <w:p>
@@ -22240,7 +25336,15 @@
         <w:t>ASR</w:t>
       </w:r>
       <w:r>
-        <w:t>-системы основаны на архитектурах глубокого обучения, в частности на трансформерах. Архитектура трансформера включает энкодер и декодер, взаимодействующие через механизм внимания (</w:t>
+        <w:t xml:space="preserve">-системы основаны на архитектурах глубокого обучения, в частности на трансформерах. Архитектура трансформера включает </w:t>
+      </w:r>
+      <w:proofErr w:type="spellStart"/>
+      <w:r>
+        <w:t>энкодер</w:t>
+      </w:r>
+      <w:proofErr w:type="spellEnd"/>
+      <w:r>
+        <w:t xml:space="preserve"> и декодер, взаимодействующие через механизм внимания (</w:t>
       </w:r>
       <w:r>
         <w:rPr>
@@ -22296,7 +25400,23 @@
         <w:t>al</w:t>
       </w:r>
       <w:r>
-        <w:t>. в 2017 году, полностью отказалась от рекуррентных и свёрточных слоёв в пользу механизма самовнимания (</w:t>
+        <w:t xml:space="preserve">. в 2017 году, полностью отказалась от рекуррентных и </w:t>
+      </w:r>
+      <w:proofErr w:type="spellStart"/>
+      <w:r>
+        <w:t>свёрточных</w:t>
+      </w:r>
+      <w:proofErr w:type="spellEnd"/>
+      <w:r>
+        <w:t xml:space="preserve"> слоёв в пользу механизма </w:t>
+      </w:r>
+      <w:proofErr w:type="spellStart"/>
+      <w:r>
+        <w:t>самовнимания</w:t>
+      </w:r>
+      <w:proofErr w:type="spellEnd"/>
+      <w:r>
+        <w:t xml:space="preserve"> (</w:t>
       </w:r>
       <w:r>
         <w:rPr>
@@ -22314,7 +25434,15 @@
         <w:t>attention</w:t>
       </w:r>
       <w:r>
-        <w:t>), что позволило эффективно параллелить вычисления и обрабатывать длинные последовательности</w:t>
+        <w:t xml:space="preserve">), что позволило эффективно </w:t>
+      </w:r>
+      <w:proofErr w:type="spellStart"/>
+      <w:r>
+        <w:t>параллелить</w:t>
+      </w:r>
+      <w:proofErr w:type="spellEnd"/>
+      <w:r>
+        <w:t xml:space="preserve"> вычисления и обрабатывать длинные последовательности</w:t>
       </w:r>
       <w:r>
         <w:t xml:space="preserve"> [</w:t>
@@ -22341,7 +25469,15 @@
         <w:t>]</w:t>
       </w:r>
       <w:r>
-        <w:t>. Модель состоит из энкодера и декодера, каждый из которых содержит многоголовое внимание (</w:t>
+        <w:t xml:space="preserve">. Модель состоит из </w:t>
+      </w:r>
+      <w:proofErr w:type="spellStart"/>
+      <w:r>
+        <w:t>энкодера</w:t>
+      </w:r>
+      <w:proofErr w:type="spellEnd"/>
+      <w:r>
+        <w:t xml:space="preserve"> и декодера, каждый из которых содержит многоголовое внимание (</w:t>
       </w:r>
       <w:r>
         <w:rPr>
@@ -22368,13 +25504,85 @@
         <w:t>attention</w:t>
       </w:r>
       <w:r>
-        <w:t xml:space="preserve">), полносвязные слои и нормализацию. </w:t>
-      </w:r>
+        <w:t xml:space="preserve">), </w:t>
+      </w:r>
+      <w:proofErr w:type="spellStart"/>
+      <w:r>
+        <w:t>полносвязные</w:t>
+      </w:r>
+      <w:proofErr w:type="spellEnd"/>
+      <w:r>
+        <w:t xml:space="preserve"> слои и нормализацию. </w:t>
+      </w:r>
+      <w:proofErr w:type="spellStart"/>
       <w:r>
         <w:rPr>
           <w:lang w:val="en-US"/>
         </w:rPr>
-        <w:t xml:space="preserve">Общая архитектура Transformer представлена на рисунке </w:t>
+        <w:t>Общая</w:t>
+      </w:r>
+      <w:proofErr w:type="spellEnd"/>
+      <w:r>
+        <w:rPr>
+          <w:lang w:val="en-US"/>
+        </w:rPr>
+        <w:t xml:space="preserve"> </w:t>
+      </w:r>
+      <w:proofErr w:type="spellStart"/>
+      <w:r>
+        <w:rPr>
+          <w:lang w:val="en-US"/>
+        </w:rPr>
+        <w:t>архитектура</w:t>
+      </w:r>
+      <w:proofErr w:type="spellEnd"/>
+      <w:r>
+        <w:rPr>
+          <w:lang w:val="en-US"/>
+        </w:rPr>
+        <w:t xml:space="preserve"> Transformer </w:t>
+      </w:r>
+      <w:proofErr w:type="spellStart"/>
+      <w:r>
+        <w:rPr>
+          <w:lang w:val="en-US"/>
+        </w:rPr>
+        <w:t>представлена</w:t>
+      </w:r>
+      <w:proofErr w:type="spellEnd"/>
+      <w:r>
+        <w:rPr>
+          <w:lang w:val="en-US"/>
+        </w:rPr>
+        <w:t xml:space="preserve"> </w:t>
+      </w:r>
+      <w:proofErr w:type="spellStart"/>
+      <w:r>
+        <w:rPr>
+          <w:lang w:val="en-US"/>
+        </w:rPr>
+        <w:t>на</w:t>
+      </w:r>
+      <w:proofErr w:type="spellEnd"/>
+      <w:r>
+        <w:rPr>
+          <w:lang w:val="en-US"/>
+        </w:rPr>
+        <w:t xml:space="preserve"> </w:t>
+      </w:r>
+      <w:proofErr w:type="spellStart"/>
+      <w:r>
+        <w:rPr>
+          <w:lang w:val="en-US"/>
+        </w:rPr>
+        <w:t>рисунке</w:t>
+      </w:r>
+      <w:proofErr w:type="spellEnd"/>
+      <w:r>
+        <w:rPr>
+          <w:lang w:val="en-US"/>
+        </w:rPr>
+        <w:t xml:space="preserve"> </w:t>
       </w:r>
       <w:r>
         <w:rPr>
@@ -22547,23 +25755,51 @@
           <w:color w:val="000000" w:themeColor="text1"/>
           <w:lang w:eastAsia="en-US" w:bidi="he-IL"/>
         </w:rPr>
-        <w:t xml:space="preserve"> Архитектура Transformer</w:t>
-      </w:r>
+        <w:t xml:space="preserve"> Архитектура </w:t>
+      </w:r>
+      <w:proofErr w:type="spellStart"/>
+      <w:r>
+        <w:rPr>
+          <w:rFonts w:eastAsiaTheme="minorHAnsi"/>
+          <w:color w:val="000000" w:themeColor="text1"/>
+          <w:lang w:eastAsia="en-US" w:bidi="he-IL"/>
+        </w:rPr>
+        <w:t>Transformer</w:t>
+      </w:r>
+      <w:proofErr w:type="spellEnd"/>
     </w:p>
     <w:p>
       <w:pPr>
         <w:pStyle w:val="3"/>
       </w:pPr>
+      <w:proofErr w:type="spellStart"/>
       <w:r>
         <w:t>Whisper</w:t>
       </w:r>
+      <w:proofErr w:type="spellEnd"/>
     </w:p>
     <w:p>
       <w:pPr>
         <w:contextualSpacing/>
       </w:pPr>
       <w:r>
-        <w:t>В разработанной системе используется модель Whisper от OpenAI, которая представляет собой encoder-decoder трансформер, обученный на 680 000 часов размеченных аудиоданных. Основные компоненты архитектуры:</w:t>
+        <w:t xml:space="preserve">В разработанной системе используется модель </w:t>
+      </w:r>
+      <w:proofErr w:type="spellStart"/>
+      <w:r>
+        <w:t>Whisper</w:t>
+      </w:r>
+      <w:proofErr w:type="spellEnd"/>
+      <w:r>
+        <w:t xml:space="preserve"> от OpenAI, которая представляет собой </w:t>
+      </w:r>
+      <w:proofErr w:type="spellStart"/>
+      <w:r>
+        <w:t>encoder-decoder</w:t>
+      </w:r>
+      <w:proofErr w:type="spellEnd"/>
+      <w:r>
+        <w:t xml:space="preserve"> трансформер, обученный на 680 000 часов размеченных аудиоданных. Основные компоненты архитектуры:</w:t>
       </w:r>
     </w:p>
     <w:p>
@@ -22586,8 +25822,29 @@
         </w:numPr>
         <w:contextualSpacing/>
       </w:pPr>
-      <w:r>
-        <w:t>Энкодер (encoder): последовательность из N идентичных блоков (для Whisper-small N=12), каждый из которых содержит:</w:t>
+      <w:proofErr w:type="spellStart"/>
+      <w:r>
+        <w:t>Энкодер</w:t>
+      </w:r>
+      <w:proofErr w:type="spellEnd"/>
+      <w:r>
+        <w:t xml:space="preserve"> (</w:t>
+      </w:r>
+      <w:proofErr w:type="spellStart"/>
+      <w:r>
+        <w:t>encoder</w:t>
+      </w:r>
+      <w:proofErr w:type="spellEnd"/>
+      <w:r>
+        <w:t xml:space="preserve">): последовательность из N идентичных блоков (для </w:t>
+      </w:r>
+      <w:proofErr w:type="spellStart"/>
+      <w:r>
+        <w:t>Whisper-small</w:t>
+      </w:r>
+      <w:proofErr w:type="spellEnd"/>
+      <w:r>
+        <w:t xml:space="preserve"> N=12), каждый из которых содержит:</w:t>
       </w:r>
     </w:p>
     <w:p>
@@ -22600,7 +25857,23 @@
       </w:pPr>
       <w:r>
         <w:lastRenderedPageBreak/>
-        <w:t>Механизм самовнимания (self-attention) – позволяет каждому временному шагу «видеть» все остальные шаги и взвешивать их важность;</w:t>
+        <w:t xml:space="preserve">Механизм </w:t>
+      </w:r>
+      <w:proofErr w:type="spellStart"/>
+      <w:r>
+        <w:t>самовнимания</w:t>
+      </w:r>
+      <w:proofErr w:type="spellEnd"/>
+      <w:r>
+        <w:t xml:space="preserve"> (</w:t>
+      </w:r>
+      <w:proofErr w:type="spellStart"/>
+      <w:r>
+        <w:t>self-attention</w:t>
+      </w:r>
+      <w:proofErr w:type="spellEnd"/>
+      <w:r>
+        <w:t>) – позволяет каждому временному шагу «видеть» все остальные шаги и взвешивать их важность;</w:t>
       </w:r>
     </w:p>
     <w:p>
@@ -22623,8 +25896,13 @@
         </w:numPr>
         <w:contextualSpacing/>
       </w:pPr>
-      <w:r>
-        <w:t>Полносвязные слои для нелинейной трансформации признаков.</w:t>
+      <w:proofErr w:type="spellStart"/>
+      <w:r>
+        <w:t>Полносвязные</w:t>
+      </w:r>
+      <w:proofErr w:type="spellEnd"/>
+      <w:r>
+        <w:t xml:space="preserve"> слои для нелинейной трансформации признаков.</w:t>
       </w:r>
     </w:p>
     <w:p>
@@ -22636,7 +25914,39 @@
         <w:contextualSpacing/>
       </w:pPr>
       <w:r>
-        <w:t>Декодер (decoder): аналогичная структура, но с добавлением кросс-внимания (cross-attention), которое связывает декодер с выходом энкодера. Декодер генерирует текстовые токены авторегрессионно (каждый следующий токен зависит от предыдущих).</w:t>
+        <w:t>Декодер (</w:t>
+      </w:r>
+      <w:proofErr w:type="spellStart"/>
+      <w:r>
+        <w:t>decoder</w:t>
+      </w:r>
+      <w:proofErr w:type="spellEnd"/>
+      <w:r>
+        <w:t>): аналогичная структура, но с добавлением кросс-внимания (</w:t>
+      </w:r>
+      <w:proofErr w:type="spellStart"/>
+      <w:r>
+        <w:t>cross-attention</w:t>
+      </w:r>
+      <w:proofErr w:type="spellEnd"/>
+      <w:r>
+        <w:t xml:space="preserve">), которое связывает декодер с выходом </w:t>
+      </w:r>
+      <w:proofErr w:type="spellStart"/>
+      <w:r>
+        <w:t>энкодера</w:t>
+      </w:r>
+      <w:proofErr w:type="spellEnd"/>
+      <w:r>
+        <w:t xml:space="preserve">. Декодер генерирует текстовые токены </w:t>
+      </w:r>
+      <w:proofErr w:type="spellStart"/>
+      <w:r>
+        <w:t>авторегрессионно</w:t>
+      </w:r>
+      <w:proofErr w:type="spellEnd"/>
+      <w:r>
+        <w:t xml:space="preserve"> (каждый следующий токен зависит от предыдущих).</w:t>
       </w:r>
     </w:p>
     <w:p>
@@ -22644,7 +25954,47 @@
         <w:contextualSpacing/>
       </w:pPr>
       <w:r>
-        <w:t xml:space="preserve">Модель Whisper преобразует аудиосигнал в мел-спектрограмму, которая подаётся на вход энкодеру. Энкодер извлекает контекстуальные признаки, которые затем используются декодером для генерации текстовых токенов с учётом языковой модели. Кросс-внимание между декодером и энкодером позволяет модели «фокусироваться» на соответствующих участках аудио при генерации каждого слова. Общая схема работы Whisper представлена на рисунке </w:t>
+        <w:t xml:space="preserve">Модель </w:t>
+      </w:r>
+      <w:proofErr w:type="spellStart"/>
+      <w:r>
+        <w:t>Whisper</w:t>
+      </w:r>
+      <w:proofErr w:type="spellEnd"/>
+      <w:r>
+        <w:t xml:space="preserve"> преобразует аудиосигнал в мел-спектрограмму, которая подаётся на вход </w:t>
+      </w:r>
+      <w:proofErr w:type="spellStart"/>
+      <w:r>
+        <w:t>энкодеру</w:t>
+      </w:r>
+      <w:proofErr w:type="spellEnd"/>
+      <w:r>
+        <w:t xml:space="preserve">. </w:t>
+      </w:r>
+      <w:proofErr w:type="spellStart"/>
+      <w:r>
+        <w:t>Энкодер</w:t>
+      </w:r>
+      <w:proofErr w:type="spellEnd"/>
+      <w:r>
+        <w:t xml:space="preserve"> извлекает контекстуальные признаки, которые затем используются декодером для генерации текстовых токенов с учётом языковой модели. Кросс-внимание между декодером и </w:t>
+      </w:r>
+      <w:proofErr w:type="spellStart"/>
+      <w:r>
+        <w:t>энкодером</w:t>
+      </w:r>
+      <w:proofErr w:type="spellEnd"/>
+      <w:r>
+        <w:t xml:space="preserve"> позволяет модели «фокусироваться» на соответствующих участках аудио при генерации каждого слова. Общая схема работы </w:t>
+      </w:r>
+      <w:proofErr w:type="spellStart"/>
+      <w:r>
+        <w:t>Whisper</w:t>
+      </w:r>
+      <w:proofErr w:type="spellEnd"/>
+      <w:r>
+        <w:t xml:space="preserve"> представлена на рисунке </w:t>
       </w:r>
       <w:r>
         <w:rPr>
@@ -22822,17 +26172,32 @@
           <w:color w:val="000000" w:themeColor="text1"/>
           <w:lang w:eastAsia="en-US" w:bidi="he-IL"/>
         </w:rPr>
-        <w:t xml:space="preserve"> Общая схема Whisper</w:t>
+        <w:t xml:space="preserve"> Общая схема </w:t>
+      </w:r>
+      <w:proofErr w:type="spellStart"/>
+      <w:r>
+        <w:rPr>
+          <w:rFonts w:eastAsiaTheme="minorHAnsi"/>
+          <w:color w:val="000000" w:themeColor="text1"/>
+          <w:lang w:eastAsia="en-US" w:bidi="he-IL"/>
+        </w:rPr>
+        <w:t>Whisper</w:t>
       </w:r>
       <w:bookmarkEnd w:id="54"/>
+      <w:proofErr w:type="spellEnd"/>
     </w:p>
     <w:p>
       <w:pPr>
         <w:contextualSpacing/>
       </w:pPr>
       <w:r>
-        <w:t>Обучение Whisper</w:t>
-      </w:r>
+        <w:t xml:space="preserve">Обучение </w:t>
+      </w:r>
+      <w:proofErr w:type="spellStart"/>
+      <w:r>
+        <w:t>Whisper</w:t>
+      </w:r>
+      <w:proofErr w:type="spellEnd"/>
     </w:p>
     <w:p>
       <w:pPr>
@@ -22919,15 +26284,44 @@
         <w:contextualSpacing/>
       </w:pPr>
       <w:r>
-        <w:t>Оптимизация инференса: faster-whisper</w:t>
-      </w:r>
+        <w:t xml:space="preserve">Оптимизация </w:t>
+      </w:r>
+      <w:proofErr w:type="spellStart"/>
+      <w:r>
+        <w:t>инференса</w:t>
+      </w:r>
+      <w:proofErr w:type="spellEnd"/>
+      <w:r>
+        <w:t xml:space="preserve">: </w:t>
+      </w:r>
+      <w:proofErr w:type="spellStart"/>
+      <w:r>
+        <w:t>faster-whisper</w:t>
+      </w:r>
+      <w:proofErr w:type="spellEnd"/>
     </w:p>
     <w:p>
       <w:pPr>
         <w:contextualSpacing/>
       </w:pPr>
       <w:r>
-        <w:t>Для ускорения работы в реальном времени используется библиотека faster-whisper, основанная на CTranslate2 – движке эффективного инференса трансформеров. Оптимизации включают:</w:t>
+        <w:t xml:space="preserve">Для ускорения работы в реальном времени используется библиотека </w:t>
+      </w:r>
+      <w:proofErr w:type="spellStart"/>
+      <w:r>
+        <w:t>faster-whisper</w:t>
+      </w:r>
+      <w:proofErr w:type="spellEnd"/>
+      <w:r>
+        <w:t xml:space="preserve">, основанная на CTranslate2 – движке эффективного </w:t>
+      </w:r>
+      <w:proofErr w:type="spellStart"/>
+      <w:r>
+        <w:t>инференса</w:t>
+      </w:r>
+      <w:proofErr w:type="spellEnd"/>
+      <w:r>
+        <w:t xml:space="preserve"> трансформеров. Оптимизации включают:</w:t>
       </w:r>
     </w:p>
     <w:p>
@@ -22951,7 +26345,23 @@
         <w:contextualSpacing/>
       </w:pPr>
       <w:r>
-        <w:t>Пакетная обработка (batching) – одновременная обработка нескольких аудиочанков;</w:t>
+        <w:t>Пакетная обработка (</w:t>
+      </w:r>
+      <w:proofErr w:type="spellStart"/>
+      <w:r>
+        <w:t>batching</w:t>
+      </w:r>
+      <w:proofErr w:type="spellEnd"/>
+      <w:r>
+        <w:t xml:space="preserve">) – одновременная обработка нескольких </w:t>
+      </w:r>
+      <w:proofErr w:type="spellStart"/>
+      <w:r>
+        <w:t>аудиочанков</w:t>
+      </w:r>
+      <w:proofErr w:type="spellEnd"/>
+      <w:r>
+        <w:t>;</w:t>
       </w:r>
     </w:p>
     <w:p>
@@ -22976,12 +26386,52 @@
     </w:p>
     <w:p>
       <w:r>
-        <w:t>Для оценки смысловой и эмоциональной окраски транскрибированной речи в системе реализован модуль анализа тональности (Sentiment Analysis). В отличие от акустического анализа, который оценивает паралингвистические признаки голоса (тембр, интонацию), NLP-модуль работает непосредственно с семантикой произнесенного текста.</w:t>
-      </w:r>
-    </w:p>
-    <w:p>
-      <w:r>
-        <w:t>В разработанном комплексе применяется легковесная предобученная трансформерная модель (например, на базе архитектуры RuBERT или DistilBERT), адаптированная для задачи классификации тональности. Такой выбор обеспечивает баланс между высокой точностью определения контекста и низкими требованиями к вычислительным ресурсам, что критично для работы в режиме, близком к реальному времени.</w:t>
+        <w:t>Для оценки смысловой и эмоциональной окраски транскрибированной речи в системе реализован модуль анализа тональности (</w:t>
+      </w:r>
+      <w:proofErr w:type="spellStart"/>
+      <w:r>
+        <w:t>Sentiment</w:t>
+      </w:r>
+      <w:proofErr w:type="spellEnd"/>
+      <w:r>
+        <w:t xml:space="preserve"> Analysis). В отличие от акустического анализа, который оценивает паралингвистические признаки голоса (тембр, интонацию), NLP-модуль работает непосредственно с семантикой произнесенного текста.</w:t>
+      </w:r>
+    </w:p>
+    <w:p>
+      <w:r>
+        <w:t xml:space="preserve">В разработанном комплексе применяется легковесная </w:t>
+      </w:r>
+      <w:proofErr w:type="spellStart"/>
+      <w:r>
+        <w:t>предобученная</w:t>
+      </w:r>
+      <w:proofErr w:type="spellEnd"/>
+      <w:r>
+        <w:t xml:space="preserve"> </w:t>
+      </w:r>
+      <w:proofErr w:type="spellStart"/>
+      <w:r>
+        <w:t>трансформерная</w:t>
+      </w:r>
+      <w:proofErr w:type="spellEnd"/>
+      <w:r>
+        <w:t xml:space="preserve"> модель (например, на базе архитектуры </w:t>
+      </w:r>
+      <w:proofErr w:type="spellStart"/>
+      <w:r>
+        <w:t>RuBERT</w:t>
+      </w:r>
+      <w:proofErr w:type="spellEnd"/>
+      <w:r>
+        <w:t xml:space="preserve"> или </w:t>
+      </w:r>
+      <w:proofErr w:type="spellStart"/>
+      <w:r>
+        <w:t>DistilBERT</w:t>
+      </w:r>
+      <w:proofErr w:type="spellEnd"/>
+      <w:r>
+        <w:t>), адаптированная для задачи классификации тональности. Такой выбор обеспечивает баланс между высокой точностью определения контекста и низкими требованиями к вычислительным ресурсам, что критично для работы в режиме, близком к реальному времени.</w:t>
       </w:r>
     </w:p>
     <w:p>
@@ -22999,7 +26449,23 @@
       </w:pPr>
       <w:r>
         <w:lastRenderedPageBreak/>
-        <w:t>Сегментация и токенизация: Разбиение потока транскрибированного текста (полученного от модели Whisper) на смысловые единицы (предложения или законченные реплики) и их преобразование в числовые представления (токены).</w:t>
+        <w:t xml:space="preserve">Сегментация и </w:t>
+      </w:r>
+      <w:proofErr w:type="spellStart"/>
+      <w:r>
+        <w:t>токенизация</w:t>
+      </w:r>
+      <w:proofErr w:type="spellEnd"/>
+      <w:r>
+        <w:t xml:space="preserve">: Разбиение потока транскрибированного текста (полученного от модели </w:t>
+      </w:r>
+      <w:proofErr w:type="spellStart"/>
+      <w:r>
+        <w:t>Whisper</w:t>
+      </w:r>
+      <w:proofErr w:type="spellEnd"/>
+      <w:r>
+        <w:t>) на смысловые единицы (предложения или законченные реплики) и их преобразование в числовые представления (токены).</w:t>
       </w:r>
     </w:p>
     <w:p>
@@ -23010,8 +26476,13 @@
           <w:numId w:val="5"/>
         </w:numPr>
       </w:pPr>
-      <w:r>
-        <w:t>Инференс модели: Передача векторизованного текста на вход нейросетевой модели для извлечения контекстуальных признаков.</w:t>
+      <w:proofErr w:type="spellStart"/>
+      <w:r>
+        <w:t>Инференс</w:t>
+      </w:r>
+      <w:proofErr w:type="spellEnd"/>
+      <w:r>
+        <w:t xml:space="preserve"> модели: Передача векторизованного текста на вход нейросетевой модели для извлечения контекстуальных признаков.</w:t>
       </w:r>
     </w:p>
     <w:p>
@@ -23028,7 +26499,31 @@
     </w:p>
     <w:p>
       <w:r>
-        <w:t>Результаты текстового анализа асинхронно сохраняются в базе данных в формате JSONB с привязкой к временным меткам (timestamp) и идентификатору спикера. Это позволяет на этапе формирования отчёта сопоставлять семантическую тональность речи с визуальными (мимика) и акустическими (голос) признаками эмоций, реализуя принцип мультимодального позднего слияния (late fusion).</w:t>
+        <w:t>Результаты текстового анализа асинхронно сохраняются в базе данных в формате JSONB с привязкой к временным меткам (</w:t>
+      </w:r>
+      <w:proofErr w:type="spellStart"/>
+      <w:r>
+        <w:t>timestamp</w:t>
+      </w:r>
+      <w:proofErr w:type="spellEnd"/>
+      <w:r>
+        <w:t>) и идентификатору спикера. Это позволяет на этапе формирования отчёта сопоставлять семантическую тональность речи с визуальными (мимика) и акустическими (голос) признаками эмоций, реализуя принцип мультимодального позднего слияния (</w:t>
+      </w:r>
+      <w:proofErr w:type="spellStart"/>
+      <w:r>
+        <w:t>late</w:t>
+      </w:r>
+      <w:proofErr w:type="spellEnd"/>
+      <w:r>
+        <w:t xml:space="preserve"> </w:t>
+      </w:r>
+      <w:proofErr w:type="spellStart"/>
+      <w:r>
+        <w:t>fusion</w:t>
+      </w:r>
+      <w:proofErr w:type="spellEnd"/>
+      <w:r>
+        <w:t>).</w:t>
       </w:r>
     </w:p>
     <w:p>
@@ -23044,7 +26539,31 @@
         <w:contextualSpacing/>
       </w:pPr>
       <w:r>
-        <w:t>Агрегация итогов встречи реализована в модуле отчётности. На текущем этапе применяется эвристический подход late fusion (позднее слияние): статистика эмоций, таймлайны активности, ключевые фразы из транскрипта и метрики вовлечённости объединяются по временным окнам.</w:t>
+        <w:t xml:space="preserve">Агрегация итогов встречи реализована в модуле отчётности. На текущем этапе применяется эвристический подход </w:t>
+      </w:r>
+      <w:proofErr w:type="spellStart"/>
+      <w:r>
+        <w:t>late</w:t>
+      </w:r>
+      <w:proofErr w:type="spellEnd"/>
+      <w:r>
+        <w:t xml:space="preserve"> </w:t>
+      </w:r>
+      <w:proofErr w:type="spellStart"/>
+      <w:r>
+        <w:t>fusion</w:t>
+      </w:r>
+      <w:proofErr w:type="spellEnd"/>
+      <w:r>
+        <w:t xml:space="preserve"> (позднее слияние): статистика эмоций, </w:t>
+      </w:r>
+      <w:proofErr w:type="spellStart"/>
+      <w:r>
+        <w:t>таймлайны</w:t>
+      </w:r>
+      <w:proofErr w:type="spellEnd"/>
+      <w:r>
+        <w:t xml:space="preserve"> активности, ключевые фразы из транскрипта и метрики вовлечённости объединяются по временным окнам.</w:t>
       </w:r>
     </w:p>
     <w:p>
@@ -23063,8 +26582,37 @@
         </w:numPr>
         <w:contextualSpacing/>
       </w:pPr>
-      <w:r>
-        <w:t>Meeting summary – сводка по встрече: распределение эмоций (доли событий по категориям), текстовые highlights (ключевые моменты), рейтинг вовлечённости участников, покрытие (coverage) – доля времени, когда были доступны данные;</w:t>
+      <w:proofErr w:type="spellStart"/>
+      <w:r>
+        <w:t>Meeting</w:t>
+      </w:r>
+      <w:proofErr w:type="spellEnd"/>
+      <w:r>
+        <w:t xml:space="preserve"> </w:t>
+      </w:r>
+      <w:proofErr w:type="spellStart"/>
+      <w:r>
+        <w:t>summary</w:t>
+      </w:r>
+      <w:proofErr w:type="spellEnd"/>
+      <w:r>
+        <w:t xml:space="preserve"> – сводка по встрече: распределение эмоций (доли событий по категориям), текстовые </w:t>
+      </w:r>
+      <w:proofErr w:type="spellStart"/>
+      <w:r>
+        <w:t>highlights</w:t>
+      </w:r>
+      <w:proofErr w:type="spellEnd"/>
+      <w:r>
+        <w:t xml:space="preserve"> (ключевые моменты), рейтинг вовлечённости участников, покрытие (</w:t>
+      </w:r>
+      <w:proofErr w:type="spellStart"/>
+      <w:r>
+        <w:t>coverage</w:t>
+      </w:r>
+      <w:proofErr w:type="spellEnd"/>
+      <w:r>
+        <w:t>) – доля времени, когда были доступны данные;</w:t>
       </w:r>
     </w:p>
     <w:p>
@@ -23075,8 +26623,21 @@
         </w:numPr>
         <w:contextualSpacing/>
       </w:pPr>
-      <w:r>
-        <w:t>Participant tiles – карточки участников с индивидуальной статистикой;</w:t>
+      <w:proofErr w:type="spellStart"/>
+      <w:r>
+        <w:t>Participant</w:t>
+      </w:r>
+      <w:proofErr w:type="spellEnd"/>
+      <w:r>
+        <w:t xml:space="preserve"> </w:t>
+      </w:r>
+      <w:proofErr w:type="spellStart"/>
+      <w:r>
+        <w:t>tiles</w:t>
+      </w:r>
+      <w:proofErr w:type="spellEnd"/>
+      <w:r>
+        <w:t xml:space="preserve"> – карточки участников с индивидуальной статистикой;</w:t>
       </w:r>
     </w:p>
     <w:p>
@@ -23087,8 +26648,13 @@
         </w:numPr>
         <w:contextualSpacing/>
       </w:pPr>
-      <w:r>
-        <w:t>Timelines – временные шкалы изменения эмоций и активности;</w:t>
+      <w:proofErr w:type="spellStart"/>
+      <w:r>
+        <w:t>Timelines</w:t>
+      </w:r>
+      <w:proofErr w:type="spellEnd"/>
+      <w:r>
+        <w:t xml:space="preserve"> – временные шкалы изменения эмоций и активности;</w:t>
       </w:r>
     </w:p>
     <w:p>
@@ -23100,7 +26666,31 @@
         <w:contextualSpacing/>
       </w:pPr>
       <w:r>
-        <w:t>Face tracking summary – сводка по трекингу лиц (при наличии данных от MediaPipe);</w:t>
+        <w:t xml:space="preserve">Face </w:t>
+      </w:r>
+      <w:proofErr w:type="spellStart"/>
+      <w:r>
+        <w:t>tracking</w:t>
+      </w:r>
+      <w:proofErr w:type="spellEnd"/>
+      <w:r>
+        <w:t xml:space="preserve"> </w:t>
+      </w:r>
+      <w:proofErr w:type="spellStart"/>
+      <w:r>
+        <w:t>summary</w:t>
+      </w:r>
+      <w:proofErr w:type="spellEnd"/>
+      <w:r>
+        <w:t xml:space="preserve"> – сводка по трекингу лиц (при наличии данных от </w:t>
+      </w:r>
+      <w:proofErr w:type="spellStart"/>
+      <w:r>
+        <w:t>MediaPipe</w:t>
+      </w:r>
+      <w:proofErr w:type="spellEnd"/>
+      <w:r>
+        <w:t>);</w:t>
       </w:r>
     </w:p>
     <w:p>
@@ -23111,8 +26701,13 @@
         </w:numPr>
         <w:contextualSpacing/>
       </w:pPr>
-      <w:r>
-        <w:t>Observations – наблюдения и рекомендации.</w:t>
+      <w:proofErr w:type="spellStart"/>
+      <w:r>
+        <w:t>Observations</w:t>
+      </w:r>
+      <w:proofErr w:type="spellEnd"/>
+      <w:r>
+        <w:t xml:space="preserve"> – наблюдения и рекомендации.</w:t>
       </w:r>
     </w:p>
     <w:p>
@@ -23148,7 +26743,15 @@
         <w:contextualSpacing/>
       </w:pPr>
       <w:r>
-        <w:t>В качестве СУБД выбрана PostgreSQL. Схема данных управляется через файловые миграции. Ключевые таблицы:</w:t>
+        <w:t xml:space="preserve">В качестве СУБД выбрана </w:t>
+      </w:r>
+      <w:proofErr w:type="spellStart"/>
+      <w:r>
+        <w:t>PostgreSQL</w:t>
+      </w:r>
+      <w:proofErr w:type="spellEnd"/>
+      <w:r>
+        <w:t>. Схема данных управляется через файловые миграции. Ключевые таблицы:</w:t>
       </w:r>
     </w:p>
     <w:p>
@@ -23204,7 +26807,31 @@
         <w:contextualSpacing/>
       </w:pPr>
       <w:r>
-        <w:t>Для гибкого хранения разнородных данных аналитики используется тип JSONB. Это позволяет сохранять payloads разного формата (эмодоминанты, признаки аудио, координаты ландмарок) без изменения схемы. Целостность данных обеспечивается каскадным удалением дочерних записей при ликвидации сессии.</w:t>
+        <w:t xml:space="preserve">Для гибкого хранения разнородных данных аналитики используется тип JSONB. Это позволяет сохранять </w:t>
+      </w:r>
+      <w:proofErr w:type="spellStart"/>
+      <w:r>
+        <w:t>payloads</w:t>
+      </w:r>
+      <w:proofErr w:type="spellEnd"/>
+      <w:r>
+        <w:t xml:space="preserve"> разного формата (</w:t>
+      </w:r>
+      <w:proofErr w:type="spellStart"/>
+      <w:r>
+        <w:t>эмодоминанты</w:t>
+      </w:r>
+      <w:proofErr w:type="spellEnd"/>
+      <w:r>
+        <w:t xml:space="preserve">, признаки аудио, координаты </w:t>
+      </w:r>
+      <w:proofErr w:type="spellStart"/>
+      <w:r>
+        <w:t>ландмарок</w:t>
+      </w:r>
+      <w:proofErr w:type="spellEnd"/>
+      <w:r>
+        <w:t>) без изменения схемы. Целостность данных обеспечивается каскадным удалением дочерних записей при ликвидации сессии.</w:t>
       </w:r>
     </w:p>
     <w:p>
@@ -23232,7 +26859,31 @@
         <w:contextualSpacing/>
       </w:pPr>
       <w:r>
-        <w:t>Интеграция всех модулей обеспечивается согласованными контрактами обмена данными и оркестрацией через Docker Compose. Полный цикл работы системы выглядит следующим образом:</w:t>
+        <w:t xml:space="preserve">Интеграция всех модулей обеспечивается согласованными контрактами обмена данными и </w:t>
+      </w:r>
+      <w:proofErr w:type="spellStart"/>
+      <w:r>
+        <w:t>оркестрацией</w:t>
+      </w:r>
+      <w:proofErr w:type="spellEnd"/>
+      <w:r>
+        <w:t xml:space="preserve"> через </w:t>
+      </w:r>
+      <w:proofErr w:type="spellStart"/>
+      <w:r>
+        <w:t>Docker</w:t>
+      </w:r>
+      <w:proofErr w:type="spellEnd"/>
+      <w:r>
+        <w:t xml:space="preserve"> </w:t>
+      </w:r>
+      <w:proofErr w:type="spellStart"/>
+      <w:r>
+        <w:t>Compose</w:t>
+      </w:r>
+      <w:proofErr w:type="spellEnd"/>
+      <w:r>
+        <w:t>. Полный цикл работы системы выглядит следующим образом:</w:t>
       </w:r>
     </w:p>
     <w:p>
@@ -23257,7 +26908,15 @@
       </w:pPr>
       <w:r>
         <w:lastRenderedPageBreak/>
-        <w:t>Клиент устанавливает WebSocket-соединение, отправляет сообщение о присоединении, запускает захват аудио и периодический сбор кадров.</w:t>
+        <w:t xml:space="preserve">Клиент устанавливает </w:t>
+      </w:r>
+      <w:proofErr w:type="spellStart"/>
+      <w:r>
+        <w:t>WebSocket</w:t>
+      </w:r>
+      <w:proofErr w:type="spellEnd"/>
+      <w:r>
+        <w:t>-соединение, отправляет сообщение о присоединении, запускает захват аудио и периодический сбор кадров.</w:t>
       </w:r>
     </w:p>
     <w:p>
@@ -23281,7 +26940,15 @@
         <w:contextualSpacing/>
       </w:pPr>
       <w:r>
-        <w:t>Результаты анализа возвращаются на сервер, записываются в PostgreSQL и транслируются клиентам в реальном времени.</w:t>
+        <w:t xml:space="preserve">Результаты анализа возвращаются на сервер, записываются в </w:t>
+      </w:r>
+      <w:proofErr w:type="spellStart"/>
+      <w:r>
+        <w:t>PostgreSQL</w:t>
+      </w:r>
+      <w:proofErr w:type="spellEnd"/>
+      <w:r>
+        <w:t xml:space="preserve"> и транслируются клиентам в реальном времени.</w:t>
       </w:r>
     </w:p>
     <w:p>
@@ -23305,7 +26972,23 @@
         <w:contextualSpacing/>
       </w:pPr>
       <w:r>
-        <w:t>CI/CD-пайплайн автоматизирует линтинг, модульные тесты и сборку образов, обеспечивая стабильность интеграции.</w:t>
+        <w:t>CI/CD-</w:t>
+      </w:r>
+      <w:proofErr w:type="spellStart"/>
+      <w:r>
+        <w:t>пайплайн</w:t>
+      </w:r>
+      <w:proofErr w:type="spellEnd"/>
+      <w:r>
+        <w:t xml:space="preserve"> автоматизирует </w:t>
+      </w:r>
+      <w:proofErr w:type="spellStart"/>
+      <w:r>
+        <w:t>линтинг</w:t>
+      </w:r>
+      <w:proofErr w:type="spellEnd"/>
+      <w:r>
+        <w:t>, модульные тесты и сборку образов, обеспечивая стабильность интеграции.</w:t>
       </w:r>
     </w:p>
     <w:p>
@@ -23313,7 +26996,15 @@
         <w:contextualSpacing/>
       </w:pPr>
       <w:r>
-        <w:t>Разработанный программный комплекс демонстрирует работоспособность ключевых сценариев: безопасной авторизации, низкозадержочного обмена медиа, мультимодального анализа в реальном времени и генерации структурированных отчётов. Модульная структура позволяет в перспективе заменить эвристические алгоритмы на промышленные модели, добавить поддержку видеозаписи встречи и расширить аналитические метрики без перепроектирования ядра системы.</w:t>
+        <w:t xml:space="preserve">Разработанный программный комплекс демонстрирует работоспособность ключевых сценариев: безопасной авторизации, </w:t>
+      </w:r>
+      <w:proofErr w:type="spellStart"/>
+      <w:r>
+        <w:t>низкозадержочного</w:t>
+      </w:r>
+      <w:proofErr w:type="spellEnd"/>
+      <w:r>
+        <w:t xml:space="preserve"> обмена медиа, мультимодального анализа в реальном времени и генерации структурированных отчётов. Модульная структура позволяет в перспективе заменить эвристические алгоритмы на промышленные модели, добавить поддержку видеозаписи встречи и расширить аналитические метрики без перепроектирования ядра системы.</w:t>
       </w:r>
       <w:r>
         <w:rPr>
@@ -23401,7 +27092,39 @@
           <w:rFonts w:cs="Times New Roman"/>
           <w:lang w:bidi="ru-RU"/>
         </w:rPr>
-        <w:t>спроектирована и реализована клиент-серверная архитектура системы, обеспечивающая обмен медиаданными в режиме реального времени с использованием протокола WebSocket;</w:t>
+        <w:t xml:space="preserve">спроектирована и реализована клиент-серверная архитектура системы, обеспечивающая обмен </w:t>
+      </w:r>
+      <w:proofErr w:type="spellStart"/>
+      <w:r>
+        <w:rPr>
+          <w:rFonts w:cs="Times New Roman"/>
+          <w:lang w:bidi="ru-RU"/>
+        </w:rPr>
+        <w:t>медиаданными</w:t>
+      </w:r>
+      <w:proofErr w:type="spellEnd"/>
+      <w:r>
+        <w:rPr>
+          <w:rFonts w:cs="Times New Roman"/>
+          <w:lang w:bidi="ru-RU"/>
+        </w:rPr>
+        <w:t xml:space="preserve"> в режиме реального времени с использованием протокола </w:t>
+      </w:r>
+      <w:proofErr w:type="spellStart"/>
+      <w:r>
+        <w:rPr>
+          <w:rFonts w:cs="Times New Roman"/>
+          <w:lang w:bidi="ru-RU"/>
+        </w:rPr>
+        <w:t>WebSocket</w:t>
+      </w:r>
+      <w:proofErr w:type="spellEnd"/>
+      <w:r>
+        <w:rPr>
+          <w:rFonts w:cs="Times New Roman"/>
+          <w:lang w:bidi="ru-RU"/>
+        </w:rPr>
+        <w:t>;</w:t>
       </w:r>
     </w:p>
     <w:p>
@@ -23421,7 +27144,23 @@
           <w:rFonts w:cs="Times New Roman"/>
           <w:lang w:bidi="ru-RU"/>
         </w:rPr>
-        <w:t>разработан модуль аутентификации пользователей с применением токенов JWT, алгоритма хеширования bcrypt и механизмов защиты от подбора учётных данных;</w:t>
+        <w:t xml:space="preserve">разработан модуль аутентификации пользователей с применением токенов JWT, алгоритма хеширования </w:t>
+      </w:r>
+      <w:proofErr w:type="spellStart"/>
+      <w:r>
+        <w:rPr>
+          <w:rFonts w:cs="Times New Roman"/>
+          <w:lang w:bidi="ru-RU"/>
+        </w:rPr>
+        <w:t>bcrypt</w:t>
+      </w:r>
+      <w:proofErr w:type="spellEnd"/>
+      <w:r>
+        <w:rPr>
+          <w:rFonts w:cs="Times New Roman"/>
+          <w:lang w:bidi="ru-RU"/>
+        </w:rPr>
+        <w:t xml:space="preserve"> и механизмов защиты от подбора учётных данных;</w:t>
       </w:r>
     </w:p>
     <w:p>
@@ -23462,7 +27201,71 @@
           <w:lang w:bidi="ru-RU"/>
         </w:rPr>
         <w:lastRenderedPageBreak/>
-        <w:t>интегрированы нейросетевые модели для детекции лиц и классификации базовых эмоциональных состояний (DeepFace, MediaPipe Face Landmarker), а также для автоматического распознавания речи (faster-whisper);</w:t>
+        <w:t>интегрированы нейросетевые модели для детекции лиц и классификации базовых эмоциональных состояний (</w:t>
+      </w:r>
+      <w:proofErr w:type="spellStart"/>
+      <w:r>
+        <w:rPr>
+          <w:rFonts w:cs="Times New Roman"/>
+          <w:lang w:bidi="ru-RU"/>
+        </w:rPr>
+        <w:t>DeepFace</w:t>
+      </w:r>
+      <w:proofErr w:type="spellEnd"/>
+      <w:r>
+        <w:rPr>
+          <w:rFonts w:cs="Times New Roman"/>
+          <w:lang w:bidi="ru-RU"/>
+        </w:rPr>
+        <w:t xml:space="preserve">, </w:t>
+      </w:r>
+      <w:proofErr w:type="spellStart"/>
+      <w:r>
+        <w:rPr>
+          <w:rFonts w:cs="Times New Roman"/>
+          <w:lang w:bidi="ru-RU"/>
+        </w:rPr>
+        <w:t>MediaPipe</w:t>
+      </w:r>
+      <w:proofErr w:type="spellEnd"/>
+      <w:r>
+        <w:rPr>
+          <w:rFonts w:cs="Times New Roman"/>
+          <w:lang w:bidi="ru-RU"/>
+        </w:rPr>
+        <w:t xml:space="preserve"> Face </w:t>
+      </w:r>
+      <w:proofErr w:type="spellStart"/>
+      <w:r>
+        <w:rPr>
+          <w:rFonts w:cs="Times New Roman"/>
+          <w:lang w:bidi="ru-RU"/>
+        </w:rPr>
+        <w:t>Landmarker</w:t>
+      </w:r>
+      <w:proofErr w:type="spellEnd"/>
+      <w:r>
+        <w:rPr>
+          <w:rFonts w:cs="Times New Roman"/>
+          <w:lang w:bidi="ru-RU"/>
+        </w:rPr>
+        <w:t>), а также для автоматического распознавания речи (</w:t>
+      </w:r>
+      <w:proofErr w:type="spellStart"/>
+      <w:r>
+        <w:rPr>
+          <w:rFonts w:cs="Times New Roman"/>
+          <w:lang w:bidi="ru-RU"/>
+        </w:rPr>
+        <w:t>faster-whisper</w:t>
+      </w:r>
+      <w:proofErr w:type="spellEnd"/>
+      <w:r>
+        <w:rPr>
+          <w:rFonts w:cs="Times New Roman"/>
+          <w:lang w:bidi="ru-RU"/>
+        </w:rPr>
+        <w:t>);</w:t>
       </w:r>
     </w:p>
     <w:p>
@@ -23502,7 +27305,39 @@
           <w:rFonts w:cs="Times New Roman"/>
           <w:lang w:bidi="ru-RU"/>
         </w:rPr>
-        <w:t>реализован эвристический механизм формирования аналитических отчётов (late fusion), обеспечивающий агрегацию статистики эмоциональных состояний, временных меток активности и ключевых фрагментов транскрипции.</w:t>
+        <w:t>реализован эвристический механизм формирования аналитических отчётов (</w:t>
+      </w:r>
+      <w:proofErr w:type="spellStart"/>
+      <w:r>
+        <w:rPr>
+          <w:rFonts w:cs="Times New Roman"/>
+          <w:lang w:bidi="ru-RU"/>
+        </w:rPr>
+        <w:t>late</w:t>
+      </w:r>
+      <w:proofErr w:type="spellEnd"/>
+      <w:r>
+        <w:rPr>
+          <w:rFonts w:cs="Times New Roman"/>
+          <w:lang w:bidi="ru-RU"/>
+        </w:rPr>
+        <w:t xml:space="preserve"> </w:t>
+      </w:r>
+      <w:proofErr w:type="spellStart"/>
+      <w:r>
+        <w:rPr>
+          <w:rFonts w:cs="Times New Roman"/>
+          <w:lang w:bidi="ru-RU"/>
+        </w:rPr>
+        <w:t>fusion</w:t>
+      </w:r>
+      <w:proofErr w:type="spellEnd"/>
+      <w:r>
+        <w:rPr>
+          <w:rFonts w:cs="Times New Roman"/>
+          <w:lang w:bidi="ru-RU"/>
+        </w:rPr>
+        <w:t>), обеспечивающий агрегацию статистики эмоциональных состояний, временных меток активности и ключевых фрагментов транскрипции.</w:t>
       </w:r>
     </w:p>
     <w:p>
@@ -23697,7 +27532,21 @@
         <w:rPr>
           <w:lang w:bidi="ru-RU"/>
         </w:rPr>
-        <w:t>Реализован серверный модуль управления сессиями на языке Go с поддержкой REST API и WebSocket-коммуникации.</w:t>
+        <w:t xml:space="preserve">Реализован серверный модуль управления сессиями на языке Go с поддержкой REST API и </w:t>
+      </w:r>
+      <w:proofErr w:type="spellStart"/>
+      <w:r>
+        <w:rPr>
+          <w:lang w:bidi="ru-RU"/>
+        </w:rPr>
+        <w:t>WebSocket</w:t>
+      </w:r>
+      <w:proofErr w:type="spellEnd"/>
+      <w:r>
+        <w:rPr>
+          <w:lang w:bidi="ru-RU"/>
+        </w:rPr>
+        <w:t>-коммуникации.</w:t>
       </w:r>
     </w:p>
     <w:p>
@@ -23715,7 +27564,35 @@
         <w:rPr>
           <w:lang w:bidi="ru-RU"/>
         </w:rPr>
-        <w:t>Разработан пользовательский интерфейс на базе React и TypeScript, обеспечивающий проведение видеоконференций и визуализацию аналитических данных.</w:t>
+        <w:t xml:space="preserve">Разработан пользовательский интерфейс на базе </w:t>
+      </w:r>
+      <w:proofErr w:type="spellStart"/>
+      <w:r>
+        <w:rPr>
+          <w:lang w:bidi="ru-RU"/>
+        </w:rPr>
+        <w:t>React</w:t>
+      </w:r>
+      <w:proofErr w:type="spellEnd"/>
+      <w:r>
+        <w:rPr>
+          <w:lang w:bidi="ru-RU"/>
+        </w:rPr>
+        <w:t xml:space="preserve"> и </w:t>
+      </w:r>
+      <w:proofErr w:type="spellStart"/>
+      <w:r>
+        <w:rPr>
+          <w:lang w:bidi="ru-RU"/>
+        </w:rPr>
+        <w:t>TypeScript</w:t>
+      </w:r>
+      <w:proofErr w:type="spellEnd"/>
+      <w:r>
+        <w:rPr>
+          <w:lang w:bidi="ru-RU"/>
+        </w:rPr>
+        <w:t>, обеспечивающий проведение видеоконференций и визуализацию аналитических данных.</w:t>
       </w:r>
     </w:p>
     <w:p>
@@ -23733,7 +27610,63 @@
         <w:rPr>
           <w:lang w:bidi="ru-RU"/>
         </w:rPr>
-        <w:t>Реализованы модули искусственного интеллекта для анализа выражений лица (DeepFace, MediaPipe) и распознавания речи (Whisper / faster-whisper).</w:t>
+        <w:t>Реализованы модули искусственного интеллекта для анализа выражений лица (</w:t>
+      </w:r>
+      <w:proofErr w:type="spellStart"/>
+      <w:r>
+        <w:rPr>
+          <w:lang w:bidi="ru-RU"/>
+        </w:rPr>
+        <w:t>DeepFace</w:t>
+      </w:r>
+      <w:proofErr w:type="spellEnd"/>
+      <w:r>
+        <w:rPr>
+          <w:lang w:bidi="ru-RU"/>
+        </w:rPr>
+        <w:t xml:space="preserve">, </w:t>
+      </w:r>
+      <w:proofErr w:type="spellStart"/>
+      <w:r>
+        <w:rPr>
+          <w:lang w:bidi="ru-RU"/>
+        </w:rPr>
+        <w:t>MediaPipe</w:t>
+      </w:r>
+      <w:proofErr w:type="spellEnd"/>
+      <w:r>
+        <w:rPr>
+          <w:lang w:bidi="ru-RU"/>
+        </w:rPr>
+        <w:t>) и распознавания речи (</w:t>
+      </w:r>
+      <w:proofErr w:type="spellStart"/>
+      <w:r>
+        <w:rPr>
+          <w:lang w:bidi="ru-RU"/>
+        </w:rPr>
+        <w:t>Whisper</w:t>
+      </w:r>
+      <w:proofErr w:type="spellEnd"/>
+      <w:r>
+        <w:rPr>
+          <w:lang w:bidi="ru-RU"/>
+        </w:rPr>
+        <w:t xml:space="preserve"> / </w:t>
+      </w:r>
+      <w:proofErr w:type="spellStart"/>
+      <w:r>
+        <w:rPr>
+          <w:lang w:bidi="ru-RU"/>
+        </w:rPr>
+        <w:t>faster-whisper</w:t>
+      </w:r>
+      <w:proofErr w:type="spellEnd"/>
+      <w:r>
+        <w:rPr>
+          <w:lang w:bidi="ru-RU"/>
+        </w:rPr>
+        <w:t>).</w:t>
       </w:r>
     </w:p>
     <w:p>
@@ -23751,7 +27684,21 @@
         <w:rPr>
           <w:lang w:bidi="ru-RU"/>
         </w:rPr>
-        <w:t>Спроектирован и реализован механизм хранения мультимодальных данных в СУБД PostgreSQL с использованием формата JSONB.</w:t>
+        <w:t xml:space="preserve">Спроектирован и реализован механизм хранения мультимодальных данных в СУБД </w:t>
+      </w:r>
+      <w:proofErr w:type="spellStart"/>
+      <w:r>
+        <w:rPr>
+          <w:lang w:bidi="ru-RU"/>
+        </w:rPr>
+        <w:t>PostgreSQL</w:t>
+      </w:r>
+      <w:proofErr w:type="spellEnd"/>
+      <w:r>
+        <w:rPr>
+          <w:lang w:bidi="ru-RU"/>
+        </w:rPr>
+        <w:t xml:space="preserve"> с использованием формата JSONB.</w:t>
       </w:r>
     </w:p>
     <w:p>
@@ -23769,7 +27716,35 @@
         <w:rPr>
           <w:lang w:bidi="ru-RU"/>
         </w:rPr>
-        <w:t>Разработан модуль формирования аналитических отчётов на основе эвристического объединения (late fusion) признаков.</w:t>
+        <w:t>Разработан модуль формирования аналитических отчётов на основе эвристического объединения (</w:t>
+      </w:r>
+      <w:proofErr w:type="spellStart"/>
+      <w:r>
+        <w:rPr>
+          <w:lang w:bidi="ru-RU"/>
+        </w:rPr>
+        <w:t>late</w:t>
+      </w:r>
+      <w:proofErr w:type="spellEnd"/>
+      <w:r>
+        <w:rPr>
+          <w:lang w:bidi="ru-RU"/>
+        </w:rPr>
+        <w:t xml:space="preserve"> </w:t>
+      </w:r>
+      <w:proofErr w:type="spellStart"/>
+      <w:r>
+        <w:rPr>
+          <w:lang w:bidi="ru-RU"/>
+        </w:rPr>
+        <w:t>fusion</w:t>
+      </w:r>
+      <w:proofErr w:type="spellEnd"/>
+      <w:r>
+        <w:rPr>
+          <w:lang w:bidi="ru-RU"/>
+        </w:rPr>
+        <w:t>) признаков.</w:t>
       </w:r>
     </w:p>
     <w:p>
@@ -23788,7 +27763,35 @@
           <w:lang w:bidi="ru-RU"/>
         </w:rPr>
         <w:lastRenderedPageBreak/>
-        <w:t>Обеспечена интеграция всех компонентов системы с использованием Docker Compose и проведено комплексное тестирование основных сценариев работы.</w:t>
+        <w:t xml:space="preserve">Обеспечена интеграция всех компонентов системы с использованием </w:t>
+      </w:r>
+      <w:proofErr w:type="spellStart"/>
+      <w:r>
+        <w:rPr>
+          <w:lang w:bidi="ru-RU"/>
+        </w:rPr>
+        <w:t>Docker</w:t>
+      </w:r>
+      <w:proofErr w:type="spellEnd"/>
+      <w:r>
+        <w:rPr>
+          <w:lang w:bidi="ru-RU"/>
+        </w:rPr>
+        <w:t xml:space="preserve"> </w:t>
+      </w:r>
+      <w:proofErr w:type="spellStart"/>
+      <w:r>
+        <w:rPr>
+          <w:lang w:bidi="ru-RU"/>
+        </w:rPr>
+        <w:t>Compose</w:t>
+      </w:r>
+      <w:proofErr w:type="spellEnd"/>
+      <w:r>
+        <w:rPr>
+          <w:lang w:bidi="ru-RU"/>
+        </w:rPr>
+        <w:t xml:space="preserve"> и проведено комплексное тестирование основных сценариев работы.</w:t>
       </w:r>
     </w:p>
     <w:p>
@@ -23830,7 +27833,35 @@
         <w:rPr>
           <w:lang w:bidi="ru-RU"/>
         </w:rPr>
-        <w:t>Перспективы дальнейшего развития проекта включают замену эвристического механизма формирования отчётов на нейросетевую модель агрегации признаков, оптимизацию потоковой транскрибации речи (streaming ASR), реализацию функции записи и последующего анализа видеоконференций, а также расширение аналитических метрик за счёт интеграции с корпоративными HRM-системами и инструментами управления проектами.</w:t>
+        <w:t xml:space="preserve">Перспективы дальнейшего развития проекта включают замену эвристического механизма формирования отчётов на нейросетевую модель агрегации признаков, оптимизацию потоковой </w:t>
+      </w:r>
+      <w:proofErr w:type="spellStart"/>
+      <w:r>
+        <w:rPr>
+          <w:lang w:bidi="ru-RU"/>
+        </w:rPr>
+        <w:t>транскрибации</w:t>
+      </w:r>
+      <w:proofErr w:type="spellEnd"/>
+      <w:r>
+        <w:rPr>
+          <w:lang w:bidi="ru-RU"/>
+        </w:rPr>
+        <w:t xml:space="preserve"> речи (</w:t>
+      </w:r>
+      <w:proofErr w:type="spellStart"/>
+      <w:r>
+        <w:rPr>
+          <w:lang w:bidi="ru-RU"/>
+        </w:rPr>
+        <w:t>streaming</w:t>
+      </w:r>
+      <w:proofErr w:type="spellEnd"/>
+      <w:r>
+        <w:rPr>
+          <w:lang w:bidi="ru-RU"/>
+        </w:rPr>
+        <w:t xml:space="preserve"> ASR), реализацию функции записи и последующего анализа видеоконференций, а также расширение аналитических метрик за счёт интеграции с корпоративными HRM-системами и инструментами управления проектами.</w:t>
       </w:r>
     </w:p>
     <w:p>
@@ -23890,23 +27921,7 @@
           <w:rFonts w:cs="Times New Roman"/>
           <w:lang w:val="en-US" w:bidi="ru-RU"/>
         </w:rPr>
-        <w:t xml:space="preserve">Goodfellow I., Bengio Y., Courville A. Deep Learning. – </w:t>
-      </w:r>
-      <w:proofErr w:type="gramStart"/>
-      <w:r>
-        <w:rPr>
-          <w:rFonts w:cs="Times New Roman"/>
-          <w:lang w:val="en-US" w:bidi="ru-RU"/>
-        </w:rPr>
-        <w:t>Cambridge :</w:t>
-      </w:r>
-      <w:proofErr w:type="gramEnd"/>
-      <w:r>
-        <w:rPr>
-          <w:rFonts w:cs="Times New Roman"/>
-          <w:lang w:val="en-US" w:bidi="ru-RU"/>
-        </w:rPr>
-        <w:t xml:space="preserve"> MIT Press, 2016. – 800 p. – ISBN 978-0-262-03561-3.</w:t>
+        <w:t>Goodfellow I., Bengio Y., Courville A. Deep Learning. – Cambridge : MIT Press, 2016. – 800 p. – ISBN 978-0-262-03561-3.</w:t>
       </w:r>
       <w:bookmarkEnd w:id="66"/>
     </w:p>
@@ -23922,28 +27937,37 @@
           <w:lang w:val="en-US" w:bidi="ru-RU"/>
         </w:rPr>
       </w:pPr>
+      <w:proofErr w:type="spellStart"/>
       <w:r>
         <w:rPr>
           <w:rFonts w:cs="Times New Roman"/>
           <w:lang w:val="en-US" w:bidi="ru-RU"/>
         </w:rPr>
-        <w:t xml:space="preserve">Bradski G., Kaehler A. Learning OpenCV: Computer Vision with the OpenCV Library. – </w:t>
-      </w:r>
-      <w:proofErr w:type="gramStart"/>
+        <w:t>Bradski</w:t>
+      </w:r>
+      <w:proofErr w:type="spellEnd"/>
       <w:r>
         <w:rPr>
           <w:rFonts w:cs="Times New Roman"/>
           <w:lang w:val="en-US" w:bidi="ru-RU"/>
         </w:rPr>
-        <w:t>Sebastopol :</w:t>
-      </w:r>
-      <w:proofErr w:type="gramEnd"/>
+        <w:t xml:space="preserve"> G., </w:t>
+      </w:r>
+      <w:proofErr w:type="spellStart"/>
       <w:r>
         <w:rPr>
           <w:rFonts w:cs="Times New Roman"/>
           <w:lang w:val="en-US" w:bidi="ru-RU"/>
         </w:rPr>
-        <w:t xml:space="preserve"> O’Reilly Media, 2008. – 555 p. – ISBN 978-0-596-51613-0.</w:t>
+        <w:t>Kaehler</w:t>
+      </w:r>
+      <w:proofErr w:type="spellEnd"/>
+      <w:r>
+        <w:rPr>
+          <w:rFonts w:cs="Times New Roman"/>
+          <w:lang w:val="en-US" w:bidi="ru-RU"/>
+        </w:rPr>
+        <w:t xml:space="preserve"> A. Learning OpenCV: Computer Vision with the OpenCV Library. – Sebastopol : O’Reilly Media, 2008. – 555 p. – ISBN 978-0-596-51613-0.</w:t>
       </w:r>
     </w:p>
     <w:p>
@@ -23964,7 +27988,71 @@
           <w:rFonts w:cs="Times New Roman"/>
           <w:lang w:val="en-US" w:bidi="ru-RU"/>
         </w:rPr>
-        <w:t>Vaswani A., Shazeer N., Parmar N. et al. Attention Is All You Need // Advances in Neural Information Processing Systems (NeurIPS). – 2017. – Vol. 30. – URL: https://arxiv.org/abs/1706.03762 (дата обращения: 10.05.2026).</w:t>
+        <w:t xml:space="preserve">Vaswani A., </w:t>
+      </w:r>
+      <w:proofErr w:type="spellStart"/>
+      <w:r>
+        <w:rPr>
+          <w:rFonts w:cs="Times New Roman"/>
+          <w:lang w:val="en-US" w:bidi="ru-RU"/>
+        </w:rPr>
+        <w:t>Shazeer</w:t>
+      </w:r>
+      <w:proofErr w:type="spellEnd"/>
+      <w:r>
+        <w:rPr>
+          <w:rFonts w:cs="Times New Roman"/>
+          <w:lang w:val="en-US" w:bidi="ru-RU"/>
+        </w:rPr>
+        <w:t xml:space="preserve"> N., Parmar N. et al. Attention Is All You Need // Advances in Neural Information Processing Systems (</w:t>
+      </w:r>
+      <w:proofErr w:type="spellStart"/>
+      <w:r>
+        <w:rPr>
+          <w:rFonts w:cs="Times New Roman"/>
+          <w:lang w:val="en-US" w:bidi="ru-RU"/>
+        </w:rPr>
+        <w:t>NeurIPS</w:t>
+      </w:r>
+      <w:proofErr w:type="spellEnd"/>
+      <w:r>
+        <w:rPr>
+          <w:rFonts w:cs="Times New Roman"/>
+          <w:lang w:val="en-US" w:bidi="ru-RU"/>
+        </w:rPr>
+        <w:t>). – 2017. – Vol. 30. – URL: https://arxiv.org/abs/1706.03762 (</w:t>
+      </w:r>
+      <w:proofErr w:type="spellStart"/>
+      <w:r>
+        <w:rPr>
+          <w:rFonts w:cs="Times New Roman"/>
+          <w:lang w:val="en-US" w:bidi="ru-RU"/>
+        </w:rPr>
+        <w:t>дата</w:t>
+      </w:r>
+      <w:proofErr w:type="spellEnd"/>
+      <w:r>
+        <w:rPr>
+          <w:rFonts w:cs="Times New Roman"/>
+          <w:lang w:val="en-US" w:bidi="ru-RU"/>
+        </w:rPr>
+        <w:t xml:space="preserve"> </w:t>
+      </w:r>
+      <w:proofErr w:type="spellStart"/>
+      <w:r>
+        <w:rPr>
+          <w:rFonts w:cs="Times New Roman"/>
+          <w:lang w:val="en-US" w:bidi="ru-RU"/>
+        </w:rPr>
+        <w:t>обращения</w:t>
+      </w:r>
+      <w:proofErr w:type="spellEnd"/>
+      <w:r>
+        <w:rPr>
+          <w:rFonts w:cs="Times New Roman"/>
+          <w:lang w:val="en-US" w:bidi="ru-RU"/>
+        </w:rPr>
+        <w:t>: 10.05.2026).</w:t>
       </w:r>
       <w:bookmarkEnd w:id="67"/>
     </w:p>
@@ -23986,7 +28074,39 @@
           <w:rFonts w:cs="Times New Roman"/>
           <w:lang w:val="en-US" w:bidi="ru-RU"/>
         </w:rPr>
-        <w:t>Radford A., Kim J. W., Xu T. et al. Robust Speech Recognition via Large-Scale Weak Supervision // Proceedings of the 40th International Conference on Machine Learning (ICML). – 2023. – URL: https://arxiv.org/abs/2212.04356 (дата обращения: 10.05.2026).</w:t>
+        <w:t>Radford A., Kim J. W., Xu T. et al. Robust Speech Recognition via Large-Scale Weak Supervision // Proceedings of the 40th International Conference on Machine Learning (ICML). – 2023. – URL: https://arxiv.org/abs/2212.04356 (</w:t>
+      </w:r>
+      <w:proofErr w:type="spellStart"/>
+      <w:r>
+        <w:rPr>
+          <w:rFonts w:cs="Times New Roman"/>
+          <w:lang w:val="en-US" w:bidi="ru-RU"/>
+        </w:rPr>
+        <w:t>дата</w:t>
+      </w:r>
+      <w:proofErr w:type="spellEnd"/>
+      <w:r>
+        <w:rPr>
+          <w:rFonts w:cs="Times New Roman"/>
+          <w:lang w:val="en-US" w:bidi="ru-RU"/>
+        </w:rPr>
+        <w:t xml:space="preserve"> </w:t>
+      </w:r>
+      <w:proofErr w:type="spellStart"/>
+      <w:r>
+        <w:rPr>
+          <w:rFonts w:cs="Times New Roman"/>
+          <w:lang w:val="en-US" w:bidi="ru-RU"/>
+        </w:rPr>
+        <w:t>обращения</w:t>
+      </w:r>
+      <w:proofErr w:type="spellEnd"/>
+      <w:r>
+        <w:rPr>
+          <w:rFonts w:cs="Times New Roman"/>
+          <w:lang w:val="en-US" w:bidi="ru-RU"/>
+        </w:rPr>
+        <w:t>: 10.05.2026).</w:t>
       </w:r>
       <w:bookmarkEnd w:id="68"/>
     </w:p>
@@ -24008,7 +28128,55 @@
           <w:rFonts w:cs="Times New Roman"/>
           <w:lang w:val="en-US" w:bidi="ru-RU"/>
         </w:rPr>
-        <w:t>Zhang K., Zhang Z., Li Z., Qiao Y. Joint Face Detection and Alignment Using Multi-Task Cascaded Convolutional Networks // IEEE Signal Processing Letters. – 2016. – Vol. 23, № 10. – P. 1499–1503. – URL: https://arxiv.org/abs/1604.02878 (дата обращения: 10.05.2026).</w:t>
+        <w:t xml:space="preserve">Zhang K., Zhang Z., Li Z., </w:t>
+      </w:r>
+      <w:proofErr w:type="spellStart"/>
+      <w:r>
+        <w:rPr>
+          <w:rFonts w:cs="Times New Roman"/>
+          <w:lang w:val="en-US" w:bidi="ru-RU"/>
+        </w:rPr>
+        <w:t>Qiao</w:t>
+      </w:r>
+      <w:proofErr w:type="spellEnd"/>
+      <w:r>
+        <w:rPr>
+          <w:rFonts w:cs="Times New Roman"/>
+          <w:lang w:val="en-US" w:bidi="ru-RU"/>
+        </w:rPr>
+        <w:t xml:space="preserve"> Y. Joint Face Detection and Alignment Using Multi-Task Cascaded Convolutional Networks // IEEE Signal Processing Letters. – 2016. – Vol. 23, № 10. – P. 1499–1503. – URL: https://arxiv.org/abs/1604.02878 (</w:t>
+      </w:r>
+      <w:proofErr w:type="spellStart"/>
+      <w:r>
+        <w:rPr>
+          <w:rFonts w:cs="Times New Roman"/>
+          <w:lang w:val="en-US" w:bidi="ru-RU"/>
+        </w:rPr>
+        <w:t>дата</w:t>
+      </w:r>
+      <w:proofErr w:type="spellEnd"/>
+      <w:r>
+        <w:rPr>
+          <w:rFonts w:cs="Times New Roman"/>
+          <w:lang w:val="en-US" w:bidi="ru-RU"/>
+        </w:rPr>
+        <w:t xml:space="preserve"> </w:t>
+      </w:r>
+      <w:proofErr w:type="spellStart"/>
+      <w:r>
+        <w:rPr>
+          <w:rFonts w:cs="Times New Roman"/>
+          <w:lang w:val="en-US" w:bidi="ru-RU"/>
+        </w:rPr>
+        <w:t>обращения</w:t>
+      </w:r>
+      <w:proofErr w:type="spellEnd"/>
+      <w:r>
+        <w:rPr>
+          <w:rFonts w:cs="Times New Roman"/>
+          <w:lang w:val="en-US" w:bidi="ru-RU"/>
+        </w:rPr>
+        <w:t>: 10.05.2026).</w:t>
       </w:r>
       <w:bookmarkEnd w:id="69"/>
     </w:p>
@@ -24025,12 +28193,69 @@
         </w:rPr>
       </w:pPr>
       <w:bookmarkStart w:id="70" w:name="_Ref229768360"/>
+      <w:proofErr w:type="spellStart"/>
       <w:r>
         <w:rPr>
           <w:rFonts w:cs="Times New Roman"/>
           <w:lang w:val="en-US" w:bidi="ru-RU"/>
         </w:rPr>
-        <w:t>Parkhi O. M., Vedaldi A., Zisserman A. Deep Face Recognition // Proceedings of the British Machine Vision Conference (BMVC). – 2015. – URL: https://www.robots.ox.ac.uk/~vgg/publications/2015/Parkhi15/parkhi15.pdf (дата обращения: 10.05.2026).</w:t>
+        <w:t>Parkhi</w:t>
+      </w:r>
+      <w:proofErr w:type="spellEnd"/>
+      <w:r>
+        <w:rPr>
+          <w:rFonts w:cs="Times New Roman"/>
+          <w:lang w:val="en-US" w:bidi="ru-RU"/>
+        </w:rPr>
+        <w:t xml:space="preserve"> O. M., </w:t>
+      </w:r>
+      <w:proofErr w:type="spellStart"/>
+      <w:r>
+        <w:rPr>
+          <w:rFonts w:cs="Times New Roman"/>
+          <w:lang w:val="en-US" w:bidi="ru-RU"/>
+        </w:rPr>
+        <w:t>Vedaldi</w:t>
+      </w:r>
+      <w:proofErr w:type="spellEnd"/>
+      <w:r>
+        <w:rPr>
+          <w:rFonts w:cs="Times New Roman"/>
+          <w:lang w:val="en-US" w:bidi="ru-RU"/>
+        </w:rPr>
+        <w:t xml:space="preserve"> A., Zisserman A. Deep Face Recognition // Proceedings of the British Machine Vision Conference (BMVC). – 2015. – URL: https://www.robots.ox.ac.uk/~vgg/publications/2015/Parkhi15/parkhi15.pdf (</w:t>
+      </w:r>
+      <w:proofErr w:type="spellStart"/>
+      <w:r>
+        <w:rPr>
+          <w:rFonts w:cs="Times New Roman"/>
+          <w:lang w:val="en-US" w:bidi="ru-RU"/>
+        </w:rPr>
+        <w:t>дата</w:t>
+      </w:r>
+      <w:proofErr w:type="spellEnd"/>
+      <w:r>
+        <w:rPr>
+          <w:rFonts w:cs="Times New Roman"/>
+          <w:lang w:val="en-US" w:bidi="ru-RU"/>
+        </w:rPr>
+        <w:t xml:space="preserve"> </w:t>
+      </w:r>
+      <w:proofErr w:type="spellStart"/>
+      <w:r>
+        <w:rPr>
+          <w:rFonts w:cs="Times New Roman"/>
+          <w:lang w:val="en-US" w:bidi="ru-RU"/>
+        </w:rPr>
+        <w:t>обращения</w:t>
+      </w:r>
+      <w:proofErr w:type="spellEnd"/>
+      <w:r>
+        <w:rPr>
+          <w:rFonts w:cs="Times New Roman"/>
+          <w:lang w:val="en-US" w:bidi="ru-RU"/>
+        </w:rPr>
+        <w:t>: 10.05.2026).</w:t>
       </w:r>
       <w:bookmarkEnd w:id="70"/>
     </w:p>
@@ -24124,6 +28349,7 @@
         </w:rPr>
         <w:t>.</w:t>
       </w:r>
+      <w:proofErr w:type="spellStart"/>
       <w:r>
         <w:rPr>
           <w:rFonts w:cs="Times New Roman"/>
@@ -24131,6 +28357,7 @@
         </w:rPr>
         <w:t>tensorflow</w:t>
       </w:r>
+      <w:proofErr w:type="spellEnd"/>
       <w:r>
         <w:rPr>
           <w:rFonts w:cs="Times New Roman"/>
@@ -24178,59 +28405,45 @@
           <w:rFonts w:cs="Times New Roman"/>
           <w:lang w:bidi="ru-RU"/>
         </w:rPr>
-        <w:t xml:space="preserve"> [Электронный ресурс</w:t>
-      </w:r>
-      <w:proofErr w:type="gramStart"/>
+        <w:t xml:space="preserve"> [Электронный ресурс] : офиц. сайт. – </w:t>
+      </w:r>
+      <w:r>
+        <w:rPr>
+          <w:rFonts w:cs="Times New Roman"/>
+          <w:lang w:val="en-US" w:bidi="ru-RU"/>
+        </w:rPr>
+        <w:t>URL</w:t>
+      </w:r>
       <w:r>
         <w:rPr>
           <w:rFonts w:cs="Times New Roman"/>
           <w:lang w:bidi="ru-RU"/>
         </w:rPr>
-        <w:t>] :</w:t>
-      </w:r>
-      <w:proofErr w:type="gramEnd"/>
+        <w:t xml:space="preserve">: </w:t>
+      </w:r>
+      <w:r>
+        <w:rPr>
+          <w:rFonts w:cs="Times New Roman"/>
+          <w:lang w:val="en-US" w:bidi="ru-RU"/>
+        </w:rPr>
+        <w:t>https</w:t>
+      </w:r>
       <w:r>
         <w:rPr>
           <w:rFonts w:cs="Times New Roman"/>
           <w:lang w:bidi="ru-RU"/>
         </w:rPr>
-        <w:t xml:space="preserve"> офиц. сайт. – </w:t>
-      </w:r>
+        <w:t>://</w:t>
+      </w:r>
+      <w:proofErr w:type="spellStart"/>
       <w:r>
         <w:rPr>
           <w:rFonts w:cs="Times New Roman"/>
           <w:lang w:val="en-US" w:bidi="ru-RU"/>
         </w:rPr>
-        <w:t>URL</w:t>
-      </w:r>
-      <w:r>
-        <w:rPr>
-          <w:rFonts w:cs="Times New Roman"/>
-          <w:lang w:bidi="ru-RU"/>
-        </w:rPr>
-        <w:t xml:space="preserve">: </w:t>
-      </w:r>
-      <w:r>
-        <w:rPr>
-          <w:rFonts w:cs="Times New Roman"/>
-          <w:lang w:val="en-US" w:bidi="ru-RU"/>
-        </w:rPr>
-        <w:t>https</w:t>
-      </w:r>
-      <w:r>
-        <w:rPr>
-          <w:rFonts w:cs="Times New Roman"/>
-          <w:lang w:bidi="ru-RU"/>
-        </w:rPr>
-        <w:t>://</w:t>
-      </w:r>
-      <w:r>
-        <w:rPr>
-          <w:rFonts w:cs="Times New Roman"/>
-          <w:lang w:val="en-US" w:bidi="ru-RU"/>
-        </w:rPr>
         <w:t>opencv</w:t>
       </w:r>
+      <w:proofErr w:type="spellEnd"/>
       <w:r>
         <w:rPr>
           <w:rFonts w:cs="Times New Roman"/>
@@ -24323,6 +28536,7 @@
         </w:rPr>
         <w:t>.</w:t>
       </w:r>
+      <w:proofErr w:type="spellStart"/>
       <w:r>
         <w:rPr>
           <w:rFonts w:cs="Times New Roman"/>
@@ -24330,6 +28544,7 @@
         </w:rPr>
         <w:t>postgresql</w:t>
       </w:r>
+      <w:proofErr w:type="spellEnd"/>
       <w:r>
         <w:rPr>
           <w:rFonts w:cs="Times New Roman"/>
@@ -24381,6 +28596,7 @@
         </w:rPr>
         <w:t xml:space="preserve"> </w:t>
       </w:r>
+      <w:proofErr w:type="spellStart"/>
       <w:r>
         <w:rPr>
           <w:rFonts w:cs="Times New Roman"/>
@@ -24388,6 +28604,7 @@
         </w:rPr>
         <w:t>MediaPipe</w:t>
       </w:r>
+      <w:proofErr w:type="spellEnd"/>
       <w:r>
         <w:rPr>
           <w:rFonts w:cs="Times New Roman"/>
@@ -24409,6 +28626,7 @@
         </w:rPr>
         <w:t xml:space="preserve"> </w:t>
       </w:r>
+      <w:proofErr w:type="spellStart"/>
       <w:r>
         <w:rPr>
           <w:rFonts w:cs="Times New Roman"/>
@@ -24416,6 +28634,7 @@
         </w:rPr>
         <w:t>Landmarker</w:t>
       </w:r>
+      <w:proofErr w:type="spellEnd"/>
       <w:r>
         <w:rPr>
           <w:rFonts w:cs="Times New Roman"/>
@@ -24493,6 +28712,7 @@
         </w:rPr>
         <w:t>/</w:t>
       </w:r>
+      <w:proofErr w:type="spellStart"/>
       <w:r>
         <w:rPr>
           <w:rFonts w:cs="Times New Roman"/>
@@ -24500,6 +28720,7 @@
         </w:rPr>
         <w:t>mediapipe</w:t>
       </w:r>
+      <w:proofErr w:type="spellEnd"/>
       <w:r>
         <w:rPr>
           <w:rFonts w:cs="Times New Roman"/>
@@ -24549,6 +28770,7 @@
         </w:rPr>
         <w:t>_</w:t>
       </w:r>
+      <w:proofErr w:type="spellStart"/>
       <w:r>
         <w:rPr>
           <w:rFonts w:cs="Times New Roman"/>
@@ -24556,6 +28778,7 @@
         </w:rPr>
         <w:t>landmarker</w:t>
       </w:r>
+      <w:proofErr w:type="spellEnd"/>
       <w:r>
         <w:rPr>
           <w:rFonts w:cs="Times New Roman"/>
@@ -24675,6 +28898,7 @@
         </w:rPr>
         <w:t>.</w:t>
       </w:r>
+      <w:proofErr w:type="spellStart"/>
       <w:r>
         <w:rPr>
           <w:rFonts w:cs="Times New Roman"/>
@@ -24682,6 +28906,7 @@
         </w:rPr>
         <w:t>wikimedia</w:t>
       </w:r>
+      <w:proofErr w:type="spellEnd"/>
       <w:r>
         <w:rPr>
           <w:rFonts w:cs="Times New Roman"/>
@@ -25924,6 +30149,92 @@
     </w:lvl>
   </w:abstractNum>
   <w:abstractNum w:abstractNumId="9" w15:restartNumberingAfterBreak="0">
+    <w:nsid w:val="1790176B"/>
+    <w:multiLevelType w:val="hybridMultilevel"/>
+    <w:tmpl w:val="4D3A3A5E"/>
+    <w:lvl w:ilvl="0" w:tplc="0419000F">
+      <w:start w:val="1"/>
+      <w:numFmt w:val="decimal"/>
+      <w:lvlText w:val="%1."/>
+      <w:lvlJc w:val="left"/>
+      <w:pPr>
+        <w:ind w:left="1080" w:hanging="360"/>
+      </w:pPr>
+    </w:lvl>
+    <w:lvl w:ilvl="1" w:tplc="04190019" w:tentative="1">
+      <w:start w:val="1"/>
+      <w:numFmt w:val="lowerLetter"/>
+      <w:lvlText w:val="%2."/>
+      <w:lvlJc w:val="left"/>
+      <w:pPr>
+        <w:ind w:left="1800" w:hanging="360"/>
+      </w:pPr>
+    </w:lvl>
+    <w:lvl w:ilvl="2" w:tplc="0419001B" w:tentative="1">
+      <w:start w:val="1"/>
+      <w:numFmt w:val="lowerRoman"/>
+      <w:lvlText w:val="%3."/>
+      <w:lvlJc w:val="right"/>
+      <w:pPr>
+        <w:ind w:left="2520" w:hanging="180"/>
+      </w:pPr>
+    </w:lvl>
+    <w:lvl w:ilvl="3" w:tplc="0419000F" w:tentative="1">
+      <w:start w:val="1"/>
+      <w:numFmt w:val="decimal"/>
+      <w:lvlText w:val="%4."/>
+      <w:lvlJc w:val="left"/>
+      <w:pPr>
+        <w:ind w:left="3240" w:hanging="360"/>
+      </w:pPr>
+    </w:lvl>
+    <w:lvl w:ilvl="4" w:tplc="04190019" w:tentative="1">
+      <w:start w:val="1"/>
+      <w:numFmt w:val="lowerLetter"/>
+      <w:lvlText w:val="%5."/>
+      <w:lvlJc w:val="left"/>
+      <w:pPr>
+        <w:ind w:left="3960" w:hanging="360"/>
+      </w:pPr>
+    </w:lvl>
+    <w:lvl w:ilvl="5" w:tplc="0419001B" w:tentative="1">
+      <w:start w:val="1"/>
+      <w:numFmt w:val="lowerRoman"/>
+      <w:lvlText w:val="%6."/>
+      <w:lvlJc w:val="right"/>
+      <w:pPr>
+        <w:ind w:left="4680" w:hanging="180"/>
+      </w:pPr>
+    </w:lvl>
+    <w:lvl w:ilvl="6" w:tplc="0419000F" w:tentative="1">
+      <w:start w:val="1"/>
+      <w:numFmt w:val="decimal"/>
+      <w:lvlText w:val="%7."/>
+      <w:lvlJc w:val="left"/>
+      <w:pPr>
+        <w:ind w:left="5400" w:hanging="360"/>
+      </w:pPr>
+    </w:lvl>
+    <w:lvl w:ilvl="7" w:tplc="04190019" w:tentative="1">
+      <w:start w:val="1"/>
+      <w:numFmt w:val="lowerLetter"/>
+      <w:lvlText w:val="%8."/>
+      <w:lvlJc w:val="left"/>
+      <w:pPr>
+        <w:ind w:left="6120" w:hanging="360"/>
+      </w:pPr>
+    </w:lvl>
+    <w:lvl w:ilvl="8" w:tplc="0419001B" w:tentative="1">
+      <w:start w:val="1"/>
+      <w:numFmt w:val="lowerRoman"/>
+      <w:lvlText w:val="%9."/>
+      <w:lvlJc w:val="right"/>
+      <w:pPr>
+        <w:ind w:left="6840" w:hanging="180"/>
+      </w:pPr>
+    </w:lvl>
+  </w:abstractNum>
+  <w:abstractNum w:abstractNumId="10" w15:restartNumberingAfterBreak="0">
     <w:nsid w:val="18EB24D2"/>
     <w:multiLevelType w:val="hybridMultilevel"/>
     <w:tmpl w:val="A5089E96"/>
@@ -26036,7 +30347,7 @@
       </w:rPr>
     </w:lvl>
   </w:abstractNum>
-  <w:abstractNum w:abstractNumId="10" w15:restartNumberingAfterBreak="0">
+  <w:abstractNum w:abstractNumId="11" w15:restartNumberingAfterBreak="0">
     <w:nsid w:val="194C2FF6"/>
     <w:multiLevelType w:val="hybridMultilevel"/>
     <w:tmpl w:val="204C6E2A"/>
@@ -26126,7 +30437,7 @@
       </w:pPr>
     </w:lvl>
   </w:abstractNum>
-  <w:abstractNum w:abstractNumId="11" w15:restartNumberingAfterBreak="0">
+  <w:abstractNum w:abstractNumId="12" w15:restartNumberingAfterBreak="0">
     <w:nsid w:val="1C2F7648"/>
     <w:multiLevelType w:val="hybridMultilevel"/>
     <w:tmpl w:val="1DF468C0"/>
@@ -26215,7 +30526,7 @@
       </w:pPr>
     </w:lvl>
   </w:abstractNum>
-  <w:abstractNum w:abstractNumId="12" w15:restartNumberingAfterBreak="0">
+  <w:abstractNum w:abstractNumId="13" w15:restartNumberingAfterBreak="0">
     <w:nsid w:val="1E916992"/>
     <w:multiLevelType w:val="hybridMultilevel"/>
     <w:tmpl w:val="ACA6D44E"/>
@@ -26305,7 +30616,7 @@
       </w:pPr>
     </w:lvl>
   </w:abstractNum>
-  <w:abstractNum w:abstractNumId="13" w15:restartNumberingAfterBreak="0">
+  <w:abstractNum w:abstractNumId="14" w15:restartNumberingAfterBreak="0">
     <w:nsid w:val="21777DF1"/>
     <w:multiLevelType w:val="hybridMultilevel"/>
     <w:tmpl w:val="D786DB3E"/>
@@ -26418,7 +30729,7 @@
       </w:rPr>
     </w:lvl>
   </w:abstractNum>
-  <w:abstractNum w:abstractNumId="14" w15:restartNumberingAfterBreak="0">
+  <w:abstractNum w:abstractNumId="15" w15:restartNumberingAfterBreak="0">
     <w:nsid w:val="22BA79A6"/>
     <w:multiLevelType w:val="hybridMultilevel"/>
     <w:tmpl w:val="557E1CFA"/>
@@ -26532,7 +30843,7 @@
       </w:rPr>
     </w:lvl>
   </w:abstractNum>
-  <w:abstractNum w:abstractNumId="15" w15:restartNumberingAfterBreak="0">
+  <w:abstractNum w:abstractNumId="16" w15:restartNumberingAfterBreak="0">
     <w:nsid w:val="24C314D5"/>
     <w:multiLevelType w:val="hybridMultilevel"/>
     <w:tmpl w:val="AF303966"/>
@@ -26645,7 +30956,7 @@
       </w:rPr>
     </w:lvl>
   </w:abstractNum>
-  <w:abstractNum w:abstractNumId="16" w15:restartNumberingAfterBreak="0">
+  <w:abstractNum w:abstractNumId="17" w15:restartNumberingAfterBreak="0">
     <w:nsid w:val="26204C49"/>
     <w:multiLevelType w:val="hybridMultilevel"/>
     <w:tmpl w:val="B492F14E"/>
@@ -26758,7 +31069,7 @@
       </w:rPr>
     </w:lvl>
   </w:abstractNum>
-  <w:abstractNum w:abstractNumId="17" w15:restartNumberingAfterBreak="0">
+  <w:abstractNum w:abstractNumId="18" w15:restartNumberingAfterBreak="0">
     <w:nsid w:val="2662301E"/>
     <w:multiLevelType w:val="multilevel"/>
     <w:tmpl w:val="9FAC1D3A"/>
@@ -26908,7 +31219,7 @@
       </w:rPr>
     </w:lvl>
   </w:abstractNum>
-  <w:abstractNum w:abstractNumId="18" w15:restartNumberingAfterBreak="0">
+  <w:abstractNum w:abstractNumId="19" w15:restartNumberingAfterBreak="0">
     <w:nsid w:val="2C196DFD"/>
     <w:multiLevelType w:val="hybridMultilevel"/>
     <w:tmpl w:val="B3649B00"/>
@@ -27021,7 +31332,7 @@
       </w:rPr>
     </w:lvl>
   </w:abstractNum>
-  <w:abstractNum w:abstractNumId="19" w15:restartNumberingAfterBreak="0">
+  <w:abstractNum w:abstractNumId="20" w15:restartNumberingAfterBreak="0">
     <w:nsid w:val="2CE506FE"/>
     <w:multiLevelType w:val="hybridMultilevel"/>
     <w:tmpl w:val="C22CAFEA"/>
@@ -27134,7 +31445,121 @@
       </w:rPr>
     </w:lvl>
   </w:abstractNum>
-  <w:abstractNum w:abstractNumId="20" w15:restartNumberingAfterBreak="0">
+  <w:abstractNum w:abstractNumId="21" w15:restartNumberingAfterBreak="0">
+    <w:nsid w:val="2EE547F7"/>
+    <w:multiLevelType w:val="multilevel"/>
+    <w:tmpl w:val="29BA3344"/>
+    <w:styleLink w:val="List0"/>
+    <w:lvl w:ilvl="0">
+      <w:start w:val="1"/>
+      <w:numFmt w:val="decimal"/>
+      <w:lvlText w:val="%1."/>
+      <w:lvlJc w:val="left"/>
+      <w:pPr>
+        <w:ind w:left="0" w:firstLine="0"/>
+      </w:pPr>
+      <w:rPr>
+        <w:position w:val="0"/>
+      </w:rPr>
+    </w:lvl>
+    <w:lvl w:ilvl="1">
+      <w:start w:val="1"/>
+      <w:numFmt w:val="lowerLetter"/>
+      <w:lvlText w:val="%2."/>
+      <w:lvlJc w:val="left"/>
+      <w:pPr>
+        <w:ind w:left="0" w:firstLine="0"/>
+      </w:pPr>
+      <w:rPr>
+        <w:position w:val="0"/>
+      </w:rPr>
+    </w:lvl>
+    <w:lvl w:ilvl="2">
+      <w:start w:val="1"/>
+      <w:numFmt w:val="lowerRoman"/>
+      <w:lvlText w:val="%3."/>
+      <w:lvlJc w:val="left"/>
+      <w:pPr>
+        <w:ind w:left="0" w:firstLine="0"/>
+      </w:pPr>
+      <w:rPr>
+        <w:position w:val="0"/>
+      </w:rPr>
+    </w:lvl>
+    <w:lvl w:ilvl="3">
+      <w:start w:val="1"/>
+      <w:numFmt w:val="decimal"/>
+      <w:lvlText w:val="%4."/>
+      <w:lvlJc w:val="left"/>
+      <w:pPr>
+        <w:ind w:left="0" w:firstLine="0"/>
+      </w:pPr>
+      <w:rPr>
+        <w:position w:val="0"/>
+      </w:rPr>
+    </w:lvl>
+    <w:lvl w:ilvl="4">
+      <w:start w:val="1"/>
+      <w:numFmt w:val="lowerLetter"/>
+      <w:lvlText w:val="%5."/>
+      <w:lvlJc w:val="left"/>
+      <w:pPr>
+        <w:ind w:left="0" w:firstLine="0"/>
+      </w:pPr>
+      <w:rPr>
+        <w:position w:val="0"/>
+      </w:rPr>
+    </w:lvl>
+    <w:lvl w:ilvl="5">
+      <w:start w:val="1"/>
+      <w:numFmt w:val="lowerRoman"/>
+      <w:lvlText w:val="%6."/>
+      <w:lvlJc w:val="left"/>
+      <w:pPr>
+        <w:ind w:left="0" w:firstLine="0"/>
+      </w:pPr>
+      <w:rPr>
+        <w:position w:val="0"/>
+      </w:rPr>
+    </w:lvl>
+    <w:lvl w:ilvl="6">
+      <w:start w:val="1"/>
+      <w:numFmt w:val="decimal"/>
+      <w:lvlText w:val="%7."/>
+      <w:lvlJc w:val="left"/>
+      <w:pPr>
+        <w:ind w:left="0" w:firstLine="0"/>
+      </w:pPr>
+      <w:rPr>
+        <w:position w:val="0"/>
+      </w:rPr>
+    </w:lvl>
+    <w:lvl w:ilvl="7">
+      <w:start w:val="1"/>
+      <w:numFmt w:val="lowerLetter"/>
+      <w:lvlText w:val="%8."/>
+      <w:lvlJc w:val="left"/>
+      <w:pPr>
+        <w:ind w:left="0" w:firstLine="0"/>
+      </w:pPr>
+      <w:rPr>
+        <w:position w:val="0"/>
+      </w:rPr>
+    </w:lvl>
+    <w:lvl w:ilvl="8">
+      <w:start w:val="1"/>
+      <w:numFmt w:val="lowerRoman"/>
+      <w:lvlText w:val="%9."/>
+      <w:lvlJc w:val="left"/>
+      <w:pPr>
+        <w:ind w:left="0" w:firstLine="0"/>
+      </w:pPr>
+      <w:rPr>
+        <w:position w:val="0"/>
+      </w:rPr>
+    </w:lvl>
+  </w:abstractNum>
+  <w:abstractNum w:abstractNumId="22" w15:restartNumberingAfterBreak="0">
     <w:nsid w:val="30875AD7"/>
     <w:multiLevelType w:val="hybridMultilevel"/>
     <w:tmpl w:val="D9E00D92"/>
@@ -27224,7 +31649,7 @@
       </w:pPr>
     </w:lvl>
   </w:abstractNum>
-  <w:abstractNum w:abstractNumId="21" w15:restartNumberingAfterBreak="0">
+  <w:abstractNum w:abstractNumId="23" w15:restartNumberingAfterBreak="0">
     <w:nsid w:val="334E77D0"/>
     <w:multiLevelType w:val="multilevel"/>
     <w:tmpl w:val="CB68F45A"/>
@@ -27339,7 +31764,7 @@
       </w:rPr>
     </w:lvl>
   </w:abstractNum>
-  <w:abstractNum w:abstractNumId="22" w15:restartNumberingAfterBreak="0">
+  <w:abstractNum w:abstractNumId="24" w15:restartNumberingAfterBreak="0">
     <w:nsid w:val="3533187D"/>
     <w:multiLevelType w:val="hybridMultilevel"/>
     <w:tmpl w:val="5A501824"/>
@@ -27452,7 +31877,7 @@
       </w:rPr>
     </w:lvl>
   </w:abstractNum>
-  <w:abstractNum w:abstractNumId="23" w15:restartNumberingAfterBreak="0">
+  <w:abstractNum w:abstractNumId="25" w15:restartNumberingAfterBreak="0">
     <w:nsid w:val="38930EE0"/>
     <w:multiLevelType w:val="hybridMultilevel"/>
     <w:tmpl w:val="CFEAF0AE"/>
@@ -27565,7 +31990,7 @@
       </w:rPr>
     </w:lvl>
   </w:abstractNum>
-  <w:abstractNum w:abstractNumId="24" w15:restartNumberingAfterBreak="0">
+  <w:abstractNum w:abstractNumId="26" w15:restartNumberingAfterBreak="0">
     <w:nsid w:val="3A4C2D28"/>
     <w:multiLevelType w:val="hybridMultilevel"/>
     <w:tmpl w:val="D13A4D62"/>
@@ -27655,7 +32080,7 @@
       </w:pPr>
     </w:lvl>
   </w:abstractNum>
-  <w:abstractNum w:abstractNumId="25" w15:restartNumberingAfterBreak="0">
+  <w:abstractNum w:abstractNumId="27" w15:restartNumberingAfterBreak="0">
     <w:nsid w:val="3AFF047E"/>
     <w:multiLevelType w:val="multilevel"/>
     <w:tmpl w:val="E88C00F4"/>
@@ -27774,7 +32199,7 @@
       </w:rPr>
     </w:lvl>
   </w:abstractNum>
-  <w:abstractNum w:abstractNumId="26" w15:restartNumberingAfterBreak="0">
+  <w:abstractNum w:abstractNumId="28" w15:restartNumberingAfterBreak="0">
     <w:nsid w:val="3F6B25A6"/>
     <w:multiLevelType w:val="hybridMultilevel"/>
     <w:tmpl w:val="645ED1D4"/>
@@ -27864,7 +32289,7 @@
       </w:pPr>
     </w:lvl>
   </w:abstractNum>
-  <w:abstractNum w:abstractNumId="27" w15:restartNumberingAfterBreak="0">
+  <w:abstractNum w:abstractNumId="29" w15:restartNumberingAfterBreak="0">
     <w:nsid w:val="410653CC"/>
     <w:multiLevelType w:val="hybridMultilevel"/>
     <w:tmpl w:val="A314E270"/>
@@ -27979,7 +32404,7 @@
       </w:rPr>
     </w:lvl>
   </w:abstractNum>
-  <w:abstractNum w:abstractNumId="28" w15:restartNumberingAfterBreak="0">
+  <w:abstractNum w:abstractNumId="30" w15:restartNumberingAfterBreak="0">
     <w:nsid w:val="42E22AB9"/>
     <w:multiLevelType w:val="hybridMultilevel"/>
     <w:tmpl w:val="64DCA562"/>
@@ -28092,7 +32517,7 @@
       </w:rPr>
     </w:lvl>
   </w:abstractNum>
-  <w:abstractNum w:abstractNumId="29" w15:restartNumberingAfterBreak="0">
+  <w:abstractNum w:abstractNumId="31" w15:restartNumberingAfterBreak="0">
     <w:nsid w:val="48A645A7"/>
     <w:multiLevelType w:val="hybridMultilevel"/>
     <w:tmpl w:val="C4E295D6"/>
@@ -28205,7 +32630,7 @@
       </w:rPr>
     </w:lvl>
   </w:abstractNum>
-  <w:abstractNum w:abstractNumId="30" w15:restartNumberingAfterBreak="0">
+  <w:abstractNum w:abstractNumId="32" w15:restartNumberingAfterBreak="0">
     <w:nsid w:val="4E776A3E"/>
     <w:multiLevelType w:val="hybridMultilevel"/>
     <w:tmpl w:val="B9CC3C34"/>
@@ -28295,7 +32720,7 @@
       </w:pPr>
     </w:lvl>
   </w:abstractNum>
-  <w:abstractNum w:abstractNumId="31" w15:restartNumberingAfterBreak="0">
+  <w:abstractNum w:abstractNumId="33" w15:restartNumberingAfterBreak="0">
     <w:nsid w:val="4F4A0235"/>
     <w:multiLevelType w:val="hybridMultilevel"/>
     <w:tmpl w:val="A882304E"/>
@@ -28385,7 +32810,7 @@
       </w:pPr>
     </w:lvl>
   </w:abstractNum>
-  <w:abstractNum w:abstractNumId="32" w15:restartNumberingAfterBreak="0">
+  <w:abstractNum w:abstractNumId="34" w15:restartNumberingAfterBreak="0">
     <w:nsid w:val="4FB05E08"/>
     <w:multiLevelType w:val="hybridMultilevel"/>
     <w:tmpl w:val="45D21476"/>
@@ -28498,7 +32923,7 @@
       </w:rPr>
     </w:lvl>
   </w:abstractNum>
-  <w:abstractNum w:abstractNumId="33" w15:restartNumberingAfterBreak="0">
+  <w:abstractNum w:abstractNumId="35" w15:restartNumberingAfterBreak="0">
     <w:nsid w:val="52B64A74"/>
     <w:multiLevelType w:val="hybridMultilevel"/>
     <w:tmpl w:val="181A1E32"/>
@@ -28611,7 +33036,7 @@
       </w:rPr>
     </w:lvl>
   </w:abstractNum>
-  <w:abstractNum w:abstractNumId="34" w15:restartNumberingAfterBreak="0">
+  <w:abstractNum w:abstractNumId="36" w15:restartNumberingAfterBreak="0">
     <w:nsid w:val="542B448A"/>
     <w:multiLevelType w:val="hybridMultilevel"/>
     <w:tmpl w:val="2F74FA16"/>
@@ -28724,7 +33149,7 @@
       </w:rPr>
     </w:lvl>
   </w:abstractNum>
-  <w:abstractNum w:abstractNumId="35" w15:restartNumberingAfterBreak="0">
+  <w:abstractNum w:abstractNumId="37" w15:restartNumberingAfterBreak="0">
     <w:nsid w:val="55747E32"/>
     <w:multiLevelType w:val="hybridMultilevel"/>
     <w:tmpl w:val="1EBECE02"/>
@@ -28837,7 +33262,7 @@
       </w:rPr>
     </w:lvl>
   </w:abstractNum>
-  <w:abstractNum w:abstractNumId="36" w15:restartNumberingAfterBreak="0">
+  <w:abstractNum w:abstractNumId="38" w15:restartNumberingAfterBreak="0">
     <w:nsid w:val="5B935FEC"/>
     <w:multiLevelType w:val="hybridMultilevel"/>
     <w:tmpl w:val="4EE639FA"/>
@@ -28950,7 +33375,7 @@
       </w:rPr>
     </w:lvl>
   </w:abstractNum>
-  <w:abstractNum w:abstractNumId="37" w15:restartNumberingAfterBreak="0">
+  <w:abstractNum w:abstractNumId="39" w15:restartNumberingAfterBreak="0">
     <w:nsid w:val="5CDB1828"/>
     <w:multiLevelType w:val="hybridMultilevel"/>
     <w:tmpl w:val="91F625F0"/>
@@ -29064,7 +33489,7 @@
       </w:rPr>
     </w:lvl>
   </w:abstractNum>
-  <w:abstractNum w:abstractNumId="38" w15:restartNumberingAfterBreak="0">
+  <w:abstractNum w:abstractNumId="40" w15:restartNumberingAfterBreak="0">
     <w:nsid w:val="5D6F4832"/>
     <w:multiLevelType w:val="multilevel"/>
     <w:tmpl w:val="68109B30"/>
@@ -29214,7 +33639,7 @@
       </w:rPr>
     </w:lvl>
   </w:abstractNum>
-  <w:abstractNum w:abstractNumId="39" w15:restartNumberingAfterBreak="0">
+  <w:abstractNum w:abstractNumId="41" w15:restartNumberingAfterBreak="0">
     <w:nsid w:val="61E964B8"/>
     <w:multiLevelType w:val="multilevel"/>
     <w:tmpl w:val="73342314"/>
@@ -29327,7 +33752,7 @@
       </w:pPr>
     </w:lvl>
   </w:abstractNum>
-  <w:abstractNum w:abstractNumId="40" w15:restartNumberingAfterBreak="0">
+  <w:abstractNum w:abstractNumId="42" w15:restartNumberingAfterBreak="0">
     <w:nsid w:val="62897134"/>
     <w:multiLevelType w:val="hybridMultilevel"/>
     <w:tmpl w:val="5704A1D6"/>
@@ -29440,7 +33865,7 @@
       </w:rPr>
     </w:lvl>
   </w:abstractNum>
-  <w:abstractNum w:abstractNumId="41" w15:restartNumberingAfterBreak="0">
+  <w:abstractNum w:abstractNumId="43" w15:restartNumberingAfterBreak="0">
     <w:nsid w:val="64C701D5"/>
     <w:multiLevelType w:val="hybridMultilevel"/>
     <w:tmpl w:val="DB46B186"/>
@@ -29553,7 +33978,7 @@
       </w:rPr>
     </w:lvl>
   </w:abstractNum>
-  <w:abstractNum w:abstractNumId="42" w15:restartNumberingAfterBreak="0">
+  <w:abstractNum w:abstractNumId="44" w15:restartNumberingAfterBreak="0">
     <w:nsid w:val="66CC7CCC"/>
     <w:multiLevelType w:val="multilevel"/>
     <w:tmpl w:val="4070961C"/>
@@ -29695,7 +34120,7 @@
       </w:rPr>
     </w:lvl>
   </w:abstractNum>
-  <w:abstractNum w:abstractNumId="43" w15:restartNumberingAfterBreak="0">
+  <w:abstractNum w:abstractNumId="45" w15:restartNumberingAfterBreak="0">
     <w:nsid w:val="67FC6BC2"/>
     <w:multiLevelType w:val="hybridMultilevel"/>
     <w:tmpl w:val="6D1E9C12"/>
@@ -29808,7 +34233,7 @@
       </w:rPr>
     </w:lvl>
   </w:abstractNum>
-  <w:abstractNum w:abstractNumId="44" w15:restartNumberingAfterBreak="0">
+  <w:abstractNum w:abstractNumId="46" w15:restartNumberingAfterBreak="0">
     <w:nsid w:val="6A1D1B6E"/>
     <w:multiLevelType w:val="hybridMultilevel"/>
     <w:tmpl w:val="658889BC"/>
@@ -29922,7 +34347,7 @@
       </w:rPr>
     </w:lvl>
   </w:abstractNum>
-  <w:abstractNum w:abstractNumId="45" w15:restartNumberingAfterBreak="0">
+  <w:abstractNum w:abstractNumId="47" w15:restartNumberingAfterBreak="0">
     <w:nsid w:val="6CD73407"/>
     <w:multiLevelType w:val="hybridMultilevel"/>
     <w:tmpl w:val="3D6CEB0A"/>
@@ -30035,7 +34460,7 @@
       </w:rPr>
     </w:lvl>
   </w:abstractNum>
-  <w:abstractNum w:abstractNumId="46" w15:restartNumberingAfterBreak="0">
+  <w:abstractNum w:abstractNumId="48" w15:restartNumberingAfterBreak="0">
     <w:nsid w:val="6FAC6299"/>
     <w:multiLevelType w:val="hybridMultilevel"/>
     <w:tmpl w:val="F75ABCA2"/>
@@ -30125,7 +34550,7 @@
       </w:pPr>
     </w:lvl>
   </w:abstractNum>
-  <w:abstractNum w:abstractNumId="47" w15:restartNumberingAfterBreak="0">
+  <w:abstractNum w:abstractNumId="49" w15:restartNumberingAfterBreak="0">
     <w:nsid w:val="748A1358"/>
     <w:multiLevelType w:val="hybridMultilevel"/>
     <w:tmpl w:val="117628A4"/>
@@ -30215,7 +34640,7 @@
       </w:pPr>
     </w:lvl>
   </w:abstractNum>
-  <w:abstractNum w:abstractNumId="48" w15:restartNumberingAfterBreak="0">
+  <w:abstractNum w:abstractNumId="50" w15:restartNumberingAfterBreak="0">
     <w:nsid w:val="763ACD28"/>
     <w:multiLevelType w:val="multilevel"/>
     <w:tmpl w:val="98465AEA"/>
@@ -30328,7 +34753,7 @@
       </w:rPr>
     </w:lvl>
   </w:abstractNum>
-  <w:abstractNum w:abstractNumId="49" w15:restartNumberingAfterBreak="0">
+  <w:abstractNum w:abstractNumId="51" w15:restartNumberingAfterBreak="0">
     <w:nsid w:val="769757EB"/>
     <w:multiLevelType w:val="hybridMultilevel"/>
     <w:tmpl w:val="8E04B722"/>
@@ -30418,7 +34843,7 @@
       </w:pPr>
     </w:lvl>
   </w:abstractNum>
-  <w:abstractNum w:abstractNumId="50" w15:restartNumberingAfterBreak="0">
+  <w:abstractNum w:abstractNumId="52" w15:restartNumberingAfterBreak="0">
     <w:nsid w:val="7B623AF6"/>
     <w:multiLevelType w:val="hybridMultilevel"/>
     <w:tmpl w:val="1192672C"/>
@@ -30511,88 +34936,88 @@
     </w:lvl>
   </w:abstractNum>
   <w:num w:numId="1" w16cid:durableId="1606422191">
-    <w:abstractNumId w:val="25"/>
+    <w:abstractNumId w:val="27"/>
   </w:num>
   <w:num w:numId="2" w16cid:durableId="2054572884">
-    <w:abstractNumId w:val="50"/>
+    <w:abstractNumId w:val="52"/>
   </w:num>
   <w:num w:numId="3" w16cid:durableId="616135989">
-    <w:abstractNumId w:val="21"/>
+    <w:abstractNumId w:val="23"/>
   </w:num>
   <w:num w:numId="4" w16cid:durableId="64183594">
     <w:abstractNumId w:val="6"/>
   </w:num>
   <w:num w:numId="5" w16cid:durableId="159126278">
-    <w:abstractNumId w:val="27"/>
+    <w:abstractNumId w:val="29"/>
   </w:num>
   <w:num w:numId="6" w16cid:durableId="758335017">
-    <w:abstractNumId w:val="11"/>
+    <w:abstractNumId w:val="12"/>
   </w:num>
   <w:num w:numId="7" w16cid:durableId="1730301288">
     <w:abstractNumId w:val="3"/>
   </w:num>
   <w:num w:numId="8" w16cid:durableId="925186502">
+    <w:abstractNumId w:val="28"/>
+  </w:num>
+  <w:num w:numId="9" w16cid:durableId="1214655651">
     <w:abstractNumId w:val="26"/>
   </w:num>
-  <w:num w:numId="9" w16cid:durableId="1214655651">
-    <w:abstractNumId w:val="24"/>
-  </w:num>
   <w:num w:numId="10" w16cid:durableId="1721325070">
-    <w:abstractNumId w:val="10"/>
+    <w:abstractNumId w:val="11"/>
   </w:num>
   <w:num w:numId="11" w16cid:durableId="745341483">
-    <w:abstractNumId w:val="12"/>
+    <w:abstractNumId w:val="13"/>
   </w:num>
   <w:num w:numId="12" w16cid:durableId="1689403035">
-    <w:abstractNumId w:val="20"/>
+    <w:abstractNumId w:val="22"/>
   </w:num>
   <w:num w:numId="13" w16cid:durableId="379861248">
-    <w:abstractNumId w:val="14"/>
+    <w:abstractNumId w:val="15"/>
   </w:num>
   <w:num w:numId="14" w16cid:durableId="600450594">
     <w:abstractNumId w:val="8"/>
   </w:num>
   <w:num w:numId="15" w16cid:durableId="714307741">
-    <w:abstractNumId w:val="44"/>
+    <w:abstractNumId w:val="46"/>
   </w:num>
   <w:num w:numId="16" w16cid:durableId="816191978">
-    <w:abstractNumId w:val="31"/>
+    <w:abstractNumId w:val="33"/>
   </w:num>
   <w:num w:numId="17" w16cid:durableId="1542980483">
-    <w:abstractNumId w:val="47"/>
+    <w:abstractNumId w:val="49"/>
   </w:num>
   <w:num w:numId="18" w16cid:durableId="1109735733">
-    <w:abstractNumId w:val="46"/>
+    <w:abstractNumId w:val="48"/>
   </w:num>
   <w:num w:numId="19" w16cid:durableId="1501233236">
-    <w:abstractNumId w:val="43"/>
+    <w:abstractNumId w:val="45"/>
   </w:num>
   <w:num w:numId="20" w16cid:durableId="643122325">
-    <w:abstractNumId w:val="39"/>
+    <w:abstractNumId w:val="41"/>
   </w:num>
   <w:num w:numId="21" w16cid:durableId="1326977455">
     <w:abstractNumId w:val="5"/>
   </w:num>
   <w:num w:numId="22" w16cid:durableId="1556041566">
-    <w:abstractNumId w:val="37"/>
+    <w:abstractNumId w:val="39"/>
   </w:num>
   <w:num w:numId="23" w16cid:durableId="1523786600">
     <w:abstractNumId w:val="0"/>
   </w:num>
   <w:num w:numId="24" w16cid:durableId="1599169141">
-    <w:abstractNumId w:val="49"/>
+    <w:abstractNumId w:val="51"/>
   </w:num>
   <w:num w:numId="25" w16cid:durableId="1110708870">
-    <w:abstractNumId w:val="17"/>
+    <w:abstractNumId w:val="18"/>
   </w:num>
   <w:num w:numId="26" w16cid:durableId="342784117">
-    <w:abstractNumId w:val="38"/>
+    <w:abstractNumId w:val="40"/>
   </w:num>
   <w:num w:numId="27" w16cid:durableId="1416440632">
-    <w:abstractNumId w:val="42"/>
+    <w:abstractNumId w:val="44"/>
   </w:num>
   <w:num w:numId="28" w16cid:durableId="242490451">
-    <w:abstractNumId w:val="48"/>
+    <w:abstractNumId w:val="50"/>
   </w:num>
   <w:num w:numId="29" w16cid:durableId="391315620">
     <w:abstractNumId w:val="2"/>
@@ -30604,64 +35029,84 @@
     <w:abstractNumId w:val="1"/>
   </w:num>
   <w:num w:numId="32" w16cid:durableId="1524441324">
-    <w:abstractNumId w:val="45"/>
+    <w:abstractNumId w:val="47"/>
   </w:num>
   <w:num w:numId="33" w16cid:durableId="961885032">
-    <w:abstractNumId w:val="18"/>
+    <w:abstractNumId w:val="19"/>
   </w:num>
   <w:num w:numId="34" w16cid:durableId="138615493">
-    <w:abstractNumId w:val="9"/>
+    <w:abstractNumId w:val="10"/>
   </w:num>
   <w:num w:numId="35" w16cid:durableId="1558398308">
-    <w:abstractNumId w:val="28"/>
+    <w:abstractNumId w:val="30"/>
   </w:num>
   <w:num w:numId="36" w16cid:durableId="1079522054">
-    <w:abstractNumId w:val="13"/>
+    <w:abstractNumId w:val="14"/>
   </w:num>
   <w:num w:numId="37" w16cid:durableId="2061633726">
     <w:abstractNumId w:val="4"/>
   </w:num>
   <w:num w:numId="38" w16cid:durableId="728115633">
-    <w:abstractNumId w:val="22"/>
+    <w:abstractNumId w:val="24"/>
   </w:num>
   <w:num w:numId="39" w16cid:durableId="1736970779">
+    <w:abstractNumId w:val="38"/>
+  </w:num>
+  <w:num w:numId="40" w16cid:durableId="1808739332">
     <w:abstractNumId w:val="36"/>
   </w:num>
-  <w:num w:numId="40" w16cid:durableId="1808739332">
+  <w:num w:numId="41" w16cid:durableId="1835413470">
+    <w:abstractNumId w:val="17"/>
+  </w:num>
+  <w:num w:numId="42" w16cid:durableId="1030449688">
+    <w:abstractNumId w:val="42"/>
+  </w:num>
+  <w:num w:numId="43" w16cid:durableId="1591235414">
     <w:abstractNumId w:val="34"/>
   </w:num>
-  <w:num w:numId="41" w16cid:durableId="1835413470">
+  <w:num w:numId="44" w16cid:durableId="514468387">
+    <w:abstractNumId w:val="25"/>
+  </w:num>
+  <w:num w:numId="45" w16cid:durableId="1610619006">
+    <w:abstractNumId w:val="31"/>
+  </w:num>
+  <w:num w:numId="46" w16cid:durableId="43531609">
+    <w:abstractNumId w:val="20"/>
+  </w:num>
+  <w:num w:numId="47" w16cid:durableId="423772146">
+    <w:abstractNumId w:val="43"/>
+  </w:num>
+  <w:num w:numId="48" w16cid:durableId="1539781779">
     <w:abstractNumId w:val="16"/>
   </w:num>
-  <w:num w:numId="42" w16cid:durableId="1030449688">
-    <w:abstractNumId w:val="40"/>
+  <w:num w:numId="49" w16cid:durableId="2062945222">
+    <w:abstractNumId w:val="37"/>
   </w:num>
-  <w:num w:numId="43" w16cid:durableId="1591235414">
+  <w:num w:numId="50" w16cid:durableId="167208895">
+    <w:abstractNumId w:val="35"/>
+  </w:num>
+  <w:num w:numId="51" w16cid:durableId="734620534">
     <w:abstractNumId w:val="32"/>
   </w:num>
-  <w:num w:numId="44" w16cid:durableId="514468387">
-    <w:abstractNumId w:val="23"/>
+  <w:num w:numId="52" w16cid:durableId="319889097">
+    <w:abstractNumId w:val="21"/>
+    <w:lvlOverride w:ilvl="0">
+      <w:lvl w:ilvl="0">
+        <w:start w:val="1"/>
+        <w:numFmt w:val="decimal"/>
+        <w:lvlText w:val="%1."/>
+        <w:lvlJc w:val="left"/>
+        <w:pPr>
+          <w:ind w:left="0" w:firstLine="0"/>
+        </w:pPr>
+        <w:rPr>
+          <w:position w:val="0"/>
+        </w:rPr>
+      </w:lvl>
+    </w:lvlOverride>
   </w:num>
-  <w:num w:numId="45" w16cid:durableId="1610619006">
-    <w:abstractNumId w:val="29"/>
-  </w:num>
-  <w:num w:numId="46" w16cid:durableId="43531609">
-    <w:abstractNumId w:val="19"/>
-  </w:num>
-  <w:num w:numId="47" w16cid:durableId="423772146">
-    <w:abstractNumId w:val="41"/>
-  </w:num>
-  <w:num w:numId="48" w16cid:durableId="1539781779">
-    <w:abstractNumId w:val="15"/>
-  </w:num>
-  <w:num w:numId="49" w16cid:durableId="2062945222">
-    <w:abstractNumId w:val="35"/>
-  </w:num>
-  <w:num w:numId="50" w16cid:durableId="167208895">
-    <w:abstractNumId w:val="33"/>
-  </w:num>
-  <w:num w:numId="51" w16cid:durableId="734620534">
-    <w:abstractNumId w:val="30"/>
+  <w:num w:numId="53" w16cid:durableId="1434932750">
+    <w:abstractNumId w:val="9"/>
   </w:num>
   <w:numIdMacAtCleanup w:val="18"/>
 </w:numbering>
@@ -42757,6 +47202,7 @@
   <w:style w:type="paragraph" w:styleId="af9">
     <w:name w:val="List Paragraph"/>
     <w:basedOn w:val="a"/>
+    <w:uiPriority w:val="34"/>
     <w:qFormat/>
     <w:rsid w:val="00514320"/>
     <w:pPr>
@@ -43273,6 +47719,15 @@
       <w:szCs w:val="18"/>
     </w:rPr>
   </w:style>
+  <w:style w:type="numbering" w:customStyle="1" w:styleId="List0">
+    <w:name w:val="List 0"/>
+    <w:rsid w:val="0005358E"/>
+    <w:pPr>
+      <w:numPr>
+        <w:numId w:val="52"/>
+      </w:numPr>
+    </w:pPr>
+  </w:style>
 </w:styles>
 </file>
 

--- a/вкр/Диплом черн Демьянцев Виталий Владиславич (1).docx
+++ b/вкр/Диплом черн Демьянцев Виталий Владиславич (1).docx
@@ -313,8 +313,29 @@
           <w:lang w:eastAsia="en-US"/>
           <w14:ligatures w14:val="standardContextual"/>
         </w:rPr>
-        <w:t>Профиль: Автоматизированные системы обработки информации и управления</w:t>
-      </w:r>
+        <w:t xml:space="preserve">Профиль: </w:t>
+      </w:r>
+      <w:r>
+        <w:rPr>
+          <w:rFonts w:ascii="Times New Roman" w:eastAsia="Calibri" w:hAnsi="Times New Roman" w:cs="Times New Roman"/>
+          <w:kern w:val="2"/>
+          <w:lang w:eastAsia="en-US"/>
+          <w14:ligatures w14:val="standardContextual"/>
+        </w:rPr>
+        <w:t>Искусственный интеллект и экспертные системы</w:t>
+      </w:r>
+    </w:p>
+    <w:p>
+      <w:pPr>
+        <w:ind w:firstLine="0"/>
+        <w:jc w:val="center"/>
+        <w:rPr>
+          <w:rFonts w:ascii="Times New Roman" w:eastAsia="Calibri" w:hAnsi="Times New Roman" w:cs="Times New Roman"/>
+          <w:kern w:val="2"/>
+          <w:lang w:eastAsia="en-US"/>
+          <w14:ligatures w14:val="standardContextual"/>
+        </w:rPr>
+      </w:pPr>
     </w:p>
     <w:p>
       <w:pPr>
@@ -1719,7 +1740,6 @@
           <w:bdr w:val="nil"/>
         </w:rPr>
       </w:pPr>
-      <w:proofErr w:type="spellStart"/>
       <w:r>
         <w:rPr>
           <w:rFonts w:ascii="Times New Roman" w:eastAsia="Arial Unicode MS" w:hAnsi="Times New Roman" w:cs="Times New Roman"/>
@@ -1729,115 +1749,7 @@
           <w:u w:color="000000"/>
           <w:bdr w:val="nil"/>
         </w:rPr>
-        <w:t>Катасев</w:t>
-      </w:r>
-      <w:proofErr w:type="spellEnd"/>
-      <w:r>
-        <w:rPr>
-          <w:rFonts w:ascii="Times New Roman" w:eastAsia="Arial Unicode MS" w:hAnsi="Times New Roman" w:cs="Times New Roman"/>
-          <w:color w:val="000000"/>
-          <w:sz w:val="24"/>
-          <w:szCs w:val="24"/>
-          <w:u w:color="000000"/>
-          <w:bdr w:val="nil"/>
-        </w:rPr>
-        <w:t xml:space="preserve">, А. С. </w:t>
-      </w:r>
-      <w:proofErr w:type="spellStart"/>
-      <w:r>
-        <w:rPr>
-          <w:rFonts w:ascii="Times New Roman" w:eastAsia="Arial Unicode MS" w:hAnsi="Times New Roman" w:cs="Times New Roman"/>
-          <w:color w:val="000000"/>
-          <w:sz w:val="24"/>
-          <w:szCs w:val="24"/>
-          <w:u w:color="000000"/>
-          <w:bdr w:val="nil"/>
-        </w:rPr>
-        <w:t>Сверточные</w:t>
-      </w:r>
-      <w:proofErr w:type="spellEnd"/>
-      <w:r>
-        <w:rPr>
-          <w:rFonts w:ascii="Times New Roman" w:eastAsia="Arial Unicode MS" w:hAnsi="Times New Roman" w:cs="Times New Roman"/>
-          <w:color w:val="000000"/>
-          <w:sz w:val="24"/>
-          <w:szCs w:val="24"/>
-          <w:u w:color="000000"/>
-          <w:bdr w:val="nil"/>
-        </w:rPr>
-        <w:t xml:space="preserve"> </w:t>
-      </w:r>
-      <w:proofErr w:type="spellStart"/>
-      <w:r>
-        <w:rPr>
-          <w:rFonts w:ascii="Times New Roman" w:eastAsia="Arial Unicode MS" w:hAnsi="Times New Roman" w:cs="Times New Roman"/>
-          <w:color w:val="000000"/>
-          <w:sz w:val="24"/>
-          <w:szCs w:val="24"/>
-          <w:u w:color="000000"/>
-          <w:bdr w:val="nil"/>
-        </w:rPr>
-        <w:t>нейросетеВые</w:t>
-      </w:r>
-      <w:proofErr w:type="spellEnd"/>
-      <w:r>
-        <w:rPr>
-          <w:rFonts w:ascii="Times New Roman" w:eastAsia="Arial Unicode MS" w:hAnsi="Times New Roman" w:cs="Times New Roman"/>
-          <w:color w:val="000000"/>
-          <w:sz w:val="24"/>
-          <w:szCs w:val="24"/>
-          <w:u w:color="000000"/>
-          <w:bdr w:val="nil"/>
-        </w:rPr>
-        <w:t xml:space="preserve"> </w:t>
-      </w:r>
-      <w:proofErr w:type="spellStart"/>
-      <w:r>
-        <w:rPr>
-          <w:rFonts w:ascii="Times New Roman" w:eastAsia="Arial Unicode MS" w:hAnsi="Times New Roman" w:cs="Times New Roman"/>
-          <w:color w:val="000000"/>
-          <w:sz w:val="24"/>
-          <w:szCs w:val="24"/>
-          <w:u w:color="000000"/>
-          <w:bdr w:val="nil"/>
-        </w:rPr>
-        <w:t>МОДЕЛи</w:t>
-      </w:r>
-      <w:proofErr w:type="spellEnd"/>
-      <w:r>
-        <w:rPr>
-          <w:rFonts w:ascii="Times New Roman" w:eastAsia="Arial Unicode MS" w:hAnsi="Times New Roman" w:cs="Times New Roman"/>
-          <w:color w:val="000000"/>
-          <w:sz w:val="24"/>
-          <w:szCs w:val="24"/>
-          <w:u w:color="000000"/>
-          <w:bdr w:val="nil"/>
-        </w:rPr>
-        <w:t xml:space="preserve"> распознавания эмоций человека ПО ФОТОГРАФИИ / А. С. </w:t>
-      </w:r>
-      <w:proofErr w:type="spellStart"/>
-      <w:r>
-        <w:rPr>
-          <w:rFonts w:ascii="Times New Roman" w:eastAsia="Arial Unicode MS" w:hAnsi="Times New Roman" w:cs="Times New Roman"/>
-          <w:color w:val="000000"/>
-          <w:sz w:val="24"/>
-          <w:szCs w:val="24"/>
-          <w:u w:color="000000"/>
-          <w:bdr w:val="nil"/>
-        </w:rPr>
-        <w:t>Катасев</w:t>
-      </w:r>
-      <w:proofErr w:type="spellEnd"/>
-      <w:r>
-        <w:rPr>
-          <w:rFonts w:ascii="Times New Roman" w:eastAsia="Arial Unicode MS" w:hAnsi="Times New Roman" w:cs="Times New Roman"/>
-          <w:color w:val="000000"/>
-          <w:sz w:val="24"/>
-          <w:szCs w:val="24"/>
-          <w:u w:color="000000"/>
-          <w:bdr w:val="nil"/>
-        </w:rPr>
-        <w:t xml:space="preserve">, З. Р. Ханова // Вестник Технологического университета. – 2023. – Т. 26, № 4. – С. 76-81. – DOI 10.55421/1998-7072_2023_26_4_76. – EDN MENHPN. </w:t>
+        <w:t xml:space="preserve">Катасев, А. С. Сверточные нейросетеВые МОДЕЛи распознавания эмоций человека ПО ФОТОГРАФИИ / А. С. Катасев, З. Р. Ханова // Вестник Технологического университета. – 2023. – Т. 26, № 4. – С. 76-81. – DOI 10.55421/1998-7072_2023_26_4_76. – EDN MENHPN. </w:t>
       </w:r>
     </w:p>
     <w:p>
@@ -1870,31 +1782,7 @@
           <w:u w:color="000000"/>
           <w:bdr w:val="nil"/>
         </w:rPr>
-        <w:t xml:space="preserve">Семенюк, В. В. Разработка алгоритма распознавания эмоций человека с использованием </w:t>
-      </w:r>
-      <w:proofErr w:type="spellStart"/>
-      <w:r>
-        <w:rPr>
-          <w:rFonts w:ascii="Times New Roman" w:eastAsia="Arial Unicode MS" w:hAnsi="Times New Roman" w:cs="Times New Roman"/>
-          <w:color w:val="000000"/>
-          <w:sz w:val="24"/>
-          <w:szCs w:val="24"/>
-          <w:u w:color="000000"/>
-          <w:bdr w:val="nil"/>
-        </w:rPr>
-        <w:t>сверточной</w:t>
-      </w:r>
-      <w:proofErr w:type="spellEnd"/>
-      <w:r>
-        <w:rPr>
-          <w:rFonts w:ascii="Times New Roman" w:eastAsia="Arial Unicode MS" w:hAnsi="Times New Roman" w:cs="Times New Roman"/>
-          <w:color w:val="000000"/>
-          <w:sz w:val="24"/>
-          <w:szCs w:val="24"/>
-          <w:u w:color="000000"/>
-          <w:bdr w:val="nil"/>
-        </w:rPr>
-        <w:t xml:space="preserve"> нейронной сети средствами Python / В. В. Семенюк, М. В. Складчиков // Инженерный вестник Дона. – 2023. – № 12(108). – С. 231-245. – EDN TBESZT.</w:t>
+        <w:t>Семенюк, В. В. Разработка алгоритма распознавания эмоций человека с использованием сверточной нейронной сети средствами Python / В. В. Семенюк, М. В. Складчиков // Инженерный вестник Дона. – 2023. – № 12(108). – С. 231-245. – EDN TBESZT.</w:t>
       </w:r>
     </w:p>
     <w:p>
@@ -2241,21 +2129,8 @@
           <w:bdr w:val="nil"/>
         </w:rPr>
         <w:tab/>
-        <w:t xml:space="preserve">/К.И. </w:t>
-      </w:r>
-      <w:proofErr w:type="spellStart"/>
-      <w:r>
-        <w:rPr>
-          <w:rFonts w:ascii="Times New Roman" w:eastAsia="Arial Unicode MS" w:hAnsi="Times New Roman" w:cs="Times New Roman"/>
-          <w:color w:val="000000"/>
-          <w:sz w:val="24"/>
-          <w:szCs w:val="24"/>
-          <w:u w:color="000000"/>
-          <w:bdr w:val="nil"/>
-        </w:rPr>
-        <w:t>Бушмелева</w:t>
-      </w:r>
-      <w:proofErr w:type="spellEnd"/>
+        <w:t>/К.И. Бушмелева</w:t>
+      </w:r>
       <w:r>
         <w:rPr>
           <w:rFonts w:ascii="Times New Roman" w:eastAsia="Arial Unicode MS" w:hAnsi="Times New Roman" w:cs="Arial Unicode MS"/>
@@ -2396,15 +2271,7 @@
         </w:numPr>
       </w:pPr>
       <w:r>
-        <w:t xml:space="preserve">реализован программный комплекс на базе стека </w:t>
-      </w:r>
-      <w:proofErr w:type="spellStart"/>
-      <w:r>
-        <w:t>React</w:t>
-      </w:r>
-      <w:proofErr w:type="spellEnd"/>
-      <w:r>
-        <w:t>, Go и Python;</w:t>
+        <w:t>реализован программный комплекс на базе стека React, Go и Python;</w:t>
       </w:r>
     </w:p>
     <w:p>
@@ -2415,23 +2282,7 @@
         </w:numPr>
       </w:pPr>
       <w:r>
-        <w:t xml:space="preserve">интегрированы нейросетевые модели </w:t>
-      </w:r>
-      <w:proofErr w:type="spellStart"/>
-      <w:r>
-        <w:t>DeepFace</w:t>
-      </w:r>
-      <w:proofErr w:type="spellEnd"/>
-      <w:r>
-        <w:t xml:space="preserve"> и </w:t>
-      </w:r>
-      <w:proofErr w:type="spellStart"/>
-      <w:r>
-        <w:t>faster-whisper</w:t>
-      </w:r>
-      <w:proofErr w:type="spellEnd"/>
-      <w:r>
-        <w:t xml:space="preserve"> для мультимодального анализа;</w:t>
+        <w:t>интегрированы нейросетевые модели DeepFace и faster-whisper для мультимодального анализа;</w:t>
       </w:r>
     </w:p>
     <w:p>
@@ -2526,11 +2377,9 @@
         </w:rPr>
         <w:t xml:space="preserve">CNN – </w:t>
       </w:r>
-      <w:proofErr w:type="spellStart"/>
       <w:r>
         <w:t>свёрточная</w:t>
       </w:r>
-      <w:proofErr w:type="spellEnd"/>
       <w:r>
         <w:rPr>
           <w:lang w:val="en-US"/>
@@ -2598,174 +2447,102 @@
     </w:p>
     <w:p>
       <w:r>
-        <w:t>ASR – автоматическое распознавание речи (</w:t>
-      </w:r>
-      <w:proofErr w:type="spellStart"/>
-      <w:r>
-        <w:t>Automatic</w:t>
-      </w:r>
-      <w:proofErr w:type="spellEnd"/>
-      <w:r>
+        <w:t>ASR – автоматическое распознавание речи (Automatic Speech Recognition)</w:t>
+      </w:r>
+    </w:p>
+    <w:p>
+      <w:r>
+        <w:t>MFCC – мел-частотные кепстральные коэффициенты (Mel-Frequency Cepstral Coefficients)</w:t>
+      </w:r>
+    </w:p>
+    <w:p>
+      <w:r>
+        <w:t>WER – частота ошибок распознавания слов (Word Error Rate)</w:t>
+      </w:r>
+    </w:p>
+    <w:p>
+      <w:r>
+        <w:t>SPA – одностраничное приложение (Single Page Application)</w:t>
+      </w:r>
+    </w:p>
+    <w:p>
+      <w:r>
+        <w:t>СУБД – система управления базами данных</w:t>
+      </w:r>
+    </w:p>
+    <w:p>
+      <w:r>
+        <w:t>REST – архитектурный стиль взаимодействия компонентов распределённого приложения (Representational State Transfer)</w:t>
+      </w:r>
+    </w:p>
+    <w:p>
+      <w:pPr>
+        <w:rPr>
+          <w:lang w:val="en-US"/>
+        </w:rPr>
+      </w:pPr>
+      <w:r>
+        <w:rPr>
+          <w:lang w:val="en-US"/>
+        </w:rPr>
+        <w:t xml:space="preserve">API – </w:t>
+      </w:r>
+      <w:r>
+        <w:t>программный</w:t>
+      </w:r>
+      <w:r>
+        <w:rPr>
+          <w:lang w:val="en-US"/>
+        </w:rPr>
         <w:t xml:space="preserve"> </w:t>
       </w:r>
-      <w:proofErr w:type="spellStart"/>
-      <w:r>
-        <w:t>Speech</w:t>
-      </w:r>
-      <w:proofErr w:type="spellEnd"/>
-      <w:r>
+      <w:r>
+        <w:t>интерфейс</w:t>
+      </w:r>
+      <w:r>
+        <w:rPr>
+          <w:lang w:val="en-US"/>
+        </w:rPr>
         <w:t xml:space="preserve"> </w:t>
       </w:r>
-      <w:proofErr w:type="spellStart"/>
-      <w:r>
-        <w:t>Recognition</w:t>
-      </w:r>
-      <w:proofErr w:type="spellEnd"/>
-      <w:r>
-        <w:t>)</w:t>
-      </w:r>
-    </w:p>
-    <w:p>
-      <w:r>
-        <w:t xml:space="preserve">MFCC – мел-частотные </w:t>
-      </w:r>
-      <w:proofErr w:type="spellStart"/>
-      <w:r>
-        <w:t>кепстральные</w:t>
-      </w:r>
-      <w:proofErr w:type="spellEnd"/>
-      <w:r>
-        <w:t xml:space="preserve"> коэффициенты (</w:t>
-      </w:r>
-      <w:proofErr w:type="spellStart"/>
-      <w:r>
-        <w:t>Mel</w:t>
-      </w:r>
-      <w:proofErr w:type="spellEnd"/>
-      <w:r>
-        <w:t xml:space="preserve">-Frequency </w:t>
-      </w:r>
-      <w:proofErr w:type="spellStart"/>
-      <w:r>
-        <w:t>Cepstral</w:t>
-      </w:r>
-      <w:proofErr w:type="spellEnd"/>
-      <w:r>
-        <w:t xml:space="preserve"> </w:t>
-      </w:r>
-      <w:proofErr w:type="spellStart"/>
-      <w:r>
-        <w:t>Coefficients</w:t>
-      </w:r>
-      <w:proofErr w:type="spellEnd"/>
-      <w:r>
-        <w:t>)</w:t>
-      </w:r>
-    </w:p>
-    <w:p>
-      <w:r>
-        <w:t xml:space="preserve">WER – частота ошибок распознавания слов (Word </w:t>
-      </w:r>
-      <w:proofErr w:type="spellStart"/>
-      <w:r>
-        <w:t>Error</w:t>
-      </w:r>
-      <w:proofErr w:type="spellEnd"/>
-      <w:r>
-        <w:t xml:space="preserve"> Rate)</w:t>
-      </w:r>
-    </w:p>
-    <w:p>
-      <w:r>
-        <w:t>SPA – одностраничное приложение (Single Page Application)</w:t>
-      </w:r>
-    </w:p>
-    <w:p>
-      <w:r>
-        <w:t>СУБД – система управления базами данных</w:t>
-      </w:r>
-    </w:p>
-    <w:p>
-      <w:r>
-        <w:t>REST – архитектурный стиль взаимодействия компонентов распределённого приложения (</w:t>
-      </w:r>
-      <w:proofErr w:type="spellStart"/>
-      <w:r>
-        <w:t>Representational</w:t>
-      </w:r>
-      <w:proofErr w:type="spellEnd"/>
-      <w:r>
-        <w:t xml:space="preserve"> State Transfer)</w:t>
-      </w:r>
-    </w:p>
-    <w:p>
-      <w:pPr>
+      <w:r>
+        <w:t>приложения</w:t>
+      </w:r>
+      <w:r>
         <w:rPr>
           <w:lang w:val="en-US"/>
         </w:rPr>
-      </w:pPr>
-      <w:r>
+        <w:t xml:space="preserve"> (Application Programming Interface)</w:t>
+      </w:r>
+    </w:p>
+    <w:p>
+      <w:pPr>
         <w:rPr>
           <w:lang w:val="en-US"/>
         </w:rPr>
-        <w:t xml:space="preserve">API – </w:t>
-      </w:r>
-      <w:r>
-        <w:t>программный</w:t>
-      </w:r>
+      </w:pPr>
       <w:r>
         <w:rPr>
           <w:lang w:val="en-US"/>
         </w:rPr>
-        <w:t xml:space="preserve"> </w:t>
-      </w:r>
-      <w:r>
-        <w:t>интерфейс</w:t>
+        <w:t xml:space="preserve">JWT – </w:t>
+      </w:r>
+      <w:r>
+        <w:t>веб</w:t>
       </w:r>
       <w:r>
         <w:rPr>
           <w:lang w:val="en-US"/>
         </w:rPr>
-        <w:t xml:space="preserve"> </w:t>
-      </w:r>
-      <w:r>
-        <w:t>приложения</w:t>
+        <w:t>-</w:t>
+      </w:r>
+      <w:r>
+        <w:t>токен</w:t>
       </w:r>
       <w:r>
         <w:rPr>
           <w:lang w:val="en-US"/>
         </w:rPr>
-        <w:t xml:space="preserve"> (Application Programming Interface)</w:t>
-      </w:r>
-    </w:p>
-    <w:p>
-      <w:pPr>
-        <w:rPr>
-          <w:lang w:val="en-US"/>
-        </w:rPr>
-      </w:pPr>
-      <w:r>
-        <w:rPr>
-          <w:lang w:val="en-US"/>
-        </w:rPr>
-        <w:t xml:space="preserve">JWT – </w:t>
-      </w:r>
-      <w:r>
-        <w:t>веб</w:t>
-      </w:r>
-      <w:r>
-        <w:rPr>
-          <w:lang w:val="en-US"/>
-        </w:rPr>
-        <w:t>-</w:t>
-      </w:r>
-      <w:r>
-        <w:t>токен</w:t>
-      </w:r>
-      <w:r>
-        <w:rPr>
-          <w:lang w:val="en-US"/>
-        </w:rPr>
         <w:t xml:space="preserve"> JSON (JSON Web Token)</w:t>
       </w:r>
     </w:p>
@@ -2796,44 +2573,12 @@
     </w:p>
     <w:p>
       <w:r>
-        <w:t xml:space="preserve">BPMN – нотация моделирования бизнес-процессов (Business Process Model </w:t>
-      </w:r>
-      <w:proofErr w:type="spellStart"/>
-      <w:r>
-        <w:t>and</w:t>
-      </w:r>
-      <w:proofErr w:type="spellEnd"/>
-      <w:r>
-        <w:t xml:space="preserve"> </w:t>
-      </w:r>
-      <w:proofErr w:type="spellStart"/>
-      <w:r>
-        <w:t>Notation</w:t>
-      </w:r>
-      <w:proofErr w:type="spellEnd"/>
-      <w:r>
-        <w:t>)</w:t>
-      </w:r>
-    </w:p>
-    <w:p>
-      <w:r>
-        <w:t xml:space="preserve">DFD – диаграмма потоков данных (Data </w:t>
-      </w:r>
-      <w:proofErr w:type="spellStart"/>
-      <w:r>
-        <w:t>Flow</w:t>
-      </w:r>
-      <w:proofErr w:type="spellEnd"/>
-      <w:r>
-        <w:t xml:space="preserve"> </w:t>
-      </w:r>
-      <w:proofErr w:type="spellStart"/>
-      <w:r>
-        <w:t>Diagram</w:t>
-      </w:r>
-      <w:proofErr w:type="spellEnd"/>
-      <w:r>
-        <w:t>)</w:t>
+        <w:t>BPMN – нотация моделирования бизнес-процессов (Business Process Model and Notation)</w:t>
+      </w:r>
+    </w:p>
+    <w:p>
+      <w:r>
+        <w:t>DFD – диаграмма потоков данных (Data Flow Diagram)</w:t>
       </w:r>
     </w:p>
     <w:p>
@@ -2843,15 +2588,7 @@
     </w:p>
     <w:p>
       <w:r>
-        <w:t>ER – модель «сущность-связь» (</w:t>
-      </w:r>
-      <w:proofErr w:type="spellStart"/>
-      <w:r>
-        <w:t>Entity-Relationship</w:t>
-      </w:r>
-      <w:proofErr w:type="spellEnd"/>
-      <w:r>
-        <w:t>)</w:t>
+        <w:t>ER – модель «сущность-связь» (Entity-Relationship)</w:t>
       </w:r>
       <w:r>
         <w:br w:type="page"/>
@@ -5416,15 +5153,7 @@
         </w:numPr>
       </w:pPr>
       <w:r>
-        <w:t xml:space="preserve">Анализ эффективности применения </w:t>
-      </w:r>
-      <w:proofErr w:type="spellStart"/>
-      <w:r>
-        <w:t>свёрточных</w:t>
-      </w:r>
-      <w:proofErr w:type="spellEnd"/>
-      <w:r>
-        <w:t xml:space="preserve"> нейронных сетей (CNN) для обработки видеопотока и рекуррентных нейронных сетей (RNN) для анализа аудиопотока.</w:t>
+        <w:t>Анализ эффективности применения свёрточных нейронных сетей (CNN) для обработки видеопотока и рекуррентных нейронных сетей (RNN) для анализа аудиопотока.</w:t>
       </w:r>
     </w:p>
     <w:p>
@@ -5975,23 +5704,7 @@
         <w:contextualSpacing w:val="0"/>
       </w:pPr>
       <w:r>
-        <w:t xml:space="preserve">Примером является библиотека </w:t>
-      </w:r>
-      <w:proofErr w:type="spellStart"/>
-      <w:r>
-        <w:t>Affectiva</w:t>
-      </w:r>
-      <w:proofErr w:type="spellEnd"/>
-      <w:r>
-        <w:t xml:space="preserve">, которая использует </w:t>
-      </w:r>
-      <w:proofErr w:type="spellStart"/>
-      <w:r>
-        <w:t>свёрточные</w:t>
-      </w:r>
-      <w:proofErr w:type="spellEnd"/>
-      <w:r>
-        <w:t xml:space="preserve"> нейронные сети для анализа выражений лица. Такие системы фиксируют видеопоток и классифицируют эмоции на основе визуальных признаков, таких как улыбка или нахмуренные брови.</w:t>
+        <w:t>Примером является библиотека Affectiva, которая использует свёрточные нейронные сети для анализа выражений лица. Такие системы фиксируют видеопоток и классифицируют эмоции на основе визуальных признаков, таких как улыбка или нахмуренные брови.</w:t>
       </w:r>
     </w:p>
     <w:p>
@@ -6098,31 +5811,7 @@
         <w:contextualSpacing w:val="0"/>
       </w:pPr>
       <w:r>
-        <w:t xml:space="preserve">Примером служит платформа </w:t>
-      </w:r>
-      <w:proofErr w:type="spellStart"/>
-      <w:r>
-        <w:t>Beyond</w:t>
-      </w:r>
-      <w:proofErr w:type="spellEnd"/>
-      <w:r>
-        <w:t xml:space="preserve"> </w:t>
-      </w:r>
-      <w:proofErr w:type="spellStart"/>
-      <w:r>
-        <w:t>Verbal</w:t>
-      </w:r>
-      <w:proofErr w:type="spellEnd"/>
-      <w:r>
-        <w:t xml:space="preserve">, которая анализирует голосовые характеристики, такие как высота тона и темп речи, для определения эмоционального состояния. Такие решения часто применяются в </w:t>
-      </w:r>
-      <w:proofErr w:type="spellStart"/>
-      <w:r>
-        <w:t>call</w:t>
-      </w:r>
-      <w:proofErr w:type="spellEnd"/>
-      <w:r>
-        <w:t>-центрах.</w:t>
+        <w:t>Примером служит платформа Beyond Verbal, которая анализирует голосовые характеристики, такие как высота тона и темп речи, для определения эмоционального состояния. Такие решения часто применяются в call-центрах.</w:t>
       </w:r>
     </w:p>
     <w:p>
@@ -6236,15 +5925,7 @@
         <w:contextualSpacing w:val="0"/>
       </w:pPr>
       <w:r>
-        <w:t xml:space="preserve">Примером является система </w:t>
-      </w:r>
-      <w:proofErr w:type="spellStart"/>
-      <w:r>
-        <w:t>Emotient</w:t>
-      </w:r>
-      <w:proofErr w:type="spellEnd"/>
-      <w:r>
-        <w:t>, которая комбинирует анализ выражений лица и голосовых данных с использованием CNN и RNN. Такие решения применяются в маркетинге и HR для комплексного анализа эмоционального состояния.</w:t>
+        <w:t>Примером является система Emotient, которая комбинирует анализ выражений лица и голосовых данных с использованием CNN и RNN. Такие решения применяются в маркетинге и HR для комплексного анализа эмоционального состояния.</w:t>
       </w:r>
     </w:p>
     <w:p>
@@ -6519,23 +6200,7 @@
         <w:contextualSpacing w:val="0"/>
       </w:pPr>
       <w:r>
-        <w:t xml:space="preserve">Гибкость стека: Использование открытых библиотек (Python, </w:t>
-      </w:r>
-      <w:proofErr w:type="spellStart"/>
-      <w:r>
-        <w:t>PyTorch</w:t>
-      </w:r>
-      <w:proofErr w:type="spellEnd"/>
-      <w:r>
-        <w:t xml:space="preserve">, </w:t>
-      </w:r>
-      <w:proofErr w:type="spellStart"/>
-      <w:r>
-        <w:t>OpenCV</w:t>
-      </w:r>
-      <w:proofErr w:type="spellEnd"/>
-      <w:r>
-        <w:t>) позволяет избежать лицензионных отчислений.</w:t>
+        <w:t>Гибкость стека: Использование открытых библиотек (Python, PyTorch, OpenCV) позволяет избежать лицензионных отчислений.</w:t>
       </w:r>
     </w:p>
     <w:p>
@@ -6547,13 +6212,8 @@
         </w:numPr>
         <w:contextualSpacing w:val="0"/>
       </w:pPr>
-      <w:proofErr w:type="spellStart"/>
-      <w:r>
-        <w:t>Мультимодальность</w:t>
-      </w:r>
-      <w:proofErr w:type="spellEnd"/>
-      <w:r>
-        <w:t>: Повышение точности за счёт объединения визуальных и голосовых признаков.</w:t>
+      <w:r>
+        <w:t>Мультимодальность: Повышение точности за счёт объединения визуальных и голосовых признаков.</w:t>
       </w:r>
     </w:p>
     <w:p>
@@ -6588,15 +6248,7 @@
         <w:contextualSpacing w:val="0"/>
       </w:pPr>
       <w:r>
-        <w:t xml:space="preserve">Требует наличия вычислительных ресурсов (GPU) для этапа обучения и </w:t>
-      </w:r>
-      <w:proofErr w:type="spellStart"/>
-      <w:r>
-        <w:t>инференса</w:t>
-      </w:r>
-      <w:proofErr w:type="spellEnd"/>
-      <w:r>
-        <w:t xml:space="preserve"> в реальном времени.</w:t>
+        <w:t>Требует наличия вычислительных ресурсов (GPU) для этапа обучения и инференса в реальном времени.</w:t>
       </w:r>
     </w:p>
     <w:p>
@@ -7663,23 +7315,7 @@
         <w:pStyle w:val="25"/>
       </w:pPr>
       <w:r>
-        <w:t>Стоимость и правовое обеспечение: в отличие от коммерческих аналогов (</w:t>
-      </w:r>
-      <w:proofErr w:type="spellStart"/>
-      <w:r>
-        <w:t>Affectiva</w:t>
-      </w:r>
-      <w:proofErr w:type="spellEnd"/>
-      <w:r>
-        <w:t xml:space="preserve">, </w:t>
-      </w:r>
-      <w:proofErr w:type="spellStart"/>
-      <w:r>
-        <w:t>Emotient</w:t>
-      </w:r>
-      <w:proofErr w:type="spellEnd"/>
-      <w:r>
-        <w:t>), разрабатываемая система предполагает отсутствие регулярных лицензионных отчислений и изначальную архитектурную поддержку требований ФЗ-152, что критично для работы с персональными данными сотрудников в РФ.</w:t>
+        <w:t>Стоимость и правовое обеспечение: в отличие от коммерческих аналогов (Affectiva, Emotient), разрабатываемая система предполагает отсутствие регулярных лицензионных отчислений и изначальную архитектурную поддержку требований ФЗ-152, что критично для работы с персональными данными сотрудников в РФ.</w:t>
       </w:r>
     </w:p>
     <w:p>
@@ -7713,15 +7349,7 @@
         <w:pStyle w:val="25"/>
       </w:pPr>
       <w:r>
-        <w:t xml:space="preserve">Для разработки системы целесообразно использовать мультимодальный подход, объединяющий </w:t>
-      </w:r>
-      <w:proofErr w:type="spellStart"/>
-      <w:r>
-        <w:t>свёрточные</w:t>
-      </w:r>
-      <w:proofErr w:type="spellEnd"/>
-      <w:r>
-        <w:t xml:space="preserve"> нейронные сети (CNN) для обработки видеопотока и рекуррентные нейронные сети (RNN) для анализа аудиопотока. Это позволит обеспечить высокую точность, надёжность и функциональность, необходимые для применения в HR-процессах, при снижении затрат на лицензирование ПО и сохранении контроля над данными.</w:t>
+        <w:t>Для разработки системы целесообразно использовать мультимодальный подход, объединяющий свёрточные нейронные сети (CNN) для обработки видеопотока и рекуррентные нейронные сети (RNN) для анализа аудиопотока. Это позволит обеспечить высокую точность, надёжность и функциональность, необходимые для применения в HR-процессах, при снижении затрат на лицензирование ПО и сохранении контроля над данными.</w:t>
       </w:r>
       <w:r>
         <w:rPr>
@@ -7743,15 +7371,7 @@
     </w:p>
     <w:p>
       <w:r>
-        <w:t xml:space="preserve">Цель исследования: разработка автоматизированной системы проведения </w:t>
-      </w:r>
-      <w:proofErr w:type="spellStart"/>
-      <w:r>
-        <w:t>видеовстреч</w:t>
-      </w:r>
-      <w:proofErr w:type="spellEnd"/>
-      <w:r>
-        <w:t xml:space="preserve"> с мультимодальным анализом эмоционального состояния и речевой активности участников на основе методов искусственного интеллекта.</w:t>
+        <w:t>Цель исследования: разработка автоматизированной системы проведения видеовстреч с мультимодальным анализом эмоционального состояния и речевой активности участников на основе методов искусственного интеллекта.</w:t>
       </w:r>
     </w:p>
     <w:p>
@@ -7816,15 +7436,7 @@
         </w:numPr>
       </w:pPr>
       <w:r>
-        <w:t xml:space="preserve">Разработка модуля обработки видеопотока для анализа выражений лица участников </w:t>
-      </w:r>
-      <w:proofErr w:type="spellStart"/>
-      <w:r>
-        <w:t>видеовстречи</w:t>
-      </w:r>
-      <w:proofErr w:type="spellEnd"/>
-      <w:r>
-        <w:t>.</w:t>
+        <w:t>Разработка модуля обработки видеопотока для анализа выражений лица участников видеовстречи.</w:t>
       </w:r>
     </w:p>
     <w:p>
@@ -7836,15 +7448,7 @@
         </w:numPr>
       </w:pPr>
       <w:r>
-        <w:t xml:space="preserve">Разработка модуля обработки аудиопотока для </w:t>
-      </w:r>
-      <w:proofErr w:type="spellStart"/>
-      <w:r>
-        <w:t>транскрибации</w:t>
-      </w:r>
-      <w:proofErr w:type="spellEnd"/>
-      <w:r>
-        <w:t xml:space="preserve"> речи и анализа её эмоциональной окраски.</w:t>
+        <w:t>Разработка модуля обработки аудиопотока для транскрибации речи и анализа её эмоциональной окраски.</w:t>
       </w:r>
     </w:p>
     <w:p>
@@ -7943,35 +7547,7 @@
         <w:rPr>
           <w:lang w:bidi="ru-RU"/>
         </w:rPr>
-        <w:t xml:space="preserve">В качестве основного языка программирования для разработки клиентской части системы был выбран </w:t>
-      </w:r>
-      <w:proofErr w:type="spellStart"/>
-      <w:r>
-        <w:rPr>
-          <w:lang w:bidi="ru-RU"/>
-        </w:rPr>
-        <w:t>TypeScript</w:t>
-      </w:r>
-      <w:proofErr w:type="spellEnd"/>
-      <w:r>
-        <w:rPr>
-          <w:lang w:bidi="ru-RU"/>
-        </w:rPr>
-        <w:t xml:space="preserve"> в сочетании с библиотекой </w:t>
-      </w:r>
-      <w:proofErr w:type="spellStart"/>
-      <w:r>
-        <w:rPr>
-          <w:lang w:bidi="ru-RU"/>
-        </w:rPr>
-        <w:t>React</w:t>
-      </w:r>
-      <w:proofErr w:type="spellEnd"/>
-      <w:r>
-        <w:rPr>
-          <w:lang w:bidi="ru-RU"/>
-        </w:rPr>
-        <w:t>. Данный стек обеспечивает создание высокопроизводительных одностраничных приложений с типизированным кодом, что повышает надёжность разработки и упрощает дальнейшую поддержку системы.</w:t>
+        <w:t>В качестве основного языка программирования для разработки клиентской части системы был выбран TypeScript в сочетании с библиотекой React. Данный стек обеспечивает создание высокопроизводительных одностраничных приложений с типизированным кодом, что повышает надёжность разработки и упрощает дальнейшую поддержку системы.</w:t>
       </w:r>
     </w:p>
     <w:p>
@@ -8070,35 +7646,7 @@
         <w:rPr>
           <w:lang w:bidi="ru-RU"/>
         </w:rPr>
-        <w:t>Для реализации серверной логики, маршрутизации и обработки сетевых соединений использовался язык программирования Go (</w:t>
-      </w:r>
-      <w:proofErr w:type="spellStart"/>
-      <w:r>
-        <w:rPr>
-          <w:lang w:bidi="ru-RU"/>
-        </w:rPr>
-        <w:t>Golang</w:t>
-      </w:r>
-      <w:proofErr w:type="spellEnd"/>
-      <w:r>
-        <w:rPr>
-          <w:lang w:bidi="ru-RU"/>
-        </w:rPr>
-        <w:t xml:space="preserve">). Он применяется для построения REST API, управления </w:t>
-      </w:r>
-      <w:proofErr w:type="spellStart"/>
-      <w:r>
-        <w:rPr>
-          <w:lang w:bidi="ru-RU"/>
-        </w:rPr>
-        <w:t>WebSocket</w:t>
-      </w:r>
-      <w:proofErr w:type="spellEnd"/>
-      <w:r>
-        <w:rPr>
-          <w:lang w:bidi="ru-RU"/>
-        </w:rPr>
-        <w:t>-подключениями и координации обмена данными между участниками встречи и аналитическими модулями.</w:t>
+        <w:t>Для реализации серверной логики, маршрутизации и обработки сетевых соединений использовался язык программирования Go (Golang). Он применяется для построения REST API, управления WebSocket-подключениями и координации обмена данными между участниками встречи и аналитическими модулями.</w:t>
       </w:r>
     </w:p>
     <w:p>
@@ -8197,21 +7745,7 @@
           <w:lang w:bidi="ru-RU"/>
         </w:rPr>
         <w:lastRenderedPageBreak/>
-        <w:t xml:space="preserve">Для реализации модулей мультимодального анализа (распознавание эмоционального состояния, </w:t>
-      </w:r>
-      <w:proofErr w:type="spellStart"/>
-      <w:r>
-        <w:rPr>
-          <w:lang w:bidi="ru-RU"/>
-        </w:rPr>
-        <w:t>транскрибация</w:t>
-      </w:r>
-      <w:proofErr w:type="spellEnd"/>
-      <w:r>
-        <w:rPr>
-          <w:lang w:bidi="ru-RU"/>
-        </w:rPr>
-        <w:t xml:space="preserve"> речи) применялся язык программирования Python. Он используется в составе отдельного AI-шлюза и сервиса распознавания речи для обработки видеопотока и аудиосигналов.</w:t>
+        <w:t>Для реализации модулей мультимодального анализа (распознавание эмоционального состояния, транскрибация речи) применялся язык программирования Python. Он используется в составе отдельного AI-шлюза и сервиса распознавания речи для обработки видеопотока и аудиосигналов.</w:t>
       </w:r>
     </w:p>
     <w:p>
@@ -8242,49 +7776,7 @@
         <w:rPr>
           <w:lang w:bidi="ru-RU"/>
         </w:rPr>
-        <w:t>Наличие специализированных библиотек для работы с нейронными сетями и обработки мультимедиа (</w:t>
-      </w:r>
-      <w:proofErr w:type="spellStart"/>
-      <w:r>
-        <w:rPr>
-          <w:lang w:bidi="ru-RU"/>
-        </w:rPr>
-        <w:t>OpenCV</w:t>
-      </w:r>
-      <w:proofErr w:type="spellEnd"/>
-      <w:r>
-        <w:rPr>
-          <w:lang w:bidi="ru-RU"/>
-        </w:rPr>
-        <w:t xml:space="preserve">, </w:t>
-      </w:r>
-      <w:proofErr w:type="spellStart"/>
-      <w:r>
-        <w:rPr>
-          <w:lang w:bidi="ru-RU"/>
-        </w:rPr>
-        <w:t>FastAPI</w:t>
-      </w:r>
-      <w:proofErr w:type="spellEnd"/>
-      <w:r>
-        <w:rPr>
-          <w:lang w:bidi="ru-RU"/>
-        </w:rPr>
-        <w:t xml:space="preserve">, </w:t>
-      </w:r>
-      <w:proofErr w:type="spellStart"/>
-      <w:r>
-        <w:rPr>
-          <w:lang w:bidi="ru-RU"/>
-        </w:rPr>
-        <w:t>faster-whisper</w:t>
-      </w:r>
-      <w:proofErr w:type="spellEnd"/>
-      <w:r>
-        <w:rPr>
-          <w:lang w:bidi="ru-RU"/>
-        </w:rPr>
-        <w:t>)</w:t>
+        <w:t>Наличие специализированных библиотек для работы с нейронными сетями и обработки мультимедиа (OpenCV, FastAPI, faster-whisper)</w:t>
       </w:r>
       <w:r>
         <w:rPr>
@@ -8525,16 +8017,8 @@
         <w:rPr>
           <w:lang w:bidi="ru-RU"/>
         </w:rPr>
-        <w:t xml:space="preserve">Для хранения данных о пользователях, сессиях, событиях аналитики и результатах анализа была выбрана система управления базами данных </w:t>
-      </w:r>
-      <w:proofErr w:type="spellStart"/>
-      <w:r>
-        <w:rPr>
-          <w:lang w:bidi="ru-RU"/>
-        </w:rPr>
-        <w:t>PostgreSQL</w:t>
-      </w:r>
-      <w:proofErr w:type="spellEnd"/>
+        <w:t>Для хранения данных о пользователях, сессиях, событиях аналитики и результатах анализа была выбрана система управления базами данных PostgreSQL</w:t>
+      </w:r>
       <w:r>
         <w:rPr>
           <w:lang w:bidi="ru-RU"/>
@@ -8610,21 +8094,7 @@
         <w:rPr>
           <w:lang w:bidi="ru-RU"/>
         </w:rPr>
-        <w:t xml:space="preserve">Надёжное хранение структурированных и </w:t>
-      </w:r>
-      <w:proofErr w:type="spellStart"/>
-      <w:r>
-        <w:rPr>
-          <w:lang w:bidi="ru-RU"/>
-        </w:rPr>
-        <w:t>полуструктурированных</w:t>
-      </w:r>
-      <w:proofErr w:type="spellEnd"/>
-      <w:r>
-        <w:rPr>
-          <w:lang w:bidi="ru-RU"/>
-        </w:rPr>
-        <w:t xml:space="preserve"> данных, включая поддержку формата JSONB для гибкого сохранения аналитических событий;</w:t>
+        <w:t>Надёжное хранение структурированных и полуструктурированных данных, включая поддержку формата JSONB для гибкого сохранения аналитических событий;</w:t>
       </w:r>
     </w:p>
     <w:p>
@@ -9511,14 +8981,12 @@
       <w:r>
         <w:t xml:space="preserve">Декомпозиция </w:t>
       </w:r>
-      <w:proofErr w:type="spellStart"/>
       <w:r>
         <w:rPr>
           <w:lang w:val="en-US"/>
         </w:rPr>
         <w:t>idef</w:t>
       </w:r>
-      <w:proofErr w:type="spellEnd"/>
     </w:p>
     <w:p>
       <w:pPr>
@@ -9555,21 +9023,7 @@
           <w:rFonts w:eastAsiaTheme="minorHAnsi"/>
         </w:rPr>
         <w:lastRenderedPageBreak/>
-        <w:t xml:space="preserve">участников через механизм </w:t>
-      </w:r>
-      <w:proofErr w:type="spellStart"/>
-      <w:r>
-        <w:rPr>
-          <w:rFonts w:eastAsiaTheme="minorHAnsi"/>
-        </w:rPr>
-        <w:t>инвайт</w:t>
-      </w:r>
-      <w:proofErr w:type="spellEnd"/>
-      <w:r>
-        <w:rPr>
-          <w:rFonts w:eastAsiaTheme="minorHAnsi"/>
-        </w:rPr>
-        <w:t>-ссылок. В ходе сессии осуществляется захват мультимодальных данных от всех подключённых пользователей.</w:t>
+        <w:t>участников через механизм инвайт-ссылок. В ходе сессии осуществляется захват мультимодальных данных от всех подключённых пользователей.</w:t>
       </w:r>
     </w:p>
     <w:p>
@@ -10017,21 +9471,7 @@
         <w:rPr>
           <w:rFonts w:eastAsiaTheme="minorHAnsi"/>
         </w:rPr>
-        <w:t>Признаки видео — нормализованные и выровненные изображения лиц, ключевые точки (</w:t>
-      </w:r>
-      <w:proofErr w:type="spellStart"/>
-      <w:r>
-        <w:rPr>
-          <w:rFonts w:eastAsiaTheme="minorHAnsi"/>
-        </w:rPr>
-        <w:t>landmarks</w:t>
-      </w:r>
-      <w:proofErr w:type="spellEnd"/>
-      <w:r>
-        <w:rPr>
-          <w:rFonts w:eastAsiaTheme="minorHAnsi"/>
-        </w:rPr>
-        <w:t>);</w:t>
+        <w:t>Признаки видео — нормализованные и выровненные изображения лиц, ключевые точки (landmarks);</w:t>
       </w:r>
     </w:p>
     <w:p>
@@ -10049,21 +9489,7 @@
         <w:rPr>
           <w:rFonts w:eastAsiaTheme="minorHAnsi"/>
         </w:rPr>
-        <w:t xml:space="preserve">Признаки аудио — мел-частотные </w:t>
-      </w:r>
-      <w:proofErr w:type="spellStart"/>
-      <w:r>
-        <w:rPr>
-          <w:rFonts w:eastAsiaTheme="minorHAnsi"/>
-        </w:rPr>
-        <w:t>кепстральные</w:t>
-      </w:r>
-      <w:proofErr w:type="spellEnd"/>
-      <w:r>
-        <w:rPr>
-          <w:rFonts w:eastAsiaTheme="minorHAnsi"/>
-        </w:rPr>
-        <w:t xml:space="preserve"> коэффициенты (MFCC) и другие акустические признаки.</w:t>
+        <w:t>Признаки аудио — мел-частотные кепстральные коэффициенты (MFCC) и другие акустические признаки.</w:t>
       </w:r>
     </w:p>
     <w:p>
@@ -10094,63 +9520,7 @@
         <w:rPr>
           <w:rFonts w:eastAsiaTheme="minorHAnsi"/>
         </w:rPr>
-        <w:t xml:space="preserve">На данном этапе извлечённые признаки передаются в модули классификации на основе </w:t>
-      </w:r>
-      <w:proofErr w:type="spellStart"/>
-      <w:r>
-        <w:rPr>
-          <w:rFonts w:eastAsiaTheme="minorHAnsi"/>
-        </w:rPr>
-        <w:t>предобученных</w:t>
-      </w:r>
-      <w:proofErr w:type="spellEnd"/>
-      <w:r>
-        <w:rPr>
-          <w:rFonts w:eastAsiaTheme="minorHAnsi"/>
-        </w:rPr>
-        <w:t xml:space="preserve"> нейронных сетей. Видеоданные анализируются </w:t>
-      </w:r>
-      <w:proofErr w:type="spellStart"/>
-      <w:r>
-        <w:rPr>
-          <w:rFonts w:eastAsiaTheme="minorHAnsi"/>
-        </w:rPr>
-        <w:t>свёрточной</w:t>
-      </w:r>
-      <w:proofErr w:type="spellEnd"/>
-      <w:r>
-        <w:rPr>
-          <w:rFonts w:eastAsiaTheme="minorHAnsi"/>
-        </w:rPr>
-        <w:t xml:space="preserve"> нейронной сетью (CNN) для классификации выражений лица, аудиоданные — рекуррентной нейронной сетью (RNN) для распознавания голосовых характеристик. Параллельно выполняется </w:t>
-      </w:r>
-      <w:proofErr w:type="spellStart"/>
-      <w:r>
-        <w:rPr>
-          <w:rFonts w:eastAsiaTheme="minorHAnsi"/>
-        </w:rPr>
-        <w:t>транскрибация</w:t>
-      </w:r>
-      <w:proofErr w:type="spellEnd"/>
-      <w:r>
-        <w:rPr>
-          <w:rFonts w:eastAsiaTheme="minorHAnsi"/>
-        </w:rPr>
-        <w:t xml:space="preserve"> речи с помощью модели автоматического распознавания речи (ASR) и анализ тональности текста с использованием NLP-модели. Для каждого входного сигнала модель выдаёт оценку принадлежности к классу эмоций (</w:t>
-      </w:r>
-      <w:proofErr w:type="spellStart"/>
-      <w:r>
-        <w:rPr>
-          <w:rFonts w:eastAsiaTheme="minorHAnsi"/>
-        </w:rPr>
-        <w:t>argmax</w:t>
-      </w:r>
-      <w:proofErr w:type="spellEnd"/>
-      <w:r>
-        <w:rPr>
-          <w:rFonts w:eastAsiaTheme="minorHAnsi"/>
-        </w:rPr>
-        <w:t>).</w:t>
+        <w:t>На данном этапе извлечённые признаки передаются в модули классификации на основе предобученных нейронных сетей. Видеоданные анализируются свёрточной нейронной сетью (CNN) для классификации выражений лица, аудиоданные — рекуррентной нейронной сетью (RNN) для распознавания голосовых характеристик. Параллельно выполняется транскрибация речи с помощью модели автоматического распознавания речи (ASR) и анализ тональности текста с использованием NLP-модели. Для каждого входного сигнала модель выдаёт оценку принадлежности к классу эмоций (argmax).</w:t>
       </w:r>
     </w:p>
     <w:p>
@@ -10249,21 +9619,7 @@
         <w:rPr>
           <w:rFonts w:eastAsiaTheme="minorHAnsi"/>
         </w:rPr>
-        <w:t xml:space="preserve">Модели и алгоритмы анализа эмоций — обученные нейронные сети (CNN для видео, RNN для аудио, ASR для </w:t>
-      </w:r>
-      <w:proofErr w:type="spellStart"/>
-      <w:r>
-        <w:rPr>
-          <w:rFonts w:eastAsiaTheme="minorHAnsi"/>
-        </w:rPr>
-        <w:t>транскрибации</w:t>
-      </w:r>
-      <w:proofErr w:type="spellEnd"/>
-      <w:r>
-        <w:rPr>
-          <w:rFonts w:eastAsiaTheme="minorHAnsi"/>
-        </w:rPr>
-        <w:t>, NLP для анализа тональности) и правила классификации.</w:t>
+        <w:t>Модели и алгоритмы анализа эмоций — обученные нейронные сети (CNN для видео, RNN для аудио, ASR для транскрибации, NLP для анализа тональности) и правила классификации.</w:t>
       </w:r>
     </w:p>
     <w:p>
@@ -10356,35 +9712,7 @@
         <w:rPr>
           <w:rFonts w:eastAsiaTheme="minorHAnsi"/>
         </w:rPr>
-        <w:t>Завершающий этап обработки, на котором результаты анализа агрегируются по временным окнам и преобразуются в структурированный аналитический отчёт. Применяется эвристический подход позднего слияния (</w:t>
-      </w:r>
-      <w:proofErr w:type="spellStart"/>
-      <w:r>
-        <w:rPr>
-          <w:rFonts w:eastAsiaTheme="minorHAnsi"/>
-        </w:rPr>
-        <w:t>late</w:t>
-      </w:r>
-      <w:proofErr w:type="spellEnd"/>
-      <w:r>
-        <w:rPr>
-          <w:rFonts w:eastAsiaTheme="minorHAnsi"/>
-        </w:rPr>
-        <w:t xml:space="preserve"> </w:t>
-      </w:r>
-      <w:proofErr w:type="spellStart"/>
-      <w:r>
-        <w:rPr>
-          <w:rFonts w:eastAsiaTheme="minorHAnsi"/>
-        </w:rPr>
-        <w:t>fusion</w:t>
-      </w:r>
-      <w:proofErr w:type="spellEnd"/>
-      <w:r>
-        <w:rPr>
-          <w:rFonts w:eastAsiaTheme="minorHAnsi"/>
-        </w:rPr>
-        <w:t>): статистика эмоций, временные шкалы активности, ключевые фразы из транскрипта и метрики вовлечённости объединяются в единый документ. Отчёт формируется по выбранной форме (PDF, CSV, JSON) и становится доступным HR-специалисту для принятия управленческих решений.</w:t>
+        <w:t>Завершающий этап обработки, на котором результаты анализа агрегируются по временным окнам и преобразуются в структурированный аналитический отчёт. Применяется эвристический подход позднего слияния (late fusion): статистика эмоций, временные шкалы активности, ключевые фразы из транскрипта и метрики вовлечённости объединяются в единый документ. Отчёт формируется по выбранной форме (PDF, CSV, JSON) и становится доступным HR-специалисту для принятия управленческих решений.</w:t>
       </w:r>
     </w:p>
     <w:p>
@@ -10589,21 +9917,7 @@
         <w:rPr>
           <w:rFonts w:eastAsiaTheme="minorHAnsi"/>
         </w:rPr>
-        <w:t xml:space="preserve">Таким образом, декомпозиция IDEF0-диаграммы детализирует функциональную структуру системы, показывая последовательность этапов обработки мультимодальных данных от захвата </w:t>
-      </w:r>
-      <w:proofErr w:type="spellStart"/>
-      <w:r>
-        <w:rPr>
-          <w:rFonts w:eastAsiaTheme="minorHAnsi"/>
-        </w:rPr>
-        <w:t>медиапотоков</w:t>
-      </w:r>
-      <w:proofErr w:type="spellEnd"/>
-      <w:r>
-        <w:rPr>
-          <w:rFonts w:eastAsiaTheme="minorHAnsi"/>
-        </w:rPr>
-        <w:t xml:space="preserve"> до формирования аналитического отчёта, а также определяя ресурсы и управляющие факторы для каждого подпроцесса.</w:t>
+        <w:t>Таким образом, декомпозиция IDEF0-диаграммы детализирует функциональную структуру системы, показывая последовательность этапов обработки мультимодальных данных от захвата медиапотоков до формирования аналитического отчёта, а также определяя ресурсы и управляющие факторы для каждого подпроцесса.</w:t>
       </w:r>
     </w:p>
     <w:p>
@@ -11143,21 +10457,7 @@
         <w:rPr>
           <w:rFonts w:eastAsia="Microsoft YaHei"/>
         </w:rPr>
-        <w:t xml:space="preserve">) отображает информационную модель разрабатываемой системы. Диаграмма иллюстрирует основные сущности, их атрибуты и связи между ними, обеспечивая хранение данных пользователей, сеансов </w:t>
-      </w:r>
-      <w:proofErr w:type="spellStart"/>
-      <w:r>
-        <w:rPr>
-          <w:rFonts w:eastAsia="Microsoft YaHei"/>
-        </w:rPr>
-        <w:t>видеовстреч</w:t>
-      </w:r>
-      <w:proofErr w:type="spellEnd"/>
-      <w:r>
-        <w:rPr>
-          <w:rFonts w:eastAsia="Microsoft YaHei"/>
-        </w:rPr>
-        <w:t>, аналитики в реальном времени и сообщений чата.</w:t>
+        <w:t>) отображает информационную модель разрабатываемой системы. Диаграмма иллюстрирует основные сущности, их атрибуты и связи между ними, обеспечивая хранение данных пользователей, сеансов видеовстреч, аналитики в реальном времени и сообщений чата.</w:t>
       </w:r>
     </w:p>
     <w:p>
@@ -14015,18 +13315,8 @@
           <w:rFonts w:eastAsia="Microsoft YaHei"/>
           <w:color w:val="000000"/>
         </w:rPr>
-        <w:t xml:space="preserve">Сеанс </w:t>
-      </w:r>
-      <w:proofErr w:type="spellStart"/>
-      <w:r>
-        <w:rPr>
-          <w:rStyle w:val="aff2"/>
-          <w:rFonts w:eastAsia="Microsoft YaHei"/>
-          <w:color w:val="000000"/>
-        </w:rPr>
-        <w:t>видеовстречи</w:t>
-      </w:r>
-      <w:proofErr w:type="spellEnd"/>
+        <w:t>Сеанс видеовстречи</w:t>
+      </w:r>
       <w:r>
         <w:rPr>
           <w:rFonts w:eastAsia="Microsoft YaHei"/>
@@ -14130,19 +13420,8 @@
           <w:i w:val="0"/>
           <w:iCs w:val="0"/>
         </w:rPr>
-        <w:t xml:space="preserve">Описание сущности Сеанс </w:t>
-      </w:r>
-      <w:proofErr w:type="spellStart"/>
-      <w:r>
-        <w:rPr>
-          <w:rStyle w:val="ae"/>
-          <w:rFonts w:eastAsia="Microsoft YaHei"/>
-          <w:i w:val="0"/>
-          <w:iCs w:val="0"/>
-        </w:rPr>
-        <w:t>видеовстречи</w:t>
-      </w:r>
-      <w:proofErr w:type="spellEnd"/>
+        <w:t>Описание сущности Сеанс видеовстречи</w:t>
+      </w:r>
     </w:p>
     <w:tbl>
       <w:tblPr>
@@ -14484,21 +13763,12 @@
                 <w:sz w:val="28"/>
               </w:rPr>
             </w:pPr>
-            <w:proofErr w:type="spellStart"/>
             <w:r>
               <w:rPr>
                 <w:rFonts w:asciiTheme="majorHAnsi" w:hAnsiTheme="majorHAnsi" w:cstheme="majorHAnsi"/>
                 <w:sz w:val="28"/>
               </w:rPr>
-              <w:t>Человекочитаемое</w:t>
-            </w:r>
-            <w:proofErr w:type="spellEnd"/>
-            <w:r>
-              <w:rPr>
-                <w:rFonts w:asciiTheme="majorHAnsi" w:hAnsiTheme="majorHAnsi" w:cstheme="majorHAnsi"/>
-                <w:sz w:val="28"/>
-              </w:rPr>
-              <w:t xml:space="preserve"> наименование сессии</w:t>
+              <w:t>Человекочитаемое наименование сессии</w:t>
             </w:r>
           </w:p>
         </w:tc>
@@ -19313,21 +18583,7 @@
         <w:rPr>
           <w:rFonts w:eastAsia="Microsoft YaHei"/>
         </w:rPr>
-        <w:t xml:space="preserve">Пользователь системы → Сеанс </w:t>
-      </w:r>
-      <w:proofErr w:type="spellStart"/>
-      <w:r>
-        <w:rPr>
-          <w:rFonts w:eastAsia="Microsoft YaHei"/>
-        </w:rPr>
-        <w:t>видеовстречи</w:t>
-      </w:r>
-      <w:proofErr w:type="spellEnd"/>
-      <w:r>
-        <w:rPr>
-          <w:rFonts w:eastAsia="Microsoft YaHei"/>
-        </w:rPr>
-        <w:t>: связь «один-ко-многим» (1:М) по полю «Создан пользователем».</w:t>
+        <w:t>Пользователь системы → Сеанс видеовстречи: связь «один-ко-многим» (1:М) по полю «Создан пользователем».</w:t>
       </w:r>
     </w:p>
     <w:p>
@@ -19345,21 +18601,7 @@
         <w:rPr>
           <w:rFonts w:eastAsia="Microsoft YaHei"/>
         </w:rPr>
-        <w:t xml:space="preserve">Сеанс </w:t>
-      </w:r>
-      <w:proofErr w:type="spellStart"/>
-      <w:r>
-        <w:rPr>
-          <w:rFonts w:eastAsia="Microsoft YaHei"/>
-        </w:rPr>
-        <w:t>видеовстречи</w:t>
-      </w:r>
-      <w:proofErr w:type="spellEnd"/>
-      <w:r>
-        <w:rPr>
-          <w:rFonts w:eastAsia="Microsoft YaHei"/>
-        </w:rPr>
-        <w:t xml:space="preserve"> → Участник встречи: связь «один-ко-многим» (1:М).</w:t>
+        <w:t>Сеанс видеовстречи → Участник встречи: связь «один-ко-многим» (1:М).</w:t>
       </w:r>
     </w:p>
     <w:p>
@@ -19377,21 +18619,7 @@
         <w:rPr>
           <w:rFonts w:eastAsia="Microsoft YaHei"/>
         </w:rPr>
-        <w:t xml:space="preserve">Сеанс </w:t>
-      </w:r>
-      <w:proofErr w:type="spellStart"/>
-      <w:r>
-        <w:rPr>
-          <w:rFonts w:eastAsia="Microsoft YaHei"/>
-        </w:rPr>
-        <w:t>видеовстречи</w:t>
-      </w:r>
-      <w:proofErr w:type="spellEnd"/>
-      <w:r>
-        <w:rPr>
-          <w:rFonts w:eastAsia="Microsoft YaHei"/>
-        </w:rPr>
-        <w:t xml:space="preserve"> → Событие встречи: связь «один-ко-многим» (1:М).</w:t>
+        <w:t>Сеанс видеовстречи → Событие встречи: связь «один-ко-многим» (1:М).</w:t>
       </w:r>
     </w:p>
     <w:p>
@@ -19409,21 +18637,7 @@
         <w:rPr>
           <w:rFonts w:eastAsia="Microsoft YaHei"/>
         </w:rPr>
-        <w:t xml:space="preserve">Сеанс </w:t>
-      </w:r>
-      <w:proofErr w:type="spellStart"/>
-      <w:r>
-        <w:rPr>
-          <w:rFonts w:eastAsia="Microsoft YaHei"/>
-        </w:rPr>
-        <w:t>видеовстречи</w:t>
-      </w:r>
-      <w:proofErr w:type="spellEnd"/>
-      <w:r>
-        <w:rPr>
-          <w:rFonts w:eastAsia="Microsoft YaHei"/>
-        </w:rPr>
-        <w:t xml:space="preserve"> → Событие аналитики: связь «один-ко-многим» (1:М).</w:t>
+        <w:t>Сеанс видеовстречи → Событие аналитики: связь «один-ко-многим» (1:М).</w:t>
       </w:r>
     </w:p>
     <w:p>
@@ -19441,21 +18655,7 @@
         <w:rPr>
           <w:rFonts w:eastAsia="Microsoft YaHei"/>
         </w:rPr>
-        <w:t xml:space="preserve">Сеанс </w:t>
-      </w:r>
-      <w:proofErr w:type="spellStart"/>
-      <w:r>
-        <w:rPr>
-          <w:rFonts w:eastAsia="Microsoft YaHei"/>
-        </w:rPr>
-        <w:t>видеовстречи</w:t>
-      </w:r>
-      <w:proofErr w:type="spellEnd"/>
-      <w:r>
-        <w:rPr>
-          <w:rFonts w:eastAsia="Microsoft YaHei"/>
-        </w:rPr>
-        <w:t xml:space="preserve"> → Отчёт по сеансу: связь «один-ко-многим» (1:М).</w:t>
+        <w:t>Сеанс видеовстречи → Отчёт по сеансу: связь «один-ко-многим» (1:М).</w:t>
       </w:r>
     </w:p>
     <w:p>
@@ -19474,48 +18674,20 @@
           <w:rFonts w:eastAsia="Microsoft YaHei"/>
         </w:rPr>
         <w:lastRenderedPageBreak/>
-        <w:t xml:space="preserve">Сеанс </w:t>
-      </w:r>
-      <w:proofErr w:type="spellStart"/>
-      <w:r>
+        <w:t>Сеанс видеовстречи → Сообщение чата: связь «один-ко-многим» (1:М).</w:t>
+      </w:r>
+    </w:p>
+    <w:p>
+      <w:pPr>
         <w:rPr>
           <w:rFonts w:eastAsia="Microsoft YaHei"/>
         </w:rPr>
-        <w:t>видеовстречи</w:t>
-      </w:r>
-      <w:proofErr w:type="spellEnd"/>
+      </w:pPr>
       <w:r>
         <w:rPr>
           <w:rFonts w:eastAsia="Microsoft YaHei"/>
         </w:rPr>
-        <w:t xml:space="preserve"> → Сообщение чата: связь «один-ко-многим» (1:М).</w:t>
-      </w:r>
-    </w:p>
-    <w:p>
-      <w:pPr>
-        <w:rPr>
-          <w:rFonts w:eastAsia="Microsoft YaHei"/>
-        </w:rPr>
-      </w:pPr>
-      <w:r>
-        <w:rPr>
-          <w:rFonts w:eastAsia="Microsoft YaHei"/>
-        </w:rPr>
-        <w:t xml:space="preserve">Данная информационная модель обеспечивает структурированное хранение и обработку данных для разрабатываемой системы, позволяя эффективно управлять доступом, отслеживать жизненный цикл </w:t>
-      </w:r>
-      <w:proofErr w:type="spellStart"/>
-      <w:r>
-        <w:rPr>
-          <w:rFonts w:eastAsia="Microsoft YaHei"/>
-        </w:rPr>
-        <w:t>видеосессий</w:t>
-      </w:r>
-      <w:proofErr w:type="spellEnd"/>
-      <w:r>
-        <w:rPr>
-          <w:rFonts w:eastAsia="Microsoft YaHei"/>
-        </w:rPr>
-        <w:t>, сохранять результаты анализа в гибком формате и обеспечивать целостность данных при каскадном удалении завершённых встреч.</w:t>
+        <w:t>Данная информационная модель обеспечивает структурированное хранение и обработку данных для разрабатываемой системы, позволяя эффективно управлять доступом, отслеживать жизненный цикл видеосессий, сохранять результаты анализа в гибком формате и обеспечивать целостность данных при каскадном удалении завершённых встреч.</w:t>
       </w:r>
     </w:p>
     <w:p>
@@ -20045,21 +19217,7 @@
         <w:rPr>
           <w:rFonts w:eastAsia="Microsoft YaHei"/>
         </w:rPr>
-        <w:t xml:space="preserve"> (уникальный) – криптографический </w:t>
-      </w:r>
-      <w:proofErr w:type="spellStart"/>
-      <w:r>
-        <w:rPr>
-          <w:rFonts w:eastAsia="Microsoft YaHei"/>
-        </w:rPr>
-        <w:t>хеш</w:t>
-      </w:r>
-      <w:proofErr w:type="spellEnd"/>
-      <w:r>
-        <w:rPr>
-          <w:rFonts w:eastAsia="Microsoft YaHei"/>
-        </w:rPr>
-        <w:t xml:space="preserve"> токена;</w:t>
+        <w:t xml:space="preserve"> (уникальный) – криптографический хеш токена;</w:t>
       </w:r>
     </w:p>
     <w:p>
@@ -20361,25 +19519,7 @@
           <w:rFonts w:eastAsia="Microsoft YaHei"/>
           <w:color w:val="000000"/>
         </w:rPr>
-        <w:t xml:space="preserve">Сеанс </w:t>
-      </w:r>
-      <w:proofErr w:type="spellStart"/>
-      <w:r>
-        <w:rPr>
-          <w:rStyle w:val="aff2"/>
-          <w:rFonts w:eastAsia="Microsoft YaHei"/>
-          <w:color w:val="000000"/>
-        </w:rPr>
-        <w:t>видеовстречи</w:t>
-      </w:r>
-      <w:proofErr w:type="spellEnd"/>
-      <w:r>
-        <w:rPr>
-          <w:rStyle w:val="aff2"/>
-          <w:rFonts w:eastAsia="Microsoft YaHei"/>
-          <w:color w:val="000000"/>
-        </w:rPr>
-        <w:t>:</w:t>
+        <w:t>Сеанс видеовстречи:</w:t>
       </w:r>
     </w:p>
     <w:p>
@@ -20432,21 +19572,7 @@
         <w:rPr>
           <w:rFonts w:eastAsia="Microsoft YaHei"/>
         </w:rPr>
-        <w:t xml:space="preserve"> – </w:t>
-      </w:r>
-      <w:proofErr w:type="spellStart"/>
-      <w:r>
-        <w:rPr>
-          <w:rFonts w:eastAsia="Microsoft YaHei"/>
-        </w:rPr>
-        <w:t>человекочитаемое</w:t>
-      </w:r>
-      <w:proofErr w:type="spellEnd"/>
-      <w:r>
-        <w:rPr>
-          <w:rFonts w:eastAsia="Microsoft YaHei"/>
-        </w:rPr>
-        <w:t xml:space="preserve"> наименование;</w:t>
+        <w:t xml:space="preserve"> – человекочитаемое наименование;</w:t>
       </w:r>
     </w:p>
     <w:p>
@@ -21016,27 +20142,7 @@
           <w:b w:val="0"/>
           <w:bCs w:val="0"/>
         </w:rPr>
-        <w:t xml:space="preserve">Идентификатор сеанса (внешний ключ) – ссылка на таблицу сеансов </w:t>
-      </w:r>
-      <w:proofErr w:type="spellStart"/>
-      <w:r>
-        <w:rPr>
-          <w:rStyle w:val="aff2"/>
-          <w:rFonts w:eastAsia="Microsoft YaHei"/>
-          <w:b w:val="0"/>
-          <w:bCs w:val="0"/>
-        </w:rPr>
-        <w:t>видеовстречи</w:t>
-      </w:r>
-      <w:proofErr w:type="spellEnd"/>
-      <w:r>
-        <w:rPr>
-          <w:rStyle w:val="aff2"/>
-          <w:rFonts w:eastAsia="Microsoft YaHei"/>
-          <w:b w:val="0"/>
-          <w:bCs w:val="0"/>
-        </w:rPr>
-        <w:t>;</w:t>
+        <w:t>Идентификатор сеанса (внешний ключ) – ссылка на таблицу сеансов видеовстречи;</w:t>
       </w:r>
     </w:p>
     <w:p>
@@ -21492,21 +20598,7 @@
         <w:rPr>
           <w:rFonts w:eastAsia="Microsoft YaHei"/>
         </w:rPr>
-        <w:t xml:space="preserve">Пользователь системы → Сеанс </w:t>
-      </w:r>
-      <w:proofErr w:type="spellStart"/>
-      <w:r>
-        <w:rPr>
-          <w:rFonts w:eastAsia="Microsoft YaHei"/>
-        </w:rPr>
-        <w:t>видеовстречи</w:t>
-      </w:r>
-      <w:proofErr w:type="spellEnd"/>
-      <w:r>
-        <w:rPr>
-          <w:rFonts w:eastAsia="Microsoft YaHei"/>
-        </w:rPr>
-        <w:t>: связь «один-ко-многим» (1:М), организатор создаёт множество встреч.</w:t>
+        <w:t>Пользователь системы → Сеанс видеовстречи: связь «один-ко-многим» (1:М), организатор создаёт множество встреч.</w:t>
       </w:r>
     </w:p>
     <w:p>
@@ -21524,21 +20616,7 @@
         <w:rPr>
           <w:rFonts w:eastAsia="Microsoft YaHei"/>
         </w:rPr>
-        <w:t xml:space="preserve">Сеанс </w:t>
-      </w:r>
-      <w:proofErr w:type="spellStart"/>
-      <w:r>
-        <w:rPr>
-          <w:rFonts w:eastAsia="Microsoft YaHei"/>
-        </w:rPr>
-        <w:t>видеовстречи</w:t>
-      </w:r>
-      <w:proofErr w:type="spellEnd"/>
-      <w:r>
-        <w:rPr>
-          <w:rFonts w:eastAsia="Microsoft YaHei"/>
-        </w:rPr>
-        <w:t xml:space="preserve"> → Участник встречи: связь «один-ко-многим» (1:М), в одной встрече участвует несколько человек.</w:t>
+        <w:t>Сеанс видеовстречи → Участник встречи: связь «один-ко-многим» (1:М), в одной встрече участвует несколько человек.</w:t>
       </w:r>
     </w:p>
     <w:p>
@@ -21556,21 +20634,7 @@
         <w:rPr>
           <w:rFonts w:eastAsia="Microsoft YaHei"/>
         </w:rPr>
-        <w:t xml:space="preserve">Сеанс </w:t>
-      </w:r>
-      <w:proofErr w:type="spellStart"/>
-      <w:r>
-        <w:rPr>
-          <w:rFonts w:eastAsia="Microsoft YaHei"/>
-        </w:rPr>
-        <w:t>видеовстречи</w:t>
-      </w:r>
-      <w:proofErr w:type="spellEnd"/>
-      <w:r>
-        <w:rPr>
-          <w:rFonts w:eastAsia="Microsoft YaHei"/>
-        </w:rPr>
-        <w:t xml:space="preserve"> → Событие аналитики: связь «один-ко-многим» (1:М), одна сессия генерирует поток событий анализа.</w:t>
+        <w:t>Сеанс видеовстречи → Событие аналитики: связь «один-ко-многим» (1:М), одна сессия генерирует поток событий анализа.</w:t>
       </w:r>
     </w:p>
     <w:p>
@@ -21588,21 +20652,7 @@
         <w:rPr>
           <w:rFonts w:eastAsia="Microsoft YaHei"/>
         </w:rPr>
-        <w:t xml:space="preserve">Сеанс </w:t>
-      </w:r>
-      <w:proofErr w:type="spellStart"/>
-      <w:r>
-        <w:rPr>
-          <w:rFonts w:eastAsia="Microsoft YaHei"/>
-        </w:rPr>
-        <w:t>видеовстречи</w:t>
-      </w:r>
-      <w:proofErr w:type="spellEnd"/>
-      <w:r>
-        <w:rPr>
-          <w:rFonts w:eastAsia="Microsoft YaHei"/>
-        </w:rPr>
-        <w:t xml:space="preserve"> → Событие встречи: связь «один-ко-многим» (1:М), одна встреча фиксирует ноль или более событий.</w:t>
+        <w:t>Сеанс видеовстречи → Событие встречи: связь «один-ко-многим» (1:М), одна встреча фиксирует ноль или более событий.</w:t>
       </w:r>
     </w:p>
     <w:p>
@@ -21620,21 +20670,7 @@
         <w:rPr>
           <w:rFonts w:eastAsia="Microsoft YaHei"/>
         </w:rPr>
-        <w:t xml:space="preserve">Сеанс </w:t>
-      </w:r>
-      <w:proofErr w:type="spellStart"/>
-      <w:r>
-        <w:rPr>
-          <w:rFonts w:eastAsia="Microsoft YaHei"/>
-        </w:rPr>
-        <w:t>видеовстречи</w:t>
-      </w:r>
-      <w:proofErr w:type="spellEnd"/>
-      <w:r>
-        <w:rPr>
-          <w:rFonts w:eastAsia="Microsoft YaHei"/>
-        </w:rPr>
-        <w:t xml:space="preserve"> → Отчёт по сеансу: связь «один-ко-многим» (1:М), отчёт привязан к конкретной встрече.</w:t>
+        <w:t>Сеанс видеовстречи → Отчёт по сеансу: связь «один-ко-многим» (1:М), отчёт привязан к конкретной встрече.</w:t>
       </w:r>
     </w:p>
     <w:p>
@@ -21652,48 +20688,20 @@
         <w:rPr>
           <w:rFonts w:eastAsia="Microsoft YaHei"/>
         </w:rPr>
-        <w:t xml:space="preserve">Сеанс </w:t>
-      </w:r>
-      <w:proofErr w:type="spellStart"/>
-      <w:r>
+        <w:t>Сеанс видеовстречи → Сообщение чата: связь «один-ко-многим» (1:М), чат изолирован в пределах одной комнаты.</w:t>
+      </w:r>
+    </w:p>
+    <w:p>
+      <w:pPr>
         <w:rPr>
           <w:rFonts w:eastAsia="Microsoft YaHei"/>
         </w:rPr>
-        <w:t>видеовстречи</w:t>
-      </w:r>
-      <w:proofErr w:type="spellEnd"/>
+      </w:pPr>
       <w:r>
         <w:rPr>
           <w:rFonts w:eastAsia="Microsoft YaHei"/>
         </w:rPr>
-        <w:t xml:space="preserve"> → Сообщение чата: связь «один-ко-многим» (1:М), чат изолирован в пределах одной комнаты.</w:t>
-      </w:r>
-    </w:p>
-    <w:p>
-      <w:pPr>
-        <w:rPr>
-          <w:rFonts w:eastAsia="Microsoft YaHei"/>
-        </w:rPr>
-      </w:pPr>
-      <w:r>
-        <w:rPr>
-          <w:rFonts w:eastAsia="Microsoft YaHei"/>
-        </w:rPr>
-        <w:t xml:space="preserve">Данная логическая модель обеспечивает эффективное хранение и обработку данных для разрабатываемой системы, позволяя структурировать информацию о пользователях, управлять жизненным циклом </w:t>
-      </w:r>
-      <w:proofErr w:type="spellStart"/>
-      <w:r>
-        <w:rPr>
-          <w:rFonts w:eastAsia="Microsoft YaHei"/>
-        </w:rPr>
-        <w:t>видеосессий</w:t>
-      </w:r>
-      <w:proofErr w:type="spellEnd"/>
-      <w:r>
-        <w:rPr>
-          <w:rFonts w:eastAsia="Microsoft YaHei"/>
-        </w:rPr>
-        <w:t xml:space="preserve">, сохранять результаты анализа в гибком событийном формате и обеспечивать </w:t>
+        <w:t xml:space="preserve">Данная логическая модель обеспечивает эффективное хранение и обработку данных для разрабатываемой системы, позволяя структурировать информацию о пользователях, управлять жизненным циклом видеосессий, сохранять результаты анализа в гибком событийном формате и обеспечивать </w:t>
       </w:r>
       <w:r>
         <w:rPr>
@@ -21753,23 +20761,7 @@
         <w:contextualSpacing/>
       </w:pPr>
       <w:r>
-        <w:t xml:space="preserve">Разработанный программный комплекс представляет собой веб-платформу для планирования онлайн-сессий, проведения </w:t>
-      </w:r>
-      <w:proofErr w:type="spellStart"/>
-      <w:r>
-        <w:t>видеовстреч</w:t>
-      </w:r>
-      <w:proofErr w:type="spellEnd"/>
-      <w:r>
-        <w:t xml:space="preserve"> в браузере, сбора мультимодальной аналитики (речь, мимика, эмоции) и формирования отчётности для организатора. Архитектура системы построена по клиент-серверной модели с выделением ресурсоёмких задач искусственного интеллекта в отдельные </w:t>
-      </w:r>
-      <w:proofErr w:type="spellStart"/>
-      <w:r>
-        <w:t>микросервисы</w:t>
-      </w:r>
-      <w:proofErr w:type="spellEnd"/>
-      <w:r>
-        <w:t>.</w:t>
+        <w:t>Разработанный программный комплекс представляет собой веб-платформу для планирования онлайн-сессий, проведения видеовстреч в браузере, сбора мультимодальной аналитики (речь, мимика, эмоции) и формирования отчётности для организатора. Архитектура системы построена по клиент-серверной модели с выделением ресурсоёмких задач искусственного интеллекта в отдельные микросервисы.</w:t>
       </w:r>
     </w:p>
     <w:p>
@@ -21777,23 +20769,7 @@
         <w:contextualSpacing/>
       </w:pPr>
       <w:r>
-        <w:t xml:space="preserve">Комплекс организован в виде </w:t>
-      </w:r>
-      <w:proofErr w:type="spellStart"/>
-      <w:r>
-        <w:t>монорепозитория</w:t>
-      </w:r>
-      <w:proofErr w:type="spellEnd"/>
-      <w:r>
-        <w:t xml:space="preserve">, что обеспечивает согласованность интерфейсов, упрощает управление зависимостями и ускоряет процесс разработки. </w:t>
-      </w:r>
-      <w:proofErr w:type="spellStart"/>
-      <w:r>
-        <w:t>Оркестрация</w:t>
-      </w:r>
-      <w:proofErr w:type="spellEnd"/>
-      <w:r>
-        <w:t xml:space="preserve"> сервисов осуществляется с помощью средств контейнеризации, поддерживающих базовый профиль (клиентская часть, серверная часть, СУБД) и опциональный профиль искусственного интеллекта (AI-шлюз, сервис распознавания речи).</w:t>
+        <w:t>Комплекс организован в виде монорепозитория, что обеспечивает согласованность интерфейсов, упрощает управление зависимостями и ускоряет процесс разработки. Оркестрация сервисов осуществляется с помощью средств контейнеризации, поддерживающих базовый профиль (клиентская часть, серверная часть, СУБД) и опциональный профиль искусственного интеллекта (AI-шлюз, сервис распознавания речи).</w:t>
       </w:r>
     </w:p>
     <w:p>
@@ -21824,29 +20800,8 @@
         </w:numPr>
         <w:contextualSpacing/>
       </w:pPr>
-      <w:proofErr w:type="spellStart"/>
-      <w:r>
-        <w:t>WebSocket</w:t>
-      </w:r>
-      <w:proofErr w:type="spellEnd"/>
-      <w:r>
-        <w:t xml:space="preserve"> – для </w:t>
-      </w:r>
-      <w:proofErr w:type="spellStart"/>
-      <w:r>
-        <w:t>низкозадержочного</w:t>
-      </w:r>
-      <w:proofErr w:type="spellEnd"/>
-      <w:r>
-        <w:t xml:space="preserve"> обмена </w:t>
-      </w:r>
-      <w:proofErr w:type="spellStart"/>
-      <w:r>
-        <w:t>медиаданными</w:t>
-      </w:r>
-      <w:proofErr w:type="spellEnd"/>
-      <w:r>
-        <w:t>, событиями встречи, потоковой аналитикой и чатом в реальном времени.</w:t>
+      <w:r>
+        <w:t>WebSocket – для низкозадержочного обмена медиаданными, событиями встречи, потоковой аналитикой и чатом в реальном времени.</w:t>
       </w:r>
     </w:p>
     <w:p>
@@ -21875,31 +20830,7 @@
         <w:contextualSpacing/>
       </w:pPr>
       <w:r>
-        <w:t xml:space="preserve">Клиентская часть реализована как одностраничное приложение (SPA) на базе стека </w:t>
-      </w:r>
-      <w:proofErr w:type="spellStart"/>
-      <w:r>
-        <w:t>React</w:t>
-      </w:r>
-      <w:proofErr w:type="spellEnd"/>
-      <w:r>
-        <w:t xml:space="preserve">, </w:t>
-      </w:r>
-      <w:proofErr w:type="spellStart"/>
-      <w:r>
-        <w:t>TypeScript</w:t>
-      </w:r>
-      <w:proofErr w:type="spellEnd"/>
-      <w:r>
-        <w:t xml:space="preserve"> и сборщика </w:t>
-      </w:r>
-      <w:proofErr w:type="spellStart"/>
-      <w:r>
-        <w:t>Vite</w:t>
-      </w:r>
-      <w:proofErr w:type="spellEnd"/>
-      <w:r>
-        <w:t>. Интерфейс спроектирован с учётом принципов компонентного подхода и разделения ответственности.</w:t>
+        <w:t>Клиентская часть реализована как одностраничное приложение (SPA) на базе стека React, TypeScript и сборщика Vite. Интерфейс спроектирован с учётом принципов компонентного подхода и разделения ответственности.</w:t>
       </w:r>
     </w:p>
     <w:p>
@@ -21942,21 +20873,8 @@
         </w:numPr>
         <w:contextualSpacing/>
       </w:pPr>
-      <w:proofErr w:type="spellStart"/>
-      <w:r>
-        <w:t>WebSocket</w:t>
-      </w:r>
-      <w:proofErr w:type="spellEnd"/>
-      <w:r>
-        <w:t xml:space="preserve">-механизм обеспечивает автоматическое </w:t>
-      </w:r>
-      <w:proofErr w:type="spellStart"/>
-      <w:r>
-        <w:t>переподключение</w:t>
-      </w:r>
-      <w:proofErr w:type="spellEnd"/>
-      <w:r>
-        <w:t>, обработку сигналов активности и маршрутизацию входящих событий. Разбор доменных событий делегирован специализированной функции, которая обновляет состояние, показывает уведомления и реагирует на завершение встречи.</w:t>
+      <w:r>
+        <w:t>WebSocket-механизм обеспечивает автоматическое переподключение, обработку сигналов активности и маршрутизацию входящих событий. Разбор доменных событий делегирован специализированной функции, которая обновляет состояние, показывает уведомления и реагирует на завершение встречи.</w:t>
       </w:r>
     </w:p>
     <w:p>
@@ -22166,15 +21084,7 @@
       <w:bookmarkStart w:id="36" w:name="_Toc229467891"/>
       <w:bookmarkStart w:id="37" w:name="_Toc232414676"/>
       <w:r>
-        <w:t xml:space="preserve">Серверный модуль управления сессиями и </w:t>
-      </w:r>
-      <w:proofErr w:type="spellStart"/>
-      <w:r>
-        <w:t>WebSocket</w:t>
-      </w:r>
-      <w:proofErr w:type="spellEnd"/>
-      <w:r>
-        <w:t>-коммуникации</w:t>
+        <w:t>Серверный модуль управления сессиями и WebSocket-коммуникации</w:t>
       </w:r>
       <w:bookmarkEnd w:id="36"/>
       <w:bookmarkEnd w:id="37"/>
@@ -22184,15 +21094,7 @@
         <w:contextualSpacing/>
       </w:pPr>
       <w:r>
-        <w:t xml:space="preserve">Серверная часть написана на языке Go с использованием веб-фреймворка </w:t>
-      </w:r>
-      <w:proofErr w:type="spellStart"/>
-      <w:r>
-        <w:t>Gin</w:t>
-      </w:r>
-      <w:proofErr w:type="spellEnd"/>
-      <w:r>
-        <w:t>. Точка входа выполняет инициализацию подключения к СУБД, настройку CORS, регистрацию промежуточного ПО и маршрутов.</w:t>
+        <w:t>Серверная часть написана на языке Go с использованием веб-фреймворка Gin. Точка входа выполняет инициализацию подключения к СУБД, настройку CORS, регистрацию промежуточного ПО и маршрутов.</w:t>
       </w:r>
     </w:p>
     <w:p>
@@ -22212,15 +21114,7 @@
         <w:contextualSpacing/>
       </w:pPr>
       <w:r>
-        <w:t xml:space="preserve">Цепочка </w:t>
-      </w:r>
-      <w:proofErr w:type="spellStart"/>
-      <w:r>
-        <w:t>middleware</w:t>
-      </w:r>
-      <w:proofErr w:type="spellEnd"/>
-      <w:r>
-        <w:t>: восстановление после сбоев → идентификация запроса → логирование доступа → CORS → ограничение попыток входа → проверка аутентификации. Такая последовательность обеспечивает отказоустойчивость, аудит запросов, защиту от подбора паролей и контроль доступа.</w:t>
+        <w:t>Цепочка middleware: восстановление после сбоев → идентификация запроса → логирование доступа → CORS → ограничение попыток входа → проверка аутентификации. Такая последовательность обеспечивает отказоустойчивость, аудит запросов, защиту от подбора паролей и контроль доступа.</w:t>
       </w:r>
     </w:p>
     <w:p>
@@ -22231,13 +21125,8 @@
         </w:numPr>
         <w:contextualSpacing/>
       </w:pPr>
-      <w:proofErr w:type="spellStart"/>
-      <w:r>
-        <w:t>WebSocket</w:t>
-      </w:r>
-      <w:proofErr w:type="spellEnd"/>
-      <w:r>
-        <w:t>-хаб управляет пулом соединений по идентификатору сессии. При получении сообщения о присоединении сервер сохраняет метаданные подключения, рассылает событие о новом участнике всем клиентам и отправляет новому участнику текущий список присутствующих.</w:t>
+      <w:r>
+        <w:t>WebSocket-хаб управляет пулом соединений по идентификатору сессии. При получении сообщения о присоединении сервер сохраняет метаданные подключения, рассылает событие о новом участнике всем клиентам и отправляет новому участнику текущий список присутствующих.</w:t>
       </w:r>
     </w:p>
     <w:p>
@@ -22249,27 +21138,11 @@
         <w:contextualSpacing/>
       </w:pPr>
       <w:r>
-        <w:t xml:space="preserve">Обработка медиа-событий: сообщения типов «кадр», «аудио», «сообщение чата» маршрутизируются к зарегистрированным обработчикам. События аналитики (текстовый анализ, </w:t>
-      </w:r>
-      <w:proofErr w:type="spellStart"/>
-      <w:r>
-        <w:t>аудиоанализ</w:t>
-      </w:r>
-      <w:proofErr w:type="spellEnd"/>
-      <w:r>
-        <w:t xml:space="preserve">, </w:t>
+        <w:t xml:space="preserve">Обработка медиа-событий: сообщения типов «кадр», «аудио», «сообщение чата» маршрутизируются к зарегистрированным обработчикам. События аналитики (текстовый анализ, аудиоанализ, </w:t>
       </w:r>
       <w:r>
         <w:lastRenderedPageBreak/>
-        <w:t xml:space="preserve">анализ лица, эмоции) записываются в таблицу событий и одновременно транслируются клиентам. Отладочные сообщения не сохраняются в БД, а сразу передаются по </w:t>
-      </w:r>
-      <w:proofErr w:type="spellStart"/>
-      <w:r>
-        <w:t>WebSocket</w:t>
-      </w:r>
-      <w:proofErr w:type="spellEnd"/>
-      <w:r>
-        <w:t xml:space="preserve"> для снижения нагрузки на дисковую подсистему.</w:t>
+        <w:t>анализ лица, эмоции) записываются в таблицу событий и одновременно транслируются клиентам. Отладочные сообщения не сохраняются в БД, а сразу передаются по WebSocket для снижения нагрузки на дисковую подсистему.</w:t>
       </w:r>
     </w:p>
     <w:p>
@@ -22301,23 +21174,7 @@
         <w:contextualSpacing/>
       </w:pPr>
       <w:r>
-        <w:t xml:space="preserve">Подсистема безопасности построена на основе </w:t>
-      </w:r>
-      <w:proofErr w:type="spellStart"/>
-      <w:r>
-        <w:t>stateless</w:t>
-      </w:r>
-      <w:proofErr w:type="spellEnd"/>
-      <w:r>
-        <w:t xml:space="preserve">-архитектуры с использованием JWT (JSON Web </w:t>
-      </w:r>
-      <w:proofErr w:type="spellStart"/>
-      <w:r>
-        <w:t>Tokens</w:t>
-      </w:r>
-      <w:proofErr w:type="spellEnd"/>
-      <w:r>
-        <w:t>). Процесс аутентификации включает:</w:t>
+        <w:t>Подсистема безопасности построена на основе stateless-архитектуры с использованием JWT (JSON Web Tokens). Процесс аутентификации включает:</w:t>
       </w:r>
     </w:p>
     <w:p>
@@ -22329,15 +21186,7 @@
         <w:contextualSpacing/>
       </w:pPr>
       <w:r>
-        <w:t xml:space="preserve">Проверку учётных данных через запрос входа с валидацией </w:t>
-      </w:r>
-      <w:proofErr w:type="spellStart"/>
-      <w:r>
-        <w:t>хеша</w:t>
-      </w:r>
-      <w:proofErr w:type="spellEnd"/>
-      <w:r>
-        <w:t xml:space="preserve"> пароля.</w:t>
+        <w:t>Проверку учётных данных через запрос входа с валидацией хеша пароля.</w:t>
       </w:r>
     </w:p>
     <w:p>
@@ -22405,15 +21254,7 @@
         <w:contextualSpacing/>
       </w:pPr>
       <w:r>
-        <w:t xml:space="preserve">В продакшн-окружении предполагается использование HTTPS/WSS, строгих CORS-правил и безопасных </w:t>
-      </w:r>
-      <w:proofErr w:type="spellStart"/>
-      <w:r>
-        <w:t>cookie</w:t>
-      </w:r>
-      <w:proofErr w:type="spellEnd"/>
-      <w:r>
-        <w:t xml:space="preserve"> для токенов обновления.</w:t>
+        <w:t>В продакшн-окружении предполагается использование HTTPS/WSS, строгих CORS-правил и безопасных cookie для токенов обновления.</w:t>
       </w:r>
     </w:p>
     <w:p>
@@ -22423,30 +21264,17 @@
       <w:bookmarkStart w:id="40" w:name="_Toc229467893"/>
       <w:bookmarkStart w:id="41" w:name="_Toc232414678"/>
       <w:r>
-        <w:t xml:space="preserve">Модуль захвата и передачи </w:t>
-      </w:r>
-      <w:proofErr w:type="spellStart"/>
-      <w:r>
-        <w:t>медиапотоков</w:t>
+        <w:t>Модуль захвата и передачи медиапотоков</w:t>
       </w:r>
       <w:bookmarkEnd w:id="40"/>
       <w:bookmarkEnd w:id="41"/>
-      <w:proofErr w:type="spellEnd"/>
     </w:p>
     <w:p>
       <w:pPr>
         <w:contextualSpacing/>
       </w:pPr>
       <w:r>
-        <w:t xml:space="preserve">Захват </w:t>
-      </w:r>
-      <w:proofErr w:type="spellStart"/>
-      <w:r>
-        <w:t>медиаданных</w:t>
-      </w:r>
-      <w:proofErr w:type="spellEnd"/>
-      <w:r>
-        <w:t xml:space="preserve"> на стороне клиента реализован через нативные браузерные API без использования сторонних плагинов.</w:t>
+        <w:t>Захват медиаданных на стороне клиента реализован через нативные браузерные API без использования сторонних плагинов.</w:t>
       </w:r>
     </w:p>
     <w:p>
@@ -22458,27 +21286,11 @@
         <w:contextualSpacing/>
       </w:pPr>
       <w:r>
-        <w:t xml:space="preserve">Аудио: создаётся компонент записи исключительно для аудиодорожки микрофона. Для корректного декодирования на стороне сервера применяется стратегия кумулятивного накопления </w:t>
-      </w:r>
-      <w:proofErr w:type="spellStart"/>
-      <w:r>
-        <w:t>чанков</w:t>
-      </w:r>
-      <w:proofErr w:type="spellEnd"/>
-      <w:r>
-        <w:t xml:space="preserve">: вместо </w:t>
+        <w:t xml:space="preserve">Аудио: создаётся компонент записи исключительно для аудиодорожки микрофона. Для корректного декодирования на стороне сервера применяется стратегия кумулятивного накопления чанков: вместо </w:t>
       </w:r>
       <w:r>
         <w:lastRenderedPageBreak/>
-        <w:t xml:space="preserve">отправки изолированных фрагментов система формирует непрерывный буфер, содержащий инициализирующий сегмент и последующие кластеры. Буфер кодируется в Base64 и отправляется по </w:t>
-      </w:r>
-      <w:proofErr w:type="spellStart"/>
-      <w:r>
-        <w:t>WebSocket</w:t>
-      </w:r>
-      <w:proofErr w:type="spellEnd"/>
-      <w:r>
-        <w:t xml:space="preserve"> с заданным интервалом или по достижению лимита размера.</w:t>
+        <w:t>отправки изолированных фрагментов система формирует непрерывный буфер, содержащий инициализирующий сегмент и последующие кластеры. Буфер кодируется в Base64 и отправляется по WebSocket с заданным интервалом или по достижению лимита размера.</w:t>
       </w:r>
     </w:p>
     <w:p>
@@ -22490,23 +21302,7 @@
         <w:contextualSpacing/>
       </w:pPr>
       <w:r>
-        <w:t xml:space="preserve">Видео: кадры для анализа лица захватываются с </w:t>
-      </w:r>
-      <w:proofErr w:type="spellStart"/>
-      <w:r>
-        <w:t>видеоэлемента</w:t>
-      </w:r>
-      <w:proofErr w:type="spellEnd"/>
-      <w:r>
-        <w:t xml:space="preserve"> через </w:t>
-      </w:r>
-      <w:proofErr w:type="spellStart"/>
-      <w:r>
-        <w:t>canvas</w:t>
-      </w:r>
-      <w:proofErr w:type="spellEnd"/>
-      <w:r>
-        <w:t xml:space="preserve"> с фиксированным интервалом. Изображение конвертируется в JPEG Base64 и передаётся типом «кадр». Такой подход балансирует между частотой обновления аналитики и пропускной способностью канала.</w:t>
+        <w:t>Видео: кадры для анализа лица захватываются с видеоэлемента через canvas с фиксированным интервалом. Изображение конвертируется в JPEG Base64 и передаётся типом «кадр». Такой подход балансирует между частотой обновления аналитики и пропускной способностью канала.</w:t>
       </w:r>
     </w:p>
     <w:p>
@@ -22543,17 +21339,8 @@
     </w:p>
     <w:p>
       <w:r>
-        <w:t xml:space="preserve">Для анализа видеопотока используется </w:t>
-      </w:r>
-      <w:proofErr w:type="spellStart"/>
-      <w:r>
-        <w:t>сверточная</w:t>
-      </w:r>
-      <w:proofErr w:type="spellEnd"/>
-      <w:r>
-        <w:t xml:space="preserve"> нейронная сеть (CNN), которая обучается на датасете изображений лиц (например, FER2013). Классификация эмоций (радость, грусть, гнев и т.д.) выполняется с помощью функции активации </w:t>
-      </w:r>
-      <w:proofErr w:type="spellStart"/>
+        <w:t xml:space="preserve">Для анализа видеопотока используется сверточная нейронная сеть (CNN), которая обучается на датасете изображений лиц (например, FER2013). Классификация эмоций (радость, грусть, гнев и т.д.) выполняется с помощью функции активации </w:t>
+      </w:r>
       <w:r>
         <w:rPr>
           <w:b/>
@@ -22561,7 +21348,6 @@
         </w:rPr>
         <w:t>Softmax</w:t>
       </w:r>
-      <w:proofErr w:type="spellEnd"/>
       <w:r>
         <w:t>:</w:t>
       </w:r>
@@ -22903,33 +21689,8 @@
           <w:b/>
           <w:bCs/>
         </w:rPr>
-        <w:t>Cross-</w:t>
-      </w:r>
-      <w:proofErr w:type="spellStart"/>
-      <w:r>
-        <w:rPr>
-          <w:b/>
-          <w:bCs/>
-        </w:rPr>
-        <w:t>Entropy</w:t>
-      </w:r>
-      <w:proofErr w:type="spellEnd"/>
-      <w:r>
-        <w:rPr>
-          <w:b/>
-          <w:bCs/>
-        </w:rPr>
-        <w:t xml:space="preserve"> </w:t>
-      </w:r>
-      <w:proofErr w:type="spellStart"/>
-      <w:r>
-        <w:rPr>
-          <w:b/>
-          <w:bCs/>
-        </w:rPr>
-        <w:t>Loss</w:t>
-      </w:r>
-      <w:proofErr w:type="spellEnd"/>
+        <w:t>Cross-Entropy Loss</w:t>
+      </w:r>
       <w:r>
         <w:t>:</w:t>
       </w:r>
@@ -23323,39 +22084,7 @@
     </w:p>
     <w:p>
       <w:r>
-        <w:t xml:space="preserve">Для анализа аудиопотока применяются мел-частотные </w:t>
-      </w:r>
-      <w:proofErr w:type="spellStart"/>
-      <w:r>
-        <w:t>кепстральные</w:t>
-      </w:r>
-      <w:proofErr w:type="spellEnd"/>
-      <w:r>
-        <w:t xml:space="preserve"> коэффициенты (MFCC), которые извлекаются из голосовых данных. Классификация выполняется рекуррентной нейронной сетью (RNN) с функцией активации </w:t>
-      </w:r>
-      <w:proofErr w:type="spellStart"/>
-      <w:r>
-        <w:t>Softmax</w:t>
-      </w:r>
-      <w:proofErr w:type="spellEnd"/>
-      <w:r>
-        <w:t>. Точность модели также оценивается через Cross-</w:t>
-      </w:r>
-      <w:proofErr w:type="spellStart"/>
-      <w:r>
-        <w:t>Entropy</w:t>
-      </w:r>
-      <w:proofErr w:type="spellEnd"/>
-      <w:r>
-        <w:t xml:space="preserve"> </w:t>
-      </w:r>
-      <w:proofErr w:type="spellStart"/>
-      <w:r>
-        <w:t>Loss</w:t>
-      </w:r>
-      <w:proofErr w:type="spellEnd"/>
-      <w:r>
-        <w:t>.</w:t>
+        <w:t>Для анализа аудиопотока применяются мел-частотные кепстральные коэффициенты (MFCC), которые извлекаются из голосовых данных. Классификация выполняется рекуррентной нейронной сетью (RNN) с функцией активации Softmax. Точность модели также оценивается через Cross-Entropy Loss.</w:t>
       </w:r>
     </w:p>
     <w:p>
@@ -23376,7 +22105,6 @@
           <w:numId w:val="5"/>
         </w:numPr>
       </w:pPr>
-      <w:proofErr w:type="spellStart"/>
       <w:r>
         <w:rPr>
           <w:b/>
@@ -23384,7 +22112,6 @@
         </w:rPr>
         <w:t>Accuracy</w:t>
       </w:r>
-      <w:proofErr w:type="spellEnd"/>
       <w:r>
         <w:t>: доля правильно классифицированных эмоций,</w:t>
       </w:r>
@@ -23397,7 +22124,6 @@
           <w:numId w:val="5"/>
         </w:numPr>
       </w:pPr>
-      <w:proofErr w:type="spellStart"/>
       <w:r>
         <w:rPr>
           <w:b/>
@@ -23405,7 +22131,6 @@
         </w:rPr>
         <w:t>Loss</w:t>
       </w:r>
-      <w:proofErr w:type="spellEnd"/>
       <w:r>
         <w:t>: значение функции потерь, отражающее расхождение между предсказаниями и истинными значениями.</w:t>
       </w:r>
@@ -23579,31 +22304,7 @@
     </w:p>
     <w:p>
       <w:r>
-        <w:t xml:space="preserve">Поток обработки аудиоданных: производится захват </w:t>
-      </w:r>
-      <w:proofErr w:type="spellStart"/>
-      <w:r>
-        <w:t>аудиочанков</w:t>
-      </w:r>
-      <w:proofErr w:type="spellEnd"/>
-      <w:r>
-        <w:t xml:space="preserve">, после чего выполняется </w:t>
-      </w:r>
-      <w:proofErr w:type="spellStart"/>
-      <w:r>
-        <w:t>транскрибация</w:t>
-      </w:r>
-      <w:proofErr w:type="spellEnd"/>
-      <w:r>
-        <w:t xml:space="preserve"> речи с преобразованием аудиосигнала в текстовое представление. Результаты </w:t>
-      </w:r>
-      <w:proofErr w:type="spellStart"/>
-      <w:r>
-        <w:t>транскрибации</w:t>
-      </w:r>
-      <w:proofErr w:type="spellEnd"/>
-      <w:r>
-        <w:t xml:space="preserve"> сохраняются в базу данных.</w:t>
+        <w:t>Поток обработки аудиоданных: производится захват аудиочанков, после чего выполняется транскрибация речи с преобразованием аудиосигнала в текстовое представление. Результаты транскрибации сохраняются в базу данных.</w:t>
       </w:r>
     </w:p>
     <w:p>
@@ -23639,15 +22340,7 @@
         <w:contextualSpacing/>
       </w:pPr>
       <w:r>
-        <w:t xml:space="preserve">Вычислительные задачи ИИ вынесены в отдельный сервис (AI-шлюз) и сервис распознавания речи на языке Python. Шлюз взаимодействует с серверной частью через </w:t>
-      </w:r>
-      <w:proofErr w:type="spellStart"/>
-      <w:r>
-        <w:t>WebSocket</w:t>
-      </w:r>
-      <w:proofErr w:type="spellEnd"/>
-      <w:r>
-        <w:t xml:space="preserve"> и конфигурируется через JSON-файлы с поддержкой горячей перезагрузки.</w:t>
+        <w:t>Вычислительные задачи ИИ вынесены в отдельный сервис (AI-шлюз) и сервис распознавания речи на языке Python. Шлюз взаимодействует с серверной частью через WebSocket и конфигурируется через JSON-файлы с поддержкой горячей перезагрузки.</w:t>
       </w:r>
     </w:p>
     <w:p>
@@ -23671,137 +22364,113 @@
         <w:contextualSpacing/>
       </w:pPr>
       <w:r>
-        <w:t>Задача распознавания эмоций по выражению лица (</w:t>
-      </w:r>
-      <w:proofErr w:type="spellStart"/>
-      <w:r>
-        <w:t>Facial</w:t>
-      </w:r>
-      <w:proofErr w:type="spellEnd"/>
+        <w:t>Задача распознавания эмоций по выражению лица (Facial Expression Recognition, FER) является одной из ключевых в области компьютерного зрения и аффективных вычислений</w:t>
+      </w:r>
+      <w:r>
+        <w:t>[</w:t>
+      </w:r>
+      <w:r>
+        <w:fldChar w:fldCharType="begin"/>
+      </w:r>
+      <w:r>
+        <w:instrText xml:space="preserve"> REF _Ref229768210 \r \h </w:instrText>
+      </w:r>
+      <w:r>
+        <w:instrText xml:space="preserve"> \* MERGEFORMAT </w:instrText>
+      </w:r>
+      <w:r>
+        <w:fldChar w:fldCharType="separate"/>
+      </w:r>
+      <w:r>
+        <w:t>1</w:t>
+      </w:r>
+      <w:r>
+        <w:fldChar w:fldCharType="end"/>
+      </w:r>
+      <w:r>
+        <w:t>,</w:t>
+      </w:r>
       <w:r>
         <w:t xml:space="preserve"> </w:t>
       </w:r>
-      <w:proofErr w:type="spellStart"/>
-      <w:r>
-        <w:t>Expression</w:t>
-      </w:r>
-      <w:proofErr w:type="spellEnd"/>
-      <w:r>
-        <w:t xml:space="preserve"> </w:t>
-      </w:r>
-      <w:proofErr w:type="spellStart"/>
-      <w:r>
-        <w:t>Recognition</w:t>
-      </w:r>
-      <w:proofErr w:type="spellEnd"/>
-      <w:r>
-        <w:t>, FER) является одной из ключевых в области компьютерного зрения и аффективных вычислений</w:t>
-      </w:r>
-      <w:r>
-        <w:t>[</w:t>
-      </w:r>
-      <w:r>
+      <w:r>
+        <w:rPr>
+          <w:lang w:val="en-US"/>
+        </w:rPr>
         <w:fldChar w:fldCharType="begin"/>
       </w:r>
       <w:r>
-        <w:instrText xml:space="preserve"> REF _Ref229768210 \r \h </w:instrText>
-      </w:r>
-      <w:r>
-        <w:instrText xml:space="preserve"> \* MERGEFORMAT </w:instrText>
-      </w:r>
-      <w:r>
+        <w:instrText xml:space="preserve"> </w:instrText>
+      </w:r>
+      <w:r>
+        <w:rPr>
+          <w:lang w:val="en-US"/>
+        </w:rPr>
+        <w:instrText>REF</w:instrText>
+      </w:r>
+      <w:r>
+        <w:instrText xml:space="preserve"> _</w:instrText>
+      </w:r>
+      <w:r>
+        <w:rPr>
+          <w:lang w:val="en-US"/>
+        </w:rPr>
+        <w:instrText>Ref</w:instrText>
+      </w:r>
+      <w:r>
+        <w:instrText>229768249 \</w:instrText>
+      </w:r>
+      <w:r>
+        <w:rPr>
+          <w:lang w:val="en-US"/>
+        </w:rPr>
+        <w:instrText>r</w:instrText>
+      </w:r>
+      <w:r>
+        <w:instrText xml:space="preserve"> \</w:instrText>
+      </w:r>
+      <w:r>
+        <w:rPr>
+          <w:lang w:val="en-US"/>
+        </w:rPr>
+        <w:instrText>h</w:instrText>
+      </w:r>
+      <w:r>
+        <w:instrText xml:space="preserve"> </w:instrText>
+      </w:r>
+      <w:r>
+        <w:instrText xml:space="preserve"> \* </w:instrText>
+      </w:r>
+      <w:r>
+        <w:rPr>
+          <w:lang w:val="en-US"/>
+        </w:rPr>
+        <w:instrText>MERGEFORMAT</w:instrText>
+      </w:r>
+      <w:r>
+        <w:instrText xml:space="preserve"> </w:instrText>
+      </w:r>
+      <w:r>
+        <w:rPr>
+          <w:lang w:val="en-US"/>
+        </w:rPr>
+      </w:r>
+      <w:r>
+        <w:rPr>
+          <w:lang w:val="en-US"/>
+        </w:rPr>
         <w:fldChar w:fldCharType="separate"/>
       </w:r>
       <w:r>
-        <w:t>1</w:t>
-      </w:r>
-      <w:r>
+        <w:t>7</w:t>
+      </w:r>
+      <w:r>
+        <w:rPr>
+          <w:lang w:val="en-US"/>
+        </w:rPr>
         <w:fldChar w:fldCharType="end"/>
       </w:r>
       <w:r>
-        <w:t>,</w:t>
-      </w:r>
-      <w:r>
-        <w:t xml:space="preserve"> </w:t>
-      </w:r>
-      <w:r>
-        <w:rPr>
-          <w:lang w:val="en-US"/>
-        </w:rPr>
-        <w:fldChar w:fldCharType="begin"/>
-      </w:r>
-      <w:r>
-        <w:instrText xml:space="preserve"> </w:instrText>
-      </w:r>
-      <w:r>
-        <w:rPr>
-          <w:lang w:val="en-US"/>
-        </w:rPr>
-        <w:instrText>REF</w:instrText>
-      </w:r>
-      <w:r>
-        <w:instrText xml:space="preserve"> _</w:instrText>
-      </w:r>
-      <w:r>
-        <w:rPr>
-          <w:lang w:val="en-US"/>
-        </w:rPr>
-        <w:instrText>Ref</w:instrText>
-      </w:r>
-      <w:r>
-        <w:instrText>229768249 \</w:instrText>
-      </w:r>
-      <w:r>
-        <w:rPr>
-          <w:lang w:val="en-US"/>
-        </w:rPr>
-        <w:instrText>r</w:instrText>
-      </w:r>
-      <w:r>
-        <w:instrText xml:space="preserve"> \</w:instrText>
-      </w:r>
-      <w:r>
-        <w:rPr>
-          <w:lang w:val="en-US"/>
-        </w:rPr>
-        <w:instrText>h</w:instrText>
-      </w:r>
-      <w:r>
-        <w:instrText xml:space="preserve"> </w:instrText>
-      </w:r>
-      <w:r>
-        <w:instrText xml:space="preserve"> \* </w:instrText>
-      </w:r>
-      <w:r>
-        <w:rPr>
-          <w:lang w:val="en-US"/>
-        </w:rPr>
-        <w:instrText>MERGEFORMAT</w:instrText>
-      </w:r>
-      <w:r>
-        <w:instrText xml:space="preserve"> </w:instrText>
-      </w:r>
-      <w:r>
-        <w:rPr>
-          <w:lang w:val="en-US"/>
-        </w:rPr>
-      </w:r>
-      <w:r>
-        <w:rPr>
-          <w:lang w:val="en-US"/>
-        </w:rPr>
-        <w:fldChar w:fldCharType="separate"/>
-      </w:r>
-      <w:r>
-        <w:t>7</w:t>
-      </w:r>
-      <w:r>
-        <w:rPr>
-          <w:lang w:val="en-US"/>
-        </w:rPr>
-        <w:fldChar w:fldCharType="end"/>
-      </w:r>
-      <w:r>
         <w:t>]</w:t>
       </w:r>
       <w:r>
@@ -23813,15 +22482,7 @@
         <w:contextualSpacing/>
       </w:pPr>
       <w:r>
-        <w:t>Первым шагом является локализация лица на изображении и определение ключевых точек (</w:t>
-      </w:r>
-      <w:proofErr w:type="spellStart"/>
-      <w:r>
-        <w:t>landmarks</w:t>
-      </w:r>
-      <w:proofErr w:type="spellEnd"/>
-      <w:r>
-        <w:t>). Для этого применяются следующие подходы:</w:t>
+        <w:t>Первым шагом является локализация лица на изображении и определение ключевых точек (landmarks). Для этого применяются следующие подходы:</w:t>
       </w:r>
     </w:p>
     <w:p>
@@ -23833,39 +22494,7 @@
         <w:contextualSpacing/>
       </w:pPr>
       <w:r>
-        <w:t xml:space="preserve">Active </w:t>
-      </w:r>
-      <w:proofErr w:type="spellStart"/>
-      <w:r>
-        <w:t>Shape</w:t>
-      </w:r>
-      <w:proofErr w:type="spellEnd"/>
-      <w:r>
-        <w:t xml:space="preserve"> </w:t>
-      </w:r>
-      <w:proofErr w:type="spellStart"/>
-      <w:r>
-        <w:t>Models</w:t>
-      </w:r>
-      <w:proofErr w:type="spellEnd"/>
-      <w:r>
-        <w:t xml:space="preserve"> (ASM) и Active </w:t>
-      </w:r>
-      <w:proofErr w:type="spellStart"/>
-      <w:r>
-        <w:t>Appearance</w:t>
-      </w:r>
-      <w:proofErr w:type="spellEnd"/>
-      <w:r>
-        <w:t xml:space="preserve"> </w:t>
-      </w:r>
-      <w:proofErr w:type="spellStart"/>
-      <w:r>
-        <w:t>Models</w:t>
-      </w:r>
-      <w:proofErr w:type="spellEnd"/>
-      <w:r>
-        <w:t xml:space="preserve"> (AAM) – классические статистические методы, которые строят параметрическое представление формы лица на основе обучающей выборки. Эти модели </w:t>
+        <w:t xml:space="preserve">Active Shape Models (ASM) и Active Appearance Models (AAM) – классические статистические методы, которые строят параметрическое представление формы лица на основе обучающей выборки. Эти модели </w:t>
       </w:r>
       <w:r>
         <w:lastRenderedPageBreak/>
@@ -23892,29 +22521,8 @@
         </w:numPr>
         <w:contextualSpacing/>
       </w:pPr>
-      <w:proofErr w:type="spellStart"/>
-      <w:r>
-        <w:t>BlazeFace</w:t>
-      </w:r>
-      <w:proofErr w:type="spellEnd"/>
-      <w:r>
-        <w:t xml:space="preserve"> – легковесная </w:t>
-      </w:r>
-      <w:proofErr w:type="spellStart"/>
-      <w:r>
-        <w:t>свёрточная</w:t>
-      </w:r>
-      <w:proofErr w:type="spellEnd"/>
-      <w:r>
-        <w:t xml:space="preserve"> нейронная сеть, оптимизированная для работы в реальном времени на мобильных устройствах. Использует якорные точки (</w:t>
-      </w:r>
-      <w:proofErr w:type="spellStart"/>
-      <w:r>
-        <w:t>anchors</w:t>
-      </w:r>
-      <w:proofErr w:type="spellEnd"/>
-      <w:r>
-        <w:t>) и предсказывает ограничивающие рамки лиц.</w:t>
+      <w:r>
+        <w:t>BlazeFace – легковесная свёрточная нейронная сеть, оптимизированная для работы в реальном времени на мобильных устройствах. Использует якорные точки (anchors) и предсказывает ограничивающие рамки лиц.</w:t>
       </w:r>
     </w:p>
     <w:p>
@@ -23926,23 +22534,7 @@
         <w:contextualSpacing/>
       </w:pPr>
       <w:r>
-        <w:t>MTCNN (Multi-</w:t>
-      </w:r>
-      <w:proofErr w:type="spellStart"/>
-      <w:r>
-        <w:t>task</w:t>
-      </w:r>
-      <w:proofErr w:type="spellEnd"/>
-      <w:r>
-        <w:t xml:space="preserve"> </w:t>
-      </w:r>
-      <w:proofErr w:type="spellStart"/>
-      <w:r>
-        <w:t>Cascaded</w:t>
-      </w:r>
-      <w:proofErr w:type="spellEnd"/>
-      <w:r>
-        <w:t xml:space="preserve"> CNN) – каскадная архитектура из трёх нейронных сетей, которые последовательно уточняют положение лица и определяют 5 ключевых точек (углы глаз, кончик носа, уголки рта)</w:t>
+        <w:t>MTCNN (Multi-task Cascaded CNN) – каскадная архитектура из трёх нейронных сетей, которые последовательно уточняют положение лица и определяют 5 ключевых точек (углы глаз, кончик носа, уголки рта)</w:t>
       </w:r>
       <w:r>
         <w:t>[</w:t>
@@ -23977,31 +22569,7 @@
         <w:contextualSpacing/>
       </w:pPr>
       <w:r>
-        <w:t>Принцип работы MTCNN заключается в последовательной обработке изображения тремя нейронными сетями: P-Net (</w:t>
-      </w:r>
-      <w:proofErr w:type="spellStart"/>
-      <w:r>
-        <w:t>Proposal</w:t>
-      </w:r>
-      <w:proofErr w:type="spellEnd"/>
-      <w:r>
-        <w:t xml:space="preserve"> Network) генерирует кандидаты на расположение лиц, R-Net (</w:t>
-      </w:r>
-      <w:proofErr w:type="spellStart"/>
-      <w:r>
-        <w:t>Refine</w:t>
-      </w:r>
-      <w:proofErr w:type="spellEnd"/>
-      <w:r>
-        <w:t xml:space="preserve"> Network) отсеивает ложные срабатывания и уточняет границы, O-Net (</w:t>
-      </w:r>
-      <w:proofErr w:type="spellStart"/>
-      <w:r>
-        <w:t>Output</w:t>
-      </w:r>
-      <w:proofErr w:type="spellEnd"/>
-      <w:r>
-        <w:t xml:space="preserve"> Network) выполняет финальную проверку и определяет пять ключевых точек. Такая каскадная архитектура обеспечивает высокую скорость детекции при сохранении точности. Структура сети MTCNN представлена на рисунке</w:t>
+        <w:t>Принцип работы MTCNN заключается в последовательной обработке изображения тремя нейронными сетями: P-Net (Proposal Network) генерирует кандидаты на расположение лиц, R-Net (Refine Network) отсеивает ложные срабатывания и уточняет границы, O-Net (Output Network) выполняет финальную проверку и определяет пять ключевых точек. Такая каскадная архитектура обеспечивает высокую скорость детекции при сохранении точности. Структура сети MTCNN представлена на рисунке</w:t>
       </w:r>
       <w:r>
         <w:rPr>
@@ -24184,15 +22752,7 @@
         <w:contextualSpacing/>
       </w:pPr>
       <w:r>
-        <w:t>После детектирования выполняется выравнивание (</w:t>
-      </w:r>
-      <w:proofErr w:type="spellStart"/>
-      <w:r>
-        <w:t>alignment</w:t>
-      </w:r>
-      <w:proofErr w:type="spellEnd"/>
-      <w:r>
-        <w:t>) – геометрическая трансформация лица к каноническому виду на основе ключевых точек. Это повышает точность последующей классификации эмоций.</w:t>
+        <w:t>После детектирования выполняется выравнивание (alignment) – геометрическая трансформация лица к каноническому виду на основе ключевых точек. Это повышает точность последующей классификации эмоций.</w:t>
       </w:r>
     </w:p>
     <w:p>
@@ -24201,31 +22761,7 @@
       </w:pPr>
       <w:r>
         <w:lastRenderedPageBreak/>
-        <w:t xml:space="preserve">Классификация эмоций выполняется с помощью </w:t>
-      </w:r>
-      <w:proofErr w:type="spellStart"/>
-      <w:r>
-        <w:t>свёрточных</w:t>
-      </w:r>
-      <w:proofErr w:type="spellEnd"/>
-      <w:r>
-        <w:t xml:space="preserve"> нейронных сетей (CNN). В разработанной системе используется библиотека </w:t>
-      </w:r>
-      <w:proofErr w:type="spellStart"/>
-      <w:r>
-        <w:t>DeepFace</w:t>
-      </w:r>
-      <w:proofErr w:type="spellEnd"/>
-      <w:r>
-        <w:t xml:space="preserve">, которая представляет собой мета-библиотеку, включающую несколько </w:t>
-      </w:r>
-      <w:proofErr w:type="spellStart"/>
-      <w:r>
-        <w:t>предобученных</w:t>
-      </w:r>
-      <w:proofErr w:type="spellEnd"/>
-      <w:r>
-        <w:t xml:space="preserve"> архитектур:</w:t>
+        <w:t>Классификация эмоций выполняется с помощью свёрточных нейронных сетей (CNN). В разработанной системе используется библиотека DeepFace, которая представляет собой мета-библиотеку, включающую несколько предобученных архитектур:</w:t>
       </w:r>
     </w:p>
     <w:p>
@@ -24237,15 +22773,7 @@
         <w:contextualSpacing/>
       </w:pPr>
       <w:r>
-        <w:t xml:space="preserve">VGG-Face – глубокая сеть с 16-19 </w:t>
-      </w:r>
-      <w:proofErr w:type="spellStart"/>
-      <w:r>
-        <w:t>свёрточными</w:t>
-      </w:r>
-      <w:proofErr w:type="spellEnd"/>
-      <w:r>
-        <w:t xml:space="preserve"> слоями, изначально обученная для задачи распознавания лиц, но адаптируемая для классификации эмоций.</w:t>
+        <w:t>VGG-Face – глубокая сеть с 16-19 свёрточными слоями, изначально обученная для задачи распознавания лиц, но адаптируемая для классификации эмоций.</w:t>
       </w:r>
     </w:p>
     <w:p>
@@ -24257,23 +22785,7 @@
         <w:contextualSpacing/>
       </w:pPr>
       <w:r>
-        <w:t xml:space="preserve">Facenet512 – архитектура, использующая </w:t>
-      </w:r>
-      <w:proofErr w:type="spellStart"/>
-      <w:r>
-        <w:t>triplet</w:t>
-      </w:r>
-      <w:proofErr w:type="spellEnd"/>
-      <w:r>
-        <w:t xml:space="preserve"> </w:t>
-      </w:r>
-      <w:proofErr w:type="spellStart"/>
-      <w:r>
-        <w:t>loss</w:t>
-      </w:r>
-      <w:proofErr w:type="spellEnd"/>
-      <w:r>
-        <w:t xml:space="preserve"> для обучения вложений лиц в компактное пространство признаков.</w:t>
+        <w:t>Facenet512 – архитектура, использующая triplet loss для обучения вложений лиц в компактное пространство признаков.</w:t>
       </w:r>
     </w:p>
     <w:p>
@@ -24284,13 +22796,8 @@
         </w:numPr>
         <w:contextualSpacing/>
       </w:pPr>
-      <w:proofErr w:type="spellStart"/>
-      <w:r>
-        <w:t>EfficientNet</w:t>
-      </w:r>
-      <w:proofErr w:type="spellEnd"/>
-      <w:r>
-        <w:t xml:space="preserve"> – семейство сетей, оптимизированных по соотношению точности и вычислительной сложности.</w:t>
+      <w:r>
+        <w:t>EfficientNet – семейство сетей, оптимизированных по соотношению точности и вычислительной сложности.</w:t>
       </w:r>
     </w:p>
     <w:p>
@@ -24298,15 +22805,7 @@
         <w:contextualSpacing/>
       </w:pPr>
       <w:r>
-        <w:t xml:space="preserve">Архитектура VGG-16, лежащая в основе модели VGG-Face, характеризуется использованием малых </w:t>
-      </w:r>
-      <w:proofErr w:type="spellStart"/>
-      <w:r>
-        <w:t>свёрточных</w:t>
-      </w:r>
-      <w:proofErr w:type="spellEnd"/>
-      <w:r>
-        <w:t xml:space="preserve"> фильтров 3×3 на всех слоях и последовательным увеличением количества каналов с уменьшением пространственной </w:t>
+        <w:t xml:space="preserve">Архитектура VGG-16, лежащая в основе модели VGG-Face, характеризуется использованием малых свёрточных фильтров 3×3 на всех слоях и последовательным увеличением количества каналов с уменьшением пространственной </w:t>
       </w:r>
       <w:r>
         <w:t>размерности [</w:t>
@@ -24333,23 +22832,7 @@
         <w:t>]</w:t>
       </w:r>
       <w:r>
-        <w:t xml:space="preserve">. Сеть содержит 13 </w:t>
-      </w:r>
-      <w:proofErr w:type="spellStart"/>
-      <w:r>
-        <w:t>свёрточных</w:t>
-      </w:r>
-      <w:proofErr w:type="spellEnd"/>
-      <w:r>
-        <w:t xml:space="preserve"> слоёв и 3 </w:t>
-      </w:r>
-      <w:proofErr w:type="spellStart"/>
-      <w:r>
-        <w:t>полносвязных</w:t>
-      </w:r>
-      <w:proofErr w:type="spellEnd"/>
-      <w:r>
-        <w:t xml:space="preserve"> слоя, что обеспечивает глубокое извлечение признаков лица. Блок-схема архитектуры VGG-16 представлена на рисунке</w:t>
+        <w:t>. Сеть содержит 13 свёрточных слоёв и 3 полносвязных слоя, что обеспечивает глубокое извлечение признаков лица. Блок-схема архитектуры VGG-16 представлена на рисунке</w:t>
       </w:r>
       <w:r>
         <w:rPr>
@@ -24533,44 +23016,15 @@
         <w:pStyle w:val="3"/>
       </w:pPr>
       <w:r>
-        <w:t xml:space="preserve">Модель </w:t>
-      </w:r>
-      <w:proofErr w:type="spellStart"/>
-      <w:r>
-        <w:t>MediaPipe</w:t>
-      </w:r>
-      <w:proofErr w:type="spellEnd"/>
-      <w:r>
-        <w:t xml:space="preserve"> Face </w:t>
-      </w:r>
-      <w:proofErr w:type="spellStart"/>
-      <w:r>
-        <w:t>Landmarker</w:t>
-      </w:r>
-      <w:proofErr w:type="spellEnd"/>
+        <w:t>Модель MediaPipe Face Landmarker</w:t>
+      </w:r>
     </w:p>
     <w:p>
       <w:pPr>
         <w:contextualSpacing/>
       </w:pPr>
       <w:r>
-        <w:t xml:space="preserve">Опционально в системе реализована поддержка </w:t>
-      </w:r>
-      <w:proofErr w:type="spellStart"/>
-      <w:r>
-        <w:t>MediaPipe</w:t>
-      </w:r>
-      <w:proofErr w:type="spellEnd"/>
-      <w:r>
-        <w:t xml:space="preserve"> Face </w:t>
-      </w:r>
-      <w:proofErr w:type="spellStart"/>
-      <w:r>
-        <w:t>Landmarker</w:t>
-      </w:r>
-      <w:proofErr w:type="spellEnd"/>
-      <w:r>
-        <w:t xml:space="preserve"> от Google, которая строит плотную сетку из 468 трёхмерных ключевых точек на лице</w:t>
+        <w:t>Опционально в системе реализована поддержка MediaPipe Face Landmarker от Google, которая строит плотную сетку из 468 трёхмерных ключевых точек на лице</w:t>
       </w:r>
       <w:r>
         <w:t xml:space="preserve"> [</w:t>
@@ -24609,15 +23063,7 @@
         <w:contextualSpacing/>
       </w:pPr>
       <w:r>
-        <w:t xml:space="preserve">Оценивать </w:t>
-      </w:r>
-      <w:proofErr w:type="spellStart"/>
-      <w:r>
-        <w:t>blendshape</w:t>
-      </w:r>
-      <w:proofErr w:type="spellEnd"/>
-      <w:r>
-        <w:t>-коэффициенты – параметры, описывающие активность групп лицевых мышц (например, поднятие бровей, растягивание рта);</w:t>
+        <w:t>Оценивать blendshape-коэффициенты – параметры, описывающие активность групп лицевых мышц (например, поднятие бровей, растягивание рта);</w:t>
       </w:r>
     </w:p>
     <w:p>
@@ -24630,31 +23076,7 @@
       </w:pPr>
       <w:r>
         <w:lastRenderedPageBreak/>
-        <w:t>Вычислять углы поворота головы (</w:t>
-      </w:r>
-      <w:proofErr w:type="spellStart"/>
-      <w:r>
-        <w:t>yaw</w:t>
-      </w:r>
-      <w:proofErr w:type="spellEnd"/>
-      <w:r>
-        <w:t xml:space="preserve">, </w:t>
-      </w:r>
-      <w:proofErr w:type="spellStart"/>
-      <w:r>
-        <w:t>pitch</w:t>
-      </w:r>
-      <w:proofErr w:type="spellEnd"/>
-      <w:r>
-        <w:t xml:space="preserve">, </w:t>
-      </w:r>
-      <w:proofErr w:type="spellStart"/>
-      <w:r>
-        <w:t>roll</w:t>
-      </w:r>
-      <w:proofErr w:type="spellEnd"/>
-      <w:r>
-        <w:t>) для анализа позы;</w:t>
+        <w:t>Вычислять углы поворота головы (yaw, pitch, roll) для анализа позы;</w:t>
       </w:r>
     </w:p>
     <w:p>
@@ -24666,44 +23088,15 @@
         <w:contextualSpacing/>
       </w:pPr>
       <w:r>
-        <w:t xml:space="preserve">Отслеживать </w:t>
-      </w:r>
-      <w:proofErr w:type="spellStart"/>
-      <w:r>
-        <w:t>микровыражения</w:t>
-      </w:r>
-      <w:proofErr w:type="spellEnd"/>
-      <w:r>
-        <w:t xml:space="preserve"> – кратковременные изменения выражения лица длительностью 1/25–1/5 секунды.</w:t>
+        <w:t>Отслеживать микровыражения – кратковременные изменения выражения лица длительностью 1/25–1/5 секунды.</w:t>
       </w:r>
     </w:p>
     <w:p>
       <w:pPr>
         <w:contextualSpacing/>
       </w:pPr>
-      <w:proofErr w:type="spellStart"/>
-      <w:r>
-        <w:t>MediaPipe</w:t>
-      </w:r>
-      <w:proofErr w:type="spellEnd"/>
-      <w:r>
-        <w:t xml:space="preserve"> Face </w:t>
-      </w:r>
-      <w:proofErr w:type="spellStart"/>
-      <w:r>
-        <w:t>Landmarker</w:t>
-      </w:r>
-      <w:proofErr w:type="spellEnd"/>
-      <w:r>
-        <w:t xml:space="preserve"> использует </w:t>
-      </w:r>
-      <w:proofErr w:type="spellStart"/>
-      <w:r>
-        <w:t>encoder-decoder</w:t>
-      </w:r>
-      <w:proofErr w:type="spellEnd"/>
-      <w:r>
-        <w:t xml:space="preserve"> архитектуру на базе трансформеров для построения детальной трёхмерной модели лица. Сетка из 468 точек охватывает контуры глаз, бровей, носа, губ и овала лица, позволяя точно отслеживать мимику и положение головы в пространстве. Визуализация сетки ключевых точек представлена на рисунке </w:t>
+      <w:r>
+        <w:t xml:space="preserve">MediaPipe Face Landmarker использует encoder-decoder архитектуру на базе трансформеров для построения детальной трёхмерной модели лица. Сетка из 468 точек охватывает контуры глаз, бровей, носа, губ и овала лица, позволяя точно отслеживать мимику и положение головы в пространстве. Визуализация сетки ключевых точек представлена на рисунке </w:t>
       </w:r>
       <w:r>
         <w:fldChar w:fldCharType="begin"/>
@@ -24873,36 +23266,8 @@
           <w:color w:val="000000" w:themeColor="text1"/>
           <w:lang w:eastAsia="en-US" w:bidi="he-IL"/>
         </w:rPr>
-        <w:t xml:space="preserve"> Сетка ключевых точек </w:t>
-      </w:r>
-      <w:proofErr w:type="spellStart"/>
-      <w:r>
-        <w:rPr>
-          <w:rFonts w:eastAsiaTheme="minorHAnsi"/>
-          <w:color w:val="000000" w:themeColor="text1"/>
-          <w:lang w:eastAsia="en-US" w:bidi="he-IL"/>
-        </w:rPr>
-        <w:t>MediaPipe</w:t>
-      </w:r>
-      <w:proofErr w:type="spellEnd"/>
-      <w:r>
-        <w:rPr>
-          <w:rFonts w:eastAsiaTheme="minorHAnsi"/>
-          <w:color w:val="000000" w:themeColor="text1"/>
-          <w:lang w:eastAsia="en-US" w:bidi="he-IL"/>
-        </w:rPr>
-        <w:t xml:space="preserve"> Face </w:t>
-      </w:r>
-      <w:proofErr w:type="spellStart"/>
-      <w:r>
-        <w:rPr>
-          <w:rFonts w:eastAsiaTheme="minorHAnsi"/>
-          <w:color w:val="000000" w:themeColor="text1"/>
-          <w:lang w:eastAsia="en-US" w:bidi="he-IL"/>
-        </w:rPr>
-        <w:t>Landmarker</w:t>
-      </w:r>
-      <w:proofErr w:type="spellEnd"/>
+        <w:t xml:space="preserve"> Сетка ключевых точек MediaPipe Face Landmarker</w:t>
+      </w:r>
     </w:p>
     <w:p>
       <w:pPr>
@@ -24929,15 +23294,7 @@
         <w:contextualSpacing/>
       </w:pPr>
       <w:r>
-        <w:t>Радость (</w:t>
-      </w:r>
-      <w:proofErr w:type="spellStart"/>
-      <w:r>
-        <w:t>happiness</w:t>
-      </w:r>
-      <w:proofErr w:type="spellEnd"/>
-      <w:r>
-        <w:t>) – поднятие уголков рта, появление морщин вокруг глаз;</w:t>
+        <w:t>Радость (happiness) – поднятие уголков рта, появление морщин вокруг глаз;</w:t>
       </w:r>
     </w:p>
     <w:p>
@@ -24949,15 +23306,7 @@
         <w:contextualSpacing/>
       </w:pPr>
       <w:r>
-        <w:t>Грусть (</w:t>
-      </w:r>
-      <w:proofErr w:type="spellStart"/>
-      <w:r>
-        <w:t>sadness</w:t>
-      </w:r>
-      <w:proofErr w:type="spellEnd"/>
-      <w:r>
-        <w:t>) – опускание уголков рта, поднятие внутренних уголков бровей;</w:t>
+        <w:t>Грусть (sadness) – опускание уголков рта, поднятие внутренних уголков бровей;</w:t>
       </w:r>
     </w:p>
     <w:p>
@@ -24969,15 +23318,7 @@
         <w:contextualSpacing/>
       </w:pPr>
       <w:r>
-        <w:t>Гнев (</w:t>
-      </w:r>
-      <w:proofErr w:type="spellStart"/>
-      <w:r>
-        <w:t>anger</w:t>
-      </w:r>
-      <w:proofErr w:type="spellEnd"/>
-      <w:r>
-        <w:t>) – опускание бровей, сужение глаз, напряжение губ;</w:t>
+        <w:t>Гнев (anger) – опускание бровей, сужение глаз, напряжение губ;</w:t>
       </w:r>
     </w:p>
     <w:p>
@@ -24989,15 +23330,7 @@
         <w:contextualSpacing/>
       </w:pPr>
       <w:r>
-        <w:t>Страх (</w:t>
-      </w:r>
-      <w:proofErr w:type="spellStart"/>
-      <w:r>
-        <w:t>fear</w:t>
-      </w:r>
-      <w:proofErr w:type="spellEnd"/>
-      <w:r>
-        <w:t>) – поднятие верхних век, растягивание рта;</w:t>
+        <w:t>Страх (fear) – поднятие верхних век, растягивание рта;</w:t>
       </w:r>
     </w:p>
     <w:p>
@@ -25010,15 +23343,7 @@
       </w:pPr>
       <w:r>
         <w:lastRenderedPageBreak/>
-        <w:t>Удивление (</w:t>
-      </w:r>
-      <w:proofErr w:type="spellStart"/>
-      <w:r>
-        <w:t>surprise</w:t>
-      </w:r>
-      <w:proofErr w:type="spellEnd"/>
-      <w:r>
-        <w:t>) – поднятие бровей, расширение глаз, открытие рта;</w:t>
+        <w:t>Удивление (surprise) – поднятие бровей, расширение глаз, открытие рта;</w:t>
       </w:r>
     </w:p>
     <w:p>
@@ -25030,15 +23355,7 @@
         <w:contextualSpacing/>
       </w:pPr>
       <w:r>
-        <w:t>Отвращение (</w:t>
-      </w:r>
-      <w:proofErr w:type="spellStart"/>
-      <w:r>
-        <w:t>disgust</w:t>
-      </w:r>
-      <w:proofErr w:type="spellEnd"/>
-      <w:r>
-        <w:t>) – поднятие верхней губы, морщинистый нос.</w:t>
+        <w:t>Отвращение (disgust) – поднятие верхней губы, морщинистый нос.</w:t>
       </w:r>
     </w:p>
     <w:p>
@@ -25073,15 +23390,7 @@
         <w:t>]</w:t>
       </w:r>
       <w:r>
-        <w:t xml:space="preserve">. Каждая эмоция характеризуется уникальным паттерном активации лицевых мышц (Action </w:t>
-      </w:r>
-      <w:proofErr w:type="spellStart"/>
-      <w:r>
-        <w:t>Units</w:t>
-      </w:r>
-      <w:proofErr w:type="spellEnd"/>
-      <w:r>
-        <w:t xml:space="preserve">), который может быть распознан алгоритмами компьютерного зрения. Иллюстрация шести базовых эмоций по Экману представлена на рисунке </w:t>
+        <w:t xml:space="preserve">. Каждая эмоция характеризуется уникальным паттерном активации лицевых мышц (Action Units), который может быть распознан алгоритмами компьютерного зрения. Иллюстрация шести базовых эмоций по Экману представлена на рисунке </w:t>
       </w:r>
       <w:r>
         <w:fldChar w:fldCharType="begin"/>
@@ -25254,23 +23563,7 @@
         <w:contextualSpacing/>
       </w:pPr>
       <w:r>
-        <w:t xml:space="preserve">Для предотвращения перегрузки ЦП/ГПУ реализован семафор, ограничивающий количество параллельных </w:t>
-      </w:r>
-      <w:proofErr w:type="spellStart"/>
-      <w:r>
-        <w:t>инференсов</w:t>
-      </w:r>
-      <w:proofErr w:type="spellEnd"/>
-      <w:r>
-        <w:t xml:space="preserve">. Результаты публикуются как события «анализ лица» (сохраняется в БД) и «отладочная информация о лице» (только </w:t>
-      </w:r>
-      <w:proofErr w:type="spellStart"/>
-      <w:r>
-        <w:t>live</w:t>
-      </w:r>
-      <w:proofErr w:type="spellEnd"/>
-      <w:r>
-        <w:t>-трансляция).</w:t>
+        <w:t>Для предотвращения перегрузки ЦП/ГПУ реализован семафор, ограничивающий количество параллельных инференсов. Результаты публикуются как события «анализ лица» (сохраняется в БД) и «отладочная информация о лице» (только live-трансляция).</w:t>
       </w:r>
     </w:p>
     <w:p>
@@ -25295,294 +23588,158 @@
       </w:pPr>
       <w:r>
         <w:lastRenderedPageBreak/>
-        <w:t>Автоматическое распознавание речи (</w:t>
-      </w:r>
-      <w:proofErr w:type="spellStart"/>
-      <w:r>
-        <w:t>Automatic</w:t>
-      </w:r>
-      <w:proofErr w:type="spellEnd"/>
+        <w:t>Автоматическое распознавание речи (Automatic Speech Recognition, ASR) – это технология преобразования акустического сигнала в текстовое представление.</w:t>
+      </w:r>
+    </w:p>
+    <w:p>
+      <w:pPr>
+        <w:contextualSpacing/>
+      </w:pPr>
+      <w:r>
+        <w:t xml:space="preserve">Современные </w:t>
+      </w:r>
+      <w:r>
+        <w:rPr>
+          <w:lang w:val="en-US"/>
+        </w:rPr>
+        <w:t>ASR</w:t>
+      </w:r>
+      <w:r>
+        <w:t>-системы основаны на архитектурах глубокого обучения, в частности на трансформерах. Архитектура трансформера включает энкодер и декодер, взаимодействующие через механизм внимания (</w:t>
+      </w:r>
+      <w:r>
+        <w:rPr>
+          <w:lang w:val="en-US"/>
+        </w:rPr>
+        <w:t>attention</w:t>
+      </w:r>
+      <w:r>
+        <w:t>), что позволяет эффективно обрабатывать последовательности данных.</w:t>
+      </w:r>
+    </w:p>
+    <w:p>
+      <w:pPr>
+        <w:contextualSpacing/>
+        <w:rPr>
+          <w:lang w:val="en-US"/>
+        </w:rPr>
+      </w:pPr>
+      <w:r>
+        <w:t xml:space="preserve">Архитектура </w:t>
+      </w:r>
+      <w:r>
+        <w:rPr>
+          <w:lang w:val="en-US"/>
+        </w:rPr>
+        <w:t>Transformer</w:t>
+      </w:r>
+      <w:r>
+        <w:t xml:space="preserve">, предложенная </w:t>
+      </w:r>
+      <w:r>
+        <w:rPr>
+          <w:lang w:val="en-US"/>
+        </w:rPr>
+        <w:t>Vaswani</w:t>
+      </w:r>
       <w:r>
         <w:t xml:space="preserve"> </w:t>
       </w:r>
-      <w:proofErr w:type="spellStart"/>
-      <w:r>
-        <w:t>Speech</w:t>
-      </w:r>
-      <w:proofErr w:type="spellEnd"/>
+      <w:r>
+        <w:rPr>
+          <w:lang w:val="en-US"/>
+        </w:rPr>
+        <w:t>et</w:t>
+      </w:r>
       <w:r>
         <w:t xml:space="preserve"> </w:t>
       </w:r>
-      <w:proofErr w:type="spellStart"/>
-      <w:r>
-        <w:t>Recognition</w:t>
-      </w:r>
-      <w:proofErr w:type="spellEnd"/>
-      <w:r>
-        <w:t>, ASR) – это технология преобразования акустического сигнала в текстовое представление.</w:t>
-      </w:r>
-    </w:p>
-    <w:p>
-      <w:pPr>
-        <w:contextualSpacing/>
-      </w:pPr>
-      <w:r>
-        <w:t xml:space="preserve">Современные </w:t>
-      </w:r>
       <w:r>
         <w:rPr>
           <w:lang w:val="en-US"/>
         </w:rPr>
-        <w:t>ASR</w:t>
-      </w:r>
-      <w:r>
-        <w:t xml:space="preserve">-системы основаны на архитектурах глубокого обучения, в частности на трансформерах. Архитектура трансформера включает </w:t>
-      </w:r>
-      <w:proofErr w:type="spellStart"/>
-      <w:r>
-        <w:t>энкодер</w:t>
-      </w:r>
-      <w:proofErr w:type="spellEnd"/>
-      <w:r>
-        <w:t xml:space="preserve"> и декодер, взаимодействующие через механизм внимания (</w:t>
+        <w:t>al</w:t>
+      </w:r>
+      <w:r>
+        <w:t>. в 2017 году, полностью отказалась от рекуррентных и свёрточных слоёв в пользу механизма самовнимания (</w:t>
       </w:r>
       <w:r>
         <w:rPr>
           <w:lang w:val="en-US"/>
         </w:rPr>
+        <w:t>self</w:t>
+      </w:r>
+      <w:r>
+        <w:t>-</w:t>
+      </w:r>
+      <w:r>
+        <w:rPr>
+          <w:lang w:val="en-US"/>
+        </w:rPr>
         <w:t>attention</w:t>
       </w:r>
       <w:r>
-        <w:t>), что позволяет эффективно обрабатывать последовательности данных.</w:t>
-      </w:r>
-    </w:p>
-    <w:p>
-      <w:pPr>
-        <w:contextualSpacing/>
+        <w:t>), что позволило эффективно параллелить вычисления и обрабатывать длинные последовательности</w:t>
+      </w:r>
+      <w:r>
+        <w:t xml:space="preserve"> [</w:t>
+      </w:r>
+      <w:r>
+        <w:fldChar w:fldCharType="begin"/>
+      </w:r>
+      <w:r>
+        <w:instrText xml:space="preserve"> REF _Ref229768499 \r \h </w:instrText>
+      </w:r>
+      <w:r>
+        <w:instrText xml:space="preserve"> \* MERGEFORMAT </w:instrText>
+      </w:r>
+      <w:r>
+        <w:fldChar w:fldCharType="separate"/>
+      </w:r>
+      <w:r>
+        <w:t>3</w:t>
+      </w:r>
+      <w:r>
+        <w:fldChar w:fldCharType="end"/>
+      </w:r>
+      <w:r>
+        <w:t>]</w:t>
+      </w:r>
+      <w:r>
+        <w:t>. Модель состоит из энкодера и декодера, каждый из которых содержит многоголовое внимание (</w:t>
+      </w:r>
+      <w:r>
         <w:rPr>
           <w:lang w:val="en-US"/>
         </w:rPr>
-      </w:pPr>
-      <w:r>
-        <w:t xml:space="preserve">Архитектура </w:t>
+        <w:t>multi</w:t>
+      </w:r>
+      <w:r>
+        <w:t>-</w:t>
       </w:r>
       <w:r>
         <w:rPr>
           <w:lang w:val="en-US"/>
         </w:rPr>
-        <w:t>Transformer</w:t>
-      </w:r>
-      <w:r>
-        <w:t xml:space="preserve">, предложенная </w:t>
+        <w:t>head</w:t>
+      </w:r>
+      <w:r>
+        <w:t xml:space="preserve"> </w:t>
       </w:r>
       <w:r>
         <w:rPr>
           <w:lang w:val="en-US"/>
         </w:rPr>
-        <w:t>Vaswani</w:t>
-      </w:r>
-      <w:r>
-        <w:t xml:space="preserve"> </w:t>
+        <w:t>attention</w:t>
+      </w:r>
+      <w:r>
+        <w:t xml:space="preserve">), полносвязные слои и нормализацию. </w:t>
       </w:r>
       <w:r>
         <w:rPr>
           <w:lang w:val="en-US"/>
         </w:rPr>
-        <w:t>et</w:t>
-      </w:r>
-      <w:r>
-        <w:t xml:space="preserve"> </w:t>
-      </w:r>
-      <w:r>
-        <w:rPr>
-          <w:lang w:val="en-US"/>
-        </w:rPr>
-        <w:t>al</w:t>
-      </w:r>
-      <w:r>
-        <w:t xml:space="preserve">. в 2017 году, полностью отказалась от рекуррентных и </w:t>
-      </w:r>
-      <w:proofErr w:type="spellStart"/>
-      <w:r>
-        <w:t>свёрточных</w:t>
-      </w:r>
-      <w:proofErr w:type="spellEnd"/>
-      <w:r>
-        <w:t xml:space="preserve"> слоёв в пользу механизма </w:t>
-      </w:r>
-      <w:proofErr w:type="spellStart"/>
-      <w:r>
-        <w:t>самовнимания</w:t>
-      </w:r>
-      <w:proofErr w:type="spellEnd"/>
-      <w:r>
-        <w:t xml:space="preserve"> (</w:t>
-      </w:r>
-      <w:r>
-        <w:rPr>
-          <w:lang w:val="en-US"/>
-        </w:rPr>
-        <w:t>self</w:t>
-      </w:r>
-      <w:r>
-        <w:t>-</w:t>
-      </w:r>
-      <w:r>
-        <w:rPr>
-          <w:lang w:val="en-US"/>
-        </w:rPr>
-        <w:t>attention</w:t>
-      </w:r>
-      <w:r>
-        <w:t xml:space="preserve">), что позволило эффективно </w:t>
-      </w:r>
-      <w:proofErr w:type="spellStart"/>
-      <w:r>
-        <w:t>параллелить</w:t>
-      </w:r>
-      <w:proofErr w:type="spellEnd"/>
-      <w:r>
-        <w:t xml:space="preserve"> вычисления и обрабатывать длинные последовательности</w:t>
-      </w:r>
-      <w:r>
-        <w:t xml:space="preserve"> [</w:t>
-      </w:r>
-      <w:r>
-        <w:fldChar w:fldCharType="begin"/>
-      </w:r>
-      <w:r>
-        <w:instrText xml:space="preserve"> REF _Ref229768499 \r \h </w:instrText>
-      </w:r>
-      <w:r>
-        <w:instrText xml:space="preserve"> \* MERGEFORMAT </w:instrText>
-      </w:r>
-      <w:r>
-        <w:fldChar w:fldCharType="separate"/>
-      </w:r>
-      <w:r>
-        <w:t>3</w:t>
-      </w:r>
-      <w:r>
-        <w:fldChar w:fldCharType="end"/>
-      </w:r>
-      <w:r>
-        <w:t>]</w:t>
-      </w:r>
-      <w:r>
-        <w:t xml:space="preserve">. Модель состоит из </w:t>
-      </w:r>
-      <w:proofErr w:type="spellStart"/>
-      <w:r>
-        <w:t>энкодера</w:t>
-      </w:r>
-      <w:proofErr w:type="spellEnd"/>
-      <w:r>
-        <w:t xml:space="preserve"> и декодера, каждый из которых содержит многоголовое внимание (</w:t>
-      </w:r>
-      <w:r>
-        <w:rPr>
-          <w:lang w:val="en-US"/>
-        </w:rPr>
-        <w:t>multi</w:t>
-      </w:r>
-      <w:r>
-        <w:t>-</w:t>
-      </w:r>
-      <w:r>
-        <w:rPr>
-          <w:lang w:val="en-US"/>
-        </w:rPr>
-        <w:t>head</w:t>
-      </w:r>
-      <w:r>
-        <w:t xml:space="preserve"> </w:t>
-      </w:r>
-      <w:r>
-        <w:rPr>
-          <w:lang w:val="en-US"/>
-        </w:rPr>
-        <w:t>attention</w:t>
-      </w:r>
-      <w:r>
-        <w:t xml:space="preserve">), </w:t>
-      </w:r>
-      <w:proofErr w:type="spellStart"/>
-      <w:r>
-        <w:t>полносвязные</w:t>
-      </w:r>
-      <w:proofErr w:type="spellEnd"/>
-      <w:r>
-        <w:t xml:space="preserve"> слои и нормализацию. </w:t>
-      </w:r>
-      <w:proofErr w:type="spellStart"/>
-      <w:r>
-        <w:rPr>
-          <w:lang w:val="en-US"/>
-        </w:rPr>
-        <w:t>Общая</w:t>
-      </w:r>
-      <w:proofErr w:type="spellEnd"/>
-      <w:r>
-        <w:rPr>
-          <w:lang w:val="en-US"/>
-        </w:rPr>
-        <w:t xml:space="preserve"> </w:t>
-      </w:r>
-      <w:proofErr w:type="spellStart"/>
-      <w:r>
-        <w:rPr>
-          <w:lang w:val="en-US"/>
-        </w:rPr>
-        <w:t>архитектура</w:t>
-      </w:r>
-      <w:proofErr w:type="spellEnd"/>
-      <w:r>
-        <w:rPr>
-          <w:lang w:val="en-US"/>
-        </w:rPr>
-        <w:t xml:space="preserve"> Transformer </w:t>
-      </w:r>
-      <w:proofErr w:type="spellStart"/>
-      <w:r>
-        <w:rPr>
-          <w:lang w:val="en-US"/>
-        </w:rPr>
-        <w:t>представлена</w:t>
-      </w:r>
-      <w:proofErr w:type="spellEnd"/>
-      <w:r>
-        <w:rPr>
-          <w:lang w:val="en-US"/>
-        </w:rPr>
-        <w:t xml:space="preserve"> </w:t>
-      </w:r>
-      <w:proofErr w:type="spellStart"/>
-      <w:r>
-        <w:rPr>
-          <w:lang w:val="en-US"/>
-        </w:rPr>
-        <w:t>на</w:t>
-      </w:r>
-      <w:proofErr w:type="spellEnd"/>
-      <w:r>
-        <w:rPr>
-          <w:lang w:val="en-US"/>
-        </w:rPr>
-        <w:t xml:space="preserve"> </w:t>
-      </w:r>
-      <w:proofErr w:type="spellStart"/>
-      <w:r>
-        <w:rPr>
-          <w:lang w:val="en-US"/>
-        </w:rPr>
-        <w:t>рисунке</w:t>
-      </w:r>
-      <w:proofErr w:type="spellEnd"/>
-      <w:r>
-        <w:rPr>
-          <w:lang w:val="en-US"/>
-        </w:rPr>
-        <w:t xml:space="preserve"> </w:t>
+        <w:t xml:space="preserve">Общая архитектура Transformer представлена на рисунке </w:t>
       </w:r>
       <w:r>
         <w:rPr>
@@ -25755,51 +23912,23 @@
           <w:color w:val="000000" w:themeColor="text1"/>
           <w:lang w:eastAsia="en-US" w:bidi="he-IL"/>
         </w:rPr>
-        <w:t xml:space="preserve"> Архитектура </w:t>
-      </w:r>
-      <w:proofErr w:type="spellStart"/>
-      <w:r>
-        <w:rPr>
-          <w:rFonts w:eastAsiaTheme="minorHAnsi"/>
-          <w:color w:val="000000" w:themeColor="text1"/>
-          <w:lang w:eastAsia="en-US" w:bidi="he-IL"/>
-        </w:rPr>
-        <w:t>Transformer</w:t>
-      </w:r>
-      <w:proofErr w:type="spellEnd"/>
+        <w:t xml:space="preserve"> Архитектура Transformer</w:t>
+      </w:r>
     </w:p>
     <w:p>
       <w:pPr>
         <w:pStyle w:val="3"/>
       </w:pPr>
-      <w:proofErr w:type="spellStart"/>
       <w:r>
         <w:t>Whisper</w:t>
       </w:r>
-      <w:proofErr w:type="spellEnd"/>
     </w:p>
     <w:p>
       <w:pPr>
         <w:contextualSpacing/>
       </w:pPr>
       <w:r>
-        <w:t xml:space="preserve">В разработанной системе используется модель </w:t>
-      </w:r>
-      <w:proofErr w:type="spellStart"/>
-      <w:r>
-        <w:t>Whisper</w:t>
-      </w:r>
-      <w:proofErr w:type="spellEnd"/>
-      <w:r>
-        <w:t xml:space="preserve"> от OpenAI, которая представляет собой </w:t>
-      </w:r>
-      <w:proofErr w:type="spellStart"/>
-      <w:r>
-        <w:t>encoder-decoder</w:t>
-      </w:r>
-      <w:proofErr w:type="spellEnd"/>
-      <w:r>
-        <w:t xml:space="preserve"> трансформер, обученный на 680 000 часов размеченных аудиоданных. Основные компоненты архитектуры:</w:t>
+        <w:t>В разработанной системе используется модель Whisper от OpenAI, которая представляет собой encoder-decoder трансформер, обученный на 680 000 часов размеченных аудиоданных. Основные компоненты архитектуры:</w:t>
       </w:r>
     </w:p>
     <w:p>
@@ -25822,29 +23951,8 @@
         </w:numPr>
         <w:contextualSpacing/>
       </w:pPr>
-      <w:proofErr w:type="spellStart"/>
-      <w:r>
-        <w:t>Энкодер</w:t>
-      </w:r>
-      <w:proofErr w:type="spellEnd"/>
-      <w:r>
-        <w:t xml:space="preserve"> (</w:t>
-      </w:r>
-      <w:proofErr w:type="spellStart"/>
-      <w:r>
-        <w:t>encoder</w:t>
-      </w:r>
-      <w:proofErr w:type="spellEnd"/>
-      <w:r>
-        <w:t xml:space="preserve">): последовательность из N идентичных блоков (для </w:t>
-      </w:r>
-      <w:proofErr w:type="spellStart"/>
-      <w:r>
-        <w:t>Whisper-small</w:t>
-      </w:r>
-      <w:proofErr w:type="spellEnd"/>
-      <w:r>
-        <w:t xml:space="preserve"> N=12), каждый из которых содержит:</w:t>
+      <w:r>
+        <w:t>Энкодер (encoder): последовательность из N идентичных блоков (для Whisper-small N=12), каждый из которых содержит:</w:t>
       </w:r>
     </w:p>
     <w:p>
@@ -25857,23 +23965,7 @@
       </w:pPr>
       <w:r>
         <w:lastRenderedPageBreak/>
-        <w:t xml:space="preserve">Механизм </w:t>
-      </w:r>
-      <w:proofErr w:type="spellStart"/>
-      <w:r>
-        <w:t>самовнимания</w:t>
-      </w:r>
-      <w:proofErr w:type="spellEnd"/>
-      <w:r>
-        <w:t xml:space="preserve"> (</w:t>
-      </w:r>
-      <w:proofErr w:type="spellStart"/>
-      <w:r>
-        <w:t>self-attention</w:t>
-      </w:r>
-      <w:proofErr w:type="spellEnd"/>
-      <w:r>
-        <w:t>) – позволяет каждому временному шагу «видеть» все остальные шаги и взвешивать их важность;</w:t>
+        <w:t>Механизм самовнимания (self-attention) – позволяет каждому временному шагу «видеть» все остальные шаги и взвешивать их важность;</w:t>
       </w:r>
     </w:p>
     <w:p>
@@ -25896,13 +23988,8 @@
         </w:numPr>
         <w:contextualSpacing/>
       </w:pPr>
-      <w:proofErr w:type="spellStart"/>
-      <w:r>
-        <w:t>Полносвязные</w:t>
-      </w:r>
-      <w:proofErr w:type="spellEnd"/>
-      <w:r>
-        <w:t xml:space="preserve"> слои для нелинейной трансформации признаков.</w:t>
+      <w:r>
+        <w:t>Полносвязные слои для нелинейной трансформации признаков.</w:t>
       </w:r>
     </w:p>
     <w:p>
@@ -25914,39 +24001,7 @@
         <w:contextualSpacing/>
       </w:pPr>
       <w:r>
-        <w:t>Декодер (</w:t>
-      </w:r>
-      <w:proofErr w:type="spellStart"/>
-      <w:r>
-        <w:t>decoder</w:t>
-      </w:r>
-      <w:proofErr w:type="spellEnd"/>
-      <w:r>
-        <w:t>): аналогичная структура, но с добавлением кросс-внимания (</w:t>
-      </w:r>
-      <w:proofErr w:type="spellStart"/>
-      <w:r>
-        <w:t>cross-attention</w:t>
-      </w:r>
-      <w:proofErr w:type="spellEnd"/>
-      <w:r>
-        <w:t xml:space="preserve">), которое связывает декодер с выходом </w:t>
-      </w:r>
-      <w:proofErr w:type="spellStart"/>
-      <w:r>
-        <w:t>энкодера</w:t>
-      </w:r>
-      <w:proofErr w:type="spellEnd"/>
-      <w:r>
-        <w:t xml:space="preserve">. Декодер генерирует текстовые токены </w:t>
-      </w:r>
-      <w:proofErr w:type="spellStart"/>
-      <w:r>
-        <w:t>авторегрессионно</w:t>
-      </w:r>
-      <w:proofErr w:type="spellEnd"/>
-      <w:r>
-        <w:t xml:space="preserve"> (каждый следующий токен зависит от предыдущих).</w:t>
+        <w:t>Декодер (decoder): аналогичная структура, но с добавлением кросс-внимания (cross-attention), которое связывает декодер с выходом энкодера. Декодер генерирует текстовые токены авторегрессионно (каждый следующий токен зависит от предыдущих).</w:t>
       </w:r>
     </w:p>
     <w:p>
@@ -25954,47 +24009,7 @@
         <w:contextualSpacing/>
       </w:pPr>
       <w:r>
-        <w:t xml:space="preserve">Модель </w:t>
-      </w:r>
-      <w:proofErr w:type="spellStart"/>
-      <w:r>
-        <w:t>Whisper</w:t>
-      </w:r>
-      <w:proofErr w:type="spellEnd"/>
-      <w:r>
-        <w:t xml:space="preserve"> преобразует аудиосигнал в мел-спектрограмму, которая подаётся на вход </w:t>
-      </w:r>
-      <w:proofErr w:type="spellStart"/>
-      <w:r>
-        <w:t>энкодеру</w:t>
-      </w:r>
-      <w:proofErr w:type="spellEnd"/>
-      <w:r>
-        <w:t xml:space="preserve">. </w:t>
-      </w:r>
-      <w:proofErr w:type="spellStart"/>
-      <w:r>
-        <w:t>Энкодер</w:t>
-      </w:r>
-      <w:proofErr w:type="spellEnd"/>
-      <w:r>
-        <w:t xml:space="preserve"> извлекает контекстуальные признаки, которые затем используются декодером для генерации текстовых токенов с учётом языковой модели. Кросс-внимание между декодером и </w:t>
-      </w:r>
-      <w:proofErr w:type="spellStart"/>
-      <w:r>
-        <w:t>энкодером</w:t>
-      </w:r>
-      <w:proofErr w:type="spellEnd"/>
-      <w:r>
-        <w:t xml:space="preserve"> позволяет модели «фокусироваться» на соответствующих участках аудио при генерации каждого слова. Общая схема работы </w:t>
-      </w:r>
-      <w:proofErr w:type="spellStart"/>
-      <w:r>
-        <w:t>Whisper</w:t>
-      </w:r>
-      <w:proofErr w:type="spellEnd"/>
-      <w:r>
-        <w:t xml:space="preserve"> представлена на рисунке </w:t>
+        <w:t xml:space="preserve">Модель Whisper преобразует аудиосигнал в мел-спектрограмму, которая подаётся на вход энкодеру. Энкодер извлекает контекстуальные признаки, которые затем используются декодером для генерации текстовых токенов с учётом языковой модели. Кросс-внимание между декодером и энкодером позволяет модели «фокусироваться» на соответствующих участках аудио при генерации каждого слова. Общая схема работы Whisper представлена на рисунке </w:t>
       </w:r>
       <w:r>
         <w:rPr>
@@ -26172,32 +24187,17 @@
           <w:color w:val="000000" w:themeColor="text1"/>
           <w:lang w:eastAsia="en-US" w:bidi="he-IL"/>
         </w:rPr>
-        <w:t xml:space="preserve"> Общая схема </w:t>
-      </w:r>
-      <w:proofErr w:type="spellStart"/>
-      <w:r>
-        <w:rPr>
-          <w:rFonts w:eastAsiaTheme="minorHAnsi"/>
-          <w:color w:val="000000" w:themeColor="text1"/>
-          <w:lang w:eastAsia="en-US" w:bidi="he-IL"/>
-        </w:rPr>
-        <w:t>Whisper</w:t>
+        <w:t xml:space="preserve"> Общая схема Whisper</w:t>
       </w:r>
       <w:bookmarkEnd w:id="54"/>
-      <w:proofErr w:type="spellEnd"/>
     </w:p>
     <w:p>
       <w:pPr>
         <w:contextualSpacing/>
       </w:pPr>
       <w:r>
-        <w:t xml:space="preserve">Обучение </w:t>
-      </w:r>
-      <w:proofErr w:type="spellStart"/>
-      <w:r>
-        <w:t>Whisper</w:t>
-      </w:r>
-      <w:proofErr w:type="spellEnd"/>
+        <w:t>Обучение Whisper</w:t>
+      </w:r>
     </w:p>
     <w:p>
       <w:pPr>
@@ -26284,44 +24284,15 @@
         <w:contextualSpacing/>
       </w:pPr>
       <w:r>
-        <w:t xml:space="preserve">Оптимизация </w:t>
-      </w:r>
-      <w:proofErr w:type="spellStart"/>
-      <w:r>
-        <w:t>инференса</w:t>
-      </w:r>
-      <w:proofErr w:type="spellEnd"/>
-      <w:r>
-        <w:t xml:space="preserve">: </w:t>
-      </w:r>
-      <w:proofErr w:type="spellStart"/>
-      <w:r>
-        <w:t>faster-whisper</w:t>
-      </w:r>
-      <w:proofErr w:type="spellEnd"/>
+        <w:t>Оптимизация инференса: faster-whisper</w:t>
+      </w:r>
     </w:p>
     <w:p>
       <w:pPr>
         <w:contextualSpacing/>
       </w:pPr>
       <w:r>
-        <w:t xml:space="preserve">Для ускорения работы в реальном времени используется библиотека </w:t>
-      </w:r>
-      <w:proofErr w:type="spellStart"/>
-      <w:r>
-        <w:t>faster-whisper</w:t>
-      </w:r>
-      <w:proofErr w:type="spellEnd"/>
-      <w:r>
-        <w:t xml:space="preserve">, основанная на CTranslate2 – движке эффективного </w:t>
-      </w:r>
-      <w:proofErr w:type="spellStart"/>
-      <w:r>
-        <w:t>инференса</w:t>
-      </w:r>
-      <w:proofErr w:type="spellEnd"/>
-      <w:r>
-        <w:t xml:space="preserve"> трансформеров. Оптимизации включают:</w:t>
+        <w:t>Для ускорения работы в реальном времени используется библиотека faster-whisper, основанная на CTranslate2 – движке эффективного инференса трансформеров. Оптимизации включают:</w:t>
       </w:r>
     </w:p>
     <w:p>
@@ -26345,23 +24316,7 @@
         <w:contextualSpacing/>
       </w:pPr>
       <w:r>
-        <w:t>Пакетная обработка (</w:t>
-      </w:r>
-      <w:proofErr w:type="spellStart"/>
-      <w:r>
-        <w:t>batching</w:t>
-      </w:r>
-      <w:proofErr w:type="spellEnd"/>
-      <w:r>
-        <w:t xml:space="preserve">) – одновременная обработка нескольких </w:t>
-      </w:r>
-      <w:proofErr w:type="spellStart"/>
-      <w:r>
-        <w:t>аудиочанков</w:t>
-      </w:r>
-      <w:proofErr w:type="spellEnd"/>
-      <w:r>
-        <w:t>;</w:t>
+        <w:t>Пакетная обработка (batching) – одновременная обработка нескольких аудиочанков;</w:t>
       </w:r>
     </w:p>
     <w:p>
@@ -26386,52 +24341,12 @@
     </w:p>
     <w:p>
       <w:r>
-        <w:t>Для оценки смысловой и эмоциональной окраски транскрибированной речи в системе реализован модуль анализа тональности (</w:t>
-      </w:r>
-      <w:proofErr w:type="spellStart"/>
-      <w:r>
-        <w:t>Sentiment</w:t>
-      </w:r>
-      <w:proofErr w:type="spellEnd"/>
-      <w:r>
-        <w:t xml:space="preserve"> Analysis). В отличие от акустического анализа, который оценивает паралингвистические признаки голоса (тембр, интонацию), NLP-модуль работает непосредственно с семантикой произнесенного текста.</w:t>
-      </w:r>
-    </w:p>
-    <w:p>
-      <w:r>
-        <w:t xml:space="preserve">В разработанном комплексе применяется легковесная </w:t>
-      </w:r>
-      <w:proofErr w:type="spellStart"/>
-      <w:r>
-        <w:t>предобученная</w:t>
-      </w:r>
-      <w:proofErr w:type="spellEnd"/>
-      <w:r>
-        <w:t xml:space="preserve"> </w:t>
-      </w:r>
-      <w:proofErr w:type="spellStart"/>
-      <w:r>
-        <w:t>трансформерная</w:t>
-      </w:r>
-      <w:proofErr w:type="spellEnd"/>
-      <w:r>
-        <w:t xml:space="preserve"> модель (например, на базе архитектуры </w:t>
-      </w:r>
-      <w:proofErr w:type="spellStart"/>
-      <w:r>
-        <w:t>RuBERT</w:t>
-      </w:r>
-      <w:proofErr w:type="spellEnd"/>
-      <w:r>
-        <w:t xml:space="preserve"> или </w:t>
-      </w:r>
-      <w:proofErr w:type="spellStart"/>
-      <w:r>
-        <w:t>DistilBERT</w:t>
-      </w:r>
-      <w:proofErr w:type="spellEnd"/>
-      <w:r>
-        <w:t>), адаптированная для задачи классификации тональности. Такой выбор обеспечивает баланс между высокой точностью определения контекста и низкими требованиями к вычислительным ресурсам, что критично для работы в режиме, близком к реальному времени.</w:t>
+        <w:t>Для оценки смысловой и эмоциональной окраски транскрибированной речи в системе реализован модуль анализа тональности (Sentiment Analysis). В отличие от акустического анализа, который оценивает паралингвистические признаки голоса (тембр, интонацию), NLP-модуль работает непосредственно с семантикой произнесенного текста.</w:t>
+      </w:r>
+    </w:p>
+    <w:p>
+      <w:r>
+        <w:t>В разработанном комплексе применяется легковесная предобученная трансформерная модель (например, на базе архитектуры RuBERT или DistilBERT), адаптированная для задачи классификации тональности. Такой выбор обеспечивает баланс между высокой точностью определения контекста и низкими требованиями к вычислительным ресурсам, что критично для работы в режиме, близком к реальному времени.</w:t>
       </w:r>
     </w:p>
     <w:p>
@@ -26449,23 +24364,7 @@
       </w:pPr>
       <w:r>
         <w:lastRenderedPageBreak/>
-        <w:t xml:space="preserve">Сегментация и </w:t>
-      </w:r>
-      <w:proofErr w:type="spellStart"/>
-      <w:r>
-        <w:t>токенизация</w:t>
-      </w:r>
-      <w:proofErr w:type="spellEnd"/>
-      <w:r>
-        <w:t xml:space="preserve">: Разбиение потока транскрибированного текста (полученного от модели </w:t>
-      </w:r>
-      <w:proofErr w:type="spellStart"/>
-      <w:r>
-        <w:t>Whisper</w:t>
-      </w:r>
-      <w:proofErr w:type="spellEnd"/>
-      <w:r>
-        <w:t>) на смысловые единицы (предложения или законченные реплики) и их преобразование в числовые представления (токены).</w:t>
+        <w:t>Сегментация и токенизация: Разбиение потока транскрибированного текста (полученного от модели Whisper) на смысловые единицы (предложения или законченные реплики) и их преобразование в числовые представления (токены).</w:t>
       </w:r>
     </w:p>
     <w:p>
@@ -26476,13 +24375,8 @@
           <w:numId w:val="5"/>
         </w:numPr>
       </w:pPr>
-      <w:proofErr w:type="spellStart"/>
-      <w:r>
-        <w:t>Инференс</w:t>
-      </w:r>
-      <w:proofErr w:type="spellEnd"/>
-      <w:r>
-        <w:t xml:space="preserve"> модели: Передача векторизованного текста на вход нейросетевой модели для извлечения контекстуальных признаков.</w:t>
+      <w:r>
+        <w:t>Инференс модели: Передача векторизованного текста на вход нейросетевой модели для извлечения контекстуальных признаков.</w:t>
       </w:r>
     </w:p>
     <w:p>
@@ -26499,31 +24393,7 @@
     </w:p>
     <w:p>
       <w:r>
-        <w:t>Результаты текстового анализа асинхронно сохраняются в базе данных в формате JSONB с привязкой к временным меткам (</w:t>
-      </w:r>
-      <w:proofErr w:type="spellStart"/>
-      <w:r>
-        <w:t>timestamp</w:t>
-      </w:r>
-      <w:proofErr w:type="spellEnd"/>
-      <w:r>
-        <w:t>) и идентификатору спикера. Это позволяет на этапе формирования отчёта сопоставлять семантическую тональность речи с визуальными (мимика) и акустическими (голос) признаками эмоций, реализуя принцип мультимодального позднего слияния (</w:t>
-      </w:r>
-      <w:proofErr w:type="spellStart"/>
-      <w:r>
-        <w:t>late</w:t>
-      </w:r>
-      <w:proofErr w:type="spellEnd"/>
-      <w:r>
-        <w:t xml:space="preserve"> </w:t>
-      </w:r>
-      <w:proofErr w:type="spellStart"/>
-      <w:r>
-        <w:t>fusion</w:t>
-      </w:r>
-      <w:proofErr w:type="spellEnd"/>
-      <w:r>
-        <w:t>).</w:t>
+        <w:t>Результаты текстового анализа асинхронно сохраняются в базе данных в формате JSONB с привязкой к временным меткам (timestamp) и идентификатору спикера. Это позволяет на этапе формирования отчёта сопоставлять семантическую тональность речи с визуальными (мимика) и акустическими (голос) признаками эмоций, реализуя принцип мультимодального позднего слияния (late fusion).</w:t>
       </w:r>
     </w:p>
     <w:p>
@@ -26539,31 +24409,7 @@
         <w:contextualSpacing/>
       </w:pPr>
       <w:r>
-        <w:t xml:space="preserve">Агрегация итогов встречи реализована в модуле отчётности. На текущем этапе применяется эвристический подход </w:t>
-      </w:r>
-      <w:proofErr w:type="spellStart"/>
-      <w:r>
-        <w:t>late</w:t>
-      </w:r>
-      <w:proofErr w:type="spellEnd"/>
-      <w:r>
-        <w:t xml:space="preserve"> </w:t>
-      </w:r>
-      <w:proofErr w:type="spellStart"/>
-      <w:r>
-        <w:t>fusion</w:t>
-      </w:r>
-      <w:proofErr w:type="spellEnd"/>
-      <w:r>
-        <w:t xml:space="preserve"> (позднее слияние): статистика эмоций, </w:t>
-      </w:r>
-      <w:proofErr w:type="spellStart"/>
-      <w:r>
-        <w:t>таймлайны</w:t>
-      </w:r>
-      <w:proofErr w:type="spellEnd"/>
-      <w:r>
-        <w:t xml:space="preserve"> активности, ключевые фразы из транскрипта и метрики вовлечённости объединяются по временным окнам.</w:t>
+        <w:t>Агрегация итогов встречи реализована в модуле отчётности. На текущем этапе применяется эвристический подход late fusion (позднее слияние): статистика эмоций, таймлайны активности, ключевые фразы из транскрипта и метрики вовлечённости объединяются по временным окнам.</w:t>
       </w:r>
     </w:p>
     <w:p>
@@ -26582,37 +24428,8 @@
         </w:numPr>
         <w:contextualSpacing/>
       </w:pPr>
-      <w:proofErr w:type="spellStart"/>
-      <w:r>
-        <w:t>Meeting</w:t>
-      </w:r>
-      <w:proofErr w:type="spellEnd"/>
-      <w:r>
-        <w:t xml:space="preserve"> </w:t>
-      </w:r>
-      <w:proofErr w:type="spellStart"/>
-      <w:r>
-        <w:t>summary</w:t>
-      </w:r>
-      <w:proofErr w:type="spellEnd"/>
-      <w:r>
-        <w:t xml:space="preserve"> – сводка по встрече: распределение эмоций (доли событий по категориям), текстовые </w:t>
-      </w:r>
-      <w:proofErr w:type="spellStart"/>
-      <w:r>
-        <w:t>highlights</w:t>
-      </w:r>
-      <w:proofErr w:type="spellEnd"/>
-      <w:r>
-        <w:t xml:space="preserve"> (ключевые моменты), рейтинг вовлечённости участников, покрытие (</w:t>
-      </w:r>
-      <w:proofErr w:type="spellStart"/>
-      <w:r>
-        <w:t>coverage</w:t>
-      </w:r>
-      <w:proofErr w:type="spellEnd"/>
-      <w:r>
-        <w:t>) – доля времени, когда были доступны данные;</w:t>
+      <w:r>
+        <w:t>Meeting summary – сводка по встрече: распределение эмоций (доли событий по категориям), текстовые highlights (ключевые моменты), рейтинг вовлечённости участников, покрытие (coverage) – доля времени, когда были доступны данные;</w:t>
       </w:r>
     </w:p>
     <w:p>
@@ -26623,21 +24440,8 @@
         </w:numPr>
         <w:contextualSpacing/>
       </w:pPr>
-      <w:proofErr w:type="spellStart"/>
-      <w:r>
-        <w:t>Participant</w:t>
-      </w:r>
-      <w:proofErr w:type="spellEnd"/>
-      <w:r>
-        <w:t xml:space="preserve"> </w:t>
-      </w:r>
-      <w:proofErr w:type="spellStart"/>
-      <w:r>
-        <w:t>tiles</w:t>
-      </w:r>
-      <w:proofErr w:type="spellEnd"/>
-      <w:r>
-        <w:t xml:space="preserve"> – карточки участников с индивидуальной статистикой;</w:t>
+      <w:r>
+        <w:t>Participant tiles – карточки участников с индивидуальной статистикой;</w:t>
       </w:r>
     </w:p>
     <w:p>
@@ -26648,13 +24452,8 @@
         </w:numPr>
         <w:contextualSpacing/>
       </w:pPr>
-      <w:proofErr w:type="spellStart"/>
-      <w:r>
-        <w:t>Timelines</w:t>
-      </w:r>
-      <w:proofErr w:type="spellEnd"/>
-      <w:r>
-        <w:t xml:space="preserve"> – временные шкалы изменения эмоций и активности;</w:t>
+      <w:r>
+        <w:t>Timelines – временные шкалы изменения эмоций и активности;</w:t>
       </w:r>
     </w:p>
     <w:p>
@@ -26666,31 +24465,7 @@
         <w:contextualSpacing/>
       </w:pPr>
       <w:r>
-        <w:t xml:space="preserve">Face </w:t>
-      </w:r>
-      <w:proofErr w:type="spellStart"/>
-      <w:r>
-        <w:t>tracking</w:t>
-      </w:r>
-      <w:proofErr w:type="spellEnd"/>
-      <w:r>
-        <w:t xml:space="preserve"> </w:t>
-      </w:r>
-      <w:proofErr w:type="spellStart"/>
-      <w:r>
-        <w:t>summary</w:t>
-      </w:r>
-      <w:proofErr w:type="spellEnd"/>
-      <w:r>
-        <w:t xml:space="preserve"> – сводка по трекингу лиц (при наличии данных от </w:t>
-      </w:r>
-      <w:proofErr w:type="spellStart"/>
-      <w:r>
-        <w:t>MediaPipe</w:t>
-      </w:r>
-      <w:proofErr w:type="spellEnd"/>
-      <w:r>
-        <w:t>);</w:t>
+        <w:t>Face tracking summary – сводка по трекингу лиц (при наличии данных от MediaPipe);</w:t>
       </w:r>
     </w:p>
     <w:p>
@@ -26701,13 +24476,8 @@
         </w:numPr>
         <w:contextualSpacing/>
       </w:pPr>
-      <w:proofErr w:type="spellStart"/>
-      <w:r>
-        <w:t>Observations</w:t>
-      </w:r>
-      <w:proofErr w:type="spellEnd"/>
-      <w:r>
-        <w:t xml:space="preserve"> – наблюдения и рекомендации.</w:t>
+      <w:r>
+        <w:t>Observations – наблюдения и рекомендации.</w:t>
       </w:r>
     </w:p>
     <w:p>
@@ -26743,15 +24513,7 @@
         <w:contextualSpacing/>
       </w:pPr>
       <w:r>
-        <w:t xml:space="preserve">В качестве СУБД выбрана </w:t>
-      </w:r>
-      <w:proofErr w:type="spellStart"/>
-      <w:r>
-        <w:t>PostgreSQL</w:t>
-      </w:r>
-      <w:proofErr w:type="spellEnd"/>
-      <w:r>
-        <w:t>. Схема данных управляется через файловые миграции. Ключевые таблицы:</w:t>
+        <w:t>В качестве СУБД выбрана PostgreSQL. Схема данных управляется через файловые миграции. Ключевые таблицы:</w:t>
       </w:r>
     </w:p>
     <w:p>
@@ -26807,31 +24569,7 @@
         <w:contextualSpacing/>
       </w:pPr>
       <w:r>
-        <w:t xml:space="preserve">Для гибкого хранения разнородных данных аналитики используется тип JSONB. Это позволяет сохранять </w:t>
-      </w:r>
-      <w:proofErr w:type="spellStart"/>
-      <w:r>
-        <w:t>payloads</w:t>
-      </w:r>
-      <w:proofErr w:type="spellEnd"/>
-      <w:r>
-        <w:t xml:space="preserve"> разного формата (</w:t>
-      </w:r>
-      <w:proofErr w:type="spellStart"/>
-      <w:r>
-        <w:t>эмодоминанты</w:t>
-      </w:r>
-      <w:proofErr w:type="spellEnd"/>
-      <w:r>
-        <w:t xml:space="preserve">, признаки аудио, координаты </w:t>
-      </w:r>
-      <w:proofErr w:type="spellStart"/>
-      <w:r>
-        <w:t>ландмарок</w:t>
-      </w:r>
-      <w:proofErr w:type="spellEnd"/>
-      <w:r>
-        <w:t>) без изменения схемы. Целостность данных обеспечивается каскадным удалением дочерних записей при ликвидации сессии.</w:t>
+        <w:t>Для гибкого хранения разнородных данных аналитики используется тип JSONB. Это позволяет сохранять payloads разного формата (эмодоминанты, признаки аудио, координаты ландмарок) без изменения схемы. Целостность данных обеспечивается каскадным удалением дочерних записей при ликвидации сессии.</w:t>
       </w:r>
     </w:p>
     <w:p>
@@ -26859,31 +24597,7 @@
         <w:contextualSpacing/>
       </w:pPr>
       <w:r>
-        <w:t xml:space="preserve">Интеграция всех модулей обеспечивается согласованными контрактами обмена данными и </w:t>
-      </w:r>
-      <w:proofErr w:type="spellStart"/>
-      <w:r>
-        <w:t>оркестрацией</w:t>
-      </w:r>
-      <w:proofErr w:type="spellEnd"/>
-      <w:r>
-        <w:t xml:space="preserve"> через </w:t>
-      </w:r>
-      <w:proofErr w:type="spellStart"/>
-      <w:r>
-        <w:t>Docker</w:t>
-      </w:r>
-      <w:proofErr w:type="spellEnd"/>
-      <w:r>
-        <w:t xml:space="preserve"> </w:t>
-      </w:r>
-      <w:proofErr w:type="spellStart"/>
-      <w:r>
-        <w:t>Compose</w:t>
-      </w:r>
-      <w:proofErr w:type="spellEnd"/>
-      <w:r>
-        <w:t>. Полный цикл работы системы выглядит следующим образом:</w:t>
+        <w:t>Интеграция всех модулей обеспечивается согласованными контрактами обмена данными и оркестрацией через Docker Compose. Полный цикл работы системы выглядит следующим образом:</w:t>
       </w:r>
     </w:p>
     <w:p>
@@ -26908,15 +24622,7 @@
       </w:pPr>
       <w:r>
         <w:lastRenderedPageBreak/>
-        <w:t xml:space="preserve">Клиент устанавливает </w:t>
-      </w:r>
-      <w:proofErr w:type="spellStart"/>
-      <w:r>
-        <w:t>WebSocket</w:t>
-      </w:r>
-      <w:proofErr w:type="spellEnd"/>
-      <w:r>
-        <w:t>-соединение, отправляет сообщение о присоединении, запускает захват аудио и периодический сбор кадров.</w:t>
+        <w:t>Клиент устанавливает WebSocket-соединение, отправляет сообщение о присоединении, запускает захват аудио и периодический сбор кадров.</w:t>
       </w:r>
     </w:p>
     <w:p>
@@ -26940,15 +24646,7 @@
         <w:contextualSpacing/>
       </w:pPr>
       <w:r>
-        <w:t xml:space="preserve">Результаты анализа возвращаются на сервер, записываются в </w:t>
-      </w:r>
-      <w:proofErr w:type="spellStart"/>
-      <w:r>
-        <w:t>PostgreSQL</w:t>
-      </w:r>
-      <w:proofErr w:type="spellEnd"/>
-      <w:r>
-        <w:t xml:space="preserve"> и транслируются клиентам в реальном времени.</w:t>
+        <w:t>Результаты анализа возвращаются на сервер, записываются в PostgreSQL и транслируются клиентам в реальном времени.</w:t>
       </w:r>
     </w:p>
     <w:p>
@@ -26972,23 +24670,7 @@
         <w:contextualSpacing/>
       </w:pPr>
       <w:r>
-        <w:t>CI/CD-</w:t>
-      </w:r>
-      <w:proofErr w:type="spellStart"/>
-      <w:r>
-        <w:t>пайплайн</w:t>
-      </w:r>
-      <w:proofErr w:type="spellEnd"/>
-      <w:r>
-        <w:t xml:space="preserve"> автоматизирует </w:t>
-      </w:r>
-      <w:proofErr w:type="spellStart"/>
-      <w:r>
-        <w:t>линтинг</w:t>
-      </w:r>
-      <w:proofErr w:type="spellEnd"/>
-      <w:r>
-        <w:t>, модульные тесты и сборку образов, обеспечивая стабильность интеграции.</w:t>
+        <w:t>CI/CD-пайплайн автоматизирует линтинг, модульные тесты и сборку образов, обеспечивая стабильность интеграции.</w:t>
       </w:r>
     </w:p>
     <w:p>
@@ -26996,15 +24678,7 @@
         <w:contextualSpacing/>
       </w:pPr>
       <w:r>
-        <w:t xml:space="preserve">Разработанный программный комплекс демонстрирует работоспособность ключевых сценариев: безопасной авторизации, </w:t>
-      </w:r>
-      <w:proofErr w:type="spellStart"/>
-      <w:r>
-        <w:t>низкозадержочного</w:t>
-      </w:r>
-      <w:proofErr w:type="spellEnd"/>
-      <w:r>
-        <w:t xml:space="preserve"> обмена медиа, мультимодального анализа в реальном времени и генерации структурированных отчётов. Модульная структура позволяет в перспективе заменить эвристические алгоритмы на промышленные модели, добавить поддержку видеозаписи встречи и расширить аналитические метрики без перепроектирования ядра системы.</w:t>
+        <w:t>Разработанный программный комплекс демонстрирует работоспособность ключевых сценариев: безопасной авторизации, низкозадержочного обмена медиа, мультимодального анализа в реальном времени и генерации структурированных отчётов. Модульная структура позволяет в перспективе заменить эвристические алгоритмы на промышленные модели, добавить поддержку видеозаписи встречи и расширить аналитические метрики без перепроектирования ядра системы.</w:t>
       </w:r>
       <w:r>
         <w:rPr>
@@ -27092,39 +24766,7 @@
           <w:rFonts w:cs="Times New Roman"/>
           <w:lang w:bidi="ru-RU"/>
         </w:rPr>
-        <w:t xml:space="preserve">спроектирована и реализована клиент-серверная архитектура системы, обеспечивающая обмен </w:t>
-      </w:r>
-      <w:proofErr w:type="spellStart"/>
-      <w:r>
-        <w:rPr>
-          <w:rFonts w:cs="Times New Roman"/>
-          <w:lang w:bidi="ru-RU"/>
-        </w:rPr>
-        <w:t>медиаданными</w:t>
-      </w:r>
-      <w:proofErr w:type="spellEnd"/>
-      <w:r>
-        <w:rPr>
-          <w:rFonts w:cs="Times New Roman"/>
-          <w:lang w:bidi="ru-RU"/>
-        </w:rPr>
-        <w:t xml:space="preserve"> в режиме реального времени с использованием протокола </w:t>
-      </w:r>
-      <w:proofErr w:type="spellStart"/>
-      <w:r>
-        <w:rPr>
-          <w:rFonts w:cs="Times New Roman"/>
-          <w:lang w:bidi="ru-RU"/>
-        </w:rPr>
-        <w:t>WebSocket</w:t>
-      </w:r>
-      <w:proofErr w:type="spellEnd"/>
-      <w:r>
-        <w:rPr>
-          <w:rFonts w:cs="Times New Roman"/>
-          <w:lang w:bidi="ru-RU"/>
-        </w:rPr>
-        <w:t>;</w:t>
+        <w:t>спроектирована и реализована клиент-серверная архитектура системы, обеспечивающая обмен медиаданными в режиме реального времени с использованием протокола WebSocket;</w:t>
       </w:r>
     </w:p>
     <w:p>
@@ -27144,23 +24786,7 @@
           <w:rFonts w:cs="Times New Roman"/>
           <w:lang w:bidi="ru-RU"/>
         </w:rPr>
-        <w:t xml:space="preserve">разработан модуль аутентификации пользователей с применением токенов JWT, алгоритма хеширования </w:t>
-      </w:r>
-      <w:proofErr w:type="spellStart"/>
-      <w:r>
-        <w:rPr>
-          <w:rFonts w:cs="Times New Roman"/>
-          <w:lang w:bidi="ru-RU"/>
-        </w:rPr>
-        <w:t>bcrypt</w:t>
-      </w:r>
-      <w:proofErr w:type="spellEnd"/>
-      <w:r>
-        <w:rPr>
-          <w:rFonts w:cs="Times New Roman"/>
-          <w:lang w:bidi="ru-RU"/>
-        </w:rPr>
-        <w:t xml:space="preserve"> и механизмов защиты от подбора учётных данных;</w:t>
+        <w:t>разработан модуль аутентификации пользователей с применением токенов JWT, алгоритма хеширования bcrypt и механизмов защиты от подбора учётных данных;</w:t>
       </w:r>
     </w:p>
     <w:p>
@@ -27201,71 +24827,7 @@
           <w:lang w:bidi="ru-RU"/>
         </w:rPr>
         <w:lastRenderedPageBreak/>
-        <w:t>интегрированы нейросетевые модели для детекции лиц и классификации базовых эмоциональных состояний (</w:t>
-      </w:r>
-      <w:proofErr w:type="spellStart"/>
-      <w:r>
-        <w:rPr>
-          <w:rFonts w:cs="Times New Roman"/>
-          <w:lang w:bidi="ru-RU"/>
-        </w:rPr>
-        <w:t>DeepFace</w:t>
-      </w:r>
-      <w:proofErr w:type="spellEnd"/>
-      <w:r>
-        <w:rPr>
-          <w:rFonts w:cs="Times New Roman"/>
-          <w:lang w:bidi="ru-RU"/>
-        </w:rPr>
-        <w:t xml:space="preserve">, </w:t>
-      </w:r>
-      <w:proofErr w:type="spellStart"/>
-      <w:r>
-        <w:rPr>
-          <w:rFonts w:cs="Times New Roman"/>
-          <w:lang w:bidi="ru-RU"/>
-        </w:rPr>
-        <w:t>MediaPipe</w:t>
-      </w:r>
-      <w:proofErr w:type="spellEnd"/>
-      <w:r>
-        <w:rPr>
-          <w:rFonts w:cs="Times New Roman"/>
-          <w:lang w:bidi="ru-RU"/>
-        </w:rPr>
-        <w:t xml:space="preserve"> Face </w:t>
-      </w:r>
-      <w:proofErr w:type="spellStart"/>
-      <w:r>
-        <w:rPr>
-          <w:rFonts w:cs="Times New Roman"/>
-          <w:lang w:bidi="ru-RU"/>
-        </w:rPr>
-        <w:t>Landmarker</w:t>
-      </w:r>
-      <w:proofErr w:type="spellEnd"/>
-      <w:r>
-        <w:rPr>
-          <w:rFonts w:cs="Times New Roman"/>
-          <w:lang w:bidi="ru-RU"/>
-        </w:rPr>
-        <w:t>), а также для автоматического распознавания речи (</w:t>
-      </w:r>
-      <w:proofErr w:type="spellStart"/>
-      <w:r>
-        <w:rPr>
-          <w:rFonts w:cs="Times New Roman"/>
-          <w:lang w:bidi="ru-RU"/>
-        </w:rPr>
-        <w:t>faster-whisper</w:t>
-      </w:r>
-      <w:proofErr w:type="spellEnd"/>
-      <w:r>
-        <w:rPr>
-          <w:rFonts w:cs="Times New Roman"/>
-          <w:lang w:bidi="ru-RU"/>
-        </w:rPr>
-        <w:t>);</w:t>
+        <w:t>интегрированы нейросетевые модели для детекции лиц и классификации базовых эмоциональных состояний (DeepFace, MediaPipe Face Landmarker), а также для автоматического распознавания речи (faster-whisper);</w:t>
       </w:r>
     </w:p>
     <w:p>
@@ -27305,39 +24867,7 @@
           <w:rFonts w:cs="Times New Roman"/>
           <w:lang w:bidi="ru-RU"/>
         </w:rPr>
-        <w:t>реализован эвристический механизм формирования аналитических отчётов (</w:t>
-      </w:r>
-      <w:proofErr w:type="spellStart"/>
-      <w:r>
-        <w:rPr>
-          <w:rFonts w:cs="Times New Roman"/>
-          <w:lang w:bidi="ru-RU"/>
-        </w:rPr>
-        <w:t>late</w:t>
-      </w:r>
-      <w:proofErr w:type="spellEnd"/>
-      <w:r>
-        <w:rPr>
-          <w:rFonts w:cs="Times New Roman"/>
-          <w:lang w:bidi="ru-RU"/>
-        </w:rPr>
-        <w:t xml:space="preserve"> </w:t>
-      </w:r>
-      <w:proofErr w:type="spellStart"/>
-      <w:r>
-        <w:rPr>
-          <w:rFonts w:cs="Times New Roman"/>
-          <w:lang w:bidi="ru-RU"/>
-        </w:rPr>
-        <w:t>fusion</w:t>
-      </w:r>
-      <w:proofErr w:type="spellEnd"/>
-      <w:r>
-        <w:rPr>
-          <w:rFonts w:cs="Times New Roman"/>
-          <w:lang w:bidi="ru-RU"/>
-        </w:rPr>
-        <w:t>), обеспечивающий агрегацию статистики эмоциональных состояний, временных меток активности и ключевых фрагментов транскрипции.</w:t>
+        <w:t>реализован эвристический механизм формирования аналитических отчётов (late fusion), обеспечивающий агрегацию статистики эмоциональных состояний, временных меток активности и ключевых фрагментов транскрипции.</w:t>
       </w:r>
     </w:p>
     <w:p>
@@ -27532,21 +25062,7 @@
         <w:rPr>
           <w:lang w:bidi="ru-RU"/>
         </w:rPr>
-        <w:t xml:space="preserve">Реализован серверный модуль управления сессиями на языке Go с поддержкой REST API и </w:t>
-      </w:r>
-      <w:proofErr w:type="spellStart"/>
-      <w:r>
-        <w:rPr>
-          <w:lang w:bidi="ru-RU"/>
-        </w:rPr>
-        <w:t>WebSocket</w:t>
-      </w:r>
-      <w:proofErr w:type="spellEnd"/>
-      <w:r>
-        <w:rPr>
-          <w:lang w:bidi="ru-RU"/>
-        </w:rPr>
-        <w:t>-коммуникации.</w:t>
+        <w:t>Реализован серверный модуль управления сессиями на языке Go с поддержкой REST API и WebSocket-коммуникации.</w:t>
       </w:r>
     </w:p>
     <w:p>
@@ -27564,35 +25080,7 @@
         <w:rPr>
           <w:lang w:bidi="ru-RU"/>
         </w:rPr>
-        <w:t xml:space="preserve">Разработан пользовательский интерфейс на базе </w:t>
-      </w:r>
-      <w:proofErr w:type="spellStart"/>
-      <w:r>
-        <w:rPr>
-          <w:lang w:bidi="ru-RU"/>
-        </w:rPr>
-        <w:t>React</w:t>
-      </w:r>
-      <w:proofErr w:type="spellEnd"/>
-      <w:r>
-        <w:rPr>
-          <w:lang w:bidi="ru-RU"/>
-        </w:rPr>
-        <w:t xml:space="preserve"> и </w:t>
-      </w:r>
-      <w:proofErr w:type="spellStart"/>
-      <w:r>
-        <w:rPr>
-          <w:lang w:bidi="ru-RU"/>
-        </w:rPr>
-        <w:t>TypeScript</w:t>
-      </w:r>
-      <w:proofErr w:type="spellEnd"/>
-      <w:r>
-        <w:rPr>
-          <w:lang w:bidi="ru-RU"/>
-        </w:rPr>
-        <w:t>, обеспечивающий проведение видеоконференций и визуализацию аналитических данных.</w:t>
+        <w:t>Разработан пользовательский интерфейс на базе React и TypeScript, обеспечивающий проведение видеоконференций и визуализацию аналитических данных.</w:t>
       </w:r>
     </w:p>
     <w:p>
@@ -27610,63 +25098,7 @@
         <w:rPr>
           <w:lang w:bidi="ru-RU"/>
         </w:rPr>
-        <w:t>Реализованы модули искусственного интеллекта для анализа выражений лица (</w:t>
-      </w:r>
-      <w:proofErr w:type="spellStart"/>
-      <w:r>
-        <w:rPr>
-          <w:lang w:bidi="ru-RU"/>
-        </w:rPr>
-        <w:t>DeepFace</w:t>
-      </w:r>
-      <w:proofErr w:type="spellEnd"/>
-      <w:r>
-        <w:rPr>
-          <w:lang w:bidi="ru-RU"/>
-        </w:rPr>
-        <w:t xml:space="preserve">, </w:t>
-      </w:r>
-      <w:proofErr w:type="spellStart"/>
-      <w:r>
-        <w:rPr>
-          <w:lang w:bidi="ru-RU"/>
-        </w:rPr>
-        <w:t>MediaPipe</w:t>
-      </w:r>
-      <w:proofErr w:type="spellEnd"/>
-      <w:r>
-        <w:rPr>
-          <w:lang w:bidi="ru-RU"/>
-        </w:rPr>
-        <w:t>) и распознавания речи (</w:t>
-      </w:r>
-      <w:proofErr w:type="spellStart"/>
-      <w:r>
-        <w:rPr>
-          <w:lang w:bidi="ru-RU"/>
-        </w:rPr>
-        <w:t>Whisper</w:t>
-      </w:r>
-      <w:proofErr w:type="spellEnd"/>
-      <w:r>
-        <w:rPr>
-          <w:lang w:bidi="ru-RU"/>
-        </w:rPr>
-        <w:t xml:space="preserve"> / </w:t>
-      </w:r>
-      <w:proofErr w:type="spellStart"/>
-      <w:r>
-        <w:rPr>
-          <w:lang w:bidi="ru-RU"/>
-        </w:rPr>
-        <w:t>faster-whisper</w:t>
-      </w:r>
-      <w:proofErr w:type="spellEnd"/>
-      <w:r>
-        <w:rPr>
-          <w:lang w:bidi="ru-RU"/>
-        </w:rPr>
-        <w:t>).</w:t>
+        <w:t>Реализованы модули искусственного интеллекта для анализа выражений лица (DeepFace, MediaPipe) и распознавания речи (Whisper / faster-whisper).</w:t>
       </w:r>
     </w:p>
     <w:p>
@@ -27684,21 +25116,7 @@
         <w:rPr>
           <w:lang w:bidi="ru-RU"/>
         </w:rPr>
-        <w:t xml:space="preserve">Спроектирован и реализован механизм хранения мультимодальных данных в СУБД </w:t>
-      </w:r>
-      <w:proofErr w:type="spellStart"/>
-      <w:r>
-        <w:rPr>
-          <w:lang w:bidi="ru-RU"/>
-        </w:rPr>
-        <w:t>PostgreSQL</w:t>
-      </w:r>
-      <w:proofErr w:type="spellEnd"/>
-      <w:r>
-        <w:rPr>
-          <w:lang w:bidi="ru-RU"/>
-        </w:rPr>
-        <w:t xml:space="preserve"> с использованием формата JSONB.</w:t>
+        <w:t>Спроектирован и реализован механизм хранения мультимодальных данных в СУБД PostgreSQL с использованием формата JSONB.</w:t>
       </w:r>
     </w:p>
     <w:p>
@@ -27716,35 +25134,7 @@
         <w:rPr>
           <w:lang w:bidi="ru-RU"/>
         </w:rPr>
-        <w:t>Разработан модуль формирования аналитических отчётов на основе эвристического объединения (</w:t>
-      </w:r>
-      <w:proofErr w:type="spellStart"/>
-      <w:r>
-        <w:rPr>
-          <w:lang w:bidi="ru-RU"/>
-        </w:rPr>
-        <w:t>late</w:t>
-      </w:r>
-      <w:proofErr w:type="spellEnd"/>
-      <w:r>
-        <w:rPr>
-          <w:lang w:bidi="ru-RU"/>
-        </w:rPr>
-        <w:t xml:space="preserve"> </w:t>
-      </w:r>
-      <w:proofErr w:type="spellStart"/>
-      <w:r>
-        <w:rPr>
-          <w:lang w:bidi="ru-RU"/>
-        </w:rPr>
-        <w:t>fusion</w:t>
-      </w:r>
-      <w:proofErr w:type="spellEnd"/>
-      <w:r>
-        <w:rPr>
-          <w:lang w:bidi="ru-RU"/>
-        </w:rPr>
-        <w:t>) признаков.</w:t>
+        <w:t>Разработан модуль формирования аналитических отчётов на основе эвристического объединения (late fusion) признаков.</w:t>
       </w:r>
     </w:p>
     <w:p>
@@ -27763,35 +25153,35 @@
           <w:lang w:bidi="ru-RU"/>
         </w:rPr>
         <w:lastRenderedPageBreak/>
-        <w:t xml:space="preserve">Обеспечена интеграция всех компонентов системы с использованием </w:t>
-      </w:r>
-      <w:proofErr w:type="spellStart"/>
-      <w:r>
+        <w:t>Обеспечена интеграция всех компонентов системы с использованием Docker Compose и проведено комплексное тестирование основных сценариев работы.</w:t>
+      </w:r>
+    </w:p>
+    <w:p>
+      <w:pPr>
+        <w:contextualSpacing/>
         <w:rPr>
           <w:lang w:bidi="ru-RU"/>
         </w:rPr>
-        <w:t>Docker</w:t>
-      </w:r>
-      <w:proofErr w:type="spellEnd"/>
+      </w:pPr>
       <w:r>
         <w:rPr>
           <w:lang w:bidi="ru-RU"/>
         </w:rPr>
-        <w:t xml:space="preserve"> </w:t>
-      </w:r>
-      <w:proofErr w:type="spellStart"/>
-      <w:r>
+        <w:t>Цель работы и поставленные задачи выполнены в полном объёме. Результаты тестирования подтвердили корректность функционирования разработанных модулей, устойчивость обмена данными в реальном времени, стабильность механизмов аутентификации и корректность формирования структурированных аналитических отчётов.</w:t>
+      </w:r>
+    </w:p>
+    <w:p>
+      <w:pPr>
+        <w:contextualSpacing/>
         <w:rPr>
           <w:lang w:bidi="ru-RU"/>
         </w:rPr>
-        <w:t>Compose</w:t>
-      </w:r>
-      <w:proofErr w:type="spellEnd"/>
+      </w:pPr>
       <w:r>
         <w:rPr>
           <w:lang w:bidi="ru-RU"/>
         </w:rPr>
-        <w:t xml:space="preserve"> и проведено комплексное тестирование основных сценариев работы.</w:t>
+        <w:t>Разработанный программный комплекс демонстрирует готовность к внедрению в HR-процессы современных организаций. Модульная архитектура и использование открытых технологий позволяют снизить затраты на лицензирование, обеспечить соответствие требованиям законодательства в области обработки персональных данных, а также обеспечить масштабируемость системы.</w:t>
       </w:r>
     </w:p>
     <w:p>
@@ -27805,63 +25195,7 @@
         <w:rPr>
           <w:lang w:bidi="ru-RU"/>
         </w:rPr>
-        <w:t>Цель работы и поставленные задачи выполнены в полном объёме. Результаты тестирования подтвердили корректность функционирования разработанных модулей, устойчивость обмена данными в реальном времени, стабильность механизмов аутентификации и корректность формирования структурированных аналитических отчётов.</w:t>
-      </w:r>
-    </w:p>
-    <w:p>
-      <w:pPr>
-        <w:contextualSpacing/>
-        <w:rPr>
-          <w:lang w:bidi="ru-RU"/>
-        </w:rPr>
-      </w:pPr>
-      <w:r>
-        <w:rPr>
-          <w:lang w:bidi="ru-RU"/>
-        </w:rPr>
-        <w:t>Разработанный программный комплекс демонстрирует готовность к внедрению в HR-процессы современных организаций. Модульная архитектура и использование открытых технологий позволяют снизить затраты на лицензирование, обеспечить соответствие требованиям законодательства в области обработки персональных данных, а также обеспечить масштабируемость системы.</w:t>
-      </w:r>
-    </w:p>
-    <w:p>
-      <w:pPr>
-        <w:contextualSpacing/>
-        <w:rPr>
-          <w:lang w:bidi="ru-RU"/>
-        </w:rPr>
-      </w:pPr>
-      <w:r>
-        <w:rPr>
-          <w:lang w:bidi="ru-RU"/>
-        </w:rPr>
-        <w:t xml:space="preserve">Перспективы дальнейшего развития проекта включают замену эвристического механизма формирования отчётов на нейросетевую модель агрегации признаков, оптимизацию потоковой </w:t>
-      </w:r>
-      <w:proofErr w:type="spellStart"/>
-      <w:r>
-        <w:rPr>
-          <w:lang w:bidi="ru-RU"/>
-        </w:rPr>
-        <w:t>транскрибации</w:t>
-      </w:r>
-      <w:proofErr w:type="spellEnd"/>
-      <w:r>
-        <w:rPr>
-          <w:lang w:bidi="ru-RU"/>
-        </w:rPr>
-        <w:t xml:space="preserve"> речи (</w:t>
-      </w:r>
-      <w:proofErr w:type="spellStart"/>
-      <w:r>
-        <w:rPr>
-          <w:lang w:bidi="ru-RU"/>
-        </w:rPr>
-        <w:t>streaming</w:t>
-      </w:r>
-      <w:proofErr w:type="spellEnd"/>
-      <w:r>
-        <w:rPr>
-          <w:lang w:bidi="ru-RU"/>
-        </w:rPr>
-        <w:t xml:space="preserve"> ASR), реализацию функции записи и последующего анализа видеоконференций, а также расширение аналитических метрик за счёт интеграции с корпоративными HRM-системами и инструментами управления проектами.</w:t>
+        <w:t>Перспективы дальнейшего развития проекта включают замену эвристического механизма формирования отчётов на нейросетевую модель агрегации признаков, оптимизацию потоковой транскрибации речи (streaming ASR), реализацию функции записи и последующего анализа видеоконференций, а также расширение аналитических метрик за счёт интеграции с корпоративными HRM-системами и инструментами управления проектами.</w:t>
       </w:r>
     </w:p>
     <w:p>
@@ -27937,37 +25271,12 @@
           <w:lang w:val="en-US" w:bidi="ru-RU"/>
         </w:rPr>
       </w:pPr>
-      <w:proofErr w:type="spellStart"/>
       <w:r>
         <w:rPr>
           <w:rFonts w:cs="Times New Roman"/>
           <w:lang w:val="en-US" w:bidi="ru-RU"/>
         </w:rPr>
-        <w:t>Bradski</w:t>
-      </w:r>
-      <w:proofErr w:type="spellEnd"/>
-      <w:r>
-        <w:rPr>
-          <w:rFonts w:cs="Times New Roman"/>
-          <w:lang w:val="en-US" w:bidi="ru-RU"/>
-        </w:rPr>
-        <w:t xml:space="preserve"> G., </w:t>
-      </w:r>
-      <w:proofErr w:type="spellStart"/>
-      <w:r>
-        <w:rPr>
-          <w:rFonts w:cs="Times New Roman"/>
-          <w:lang w:val="en-US" w:bidi="ru-RU"/>
-        </w:rPr>
-        <w:t>Kaehler</w:t>
-      </w:r>
-      <w:proofErr w:type="spellEnd"/>
-      <w:r>
-        <w:rPr>
-          <w:rFonts w:cs="Times New Roman"/>
-          <w:lang w:val="en-US" w:bidi="ru-RU"/>
-        </w:rPr>
-        <w:t xml:space="preserve"> A. Learning OpenCV: Computer Vision with the OpenCV Library. – Sebastopol : O’Reilly Media, 2008. – 555 p. – ISBN 978-0-596-51613-0.</w:t>
+        <w:t>Bradski G., Kaehler A. Learning OpenCV: Computer Vision with the OpenCV Library. – Sebastopol : O’Reilly Media, 2008. – 555 p. – ISBN 978-0-596-51613-0.</w:t>
       </w:r>
     </w:p>
     <w:p>
@@ -27988,71 +25297,7 @@
           <w:rFonts w:cs="Times New Roman"/>
           <w:lang w:val="en-US" w:bidi="ru-RU"/>
         </w:rPr>
-        <w:t xml:space="preserve">Vaswani A., </w:t>
-      </w:r>
-      <w:proofErr w:type="spellStart"/>
-      <w:r>
-        <w:rPr>
-          <w:rFonts w:cs="Times New Roman"/>
-          <w:lang w:val="en-US" w:bidi="ru-RU"/>
-        </w:rPr>
-        <w:t>Shazeer</w:t>
-      </w:r>
-      <w:proofErr w:type="spellEnd"/>
-      <w:r>
-        <w:rPr>
-          <w:rFonts w:cs="Times New Roman"/>
-          <w:lang w:val="en-US" w:bidi="ru-RU"/>
-        </w:rPr>
-        <w:t xml:space="preserve"> N., Parmar N. et al. Attention Is All You Need // Advances in Neural Information Processing Systems (</w:t>
-      </w:r>
-      <w:proofErr w:type="spellStart"/>
-      <w:r>
-        <w:rPr>
-          <w:rFonts w:cs="Times New Roman"/>
-          <w:lang w:val="en-US" w:bidi="ru-RU"/>
-        </w:rPr>
-        <w:t>NeurIPS</w:t>
-      </w:r>
-      <w:proofErr w:type="spellEnd"/>
-      <w:r>
-        <w:rPr>
-          <w:rFonts w:cs="Times New Roman"/>
-          <w:lang w:val="en-US" w:bidi="ru-RU"/>
-        </w:rPr>
-        <w:t>). – 2017. – Vol. 30. – URL: https://arxiv.org/abs/1706.03762 (</w:t>
-      </w:r>
-      <w:proofErr w:type="spellStart"/>
-      <w:r>
-        <w:rPr>
-          <w:rFonts w:cs="Times New Roman"/>
-          <w:lang w:val="en-US" w:bidi="ru-RU"/>
-        </w:rPr>
-        <w:t>дата</w:t>
-      </w:r>
-      <w:proofErr w:type="spellEnd"/>
-      <w:r>
-        <w:rPr>
-          <w:rFonts w:cs="Times New Roman"/>
-          <w:lang w:val="en-US" w:bidi="ru-RU"/>
-        </w:rPr>
-        <w:t xml:space="preserve"> </w:t>
-      </w:r>
-      <w:proofErr w:type="spellStart"/>
-      <w:r>
-        <w:rPr>
-          <w:rFonts w:cs="Times New Roman"/>
-          <w:lang w:val="en-US" w:bidi="ru-RU"/>
-        </w:rPr>
-        <w:t>обращения</w:t>
-      </w:r>
-      <w:proofErr w:type="spellEnd"/>
-      <w:r>
-        <w:rPr>
-          <w:rFonts w:cs="Times New Roman"/>
-          <w:lang w:val="en-US" w:bidi="ru-RU"/>
-        </w:rPr>
-        <w:t>: 10.05.2026).</w:t>
+        <w:t>Vaswani A., Shazeer N., Parmar N. et al. Attention Is All You Need // Advances in Neural Information Processing Systems (NeurIPS). – 2017. – Vol. 30. – URL: https://arxiv.org/abs/1706.03762 (дата обращения: 10.05.2026).</w:t>
       </w:r>
       <w:bookmarkEnd w:id="67"/>
     </w:p>
@@ -28074,39 +25319,7 @@
           <w:rFonts w:cs="Times New Roman"/>
           <w:lang w:val="en-US" w:bidi="ru-RU"/>
         </w:rPr>
-        <w:t>Radford A., Kim J. W., Xu T. et al. Robust Speech Recognition via Large-Scale Weak Supervision // Proceedings of the 40th International Conference on Machine Learning (ICML). – 2023. – URL: https://arxiv.org/abs/2212.04356 (</w:t>
-      </w:r>
-      <w:proofErr w:type="spellStart"/>
-      <w:r>
-        <w:rPr>
-          <w:rFonts w:cs="Times New Roman"/>
-          <w:lang w:val="en-US" w:bidi="ru-RU"/>
-        </w:rPr>
-        <w:t>дата</w:t>
-      </w:r>
-      <w:proofErr w:type="spellEnd"/>
-      <w:r>
-        <w:rPr>
-          <w:rFonts w:cs="Times New Roman"/>
-          <w:lang w:val="en-US" w:bidi="ru-RU"/>
-        </w:rPr>
-        <w:t xml:space="preserve"> </w:t>
-      </w:r>
-      <w:proofErr w:type="spellStart"/>
-      <w:r>
-        <w:rPr>
-          <w:rFonts w:cs="Times New Roman"/>
-          <w:lang w:val="en-US" w:bidi="ru-RU"/>
-        </w:rPr>
-        <w:t>обращения</w:t>
-      </w:r>
-      <w:proofErr w:type="spellEnd"/>
-      <w:r>
-        <w:rPr>
-          <w:rFonts w:cs="Times New Roman"/>
-          <w:lang w:val="en-US" w:bidi="ru-RU"/>
-        </w:rPr>
-        <w:t>: 10.05.2026).</w:t>
+        <w:t>Radford A., Kim J. W., Xu T. et al. Robust Speech Recognition via Large-Scale Weak Supervision // Proceedings of the 40th International Conference on Machine Learning (ICML). – 2023. – URL: https://arxiv.org/abs/2212.04356 (дата обращения: 10.05.2026).</w:t>
       </w:r>
       <w:bookmarkEnd w:id="68"/>
     </w:p>
@@ -28128,55 +25341,7 @@
           <w:rFonts w:cs="Times New Roman"/>
           <w:lang w:val="en-US" w:bidi="ru-RU"/>
         </w:rPr>
-        <w:t xml:space="preserve">Zhang K., Zhang Z., Li Z., </w:t>
-      </w:r>
-      <w:proofErr w:type="spellStart"/>
-      <w:r>
-        <w:rPr>
-          <w:rFonts w:cs="Times New Roman"/>
-          <w:lang w:val="en-US" w:bidi="ru-RU"/>
-        </w:rPr>
-        <w:t>Qiao</w:t>
-      </w:r>
-      <w:proofErr w:type="spellEnd"/>
-      <w:r>
-        <w:rPr>
-          <w:rFonts w:cs="Times New Roman"/>
-          <w:lang w:val="en-US" w:bidi="ru-RU"/>
-        </w:rPr>
-        <w:t xml:space="preserve"> Y. Joint Face Detection and Alignment Using Multi-Task Cascaded Convolutional Networks // IEEE Signal Processing Letters. – 2016. – Vol. 23, № 10. – P. 1499–1503. – URL: https://arxiv.org/abs/1604.02878 (</w:t>
-      </w:r>
-      <w:proofErr w:type="spellStart"/>
-      <w:r>
-        <w:rPr>
-          <w:rFonts w:cs="Times New Roman"/>
-          <w:lang w:val="en-US" w:bidi="ru-RU"/>
-        </w:rPr>
-        <w:t>дата</w:t>
-      </w:r>
-      <w:proofErr w:type="spellEnd"/>
-      <w:r>
-        <w:rPr>
-          <w:rFonts w:cs="Times New Roman"/>
-          <w:lang w:val="en-US" w:bidi="ru-RU"/>
-        </w:rPr>
-        <w:t xml:space="preserve"> </w:t>
-      </w:r>
-      <w:proofErr w:type="spellStart"/>
-      <w:r>
-        <w:rPr>
-          <w:rFonts w:cs="Times New Roman"/>
-          <w:lang w:val="en-US" w:bidi="ru-RU"/>
-        </w:rPr>
-        <w:t>обращения</w:t>
-      </w:r>
-      <w:proofErr w:type="spellEnd"/>
-      <w:r>
-        <w:rPr>
-          <w:rFonts w:cs="Times New Roman"/>
-          <w:lang w:val="en-US" w:bidi="ru-RU"/>
-        </w:rPr>
-        <w:t>: 10.05.2026).</w:t>
+        <w:t>Zhang K., Zhang Z., Li Z., Qiao Y. Joint Face Detection and Alignment Using Multi-Task Cascaded Convolutional Networks // IEEE Signal Processing Letters. – 2016. – Vol. 23, № 10. – P. 1499–1503. – URL: https://arxiv.org/abs/1604.02878 (дата обращения: 10.05.2026).</w:t>
       </w:r>
       <w:bookmarkEnd w:id="69"/>
     </w:p>
@@ -28193,69 +25358,12 @@
         </w:rPr>
       </w:pPr>
       <w:bookmarkStart w:id="70" w:name="_Ref229768360"/>
-      <w:proofErr w:type="spellStart"/>
       <w:r>
         <w:rPr>
           <w:rFonts w:cs="Times New Roman"/>
           <w:lang w:val="en-US" w:bidi="ru-RU"/>
         </w:rPr>
-        <w:t>Parkhi</w:t>
-      </w:r>
-      <w:proofErr w:type="spellEnd"/>
-      <w:r>
-        <w:rPr>
-          <w:rFonts w:cs="Times New Roman"/>
-          <w:lang w:val="en-US" w:bidi="ru-RU"/>
-        </w:rPr>
-        <w:t xml:space="preserve"> O. M., </w:t>
-      </w:r>
-      <w:proofErr w:type="spellStart"/>
-      <w:r>
-        <w:rPr>
-          <w:rFonts w:cs="Times New Roman"/>
-          <w:lang w:val="en-US" w:bidi="ru-RU"/>
-        </w:rPr>
-        <w:t>Vedaldi</w:t>
-      </w:r>
-      <w:proofErr w:type="spellEnd"/>
-      <w:r>
-        <w:rPr>
-          <w:rFonts w:cs="Times New Roman"/>
-          <w:lang w:val="en-US" w:bidi="ru-RU"/>
-        </w:rPr>
-        <w:t xml:space="preserve"> A., Zisserman A. Deep Face Recognition // Proceedings of the British Machine Vision Conference (BMVC). – 2015. – URL: https://www.robots.ox.ac.uk/~vgg/publications/2015/Parkhi15/parkhi15.pdf (</w:t>
-      </w:r>
-      <w:proofErr w:type="spellStart"/>
-      <w:r>
-        <w:rPr>
-          <w:rFonts w:cs="Times New Roman"/>
-          <w:lang w:val="en-US" w:bidi="ru-RU"/>
-        </w:rPr>
-        <w:t>дата</w:t>
-      </w:r>
-      <w:proofErr w:type="spellEnd"/>
-      <w:r>
-        <w:rPr>
-          <w:rFonts w:cs="Times New Roman"/>
-          <w:lang w:val="en-US" w:bidi="ru-RU"/>
-        </w:rPr>
-        <w:t xml:space="preserve"> </w:t>
-      </w:r>
-      <w:proofErr w:type="spellStart"/>
-      <w:r>
-        <w:rPr>
-          <w:rFonts w:cs="Times New Roman"/>
-          <w:lang w:val="en-US" w:bidi="ru-RU"/>
-        </w:rPr>
-        <w:t>обращения</w:t>
-      </w:r>
-      <w:proofErr w:type="spellEnd"/>
-      <w:r>
-        <w:rPr>
-          <w:rFonts w:cs="Times New Roman"/>
-          <w:lang w:val="en-US" w:bidi="ru-RU"/>
-        </w:rPr>
-        <w:t>: 10.05.2026).</w:t>
+        <w:t>Parkhi O. M., Vedaldi A., Zisserman A. Deep Face Recognition // Proceedings of the British Machine Vision Conference (BMVC). – 2015. – URL: https://www.robots.ox.ac.uk/~vgg/publications/2015/Parkhi15/parkhi15.pdf (дата обращения: 10.05.2026).</w:t>
       </w:r>
       <w:bookmarkEnd w:id="70"/>
     </w:p>
@@ -28349,7 +25457,6 @@
         </w:rPr>
         <w:t>.</w:t>
       </w:r>
-      <w:proofErr w:type="spellStart"/>
       <w:r>
         <w:rPr>
           <w:rFonts w:cs="Times New Roman"/>
@@ -28357,7 +25464,6 @@
         </w:rPr>
         <w:t>tensorflow</w:t>
       </w:r>
-      <w:proofErr w:type="spellEnd"/>
       <w:r>
         <w:rPr>
           <w:rFonts w:cs="Times New Roman"/>
@@ -28435,7 +25541,6 @@
         </w:rPr>
         <w:t>://</w:t>
       </w:r>
-      <w:proofErr w:type="spellStart"/>
       <w:r>
         <w:rPr>
           <w:rFonts w:cs="Times New Roman"/>
@@ -28443,7 +25548,6 @@
         </w:rPr>
         <w:t>opencv</w:t>
       </w:r>
-      <w:proofErr w:type="spellEnd"/>
       <w:r>
         <w:rPr>
           <w:rFonts w:cs="Times New Roman"/>
@@ -28536,7 +25640,6 @@
         </w:rPr>
         <w:t>.</w:t>
       </w:r>
-      <w:proofErr w:type="spellStart"/>
       <w:r>
         <w:rPr>
           <w:rFonts w:cs="Times New Roman"/>
@@ -28544,7 +25647,6 @@
         </w:rPr>
         <w:t>postgresql</w:t>
       </w:r>
-      <w:proofErr w:type="spellEnd"/>
       <w:r>
         <w:rPr>
           <w:rFonts w:cs="Times New Roman"/>
@@ -28596,7 +25698,6 @@
         </w:rPr>
         <w:t xml:space="preserve"> </w:t>
       </w:r>
-      <w:proofErr w:type="spellStart"/>
       <w:r>
         <w:rPr>
           <w:rFonts w:cs="Times New Roman"/>
@@ -28604,7 +25705,6 @@
         </w:rPr>
         <w:t>MediaPipe</w:t>
       </w:r>
-      <w:proofErr w:type="spellEnd"/>
       <w:r>
         <w:rPr>
           <w:rFonts w:cs="Times New Roman"/>
@@ -28626,7 +25726,6 @@
         </w:rPr>
         <w:t xml:space="preserve"> </w:t>
       </w:r>
-      <w:proofErr w:type="spellStart"/>
       <w:r>
         <w:rPr>
           <w:rFonts w:cs="Times New Roman"/>
@@ -28634,7 +25733,6 @@
         </w:rPr>
         <w:t>Landmarker</w:t>
       </w:r>
-      <w:proofErr w:type="spellEnd"/>
       <w:r>
         <w:rPr>
           <w:rFonts w:cs="Times New Roman"/>
@@ -28712,7 +25810,6 @@
         </w:rPr>
         <w:t>/</w:t>
       </w:r>
-      <w:proofErr w:type="spellStart"/>
       <w:r>
         <w:rPr>
           <w:rFonts w:cs="Times New Roman"/>
@@ -28720,7 +25817,6 @@
         </w:rPr>
         <w:t>mediapipe</w:t>
       </w:r>
-      <w:proofErr w:type="spellEnd"/>
       <w:r>
         <w:rPr>
           <w:rFonts w:cs="Times New Roman"/>
@@ -28770,7 +25866,6 @@
         </w:rPr>
         <w:t>_</w:t>
       </w:r>
-      <w:proofErr w:type="spellStart"/>
       <w:r>
         <w:rPr>
           <w:rFonts w:cs="Times New Roman"/>
@@ -28778,7 +25873,6 @@
         </w:rPr>
         <w:t>landmarker</w:t>
       </w:r>
-      <w:proofErr w:type="spellEnd"/>
       <w:r>
         <w:rPr>
           <w:rFonts w:cs="Times New Roman"/>
@@ -28898,7 +25992,6 @@
         </w:rPr>
         <w:t>.</w:t>
       </w:r>
-      <w:proofErr w:type="spellStart"/>
       <w:r>
         <w:rPr>
           <w:rFonts w:cs="Times New Roman"/>
@@ -28906,7 +25999,6 @@
         </w:rPr>
         <w:t>wikimedia</w:t>
       </w:r>
-      <w:proofErr w:type="spellEnd"/>
       <w:r>
         <w:rPr>
           <w:rFonts w:cs="Times New Roman"/>
@@ -35107,6 +32199,9 @@
   </w:num>
   <w:num w:numId="53" w16cid:durableId="1434932750">
     <w:abstractNumId w:val="9"/>
+  </w:num>
+  <w:num w:numId="54" w16cid:durableId="1584996379">
+    <w:abstractNumId w:val="21"/>
   </w:num>
   <w:numIdMacAtCleanup w:val="18"/>
 </w:numbering>
@@ -47724,7 +44819,7 @@
     <w:rsid w:val="0005358E"/>
     <w:pPr>
       <w:numPr>
-        <w:numId w:val="52"/>
+        <w:numId w:val="54"/>
       </w:numPr>
     </w:pPr>
   </w:style>

--- a/вкр/Диплом черн Демьянцев Виталий Владиславич (1).docx
+++ b/вкр/Диплом черн Демьянцев Виталий Владиславич (1).docx
@@ -2342,28 +2342,7 @@
         <w:rPr>
           <w:noProof/>
         </w:rPr>
-        <w:t>66</w:t>
-      </w:r>
-      <w:r>
-        <w:fldChar w:fldCharType="end"/>
-      </w:r>
-      <w:r>
-        <w:fldChar w:fldCharType="begin"/>
-      </w:r>
-      <w:r>
-        <w:instrText>NUMPAGES</w:instrText>
-      </w:r>
-      <w:r>
-        <w:instrText xml:space="preserve"> </w:instrText>
-      </w:r>
-      <w:r>
-        <w:fldChar w:fldCharType="separate"/>
-      </w:r>
-      <w:r>
-        <w:rPr>
-          <w:noProof/>
-        </w:rPr>
-        <w:t>66</w:t>
+        <w:t>65</w:t>
       </w:r>
       <w:r>
         <w:fldChar w:fldCharType="end"/>
@@ -2408,7 +2387,10 @@
         <w:t>Объект исследования:</w:t>
       </w:r>
       <w:r>
-        <w:t xml:space="preserve"> процесс оценки эмоционального состояния участников онлайн-коммуникаций в сфере управления персоналом.</w:t>
+        <w:t xml:space="preserve"> </w:t>
+      </w:r>
+      <w:r>
+        <w:t>процесс распознавания эмоций человека на основе анализа мультимодальных данных в сфере управления персоналом</w:t>
       </w:r>
     </w:p>
     <w:p>
@@ -2420,7 +2402,10 @@
         <w:t>Предмет исследования:</w:t>
       </w:r>
       <w:r>
-        <w:t xml:space="preserve"> мультимодальная программная система распознавания эмоций человека на основе искусственных нейронных сетей, интегрирующая анализ видеопотока и аудиопотока.</w:t>
+        <w:t xml:space="preserve"> </w:t>
+      </w:r>
+      <w:r>
+        <w:t>система распознавания эмоций человека на основе искусственной нейронной сети с использованием мультимодального анализа</w:t>
       </w:r>
     </w:p>
     <w:p>
@@ -2432,7 +2417,10 @@
         <w:t>Цель работы:</w:t>
       </w:r>
       <w:r>
-        <w:t xml:space="preserve"> разработка, реализация и исследование мультимодальной системы распознавания эмоций человека на основе искусственной нейронной сети для повышения объективности HR-процессов.</w:t>
+        <w:t xml:space="preserve"> </w:t>
+      </w:r>
+      <w:r>
+        <w:t>проектирование и разработка системы распознавания эмоций человека на основе искусственной нейронной сети с использованием мультимодального анализа видеопотока и аудиопотока для повышения объективности HR-процессов</w:t>
       </w:r>
     </w:p>
     <w:p>
@@ -2446,71 +2434,74 @@
     </w:p>
     <w:p>
       <w:pPr>
+        <w:pStyle w:val="af9"/>
         <w:numPr>
           <w:ilvl w:val="0"/>
-          <w:numId w:val="25"/>
+          <w:numId w:val="59"/>
         </w:numPr>
       </w:pPr>
       <w:r>
-        <w:t>проведен анализ предметной области и обзор существующих аналогов;</w:t>
-      </w:r>
-    </w:p>
-    <w:p>
-      <w:pPr>
+        <w:t>Исследование предметной области и анализ существующих аналогов систем распознавания эмоций.</w:t>
+      </w:r>
+    </w:p>
+    <w:p>
+      <w:pPr>
+        <w:pStyle w:val="af9"/>
         <w:numPr>
           <w:ilvl w:val="0"/>
-          <w:numId w:val="25"/>
+          <w:numId w:val="59"/>
         </w:numPr>
       </w:pPr>
       <w:r>
-        <w:t>спроектирована архитектура системы с использованием нотаций BPMN, IDEF0, DFD и ER-модели;</w:t>
-      </w:r>
-    </w:p>
-    <w:p>
-      <w:pPr>
+        <w:t>Формирование перечня функциональных требований к разрабатываемой системе.</w:t>
+      </w:r>
+    </w:p>
+    <w:p>
+      <w:pPr>
+        <w:pStyle w:val="af9"/>
         <w:numPr>
           <w:ilvl w:val="0"/>
-          <w:numId w:val="25"/>
+          <w:numId w:val="59"/>
         </w:numPr>
       </w:pPr>
       <w:r>
-        <w:t xml:space="preserve">реализован программный комплекс на базе стека </w:t>
-      </w:r>
-      <w:proofErr w:type="spellStart"/>
-      <w:r>
-        <w:t>React</w:t>
-      </w:r>
-      <w:proofErr w:type="spellEnd"/>
-      <w:r>
-        <w:t>, Go и Python;</w:t>
-      </w:r>
-    </w:p>
-    <w:p>
-      <w:pPr>
+        <w:t>Обоснование выбора модели искусственной нейронной сети для распознавания эмоций.</w:t>
+      </w:r>
+    </w:p>
+    <w:p>
+      <w:pPr>
+        <w:pStyle w:val="af9"/>
         <w:numPr>
           <w:ilvl w:val="0"/>
-          <w:numId w:val="25"/>
+          <w:numId w:val="59"/>
         </w:numPr>
       </w:pPr>
       <w:r>
-        <w:t>интегрированы нейросетевые модели для мультимодального анализа;</w:t>
-      </w:r>
-    </w:p>
-    <w:p>
-      <w:pPr>
+        <w:t>Проектирование функциональной модели системы и её декомпозиция.</w:t>
+      </w:r>
+    </w:p>
+    <w:p>
+      <w:pPr>
+        <w:pStyle w:val="af9"/>
         <w:numPr>
           <w:ilvl w:val="0"/>
-          <w:numId w:val="25"/>
+          <w:numId w:val="59"/>
         </w:numPr>
       </w:pPr>
       <w:r>
-        <w:t>проведено тестирование системы</w:t>
-      </w:r>
-      <w:r>
-        <w:rPr>
-          <w:lang w:val="en-US"/>
-        </w:rPr>
-        <w:t>.</w:t>
+        <w:t>Выбор средств проектирования и разработки информационной системы.</w:t>
+      </w:r>
+    </w:p>
+    <w:p>
+      <w:pPr>
+        <w:pStyle w:val="af9"/>
+        <w:numPr>
+          <w:ilvl w:val="0"/>
+          <w:numId w:val="59"/>
+        </w:numPr>
+      </w:pPr>
+      <w:r>
+        <w:t>Разработка и тестирование программного комплекса для распознавания эмоций человека.</w:t>
       </w:r>
     </w:p>
     <w:p>
@@ -2519,6 +2510,7 @@
           <w:b/>
           <w:bCs/>
         </w:rPr>
+        <w:lastRenderedPageBreak/>
         <w:t>Результаты работы:</w:t>
       </w:r>
       <w:r>
@@ -5390,7 +5382,13 @@
         <w:t>Объект исследования</w:t>
       </w:r>
       <w:r>
-        <w:t>: процесс распознавания эмоций человека на основе анализа выражений лица и голосовых характеристик.</w:t>
+        <w:t xml:space="preserve">: </w:t>
+      </w:r>
+      <w:r>
+        <w:t>процесс распознавания эмоций человека на основе анализа мультимодальных данных (видеопотока и аудиопотока) в сфере управления персоналом</w:t>
+      </w:r>
+      <w:r>
+        <w:t>.</w:t>
       </w:r>
     </w:p>
     <w:p>
@@ -5401,7 +5399,13 @@
         <w:t>Предмет исследования</w:t>
       </w:r>
       <w:r>
-        <w:t>: мультимодальная система распознавания эмоций на основе искусственной нейронной сети, ориентированная на применение в области управления персоналом.</w:t>
+        <w:t xml:space="preserve">: </w:t>
+      </w:r>
+      <w:r>
+        <w:t>система распознавания эмоций человека на основе искусственной нейронной сети с использованием мультимодального анализа</w:t>
+      </w:r>
+      <w:r>
+        <w:t>.</w:t>
       </w:r>
     </w:p>
     <w:p>
@@ -5412,7 +5416,13 @@
         <w:t>Цель исследования</w:t>
       </w:r>
       <w:r>
-        <w:t>: разработка и исследование мультимодальной системы распознавания эмоций человека, обеспечивающей точную классификацию эмоционального состояния на основе анализа видеопотока и аудиопотока с использованием искусственных нейронных сетей для применения в HR-процессах.</w:t>
+        <w:t xml:space="preserve">: </w:t>
+      </w:r>
+      <w:r>
+        <w:t>проектирование и разработка системы распознавания эмоций человека на основе искусственной нейронной сети с использованием мультимодального анализа видеопотока и аудиопотока для повышения объективности HR-процессов</w:t>
+      </w:r>
+      <w:r>
+        <w:t>.</w:t>
       </w:r>
     </w:p>
     <w:p>
@@ -5432,11 +5442,11 @@
         <w:pStyle w:val="af9"/>
         <w:numPr>
           <w:ilvl w:val="0"/>
-          <w:numId w:val="4"/>
+          <w:numId w:val="60"/>
         </w:numPr>
       </w:pPr>
       <w:r>
-        <w:t>Исследование предметной области, включая анализ существующих методов и технологий распознавания эмоций.</w:t>
+        <w:t>Исследование предметной области и анализ существующих аналогов систем распознавания эмоций.</w:t>
       </w:r>
     </w:p>
     <w:p>
@@ -5444,11 +5454,11 @@
         <w:pStyle w:val="af9"/>
         <w:numPr>
           <w:ilvl w:val="0"/>
-          <w:numId w:val="4"/>
+          <w:numId w:val="60"/>
         </w:numPr>
       </w:pPr>
       <w:r>
-        <w:t>Изучение подходов к проектированию мультимодальных систем, интегрирующих видео- и аудиоданные.</w:t>
+        <w:t>Формирование перечня функциональных требований к разрабатываемой системе.</w:t>
       </w:r>
     </w:p>
     <w:p>
@@ -5456,11 +5466,11 @@
         <w:pStyle w:val="af9"/>
         <w:numPr>
           <w:ilvl w:val="0"/>
-          <w:numId w:val="4"/>
+          <w:numId w:val="60"/>
         </w:numPr>
       </w:pPr>
       <w:r>
-        <w:t>Проектирование системы: разработка архитектуры нейронной сети, алгоритмов обработки данных и интерфейса взаимодействия.</w:t>
+        <w:t>Обоснование выбора модели искусственной нейронной сети для распознавания эмоций.</w:t>
       </w:r>
     </w:p>
     <w:p>
@@ -5468,19 +5478,11 @@
         <w:pStyle w:val="af9"/>
         <w:numPr>
           <w:ilvl w:val="0"/>
-          <w:numId w:val="4"/>
+          <w:numId w:val="60"/>
         </w:numPr>
       </w:pPr>
       <w:r>
-        <w:t xml:space="preserve">Анализ эффективности применения </w:t>
-      </w:r>
-      <w:proofErr w:type="spellStart"/>
-      <w:r>
-        <w:t>свёрточных</w:t>
-      </w:r>
-      <w:proofErr w:type="spellEnd"/>
-      <w:r>
-        <w:t xml:space="preserve"> нейронных сетей (CNN) для обработки видеопотока и рекуррентных нейронных сетей (RNN) для анализа аудиопотока.</w:t>
+        <w:t>Проектирование функциональной модели системы и её декомпозиция.</w:t>
       </w:r>
     </w:p>
     <w:p>
@@ -5488,11 +5490,11 @@
         <w:pStyle w:val="af9"/>
         <w:numPr>
           <w:ilvl w:val="0"/>
-          <w:numId w:val="4"/>
+          <w:numId w:val="60"/>
         </w:numPr>
       </w:pPr>
       <w:r>
-        <w:t>Разработка программного обеспечения для интеграции данных из видеопотока и аудиопотока.</w:t>
+        <w:t>Выбор средств проектирования и разработки информационной системы.</w:t>
       </w:r>
     </w:p>
     <w:p>
@@ -5500,23 +5502,11 @@
         <w:pStyle w:val="af9"/>
         <w:numPr>
           <w:ilvl w:val="0"/>
-          <w:numId w:val="4"/>
+          <w:numId w:val="60"/>
         </w:numPr>
       </w:pPr>
       <w:r>
-        <w:t>Тестирование системы в смоделированных HR-сценариях с использованием стандартных метрик точности, полноты и F1-меры.</w:t>
-      </w:r>
-    </w:p>
-    <w:p>
-      <w:pPr>
-        <w:pStyle w:val="af9"/>
-        <w:numPr>
-          <w:ilvl w:val="0"/>
-          <w:numId w:val="4"/>
-        </w:numPr>
-      </w:pPr>
-      <w:r>
-        <w:t>Формирование рекомендаций по внедрению системы в HR-процессы предприятий.</w:t>
+        <w:t>Разработка и тестирование программного комплекса для распознавания эмоций человека.</w:t>
       </w:r>
     </w:p>
     <w:p>
@@ -29685,6 +29675,95 @@
     </w:lvl>
   </w:abstractNum>
   <w:abstractNum w:abstractNumId="1" w15:restartNumberingAfterBreak="0">
+    <w:nsid w:val="063D7233"/>
+    <w:multiLevelType w:val="hybridMultilevel"/>
+    <w:tmpl w:val="14126AB0"/>
+    <w:lvl w:ilvl="0" w:tplc="C6BC9788">
+      <w:start w:val="1"/>
+      <w:numFmt w:val="decimal"/>
+      <w:lvlText w:val="%1."/>
+      <w:lvlJc w:val="left"/>
+      <w:pPr>
+        <w:ind w:left="709" w:firstLine="0"/>
+      </w:pPr>
+      <w:rPr>
+        <w:rFonts w:hint="default"/>
+      </w:rPr>
+    </w:lvl>
+    <w:lvl w:ilvl="1" w:tplc="04190019" w:tentative="1">
+      <w:start w:val="1"/>
+      <w:numFmt w:val="lowerLetter"/>
+      <w:lvlText w:val="%2."/>
+      <w:lvlJc w:val="left"/>
+      <w:pPr>
+        <w:ind w:left="2149" w:hanging="360"/>
+      </w:pPr>
+    </w:lvl>
+    <w:lvl w:ilvl="2" w:tplc="0419001B" w:tentative="1">
+      <w:start w:val="1"/>
+      <w:numFmt w:val="lowerRoman"/>
+      <w:lvlText w:val="%3."/>
+      <w:lvlJc w:val="right"/>
+      <w:pPr>
+        <w:ind w:left="2869" w:hanging="180"/>
+      </w:pPr>
+    </w:lvl>
+    <w:lvl w:ilvl="3" w:tplc="0419000F" w:tentative="1">
+      <w:start w:val="1"/>
+      <w:numFmt w:val="decimal"/>
+      <w:lvlText w:val="%4."/>
+      <w:lvlJc w:val="left"/>
+      <w:pPr>
+        <w:ind w:left="3589" w:hanging="360"/>
+      </w:pPr>
+    </w:lvl>
+    <w:lvl w:ilvl="4" w:tplc="04190019" w:tentative="1">
+      <w:start w:val="1"/>
+      <w:numFmt w:val="lowerLetter"/>
+      <w:lvlText w:val="%5."/>
+      <w:lvlJc w:val="left"/>
+      <w:pPr>
+        <w:ind w:left="4309" w:hanging="360"/>
+      </w:pPr>
+    </w:lvl>
+    <w:lvl w:ilvl="5" w:tplc="0419001B" w:tentative="1">
+      <w:start w:val="1"/>
+      <w:numFmt w:val="lowerRoman"/>
+      <w:lvlText w:val="%6."/>
+      <w:lvlJc w:val="right"/>
+      <w:pPr>
+        <w:ind w:left="5029" w:hanging="180"/>
+      </w:pPr>
+    </w:lvl>
+    <w:lvl w:ilvl="6" w:tplc="0419000F" w:tentative="1">
+      <w:start w:val="1"/>
+      <w:numFmt w:val="decimal"/>
+      <w:lvlText w:val="%7."/>
+      <w:lvlJc w:val="left"/>
+      <w:pPr>
+        <w:ind w:left="5749" w:hanging="360"/>
+      </w:pPr>
+    </w:lvl>
+    <w:lvl w:ilvl="7" w:tplc="04190019" w:tentative="1">
+      <w:start w:val="1"/>
+      <w:numFmt w:val="lowerLetter"/>
+      <w:lvlText w:val="%8."/>
+      <w:lvlJc w:val="left"/>
+      <w:pPr>
+        <w:ind w:left="6469" w:hanging="360"/>
+      </w:pPr>
+    </w:lvl>
+    <w:lvl w:ilvl="8" w:tplc="0419001B" w:tentative="1">
+      <w:start w:val="1"/>
+      <w:numFmt w:val="lowerRoman"/>
+      <w:lvlText w:val="%9."/>
+      <w:lvlJc w:val="right"/>
+      <w:pPr>
+        <w:ind w:left="7189" w:hanging="180"/>
+      </w:pPr>
+    </w:lvl>
+  </w:abstractNum>
+  <w:abstractNum w:abstractNumId="2" w15:restartNumberingAfterBreak="0">
     <w:nsid w:val="066C022C"/>
     <w:multiLevelType w:val="hybridMultilevel"/>
     <w:tmpl w:val="E9C27508"/>
@@ -29797,7 +29876,7 @@
       </w:rPr>
     </w:lvl>
   </w:abstractNum>
-  <w:abstractNum w:abstractNumId="2" w15:restartNumberingAfterBreak="0">
+  <w:abstractNum w:abstractNumId="3" w15:restartNumberingAfterBreak="0">
     <w:nsid w:val="0B58602C"/>
     <w:multiLevelType w:val="multilevel"/>
     <w:tmpl w:val="4070961C"/>
@@ -29938,7 +30017,7 @@
       </w:rPr>
     </w:lvl>
   </w:abstractNum>
-  <w:abstractNum w:abstractNumId="3" w15:restartNumberingAfterBreak="0">
+  <w:abstractNum w:abstractNumId="4" w15:restartNumberingAfterBreak="0">
     <w:nsid w:val="0C4C6792"/>
     <w:multiLevelType w:val="hybridMultilevel"/>
     <w:tmpl w:val="1AA46C62"/>
@@ -30027,7 +30106,7 @@
       </w:pPr>
     </w:lvl>
   </w:abstractNum>
-  <w:abstractNum w:abstractNumId="4" w15:restartNumberingAfterBreak="0">
+  <w:abstractNum w:abstractNumId="5" w15:restartNumberingAfterBreak="0">
     <w:nsid w:val="0CE1588E"/>
     <w:multiLevelType w:val="hybridMultilevel"/>
     <w:tmpl w:val="02223B9E"/>
@@ -30140,7 +30219,7 @@
       </w:rPr>
     </w:lvl>
   </w:abstractNum>
-  <w:abstractNum w:abstractNumId="5" w15:restartNumberingAfterBreak="0">
+  <w:abstractNum w:abstractNumId="6" w15:restartNumberingAfterBreak="0">
     <w:nsid w:val="0F555AAE"/>
     <w:multiLevelType w:val="hybridMultilevel"/>
     <w:tmpl w:val="4128E546"/>
@@ -30253,7 +30332,7 @@
       </w:rPr>
     </w:lvl>
   </w:abstractNum>
-  <w:abstractNum w:abstractNumId="6" w15:restartNumberingAfterBreak="0">
+  <w:abstractNum w:abstractNumId="7" w15:restartNumberingAfterBreak="0">
     <w:nsid w:val="110F1E65"/>
     <w:multiLevelType w:val="multilevel"/>
     <w:tmpl w:val="CB68F45A"/>
@@ -30368,7 +30447,7 @@
       </w:rPr>
     </w:lvl>
   </w:abstractNum>
-  <w:abstractNum w:abstractNumId="7" w15:restartNumberingAfterBreak="0">
+  <w:abstractNum w:abstractNumId="8" w15:restartNumberingAfterBreak="0">
     <w:nsid w:val="12365CA7"/>
     <w:multiLevelType w:val="hybridMultilevel"/>
     <w:tmpl w:val="92DC6D14"/>
@@ -30481,7 +30560,7 @@
       </w:rPr>
     </w:lvl>
   </w:abstractNum>
-  <w:abstractNum w:abstractNumId="8" w15:restartNumberingAfterBreak="0">
+  <w:abstractNum w:abstractNumId="9" w15:restartNumberingAfterBreak="0">
     <w:nsid w:val="1479174E"/>
     <w:multiLevelType w:val="hybridMultilevel"/>
     <w:tmpl w:val="DD36EEA2"/>
@@ -30571,7 +30650,7 @@
       </w:pPr>
     </w:lvl>
   </w:abstractNum>
-  <w:abstractNum w:abstractNumId="9" w15:restartNumberingAfterBreak="0">
+  <w:abstractNum w:abstractNumId="10" w15:restartNumberingAfterBreak="0">
     <w:nsid w:val="1701420A"/>
     <w:multiLevelType w:val="hybridMultilevel"/>
     <w:tmpl w:val="837C95D4"/>
@@ -30684,7 +30763,7 @@
       </w:rPr>
     </w:lvl>
   </w:abstractNum>
-  <w:abstractNum w:abstractNumId="10" w15:restartNumberingAfterBreak="0">
+  <w:abstractNum w:abstractNumId="11" w15:restartNumberingAfterBreak="0">
     <w:nsid w:val="1790176B"/>
     <w:multiLevelType w:val="hybridMultilevel"/>
     <w:tmpl w:val="4D3A3A5E"/>
@@ -30770,7 +30849,7 @@
       </w:pPr>
     </w:lvl>
   </w:abstractNum>
-  <w:abstractNum w:abstractNumId="11" w15:restartNumberingAfterBreak="0">
+  <w:abstractNum w:abstractNumId="12" w15:restartNumberingAfterBreak="0">
     <w:nsid w:val="18EB24D2"/>
     <w:multiLevelType w:val="hybridMultilevel"/>
     <w:tmpl w:val="A5089E96"/>
@@ -30883,7 +30962,7 @@
       </w:rPr>
     </w:lvl>
   </w:abstractNum>
-  <w:abstractNum w:abstractNumId="12" w15:restartNumberingAfterBreak="0">
+  <w:abstractNum w:abstractNumId="13" w15:restartNumberingAfterBreak="0">
     <w:nsid w:val="194C2FF6"/>
     <w:multiLevelType w:val="hybridMultilevel"/>
     <w:tmpl w:val="204C6E2A"/>
@@ -30973,7 +31052,7 @@
       </w:pPr>
     </w:lvl>
   </w:abstractNum>
-  <w:abstractNum w:abstractNumId="13" w15:restartNumberingAfterBreak="0">
+  <w:abstractNum w:abstractNumId="14" w15:restartNumberingAfterBreak="0">
     <w:nsid w:val="1C2F7648"/>
     <w:multiLevelType w:val="hybridMultilevel"/>
     <w:tmpl w:val="1DF468C0"/>
@@ -31062,7 +31141,7 @@
       </w:pPr>
     </w:lvl>
   </w:abstractNum>
-  <w:abstractNum w:abstractNumId="14" w15:restartNumberingAfterBreak="0">
+  <w:abstractNum w:abstractNumId="15" w15:restartNumberingAfterBreak="0">
     <w:nsid w:val="1E916992"/>
     <w:multiLevelType w:val="hybridMultilevel"/>
     <w:tmpl w:val="ACA6D44E"/>
@@ -31152,7 +31231,7 @@
       </w:pPr>
     </w:lvl>
   </w:abstractNum>
-  <w:abstractNum w:abstractNumId="15" w15:restartNumberingAfterBreak="0">
+  <w:abstractNum w:abstractNumId="16" w15:restartNumberingAfterBreak="0">
     <w:nsid w:val="21777DF1"/>
     <w:multiLevelType w:val="hybridMultilevel"/>
     <w:tmpl w:val="D786DB3E"/>
@@ -31265,7 +31344,7 @@
       </w:rPr>
     </w:lvl>
   </w:abstractNum>
-  <w:abstractNum w:abstractNumId="16" w15:restartNumberingAfterBreak="0">
+  <w:abstractNum w:abstractNumId="17" w15:restartNumberingAfterBreak="0">
     <w:nsid w:val="22BA79A6"/>
     <w:multiLevelType w:val="hybridMultilevel"/>
     <w:tmpl w:val="557E1CFA"/>
@@ -31379,7 +31458,7 @@
       </w:rPr>
     </w:lvl>
   </w:abstractNum>
-  <w:abstractNum w:abstractNumId="17" w15:restartNumberingAfterBreak="0">
+  <w:abstractNum w:abstractNumId="18" w15:restartNumberingAfterBreak="0">
     <w:nsid w:val="24C314D5"/>
     <w:multiLevelType w:val="hybridMultilevel"/>
     <w:tmpl w:val="AF303966"/>
@@ -31492,7 +31571,7 @@
       </w:rPr>
     </w:lvl>
   </w:abstractNum>
-  <w:abstractNum w:abstractNumId="18" w15:restartNumberingAfterBreak="0">
+  <w:abstractNum w:abstractNumId="19" w15:restartNumberingAfterBreak="0">
     <w:nsid w:val="26204C49"/>
     <w:multiLevelType w:val="hybridMultilevel"/>
     <w:tmpl w:val="B492F14E"/>
@@ -31605,7 +31684,7 @@
       </w:rPr>
     </w:lvl>
   </w:abstractNum>
-  <w:abstractNum w:abstractNumId="19" w15:restartNumberingAfterBreak="0">
+  <w:abstractNum w:abstractNumId="20" w15:restartNumberingAfterBreak="0">
     <w:nsid w:val="2662301E"/>
     <w:multiLevelType w:val="multilevel"/>
     <w:tmpl w:val="9FAC1D3A"/>
@@ -31755,7 +31834,7 @@
       </w:rPr>
     </w:lvl>
   </w:abstractNum>
-  <w:abstractNum w:abstractNumId="20" w15:restartNumberingAfterBreak="0">
+  <w:abstractNum w:abstractNumId="21" w15:restartNumberingAfterBreak="0">
     <w:nsid w:val="2C196DFD"/>
     <w:multiLevelType w:val="hybridMultilevel"/>
     <w:tmpl w:val="B3649B00"/>
@@ -31868,7 +31947,97 @@
       </w:rPr>
     </w:lvl>
   </w:abstractNum>
-  <w:abstractNum w:abstractNumId="21" w15:restartNumberingAfterBreak="0">
+  <w:abstractNum w:abstractNumId="22" w15:restartNumberingAfterBreak="0">
+    <w:nsid w:val="2C5A2B34"/>
+    <w:multiLevelType w:val="hybridMultilevel"/>
+    <w:tmpl w:val="7B08631E"/>
+    <w:lvl w:ilvl="0" w:tplc="BE462AE2">
+      <w:start w:val="1"/>
+      <w:numFmt w:val="decimal"/>
+      <w:suff w:val="space"/>
+      <w:lvlText w:val="%1."/>
+      <w:lvlJc w:val="left"/>
+      <w:pPr>
+        <w:ind w:left="709" w:firstLine="0"/>
+      </w:pPr>
+      <w:rPr>
+        <w:rFonts w:hint="default"/>
+      </w:rPr>
+    </w:lvl>
+    <w:lvl w:ilvl="1" w:tplc="04190019" w:tentative="1">
+      <w:start w:val="1"/>
+      <w:numFmt w:val="lowerLetter"/>
+      <w:lvlText w:val="%2."/>
+      <w:lvlJc w:val="left"/>
+      <w:pPr>
+        <w:ind w:left="2149" w:hanging="360"/>
+      </w:pPr>
+    </w:lvl>
+    <w:lvl w:ilvl="2" w:tplc="0419001B" w:tentative="1">
+      <w:start w:val="1"/>
+      <w:numFmt w:val="lowerRoman"/>
+      <w:lvlText w:val="%3."/>
+      <w:lvlJc w:val="right"/>
+      <w:pPr>
+        <w:ind w:left="2869" w:hanging="180"/>
+      </w:pPr>
+    </w:lvl>
+    <w:lvl w:ilvl="3" w:tplc="0419000F" w:tentative="1">
+      <w:start w:val="1"/>
+      <w:numFmt w:val="decimal"/>
+      <w:lvlText w:val="%4."/>
+      <w:lvlJc w:val="left"/>
+      <w:pPr>
+        <w:ind w:left="3589" w:hanging="360"/>
+      </w:pPr>
+    </w:lvl>
+    <w:lvl w:ilvl="4" w:tplc="04190019" w:tentative="1">
+      <w:start w:val="1"/>
+      <w:numFmt w:val="lowerLetter"/>
+      <w:lvlText w:val="%5."/>
+      <w:lvlJc w:val="left"/>
+      <w:pPr>
+        <w:ind w:left="4309" w:hanging="360"/>
+      </w:pPr>
+    </w:lvl>
+    <w:lvl w:ilvl="5" w:tplc="0419001B" w:tentative="1">
+      <w:start w:val="1"/>
+      <w:numFmt w:val="lowerRoman"/>
+      <w:lvlText w:val="%6."/>
+      <w:lvlJc w:val="right"/>
+      <w:pPr>
+        <w:ind w:left="5029" w:hanging="180"/>
+      </w:pPr>
+    </w:lvl>
+    <w:lvl w:ilvl="6" w:tplc="0419000F" w:tentative="1">
+      <w:start w:val="1"/>
+      <w:numFmt w:val="decimal"/>
+      <w:lvlText w:val="%7."/>
+      <w:lvlJc w:val="left"/>
+      <w:pPr>
+        <w:ind w:left="5749" w:hanging="360"/>
+      </w:pPr>
+    </w:lvl>
+    <w:lvl w:ilvl="7" w:tplc="04190019" w:tentative="1">
+      <w:start w:val="1"/>
+      <w:numFmt w:val="lowerLetter"/>
+      <w:lvlText w:val="%8."/>
+      <w:lvlJc w:val="left"/>
+      <w:pPr>
+        <w:ind w:left="6469" w:hanging="360"/>
+      </w:pPr>
+    </w:lvl>
+    <w:lvl w:ilvl="8" w:tplc="0419001B" w:tentative="1">
+      <w:start w:val="1"/>
+      <w:numFmt w:val="lowerRoman"/>
+      <w:lvlText w:val="%9."/>
+      <w:lvlJc w:val="right"/>
+      <w:pPr>
+        <w:ind w:left="7189" w:hanging="180"/>
+      </w:pPr>
+    </w:lvl>
+  </w:abstractNum>
+  <w:abstractNum w:abstractNumId="23" w15:restartNumberingAfterBreak="0">
     <w:nsid w:val="2CE506FE"/>
     <w:multiLevelType w:val="hybridMultilevel"/>
     <w:tmpl w:val="C22CAFEA"/>
@@ -31981,7 +32150,7 @@
       </w:rPr>
     </w:lvl>
   </w:abstractNum>
-  <w:abstractNum w:abstractNumId="22" w15:restartNumberingAfterBreak="0">
+  <w:abstractNum w:abstractNumId="24" w15:restartNumberingAfterBreak="0">
     <w:nsid w:val="2EE547F7"/>
     <w:multiLevelType w:val="multilevel"/>
     <w:tmpl w:val="29BA3344"/>
@@ -32095,7 +32264,7 @@
       </w:rPr>
     </w:lvl>
   </w:abstractNum>
-  <w:abstractNum w:abstractNumId="23" w15:restartNumberingAfterBreak="0">
+  <w:abstractNum w:abstractNumId="25" w15:restartNumberingAfterBreak="0">
     <w:nsid w:val="2FFB7228"/>
     <w:multiLevelType w:val="hybridMultilevel"/>
     <w:tmpl w:val="65EC815A"/>
@@ -32208,7 +32377,7 @@
       </w:rPr>
     </w:lvl>
   </w:abstractNum>
-  <w:abstractNum w:abstractNumId="24" w15:restartNumberingAfterBreak="0">
+  <w:abstractNum w:abstractNumId="26" w15:restartNumberingAfterBreak="0">
     <w:nsid w:val="30875AD7"/>
     <w:multiLevelType w:val="hybridMultilevel"/>
     <w:tmpl w:val="D9E00D92"/>
@@ -32298,7 +32467,7 @@
       </w:pPr>
     </w:lvl>
   </w:abstractNum>
-  <w:abstractNum w:abstractNumId="25" w15:restartNumberingAfterBreak="0">
+  <w:abstractNum w:abstractNumId="27" w15:restartNumberingAfterBreak="0">
     <w:nsid w:val="334E77D0"/>
     <w:multiLevelType w:val="multilevel"/>
     <w:tmpl w:val="CB68F45A"/>
@@ -32413,7 +32582,7 @@
       </w:rPr>
     </w:lvl>
   </w:abstractNum>
-  <w:abstractNum w:abstractNumId="26" w15:restartNumberingAfterBreak="0">
+  <w:abstractNum w:abstractNumId="28" w15:restartNumberingAfterBreak="0">
     <w:nsid w:val="3533187D"/>
     <w:multiLevelType w:val="hybridMultilevel"/>
     <w:tmpl w:val="5A501824"/>
@@ -32526,7 +32695,7 @@
       </w:rPr>
     </w:lvl>
   </w:abstractNum>
-  <w:abstractNum w:abstractNumId="27" w15:restartNumberingAfterBreak="0">
+  <w:abstractNum w:abstractNumId="29" w15:restartNumberingAfterBreak="0">
     <w:nsid w:val="38930EE0"/>
     <w:multiLevelType w:val="hybridMultilevel"/>
     <w:tmpl w:val="CFEAF0AE"/>
@@ -32639,7 +32808,7 @@
       </w:rPr>
     </w:lvl>
   </w:abstractNum>
-  <w:abstractNum w:abstractNumId="28" w15:restartNumberingAfterBreak="0">
+  <w:abstractNum w:abstractNumId="30" w15:restartNumberingAfterBreak="0">
     <w:nsid w:val="3A4C2D28"/>
     <w:multiLevelType w:val="hybridMultilevel"/>
     <w:tmpl w:val="B26E96E6"/>
@@ -32729,7 +32898,7 @@
       </w:pPr>
     </w:lvl>
   </w:abstractNum>
-  <w:abstractNum w:abstractNumId="29" w15:restartNumberingAfterBreak="0">
+  <w:abstractNum w:abstractNumId="31" w15:restartNumberingAfterBreak="0">
     <w:nsid w:val="3AFF047E"/>
     <w:multiLevelType w:val="multilevel"/>
     <w:tmpl w:val="E88C00F4"/>
@@ -32848,7 +33017,7 @@
       </w:rPr>
     </w:lvl>
   </w:abstractNum>
-  <w:abstractNum w:abstractNumId="30" w15:restartNumberingAfterBreak="0">
+  <w:abstractNum w:abstractNumId="32" w15:restartNumberingAfterBreak="0">
     <w:nsid w:val="3F6B25A6"/>
     <w:multiLevelType w:val="hybridMultilevel"/>
     <w:tmpl w:val="0098435A"/>
@@ -32938,7 +33107,7 @@
       </w:pPr>
     </w:lvl>
   </w:abstractNum>
-  <w:abstractNum w:abstractNumId="31" w15:restartNumberingAfterBreak="0">
+  <w:abstractNum w:abstractNumId="33" w15:restartNumberingAfterBreak="0">
     <w:nsid w:val="410653CC"/>
     <w:multiLevelType w:val="hybridMultilevel"/>
     <w:tmpl w:val="A314E270"/>
@@ -33053,7 +33222,7 @@
       </w:rPr>
     </w:lvl>
   </w:abstractNum>
-  <w:abstractNum w:abstractNumId="32" w15:restartNumberingAfterBreak="0">
+  <w:abstractNum w:abstractNumId="34" w15:restartNumberingAfterBreak="0">
     <w:nsid w:val="42E22AB9"/>
     <w:multiLevelType w:val="hybridMultilevel"/>
     <w:tmpl w:val="64DCA562"/>
@@ -33166,7 +33335,7 @@
       </w:rPr>
     </w:lvl>
   </w:abstractNum>
-  <w:abstractNum w:abstractNumId="33" w15:restartNumberingAfterBreak="0">
+  <w:abstractNum w:abstractNumId="35" w15:restartNumberingAfterBreak="0">
     <w:nsid w:val="48A645A7"/>
     <w:multiLevelType w:val="hybridMultilevel"/>
     <w:tmpl w:val="C4E295D6"/>
@@ -33279,7 +33448,7 @@
       </w:rPr>
     </w:lvl>
   </w:abstractNum>
-  <w:abstractNum w:abstractNumId="34" w15:restartNumberingAfterBreak="0">
+  <w:abstractNum w:abstractNumId="36" w15:restartNumberingAfterBreak="0">
     <w:nsid w:val="4E776A3E"/>
     <w:multiLevelType w:val="hybridMultilevel"/>
     <w:tmpl w:val="B9CC3C34"/>
@@ -33369,7 +33538,7 @@
       </w:pPr>
     </w:lvl>
   </w:abstractNum>
-  <w:abstractNum w:abstractNumId="35" w15:restartNumberingAfterBreak="0">
+  <w:abstractNum w:abstractNumId="37" w15:restartNumberingAfterBreak="0">
     <w:nsid w:val="4F4A0235"/>
     <w:multiLevelType w:val="hybridMultilevel"/>
     <w:tmpl w:val="A882304E"/>
@@ -33459,7 +33628,7 @@
       </w:pPr>
     </w:lvl>
   </w:abstractNum>
-  <w:abstractNum w:abstractNumId="36" w15:restartNumberingAfterBreak="0">
+  <w:abstractNum w:abstractNumId="38" w15:restartNumberingAfterBreak="0">
     <w:nsid w:val="4FB05E08"/>
     <w:multiLevelType w:val="hybridMultilevel"/>
     <w:tmpl w:val="45D21476"/>
@@ -33572,7 +33741,7 @@
       </w:rPr>
     </w:lvl>
   </w:abstractNum>
-  <w:abstractNum w:abstractNumId="37" w15:restartNumberingAfterBreak="0">
+  <w:abstractNum w:abstractNumId="39" w15:restartNumberingAfterBreak="0">
     <w:nsid w:val="52B64A74"/>
     <w:multiLevelType w:val="hybridMultilevel"/>
     <w:tmpl w:val="181A1E32"/>
@@ -33685,7 +33854,7 @@
       </w:rPr>
     </w:lvl>
   </w:abstractNum>
-  <w:abstractNum w:abstractNumId="38" w15:restartNumberingAfterBreak="0">
+  <w:abstractNum w:abstractNumId="40" w15:restartNumberingAfterBreak="0">
     <w:nsid w:val="542B448A"/>
     <w:multiLevelType w:val="hybridMultilevel"/>
     <w:tmpl w:val="2F74FA16"/>
@@ -33798,7 +33967,7 @@
       </w:rPr>
     </w:lvl>
   </w:abstractNum>
-  <w:abstractNum w:abstractNumId="39" w15:restartNumberingAfterBreak="0">
+  <w:abstractNum w:abstractNumId="41" w15:restartNumberingAfterBreak="0">
     <w:nsid w:val="55747E32"/>
     <w:multiLevelType w:val="hybridMultilevel"/>
     <w:tmpl w:val="1EBECE02"/>
@@ -33911,7 +34080,7 @@
       </w:rPr>
     </w:lvl>
   </w:abstractNum>
-  <w:abstractNum w:abstractNumId="40" w15:restartNumberingAfterBreak="0">
+  <w:abstractNum w:abstractNumId="42" w15:restartNumberingAfterBreak="0">
     <w:nsid w:val="5B935FEC"/>
     <w:multiLevelType w:val="hybridMultilevel"/>
     <w:tmpl w:val="4EE639FA"/>
@@ -34024,7 +34193,7 @@
       </w:rPr>
     </w:lvl>
   </w:abstractNum>
-  <w:abstractNum w:abstractNumId="41" w15:restartNumberingAfterBreak="0">
+  <w:abstractNum w:abstractNumId="43" w15:restartNumberingAfterBreak="0">
     <w:nsid w:val="5CDB1828"/>
     <w:multiLevelType w:val="hybridMultilevel"/>
     <w:tmpl w:val="91F625F0"/>
@@ -34138,7 +34307,7 @@
       </w:rPr>
     </w:lvl>
   </w:abstractNum>
-  <w:abstractNum w:abstractNumId="42" w15:restartNumberingAfterBreak="0">
+  <w:abstractNum w:abstractNumId="44" w15:restartNumberingAfterBreak="0">
     <w:nsid w:val="5D6F4832"/>
     <w:multiLevelType w:val="multilevel"/>
     <w:tmpl w:val="68109B30"/>
@@ -34288,7 +34457,7 @@
       </w:rPr>
     </w:lvl>
   </w:abstractNum>
-  <w:abstractNum w:abstractNumId="43" w15:restartNumberingAfterBreak="0">
+  <w:abstractNum w:abstractNumId="45" w15:restartNumberingAfterBreak="0">
     <w:nsid w:val="61E964B8"/>
     <w:multiLevelType w:val="multilevel"/>
     <w:tmpl w:val="73342314"/>
@@ -34401,7 +34570,7 @@
       </w:pPr>
     </w:lvl>
   </w:abstractNum>
-  <w:abstractNum w:abstractNumId="44" w15:restartNumberingAfterBreak="0">
+  <w:abstractNum w:abstractNumId="46" w15:restartNumberingAfterBreak="0">
     <w:nsid w:val="62897134"/>
     <w:multiLevelType w:val="hybridMultilevel"/>
     <w:tmpl w:val="5704A1D6"/>
@@ -34514,7 +34683,7 @@
       </w:rPr>
     </w:lvl>
   </w:abstractNum>
-  <w:abstractNum w:abstractNumId="45" w15:restartNumberingAfterBreak="0">
+  <w:abstractNum w:abstractNumId="47" w15:restartNumberingAfterBreak="0">
     <w:nsid w:val="64C701D5"/>
     <w:multiLevelType w:val="hybridMultilevel"/>
     <w:tmpl w:val="DB46B186"/>
@@ -34627,7 +34796,7 @@
       </w:rPr>
     </w:lvl>
   </w:abstractNum>
-  <w:abstractNum w:abstractNumId="46" w15:restartNumberingAfterBreak="0">
+  <w:abstractNum w:abstractNumId="48" w15:restartNumberingAfterBreak="0">
     <w:nsid w:val="66CC7CCC"/>
     <w:multiLevelType w:val="multilevel"/>
     <w:tmpl w:val="4070961C"/>
@@ -34769,7 +34938,7 @@
       </w:rPr>
     </w:lvl>
   </w:abstractNum>
-  <w:abstractNum w:abstractNumId="47" w15:restartNumberingAfterBreak="0">
+  <w:abstractNum w:abstractNumId="49" w15:restartNumberingAfterBreak="0">
     <w:nsid w:val="67FC6BC2"/>
     <w:multiLevelType w:val="hybridMultilevel"/>
     <w:tmpl w:val="6D1E9C12"/>
@@ -34882,7 +35051,7 @@
       </w:rPr>
     </w:lvl>
   </w:abstractNum>
-  <w:abstractNum w:abstractNumId="48" w15:restartNumberingAfterBreak="0">
+  <w:abstractNum w:abstractNumId="50" w15:restartNumberingAfterBreak="0">
     <w:nsid w:val="6A1D1B6E"/>
     <w:multiLevelType w:val="hybridMultilevel"/>
     <w:tmpl w:val="658889BC"/>
@@ -34996,7 +35165,7 @@
       </w:rPr>
     </w:lvl>
   </w:abstractNum>
-  <w:abstractNum w:abstractNumId="49" w15:restartNumberingAfterBreak="0">
+  <w:abstractNum w:abstractNumId="51" w15:restartNumberingAfterBreak="0">
     <w:nsid w:val="6CD73407"/>
     <w:multiLevelType w:val="hybridMultilevel"/>
     <w:tmpl w:val="3D6CEB0A"/>
@@ -35109,7 +35278,7 @@
       </w:rPr>
     </w:lvl>
   </w:abstractNum>
-  <w:abstractNum w:abstractNumId="50" w15:restartNumberingAfterBreak="0">
+  <w:abstractNum w:abstractNumId="52" w15:restartNumberingAfterBreak="0">
     <w:nsid w:val="6FAC6299"/>
     <w:multiLevelType w:val="hybridMultilevel"/>
     <w:tmpl w:val="F75ABCA2"/>
@@ -35199,7 +35368,7 @@
       </w:pPr>
     </w:lvl>
   </w:abstractNum>
-  <w:abstractNum w:abstractNumId="51" w15:restartNumberingAfterBreak="0">
+  <w:abstractNum w:abstractNumId="53" w15:restartNumberingAfterBreak="0">
     <w:nsid w:val="748A1358"/>
     <w:multiLevelType w:val="hybridMultilevel"/>
     <w:tmpl w:val="117628A4"/>
@@ -35289,7 +35458,7 @@
       </w:pPr>
     </w:lvl>
   </w:abstractNum>
-  <w:abstractNum w:abstractNumId="52" w15:restartNumberingAfterBreak="0">
+  <w:abstractNum w:abstractNumId="54" w15:restartNumberingAfterBreak="0">
     <w:nsid w:val="754A7916"/>
     <w:multiLevelType w:val="hybridMultilevel"/>
     <w:tmpl w:val="2FC27060"/>
@@ -35402,7 +35571,7 @@
       </w:rPr>
     </w:lvl>
   </w:abstractNum>
-  <w:abstractNum w:abstractNumId="53" w15:restartNumberingAfterBreak="0">
+  <w:abstractNum w:abstractNumId="55" w15:restartNumberingAfterBreak="0">
     <w:nsid w:val="763ACD28"/>
     <w:multiLevelType w:val="multilevel"/>
     <w:tmpl w:val="98465AEA"/>
@@ -35515,7 +35684,7 @@
       </w:rPr>
     </w:lvl>
   </w:abstractNum>
-  <w:abstractNum w:abstractNumId="54" w15:restartNumberingAfterBreak="0">
+  <w:abstractNum w:abstractNumId="56" w15:restartNumberingAfterBreak="0">
     <w:nsid w:val="769757EB"/>
     <w:multiLevelType w:val="hybridMultilevel"/>
     <w:tmpl w:val="8E04B722"/>
@@ -35605,7 +35774,7 @@
       </w:pPr>
     </w:lvl>
   </w:abstractNum>
-  <w:abstractNum w:abstractNumId="55" w15:restartNumberingAfterBreak="0">
+  <w:abstractNum w:abstractNumId="57" w15:restartNumberingAfterBreak="0">
     <w:nsid w:val="77DA3095"/>
     <w:multiLevelType w:val="hybridMultilevel"/>
     <w:tmpl w:val="0220CD2C"/>
@@ -35718,7 +35887,7 @@
       </w:rPr>
     </w:lvl>
   </w:abstractNum>
-  <w:abstractNum w:abstractNumId="56" w15:restartNumberingAfterBreak="0">
+  <w:abstractNum w:abstractNumId="58" w15:restartNumberingAfterBreak="0">
     <w:nsid w:val="7B623AF6"/>
     <w:multiLevelType w:val="hybridMultilevel"/>
     <w:tmpl w:val="BF06E2A8"/>
@@ -35811,160 +35980,160 @@
     </w:lvl>
   </w:abstractNum>
   <w:num w:numId="1" w16cid:durableId="1606422191">
-    <w:abstractNumId w:val="29"/>
+    <w:abstractNumId w:val="31"/>
   </w:num>
   <w:num w:numId="2" w16cid:durableId="2054572884">
-    <w:abstractNumId w:val="56"/>
+    <w:abstractNumId w:val="58"/>
   </w:num>
   <w:num w:numId="3" w16cid:durableId="616135989">
-    <w:abstractNumId w:val="25"/>
+    <w:abstractNumId w:val="27"/>
   </w:num>
   <w:num w:numId="4" w16cid:durableId="64183594">
+    <w:abstractNumId w:val="7"/>
+  </w:num>
+  <w:num w:numId="5" w16cid:durableId="159126278">
+    <w:abstractNumId w:val="33"/>
+  </w:num>
+  <w:num w:numId="6" w16cid:durableId="758335017">
+    <w:abstractNumId w:val="14"/>
+  </w:num>
+  <w:num w:numId="7" w16cid:durableId="1730301288">
+    <w:abstractNumId w:val="4"/>
+  </w:num>
+  <w:num w:numId="8" w16cid:durableId="925186502">
+    <w:abstractNumId w:val="32"/>
+  </w:num>
+  <w:num w:numId="9" w16cid:durableId="1214655651">
+    <w:abstractNumId w:val="30"/>
+  </w:num>
+  <w:num w:numId="10" w16cid:durableId="1721325070">
+    <w:abstractNumId w:val="13"/>
+  </w:num>
+  <w:num w:numId="11" w16cid:durableId="745341483">
+    <w:abstractNumId w:val="15"/>
+  </w:num>
+  <w:num w:numId="12" w16cid:durableId="1689403035">
+    <w:abstractNumId w:val="26"/>
+  </w:num>
+  <w:num w:numId="13" w16cid:durableId="379861248">
+    <w:abstractNumId w:val="17"/>
+  </w:num>
+  <w:num w:numId="14" w16cid:durableId="600450594">
+    <w:abstractNumId w:val="9"/>
+  </w:num>
+  <w:num w:numId="15" w16cid:durableId="714307741">
+    <w:abstractNumId w:val="50"/>
+  </w:num>
+  <w:num w:numId="16" w16cid:durableId="816191978">
+    <w:abstractNumId w:val="37"/>
+  </w:num>
+  <w:num w:numId="17" w16cid:durableId="1542980483">
+    <w:abstractNumId w:val="53"/>
+  </w:num>
+  <w:num w:numId="18" w16cid:durableId="1109735733">
+    <w:abstractNumId w:val="52"/>
+  </w:num>
+  <w:num w:numId="19" w16cid:durableId="1501233236">
+    <w:abstractNumId w:val="49"/>
+  </w:num>
+  <w:num w:numId="20" w16cid:durableId="643122325">
+    <w:abstractNumId w:val="45"/>
+  </w:num>
+  <w:num w:numId="21" w16cid:durableId="1326977455">
     <w:abstractNumId w:val="6"/>
   </w:num>
-  <w:num w:numId="5" w16cid:durableId="159126278">
-    <w:abstractNumId w:val="31"/>
-  </w:num>
-  <w:num w:numId="6" w16cid:durableId="758335017">
-    <w:abstractNumId w:val="13"/>
-  </w:num>
-  <w:num w:numId="7" w16cid:durableId="1730301288">
-    <w:abstractNumId w:val="3"/>
-  </w:num>
-  <w:num w:numId="8" w16cid:durableId="925186502">
-    <w:abstractNumId w:val="30"/>
-  </w:num>
-  <w:num w:numId="9" w16cid:durableId="1214655651">
-    <w:abstractNumId w:val="28"/>
-  </w:num>
-  <w:num w:numId="10" w16cid:durableId="1721325070">
-    <w:abstractNumId w:val="12"/>
-  </w:num>
-  <w:num w:numId="11" w16cid:durableId="745341483">
-    <w:abstractNumId w:val="14"/>
-  </w:num>
-  <w:num w:numId="12" w16cid:durableId="1689403035">
-    <w:abstractNumId w:val="24"/>
-  </w:num>
-  <w:num w:numId="13" w16cid:durableId="379861248">
-    <w:abstractNumId w:val="16"/>
-  </w:num>
-  <w:num w:numId="14" w16cid:durableId="600450594">
-    <w:abstractNumId w:val="8"/>
-  </w:num>
-  <w:num w:numId="15" w16cid:durableId="714307741">
-    <w:abstractNumId w:val="48"/>
-  </w:num>
-  <w:num w:numId="16" w16cid:durableId="816191978">
-    <w:abstractNumId w:val="35"/>
-  </w:num>
-  <w:num w:numId="17" w16cid:durableId="1542980483">
-    <w:abstractNumId w:val="51"/>
-  </w:num>
-  <w:num w:numId="18" w16cid:durableId="1109735733">
-    <w:abstractNumId w:val="50"/>
-  </w:num>
-  <w:num w:numId="19" w16cid:durableId="1501233236">
-    <w:abstractNumId w:val="47"/>
-  </w:num>
-  <w:num w:numId="20" w16cid:durableId="643122325">
+  <w:num w:numId="22" w16cid:durableId="1556041566">
     <w:abstractNumId w:val="43"/>
-  </w:num>
-  <w:num w:numId="21" w16cid:durableId="1326977455">
-    <w:abstractNumId w:val="5"/>
-  </w:num>
-  <w:num w:numId="22" w16cid:durableId="1556041566">
-    <w:abstractNumId w:val="41"/>
   </w:num>
   <w:num w:numId="23" w16cid:durableId="1523786600">
     <w:abstractNumId w:val="0"/>
   </w:num>
   <w:num w:numId="24" w16cid:durableId="1599169141">
-    <w:abstractNumId w:val="54"/>
+    <w:abstractNumId w:val="56"/>
   </w:num>
   <w:num w:numId="25" w16cid:durableId="1110708870">
+    <w:abstractNumId w:val="20"/>
+  </w:num>
+  <w:num w:numId="26" w16cid:durableId="342784117">
+    <w:abstractNumId w:val="44"/>
+  </w:num>
+  <w:num w:numId="27" w16cid:durableId="1416440632">
+    <w:abstractNumId w:val="48"/>
+  </w:num>
+  <w:num w:numId="28" w16cid:durableId="242490451">
+    <w:abstractNumId w:val="55"/>
+  </w:num>
+  <w:num w:numId="29" w16cid:durableId="391315620">
+    <w:abstractNumId w:val="3"/>
+  </w:num>
+  <w:num w:numId="30" w16cid:durableId="746078960">
+    <w:abstractNumId w:val="8"/>
+  </w:num>
+  <w:num w:numId="31" w16cid:durableId="1732458626">
+    <w:abstractNumId w:val="2"/>
+  </w:num>
+  <w:num w:numId="32" w16cid:durableId="1524441324">
+    <w:abstractNumId w:val="51"/>
+  </w:num>
+  <w:num w:numId="33" w16cid:durableId="961885032">
+    <w:abstractNumId w:val="21"/>
+  </w:num>
+  <w:num w:numId="34" w16cid:durableId="138615493">
+    <w:abstractNumId w:val="12"/>
+  </w:num>
+  <w:num w:numId="35" w16cid:durableId="1558398308">
+    <w:abstractNumId w:val="34"/>
+  </w:num>
+  <w:num w:numId="36" w16cid:durableId="1079522054">
+    <w:abstractNumId w:val="16"/>
+  </w:num>
+  <w:num w:numId="37" w16cid:durableId="2061633726">
+    <w:abstractNumId w:val="5"/>
+  </w:num>
+  <w:num w:numId="38" w16cid:durableId="728115633">
+    <w:abstractNumId w:val="28"/>
+  </w:num>
+  <w:num w:numId="39" w16cid:durableId="1736970779">
+    <w:abstractNumId w:val="42"/>
+  </w:num>
+  <w:num w:numId="40" w16cid:durableId="1808739332">
+    <w:abstractNumId w:val="40"/>
+  </w:num>
+  <w:num w:numId="41" w16cid:durableId="1835413470">
     <w:abstractNumId w:val="19"/>
   </w:num>
-  <w:num w:numId="26" w16cid:durableId="342784117">
-    <w:abstractNumId w:val="42"/>
-  </w:num>
-  <w:num w:numId="27" w16cid:durableId="1416440632">
+  <w:num w:numId="42" w16cid:durableId="1030449688">
     <w:abstractNumId w:val="46"/>
   </w:num>
-  <w:num w:numId="28" w16cid:durableId="242490451">
-    <w:abstractNumId w:val="53"/>
-  </w:num>
-  <w:num w:numId="29" w16cid:durableId="391315620">
-    <w:abstractNumId w:val="2"/>
-  </w:num>
-  <w:num w:numId="30" w16cid:durableId="746078960">
-    <w:abstractNumId w:val="7"/>
-  </w:num>
-  <w:num w:numId="31" w16cid:durableId="1732458626">
-    <w:abstractNumId w:val="1"/>
-  </w:num>
-  <w:num w:numId="32" w16cid:durableId="1524441324">
-    <w:abstractNumId w:val="49"/>
-  </w:num>
-  <w:num w:numId="33" w16cid:durableId="961885032">
-    <w:abstractNumId w:val="20"/>
-  </w:num>
-  <w:num w:numId="34" w16cid:durableId="138615493">
-    <w:abstractNumId w:val="11"/>
-  </w:num>
-  <w:num w:numId="35" w16cid:durableId="1558398308">
-    <w:abstractNumId w:val="32"/>
-  </w:num>
-  <w:num w:numId="36" w16cid:durableId="1079522054">
-    <w:abstractNumId w:val="15"/>
-  </w:num>
-  <w:num w:numId="37" w16cid:durableId="2061633726">
-    <w:abstractNumId w:val="4"/>
-  </w:num>
-  <w:num w:numId="38" w16cid:durableId="728115633">
-    <w:abstractNumId w:val="26"/>
-  </w:num>
-  <w:num w:numId="39" w16cid:durableId="1736970779">
-    <w:abstractNumId w:val="40"/>
-  </w:num>
-  <w:num w:numId="40" w16cid:durableId="1808739332">
+  <w:num w:numId="43" w16cid:durableId="1591235414">
     <w:abstractNumId w:val="38"/>
   </w:num>
-  <w:num w:numId="41" w16cid:durableId="1835413470">
+  <w:num w:numId="44" w16cid:durableId="514468387">
+    <w:abstractNumId w:val="29"/>
+  </w:num>
+  <w:num w:numId="45" w16cid:durableId="1610619006">
+    <w:abstractNumId w:val="35"/>
+  </w:num>
+  <w:num w:numId="46" w16cid:durableId="43531609">
+    <w:abstractNumId w:val="23"/>
+  </w:num>
+  <w:num w:numId="47" w16cid:durableId="423772146">
+    <w:abstractNumId w:val="47"/>
+  </w:num>
+  <w:num w:numId="48" w16cid:durableId="1539781779">
     <w:abstractNumId w:val="18"/>
   </w:num>
-  <w:num w:numId="42" w16cid:durableId="1030449688">
-    <w:abstractNumId w:val="44"/>
+  <w:num w:numId="49" w16cid:durableId="2062945222">
+    <w:abstractNumId w:val="41"/>
   </w:num>
-  <w:num w:numId="43" w16cid:durableId="1591235414">
+  <w:num w:numId="50" w16cid:durableId="167208895">
+    <w:abstractNumId w:val="39"/>
+  </w:num>
+  <w:num w:numId="51" w16cid:durableId="734620534">
     <w:abstractNumId w:val="36"/>
   </w:num>
-  <w:num w:numId="44" w16cid:durableId="514468387">
-    <w:abstractNumId w:val="27"/>
-  </w:num>
-  <w:num w:numId="45" w16cid:durableId="1610619006">
-    <w:abstractNumId w:val="33"/>
-  </w:num>
-  <w:num w:numId="46" w16cid:durableId="43531609">
-    <w:abstractNumId w:val="21"/>
-  </w:num>
-  <w:num w:numId="47" w16cid:durableId="423772146">
-    <w:abstractNumId w:val="45"/>
-  </w:num>
-  <w:num w:numId="48" w16cid:durableId="1539781779">
-    <w:abstractNumId w:val="17"/>
-  </w:num>
-  <w:num w:numId="49" w16cid:durableId="2062945222">
-    <w:abstractNumId w:val="39"/>
-  </w:num>
-  <w:num w:numId="50" w16cid:durableId="167208895">
-    <w:abstractNumId w:val="37"/>
-  </w:num>
-  <w:num w:numId="51" w16cid:durableId="734620534">
-    <w:abstractNumId w:val="34"/>
-  </w:num>
   <w:num w:numId="52" w16cid:durableId="319889097">
-    <w:abstractNumId w:val="22"/>
+    <w:abstractNumId w:val="24"/>
     <w:lvlOverride w:ilvl="0">
       <w:lvl w:ilvl="0">
         <w:start w:val="1"/>
@@ -35981,22 +36150,28 @@
     </w:lvlOverride>
   </w:num>
   <w:num w:numId="53" w16cid:durableId="1434932750">
+    <w:abstractNumId w:val="11"/>
+  </w:num>
+  <w:num w:numId="54" w16cid:durableId="1584996379">
+    <w:abstractNumId w:val="24"/>
+  </w:num>
+  <w:num w:numId="55" w16cid:durableId="1330674852">
+    <w:abstractNumId w:val="54"/>
+  </w:num>
+  <w:num w:numId="56" w16cid:durableId="1963268231">
     <w:abstractNumId w:val="10"/>
   </w:num>
-  <w:num w:numId="54" w16cid:durableId="1584996379">
-    <w:abstractNumId w:val="22"/>
-  </w:num>
-  <w:num w:numId="55" w16cid:durableId="1330674852">
-    <w:abstractNumId w:val="52"/>
-  </w:num>
-  <w:num w:numId="56" w16cid:durableId="1963268231">
-    <w:abstractNumId w:val="9"/>
-  </w:num>
   <w:num w:numId="57" w16cid:durableId="1386300114">
-    <w:abstractNumId w:val="23"/>
+    <w:abstractNumId w:val="25"/>
   </w:num>
   <w:num w:numId="58" w16cid:durableId="1382174958">
-    <w:abstractNumId w:val="55"/>
+    <w:abstractNumId w:val="57"/>
+  </w:num>
+  <w:num w:numId="59" w16cid:durableId="1478448597">
+    <w:abstractNumId w:val="1"/>
+  </w:num>
+  <w:num w:numId="60" w16cid:durableId="1987510415">
+    <w:abstractNumId w:val="22"/>
   </w:num>
   <w:numIdMacAtCleanup w:val="18"/>
 </w:numbering>

--- a/вкр/Диплом черн Демьянцев Виталий Владиславич (1).docx
+++ b/вкр/Диплом черн Демьянцев Виталий Владиславич (1).docx
@@ -189,132 +189,119 @@
         <w:rPr>
           <w:rFonts w:ascii="Times New Roman" w:eastAsia="Calibri" w:hAnsi="Times New Roman" w:cs="Times New Roman"/>
           <w:kern w:val="2"/>
-          <w:u w:val="single"/>
           <w:lang w:eastAsia="en-US"/>
           <w14:ligatures w14:val="standardContextual"/>
         </w:rPr>
       </w:pPr>
       <w:r>
-        <w:rPr>
-          <w:rFonts w:ascii="Times New Roman" w:eastAsia="Calibri" w:hAnsi="Times New Roman" w:cs="Times New Roman"/>
-          <w:kern w:val="2"/>
-          <w:u w:val="single"/>
-          <w:lang w:eastAsia="en-US"/>
-          <w14:ligatures w14:val="standardContextual"/>
-        </w:rPr>
-        <w:t>ФИО студента (полностью)</w:t>
-      </w:r>
-    </w:p>
-    <w:p>
-      <w:pPr>
-        <w:spacing w:after="200" w:line="276" w:lineRule="auto"/>
-        <w:ind w:firstLine="0"/>
-        <w:jc w:val="center"/>
-        <w:rPr>
-          <w:rFonts w:ascii="Times New Roman" w:eastAsia="Calibri" w:hAnsi="Times New Roman" w:cs="Times New Roman"/>
-          <w:color w:val="000000"/>
-          <w:u w:val="single"/>
-        </w:rPr>
-      </w:pPr>
-      <w:r>
-        <w:rPr>
-          <w:rFonts w:ascii="Times New Roman" w:eastAsia="Calibri" w:hAnsi="Times New Roman" w:cs="Times New Roman"/>
-          <w:color w:val="000000"/>
-          <w:u w:val="single"/>
-        </w:rPr>
-        <w:t>Название работы</w:t>
-      </w:r>
-    </w:p>
-    <w:p>
-      <w:pPr>
-        <w:spacing w:after="200" w:line="276" w:lineRule="auto"/>
-        <w:ind w:firstLine="0"/>
-        <w:jc w:val="center"/>
-        <w:rPr>
-          <w:rFonts w:ascii="Times New Roman" w:eastAsia="Calibri" w:hAnsi="Times New Roman" w:cs="Times New Roman"/>
-          <w:color w:val="000000"/>
-        </w:rPr>
-      </w:pPr>
-    </w:p>
-    <w:p>
-      <w:pPr>
-        <w:spacing w:after="200" w:line="276" w:lineRule="auto"/>
-        <w:ind w:firstLine="0"/>
-        <w:jc w:val="center"/>
-        <w:rPr>
-          <w:rFonts w:ascii="Times New Roman" w:eastAsia="Calibri" w:hAnsi="Times New Roman" w:cs="Times New Roman"/>
-        </w:rPr>
-      </w:pPr>
-      <w:r>
-        <w:rPr>
-          <w:rFonts w:ascii="Times New Roman" w:eastAsia="Calibri" w:hAnsi="Times New Roman" w:cs="Times New Roman"/>
-          <w:color w:val="000000"/>
-        </w:rPr>
-        <w:t>ВЫПУСКНАЯ КВАЛИФИКАЦИОННАЯ РАБОТА</w:t>
-      </w:r>
-    </w:p>
-    <w:p>
-      <w:pPr>
-        <w:ind w:firstLine="0"/>
-        <w:jc w:val="center"/>
         <w:rPr>
           <w:rFonts w:ascii="Times New Roman" w:eastAsia="Calibri" w:hAnsi="Times New Roman" w:cs="Times New Roman"/>
           <w:kern w:val="2"/>
           <w:lang w:eastAsia="en-US"/>
           <w14:ligatures w14:val="standardContextual"/>
         </w:rPr>
-      </w:pPr>
-      <w:r>
+        <w:t>Демьянцев Виталий Владиславович</w:t>
+      </w:r>
+    </w:p>
+    <w:p>
+      <w:pPr>
+        <w:spacing w:after="200" w:line="276" w:lineRule="auto"/>
+        <w:ind w:firstLine="0"/>
+        <w:jc w:val="center"/>
+        <w:rPr>
+          <w:rFonts w:ascii="Times New Roman" w:eastAsia="Calibri" w:hAnsi="Times New Roman" w:cs="Times New Roman"/>
+          <w:color w:val="000000"/>
+        </w:rPr>
+      </w:pPr>
+      <w:r>
+        <w:rPr>
+          <w:rFonts w:ascii="Times New Roman" w:eastAsia="Calibri" w:hAnsi="Times New Roman" w:cs="Times New Roman"/>
+          <w:color w:val="000000"/>
+        </w:rPr>
+        <w:t>Система распознавания эмоций человека на основе искусственной нейронной сети</w:t>
+      </w:r>
+    </w:p>
+    <w:p>
+      <w:pPr>
+        <w:spacing w:after="200" w:line="276" w:lineRule="auto"/>
+        <w:ind w:firstLine="0"/>
+        <w:jc w:val="center"/>
+        <w:rPr>
+          <w:rFonts w:ascii="Times New Roman" w:eastAsia="Calibri" w:hAnsi="Times New Roman" w:cs="Times New Roman"/>
+          <w:color w:val="000000"/>
+        </w:rPr>
+      </w:pPr>
+    </w:p>
+    <w:p>
+      <w:pPr>
+        <w:spacing w:after="200" w:line="276" w:lineRule="auto"/>
+        <w:ind w:firstLine="0"/>
+        <w:jc w:val="center"/>
+        <w:rPr>
+          <w:rFonts w:ascii="Times New Roman" w:eastAsia="Calibri" w:hAnsi="Times New Roman" w:cs="Times New Roman"/>
+        </w:rPr>
+      </w:pPr>
+      <w:r>
+        <w:rPr>
+          <w:rFonts w:ascii="Times New Roman" w:eastAsia="Calibri" w:hAnsi="Times New Roman" w:cs="Times New Roman"/>
+          <w:color w:val="000000"/>
+        </w:rPr>
+        <w:t>ВЫПУСКНАЯ КВАЛИФИКАЦИОННАЯ РАБОТА</w:t>
+      </w:r>
+    </w:p>
+    <w:p>
+      <w:pPr>
+        <w:ind w:firstLine="0"/>
+        <w:jc w:val="center"/>
         <w:rPr>
           <w:rFonts w:ascii="Times New Roman" w:eastAsia="Calibri" w:hAnsi="Times New Roman" w:cs="Times New Roman"/>
           <w:kern w:val="2"/>
           <w:lang w:eastAsia="en-US"/>
           <w14:ligatures w14:val="standardContextual"/>
         </w:rPr>
-        <w:t>БАКАЛАВРСКАЯ РАБОТА</w:t>
-      </w:r>
-    </w:p>
-    <w:p>
-      <w:pPr>
-        <w:ind w:firstLine="0"/>
-        <w:jc w:val="left"/>
+      </w:pPr>
+      <w:r>
         <w:rPr>
           <w:rFonts w:ascii="Times New Roman" w:eastAsia="Calibri" w:hAnsi="Times New Roman" w:cs="Times New Roman"/>
           <w:kern w:val="2"/>
           <w:lang w:eastAsia="en-US"/>
           <w14:ligatures w14:val="standardContextual"/>
         </w:rPr>
-      </w:pPr>
-      <w:r>
+        <w:t>БАКАЛАВРСКАЯ РАБОТА</w:t>
+      </w:r>
+    </w:p>
+    <w:p>
+      <w:pPr>
+        <w:ind w:firstLine="0"/>
+        <w:jc w:val="left"/>
         <w:rPr>
           <w:rFonts w:ascii="Times New Roman" w:eastAsia="Calibri" w:hAnsi="Times New Roman" w:cs="Times New Roman"/>
           <w:kern w:val="2"/>
           <w:lang w:eastAsia="en-US"/>
           <w14:ligatures w14:val="standardContextual"/>
         </w:rPr>
-        <w:t>По направлению: 09.03.01 – Информатика и вычислительная техника</w:t>
-      </w:r>
-    </w:p>
-    <w:p>
-      <w:pPr>
-        <w:ind w:firstLine="0"/>
-        <w:jc w:val="left"/>
+      </w:pPr>
+      <w:r>
         <w:rPr>
           <w:rFonts w:ascii="Times New Roman" w:eastAsia="Calibri" w:hAnsi="Times New Roman" w:cs="Times New Roman"/>
           <w:kern w:val="2"/>
           <w:lang w:eastAsia="en-US"/>
           <w14:ligatures w14:val="standardContextual"/>
         </w:rPr>
-      </w:pPr>
-      <w:r>
+        <w:t>По направлению: 09.03.01 – Информатика и вычислительная техника</w:t>
+      </w:r>
+    </w:p>
+    <w:p>
+      <w:pPr>
+        <w:ind w:firstLine="0"/>
+        <w:jc w:val="left"/>
         <w:rPr>
           <w:rFonts w:ascii="Times New Roman" w:eastAsia="Calibri" w:hAnsi="Times New Roman" w:cs="Times New Roman"/>
           <w:kern w:val="2"/>
           <w:lang w:eastAsia="en-US"/>
           <w14:ligatures w14:val="standardContextual"/>
         </w:rPr>
-        <w:t xml:space="preserve">Профиль: </w:t>
-      </w:r>
+      </w:pPr>
       <w:r>
         <w:rPr>
           <w:rFonts w:ascii="Times New Roman" w:eastAsia="Calibri" w:hAnsi="Times New Roman" w:cs="Times New Roman"/>
@@ -322,20 +309,17 @@
           <w:lang w:eastAsia="en-US"/>
           <w14:ligatures w14:val="standardContextual"/>
         </w:rPr>
-        <w:t>Искусственный интеллект и экспертные системы</w:t>
-      </w:r>
-    </w:p>
-    <w:p>
-      <w:pPr>
-        <w:ind w:firstLine="0"/>
-        <w:jc w:val="center"/>
+        <w:t xml:space="preserve">Профиль: </w:t>
+      </w:r>
+      <w:r>
         <w:rPr>
           <w:rFonts w:ascii="Times New Roman" w:eastAsia="Calibri" w:hAnsi="Times New Roman" w:cs="Times New Roman"/>
           <w:kern w:val="2"/>
           <w:lang w:eastAsia="en-US"/>
           <w14:ligatures w14:val="standardContextual"/>
         </w:rPr>
-      </w:pPr>
+        <w:t>Искусственный интеллект и экспертные системы</w:t>
+      </w:r>
     </w:p>
     <w:p>
       <w:pPr>
@@ -363,8 +347,8 @@
     </w:p>
     <w:p>
       <w:pPr>
-        <w:ind w:left="2832" w:firstLine="708"/>
-        <w:jc w:val="left"/>
+        <w:ind w:firstLine="0"/>
+        <w:jc w:val="center"/>
         <w:rPr>
           <w:rFonts w:ascii="Times New Roman" w:eastAsia="Calibri" w:hAnsi="Times New Roman" w:cs="Times New Roman"/>
           <w:kern w:val="2"/>
@@ -372,99 +356,102 @@
           <w14:ligatures w14:val="standardContextual"/>
         </w:rPr>
       </w:pPr>
-      <w:r>
+    </w:p>
+    <w:p>
+      <w:pPr>
+        <w:ind w:left="2832" w:firstLine="708"/>
+        <w:jc w:val="left"/>
         <w:rPr>
           <w:rFonts w:ascii="Times New Roman" w:eastAsia="Calibri" w:hAnsi="Times New Roman" w:cs="Times New Roman"/>
           <w:kern w:val="2"/>
           <w:lang w:eastAsia="en-US"/>
           <w14:ligatures w14:val="standardContextual"/>
         </w:rPr>
-        <w:t>Научный руководитель:</w:t>
-      </w:r>
-    </w:p>
-    <w:p>
-      <w:pPr>
-        <w:ind w:left="2832" w:firstLine="708"/>
-        <w:jc w:val="left"/>
+      </w:pPr>
+      <w:r>
         <w:rPr>
           <w:rFonts w:ascii="Times New Roman" w:eastAsia="Calibri" w:hAnsi="Times New Roman" w:cs="Times New Roman"/>
           <w:kern w:val="2"/>
           <w:lang w:eastAsia="en-US"/>
           <w14:ligatures w14:val="standardContextual"/>
         </w:rPr>
-      </w:pPr>
-      <w:r>
+        <w:t>Научный руководитель:</w:t>
+      </w:r>
+    </w:p>
+    <w:p>
+      <w:pPr>
+        <w:ind w:left="2832" w:firstLine="708"/>
+        <w:jc w:val="left"/>
         <w:rPr>
           <w:rFonts w:ascii="Times New Roman" w:eastAsia="Calibri" w:hAnsi="Times New Roman" w:cs="Times New Roman"/>
           <w:kern w:val="2"/>
           <w:lang w:eastAsia="en-US"/>
           <w14:ligatures w14:val="standardContextual"/>
         </w:rPr>
-        <w:t>(звание, должность) _______________________</w:t>
-      </w:r>
-    </w:p>
-    <w:p>
-      <w:pPr>
-        <w:ind w:left="2832" w:firstLine="708"/>
-        <w:jc w:val="left"/>
+      </w:pPr>
+      <w:r>
         <w:rPr>
           <w:rFonts w:ascii="Times New Roman" w:eastAsia="Calibri" w:hAnsi="Times New Roman" w:cs="Times New Roman"/>
           <w:kern w:val="2"/>
           <w:lang w:eastAsia="en-US"/>
           <w14:ligatures w14:val="standardContextual"/>
         </w:rPr>
-      </w:pPr>
-      <w:r>
+        <w:t>(звание, должность) _______________________</w:t>
+      </w:r>
+    </w:p>
+    <w:p>
+      <w:pPr>
+        <w:ind w:left="2832" w:firstLine="708"/>
+        <w:jc w:val="left"/>
         <w:rPr>
           <w:rFonts w:ascii="Times New Roman" w:eastAsia="Calibri" w:hAnsi="Times New Roman" w:cs="Times New Roman"/>
           <w:kern w:val="2"/>
           <w:lang w:eastAsia="en-US"/>
           <w14:ligatures w14:val="standardContextual"/>
         </w:rPr>
-        <w:t>(ФИО) __________________________________</w:t>
-      </w:r>
-    </w:p>
-    <w:p>
-      <w:pPr>
-        <w:ind w:left="2832" w:firstLine="708"/>
-        <w:jc w:val="left"/>
+      </w:pPr>
+      <w:r>
         <w:rPr>
           <w:rFonts w:ascii="Times New Roman" w:eastAsia="Calibri" w:hAnsi="Times New Roman" w:cs="Times New Roman"/>
           <w:kern w:val="2"/>
           <w:lang w:eastAsia="en-US"/>
           <w14:ligatures w14:val="standardContextual"/>
         </w:rPr>
-      </w:pPr>
-      <w:r>
+        <w:t>(ФИО) __________________________________</w:t>
+      </w:r>
+    </w:p>
+    <w:p>
+      <w:pPr>
+        <w:ind w:left="2832" w:firstLine="708"/>
+        <w:jc w:val="left"/>
         <w:rPr>
           <w:rFonts w:ascii="Times New Roman" w:eastAsia="Calibri" w:hAnsi="Times New Roman" w:cs="Times New Roman"/>
           <w:kern w:val="2"/>
           <w:lang w:eastAsia="en-US"/>
           <w14:ligatures w14:val="standardContextual"/>
         </w:rPr>
-        <w:t>Допущено к защите:</w:t>
-      </w:r>
-    </w:p>
-    <w:p>
-      <w:pPr>
-        <w:ind w:left="2832" w:firstLine="708"/>
-        <w:jc w:val="left"/>
+      </w:pPr>
+      <w:r>
         <w:rPr>
           <w:rFonts w:ascii="Times New Roman" w:eastAsia="Calibri" w:hAnsi="Times New Roman" w:cs="Times New Roman"/>
           <w:kern w:val="2"/>
           <w:lang w:eastAsia="en-US"/>
           <w14:ligatures w14:val="standardContextual"/>
         </w:rPr>
-      </w:pPr>
-      <w:r>
+        <w:t>Допущено к защите:</w:t>
+      </w:r>
+    </w:p>
+    <w:p>
+      <w:pPr>
+        <w:ind w:left="2832" w:firstLine="708"/>
+        <w:jc w:val="left"/>
         <w:rPr>
           <w:rFonts w:ascii="Times New Roman" w:eastAsia="Calibri" w:hAnsi="Times New Roman" w:cs="Times New Roman"/>
           <w:kern w:val="2"/>
           <w:lang w:eastAsia="en-US"/>
           <w14:ligatures w14:val="standardContextual"/>
         </w:rPr>
-        <w:t>«</w:t>
-      </w:r>
+      </w:pPr>
       <w:r>
         <w:rPr>
           <w:rFonts w:ascii="Times New Roman" w:eastAsia="Calibri" w:hAnsi="Times New Roman" w:cs="Times New Roman"/>
@@ -472,7 +459,7 @@
           <w:lang w:eastAsia="en-US"/>
           <w14:ligatures w14:val="standardContextual"/>
         </w:rPr>
-        <w:t>__</w:t>
+        <w:t>«</w:t>
       </w:r>
       <w:r>
         <w:rPr>
@@ -481,7 +468,7 @@
           <w:lang w:eastAsia="en-US"/>
           <w14:ligatures w14:val="standardContextual"/>
         </w:rPr>
-        <w:t xml:space="preserve">» </w:t>
+        <w:t>__</w:t>
       </w:r>
       <w:r>
         <w:rPr>
@@ -490,7 +477,7 @@
           <w:lang w:eastAsia="en-US"/>
           <w14:ligatures w14:val="standardContextual"/>
         </w:rPr>
-        <w:t>____</w:t>
+        <w:t xml:space="preserve">» </w:t>
       </w:r>
       <w:r>
         <w:rPr>
@@ -499,41 +486,38 @@
           <w:lang w:eastAsia="en-US"/>
           <w14:ligatures w14:val="standardContextual"/>
         </w:rPr>
-        <w:t xml:space="preserve"> 2025 г.</w:t>
-      </w:r>
-    </w:p>
-    <w:p>
-      <w:pPr>
-        <w:ind w:left="2832" w:firstLine="708"/>
-        <w:jc w:val="left"/>
+        <w:t>____</w:t>
+      </w:r>
+      <w:r>
         <w:rPr>
           <w:rFonts w:ascii="Times New Roman" w:eastAsia="Calibri" w:hAnsi="Times New Roman" w:cs="Times New Roman"/>
           <w:kern w:val="2"/>
           <w:lang w:eastAsia="en-US"/>
           <w14:ligatures w14:val="standardContextual"/>
         </w:rPr>
-      </w:pPr>
-      <w:r>
+        <w:t xml:space="preserve"> 2025 г.</w:t>
+      </w:r>
+    </w:p>
+    <w:p>
+      <w:pPr>
+        <w:ind w:left="2832" w:firstLine="708"/>
+        <w:jc w:val="left"/>
         <w:rPr>
           <w:rFonts w:ascii="Times New Roman" w:eastAsia="Calibri" w:hAnsi="Times New Roman" w:cs="Times New Roman"/>
           <w:kern w:val="2"/>
           <w:lang w:eastAsia="en-US"/>
           <w14:ligatures w14:val="standardContextual"/>
         </w:rPr>
-        <w:t>Зав. кафедрой ________________</w:t>
-      </w:r>
-    </w:p>
-    <w:p>
-      <w:pPr>
-        <w:ind w:firstLine="0"/>
-        <w:jc w:val="center"/>
+      </w:pPr>
+      <w:r>
         <w:rPr>
           <w:rFonts w:ascii="Times New Roman" w:eastAsia="Calibri" w:hAnsi="Times New Roman" w:cs="Times New Roman"/>
           <w:kern w:val="2"/>
           <w:lang w:eastAsia="en-US"/>
           <w14:ligatures w14:val="standardContextual"/>
         </w:rPr>
-      </w:pPr>
+        <w:t>Зав. кафедрой ________________</w:t>
+      </w:r>
     </w:p>
     <w:p>
       <w:pPr>
@@ -549,23 +533,26 @@
     </w:p>
     <w:p>
       <w:pPr>
-        <w:spacing w:after="160" w:line="259" w:lineRule="auto"/>
         <w:ind w:firstLine="0"/>
         <w:jc w:val="center"/>
-        <w:rPr>
-          <w:b/>
-          <w:color w:val="000000"/>
-        </w:rPr>
-      </w:pPr>
-      <w:r>
         <w:rPr>
           <w:rFonts w:ascii="Times New Roman" w:eastAsia="Calibri" w:hAnsi="Times New Roman" w:cs="Times New Roman"/>
           <w:kern w:val="2"/>
           <w:lang w:eastAsia="en-US"/>
           <w14:ligatures w14:val="standardContextual"/>
         </w:rPr>
-        <w:t>Сургут 20</w:t>
-      </w:r>
+      </w:pPr>
+    </w:p>
+    <w:p>
+      <w:pPr>
+        <w:spacing w:after="160" w:line="259" w:lineRule="auto"/>
+        <w:ind w:firstLine="0"/>
+        <w:jc w:val="center"/>
+        <w:rPr>
+          <w:b/>
+          <w:color w:val="000000"/>
+        </w:rPr>
+      </w:pPr>
       <w:r>
         <w:rPr>
           <w:rFonts w:ascii="Times New Roman" w:eastAsia="Calibri" w:hAnsi="Times New Roman" w:cs="Times New Roman"/>
@@ -573,7 +560,16 @@
           <w:lang w:eastAsia="en-US"/>
           <w14:ligatures w14:val="standardContextual"/>
         </w:rPr>
-        <w:t>__</w:t>
+        <w:t>Сургут 20</w:t>
+      </w:r>
+      <w:r>
+        <w:rPr>
+          <w:rFonts w:ascii="Times New Roman" w:eastAsia="Calibri" w:hAnsi="Times New Roman" w:cs="Times New Roman"/>
+          <w:kern w:val="2"/>
+          <w:lang w:eastAsia="en-US"/>
+          <w14:ligatures w14:val="standardContextual"/>
+        </w:rPr>
+        <w:t>26</w:t>
       </w:r>
       <w:r>
         <w:rPr>
@@ -606,7 +602,6 @@
           <w:bdr w:val="nil"/>
         </w:rPr>
       </w:pPr>
-      <w:bookmarkStart w:id="0" w:name="_Toc232414657"/>
       <w:r>
         <w:rPr>
           <w:rFonts w:ascii="Times New Roman" w:eastAsia="Arial Unicode MS" w:hAnsi="Times New Roman" w:cs="Times New Roman"/>
@@ -1257,6 +1252,7 @@
           <w:bdr w:val="nil"/>
         </w:rPr>
       </w:pPr>
+      <w:bookmarkStart w:id="0" w:name="_Toc232928754"/>
       <w:r>
         <w:rPr>
           <w:rFonts w:ascii="Times New Roman" w:eastAsia="Arial Unicode MS" w:hAnsi="Times New Roman" w:cs="Times New Roman"/>
@@ -1270,6 +1266,7 @@
         </w:rPr>
         <w:t>Содержание работы</w:t>
       </w:r>
+      <w:bookmarkEnd w:id="0"/>
     </w:p>
     <w:p>
       <w:pPr>
@@ -1627,6 +1624,7 @@
           <w:bdr w:val="nil"/>
         </w:rPr>
       </w:pPr>
+      <w:bookmarkStart w:id="1" w:name="_Toc232928755"/>
       <w:r>
         <w:rPr>
           <w:rFonts w:ascii="Times New Roman" w:eastAsia="Arial Unicode MS" w:hAnsi="Times New Roman" w:cs="Times New Roman"/>
@@ -1640,6 +1638,7 @@
         </w:rPr>
         <w:t>Отчетный материал</w:t>
       </w:r>
+      <w:bookmarkEnd w:id="1"/>
     </w:p>
     <w:p>
       <w:pPr>
@@ -1705,6 +1704,7 @@
           <w:bdr w:val="nil"/>
         </w:rPr>
       </w:pPr>
+      <w:bookmarkStart w:id="2" w:name="_Toc232928756"/>
       <w:r>
         <w:rPr>
           <w:rFonts w:ascii="Times New Roman" w:eastAsia="Arial Unicode MS" w:hAnsi="Times New Roman" w:cs="Times New Roman"/>
@@ -1718,6 +1718,7 @@
         </w:rPr>
         <w:t>Литература</w:t>
       </w:r>
+      <w:bookmarkEnd w:id="2"/>
     </w:p>
     <w:p>
       <w:pPr>
@@ -2313,11 +2314,12 @@
           <w:numId w:val="0"/>
         </w:numPr>
       </w:pPr>
+      <w:bookmarkStart w:id="3" w:name="_Toc232928757"/>
       <w:r>
         <w:lastRenderedPageBreak/>
         <w:t>РЕФЕРАТ</w:t>
       </w:r>
-      <w:bookmarkEnd w:id="0"/>
+      <w:bookmarkEnd w:id="3"/>
     </w:p>
     <w:p>
       <w:r>
@@ -2342,7 +2344,7 @@
         <w:rPr>
           <w:noProof/>
         </w:rPr>
-        <w:t>65</w:t>
+        <w:t>66</w:t>
       </w:r>
       <w:r>
         <w:fldChar w:fldCharType="end"/>
@@ -2354,16 +2356,22 @@
         <w:t xml:space="preserve"> </w:t>
       </w:r>
       <w:r>
-        <w:t>[]</w:t>
-      </w:r>
-      <w:r>
-        <w:t xml:space="preserve"> рис., [] табл., </w:t>
-      </w:r>
-      <w:r>
-        <w:t>[]</w:t>
-      </w:r>
-      <w:r>
-        <w:t xml:space="preserve"> источников.</w:t>
+        <w:t>14</w:t>
+      </w:r>
+      <w:r>
+        <w:t xml:space="preserve"> рис., </w:t>
+      </w:r>
+      <w:r>
+        <w:t>11</w:t>
+      </w:r>
+      <w:r>
+        <w:t xml:space="preserve"> табл., </w:t>
+      </w:r>
+      <w:r>
+        <w:t xml:space="preserve">12 </w:t>
+      </w:r>
+      <w:r>
+        <w:t>источников.</w:t>
       </w:r>
     </w:p>
     <w:p>
@@ -2540,12 +2548,12 @@
           <w:numId w:val="0"/>
         </w:numPr>
       </w:pPr>
-      <w:bookmarkStart w:id="1" w:name="_Toc232414658"/>
+      <w:bookmarkStart w:id="4" w:name="_Toc232928758"/>
       <w:r>
         <w:lastRenderedPageBreak/>
         <w:t>ПЕРЕЧЕНЬ СОКРАЩЕНИЙ</w:t>
       </w:r>
-      <w:bookmarkEnd w:id="1"/>
+      <w:bookmarkEnd w:id="4"/>
     </w:p>
     <w:p>
       <w:r>
@@ -2951,15 +2959,18 @@
       <w:r>
         <w:fldChar w:fldCharType="separate"/>
       </w:r>
-      <w:hyperlink w:anchor="_Toc232414657" w:history="1">
+      <w:hyperlink w:anchor="_Toc232928754" w:history="1"/>
+      <w:hyperlink w:anchor="_Toc232928755" w:history="1">
         <w:r>
           <w:rPr>
             <w:rStyle w:val="afb"/>
-            <w:rFonts w:eastAsia="Arial"/>
+            <w:rFonts w:ascii="Times New Roman" w:eastAsia="Arial Unicode MS" w:hAnsi="Times New Roman" w:cs="Times New Roman"/>
+            <w:b/>
+            <w:bCs/>
             <w:noProof/>
-            <w:lang w:bidi="ru-RU"/>
+            <w:bdr w:val="nil"/>
           </w:rPr>
-          <w:t>РЕФЕРАТ</w:t>
+          <w:t>Отчетный материал</w:t>
         </w:r>
         <w:r>
           <w:rPr>
@@ -2980,7 +2991,7 @@
             <w:noProof/>
             <w:webHidden/>
           </w:rPr>
-          <w:instrText xml:space="preserve"> PAGEREF _Toc232414657 \h </w:instrText>
+          <w:instrText xml:space="preserve"> PAGEREF _Toc232928755 \h </w:instrText>
         </w:r>
         <w:r>
           <w:rPr>
@@ -3013,6 +3024,85 @@
     </w:p>
     <w:p>
       <w:pPr>
+        <w:pStyle w:val="24"/>
+        <w:tabs>
+          <w:tab w:val="right" w:leader="dot" w:pos="9345"/>
+        </w:tabs>
+        <w:spacing w:line="259" w:lineRule="auto"/>
+        <w:ind w:firstLine="0"/>
+        <w:rPr>
+          <w:rFonts w:asciiTheme="minorHAnsi" w:eastAsiaTheme="minorEastAsia" w:hAnsiTheme="minorHAnsi" w:cstheme="minorBidi"/>
+          <w:noProof/>
+          <w:kern w:val="2"/>
+          <w:sz w:val="24"/>
+          <w:szCs w:val="24"/>
+          <w14:ligatures w14:val="standardContextual"/>
+        </w:rPr>
+      </w:pPr>
+      <w:hyperlink w:anchor="_Toc232928756" w:history="1">
+        <w:r>
+          <w:rPr>
+            <w:rStyle w:val="afb"/>
+            <w:rFonts w:ascii="Times New Roman" w:eastAsia="Arial Unicode MS" w:hAnsi="Times New Roman" w:cs="Times New Roman"/>
+            <w:b/>
+            <w:bCs/>
+            <w:noProof/>
+            <w:bdr w:val="nil"/>
+          </w:rPr>
+          <w:t>Литература</w:t>
+        </w:r>
+        <w:r>
+          <w:rPr>
+            <w:noProof/>
+            <w:webHidden/>
+          </w:rPr>
+          <w:tab/>
+        </w:r>
+        <w:r>
+          <w:rPr>
+            <w:noProof/>
+            <w:webHidden/>
+          </w:rPr>
+          <w:fldChar w:fldCharType="begin"/>
+        </w:r>
+        <w:r>
+          <w:rPr>
+            <w:noProof/>
+            <w:webHidden/>
+          </w:rPr>
+          <w:instrText xml:space="preserve"> PAGEREF _Toc232928756 \h </w:instrText>
+        </w:r>
+        <w:r>
+          <w:rPr>
+            <w:noProof/>
+            <w:webHidden/>
+          </w:rPr>
+        </w:r>
+        <w:r>
+          <w:rPr>
+            <w:noProof/>
+            <w:webHidden/>
+          </w:rPr>
+          <w:fldChar w:fldCharType="separate"/>
+        </w:r>
+        <w:r>
+          <w:rPr>
+            <w:noProof/>
+            <w:webHidden/>
+          </w:rPr>
+          <w:t>2</w:t>
+        </w:r>
+        <w:r>
+          <w:rPr>
+            <w:noProof/>
+            <w:webHidden/>
+          </w:rPr>
+          <w:fldChar w:fldCharType="end"/>
+        </w:r>
+      </w:hyperlink>
+    </w:p>
+    <w:p>
+      <w:pPr>
         <w:pStyle w:val="12"/>
         <w:tabs>
           <w:tab w:val="right" w:leader="dot" w:pos="9345"/>
@@ -3028,7 +3118,84 @@
           <w14:ligatures w14:val="standardContextual"/>
         </w:rPr>
       </w:pPr>
-      <w:hyperlink w:anchor="_Toc232414658" w:history="1">
+      <w:hyperlink w:anchor="_Toc232928757" w:history="1">
+        <w:r>
+          <w:rPr>
+            <w:rStyle w:val="afb"/>
+            <w:rFonts w:eastAsia="Arial"/>
+            <w:noProof/>
+            <w:lang w:bidi="ru-RU"/>
+          </w:rPr>
+          <w:t>РЕФЕРАТ</w:t>
+        </w:r>
+        <w:r>
+          <w:rPr>
+            <w:noProof/>
+            <w:webHidden/>
+          </w:rPr>
+          <w:tab/>
+        </w:r>
+        <w:r>
+          <w:rPr>
+            <w:noProof/>
+            <w:webHidden/>
+          </w:rPr>
+          <w:fldChar w:fldCharType="begin"/>
+        </w:r>
+        <w:r>
+          <w:rPr>
+            <w:noProof/>
+            <w:webHidden/>
+          </w:rPr>
+          <w:instrText xml:space="preserve"> PAGEREF _Toc232928757 \h </w:instrText>
+        </w:r>
+        <w:r>
+          <w:rPr>
+            <w:noProof/>
+            <w:webHidden/>
+          </w:rPr>
+        </w:r>
+        <w:r>
+          <w:rPr>
+            <w:noProof/>
+            <w:webHidden/>
+          </w:rPr>
+          <w:fldChar w:fldCharType="separate"/>
+        </w:r>
+        <w:r>
+          <w:rPr>
+            <w:noProof/>
+            <w:webHidden/>
+          </w:rPr>
+          <w:t>3</w:t>
+        </w:r>
+        <w:r>
+          <w:rPr>
+            <w:noProof/>
+            <w:webHidden/>
+          </w:rPr>
+          <w:fldChar w:fldCharType="end"/>
+        </w:r>
+      </w:hyperlink>
+    </w:p>
+    <w:p>
+      <w:pPr>
+        <w:pStyle w:val="12"/>
+        <w:tabs>
+          <w:tab w:val="right" w:leader="dot" w:pos="9345"/>
+        </w:tabs>
+        <w:spacing w:line="259" w:lineRule="auto"/>
+        <w:ind w:firstLine="0"/>
+        <w:rPr>
+          <w:rFonts w:asciiTheme="minorHAnsi" w:eastAsiaTheme="minorEastAsia" w:hAnsiTheme="minorHAnsi" w:cstheme="minorBidi"/>
+          <w:noProof/>
+          <w:kern w:val="2"/>
+          <w:sz w:val="24"/>
+          <w:szCs w:val="24"/>
+          <w14:ligatures w14:val="standardContextual"/>
+        </w:rPr>
+      </w:pPr>
+      <w:hyperlink w:anchor="_Toc232928758" w:history="1">
         <w:r>
           <w:rPr>
             <w:rStyle w:val="afb"/>
@@ -3057,7 +3224,7 @@
             <w:noProof/>
             <w:webHidden/>
           </w:rPr>
-          <w:instrText xml:space="preserve"> PAGEREF _Toc232414658 \h </w:instrText>
+          <w:instrText xml:space="preserve"> PAGEREF _Toc232928758 \h </w:instrText>
         </w:r>
         <w:r>
           <w:rPr>
@@ -3077,7 +3244,7 @@
             <w:noProof/>
             <w:webHidden/>
           </w:rPr>
-          <w:t>4</w:t>
+          <w:t>5</w:t>
         </w:r>
         <w:r>
           <w:rPr>
@@ -3105,7 +3272,7 @@
           <w14:ligatures w14:val="standardContextual"/>
         </w:rPr>
       </w:pPr>
-      <w:hyperlink w:anchor="_Toc232414659" w:history="1">
+      <w:hyperlink w:anchor="_Toc232928759" w:history="1">
         <w:r>
           <w:rPr>
             <w:rStyle w:val="afb"/>
@@ -3134,7 +3301,7 @@
             <w:noProof/>
             <w:webHidden/>
           </w:rPr>
-          <w:instrText xml:space="preserve"> PAGEREF _Toc232414659 \h </w:instrText>
+          <w:instrText xml:space="preserve"> PAGEREF _Toc232928759 \h </w:instrText>
         </w:r>
         <w:r>
           <w:rPr>
@@ -3154,7 +3321,7 @@
             <w:noProof/>
             <w:webHidden/>
           </w:rPr>
-          <w:t>6</w:t>
+          <w:t>7</w:t>
         </w:r>
         <w:r>
           <w:rPr>
@@ -3182,7 +3349,7 @@
           <w14:ligatures w14:val="standardContextual"/>
         </w:rPr>
       </w:pPr>
-      <w:hyperlink w:anchor="_Toc232414660" w:history="1">
+      <w:hyperlink w:anchor="_Toc232928760" w:history="1">
         <w:r>
           <w:rPr>
             <w:rStyle w:val="afb"/>
@@ -3211,159 +3378,7 @@
             <w:noProof/>
             <w:webHidden/>
           </w:rPr>
-          <w:instrText xml:space="preserve"> PAGEREF _Toc232414660 \h </w:instrText>
-        </w:r>
-        <w:r>
-          <w:rPr>
-            <w:noProof/>
-            <w:webHidden/>
-          </w:rPr>
-        </w:r>
-        <w:r>
-          <w:rPr>
-            <w:noProof/>
-            <w:webHidden/>
-          </w:rPr>
-          <w:fldChar w:fldCharType="separate"/>
-        </w:r>
-        <w:r>
-          <w:rPr>
-            <w:noProof/>
-            <w:webHidden/>
-          </w:rPr>
-          <w:t>9</w:t>
-        </w:r>
-        <w:r>
-          <w:rPr>
-            <w:noProof/>
-            <w:webHidden/>
-          </w:rPr>
-          <w:fldChar w:fldCharType="end"/>
-        </w:r>
-      </w:hyperlink>
-    </w:p>
-    <w:p>
-      <w:pPr>
-        <w:pStyle w:val="24"/>
-        <w:tabs>
-          <w:tab w:val="right" w:leader="dot" w:pos="9345"/>
-        </w:tabs>
-        <w:spacing w:line="259" w:lineRule="auto"/>
-        <w:ind w:firstLine="0"/>
-        <w:rPr>
-          <w:rFonts w:asciiTheme="minorHAnsi" w:eastAsiaTheme="minorEastAsia" w:hAnsiTheme="minorHAnsi" w:cstheme="minorBidi"/>
-          <w:noProof/>
-          <w:kern w:val="2"/>
-          <w:sz w:val="24"/>
-          <w:szCs w:val="24"/>
-          <w14:ligatures w14:val="standardContextual"/>
-        </w:rPr>
-      </w:pPr>
-      <w:hyperlink w:anchor="_Toc232414661" w:history="1">
-        <w:r>
-          <w:rPr>
-            <w:rStyle w:val="afb"/>
-            <w:rFonts w:eastAsia="Arial"/>
-            <w:noProof/>
-          </w:rPr>
-          <w:t>1.1. Эмоции человека и их роль в HR</w:t>
-        </w:r>
-        <w:r>
-          <w:rPr>
-            <w:noProof/>
-            <w:webHidden/>
-          </w:rPr>
-          <w:tab/>
-        </w:r>
-        <w:r>
-          <w:rPr>
-            <w:noProof/>
-            <w:webHidden/>
-          </w:rPr>
-          <w:fldChar w:fldCharType="begin"/>
-        </w:r>
-        <w:r>
-          <w:rPr>
-            <w:noProof/>
-            <w:webHidden/>
-          </w:rPr>
-          <w:instrText xml:space="preserve"> PAGEREF _Toc232414661 \h </w:instrText>
-        </w:r>
-        <w:r>
-          <w:rPr>
-            <w:noProof/>
-            <w:webHidden/>
-          </w:rPr>
-        </w:r>
-        <w:r>
-          <w:rPr>
-            <w:noProof/>
-            <w:webHidden/>
-          </w:rPr>
-          <w:fldChar w:fldCharType="separate"/>
-        </w:r>
-        <w:r>
-          <w:rPr>
-            <w:noProof/>
-            <w:webHidden/>
-          </w:rPr>
-          <w:t>9</w:t>
-        </w:r>
-        <w:r>
-          <w:rPr>
-            <w:noProof/>
-            <w:webHidden/>
-          </w:rPr>
-          <w:fldChar w:fldCharType="end"/>
-        </w:r>
-      </w:hyperlink>
-    </w:p>
-    <w:p>
-      <w:pPr>
-        <w:pStyle w:val="24"/>
-        <w:tabs>
-          <w:tab w:val="right" w:leader="dot" w:pos="9345"/>
-        </w:tabs>
-        <w:spacing w:line="259" w:lineRule="auto"/>
-        <w:ind w:firstLine="0"/>
-        <w:rPr>
-          <w:rFonts w:asciiTheme="minorHAnsi" w:eastAsiaTheme="minorEastAsia" w:hAnsiTheme="minorHAnsi" w:cstheme="minorBidi"/>
-          <w:noProof/>
-          <w:kern w:val="2"/>
-          <w:sz w:val="24"/>
-          <w:szCs w:val="24"/>
-          <w14:ligatures w14:val="standardContextual"/>
-        </w:rPr>
-      </w:pPr>
-      <w:hyperlink w:anchor="_Toc232414662" w:history="1">
-        <w:r>
-          <w:rPr>
-            <w:rStyle w:val="afb"/>
-            <w:rFonts w:eastAsia="Arial"/>
-            <w:noProof/>
-          </w:rPr>
-          <w:t>1.2. Технологи мультимодального анализа</w:t>
-        </w:r>
-        <w:r>
-          <w:rPr>
-            <w:noProof/>
-            <w:webHidden/>
-          </w:rPr>
-          <w:tab/>
-        </w:r>
-        <w:r>
-          <w:rPr>
-            <w:noProof/>
-            <w:webHidden/>
-          </w:rPr>
-          <w:fldChar w:fldCharType="begin"/>
-        </w:r>
-        <w:r>
-          <w:rPr>
-            <w:noProof/>
-            <w:webHidden/>
-          </w:rPr>
-          <w:instrText xml:space="preserve"> PAGEREF _Toc232414662 \h </w:instrText>
+          <w:instrText xml:space="preserve"> PAGEREF _Toc232928760 \h </w:instrText>
         </w:r>
         <w:r>
           <w:rPr>
@@ -3411,14 +3426,14 @@
           <w14:ligatures w14:val="standardContextual"/>
         </w:rPr>
       </w:pPr>
-      <w:hyperlink w:anchor="_Toc232414663" w:history="1">
+      <w:hyperlink w:anchor="_Toc232928761" w:history="1">
         <w:r>
           <w:rPr>
             <w:rStyle w:val="afb"/>
             <w:rFonts w:eastAsia="Arial"/>
             <w:noProof/>
           </w:rPr>
-          <w:t>1.3. Анализ существующего бизнес-процесса оценки персонала</w:t>
+          <w:t>1.1. Эмоции человека и их роль в HR</w:t>
         </w:r>
         <w:r>
           <w:rPr>
@@ -3439,7 +3454,7 @@
             <w:noProof/>
             <w:webHidden/>
           </w:rPr>
-          <w:instrText xml:space="preserve"> PAGEREF _Toc232414663 \h </w:instrText>
+          <w:instrText xml:space="preserve"> PAGEREF _Toc232928761 \h </w:instrText>
         </w:r>
         <w:r>
           <w:rPr>
@@ -3487,14 +3502,14 @@
           <w14:ligatures w14:val="standardContextual"/>
         </w:rPr>
       </w:pPr>
-      <w:hyperlink w:anchor="_Toc232414664" w:history="1">
+      <w:hyperlink w:anchor="_Toc232928762" w:history="1">
         <w:r>
           <w:rPr>
             <w:rStyle w:val="afb"/>
             <w:rFonts w:eastAsia="Arial"/>
             <w:noProof/>
           </w:rPr>
-          <w:t>1.4. Обзор существующих аналогов</w:t>
+          <w:t>1.2. Технологи мультимодального анализа</w:t>
         </w:r>
         <w:r>
           <w:rPr>
@@ -3515,7 +3530,7 @@
             <w:noProof/>
             <w:webHidden/>
           </w:rPr>
-          <w:instrText xml:space="preserve"> PAGEREF _Toc232414664 \h </w:instrText>
+          <w:instrText xml:space="preserve"> PAGEREF _Toc232928762 \h </w:instrText>
         </w:r>
         <w:r>
           <w:rPr>
@@ -3535,7 +3550,7 @@
             <w:noProof/>
             <w:webHidden/>
           </w:rPr>
-          <w:t>12</w:t>
+          <w:t>11</w:t>
         </w:r>
         <w:r>
           <w:rPr>
@@ -3563,14 +3578,14 @@
           <w14:ligatures w14:val="standardContextual"/>
         </w:rPr>
       </w:pPr>
-      <w:hyperlink w:anchor="_Toc232414665" w:history="1">
+      <w:hyperlink w:anchor="_Toc232928763" w:history="1">
         <w:r>
           <w:rPr>
             <w:rStyle w:val="afb"/>
             <w:rFonts w:eastAsia="Arial"/>
             <w:noProof/>
           </w:rPr>
-          <w:t>1.5. Существующие решения</w:t>
+          <w:t>1.3. Анализ существующего бизнес-процесса оценки персонала</w:t>
         </w:r>
         <w:r>
           <w:rPr>
@@ -3591,7 +3606,7 @@
             <w:noProof/>
             <w:webHidden/>
           </w:rPr>
-          <w:instrText xml:space="preserve"> PAGEREF _Toc232414665 \h </w:instrText>
+          <w:instrText xml:space="preserve"> PAGEREF _Toc232928763 \h </w:instrText>
         </w:r>
         <w:r>
           <w:rPr>
@@ -3611,7 +3626,7 @@
             <w:noProof/>
             <w:webHidden/>
           </w:rPr>
-          <w:t>12</w:t>
+          <w:t>11</w:t>
         </w:r>
         <w:r>
           <w:rPr>
@@ -3639,14 +3654,23 @@
           <w14:ligatures w14:val="standardContextual"/>
         </w:rPr>
       </w:pPr>
-      <w:hyperlink w:anchor="_Toc232414666" w:history="1">
+      <w:hyperlink w:anchor="_Toc232928764" w:history="1">
+        <w:r>
+          <w:rPr>
+            <w:rStyle w:val="afb"/>
+            <w:rFonts w:eastAsia="Arial"/>
+            <w:noProof/>
+            <w:lang w:val="en-US"/>
+          </w:rPr>
+          <w:t>1.4.</w:t>
+        </w:r>
         <w:r>
           <w:rPr>
             <w:rStyle w:val="afb"/>
             <w:rFonts w:eastAsia="Arial"/>
             <w:noProof/>
           </w:rPr>
-          <w:t>1.6. Сравнительный анализ аналогов</w:t>
+          <w:t xml:space="preserve"> Существующие решения</w:t>
         </w:r>
         <w:r>
           <w:rPr>
@@ -3667,7 +3691,83 @@
             <w:noProof/>
             <w:webHidden/>
           </w:rPr>
-          <w:instrText xml:space="preserve"> PAGEREF _Toc232414666 \h </w:instrText>
+          <w:instrText xml:space="preserve"> PAGEREF _Toc232928764 \h </w:instrText>
+        </w:r>
+        <w:r>
+          <w:rPr>
+            <w:noProof/>
+            <w:webHidden/>
+          </w:rPr>
+        </w:r>
+        <w:r>
+          <w:rPr>
+            <w:noProof/>
+            <w:webHidden/>
+          </w:rPr>
+          <w:fldChar w:fldCharType="separate"/>
+        </w:r>
+        <w:r>
+          <w:rPr>
+            <w:noProof/>
+            <w:webHidden/>
+          </w:rPr>
+          <w:t>13</w:t>
+        </w:r>
+        <w:r>
+          <w:rPr>
+            <w:noProof/>
+            <w:webHidden/>
+          </w:rPr>
+          <w:fldChar w:fldCharType="end"/>
+        </w:r>
+      </w:hyperlink>
+    </w:p>
+    <w:p>
+      <w:pPr>
+        <w:pStyle w:val="24"/>
+        <w:tabs>
+          <w:tab w:val="right" w:leader="dot" w:pos="9345"/>
+        </w:tabs>
+        <w:spacing w:line="259" w:lineRule="auto"/>
+        <w:ind w:firstLine="0"/>
+        <w:rPr>
+          <w:rFonts w:asciiTheme="minorHAnsi" w:eastAsiaTheme="minorEastAsia" w:hAnsiTheme="minorHAnsi" w:cstheme="minorBidi"/>
+          <w:noProof/>
+          <w:kern w:val="2"/>
+          <w:sz w:val="24"/>
+          <w:szCs w:val="24"/>
+          <w14:ligatures w14:val="standardContextual"/>
+        </w:rPr>
+      </w:pPr>
+      <w:hyperlink w:anchor="_Toc232928765" w:history="1">
+        <w:r>
+          <w:rPr>
+            <w:rStyle w:val="afb"/>
+            <w:rFonts w:eastAsia="Arial"/>
+            <w:noProof/>
+          </w:rPr>
+          <w:t>1.5. Сравнительный анализ аналогов</w:t>
+        </w:r>
+        <w:r>
+          <w:rPr>
+            <w:noProof/>
+            <w:webHidden/>
+          </w:rPr>
+          <w:tab/>
+        </w:r>
+        <w:r>
+          <w:rPr>
+            <w:noProof/>
+            <w:webHidden/>
+          </w:rPr>
+          <w:fldChar w:fldCharType="begin"/>
+        </w:r>
+        <w:r>
+          <w:rPr>
+            <w:noProof/>
+            <w:webHidden/>
+          </w:rPr>
+          <w:instrText xml:space="preserve"> PAGEREF _Toc232928765 \h </w:instrText>
         </w:r>
         <w:r>
           <w:rPr>
@@ -3715,14 +3815,14 @@
           <w14:ligatures w14:val="standardContextual"/>
         </w:rPr>
       </w:pPr>
-      <w:hyperlink w:anchor="_Toc232414667" w:history="1">
+      <w:hyperlink w:anchor="_Toc232928766" w:history="1">
         <w:r>
           <w:rPr>
             <w:rStyle w:val="afb"/>
             <w:rFonts w:eastAsia="Arial"/>
             <w:noProof/>
           </w:rPr>
-          <w:t>1.7. Анализ показателей:</w:t>
+          <w:t>1.6. Анализ показателей:</w:t>
         </w:r>
         <w:r>
           <w:rPr>
@@ -3743,7 +3843,7 @@
             <w:noProof/>
             <w:webHidden/>
           </w:rPr>
-          <w:instrText xml:space="preserve"> PAGEREF _Toc232414667 \h </w:instrText>
+          <w:instrText xml:space="preserve"> PAGEREF _Toc232928766 \h </w:instrText>
         </w:r>
         <w:r>
           <w:rPr>
@@ -3791,7 +3891,7 @@
           <w14:ligatures w14:val="standardContextual"/>
         </w:rPr>
       </w:pPr>
-      <w:hyperlink w:anchor="_Toc232414668" w:history="1">
+      <w:hyperlink w:anchor="_Toc232928767" w:history="1">
         <w:r>
           <w:rPr>
             <w:rStyle w:val="afb"/>
@@ -3799,7 +3899,7 @@
             <w:bCs/>
             <w:noProof/>
           </w:rPr>
-          <w:t>1.8. Выводы по обзору аналогов</w:t>
+          <w:t>1.7. Выводы по обзору аналогов</w:t>
         </w:r>
         <w:r>
           <w:rPr>
@@ -3820,83 +3920,7 @@
             <w:noProof/>
             <w:webHidden/>
           </w:rPr>
-          <w:instrText xml:space="preserve"> PAGEREF _Toc232414668 \h </w:instrText>
-        </w:r>
-        <w:r>
-          <w:rPr>
-            <w:noProof/>
-            <w:webHidden/>
-          </w:rPr>
-        </w:r>
-        <w:r>
-          <w:rPr>
-            <w:noProof/>
-            <w:webHidden/>
-          </w:rPr>
-          <w:fldChar w:fldCharType="separate"/>
-        </w:r>
-        <w:r>
-          <w:rPr>
-            <w:noProof/>
-            <w:webHidden/>
-          </w:rPr>
-          <w:t>16</w:t>
-        </w:r>
-        <w:r>
-          <w:rPr>
-            <w:noProof/>
-            <w:webHidden/>
-          </w:rPr>
-          <w:fldChar w:fldCharType="end"/>
-        </w:r>
-      </w:hyperlink>
-    </w:p>
-    <w:p>
-      <w:pPr>
-        <w:pStyle w:val="24"/>
-        <w:tabs>
-          <w:tab w:val="right" w:leader="dot" w:pos="9345"/>
-        </w:tabs>
-        <w:spacing w:line="259" w:lineRule="auto"/>
-        <w:ind w:firstLine="0"/>
-        <w:rPr>
-          <w:rFonts w:asciiTheme="minorHAnsi" w:eastAsiaTheme="minorEastAsia" w:hAnsiTheme="minorHAnsi" w:cstheme="minorBidi"/>
-          <w:noProof/>
-          <w:kern w:val="2"/>
-          <w:sz w:val="24"/>
-          <w:szCs w:val="24"/>
-          <w14:ligatures w14:val="standardContextual"/>
-        </w:rPr>
-      </w:pPr>
-      <w:hyperlink w:anchor="_Toc232414669" w:history="1">
-        <w:r>
-          <w:rPr>
-            <w:rStyle w:val="afb"/>
-            <w:rFonts w:eastAsia="Arial"/>
-            <w:noProof/>
-          </w:rPr>
-          <w:t>1.9. Постановка задачи и формирование требований</w:t>
-        </w:r>
-        <w:r>
-          <w:rPr>
-            <w:noProof/>
-            <w:webHidden/>
-          </w:rPr>
-          <w:tab/>
-        </w:r>
-        <w:r>
-          <w:rPr>
-            <w:noProof/>
-            <w:webHidden/>
-          </w:rPr>
-          <w:fldChar w:fldCharType="begin"/>
-        </w:r>
-        <w:r>
-          <w:rPr>
-            <w:noProof/>
-            <w:webHidden/>
-          </w:rPr>
-          <w:instrText xml:space="preserve"> PAGEREF _Toc232414669 \h </w:instrText>
+          <w:instrText xml:space="preserve"> PAGEREF _Toc232928767 \h </w:instrText>
         </w:r>
         <w:r>
           <w:rPr>
@@ -3929,6 +3953,82 @@
     </w:p>
     <w:p>
       <w:pPr>
+        <w:pStyle w:val="24"/>
+        <w:tabs>
+          <w:tab w:val="right" w:leader="dot" w:pos="9345"/>
+        </w:tabs>
+        <w:spacing w:line="259" w:lineRule="auto"/>
+        <w:ind w:firstLine="0"/>
+        <w:rPr>
+          <w:rFonts w:asciiTheme="minorHAnsi" w:eastAsiaTheme="minorEastAsia" w:hAnsiTheme="minorHAnsi" w:cstheme="minorBidi"/>
+          <w:noProof/>
+          <w:kern w:val="2"/>
+          <w:sz w:val="24"/>
+          <w:szCs w:val="24"/>
+          <w14:ligatures w14:val="standardContextual"/>
+        </w:rPr>
+      </w:pPr>
+      <w:hyperlink w:anchor="_Toc232928768" w:history="1">
+        <w:r>
+          <w:rPr>
+            <w:rStyle w:val="afb"/>
+            <w:rFonts w:eastAsia="Arial"/>
+            <w:noProof/>
+          </w:rPr>
+          <w:t>1.8. Постановка задачи и формирование требований</w:t>
+        </w:r>
+        <w:r>
+          <w:rPr>
+            <w:noProof/>
+            <w:webHidden/>
+          </w:rPr>
+          <w:tab/>
+        </w:r>
+        <w:r>
+          <w:rPr>
+            <w:noProof/>
+            <w:webHidden/>
+          </w:rPr>
+          <w:fldChar w:fldCharType="begin"/>
+        </w:r>
+        <w:r>
+          <w:rPr>
+            <w:noProof/>
+            <w:webHidden/>
+          </w:rPr>
+          <w:instrText xml:space="preserve"> PAGEREF _Toc232928768 \h </w:instrText>
+        </w:r>
+        <w:r>
+          <w:rPr>
+            <w:noProof/>
+            <w:webHidden/>
+          </w:rPr>
+        </w:r>
+        <w:r>
+          <w:rPr>
+            <w:noProof/>
+            <w:webHidden/>
+          </w:rPr>
+          <w:fldChar w:fldCharType="separate"/>
+        </w:r>
+        <w:r>
+          <w:rPr>
+            <w:noProof/>
+            <w:webHidden/>
+          </w:rPr>
+          <w:t>18</w:t>
+        </w:r>
+        <w:r>
+          <w:rPr>
+            <w:noProof/>
+            <w:webHidden/>
+          </w:rPr>
+          <w:fldChar w:fldCharType="end"/>
+        </w:r>
+      </w:hyperlink>
+    </w:p>
+    <w:p>
+      <w:pPr>
         <w:pStyle w:val="12"/>
         <w:tabs>
           <w:tab w:val="right" w:leader="dot" w:pos="9345"/>
@@ -3944,7 +4044,7 @@
           <w14:ligatures w14:val="standardContextual"/>
         </w:rPr>
       </w:pPr>
-      <w:hyperlink w:anchor="_Toc232414670" w:history="1">
+      <w:hyperlink w:anchor="_Toc232928769" w:history="1">
         <w:r>
           <w:rPr>
             <w:rStyle w:val="afb"/>
@@ -3973,7 +4073,7 @@
             <w:noProof/>
             <w:webHidden/>
           </w:rPr>
-          <w:instrText xml:space="preserve"> PAGEREF _Toc232414670 \h </w:instrText>
+          <w:instrText xml:space="preserve"> PAGEREF _Toc232928769 \h </w:instrText>
         </w:r>
         <w:r>
           <w:rPr>
@@ -4021,7 +4121,7 @@
           <w14:ligatures w14:val="standardContextual"/>
         </w:rPr>
       </w:pPr>
-      <w:hyperlink w:anchor="_Toc232414671" w:history="1">
+      <w:hyperlink w:anchor="_Toc232928770" w:history="1">
         <w:r>
           <w:rPr>
             <w:rStyle w:val="afb"/>
@@ -4050,7 +4150,7 @@
             <w:noProof/>
             <w:webHidden/>
           </w:rPr>
-          <w:instrText xml:space="preserve"> PAGEREF _Toc232414671 \h </w:instrText>
+          <w:instrText xml:space="preserve"> PAGEREF _Toc232928770 \h </w:instrText>
         </w:r>
         <w:r>
           <w:rPr>
@@ -4098,7 +4198,7 @@
           <w14:ligatures w14:val="standardContextual"/>
         </w:rPr>
       </w:pPr>
-      <w:hyperlink w:anchor="_Toc232414672" w:history="1">
+      <w:hyperlink w:anchor="_Toc232928771" w:history="1">
         <w:r>
           <w:rPr>
             <w:rStyle w:val="afb"/>
@@ -4126,7 +4226,7 @@
             <w:noProof/>
             <w:webHidden/>
           </w:rPr>
-          <w:instrText xml:space="preserve"> PAGEREF _Toc232414672 \h </w:instrText>
+          <w:instrText xml:space="preserve"> PAGEREF _Toc232928771 \h </w:instrText>
         </w:r>
         <w:r>
           <w:rPr>
@@ -4174,7 +4274,7 @@
           <w14:ligatures w14:val="standardContextual"/>
         </w:rPr>
       </w:pPr>
-      <w:hyperlink w:anchor="_Toc232414673" w:history="1">
+      <w:hyperlink w:anchor="_Toc232928772" w:history="1">
         <w:r>
           <w:rPr>
             <w:rStyle w:val="afb"/>
@@ -4203,7 +4303,7 @@
             <w:noProof/>
             <w:webHidden/>
           </w:rPr>
-          <w:instrText xml:space="preserve"> PAGEREF _Toc232414673 \h </w:instrText>
+          <w:instrText xml:space="preserve"> PAGEREF _Toc232928772 \h </w:instrText>
         </w:r>
         <w:r>
           <w:rPr>
@@ -4251,7 +4351,7 @@
           <w14:ligatures w14:val="standardContextual"/>
         </w:rPr>
       </w:pPr>
-      <w:hyperlink w:anchor="_Toc232414674" w:history="1">
+      <w:hyperlink w:anchor="_Toc232928773" w:history="1">
         <w:r>
           <w:rPr>
             <w:rStyle w:val="afb"/>
@@ -4279,7 +4379,7 @@
             <w:noProof/>
             <w:webHidden/>
           </w:rPr>
-          <w:instrText xml:space="preserve"> PAGEREF _Toc232414674 \h </w:instrText>
+          <w:instrText xml:space="preserve"> PAGEREF _Toc232928773 \h </w:instrText>
         </w:r>
         <w:r>
           <w:rPr>
@@ -4327,7 +4427,7 @@
           <w14:ligatures w14:val="standardContextual"/>
         </w:rPr>
       </w:pPr>
-      <w:hyperlink w:anchor="_Toc232414675" w:history="1">
+      <w:hyperlink w:anchor="_Toc232928774" w:history="1">
         <w:r>
           <w:rPr>
             <w:rStyle w:val="afb"/>
@@ -4355,7 +4455,7 @@
             <w:noProof/>
             <w:webHidden/>
           </w:rPr>
-          <w:instrText xml:space="preserve"> PAGEREF _Toc232414675 \h </w:instrText>
+          <w:instrText xml:space="preserve"> PAGEREF _Toc232928774 \h </w:instrText>
         </w:r>
         <w:r>
           <w:rPr>
@@ -4403,7 +4503,7 @@
           <w14:ligatures w14:val="standardContextual"/>
         </w:rPr>
       </w:pPr>
-      <w:hyperlink w:anchor="_Toc232414676" w:history="1">
+      <w:hyperlink w:anchor="_Toc232928775" w:history="1">
         <w:r>
           <w:rPr>
             <w:rStyle w:val="afb"/>
@@ -4431,7 +4531,7 @@
             <w:noProof/>
             <w:webHidden/>
           </w:rPr>
-          <w:instrText xml:space="preserve"> PAGEREF _Toc232414676 \h </w:instrText>
+          <w:instrText xml:space="preserve"> PAGEREF _Toc232928775 \h </w:instrText>
         </w:r>
         <w:r>
           <w:rPr>
@@ -4479,7 +4579,7 @@
           <w14:ligatures w14:val="standardContextual"/>
         </w:rPr>
       </w:pPr>
-      <w:hyperlink w:anchor="_Toc232414677" w:history="1">
+      <w:hyperlink w:anchor="_Toc232928776" w:history="1">
         <w:r>
           <w:rPr>
             <w:rStyle w:val="afb"/>
@@ -4507,7 +4607,7 @@
             <w:noProof/>
             <w:webHidden/>
           </w:rPr>
-          <w:instrText xml:space="preserve"> PAGEREF _Toc232414677 \h </w:instrText>
+          <w:instrText xml:space="preserve"> PAGEREF _Toc232928776 \h </w:instrText>
         </w:r>
         <w:r>
           <w:rPr>
@@ -4555,7 +4655,7 @@
           <w14:ligatures w14:val="standardContextual"/>
         </w:rPr>
       </w:pPr>
-      <w:hyperlink w:anchor="_Toc232414678" w:history="1">
+      <w:hyperlink w:anchor="_Toc232928777" w:history="1">
         <w:r>
           <w:rPr>
             <w:rStyle w:val="afb"/>
@@ -4583,7 +4683,7 @@
             <w:noProof/>
             <w:webHidden/>
           </w:rPr>
-          <w:instrText xml:space="preserve"> PAGEREF _Toc232414678 \h </w:instrText>
+          <w:instrText xml:space="preserve"> PAGEREF _Toc232928777 \h </w:instrText>
         </w:r>
         <w:r>
           <w:rPr>
@@ -4631,7 +4731,7 @@
           <w14:ligatures w14:val="standardContextual"/>
         </w:rPr>
       </w:pPr>
-      <w:hyperlink w:anchor="_Toc232414679" w:history="1">
+      <w:hyperlink w:anchor="_Toc232928778" w:history="1">
         <w:r>
           <w:rPr>
             <w:rStyle w:val="afb"/>
@@ -4659,7 +4759,7 @@
             <w:noProof/>
             <w:webHidden/>
           </w:rPr>
-          <w:instrText xml:space="preserve"> PAGEREF _Toc232414679 \h </w:instrText>
+          <w:instrText xml:space="preserve"> PAGEREF _Toc232928778 \h </w:instrText>
         </w:r>
         <w:r>
           <w:rPr>
@@ -4707,7 +4807,7 @@
           <w14:ligatures w14:val="standardContextual"/>
         </w:rPr>
       </w:pPr>
-      <w:hyperlink w:anchor="_Toc232414680" w:history="1">
+      <w:hyperlink w:anchor="_Toc232928779" w:history="1">
         <w:r>
           <w:rPr>
             <w:rStyle w:val="afb"/>
@@ -4735,7 +4835,7 @@
             <w:noProof/>
             <w:webHidden/>
           </w:rPr>
-          <w:instrText xml:space="preserve"> PAGEREF _Toc232414680 \h </w:instrText>
+          <w:instrText xml:space="preserve"> PAGEREF _Toc232928779 \h </w:instrText>
         </w:r>
         <w:r>
           <w:rPr>
@@ -4783,7 +4883,7 @@
           <w14:ligatures w14:val="standardContextual"/>
         </w:rPr>
       </w:pPr>
-      <w:hyperlink w:anchor="_Toc232414681" w:history="1">
+      <w:hyperlink w:anchor="_Toc232928780" w:history="1">
         <w:r>
           <w:rPr>
             <w:rStyle w:val="afb"/>
@@ -4811,7 +4911,7 @@
             <w:noProof/>
             <w:webHidden/>
           </w:rPr>
-          <w:instrText xml:space="preserve"> PAGEREF _Toc232414681 \h </w:instrText>
+          <w:instrText xml:space="preserve"> PAGEREF _Toc232928780 \h </w:instrText>
         </w:r>
         <w:r>
           <w:rPr>
@@ -4859,7 +4959,7 @@
           <w14:ligatures w14:val="standardContextual"/>
         </w:rPr>
       </w:pPr>
-      <w:hyperlink w:anchor="_Toc232414682" w:history="1">
+      <w:hyperlink w:anchor="_Toc232928781" w:history="1">
         <w:r>
           <w:rPr>
             <w:rStyle w:val="afb"/>
@@ -4887,7 +4987,7 @@
             <w:noProof/>
             <w:webHidden/>
           </w:rPr>
-          <w:instrText xml:space="preserve"> PAGEREF _Toc232414682 \h </w:instrText>
+          <w:instrText xml:space="preserve"> PAGEREF _Toc232928781 \h </w:instrText>
         </w:r>
         <w:r>
           <w:rPr>
@@ -4935,7 +5035,7 @@
           <w14:ligatures w14:val="standardContextual"/>
         </w:rPr>
       </w:pPr>
-      <w:hyperlink w:anchor="_Toc232414683" w:history="1">
+      <w:hyperlink w:anchor="_Toc232928782" w:history="1">
         <w:r>
           <w:rPr>
             <w:rStyle w:val="afb"/>
@@ -4963,7 +5063,7 @@
             <w:noProof/>
             <w:webHidden/>
           </w:rPr>
-          <w:instrText xml:space="preserve"> PAGEREF _Toc232414683 \h </w:instrText>
+          <w:instrText xml:space="preserve"> PAGEREF _Toc232928782 \h </w:instrText>
         </w:r>
         <w:r>
           <w:rPr>
@@ -5011,7 +5111,7 @@
           <w14:ligatures w14:val="standardContextual"/>
         </w:rPr>
       </w:pPr>
-      <w:hyperlink w:anchor="_Toc232414684" w:history="1">
+      <w:hyperlink w:anchor="_Toc232928783" w:history="1">
         <w:r>
           <w:rPr>
             <w:rStyle w:val="afb"/>
@@ -5039,7 +5139,7 @@
             <w:noProof/>
             <w:webHidden/>
           </w:rPr>
-          <w:instrText xml:space="preserve"> PAGEREF _Toc232414684 \h </w:instrText>
+          <w:instrText xml:space="preserve"> PAGEREF _Toc232928783 \h </w:instrText>
         </w:r>
         <w:r>
           <w:rPr>
@@ -5087,7 +5187,7 @@
           <w14:ligatures w14:val="standardContextual"/>
         </w:rPr>
       </w:pPr>
-      <w:hyperlink w:anchor="_Toc232414685" w:history="1">
+      <w:hyperlink w:anchor="_Toc232928784" w:history="1">
         <w:r>
           <w:rPr>
             <w:rStyle w:val="afb"/>
@@ -5116,7 +5216,7 @@
             <w:noProof/>
             <w:webHidden/>
           </w:rPr>
-          <w:instrText xml:space="preserve"> PAGEREF _Toc232414685 \h </w:instrText>
+          <w:instrText xml:space="preserve"> PAGEREF _Toc232928784 \h </w:instrText>
         </w:r>
         <w:r>
           <w:rPr>
@@ -5155,16 +5255,8 @@
         </w:tabs>
         <w:spacing w:line="259" w:lineRule="auto"/>
         <w:ind w:firstLine="0"/>
-        <w:rPr>
-          <w:rFonts w:asciiTheme="minorHAnsi" w:eastAsiaTheme="minorEastAsia" w:hAnsiTheme="minorHAnsi" w:cstheme="minorBidi"/>
-          <w:noProof/>
-          <w:kern w:val="2"/>
-          <w:sz w:val="24"/>
-          <w:szCs w:val="24"/>
-          <w14:ligatures w14:val="standardContextual"/>
-        </w:rPr>
-      </w:pPr>
-      <w:hyperlink w:anchor="_Toc232414686" w:history="1">
+      </w:pPr>
+      <w:hyperlink w:anchor="_Toc232928785" w:history="1">
         <w:r>
           <w:rPr>
             <w:rStyle w:val="afb"/>
@@ -5193,7 +5285,7 @@
             <w:noProof/>
             <w:webHidden/>
           </w:rPr>
-          <w:instrText xml:space="preserve"> PAGEREF _Toc232414686 \h </w:instrText>
+          <w:instrText xml:space="preserve"> PAGEREF _Toc232928785 \h </w:instrText>
         </w:r>
         <w:r>
           <w:rPr>
@@ -5223,16 +5315,7 @@
           <w:fldChar w:fldCharType="end"/>
         </w:r>
       </w:hyperlink>
-    </w:p>
-    <w:p>
-      <w:pPr>
-        <w:pStyle w:val="affe"/>
-        <w:spacing w:after="100"/>
-      </w:pPr>
-      <w:r>
-        <w:rPr>
-          <w:rFonts w:eastAsia="Times New Roman"/>
-        </w:rPr>
+      <w:r>
         <w:fldChar w:fldCharType="end"/>
       </w:r>
       <w:r>
@@ -5247,12 +5330,12 @@
           <w:numId w:val="0"/>
         </w:numPr>
       </w:pPr>
-      <w:bookmarkStart w:id="2" w:name="_Toc232414659"/>
+      <w:bookmarkStart w:id="5" w:name="_Toc232928759"/>
       <w:r>
         <w:lastRenderedPageBreak/>
         <w:t>ВВЕДЕНИЕ</w:t>
       </w:r>
-      <w:bookmarkEnd w:id="2"/>
+      <w:bookmarkEnd w:id="5"/>
     </w:p>
     <w:p>
       <w:r>
@@ -5277,6 +5360,8 @@
       <w:r>
         <w:rPr>
           <w:rStyle w:val="aff2"/>
+          <w:b w:val="0"/>
+          <w:bCs w:val="0"/>
         </w:rPr>
         <w:t>Актуальность темы</w:t>
       </w:r>
@@ -5295,6 +5380,8 @@
       <w:r>
         <w:rPr>
           <w:rStyle w:val="aff2"/>
+          <w:b w:val="0"/>
+          <w:bCs w:val="0"/>
         </w:rPr>
         <w:t>Рост значимости эмоционального интеллекта в HR</w:t>
       </w:r>
@@ -5313,6 +5400,8 @@
       <w:r>
         <w:rPr>
           <w:rStyle w:val="aff2"/>
+          <w:b w:val="0"/>
+          <w:bCs w:val="0"/>
         </w:rPr>
         <w:t>Ограниченность традиционных методов</w:t>
       </w:r>
@@ -5331,6 +5420,8 @@
       <w:r>
         <w:rPr>
           <w:rStyle w:val="aff2"/>
+          <w:b w:val="0"/>
+          <w:bCs w:val="0"/>
         </w:rPr>
         <w:t>Развитие технологий ИИ</w:t>
       </w:r>
@@ -5349,6 +5440,8 @@
       <w:r>
         <w:rPr>
           <w:rStyle w:val="aff2"/>
+          <w:b w:val="0"/>
+          <w:bCs w:val="0"/>
         </w:rPr>
         <w:t>Потребность в мультимодальном анализе</w:t>
       </w:r>
@@ -5367,6 +5460,8 @@
       <w:r>
         <w:rPr>
           <w:rStyle w:val="aff2"/>
+          <w:b w:val="0"/>
+          <w:bCs w:val="0"/>
         </w:rPr>
         <w:t>Экономическая эффективность</w:t>
       </w:r>
@@ -5378,6 +5473,8 @@
       <w:r>
         <w:rPr>
           <w:rStyle w:val="aff2"/>
+          <w:b w:val="0"/>
+          <w:bCs w:val="0"/>
         </w:rPr>
         <w:t>Объект исследования</w:t>
       </w:r>
@@ -5385,7 +5482,42 @@
         <w:t xml:space="preserve">: </w:t>
       </w:r>
       <w:r>
-        <w:t>процесс распознавания эмоций человека на основе анализа мультимодальных данных (видеопотока и аудиопотока) в сфере управления персоналом</w:t>
+        <w:t>процесс распознавания эмоций человека на основе анализа мультимодальных данных (видеопотока и аудиопотока) в сфере управления персоналом.</w:t>
+      </w:r>
+    </w:p>
+    <w:p>
+      <w:r>
+        <w:rPr>
+          <w:rStyle w:val="aff2"/>
+          <w:b w:val="0"/>
+          <w:bCs w:val="0"/>
+        </w:rPr>
+        <w:t>Предмет исследования</w:t>
+      </w:r>
+      <w:r>
+        <w:t xml:space="preserve">: </w:t>
+      </w:r>
+      <w:r>
+        <w:t>система распознавания эмоций человека на основе искусственной нейронной сети с использованием мультимодального анализа.</w:t>
+      </w:r>
+    </w:p>
+    <w:p>
+      <w:r>
+        <w:rPr>
+          <w:rStyle w:val="aff2"/>
+          <w:b w:val="0"/>
+          <w:bCs w:val="0"/>
+        </w:rPr>
+        <w:t>Цель исследования</w:t>
+      </w:r>
+      <w:r>
+        <w:t xml:space="preserve">: </w:t>
+      </w:r>
+      <w:r>
+        <w:t>проектирование</w:t>
+      </w:r>
+      <w:r>
+        <w:t xml:space="preserve"> и разработка системы распознавания эмоций человека на основе искусственной нейронной сети с использованием мультимодального анализа видеопотока и аудиопотока для повышения объективности HR-процессов</w:t>
       </w:r>
       <w:r>
         <w:t>.</w:t>
@@ -5395,40 +5527,8 @@
       <w:r>
         <w:rPr>
           <w:rStyle w:val="aff2"/>
-        </w:rPr>
-        <w:t>Предмет исследования</w:t>
-      </w:r>
-      <w:r>
-        <w:t xml:space="preserve">: </w:t>
-      </w:r>
-      <w:r>
-        <w:t>система распознавания эмоций человека на основе искусственной нейронной сети с использованием мультимодального анализа</w:t>
-      </w:r>
-      <w:r>
-        <w:t>.</w:t>
-      </w:r>
-    </w:p>
-    <w:p>
-      <w:r>
-        <w:rPr>
-          <w:rStyle w:val="aff2"/>
-        </w:rPr>
-        <w:t>Цель исследования</w:t>
-      </w:r>
-      <w:r>
-        <w:t xml:space="preserve">: </w:t>
-      </w:r>
-      <w:r>
-        <w:t>проектирование и разработка системы распознавания эмоций человека на основе искусственной нейронной сети с использованием мультимодального анализа видеопотока и аудиопотока для повышения объективности HR-процессов</w:t>
-      </w:r>
-      <w:r>
-        <w:t>.</w:t>
-      </w:r>
-    </w:p>
-    <w:p>
-      <w:r>
-        <w:rPr>
-          <w:rStyle w:val="aff2"/>
+          <w:b w:val="0"/>
+          <w:bCs w:val="0"/>
         </w:rPr>
         <w:lastRenderedPageBreak/>
         <w:t>Задачи исследования</w:t>
@@ -5513,6 +5613,8 @@
       <w:r>
         <w:rPr>
           <w:rStyle w:val="aff2"/>
+          <w:b w:val="0"/>
+          <w:bCs w:val="0"/>
         </w:rPr>
         <w:t>Научная новизна</w:t>
       </w:r>
@@ -5524,6 +5626,8 @@
       <w:r>
         <w:rPr>
           <w:rStyle w:val="aff2"/>
+          <w:b w:val="0"/>
+          <w:bCs w:val="0"/>
         </w:rPr>
         <w:t>Практическая значимость</w:t>
       </w:r>
@@ -5543,12 +5647,12 @@
       <w:pPr>
         <w:pStyle w:val="1"/>
       </w:pPr>
-      <w:bookmarkStart w:id="3" w:name="_Toc232414660"/>
+      <w:bookmarkStart w:id="6" w:name="_Toc232928760"/>
       <w:r>
         <w:lastRenderedPageBreak/>
         <w:t>АНАЛИТИЧЕСКАЯ ЧАСТЬ</w:t>
       </w:r>
-      <w:bookmarkEnd w:id="3"/>
+      <w:bookmarkEnd w:id="6"/>
     </w:p>
     <w:p>
       <w:pPr>
@@ -5562,11 +5666,11 @@
       <w:pPr>
         <w:pStyle w:val="2"/>
       </w:pPr>
-      <w:bookmarkStart w:id="4" w:name="_Toc232414661"/>
+      <w:bookmarkStart w:id="7" w:name="_Toc232928761"/>
       <w:r>
         <w:t>Эмоции человека и их роль в HR</w:t>
       </w:r>
-      <w:bookmarkEnd w:id="4"/>
+      <w:bookmarkEnd w:id="7"/>
     </w:p>
     <w:p>
       <w:pPr>
@@ -5596,6 +5700,8 @@
         <w:rPr>
           <w:rStyle w:val="aff2"/>
           <w:rFonts w:cstheme="majorHAnsi"/>
+          <w:b w:val="0"/>
+          <w:bCs w:val="0"/>
           <w:szCs w:val="28"/>
         </w:rPr>
         <w:t>Оценки вовлечённости</w:t>
@@ -5616,6 +5722,8 @@
         <w:rPr>
           <w:rStyle w:val="aff2"/>
           <w:rFonts w:cstheme="majorHAnsi"/>
+          <w:b w:val="0"/>
+          <w:bCs w:val="0"/>
           <w:szCs w:val="28"/>
         </w:rPr>
         <w:t>Диагностики стресса</w:t>
@@ -5636,6 +5744,8 @@
         <w:rPr>
           <w:rStyle w:val="aff2"/>
           <w:rFonts w:cstheme="majorHAnsi"/>
+          <w:b w:val="0"/>
+          <w:bCs w:val="0"/>
           <w:szCs w:val="28"/>
         </w:rPr>
         <w:t>Подбора персонала</w:t>
@@ -5656,6 +5766,8 @@
         <w:rPr>
           <w:rStyle w:val="aff2"/>
           <w:rFonts w:cstheme="majorHAnsi"/>
+          <w:b w:val="0"/>
+          <w:bCs w:val="0"/>
           <w:szCs w:val="28"/>
         </w:rPr>
         <w:t>Обучения и развития</w:t>
@@ -5676,12 +5788,12 @@
       <w:pPr>
         <w:pStyle w:val="2"/>
       </w:pPr>
-      <w:bookmarkStart w:id="5" w:name="_Toc232414662"/>
+      <w:bookmarkStart w:id="8" w:name="_Toc232928762"/>
       <w:r>
         <w:lastRenderedPageBreak/>
         <w:t>Технологи мультимодального анализа</w:t>
       </w:r>
-      <w:bookmarkEnd w:id="5"/>
+      <w:bookmarkEnd w:id="8"/>
     </w:p>
     <w:p>
       <w:r>
@@ -5697,10 +5809,6 @@
         </w:numPr>
       </w:pPr>
       <w:r>
-        <w:rPr>
-          <w:b/>
-          <w:bCs/>
-        </w:rPr>
         <w:t>Компьютерное зрение</w:t>
       </w:r>
       <w:r>
@@ -5716,10 +5824,6 @@
         </w:numPr>
       </w:pPr>
       <w:r>
-        <w:rPr>
-          <w:b/>
-          <w:bCs/>
-        </w:rPr>
         <w:t>Обработка аудиосигналов</w:t>
       </w:r>
       <w:r>
@@ -5735,10 +5839,6 @@
         </w:numPr>
       </w:pPr>
       <w:r>
-        <w:rPr>
-          <w:b/>
-          <w:bCs/>
-        </w:rPr>
         <w:t>Мультимодальный анализ</w:t>
       </w:r>
       <w:r>
@@ -5754,11 +5854,11 @@
       <w:pPr>
         <w:pStyle w:val="2"/>
       </w:pPr>
-      <w:bookmarkStart w:id="6" w:name="_Toc232414663"/>
+      <w:bookmarkStart w:id="9" w:name="_Toc232928763"/>
       <w:r>
         <w:t>Анализ существующего бизнес-процесса оценки персонала</w:t>
       </w:r>
-      <w:bookmarkEnd w:id="6"/>
+      <w:bookmarkEnd w:id="9"/>
     </w:p>
     <w:p>
       <w:r>
@@ -5859,7 +5959,7 @@
           <w:szCs w:val="24"/>
         </w:rPr>
       </w:pPr>
-      <w:bookmarkStart w:id="7" w:name="_Ref229764670"/>
+      <w:bookmarkStart w:id="10" w:name="_Ref229764670"/>
       <w:r>
         <w:rPr>
           <w:szCs w:val="24"/>
@@ -5897,7 +5997,7 @@
         </w:rPr>
         <w:fldChar w:fldCharType="end"/>
       </w:r>
-      <w:bookmarkEnd w:id="7"/>
+      <w:bookmarkEnd w:id="10"/>
       <w:r>
         <w:rPr>
           <w:szCs w:val="24"/>
@@ -5981,11 +6081,11 @@
           <w:lang w:val="en-US"/>
         </w:rPr>
       </w:pPr>
-      <w:bookmarkStart w:id="8" w:name="_Toc232414665"/>
+      <w:bookmarkStart w:id="11" w:name="_Toc232928764"/>
       <w:r>
         <w:t>Существующие решения</w:t>
       </w:r>
-      <w:bookmarkEnd w:id="8"/>
+      <w:bookmarkEnd w:id="11"/>
     </w:p>
     <w:p>
       <w:pPr>
@@ -6766,11 +6866,11 @@
       <w:pPr>
         <w:pStyle w:val="2"/>
       </w:pPr>
-      <w:bookmarkStart w:id="9" w:name="_Toc232414666"/>
+      <w:bookmarkStart w:id="12" w:name="_Toc232928765"/>
       <w:r>
         <w:t>Сравнительный анализ аналогов</w:t>
       </w:r>
-      <w:bookmarkEnd w:id="9"/>
+      <w:bookmarkEnd w:id="12"/>
     </w:p>
     <w:p>
       <w:pPr>
@@ -6837,7 +6937,7 @@
       <w:r>
         <w:t>).</w:t>
       </w:r>
-      <w:bookmarkStart w:id="10" w:name="_Ref229772306"/>
+      <w:bookmarkStart w:id="13" w:name="_Ref229772306"/>
     </w:p>
     <w:p>
       <w:pPr>
@@ -6868,7 +6968,7 @@
         </w:rPr>
         <w:fldChar w:fldCharType="end"/>
       </w:r>
-      <w:bookmarkEnd w:id="10"/>
+      <w:bookmarkEnd w:id="13"/>
       <w:r>
         <w:t xml:space="preserve"> -</w:t>
       </w:r>
@@ -7389,7 +7489,7 @@
       <w:pPr>
         <w:pStyle w:val="affb"/>
       </w:pPr>
-      <w:bookmarkStart w:id="11" w:name="_Ref229772334"/>
+      <w:bookmarkStart w:id="14" w:name="_Ref229772334"/>
       <w:r>
         <w:t xml:space="preserve">Таблица </w:t>
       </w:r>
@@ -7414,7 +7514,7 @@
         </w:rPr>
         <w:fldChar w:fldCharType="end"/>
       </w:r>
-      <w:bookmarkEnd w:id="11"/>
+      <w:bookmarkEnd w:id="14"/>
       <w:r>
         <w:t xml:space="preserve"> -</w:t>
       </w:r>
@@ -7775,11 +7875,11 @@
       <w:pPr>
         <w:pStyle w:val="2"/>
       </w:pPr>
-      <w:bookmarkStart w:id="12" w:name="_Toc232414667"/>
+      <w:bookmarkStart w:id="15" w:name="_Toc232928766"/>
       <w:r>
         <w:t>Анализ показателей:</w:t>
       </w:r>
-      <w:bookmarkEnd w:id="12"/>
+      <w:bookmarkEnd w:id="15"/>
     </w:p>
     <w:p>
       <w:pPr>
@@ -7825,7 +7925,7 @@
           <w:bCs/>
         </w:rPr>
       </w:pPr>
-      <w:bookmarkStart w:id="13" w:name="_Toc232414668"/>
+      <w:bookmarkStart w:id="16" w:name="_Toc232928767"/>
       <w:r>
         <w:rPr>
           <w:b w:val="0"/>
@@ -7833,7 +7933,7 @@
         </w:rPr>
         <w:t>Выводы по обзору аналогов</w:t>
       </w:r>
-      <w:bookmarkEnd w:id="13"/>
+      <w:bookmarkEnd w:id="16"/>
     </w:p>
     <w:p>
       <w:pPr>
@@ -7869,12 +7969,12 @@
       <w:pPr>
         <w:pStyle w:val="2"/>
       </w:pPr>
-      <w:bookmarkStart w:id="14" w:name="_Toc232414669"/>
+      <w:bookmarkStart w:id="17" w:name="_Toc232928768"/>
       <w:r>
         <w:lastRenderedPageBreak/>
         <w:t>Постановка задачи и формирование требований</w:t>
       </w:r>
-      <w:bookmarkEnd w:id="14"/>
+      <w:bookmarkEnd w:id="17"/>
     </w:p>
     <w:p>
       <w:r>
@@ -8063,12 +8163,12 @@
       <w:pPr>
         <w:pStyle w:val="1"/>
       </w:pPr>
-      <w:bookmarkStart w:id="15" w:name="_Toc232414670"/>
+      <w:bookmarkStart w:id="18" w:name="_Toc232928769"/>
       <w:r>
         <w:lastRenderedPageBreak/>
         <w:t>ПРОЕКТНАЯ ЧАСТЬ</w:t>
       </w:r>
-      <w:bookmarkEnd w:id="15"/>
+      <w:bookmarkEnd w:id="18"/>
     </w:p>
     <w:p>
       <w:pPr>
@@ -8077,14 +8177,14 @@
           <w:lang w:bidi="ru-RU"/>
         </w:rPr>
       </w:pPr>
-      <w:bookmarkStart w:id="16" w:name="_Toc232414671"/>
+      <w:bookmarkStart w:id="19" w:name="_Toc232928770"/>
       <w:r>
         <w:rPr>
           <w:lang w:bidi="ru-RU"/>
         </w:rPr>
         <w:t>Выбор методов исследования и средств разработки</w:t>
       </w:r>
-      <w:bookmarkEnd w:id="16"/>
+      <w:bookmarkEnd w:id="19"/>
     </w:p>
     <w:p>
       <w:pPr>
@@ -8848,12 +8948,12 @@
       <w:pPr>
         <w:pStyle w:val="2"/>
       </w:pPr>
-      <w:bookmarkStart w:id="17" w:name="_Toc232414672"/>
+      <w:bookmarkStart w:id="20" w:name="_Toc232928771"/>
       <w:r>
         <w:lastRenderedPageBreak/>
         <w:t>Моделирование бизнес-процессов и потоков данных</w:t>
       </w:r>
-      <w:bookmarkEnd w:id="17"/>
+      <w:bookmarkEnd w:id="20"/>
     </w:p>
     <w:p>
       <w:r>
@@ -8973,7 +9073,7 @@
       <w:pPr>
         <w:pStyle w:val="affc"/>
       </w:pPr>
-      <w:bookmarkStart w:id="18" w:name="_Ref229762419"/>
+      <w:bookmarkStart w:id="21" w:name="_Ref229762419"/>
       <w:r>
         <w:t xml:space="preserve">Рисунок </w:t>
       </w:r>
@@ -8998,7 +9098,7 @@
         </w:rPr>
         <w:fldChar w:fldCharType="end"/>
       </w:r>
-      <w:bookmarkEnd w:id="18"/>
+      <w:bookmarkEnd w:id="21"/>
       <w:r>
         <w:t xml:space="preserve"> –</w:t>
       </w:r>
@@ -9166,14 +9266,14 @@
           </wp:inline>
         </w:drawing>
       </w:r>
-      <w:bookmarkStart w:id="19" w:name="_Ref229765268"/>
+      <w:bookmarkStart w:id="22" w:name="_Ref229765268"/>
     </w:p>
     <w:p>
       <w:pPr>
         <w:pStyle w:val="affc"/>
       </w:pPr>
-      <w:bookmarkStart w:id="20" w:name="_Ref229765368"/>
-      <w:bookmarkStart w:id="21" w:name="_Ref232753057"/>
+      <w:bookmarkStart w:id="23" w:name="_Ref229765368"/>
+      <w:bookmarkStart w:id="24" w:name="_Ref232753057"/>
       <w:r>
         <w:t xml:space="preserve">Рисунок </w:t>
       </w:r>
@@ -9198,8 +9298,8 @@
         </w:rPr>
         <w:fldChar w:fldCharType="end"/>
       </w:r>
-      <w:bookmarkEnd w:id="19"/>
-      <w:bookmarkEnd w:id="20"/>
+      <w:bookmarkEnd w:id="22"/>
+      <w:bookmarkEnd w:id="23"/>
       <w:r>
         <w:t xml:space="preserve"> –</w:t>
       </w:r>
@@ -9212,7 +9312,7 @@
       <w:r>
         <w:t>диаграмма системы</w:t>
       </w:r>
-      <w:bookmarkEnd w:id="21"/>
+      <w:bookmarkEnd w:id="24"/>
     </w:p>
     <w:p>
       <w:r>
@@ -10927,8 +11027,8 @@
       <w:pPr>
         <w:pStyle w:val="affc"/>
       </w:pPr>
-      <w:bookmarkStart w:id="22" w:name="_Ref229760905"/>
-      <w:bookmarkStart w:id="23" w:name="_Ref229761094"/>
+      <w:bookmarkStart w:id="25" w:name="_Ref229760905"/>
+      <w:bookmarkStart w:id="26" w:name="_Ref229761094"/>
       <w:r>
         <w:t xml:space="preserve">Рисунок </w:t>
       </w:r>
@@ -10953,7 +11053,7 @@
         </w:rPr>
         <w:fldChar w:fldCharType="end"/>
       </w:r>
-      <w:bookmarkEnd w:id="22"/>
+      <w:bookmarkEnd w:id="25"/>
       <w:r>
         <w:t xml:space="preserve"> –</w:t>
       </w:r>
@@ -10969,7 +11069,7 @@
       <w:r>
         <w:t xml:space="preserve"> диаграмма системы</w:t>
       </w:r>
-      <w:bookmarkEnd w:id="23"/>
+      <w:bookmarkEnd w:id="26"/>
     </w:p>
     <w:p>
       <w:r>
@@ -11304,7 +11404,7 @@
           <w:rFonts w:eastAsiaTheme="minorHAnsi"/>
         </w:rPr>
       </w:pPr>
-      <w:bookmarkStart w:id="24" w:name="_Ref229762609"/>
+      <w:bookmarkStart w:id="27" w:name="_Ref229762609"/>
       <w:r>
         <w:rPr>
           <w:rFonts w:eastAsia="Microsoft YaHei"/>
@@ -11364,7 +11464,7 @@
       <w:pPr>
         <w:pStyle w:val="affc"/>
       </w:pPr>
-      <w:bookmarkStart w:id="25" w:name="_Ref229762919"/>
+      <w:bookmarkStart w:id="28" w:name="_Ref229762919"/>
       <w:r>
         <w:t xml:space="preserve">Рисунок </w:t>
       </w:r>
@@ -11389,8 +11489,8 @@
         </w:rPr>
         <w:fldChar w:fldCharType="end"/>
       </w:r>
-      <w:bookmarkEnd w:id="24"/>
-      <w:bookmarkEnd w:id="25"/>
+      <w:bookmarkEnd w:id="27"/>
+      <w:bookmarkEnd w:id="28"/>
       <w:r>
         <w:t xml:space="preserve"> </w:t>
       </w:r>
@@ -11459,7 +11559,7 @@
           <w:szCs w:val="28"/>
         </w:rPr>
       </w:pPr>
-      <w:bookmarkStart w:id="26" w:name="_Hlk228934961"/>
+      <w:bookmarkStart w:id="29" w:name="_Hlk228934961"/>
       <w:r>
         <w:rPr>
           <w:rStyle w:val="ae"/>
@@ -11551,7 +11651,7 @@
         </w:rPr>
         <w:t xml:space="preserve"> </w:t>
       </w:r>
-      <w:bookmarkEnd w:id="26"/>
+      <w:bookmarkEnd w:id="29"/>
       <w:r>
         <w:rPr>
           <w:rStyle w:val="ae"/>
@@ -19418,9 +19518,19 @@
         <w:rPr>
           <w:rStyle w:val="aff2"/>
           <w:rFonts w:eastAsia="Microsoft YaHei"/>
+          <w:b w:val="0"/>
+          <w:bCs w:val="0"/>
           <w:color w:val="000000"/>
         </w:rPr>
-        <w:t>Связи между сущностями:</w:t>
+        <w:t>Связи между сущностями</w:t>
+      </w:r>
+      <w:r>
+        <w:rPr>
+          <w:rStyle w:val="aff2"/>
+          <w:rFonts w:eastAsia="Microsoft YaHei"/>
+          <w:color w:val="000000"/>
+        </w:rPr>
+        <w:t>:</w:t>
       </w:r>
     </w:p>
     <w:p>
@@ -19963,7 +20073,7 @@
       <w:pPr>
         <w:pStyle w:val="affc"/>
       </w:pPr>
-      <w:bookmarkStart w:id="27" w:name="_Ref229763363"/>
+      <w:bookmarkStart w:id="30" w:name="_Ref229763363"/>
       <w:r>
         <w:rPr>
           <w:rStyle w:val="aff2"/>
@@ -20013,7 +20123,7 @@
         </w:rPr>
         <w:fldChar w:fldCharType="end"/>
       </w:r>
-      <w:bookmarkEnd w:id="27"/>
+      <w:bookmarkEnd w:id="30"/>
       <w:r>
         <w:rPr>
           <w:rStyle w:val="aff2"/>
@@ -21816,9 +21926,19 @@
         <w:rPr>
           <w:rStyle w:val="aff2"/>
           <w:rFonts w:eastAsia="Microsoft YaHei"/>
+          <w:b w:val="0"/>
+          <w:bCs w:val="0"/>
           <w:color w:val="000000"/>
         </w:rPr>
-        <w:t>Связи между таблицами:</w:t>
+        <w:t>Связи между таблицами</w:t>
+      </w:r>
+      <w:r>
+        <w:rPr>
+          <w:rStyle w:val="aff2"/>
+          <w:rFonts w:eastAsia="Microsoft YaHei"/>
+          <w:color w:val="000000"/>
+        </w:rPr>
+        <w:t>:</w:t>
       </w:r>
     </w:p>
     <w:p>
@@ -22267,12 +22387,12 @@
       <w:pPr>
         <w:pStyle w:val="1"/>
       </w:pPr>
-      <w:bookmarkStart w:id="28" w:name="_Toc232414673"/>
+      <w:bookmarkStart w:id="31" w:name="_Toc232928772"/>
       <w:r>
         <w:lastRenderedPageBreak/>
         <w:t>РЕАЛИЗАЦИЯ И ИССЛЕДОВАНИЕ</w:t>
       </w:r>
-      <w:bookmarkEnd w:id="28"/>
+      <w:bookmarkEnd w:id="31"/>
     </w:p>
     <w:p>
       <w:pPr>
@@ -22286,13 +22406,13 @@
       <w:pPr>
         <w:pStyle w:val="2"/>
       </w:pPr>
-      <w:bookmarkStart w:id="29" w:name="_Toc229467889"/>
-      <w:bookmarkStart w:id="30" w:name="_Toc232414674"/>
+      <w:bookmarkStart w:id="32" w:name="_Toc229467889"/>
+      <w:bookmarkStart w:id="33" w:name="_Toc232928773"/>
       <w:r>
         <w:t>Общая архитектура программного комплекса</w:t>
       </w:r>
-      <w:bookmarkEnd w:id="29"/>
-      <w:bookmarkEnd w:id="30"/>
+      <w:bookmarkEnd w:id="32"/>
+      <w:bookmarkEnd w:id="33"/>
     </w:p>
     <w:p>
       <w:pPr>
@@ -22407,14 +22527,14 @@
       <w:pPr>
         <w:pStyle w:val="2"/>
       </w:pPr>
-      <w:bookmarkStart w:id="31" w:name="_Toc229467890"/>
-      <w:bookmarkStart w:id="32" w:name="_Toc232414675"/>
+      <w:bookmarkStart w:id="34" w:name="_Toc229467890"/>
+      <w:bookmarkStart w:id="35" w:name="_Toc232928774"/>
       <w:r>
         <w:lastRenderedPageBreak/>
         <w:t>Модуль пользовательского интерфейса и клиентской логики</w:t>
       </w:r>
-      <w:bookmarkEnd w:id="31"/>
-      <w:bookmarkEnd w:id="32"/>
+      <w:bookmarkEnd w:id="34"/>
+      <w:bookmarkEnd w:id="35"/>
     </w:p>
     <w:p>
       <w:pPr>
@@ -22567,14 +22687,14 @@
           <w:lang w:val="en-US"/>
         </w:rPr>
       </w:pPr>
-      <w:commentRangeStart w:id="33"/>
-      <w:commentRangeEnd w:id="33"/>
+      <w:commentRangeStart w:id="36"/>
+      <w:commentRangeEnd w:id="36"/>
       <w:r>
         <w:rPr>
           <w:rStyle w:val="aff1"/>
         </w:rPr>
         <w:lastRenderedPageBreak/>
-        <w:commentReference w:id="33"/>
+        <w:commentReference w:id="36"/>
       </w:r>
       <w:r>
         <w:rPr>
@@ -22629,7 +22749,7 @@
           <w:lang w:eastAsia="en-US" w:bidi="he-IL"/>
         </w:rPr>
       </w:pPr>
-      <w:bookmarkStart w:id="34" w:name="_Ref229766213"/>
+      <w:bookmarkStart w:id="37" w:name="_Ref229766213"/>
       <w:r>
         <w:rPr>
           <w:rFonts w:eastAsiaTheme="minorHAnsi"/>
@@ -22679,7 +22799,7 @@
         </w:rPr>
         <w:fldChar w:fldCharType="end"/>
       </w:r>
-      <w:bookmarkEnd w:id="34"/>
+      <w:bookmarkEnd w:id="37"/>
       <w:r>
         <w:rPr>
           <w:rFonts w:eastAsiaTheme="minorHAnsi"/>
@@ -22709,8 +22829,8 @@
       <w:pPr>
         <w:pStyle w:val="2"/>
       </w:pPr>
-      <w:bookmarkStart w:id="35" w:name="_Toc229467891"/>
-      <w:bookmarkStart w:id="36" w:name="_Toc232414676"/>
+      <w:bookmarkStart w:id="38" w:name="_Toc229467891"/>
+      <w:bookmarkStart w:id="39" w:name="_Toc232928775"/>
       <w:r>
         <w:t xml:space="preserve">Серверный модуль управления сессиями и </w:t>
       </w:r>
@@ -22722,8 +22842,8 @@
       <w:r>
         <w:t>-коммуникации</w:t>
       </w:r>
-      <w:bookmarkEnd w:id="35"/>
-      <w:bookmarkEnd w:id="36"/>
+      <w:bookmarkEnd w:id="38"/>
+      <w:bookmarkEnd w:id="39"/>
     </w:p>
     <w:p>
       <w:pPr>
@@ -22834,13 +22954,13 @@
       <w:pPr>
         <w:pStyle w:val="2"/>
       </w:pPr>
-      <w:bookmarkStart w:id="37" w:name="_Toc229467892"/>
-      <w:bookmarkStart w:id="38" w:name="_Toc232414677"/>
+      <w:bookmarkStart w:id="40" w:name="_Toc229467892"/>
+      <w:bookmarkStart w:id="41" w:name="_Toc232928776"/>
       <w:r>
         <w:t>Модуль аутентификации и обеспечения безопасности</w:t>
       </w:r>
-      <w:bookmarkEnd w:id="37"/>
-      <w:bookmarkEnd w:id="38"/>
+      <w:bookmarkEnd w:id="40"/>
+      <w:bookmarkEnd w:id="41"/>
     </w:p>
     <w:p>
       <w:pPr>
@@ -22966,8 +23086,8 @@
       <w:pPr>
         <w:pStyle w:val="2"/>
       </w:pPr>
-      <w:bookmarkStart w:id="39" w:name="_Toc229467893"/>
-      <w:bookmarkStart w:id="40" w:name="_Toc232414678"/>
+      <w:bookmarkStart w:id="42" w:name="_Toc229467893"/>
+      <w:bookmarkStart w:id="43" w:name="_Toc232928777"/>
       <w:r>
         <w:t xml:space="preserve">Модуль захвата и передачи </w:t>
       </w:r>
@@ -22975,8 +23095,8 @@
       <w:r>
         <w:t>медиапотоков</w:t>
       </w:r>
-      <w:bookmarkEnd w:id="39"/>
-      <w:bookmarkEnd w:id="40"/>
+      <w:bookmarkEnd w:id="42"/>
+      <w:bookmarkEnd w:id="43"/>
       <w:proofErr w:type="spellEnd"/>
     </w:p>
     <w:p>
@@ -23079,11 +23199,11 @@
       <w:pPr>
         <w:pStyle w:val="2"/>
       </w:pPr>
-      <w:bookmarkStart w:id="41" w:name="_Toc232414679"/>
+      <w:bookmarkStart w:id="44" w:name="_Toc232928778"/>
       <w:r>
         <w:t>Математическое обеспечение</w:t>
       </w:r>
-      <w:bookmarkEnd w:id="41"/>
+      <w:bookmarkEnd w:id="44"/>
     </w:p>
     <w:p>
       <w:r>
@@ -23109,10 +23229,6 @@
       </w:r>
       <w:proofErr w:type="spellStart"/>
       <w:r>
-        <w:rPr>
-          <w:b/>
-          <w:bCs/>
-        </w:rPr>
         <w:t>Softmax</w:t>
       </w:r>
       <w:proofErr w:type="spellEnd"/>
@@ -23453,34 +23569,18 @@
         <w:t xml:space="preserve">Для оценки качества модели используется функция потерь </w:t>
       </w:r>
       <w:r>
-        <w:rPr>
-          <w:b/>
-          <w:bCs/>
-        </w:rPr>
         <w:t>Cross-</w:t>
       </w:r>
       <w:proofErr w:type="spellStart"/>
       <w:r>
-        <w:rPr>
-          <w:b/>
-          <w:bCs/>
-        </w:rPr>
         <w:t>Entropy</w:t>
       </w:r>
       <w:proofErr w:type="spellEnd"/>
       <w:r>
-        <w:rPr>
-          <w:b/>
-          <w:bCs/>
-        </w:rPr>
         <w:t xml:space="preserve"> </w:t>
       </w:r>
       <w:proofErr w:type="spellStart"/>
       <w:r>
-        <w:rPr>
-          <w:b/>
-          <w:bCs/>
-        </w:rPr>
         <w:t>Loss</w:t>
       </w:r>
       <w:proofErr w:type="spellEnd"/>
@@ -23973,20 +24073,20 @@
       <w:pPr>
         <w:pStyle w:val="2"/>
       </w:pPr>
-      <w:bookmarkStart w:id="42" w:name="_Toc232414680"/>
-      <w:commentRangeStart w:id="43"/>
+      <w:bookmarkStart w:id="45" w:name="_Toc232928779"/>
+      <w:commentRangeStart w:id="46"/>
       <w:r>
         <w:t>Алгоритмическое обеспечение</w:t>
       </w:r>
-      <w:bookmarkEnd w:id="42"/>
-      <w:commentRangeEnd w:id="43"/>
+      <w:commentRangeEnd w:id="46"/>
       <w:r>
         <w:rPr>
           <w:rStyle w:val="aff1"/>
           <w:b w:val="0"/>
         </w:rPr>
-        <w:commentReference w:id="43"/>
-      </w:r>
+        <w:commentReference w:id="46"/>
+      </w:r>
+      <w:bookmarkEnd w:id="45"/>
     </w:p>
     <w:p>
       <w:r>
@@ -24086,7 +24186,7 @@
       <w:pPr>
         <w:pStyle w:val="affc"/>
       </w:pPr>
-      <w:bookmarkStart w:id="44" w:name="_Ref232755245"/>
+      <w:bookmarkStart w:id="47" w:name="_Ref232755245"/>
       <w:r>
         <w:t xml:space="preserve">Рисунок </w:t>
       </w:r>
@@ -24108,7 +24208,7 @@
       <w:r>
         <w:fldChar w:fldCharType="end"/>
       </w:r>
-      <w:bookmarkEnd w:id="44"/>
+      <w:bookmarkEnd w:id="47"/>
       <w:r>
         <w:t xml:space="preserve"> – </w:t>
       </w:r>
@@ -24180,13 +24280,13 @@
       <w:pPr>
         <w:pStyle w:val="2"/>
       </w:pPr>
-      <w:bookmarkStart w:id="45" w:name="_Toc229467894"/>
-      <w:bookmarkStart w:id="46" w:name="_Toc232414681"/>
+      <w:bookmarkStart w:id="48" w:name="_Toc229467894"/>
+      <w:bookmarkStart w:id="49" w:name="_Toc232928780"/>
       <w:r>
         <w:t>Модуль искусственного интеллекта и мультимодального анализа</w:t>
       </w:r>
-      <w:bookmarkEnd w:id="45"/>
-      <w:bookmarkEnd w:id="46"/>
+      <w:bookmarkEnd w:id="48"/>
+      <w:bookmarkEnd w:id="49"/>
     </w:p>
     <w:p>
       <w:pPr>
@@ -24665,7 +24765,7 @@
           <w:lang w:eastAsia="en-US" w:bidi="he-IL"/>
         </w:rPr>
       </w:pPr>
-      <w:bookmarkStart w:id="47" w:name="_Ref229766576"/>
+      <w:bookmarkStart w:id="50" w:name="_Ref229766576"/>
       <w:r>
         <w:rPr>
           <w:rFonts w:eastAsiaTheme="minorHAnsi"/>
@@ -24715,7 +24815,7 @@
         </w:rPr>
         <w:fldChar w:fldCharType="end"/>
       </w:r>
-      <w:bookmarkEnd w:id="47"/>
+      <w:bookmarkEnd w:id="50"/>
       <w:r>
         <w:rPr>
           <w:rFonts w:eastAsiaTheme="minorHAnsi"/>
@@ -25014,7 +25114,7 @@
           <w:lang w:eastAsia="en-US" w:bidi="he-IL"/>
         </w:rPr>
       </w:pPr>
-      <w:bookmarkStart w:id="48" w:name="_Ref229766627"/>
+      <w:bookmarkStart w:id="51" w:name="_Ref229766627"/>
       <w:r>
         <w:rPr>
           <w:rFonts w:eastAsiaTheme="minorHAnsi"/>
@@ -25064,7 +25164,7 @@
         </w:rPr>
         <w:fldChar w:fldCharType="end"/>
       </w:r>
-      <w:bookmarkEnd w:id="48"/>
+      <w:bookmarkEnd w:id="51"/>
       <w:r>
         <w:rPr>
           <w:rFonts w:eastAsiaTheme="minorHAnsi"/>
@@ -25362,7 +25462,7 @@
           <w:lang w:eastAsia="en-US" w:bidi="he-IL"/>
         </w:rPr>
       </w:pPr>
-      <w:bookmarkStart w:id="49" w:name="_Ref229766664"/>
+      <w:bookmarkStart w:id="52" w:name="_Ref229766664"/>
       <w:r>
         <w:rPr>
           <w:rFonts w:eastAsiaTheme="minorHAnsi"/>
@@ -25412,7 +25512,7 @@
         </w:rPr>
         <w:fldChar w:fldCharType="end"/>
       </w:r>
-      <w:bookmarkEnd w:id="49"/>
+      <w:bookmarkEnd w:id="52"/>
       <w:r>
         <w:rPr>
           <w:rFonts w:eastAsiaTheme="minorHAnsi"/>
@@ -25727,7 +25827,7 @@
           <w:lang w:eastAsia="en-US" w:bidi="he-IL"/>
         </w:rPr>
       </w:pPr>
-      <w:bookmarkStart w:id="50" w:name="_Ref229766714"/>
+      <w:bookmarkStart w:id="53" w:name="_Ref229766714"/>
       <w:r>
         <w:rPr>
           <w:rFonts w:eastAsiaTheme="minorHAnsi"/>
@@ -25777,7 +25877,7 @@
         </w:rPr>
         <w:fldChar w:fldCharType="end"/>
       </w:r>
-      <w:bookmarkEnd w:id="50"/>
+      <w:bookmarkEnd w:id="53"/>
       <w:r>
         <w:rPr>
           <w:rFonts w:eastAsiaTheme="minorHAnsi"/>
@@ -26153,7 +26253,7 @@
           <w:lang w:eastAsia="en-US" w:bidi="he-IL"/>
         </w:rPr>
       </w:pPr>
-      <w:bookmarkStart w:id="51" w:name="_Ref229766765"/>
+      <w:bookmarkStart w:id="54" w:name="_Ref229766765"/>
       <w:r>
         <w:rPr>
           <w:rFonts w:eastAsiaTheme="minorHAnsi"/>
@@ -26203,7 +26303,7 @@
         </w:rPr>
         <w:fldChar w:fldCharType="end"/>
       </w:r>
-      <w:bookmarkEnd w:id="51"/>
+      <w:bookmarkEnd w:id="54"/>
       <w:r>
         <w:rPr>
           <w:rFonts w:eastAsiaTheme="minorHAnsi"/>
@@ -26529,8 +26629,8 @@
           <w:lang w:eastAsia="en-US" w:bidi="he-IL"/>
         </w:rPr>
       </w:pPr>
-      <w:bookmarkStart w:id="52" w:name="_Ref229766900"/>
-      <w:bookmarkStart w:id="53" w:name="_Ref229766897"/>
+      <w:bookmarkStart w:id="55" w:name="_Ref229766900"/>
+      <w:bookmarkStart w:id="56" w:name="_Ref229766897"/>
       <w:r>
         <w:rPr>
           <w:rFonts w:eastAsiaTheme="minorHAnsi"/>
@@ -26580,7 +26680,7 @@
         </w:rPr>
         <w:fldChar w:fldCharType="end"/>
       </w:r>
-      <w:bookmarkEnd w:id="52"/>
+      <w:bookmarkEnd w:id="55"/>
       <w:r>
         <w:rPr>
           <w:rFonts w:eastAsiaTheme="minorHAnsi"/>
@@ -26606,7 +26706,7 @@
         </w:rPr>
         <w:t>Whisper</w:t>
       </w:r>
-      <w:bookmarkEnd w:id="53"/>
+      <w:bookmarkEnd w:id="56"/>
       <w:proofErr w:type="spellEnd"/>
     </w:p>
     <w:p>
@@ -27106,8 +27206,8 @@
       <w:pPr>
         <w:pStyle w:val="2"/>
       </w:pPr>
-      <w:bookmarkStart w:id="54" w:name="_Toc229467895"/>
-      <w:bookmarkStart w:id="55" w:name="_Toc232414682"/>
+      <w:bookmarkStart w:id="57" w:name="_Toc229467895"/>
+      <w:bookmarkStart w:id="58" w:name="_Toc232928781"/>
       <w:r>
         <w:t>М</w:t>
       </w:r>
@@ -27118,8 +27218,8 @@
         </w:rPr>
         <w:t>одуль хранения данных и формирования аналитических отчётов</w:t>
       </w:r>
-      <w:bookmarkEnd w:id="54"/>
-      <w:bookmarkEnd w:id="55"/>
+      <w:bookmarkEnd w:id="57"/>
+      <w:bookmarkEnd w:id="58"/>
     </w:p>
     <w:p>
       <w:pPr>
@@ -27211,13 +27311,13 @@
       <w:pPr>
         <w:pStyle w:val="2"/>
       </w:pPr>
-      <w:bookmarkStart w:id="56" w:name="_Toc229467896"/>
-      <w:bookmarkStart w:id="57" w:name="_Toc232414683"/>
+      <w:bookmarkStart w:id="59" w:name="_Toc229467896"/>
+      <w:bookmarkStart w:id="60" w:name="_Toc232928782"/>
       <w:r>
         <w:t>Интеграция компонентов в единую систему</w:t>
       </w:r>
-      <w:bookmarkEnd w:id="56"/>
-      <w:bookmarkEnd w:id="57"/>
+      <w:bookmarkEnd w:id="59"/>
+      <w:bookmarkEnd w:id="60"/>
     </w:p>
     <w:p>
       <w:pPr>
@@ -27385,12 +27485,12 @@
       <w:pPr>
         <w:pStyle w:val="2"/>
       </w:pPr>
-      <w:bookmarkStart w:id="58" w:name="_Toc232414684"/>
+      <w:bookmarkStart w:id="61" w:name="_Toc232928783"/>
       <w:r>
         <w:lastRenderedPageBreak/>
         <w:t>Практическая Значимость Результатов Исследования</w:t>
       </w:r>
-      <w:bookmarkEnd w:id="58"/>
+      <w:bookmarkEnd w:id="61"/>
     </w:p>
     <w:p>
       <w:pPr>
@@ -27783,16 +27883,16 @@
           <w:bCs w:val="0"/>
         </w:rPr>
       </w:pPr>
-      <w:bookmarkStart w:id="59" w:name="_Toc197442437"/>
-      <w:bookmarkStart w:id="60" w:name="_Toc198317053"/>
-      <w:bookmarkStart w:id="61" w:name="_Toc232414685"/>
+      <w:bookmarkStart w:id="62" w:name="_Toc197442437"/>
+      <w:bookmarkStart w:id="63" w:name="_Toc198317053"/>
+      <w:bookmarkStart w:id="64" w:name="_Toc232928784"/>
       <w:r>
         <w:lastRenderedPageBreak/>
         <w:t>ЗАКЛЮЧЕНИЕ</w:t>
       </w:r>
-      <w:bookmarkEnd w:id="59"/>
-      <w:bookmarkEnd w:id="60"/>
-      <w:bookmarkEnd w:id="61"/>
+      <w:bookmarkEnd w:id="62"/>
+      <w:bookmarkEnd w:id="63"/>
+      <w:bookmarkEnd w:id="64"/>
     </w:p>
     <w:p>
       <w:pPr>
@@ -28257,16 +28357,16 @@
           <w:numId w:val="0"/>
         </w:numPr>
       </w:pPr>
-      <w:bookmarkStart w:id="62" w:name="_Toc229071492"/>
-      <w:bookmarkStart w:id="63" w:name="_Toc229467897"/>
-      <w:bookmarkStart w:id="64" w:name="_Toc232414686"/>
+      <w:bookmarkStart w:id="65" w:name="_Toc229071492"/>
+      <w:bookmarkStart w:id="66" w:name="_Toc229467897"/>
+      <w:bookmarkStart w:id="67" w:name="_Toc232928785"/>
       <w:r>
         <w:lastRenderedPageBreak/>
         <w:t>СПИСОК ИСПОЛЬЗОВАННЫХ ИСТОЧНИКОВ</w:t>
       </w:r>
-      <w:bookmarkEnd w:id="62"/>
-      <w:bookmarkEnd w:id="63"/>
-      <w:bookmarkEnd w:id="64"/>
+      <w:bookmarkEnd w:id="65"/>
+      <w:bookmarkEnd w:id="66"/>
+      <w:bookmarkEnd w:id="67"/>
     </w:p>
     <w:p>
       <w:pPr>
@@ -28280,7 +28380,7 @@
           <w:lang w:val="en-US" w:bidi="ru-RU"/>
         </w:rPr>
       </w:pPr>
-      <w:bookmarkStart w:id="65" w:name="_Ref229768210"/>
+      <w:bookmarkStart w:id="68" w:name="_Ref229768210"/>
       <w:r>
         <w:rPr>
           <w:rFonts w:cs="Times New Roman"/>
@@ -28304,7 +28404,7 @@
         </w:rPr>
         <w:t xml:space="preserve"> MIT Press, 2016. – 800 p. – ISBN 978-0-262-03561-3.</w:t>
       </w:r>
-      <w:bookmarkEnd w:id="65"/>
+      <w:bookmarkEnd w:id="68"/>
     </w:p>
     <w:p>
       <w:pPr>
@@ -28379,7 +28479,7 @@
           <w:lang w:val="en-US" w:bidi="ru-RU"/>
         </w:rPr>
       </w:pPr>
-      <w:bookmarkStart w:id="66" w:name="_Ref229768499"/>
+      <w:bookmarkStart w:id="69" w:name="_Ref229768499"/>
       <w:r>
         <w:rPr>
           <w:rFonts w:cs="Times New Roman"/>
@@ -28451,7 +28551,7 @@
         </w:rPr>
         <w:t>: 10.05.2026).</w:t>
       </w:r>
-      <w:bookmarkEnd w:id="66"/>
+      <w:bookmarkEnd w:id="69"/>
     </w:p>
     <w:p>
       <w:pPr>
@@ -28465,7 +28565,7 @@
           <w:lang w:val="en-US" w:bidi="ru-RU"/>
         </w:rPr>
       </w:pPr>
-      <w:bookmarkStart w:id="67" w:name="_Ref229768546"/>
+      <w:bookmarkStart w:id="70" w:name="_Ref229768546"/>
       <w:r>
         <w:rPr>
           <w:rFonts w:cs="Times New Roman"/>
@@ -28505,7 +28605,7 @@
         </w:rPr>
         <w:t>: 10.05.2026).</w:t>
       </w:r>
-      <w:bookmarkEnd w:id="67"/>
+      <w:bookmarkEnd w:id="70"/>
     </w:p>
     <w:p>
       <w:pPr>
@@ -28519,7 +28619,7 @@
           <w:lang w:val="en-US" w:bidi="ru-RU"/>
         </w:rPr>
       </w:pPr>
-      <w:bookmarkStart w:id="68" w:name="_Ref229768313"/>
+      <w:bookmarkStart w:id="71" w:name="_Ref229768313"/>
       <w:r>
         <w:rPr>
           <w:rFonts w:cs="Times New Roman"/>
@@ -28575,7 +28675,7 @@
         </w:rPr>
         <w:t>: 10.05.2026).</w:t>
       </w:r>
-      <w:bookmarkEnd w:id="68"/>
+      <w:bookmarkEnd w:id="71"/>
     </w:p>
     <w:p>
       <w:pPr>
@@ -28589,7 +28689,7 @@
           <w:lang w:val="en-US" w:bidi="ru-RU"/>
         </w:rPr>
       </w:pPr>
-      <w:bookmarkStart w:id="69" w:name="_Ref229768360"/>
+      <w:bookmarkStart w:id="72" w:name="_Ref229768360"/>
       <w:proofErr w:type="spellStart"/>
       <w:r>
         <w:rPr>
@@ -28654,7 +28754,7 @@
         </w:rPr>
         <w:t>: 10.05.2026).</w:t>
       </w:r>
-      <w:bookmarkEnd w:id="69"/>
+      <w:bookmarkEnd w:id="72"/>
     </w:p>
     <w:p>
       <w:pPr>
@@ -28668,7 +28768,7 @@
           <w:lang w:val="en-US" w:bidi="ru-RU"/>
         </w:rPr>
       </w:pPr>
-      <w:bookmarkStart w:id="70" w:name="_Ref229768249"/>
+      <w:bookmarkStart w:id="73" w:name="_Ref229768249"/>
       <w:r>
         <w:rPr>
           <w:rFonts w:cs="Times New Roman"/>
@@ -28676,7 +28776,7 @@
         </w:rPr>
         <w:t>Ekman P. An Argument for Basic Emotions // Cognition and Emotion. – 1992. – Vol. 6, № 3–4. – P. 169–200.</w:t>
       </w:r>
-      <w:bookmarkEnd w:id="70"/>
+      <w:bookmarkEnd w:id="73"/>
     </w:p>
     <w:p>
       <w:pPr>
@@ -28789,7 +28889,7 @@
           <w:lang w:bidi="ru-RU"/>
         </w:rPr>
       </w:pPr>
-      <w:bookmarkStart w:id="71" w:name="_Ref229768624"/>
+      <w:bookmarkStart w:id="74" w:name="_Ref229768624"/>
       <w:r>
         <w:rPr>
           <w:rFonts w:cs="Times New Roman"/>
@@ -28878,7 +28978,7 @@
         </w:rPr>
         <w:t xml:space="preserve"> (дата обращения: 10.05.2026).</w:t>
       </w:r>
-      <w:bookmarkEnd w:id="71"/>
+      <w:bookmarkEnd w:id="74"/>
     </w:p>
     <w:p>
       <w:pPr>
@@ -28892,7 +28992,7 @@
           <w:lang w:bidi="ru-RU"/>
         </w:rPr>
       </w:pPr>
-      <w:bookmarkStart w:id="72" w:name="_Ref229768589"/>
+      <w:bookmarkStart w:id="75" w:name="_Ref229768589"/>
       <w:r>
         <w:rPr>
           <w:rFonts w:cs="Times New Roman"/>
@@ -28979,7 +29079,7 @@
         </w:rPr>
         <w:t xml:space="preserve"> (дата обращения: 10.05.2026).</w:t>
       </w:r>
-      <w:bookmarkEnd w:id="72"/>
+      <w:bookmarkEnd w:id="75"/>
     </w:p>
     <w:p>
       <w:pPr>
@@ -28993,7 +29093,7 @@
           <w:lang w:bidi="ru-RU"/>
         </w:rPr>
       </w:pPr>
-      <w:bookmarkStart w:id="73" w:name="_Ref229768434"/>
+      <w:bookmarkStart w:id="76" w:name="_Ref229768434"/>
       <w:r>
         <w:rPr>
           <w:rFonts w:cs="Times New Roman"/>
@@ -29199,7 +29299,7 @@
         </w:rPr>
         <w:t xml:space="preserve"> (дата обращения: 10.05.2026).</w:t>
       </w:r>
-      <w:bookmarkEnd w:id="73"/>
+      <w:bookmarkEnd w:id="76"/>
     </w:p>
     <w:p>
       <w:pPr>
@@ -29426,7 +29526,7 @@
 
 <file path=word/comments.xml><?xml version="1.0" encoding="utf-8"?>
 <w:comments xmlns:wpc="http://schemas.microsoft.com/office/word/2010/wordprocessingCanvas" xmlns:cx="http://schemas.microsoft.com/office/drawing/2014/chartex" xmlns:cx1="http://schemas.microsoft.com/office/drawing/2015/9/8/chartex" xmlns:cx2="http://schemas.microsoft.com/office/drawing/2015/10/21/chartex" xmlns:cx3="http://schemas.microsoft.com/office/drawing/2016/5/9/chartex" xmlns:cx4="http://schemas.microsoft.com/office/drawing/2016/5/10/chartex" xmlns:cx5="http://schemas.microsoft.com/office/drawing/2016/5/11/chartex" xmlns:cx6="http://schemas.microsoft.com/office/drawing/2016/5/12/chartex" xmlns:cx7="http://schemas.microsoft.com/office/drawing/2016/5/13/chartex" xmlns:cx8="http://schemas.microsoft.com/office/drawing/2016/5/14/chartex" xmlns:mc="http://schemas.openxmlformats.org/markup-compatibility/2006" xmlns:aink="http://schemas.microsoft.com/office/drawing/2016/ink" xmlns:am3d="http://schemas.microsoft.com/office/drawing/2017/model3d" xmlns:o="urn:schemas-microsoft-com:office:office" xmlns:oel="http://schemas.microsoft.com/office/2019/extlst" xmlns:r="http://schemas.openxmlformats.org/officeDocument/2006/relationships" xmlns:m="http://schemas.openxmlformats.org/officeDocument/2006/math" xmlns:v="urn:schemas-microsoft-com:vml" xmlns:wp14="http://schemas.microsoft.com/office/word/2010/wordprocessingDrawing" xmlns:wp="http://schemas.openxmlformats.org/drawingml/2006/wordprocessingDrawing" xmlns:w10="urn:schemas-microsoft-com:office:word" xmlns:w="http://schemas.openxmlformats.org/wordprocessingml/2006/main" xmlns:w14="http://schemas.microsoft.com/office/word/2010/wordml" xmlns:w15="http://schemas.microsoft.com/office/word/2012/wordml" xmlns:w16cex="http://schemas.microsoft.com/office/word/2018/wordml/cex" xmlns:w16cid="http://schemas.microsoft.com/office/word/2016/wordml/cid" xmlns:w16="http://schemas.microsoft.com/office/word/2018/wordml" xmlns:w16sdtdh="http://schemas.microsoft.com/office/word/2020/wordml/sdtdatahash" xmlns:w16se="http://schemas.microsoft.com/office/word/2015/wordml/symex" xmlns:wpg="http://schemas.microsoft.com/office/word/2010/wordprocessingGroup" xmlns:wpi="http://schemas.microsoft.com/office/word/2010/wordprocessingInk" xmlns:wne="http://schemas.microsoft.com/office/word/2006/wordml" xmlns:wps="http://schemas.microsoft.com/office/word/2010/wordprocessingShape" mc:Ignorable="w14 w15 w16se w16cid w16 w16cex w16sdtdh wp14">
-  <w:comment w:id="33" w:author="Горбунов Дмитрий Владимирович" w:date="2026-06-18T13:36:00Z" w:initials="ГДВ">
+  <w:comment w:id="36" w:author="Горбунов Дмитрий Владимирович" w:date="2026-06-18T13:36:00Z" w:initials="ГДВ">
     <w:p>
       <w:pPr>
         <w:pStyle w:val="aff0"/>
@@ -29448,7 +29548,7 @@
       </w:r>
     </w:p>
   </w:comment>
-  <w:comment w:id="43" w:author="Горбунов Дмитрий Владимирович" w:date="2026-06-18T13:36:00Z" w:initials="ГДВ">
+  <w:comment w:id="46" w:author="Горбунов Дмитрий Владимирович" w:date="2026-06-18T13:36:00Z" w:initials="ГДВ">
     <w:p>
       <w:pPr>
         <w:pStyle w:val="aff0"/>
@@ -30965,15 +31065,15 @@
   <w:abstractNum w:abstractNumId="13" w15:restartNumberingAfterBreak="0">
     <w:nsid w:val="194C2FF6"/>
     <w:multiLevelType w:val="hybridMultilevel"/>
-    <w:tmpl w:val="204C6E2A"/>
-    <w:lvl w:ilvl="0" w:tplc="C470B046">
+    <w:tmpl w:val="75A82976"/>
+    <w:lvl w:ilvl="0" w:tplc="A524F7E2">
       <w:start w:val="1"/>
       <w:numFmt w:val="decimal"/>
       <w:suff w:val="space"/>
       <w:lvlText w:val="%1."/>
       <w:lvlJc w:val="left"/>
       <w:pPr>
-        <w:ind w:left="0" w:firstLine="709"/>
+        <w:ind w:left="709" w:firstLine="0"/>
       </w:pPr>
       <w:rPr>
         <w:rFonts w:hint="default"/>

--- a/вкр/Диплом черн Демьянцев Виталий Владиславич (1).docx
+++ b/вкр/Диплом черн Демьянцев Виталий Владиславич (1).docx
@@ -552,6 +552,14 @@
           <w:b/>
           <w:color w:val="000000"/>
         </w:rPr>
+        <w:sectPr>
+          <w:footerReference w:type="default" r:id="rId8"/>
+          <w:pgSz w:w="11906" w:h="16838"/>
+          <w:pgMar w:top="1134" w:right="850" w:bottom="1134" w:left="1701" w:header="0" w:footer="680" w:gutter="0"/>
+          <w:cols w:space="720"/>
+          <w:titlePg/>
+          <w:docGrid w:linePitch="381"/>
+        </w:sectPr>
       </w:pPr>
       <w:r>
         <w:rPr>
@@ -2295,12 +2303,13 @@
       <w:pPr>
         <w:spacing w:after="200"/>
         <w:ind w:firstLine="0"/>
-        <w:rPr>
-          <w:rFonts w:cs="Times New Roman"/>
-          <w:b/>
-          <w:bCs/>
-          <w:lang w:bidi="ru-RU"/>
-        </w:rPr>
+        <w:sectPr>
+          <w:pgSz w:w="11906" w:h="16838"/>
+          <w:pgMar w:top="1134" w:right="850" w:bottom="1134" w:left="1701" w:header="0" w:footer="680" w:gutter="0"/>
+          <w:cols w:space="720"/>
+          <w:titlePg/>
+          <w:docGrid w:linePitch="381"/>
+        </w:sectPr>
       </w:pPr>
       <w:r>
         <w:br w:type="page"/>
@@ -2313,129 +2322,259 @@
           <w:ilvl w:val="0"/>
           <w:numId w:val="0"/>
         </w:numPr>
+        <w:rPr>
+          <w:sz w:val="24"/>
+          <w:szCs w:val="24"/>
+        </w:rPr>
       </w:pPr>
       <w:bookmarkStart w:id="3" w:name="_Toc232928757"/>
       <w:r>
+        <w:rPr>
+          <w:sz w:val="24"/>
+          <w:szCs w:val="24"/>
+        </w:rPr>
         <w:lastRenderedPageBreak/>
         <w:t>РЕФЕРАТ</w:t>
       </w:r>
       <w:bookmarkEnd w:id="3"/>
     </w:p>
     <w:p>
-      <w:r>
+      <w:pPr>
+        <w:rPr>
+          <w:sz w:val="24"/>
+          <w:szCs w:val="24"/>
+        </w:rPr>
+      </w:pPr>
+      <w:r>
+        <w:rPr>
+          <w:sz w:val="24"/>
+          <w:szCs w:val="24"/>
+        </w:rPr>
         <w:t xml:space="preserve">Выпускная квалификационная работа: </w:t>
       </w:r>
       <w:r>
+        <w:rPr>
+          <w:sz w:val="24"/>
+          <w:szCs w:val="24"/>
+        </w:rPr>
         <w:fldChar w:fldCharType="begin"/>
       </w:r>
       <w:r>
-        <w:instrText xml:space="preserve"> </w:instrText>
-      </w:r>
-      <w:r>
-        <w:instrText xml:space="preserve">NUMPAGES </w:instrText>
-      </w:r>
-      <w:r>
-        <w:instrText xml:space="preserve"> </w:instrText>
-      </w:r>
-      <w:r>
+        <w:rPr>
+          <w:sz w:val="24"/>
+          <w:szCs w:val="24"/>
+        </w:rPr>
+        <w:instrText xml:space="preserve"> NUMPAGES  </w:instrText>
+      </w:r>
+      <w:r>
+        <w:rPr>
+          <w:sz w:val="24"/>
+          <w:szCs w:val="24"/>
+        </w:rPr>
         <w:fldChar w:fldCharType="separate"/>
       </w:r>
       <w:r>
         <w:rPr>
           <w:noProof/>
-        </w:rPr>
-        <w:t>66</w:t>
-      </w:r>
-      <w:r>
+          <w:sz w:val="24"/>
+          <w:szCs w:val="24"/>
+        </w:rPr>
+        <w:t>65</w:t>
+      </w:r>
+      <w:r>
+        <w:rPr>
+          <w:sz w:val="24"/>
+          <w:szCs w:val="24"/>
+        </w:rPr>
         <w:fldChar w:fldCharType="end"/>
       </w:r>
       <w:r>
+        <w:rPr>
+          <w:sz w:val="24"/>
+          <w:szCs w:val="24"/>
+        </w:rPr>
         <w:t xml:space="preserve"> стр.</w:t>
       </w:r>
       <w:r>
+        <w:rPr>
+          <w:sz w:val="24"/>
+          <w:szCs w:val="24"/>
+        </w:rPr>
         <w:t xml:space="preserve"> </w:t>
       </w:r>
       <w:r>
+        <w:rPr>
+          <w:sz w:val="24"/>
+          <w:szCs w:val="24"/>
+        </w:rPr>
         <w:t>14</w:t>
       </w:r>
       <w:r>
+        <w:rPr>
+          <w:sz w:val="24"/>
+          <w:szCs w:val="24"/>
+        </w:rPr>
         <w:t xml:space="preserve"> рис., </w:t>
       </w:r>
       <w:r>
+        <w:rPr>
+          <w:sz w:val="24"/>
+          <w:szCs w:val="24"/>
+        </w:rPr>
         <w:t>11</w:t>
       </w:r>
       <w:r>
+        <w:rPr>
+          <w:sz w:val="24"/>
+          <w:szCs w:val="24"/>
+        </w:rPr>
         <w:t xml:space="preserve"> табл., </w:t>
       </w:r>
       <w:r>
+        <w:rPr>
+          <w:sz w:val="24"/>
+          <w:szCs w:val="24"/>
+        </w:rPr>
         <w:t xml:space="preserve">12 </w:t>
       </w:r>
       <w:r>
+        <w:rPr>
+          <w:sz w:val="24"/>
+          <w:szCs w:val="24"/>
+        </w:rPr>
         <w:t>источников.</w:t>
       </w:r>
     </w:p>
     <w:p>
+      <w:pPr>
+        <w:rPr>
+          <w:sz w:val="24"/>
+          <w:szCs w:val="24"/>
+        </w:rPr>
+      </w:pPr>
       <w:r>
         <w:rPr>
           <w:b/>
           <w:bCs/>
+          <w:sz w:val="24"/>
+          <w:szCs w:val="24"/>
         </w:rPr>
         <w:t>Ключевые слова:</w:t>
       </w:r>
       <w:r>
+        <w:rPr>
+          <w:sz w:val="24"/>
+          <w:szCs w:val="24"/>
+        </w:rPr>
         <w:t xml:space="preserve"> РАСПОЗНАВАНИЕ ЭМОЦИЙ, МУЛЬТИМОДАЛЬНЫЙ АНАЛИЗ, ИСКУССТВЕННАЯ НЕЙРОННАЯ СЕТЬ, КОМПЬЮТЕРНОЕ ЗРЕНИЕ, ОБРАБОТКА РЕЧИ, УПРАВЛЕНИЕ ПЕРСОНАЛОМ, СВЁРТОЧНАЯ НЕЙРОННАЯ СЕТЬ, ТРАНСФОРМЕР, АВТОМАТИЧЕСКОЕ РАСПОЗНАВАНИЕ РЕЧИ.</w:t>
       </w:r>
     </w:p>
     <w:p>
+      <w:pPr>
+        <w:rPr>
+          <w:sz w:val="24"/>
+          <w:szCs w:val="24"/>
+        </w:rPr>
+      </w:pPr>
       <w:r>
         <w:rPr>
           <w:b/>
           <w:bCs/>
+          <w:sz w:val="24"/>
+          <w:szCs w:val="24"/>
         </w:rPr>
         <w:t>Объект исследования:</w:t>
       </w:r>
       <w:r>
+        <w:rPr>
+          <w:sz w:val="24"/>
+          <w:szCs w:val="24"/>
+        </w:rPr>
         <w:t xml:space="preserve"> </w:t>
       </w:r>
       <w:r>
+        <w:rPr>
+          <w:sz w:val="24"/>
+          <w:szCs w:val="24"/>
+        </w:rPr>
         <w:t>процесс распознавания эмоций человека на основе анализа мультимодальных данных в сфере управления персоналом</w:t>
       </w:r>
     </w:p>
     <w:p>
+      <w:pPr>
+        <w:rPr>
+          <w:sz w:val="24"/>
+          <w:szCs w:val="24"/>
+        </w:rPr>
+      </w:pPr>
       <w:r>
         <w:rPr>
           <w:b/>
           <w:bCs/>
+          <w:sz w:val="24"/>
+          <w:szCs w:val="24"/>
         </w:rPr>
         <w:t>Предмет исследования:</w:t>
       </w:r>
       <w:r>
+        <w:rPr>
+          <w:sz w:val="24"/>
+          <w:szCs w:val="24"/>
+        </w:rPr>
         <w:t xml:space="preserve"> </w:t>
       </w:r>
       <w:r>
+        <w:rPr>
+          <w:sz w:val="24"/>
+          <w:szCs w:val="24"/>
+        </w:rPr>
         <w:t>система распознавания эмоций человека на основе искусственной нейронной сети с использованием мультимодального анализа</w:t>
       </w:r>
     </w:p>
     <w:p>
+      <w:pPr>
+        <w:rPr>
+          <w:sz w:val="24"/>
+          <w:szCs w:val="24"/>
+        </w:rPr>
+      </w:pPr>
       <w:r>
         <w:rPr>
           <w:b/>
           <w:bCs/>
+          <w:sz w:val="24"/>
+          <w:szCs w:val="24"/>
         </w:rPr>
         <w:t>Цель работы:</w:t>
       </w:r>
       <w:r>
+        <w:rPr>
+          <w:sz w:val="24"/>
+          <w:szCs w:val="24"/>
+        </w:rPr>
         <w:t xml:space="preserve"> </w:t>
       </w:r>
       <w:r>
+        <w:rPr>
+          <w:sz w:val="24"/>
+          <w:szCs w:val="24"/>
+        </w:rPr>
         <w:t>проектирование и разработка системы распознавания эмоций человека на основе искусственной нейронной сети с использованием мультимодального анализа видеопотока и аудиопотока для повышения объективности HR-процессов</w:t>
       </w:r>
     </w:p>
     <w:p>
+      <w:pPr>
+        <w:rPr>
+          <w:sz w:val="24"/>
+          <w:szCs w:val="24"/>
+        </w:rPr>
+      </w:pPr>
       <w:r>
         <w:rPr>
           <w:b/>
           <w:bCs/>
+          <w:sz w:val="24"/>
+          <w:szCs w:val="24"/>
         </w:rPr>
         <w:t>В ходе работы были решены следующие задачи:</w:t>
       </w:r>
@@ -2447,8 +2586,16 @@
           <w:ilvl w:val="0"/>
           <w:numId w:val="59"/>
         </w:numPr>
-      </w:pPr>
-      <w:r>
+        <w:rPr>
+          <w:sz w:val="24"/>
+          <w:szCs w:val="24"/>
+        </w:rPr>
+      </w:pPr>
+      <w:r>
+        <w:rPr>
+          <w:sz w:val="24"/>
+          <w:szCs w:val="24"/>
+        </w:rPr>
         <w:t>Исследование предметной области и анализ существующих аналогов систем распознавания эмоций.</w:t>
       </w:r>
     </w:p>
@@ -2459,8 +2606,16 @@
           <w:ilvl w:val="0"/>
           <w:numId w:val="59"/>
         </w:numPr>
-      </w:pPr>
-      <w:r>
+        <w:rPr>
+          <w:sz w:val="24"/>
+          <w:szCs w:val="24"/>
+        </w:rPr>
+      </w:pPr>
+      <w:r>
+        <w:rPr>
+          <w:sz w:val="24"/>
+          <w:szCs w:val="24"/>
+        </w:rPr>
         <w:t>Формирование перечня функциональных требований к разрабатываемой системе.</w:t>
       </w:r>
     </w:p>
@@ -2471,8 +2626,16 @@
           <w:ilvl w:val="0"/>
           <w:numId w:val="59"/>
         </w:numPr>
-      </w:pPr>
-      <w:r>
+        <w:rPr>
+          <w:sz w:val="24"/>
+          <w:szCs w:val="24"/>
+        </w:rPr>
+      </w:pPr>
+      <w:r>
+        <w:rPr>
+          <w:sz w:val="24"/>
+          <w:szCs w:val="24"/>
+        </w:rPr>
         <w:t>Обоснование выбора модели искусственной нейронной сети для распознавания эмоций.</w:t>
       </w:r>
     </w:p>
@@ -2483,8 +2646,16 @@
           <w:ilvl w:val="0"/>
           <w:numId w:val="59"/>
         </w:numPr>
-      </w:pPr>
-      <w:r>
+        <w:rPr>
+          <w:sz w:val="24"/>
+          <w:szCs w:val="24"/>
+        </w:rPr>
+      </w:pPr>
+      <w:r>
+        <w:rPr>
+          <w:sz w:val="24"/>
+          <w:szCs w:val="24"/>
+        </w:rPr>
         <w:t>Проектирование функциональной модели системы и её декомпозиция.</w:t>
       </w:r>
     </w:p>
@@ -2495,8 +2666,16 @@
           <w:ilvl w:val="0"/>
           <w:numId w:val="59"/>
         </w:numPr>
-      </w:pPr>
-      <w:r>
+        <w:rPr>
+          <w:sz w:val="24"/>
+          <w:szCs w:val="24"/>
+        </w:rPr>
+      </w:pPr>
+      <w:r>
+        <w:rPr>
+          <w:sz w:val="24"/>
+          <w:szCs w:val="24"/>
+        </w:rPr>
         <w:t>Выбор средств проектирования и разработки информационной системы.</w:t>
       </w:r>
     </w:p>
@@ -2507,36 +2686,78 @@
           <w:ilvl w:val="0"/>
           <w:numId w:val="59"/>
         </w:numPr>
-      </w:pPr>
-      <w:r>
+        <w:rPr>
+          <w:sz w:val="24"/>
+          <w:szCs w:val="24"/>
+        </w:rPr>
+      </w:pPr>
+      <w:r>
+        <w:rPr>
+          <w:sz w:val="24"/>
+          <w:szCs w:val="24"/>
+        </w:rPr>
         <w:t>Разработка и тестирование программного комплекса для распознавания эмоций человека.</w:t>
       </w:r>
     </w:p>
     <w:p>
+      <w:pPr>
+        <w:rPr>
+          <w:sz w:val="24"/>
+          <w:szCs w:val="24"/>
+        </w:rPr>
+      </w:pPr>
       <w:r>
         <w:rPr>
           <w:b/>
           <w:bCs/>
-        </w:rPr>
-        <w:lastRenderedPageBreak/>
+          <w:sz w:val="24"/>
+          <w:szCs w:val="24"/>
+        </w:rPr>
         <w:t>Результаты работы:</w:t>
       </w:r>
       <w:r>
+        <w:rPr>
+          <w:sz w:val="24"/>
+          <w:szCs w:val="24"/>
+        </w:rPr>
         <w:t xml:space="preserve"> разработан и протестирован программный комплекс, обеспечивающий автоматизированный сбор, обработку и визуализацию данных об эмоциональном состоянии участников онлайн-сессий в режиме, близком к реальному времени.</w:t>
       </w:r>
     </w:p>
     <w:p>
+      <w:pPr>
+        <w:rPr>
+          <w:sz w:val="24"/>
+          <w:szCs w:val="24"/>
+        </w:rPr>
+        <w:sectPr>
+          <w:pgSz w:w="11906" w:h="16838"/>
+          <w:pgMar w:top="1134" w:right="850" w:bottom="1134" w:left="1701" w:header="0" w:footer="680" w:gutter="0"/>
+          <w:cols w:space="720"/>
+          <w:titlePg/>
+          <w:docGrid w:linePitch="381"/>
+        </w:sectPr>
+      </w:pPr>
       <w:r>
         <w:rPr>
           <w:b/>
           <w:bCs/>
+          <w:sz w:val="24"/>
+          <w:szCs w:val="24"/>
         </w:rPr>
         <w:t>Область применения:</w:t>
       </w:r>
       <w:r>
+        <w:rPr>
+          <w:sz w:val="24"/>
+          <w:szCs w:val="24"/>
+        </w:rPr>
         <w:t xml:space="preserve"> процессы управления персоналом (HR), включая оценку кандидатов, мониторинг вовлеченности сотрудников и диагностику профессионального выгорания.</w:t>
       </w:r>
       <w:r>
+        <w:rPr>
+          <w:sz w:val="24"/>
+          <w:szCs w:val="24"/>
+        </w:rPr>
         <w:br w:type="page"/>
       </w:r>
     </w:p>
@@ -2898,6 +3119,15 @@
       </w:r>
     </w:p>
     <w:p>
+      <w:pPr>
+        <w:sectPr>
+          <w:pgSz w:w="11906" w:h="16838"/>
+          <w:pgMar w:top="1134" w:right="850" w:bottom="1134" w:left="1701" w:header="0" w:footer="680" w:gutter="0"/>
+          <w:cols w:space="720"/>
+          <w:titlePg/>
+          <w:docGrid w:linePitch="381"/>
+        </w:sectPr>
+      </w:pPr>
       <w:r>
         <w:t>ER – модель «сущность-связь» (</w:t>
       </w:r>
@@ -2959,165 +3189,6 @@
       <w:r>
         <w:fldChar w:fldCharType="separate"/>
       </w:r>
-      <w:hyperlink w:anchor="_Toc232928754" w:history="1"/>
-      <w:hyperlink w:anchor="_Toc232928755" w:history="1">
-        <w:r>
-          <w:rPr>
-            <w:rStyle w:val="afb"/>
-            <w:rFonts w:ascii="Times New Roman" w:eastAsia="Arial Unicode MS" w:hAnsi="Times New Roman" w:cs="Times New Roman"/>
-            <w:b/>
-            <w:bCs/>
-            <w:noProof/>
-            <w:bdr w:val="nil"/>
-          </w:rPr>
-          <w:t>Отчетный материал</w:t>
-        </w:r>
-        <w:r>
-          <w:rPr>
-            <w:noProof/>
-            <w:webHidden/>
-          </w:rPr>
-          <w:tab/>
-        </w:r>
-        <w:r>
-          <w:rPr>
-            <w:noProof/>
-            <w:webHidden/>
-          </w:rPr>
-          <w:fldChar w:fldCharType="begin"/>
-        </w:r>
-        <w:r>
-          <w:rPr>
-            <w:noProof/>
-            <w:webHidden/>
-          </w:rPr>
-          <w:instrText xml:space="preserve"> PAGEREF _Toc232928755 \h </w:instrText>
-        </w:r>
-        <w:r>
-          <w:rPr>
-            <w:noProof/>
-            <w:webHidden/>
-          </w:rPr>
-        </w:r>
-        <w:r>
-          <w:rPr>
-            <w:noProof/>
-            <w:webHidden/>
-          </w:rPr>
-          <w:fldChar w:fldCharType="separate"/>
-        </w:r>
-        <w:r>
-          <w:rPr>
-            <w:noProof/>
-            <w:webHidden/>
-          </w:rPr>
-          <w:t>2</w:t>
-        </w:r>
-        <w:r>
-          <w:rPr>
-            <w:noProof/>
-            <w:webHidden/>
-          </w:rPr>
-          <w:fldChar w:fldCharType="end"/>
-        </w:r>
-      </w:hyperlink>
-    </w:p>
-    <w:p>
-      <w:pPr>
-        <w:pStyle w:val="24"/>
-        <w:tabs>
-          <w:tab w:val="right" w:leader="dot" w:pos="9345"/>
-        </w:tabs>
-        <w:spacing w:line="259" w:lineRule="auto"/>
-        <w:ind w:firstLine="0"/>
-        <w:rPr>
-          <w:rFonts w:asciiTheme="minorHAnsi" w:eastAsiaTheme="minorEastAsia" w:hAnsiTheme="minorHAnsi" w:cstheme="minorBidi"/>
-          <w:noProof/>
-          <w:kern w:val="2"/>
-          <w:sz w:val="24"/>
-          <w:szCs w:val="24"/>
-          <w14:ligatures w14:val="standardContextual"/>
-        </w:rPr>
-      </w:pPr>
-      <w:hyperlink w:anchor="_Toc232928756" w:history="1">
-        <w:r>
-          <w:rPr>
-            <w:rStyle w:val="afb"/>
-            <w:rFonts w:ascii="Times New Roman" w:eastAsia="Arial Unicode MS" w:hAnsi="Times New Roman" w:cs="Times New Roman"/>
-            <w:b/>
-            <w:bCs/>
-            <w:noProof/>
-            <w:bdr w:val="nil"/>
-          </w:rPr>
-          <w:t>Литература</w:t>
-        </w:r>
-        <w:r>
-          <w:rPr>
-            <w:noProof/>
-            <w:webHidden/>
-          </w:rPr>
-          <w:tab/>
-        </w:r>
-        <w:r>
-          <w:rPr>
-            <w:noProof/>
-            <w:webHidden/>
-          </w:rPr>
-          <w:fldChar w:fldCharType="begin"/>
-        </w:r>
-        <w:r>
-          <w:rPr>
-            <w:noProof/>
-            <w:webHidden/>
-          </w:rPr>
-          <w:instrText xml:space="preserve"> PAGEREF _Toc232928756 \h </w:instrText>
-        </w:r>
-        <w:r>
-          <w:rPr>
-            <w:noProof/>
-            <w:webHidden/>
-          </w:rPr>
-        </w:r>
-        <w:r>
-          <w:rPr>
-            <w:noProof/>
-            <w:webHidden/>
-          </w:rPr>
-          <w:fldChar w:fldCharType="separate"/>
-        </w:r>
-        <w:r>
-          <w:rPr>
-            <w:noProof/>
-            <w:webHidden/>
-          </w:rPr>
-          <w:t>2</w:t>
-        </w:r>
-        <w:r>
-          <w:rPr>
-            <w:noProof/>
-            <w:webHidden/>
-          </w:rPr>
-          <w:fldChar w:fldCharType="end"/>
-        </w:r>
-      </w:hyperlink>
-    </w:p>
-    <w:p>
-      <w:pPr>
-        <w:pStyle w:val="12"/>
-        <w:tabs>
-          <w:tab w:val="right" w:leader="dot" w:pos="9345"/>
-        </w:tabs>
-        <w:spacing w:line="259" w:lineRule="auto"/>
-        <w:ind w:firstLine="0"/>
-        <w:rPr>
-          <w:rFonts w:asciiTheme="minorHAnsi" w:eastAsiaTheme="minorEastAsia" w:hAnsiTheme="minorHAnsi" w:cstheme="minorBidi"/>
-          <w:noProof/>
-          <w:kern w:val="2"/>
-          <w:sz w:val="24"/>
-          <w:szCs w:val="24"/>
-          <w14:ligatures w14:val="standardContextual"/>
-        </w:rPr>
-      </w:pPr>
       <w:hyperlink w:anchor="_Toc232928757" w:history="1">
         <w:r>
           <w:rPr>
@@ -3244,7 +3315,7 @@
             <w:noProof/>
             <w:webHidden/>
           </w:rPr>
-          <w:t>5</w:t>
+          <w:t>4</w:t>
         </w:r>
         <w:r>
           <w:rPr>
@@ -3321,7 +3392,7 @@
             <w:noProof/>
             <w:webHidden/>
           </w:rPr>
-          <w:t>7</w:t>
+          <w:t>6</w:t>
         </w:r>
         <w:r>
           <w:rPr>
@@ -3398,7 +3469,7 @@
             <w:noProof/>
             <w:webHidden/>
           </w:rPr>
-          <w:t>10</w:t>
+          <w:t>9</w:t>
         </w:r>
         <w:r>
           <w:rPr>
@@ -3474,7 +3545,7 @@
             <w:noProof/>
             <w:webHidden/>
           </w:rPr>
-          <w:t>10</w:t>
+          <w:t>9</w:t>
         </w:r>
         <w:r>
           <w:rPr>
@@ -3550,7 +3621,7 @@
             <w:noProof/>
             <w:webHidden/>
           </w:rPr>
-          <w:t>11</w:t>
+          <w:t>10</w:t>
         </w:r>
         <w:r>
           <w:rPr>
@@ -3626,7 +3697,7 @@
             <w:noProof/>
             <w:webHidden/>
           </w:rPr>
-          <w:t>11</w:t>
+          <w:t>10</w:t>
         </w:r>
         <w:r>
           <w:rPr>
@@ -3711,7 +3782,7 @@
             <w:noProof/>
             <w:webHidden/>
           </w:rPr>
-          <w:t>13</w:t>
+          <w:t>12</w:t>
         </w:r>
         <w:r>
           <w:rPr>
@@ -3787,7 +3858,7 @@
             <w:noProof/>
             <w:webHidden/>
           </w:rPr>
-          <w:t>15</w:t>
+          <w:t>14</w:t>
         </w:r>
         <w:r>
           <w:rPr>
@@ -3863,7 +3934,7 @@
             <w:noProof/>
             <w:webHidden/>
           </w:rPr>
-          <w:t>16</w:t>
+          <w:t>15</w:t>
         </w:r>
         <w:r>
           <w:rPr>
@@ -3940,7 +4011,7 @@
             <w:noProof/>
             <w:webHidden/>
           </w:rPr>
-          <w:t>17</w:t>
+          <w:t>16</w:t>
         </w:r>
         <w:r>
           <w:rPr>
@@ -4016,7 +4087,7 @@
             <w:noProof/>
             <w:webHidden/>
           </w:rPr>
-          <w:t>18</w:t>
+          <w:t>17</w:t>
         </w:r>
         <w:r>
           <w:rPr>
@@ -4093,7 +4164,7 @@
             <w:noProof/>
             <w:webHidden/>
           </w:rPr>
-          <w:t>19</w:t>
+          <w:t>18</w:t>
         </w:r>
         <w:r>
           <w:rPr>
@@ -4170,7 +4241,7 @@
             <w:noProof/>
             <w:webHidden/>
           </w:rPr>
-          <w:t>19</w:t>
+          <w:t>18</w:t>
         </w:r>
         <w:r>
           <w:rPr>
@@ -4246,7 +4317,7 @@
             <w:noProof/>
             <w:webHidden/>
           </w:rPr>
-          <w:t>22</w:t>
+          <w:t>21</w:t>
         </w:r>
         <w:r>
           <w:rPr>
@@ -4323,7 +4394,7 @@
             <w:noProof/>
             <w:webHidden/>
           </w:rPr>
-          <w:t>42</w:t>
+          <w:t>41</w:t>
         </w:r>
         <w:r>
           <w:rPr>
@@ -4399,7 +4470,7 @@
             <w:noProof/>
             <w:webHidden/>
           </w:rPr>
-          <w:t>42</w:t>
+          <w:t>41</w:t>
         </w:r>
         <w:r>
           <w:rPr>
@@ -4475,7 +4546,7 @@
             <w:noProof/>
             <w:webHidden/>
           </w:rPr>
-          <w:t>43</w:t>
+          <w:t>42</w:t>
         </w:r>
         <w:r>
           <w:rPr>
@@ -4551,7 +4622,7 @@
             <w:noProof/>
             <w:webHidden/>
           </w:rPr>
-          <w:t>44</w:t>
+          <w:t>43</w:t>
         </w:r>
         <w:r>
           <w:rPr>
@@ -4627,7 +4698,7 @@
             <w:noProof/>
             <w:webHidden/>
           </w:rPr>
-          <w:t>45</w:t>
+          <w:t>44</w:t>
         </w:r>
         <w:r>
           <w:rPr>
@@ -4703,7 +4774,7 @@
             <w:noProof/>
             <w:webHidden/>
           </w:rPr>
-          <w:t>45</w:t>
+          <w:t>44</w:t>
         </w:r>
         <w:r>
           <w:rPr>
@@ -4779,7 +4850,7 @@
             <w:noProof/>
             <w:webHidden/>
           </w:rPr>
-          <w:t>46</w:t>
+          <w:t>45</w:t>
         </w:r>
         <w:r>
           <w:rPr>
@@ -4855,7 +4926,7 @@
             <w:noProof/>
             <w:webHidden/>
           </w:rPr>
-          <w:t>47</w:t>
+          <w:t>46</w:t>
         </w:r>
         <w:r>
           <w:rPr>
@@ -4931,7 +5002,7 @@
             <w:noProof/>
             <w:webHidden/>
           </w:rPr>
-          <w:t>49</w:t>
+          <w:t>48</w:t>
         </w:r>
         <w:r>
           <w:rPr>
@@ -5007,7 +5078,7 @@
             <w:noProof/>
             <w:webHidden/>
           </w:rPr>
-          <w:t>59</w:t>
+          <w:t>58</w:t>
         </w:r>
         <w:r>
           <w:rPr>
@@ -5083,7 +5154,7 @@
             <w:noProof/>
             <w:webHidden/>
           </w:rPr>
-          <w:t>59</w:t>
+          <w:t>58</w:t>
         </w:r>
         <w:r>
           <w:rPr>
@@ -5159,7 +5230,7 @@
             <w:noProof/>
             <w:webHidden/>
           </w:rPr>
-          <w:t>61</w:t>
+          <w:t>60</w:t>
         </w:r>
         <w:r>
           <w:rPr>
@@ -5236,7 +5307,7 @@
             <w:noProof/>
             <w:webHidden/>
           </w:rPr>
-          <w:t>63</w:t>
+          <w:t>62</w:t>
         </w:r>
         <w:r>
           <w:rPr>
@@ -5305,7 +5376,7 @@
             <w:noProof/>
             <w:webHidden/>
           </w:rPr>
-          <w:t>65</w:t>
+          <w:t>64</w:t>
         </w:r>
         <w:r>
           <w:rPr>
@@ -5920,7 +5991,7 @@
                     </pic:cNvPicPr>
                   </pic:nvPicPr>
                   <pic:blipFill>
-                    <a:blip r:embed="rId8">
+                    <a:blip r:embed="rId9">
                       <a:extLst>
                         <a:ext uri="{28A0092B-C50C-407E-A947-70E740481C1C}">
                           <a14:useLocalDpi xmlns:a14="http://schemas.microsoft.com/office/drawing/2010/main" val="0"/>
@@ -9037,7 +9108,7 @@
                     </pic:cNvPicPr>
                   </pic:nvPicPr>
                   <pic:blipFill>
-                    <a:blip r:embed="rId9">
+                    <a:blip r:embed="rId10">
                       <a:extLst>
                         <a:ext uri="{28A0092B-C50C-407E-A947-70E740481C1C}">
                           <a14:useLocalDpi xmlns:a14="http://schemas.microsoft.com/office/drawing/2010/main" val="0"/>
@@ -9235,7 +9306,7 @@
                     </pic:cNvPicPr>
                   </pic:nvPicPr>
                   <pic:blipFill>
-                    <a:blip r:embed="rId10">
+                    <a:blip r:embed="rId11">
                       <a:extLst>
                         <a:ext uri="{28A0092B-C50C-407E-A947-70E740481C1C}">
                           <a14:useLocalDpi xmlns:a14="http://schemas.microsoft.com/office/drawing/2010/main" val="0"/>
@@ -9673,7 +9744,7 @@
                     </pic:cNvPicPr>
                   </pic:nvPicPr>
                   <pic:blipFill>
-                    <a:blip r:embed="rId11" cstate="print">
+                    <a:blip r:embed="rId12" cstate="print">
                       <a:extLst>
                         <a:ext uri="{28A0092B-C50C-407E-A947-70E740481C1C}">
                           <a14:useLocalDpi xmlns:a14="http://schemas.microsoft.com/office/drawing/2010/main" val="0"/>
@@ -10991,7 +11062,7 @@
                     </pic:cNvPicPr>
                   </pic:nvPicPr>
                   <pic:blipFill>
-                    <a:blip r:embed="rId12">
+                    <a:blip r:embed="rId13">
                       <a:extLst>
                         <a:ext uri="{28A0092B-C50C-407E-A947-70E740481C1C}">
                           <a14:useLocalDpi xmlns:a14="http://schemas.microsoft.com/office/drawing/2010/main" val="0"/>
@@ -11428,7 +11499,7 @@
                     </pic:cNvPicPr>
                   </pic:nvPicPr>
                   <pic:blipFill>
-                    <a:blip r:embed="rId13" cstate="print">
+                    <a:blip r:embed="rId14" cstate="print">
                       <a:extLst>
                         <a:ext uri="{28A0092B-C50C-407E-A947-70E740481C1C}">
                           <a14:useLocalDpi xmlns:a14="http://schemas.microsoft.com/office/drawing/2010/main" val="0"/>
@@ -20037,7 +20108,7 @@
                     </pic:cNvPicPr>
                   </pic:nvPicPr>
                   <pic:blipFill>
-                    <a:blip r:embed="rId14">
+                    <a:blip r:embed="rId15">
                       <a:extLst>
                         <a:ext uri="{28A0092B-C50C-407E-A947-70E740481C1C}">
                           <a14:useLocalDpi xmlns:a14="http://schemas.microsoft.com/office/drawing/2010/main" val="0"/>
@@ -22717,7 +22788,7 @@
                     <pic:cNvPicPr/>
                   </pic:nvPicPr>
                   <pic:blipFill>
-                    <a:blip r:embed="rId18"/>
+                    <a:blip r:embed="rId19"/>
                     <a:stretch>
                       <a:fillRect/>
                     </a:stretch>
@@ -24150,7 +24221,7 @@
                     </pic:cNvPicPr>
                   </pic:nvPicPr>
                   <pic:blipFill>
-                    <a:blip r:embed="rId19">
+                    <a:blip r:embed="rId20">
                       <a:extLst>
                         <a:ext uri="{28A0092B-C50C-407E-A947-70E740481C1C}">
                           <a14:useLocalDpi xmlns:a14="http://schemas.microsoft.com/office/drawing/2010/main" val="0"/>
@@ -24733,7 +24804,7 @@
                     <pic:cNvPicPr/>
                   </pic:nvPicPr>
                   <pic:blipFill>
-                    <a:blip r:embed="rId20"/>
+                    <a:blip r:embed="rId21"/>
                     <a:stretch>
                       <a:fillRect/>
                     </a:stretch>
@@ -25071,7 +25142,7 @@
                     </pic:cNvPicPr>
                   </pic:nvPicPr>
                   <pic:blipFill>
-                    <a:blip r:embed="rId21">
+                    <a:blip r:embed="rId22">
                       <a:extLst>
                         <a:ext uri="{28A0092B-C50C-407E-A947-70E740481C1C}">
                           <a14:useLocalDpi xmlns:a14="http://schemas.microsoft.com/office/drawing/2010/main" val="0"/>
@@ -25419,7 +25490,7 @@
                     </pic:cNvPicPr>
                   </pic:nvPicPr>
                   <pic:blipFill>
-                    <a:blip r:embed="rId22">
+                    <a:blip r:embed="rId23">
                       <a:extLst>
                         <a:ext uri="{28A0092B-C50C-407E-A947-70E740481C1C}">
                           <a14:useLocalDpi xmlns:a14="http://schemas.microsoft.com/office/drawing/2010/main" val="0"/>
@@ -25795,7 +25866,7 @@
                     <pic:cNvPicPr/>
                   </pic:nvPicPr>
                   <pic:blipFill>
-                    <a:blip r:embed="rId23"/>
+                    <a:blip r:embed="rId24"/>
                     <a:stretch>
                       <a:fillRect/>
                     </a:stretch>
@@ -26210,382 +26281,6 @@
             <wp:extent cx="4248743" cy="5287113"/>
             <wp:effectExtent l="0" t="0" r="0" b="8890"/>
             <wp:docPr id="9" name="Рисунок 9"/>
-            <wp:cNvGraphicFramePr>
-              <a:graphicFrameLocks xmlns:a="http://schemas.openxmlformats.org/drawingml/2006/main" noChangeAspect="1"/>
-            </wp:cNvGraphicFramePr>
-            <a:graphic xmlns:a="http://schemas.openxmlformats.org/drawingml/2006/main">
-              <a:graphicData uri="http://schemas.openxmlformats.org/drawingml/2006/picture">
-                <pic:pic xmlns:pic="http://schemas.openxmlformats.org/drawingml/2006/picture">
-                  <pic:nvPicPr>
-                    <pic:cNvPr id="1" name=""/>
-                    <pic:cNvPicPr/>
-                  </pic:nvPicPr>
-                  <pic:blipFill>
-                    <a:blip r:embed="rId24"/>
-                    <a:stretch>
-                      <a:fillRect/>
-                    </a:stretch>
-                  </pic:blipFill>
-                  <pic:spPr>
-                    <a:xfrm>
-                      <a:off x="0" y="0"/>
-                      <a:ext cx="4248743" cy="5287113"/>
-                    </a:xfrm>
-                    <a:prstGeom prst="rect">
-                      <a:avLst/>
-                    </a:prstGeom>
-                  </pic:spPr>
-                </pic:pic>
-              </a:graphicData>
-            </a:graphic>
-          </wp:inline>
-        </w:drawing>
-      </w:r>
-    </w:p>
-    <w:p>
-      <w:pPr>
-        <w:ind w:firstLine="0"/>
-        <w:contextualSpacing/>
-        <w:jc w:val="center"/>
-        <w:rPr>
-          <w:rFonts w:eastAsiaTheme="minorHAnsi"/>
-          <w:color w:val="000000" w:themeColor="text1"/>
-          <w:lang w:eastAsia="en-US" w:bidi="he-IL"/>
-        </w:rPr>
-      </w:pPr>
-      <w:bookmarkStart w:id="54" w:name="_Ref229766765"/>
-      <w:r>
-        <w:rPr>
-          <w:rFonts w:eastAsiaTheme="minorHAnsi"/>
-          <w:color w:val="000000" w:themeColor="text1"/>
-          <w:lang w:eastAsia="en-US" w:bidi="he-IL"/>
-        </w:rPr>
-        <w:t xml:space="preserve">Рисунок </w:t>
-      </w:r>
-      <w:r>
-        <w:rPr>
-          <w:rFonts w:eastAsiaTheme="minorHAnsi"/>
-          <w:color w:val="000000" w:themeColor="text1"/>
-          <w:lang w:eastAsia="en-US" w:bidi="he-IL"/>
-        </w:rPr>
-        <w:fldChar w:fldCharType="begin"/>
-      </w:r>
-      <w:r>
-        <w:rPr>
-          <w:rFonts w:eastAsiaTheme="minorHAnsi"/>
-          <w:color w:val="000000" w:themeColor="text1"/>
-          <w:lang w:eastAsia="en-US" w:bidi="he-IL"/>
-        </w:rPr>
-        <w:instrText xml:space="preserve"> SEQ Рисунок \* ARABIC </w:instrText>
-      </w:r>
-      <w:r>
-        <w:rPr>
-          <w:rFonts w:eastAsiaTheme="minorHAnsi"/>
-          <w:color w:val="000000" w:themeColor="text1"/>
-          <w:lang w:eastAsia="en-US" w:bidi="he-IL"/>
-        </w:rPr>
-        <w:fldChar w:fldCharType="separate"/>
-      </w:r>
-      <w:r>
-        <w:rPr>
-          <w:rFonts w:eastAsiaTheme="minorHAnsi"/>
-          <w:noProof/>
-          <w:color w:val="000000" w:themeColor="text1"/>
-          <w:lang w:eastAsia="en-US" w:bidi="he-IL"/>
-        </w:rPr>
-        <w:t>14</w:t>
-      </w:r>
-      <w:r>
-        <w:rPr>
-          <w:rFonts w:eastAsiaTheme="minorHAnsi"/>
-          <w:color w:val="000000" w:themeColor="text1"/>
-          <w:lang w:eastAsia="en-US" w:bidi="he-IL"/>
-        </w:rPr>
-        <w:fldChar w:fldCharType="end"/>
-      </w:r>
-      <w:bookmarkEnd w:id="54"/>
-      <w:r>
-        <w:rPr>
-          <w:rFonts w:eastAsiaTheme="minorHAnsi"/>
-          <w:color w:val="000000" w:themeColor="text1"/>
-          <w:lang w:eastAsia="en-US" w:bidi="he-IL"/>
-        </w:rPr>
-        <w:t xml:space="preserve"> –</w:t>
-      </w:r>
-      <w:r>
-        <w:rPr>
-          <w:rFonts w:eastAsiaTheme="minorHAnsi"/>
-          <w:color w:val="000000" w:themeColor="text1"/>
-          <w:lang w:eastAsia="en-US" w:bidi="he-IL"/>
-        </w:rPr>
-        <w:t xml:space="preserve"> Архитектура </w:t>
-      </w:r>
-      <w:proofErr w:type="spellStart"/>
-      <w:r>
-        <w:rPr>
-          <w:rFonts w:eastAsiaTheme="minorHAnsi"/>
-          <w:color w:val="000000" w:themeColor="text1"/>
-          <w:lang w:eastAsia="en-US" w:bidi="he-IL"/>
-        </w:rPr>
-        <w:t>Transformer</w:t>
-      </w:r>
-      <w:proofErr w:type="spellEnd"/>
-    </w:p>
-    <w:p>
-      <w:pPr>
-        <w:pStyle w:val="3"/>
-      </w:pPr>
-      <w:proofErr w:type="spellStart"/>
-      <w:r>
-        <w:t>Whisper</w:t>
-      </w:r>
-      <w:proofErr w:type="spellEnd"/>
-    </w:p>
-    <w:p>
-      <w:pPr>
-        <w:contextualSpacing/>
-      </w:pPr>
-      <w:r>
-        <w:t xml:space="preserve">В разработанной системе используется модель </w:t>
-      </w:r>
-      <w:proofErr w:type="spellStart"/>
-      <w:r>
-        <w:t>Whisper</w:t>
-      </w:r>
-      <w:proofErr w:type="spellEnd"/>
-      <w:r>
-        <w:t xml:space="preserve"> от OpenAI, которая представляет собой </w:t>
-      </w:r>
-      <w:proofErr w:type="spellStart"/>
-      <w:r>
-        <w:t>encoder-decoder</w:t>
-      </w:r>
-      <w:proofErr w:type="spellEnd"/>
-      <w:r>
-        <w:t xml:space="preserve"> трансформер, обученный на 680 000 часов размеченных аудиоданных. Основные компоненты архитектуры:</w:t>
-      </w:r>
-    </w:p>
-    <w:p>
-      <w:pPr>
-        <w:numPr>
-          <w:ilvl w:val="0"/>
-          <w:numId w:val="14"/>
-        </w:numPr>
-        <w:contextualSpacing/>
-      </w:pPr>
-      <w:r>
-        <w:t>Предобработка аудиосигнала: входной аудиосигнал (16 кГц) разбивается на окна длиной 25 мс с шагом 10 мс. Для каждого окна вычисляется логарифмическая мел-спектрограмма (80 каналов) – представление сигнала в частотной области, имитирующее восприятие человеческого уха.</w:t>
-      </w:r>
-    </w:p>
-    <w:p>
-      <w:pPr>
-        <w:numPr>
-          <w:ilvl w:val="0"/>
-          <w:numId w:val="14"/>
-        </w:numPr>
-        <w:contextualSpacing/>
-      </w:pPr>
-      <w:proofErr w:type="spellStart"/>
-      <w:r>
-        <w:t>Энкодер</w:t>
-      </w:r>
-      <w:proofErr w:type="spellEnd"/>
-      <w:r>
-        <w:t>: последовательность из N идентичных блоков каждый из которых содержит:</w:t>
-      </w:r>
-    </w:p>
-    <w:p>
-      <w:pPr>
-        <w:pStyle w:val="af9"/>
-        <w:numPr>
-          <w:ilvl w:val="0"/>
-          <w:numId w:val="5"/>
-        </w:numPr>
-      </w:pPr>
-      <w:r>
-        <w:lastRenderedPageBreak/>
-        <w:t xml:space="preserve">Механизм </w:t>
-      </w:r>
-      <w:proofErr w:type="spellStart"/>
-      <w:r>
-        <w:t>самовнимания</w:t>
-      </w:r>
-      <w:proofErr w:type="spellEnd"/>
-      <w:r>
-        <w:t xml:space="preserve"> – позволяет каждому временному шагу «видеть» все остальные шаги и взвешивать их важность;</w:t>
-      </w:r>
-    </w:p>
-    <w:p>
-      <w:pPr>
-        <w:pStyle w:val="af9"/>
-        <w:numPr>
-          <w:ilvl w:val="0"/>
-          <w:numId w:val="5"/>
-        </w:numPr>
-      </w:pPr>
-      <w:r>
-        <w:t>Позиционное кодирование – добавление информации о порядке следования кадров;</w:t>
-      </w:r>
-    </w:p>
-    <w:p>
-      <w:pPr>
-        <w:pStyle w:val="af9"/>
-        <w:numPr>
-          <w:ilvl w:val="0"/>
-          <w:numId w:val="5"/>
-        </w:numPr>
-      </w:pPr>
-      <w:proofErr w:type="spellStart"/>
-      <w:r>
-        <w:t>Полносвязные</w:t>
-      </w:r>
-      <w:proofErr w:type="spellEnd"/>
-      <w:r>
-        <w:t xml:space="preserve"> слои для нелинейной трансформации признаков.</w:t>
-      </w:r>
-    </w:p>
-    <w:p>
-      <w:pPr>
-        <w:numPr>
-          <w:ilvl w:val="0"/>
-          <w:numId w:val="14"/>
-        </w:numPr>
-        <w:contextualSpacing/>
-      </w:pPr>
-      <w:r>
-        <w:t xml:space="preserve">Декодер: аналогичная структура, но с добавлением кросс-внимания, которое связывает декодер с выходом </w:t>
-      </w:r>
-      <w:proofErr w:type="spellStart"/>
-      <w:r>
-        <w:t>энкодера</w:t>
-      </w:r>
-      <w:proofErr w:type="spellEnd"/>
-      <w:r>
-        <w:t xml:space="preserve">. Декодер генерирует текстовые токены </w:t>
-      </w:r>
-      <w:proofErr w:type="spellStart"/>
-      <w:r>
-        <w:t>авторегрессионно</w:t>
-      </w:r>
-      <w:proofErr w:type="spellEnd"/>
-      <w:r>
-        <w:t xml:space="preserve"> (каждый следующий токен зависит от предыдущих).</w:t>
-      </w:r>
-    </w:p>
-    <w:p>
-      <w:pPr>
-        <w:contextualSpacing/>
-      </w:pPr>
-      <w:r>
-        <w:t xml:space="preserve">Модель </w:t>
-      </w:r>
-      <w:proofErr w:type="spellStart"/>
-      <w:r>
-        <w:t>Whisper</w:t>
-      </w:r>
-      <w:proofErr w:type="spellEnd"/>
-      <w:r>
-        <w:t xml:space="preserve"> преобразует аудиосигнал в мел-спектрограмму, которая подаётся на вход </w:t>
-      </w:r>
-      <w:proofErr w:type="spellStart"/>
-      <w:r>
-        <w:t>энкодеру</w:t>
-      </w:r>
-      <w:proofErr w:type="spellEnd"/>
-      <w:r>
-        <w:t xml:space="preserve">. </w:t>
-      </w:r>
-      <w:proofErr w:type="spellStart"/>
-      <w:r>
-        <w:t>Энкодер</w:t>
-      </w:r>
-      <w:proofErr w:type="spellEnd"/>
-      <w:r>
-        <w:t xml:space="preserve"> извлекает контекстуальные признаки, которые затем используются декодером для генерации текстовых токенов с учётом языковой модели. Кросс-внимание между декодером и </w:t>
-      </w:r>
-      <w:proofErr w:type="spellStart"/>
-      <w:r>
-        <w:t>энкодером</w:t>
-      </w:r>
-      <w:proofErr w:type="spellEnd"/>
-      <w:r>
-        <w:t xml:space="preserve"> позволяет модели «фокусироваться» на соответствующих участках аудио при генерации каждого слова. Общая схема работы </w:t>
-      </w:r>
-      <w:proofErr w:type="spellStart"/>
-      <w:r>
-        <w:t>Whisper</w:t>
-      </w:r>
-      <w:proofErr w:type="spellEnd"/>
-      <w:r>
-        <w:t xml:space="preserve"> представлена на рисунке </w:t>
-      </w:r>
-      <w:r>
-        <w:rPr>
-          <w:lang w:val="en-US"/>
-        </w:rPr>
-        <w:fldChar w:fldCharType="begin"/>
-      </w:r>
-      <w:r>
-        <w:rPr>
-          <w:lang w:val="en-US"/>
-        </w:rPr>
-        <w:instrText xml:space="preserve"> REF _Ref229766900 \#0 \h </w:instrText>
-      </w:r>
-      <w:r>
-        <w:rPr>
-          <w:lang w:val="en-US"/>
-        </w:rPr>
-        <w:instrText xml:space="preserve"> \* MERGEFORMAT </w:instrText>
-      </w:r>
-      <w:r>
-        <w:rPr>
-          <w:lang w:val="en-US"/>
-        </w:rPr>
-      </w:r>
-      <w:r>
-        <w:rPr>
-          <w:lang w:val="en-US"/>
-        </w:rPr>
-        <w:fldChar w:fldCharType="separate"/>
-      </w:r>
-      <w:r>
-        <w:rPr>
-          <w:lang w:val="en-US"/>
-        </w:rPr>
-        <w:t>15</w:t>
-      </w:r>
-      <w:r>
-        <w:rPr>
-          <w:lang w:val="en-US"/>
-        </w:rPr>
-        <w:fldChar w:fldCharType="end"/>
-      </w:r>
-      <w:r>
-        <w:t>.</w:t>
-      </w:r>
-    </w:p>
-    <w:p>
-      <w:pPr>
-        <w:ind w:firstLine="0"/>
-        <w:contextualSpacing/>
-        <w:jc w:val="center"/>
-        <w:rPr>
-          <w:rFonts w:eastAsiaTheme="minorHAnsi"/>
-          <w:color w:val="000000" w:themeColor="text1"/>
-          <w:lang w:eastAsia="en-US" w:bidi="he-IL"/>
-        </w:rPr>
-      </w:pPr>
-      <w:r>
-        <w:rPr>
-          <w:rFonts w:eastAsiaTheme="minorHAnsi"/>
-          <w:noProof/>
-          <w:color w:val="000000" w:themeColor="text1"/>
-        </w:rPr>
-        <w:drawing>
-          <wp:inline distT="0" distB="0" distL="0" distR="0" wp14:anchorId="497CA86A" wp14:editId="4E55D91A">
-            <wp:extent cx="6126539" cy="2753832"/>
-            <wp:effectExtent l="0" t="0" r="7620" b="8890"/>
-            <wp:docPr id="10" name="Рисунок 10"/>
             <wp:cNvGraphicFramePr>
               <a:graphicFrameLocks xmlns:a="http://schemas.openxmlformats.org/drawingml/2006/main" noChangeAspect="1"/>
             </wp:cNvGraphicFramePr>
@@ -26605,6 +26300,382 @@
                   <pic:spPr>
                     <a:xfrm>
                       <a:off x="0" y="0"/>
+                      <a:ext cx="4248743" cy="5287113"/>
+                    </a:xfrm>
+                    <a:prstGeom prst="rect">
+                      <a:avLst/>
+                    </a:prstGeom>
+                  </pic:spPr>
+                </pic:pic>
+              </a:graphicData>
+            </a:graphic>
+          </wp:inline>
+        </w:drawing>
+      </w:r>
+    </w:p>
+    <w:p>
+      <w:pPr>
+        <w:ind w:firstLine="0"/>
+        <w:contextualSpacing/>
+        <w:jc w:val="center"/>
+        <w:rPr>
+          <w:rFonts w:eastAsiaTheme="minorHAnsi"/>
+          <w:color w:val="000000" w:themeColor="text1"/>
+          <w:lang w:eastAsia="en-US" w:bidi="he-IL"/>
+        </w:rPr>
+      </w:pPr>
+      <w:bookmarkStart w:id="54" w:name="_Ref229766765"/>
+      <w:r>
+        <w:rPr>
+          <w:rFonts w:eastAsiaTheme="minorHAnsi"/>
+          <w:color w:val="000000" w:themeColor="text1"/>
+          <w:lang w:eastAsia="en-US" w:bidi="he-IL"/>
+        </w:rPr>
+        <w:t xml:space="preserve">Рисунок </w:t>
+      </w:r>
+      <w:r>
+        <w:rPr>
+          <w:rFonts w:eastAsiaTheme="minorHAnsi"/>
+          <w:color w:val="000000" w:themeColor="text1"/>
+          <w:lang w:eastAsia="en-US" w:bidi="he-IL"/>
+        </w:rPr>
+        <w:fldChar w:fldCharType="begin"/>
+      </w:r>
+      <w:r>
+        <w:rPr>
+          <w:rFonts w:eastAsiaTheme="minorHAnsi"/>
+          <w:color w:val="000000" w:themeColor="text1"/>
+          <w:lang w:eastAsia="en-US" w:bidi="he-IL"/>
+        </w:rPr>
+        <w:instrText xml:space="preserve"> SEQ Рисунок \* ARABIC </w:instrText>
+      </w:r>
+      <w:r>
+        <w:rPr>
+          <w:rFonts w:eastAsiaTheme="minorHAnsi"/>
+          <w:color w:val="000000" w:themeColor="text1"/>
+          <w:lang w:eastAsia="en-US" w:bidi="he-IL"/>
+        </w:rPr>
+        <w:fldChar w:fldCharType="separate"/>
+      </w:r>
+      <w:r>
+        <w:rPr>
+          <w:rFonts w:eastAsiaTheme="minorHAnsi"/>
+          <w:noProof/>
+          <w:color w:val="000000" w:themeColor="text1"/>
+          <w:lang w:eastAsia="en-US" w:bidi="he-IL"/>
+        </w:rPr>
+        <w:t>14</w:t>
+      </w:r>
+      <w:r>
+        <w:rPr>
+          <w:rFonts w:eastAsiaTheme="minorHAnsi"/>
+          <w:color w:val="000000" w:themeColor="text1"/>
+          <w:lang w:eastAsia="en-US" w:bidi="he-IL"/>
+        </w:rPr>
+        <w:fldChar w:fldCharType="end"/>
+      </w:r>
+      <w:bookmarkEnd w:id="54"/>
+      <w:r>
+        <w:rPr>
+          <w:rFonts w:eastAsiaTheme="minorHAnsi"/>
+          <w:color w:val="000000" w:themeColor="text1"/>
+          <w:lang w:eastAsia="en-US" w:bidi="he-IL"/>
+        </w:rPr>
+        <w:t xml:space="preserve"> –</w:t>
+      </w:r>
+      <w:r>
+        <w:rPr>
+          <w:rFonts w:eastAsiaTheme="minorHAnsi"/>
+          <w:color w:val="000000" w:themeColor="text1"/>
+          <w:lang w:eastAsia="en-US" w:bidi="he-IL"/>
+        </w:rPr>
+        <w:t xml:space="preserve"> Архитектура </w:t>
+      </w:r>
+      <w:proofErr w:type="spellStart"/>
+      <w:r>
+        <w:rPr>
+          <w:rFonts w:eastAsiaTheme="minorHAnsi"/>
+          <w:color w:val="000000" w:themeColor="text1"/>
+          <w:lang w:eastAsia="en-US" w:bidi="he-IL"/>
+        </w:rPr>
+        <w:t>Transformer</w:t>
+      </w:r>
+      <w:proofErr w:type="spellEnd"/>
+    </w:p>
+    <w:p>
+      <w:pPr>
+        <w:pStyle w:val="3"/>
+      </w:pPr>
+      <w:proofErr w:type="spellStart"/>
+      <w:r>
+        <w:t>Whisper</w:t>
+      </w:r>
+      <w:proofErr w:type="spellEnd"/>
+    </w:p>
+    <w:p>
+      <w:pPr>
+        <w:contextualSpacing/>
+      </w:pPr>
+      <w:r>
+        <w:t xml:space="preserve">В разработанной системе используется модель </w:t>
+      </w:r>
+      <w:proofErr w:type="spellStart"/>
+      <w:r>
+        <w:t>Whisper</w:t>
+      </w:r>
+      <w:proofErr w:type="spellEnd"/>
+      <w:r>
+        <w:t xml:space="preserve"> от OpenAI, которая представляет собой </w:t>
+      </w:r>
+      <w:proofErr w:type="spellStart"/>
+      <w:r>
+        <w:t>encoder-decoder</w:t>
+      </w:r>
+      <w:proofErr w:type="spellEnd"/>
+      <w:r>
+        <w:t xml:space="preserve"> трансформер, обученный на 680 000 часов размеченных аудиоданных. Основные компоненты архитектуры:</w:t>
+      </w:r>
+    </w:p>
+    <w:p>
+      <w:pPr>
+        <w:numPr>
+          <w:ilvl w:val="0"/>
+          <w:numId w:val="14"/>
+        </w:numPr>
+        <w:contextualSpacing/>
+      </w:pPr>
+      <w:r>
+        <w:t>Предобработка аудиосигнала: входной аудиосигнал (16 кГц) разбивается на окна длиной 25 мс с шагом 10 мс. Для каждого окна вычисляется логарифмическая мел-спектрограмма (80 каналов) – представление сигнала в частотной области, имитирующее восприятие человеческого уха.</w:t>
+      </w:r>
+    </w:p>
+    <w:p>
+      <w:pPr>
+        <w:numPr>
+          <w:ilvl w:val="0"/>
+          <w:numId w:val="14"/>
+        </w:numPr>
+        <w:contextualSpacing/>
+      </w:pPr>
+      <w:proofErr w:type="spellStart"/>
+      <w:r>
+        <w:t>Энкодер</w:t>
+      </w:r>
+      <w:proofErr w:type="spellEnd"/>
+      <w:r>
+        <w:t>: последовательность из N идентичных блоков каждый из которых содержит:</w:t>
+      </w:r>
+    </w:p>
+    <w:p>
+      <w:pPr>
+        <w:pStyle w:val="af9"/>
+        <w:numPr>
+          <w:ilvl w:val="0"/>
+          <w:numId w:val="5"/>
+        </w:numPr>
+      </w:pPr>
+      <w:r>
+        <w:lastRenderedPageBreak/>
+        <w:t xml:space="preserve">Механизм </w:t>
+      </w:r>
+      <w:proofErr w:type="spellStart"/>
+      <w:r>
+        <w:t>самовнимания</w:t>
+      </w:r>
+      <w:proofErr w:type="spellEnd"/>
+      <w:r>
+        <w:t xml:space="preserve"> – позволяет каждому временному шагу «видеть» все остальные шаги и взвешивать их важность;</w:t>
+      </w:r>
+    </w:p>
+    <w:p>
+      <w:pPr>
+        <w:pStyle w:val="af9"/>
+        <w:numPr>
+          <w:ilvl w:val="0"/>
+          <w:numId w:val="5"/>
+        </w:numPr>
+      </w:pPr>
+      <w:r>
+        <w:t>Позиционное кодирование – добавление информации о порядке следования кадров;</w:t>
+      </w:r>
+    </w:p>
+    <w:p>
+      <w:pPr>
+        <w:pStyle w:val="af9"/>
+        <w:numPr>
+          <w:ilvl w:val="0"/>
+          <w:numId w:val="5"/>
+        </w:numPr>
+      </w:pPr>
+      <w:proofErr w:type="spellStart"/>
+      <w:r>
+        <w:t>Полносвязные</w:t>
+      </w:r>
+      <w:proofErr w:type="spellEnd"/>
+      <w:r>
+        <w:t xml:space="preserve"> слои для нелинейной трансформации признаков.</w:t>
+      </w:r>
+    </w:p>
+    <w:p>
+      <w:pPr>
+        <w:numPr>
+          <w:ilvl w:val="0"/>
+          <w:numId w:val="14"/>
+        </w:numPr>
+        <w:contextualSpacing/>
+      </w:pPr>
+      <w:r>
+        <w:t xml:space="preserve">Декодер: аналогичная структура, но с добавлением кросс-внимания, которое связывает декодер с выходом </w:t>
+      </w:r>
+      <w:proofErr w:type="spellStart"/>
+      <w:r>
+        <w:t>энкодера</w:t>
+      </w:r>
+      <w:proofErr w:type="spellEnd"/>
+      <w:r>
+        <w:t xml:space="preserve">. Декодер генерирует текстовые токены </w:t>
+      </w:r>
+      <w:proofErr w:type="spellStart"/>
+      <w:r>
+        <w:t>авторегрессионно</w:t>
+      </w:r>
+      <w:proofErr w:type="spellEnd"/>
+      <w:r>
+        <w:t xml:space="preserve"> (каждый следующий токен зависит от предыдущих).</w:t>
+      </w:r>
+    </w:p>
+    <w:p>
+      <w:pPr>
+        <w:contextualSpacing/>
+      </w:pPr>
+      <w:r>
+        <w:t xml:space="preserve">Модель </w:t>
+      </w:r>
+      <w:proofErr w:type="spellStart"/>
+      <w:r>
+        <w:t>Whisper</w:t>
+      </w:r>
+      <w:proofErr w:type="spellEnd"/>
+      <w:r>
+        <w:t xml:space="preserve"> преобразует аудиосигнал в мел-спектрограмму, которая подаётся на вход </w:t>
+      </w:r>
+      <w:proofErr w:type="spellStart"/>
+      <w:r>
+        <w:t>энкодеру</w:t>
+      </w:r>
+      <w:proofErr w:type="spellEnd"/>
+      <w:r>
+        <w:t xml:space="preserve">. </w:t>
+      </w:r>
+      <w:proofErr w:type="spellStart"/>
+      <w:r>
+        <w:t>Энкодер</w:t>
+      </w:r>
+      <w:proofErr w:type="spellEnd"/>
+      <w:r>
+        <w:t xml:space="preserve"> извлекает контекстуальные признаки, которые затем используются декодером для генерации текстовых токенов с учётом языковой модели. Кросс-внимание между декодером и </w:t>
+      </w:r>
+      <w:proofErr w:type="spellStart"/>
+      <w:r>
+        <w:t>энкодером</w:t>
+      </w:r>
+      <w:proofErr w:type="spellEnd"/>
+      <w:r>
+        <w:t xml:space="preserve"> позволяет модели «фокусироваться» на соответствующих участках аудио при генерации каждого слова. Общая схема работы </w:t>
+      </w:r>
+      <w:proofErr w:type="spellStart"/>
+      <w:r>
+        <w:t>Whisper</w:t>
+      </w:r>
+      <w:proofErr w:type="spellEnd"/>
+      <w:r>
+        <w:t xml:space="preserve"> представлена на рисунке </w:t>
+      </w:r>
+      <w:r>
+        <w:rPr>
+          <w:lang w:val="en-US"/>
+        </w:rPr>
+        <w:fldChar w:fldCharType="begin"/>
+      </w:r>
+      <w:r>
+        <w:rPr>
+          <w:lang w:val="en-US"/>
+        </w:rPr>
+        <w:instrText xml:space="preserve"> REF _Ref229766900 \#0 \h </w:instrText>
+      </w:r>
+      <w:r>
+        <w:rPr>
+          <w:lang w:val="en-US"/>
+        </w:rPr>
+        <w:instrText xml:space="preserve"> \* MERGEFORMAT </w:instrText>
+      </w:r>
+      <w:r>
+        <w:rPr>
+          <w:lang w:val="en-US"/>
+        </w:rPr>
+      </w:r>
+      <w:r>
+        <w:rPr>
+          <w:lang w:val="en-US"/>
+        </w:rPr>
+        <w:fldChar w:fldCharType="separate"/>
+      </w:r>
+      <w:r>
+        <w:rPr>
+          <w:lang w:val="en-US"/>
+        </w:rPr>
+        <w:t>15</w:t>
+      </w:r>
+      <w:r>
+        <w:rPr>
+          <w:lang w:val="en-US"/>
+        </w:rPr>
+        <w:fldChar w:fldCharType="end"/>
+      </w:r>
+      <w:r>
+        <w:t>.</w:t>
+      </w:r>
+    </w:p>
+    <w:p>
+      <w:pPr>
+        <w:ind w:firstLine="0"/>
+        <w:contextualSpacing/>
+        <w:jc w:val="center"/>
+        <w:rPr>
+          <w:rFonts w:eastAsiaTheme="minorHAnsi"/>
+          <w:color w:val="000000" w:themeColor="text1"/>
+          <w:lang w:eastAsia="en-US" w:bidi="he-IL"/>
+        </w:rPr>
+      </w:pPr>
+      <w:r>
+        <w:rPr>
+          <w:rFonts w:eastAsiaTheme="minorHAnsi"/>
+          <w:noProof/>
+          <w:color w:val="000000" w:themeColor="text1"/>
+        </w:rPr>
+        <w:drawing>
+          <wp:inline distT="0" distB="0" distL="0" distR="0" wp14:anchorId="497CA86A" wp14:editId="4E55D91A">
+            <wp:extent cx="6126539" cy="2753832"/>
+            <wp:effectExtent l="0" t="0" r="7620" b="8890"/>
+            <wp:docPr id="10" name="Рисунок 10"/>
+            <wp:cNvGraphicFramePr>
+              <a:graphicFrameLocks xmlns:a="http://schemas.openxmlformats.org/drawingml/2006/main" noChangeAspect="1"/>
+            </wp:cNvGraphicFramePr>
+            <a:graphic xmlns:a="http://schemas.openxmlformats.org/drawingml/2006/main">
+              <a:graphicData uri="http://schemas.openxmlformats.org/drawingml/2006/picture">
+                <pic:pic xmlns:pic="http://schemas.openxmlformats.org/drawingml/2006/picture">
+                  <pic:nvPicPr>
+                    <pic:cNvPr id="1" name=""/>
+                    <pic:cNvPicPr/>
+                  </pic:nvPicPr>
+                  <pic:blipFill>
+                    <a:blip r:embed="rId26"/>
+                    <a:stretch>
+                      <a:fillRect/>
+                    </a:stretch>
+                  </pic:blipFill>
+                  <pic:spPr>
+                    <a:xfrm>
+                      <a:off x="0" y="0"/>
                       <a:ext cx="6138557" cy="2759234"/>
                     </a:xfrm>
                     <a:prstGeom prst="rect">
@@ -29513,7 +29584,6 @@
       </w:r>
     </w:p>
     <w:sectPr>
-      <w:footerReference w:type="default" r:id="rId26"/>
       <w:pgSz w:w="11906" w:h="16838"/>
       <w:pgMar w:top="1134" w:right="850" w:bottom="1134" w:left="1701" w:header="0" w:footer="680" w:gutter="0"/>
       <w:cols w:space="720"/>
@@ -48893,6 +48963,18 @@
       </w:numPr>
     </w:pPr>
   </w:style>
+  <w:style w:type="character" w:styleId="afff2">
+    <w:name w:val="Unresolved Mention"/>
+    <w:basedOn w:val="a0"/>
+    <w:uiPriority w:val="99"/>
+    <w:semiHidden/>
+    <w:unhideWhenUsed/>
+    <w:rsid w:val="005E708B"/>
+    <w:rPr>
+      <w:color w:val="605E5C"/>
+      <w:shd w:val="clear" w:color="auto" w:fill="E1DFDD"/>
+    </w:rPr>
+  </w:style>
 </w:styles>
 </file>
 

--- a/вкр/Диплом черн Демьянцев Виталий Владиславич (1).docx
+++ b/вкр/Диплом черн Демьянцев Виталий Владиславич (1).docx
@@ -2751,7 +2751,7 @@
           <w:sz w:val="24"/>
           <w:szCs w:val="24"/>
         </w:rPr>
-        <w:t xml:space="preserve"> процессы управления персоналом (HR), включая оценку кандидатов, мониторинг вовлеченности сотрудников и диагностику профессионального выгорания.</w:t>
+        <w:t xml:space="preserve"> процессы управления персоналом, включая оценку кандидатов, мониторинг вовлеченности сотрудников и диагностику профессионального выгорания.</w:t>
       </w:r>
       <w:r>
         <w:rPr>
@@ -2788,34 +2788,122 @@
     </w:p>
     <w:p>
       <w:r>
-        <w:t>HR – управление персоналом (Human Resources)</w:t>
-      </w:r>
-    </w:p>
-    <w:p>
-      <w:pPr>
+        <w:t>HR – управление персоналом</w:t>
+      </w:r>
+    </w:p>
+    <w:p>
+      <w:r>
         <w:rPr>
           <w:lang w:val="en-US"/>
         </w:rPr>
-      </w:pPr>
+        <w:t xml:space="preserve">CNN – </w:t>
+      </w:r>
+      <w:proofErr w:type="spellStart"/>
+      <w:r>
+        <w:t>свёрточная</w:t>
+      </w:r>
+      <w:proofErr w:type="spellEnd"/>
       <w:r>
         <w:rPr>
           <w:lang w:val="en-US"/>
         </w:rPr>
-        <w:t xml:space="preserve">CNN – </w:t>
+        <w:t xml:space="preserve"> </w:t>
+      </w:r>
+      <w:r>
+        <w:t>нейронная</w:t>
+      </w:r>
+      <w:r>
+        <w:rPr>
+          <w:lang w:val="en-US"/>
+        </w:rPr>
+        <w:t xml:space="preserve"> </w:t>
+      </w:r>
+      <w:r>
+        <w:t>сеть</w:t>
+      </w:r>
+    </w:p>
+    <w:p>
+      <w:r>
+        <w:rPr>
+          <w:lang w:val="en-US"/>
+        </w:rPr>
+        <w:t>RNN</w:t>
+      </w:r>
+      <w:r>
+        <w:t xml:space="preserve"> – </w:t>
+      </w:r>
+      <w:r>
+        <w:t>рекуррентная</w:t>
+      </w:r>
+      <w:r>
+        <w:t xml:space="preserve"> </w:t>
+      </w:r>
+      <w:r>
+        <w:t>нейронная</w:t>
+      </w:r>
+      <w:r>
+        <w:t xml:space="preserve"> </w:t>
+      </w:r>
+      <w:r>
+        <w:t>сеть</w:t>
+      </w:r>
+    </w:p>
+    <w:p>
+      <w:r>
+        <w:t>ASR – автоматическое распознавание речи</w:t>
+      </w:r>
+    </w:p>
+    <w:p>
+      <w:r>
+        <w:t xml:space="preserve">MFCC – мел-частотные </w:t>
       </w:r>
       <w:proofErr w:type="spellStart"/>
       <w:r>
-        <w:t>свёрточная</w:t>
+        <w:t>кепстральные</w:t>
       </w:r>
       <w:proofErr w:type="spellEnd"/>
       <w:r>
+        <w:t xml:space="preserve"> коэффициенты</w:t>
+      </w:r>
+    </w:p>
+    <w:p>
+      <w:r>
+        <w:t>WER – частота ошибок распознавания слов</w:t>
+      </w:r>
+    </w:p>
+    <w:p>
+      <w:r>
+        <w:t>SPA – одностраничное приложение</w:t>
+      </w:r>
+    </w:p>
+    <w:p>
+      <w:r>
+        <w:t>СУБД – система управления базами данных</w:t>
+      </w:r>
+    </w:p>
+    <w:p>
+      <w:r>
+        <w:t>REST – архитектурный стиль взаимодействия компонентов распределённого приложения</w:t>
+      </w:r>
+    </w:p>
+    <w:p>
+      <w:r>
         <w:rPr>
           <w:lang w:val="en-US"/>
         </w:rPr>
+        <w:t xml:space="preserve">API – </w:t>
+      </w:r>
+      <w:r>
+        <w:t>программный</w:t>
+      </w:r>
+      <w:r>
+        <w:rPr>
+          <w:lang w:val="en-US"/>
+        </w:rPr>
         <w:t xml:space="preserve"> </w:t>
       </w:r>
       <w:r>
-        <w:t>нейронная</w:t>
+        <w:t>интерфейс</w:t>
       </w:r>
       <w:r>
         <w:rPr>
@@ -2824,226 +2912,33 @@
         <w:t xml:space="preserve"> </w:t>
       </w:r>
       <w:r>
-        <w:t>сеть</w:t>
-      </w:r>
+        <w:t>приложения</w:t>
+      </w:r>
+    </w:p>
+    <w:p>
       <w:r>
         <w:rPr>
           <w:lang w:val="en-US"/>
         </w:rPr>
-        <w:t xml:space="preserve"> (Convolutional Neural Network)</w:t>
-      </w:r>
-    </w:p>
-    <w:p>
-      <w:pPr>
+        <w:t xml:space="preserve">JWT – </w:t>
+      </w:r>
+      <w:r>
+        <w:t>веб</w:t>
+      </w:r>
+      <w:r>
         <w:rPr>
           <w:lang w:val="en-US"/>
         </w:rPr>
-      </w:pPr>
+        <w:t>-</w:t>
+      </w:r>
+      <w:r>
+        <w:t>токен</w:t>
+      </w:r>
       <w:r>
         <w:rPr>
           <w:lang w:val="en-US"/>
         </w:rPr>
-        <w:t xml:space="preserve">RNN – </w:t>
-      </w:r>
-      <w:r>
-        <w:t>рекуррентная</w:t>
-      </w:r>
-      <w:r>
-        <w:rPr>
-          <w:lang w:val="en-US"/>
-        </w:rPr>
-        <w:t xml:space="preserve"> </w:t>
-      </w:r>
-      <w:r>
-        <w:t>нейронная</w:t>
-      </w:r>
-      <w:r>
-        <w:rPr>
-          <w:lang w:val="en-US"/>
-        </w:rPr>
-        <w:t xml:space="preserve"> </w:t>
-      </w:r>
-      <w:r>
-        <w:t>сеть</w:t>
-      </w:r>
-      <w:r>
-        <w:rPr>
-          <w:lang w:val="en-US"/>
-        </w:rPr>
-        <w:t xml:space="preserve"> (Recurrent Neural Network)</w:t>
-      </w:r>
-    </w:p>
-    <w:p>
-      <w:r>
-        <w:t>ASR – автоматическое распознавание речи (</w:t>
-      </w:r>
-      <w:proofErr w:type="spellStart"/>
-      <w:r>
-        <w:t>Automatic</w:t>
-      </w:r>
-      <w:proofErr w:type="spellEnd"/>
-      <w:r>
-        <w:t xml:space="preserve"> </w:t>
-      </w:r>
-      <w:proofErr w:type="spellStart"/>
-      <w:r>
-        <w:t>Speech</w:t>
-      </w:r>
-      <w:proofErr w:type="spellEnd"/>
-      <w:r>
-        <w:t xml:space="preserve"> </w:t>
-      </w:r>
-      <w:proofErr w:type="spellStart"/>
-      <w:r>
-        <w:t>Recognition</w:t>
-      </w:r>
-      <w:proofErr w:type="spellEnd"/>
-      <w:r>
-        <w:t>)</w:t>
-      </w:r>
-    </w:p>
-    <w:p>
-      <w:r>
-        <w:t xml:space="preserve">MFCC – мел-частотные </w:t>
-      </w:r>
-      <w:proofErr w:type="spellStart"/>
-      <w:r>
-        <w:t>кепстральные</w:t>
-      </w:r>
-      <w:proofErr w:type="spellEnd"/>
-      <w:r>
-        <w:t xml:space="preserve"> коэффициенты (</w:t>
-      </w:r>
-      <w:proofErr w:type="spellStart"/>
-      <w:r>
-        <w:t>Mel</w:t>
-      </w:r>
-      <w:proofErr w:type="spellEnd"/>
-      <w:r>
-        <w:t xml:space="preserve">-Frequency </w:t>
-      </w:r>
-      <w:proofErr w:type="spellStart"/>
-      <w:r>
-        <w:t>Cepstral</w:t>
-      </w:r>
-      <w:proofErr w:type="spellEnd"/>
-      <w:r>
-        <w:t xml:space="preserve"> </w:t>
-      </w:r>
-      <w:proofErr w:type="spellStart"/>
-      <w:r>
-        <w:t>Coefficients</w:t>
-      </w:r>
-      <w:proofErr w:type="spellEnd"/>
-      <w:r>
-        <w:t>)</w:t>
-      </w:r>
-    </w:p>
-    <w:p>
-      <w:r>
-        <w:t xml:space="preserve">WER – частота ошибок распознавания слов (Word </w:t>
-      </w:r>
-      <w:proofErr w:type="spellStart"/>
-      <w:r>
-        <w:t>Error</w:t>
-      </w:r>
-      <w:proofErr w:type="spellEnd"/>
-      <w:r>
-        <w:t xml:space="preserve"> Rate)</w:t>
-      </w:r>
-    </w:p>
-    <w:p>
-      <w:r>
-        <w:t>SPA – одностраничное приложение (Single Page Application)</w:t>
-      </w:r>
-    </w:p>
-    <w:p>
-      <w:r>
-        <w:t>СУБД – система управления базами данных</w:t>
-      </w:r>
-    </w:p>
-    <w:p>
-      <w:r>
-        <w:t>REST – архитектурный стиль взаимодействия компонентов распределённого приложения (</w:t>
-      </w:r>
-      <w:proofErr w:type="spellStart"/>
-      <w:r>
-        <w:t>Representational</w:t>
-      </w:r>
-      <w:proofErr w:type="spellEnd"/>
-      <w:r>
-        <w:t xml:space="preserve"> State Transfer)</w:t>
-      </w:r>
-    </w:p>
-    <w:p>
-      <w:pPr>
-        <w:rPr>
-          <w:lang w:val="en-US"/>
-        </w:rPr>
-      </w:pPr>
-      <w:r>
-        <w:rPr>
-          <w:lang w:val="en-US"/>
-        </w:rPr>
-        <w:t xml:space="preserve">API – </w:t>
-      </w:r>
-      <w:r>
-        <w:t>программный</w:t>
-      </w:r>
-      <w:r>
-        <w:rPr>
-          <w:lang w:val="en-US"/>
-        </w:rPr>
-        <w:t xml:space="preserve"> </w:t>
-      </w:r>
-      <w:r>
-        <w:t>интерфейс</w:t>
-      </w:r>
-      <w:r>
-        <w:rPr>
-          <w:lang w:val="en-US"/>
-        </w:rPr>
-        <w:t xml:space="preserve"> </w:t>
-      </w:r>
-      <w:r>
-        <w:t>приложения</w:t>
-      </w:r>
-      <w:r>
-        <w:rPr>
-          <w:lang w:val="en-US"/>
-        </w:rPr>
-        <w:t xml:space="preserve"> (Application Programming Interface)</w:t>
-      </w:r>
-    </w:p>
-    <w:p>
-      <w:pPr>
-        <w:rPr>
-          <w:lang w:val="en-US"/>
-        </w:rPr>
-      </w:pPr>
-      <w:r>
-        <w:rPr>
-          <w:lang w:val="en-US"/>
-        </w:rPr>
-        <w:t xml:space="preserve">JWT – </w:t>
-      </w:r>
-      <w:r>
-        <w:t>веб</w:t>
-      </w:r>
-      <w:r>
-        <w:rPr>
-          <w:lang w:val="en-US"/>
-        </w:rPr>
-        <w:t>-</w:t>
-      </w:r>
-      <w:r>
-        <w:t>токен</w:t>
-      </w:r>
-      <w:r>
-        <w:rPr>
-          <w:lang w:val="en-US"/>
-        </w:rPr>
-        <w:t xml:space="preserve"> JSON (JSON Web Token)</w:t>
+        <w:t xml:space="preserve"> JSON</w:t>
       </w:r>
     </w:p>
     <w:p>
@@ -3073,44 +2968,12 @@
     </w:p>
     <w:p>
       <w:r>
-        <w:t xml:space="preserve">BPMN – нотация моделирования бизнес-процессов (Business Process Model </w:t>
-      </w:r>
-      <w:proofErr w:type="spellStart"/>
-      <w:r>
-        <w:t>and</w:t>
-      </w:r>
-      <w:proofErr w:type="spellEnd"/>
-      <w:r>
-        <w:t xml:space="preserve"> </w:t>
-      </w:r>
-      <w:proofErr w:type="spellStart"/>
-      <w:r>
-        <w:t>Notation</w:t>
-      </w:r>
-      <w:proofErr w:type="spellEnd"/>
-      <w:r>
-        <w:t>)</w:t>
-      </w:r>
-    </w:p>
-    <w:p>
-      <w:r>
-        <w:t xml:space="preserve">DFD – диаграмма потоков данных (Data </w:t>
-      </w:r>
-      <w:proofErr w:type="spellStart"/>
-      <w:r>
-        <w:t>Flow</w:t>
-      </w:r>
-      <w:proofErr w:type="spellEnd"/>
-      <w:r>
-        <w:t xml:space="preserve"> </w:t>
-      </w:r>
-      <w:proofErr w:type="spellStart"/>
-      <w:r>
-        <w:t>Diagram</w:t>
-      </w:r>
-      <w:proofErr w:type="spellEnd"/>
-      <w:r>
-        <w:t>)</w:t>
+        <w:t>BPMN – нотация моделирования бизнес-процессов</w:t>
+      </w:r>
+    </w:p>
+    <w:p>
+      <w:r>
+        <w:t>DFD – диаграмма потоков данных</w:t>
       </w:r>
     </w:p>
     <w:p>
@@ -3129,15 +2992,7 @@
         </w:sectPr>
       </w:pPr>
       <w:r>
-        <w:t>ER – модель «сущность-связь» (</w:t>
-      </w:r>
-      <w:proofErr w:type="spellStart"/>
-      <w:r>
-        <w:t>Entity-Relationship</w:t>
-      </w:r>
-      <w:proofErr w:type="spellEnd"/>
-      <w:r>
-        <w:t>)</w:t>
+        <w:t xml:space="preserve">ER – модель «сущность-связь» </w:t>
       </w:r>
       <w:r>
         <w:br w:type="page"/>
@@ -5415,7 +5270,15 @@
     </w:p>
     <w:p>
       <w:r>
-        <w:t>Эмоции человека проявляются через множество каналов, включая выражения лица, интонации голоса, жесты и физиологические показатели. Традиционные методы анализа эмоций, основанные на субъективных оценках или анкетировании, имеют ограничения, связанные с низкой точностью, трудоёмкостью и невозможностью оперативного мониторинга. Современные технологии, такие как компьютерное зрение, обработка аудиосигналов и искусственные сети (ИНС), открывают новые возможности для автоматизированного распознавания эмоций. Мультимодальные системы, объединяющие анализ видеопотока (выражения лица) и аудиопотока (голосовые характеристики), обеспечивают более точное и комплексное определение эмоционального состояния.</w:t>
+        <w:t xml:space="preserve">Эмоции человека проявляются через множество каналов, включая выражения лица, интонации голоса, жесты и физиологические показатели. Традиционные методы анализа эмоций, основанные на субъективных оценках или анкетировании, имеют ограничения, связанные с низкой точностью, трудоёмкостью и невозможностью оперативного мониторинга. Современные технологии, такие как компьютерное зрение, обработка аудиосигналов и искусственные </w:t>
+      </w:r>
+      <w:proofErr w:type="gramStart"/>
+      <w:r>
+        <w:t>сети ,</w:t>
+      </w:r>
+      <w:proofErr w:type="gramEnd"/>
+      <w:r>
+        <w:t xml:space="preserve"> открывают новые возможности для автоматизированного распознавания эмоций. Мультимодальные системы, объединяющие анализ видеопотока (выражения лица) и аудиопотока (голосовые характеристики), обеспечивают более точное и комплексное определение эмоционального состояния.</w:t>
       </w:r>
     </w:p>
     <w:p>
@@ -6095,7 +5958,7 @@
     </w:p>
     <w:p>
       <w:r>
-        <w:t>После получения задачи HR-специалист проходит процедуру аутентификации в системе (при необходимости — регистрацию) и получает доступ к рабочей среде.</w:t>
+        <w:t>После получения задачи HR-специалист проходит процедуру аутентификации в системе и получает доступ к рабочей среде.</w:t>
       </w:r>
     </w:p>
     <w:p>
@@ -10618,7 +10481,7 @@
         <w:rPr>
           <w:rFonts w:eastAsiaTheme="minorHAnsi"/>
         </w:rPr>
-        <w:t>Сервер — вычислительная платформа для выполнения нейросетевых вычислений (CPU/GPU).</w:t>
+        <w:t>Сервер — вычислительная платформа для выполнения нейросетевых вычислений</w:t>
       </w:r>
     </w:p>
     <w:p>
@@ -10900,7 +10763,7 @@
         <w:rPr>
           <w:rFonts w:eastAsiaTheme="minorHAnsi"/>
         </w:rPr>
-        <w:t>Декомпозиция отражает последовательный поток преобразования данных: блок A1 передаёт видеопоток и аудиопоток в блок A2, который после предобработки формирует признаки видео и признаки аудио для блока A3. Результаты анализа из блока A3 поступают в блок A4 для интерпретации и формирования итогового отчёта. Управляющие воздействия (нормативные документы, алгоритмы, модели) поступают сверху в соответствующие блоки, а механизмы (сервер, пользователь, клиентское приложение) обеспечивают техническую реализацию каждого этапа.</w:t>
+        <w:t>Декомпозиция отражает последовательный поток преобразования данных: блок A1 передаёт видеопоток и аудиопоток в блок A2, который после предобработки формирует признаки видео и признаки аудио для блока A3. Результаты анализа из блока A3 поступают в блок A4 для интерпретации и формирования итогового отчёта. Управляющие воздействия поступают сверху в соответствующие блоки, а механизмы обеспечивают техническую реализацию каждого этапа.</w:t>
       </w:r>
     </w:p>
     <w:p>
@@ -10935,7 +10798,6 @@
         <w:pStyle w:val="3"/>
       </w:pPr>
       <w:r>
-        <w:lastRenderedPageBreak/>
         <w:t>DFD-диаграмма</w:t>
       </w:r>
     </w:p>
@@ -11044,6 +10906,7 @@
         <w:rPr>
           <w:noProof/>
         </w:rPr>
+        <w:lastRenderedPageBreak/>
         <w:drawing>
           <wp:inline distT="0" distB="0" distL="0" distR="0" wp14:anchorId="13D17082" wp14:editId="1F492299">
             <wp:extent cx="5187000" cy="3094946"/>
@@ -11208,7 +11071,10 @@
         </w:numPr>
       </w:pPr>
       <w:r>
-        <w:t>P1: Сбор данных: Получение видео- и аудиопотоков, их предварительная обработка (например, сжатие или фильтрация).</w:t>
+        <w:t>P1: Сбор данных: Получение видео- и аудиопотоков, их предварительная обработка</w:t>
+      </w:r>
+      <w:r>
+        <w:t>.</w:t>
       </w:r>
     </w:p>
     <w:p>
@@ -11220,7 +11086,10 @@
         </w:numPr>
       </w:pPr>
       <w:r>
-        <w:t>P2: Обработка данных: Извлечение признаков из видео (например, ключевые точки лица) и аудио (например, MFCC-коэффициенты).</w:t>
+        <w:t>P2: Обработка данных: Извлечение признаков из видео и аудио</w:t>
+      </w:r>
+      <w:r>
+        <w:t>.</w:t>
       </w:r>
     </w:p>
     <w:p>
@@ -11244,7 +11113,10 @@
         </w:numPr>
       </w:pPr>
       <w:r>
-        <w:t>P4: Формирование отчёта: Создание отчёта с результатами анализа (например, статистика эмоций).</w:t>
+        <w:t>P4: Формирование отчёта: Создание отчёта с результатами анализа</w:t>
+      </w:r>
+      <w:r>
+        <w:t>.</w:t>
       </w:r>
     </w:p>
     <w:p>
@@ -11252,7 +11124,6 @@
         <w:ind w:left="709" w:firstLine="0"/>
       </w:pPr>
       <w:r>
-        <w:lastRenderedPageBreak/>
         <w:t xml:space="preserve">Хранилища данных: </w:t>
       </w:r>
     </w:p>
@@ -11333,6 +11204,7 @@
         </w:numPr>
       </w:pPr>
       <w:r>
+        <w:lastRenderedPageBreak/>
         <w:t>Результаты анализа от анализа к базе данных и формированию отчёта.</w:t>
       </w:r>
     </w:p>
@@ -11350,7 +11222,7 @@
     </w:p>
     <w:p>
       <w:r>
-        <w:t>Диаграмма наглядно иллюстрирует, как данные движутся от ввода через обработку и анализ к выводу (отчёт для HR-менеджера).</w:t>
+        <w:t>Диаграмма наглядно иллюстрирует, как данные движутся от ввода через обработку и анализ к выводу.</w:t>
       </w:r>
     </w:p>
     <w:p>
@@ -11590,7 +11462,6 @@
           <w:rFonts w:eastAsia="Microsoft YaHei"/>
           <w:color w:val="000000"/>
         </w:rPr>
-        <w:lastRenderedPageBreak/>
         <w:t>Основные сущности:</w:t>
       </w:r>
     </w:p>
@@ -11624,6 +11495,27 @@
     </w:p>
     <w:p>
       <w:pPr>
+        <w:rPr>
+          <w:rFonts w:eastAsia="Microsoft YaHei"/>
+        </w:rPr>
+      </w:pPr>
+    </w:p>
+    <w:p>
+      <w:pPr>
+        <w:rPr>
+          <w:rFonts w:eastAsia="Microsoft YaHei"/>
+        </w:rPr>
+      </w:pPr>
+    </w:p>
+    <w:p>
+      <w:pPr>
+        <w:rPr>
+          <w:rFonts w:eastAsia="Microsoft YaHei"/>
+        </w:rPr>
+      </w:pPr>
+    </w:p>
+    <w:p>
+      <w:pPr>
         <w:pStyle w:val="affb"/>
         <w:rPr>
           <w:rFonts w:asciiTheme="majorHAnsi" w:eastAsia="Microsoft YaHei" w:hAnsiTheme="majorHAnsi" w:cstheme="majorHAnsi"/>
@@ -11639,6 +11531,7 @@
           <w:iCs w:val="0"/>
           <w:szCs w:val="28"/>
         </w:rPr>
+        <w:lastRenderedPageBreak/>
         <w:t xml:space="preserve">Таблица </w:t>
       </w:r>
       <w:r>
@@ -13371,7 +13264,6 @@
           <w:bCs w:val="0"/>
           <w:color w:val="000000"/>
         </w:rPr>
-        <w:lastRenderedPageBreak/>
         <w:t>Журнал аутентификации</w:t>
       </w:r>
       <w:r>
@@ -13380,6 +13272,13 @@
         </w:rPr>
         <w:t xml:space="preserve"> – аудит событий входа, выхода и ошибок доступа.</w:t>
       </w:r>
+    </w:p>
+    <w:p>
+      <w:pPr>
+        <w:rPr>
+          <w:rFonts w:eastAsia="Microsoft YaHei"/>
+        </w:rPr>
+      </w:pPr>
     </w:p>
     <w:p>
       <w:pPr>
@@ -13395,6 +13294,7 @@
           <w:i w:val="0"/>
           <w:iCs w:val="0"/>
         </w:rPr>
+        <w:lastRenderedPageBreak/>
         <w:t xml:space="preserve">Таблица </w:t>
       </w:r>
       <w:r>
@@ -15369,7 +15269,6 @@
           <w:bCs w:val="0"/>
           <w:color w:val="000000"/>
         </w:rPr>
-        <w:lastRenderedPageBreak/>
         <w:t>Участник встречи</w:t>
       </w:r>
       <w:r>
@@ -15393,6 +15292,7 @@
           <w:i w:val="0"/>
           <w:iCs w:val="0"/>
         </w:rPr>
+        <w:lastRenderedPageBreak/>
         <w:t xml:space="preserve">Таблица </w:t>
       </w:r>
       <w:r>
@@ -17204,6 +17104,7 @@
           <w:bCs w:val="0"/>
           <w:color w:val="000000"/>
         </w:rPr>
+        <w:lastRenderedPageBreak/>
         <w:t>Событие встречи – журнал системных и пользовательских действий в рамках сеанса (подключения, отключения, системные уведомления).</w:t>
       </w:r>
     </w:p>
@@ -18800,6 +18701,13 @@
     </w:p>
     <w:p>
       <w:pPr>
+        <w:rPr>
+          <w:rFonts w:eastAsia="Microsoft YaHei"/>
+        </w:rPr>
+      </w:pPr>
+    </w:p>
+    <w:p>
+      <w:pPr>
         <w:pStyle w:val="affb"/>
         <w:rPr>
           <w:rFonts w:eastAsia="Microsoft YaHei"/>
@@ -23038,7 +22946,7 @@
         <w:contextualSpacing/>
       </w:pPr>
       <w:r>
-        <w:t xml:space="preserve">Подсистема безопасности построена на основе </w:t>
+        <w:t>Подсистема безопасности реализована на основе архитектуры без сохранения состояния (</w:t>
       </w:r>
       <w:proofErr w:type="spellStart"/>
       <w:r>
@@ -23046,15 +22954,10 @@
       </w:r>
       <w:proofErr w:type="spellEnd"/>
       <w:r>
-        <w:t xml:space="preserve">-архитектуры с использованием JWT (JSON Web </w:t>
-      </w:r>
-      <w:proofErr w:type="spellStart"/>
-      <w:r>
-        <w:t>Tokens</w:t>
-      </w:r>
-      <w:proofErr w:type="spellEnd"/>
-      <w:r>
-        <w:t>). Процесс аутентификации включает:</w:t>
+        <w:t>) с применением технологии JWT. Процесс аутентификации пользователя состоит из следующих этапов</w:t>
+      </w:r>
+      <w:r>
+        <w:t>:</w:t>
       </w:r>
     </w:p>
     <w:p>
@@ -23195,7 +23098,11 @@
         </w:numPr>
       </w:pPr>
       <w:r>
-        <w:t xml:space="preserve">Аудио: создаётся компонент записи исключительно для аудиодорожки микрофона. Для корректного декодирования на стороне сервера применяется стратегия кумулятивного накопления </w:t>
+        <w:t xml:space="preserve">Аудио: создаётся компонент записи исключительно для аудиодорожки микрофона. Для корректного декодирования на стороне сервера </w:t>
+      </w:r>
+      <w:r>
+        <w:lastRenderedPageBreak/>
+        <w:t xml:space="preserve">применяется стратегия кумулятивного накопления </w:t>
       </w:r>
       <w:proofErr w:type="spellStart"/>
       <w:r>
@@ -23203,11 +23110,7 @@
       </w:r>
       <w:proofErr w:type="spellEnd"/>
       <w:r>
-        <w:t xml:space="preserve">: вместо </w:t>
-      </w:r>
-      <w:r>
-        <w:lastRenderedPageBreak/>
-        <w:t xml:space="preserve">отправки изолированных фрагментов система формирует непрерывный буфер, содержащий инициализирующий сегмент и последующие кластеры. Буфер кодируется в Base64 и отправляется по </w:t>
+        <w:t xml:space="preserve">: вместо отправки изолированных фрагментов система формирует непрерывный буфер, содержащий инициализирующий сегмент и последующие кластеры. Буфер кодируется в Base64 и отправляется по </w:t>
       </w:r>
       <w:proofErr w:type="spellStart"/>
       <w:r>
@@ -23257,11 +23160,9 @@
       <w:r>
         <w:t>Управление ресурсами</w:t>
       </w:r>
-      <w:proofErr w:type="gramStart"/>
-      <w:r>
-        <w:t>: При</w:t>
-      </w:r>
-      <w:proofErr w:type="gramEnd"/>
+      <w:r>
+        <w:t>: при</w:t>
+      </w:r>
       <w:r>
         <w:t xml:space="preserve"> смене потока, потере фокуса вкладки или завершении встречи компоненты записи корректно останавливаются и освобождаются, что предотвращает утечки памяти и фоновую загрузку ЦП.</w:t>
       </w:r>

--- a/вкр/Диплом черн Демьянцев Виталий Владиславич (1).docx
+++ b/вкр/Диплом черн Демьянцев Виталий Владиславич (1).docx
@@ -189,6 +189,7 @@
         <w:rPr>
           <w:rFonts w:ascii="Times New Roman" w:eastAsia="Calibri" w:hAnsi="Times New Roman" w:cs="Times New Roman"/>
           <w:kern w:val="2"/>
+          <w:u w:val="single"/>
           <w:lang w:eastAsia="en-US"/>
           <w14:ligatures w14:val="standardContextual"/>
         </w:rPr>
@@ -197,6 +198,7 @@
         <w:rPr>
           <w:rFonts w:ascii="Times New Roman" w:eastAsia="Calibri" w:hAnsi="Times New Roman" w:cs="Times New Roman"/>
           <w:kern w:val="2"/>
+          <w:u w:val="single"/>
           <w:lang w:eastAsia="en-US"/>
           <w14:ligatures w14:val="standardContextual"/>
         </w:rPr>
@@ -211,12 +213,14 @@
         <w:rPr>
           <w:rFonts w:ascii="Times New Roman" w:eastAsia="Calibri" w:hAnsi="Times New Roman" w:cs="Times New Roman"/>
           <w:color w:val="000000"/>
+          <w:u w:val="single"/>
         </w:rPr>
       </w:pPr>
       <w:r>
         <w:rPr>
           <w:rFonts w:ascii="Times New Roman" w:eastAsia="Calibri" w:hAnsi="Times New Roman" w:cs="Times New Roman"/>
           <w:color w:val="000000"/>
+          <w:u w:val="single"/>
         </w:rPr>
         <w:t>Система распознавания эмоций человека на основе искусственной нейронной сети</w:t>
       </w:r>
@@ -1749,7 +1753,6 @@
           <w:bdr w:val="nil"/>
         </w:rPr>
       </w:pPr>
-      <w:proofErr w:type="spellStart"/>
       <w:r>
         <w:rPr>
           <w:rFonts w:ascii="Times New Roman" w:eastAsia="Arial Unicode MS" w:hAnsi="Times New Roman" w:cs="Times New Roman"/>
@@ -1759,115 +1762,7 @@
           <w:u w:color="000000"/>
           <w:bdr w:val="nil"/>
         </w:rPr>
-        <w:t>Катасев</w:t>
-      </w:r>
-      <w:proofErr w:type="spellEnd"/>
-      <w:r>
-        <w:rPr>
-          <w:rFonts w:ascii="Times New Roman" w:eastAsia="Arial Unicode MS" w:hAnsi="Times New Roman" w:cs="Times New Roman"/>
-          <w:color w:val="000000"/>
-          <w:sz w:val="24"/>
-          <w:szCs w:val="24"/>
-          <w:u w:color="000000"/>
-          <w:bdr w:val="nil"/>
-        </w:rPr>
-        <w:t xml:space="preserve">, А. С. </w:t>
-      </w:r>
-      <w:proofErr w:type="spellStart"/>
-      <w:r>
-        <w:rPr>
-          <w:rFonts w:ascii="Times New Roman" w:eastAsia="Arial Unicode MS" w:hAnsi="Times New Roman" w:cs="Times New Roman"/>
-          <w:color w:val="000000"/>
-          <w:sz w:val="24"/>
-          <w:szCs w:val="24"/>
-          <w:u w:color="000000"/>
-          <w:bdr w:val="nil"/>
-        </w:rPr>
-        <w:t>Сверточные</w:t>
-      </w:r>
-      <w:proofErr w:type="spellEnd"/>
-      <w:r>
-        <w:rPr>
-          <w:rFonts w:ascii="Times New Roman" w:eastAsia="Arial Unicode MS" w:hAnsi="Times New Roman" w:cs="Times New Roman"/>
-          <w:color w:val="000000"/>
-          <w:sz w:val="24"/>
-          <w:szCs w:val="24"/>
-          <w:u w:color="000000"/>
-          <w:bdr w:val="nil"/>
-        </w:rPr>
-        <w:t xml:space="preserve"> </w:t>
-      </w:r>
-      <w:proofErr w:type="spellStart"/>
-      <w:r>
-        <w:rPr>
-          <w:rFonts w:ascii="Times New Roman" w:eastAsia="Arial Unicode MS" w:hAnsi="Times New Roman" w:cs="Times New Roman"/>
-          <w:color w:val="000000"/>
-          <w:sz w:val="24"/>
-          <w:szCs w:val="24"/>
-          <w:u w:color="000000"/>
-          <w:bdr w:val="nil"/>
-        </w:rPr>
-        <w:t>нейросетеВые</w:t>
-      </w:r>
-      <w:proofErr w:type="spellEnd"/>
-      <w:r>
-        <w:rPr>
-          <w:rFonts w:ascii="Times New Roman" w:eastAsia="Arial Unicode MS" w:hAnsi="Times New Roman" w:cs="Times New Roman"/>
-          <w:color w:val="000000"/>
-          <w:sz w:val="24"/>
-          <w:szCs w:val="24"/>
-          <w:u w:color="000000"/>
-          <w:bdr w:val="nil"/>
-        </w:rPr>
-        <w:t xml:space="preserve"> </w:t>
-      </w:r>
-      <w:proofErr w:type="spellStart"/>
-      <w:r>
-        <w:rPr>
-          <w:rFonts w:ascii="Times New Roman" w:eastAsia="Arial Unicode MS" w:hAnsi="Times New Roman" w:cs="Times New Roman"/>
-          <w:color w:val="000000"/>
-          <w:sz w:val="24"/>
-          <w:szCs w:val="24"/>
-          <w:u w:color="000000"/>
-          <w:bdr w:val="nil"/>
-        </w:rPr>
-        <w:t>МОДЕЛи</w:t>
-      </w:r>
-      <w:proofErr w:type="spellEnd"/>
-      <w:r>
-        <w:rPr>
-          <w:rFonts w:ascii="Times New Roman" w:eastAsia="Arial Unicode MS" w:hAnsi="Times New Roman" w:cs="Times New Roman"/>
-          <w:color w:val="000000"/>
-          <w:sz w:val="24"/>
-          <w:szCs w:val="24"/>
-          <w:u w:color="000000"/>
-          <w:bdr w:val="nil"/>
-        </w:rPr>
-        <w:t xml:space="preserve"> распознавания эмоций человека ПО ФОТОГРАФИИ / А. С. </w:t>
-      </w:r>
-      <w:proofErr w:type="spellStart"/>
-      <w:r>
-        <w:rPr>
-          <w:rFonts w:ascii="Times New Roman" w:eastAsia="Arial Unicode MS" w:hAnsi="Times New Roman" w:cs="Times New Roman"/>
-          <w:color w:val="000000"/>
-          <w:sz w:val="24"/>
-          <w:szCs w:val="24"/>
-          <w:u w:color="000000"/>
-          <w:bdr w:val="nil"/>
-        </w:rPr>
-        <w:t>Катасев</w:t>
-      </w:r>
-      <w:proofErr w:type="spellEnd"/>
-      <w:r>
-        <w:rPr>
-          <w:rFonts w:ascii="Times New Roman" w:eastAsia="Arial Unicode MS" w:hAnsi="Times New Roman" w:cs="Times New Roman"/>
-          <w:color w:val="000000"/>
-          <w:sz w:val="24"/>
-          <w:szCs w:val="24"/>
-          <w:u w:color="000000"/>
-          <w:bdr w:val="nil"/>
-        </w:rPr>
-        <w:t xml:space="preserve">, З. Р. Ханова // Вестник Технологического университета. – 2023. – Т. 26, № 4. – С. 76-81. – DOI 10.55421/1998-7072_2023_26_4_76. – EDN MENHPN. </w:t>
+        <w:t xml:space="preserve">Катасев, А. С. Сверточные нейросетеВые МОДЕЛи распознавания эмоций человека ПО ФОТОГРАФИИ / А. С. Катасев, З. Р. Ханова // Вестник Технологического университета. – 2023. – Т. 26, № 4. – С. 76-81. – DOI 10.55421/1998-7072_2023_26_4_76. – EDN MENHPN. </w:t>
       </w:r>
     </w:p>
     <w:p>
@@ -1900,31 +1795,7 @@
           <w:u w:color="000000"/>
           <w:bdr w:val="nil"/>
         </w:rPr>
-        <w:t xml:space="preserve">Семенюк, В. В. Разработка алгоритма распознавания эмоций человека с использованием </w:t>
-      </w:r>
-      <w:proofErr w:type="spellStart"/>
-      <w:r>
-        <w:rPr>
-          <w:rFonts w:ascii="Times New Roman" w:eastAsia="Arial Unicode MS" w:hAnsi="Times New Roman" w:cs="Times New Roman"/>
-          <w:color w:val="000000"/>
-          <w:sz w:val="24"/>
-          <w:szCs w:val="24"/>
-          <w:u w:color="000000"/>
-          <w:bdr w:val="nil"/>
-        </w:rPr>
-        <w:t>сверточной</w:t>
-      </w:r>
-      <w:proofErr w:type="spellEnd"/>
-      <w:r>
-        <w:rPr>
-          <w:rFonts w:ascii="Times New Roman" w:eastAsia="Arial Unicode MS" w:hAnsi="Times New Roman" w:cs="Times New Roman"/>
-          <w:color w:val="000000"/>
-          <w:sz w:val="24"/>
-          <w:szCs w:val="24"/>
-          <w:u w:color="000000"/>
-          <w:bdr w:val="nil"/>
-        </w:rPr>
-        <w:t xml:space="preserve"> нейронной сети средствами Python / В. В. Семенюк, М. В. Складчиков // Инженерный вестник Дона. – 2023. – № 12(108). – С. 231-245. – EDN TBESZT.</w:t>
+        <w:t>Семенюк, В. В. Разработка алгоритма распознавания эмоций человека с использованием сверточной нейронной сети средствами Python / В. В. Семенюк, М. В. Складчиков // Инженерный вестник Дона. – 2023. – № 12(108). – С. 231-245. – EDN TBESZT.</w:t>
       </w:r>
     </w:p>
     <w:p>
@@ -2271,21 +2142,8 @@
           <w:bdr w:val="nil"/>
         </w:rPr>
         <w:tab/>
-        <w:t xml:space="preserve">/К.И. </w:t>
-      </w:r>
-      <w:proofErr w:type="spellStart"/>
-      <w:r>
-        <w:rPr>
-          <w:rFonts w:ascii="Times New Roman" w:eastAsia="Arial Unicode MS" w:hAnsi="Times New Roman" w:cs="Times New Roman"/>
-          <w:color w:val="000000"/>
-          <w:sz w:val="24"/>
-          <w:szCs w:val="24"/>
-          <w:u w:color="000000"/>
-          <w:bdr w:val="nil"/>
-        </w:rPr>
-        <w:t>Бушмелева</w:t>
-      </w:r>
-      <w:proofErr w:type="spellEnd"/>
+        <w:t>/К.И. Бушмелева</w:t>
+      </w:r>
       <w:r>
         <w:rPr>
           <w:rFonts w:ascii="Times New Roman" w:eastAsia="Arial Unicode MS" w:hAnsi="Times New Roman" w:cs="Arial Unicode MS"/>
@@ -2379,7 +2237,7 @@
           <w:sz w:val="24"/>
           <w:szCs w:val="24"/>
         </w:rPr>
-        <w:t>65</w:t>
+        <w:t>64</w:t>
       </w:r>
       <w:r>
         <w:rPr>
@@ -2796,30 +2654,107 @@
         <w:rPr>
           <w:lang w:val="en-US"/>
         </w:rPr>
-        <w:t xml:space="preserve">CNN – </w:t>
-      </w:r>
-      <w:proofErr w:type="spellStart"/>
+        <w:t>CNN</w:t>
+      </w:r>
+      <w:r>
+        <w:t xml:space="preserve"> – </w:t>
+      </w:r>
       <w:r>
         <w:t>свёрточная</w:t>
       </w:r>
-      <w:proofErr w:type="spellEnd"/>
+      <w:r>
+        <w:t xml:space="preserve"> </w:t>
+      </w:r>
+      <w:r>
+        <w:t>нейронная</w:t>
+      </w:r>
+      <w:r>
+        <w:t xml:space="preserve"> </w:t>
+      </w:r>
+      <w:r>
+        <w:t>сеть</w:t>
+      </w:r>
+    </w:p>
+    <w:p>
       <w:r>
         <w:rPr>
           <w:lang w:val="en-US"/>
         </w:rPr>
+        <w:t>RNN</w:t>
+      </w:r>
+      <w:r>
+        <w:t xml:space="preserve"> – </w:t>
+      </w:r>
+      <w:r>
+        <w:t>рекуррентная</w:t>
+      </w:r>
+      <w:r>
         <w:t xml:space="preserve"> </w:t>
       </w:r>
       <w:r>
         <w:t>нейронная</w:t>
       </w:r>
       <w:r>
+        <w:t xml:space="preserve"> </w:t>
+      </w:r>
+      <w:r>
+        <w:t>сеть</w:t>
+      </w:r>
+    </w:p>
+    <w:p>
+      <w:r>
+        <w:t>ASR – автоматическое распознавание речи</w:t>
+      </w:r>
+    </w:p>
+    <w:p>
+      <w:r>
+        <w:t>MFCC – мел-частотные кепстральные коэффициенты</w:t>
+      </w:r>
+    </w:p>
+    <w:p>
+      <w:r>
+        <w:t>WER – частота ошибок распознавания слов</w:t>
+      </w:r>
+    </w:p>
+    <w:p>
+      <w:r>
+        <w:t>SPA – одностраничное приложение</w:t>
+      </w:r>
+    </w:p>
+    <w:p>
+      <w:r>
+        <w:t>СУБД – система управления базами данных</w:t>
+      </w:r>
+    </w:p>
+    <w:p>
+      <w:r>
+        <w:t>REST – архитектурный стиль взаимодействия компонентов распределённого приложения</w:t>
+      </w:r>
+    </w:p>
+    <w:p>
+      <w:r>
         <w:rPr>
           <w:lang w:val="en-US"/>
         </w:rPr>
+        <w:t>API</w:t>
+      </w:r>
+      <w:r>
+        <w:t xml:space="preserve"> – </w:t>
+      </w:r>
+      <w:r>
+        <w:t>программный</w:t>
+      </w:r>
+      <w:r>
         <w:t xml:space="preserve"> </w:t>
       </w:r>
       <w:r>
-        <w:t>сеть</w:t>
+        <w:t>интерфейс</w:t>
+      </w:r>
+      <w:r>
+        <w:t xml:space="preserve"> </w:t>
+      </w:r>
+      <w:r>
+        <w:t>приложения</w:t>
       </w:r>
     </w:p>
     <w:p>
@@ -2827,118 +2762,28 @@
         <w:rPr>
           <w:lang w:val="en-US"/>
         </w:rPr>
-        <w:t>RNN</w:t>
+        <w:t>JWT</w:t>
       </w:r>
       <w:r>
         <w:t xml:space="preserve"> – </w:t>
       </w:r>
       <w:r>
-        <w:t>рекуррентная</w:t>
+        <w:t>веб</w:t>
+      </w:r>
+      <w:r>
+        <w:t>-</w:t>
+      </w:r>
+      <w:r>
+        <w:t>токен</w:t>
       </w:r>
       <w:r>
         <w:t xml:space="preserve"> </w:t>
       </w:r>
       <w:r>
-        <w:t>нейронная</w:t>
-      </w:r>
-      <w:r>
-        <w:t xml:space="preserve"> </w:t>
-      </w:r>
-      <w:r>
-        <w:t>сеть</w:t>
-      </w:r>
-    </w:p>
-    <w:p>
-      <w:r>
-        <w:t>ASR – автоматическое распознавание речи</w:t>
-      </w:r>
-    </w:p>
-    <w:p>
-      <w:r>
-        <w:t xml:space="preserve">MFCC – мел-частотные </w:t>
-      </w:r>
-      <w:proofErr w:type="spellStart"/>
-      <w:r>
-        <w:t>кепстральные</w:t>
-      </w:r>
-      <w:proofErr w:type="spellEnd"/>
-      <w:r>
-        <w:t xml:space="preserve"> коэффициенты</w:t>
-      </w:r>
-    </w:p>
-    <w:p>
-      <w:r>
-        <w:t>WER – частота ошибок распознавания слов</w:t>
-      </w:r>
-    </w:p>
-    <w:p>
-      <w:r>
-        <w:t>SPA – одностраничное приложение</w:t>
-      </w:r>
-    </w:p>
-    <w:p>
-      <w:r>
-        <w:t>СУБД – система управления базами данных</w:t>
-      </w:r>
-    </w:p>
-    <w:p>
-      <w:r>
-        <w:t>REST – архитектурный стиль взаимодействия компонентов распределённого приложения</w:t>
-      </w:r>
-    </w:p>
-    <w:p>
-      <w:r>
         <w:rPr>
           <w:lang w:val="en-US"/>
         </w:rPr>
-        <w:t xml:space="preserve">API – </w:t>
-      </w:r>
-      <w:r>
-        <w:t>программный</w:t>
-      </w:r>
-      <w:r>
-        <w:rPr>
-          <w:lang w:val="en-US"/>
-        </w:rPr>
-        <w:t xml:space="preserve"> </w:t>
-      </w:r>
-      <w:r>
-        <w:t>интерфейс</w:t>
-      </w:r>
-      <w:r>
-        <w:rPr>
-          <w:lang w:val="en-US"/>
-        </w:rPr>
-        <w:t xml:space="preserve"> </w:t>
-      </w:r>
-      <w:r>
-        <w:t>приложения</w:t>
-      </w:r>
-    </w:p>
-    <w:p>
-      <w:r>
-        <w:rPr>
-          <w:lang w:val="en-US"/>
-        </w:rPr>
-        <w:t xml:space="preserve">JWT – </w:t>
-      </w:r>
-      <w:r>
-        <w:t>веб</w:t>
-      </w:r>
-      <w:r>
-        <w:rPr>
-          <w:lang w:val="en-US"/>
-        </w:rPr>
-        <w:t>-</w:t>
-      </w:r>
-      <w:r>
-        <w:t>токен</w:t>
-      </w:r>
-      <w:r>
-        <w:rPr>
-          <w:lang w:val="en-US"/>
-        </w:rPr>
-        <w:t xml:space="preserve"> JSON</w:t>
+        <w:t>JSON</w:t>
       </w:r>
     </w:p>
     <w:p>
@@ -4249,7 +4094,7 @@
             <w:noProof/>
             <w:webHidden/>
           </w:rPr>
-          <w:t>41</w:t>
+          <w:t>40</w:t>
         </w:r>
         <w:r>
           <w:rPr>
@@ -4325,7 +4170,7 @@
             <w:noProof/>
             <w:webHidden/>
           </w:rPr>
-          <w:t>41</w:t>
+          <w:t>40</w:t>
         </w:r>
         <w:r>
           <w:rPr>
@@ -4401,7 +4246,7 @@
             <w:noProof/>
             <w:webHidden/>
           </w:rPr>
-          <w:t>42</w:t>
+          <w:t>41</w:t>
         </w:r>
         <w:r>
           <w:rPr>
@@ -4477,7 +4322,7 @@
             <w:noProof/>
             <w:webHidden/>
           </w:rPr>
-          <w:t>43</w:t>
+          <w:t>42</w:t>
         </w:r>
         <w:r>
           <w:rPr>
@@ -4553,7 +4398,7 @@
             <w:noProof/>
             <w:webHidden/>
           </w:rPr>
-          <w:t>44</w:t>
+          <w:t>43</w:t>
         </w:r>
         <w:r>
           <w:rPr>
@@ -4629,7 +4474,7 @@
             <w:noProof/>
             <w:webHidden/>
           </w:rPr>
-          <w:t>44</w:t>
+          <w:t>43</w:t>
         </w:r>
         <w:r>
           <w:rPr>
@@ -4705,7 +4550,7 @@
             <w:noProof/>
             <w:webHidden/>
           </w:rPr>
-          <w:t>45</w:t>
+          <w:t>44</w:t>
         </w:r>
         <w:r>
           <w:rPr>
@@ -4781,7 +4626,7 @@
             <w:noProof/>
             <w:webHidden/>
           </w:rPr>
-          <w:t>46</w:t>
+          <w:t>45</w:t>
         </w:r>
         <w:r>
           <w:rPr>
@@ -4857,7 +4702,7 @@
             <w:noProof/>
             <w:webHidden/>
           </w:rPr>
-          <w:t>48</w:t>
+          <w:t>47</w:t>
         </w:r>
         <w:r>
           <w:rPr>
@@ -4933,7 +4778,7 @@
             <w:noProof/>
             <w:webHidden/>
           </w:rPr>
-          <w:t>58</w:t>
+          <w:t>57</w:t>
         </w:r>
         <w:r>
           <w:rPr>
@@ -5009,7 +4854,7 @@
             <w:noProof/>
             <w:webHidden/>
           </w:rPr>
-          <w:t>58</w:t>
+          <w:t>57</w:t>
         </w:r>
         <w:r>
           <w:rPr>
@@ -5085,7 +4930,7 @@
             <w:noProof/>
             <w:webHidden/>
           </w:rPr>
-          <w:t>60</w:t>
+          <w:t>59</w:t>
         </w:r>
         <w:r>
           <w:rPr>
@@ -5162,7 +5007,7 @@
             <w:noProof/>
             <w:webHidden/>
           </w:rPr>
-          <w:t>62</w:t>
+          <w:t>61</w:t>
         </w:r>
         <w:r>
           <w:rPr>
@@ -5231,7 +5076,7 @@
             <w:noProof/>
             <w:webHidden/>
           </w:rPr>
-          <w:t>64</w:t>
+          <w:t>63</w:t>
         </w:r>
         <w:r>
           <w:rPr>
@@ -5272,11 +5117,9 @@
       <w:r>
         <w:t xml:space="preserve">Эмоции человека проявляются через множество каналов, включая выражения лица, интонации голоса, жесты и физиологические показатели. Традиционные методы анализа эмоций, основанные на субъективных оценках или анкетировании, имеют ограничения, связанные с низкой точностью, трудоёмкостью и невозможностью оперативного мониторинга. Современные технологии, такие как компьютерное зрение, обработка аудиосигналов и искусственные </w:t>
       </w:r>
-      <w:proofErr w:type="gramStart"/>
-      <w:r>
-        <w:t>сети ,</w:t>
-      </w:r>
-      <w:proofErr w:type="gramEnd"/>
+      <w:r>
+        <w:t>сети,</w:t>
+      </w:r>
       <w:r>
         <w:t xml:space="preserve"> открывают новые возможности для автоматизированного распознавания эмоций. Мультимодальные системы, объединяющие анализ видеопотока (выражения лица) и аудиопотока (голосовые характеристики), обеспечивают более точное и комплексное определение эмоционального состояния.</w:t>
       </w:r>
@@ -6039,117 +5882,11 @@
       <w:r>
         <w:t xml:space="preserve">. </w:t>
       </w:r>
-      <w:proofErr w:type="spellStart"/>
       <w:r>
         <w:rPr>
           <w:lang w:val="en-US"/>
         </w:rPr>
-        <w:t>Ниже</w:t>
-      </w:r>
-      <w:proofErr w:type="spellEnd"/>
-      <w:r>
-        <w:rPr>
-          <w:lang w:val="en-US"/>
-        </w:rPr>
-        <w:t xml:space="preserve"> </w:t>
-      </w:r>
-      <w:proofErr w:type="spellStart"/>
-      <w:r>
-        <w:rPr>
-          <w:lang w:val="en-US"/>
-        </w:rPr>
-        <w:t>рассматриваются</w:t>
-      </w:r>
-      <w:proofErr w:type="spellEnd"/>
-      <w:r>
-        <w:rPr>
-          <w:lang w:val="en-US"/>
-        </w:rPr>
-        <w:t xml:space="preserve"> </w:t>
-      </w:r>
-      <w:proofErr w:type="spellStart"/>
-      <w:r>
-        <w:rPr>
-          <w:lang w:val="en-US"/>
-        </w:rPr>
-        <w:t>основные</w:t>
-      </w:r>
-      <w:proofErr w:type="spellEnd"/>
-      <w:r>
-        <w:rPr>
-          <w:lang w:val="en-US"/>
-        </w:rPr>
-        <w:t xml:space="preserve"> </w:t>
-      </w:r>
-      <w:proofErr w:type="spellStart"/>
-      <w:r>
-        <w:rPr>
-          <w:lang w:val="en-US"/>
-        </w:rPr>
-        <w:t>аналоги</w:t>
-      </w:r>
-      <w:proofErr w:type="spellEnd"/>
-      <w:r>
-        <w:rPr>
-          <w:lang w:val="en-US"/>
-        </w:rPr>
-        <w:t xml:space="preserve"> и </w:t>
-      </w:r>
-      <w:proofErr w:type="spellStart"/>
-      <w:r>
-        <w:rPr>
-          <w:lang w:val="en-US"/>
-        </w:rPr>
-        <w:t>проводится</w:t>
-      </w:r>
-      <w:proofErr w:type="spellEnd"/>
-      <w:r>
-        <w:rPr>
-          <w:lang w:val="en-US"/>
-        </w:rPr>
-        <w:t xml:space="preserve"> </w:t>
-      </w:r>
-      <w:proofErr w:type="spellStart"/>
-      <w:r>
-        <w:rPr>
-          <w:lang w:val="en-US"/>
-        </w:rPr>
-        <w:t>их</w:t>
-      </w:r>
-      <w:proofErr w:type="spellEnd"/>
-      <w:r>
-        <w:rPr>
-          <w:lang w:val="en-US"/>
-        </w:rPr>
-        <w:t xml:space="preserve"> </w:t>
-      </w:r>
-      <w:proofErr w:type="spellStart"/>
-      <w:r>
-        <w:rPr>
-          <w:lang w:val="en-US"/>
-        </w:rPr>
-        <w:t>сравнительный</w:t>
-      </w:r>
-      <w:proofErr w:type="spellEnd"/>
-      <w:r>
-        <w:rPr>
-          <w:lang w:val="en-US"/>
-        </w:rPr>
-        <w:t xml:space="preserve"> </w:t>
-      </w:r>
-      <w:proofErr w:type="spellStart"/>
-      <w:r>
-        <w:rPr>
-          <w:lang w:val="en-US"/>
-        </w:rPr>
-        <w:t>анализ</w:t>
-      </w:r>
-      <w:proofErr w:type="spellEnd"/>
-      <w:r>
-        <w:rPr>
-          <w:lang w:val="en-US"/>
-        </w:rPr>
-        <w:t>.</w:t>
+        <w:t>Ниже рассматриваются основные аналоги и проводится их сравнительный анализ.</w:t>
       </w:r>
     </w:p>
     <w:p>
@@ -6166,23 +5903,7 @@
         <w:contextualSpacing w:val="0"/>
       </w:pPr>
       <w:r>
-        <w:t xml:space="preserve">Примером является библиотека </w:t>
-      </w:r>
-      <w:proofErr w:type="spellStart"/>
-      <w:r>
-        <w:t>Affectiva</w:t>
-      </w:r>
-      <w:proofErr w:type="spellEnd"/>
-      <w:r>
-        <w:t xml:space="preserve">, которая использует </w:t>
-      </w:r>
-      <w:proofErr w:type="spellStart"/>
-      <w:r>
-        <w:t>свёрточные</w:t>
-      </w:r>
-      <w:proofErr w:type="spellEnd"/>
-      <w:r>
-        <w:t xml:space="preserve"> нейронные сети для анализа выражений лица. Такие системы фиксируют видеопоток и классифицируют эмоции на основе визуальных признаков, таких как улыбка или нахмуренные брови.</w:t>
+        <w:t>Примером является библиотека Affectiva, которая использует свёрточные нейронные сети для анализа выражений лица. Такие системы фиксируют видеопоток и классифицируют эмоции на основе визуальных признаков, таких как улыбка или нахмуренные брови.</w:t>
       </w:r>
     </w:p>
     <w:p>
@@ -6290,31 +6011,7 @@
         <w:contextualSpacing w:val="0"/>
       </w:pPr>
       <w:r>
-        <w:t xml:space="preserve">Примером служит платформа </w:t>
-      </w:r>
-      <w:proofErr w:type="spellStart"/>
-      <w:r>
-        <w:t>Beyond</w:t>
-      </w:r>
-      <w:proofErr w:type="spellEnd"/>
-      <w:r>
-        <w:t xml:space="preserve"> </w:t>
-      </w:r>
-      <w:proofErr w:type="spellStart"/>
-      <w:r>
-        <w:t>Verbal</w:t>
-      </w:r>
-      <w:proofErr w:type="spellEnd"/>
-      <w:r>
-        <w:t xml:space="preserve">, которая анализирует голосовые характеристики, такие как высота тона и темп речи, для определения эмоционального состояния. Такие решения часто применяются в </w:t>
-      </w:r>
-      <w:proofErr w:type="spellStart"/>
-      <w:r>
-        <w:t>call</w:t>
-      </w:r>
-      <w:proofErr w:type="spellEnd"/>
-      <w:r>
-        <w:t>-центрах.</w:t>
+        <w:t>Примером служит платформа Beyond Verbal, которая анализирует голосовые характеристики, такие как высота тона и темп речи, для определения эмоционального состояния. Такие решения часто применяются в call-центрах.</w:t>
       </w:r>
     </w:p>
     <w:p>
@@ -6427,15 +6124,7 @@
         <w:contextualSpacing w:val="0"/>
       </w:pPr>
       <w:r>
-        <w:t xml:space="preserve">Примером является система </w:t>
-      </w:r>
-      <w:proofErr w:type="spellStart"/>
-      <w:r>
-        <w:t>Emotient</w:t>
-      </w:r>
-      <w:proofErr w:type="spellEnd"/>
-      <w:r>
-        <w:t>, которая комбинирует анализ выражений лица и голосовых данных с использованием CNN и RNN. Такие решения применяются в маркетинге и HR для комплексного анализа эмоционального состояния.</w:t>
+        <w:t>Примером является система Emotient, которая комбинирует анализ выражений лица и голосовых данных с использованием CNN и RNN. Такие решения применяются в маркетинге и HR для комплексного анализа эмоционального состояния.</w:t>
       </w:r>
     </w:p>
     <w:p>
@@ -6716,23 +6405,7 @@
         <w:contextualSpacing w:val="0"/>
       </w:pPr>
       <w:r>
-        <w:t xml:space="preserve">Гибкость стека: Использование открытых библиотек (Python, </w:t>
-      </w:r>
-      <w:proofErr w:type="spellStart"/>
-      <w:r>
-        <w:t>PyTorch</w:t>
-      </w:r>
-      <w:proofErr w:type="spellEnd"/>
-      <w:r>
-        <w:t xml:space="preserve">, </w:t>
-      </w:r>
-      <w:proofErr w:type="spellStart"/>
-      <w:r>
-        <w:t>OpenCV</w:t>
-      </w:r>
-      <w:proofErr w:type="spellEnd"/>
-      <w:r>
-        <w:t>) позволяет избежать лицензионных отчислений.</w:t>
+        <w:t>Гибкость стека: Использование открытых библиотек (Python, PyTorch, OpenCV) позволяет избежать лицензионных отчислений.</w:t>
       </w:r>
     </w:p>
     <w:p>
@@ -6744,13 +6417,8 @@
         </w:numPr>
         <w:contextualSpacing w:val="0"/>
       </w:pPr>
-      <w:proofErr w:type="spellStart"/>
-      <w:r>
-        <w:t>Мультимодальность</w:t>
-      </w:r>
-      <w:proofErr w:type="spellEnd"/>
-      <w:r>
-        <w:t>: Повышение точности за счёт объединения визуальных и голосовых признаков.</w:t>
+      <w:r>
+        <w:t>Мультимодальность: Повышение точности за счёт объединения визуальных и голосовых признаков.</w:t>
       </w:r>
     </w:p>
     <w:p>
@@ -6785,15 +6453,7 @@
         <w:contextualSpacing w:val="0"/>
       </w:pPr>
       <w:r>
-        <w:t xml:space="preserve">Требует наличия вычислительных ресурсов для этапа обучения и </w:t>
-      </w:r>
-      <w:proofErr w:type="spellStart"/>
-      <w:r>
-        <w:t>инференса</w:t>
-      </w:r>
-      <w:proofErr w:type="spellEnd"/>
-      <w:r>
-        <w:t xml:space="preserve"> в реальном времени.</w:t>
+        <w:t>Требует наличия вычислительных ресурсов для этапа обучения и инференса в реальном времени.</w:t>
       </w:r>
     </w:p>
     <w:p>
@@ -7882,15 +7542,7 @@
         <w:pStyle w:val="25"/>
       </w:pPr>
       <w:r>
-        <w:t xml:space="preserve">Для разработки системы целесообразно использовать мультимодальный подход, объединяющий </w:t>
-      </w:r>
-      <w:proofErr w:type="spellStart"/>
-      <w:r>
-        <w:t>свёрточные</w:t>
-      </w:r>
-      <w:proofErr w:type="spellEnd"/>
-      <w:r>
-        <w:t xml:space="preserve"> нейронные сети</w:t>
+        <w:t>Для разработки системы целесообразно использовать мультимодальный подход, объединяющий свёрточные нейронные сети</w:t>
       </w:r>
       <w:r>
         <w:t xml:space="preserve"> </w:t>
@@ -7912,15 +7564,7 @@
     </w:p>
     <w:p>
       <w:r>
-        <w:t xml:space="preserve">Цель исследования: разработка автоматизированной системы проведения </w:t>
-      </w:r>
-      <w:proofErr w:type="spellStart"/>
-      <w:r>
-        <w:t>видеовстреч</w:t>
-      </w:r>
-      <w:proofErr w:type="spellEnd"/>
-      <w:r>
-        <w:t xml:space="preserve"> с мультимодальным анализом эмоционального состояния и речевой активности участников на основе методов искусственного интеллекта.</w:t>
+        <w:t>Цель исследования: разработка автоматизированной системы проведения видеовстреч с мультимодальным анализом эмоционального состояния и речевой активности участников на основе методов искусственного интеллекта.</w:t>
       </w:r>
     </w:p>
     <w:p>
@@ -8003,15 +7647,7 @@
         </w:numPr>
       </w:pPr>
       <w:r>
-        <w:t xml:space="preserve">Разработка модуля обработки видеопотока для анализа выражений лица участников </w:t>
-      </w:r>
-      <w:proofErr w:type="spellStart"/>
-      <w:r>
-        <w:t>видеовстречи</w:t>
-      </w:r>
-      <w:proofErr w:type="spellEnd"/>
-      <w:r>
-        <w:t>.</w:t>
+        <w:t>Разработка модуля обработки видеопотока для анализа выражений лица участников видеовстречи.</w:t>
       </w:r>
     </w:p>
     <w:p>
@@ -8023,15 +7659,7 @@
         </w:numPr>
       </w:pPr>
       <w:r>
-        <w:t xml:space="preserve">Разработка модуля обработки аудиопотока для </w:t>
-      </w:r>
-      <w:proofErr w:type="spellStart"/>
-      <w:r>
-        <w:t>транскрибации</w:t>
-      </w:r>
-      <w:proofErr w:type="spellEnd"/>
-      <w:r>
-        <w:t xml:space="preserve"> речи и анализа её эмоциональной окраски.</w:t>
+        <w:t>Разработка модуля обработки аудиопотока для транскрибации речи и анализа её эмоциональной окраски.</w:t>
       </w:r>
     </w:p>
     <w:p>
@@ -8130,35 +7758,7 @@
         <w:rPr>
           <w:lang w:bidi="ru-RU"/>
         </w:rPr>
-        <w:t xml:space="preserve">В качестве основного языка программирования для разработки клиентской части системы был выбран </w:t>
-      </w:r>
-      <w:proofErr w:type="spellStart"/>
-      <w:r>
-        <w:rPr>
-          <w:lang w:bidi="ru-RU"/>
-        </w:rPr>
-        <w:t>TypeScript</w:t>
-      </w:r>
-      <w:proofErr w:type="spellEnd"/>
-      <w:r>
-        <w:rPr>
-          <w:lang w:bidi="ru-RU"/>
-        </w:rPr>
-        <w:t xml:space="preserve"> в сочетании с библиотекой </w:t>
-      </w:r>
-      <w:proofErr w:type="spellStart"/>
-      <w:r>
-        <w:rPr>
-          <w:lang w:bidi="ru-RU"/>
-        </w:rPr>
-        <w:t>React</w:t>
-      </w:r>
-      <w:proofErr w:type="spellEnd"/>
-      <w:r>
-        <w:rPr>
-          <w:lang w:bidi="ru-RU"/>
-        </w:rPr>
-        <w:t>. Данный стек обеспечивает создание высокопроизводительных одностраничных приложений с типизированным кодом, что повышает надёжность разработки и упрощает дальнейшую поддержку системы.</w:t>
+        <w:t>В качестве основного языка программирования для разработки клиентской части системы был выбран TypeScript в сочетании с библиотекой React. Данный стек обеспечивает создание высокопроизводительных одностраничных приложений с типизированным кодом, что повышает надёжность разработки и упрощает дальнейшую поддержку системы.</w:t>
       </w:r>
     </w:p>
     <w:p>
@@ -8257,35 +7857,7 @@
         <w:rPr>
           <w:lang w:bidi="ru-RU"/>
         </w:rPr>
-        <w:t>Для реализации серверной логики, маршрутизации и обработки сетевых соединений использовался язык программирования Go (</w:t>
-      </w:r>
-      <w:proofErr w:type="spellStart"/>
-      <w:r>
-        <w:rPr>
-          <w:lang w:bidi="ru-RU"/>
-        </w:rPr>
-        <w:t>Golang</w:t>
-      </w:r>
-      <w:proofErr w:type="spellEnd"/>
-      <w:r>
-        <w:rPr>
-          <w:lang w:bidi="ru-RU"/>
-        </w:rPr>
-        <w:t xml:space="preserve">). Он применяется для построения REST API, управления </w:t>
-      </w:r>
-      <w:proofErr w:type="spellStart"/>
-      <w:r>
-        <w:rPr>
-          <w:lang w:bidi="ru-RU"/>
-        </w:rPr>
-        <w:t>WebSocket</w:t>
-      </w:r>
-      <w:proofErr w:type="spellEnd"/>
-      <w:r>
-        <w:rPr>
-          <w:lang w:bidi="ru-RU"/>
-        </w:rPr>
-        <w:t>-подключениями и координации обмена данными между участниками встречи и аналитическими модулями.</w:t>
+        <w:t>Для реализации серверной логики, маршрутизации и обработки сетевых соединений использовался язык программирования Go (Golang). Он применяется для построения REST API, управления WebSocket-подключениями и координации обмена данными между участниками встречи и аналитическими модулями.</w:t>
       </w:r>
     </w:p>
     <w:p>
@@ -8384,21 +7956,7 @@
           <w:lang w:bidi="ru-RU"/>
         </w:rPr>
         <w:lastRenderedPageBreak/>
-        <w:t xml:space="preserve">Для реализации модулей мультимодального анализа (распознавание эмоционального состояния, </w:t>
-      </w:r>
-      <w:proofErr w:type="spellStart"/>
-      <w:r>
-        <w:rPr>
-          <w:lang w:bidi="ru-RU"/>
-        </w:rPr>
-        <w:t>транскрибация</w:t>
-      </w:r>
-      <w:proofErr w:type="spellEnd"/>
-      <w:r>
-        <w:rPr>
-          <w:lang w:bidi="ru-RU"/>
-        </w:rPr>
-        <w:t xml:space="preserve"> речи) применялся язык программирования Python. Он используется в составе отдельного AI-шлюза и сервиса распознавания речи для обработки видеопотока и аудиосигналов.</w:t>
+        <w:t>Для реализации модулей мультимодального анализа (распознавание эмоционального состояния, транскрибация речи) применялся язык программирования Python. Он используется в составе отдельного AI-шлюза и сервиса распознавания речи для обработки видеопотока и аудиосигналов.</w:t>
       </w:r>
     </w:p>
     <w:p>
@@ -8429,49 +7987,7 @@
         <w:rPr>
           <w:lang w:bidi="ru-RU"/>
         </w:rPr>
-        <w:t>Наличие специализированных библиотек для работы с нейронными сетями и обработки мультимедиа (</w:t>
-      </w:r>
-      <w:proofErr w:type="spellStart"/>
-      <w:r>
-        <w:rPr>
-          <w:lang w:bidi="ru-RU"/>
-        </w:rPr>
-        <w:t>OpenCV</w:t>
-      </w:r>
-      <w:proofErr w:type="spellEnd"/>
-      <w:r>
-        <w:rPr>
-          <w:lang w:bidi="ru-RU"/>
-        </w:rPr>
-        <w:t xml:space="preserve">, </w:t>
-      </w:r>
-      <w:proofErr w:type="spellStart"/>
-      <w:r>
-        <w:rPr>
-          <w:lang w:bidi="ru-RU"/>
-        </w:rPr>
-        <w:t>FastAPI</w:t>
-      </w:r>
-      <w:proofErr w:type="spellEnd"/>
-      <w:r>
-        <w:rPr>
-          <w:lang w:bidi="ru-RU"/>
-        </w:rPr>
-        <w:t xml:space="preserve">, </w:t>
-      </w:r>
-      <w:proofErr w:type="spellStart"/>
-      <w:r>
-        <w:rPr>
-          <w:lang w:bidi="ru-RU"/>
-        </w:rPr>
-        <w:t>faster-whisper</w:t>
-      </w:r>
-      <w:proofErr w:type="spellEnd"/>
-      <w:r>
-        <w:rPr>
-          <w:lang w:bidi="ru-RU"/>
-        </w:rPr>
-        <w:t>)</w:t>
+        <w:t>Наличие специализированных библиотек для работы с нейронными сетями и обработки мультимедиа (OpenCV, FastAPI, faster-whisper)</w:t>
       </w:r>
       <w:r>
         <w:rPr>
@@ -8712,16 +8228,8 @@
         <w:rPr>
           <w:lang w:bidi="ru-RU"/>
         </w:rPr>
-        <w:t xml:space="preserve">Для хранения данных о пользователях, сессиях, событиях аналитики и результатах анализа была выбрана система управления базами данных </w:t>
-      </w:r>
-      <w:proofErr w:type="spellStart"/>
-      <w:r>
-        <w:rPr>
-          <w:lang w:bidi="ru-RU"/>
-        </w:rPr>
-        <w:t>PostgreSQL</w:t>
-      </w:r>
-      <w:proofErr w:type="spellEnd"/>
+        <w:t>Для хранения данных о пользователях, сессиях, событиях аналитики и результатах анализа была выбрана система управления базами данных PostgreSQL</w:t>
+      </w:r>
       <w:r>
         <w:rPr>
           <w:lang w:bidi="ru-RU"/>
@@ -8797,21 +8305,7 @@
         <w:rPr>
           <w:lang w:bidi="ru-RU"/>
         </w:rPr>
-        <w:t xml:space="preserve">Надёжное хранение структурированных и </w:t>
-      </w:r>
-      <w:proofErr w:type="spellStart"/>
-      <w:r>
-        <w:rPr>
-          <w:lang w:bidi="ru-RU"/>
-        </w:rPr>
-        <w:t>полуструктурированных</w:t>
-      </w:r>
-      <w:proofErr w:type="spellEnd"/>
-      <w:r>
-        <w:rPr>
-          <w:lang w:bidi="ru-RU"/>
-        </w:rPr>
-        <w:t xml:space="preserve"> данных, включая поддержку формата JSONB для гибкого сохранения аналитических событий;</w:t>
+        <w:t>Надёжное хранение структурированных и полуструктурированных данных, включая поддержку формата JSONB для гибкого сохранения аналитических событий;</w:t>
       </w:r>
     </w:p>
     <w:p>
@@ -9698,14 +9192,12 @@
       <w:r>
         <w:t xml:space="preserve">Декомпозиция </w:t>
       </w:r>
-      <w:proofErr w:type="spellStart"/>
       <w:r>
         <w:rPr>
           <w:lang w:val="en-US"/>
         </w:rPr>
         <w:t>idef</w:t>
       </w:r>
-      <w:proofErr w:type="spellEnd"/>
     </w:p>
     <w:p>
       <w:pPr>
@@ -9742,21 +9234,7 @@
           <w:rFonts w:eastAsiaTheme="minorHAnsi"/>
         </w:rPr>
         <w:lastRenderedPageBreak/>
-        <w:t xml:space="preserve">участников через механизм </w:t>
-      </w:r>
-      <w:proofErr w:type="spellStart"/>
-      <w:r>
-        <w:rPr>
-          <w:rFonts w:eastAsiaTheme="minorHAnsi"/>
-        </w:rPr>
-        <w:t>инвайт</w:t>
-      </w:r>
-      <w:proofErr w:type="spellEnd"/>
-      <w:r>
-        <w:rPr>
-          <w:rFonts w:eastAsiaTheme="minorHAnsi"/>
-        </w:rPr>
-        <w:t>-ссылок. В ходе сессии осуществляется захват мультимодальных данных от всех подключённых пользователей.</w:t>
+        <w:t>участников через механизм инвайт-ссылок. В ходе сессии осуществляется захват мультимодальных данных от всех подключённых пользователей.</w:t>
       </w:r>
     </w:p>
     <w:p>
@@ -10204,21 +9682,7 @@
         <w:rPr>
           <w:rFonts w:eastAsiaTheme="minorHAnsi"/>
         </w:rPr>
-        <w:t>Признаки видео — нормализованные и выровненные изображения лиц, ключевые точки (</w:t>
-      </w:r>
-      <w:proofErr w:type="spellStart"/>
-      <w:r>
-        <w:rPr>
-          <w:rFonts w:eastAsiaTheme="minorHAnsi"/>
-        </w:rPr>
-        <w:t>landmarks</w:t>
-      </w:r>
-      <w:proofErr w:type="spellEnd"/>
-      <w:r>
-        <w:rPr>
-          <w:rFonts w:eastAsiaTheme="minorHAnsi"/>
-        </w:rPr>
-        <w:t>);</w:t>
+        <w:t>Признаки видео — нормализованные и выровненные изображения лиц, ключевые точки (landmarks);</w:t>
       </w:r>
     </w:p>
     <w:p>
@@ -10236,21 +9700,7 @@
         <w:rPr>
           <w:rFonts w:eastAsiaTheme="minorHAnsi"/>
         </w:rPr>
-        <w:t xml:space="preserve">Признаки аудио — мел-частотные </w:t>
-      </w:r>
-      <w:proofErr w:type="spellStart"/>
-      <w:r>
-        <w:rPr>
-          <w:rFonts w:eastAsiaTheme="minorHAnsi"/>
-        </w:rPr>
-        <w:t>кепстральные</w:t>
-      </w:r>
-      <w:proofErr w:type="spellEnd"/>
-      <w:r>
-        <w:rPr>
-          <w:rFonts w:eastAsiaTheme="minorHAnsi"/>
-        </w:rPr>
-        <w:t xml:space="preserve"> коэффициенты (MFCC) и другие акустические признаки.</w:t>
+        <w:t>Признаки аудио — мел-частотные кепстральные коэффициенты (MFCC) и другие акустические признаки.</w:t>
       </w:r>
     </w:p>
     <w:p>
@@ -10281,63 +9731,7 @@
         <w:rPr>
           <w:rFonts w:eastAsiaTheme="minorHAnsi"/>
         </w:rPr>
-        <w:t xml:space="preserve">На данном этапе извлечённые признаки передаются в модули классификации на основе </w:t>
-      </w:r>
-      <w:proofErr w:type="spellStart"/>
-      <w:r>
-        <w:rPr>
-          <w:rFonts w:eastAsiaTheme="minorHAnsi"/>
-        </w:rPr>
-        <w:t>предобученных</w:t>
-      </w:r>
-      <w:proofErr w:type="spellEnd"/>
-      <w:r>
-        <w:rPr>
-          <w:rFonts w:eastAsiaTheme="minorHAnsi"/>
-        </w:rPr>
-        <w:t xml:space="preserve"> нейронных сетей. Видеоданные анализируются </w:t>
-      </w:r>
-      <w:proofErr w:type="spellStart"/>
-      <w:r>
-        <w:rPr>
-          <w:rFonts w:eastAsiaTheme="minorHAnsi"/>
-        </w:rPr>
-        <w:t>свёрточной</w:t>
-      </w:r>
-      <w:proofErr w:type="spellEnd"/>
-      <w:r>
-        <w:rPr>
-          <w:rFonts w:eastAsiaTheme="minorHAnsi"/>
-        </w:rPr>
-        <w:t xml:space="preserve"> нейронной сетью (CNN) для классификации выражений лица, аудиоданные — рекуррентной нейронной сетью (RNN) для распознавания голосовых характеристик. Параллельно выполняется </w:t>
-      </w:r>
-      <w:proofErr w:type="spellStart"/>
-      <w:r>
-        <w:rPr>
-          <w:rFonts w:eastAsiaTheme="minorHAnsi"/>
-        </w:rPr>
-        <w:t>транскрибация</w:t>
-      </w:r>
-      <w:proofErr w:type="spellEnd"/>
-      <w:r>
-        <w:rPr>
-          <w:rFonts w:eastAsiaTheme="minorHAnsi"/>
-        </w:rPr>
-        <w:t xml:space="preserve"> речи с помощью модели автоматического распознавания речи (ASR) и анализ тональности текста с использованием NLP-модели. Для каждого входного сигнала модель выдаёт оценку принадлежности к классу эмоций (</w:t>
-      </w:r>
-      <w:proofErr w:type="spellStart"/>
-      <w:r>
-        <w:rPr>
-          <w:rFonts w:eastAsiaTheme="minorHAnsi"/>
-        </w:rPr>
-        <w:t>argmax</w:t>
-      </w:r>
-      <w:proofErr w:type="spellEnd"/>
-      <w:r>
-        <w:rPr>
-          <w:rFonts w:eastAsiaTheme="minorHAnsi"/>
-        </w:rPr>
-        <w:t>).</w:t>
+        <w:t>На данном этапе извлечённые признаки передаются в модули классификации на основе предобученных нейронных сетей. Видеоданные анализируются свёрточной нейронной сетью (CNN) для классификации выражений лица, аудиоданные — рекуррентной нейронной сетью (RNN) для распознавания голосовых характеристик. Параллельно выполняется транскрибация речи с помощью модели автоматического распознавания речи (ASR) и анализ тональности текста с использованием NLP-модели. Для каждого входного сигнала модель выдаёт оценку принадлежности к классу эмоций (argmax).</w:t>
       </w:r>
     </w:p>
     <w:p>
@@ -10436,21 +9830,7 @@
         <w:rPr>
           <w:rFonts w:eastAsiaTheme="minorHAnsi"/>
         </w:rPr>
-        <w:t xml:space="preserve">Модели и алгоритмы анализа эмоций — обученные нейронные сети (CNN для видео, RNN для аудио, ASR для </w:t>
-      </w:r>
-      <w:proofErr w:type="spellStart"/>
-      <w:r>
-        <w:rPr>
-          <w:rFonts w:eastAsiaTheme="minorHAnsi"/>
-        </w:rPr>
-        <w:t>транскрибации</w:t>
-      </w:r>
-      <w:proofErr w:type="spellEnd"/>
-      <w:r>
-        <w:rPr>
-          <w:rFonts w:eastAsiaTheme="minorHAnsi"/>
-        </w:rPr>
-        <w:t>, NLP для анализа тональности) и правила классификации.</w:t>
+        <w:t>Модели и алгоритмы анализа эмоций — обученные нейронные сети (CNN для видео, RNN для аудио, ASR для транскрибации, NLP для анализа тональности) и правила классификации.</w:t>
       </w:r>
     </w:p>
     <w:p>
@@ -10543,35 +9923,7 @@
         <w:rPr>
           <w:rFonts w:eastAsiaTheme="minorHAnsi"/>
         </w:rPr>
-        <w:t>Завершающий этап обработки, на котором результаты анализа агрегируются по временным окнам и преобразуются в структурированный аналитический отчёт. Применяется эвристический подход позднего слияния (</w:t>
-      </w:r>
-      <w:proofErr w:type="spellStart"/>
-      <w:r>
-        <w:rPr>
-          <w:rFonts w:eastAsiaTheme="minorHAnsi"/>
-        </w:rPr>
-        <w:t>late</w:t>
-      </w:r>
-      <w:proofErr w:type="spellEnd"/>
-      <w:r>
-        <w:rPr>
-          <w:rFonts w:eastAsiaTheme="minorHAnsi"/>
-        </w:rPr>
-        <w:t xml:space="preserve"> </w:t>
-      </w:r>
-      <w:proofErr w:type="spellStart"/>
-      <w:r>
-        <w:rPr>
-          <w:rFonts w:eastAsiaTheme="minorHAnsi"/>
-        </w:rPr>
-        <w:t>fusion</w:t>
-      </w:r>
-      <w:proofErr w:type="spellEnd"/>
-      <w:r>
-        <w:rPr>
-          <w:rFonts w:eastAsiaTheme="minorHAnsi"/>
-        </w:rPr>
-        <w:t>): статистика эмоций, временные шкалы активности, ключевые фразы из транскрипта и метрики вовлечённости объединяются в единый документ. Отчёт формируется по выбранной форме (PDF, CSV, JSON) и становится доступным HR-специалисту для принятия управленческих решений.</w:t>
+        <w:t>Завершающий этап обработки, на котором результаты анализа агрегируются по временным окнам и преобразуются в структурированный аналитический отчёт. Применяется эвристический подход позднего слияния (late fusion): статистика эмоций, временные шкалы активности, ключевые фразы из транскрипта и метрики вовлечённости объединяются в единый документ. Отчёт формируется по выбранной форме (PDF, CSV, JSON) и становится доступным HR-специалисту для принятия управленческих решений.</w:t>
       </w:r>
     </w:p>
     <w:p>
@@ -10776,21 +10128,7 @@
         <w:rPr>
           <w:rFonts w:eastAsiaTheme="minorHAnsi"/>
         </w:rPr>
-        <w:t xml:space="preserve">Таким образом, декомпозиция IDEF0-диаграммы детализирует функциональную структуру системы, показывая последовательность этапов обработки мультимодальных данных от захвата </w:t>
-      </w:r>
-      <w:proofErr w:type="spellStart"/>
-      <w:r>
-        <w:rPr>
-          <w:rFonts w:eastAsiaTheme="minorHAnsi"/>
-        </w:rPr>
-        <w:t>медиапотоков</w:t>
-      </w:r>
-      <w:proofErr w:type="spellEnd"/>
-      <w:r>
-        <w:rPr>
-          <w:rFonts w:eastAsiaTheme="minorHAnsi"/>
-        </w:rPr>
-        <w:t xml:space="preserve"> до формирования аналитического отчёта, а также определяя ресурсы и управляющие факторы для каждого подпроцесса.</w:t>
+        <w:t>Таким образом, декомпозиция IDEF0-диаграммы детализирует функциональную структуру системы, показывая последовательность этапов обработки мультимодальных данных от захвата медиапотоков до формирования аналитического отчёта, а также определяя ресурсы и управляющие факторы для каждого подпроцесса.</w:t>
       </w:r>
     </w:p>
     <w:p>
@@ -11250,7 +10588,7 @@
         <w:rPr>
           <w:rFonts w:eastAsia="Microsoft YaHei"/>
         </w:rPr>
-        <w:t>Представленная ER-диаграмма (рисунок</w:t>
+        <w:t>Проектирование подсистемы хранения данных началось с построения концептуальной модели, которая отражает информационные объекты системы и связи между ними без привязки к конкретной СУБД. Диаграмма представлена на рисунке</w:t>
       </w:r>
       <w:r>
         <w:rPr>
@@ -11315,30 +10653,8 @@
         <w:rPr>
           <w:rFonts w:eastAsia="Microsoft YaHei"/>
         </w:rPr>
-        <w:t xml:space="preserve">) отображает информационную модель разрабатываемой системы. Диаграмма иллюстрирует основные сущности, их атрибуты и связи между ними, обеспечивая хранение данных пользователей, сеансов </w:t>
-      </w:r>
-      <w:proofErr w:type="spellStart"/>
-      <w:r>
-        <w:rPr>
-          <w:rFonts w:eastAsia="Microsoft YaHei"/>
-        </w:rPr>
-        <w:t>видеовстреч</w:t>
-      </w:r>
-      <w:proofErr w:type="spellEnd"/>
-      <w:r>
-        <w:rPr>
-          <w:rFonts w:eastAsia="Microsoft YaHei"/>
-        </w:rPr>
-        <w:t>, аналитики в реальном времени и сообщений чата.</w:t>
-      </w:r>
-    </w:p>
-    <w:p>
-      <w:pPr>
-        <w:ind w:firstLine="0"/>
-        <w:rPr>
-          <w:rFonts w:eastAsia="Microsoft YaHei"/>
-        </w:rPr>
-      </w:pPr>
+        <w:t>.</w:t>
+      </w:r>
     </w:p>
     <w:p>
       <w:pPr>
@@ -11443,26 +10759,102 @@
       <w:r>
         <w:t xml:space="preserve"> ER-диаграмма базы данных</w:t>
       </w:r>
-      <w:r>
-        <w:br/>
-      </w:r>
-      <w:r>
-        <w:br/>
-      </w:r>
-    </w:p>
-    <w:p>
-      <w:pPr>
-        <w:rPr>
-          <w:rFonts w:eastAsia="Microsoft YaHei"/>
-        </w:rPr>
-      </w:pPr>
-      <w:r>
-        <w:rPr>
-          <w:rStyle w:val="aff2"/>
-          <w:rFonts w:eastAsia="Microsoft YaHei"/>
-          <w:color w:val="000000"/>
-        </w:rPr>
-        <w:t>Основные сущности:</w:t>
+    </w:p>
+    <w:p>
+      <w:r>
+        <w:t>Для удобства восприятия и нормализации сущности были разделены на три логических домена: управление доступом, управление сессиями и хранение аналитики.</w:t>
+      </w:r>
+    </w:p>
+    <w:p>
+      <w:r>
+        <w:t>Домен управления доступом и аудита:</w:t>
+      </w:r>
+    </w:p>
+    <w:p>
+      <w:pPr>
+        <w:pStyle w:val="af9"/>
+        <w:numPr>
+          <w:ilvl w:val="0"/>
+          <w:numId w:val="5"/>
+        </w:numPr>
+      </w:pPr>
+      <w:r>
+        <w:t>Пользователь системы — центральная сущность для аутентификации. Хранит учетные данные и статус активности.</w:t>
+      </w:r>
+    </w:p>
+    <w:p>
+      <w:pPr>
+        <w:pStyle w:val="af9"/>
+        <w:numPr>
+          <w:ilvl w:val="0"/>
+          <w:numId w:val="5"/>
+        </w:numPr>
+      </w:pPr>
+      <w:r>
+        <w:t>Токен обновления сессии и Журнал аутентификации — вспомогательные сущности, обеспечивающие безопасность (ротация JWT-токенов) и аудит действий (фиксация IP-адресов и времени входов).</w:t>
+      </w:r>
+    </w:p>
+    <w:p>
+      <w:r>
+        <w:lastRenderedPageBreak/>
+        <w:t>Домен управления сессиями:</w:t>
+      </w:r>
+    </w:p>
+    <w:p>
+      <w:pPr>
+        <w:pStyle w:val="af9"/>
+        <w:numPr>
+          <w:ilvl w:val="0"/>
+          <w:numId w:val="5"/>
+        </w:numPr>
+      </w:pPr>
+      <w:r>
+        <w:t>Сеанс видеовстречи — ключевая сущность бизнес-процесса, описывающая жизненный цикл мероприятия (от создания до завершения).</w:t>
+      </w:r>
+    </w:p>
+    <w:p>
+      <w:pPr>
+        <w:pStyle w:val="af9"/>
+        <w:numPr>
+          <w:ilvl w:val="0"/>
+          <w:numId w:val="5"/>
+        </w:numPr>
+      </w:pPr>
+      <w:r>
+        <w:t>Участник встречи — реализует связь «многие-ко-многим» между пользователями и сессиями. Важной особенностью является допущение NULL для внешнего ключа пользователя, что позволяет регистрировать в системе гостей без обязательной регистрации аккаунта.</w:t>
+      </w:r>
+    </w:p>
+    <w:p>
+      <w:r>
+        <w:t>Домен аналитики и коммуникаций:</w:t>
+      </w:r>
+    </w:p>
+    <w:p>
+      <w:pPr>
+        <w:pStyle w:val="af9"/>
+        <w:numPr>
+          <w:ilvl w:val="0"/>
+          <w:numId w:val="5"/>
+        </w:numPr>
+      </w:pPr>
+      <w:r>
+        <w:t>Событие аналитики, Событие встречи, Отчёт по сеансу и Сообщение чата — сущности, фиксирующие ход встречи. Использование гибкой структуры для полезных данных позволяет сохранять разнородные результаты работы ИИ-моделей (координаты лиц, вероятности эмоций, транскрипты) без частого изменения схемы БД.</w:t>
+      </w:r>
+    </w:p>
+    <w:p>
+      <w:r>
+        <w:t>Все с</w:t>
+      </w:r>
+      <w:r>
+        <w:t>вязи между сущностями имеют характер «один-ко-многим» (</w:t>
+      </w:r>
+      <w:proofErr w:type="gramStart"/>
+      <w:r>
+        <w:t>1:М</w:t>
+      </w:r>
+      <w:proofErr w:type="gramEnd"/>
+      <w:r>
+        <w:t>). Центральной точкой агрегации является «Сеанс видеовстречи»: одна сессия порождает множество участников, событий аналитики, сообщений чата и итоговых отчётов. Пользователь, в свою очередь, может быть организатором множества сессий и иметь несколько активных токенов обновления.</w:t>
       </w:r>
     </w:p>
     <w:p>
@@ -11495,20 +10887,8 @@
     </w:p>
     <w:p>
       <w:pPr>
-        <w:rPr>
-          <w:rFonts w:eastAsia="Microsoft YaHei"/>
-        </w:rPr>
-      </w:pPr>
-    </w:p>
-    <w:p>
-      <w:pPr>
-        <w:rPr>
-          <w:rFonts w:eastAsia="Microsoft YaHei"/>
-        </w:rPr>
-      </w:pPr>
-    </w:p>
-    <w:p>
-      <w:pPr>
+        <w:pStyle w:val="af9"/>
+        <w:ind w:left="709" w:firstLine="0"/>
         <w:rPr>
           <w:rFonts w:eastAsia="Microsoft YaHei"/>
         </w:rPr>
@@ -11531,7 +10911,6 @@
           <w:iCs w:val="0"/>
           <w:szCs w:val="28"/>
         </w:rPr>
-        <w:lastRenderedPageBreak/>
         <w:t xml:space="preserve">Таблица </w:t>
       </w:r>
       <w:r>
@@ -12120,6 +11499,7 @@
                 <w:rFonts w:asciiTheme="majorHAnsi" w:hAnsiTheme="majorHAnsi" w:cstheme="majorHAnsi"/>
                 <w:sz w:val="28"/>
               </w:rPr>
+              <w:lastRenderedPageBreak/>
               <w:t>4</w:t>
             </w:r>
           </w:p>
@@ -12455,6 +11835,15 @@
         </w:rPr>
         <w:t xml:space="preserve"> – долговременный токен для безопасной ротации короткоживущих токенов доступа.</w:t>
       </w:r>
+    </w:p>
+    <w:p>
+      <w:pPr>
+        <w:pStyle w:val="af9"/>
+        <w:ind w:left="709" w:firstLine="0"/>
+        <w:rPr>
+          <w:rFonts w:eastAsia="Microsoft YaHei"/>
+        </w:rPr>
+      </w:pPr>
     </w:p>
     <w:p>
       <w:pPr>
@@ -13275,6 +12664,62 @@
     </w:p>
     <w:p>
       <w:pPr>
+        <w:pStyle w:val="af9"/>
+        <w:ind w:left="709" w:firstLine="0"/>
+        <w:rPr>
+          <w:rFonts w:eastAsia="Microsoft YaHei"/>
+        </w:rPr>
+      </w:pPr>
+    </w:p>
+    <w:p>
+      <w:pPr>
+        <w:pStyle w:val="af9"/>
+        <w:ind w:left="709" w:firstLine="0"/>
+        <w:rPr>
+          <w:rFonts w:eastAsia="Microsoft YaHei"/>
+        </w:rPr>
+      </w:pPr>
+    </w:p>
+    <w:p>
+      <w:pPr>
+        <w:pStyle w:val="af9"/>
+        <w:ind w:left="709" w:firstLine="0"/>
+        <w:rPr>
+          <w:rFonts w:eastAsia="Microsoft YaHei"/>
+        </w:rPr>
+      </w:pPr>
+    </w:p>
+    <w:p>
+      <w:pPr>
+        <w:pStyle w:val="af9"/>
+        <w:ind w:left="709" w:firstLine="0"/>
+        <w:rPr>
+          <w:rFonts w:eastAsia="Microsoft YaHei"/>
+        </w:rPr>
+      </w:pPr>
+    </w:p>
+    <w:p>
+      <w:pPr>
+        <w:pStyle w:val="af9"/>
+        <w:ind w:left="709" w:firstLine="0"/>
+        <w:rPr>
+          <w:rFonts w:eastAsia="Microsoft YaHei"/>
+        </w:rPr>
+      </w:pPr>
+    </w:p>
+    <w:p>
+      <w:pPr>
+        <w:pStyle w:val="af9"/>
+        <w:ind w:left="709" w:firstLine="0"/>
+        <w:rPr>
+          <w:rFonts w:eastAsia="Microsoft YaHei"/>
+        </w:rPr>
+      </w:pPr>
+    </w:p>
+    <w:p>
+      <w:pPr>
+        <w:pStyle w:val="af9"/>
+        <w:ind w:left="709" w:firstLine="0"/>
         <w:rPr>
           <w:rFonts w:eastAsia="Microsoft YaHei"/>
         </w:rPr>
@@ -14200,26 +13645,23 @@
           <w:bCs w:val="0"/>
           <w:color w:val="000000"/>
         </w:rPr>
-        <w:t xml:space="preserve">Сеанс </w:t>
-      </w:r>
-      <w:proofErr w:type="spellStart"/>
-      <w:r>
-        <w:rPr>
-          <w:rStyle w:val="aff2"/>
+        <w:t>Сеанс видеовстречи</w:t>
+      </w:r>
+      <w:r>
+        <w:rPr>
           <w:rFonts w:eastAsia="Microsoft YaHei"/>
-          <w:b w:val="0"/>
-          <w:bCs w:val="0"/>
-          <w:color w:val="000000"/>
-        </w:rPr>
-        <w:t>видеовстречи</w:t>
-      </w:r>
-      <w:proofErr w:type="spellEnd"/>
-      <w:r>
+        </w:rPr>
+        <w:t xml:space="preserve"> – запланированное или активное мероприятие.</w:t>
+      </w:r>
+    </w:p>
+    <w:p>
+      <w:pPr>
+        <w:pStyle w:val="af9"/>
+        <w:ind w:left="709" w:firstLine="0"/>
         <w:rPr>
           <w:rFonts w:eastAsia="Microsoft YaHei"/>
         </w:rPr>
-        <w:t xml:space="preserve"> – запланированное или активное мероприятие.</w:t>
-      </w:r>
+      </w:pPr>
     </w:p>
     <w:p>
       <w:pPr>
@@ -14317,19 +13759,8 @@
           <w:i w:val="0"/>
           <w:iCs w:val="0"/>
         </w:rPr>
-        <w:t xml:space="preserve">Описание сущности Сеанс </w:t>
-      </w:r>
-      <w:proofErr w:type="spellStart"/>
-      <w:r>
-        <w:rPr>
-          <w:rStyle w:val="ae"/>
-          <w:rFonts w:eastAsia="Microsoft YaHei"/>
-          <w:i w:val="0"/>
-          <w:iCs w:val="0"/>
-        </w:rPr>
-        <w:t>видеовстречи</w:t>
-      </w:r>
-      <w:proofErr w:type="spellEnd"/>
+        <w:t>Описание сущности Сеанс видеовстречи</w:t>
+      </w:r>
     </w:p>
     <w:tbl>
       <w:tblPr>
@@ -14671,21 +14102,12 @@
                 <w:sz w:val="28"/>
               </w:rPr>
             </w:pPr>
-            <w:proofErr w:type="spellStart"/>
             <w:r>
               <w:rPr>
                 <w:rFonts w:asciiTheme="majorHAnsi" w:hAnsiTheme="majorHAnsi" w:cstheme="majorHAnsi"/>
                 <w:sz w:val="28"/>
               </w:rPr>
-              <w:t>Человекочитаемое</w:t>
-            </w:r>
-            <w:proofErr w:type="spellEnd"/>
-            <w:r>
-              <w:rPr>
-                <w:rFonts w:asciiTheme="majorHAnsi" w:hAnsiTheme="majorHAnsi" w:cstheme="majorHAnsi"/>
-                <w:sz w:val="28"/>
-              </w:rPr>
-              <w:t xml:space="preserve"> наименование сессии</w:t>
+              <w:t>Человекочитаемое наименование сессии</w:t>
             </w:r>
           </w:p>
         </w:tc>
@@ -15269,6 +14691,7 @@
           <w:bCs w:val="0"/>
           <w:color w:val="000000"/>
         </w:rPr>
+        <w:lastRenderedPageBreak/>
         <w:t>Участник встречи</w:t>
       </w:r>
       <w:r>
@@ -15277,6 +14700,15 @@
         </w:rPr>
         <w:t xml:space="preserve"> – роль конкретного человека в сеансе (включая гостей без учётной записи).</w:t>
       </w:r>
+    </w:p>
+    <w:p>
+      <w:pPr>
+        <w:pStyle w:val="af9"/>
+        <w:ind w:left="709" w:firstLine="0"/>
+        <w:rPr>
+          <w:rFonts w:eastAsia="Microsoft YaHei"/>
+        </w:rPr>
+      </w:pPr>
     </w:p>
     <w:p>
       <w:pPr>
@@ -15292,7 +14724,6 @@
           <w:i w:val="0"/>
           <w:iCs w:val="0"/>
         </w:rPr>
-        <w:lastRenderedPageBreak/>
         <w:t xml:space="preserve">Таблица </w:t>
       </w:r>
       <w:r>
@@ -16203,8 +15634,23 @@
         <w:rPr>
           <w:rFonts w:eastAsia="Microsoft YaHei"/>
         </w:rPr>
-        <w:t xml:space="preserve"> – сырые и обогащённые данные от модуля искусственного интеллекта (эмоции, транскрипт, метрики).</w:t>
-      </w:r>
+        <w:t xml:space="preserve"> – </w:t>
+      </w:r>
+      <w:r>
+        <w:rPr>
+          <w:rFonts w:eastAsia="Microsoft YaHei"/>
+        </w:rPr>
+        <w:t>выходные данные модуля искусственного интеллекта, содержащие информацию о распознанных эмоциях, результатах транскрибации речи и расчетных метриках.</w:t>
+      </w:r>
+    </w:p>
+    <w:p>
+      <w:pPr>
+        <w:pStyle w:val="af9"/>
+        <w:ind w:left="709" w:firstLine="0"/>
+        <w:rPr>
+          <w:rFonts w:eastAsia="Microsoft YaHei"/>
+        </w:rPr>
+      </w:pPr>
     </w:p>
     <w:p>
       <w:pPr>
@@ -16884,6 +16330,7 @@
                 <w:rFonts w:asciiTheme="majorHAnsi" w:hAnsiTheme="majorHAnsi" w:cstheme="majorHAnsi"/>
                 <w:sz w:val="28"/>
               </w:rPr>
+              <w:lastRenderedPageBreak/>
               <w:t>5</w:t>
             </w:r>
           </w:p>
@@ -17104,9 +16551,19 @@
           <w:bCs w:val="0"/>
           <w:color w:val="000000"/>
         </w:rPr>
-        <w:lastRenderedPageBreak/>
         <w:t>Событие встречи – журнал системных и пользовательских действий в рамках сеанса (подключения, отключения, системные уведомления).</w:t>
       </w:r>
+    </w:p>
+    <w:p>
+      <w:pPr>
+        <w:rPr>
+          <w:rStyle w:val="aff2"/>
+          <w:rFonts w:eastAsia="Microsoft YaHei"/>
+          <w:b w:val="0"/>
+          <w:bCs w:val="0"/>
+          <w:color w:val="000000"/>
+        </w:rPr>
+      </w:pPr>
     </w:p>
     <w:p>
       <w:pPr>
@@ -18688,26 +18145,6 @@
     </w:p>
     <w:p>
       <w:pPr>
-        <w:rPr>
-          <w:rFonts w:eastAsia="Microsoft YaHei"/>
-        </w:rPr>
-      </w:pPr>
-      <w:r>
-        <w:rPr>
-          <w:rFonts w:eastAsia="Microsoft YaHei"/>
-        </w:rPr>
-        <w:br/>
-      </w:r>
-    </w:p>
-    <w:p>
-      <w:pPr>
-        <w:rPr>
-          <w:rFonts w:eastAsia="Microsoft YaHei"/>
-        </w:rPr>
-      </w:pPr>
-    </w:p>
-    <w:p>
-      <w:pPr>
         <w:pStyle w:val="affb"/>
         <w:rPr>
           <w:rFonts w:eastAsia="Microsoft YaHei"/>
@@ -18720,7 +18157,6 @@
           <w:i w:val="0"/>
           <w:iCs w:val="0"/>
         </w:rPr>
-        <w:lastRenderedPageBreak/>
         <w:t xml:space="preserve">Таблица </w:t>
       </w:r>
       <w:r>
@@ -19495,494 +18931,114 @@
       </w:pPr>
       <w:r>
         <w:rPr>
+          <w:rFonts w:eastAsia="Microsoft YaHei"/>
+        </w:rPr>
+        <w:t>Данная информационная модель обеспечивает структурированное хранение и обработку данных для разрабатываемой системы, позволяя эффективно управлять доступом, отслеживать жизненный цикл видеосессий, сохранять результаты анализа в гибком формате и обеспечивать целостность данных при каскадном удалении завершённых встреч.</w:t>
+      </w:r>
+    </w:p>
+    <w:p>
+      <w:pPr>
+        <w:pStyle w:val="3"/>
+        <w:rPr>
+          <w:rFonts w:eastAsia="Microsoft YaHei"/>
+        </w:rPr>
+      </w:pPr>
+      <w:r>
+        <w:rPr>
+          <w:rFonts w:eastAsia="Microsoft YaHei"/>
+        </w:rPr>
+        <w:t>Логическая модель базы данных</w:t>
+      </w:r>
+    </w:p>
+    <w:p>
+      <w:pPr>
+        <w:rPr>
+          <w:rFonts w:eastAsia="Microsoft YaHei"/>
+        </w:rPr>
+      </w:pPr>
+      <w:r>
+        <w:rPr>
+          <w:rFonts w:eastAsia="Microsoft YaHei"/>
+        </w:rPr>
+        <w:t xml:space="preserve">На этапе логического проектирования концептуальная модель была трансформирована в схему реляционной базы данных с учётом специфики выбранной СУБД PostgreSQL. Логическая модель </w:t>
+      </w:r>
+      <w:r>
+        <w:rPr>
+          <w:rFonts w:eastAsia="Microsoft YaHei"/>
+        </w:rPr>
+        <w:t xml:space="preserve">(рисунок </w:t>
+      </w:r>
+      <w:r>
+        <w:rPr>
+          <w:rFonts w:eastAsia="Microsoft YaHei"/>
+        </w:rPr>
+        <w:fldChar w:fldCharType="begin"/>
+      </w:r>
+      <w:r>
+        <w:rPr>
+          <w:rFonts w:eastAsia="Microsoft YaHei"/>
+        </w:rPr>
+        <w:instrText xml:space="preserve"> REF _Ref229763363 \#0 \h </w:instrText>
+      </w:r>
+      <w:r>
+        <w:rPr>
+          <w:rFonts w:eastAsia="Microsoft YaHei"/>
+        </w:rPr>
+        <w:instrText xml:space="preserve"> \* MERGEFORMAT </w:instrText>
+      </w:r>
+      <w:r>
+        <w:rPr>
+          <w:rFonts w:eastAsia="Microsoft YaHei"/>
+        </w:rPr>
+      </w:r>
+      <w:r>
+        <w:rPr>
+          <w:rFonts w:eastAsia="Microsoft YaHei"/>
+        </w:rPr>
+        <w:fldChar w:fldCharType="separate"/>
+      </w:r>
+      <w:r>
+        <w:rPr>
+          <w:rFonts w:eastAsia="Microsoft YaHei"/>
+        </w:rPr>
+        <w:t>7</w:t>
+      </w:r>
+      <w:r>
+        <w:rPr>
+          <w:rFonts w:eastAsia="Microsoft YaHei"/>
+        </w:rPr>
+        <w:fldChar w:fldCharType="end"/>
+      </w:r>
+      <w:r>
+        <w:rPr>
+          <w:rFonts w:eastAsia="Microsoft YaHei"/>
+        </w:rPr>
+        <w:t>)</w:t>
+      </w:r>
+      <w:r>
+        <w:rPr>
+          <w:rFonts w:eastAsia="Microsoft YaHei"/>
+        </w:rPr>
+        <w:t xml:space="preserve"> </w:t>
+      </w:r>
+      <w:r>
+        <w:rPr>
+          <w:rFonts w:eastAsia="Microsoft YaHei"/>
+        </w:rPr>
+        <w:t>определяет структуру таблиц, первичные и внешние ключи, ограничения целостности и механизмы каскадного удаления.</w:t>
+      </w:r>
+    </w:p>
+    <w:p>
+      <w:pPr>
+        <w:pStyle w:val="aff3"/>
+        <w:ind w:firstLine="0"/>
+        <w:rPr>
           <w:rStyle w:val="aff2"/>
           <w:rFonts w:eastAsia="Microsoft YaHei"/>
           <w:b w:val="0"/>
           <w:bCs w:val="0"/>
           <w:color w:val="000000"/>
         </w:rPr>
-        <w:t>Связи между сущностями</w:t>
-      </w:r>
-      <w:r>
-        <w:rPr>
-          <w:rStyle w:val="aff2"/>
-          <w:rFonts w:eastAsia="Microsoft YaHei"/>
-          <w:color w:val="000000"/>
-        </w:rPr>
-        <w:t>:</w:t>
-      </w:r>
-    </w:p>
-    <w:p>
-      <w:pPr>
-        <w:pStyle w:val="af9"/>
-        <w:numPr>
-          <w:ilvl w:val="0"/>
-          <w:numId w:val="11"/>
-        </w:numPr>
-        <w:rPr>
-          <w:rFonts w:eastAsia="Microsoft YaHei"/>
-        </w:rPr>
-      </w:pPr>
-      <w:r>
-        <w:rPr>
-          <w:rFonts w:eastAsia="Microsoft YaHei"/>
-        </w:rPr>
-        <w:t>Пользователь системы → Токен обновления сессии: связь (</w:t>
-      </w:r>
-      <w:proofErr w:type="gramStart"/>
-      <w:r>
-        <w:rPr>
-          <w:rFonts w:eastAsia="Microsoft YaHei"/>
-        </w:rPr>
-        <w:t>1:М</w:t>
-      </w:r>
-      <w:proofErr w:type="gramEnd"/>
-      <w:r>
-        <w:rPr>
-          <w:rFonts w:eastAsia="Microsoft YaHei"/>
-        </w:rPr>
-        <w:t>).</w:t>
-      </w:r>
-    </w:p>
-    <w:p>
-      <w:pPr>
-        <w:pStyle w:val="af9"/>
-        <w:numPr>
-          <w:ilvl w:val="0"/>
-          <w:numId w:val="11"/>
-        </w:numPr>
-        <w:rPr>
-          <w:rFonts w:eastAsia="Microsoft YaHei"/>
-        </w:rPr>
-      </w:pPr>
-      <w:r>
-        <w:rPr>
-          <w:rFonts w:eastAsia="Microsoft YaHei"/>
-        </w:rPr>
-        <w:t>Пользователь системы → Журнал аутентификации: связь (</w:t>
-      </w:r>
-      <w:proofErr w:type="gramStart"/>
-      <w:r>
-        <w:rPr>
-          <w:rFonts w:eastAsia="Microsoft YaHei"/>
-        </w:rPr>
-        <w:t>1:М</w:t>
-      </w:r>
-      <w:proofErr w:type="gramEnd"/>
-      <w:r>
-        <w:rPr>
-          <w:rFonts w:eastAsia="Microsoft YaHei"/>
-        </w:rPr>
-        <w:t>).</w:t>
-      </w:r>
-    </w:p>
-    <w:p>
-      <w:pPr>
-        <w:pStyle w:val="af9"/>
-        <w:numPr>
-          <w:ilvl w:val="0"/>
-          <w:numId w:val="11"/>
-        </w:numPr>
-        <w:rPr>
-          <w:rFonts w:eastAsia="Microsoft YaHei"/>
-        </w:rPr>
-      </w:pPr>
-      <w:r>
-        <w:rPr>
-          <w:rFonts w:eastAsia="Microsoft YaHei"/>
-        </w:rPr>
-        <w:t xml:space="preserve">Пользователь системы → Сеанс </w:t>
-      </w:r>
-      <w:proofErr w:type="spellStart"/>
-      <w:r>
-        <w:rPr>
-          <w:rFonts w:eastAsia="Microsoft YaHei"/>
-        </w:rPr>
-        <w:t>видеовстречи</w:t>
-      </w:r>
-      <w:proofErr w:type="spellEnd"/>
-      <w:r>
-        <w:rPr>
-          <w:rFonts w:eastAsia="Microsoft YaHei"/>
-        </w:rPr>
-        <w:t>: связь (</w:t>
-      </w:r>
-      <w:proofErr w:type="gramStart"/>
-      <w:r>
-        <w:rPr>
-          <w:rFonts w:eastAsia="Microsoft YaHei"/>
-        </w:rPr>
-        <w:t>1:М</w:t>
-      </w:r>
-      <w:proofErr w:type="gramEnd"/>
-      <w:r>
-        <w:rPr>
-          <w:rFonts w:eastAsia="Microsoft YaHei"/>
-        </w:rPr>
-        <w:t>)</w:t>
-      </w:r>
-    </w:p>
-    <w:p>
-      <w:pPr>
-        <w:pStyle w:val="af9"/>
-        <w:numPr>
-          <w:ilvl w:val="0"/>
-          <w:numId w:val="11"/>
-        </w:numPr>
-        <w:rPr>
-          <w:rFonts w:eastAsia="Microsoft YaHei"/>
-        </w:rPr>
-      </w:pPr>
-      <w:r>
-        <w:rPr>
-          <w:rFonts w:eastAsia="Microsoft YaHei"/>
-        </w:rPr>
-        <w:t xml:space="preserve">Сеанс </w:t>
-      </w:r>
-      <w:proofErr w:type="spellStart"/>
-      <w:r>
-        <w:rPr>
-          <w:rFonts w:eastAsia="Microsoft YaHei"/>
-        </w:rPr>
-        <w:t>видеовстречи</w:t>
-      </w:r>
-      <w:proofErr w:type="spellEnd"/>
-      <w:r>
-        <w:rPr>
-          <w:rFonts w:eastAsia="Microsoft YaHei"/>
-        </w:rPr>
-        <w:t xml:space="preserve"> → Участник встречи: связь (</w:t>
-      </w:r>
-      <w:proofErr w:type="gramStart"/>
-      <w:r>
-        <w:rPr>
-          <w:rFonts w:eastAsia="Microsoft YaHei"/>
-        </w:rPr>
-        <w:t>1:М</w:t>
-      </w:r>
-      <w:proofErr w:type="gramEnd"/>
-      <w:r>
-        <w:rPr>
-          <w:rFonts w:eastAsia="Microsoft YaHei"/>
-        </w:rPr>
-        <w:t>).</w:t>
-      </w:r>
-    </w:p>
-    <w:p>
-      <w:pPr>
-        <w:pStyle w:val="af9"/>
-        <w:numPr>
-          <w:ilvl w:val="0"/>
-          <w:numId w:val="11"/>
-        </w:numPr>
-        <w:rPr>
-          <w:rFonts w:eastAsia="Microsoft YaHei"/>
-        </w:rPr>
-      </w:pPr>
-      <w:r>
-        <w:rPr>
-          <w:rFonts w:eastAsia="Microsoft YaHei"/>
-        </w:rPr>
-        <w:t xml:space="preserve">Сеанс </w:t>
-      </w:r>
-      <w:proofErr w:type="spellStart"/>
-      <w:r>
-        <w:rPr>
-          <w:rFonts w:eastAsia="Microsoft YaHei"/>
-        </w:rPr>
-        <w:t>видеовстречи</w:t>
-      </w:r>
-      <w:proofErr w:type="spellEnd"/>
-      <w:r>
-        <w:rPr>
-          <w:rFonts w:eastAsia="Microsoft YaHei"/>
-        </w:rPr>
-        <w:t xml:space="preserve"> → Событие встречи: связь</w:t>
-      </w:r>
-      <w:r>
-        <w:rPr>
-          <w:rFonts w:eastAsia="Microsoft YaHei"/>
-        </w:rPr>
-        <w:t xml:space="preserve"> </w:t>
-      </w:r>
-      <w:r>
-        <w:rPr>
-          <w:rFonts w:eastAsia="Microsoft YaHei"/>
-        </w:rPr>
-        <w:t>(</w:t>
-      </w:r>
-      <w:proofErr w:type="gramStart"/>
-      <w:r>
-        <w:rPr>
-          <w:rFonts w:eastAsia="Microsoft YaHei"/>
-        </w:rPr>
-        <w:t>1:М</w:t>
-      </w:r>
-      <w:proofErr w:type="gramEnd"/>
-      <w:r>
-        <w:rPr>
-          <w:rFonts w:eastAsia="Microsoft YaHei"/>
-        </w:rPr>
-        <w:t>).</w:t>
-      </w:r>
-    </w:p>
-    <w:p>
-      <w:pPr>
-        <w:pStyle w:val="af9"/>
-        <w:numPr>
-          <w:ilvl w:val="0"/>
-          <w:numId w:val="11"/>
-        </w:numPr>
-        <w:rPr>
-          <w:rFonts w:eastAsia="Microsoft YaHei"/>
-        </w:rPr>
-      </w:pPr>
-      <w:r>
-        <w:rPr>
-          <w:rFonts w:eastAsia="Microsoft YaHei"/>
-        </w:rPr>
-        <w:t xml:space="preserve">Сеанс </w:t>
-      </w:r>
-      <w:proofErr w:type="spellStart"/>
-      <w:r>
-        <w:rPr>
-          <w:rFonts w:eastAsia="Microsoft YaHei"/>
-        </w:rPr>
-        <w:t>видеовстречи</w:t>
-      </w:r>
-      <w:proofErr w:type="spellEnd"/>
-      <w:r>
-        <w:rPr>
-          <w:rFonts w:eastAsia="Microsoft YaHei"/>
-        </w:rPr>
-        <w:t xml:space="preserve"> → Событие аналитики: связь (</w:t>
-      </w:r>
-      <w:proofErr w:type="gramStart"/>
-      <w:r>
-        <w:rPr>
-          <w:rFonts w:eastAsia="Microsoft YaHei"/>
-        </w:rPr>
-        <w:t>1:М</w:t>
-      </w:r>
-      <w:proofErr w:type="gramEnd"/>
-      <w:r>
-        <w:rPr>
-          <w:rFonts w:eastAsia="Microsoft YaHei"/>
-        </w:rPr>
-        <w:t>).</w:t>
-      </w:r>
-    </w:p>
-    <w:p>
-      <w:pPr>
-        <w:pStyle w:val="af9"/>
-        <w:numPr>
-          <w:ilvl w:val="0"/>
-          <w:numId w:val="11"/>
-        </w:numPr>
-        <w:rPr>
-          <w:rFonts w:eastAsia="Microsoft YaHei"/>
-        </w:rPr>
-      </w:pPr>
-      <w:r>
-        <w:rPr>
-          <w:rFonts w:eastAsia="Microsoft YaHei"/>
-        </w:rPr>
-        <w:t xml:space="preserve">Сеанс </w:t>
-      </w:r>
-      <w:proofErr w:type="spellStart"/>
-      <w:r>
-        <w:rPr>
-          <w:rFonts w:eastAsia="Microsoft YaHei"/>
-        </w:rPr>
-        <w:t>видеовстречи</w:t>
-      </w:r>
-      <w:proofErr w:type="spellEnd"/>
-      <w:r>
-        <w:rPr>
-          <w:rFonts w:eastAsia="Microsoft YaHei"/>
-        </w:rPr>
-        <w:t xml:space="preserve"> → Отчёт по сеансу: связь (</w:t>
-      </w:r>
-      <w:proofErr w:type="gramStart"/>
-      <w:r>
-        <w:rPr>
-          <w:rFonts w:eastAsia="Microsoft YaHei"/>
-        </w:rPr>
-        <w:t>1:М</w:t>
-      </w:r>
-      <w:proofErr w:type="gramEnd"/>
-      <w:r>
-        <w:rPr>
-          <w:rFonts w:eastAsia="Microsoft YaHei"/>
-        </w:rPr>
-        <w:t>).</w:t>
-      </w:r>
-    </w:p>
-    <w:p>
-      <w:pPr>
-        <w:pStyle w:val="af9"/>
-        <w:numPr>
-          <w:ilvl w:val="0"/>
-          <w:numId w:val="11"/>
-        </w:numPr>
-        <w:rPr>
-          <w:rFonts w:eastAsia="Microsoft YaHei"/>
-        </w:rPr>
-      </w:pPr>
-      <w:r>
-        <w:rPr>
-          <w:rFonts w:eastAsia="Microsoft YaHei"/>
-        </w:rPr>
-        <w:t xml:space="preserve">Сеанс </w:t>
-      </w:r>
-      <w:proofErr w:type="spellStart"/>
-      <w:r>
-        <w:rPr>
-          <w:rFonts w:eastAsia="Microsoft YaHei"/>
-        </w:rPr>
-        <w:t>видеовстречи</w:t>
-      </w:r>
-      <w:proofErr w:type="spellEnd"/>
-      <w:r>
-        <w:rPr>
-          <w:rFonts w:eastAsia="Microsoft YaHei"/>
-        </w:rPr>
-        <w:t xml:space="preserve"> → Сообщение чата: связь (</w:t>
-      </w:r>
-      <w:proofErr w:type="gramStart"/>
-      <w:r>
-        <w:rPr>
-          <w:rFonts w:eastAsia="Microsoft YaHei"/>
-        </w:rPr>
-        <w:t>1:М</w:t>
-      </w:r>
-      <w:proofErr w:type="gramEnd"/>
-      <w:r>
-        <w:rPr>
-          <w:rFonts w:eastAsia="Microsoft YaHei"/>
-        </w:rPr>
-        <w:t>).</w:t>
-      </w:r>
-    </w:p>
-    <w:p>
-      <w:pPr>
-        <w:rPr>
-          <w:rFonts w:eastAsia="Microsoft YaHei"/>
-        </w:rPr>
-      </w:pPr>
-      <w:r>
-        <w:rPr>
-          <w:rFonts w:eastAsia="Microsoft YaHei"/>
-        </w:rPr>
-        <w:t xml:space="preserve">Данная информационная модель обеспечивает структурированное хранение и обработку данных для разрабатываемой системы, позволяя эффективно управлять доступом, отслеживать жизненный цикл </w:t>
-      </w:r>
-      <w:proofErr w:type="spellStart"/>
-      <w:r>
-        <w:rPr>
-          <w:rFonts w:eastAsia="Microsoft YaHei"/>
-        </w:rPr>
-        <w:t>видеосессий</w:t>
-      </w:r>
-      <w:proofErr w:type="spellEnd"/>
-      <w:r>
-        <w:rPr>
-          <w:rFonts w:eastAsia="Microsoft YaHei"/>
-        </w:rPr>
-        <w:t>, сохранять результаты анализа в гибком формате и обеспечивать целостность данных при каскадном удалении завершённых встреч.</w:t>
-      </w:r>
-    </w:p>
-    <w:p>
-      <w:pPr>
-        <w:pStyle w:val="3"/>
-        <w:rPr>
-          <w:rFonts w:eastAsia="Microsoft YaHei"/>
-        </w:rPr>
-      </w:pPr>
-      <w:r>
-        <w:rPr>
-          <w:rFonts w:eastAsia="Microsoft YaHei"/>
-        </w:rPr>
-        <w:t>Логическая модель базы данных</w:t>
-      </w:r>
-    </w:p>
-    <w:p>
-      <w:pPr>
-        <w:rPr>
-          <w:rFonts w:eastAsia="Microsoft YaHei"/>
-        </w:rPr>
-      </w:pPr>
-      <w:r>
-        <w:rPr>
-          <w:rFonts w:eastAsia="Microsoft YaHei"/>
-        </w:rPr>
-        <w:t xml:space="preserve">Логическая модель базы данных – это абстрактное представление структуры данных, которое используется для планирования и проектирования информационных систем. Она описывает, как данные будут организованы и </w:t>
-      </w:r>
-      <w:r>
-        <w:rPr>
-          <w:rFonts w:eastAsia="Microsoft YaHei"/>
-        </w:rPr>
-        <w:lastRenderedPageBreak/>
-        <w:t xml:space="preserve">как они будут взаимодействовать друг с другом, не привязываясь к конкретной системе управления базами данных или физическому размещению на диске. На рисунке, приведённом ниже, представлена логическая модель базы данных (рисунок </w:t>
-      </w:r>
-      <w:r>
-        <w:rPr>
-          <w:rFonts w:eastAsia="Microsoft YaHei"/>
-        </w:rPr>
-        <w:fldChar w:fldCharType="begin"/>
-      </w:r>
-      <w:r>
-        <w:rPr>
-          <w:rFonts w:eastAsia="Microsoft YaHei"/>
-        </w:rPr>
-        <w:instrText xml:space="preserve"> REF _Ref229763363 \#0 \h </w:instrText>
-      </w:r>
-      <w:r>
-        <w:rPr>
-          <w:rFonts w:eastAsia="Microsoft YaHei"/>
-        </w:rPr>
-        <w:instrText xml:space="preserve"> \* MERGEFORMAT </w:instrText>
-      </w:r>
-      <w:r>
-        <w:rPr>
-          <w:rFonts w:eastAsia="Microsoft YaHei"/>
-        </w:rPr>
-      </w:r>
-      <w:r>
-        <w:rPr>
-          <w:rFonts w:eastAsia="Microsoft YaHei"/>
-        </w:rPr>
-        <w:fldChar w:fldCharType="separate"/>
-      </w:r>
-      <w:r>
-        <w:rPr>
-          <w:rFonts w:eastAsia="Microsoft YaHei"/>
-        </w:rPr>
-        <w:t>7</w:t>
-      </w:r>
-      <w:r>
-        <w:rPr>
-          <w:rFonts w:eastAsia="Microsoft YaHei"/>
-        </w:rPr>
-        <w:fldChar w:fldCharType="end"/>
-      </w:r>
-      <w:r>
-        <w:rPr>
-          <w:rFonts w:eastAsia="Microsoft YaHei"/>
-        </w:rPr>
-        <w:t>).</w:t>
-      </w:r>
-    </w:p>
-    <w:p>
-      <w:pPr>
-        <w:pStyle w:val="aff3"/>
-        <w:ind w:firstLine="0"/>
-        <w:rPr>
-          <w:rStyle w:val="aff2"/>
-          <w:rFonts w:eastAsia="Microsoft YaHei"/>
-          <w:b w:val="0"/>
-          <w:bCs w:val="0"/>
-          <w:color w:val="000000"/>
-        </w:rPr>
       </w:pPr>
     </w:p>
     <w:p>
@@ -19998,6 +19054,7 @@
           <w:rFonts w:eastAsia="Microsoft YaHei"/>
           <w:noProof/>
         </w:rPr>
+        <w:lastRenderedPageBreak/>
         <w:drawing>
           <wp:inline distT="0" distB="0" distL="0" distR="0" wp14:anchorId="634D4DBC" wp14:editId="34069EBB">
             <wp:extent cx="5930900" cy="3752850"/>
@@ -20132,19 +19189,13 @@
       <w:pPr>
         <w:rPr>
           <w:rFonts w:eastAsia="Microsoft YaHei"/>
-          <w:b/>
-          <w:bCs/>
-        </w:rPr>
-      </w:pPr>
-      <w:r>
-        <w:rPr>
-          <w:rStyle w:val="aff2"/>
+        </w:rPr>
+      </w:pPr>
+      <w:r>
+        <w:rPr>
           <w:rFonts w:eastAsia="Microsoft YaHei"/>
-          <w:b w:val="0"/>
-          <w:bCs w:val="0"/>
-          <w:color w:val="000000"/>
-        </w:rPr>
-        <w:t>Сущности и их атрибуты</w:t>
+        </w:rPr>
+        <w:t>В отличие от ER-модели, логическая схема делает акцент на технических аспектах реализации:</w:t>
       </w:r>
     </w:p>
     <w:p>
@@ -20152,22 +19203,188 @@
         <w:pStyle w:val="af9"/>
         <w:numPr>
           <w:ilvl w:val="0"/>
-          <w:numId w:val="9"/>
+          <w:numId w:val="66"/>
         </w:numPr>
         <w:rPr>
           <w:rFonts w:eastAsia="Microsoft YaHei"/>
-          <w:lang w:val="en-US"/>
-        </w:rPr>
-      </w:pPr>
-      <w:r>
-        <w:rPr>
-          <w:rStyle w:val="aff2"/>
+        </w:rPr>
+      </w:pPr>
+      <w:r>
+        <w:rPr>
           <w:rFonts w:eastAsia="Microsoft YaHei"/>
-          <w:b w:val="0"/>
-          <w:bCs w:val="0"/>
-          <w:color w:val="000000"/>
-        </w:rPr>
-        <w:t>Пользователь системы:</w:t>
+        </w:rPr>
+        <w:t>Первичные и внешние ключи. Во всех таблицах в качестве первичных ключей используются уникальные идентификаторы записей. Внешние ключи обеспечивают ссылочную целостность между связанными сущностями: например, каждая запись в таблице «Участник встречи» ссылается на конкретный сеанс видеовстречи.</w:t>
+      </w:r>
+    </w:p>
+    <w:p>
+      <w:pPr>
+        <w:pStyle w:val="af9"/>
+        <w:numPr>
+          <w:ilvl w:val="0"/>
+          <w:numId w:val="66"/>
+        </w:numPr>
+        <w:rPr>
+          <w:rFonts w:eastAsia="Microsoft YaHei"/>
+        </w:rPr>
+      </w:pPr>
+      <w:r>
+        <w:rPr>
+          <w:rFonts w:eastAsia="Microsoft YaHei"/>
+        </w:rPr>
+        <w:t>Ограничения уникальности. Ряд полей имеет ограничение уникальности: адрес электронной почты пользователя, хеш токена обновления, клиентский идентификатор сообщения чата. Это предотвращает дублирование критически важных данных и обеспечивает идемпотентность операций (в частности, при повторной отправке сообщений из-за сетевых сбоев).</w:t>
+      </w:r>
+    </w:p>
+    <w:p>
+      <w:pPr>
+        <w:pStyle w:val="af9"/>
+        <w:numPr>
+          <w:ilvl w:val="0"/>
+          <w:numId w:val="66"/>
+        </w:numPr>
+        <w:rPr>
+          <w:rFonts w:eastAsia="Microsoft YaHei"/>
+        </w:rPr>
+      </w:pPr>
+      <w:r>
+        <w:rPr>
+          <w:rFonts w:eastAsia="Microsoft YaHei"/>
+        </w:rPr>
+        <w:t xml:space="preserve">Гибкое хранение аналитики. Для полей, содержащих результаты работы нейросетей (полезные данные событий аналитики, данные отчёта, снимок конфигурации), предусмотрена возможность хранения </w:t>
+      </w:r>
+      <w:r>
+        <w:rPr>
+          <w:rFonts w:eastAsia="Microsoft YaHei"/>
+        </w:rPr>
+        <w:lastRenderedPageBreak/>
+        <w:t>полуструктурированных данных. Это позволяет сохранять разнородные результаты ИИ-моделей (координаты landmark-точек, словари вероятностей эмоций, транскрипты) без необходимости частого изменения схемы базы данных.</w:t>
+      </w:r>
+    </w:p>
+    <w:p>
+      <w:pPr>
+        <w:pStyle w:val="af9"/>
+        <w:numPr>
+          <w:ilvl w:val="0"/>
+          <w:numId w:val="66"/>
+        </w:numPr>
+        <w:rPr>
+          <w:rFonts w:eastAsia="Microsoft YaHei"/>
+        </w:rPr>
+      </w:pPr>
+      <w:r>
+        <w:rPr>
+          <w:rFonts w:eastAsia="Microsoft YaHei"/>
+        </w:rPr>
+        <w:t>Ссылочная целостность и каскадное удаление. Все внешние ключи, связывающие дочерние таблицы (участники, события, отчёты, сообщения чата) с родительской таблицей сеанса видеовстречи, настроены с правилом каскадного удаления. Это гарантирует, что при удалении завершённой или тестовой встречи все связанные с ней данные будут автоматически очищены.</w:t>
+      </w:r>
+    </w:p>
+    <w:p>
+      <w:pPr>
+        <w:pStyle w:val="af9"/>
+        <w:numPr>
+          <w:ilvl w:val="0"/>
+          <w:numId w:val="66"/>
+        </w:numPr>
+        <w:rPr>
+          <w:rFonts w:eastAsia="Microsoft YaHei"/>
+        </w:rPr>
+      </w:pPr>
+      <w:r>
+        <w:rPr>
+          <w:rFonts w:eastAsia="Microsoft YaHei"/>
+        </w:rPr>
+        <w:t>Защита от повторного входа. В таблице пользователей предусмотрены поля для счётчика неудачных попыток авторизации и временной блокировки учётной записи, что обеспечивает защиту от атак подбора пароля.</w:t>
+      </w:r>
+    </w:p>
+    <w:p>
+      <w:pPr>
+        <w:pStyle w:val="af9"/>
+        <w:numPr>
+          <w:ilvl w:val="0"/>
+          <w:numId w:val="66"/>
+        </w:numPr>
+        <w:rPr>
+          <w:rFonts w:eastAsia="Microsoft YaHei"/>
+        </w:rPr>
+      </w:pPr>
+      <w:r>
+        <w:rPr>
+          <w:rFonts w:eastAsia="Microsoft YaHei"/>
+        </w:rPr>
+        <w:t>Аудит действий. Таблица журнала аутентификации фиксирует все события входа, выхода и ошибок доступа с указанием сетевого адреса источника запроса, что позволяет проводить ретроспективный анализ инцидентов информационной безопасности.</w:t>
+      </w:r>
+    </w:p>
+    <w:p>
+      <w:pPr>
+        <w:rPr>
+          <w:rFonts w:eastAsia="Microsoft YaHei"/>
+        </w:rPr>
+      </w:pPr>
+      <w:r>
+        <w:rPr>
+          <w:rFonts w:eastAsia="Microsoft YaHei"/>
+        </w:rPr>
+        <w:t>Таким образом, разработанная логическая модель обеспечивает баланс между строгой реляционной структурой для бизнес-объектов (пользователи, сессии) и гибкостью для хранения разнородных данных мультимодального анализа. Ссылочная целостность поддерживается через механизмы внешних ключей и каскадного удаления, а уникальность критичных данных — через соответствующие ограничения.</w:t>
+      </w:r>
+      <w:r>
+        <w:rPr>
+          <w:rFonts w:eastAsia="Microsoft YaHei"/>
+        </w:rPr>
+        <w:br w:type="page"/>
+      </w:r>
+    </w:p>
+    <w:p>
+      <w:pPr>
+        <w:pStyle w:val="1"/>
+      </w:pPr>
+      <w:bookmarkStart w:id="31" w:name="_Toc232928772"/>
+      <w:r>
+        <w:lastRenderedPageBreak/>
+        <w:t>РЕАЛИЗАЦИЯ И ИССЛЕДОВАНИЕ</w:t>
+      </w:r>
+      <w:bookmarkEnd w:id="31"/>
+    </w:p>
+    <w:p>
+      <w:pPr>
+        <w:contextualSpacing/>
+      </w:pPr>
+      <w:r>
+        <w:t>После этапа проектирования следующим ключевым этапом выполнения работы является разработка и описание программного комплекса. В данной главе представлена детальная информация об архитектуре системы, составе модулей, технологическом стеке, алгоритмах обработки данных и принципах их интеграции в единую рабочую среду.</w:t>
+      </w:r>
+    </w:p>
+    <w:p>
+      <w:pPr>
+        <w:pStyle w:val="2"/>
+      </w:pPr>
+      <w:bookmarkStart w:id="32" w:name="_Toc229467889"/>
+      <w:bookmarkStart w:id="33" w:name="_Toc232928773"/>
+      <w:r>
+        <w:t>Общая архитектура программного комплекса</w:t>
+      </w:r>
+      <w:bookmarkEnd w:id="32"/>
+      <w:bookmarkEnd w:id="33"/>
+    </w:p>
+    <w:p>
+      <w:pPr>
+        <w:contextualSpacing/>
+      </w:pPr>
+      <w:r>
+        <w:t>Разработанный программный комплекс представляет собой веб-платформу для планирования онлайн-сессий, проведения видеовстреч в браузере, сбора мультимодальной аналитики (речь, мимика, эмоции) и формирования отчётности для организатора. Архитектура системы построена по клиент-серверной модели с выделением ресурсоёмких задач искусственного интеллекта в отдельные микросервисы.</w:t>
+      </w:r>
+    </w:p>
+    <w:p>
+      <w:pPr>
+        <w:contextualSpacing/>
+      </w:pPr>
+      <w:r>
+        <w:t>Комплекс организован в виде монорепозитория, что обеспечивает согласованность интерфейсов, упрощает управление зависимостями и ускоряет процесс разработки. Оркестрация сервисов осуществляется с помощью средств контейнеризации, поддерживающих базовый профиль (клиентская часть, серверная часть, СУБД) и опциональный профиль искусственного интеллекта (AI-шлюз, сервис распознавания речи).</w:t>
+      </w:r>
+    </w:p>
+    <w:p>
+      <w:pPr>
+        <w:contextualSpacing/>
+      </w:pPr>
+      <w:r>
+        <w:t>Взаимодействие между компонентами реализовано через два основных канала:</w:t>
       </w:r>
     </w:p>
     <w:p>
@@ -20177,25 +19394,9 @@
           <w:ilvl w:val="0"/>
           <w:numId w:val="5"/>
         </w:numPr>
-        <w:rPr>
-          <w:rFonts w:eastAsia="Microsoft YaHei"/>
-        </w:rPr>
-      </w:pPr>
-      <w:r>
-        <w:rPr>
-          <w:rStyle w:val="ae"/>
-          <w:rFonts w:eastAsia="Microsoft YaHei"/>
-          <w:i w:val="0"/>
-          <w:iCs w:val="0"/>
-          <w:color w:val="000000"/>
-        </w:rPr>
-        <w:t>ID</w:t>
-      </w:r>
-      <w:r>
-        <w:rPr>
-          <w:rFonts w:eastAsia="Microsoft YaHei"/>
-        </w:rPr>
-        <w:t xml:space="preserve"> (первичный ключ) – уникальный идентификатор учётной записи;</w:t>
+      </w:pPr>
+      <w:r>
+        <w:t>REST API – для управления сессиями, аутентификации, получения исторических данных и отчётов;</w:t>
       </w:r>
     </w:p>
     <w:p>
@@ -20205,25 +19406,46 @@
           <w:ilvl w:val="0"/>
           <w:numId w:val="5"/>
         </w:numPr>
-        <w:rPr>
-          <w:rFonts w:eastAsia="Microsoft YaHei"/>
-        </w:rPr>
-      </w:pPr>
-      <w:r>
-        <w:rPr>
-          <w:rStyle w:val="ae"/>
-          <w:rFonts w:eastAsia="Microsoft YaHei"/>
-          <w:i w:val="0"/>
-          <w:iCs w:val="0"/>
-          <w:color w:val="000000"/>
-        </w:rPr>
-        <w:t>Адрес электронной почты</w:t>
-      </w:r>
-      <w:r>
-        <w:rPr>
-          <w:rFonts w:eastAsia="Microsoft YaHei"/>
-        </w:rPr>
-        <w:t>– адрес, используемый для входа;</w:t>
+      </w:pPr>
+      <w:r>
+        <w:t>WebSocket – для низкозадержочного обмена медиаданными, событиями встречи, потоковой аналитикой и чатом в реальном времени.</w:t>
+      </w:r>
+    </w:p>
+    <w:p>
+      <w:pPr>
+        <w:contextualSpacing/>
+      </w:pPr>
+      <w:r>
+        <w:t>Такая модульная архитектура позволяет независимо развивать клиентскую часть, серверную логику и алгоритмы ИИ, заменять модели распознавания без перекомпиляции основной системы и масштабировать вычислительные ресурсы под нагрузку.</w:t>
+      </w:r>
+    </w:p>
+    <w:p>
+      <w:pPr>
+        <w:pStyle w:val="2"/>
+      </w:pPr>
+      <w:bookmarkStart w:id="34" w:name="_Toc229467890"/>
+      <w:bookmarkStart w:id="35" w:name="_Toc232928774"/>
+      <w:r>
+        <w:lastRenderedPageBreak/>
+        <w:t>Модуль пользовательского интерфейса и клиентской логики</w:t>
+      </w:r>
+      <w:bookmarkEnd w:id="34"/>
+      <w:bookmarkEnd w:id="35"/>
+    </w:p>
+    <w:p>
+      <w:pPr>
+        <w:contextualSpacing/>
+      </w:pPr>
+      <w:r>
+        <w:t>Клиентская часть реализована как одностраничное приложение (SPA) на базе стека React, TypeScript и сборщика Vite. Интерфейс спроектирован с учётом принципов компонентного подхода и разделения ответственности.</w:t>
+      </w:r>
+    </w:p>
+    <w:p>
+      <w:pPr>
+        <w:contextualSpacing/>
+      </w:pPr>
+      <w:r>
+        <w:t>Ключевые элементы реализации:</w:t>
       </w:r>
     </w:p>
     <w:p>
@@ -20233,25 +19455,9 @@
           <w:ilvl w:val="0"/>
           <w:numId w:val="5"/>
         </w:numPr>
-        <w:rPr>
-          <w:rFonts w:eastAsia="Microsoft YaHei"/>
-        </w:rPr>
-      </w:pPr>
-      <w:r>
-        <w:rPr>
-          <w:rStyle w:val="ae"/>
-          <w:rFonts w:eastAsia="Microsoft YaHei"/>
-          <w:i w:val="0"/>
-          <w:iCs w:val="0"/>
-          <w:color w:val="000000"/>
-        </w:rPr>
-        <w:t>Хеш пароля</w:t>
-      </w:r>
-      <w:r>
-        <w:rPr>
-          <w:rFonts w:eastAsia="Microsoft YaHei"/>
-        </w:rPr>
-        <w:t xml:space="preserve"> – криптографическое представление пароля;</w:t>
+      </w:pPr>
+      <w:r>
+        <w:t>Маршрутизация осуществляется через специализированную библиотеку. Основные экраны: авторизация, список сессий, страница встречи, страница отчёта. Конфигурация доступности функций вынесена в отдельный конфигурационный файл.</w:t>
       </w:r>
     </w:p>
     <w:p>
@@ -20261,25 +19467,9 @@
           <w:ilvl w:val="0"/>
           <w:numId w:val="5"/>
         </w:numPr>
-        <w:rPr>
-          <w:rFonts w:eastAsia="Microsoft YaHei"/>
-        </w:rPr>
-      </w:pPr>
-      <w:r>
-        <w:rPr>
-          <w:rStyle w:val="ae"/>
-          <w:rFonts w:eastAsia="Microsoft YaHei"/>
-          <w:i w:val="0"/>
-          <w:iCs w:val="0"/>
-          <w:color w:val="000000"/>
-        </w:rPr>
-        <w:t>Статус активности</w:t>
-      </w:r>
-      <w:r>
-        <w:rPr>
-          <w:rFonts w:eastAsia="Microsoft YaHei"/>
-        </w:rPr>
-        <w:t xml:space="preserve"> – флаг доступности аккаунта;</w:t>
+      </w:pPr>
+      <w:r>
+        <w:t>Управление состоянием разделено на два уровня: глобальное серверное состояние кэшируется и синхронизируется через специализированную библиотеку запросов, а локальное состояние встречи (список участников, уведомления, статусы медиа) управляется через легковесное хранилище состояния.</w:t>
       </w:r>
     </w:p>
     <w:p>
@@ -20289,2319 +19479,9 @@
           <w:ilvl w:val="0"/>
           <w:numId w:val="5"/>
         </w:numPr>
-        <w:rPr>
-          <w:rFonts w:eastAsia="Microsoft YaHei"/>
-        </w:rPr>
-      </w:pPr>
-      <w:r>
-        <w:rPr>
-          <w:rStyle w:val="ae"/>
-          <w:rFonts w:eastAsia="Microsoft YaHei"/>
-          <w:i w:val="0"/>
-          <w:iCs w:val="0"/>
-          <w:color w:val="000000"/>
-        </w:rPr>
-        <w:t>Попытки входа</w:t>
-      </w:r>
-      <w:r>
-        <w:rPr>
-          <w:rFonts w:eastAsia="Microsoft YaHei"/>
-        </w:rPr>
-        <w:t xml:space="preserve"> – счётчик неудачных авторизаций;</w:t>
-      </w:r>
-    </w:p>
-    <w:p>
-      <w:pPr>
-        <w:pStyle w:val="af9"/>
-        <w:numPr>
-          <w:ilvl w:val="0"/>
-          <w:numId w:val="5"/>
-        </w:numPr>
-        <w:rPr>
-          <w:rFonts w:eastAsia="Microsoft YaHei"/>
-        </w:rPr>
-      </w:pPr>
-      <w:r>
-        <w:rPr>
-          <w:rStyle w:val="ae"/>
-          <w:rFonts w:eastAsia="Microsoft YaHei"/>
-          <w:i w:val="0"/>
-          <w:iCs w:val="0"/>
-          <w:color w:val="000000"/>
-        </w:rPr>
-        <w:t>Заблокирован до</w:t>
-      </w:r>
-      <w:r>
-        <w:rPr>
-          <w:rFonts w:eastAsia="Microsoft YaHei"/>
-        </w:rPr>
-        <w:t xml:space="preserve"> – срок автоматической блокировки.</w:t>
-      </w:r>
-    </w:p>
-    <w:p>
-      <w:pPr>
-        <w:pStyle w:val="af9"/>
-        <w:numPr>
-          <w:ilvl w:val="0"/>
-          <w:numId w:val="9"/>
-        </w:numPr>
-        <w:rPr>
-          <w:rFonts w:eastAsia="Microsoft YaHei"/>
-          <w:lang w:val="en-US"/>
-        </w:rPr>
-      </w:pPr>
-      <w:r>
-        <w:rPr>
-          <w:rStyle w:val="aff2"/>
-          <w:rFonts w:eastAsia="Microsoft YaHei"/>
-          <w:b w:val="0"/>
-          <w:bCs w:val="0"/>
-          <w:color w:val="000000"/>
-        </w:rPr>
-        <w:t>Токен обновления сессии:</w:t>
-      </w:r>
-    </w:p>
-    <w:p>
-      <w:pPr>
-        <w:pStyle w:val="af9"/>
-        <w:numPr>
-          <w:ilvl w:val="0"/>
-          <w:numId w:val="5"/>
-        </w:numPr>
-        <w:rPr>
-          <w:rFonts w:eastAsia="Microsoft YaHei"/>
-        </w:rPr>
-      </w:pPr>
-      <w:r>
-        <w:rPr>
-          <w:rStyle w:val="ae"/>
-          <w:rFonts w:eastAsia="Microsoft YaHei"/>
-          <w:i w:val="0"/>
-          <w:iCs w:val="0"/>
-          <w:color w:val="000000"/>
-        </w:rPr>
-        <w:t>ID</w:t>
-      </w:r>
-      <w:r>
-        <w:rPr>
-          <w:rFonts w:eastAsia="Microsoft YaHei"/>
-        </w:rPr>
-        <w:t xml:space="preserve"> (первичный ключ) – уникальный идентификатор записи;</w:t>
-      </w:r>
-    </w:p>
-    <w:p>
-      <w:pPr>
-        <w:pStyle w:val="af9"/>
-        <w:numPr>
-          <w:ilvl w:val="0"/>
-          <w:numId w:val="5"/>
-        </w:numPr>
-        <w:rPr>
-          <w:rFonts w:eastAsia="Microsoft YaHei"/>
-        </w:rPr>
-      </w:pPr>
-      <w:r>
-        <w:rPr>
-          <w:rStyle w:val="ae"/>
-          <w:rFonts w:eastAsia="Microsoft YaHei"/>
-          <w:i w:val="0"/>
-          <w:iCs w:val="0"/>
-          <w:color w:val="000000"/>
-        </w:rPr>
-        <w:t>Хеш токена</w:t>
-      </w:r>
-      <w:r>
-        <w:rPr>
-          <w:rFonts w:eastAsia="Microsoft YaHei"/>
-        </w:rPr>
-        <w:t xml:space="preserve"> (уникальный) – криптографический </w:t>
-      </w:r>
-      <w:proofErr w:type="spellStart"/>
-      <w:r>
-        <w:rPr>
-          <w:rFonts w:eastAsia="Microsoft YaHei"/>
-        </w:rPr>
-        <w:t>хеш</w:t>
-      </w:r>
-      <w:proofErr w:type="spellEnd"/>
-      <w:r>
-        <w:rPr>
-          <w:rFonts w:eastAsia="Microsoft YaHei"/>
-        </w:rPr>
-        <w:t xml:space="preserve"> токена;</w:t>
-      </w:r>
-    </w:p>
-    <w:p>
-      <w:pPr>
-        <w:pStyle w:val="af9"/>
-        <w:numPr>
-          <w:ilvl w:val="0"/>
-          <w:numId w:val="5"/>
-        </w:numPr>
-        <w:rPr>
-          <w:rFonts w:eastAsia="Microsoft YaHei"/>
-        </w:rPr>
-      </w:pPr>
-      <w:r>
-        <w:rPr>
-          <w:rStyle w:val="ae"/>
-          <w:rFonts w:eastAsia="Microsoft YaHei"/>
-          <w:i w:val="0"/>
-          <w:iCs w:val="0"/>
-          <w:color w:val="000000"/>
-        </w:rPr>
-        <w:t>ID пользователя</w:t>
-      </w:r>
-      <w:r>
-        <w:rPr>
-          <w:rFonts w:eastAsia="Microsoft YaHei"/>
-        </w:rPr>
-        <w:t xml:space="preserve"> (внешний ключ) – ссылка на таблицу пользователей;</w:t>
-      </w:r>
-    </w:p>
-    <w:p>
-      <w:pPr>
-        <w:pStyle w:val="af9"/>
-        <w:numPr>
-          <w:ilvl w:val="0"/>
-          <w:numId w:val="5"/>
-        </w:numPr>
-        <w:rPr>
-          <w:rFonts w:eastAsia="Microsoft YaHei"/>
-        </w:rPr>
-      </w:pPr>
-      <w:r>
-        <w:rPr>
-          <w:rStyle w:val="ae"/>
-          <w:rFonts w:eastAsia="Microsoft YaHei"/>
-          <w:i w:val="0"/>
-          <w:iCs w:val="0"/>
-          <w:color w:val="000000"/>
-        </w:rPr>
-        <w:lastRenderedPageBreak/>
-        <w:t>Истекает в</w:t>
-      </w:r>
-      <w:r>
-        <w:rPr>
-          <w:rFonts w:eastAsia="Microsoft YaHei"/>
-        </w:rPr>
-        <w:t xml:space="preserve"> – срок действия токена;</w:t>
-      </w:r>
-    </w:p>
-    <w:p>
-      <w:pPr>
-        <w:pStyle w:val="af9"/>
-        <w:numPr>
-          <w:ilvl w:val="0"/>
-          <w:numId w:val="5"/>
-        </w:numPr>
-        <w:rPr>
-          <w:rFonts w:eastAsia="Microsoft YaHei"/>
-        </w:rPr>
-      </w:pPr>
-      <w:r>
-        <w:rPr>
-          <w:rStyle w:val="ae"/>
-          <w:rFonts w:eastAsia="Microsoft YaHei"/>
-          <w:i w:val="0"/>
-          <w:iCs w:val="0"/>
-          <w:color w:val="000000"/>
-        </w:rPr>
-        <w:t>Отозван в</w:t>
-      </w:r>
-      <w:r>
-        <w:rPr>
-          <w:rFonts w:eastAsia="Microsoft YaHei"/>
-        </w:rPr>
-        <w:t xml:space="preserve"> – метка принудительного отзыва;</w:t>
-      </w:r>
-    </w:p>
-    <w:p>
-      <w:pPr>
-        <w:pStyle w:val="af9"/>
-        <w:numPr>
-          <w:ilvl w:val="0"/>
-          <w:numId w:val="5"/>
-        </w:numPr>
-        <w:rPr>
-          <w:rFonts w:eastAsia="Microsoft YaHei"/>
-        </w:rPr>
-      </w:pPr>
-      <w:r>
-        <w:rPr>
-          <w:rStyle w:val="ae"/>
-          <w:rFonts w:eastAsia="Microsoft YaHei"/>
-          <w:i w:val="0"/>
-          <w:iCs w:val="0"/>
-          <w:color w:val="000000"/>
-        </w:rPr>
-        <w:t>Заменён на</w:t>
-      </w:r>
-      <w:r>
-        <w:rPr>
-          <w:rFonts w:eastAsia="Microsoft YaHei"/>
-        </w:rPr>
-        <w:t xml:space="preserve"> – ссылка на новый токен при ротации.</w:t>
-      </w:r>
-    </w:p>
-    <w:p>
-      <w:pPr>
-        <w:pStyle w:val="af9"/>
-        <w:numPr>
-          <w:ilvl w:val="0"/>
-          <w:numId w:val="9"/>
-        </w:numPr>
-        <w:rPr>
-          <w:rFonts w:eastAsia="Microsoft YaHei"/>
-          <w:lang w:val="en-US"/>
-        </w:rPr>
-      </w:pPr>
-      <w:r>
-        <w:rPr>
-          <w:rStyle w:val="aff2"/>
-          <w:rFonts w:eastAsia="Microsoft YaHei"/>
-          <w:b w:val="0"/>
-          <w:bCs w:val="0"/>
-          <w:color w:val="000000"/>
-        </w:rPr>
-        <w:t>Журнал аутентификации:</w:t>
-      </w:r>
-    </w:p>
-    <w:p>
-      <w:pPr>
-        <w:pStyle w:val="af9"/>
-        <w:numPr>
-          <w:ilvl w:val="0"/>
-          <w:numId w:val="5"/>
-        </w:numPr>
-        <w:rPr>
-          <w:rFonts w:eastAsia="Microsoft YaHei"/>
-        </w:rPr>
-      </w:pPr>
-      <w:r>
-        <w:rPr>
-          <w:rStyle w:val="ae"/>
-          <w:rFonts w:eastAsia="Microsoft YaHei"/>
-          <w:i w:val="0"/>
-          <w:iCs w:val="0"/>
-          <w:color w:val="000000"/>
-        </w:rPr>
-        <w:t>ID</w:t>
-      </w:r>
-      <w:r>
-        <w:rPr>
-          <w:rFonts w:eastAsia="Microsoft YaHei"/>
-        </w:rPr>
-        <w:t xml:space="preserve"> (первичный ключ) – уникальный идентификатор записи;</w:t>
-      </w:r>
-    </w:p>
-    <w:p>
-      <w:pPr>
-        <w:pStyle w:val="af9"/>
-        <w:numPr>
-          <w:ilvl w:val="0"/>
-          <w:numId w:val="5"/>
-        </w:numPr>
-        <w:rPr>
-          <w:rFonts w:eastAsia="Microsoft YaHei"/>
-        </w:rPr>
-      </w:pPr>
-      <w:r>
-        <w:rPr>
-          <w:rStyle w:val="ae"/>
-          <w:rFonts w:eastAsia="Microsoft YaHei"/>
-          <w:i w:val="0"/>
-          <w:iCs w:val="0"/>
-          <w:color w:val="000000"/>
-        </w:rPr>
-        <w:t>ID пользователя</w:t>
-      </w:r>
-      <w:r>
-        <w:rPr>
-          <w:rFonts w:eastAsia="Microsoft YaHei"/>
-        </w:rPr>
-        <w:t xml:space="preserve"> (внешний ключ, допускает пустое значение) – ссылка на субъект действия;</w:t>
-      </w:r>
-    </w:p>
-    <w:p>
-      <w:pPr>
-        <w:pStyle w:val="af9"/>
-        <w:numPr>
-          <w:ilvl w:val="0"/>
-          <w:numId w:val="5"/>
-        </w:numPr>
-        <w:rPr>
-          <w:rFonts w:eastAsia="Microsoft YaHei"/>
-        </w:rPr>
-      </w:pPr>
-      <w:r>
-        <w:rPr>
-          <w:rStyle w:val="ae"/>
-          <w:rFonts w:eastAsia="Microsoft YaHei"/>
-          <w:i w:val="0"/>
-          <w:iCs w:val="0"/>
-          <w:color w:val="000000"/>
-        </w:rPr>
-        <w:t>Тип события</w:t>
-      </w:r>
-      <w:r>
-        <w:rPr>
-          <w:rFonts w:eastAsia="Microsoft YaHei"/>
-        </w:rPr>
-        <w:t xml:space="preserve"> – классификатор события входа/выхода/ошибки;</w:t>
-      </w:r>
-    </w:p>
-    <w:p>
-      <w:pPr>
-        <w:pStyle w:val="af9"/>
-        <w:numPr>
-          <w:ilvl w:val="0"/>
-          <w:numId w:val="5"/>
-        </w:numPr>
-        <w:rPr>
-          <w:rFonts w:eastAsia="Microsoft YaHei"/>
-        </w:rPr>
-      </w:pPr>
-      <w:r>
-        <w:rPr>
-          <w:rStyle w:val="ae"/>
-          <w:rFonts w:eastAsia="Microsoft YaHei"/>
-          <w:i w:val="0"/>
-          <w:iCs w:val="0"/>
-          <w:color w:val="000000"/>
-        </w:rPr>
-        <w:t>Адрес</w:t>
-      </w:r>
-      <w:r>
-        <w:rPr>
-          <w:rFonts w:eastAsia="Microsoft YaHei"/>
-        </w:rPr>
-        <w:t xml:space="preserve"> – сетевой адрес источника запроса;</w:t>
-      </w:r>
-    </w:p>
-    <w:p>
-      <w:pPr>
-        <w:pStyle w:val="af9"/>
-        <w:numPr>
-          <w:ilvl w:val="0"/>
-          <w:numId w:val="5"/>
-        </w:numPr>
-        <w:rPr>
-          <w:rFonts w:eastAsia="Microsoft YaHei"/>
-        </w:rPr>
-      </w:pPr>
-      <w:r>
-        <w:rPr>
-          <w:rStyle w:val="ae"/>
-          <w:rFonts w:eastAsia="Microsoft YaHei"/>
-          <w:i w:val="0"/>
-          <w:iCs w:val="0"/>
-          <w:color w:val="000000"/>
-        </w:rPr>
-        <w:t>Дополнительные данные</w:t>
-      </w:r>
-      <w:r>
-        <w:rPr>
-          <w:rFonts w:eastAsia="Microsoft YaHei"/>
-        </w:rPr>
-        <w:t xml:space="preserve"> – произвольный контекст события;</w:t>
-      </w:r>
-    </w:p>
-    <w:p>
-      <w:pPr>
-        <w:pStyle w:val="af9"/>
-        <w:numPr>
-          <w:ilvl w:val="0"/>
-          <w:numId w:val="5"/>
-        </w:numPr>
-        <w:rPr>
-          <w:rFonts w:eastAsia="Microsoft YaHei"/>
-        </w:rPr>
-      </w:pPr>
-      <w:r>
-        <w:rPr>
-          <w:rStyle w:val="ae"/>
-          <w:rFonts w:eastAsia="Microsoft YaHei"/>
-          <w:i w:val="0"/>
-          <w:iCs w:val="0"/>
-          <w:color w:val="000000"/>
-        </w:rPr>
-        <w:t>Время</w:t>
-      </w:r>
-      <w:r>
-        <w:rPr>
-          <w:rFonts w:eastAsia="Microsoft YaHei"/>
-        </w:rPr>
-        <w:t xml:space="preserve"> – временная метка фиксации.</w:t>
-      </w:r>
-    </w:p>
-    <w:p>
-      <w:pPr>
-        <w:pStyle w:val="af9"/>
-        <w:numPr>
-          <w:ilvl w:val="0"/>
-          <w:numId w:val="9"/>
-        </w:numPr>
-        <w:rPr>
-          <w:rFonts w:eastAsia="Microsoft YaHei"/>
-          <w:lang w:val="en-US"/>
-        </w:rPr>
-      </w:pPr>
-      <w:r>
-        <w:rPr>
-          <w:rStyle w:val="aff2"/>
-          <w:rFonts w:eastAsia="Microsoft YaHei"/>
-          <w:b w:val="0"/>
-          <w:bCs w:val="0"/>
-          <w:color w:val="000000"/>
-        </w:rPr>
-        <w:t xml:space="preserve">Сеанс </w:t>
-      </w:r>
-      <w:proofErr w:type="spellStart"/>
-      <w:r>
-        <w:rPr>
-          <w:rStyle w:val="aff2"/>
-          <w:rFonts w:eastAsia="Microsoft YaHei"/>
-          <w:b w:val="0"/>
-          <w:bCs w:val="0"/>
-          <w:color w:val="000000"/>
-        </w:rPr>
-        <w:t>видеовстречи</w:t>
-      </w:r>
-      <w:proofErr w:type="spellEnd"/>
-      <w:r>
-        <w:rPr>
-          <w:rStyle w:val="aff2"/>
-          <w:rFonts w:eastAsia="Microsoft YaHei"/>
-          <w:b w:val="0"/>
-          <w:bCs w:val="0"/>
-          <w:color w:val="000000"/>
-        </w:rPr>
-        <w:t>:</w:t>
-      </w:r>
-    </w:p>
-    <w:p>
-      <w:pPr>
-        <w:pStyle w:val="af9"/>
-        <w:numPr>
-          <w:ilvl w:val="0"/>
-          <w:numId w:val="5"/>
-        </w:numPr>
-        <w:rPr>
-          <w:rFonts w:eastAsia="Microsoft YaHei"/>
-        </w:rPr>
-      </w:pPr>
-      <w:r>
-        <w:rPr>
-          <w:rStyle w:val="ae"/>
-          <w:rFonts w:eastAsia="Microsoft YaHei"/>
-          <w:i w:val="0"/>
-          <w:iCs w:val="0"/>
-          <w:color w:val="000000"/>
-        </w:rPr>
-        <w:t>ID</w:t>
-      </w:r>
-      <w:r>
-        <w:rPr>
-          <w:rFonts w:eastAsia="Microsoft YaHei"/>
-        </w:rPr>
-        <w:t xml:space="preserve"> (первичный ключ) – уникальный идентификатор сессии;</w:t>
-      </w:r>
-    </w:p>
-    <w:p>
-      <w:pPr>
-        <w:pStyle w:val="af9"/>
-        <w:numPr>
-          <w:ilvl w:val="0"/>
-          <w:numId w:val="5"/>
-        </w:numPr>
-        <w:rPr>
-          <w:rFonts w:eastAsia="Microsoft YaHei"/>
-          <w:lang w:val="en-US"/>
-        </w:rPr>
-      </w:pPr>
-      <w:r>
-        <w:rPr>
-          <w:rStyle w:val="ae"/>
-          <w:rFonts w:eastAsia="Microsoft YaHei"/>
-          <w:i w:val="0"/>
-          <w:iCs w:val="0"/>
-          <w:color w:val="000000"/>
-        </w:rPr>
-        <w:t>Название</w:t>
-      </w:r>
-      <w:r>
-        <w:rPr>
-          <w:rFonts w:eastAsia="Microsoft YaHei"/>
-        </w:rPr>
-        <w:t xml:space="preserve"> – </w:t>
-      </w:r>
-      <w:proofErr w:type="spellStart"/>
-      <w:r>
-        <w:rPr>
-          <w:rFonts w:eastAsia="Microsoft YaHei"/>
-        </w:rPr>
-        <w:t>человекочитаемое</w:t>
-      </w:r>
-      <w:proofErr w:type="spellEnd"/>
-      <w:r>
-        <w:rPr>
-          <w:rFonts w:eastAsia="Microsoft YaHei"/>
-        </w:rPr>
-        <w:t xml:space="preserve"> наименование;</w:t>
-      </w:r>
-    </w:p>
-    <w:p>
-      <w:pPr>
-        <w:pStyle w:val="af9"/>
-        <w:numPr>
-          <w:ilvl w:val="0"/>
-          <w:numId w:val="5"/>
-        </w:numPr>
-        <w:rPr>
-          <w:rFonts w:eastAsia="Microsoft YaHei"/>
-          <w:lang w:val="en-US"/>
-        </w:rPr>
-      </w:pPr>
-      <w:r>
-        <w:rPr>
-          <w:rStyle w:val="ae"/>
-          <w:rFonts w:eastAsia="Microsoft YaHei"/>
-          <w:i w:val="0"/>
-          <w:iCs w:val="0"/>
-          <w:color w:val="000000"/>
-        </w:rPr>
-        <w:t>Тип сеанса</w:t>
-      </w:r>
-      <w:r>
-        <w:rPr>
-          <w:rFonts w:eastAsia="Microsoft YaHei"/>
-        </w:rPr>
-        <w:t xml:space="preserve"> – формат мероприятия;</w:t>
-      </w:r>
-    </w:p>
-    <w:p>
-      <w:pPr>
-        <w:pStyle w:val="af9"/>
-        <w:numPr>
-          <w:ilvl w:val="0"/>
-          <w:numId w:val="5"/>
-        </w:numPr>
-        <w:rPr>
-          <w:rFonts w:eastAsia="Microsoft YaHei"/>
-        </w:rPr>
-      </w:pPr>
-      <w:r>
-        <w:rPr>
-          <w:rStyle w:val="ae"/>
-          <w:rFonts w:eastAsia="Microsoft YaHei"/>
-          <w:i w:val="0"/>
-          <w:iCs w:val="0"/>
-          <w:color w:val="000000"/>
-        </w:rPr>
-        <w:t>Дата и время начала</w:t>
-      </w:r>
-      <w:r>
-        <w:rPr>
-          <w:rFonts w:eastAsia="Microsoft YaHei"/>
-        </w:rPr>
-        <w:t xml:space="preserve"> / </w:t>
-      </w:r>
-      <w:r>
-        <w:rPr>
-          <w:rStyle w:val="ae"/>
-          <w:rFonts w:eastAsia="Microsoft YaHei"/>
-          <w:i w:val="0"/>
-          <w:iCs w:val="0"/>
-          <w:color w:val="000000"/>
-        </w:rPr>
-        <w:t>Дата и время окончания</w:t>
-      </w:r>
-      <w:r>
-        <w:rPr>
-          <w:rFonts w:eastAsia="Microsoft YaHei"/>
-        </w:rPr>
-        <w:t xml:space="preserve"> – временные границы;</w:t>
-      </w:r>
-    </w:p>
-    <w:p>
-      <w:pPr>
-        <w:pStyle w:val="af9"/>
-        <w:numPr>
-          <w:ilvl w:val="0"/>
-          <w:numId w:val="5"/>
-        </w:numPr>
-        <w:rPr>
-          <w:rFonts w:eastAsia="Microsoft YaHei"/>
-        </w:rPr>
-      </w:pPr>
-      <w:r>
-        <w:rPr>
-          <w:rStyle w:val="ae"/>
-          <w:rFonts w:eastAsia="Microsoft YaHei"/>
-          <w:i w:val="0"/>
-          <w:iCs w:val="0"/>
-          <w:color w:val="000000"/>
-        </w:rPr>
-        <w:t>Создан пользователем</w:t>
-      </w:r>
-      <w:r>
-        <w:rPr>
-          <w:rFonts w:eastAsia="Microsoft YaHei"/>
-        </w:rPr>
-        <w:t xml:space="preserve"> (внешний ключ) – организатор сессии;</w:t>
-      </w:r>
-    </w:p>
-    <w:p>
-      <w:pPr>
-        <w:pStyle w:val="af9"/>
-        <w:numPr>
-          <w:ilvl w:val="0"/>
-          <w:numId w:val="5"/>
-        </w:numPr>
-        <w:rPr>
-          <w:rFonts w:eastAsia="Microsoft YaHei"/>
-        </w:rPr>
-      </w:pPr>
-      <w:r>
-        <w:rPr>
-          <w:rStyle w:val="ae"/>
-          <w:rFonts w:eastAsia="Microsoft YaHei"/>
-          <w:i w:val="0"/>
-          <w:iCs w:val="0"/>
-          <w:color w:val="000000"/>
-        </w:rPr>
-        <w:t>Статус встречи</w:t>
-      </w:r>
-      <w:r>
-        <w:rPr>
-          <w:rFonts w:eastAsia="Microsoft YaHei"/>
-        </w:rPr>
-        <w:t xml:space="preserve"> – текущее состояние жизненного цикла.</w:t>
-      </w:r>
-    </w:p>
-    <w:p>
-      <w:pPr>
-        <w:pStyle w:val="af9"/>
-        <w:numPr>
-          <w:ilvl w:val="0"/>
-          <w:numId w:val="9"/>
-        </w:numPr>
-        <w:rPr>
-          <w:rFonts w:eastAsia="Microsoft YaHei"/>
-          <w:lang w:val="en-US"/>
-        </w:rPr>
-      </w:pPr>
-      <w:r>
-        <w:rPr>
-          <w:rStyle w:val="aff2"/>
-          <w:rFonts w:eastAsia="Microsoft YaHei"/>
-          <w:b w:val="0"/>
-          <w:bCs w:val="0"/>
-          <w:color w:val="000000"/>
-        </w:rPr>
-        <w:t>Участник встречи:</w:t>
-      </w:r>
-    </w:p>
-    <w:p>
-      <w:pPr>
-        <w:pStyle w:val="af9"/>
-        <w:numPr>
-          <w:ilvl w:val="0"/>
-          <w:numId w:val="5"/>
-        </w:numPr>
-        <w:rPr>
-          <w:rFonts w:eastAsia="Microsoft YaHei"/>
-        </w:rPr>
-      </w:pPr>
-      <w:r>
-        <w:rPr>
-          <w:rStyle w:val="ae"/>
-          <w:rFonts w:eastAsia="Microsoft YaHei"/>
-          <w:i w:val="0"/>
-          <w:iCs w:val="0"/>
-          <w:color w:val="000000"/>
-        </w:rPr>
-        <w:t>ID</w:t>
-      </w:r>
-      <w:r>
-        <w:rPr>
-          <w:rFonts w:eastAsia="Microsoft YaHei"/>
-        </w:rPr>
-        <w:t xml:space="preserve"> (первичный ключ) – уникальный идентификатор роли в сессии;</w:t>
-      </w:r>
-    </w:p>
-    <w:p>
-      <w:pPr>
-        <w:pStyle w:val="af9"/>
-        <w:numPr>
-          <w:ilvl w:val="0"/>
-          <w:numId w:val="5"/>
-        </w:numPr>
-        <w:rPr>
-          <w:rFonts w:eastAsia="Microsoft YaHei"/>
-        </w:rPr>
-      </w:pPr>
-      <w:r>
-        <w:rPr>
-          <w:rStyle w:val="ae"/>
-          <w:rFonts w:eastAsia="Microsoft YaHei"/>
-          <w:i w:val="0"/>
-          <w:iCs w:val="0"/>
-          <w:color w:val="000000"/>
-        </w:rPr>
-        <w:t>ID сеанса</w:t>
-      </w:r>
-      <w:r>
-        <w:rPr>
-          <w:rFonts w:eastAsia="Microsoft YaHei"/>
-        </w:rPr>
-        <w:t xml:space="preserve"> (внешний ключ) – ссылка на родительскую встречу;</w:t>
-      </w:r>
-    </w:p>
-    <w:p>
-      <w:pPr>
-        <w:pStyle w:val="af9"/>
-        <w:numPr>
-          <w:ilvl w:val="0"/>
-          <w:numId w:val="5"/>
-        </w:numPr>
-        <w:rPr>
-          <w:rFonts w:eastAsia="Microsoft YaHei"/>
-        </w:rPr>
-      </w:pPr>
-      <w:r>
-        <w:rPr>
-          <w:rStyle w:val="ae"/>
-          <w:rFonts w:eastAsia="Microsoft YaHei"/>
-          <w:i w:val="0"/>
-          <w:iCs w:val="0"/>
-          <w:color w:val="000000"/>
-        </w:rPr>
-        <w:t>ID пользователя</w:t>
-      </w:r>
-      <w:r>
-        <w:rPr>
-          <w:rFonts w:eastAsia="Microsoft YaHei"/>
-        </w:rPr>
-        <w:t xml:space="preserve"> (внешний ключ, допускает пустое значение) – учётная запись участника;</w:t>
-      </w:r>
-    </w:p>
-    <w:p>
-      <w:pPr>
-        <w:pStyle w:val="af9"/>
-        <w:numPr>
-          <w:ilvl w:val="0"/>
-          <w:numId w:val="5"/>
-        </w:numPr>
-        <w:rPr>
-          <w:rFonts w:eastAsia="Microsoft YaHei"/>
-        </w:rPr>
-      </w:pPr>
-      <w:r>
-        <w:rPr>
-          <w:rStyle w:val="ae"/>
-          <w:rFonts w:eastAsia="Microsoft YaHei"/>
-          <w:i w:val="0"/>
-          <w:iCs w:val="0"/>
-          <w:color w:val="000000"/>
-        </w:rPr>
-        <w:t>Код роли</w:t>
-      </w:r>
-      <w:r>
-        <w:rPr>
-          <w:rFonts w:eastAsia="Microsoft YaHei"/>
-        </w:rPr>
-        <w:t xml:space="preserve"> – уровень прав доступа;</w:t>
-      </w:r>
-    </w:p>
-    <w:p>
-      <w:pPr>
-        <w:pStyle w:val="af9"/>
-        <w:numPr>
-          <w:ilvl w:val="0"/>
-          <w:numId w:val="5"/>
-        </w:numPr>
-        <w:rPr>
-          <w:rFonts w:eastAsia="Microsoft YaHei"/>
-        </w:rPr>
-      </w:pPr>
-      <w:r>
-        <w:rPr>
-          <w:rStyle w:val="ae"/>
-          <w:rFonts w:eastAsia="Microsoft YaHei"/>
-          <w:i w:val="0"/>
-          <w:iCs w:val="0"/>
-          <w:color w:val="000000"/>
-        </w:rPr>
-        <w:t>Вошёл в</w:t>
-      </w:r>
-      <w:r>
-        <w:rPr>
-          <w:rFonts w:eastAsia="Microsoft YaHei"/>
-        </w:rPr>
-        <w:t xml:space="preserve"> / </w:t>
-      </w:r>
-      <w:r>
-        <w:rPr>
-          <w:rStyle w:val="ae"/>
-          <w:rFonts w:eastAsia="Microsoft YaHei"/>
-          <w:i w:val="0"/>
-          <w:iCs w:val="0"/>
-          <w:color w:val="000000"/>
-        </w:rPr>
-        <w:t>Вышел в</w:t>
-      </w:r>
-      <w:r>
-        <w:rPr>
-          <w:rFonts w:eastAsia="Microsoft YaHei"/>
-        </w:rPr>
-        <w:t xml:space="preserve"> – метки присутствия;</w:t>
-      </w:r>
-    </w:p>
-    <w:p>
-      <w:pPr>
-        <w:pStyle w:val="af9"/>
-        <w:numPr>
-          <w:ilvl w:val="0"/>
-          <w:numId w:val="5"/>
-        </w:numPr>
-        <w:rPr>
-          <w:rFonts w:eastAsia="Microsoft YaHei"/>
-        </w:rPr>
-      </w:pPr>
-      <w:r>
-        <w:rPr>
-          <w:rStyle w:val="ae"/>
-          <w:rFonts w:eastAsia="Microsoft YaHei"/>
-          <w:i w:val="0"/>
-          <w:iCs w:val="0"/>
-          <w:color w:val="000000"/>
-        </w:rPr>
-        <w:t>Активен в сеансе</w:t>
-      </w:r>
-      <w:r>
-        <w:rPr>
-          <w:rFonts w:eastAsia="Microsoft YaHei"/>
-        </w:rPr>
-        <w:t xml:space="preserve"> – флаг онлайн-статуса.</w:t>
-      </w:r>
-    </w:p>
-    <w:p>
-      <w:pPr>
-        <w:pStyle w:val="af9"/>
-        <w:numPr>
-          <w:ilvl w:val="0"/>
-          <w:numId w:val="9"/>
-        </w:numPr>
-        <w:rPr>
-          <w:rFonts w:eastAsia="Microsoft YaHei"/>
-          <w:lang w:val="en-US"/>
-        </w:rPr>
-      </w:pPr>
-      <w:r>
-        <w:rPr>
-          <w:rStyle w:val="aff2"/>
-          <w:rFonts w:eastAsia="Microsoft YaHei"/>
-          <w:b w:val="0"/>
-          <w:bCs w:val="0"/>
-          <w:color w:val="000000"/>
-        </w:rPr>
-        <w:t>Событие аналитики:</w:t>
-      </w:r>
-    </w:p>
-    <w:p>
-      <w:pPr>
-        <w:pStyle w:val="af9"/>
-        <w:numPr>
-          <w:ilvl w:val="0"/>
-          <w:numId w:val="5"/>
-        </w:numPr>
-        <w:rPr>
-          <w:rFonts w:eastAsia="Microsoft YaHei"/>
-        </w:rPr>
-      </w:pPr>
-      <w:r>
-        <w:rPr>
-          <w:rStyle w:val="ae"/>
-          <w:rFonts w:eastAsia="Microsoft YaHei"/>
-          <w:i w:val="0"/>
-          <w:iCs w:val="0"/>
-          <w:color w:val="000000"/>
-        </w:rPr>
-        <w:t>ID</w:t>
-      </w:r>
-      <w:r>
-        <w:rPr>
-          <w:rFonts w:eastAsia="Microsoft YaHei"/>
-        </w:rPr>
-        <w:t xml:space="preserve"> (первичный ключ) – уникальный идентификатор события;</w:t>
-      </w:r>
-    </w:p>
-    <w:p>
-      <w:pPr>
-        <w:pStyle w:val="af9"/>
-        <w:numPr>
-          <w:ilvl w:val="0"/>
-          <w:numId w:val="5"/>
-        </w:numPr>
-        <w:rPr>
-          <w:rFonts w:eastAsia="Microsoft YaHei"/>
-        </w:rPr>
-      </w:pPr>
-      <w:r>
-        <w:rPr>
-          <w:rStyle w:val="ae"/>
-          <w:rFonts w:eastAsia="Microsoft YaHei"/>
-          <w:i w:val="0"/>
-          <w:iCs w:val="0"/>
-          <w:color w:val="000000"/>
-        </w:rPr>
-        <w:t>ID сеанса</w:t>
-      </w:r>
-      <w:r>
-        <w:rPr>
-          <w:rFonts w:eastAsia="Microsoft YaHei"/>
-        </w:rPr>
-        <w:t xml:space="preserve"> (внешний ключ) – ссылка на сессию;</w:t>
-      </w:r>
-    </w:p>
-    <w:p>
-      <w:pPr>
-        <w:pStyle w:val="af9"/>
-        <w:numPr>
-          <w:ilvl w:val="0"/>
-          <w:numId w:val="5"/>
-        </w:numPr>
-        <w:rPr>
-          <w:rFonts w:eastAsia="Microsoft YaHei"/>
-          <w:lang w:val="en-US"/>
-        </w:rPr>
-      </w:pPr>
-      <w:r>
-        <w:rPr>
-          <w:rStyle w:val="ae"/>
-          <w:rFonts w:eastAsia="Microsoft YaHei"/>
-          <w:i w:val="0"/>
-          <w:iCs w:val="0"/>
-          <w:color w:val="000000"/>
-        </w:rPr>
-        <w:lastRenderedPageBreak/>
-        <w:t>Тип события</w:t>
-      </w:r>
-      <w:r>
-        <w:rPr>
-          <w:rFonts w:eastAsia="Microsoft YaHei"/>
-        </w:rPr>
-        <w:t xml:space="preserve"> – категория анализа;</w:t>
-      </w:r>
-    </w:p>
-    <w:p>
-      <w:pPr>
-        <w:pStyle w:val="af9"/>
-        <w:numPr>
-          <w:ilvl w:val="0"/>
-          <w:numId w:val="5"/>
-        </w:numPr>
-        <w:rPr>
-          <w:rFonts w:eastAsia="Microsoft YaHei"/>
-        </w:rPr>
-      </w:pPr>
-      <w:r>
-        <w:rPr>
-          <w:rStyle w:val="ae"/>
-          <w:rFonts w:eastAsia="Microsoft YaHei"/>
-          <w:i w:val="0"/>
-          <w:iCs w:val="0"/>
-          <w:color w:val="000000"/>
-        </w:rPr>
-        <w:t>Идентификатор участника</w:t>
-      </w:r>
-      <w:r>
-        <w:rPr>
-          <w:rFonts w:eastAsia="Microsoft YaHei"/>
-        </w:rPr>
-        <w:t xml:space="preserve"> – код спикера или объекта;</w:t>
-      </w:r>
-    </w:p>
-    <w:p>
-      <w:pPr>
-        <w:pStyle w:val="af9"/>
-        <w:numPr>
-          <w:ilvl w:val="0"/>
-          <w:numId w:val="5"/>
-        </w:numPr>
-        <w:rPr>
-          <w:rFonts w:eastAsia="Microsoft YaHei"/>
-        </w:rPr>
-      </w:pPr>
-      <w:r>
-        <w:rPr>
-          <w:rStyle w:val="ae"/>
-          <w:rFonts w:eastAsia="Microsoft YaHei"/>
-          <w:i w:val="0"/>
-          <w:iCs w:val="0"/>
-          <w:color w:val="000000"/>
-        </w:rPr>
-        <w:t>Идентификатор трассировки</w:t>
-      </w:r>
-      <w:r>
-        <w:rPr>
-          <w:rFonts w:eastAsia="Microsoft YaHei"/>
-        </w:rPr>
-        <w:t xml:space="preserve"> – сквозной ключ для агрегации;</w:t>
-      </w:r>
-    </w:p>
-    <w:p>
-      <w:pPr>
-        <w:pStyle w:val="af9"/>
-        <w:numPr>
-          <w:ilvl w:val="0"/>
-          <w:numId w:val="5"/>
-        </w:numPr>
-        <w:rPr>
-          <w:rStyle w:val="aff2"/>
-          <w:rFonts w:eastAsia="Microsoft YaHei"/>
-          <w:b w:val="0"/>
-          <w:bCs w:val="0"/>
-        </w:rPr>
-      </w:pPr>
-      <w:r>
-        <w:rPr>
-          <w:rStyle w:val="ae"/>
-          <w:rFonts w:eastAsia="Microsoft YaHei"/>
-          <w:i w:val="0"/>
-          <w:iCs w:val="0"/>
-          <w:color w:val="000000"/>
-        </w:rPr>
-        <w:t>Полезные данные</w:t>
-      </w:r>
-      <w:r>
-        <w:rPr>
-          <w:rFonts w:eastAsia="Microsoft YaHei"/>
-        </w:rPr>
-        <w:t xml:space="preserve"> – результаты распознавания.</w:t>
-      </w:r>
-    </w:p>
-    <w:p>
-      <w:pPr>
-        <w:pStyle w:val="af9"/>
-        <w:numPr>
-          <w:ilvl w:val="0"/>
-          <w:numId w:val="9"/>
-        </w:numPr>
-        <w:rPr>
-          <w:rStyle w:val="aff2"/>
-          <w:rFonts w:eastAsia="Microsoft YaHei"/>
-          <w:b w:val="0"/>
-          <w:bCs w:val="0"/>
-        </w:rPr>
-      </w:pPr>
-      <w:r>
-        <w:rPr>
-          <w:rStyle w:val="aff2"/>
-          <w:rFonts w:eastAsia="Microsoft YaHei"/>
-          <w:b w:val="0"/>
-          <w:bCs w:val="0"/>
-        </w:rPr>
-        <w:t>Событие встречи</w:t>
-      </w:r>
-      <w:r>
-        <w:rPr>
-          <w:rStyle w:val="aff2"/>
-          <w:rFonts w:eastAsia="Microsoft YaHei"/>
-          <w:b w:val="0"/>
-          <w:bCs w:val="0"/>
-          <w:lang w:val="en-US"/>
-        </w:rPr>
-        <w:t>:</w:t>
-      </w:r>
-    </w:p>
-    <w:p>
-      <w:pPr>
-        <w:pStyle w:val="af9"/>
-        <w:numPr>
-          <w:ilvl w:val="0"/>
-          <w:numId w:val="5"/>
-        </w:numPr>
-        <w:rPr>
-          <w:rStyle w:val="aff2"/>
-          <w:rFonts w:eastAsia="Microsoft YaHei"/>
-          <w:b w:val="0"/>
-          <w:bCs w:val="0"/>
-        </w:rPr>
-      </w:pPr>
-      <w:r>
-        <w:rPr>
-          <w:rStyle w:val="aff2"/>
-          <w:rFonts w:eastAsia="Microsoft YaHei"/>
-          <w:b w:val="0"/>
-          <w:bCs w:val="0"/>
-        </w:rPr>
-        <w:t>Идентификатор (первичный ключ) – уникальный идентификатор записи;</w:t>
-      </w:r>
-    </w:p>
-    <w:p>
-      <w:pPr>
-        <w:pStyle w:val="af9"/>
-        <w:numPr>
-          <w:ilvl w:val="0"/>
-          <w:numId w:val="5"/>
-        </w:numPr>
-        <w:rPr>
-          <w:rStyle w:val="aff2"/>
-          <w:rFonts w:eastAsia="Microsoft YaHei"/>
-          <w:b w:val="0"/>
-          <w:bCs w:val="0"/>
-        </w:rPr>
-      </w:pPr>
-      <w:r>
-        <w:rPr>
-          <w:rStyle w:val="aff2"/>
-          <w:rFonts w:eastAsia="Microsoft YaHei"/>
-          <w:b w:val="0"/>
-          <w:bCs w:val="0"/>
-        </w:rPr>
-        <w:t xml:space="preserve">Идентификатор сеанса (внешний ключ) – ссылка на таблицу сеансов </w:t>
-      </w:r>
-      <w:proofErr w:type="spellStart"/>
-      <w:r>
-        <w:rPr>
-          <w:rStyle w:val="aff2"/>
-          <w:rFonts w:eastAsia="Microsoft YaHei"/>
-          <w:b w:val="0"/>
-          <w:bCs w:val="0"/>
-        </w:rPr>
-        <w:t>видеовстречи</w:t>
-      </w:r>
-      <w:proofErr w:type="spellEnd"/>
-      <w:r>
-        <w:rPr>
-          <w:rStyle w:val="aff2"/>
-          <w:rFonts w:eastAsia="Microsoft YaHei"/>
-          <w:b w:val="0"/>
-          <w:bCs w:val="0"/>
-        </w:rPr>
-        <w:t>;</w:t>
-      </w:r>
-    </w:p>
-    <w:p>
-      <w:pPr>
-        <w:pStyle w:val="af9"/>
-        <w:numPr>
-          <w:ilvl w:val="0"/>
-          <w:numId w:val="5"/>
-        </w:numPr>
-        <w:rPr>
-          <w:rStyle w:val="aff2"/>
-          <w:rFonts w:eastAsia="Microsoft YaHei"/>
-          <w:b w:val="0"/>
-          <w:bCs w:val="0"/>
-        </w:rPr>
-      </w:pPr>
-      <w:r>
-        <w:rPr>
-          <w:rStyle w:val="aff2"/>
-          <w:rFonts w:eastAsia="Microsoft YaHei"/>
-          <w:b w:val="0"/>
-          <w:bCs w:val="0"/>
-        </w:rPr>
-        <w:t>Тип события – классификатор действия (подключение, отключение, системное);</w:t>
-      </w:r>
-    </w:p>
-    <w:p>
-      <w:pPr>
-        <w:pStyle w:val="af9"/>
-        <w:numPr>
-          <w:ilvl w:val="0"/>
-          <w:numId w:val="5"/>
-        </w:numPr>
-        <w:rPr>
-          <w:rStyle w:val="aff2"/>
-          <w:rFonts w:eastAsia="Microsoft YaHei"/>
-          <w:b w:val="0"/>
-          <w:bCs w:val="0"/>
-        </w:rPr>
-      </w:pPr>
-      <w:r>
-        <w:rPr>
-          <w:rStyle w:val="aff2"/>
-          <w:rFonts w:eastAsia="Microsoft YaHei"/>
-          <w:b w:val="0"/>
-          <w:bCs w:val="0"/>
-        </w:rPr>
-        <w:t xml:space="preserve">Данные – произвольные параметры события в формате </w:t>
-      </w:r>
-      <w:r>
-        <w:rPr>
-          <w:rStyle w:val="aff2"/>
-          <w:rFonts w:eastAsia="Microsoft YaHei"/>
-          <w:b w:val="0"/>
-          <w:bCs w:val="0"/>
-          <w:lang w:val="en-US"/>
-        </w:rPr>
-        <w:t>JSON</w:t>
-      </w:r>
-      <w:r>
-        <w:rPr>
-          <w:rStyle w:val="aff2"/>
-          <w:rFonts w:eastAsia="Microsoft YaHei"/>
-          <w:b w:val="0"/>
-          <w:bCs w:val="0"/>
-        </w:rPr>
-        <w:t>.</w:t>
-      </w:r>
-    </w:p>
-    <w:p>
-      <w:pPr>
-        <w:pStyle w:val="af9"/>
-        <w:numPr>
-          <w:ilvl w:val="0"/>
-          <w:numId w:val="9"/>
-        </w:numPr>
-        <w:rPr>
-          <w:rFonts w:eastAsia="Microsoft YaHei"/>
-          <w:lang w:val="en-US"/>
-        </w:rPr>
-      </w:pPr>
-      <w:r>
-        <w:rPr>
-          <w:rStyle w:val="aff2"/>
-          <w:rFonts w:eastAsia="Microsoft YaHei"/>
-          <w:b w:val="0"/>
-          <w:bCs w:val="0"/>
-          <w:color w:val="000000"/>
-        </w:rPr>
-        <w:t>Отчёт по сеансу:</w:t>
-      </w:r>
-    </w:p>
-    <w:p>
-      <w:pPr>
-        <w:pStyle w:val="af9"/>
-        <w:numPr>
-          <w:ilvl w:val="0"/>
-          <w:numId w:val="5"/>
-        </w:numPr>
-        <w:rPr>
-          <w:rFonts w:eastAsia="Microsoft YaHei"/>
-        </w:rPr>
-      </w:pPr>
-      <w:r>
-        <w:rPr>
-          <w:rStyle w:val="ae"/>
-          <w:rFonts w:eastAsia="Microsoft YaHei"/>
-          <w:i w:val="0"/>
-          <w:iCs w:val="0"/>
-          <w:color w:val="000000"/>
-        </w:rPr>
-        <w:t>ID</w:t>
-      </w:r>
-      <w:r>
-        <w:rPr>
-          <w:rFonts w:eastAsia="Microsoft YaHei"/>
-        </w:rPr>
-        <w:t xml:space="preserve"> (первичный ключ) – уникальный идентификатор документа;</w:t>
-      </w:r>
-    </w:p>
-    <w:p>
-      <w:pPr>
-        <w:pStyle w:val="af9"/>
-        <w:numPr>
-          <w:ilvl w:val="0"/>
-          <w:numId w:val="5"/>
-        </w:numPr>
-        <w:rPr>
-          <w:rFonts w:eastAsia="Microsoft YaHei"/>
-        </w:rPr>
-      </w:pPr>
-      <w:r>
-        <w:rPr>
-          <w:rStyle w:val="ae"/>
-          <w:rFonts w:eastAsia="Microsoft YaHei"/>
-          <w:i w:val="0"/>
-          <w:iCs w:val="0"/>
-          <w:color w:val="000000"/>
-        </w:rPr>
-        <w:t>ID сеанса</w:t>
-      </w:r>
-      <w:r>
-        <w:rPr>
-          <w:rFonts w:eastAsia="Microsoft YaHei"/>
-        </w:rPr>
-        <w:t xml:space="preserve"> (внешний ключ) – ссылка на встречу;</w:t>
-      </w:r>
-    </w:p>
-    <w:p>
-      <w:pPr>
-        <w:pStyle w:val="af9"/>
-        <w:numPr>
-          <w:ilvl w:val="0"/>
-          <w:numId w:val="5"/>
-        </w:numPr>
-        <w:rPr>
-          <w:rFonts w:eastAsia="Microsoft YaHei"/>
-        </w:rPr>
-      </w:pPr>
-      <w:r>
-        <w:rPr>
-          <w:rStyle w:val="ae"/>
-          <w:rFonts w:eastAsia="Microsoft YaHei"/>
-          <w:i w:val="0"/>
-          <w:iCs w:val="0"/>
-          <w:color w:val="000000"/>
-        </w:rPr>
-        <w:t>Стадия</w:t>
-      </w:r>
-      <w:r>
-        <w:rPr>
-          <w:rFonts w:eastAsia="Microsoft YaHei"/>
-        </w:rPr>
-        <w:t xml:space="preserve"> – версия обработки;</w:t>
-      </w:r>
-    </w:p>
-    <w:p>
-      <w:pPr>
-        <w:pStyle w:val="af9"/>
-        <w:numPr>
-          <w:ilvl w:val="0"/>
-          <w:numId w:val="5"/>
-        </w:numPr>
-        <w:rPr>
-          <w:rFonts w:eastAsia="Microsoft YaHei"/>
-        </w:rPr>
-      </w:pPr>
-      <w:r>
-        <w:rPr>
-          <w:rStyle w:val="ae"/>
-          <w:rFonts w:eastAsia="Microsoft YaHei"/>
-          <w:i w:val="0"/>
-          <w:iCs w:val="0"/>
-          <w:color w:val="000000"/>
-        </w:rPr>
-        <w:t>Данные отчёта</w:t>
-      </w:r>
-      <w:r>
-        <w:rPr>
-          <w:rFonts w:eastAsia="Microsoft YaHei"/>
-        </w:rPr>
-        <w:t xml:space="preserve"> – агрегированные выводы и сводки;</w:t>
-      </w:r>
-    </w:p>
-    <w:p>
-      <w:pPr>
-        <w:pStyle w:val="af9"/>
-        <w:numPr>
-          <w:ilvl w:val="0"/>
-          <w:numId w:val="5"/>
-        </w:numPr>
-        <w:rPr>
-          <w:rFonts w:eastAsia="Microsoft YaHei"/>
-        </w:rPr>
-      </w:pPr>
-      <w:r>
-        <w:rPr>
-          <w:rStyle w:val="ae"/>
-          <w:rFonts w:eastAsia="Microsoft YaHei"/>
-          <w:i w:val="0"/>
-          <w:iCs w:val="0"/>
-          <w:color w:val="000000"/>
-        </w:rPr>
-        <w:t>Снимок конфигурации</w:t>
-      </w:r>
-      <w:r>
-        <w:rPr>
-          <w:rFonts w:eastAsia="Microsoft YaHei"/>
-        </w:rPr>
-        <w:t xml:space="preserve"> – параметры модулей анализа на момент формирования.</w:t>
-      </w:r>
-    </w:p>
-    <w:p>
-      <w:pPr>
-        <w:pStyle w:val="af9"/>
-        <w:numPr>
-          <w:ilvl w:val="0"/>
-          <w:numId w:val="9"/>
-        </w:numPr>
-        <w:rPr>
-          <w:rFonts w:eastAsia="Microsoft YaHei"/>
-        </w:rPr>
-      </w:pPr>
-      <w:r>
-        <w:rPr>
-          <w:rStyle w:val="aff2"/>
-          <w:rFonts w:eastAsia="Microsoft YaHei"/>
-          <w:b w:val="0"/>
-          <w:bCs w:val="0"/>
-          <w:color w:val="000000"/>
-        </w:rPr>
-        <w:t>Сообщение чата:</w:t>
-      </w:r>
-    </w:p>
-    <w:p>
-      <w:pPr>
-        <w:pStyle w:val="af9"/>
-        <w:numPr>
-          <w:ilvl w:val="0"/>
-          <w:numId w:val="5"/>
-        </w:numPr>
-        <w:rPr>
-          <w:rFonts w:eastAsia="Microsoft YaHei"/>
-        </w:rPr>
-      </w:pPr>
-      <w:r>
-        <w:rPr>
-          <w:rStyle w:val="ae"/>
-          <w:rFonts w:eastAsia="Microsoft YaHei"/>
-          <w:i w:val="0"/>
-          <w:iCs w:val="0"/>
-          <w:color w:val="000000"/>
-        </w:rPr>
-        <w:t>ID</w:t>
-      </w:r>
-      <w:r>
-        <w:rPr>
-          <w:rFonts w:eastAsia="Microsoft YaHei"/>
-        </w:rPr>
-        <w:t xml:space="preserve"> (первичный ключ) – уникальный идентификатор;</w:t>
-      </w:r>
-      <w:r>
-        <w:rPr>
-          <w:rFonts w:eastAsia="Microsoft YaHei"/>
-        </w:rPr>
-        <w:t xml:space="preserve"> </w:t>
-      </w:r>
-    </w:p>
-    <w:p>
-      <w:pPr>
-        <w:pStyle w:val="af9"/>
-        <w:numPr>
-          <w:ilvl w:val="0"/>
-          <w:numId w:val="5"/>
-        </w:numPr>
-        <w:rPr>
-          <w:rFonts w:eastAsia="Microsoft YaHei"/>
-        </w:rPr>
-      </w:pPr>
-      <w:r>
-        <w:rPr>
-          <w:rStyle w:val="ae"/>
-          <w:rFonts w:eastAsia="Microsoft YaHei"/>
-          <w:i w:val="0"/>
-          <w:iCs w:val="0"/>
-          <w:color w:val="000000"/>
-        </w:rPr>
-        <w:t>ID сеанса</w:t>
-      </w:r>
-      <w:r>
-        <w:rPr>
-          <w:rFonts w:eastAsia="Microsoft YaHei"/>
-        </w:rPr>
-        <w:t xml:space="preserve"> (внешний ключ) – ссылка на встречу;</w:t>
-      </w:r>
-      <w:r>
-        <w:rPr>
-          <w:rFonts w:eastAsia="Microsoft YaHei"/>
-        </w:rPr>
-        <w:t xml:space="preserve"> </w:t>
-      </w:r>
-    </w:p>
-    <w:p>
-      <w:pPr>
-        <w:pStyle w:val="af9"/>
-        <w:numPr>
-          <w:ilvl w:val="0"/>
-          <w:numId w:val="5"/>
-        </w:numPr>
-        <w:rPr>
-          <w:rFonts w:eastAsia="Microsoft YaHei"/>
-        </w:rPr>
-      </w:pPr>
-      <w:r>
-        <w:rPr>
-          <w:rStyle w:val="ae"/>
-          <w:rFonts w:eastAsia="Microsoft YaHei"/>
-          <w:i w:val="0"/>
-          <w:iCs w:val="0"/>
-          <w:color w:val="000000"/>
-        </w:rPr>
-        <w:t>Идентификатор отправителя</w:t>
-      </w:r>
-      <w:r>
-        <w:rPr>
-          <w:rFonts w:eastAsia="Microsoft YaHei"/>
-        </w:rPr>
-        <w:t xml:space="preserve"> – код участника;</w:t>
-      </w:r>
-      <w:r>
-        <w:rPr>
-          <w:rFonts w:eastAsia="Microsoft YaHei"/>
-        </w:rPr>
-        <w:t xml:space="preserve"> </w:t>
-      </w:r>
-    </w:p>
-    <w:p>
-      <w:pPr>
-        <w:pStyle w:val="af9"/>
-        <w:numPr>
-          <w:ilvl w:val="0"/>
-          <w:numId w:val="5"/>
-        </w:numPr>
-        <w:rPr>
-          <w:rFonts w:eastAsia="Microsoft YaHei"/>
-        </w:rPr>
-      </w:pPr>
-      <w:r>
-        <w:rPr>
-          <w:rStyle w:val="ae"/>
-          <w:rFonts w:eastAsia="Microsoft YaHei"/>
-          <w:i w:val="0"/>
-          <w:iCs w:val="0"/>
-          <w:color w:val="000000"/>
-        </w:rPr>
-        <w:t>Клиентский идентификатор</w:t>
-      </w:r>
-      <w:r>
-        <w:rPr>
-          <w:rFonts w:eastAsia="Microsoft YaHei"/>
-        </w:rPr>
-        <w:t xml:space="preserve"> – ключ идемпотентности;</w:t>
-      </w:r>
-    </w:p>
-    <w:p>
-      <w:pPr>
-        <w:pStyle w:val="af9"/>
-        <w:numPr>
-          <w:ilvl w:val="0"/>
-          <w:numId w:val="5"/>
-        </w:numPr>
-        <w:rPr>
-          <w:rFonts w:eastAsia="Microsoft YaHei"/>
-        </w:rPr>
-      </w:pPr>
-      <w:r>
-        <w:rPr>
-          <w:rStyle w:val="ae"/>
-          <w:rFonts w:eastAsia="Microsoft YaHei"/>
-          <w:i w:val="0"/>
-          <w:iCs w:val="0"/>
-          <w:color w:val="000000"/>
-        </w:rPr>
-        <w:t>Текст</w:t>
-      </w:r>
-      <w:r>
-        <w:rPr>
-          <w:rFonts w:eastAsia="Microsoft YaHei"/>
-        </w:rPr>
-        <w:t xml:space="preserve"> – содержимое сообщения.</w:t>
-      </w:r>
-    </w:p>
-    <w:p>
-      <w:pPr>
-        <w:rPr>
-          <w:rFonts w:eastAsia="Microsoft YaHei"/>
-        </w:rPr>
-      </w:pPr>
-      <w:r>
-        <w:rPr>
-          <w:rStyle w:val="aff2"/>
-          <w:rFonts w:eastAsia="Microsoft YaHei"/>
-          <w:b w:val="0"/>
-          <w:bCs w:val="0"/>
-          <w:color w:val="000000"/>
-        </w:rPr>
-        <w:t>Связи между таблицами</w:t>
-      </w:r>
-      <w:r>
-        <w:rPr>
-          <w:rStyle w:val="aff2"/>
-          <w:rFonts w:eastAsia="Microsoft YaHei"/>
-          <w:color w:val="000000"/>
-        </w:rPr>
-        <w:t>:</w:t>
-      </w:r>
-    </w:p>
-    <w:p>
-      <w:pPr>
-        <w:pStyle w:val="af9"/>
-        <w:numPr>
-          <w:ilvl w:val="0"/>
-          <w:numId w:val="8"/>
-        </w:numPr>
-        <w:rPr>
-          <w:rFonts w:eastAsia="Microsoft YaHei"/>
-        </w:rPr>
-      </w:pPr>
-      <w:r>
-        <w:rPr>
-          <w:rFonts w:eastAsia="Microsoft YaHei"/>
-        </w:rPr>
-        <w:t xml:space="preserve">Пользователь системы → Токен обновления сессии: </w:t>
-      </w:r>
-      <w:r>
-        <w:rPr>
-          <w:rFonts w:eastAsia="Microsoft YaHei"/>
-        </w:rPr>
-        <w:t xml:space="preserve">связь </w:t>
-      </w:r>
-      <w:r>
-        <w:rPr>
-          <w:rFonts w:eastAsia="Microsoft YaHei"/>
-        </w:rPr>
-        <w:t>(</w:t>
-      </w:r>
-      <w:proofErr w:type="gramStart"/>
-      <w:r>
-        <w:rPr>
-          <w:rFonts w:eastAsia="Microsoft YaHei"/>
-        </w:rPr>
-        <w:t>1:М</w:t>
-      </w:r>
-      <w:proofErr w:type="gramEnd"/>
-      <w:r>
-        <w:rPr>
-          <w:rFonts w:eastAsia="Microsoft YaHei"/>
-        </w:rPr>
-        <w:t>), один пользователь может иметь несколько активных или отозванных токенов.</w:t>
-      </w:r>
-    </w:p>
-    <w:p>
-      <w:pPr>
-        <w:pStyle w:val="af9"/>
-        <w:numPr>
-          <w:ilvl w:val="0"/>
-          <w:numId w:val="8"/>
-        </w:numPr>
-        <w:rPr>
-          <w:rFonts w:eastAsia="Microsoft YaHei"/>
-        </w:rPr>
-      </w:pPr>
-      <w:r>
-        <w:rPr>
-          <w:rFonts w:eastAsia="Microsoft YaHei"/>
-        </w:rPr>
-        <w:lastRenderedPageBreak/>
-        <w:t xml:space="preserve">Пользователь системы → Журнал аутентификации: </w:t>
-      </w:r>
-      <w:r>
-        <w:rPr>
-          <w:rFonts w:eastAsia="Microsoft YaHei"/>
-        </w:rPr>
-        <w:t xml:space="preserve">связь </w:t>
-      </w:r>
-      <w:r>
-        <w:rPr>
-          <w:rFonts w:eastAsia="Microsoft YaHei"/>
-        </w:rPr>
-        <w:t>(</w:t>
-      </w:r>
-      <w:proofErr w:type="gramStart"/>
-      <w:r>
-        <w:rPr>
-          <w:rFonts w:eastAsia="Microsoft YaHei"/>
-        </w:rPr>
-        <w:t>1:М</w:t>
-      </w:r>
-      <w:proofErr w:type="gramEnd"/>
-      <w:r>
-        <w:rPr>
-          <w:rFonts w:eastAsia="Microsoft YaHei"/>
-        </w:rPr>
-        <w:t>), фиксация истории всех действий входа.</w:t>
-      </w:r>
-    </w:p>
-    <w:p>
-      <w:pPr>
-        <w:pStyle w:val="af9"/>
-        <w:numPr>
-          <w:ilvl w:val="0"/>
-          <w:numId w:val="8"/>
-        </w:numPr>
-        <w:rPr>
-          <w:rFonts w:eastAsia="Microsoft YaHei"/>
-        </w:rPr>
-      </w:pPr>
-      <w:r>
-        <w:rPr>
-          <w:rFonts w:eastAsia="Microsoft YaHei"/>
-        </w:rPr>
-        <w:t xml:space="preserve">Пользователь системы → Сеанс </w:t>
-      </w:r>
-      <w:proofErr w:type="spellStart"/>
-      <w:r>
-        <w:rPr>
-          <w:rFonts w:eastAsia="Microsoft YaHei"/>
-        </w:rPr>
-        <w:t>видеовстречи</w:t>
-      </w:r>
-      <w:proofErr w:type="spellEnd"/>
-      <w:r>
-        <w:rPr>
-          <w:rFonts w:eastAsia="Microsoft YaHei"/>
-        </w:rPr>
-        <w:t>: связь (</w:t>
-      </w:r>
-      <w:proofErr w:type="gramStart"/>
-      <w:r>
-        <w:rPr>
-          <w:rFonts w:eastAsia="Microsoft YaHei"/>
-        </w:rPr>
-        <w:t>1:М</w:t>
-      </w:r>
-      <w:proofErr w:type="gramEnd"/>
-      <w:r>
-        <w:rPr>
-          <w:rFonts w:eastAsia="Microsoft YaHei"/>
-        </w:rPr>
-        <w:t>), организатор создаёт множество встреч.</w:t>
-      </w:r>
-    </w:p>
-    <w:p>
-      <w:pPr>
-        <w:pStyle w:val="af9"/>
-        <w:numPr>
-          <w:ilvl w:val="0"/>
-          <w:numId w:val="8"/>
-        </w:numPr>
-        <w:rPr>
-          <w:rFonts w:eastAsia="Microsoft YaHei"/>
-        </w:rPr>
-      </w:pPr>
-      <w:r>
-        <w:rPr>
-          <w:rFonts w:eastAsia="Microsoft YaHei"/>
-        </w:rPr>
-        <w:t xml:space="preserve">Сеанс </w:t>
-      </w:r>
-      <w:proofErr w:type="spellStart"/>
-      <w:r>
-        <w:rPr>
-          <w:rFonts w:eastAsia="Microsoft YaHei"/>
-        </w:rPr>
-        <w:t>видеовстречи</w:t>
-      </w:r>
-      <w:proofErr w:type="spellEnd"/>
-      <w:r>
-        <w:rPr>
-          <w:rFonts w:eastAsia="Microsoft YaHei"/>
-        </w:rPr>
-        <w:t xml:space="preserve"> → Участник встречи: связь</w:t>
-      </w:r>
-      <w:r>
-        <w:rPr>
-          <w:rFonts w:eastAsia="Microsoft YaHei"/>
-        </w:rPr>
-        <w:t xml:space="preserve"> </w:t>
-      </w:r>
-      <w:r>
-        <w:rPr>
-          <w:rFonts w:eastAsia="Microsoft YaHei"/>
-        </w:rPr>
-        <w:t>(</w:t>
-      </w:r>
-      <w:proofErr w:type="gramStart"/>
-      <w:r>
-        <w:rPr>
-          <w:rFonts w:eastAsia="Microsoft YaHei"/>
-        </w:rPr>
-        <w:t>1:М</w:t>
-      </w:r>
-      <w:proofErr w:type="gramEnd"/>
-      <w:r>
-        <w:rPr>
-          <w:rFonts w:eastAsia="Microsoft YaHei"/>
-        </w:rPr>
-        <w:t>), в одной встрече участвует несколько человек.</w:t>
-      </w:r>
-    </w:p>
-    <w:p>
-      <w:pPr>
-        <w:pStyle w:val="af9"/>
-        <w:numPr>
-          <w:ilvl w:val="0"/>
-          <w:numId w:val="8"/>
-        </w:numPr>
-        <w:rPr>
-          <w:rFonts w:eastAsia="Microsoft YaHei"/>
-        </w:rPr>
-      </w:pPr>
-      <w:r>
-        <w:rPr>
-          <w:rFonts w:eastAsia="Microsoft YaHei"/>
-        </w:rPr>
-        <w:t xml:space="preserve">Сеанс </w:t>
-      </w:r>
-      <w:proofErr w:type="spellStart"/>
-      <w:r>
-        <w:rPr>
-          <w:rFonts w:eastAsia="Microsoft YaHei"/>
-        </w:rPr>
-        <w:t>видеовстречи</w:t>
-      </w:r>
-      <w:proofErr w:type="spellEnd"/>
-      <w:r>
-        <w:rPr>
-          <w:rFonts w:eastAsia="Microsoft YaHei"/>
-        </w:rPr>
-        <w:t xml:space="preserve"> → Событие аналитики: связь</w:t>
-      </w:r>
-      <w:r>
-        <w:rPr>
-          <w:rFonts w:eastAsia="Microsoft YaHei"/>
-        </w:rPr>
-        <w:t xml:space="preserve"> </w:t>
-      </w:r>
-      <w:r>
-        <w:rPr>
-          <w:rFonts w:eastAsia="Microsoft YaHei"/>
-        </w:rPr>
-        <w:t>(</w:t>
-      </w:r>
-      <w:proofErr w:type="gramStart"/>
-      <w:r>
-        <w:rPr>
-          <w:rFonts w:eastAsia="Microsoft YaHei"/>
-        </w:rPr>
-        <w:t>1:М</w:t>
-      </w:r>
-      <w:proofErr w:type="gramEnd"/>
-      <w:r>
-        <w:rPr>
-          <w:rFonts w:eastAsia="Microsoft YaHei"/>
-        </w:rPr>
-        <w:t>), одна сессия генерирует поток событий анализа.</w:t>
-      </w:r>
-    </w:p>
-    <w:p>
-      <w:pPr>
-        <w:pStyle w:val="af9"/>
-        <w:numPr>
-          <w:ilvl w:val="0"/>
-          <w:numId w:val="8"/>
-        </w:numPr>
-        <w:rPr>
-          <w:rFonts w:eastAsia="Microsoft YaHei"/>
-        </w:rPr>
-      </w:pPr>
-      <w:r>
-        <w:rPr>
-          <w:rFonts w:eastAsia="Microsoft YaHei"/>
-        </w:rPr>
-        <w:t xml:space="preserve">Сеанс </w:t>
-      </w:r>
-      <w:proofErr w:type="spellStart"/>
-      <w:r>
-        <w:rPr>
-          <w:rFonts w:eastAsia="Microsoft YaHei"/>
-        </w:rPr>
-        <w:t>видеовстречи</w:t>
-      </w:r>
-      <w:proofErr w:type="spellEnd"/>
-      <w:r>
-        <w:rPr>
-          <w:rFonts w:eastAsia="Microsoft YaHei"/>
-        </w:rPr>
-        <w:t xml:space="preserve"> → Событие встречи: связь (</w:t>
-      </w:r>
-      <w:proofErr w:type="gramStart"/>
-      <w:r>
-        <w:rPr>
-          <w:rFonts w:eastAsia="Microsoft YaHei"/>
-        </w:rPr>
-        <w:t>1:М</w:t>
-      </w:r>
-      <w:proofErr w:type="gramEnd"/>
-      <w:r>
-        <w:rPr>
-          <w:rFonts w:eastAsia="Microsoft YaHei"/>
-        </w:rPr>
-        <w:t>), одна встреча фиксирует ноль или более событий.</w:t>
-      </w:r>
-    </w:p>
-    <w:p>
-      <w:pPr>
-        <w:pStyle w:val="af9"/>
-        <w:numPr>
-          <w:ilvl w:val="0"/>
-          <w:numId w:val="8"/>
-        </w:numPr>
-        <w:rPr>
-          <w:rFonts w:eastAsia="Microsoft YaHei"/>
-        </w:rPr>
-      </w:pPr>
-      <w:r>
-        <w:rPr>
-          <w:rFonts w:eastAsia="Microsoft YaHei"/>
-        </w:rPr>
-        <w:t xml:space="preserve">Сеанс </w:t>
-      </w:r>
-      <w:proofErr w:type="spellStart"/>
-      <w:r>
-        <w:rPr>
-          <w:rFonts w:eastAsia="Microsoft YaHei"/>
-        </w:rPr>
-        <w:t>видеовстречи</w:t>
-      </w:r>
-      <w:proofErr w:type="spellEnd"/>
-      <w:r>
-        <w:rPr>
-          <w:rFonts w:eastAsia="Microsoft YaHei"/>
-        </w:rPr>
-        <w:t xml:space="preserve"> → Отчёт по сеансу: связь</w:t>
-      </w:r>
-      <w:r>
-        <w:rPr>
-          <w:rFonts w:eastAsia="Microsoft YaHei"/>
-        </w:rPr>
-        <w:t xml:space="preserve"> </w:t>
-      </w:r>
-      <w:r>
-        <w:rPr>
-          <w:rFonts w:eastAsia="Microsoft YaHei"/>
-        </w:rPr>
-        <w:t>(</w:t>
-      </w:r>
-      <w:proofErr w:type="gramStart"/>
-      <w:r>
-        <w:rPr>
-          <w:rFonts w:eastAsia="Microsoft YaHei"/>
-        </w:rPr>
-        <w:t>1:М</w:t>
-      </w:r>
-      <w:proofErr w:type="gramEnd"/>
-      <w:r>
-        <w:rPr>
-          <w:rFonts w:eastAsia="Microsoft YaHei"/>
-        </w:rPr>
-        <w:t>), отчёт привязан к конкретной встрече.</w:t>
-      </w:r>
-    </w:p>
-    <w:p>
-      <w:pPr>
-        <w:pStyle w:val="af9"/>
-        <w:numPr>
-          <w:ilvl w:val="0"/>
-          <w:numId w:val="8"/>
-        </w:numPr>
-        <w:rPr>
-          <w:rFonts w:eastAsia="Microsoft YaHei"/>
-        </w:rPr>
-      </w:pPr>
-      <w:r>
-        <w:rPr>
-          <w:rFonts w:eastAsia="Microsoft YaHei"/>
-        </w:rPr>
-        <w:t xml:space="preserve">Сеанс </w:t>
-      </w:r>
-      <w:proofErr w:type="spellStart"/>
-      <w:r>
-        <w:rPr>
-          <w:rFonts w:eastAsia="Microsoft YaHei"/>
-        </w:rPr>
-        <w:t>видеовстречи</w:t>
-      </w:r>
-      <w:proofErr w:type="spellEnd"/>
-      <w:r>
-        <w:rPr>
-          <w:rFonts w:eastAsia="Microsoft YaHei"/>
-        </w:rPr>
-        <w:t xml:space="preserve"> → Сообщение чата: связь (</w:t>
-      </w:r>
-      <w:proofErr w:type="gramStart"/>
-      <w:r>
-        <w:rPr>
-          <w:rFonts w:eastAsia="Microsoft YaHei"/>
-        </w:rPr>
-        <w:t>1:М</w:t>
-      </w:r>
-      <w:proofErr w:type="gramEnd"/>
-      <w:r>
-        <w:rPr>
-          <w:rFonts w:eastAsia="Microsoft YaHei"/>
-        </w:rPr>
-        <w:t>), чат изолирован в пределах одной комнаты.</w:t>
-      </w:r>
-    </w:p>
-    <w:p>
-      <w:pPr>
-        <w:rPr>
-          <w:rFonts w:eastAsia="Microsoft YaHei"/>
-        </w:rPr>
-      </w:pPr>
-      <w:r>
-        <w:rPr>
-          <w:rFonts w:eastAsia="Microsoft YaHei"/>
-        </w:rPr>
-        <w:t xml:space="preserve">Данная логическая модель обеспечивает эффективное хранение и обработку данных для разрабатываемой системы, позволяя структурировать информацию о пользователях, управлять жизненным циклом </w:t>
-      </w:r>
-      <w:proofErr w:type="spellStart"/>
-      <w:r>
-        <w:rPr>
-          <w:rFonts w:eastAsia="Microsoft YaHei"/>
-        </w:rPr>
-        <w:t>видеосессий</w:t>
-      </w:r>
-      <w:proofErr w:type="spellEnd"/>
-      <w:r>
-        <w:rPr>
-          <w:rFonts w:eastAsia="Microsoft YaHei"/>
-        </w:rPr>
-        <w:t>, сохранять результаты анализа в гибком событийном формате и обеспечивать строгую ссылочную целостность через механизмы каскадного удаления и ограничений уникальности и внешних ключей.</w:t>
-      </w:r>
-    </w:p>
-    <w:p>
-      <w:pPr>
-        <w:spacing w:after="200"/>
-        <w:rPr>
-          <w:rFonts w:eastAsia="Microsoft YaHei"/>
-        </w:rPr>
-      </w:pPr>
-      <w:r>
-        <w:rPr>
-          <w:rFonts w:eastAsia="Microsoft YaHei"/>
-        </w:rPr>
-        <w:br w:type="page"/>
-      </w:r>
-    </w:p>
-    <w:p>
-      <w:pPr>
-        <w:pStyle w:val="1"/>
-      </w:pPr>
-      <w:bookmarkStart w:id="31" w:name="_Toc232928772"/>
-      <w:r>
-        <w:lastRenderedPageBreak/>
-        <w:t>РЕАЛИЗАЦИЯ И ИССЛЕДОВАНИЕ</w:t>
-      </w:r>
-      <w:bookmarkEnd w:id="31"/>
-    </w:p>
-    <w:p>
-      <w:pPr>
-        <w:contextualSpacing/>
-      </w:pPr>
-      <w:r>
-        <w:t>После этапа проектирования следующим ключевым этапом выполнения работы является разработка и описание программного комплекса. В данной главе представлена детальная информация об архитектуре системы, составе модулей, технологическом стеке, алгоритмах обработки данных и принципах их интеграции в единую рабочую среду.</w:t>
-      </w:r>
-    </w:p>
-    <w:p>
-      <w:pPr>
-        <w:pStyle w:val="2"/>
-      </w:pPr>
-      <w:bookmarkStart w:id="32" w:name="_Toc229467889"/>
-      <w:bookmarkStart w:id="33" w:name="_Toc232928773"/>
-      <w:r>
-        <w:t>Общая архитектура программного комплекса</w:t>
-      </w:r>
-      <w:bookmarkEnd w:id="32"/>
-      <w:bookmarkEnd w:id="33"/>
-    </w:p>
-    <w:p>
-      <w:pPr>
-        <w:contextualSpacing/>
-      </w:pPr>
-      <w:r>
-        <w:t xml:space="preserve">Разработанный программный комплекс представляет собой веб-платформу для планирования онлайн-сессий, проведения </w:t>
-      </w:r>
-      <w:proofErr w:type="spellStart"/>
-      <w:r>
-        <w:t>видеовстреч</w:t>
-      </w:r>
-      <w:proofErr w:type="spellEnd"/>
-      <w:r>
-        <w:t xml:space="preserve"> в браузере, сбора мультимодальной аналитики (речь, мимика, эмоции) и формирования отчётности для организатора. Архитектура системы построена по клиент-серверной модели с выделением ресурсоёмких задач искусственного интеллекта в отдельные </w:t>
-      </w:r>
-      <w:proofErr w:type="spellStart"/>
-      <w:r>
-        <w:t>микросервисы</w:t>
-      </w:r>
-      <w:proofErr w:type="spellEnd"/>
-      <w:r>
-        <w:t>.</w:t>
-      </w:r>
-    </w:p>
-    <w:p>
-      <w:pPr>
-        <w:contextualSpacing/>
-      </w:pPr>
-      <w:r>
-        <w:t xml:space="preserve">Комплекс организован в виде </w:t>
-      </w:r>
-      <w:proofErr w:type="spellStart"/>
-      <w:r>
-        <w:t>монорепозитория</w:t>
-      </w:r>
-      <w:proofErr w:type="spellEnd"/>
-      <w:r>
-        <w:t xml:space="preserve">, что обеспечивает согласованность интерфейсов, упрощает управление зависимостями и ускоряет процесс разработки. </w:t>
-      </w:r>
-      <w:proofErr w:type="spellStart"/>
-      <w:r>
-        <w:t>Оркестрация</w:t>
-      </w:r>
-      <w:proofErr w:type="spellEnd"/>
-      <w:r>
-        <w:t xml:space="preserve"> сервисов осуществляется с помощью средств контейнеризации, поддерживающих базовый профиль (клиентская часть, серверная часть, СУБД) и опциональный профиль искусственного интеллекта (AI-шлюз, сервис распознавания речи).</w:t>
-      </w:r>
-    </w:p>
-    <w:p>
-      <w:pPr>
-        <w:contextualSpacing/>
-      </w:pPr>
-      <w:r>
-        <w:t>Взаимодействие между компонентами реализовано через два основных канала:</w:t>
-      </w:r>
-    </w:p>
-    <w:p>
-      <w:pPr>
-        <w:pStyle w:val="af9"/>
-        <w:numPr>
-          <w:ilvl w:val="0"/>
-          <w:numId w:val="5"/>
-        </w:numPr>
-      </w:pPr>
-      <w:r>
-        <w:t>REST API – для управления сессиями, аутентификации, получения исторических данных и отчётов;</w:t>
-      </w:r>
-    </w:p>
-    <w:p>
-      <w:pPr>
-        <w:pStyle w:val="af9"/>
-        <w:numPr>
-          <w:ilvl w:val="0"/>
-          <w:numId w:val="5"/>
-        </w:numPr>
-      </w:pPr>
-      <w:proofErr w:type="spellStart"/>
-      <w:r>
-        <w:t>WebSocket</w:t>
-      </w:r>
-      <w:proofErr w:type="spellEnd"/>
-      <w:r>
-        <w:t xml:space="preserve"> – для </w:t>
-      </w:r>
-      <w:proofErr w:type="spellStart"/>
-      <w:r>
-        <w:t>низкозадержочного</w:t>
-      </w:r>
-      <w:proofErr w:type="spellEnd"/>
-      <w:r>
-        <w:t xml:space="preserve"> обмена </w:t>
-      </w:r>
-      <w:proofErr w:type="spellStart"/>
-      <w:r>
-        <w:t>медиаданными</w:t>
-      </w:r>
-      <w:proofErr w:type="spellEnd"/>
-      <w:r>
-        <w:t>, событиями встречи, потоковой аналитикой и чатом в реальном времени.</w:t>
-      </w:r>
-    </w:p>
-    <w:p>
-      <w:pPr>
-        <w:contextualSpacing/>
-      </w:pPr>
-      <w:r>
-        <w:t>Такая модульная архитектура позволяет независимо развивать клиентскую часть, серверную логику и алгоритмы ИИ, заменять модели распознавания без перекомпиляции основной системы и масштабировать вычислительные ресурсы под нагрузку.</w:t>
-      </w:r>
-    </w:p>
-    <w:p>
-      <w:pPr>
-        <w:pStyle w:val="2"/>
-      </w:pPr>
-      <w:bookmarkStart w:id="34" w:name="_Toc229467890"/>
-      <w:bookmarkStart w:id="35" w:name="_Toc232928774"/>
-      <w:r>
-        <w:lastRenderedPageBreak/>
-        <w:t>Модуль пользовательского интерфейса и клиентской логики</w:t>
-      </w:r>
-      <w:bookmarkEnd w:id="34"/>
-      <w:bookmarkEnd w:id="35"/>
-    </w:p>
-    <w:p>
-      <w:pPr>
-        <w:contextualSpacing/>
-      </w:pPr>
-      <w:r>
-        <w:t xml:space="preserve">Клиентская часть реализована как одностраничное приложение (SPA) на базе стека </w:t>
-      </w:r>
-      <w:proofErr w:type="spellStart"/>
-      <w:r>
-        <w:t>React</w:t>
-      </w:r>
-      <w:proofErr w:type="spellEnd"/>
-      <w:r>
-        <w:t xml:space="preserve">, </w:t>
-      </w:r>
-      <w:proofErr w:type="spellStart"/>
-      <w:r>
-        <w:t>TypeScript</w:t>
-      </w:r>
-      <w:proofErr w:type="spellEnd"/>
-      <w:r>
-        <w:t xml:space="preserve"> и сборщика </w:t>
-      </w:r>
-      <w:proofErr w:type="spellStart"/>
-      <w:r>
-        <w:t>Vite</w:t>
-      </w:r>
-      <w:proofErr w:type="spellEnd"/>
-      <w:r>
-        <w:t>. Интерфейс спроектирован с учётом принципов компонентного подхода и разделения ответственности.</w:t>
-      </w:r>
-    </w:p>
-    <w:p>
-      <w:pPr>
-        <w:contextualSpacing/>
-      </w:pPr>
-      <w:r>
-        <w:t>Ключевые элементы реализации:</w:t>
-      </w:r>
-    </w:p>
-    <w:p>
-      <w:pPr>
-        <w:pStyle w:val="af9"/>
-        <w:numPr>
-          <w:ilvl w:val="0"/>
-          <w:numId w:val="5"/>
-        </w:numPr>
-      </w:pPr>
-      <w:r>
-        <w:t>Маршрутизация осуществляется через специализированную библиотеку. Основные экраны: авторизация, список сессий, страница встречи, страница отчёта. Конфигурация доступности функций вынесена в отдельный конфигурационный файл.</w:t>
-      </w:r>
-    </w:p>
-    <w:p>
-      <w:pPr>
-        <w:pStyle w:val="af9"/>
-        <w:numPr>
-          <w:ilvl w:val="0"/>
-          <w:numId w:val="5"/>
-        </w:numPr>
-      </w:pPr>
-      <w:r>
-        <w:t>Управление состоянием разделено на два уровня: глобальное серверное состояние кэшируется и синхронизируется через специализированную библиотеку запросов, а локальное состояние встречи (список участников, уведомления, статусы медиа) управляется через легковесное хранилище состояния.</w:t>
-      </w:r>
-    </w:p>
-    <w:p>
-      <w:pPr>
-        <w:pStyle w:val="af9"/>
-        <w:numPr>
-          <w:ilvl w:val="0"/>
-          <w:numId w:val="5"/>
-        </w:numPr>
-      </w:pPr>
-      <w:proofErr w:type="spellStart"/>
-      <w:r>
-        <w:t>WebSocket</w:t>
-      </w:r>
-      <w:proofErr w:type="spellEnd"/>
-      <w:r>
-        <w:t xml:space="preserve">-механизм обеспечивает автоматическое </w:t>
-      </w:r>
-      <w:proofErr w:type="spellStart"/>
-      <w:r>
-        <w:t>переподключение</w:t>
-      </w:r>
-      <w:proofErr w:type="spellEnd"/>
-      <w:r>
-        <w:t>, обработку сигналов активности и маршрутизацию входящих событий. Разбор доменных событий делегирован специализированной функции, которая обновляет состояние, показывает уведомления и реагирует на завершение встречи.</w:t>
+      </w:pPr>
+      <w:r>
+        <w:t>WebSocket-механизм обеспечивает автоматическое переподключение, обработку сигналов активности и маршрутизацию входящих событий. Разбор доменных событий делегирован специализированной функции, которая обновляет состояние, показывает уведомления и реагирует на завершение встречи.</w:t>
       </w:r>
     </w:p>
     <w:p>
@@ -22811,15 +19691,7 @@
       <w:bookmarkStart w:id="38" w:name="_Toc229467891"/>
       <w:bookmarkStart w:id="39" w:name="_Toc232928775"/>
       <w:r>
-        <w:t xml:space="preserve">Серверный модуль управления сессиями и </w:t>
-      </w:r>
-      <w:proofErr w:type="spellStart"/>
-      <w:r>
-        <w:t>WebSocket</w:t>
-      </w:r>
-      <w:proofErr w:type="spellEnd"/>
-      <w:r>
-        <w:t>-коммуникации</w:t>
+        <w:t>Серверный модуль управления сессиями и WebSocket-коммуникации</w:t>
       </w:r>
       <w:bookmarkEnd w:id="38"/>
       <w:bookmarkEnd w:id="39"/>
@@ -22829,15 +19701,7 @@
         <w:contextualSpacing/>
       </w:pPr>
       <w:r>
-        <w:t xml:space="preserve">Серверная часть написана на языке Go с использованием веб-фреймворка </w:t>
-      </w:r>
-      <w:proofErr w:type="spellStart"/>
-      <w:r>
-        <w:t>Gin</w:t>
-      </w:r>
-      <w:proofErr w:type="spellEnd"/>
-      <w:r>
-        <w:t>. Точка входа выполняет инициализацию подключения к СУБД, настройку CORS, регистрацию промежуточного ПО и маршрутов.</w:t>
+        <w:t>Серверная часть написана на языке Go с использованием веб-фреймворка Gin. Точка входа выполняет инициализацию подключения к СУБД, настройку CORS, регистрацию промежуточного ПО и маршрутов.</w:t>
       </w:r>
     </w:p>
     <w:p>
@@ -22857,15 +19721,7 @@
         </w:numPr>
       </w:pPr>
       <w:r>
-        <w:t xml:space="preserve">Цепочка </w:t>
-      </w:r>
-      <w:proofErr w:type="spellStart"/>
-      <w:r>
-        <w:t>middleware</w:t>
-      </w:r>
-      <w:proofErr w:type="spellEnd"/>
-      <w:r>
-        <w:t>: восстановление после сбоев → идентификация запроса → логирование доступа → CORS → ограничение попыток входа → проверка аутентификации. Такая последовательность обеспечивает отказоустойчивость, аудит запросов, защиту от подбора паролей и контроль доступа.</w:t>
+        <w:t>Цепочка middleware: восстановление после сбоев → идентификация запроса → логирование доступа → CORS → ограничение попыток входа → проверка аутентификации. Такая последовательность обеспечивает отказоустойчивость, аудит запросов, защиту от подбора паролей и контроль доступа.</w:t>
       </w:r>
     </w:p>
     <w:p>
@@ -22876,13 +19732,8 @@
           <w:numId w:val="5"/>
         </w:numPr>
       </w:pPr>
-      <w:proofErr w:type="spellStart"/>
-      <w:r>
-        <w:t>WebSocket</w:t>
-      </w:r>
-      <w:proofErr w:type="spellEnd"/>
-      <w:r>
-        <w:t>-хаб управляет пулом соединений по идентификатору сессии. При получении сообщения о присоединении сервер сохраняет метаданные подключения, рассылает событие о новом участнике всем клиентам и отправляет новому участнику текущий список присутствующих.</w:t>
+      <w:r>
+        <w:t>WebSocket-хаб управляет пулом соединений по идентификатору сессии. При получении сообщения о присоединении сервер сохраняет метаданные подключения, рассылает событие о новом участнике всем клиентам и отправляет новому участнику текущий список присутствующих.</w:t>
       </w:r>
     </w:p>
     <w:p>
@@ -22894,27 +19745,11 @@
         </w:numPr>
       </w:pPr>
       <w:r>
-        <w:t xml:space="preserve">Обработка медиа-событий: сообщения типов «кадр», «аудио», «сообщение чата» маршрутизируются к зарегистрированным обработчикам. События аналитики (текстовый анализ, </w:t>
-      </w:r>
-      <w:proofErr w:type="spellStart"/>
-      <w:r>
-        <w:t>аудиоанализ</w:t>
-      </w:r>
-      <w:proofErr w:type="spellEnd"/>
-      <w:r>
-        <w:t xml:space="preserve">, </w:t>
+        <w:t xml:space="preserve">Обработка медиа-событий: сообщения типов «кадр», «аудио», «сообщение чата» маршрутизируются к зарегистрированным обработчикам. События аналитики (текстовый анализ, аудиоанализ, </w:t>
       </w:r>
       <w:r>
         <w:lastRenderedPageBreak/>
-        <w:t xml:space="preserve">анализ лица, эмоции) записываются в таблицу событий и одновременно транслируются клиентам. Отладочные сообщения не сохраняются в БД, а сразу передаются по </w:t>
-      </w:r>
-      <w:proofErr w:type="spellStart"/>
-      <w:r>
-        <w:t>WebSocket</w:t>
-      </w:r>
-      <w:proofErr w:type="spellEnd"/>
-      <w:r>
-        <w:t xml:space="preserve"> для снижения нагрузки на дисковую подсистему.</w:t>
+        <w:t>анализ лица, эмоции) записываются в таблицу событий и одновременно транслируются клиентам. Отладочные сообщения не сохраняются в БД, а сразу передаются по WebSocket для снижения нагрузки на дисковую подсистему.</w:t>
       </w:r>
     </w:p>
     <w:p>
@@ -22946,15 +19781,7 @@
         <w:contextualSpacing/>
       </w:pPr>
       <w:r>
-        <w:t>Подсистема безопасности реализована на основе архитектуры без сохранения состояния (</w:t>
-      </w:r>
-      <w:proofErr w:type="spellStart"/>
-      <w:r>
-        <w:t>stateless</w:t>
-      </w:r>
-      <w:proofErr w:type="spellEnd"/>
-      <w:r>
-        <w:t>) с применением технологии JWT. Процесс аутентификации пользователя состоит из следующих этапов</w:t>
+        <w:t>Подсистема безопасности реализована на основе архитектуры без сохранения состояния (stateless) с применением технологии JWT. Процесс аутентификации пользователя состоит из следующих этапов</w:t>
       </w:r>
       <w:r>
         <w:t>:</w:t>
@@ -22969,15 +19796,7 @@
         <w:contextualSpacing/>
       </w:pPr>
       <w:r>
-        <w:t xml:space="preserve">Проверку учётных данных через запрос входа с валидацией </w:t>
-      </w:r>
-      <w:proofErr w:type="spellStart"/>
-      <w:r>
-        <w:t>хеша</w:t>
-      </w:r>
-      <w:proofErr w:type="spellEnd"/>
-      <w:r>
-        <w:t xml:space="preserve"> пароля.</w:t>
+        <w:t>Проверку учётных данных через запрос входа с валидацией хеша пароля.</w:t>
       </w:r>
     </w:p>
     <w:p>
@@ -23045,15 +19864,7 @@
         </w:numPr>
       </w:pPr>
       <w:r>
-        <w:t xml:space="preserve">В продакшн-окружении предполагается использование HTTPS/WSS, строгих CORS-правил и безопасных </w:t>
-      </w:r>
-      <w:proofErr w:type="spellStart"/>
-      <w:r>
-        <w:t>cookie</w:t>
-      </w:r>
-      <w:proofErr w:type="spellEnd"/>
-      <w:r>
-        <w:t xml:space="preserve"> для токенов обновления.</w:t>
+        <w:t>В продакшн-окружении предполагается использование HTTPS/WSS, строгих CORS-правил и безопасных cookie для токенов обновления.</w:t>
       </w:r>
     </w:p>
     <w:p>
@@ -23063,30 +19874,17 @@
       <w:bookmarkStart w:id="42" w:name="_Toc229467893"/>
       <w:bookmarkStart w:id="43" w:name="_Toc232928777"/>
       <w:r>
-        <w:t xml:space="preserve">Модуль захвата и передачи </w:t>
-      </w:r>
-      <w:proofErr w:type="spellStart"/>
-      <w:r>
-        <w:t>медиапотоков</w:t>
+        <w:t>Модуль захвата и передачи медиапотоков</w:t>
       </w:r>
       <w:bookmarkEnd w:id="42"/>
       <w:bookmarkEnd w:id="43"/>
-      <w:proofErr w:type="spellEnd"/>
     </w:p>
     <w:p>
       <w:pPr>
         <w:contextualSpacing/>
       </w:pPr>
       <w:r>
-        <w:t xml:space="preserve">Захват </w:t>
-      </w:r>
-      <w:proofErr w:type="spellStart"/>
-      <w:r>
-        <w:t>медиаданных</w:t>
-      </w:r>
-      <w:proofErr w:type="spellEnd"/>
-      <w:r>
-        <w:t xml:space="preserve"> на стороне клиента реализован через нативные браузерные API без использования сторонних плагинов.</w:t>
+        <w:t>Захват медиаданных на стороне клиента реализован через нативные браузерные API без использования сторонних плагинов.</w:t>
       </w:r>
     </w:p>
     <w:p>
@@ -23102,23 +19900,7 @@
       </w:r>
       <w:r>
         <w:lastRenderedPageBreak/>
-        <w:t xml:space="preserve">применяется стратегия кумулятивного накопления </w:t>
-      </w:r>
-      <w:proofErr w:type="spellStart"/>
-      <w:r>
-        <w:t>чанков</w:t>
-      </w:r>
-      <w:proofErr w:type="spellEnd"/>
-      <w:r>
-        <w:t xml:space="preserve">: вместо отправки изолированных фрагментов система формирует непрерывный буфер, содержащий инициализирующий сегмент и последующие кластеры. Буфер кодируется в Base64 и отправляется по </w:t>
-      </w:r>
-      <w:proofErr w:type="spellStart"/>
-      <w:r>
-        <w:t>WebSocket</w:t>
-      </w:r>
-      <w:proofErr w:type="spellEnd"/>
-      <w:r>
-        <w:t xml:space="preserve"> с заданным интервалом или по достижению лимита размера.</w:t>
+        <w:t>применяется стратегия кумулятивного накопления чанков: вместо отправки изолированных фрагментов система формирует непрерывный буфер, содержащий инициализирующий сегмент и последующие кластеры. Буфер кодируется в Base64 и отправляется по WebSocket с заданным интервалом или по достижению лимита размера.</w:t>
       </w:r>
     </w:p>
     <w:p>
@@ -23130,23 +19912,7 @@
         </w:numPr>
       </w:pPr>
       <w:r>
-        <w:t xml:space="preserve">Видео: кадры для анализа лица захватываются с </w:t>
-      </w:r>
-      <w:proofErr w:type="spellStart"/>
-      <w:r>
-        <w:t>видеоэлемента</w:t>
-      </w:r>
-      <w:proofErr w:type="spellEnd"/>
-      <w:r>
-        <w:t xml:space="preserve"> через </w:t>
-      </w:r>
-      <w:proofErr w:type="spellStart"/>
-      <w:r>
-        <w:t>canvas</w:t>
-      </w:r>
-      <w:proofErr w:type="spellEnd"/>
-      <w:r>
-        <w:t xml:space="preserve"> с фиксированным интервалом. Изображение конвертируется в JPEG Base64 и передаётся типом «кадр». Такой подход балансирует между частотой обновления аналитики и пропускной способностью канала.</w:t>
+        <w:t>Видео: кадры для анализа лица захватываются с видеоэлемента через canvas с фиксированным интервалом. Изображение конвертируется в JPEG Base64 и передаётся типом «кадр». Такой подход балансирует между частотой обновления аналитики и пропускной способностью канала.</w:t>
       </w:r>
     </w:p>
     <w:p>
@@ -23189,21 +19955,11 @@
     </w:p>
     <w:p>
       <w:r>
-        <w:t xml:space="preserve">Для анализа видеопотока используется </w:t>
-      </w:r>
-      <w:proofErr w:type="spellStart"/>
-      <w:r>
-        <w:t>сверточная</w:t>
-      </w:r>
-      <w:proofErr w:type="spellEnd"/>
-      <w:r>
-        <w:t xml:space="preserve"> нейронная сеть (CNN), которая обучается на датасете изображений лиц (например, FER2013). Классификация эмоций (радость, грусть, гнев и т.д.) выполняется с помощью функции активации </w:t>
-      </w:r>
-      <w:proofErr w:type="spellStart"/>
+        <w:t xml:space="preserve">Для анализа видеопотока используется сверточная нейронная сеть (CNN), которая обучается на датасете изображений лиц (например, FER2013). Классификация эмоций (радость, грусть, гнев и т.д.) выполняется с помощью функции активации </w:t>
+      </w:r>
       <w:r>
         <w:t>Softmax</w:t>
       </w:r>
-      <w:proofErr w:type="spellEnd"/>
       <w:r>
         <w:t>:</w:t>
       </w:r>
@@ -23541,21 +20297,8 @@
         <w:t xml:space="preserve">Для оценки качества модели используется функция потерь </w:t>
       </w:r>
       <w:r>
-        <w:t>Cross-</w:t>
-      </w:r>
-      <w:proofErr w:type="spellStart"/>
-      <w:r>
-        <w:t>Entropy</w:t>
-      </w:r>
-      <w:proofErr w:type="spellEnd"/>
-      <w:r>
-        <w:t xml:space="preserve"> </w:t>
-      </w:r>
-      <w:proofErr w:type="spellStart"/>
-      <w:r>
-        <w:t>Loss</w:t>
-      </w:r>
-      <w:proofErr w:type="spellEnd"/>
+        <w:t>Cross-Entropy Loss</w:t>
+      </w:r>
       <w:r>
         <w:t>:</w:t>
       </w:r>
@@ -23949,39 +20692,7 @@
     </w:p>
     <w:p>
       <w:r>
-        <w:t xml:space="preserve">Для анализа аудиопотока применяются мел-частотные </w:t>
-      </w:r>
-      <w:proofErr w:type="spellStart"/>
-      <w:r>
-        <w:t>кепстральные</w:t>
-      </w:r>
-      <w:proofErr w:type="spellEnd"/>
-      <w:r>
-        <w:t xml:space="preserve"> коэффициенты (MFCC), которые извлекаются из голосовых данных. Классификация выполняется рекуррентной нейронной сетью (RNN) с функцией активации </w:t>
-      </w:r>
-      <w:proofErr w:type="spellStart"/>
-      <w:r>
-        <w:t>Softmax</w:t>
-      </w:r>
-      <w:proofErr w:type="spellEnd"/>
-      <w:r>
-        <w:t>. Точность модели также оценивается через Cross-</w:t>
-      </w:r>
-      <w:proofErr w:type="spellStart"/>
-      <w:r>
-        <w:t>Entropy</w:t>
-      </w:r>
-      <w:proofErr w:type="spellEnd"/>
-      <w:r>
-        <w:t xml:space="preserve"> </w:t>
-      </w:r>
-      <w:proofErr w:type="spellStart"/>
-      <w:r>
-        <w:t>Loss</w:t>
-      </w:r>
-      <w:proofErr w:type="spellEnd"/>
-      <w:r>
-        <w:t>.</w:t>
+        <w:t>Для анализа аудиопотока применяются мел-частотные кепстральные коэффициенты (MFCC), которые извлекаются из голосовых данных. Классификация выполняется рекуррентной нейронной сетью (RNN) с функцией активации Softmax. Точность модели также оценивается через Cross-Entropy Loss.</w:t>
       </w:r>
     </w:p>
     <w:p>
@@ -24002,7 +20713,6 @@
           <w:numId w:val="5"/>
         </w:numPr>
       </w:pPr>
-      <w:proofErr w:type="spellStart"/>
       <w:r>
         <w:rPr>
           <w:b/>
@@ -24010,7 +20720,6 @@
         </w:rPr>
         <w:t>Accuracy</w:t>
       </w:r>
-      <w:proofErr w:type="spellEnd"/>
       <w:r>
         <w:t>: доля правильно классифицированных эмоций,</w:t>
       </w:r>
@@ -24023,7 +20732,6 @@
           <w:numId w:val="5"/>
         </w:numPr>
       </w:pPr>
-      <w:proofErr w:type="spellStart"/>
       <w:r>
         <w:rPr>
           <w:b/>
@@ -24031,7 +20739,6 @@
         </w:rPr>
         <w:t>Loss</w:t>
       </w:r>
-      <w:proofErr w:type="spellEnd"/>
       <w:r>
         <w:t>: значение функции потерь, отражающее расхождение между предсказаниями и истинными значениями.</w:t>
       </w:r>
@@ -24205,31 +20912,7 @@
     </w:p>
     <w:p>
       <w:r>
-        <w:t xml:space="preserve">Поток обработки аудиоданных: производится захват </w:t>
-      </w:r>
-      <w:proofErr w:type="spellStart"/>
-      <w:r>
-        <w:t>аудиочанков</w:t>
-      </w:r>
-      <w:proofErr w:type="spellEnd"/>
-      <w:r>
-        <w:t xml:space="preserve">, после чего выполняется </w:t>
-      </w:r>
-      <w:proofErr w:type="spellStart"/>
-      <w:r>
-        <w:t>транскрибация</w:t>
-      </w:r>
-      <w:proofErr w:type="spellEnd"/>
-      <w:r>
-        <w:t xml:space="preserve"> речи с преобразованием аудиосигнала в текстовое представление. Результаты </w:t>
-      </w:r>
-      <w:proofErr w:type="spellStart"/>
-      <w:r>
-        <w:t>транскрибации</w:t>
-      </w:r>
-      <w:proofErr w:type="spellEnd"/>
-      <w:r>
-        <w:t xml:space="preserve"> сохраняются в базу данных.</w:t>
+        <w:t>Поток обработки аудиоданных: производится захват аудиочанков, после чего выполняется транскрибация речи с преобразованием аудиосигнала в текстовое представление. Результаты транскрибации сохраняются в базу данных.</w:t>
       </w:r>
     </w:p>
     <w:p>
@@ -24265,15 +20948,7 @@
         <w:contextualSpacing/>
       </w:pPr>
       <w:r>
-        <w:t xml:space="preserve">Вычислительные задачи ИИ вынесены в отдельный сервис (AI-шлюз) и сервис распознавания речи на языке Python. Шлюз взаимодействует с серверной частью через </w:t>
-      </w:r>
-      <w:proofErr w:type="spellStart"/>
-      <w:r>
-        <w:t>WebSocket</w:t>
-      </w:r>
-      <w:proofErr w:type="spellEnd"/>
-      <w:r>
-        <w:t xml:space="preserve"> и конфигурируется через JSON-файлы с поддержкой горячей перезагрузки.</w:t>
+        <w:t>Вычислительные задачи ИИ вынесены в отдельный сервис (AI-шлюз) и сервис распознавания речи на языке Python. Шлюз взаимодействует с серверной частью через WebSocket и конфигурируется через JSON-файлы с поддержкой горячей перезагрузки.</w:t>
       </w:r>
     </w:p>
     <w:p>
@@ -24297,137 +20972,113 @@
         <w:contextualSpacing/>
       </w:pPr>
       <w:r>
-        <w:t>Задача распознавания эмоций по выражению лица (</w:t>
-      </w:r>
-      <w:proofErr w:type="spellStart"/>
-      <w:r>
-        <w:t>Facial</w:t>
-      </w:r>
-      <w:proofErr w:type="spellEnd"/>
+        <w:t>Задача распознавания эмоций по выражению лица (Facial Expression Recognition, FER) является одной из ключевых в области компьютерного зрения и аффективных вычислений</w:t>
+      </w:r>
+      <w:r>
+        <w:t>[</w:t>
+      </w:r>
+      <w:r>
+        <w:fldChar w:fldCharType="begin"/>
+      </w:r>
+      <w:r>
+        <w:instrText xml:space="preserve"> REF _Ref229768210 \r \h </w:instrText>
+      </w:r>
+      <w:r>
+        <w:instrText xml:space="preserve"> \* MERGEFORMAT </w:instrText>
+      </w:r>
+      <w:r>
+        <w:fldChar w:fldCharType="separate"/>
+      </w:r>
+      <w:r>
+        <w:t>1</w:t>
+      </w:r>
+      <w:r>
+        <w:fldChar w:fldCharType="end"/>
+      </w:r>
+      <w:r>
+        <w:t>,</w:t>
+      </w:r>
       <w:r>
         <w:t xml:space="preserve"> </w:t>
       </w:r>
-      <w:proofErr w:type="spellStart"/>
-      <w:r>
-        <w:t>Expression</w:t>
-      </w:r>
-      <w:proofErr w:type="spellEnd"/>
-      <w:r>
-        <w:t xml:space="preserve"> </w:t>
-      </w:r>
-      <w:proofErr w:type="spellStart"/>
-      <w:r>
-        <w:t>Recognition</w:t>
-      </w:r>
-      <w:proofErr w:type="spellEnd"/>
-      <w:r>
-        <w:t>, FER) является одной из ключевых в области компьютерного зрения и аффективных вычислений</w:t>
-      </w:r>
-      <w:r>
-        <w:t>[</w:t>
-      </w:r>
-      <w:r>
+      <w:r>
+        <w:rPr>
+          <w:lang w:val="en-US"/>
+        </w:rPr>
         <w:fldChar w:fldCharType="begin"/>
       </w:r>
       <w:r>
-        <w:instrText xml:space="preserve"> REF _Ref229768210 \r \h </w:instrText>
-      </w:r>
-      <w:r>
-        <w:instrText xml:space="preserve"> \* MERGEFORMAT </w:instrText>
-      </w:r>
-      <w:r>
+        <w:instrText xml:space="preserve"> </w:instrText>
+      </w:r>
+      <w:r>
+        <w:rPr>
+          <w:lang w:val="en-US"/>
+        </w:rPr>
+        <w:instrText>REF</w:instrText>
+      </w:r>
+      <w:r>
+        <w:instrText xml:space="preserve"> _</w:instrText>
+      </w:r>
+      <w:r>
+        <w:rPr>
+          <w:lang w:val="en-US"/>
+        </w:rPr>
+        <w:instrText>Ref</w:instrText>
+      </w:r>
+      <w:r>
+        <w:instrText>229768249 \</w:instrText>
+      </w:r>
+      <w:r>
+        <w:rPr>
+          <w:lang w:val="en-US"/>
+        </w:rPr>
+        <w:instrText>r</w:instrText>
+      </w:r>
+      <w:r>
+        <w:instrText xml:space="preserve"> \</w:instrText>
+      </w:r>
+      <w:r>
+        <w:rPr>
+          <w:lang w:val="en-US"/>
+        </w:rPr>
+        <w:instrText>h</w:instrText>
+      </w:r>
+      <w:r>
+        <w:instrText xml:space="preserve"> </w:instrText>
+      </w:r>
+      <w:r>
+        <w:instrText xml:space="preserve"> \* </w:instrText>
+      </w:r>
+      <w:r>
+        <w:rPr>
+          <w:lang w:val="en-US"/>
+        </w:rPr>
+        <w:instrText>MERGEFORMAT</w:instrText>
+      </w:r>
+      <w:r>
+        <w:instrText xml:space="preserve"> </w:instrText>
+      </w:r>
+      <w:r>
+        <w:rPr>
+          <w:lang w:val="en-US"/>
+        </w:rPr>
+      </w:r>
+      <w:r>
+        <w:rPr>
+          <w:lang w:val="en-US"/>
+        </w:rPr>
         <w:fldChar w:fldCharType="separate"/>
       </w:r>
       <w:r>
-        <w:t>1</w:t>
-      </w:r>
-      <w:r>
+        <w:t>7</w:t>
+      </w:r>
+      <w:r>
+        <w:rPr>
+          <w:lang w:val="en-US"/>
+        </w:rPr>
         <w:fldChar w:fldCharType="end"/>
       </w:r>
       <w:r>
-        <w:t>,</w:t>
-      </w:r>
-      <w:r>
-        <w:t xml:space="preserve"> </w:t>
-      </w:r>
-      <w:r>
-        <w:rPr>
-          <w:lang w:val="en-US"/>
-        </w:rPr>
-        <w:fldChar w:fldCharType="begin"/>
-      </w:r>
-      <w:r>
-        <w:instrText xml:space="preserve"> </w:instrText>
-      </w:r>
-      <w:r>
-        <w:rPr>
-          <w:lang w:val="en-US"/>
-        </w:rPr>
-        <w:instrText>REF</w:instrText>
-      </w:r>
-      <w:r>
-        <w:instrText xml:space="preserve"> _</w:instrText>
-      </w:r>
-      <w:r>
-        <w:rPr>
-          <w:lang w:val="en-US"/>
-        </w:rPr>
-        <w:instrText>Ref</w:instrText>
-      </w:r>
-      <w:r>
-        <w:instrText>229768249 \</w:instrText>
-      </w:r>
-      <w:r>
-        <w:rPr>
-          <w:lang w:val="en-US"/>
-        </w:rPr>
-        <w:instrText>r</w:instrText>
-      </w:r>
-      <w:r>
-        <w:instrText xml:space="preserve"> \</w:instrText>
-      </w:r>
-      <w:r>
-        <w:rPr>
-          <w:lang w:val="en-US"/>
-        </w:rPr>
-        <w:instrText>h</w:instrText>
-      </w:r>
-      <w:r>
-        <w:instrText xml:space="preserve"> </w:instrText>
-      </w:r>
-      <w:r>
-        <w:instrText xml:space="preserve"> \* </w:instrText>
-      </w:r>
-      <w:r>
-        <w:rPr>
-          <w:lang w:val="en-US"/>
-        </w:rPr>
-        <w:instrText>MERGEFORMAT</w:instrText>
-      </w:r>
-      <w:r>
-        <w:instrText xml:space="preserve"> </w:instrText>
-      </w:r>
-      <w:r>
-        <w:rPr>
-          <w:lang w:val="en-US"/>
-        </w:rPr>
-      </w:r>
-      <w:r>
-        <w:rPr>
-          <w:lang w:val="en-US"/>
-        </w:rPr>
-        <w:fldChar w:fldCharType="separate"/>
-      </w:r>
-      <w:r>
-        <w:t>7</w:t>
-      </w:r>
-      <w:r>
-        <w:rPr>
-          <w:lang w:val="en-US"/>
-        </w:rPr>
-        <w:fldChar w:fldCharType="end"/>
-      </w:r>
-      <w:r>
         <w:t>]</w:t>
       </w:r>
       <w:r>
@@ -24439,15 +21090,7 @@
         <w:contextualSpacing/>
       </w:pPr>
       <w:r>
-        <w:t>Первым шагом является локализация лица на изображении и определение ключевых точек (</w:t>
-      </w:r>
-      <w:proofErr w:type="spellStart"/>
-      <w:r>
-        <w:t>landmarks</w:t>
-      </w:r>
-      <w:proofErr w:type="spellEnd"/>
-      <w:r>
-        <w:t>). Для этого применяются следующие подходы:</w:t>
+        <w:t>Первым шагом является локализация лица на изображении и определение ключевых точек (landmarks). Для этого применяются следующие подходы:</w:t>
       </w:r>
     </w:p>
     <w:p>
@@ -24459,39 +21102,7 @@
         <w:contextualSpacing/>
       </w:pPr>
       <w:r>
-        <w:t xml:space="preserve">Active </w:t>
-      </w:r>
-      <w:proofErr w:type="spellStart"/>
-      <w:r>
-        <w:t>Shape</w:t>
-      </w:r>
-      <w:proofErr w:type="spellEnd"/>
-      <w:r>
-        <w:t xml:space="preserve"> </w:t>
-      </w:r>
-      <w:proofErr w:type="spellStart"/>
-      <w:r>
-        <w:t>Models</w:t>
-      </w:r>
-      <w:proofErr w:type="spellEnd"/>
-      <w:r>
-        <w:t xml:space="preserve"> (ASM) и Active </w:t>
-      </w:r>
-      <w:proofErr w:type="spellStart"/>
-      <w:r>
-        <w:t>Appearance</w:t>
-      </w:r>
-      <w:proofErr w:type="spellEnd"/>
-      <w:r>
-        <w:t xml:space="preserve"> </w:t>
-      </w:r>
-      <w:proofErr w:type="spellStart"/>
-      <w:r>
-        <w:t>Models</w:t>
-      </w:r>
-      <w:proofErr w:type="spellEnd"/>
-      <w:r>
-        <w:t xml:space="preserve"> (AAM) – классические статистические методы, которые строят параметрическое представление формы лица на основе обучающей выборки. Эти модели </w:t>
+        <w:t xml:space="preserve">Active Shape Models (ASM) и Active Appearance Models (AAM) – классические статистические методы, которые строят параметрическое представление формы лица на основе обучающей выборки. Эти модели </w:t>
       </w:r>
       <w:r>
         <w:lastRenderedPageBreak/>
@@ -24518,29 +21129,8 @@
           <w:numId w:val="5"/>
         </w:numPr>
       </w:pPr>
-      <w:proofErr w:type="spellStart"/>
-      <w:r>
-        <w:t>BlazeFace</w:t>
-      </w:r>
-      <w:proofErr w:type="spellEnd"/>
-      <w:r>
-        <w:t xml:space="preserve"> – легковесная </w:t>
-      </w:r>
-      <w:proofErr w:type="spellStart"/>
-      <w:r>
-        <w:t>свёрточная</w:t>
-      </w:r>
-      <w:proofErr w:type="spellEnd"/>
-      <w:r>
-        <w:t xml:space="preserve"> нейронная сеть, оптимизированная для работы в реальном времени на мобильных устройствах. Использует якорные точки (</w:t>
-      </w:r>
-      <w:proofErr w:type="spellStart"/>
-      <w:r>
-        <w:t>anchors</w:t>
-      </w:r>
-      <w:proofErr w:type="spellEnd"/>
-      <w:r>
-        <w:t>) и предсказывает ограничивающие рамки лиц.</w:t>
+      <w:r>
+        <w:t>BlazeFace – легковесная свёрточная нейронная сеть, оптимизированная для работы в реальном времени на мобильных устройствах. Использует якорные точки (anchors) и предсказывает ограничивающие рамки лиц.</w:t>
       </w:r>
     </w:p>
     <w:p>
@@ -24552,23 +21142,7 @@
         </w:numPr>
       </w:pPr>
       <w:r>
-        <w:t>MTCNN (Multi-</w:t>
-      </w:r>
-      <w:proofErr w:type="spellStart"/>
-      <w:r>
-        <w:t>task</w:t>
-      </w:r>
-      <w:proofErr w:type="spellEnd"/>
-      <w:r>
-        <w:t xml:space="preserve"> </w:t>
-      </w:r>
-      <w:proofErr w:type="spellStart"/>
-      <w:r>
-        <w:t>Cascaded</w:t>
-      </w:r>
-      <w:proofErr w:type="spellEnd"/>
-      <w:r>
-        <w:t xml:space="preserve"> CNN) – каскадная архитектура из трёх нейронных сетей, которые последовательно уточняют положение лица и определяют 5 ключевых точек (углы глаз, кончик носа, уголки рта)</w:t>
+        <w:t>MTCNN (Multi-task Cascaded CNN) – каскадная архитектура из трёх нейронных сетей, которые последовательно уточняют положение лица и определяют 5 ключевых точек (углы глаз, кончик носа, уголки рта)</w:t>
       </w:r>
       <w:r>
         <w:t>[</w:t>
@@ -24603,31 +21177,7 @@
         <w:contextualSpacing/>
       </w:pPr>
       <w:r>
-        <w:t>Принцип работы MTCNN заключается в последовательной обработке изображения тремя нейронными сетями: P-Net (</w:t>
-      </w:r>
-      <w:proofErr w:type="spellStart"/>
-      <w:r>
-        <w:t>Proposal</w:t>
-      </w:r>
-      <w:proofErr w:type="spellEnd"/>
-      <w:r>
-        <w:t xml:space="preserve"> Network) генерирует кандидаты на расположение лиц, R-Net (</w:t>
-      </w:r>
-      <w:proofErr w:type="spellStart"/>
-      <w:r>
-        <w:t>Refine</w:t>
-      </w:r>
-      <w:proofErr w:type="spellEnd"/>
-      <w:r>
-        <w:t xml:space="preserve"> Network) отсеивает ложные срабатывания и уточняет границы, O-Net (</w:t>
-      </w:r>
-      <w:proofErr w:type="spellStart"/>
-      <w:r>
-        <w:t>Output</w:t>
-      </w:r>
-      <w:proofErr w:type="spellEnd"/>
-      <w:r>
-        <w:t xml:space="preserve"> Network) выполняет финальную проверку и определяет пять ключевых точек. Такая каскадная архитектура обеспечивает высокую скорость детекции при сохранении точности. Структура сети MTCNN представлена на рисунке</w:t>
+        <w:t>Принцип работы MTCNN заключается в последовательной обработке изображения тремя нейронными сетями: P-Net (Proposal Network) генерирует кандидаты на расположение лиц, R-Net (Refine Network) отсеивает ложные срабатывания и уточняет границы, O-Net (Output Network) выполняет финальную проверку и определяет пять ключевых точек. Такая каскадная архитектура обеспечивает высокую скорость детекции при сохранении точности. Структура сети MTCNN представлена на рисунке</w:t>
       </w:r>
       <w:r>
         <w:rPr>
@@ -24810,15 +21360,7 @@
         <w:contextualSpacing/>
       </w:pPr>
       <w:r>
-        <w:t>После детектирования выполняется выравнивание (</w:t>
-      </w:r>
-      <w:proofErr w:type="spellStart"/>
-      <w:r>
-        <w:t>alignment</w:t>
-      </w:r>
-      <w:proofErr w:type="spellEnd"/>
-      <w:r>
-        <w:t>) – геометрическая трансформация лица к каноническому виду на основе ключевых точек. Это повышает точность последующей классификации эмоций.</w:t>
+        <w:t>После детектирования выполняется выравнивание (alignment) – геометрическая трансформация лица к каноническому виду на основе ключевых точек. Это повышает точность последующей классификации эмоций.</w:t>
       </w:r>
     </w:p>
     <w:p>
@@ -24827,31 +21369,7 @@
       </w:pPr>
       <w:r>
         <w:lastRenderedPageBreak/>
-        <w:t xml:space="preserve">Классификация эмоций выполняется с помощью </w:t>
-      </w:r>
-      <w:proofErr w:type="spellStart"/>
-      <w:r>
-        <w:t>свёрточных</w:t>
-      </w:r>
-      <w:proofErr w:type="spellEnd"/>
-      <w:r>
-        <w:t xml:space="preserve"> нейронных сетей (CNN). В разработанной системе используется библиотека </w:t>
-      </w:r>
-      <w:proofErr w:type="spellStart"/>
-      <w:r>
-        <w:t>DeepFace</w:t>
-      </w:r>
-      <w:proofErr w:type="spellEnd"/>
-      <w:r>
-        <w:t xml:space="preserve">, которая представляет собой мета-библиотеку, включающую несколько </w:t>
-      </w:r>
-      <w:proofErr w:type="spellStart"/>
-      <w:r>
-        <w:t>предобученных</w:t>
-      </w:r>
-      <w:proofErr w:type="spellEnd"/>
-      <w:r>
-        <w:t xml:space="preserve"> архитектур:</w:t>
+        <w:t>Классификация эмоций выполняется с помощью свёрточных нейронных сетей (CNN). В разработанной системе используется библиотека DeepFace, которая представляет собой мета-библиотеку, включающую несколько предобученных архитектур:</w:t>
       </w:r>
     </w:p>
     <w:p>
@@ -24863,15 +21381,7 @@
         <w:contextualSpacing/>
       </w:pPr>
       <w:r>
-        <w:t xml:space="preserve">VGG-Face – глубокая сеть с 16-19 </w:t>
-      </w:r>
-      <w:proofErr w:type="spellStart"/>
-      <w:r>
-        <w:t>свёрточными</w:t>
-      </w:r>
-      <w:proofErr w:type="spellEnd"/>
-      <w:r>
-        <w:t xml:space="preserve"> слоями, изначально обученная для задачи распознавания лиц, но адаптируемая для классификации эмоций.</w:t>
+        <w:t>VGG-Face – глубокая сеть с 16-19 свёрточными слоями, изначально обученная для задачи распознавания лиц, но адаптируемая для классификации эмоций.</w:t>
       </w:r>
     </w:p>
     <w:p>
@@ -24883,23 +21393,7 @@
         <w:contextualSpacing/>
       </w:pPr>
       <w:r>
-        <w:t xml:space="preserve">Facenet512 – архитектура, использующая </w:t>
-      </w:r>
-      <w:proofErr w:type="spellStart"/>
-      <w:r>
-        <w:t>triplet</w:t>
-      </w:r>
-      <w:proofErr w:type="spellEnd"/>
-      <w:r>
-        <w:t xml:space="preserve"> </w:t>
-      </w:r>
-      <w:proofErr w:type="spellStart"/>
-      <w:r>
-        <w:t>loss</w:t>
-      </w:r>
-      <w:proofErr w:type="spellEnd"/>
-      <w:r>
-        <w:t xml:space="preserve"> для обучения вложений лиц в компактное пространство признаков.</w:t>
+        <w:t>Facenet512 – архитектура, использующая triplet loss для обучения вложений лиц в компактное пространство признаков.</w:t>
       </w:r>
     </w:p>
     <w:p>
@@ -24910,13 +21404,8 @@
         </w:numPr>
         <w:contextualSpacing/>
       </w:pPr>
-      <w:proofErr w:type="spellStart"/>
-      <w:r>
-        <w:t>EfficientNet</w:t>
-      </w:r>
-      <w:proofErr w:type="spellEnd"/>
-      <w:r>
-        <w:t xml:space="preserve"> – семейство сетей, оптимизированных по соотношению точности и вычислительной сложности.</w:t>
+      <w:r>
+        <w:t>EfficientNet – семейство сетей, оптимизированных по соотношению точности и вычислительной сложности.</w:t>
       </w:r>
     </w:p>
     <w:p>
@@ -24924,15 +21413,7 @@
         <w:contextualSpacing/>
       </w:pPr>
       <w:r>
-        <w:t xml:space="preserve">Архитектура VGG-16, лежащая в основе модели VGG-Face, характеризуется использованием малых </w:t>
-      </w:r>
-      <w:proofErr w:type="spellStart"/>
-      <w:r>
-        <w:t>свёрточных</w:t>
-      </w:r>
-      <w:proofErr w:type="spellEnd"/>
-      <w:r>
-        <w:t xml:space="preserve"> фильтров 3×3 на всех слоях и последовательным увеличением количества каналов с уменьшением пространственной </w:t>
+        <w:t xml:space="preserve">Архитектура VGG-16, лежащая в основе модели VGG-Face, характеризуется использованием малых свёрточных фильтров 3×3 на всех слоях и последовательным увеличением количества каналов с уменьшением пространственной </w:t>
       </w:r>
       <w:r>
         <w:t>размерности [</w:t>
@@ -24959,23 +21440,7 @@
         <w:t>]</w:t>
       </w:r>
       <w:r>
-        <w:t xml:space="preserve">. Сеть содержит 13 </w:t>
-      </w:r>
-      <w:proofErr w:type="spellStart"/>
-      <w:r>
-        <w:t>свёрточных</w:t>
-      </w:r>
-      <w:proofErr w:type="spellEnd"/>
-      <w:r>
-        <w:t xml:space="preserve"> слоёв и 3 </w:t>
-      </w:r>
-      <w:proofErr w:type="spellStart"/>
-      <w:r>
-        <w:t>полносвязных</w:t>
-      </w:r>
-      <w:proofErr w:type="spellEnd"/>
-      <w:r>
-        <w:t xml:space="preserve"> слоя, что обеспечивает глубокое извлечение признаков лица. Блок-схема архитектуры VGG-16 представлена на рисунке</w:t>
+        <w:t>. Сеть содержит 13 свёрточных слоёв и 3 полносвязных слоя, что обеспечивает глубокое извлечение признаков лица. Блок-схема архитектуры VGG-16 представлена на рисунке</w:t>
       </w:r>
       <w:r>
         <w:rPr>
@@ -25159,44 +21624,15 @@
         <w:pStyle w:val="3"/>
       </w:pPr>
       <w:r>
-        <w:t xml:space="preserve">Модель </w:t>
-      </w:r>
-      <w:proofErr w:type="spellStart"/>
-      <w:r>
-        <w:t>MediaPipe</w:t>
-      </w:r>
-      <w:proofErr w:type="spellEnd"/>
-      <w:r>
-        <w:t xml:space="preserve"> Face </w:t>
-      </w:r>
-      <w:proofErr w:type="spellStart"/>
-      <w:r>
-        <w:t>Landmarker</w:t>
-      </w:r>
-      <w:proofErr w:type="spellEnd"/>
+        <w:t>Модель MediaPipe Face Landmarker</w:t>
+      </w:r>
     </w:p>
     <w:p>
       <w:pPr>
         <w:contextualSpacing/>
       </w:pPr>
       <w:r>
-        <w:t xml:space="preserve">Опционально в системе реализована поддержка </w:t>
-      </w:r>
-      <w:proofErr w:type="spellStart"/>
-      <w:r>
-        <w:t>MediaPipe</w:t>
-      </w:r>
-      <w:proofErr w:type="spellEnd"/>
-      <w:r>
-        <w:t xml:space="preserve"> Face </w:t>
-      </w:r>
-      <w:proofErr w:type="spellStart"/>
-      <w:r>
-        <w:t>Landmarker</w:t>
-      </w:r>
-      <w:proofErr w:type="spellEnd"/>
-      <w:r>
-        <w:t xml:space="preserve"> от Google, которая строит плотную сетку из 468 трёхмерных ключевых точек на лице</w:t>
+        <w:t>Опционально в системе реализована поддержка MediaPipe Face Landmarker от Google, которая строит плотную сетку из 468 трёхмерных ключевых точек на лице</w:t>
       </w:r>
       <w:r>
         <w:t xml:space="preserve"> [</w:t>
@@ -25235,15 +21671,7 @@
         </w:numPr>
       </w:pPr>
       <w:r>
-        <w:t xml:space="preserve">Оценивать </w:t>
-      </w:r>
-      <w:proofErr w:type="spellStart"/>
-      <w:r>
-        <w:t>blendshape</w:t>
-      </w:r>
-      <w:proofErr w:type="spellEnd"/>
-      <w:r>
-        <w:t>-коэффициенты – параметры, описывающие активность групп лицевых мышц (например, поднятие бровей, растягивание рта);</w:t>
+        <w:t>Оценивать blendshape-коэффициенты – параметры, описывающие активность групп лицевых мышц (например, поднятие бровей, растягивание рта);</w:t>
       </w:r>
     </w:p>
     <w:p>
@@ -25256,31 +21684,7 @@
       </w:pPr>
       <w:r>
         <w:lastRenderedPageBreak/>
-        <w:t>Вычислять углы поворота головы (</w:t>
-      </w:r>
-      <w:proofErr w:type="spellStart"/>
-      <w:r>
-        <w:t>yaw</w:t>
-      </w:r>
-      <w:proofErr w:type="spellEnd"/>
-      <w:r>
-        <w:t xml:space="preserve">, </w:t>
-      </w:r>
-      <w:proofErr w:type="spellStart"/>
-      <w:r>
-        <w:t>pitch</w:t>
-      </w:r>
-      <w:proofErr w:type="spellEnd"/>
-      <w:r>
-        <w:t xml:space="preserve">, </w:t>
-      </w:r>
-      <w:proofErr w:type="spellStart"/>
-      <w:r>
-        <w:t>roll</w:t>
-      </w:r>
-      <w:proofErr w:type="spellEnd"/>
-      <w:r>
-        <w:t>) для анализа позы;</w:t>
+        <w:t>Вычислять углы поворота головы (yaw, pitch, roll) для анализа позы;</w:t>
       </w:r>
     </w:p>
     <w:p>
@@ -25292,44 +21696,15 @@
         </w:numPr>
       </w:pPr>
       <w:r>
-        <w:t xml:space="preserve">Отслеживать </w:t>
-      </w:r>
-      <w:proofErr w:type="spellStart"/>
-      <w:r>
-        <w:t>микровыражения</w:t>
-      </w:r>
-      <w:proofErr w:type="spellEnd"/>
-      <w:r>
-        <w:t xml:space="preserve"> – кратковременные изменения выражения лица длительностью 1/25–1/5 секунды.</w:t>
+        <w:t>Отслеживать микровыражения – кратковременные изменения выражения лица длительностью 1/25–1/5 секунды.</w:t>
       </w:r>
     </w:p>
     <w:p>
       <w:pPr>
         <w:contextualSpacing/>
       </w:pPr>
-      <w:proofErr w:type="spellStart"/>
-      <w:r>
-        <w:t>MediaPipe</w:t>
-      </w:r>
-      <w:proofErr w:type="spellEnd"/>
-      <w:r>
-        <w:t xml:space="preserve"> Face </w:t>
-      </w:r>
-      <w:proofErr w:type="spellStart"/>
-      <w:r>
-        <w:t>Landmarker</w:t>
-      </w:r>
-      <w:proofErr w:type="spellEnd"/>
-      <w:r>
-        <w:t xml:space="preserve"> использует </w:t>
-      </w:r>
-      <w:proofErr w:type="spellStart"/>
-      <w:r>
-        <w:t>encoder-decoder</w:t>
-      </w:r>
-      <w:proofErr w:type="spellEnd"/>
-      <w:r>
-        <w:t xml:space="preserve"> архитектуру на базе трансформеров для построения детальной трёхмерной модели лица. Сетка из 468 точек охватывает контуры глаз, бровей, носа, губ и овала лица, позволяя точно отслеживать мимику и положение головы в пространстве. Визуализация сетки ключевых точек представлена на рисунке </w:t>
+      <w:r>
+        <w:t xml:space="preserve">MediaPipe Face Landmarker использует encoder-decoder архитектуру на базе трансформеров для построения детальной трёхмерной модели лица. Сетка из 468 точек охватывает контуры глаз, бровей, носа, губ и овала лица, позволяя точно отслеживать мимику и положение головы в пространстве. Визуализация сетки ключевых точек представлена на рисунке </w:t>
       </w:r>
       <w:r>
         <w:fldChar w:fldCharType="begin"/>
@@ -25499,36 +21874,8 @@
           <w:color w:val="000000" w:themeColor="text1"/>
           <w:lang w:eastAsia="en-US" w:bidi="he-IL"/>
         </w:rPr>
-        <w:t xml:space="preserve"> Сетка ключевых точек </w:t>
-      </w:r>
-      <w:proofErr w:type="spellStart"/>
-      <w:r>
-        <w:rPr>
-          <w:rFonts w:eastAsiaTheme="minorHAnsi"/>
-          <w:color w:val="000000" w:themeColor="text1"/>
-          <w:lang w:eastAsia="en-US" w:bidi="he-IL"/>
-        </w:rPr>
-        <w:t>MediaPipe</w:t>
-      </w:r>
-      <w:proofErr w:type="spellEnd"/>
-      <w:r>
-        <w:rPr>
-          <w:rFonts w:eastAsiaTheme="minorHAnsi"/>
-          <w:color w:val="000000" w:themeColor="text1"/>
-          <w:lang w:eastAsia="en-US" w:bidi="he-IL"/>
-        </w:rPr>
-        <w:t xml:space="preserve"> Face </w:t>
-      </w:r>
-      <w:proofErr w:type="spellStart"/>
-      <w:r>
-        <w:rPr>
-          <w:rFonts w:eastAsiaTheme="minorHAnsi"/>
-          <w:color w:val="000000" w:themeColor="text1"/>
-          <w:lang w:eastAsia="en-US" w:bidi="he-IL"/>
-        </w:rPr>
-        <w:t>Landmarker</w:t>
-      </w:r>
-      <w:proofErr w:type="spellEnd"/>
+        <w:t xml:space="preserve"> Сетка ключевых точек MediaPipe Face Landmarker</w:t>
+      </w:r>
     </w:p>
     <w:p>
       <w:pPr>
@@ -25555,15 +21902,7 @@
         </w:numPr>
       </w:pPr>
       <w:r>
-        <w:t>Радость (</w:t>
-      </w:r>
-      <w:proofErr w:type="spellStart"/>
-      <w:r>
-        <w:t>happiness</w:t>
-      </w:r>
-      <w:proofErr w:type="spellEnd"/>
-      <w:r>
-        <w:t>) – поднятие уголков рта, появление морщин вокруг глаз;</w:t>
+        <w:t>Радость (happiness) – поднятие уголков рта, появление морщин вокруг глаз;</w:t>
       </w:r>
     </w:p>
     <w:p>
@@ -25575,15 +21914,7 @@
         </w:numPr>
       </w:pPr>
       <w:r>
-        <w:t>Грусть (</w:t>
-      </w:r>
-      <w:proofErr w:type="spellStart"/>
-      <w:r>
-        <w:t>sadness</w:t>
-      </w:r>
-      <w:proofErr w:type="spellEnd"/>
-      <w:r>
-        <w:t>) – опускание уголков рта, поднятие внутренних уголков бровей;</w:t>
+        <w:t>Грусть (sadness) – опускание уголков рта, поднятие внутренних уголков бровей;</w:t>
       </w:r>
     </w:p>
     <w:p>
@@ -25595,15 +21926,7 @@
         </w:numPr>
       </w:pPr>
       <w:r>
-        <w:t>Гнев (</w:t>
-      </w:r>
-      <w:proofErr w:type="spellStart"/>
-      <w:r>
-        <w:t>anger</w:t>
-      </w:r>
-      <w:proofErr w:type="spellEnd"/>
-      <w:r>
-        <w:t>) – опускание бровей, сужение глаз, напряжение губ;</w:t>
+        <w:t>Гнев (anger) – опускание бровей, сужение глаз, напряжение губ;</w:t>
       </w:r>
     </w:p>
     <w:p>
@@ -25615,15 +21938,7 @@
         </w:numPr>
       </w:pPr>
       <w:r>
-        <w:t>Страх (</w:t>
-      </w:r>
-      <w:proofErr w:type="spellStart"/>
-      <w:r>
-        <w:t>fear</w:t>
-      </w:r>
-      <w:proofErr w:type="spellEnd"/>
-      <w:r>
-        <w:t>) – поднятие верхних век, растягивание рта;</w:t>
+        <w:t>Страх (fear) – поднятие верхних век, растягивание рта;</w:t>
       </w:r>
     </w:p>
     <w:p>
@@ -25636,15 +21951,7 @@
       </w:pPr>
       <w:r>
         <w:lastRenderedPageBreak/>
-        <w:t>Удивление (</w:t>
-      </w:r>
-      <w:proofErr w:type="spellStart"/>
-      <w:r>
-        <w:t>surprise</w:t>
-      </w:r>
-      <w:proofErr w:type="spellEnd"/>
-      <w:r>
-        <w:t>) – поднятие бровей, расширение глаз, открытие рта;</w:t>
+        <w:t>Удивление (surprise) – поднятие бровей, расширение глаз, открытие рта;</w:t>
       </w:r>
     </w:p>
     <w:p>
@@ -25656,15 +21963,7 @@
         </w:numPr>
       </w:pPr>
       <w:r>
-        <w:t>Отвращение (</w:t>
-      </w:r>
-      <w:proofErr w:type="spellStart"/>
-      <w:r>
-        <w:t>disgust</w:t>
-      </w:r>
-      <w:proofErr w:type="spellEnd"/>
-      <w:r>
-        <w:t>) – поднятие верхней губы, морщинистый нос.</w:t>
+        <w:t>Отвращение (disgust) – поднятие верхней губы, морщинистый нос.</w:t>
       </w:r>
     </w:p>
     <w:p>
@@ -25699,15 +21998,7 @@
         <w:t>]</w:t>
       </w:r>
       <w:r>
-        <w:t xml:space="preserve">. Каждая эмоция характеризуется уникальным паттерном активации лицевых мышц (Action </w:t>
-      </w:r>
-      <w:proofErr w:type="spellStart"/>
-      <w:r>
-        <w:t>Units</w:t>
-      </w:r>
-      <w:proofErr w:type="spellEnd"/>
-      <w:r>
-        <w:t xml:space="preserve">), который может быть распознан алгоритмами компьютерного зрения. Иллюстрация шести базовых эмоций по Экману представлена на рисунке </w:t>
+        <w:t xml:space="preserve">. Каждая эмоция характеризуется уникальным паттерном активации лицевых мышц (Action Units), который может быть распознан алгоритмами компьютерного зрения. Иллюстрация шести базовых эмоций по Экману представлена на рисунке </w:t>
       </w:r>
       <w:r>
         <w:fldChar w:fldCharType="begin"/>
@@ -25880,23 +22171,7 @@
         <w:contextualSpacing/>
       </w:pPr>
       <w:r>
-        <w:t xml:space="preserve">Для предотвращения перегрузки ЦП/ГПУ реализован семафор, ограничивающий количество параллельных </w:t>
-      </w:r>
-      <w:proofErr w:type="spellStart"/>
-      <w:r>
-        <w:t>инференсов</w:t>
-      </w:r>
-      <w:proofErr w:type="spellEnd"/>
-      <w:r>
-        <w:t xml:space="preserve">. Результаты публикуются как события «анализ лица» (сохраняется в БД) и «отладочная информация о лице» (только </w:t>
-      </w:r>
-      <w:proofErr w:type="spellStart"/>
-      <w:r>
-        <w:t>live</w:t>
-      </w:r>
-      <w:proofErr w:type="spellEnd"/>
-      <w:r>
-        <w:t>-трансляция).</w:t>
+        <w:t>Для предотвращения перегрузки ЦП/ГПУ реализован семафор, ограничивающий количество параллельных инференсов. Результаты публикуются как события «анализ лица» (сохраняется в БД) и «отладочная информация о лице» (только live-трансляция).</w:t>
       </w:r>
     </w:p>
     <w:p>
@@ -25921,124 +22196,68 @@
       </w:pPr>
       <w:r>
         <w:lastRenderedPageBreak/>
-        <w:t>Автоматическое распознавание речи (</w:t>
-      </w:r>
-      <w:proofErr w:type="spellStart"/>
-      <w:r>
-        <w:t>Automatic</w:t>
-      </w:r>
-      <w:proofErr w:type="spellEnd"/>
+        <w:t>Автоматическое распознавание речи (Automatic Speech Recognition, ASR) – это технология преобразования акустического сигнала в текстовое представление.</w:t>
+      </w:r>
+    </w:p>
+    <w:p>
+      <w:pPr>
+        <w:contextualSpacing/>
+      </w:pPr>
+      <w:r>
+        <w:t xml:space="preserve">Современные </w:t>
+      </w:r>
+      <w:r>
+        <w:rPr>
+          <w:lang w:val="en-US"/>
+        </w:rPr>
+        <w:t>ASR</w:t>
+      </w:r>
+      <w:r>
+        <w:t>-системы основаны на архитектурах глубокого обучения, в частности на трансформерах. Архитектура трансформера включает энкодер и декодер, взаимодействующие через механизм внимания, что позволяет эффективно обрабатывать последовательности данных.</w:t>
+      </w:r>
+    </w:p>
+    <w:p>
+      <w:pPr>
+        <w:contextualSpacing/>
+      </w:pPr>
+      <w:r>
+        <w:t xml:space="preserve">Архитектура </w:t>
+      </w:r>
+      <w:r>
+        <w:rPr>
+          <w:lang w:val="en-US"/>
+        </w:rPr>
+        <w:t>Transformer</w:t>
+      </w:r>
+      <w:r>
+        <w:t xml:space="preserve">, предложенная </w:t>
+      </w:r>
+      <w:r>
+        <w:rPr>
+          <w:lang w:val="en-US"/>
+        </w:rPr>
+        <w:t>Vaswani</w:t>
+      </w:r>
       <w:r>
         <w:t xml:space="preserve"> </w:t>
       </w:r>
-      <w:proofErr w:type="spellStart"/>
-      <w:r>
-        <w:t>Speech</w:t>
-      </w:r>
-      <w:proofErr w:type="spellEnd"/>
+      <w:r>
+        <w:rPr>
+          <w:lang w:val="en-US"/>
+        </w:rPr>
+        <w:t>et</w:t>
+      </w:r>
       <w:r>
         <w:t xml:space="preserve"> </w:t>
       </w:r>
-      <w:proofErr w:type="spellStart"/>
-      <w:r>
-        <w:t>Recognition</w:t>
-      </w:r>
-      <w:proofErr w:type="spellEnd"/>
-      <w:r>
-        <w:t>, ASR) – это технология преобразования акустического сигнала в текстовое представление.</w:t>
-      </w:r>
-    </w:p>
-    <w:p>
-      <w:pPr>
-        <w:contextualSpacing/>
-      </w:pPr>
-      <w:r>
-        <w:t xml:space="preserve">Современные </w:t>
-      </w:r>
       <w:r>
         <w:rPr>
           <w:lang w:val="en-US"/>
         </w:rPr>
-        <w:t>ASR</w:t>
-      </w:r>
-      <w:r>
-        <w:t xml:space="preserve">-системы основаны на архитектурах глубокого обучения, в частности на трансформерах. Архитектура трансформера включает </w:t>
-      </w:r>
-      <w:proofErr w:type="spellStart"/>
-      <w:r>
-        <w:t>энкодер</w:t>
-      </w:r>
-      <w:proofErr w:type="spellEnd"/>
-      <w:r>
-        <w:t xml:space="preserve"> и декодер, взаимодействующие через механизм внимания, что позволяет эффективно обрабатывать последовательности данных.</w:t>
-      </w:r>
-    </w:p>
-    <w:p>
-      <w:pPr>
-        <w:contextualSpacing/>
-      </w:pPr>
-      <w:r>
-        <w:t xml:space="preserve">Архитектура </w:t>
-      </w:r>
-      <w:r>
-        <w:rPr>
-          <w:lang w:val="en-US"/>
-        </w:rPr>
-        <w:t>Transformer</w:t>
-      </w:r>
-      <w:r>
-        <w:t xml:space="preserve">, предложенная </w:t>
-      </w:r>
-      <w:r>
-        <w:rPr>
-          <w:lang w:val="en-US"/>
-        </w:rPr>
-        <w:t>Vaswani</w:t>
-      </w:r>
-      <w:r>
-        <w:t xml:space="preserve"> </w:t>
-      </w:r>
-      <w:r>
-        <w:rPr>
-          <w:lang w:val="en-US"/>
-        </w:rPr>
-        <w:t>et</w:t>
-      </w:r>
-      <w:r>
-        <w:t xml:space="preserve"> </w:t>
-      </w:r>
-      <w:r>
-        <w:rPr>
-          <w:lang w:val="en-US"/>
-        </w:rPr>
         <w:t>al</w:t>
       </w:r>
       <w:r>
-        <w:t xml:space="preserve">. в 2017 году, полностью отказалась от рекуррентных и </w:t>
-      </w:r>
-      <w:proofErr w:type="spellStart"/>
-      <w:r>
-        <w:t>свёрточных</w:t>
-      </w:r>
-      <w:proofErr w:type="spellEnd"/>
-      <w:r>
-        <w:t xml:space="preserve"> слоёв в пользу механизма </w:t>
-      </w:r>
-      <w:proofErr w:type="spellStart"/>
-      <w:r>
-        <w:t>самовнимания</w:t>
-      </w:r>
-      <w:proofErr w:type="spellEnd"/>
-      <w:r>
-        <w:t xml:space="preserve">, что позволило эффективно </w:t>
-      </w:r>
-      <w:proofErr w:type="spellStart"/>
-      <w:r>
-        <w:t>параллелить</w:t>
-      </w:r>
-      <w:proofErr w:type="spellEnd"/>
-      <w:r>
-        <w:t xml:space="preserve"> вычисления и обрабатывать длинные последовательности</w:t>
+        <w:t>. в 2017 году, полностью отказалась от рекуррентных и свёрточных слоёв в пользу механизма самовнимания, что позволило эффективно параллелить вычисления и обрабатывать длинные последовательности</w:t>
       </w:r>
       <w:r>
         <w:t xml:space="preserve"> [</w:t>
@@ -26065,23 +22284,7 @@
         <w:t>]</w:t>
       </w:r>
       <w:r>
-        <w:t xml:space="preserve">. Модель состоит из </w:t>
-      </w:r>
-      <w:proofErr w:type="spellStart"/>
-      <w:r>
-        <w:t>энкодера</w:t>
-      </w:r>
-      <w:proofErr w:type="spellEnd"/>
-      <w:r>
-        <w:t xml:space="preserve"> и декодера, каждый из которых содержит многоголовое внимание, </w:t>
-      </w:r>
-      <w:proofErr w:type="spellStart"/>
-      <w:r>
-        <w:t>полносвязные</w:t>
-      </w:r>
-      <w:proofErr w:type="spellEnd"/>
-      <w:r>
-        <w:t xml:space="preserve"> слои и нормализацию. </w:t>
+        <w:t xml:space="preserve">. Модель состоит из энкодера и декодера, каждый из которых содержит многоголовое внимание, полносвязные слои и нормализацию. </w:t>
       </w:r>
       <w:r>
         <w:t xml:space="preserve">Общая архитектура </w:t>
@@ -26290,51 +22493,23 @@
           <w:color w:val="000000" w:themeColor="text1"/>
           <w:lang w:eastAsia="en-US" w:bidi="he-IL"/>
         </w:rPr>
-        <w:t xml:space="preserve"> Архитектура </w:t>
-      </w:r>
-      <w:proofErr w:type="spellStart"/>
-      <w:r>
-        <w:rPr>
-          <w:rFonts w:eastAsiaTheme="minorHAnsi"/>
-          <w:color w:val="000000" w:themeColor="text1"/>
-          <w:lang w:eastAsia="en-US" w:bidi="he-IL"/>
-        </w:rPr>
-        <w:t>Transformer</w:t>
-      </w:r>
-      <w:proofErr w:type="spellEnd"/>
+        <w:t xml:space="preserve"> Архитектура Transformer</w:t>
+      </w:r>
     </w:p>
     <w:p>
       <w:pPr>
         <w:pStyle w:val="3"/>
       </w:pPr>
-      <w:proofErr w:type="spellStart"/>
       <w:r>
         <w:t>Whisper</w:t>
       </w:r>
-      <w:proofErr w:type="spellEnd"/>
     </w:p>
     <w:p>
       <w:pPr>
         <w:contextualSpacing/>
       </w:pPr>
       <w:r>
-        <w:t xml:space="preserve">В разработанной системе используется модель </w:t>
-      </w:r>
-      <w:proofErr w:type="spellStart"/>
-      <w:r>
-        <w:t>Whisper</w:t>
-      </w:r>
-      <w:proofErr w:type="spellEnd"/>
-      <w:r>
-        <w:t xml:space="preserve"> от OpenAI, которая представляет собой </w:t>
-      </w:r>
-      <w:proofErr w:type="spellStart"/>
-      <w:r>
-        <w:t>encoder-decoder</w:t>
-      </w:r>
-      <w:proofErr w:type="spellEnd"/>
-      <w:r>
-        <w:t xml:space="preserve"> трансформер, обученный на 680 000 часов размеченных аудиоданных. Основные компоненты архитектуры:</w:t>
+        <w:t>В разработанной системе используется модель Whisper от OpenAI, которая представляет собой encoder-decoder трансформер, обученный на 680 000 часов размеченных аудиоданных. Основные компоненты архитектуры:</w:t>
       </w:r>
     </w:p>
     <w:p>
@@ -26357,13 +22532,8 @@
         </w:numPr>
         <w:contextualSpacing/>
       </w:pPr>
-      <w:proofErr w:type="spellStart"/>
-      <w:r>
-        <w:t>Энкодер</w:t>
-      </w:r>
-      <w:proofErr w:type="spellEnd"/>
-      <w:r>
-        <w:t>: последовательность из N идентичных блоков каждый из которых содержит:</w:t>
+      <w:r>
+        <w:t>Энкодер: последовательность из N идентичных блоков каждый из которых содержит:</w:t>
       </w:r>
     </w:p>
     <w:p>
@@ -26376,15 +22546,7 @@
       </w:pPr>
       <w:r>
         <w:lastRenderedPageBreak/>
-        <w:t xml:space="preserve">Механизм </w:t>
-      </w:r>
-      <w:proofErr w:type="spellStart"/>
-      <w:r>
-        <w:t>самовнимания</w:t>
-      </w:r>
-      <w:proofErr w:type="spellEnd"/>
-      <w:r>
-        <w:t xml:space="preserve"> – позволяет каждому временному шагу «видеть» все остальные шаги и взвешивать их важность;</w:t>
+        <w:t>Механизм самовнимания – позволяет каждому временному шагу «видеть» все остальные шаги и взвешивать их важность;</w:t>
       </w:r>
     </w:p>
     <w:p>
@@ -26407,13 +22569,8 @@
           <w:numId w:val="5"/>
         </w:numPr>
       </w:pPr>
-      <w:proofErr w:type="spellStart"/>
-      <w:r>
-        <w:t>Полносвязные</w:t>
-      </w:r>
-      <w:proofErr w:type="spellEnd"/>
-      <w:r>
-        <w:t xml:space="preserve"> слои для нелинейной трансформации признаков.</w:t>
+      <w:r>
+        <w:t>Полносвязные слои для нелинейной трансформации признаков.</w:t>
       </w:r>
     </w:p>
     <w:p>
@@ -26425,23 +22582,7 @@
         <w:contextualSpacing/>
       </w:pPr>
       <w:r>
-        <w:t xml:space="preserve">Декодер: аналогичная структура, но с добавлением кросс-внимания, которое связывает декодер с выходом </w:t>
-      </w:r>
-      <w:proofErr w:type="spellStart"/>
-      <w:r>
-        <w:t>энкодера</w:t>
-      </w:r>
-      <w:proofErr w:type="spellEnd"/>
-      <w:r>
-        <w:t xml:space="preserve">. Декодер генерирует текстовые токены </w:t>
-      </w:r>
-      <w:proofErr w:type="spellStart"/>
-      <w:r>
-        <w:t>авторегрессионно</w:t>
-      </w:r>
-      <w:proofErr w:type="spellEnd"/>
-      <w:r>
-        <w:t xml:space="preserve"> (каждый следующий токен зависит от предыдущих).</w:t>
+        <w:t>Декодер: аналогичная структура, но с добавлением кросс-внимания, которое связывает декодер с выходом энкодера. Декодер генерирует текстовые токены авторегрессионно (каждый следующий токен зависит от предыдущих).</w:t>
       </w:r>
     </w:p>
     <w:p>
@@ -26449,47 +22590,7 @@
         <w:contextualSpacing/>
       </w:pPr>
       <w:r>
-        <w:t xml:space="preserve">Модель </w:t>
-      </w:r>
-      <w:proofErr w:type="spellStart"/>
-      <w:r>
-        <w:t>Whisper</w:t>
-      </w:r>
-      <w:proofErr w:type="spellEnd"/>
-      <w:r>
-        <w:t xml:space="preserve"> преобразует аудиосигнал в мел-спектрограмму, которая подаётся на вход </w:t>
-      </w:r>
-      <w:proofErr w:type="spellStart"/>
-      <w:r>
-        <w:t>энкодеру</w:t>
-      </w:r>
-      <w:proofErr w:type="spellEnd"/>
-      <w:r>
-        <w:t xml:space="preserve">. </w:t>
-      </w:r>
-      <w:proofErr w:type="spellStart"/>
-      <w:r>
-        <w:t>Энкодер</w:t>
-      </w:r>
-      <w:proofErr w:type="spellEnd"/>
-      <w:r>
-        <w:t xml:space="preserve"> извлекает контекстуальные признаки, которые затем используются декодером для генерации текстовых токенов с учётом языковой модели. Кросс-внимание между декодером и </w:t>
-      </w:r>
-      <w:proofErr w:type="spellStart"/>
-      <w:r>
-        <w:t>энкодером</w:t>
-      </w:r>
-      <w:proofErr w:type="spellEnd"/>
-      <w:r>
-        <w:t xml:space="preserve"> позволяет модели «фокусироваться» на соответствующих участках аудио при генерации каждого слова. Общая схема работы </w:t>
-      </w:r>
-      <w:proofErr w:type="spellStart"/>
-      <w:r>
-        <w:t>Whisper</w:t>
-      </w:r>
-      <w:proofErr w:type="spellEnd"/>
-      <w:r>
-        <w:t xml:space="preserve"> представлена на рисунке </w:t>
+        <w:t xml:space="preserve">Модель Whisper преобразует аудиосигнал в мел-спектрограмму, которая подаётся на вход энкодеру. Энкодер извлекает контекстуальные признаки, которые затем используются декодером для генерации текстовых токенов с учётом языковой модели. Кросс-внимание между декодером и энкодером позволяет модели «фокусироваться» на соответствующих участках аудио при генерации каждого слова. Общая схема работы Whisper представлена на рисунке </w:t>
       </w:r>
       <w:r>
         <w:rPr>
@@ -26667,32 +22768,17 @@
           <w:color w:val="000000" w:themeColor="text1"/>
           <w:lang w:eastAsia="en-US" w:bidi="he-IL"/>
         </w:rPr>
-        <w:t xml:space="preserve"> Общая схема </w:t>
-      </w:r>
-      <w:proofErr w:type="spellStart"/>
-      <w:r>
-        <w:rPr>
-          <w:rFonts w:eastAsiaTheme="minorHAnsi"/>
-          <w:color w:val="000000" w:themeColor="text1"/>
-          <w:lang w:eastAsia="en-US" w:bidi="he-IL"/>
-        </w:rPr>
-        <w:t>Whisper</w:t>
+        <w:t xml:space="preserve"> Общая схема Whisper</w:t>
       </w:r>
       <w:bookmarkEnd w:id="56"/>
-      <w:proofErr w:type="spellEnd"/>
     </w:p>
     <w:p>
       <w:pPr>
         <w:contextualSpacing/>
       </w:pPr>
       <w:r>
-        <w:t xml:space="preserve">Обучение </w:t>
-      </w:r>
-      <w:proofErr w:type="spellStart"/>
-      <w:r>
-        <w:t>Whisper</w:t>
-      </w:r>
-      <w:proofErr w:type="spellEnd"/>
+        <w:t>Обучение Whisper</w:t>
+      </w:r>
     </w:p>
     <w:p>
       <w:pPr>
@@ -26779,44 +22865,15 @@
         <w:contextualSpacing/>
       </w:pPr>
       <w:r>
-        <w:t xml:space="preserve">Оптимизация </w:t>
-      </w:r>
-      <w:proofErr w:type="spellStart"/>
-      <w:r>
-        <w:t>инференса</w:t>
-      </w:r>
-      <w:proofErr w:type="spellEnd"/>
-      <w:r>
-        <w:t xml:space="preserve">: </w:t>
-      </w:r>
-      <w:proofErr w:type="spellStart"/>
-      <w:r>
-        <w:t>faster-whisper</w:t>
-      </w:r>
-      <w:proofErr w:type="spellEnd"/>
+        <w:t>Оптимизация инференса: faster-whisper</w:t>
+      </w:r>
     </w:p>
     <w:p>
       <w:pPr>
         <w:contextualSpacing/>
       </w:pPr>
       <w:r>
-        <w:t xml:space="preserve">Для ускорения работы в реальном времени используется библиотека </w:t>
-      </w:r>
-      <w:proofErr w:type="spellStart"/>
-      <w:r>
-        <w:t>faster-whisper</w:t>
-      </w:r>
-      <w:proofErr w:type="spellEnd"/>
-      <w:r>
-        <w:t xml:space="preserve">, основанная на CTranslate2 – движке эффективного </w:t>
-      </w:r>
-      <w:proofErr w:type="spellStart"/>
-      <w:r>
-        <w:t>инференса</w:t>
-      </w:r>
-      <w:proofErr w:type="spellEnd"/>
-      <w:r>
-        <w:t xml:space="preserve"> трансформеров. Оптимизации включают:</w:t>
+        <w:t>Для ускорения работы в реальном времени используется библиотека faster-whisper, основанная на CTranslate2 – движке эффективного инференса трансформеров. Оптимизации включают:</w:t>
       </w:r>
     </w:p>
     <w:p>
@@ -26840,15 +22897,7 @@
         </w:numPr>
       </w:pPr>
       <w:r>
-        <w:t xml:space="preserve">Пакетная обработка – одновременная обработка нескольких </w:t>
-      </w:r>
-      <w:proofErr w:type="spellStart"/>
-      <w:r>
-        <w:t>аудиочанков</w:t>
-      </w:r>
-      <w:proofErr w:type="spellEnd"/>
-      <w:r>
-        <w:t>;</w:t>
+        <w:t>Пакетная обработка – одновременная обработка нескольких аудиочанков;</w:t>
       </w:r>
     </w:p>
     <w:p>
@@ -26878,23 +22927,7 @@
     </w:p>
     <w:p>
       <w:r>
-        <w:t xml:space="preserve">В разработанном комплексе применяется легковесная </w:t>
-      </w:r>
-      <w:proofErr w:type="spellStart"/>
-      <w:r>
-        <w:t>предобученная</w:t>
-      </w:r>
-      <w:proofErr w:type="spellEnd"/>
-      <w:r>
-        <w:t xml:space="preserve"> </w:t>
-      </w:r>
-      <w:proofErr w:type="spellStart"/>
-      <w:r>
-        <w:t>трансформерная</w:t>
-      </w:r>
-      <w:proofErr w:type="spellEnd"/>
-      <w:r>
-        <w:t xml:space="preserve"> модель, адаптированная для задачи классификации тональности. Такой выбор обеспечивает баланс между высокой точностью определения контекста и низкими требованиями к вычислительным ресурсам, что критично для работы в режиме, близком к реальному времени.</w:t>
+        <w:t>В разработанном комплексе применяется легковесная предобученная трансформерная модель, адаптированная для задачи классификации тональности. Такой выбор обеспечивает баланс между высокой точностью определения контекста и низкими требованиями к вычислительным ресурсам, что критично для работы в режиме, близком к реальному времени.</w:t>
       </w:r>
     </w:p>
     <w:p>
@@ -26912,15 +22945,7 @@
       </w:pPr>
       <w:r>
         <w:lastRenderedPageBreak/>
-        <w:t xml:space="preserve">Сегментация и </w:t>
-      </w:r>
-      <w:proofErr w:type="spellStart"/>
-      <w:r>
-        <w:t>токенизация</w:t>
-      </w:r>
-      <w:proofErr w:type="spellEnd"/>
-      <w:r>
-        <w:t>: Разбиение потока транскрибированного текста на смысловые единицы (предложения или законченные реплики) и их преобразование в числовые представления (токены).</w:t>
+        <w:t>Сегментация и токенизация: Разбиение потока транскрибированного текста на смысловые единицы (предложения или законченные реплики) и их преобразование в числовые представления (токены).</w:t>
       </w:r>
     </w:p>
     <w:p>
@@ -26931,13 +22956,8 @@
           <w:numId w:val="5"/>
         </w:numPr>
       </w:pPr>
-      <w:proofErr w:type="spellStart"/>
-      <w:r>
-        <w:t>Инференс</w:t>
-      </w:r>
-      <w:proofErr w:type="spellEnd"/>
-      <w:r>
-        <w:t xml:space="preserve"> модели: Передача векторизованного текста на вход нейросетевой модели для извлечения контекстуальных признаков.</w:t>
+      <w:r>
+        <w:t>Инференс модели: Передача векторизованного текста на вход нейросетевой модели для извлечения контекстуальных признаков.</w:t>
       </w:r>
     </w:p>
     <w:p>
@@ -26954,31 +22974,7 @@
     </w:p>
     <w:p>
       <w:r>
-        <w:t>Результаты текстового анализа асинхронно сохраняются в базе данных в формате JSONB с привязкой к временным меткам (</w:t>
-      </w:r>
-      <w:proofErr w:type="spellStart"/>
-      <w:r>
-        <w:t>timestamp</w:t>
-      </w:r>
-      <w:proofErr w:type="spellEnd"/>
-      <w:r>
-        <w:t>) и идентификатору спикера. Это позволяет на этапе формирования отчёта сопоставлять семантическую тональность речи с визуальными (мимика) и акустическими (голос) признаками эмоций, реализуя принцип мультимодального позднего слияния (</w:t>
-      </w:r>
-      <w:proofErr w:type="spellStart"/>
-      <w:r>
-        <w:t>late</w:t>
-      </w:r>
-      <w:proofErr w:type="spellEnd"/>
-      <w:r>
-        <w:t xml:space="preserve"> </w:t>
-      </w:r>
-      <w:proofErr w:type="spellStart"/>
-      <w:r>
-        <w:t>fusion</w:t>
-      </w:r>
-      <w:proofErr w:type="spellEnd"/>
-      <w:r>
-        <w:t>).</w:t>
+        <w:t>Результаты текстового анализа асинхронно сохраняются в базе данных в формате JSONB с привязкой к временным меткам (timestamp) и идентификатору спикера. Это позволяет на этапе формирования отчёта сопоставлять семантическую тональность речи с визуальными (мимика) и акустическими (голос) признаками эмоций, реализуя принцип мультимодального позднего слияния (late fusion).</w:t>
       </w:r>
     </w:p>
     <w:p>
@@ -26994,31 +22990,7 @@
         <w:contextualSpacing/>
       </w:pPr>
       <w:r>
-        <w:t xml:space="preserve">Агрегация итогов встречи реализована в модуле отчётности. На текущем этапе применяется эвристический подход </w:t>
-      </w:r>
-      <w:proofErr w:type="spellStart"/>
-      <w:r>
-        <w:t>late</w:t>
-      </w:r>
-      <w:proofErr w:type="spellEnd"/>
-      <w:r>
-        <w:t xml:space="preserve"> </w:t>
-      </w:r>
-      <w:proofErr w:type="spellStart"/>
-      <w:r>
-        <w:t>fusion</w:t>
-      </w:r>
-      <w:proofErr w:type="spellEnd"/>
-      <w:r>
-        <w:t xml:space="preserve"> (позднее слияние): статистика эмоций, </w:t>
-      </w:r>
-      <w:proofErr w:type="spellStart"/>
-      <w:r>
-        <w:t>таймлайны</w:t>
-      </w:r>
-      <w:proofErr w:type="spellEnd"/>
-      <w:r>
-        <w:t xml:space="preserve"> активности, ключевые фразы из транскрипта и метрики вовлечённости объединяются по временным окнам.</w:t>
+        <w:t>Агрегация итогов встречи реализована в модуле отчётности. На текущем этапе применяется эвристический подход late fusion (позднее слияние): статистика эмоций, таймлайны активности, ключевые фразы из транскрипта и метрики вовлечённости объединяются по временным окнам.</w:t>
       </w:r>
     </w:p>
     <w:p>
@@ -27037,37 +23009,8 @@
           <w:numId w:val="5"/>
         </w:numPr>
       </w:pPr>
-      <w:proofErr w:type="spellStart"/>
-      <w:r>
-        <w:t>Meeting</w:t>
-      </w:r>
-      <w:proofErr w:type="spellEnd"/>
-      <w:r>
-        <w:t xml:space="preserve"> </w:t>
-      </w:r>
-      <w:proofErr w:type="spellStart"/>
-      <w:r>
-        <w:t>summary</w:t>
-      </w:r>
-      <w:proofErr w:type="spellEnd"/>
-      <w:r>
-        <w:t xml:space="preserve"> – сводка по встрече: распределение эмоций (доли событий по категориям), текстовые </w:t>
-      </w:r>
-      <w:proofErr w:type="spellStart"/>
-      <w:r>
-        <w:t>highlights</w:t>
-      </w:r>
-      <w:proofErr w:type="spellEnd"/>
-      <w:r>
-        <w:t xml:space="preserve"> (ключевые моменты), рейтинг вовлечённости участников, покрытие (</w:t>
-      </w:r>
-      <w:proofErr w:type="spellStart"/>
-      <w:r>
-        <w:t>coverage</w:t>
-      </w:r>
-      <w:proofErr w:type="spellEnd"/>
-      <w:r>
-        <w:t>) – доля времени, когда были доступны данные;</w:t>
+      <w:r>
+        <w:t>Meeting summary – сводка по встрече: распределение эмоций (доли событий по категориям), текстовые highlights (ключевые моменты), рейтинг вовлечённости участников, покрытие (coverage) – доля времени, когда были доступны данные;</w:t>
       </w:r>
     </w:p>
     <w:p>
@@ -27078,21 +23021,8 @@
           <w:numId w:val="5"/>
         </w:numPr>
       </w:pPr>
-      <w:proofErr w:type="spellStart"/>
-      <w:r>
-        <w:t>Participant</w:t>
-      </w:r>
-      <w:proofErr w:type="spellEnd"/>
-      <w:r>
-        <w:t xml:space="preserve"> </w:t>
-      </w:r>
-      <w:proofErr w:type="spellStart"/>
-      <w:r>
-        <w:t>tiles</w:t>
-      </w:r>
-      <w:proofErr w:type="spellEnd"/>
-      <w:r>
-        <w:t xml:space="preserve"> – карточки участников с индивидуальной статистикой;</w:t>
+      <w:r>
+        <w:t>Participant tiles – карточки участников с индивидуальной статистикой;</w:t>
       </w:r>
     </w:p>
     <w:p>
@@ -27103,13 +23033,8 @@
           <w:numId w:val="5"/>
         </w:numPr>
       </w:pPr>
-      <w:proofErr w:type="spellStart"/>
-      <w:r>
-        <w:t>Timelines</w:t>
-      </w:r>
-      <w:proofErr w:type="spellEnd"/>
-      <w:r>
-        <w:t xml:space="preserve"> – временные шкалы изменения эмоций и активности;</w:t>
+      <w:r>
+        <w:t>Timelines – временные шкалы изменения эмоций и активности;</w:t>
       </w:r>
     </w:p>
     <w:p>
@@ -27121,31 +23046,7 @@
         </w:numPr>
       </w:pPr>
       <w:r>
-        <w:t xml:space="preserve">Face </w:t>
-      </w:r>
-      <w:proofErr w:type="spellStart"/>
-      <w:r>
-        <w:t>tracking</w:t>
-      </w:r>
-      <w:proofErr w:type="spellEnd"/>
-      <w:r>
-        <w:t xml:space="preserve"> </w:t>
-      </w:r>
-      <w:proofErr w:type="spellStart"/>
-      <w:r>
-        <w:t>summary</w:t>
-      </w:r>
-      <w:proofErr w:type="spellEnd"/>
-      <w:r>
-        <w:t xml:space="preserve"> – сводка по трекингу лиц (при наличии данных от </w:t>
-      </w:r>
-      <w:proofErr w:type="spellStart"/>
-      <w:r>
-        <w:t>MediaPipe</w:t>
-      </w:r>
-      <w:proofErr w:type="spellEnd"/>
-      <w:r>
-        <w:t>);</w:t>
+        <w:t>Face tracking summary – сводка по трекингу лиц (при наличии данных от MediaPipe);</w:t>
       </w:r>
     </w:p>
     <w:p>
@@ -27156,13 +23057,8 @@
           <w:numId w:val="5"/>
         </w:numPr>
       </w:pPr>
-      <w:proofErr w:type="spellStart"/>
-      <w:r>
-        <w:t>Observations</w:t>
-      </w:r>
-      <w:proofErr w:type="spellEnd"/>
-      <w:r>
-        <w:t xml:space="preserve"> – наблюдения и рекомендации.</w:t>
+      <w:r>
+        <w:t>Observations – наблюдения и рекомендации.</w:t>
       </w:r>
     </w:p>
     <w:p>
@@ -27198,15 +23094,7 @@
         <w:contextualSpacing/>
       </w:pPr>
       <w:r>
-        <w:t xml:space="preserve">В качестве СУБД выбрана </w:t>
-      </w:r>
-      <w:proofErr w:type="spellStart"/>
-      <w:r>
-        <w:t>PostgreSQL</w:t>
-      </w:r>
-      <w:proofErr w:type="spellEnd"/>
-      <w:r>
-        <w:t>. Схема данных управляется через файловые миграции. Ключевые таблицы:</w:t>
+        <w:t>В качестве СУБД выбрана PostgreSQL. Схема данных управляется через файловые миграции. Ключевые таблицы:</w:t>
       </w:r>
     </w:p>
     <w:p>
@@ -27296,31 +23184,7 @@
         <w:contextualSpacing/>
       </w:pPr>
       <w:r>
-        <w:t xml:space="preserve">Интеграция всех модулей обеспечивается согласованными контрактами обмена данными и </w:t>
-      </w:r>
-      <w:proofErr w:type="spellStart"/>
-      <w:r>
-        <w:t>оркестрацией</w:t>
-      </w:r>
-      <w:proofErr w:type="spellEnd"/>
-      <w:r>
-        <w:t xml:space="preserve"> через </w:t>
-      </w:r>
-      <w:proofErr w:type="spellStart"/>
-      <w:r>
-        <w:t>Docker</w:t>
-      </w:r>
-      <w:proofErr w:type="spellEnd"/>
-      <w:r>
-        <w:t xml:space="preserve"> </w:t>
-      </w:r>
-      <w:proofErr w:type="spellStart"/>
-      <w:r>
-        <w:t>Compose</w:t>
-      </w:r>
-      <w:proofErr w:type="spellEnd"/>
-      <w:r>
-        <w:t>. Полный цикл работы системы выглядит следующим образом:</w:t>
+        <w:t>Интеграция всех модулей обеспечивается согласованными контрактами обмена данными и оркестрацией через Docker Compose. Полный цикл работы системы выглядит следующим образом:</w:t>
       </w:r>
     </w:p>
     <w:p>
@@ -27344,15 +23208,7 @@
         <w:contextualSpacing/>
       </w:pPr>
       <w:r>
-        <w:t xml:space="preserve">Клиент устанавливает </w:t>
-      </w:r>
-      <w:proofErr w:type="spellStart"/>
-      <w:r>
-        <w:t>WebSocket</w:t>
-      </w:r>
-      <w:proofErr w:type="spellEnd"/>
-      <w:r>
-        <w:t>-соединение, отправляет сообщение о присоединении, запускает захват аудио и периодический сбор кадров.</w:t>
+        <w:t>Клиент устанавливает WebSocket-соединение, отправляет сообщение о присоединении, запускает захват аудио и периодический сбор кадров.</w:t>
       </w:r>
     </w:p>
     <w:p>
@@ -27377,15 +23233,7 @@
         <w:contextualSpacing/>
       </w:pPr>
       <w:r>
-        <w:t xml:space="preserve">Результаты анализа возвращаются на сервер, записываются в </w:t>
-      </w:r>
-      <w:proofErr w:type="spellStart"/>
-      <w:r>
-        <w:t>PostgreSQL</w:t>
-      </w:r>
-      <w:proofErr w:type="spellEnd"/>
-      <w:r>
-        <w:t xml:space="preserve"> и транслируются клиентам в реальном времени.</w:t>
+        <w:t>Результаты анализа возвращаются на сервер, записываются в PostgreSQL и транслируются клиентам в реальном времени.</w:t>
       </w:r>
     </w:p>
     <w:p>
@@ -27409,23 +23257,7 @@
         <w:contextualSpacing/>
       </w:pPr>
       <w:r>
-        <w:t>CI/CD-</w:t>
-      </w:r>
-      <w:proofErr w:type="spellStart"/>
-      <w:r>
-        <w:t>пайплайн</w:t>
-      </w:r>
-      <w:proofErr w:type="spellEnd"/>
-      <w:r>
-        <w:t xml:space="preserve"> автоматизирует </w:t>
-      </w:r>
-      <w:proofErr w:type="spellStart"/>
-      <w:r>
-        <w:t>линтинг</w:t>
-      </w:r>
-      <w:proofErr w:type="spellEnd"/>
-      <w:r>
-        <w:t>, модульные тесты и сборку образов, обеспечивая стабильность интеграции.</w:t>
+        <w:t>CI/CD-пайплайн автоматизирует линтинг, модульные тесты и сборку образов, обеспечивая стабильность интеграции.</w:t>
       </w:r>
     </w:p>
     <w:p>
@@ -27433,15 +23265,7 @@
         <w:contextualSpacing/>
       </w:pPr>
       <w:r>
-        <w:t xml:space="preserve">Разработанный программный комплекс демонстрирует работоспособность ключевых сценариев: безопасной авторизации, </w:t>
-      </w:r>
-      <w:proofErr w:type="spellStart"/>
-      <w:r>
-        <w:t>низкозадержочного</w:t>
-      </w:r>
-      <w:proofErr w:type="spellEnd"/>
-      <w:r>
-        <w:t xml:space="preserve"> обмена медиа, мультимодального анализа в реальном времени и генерации структурированных отчётов. Модульная структура позволяет в перспективе заменить эвристические алгоритмы на промышленные модели, добавить поддержку видеозаписи встречи и расширить аналитические метрики без перепроектирования ядра системы.</w:t>
+        <w:t>Разработанный программный комплекс демонстрирует работоспособность ключевых сценариев: безопасной авторизации, низкозадержочного обмена медиа, мультимодального анализа в реальном времени и генерации структурированных отчётов. Модульная структура позволяет в перспективе заменить эвристические алгоритмы на промышленные модели, добавить поддержку видеозаписи встречи и расширить аналитические метрики без перепроектирования ядра системы.</w:t>
       </w:r>
       <w:r>
         <w:rPr>
@@ -27529,39 +23353,7 @@
           <w:rFonts w:cs="Times New Roman"/>
           <w:lang w:bidi="ru-RU"/>
         </w:rPr>
-        <w:t xml:space="preserve">спроектирована и реализована клиент-серверная архитектура системы, обеспечивающая обмен </w:t>
-      </w:r>
-      <w:proofErr w:type="spellStart"/>
-      <w:r>
-        <w:rPr>
-          <w:rFonts w:cs="Times New Roman"/>
-          <w:lang w:bidi="ru-RU"/>
-        </w:rPr>
-        <w:t>медиаданными</w:t>
-      </w:r>
-      <w:proofErr w:type="spellEnd"/>
-      <w:r>
-        <w:rPr>
-          <w:rFonts w:cs="Times New Roman"/>
-          <w:lang w:bidi="ru-RU"/>
-        </w:rPr>
-        <w:t xml:space="preserve"> в режиме реального времени с использованием протокола </w:t>
-      </w:r>
-      <w:proofErr w:type="spellStart"/>
-      <w:r>
-        <w:rPr>
-          <w:rFonts w:cs="Times New Roman"/>
-          <w:lang w:bidi="ru-RU"/>
-        </w:rPr>
-        <w:t>WebSocket</w:t>
-      </w:r>
-      <w:proofErr w:type="spellEnd"/>
-      <w:r>
-        <w:rPr>
-          <w:rFonts w:cs="Times New Roman"/>
-          <w:lang w:bidi="ru-RU"/>
-        </w:rPr>
-        <w:t>;</w:t>
+        <w:t>спроектирована и реализована клиент-серверная архитектура системы, обеспечивающая обмен медиаданными в режиме реального времени с использованием протокола WebSocket;</w:t>
       </w:r>
     </w:p>
     <w:p>
@@ -27581,23 +23373,7 @@
           <w:rFonts w:cs="Times New Roman"/>
           <w:lang w:bidi="ru-RU"/>
         </w:rPr>
-        <w:t xml:space="preserve">разработан модуль аутентификации пользователей с применением токенов JWT, алгоритма хеширования </w:t>
-      </w:r>
-      <w:proofErr w:type="spellStart"/>
-      <w:r>
-        <w:rPr>
-          <w:rFonts w:cs="Times New Roman"/>
-          <w:lang w:bidi="ru-RU"/>
-        </w:rPr>
-        <w:t>bcrypt</w:t>
-      </w:r>
-      <w:proofErr w:type="spellEnd"/>
-      <w:r>
-        <w:rPr>
-          <w:rFonts w:cs="Times New Roman"/>
-          <w:lang w:bidi="ru-RU"/>
-        </w:rPr>
-        <w:t xml:space="preserve"> и механизмов защиты от подбора учётных данных;</w:t>
+        <w:t>разработан модуль аутентификации пользователей с применением токенов JWT, алгоритма хеширования bcrypt и механизмов защиты от подбора учётных данных;</w:t>
       </w:r>
     </w:p>
     <w:p>
@@ -27638,71 +23414,7 @@
           <w:lang w:bidi="ru-RU"/>
         </w:rPr>
         <w:lastRenderedPageBreak/>
-        <w:t>интегрированы нейросетевые модели для детекции лиц и классификации базовых эмоциональных состояний (</w:t>
-      </w:r>
-      <w:proofErr w:type="spellStart"/>
-      <w:r>
-        <w:rPr>
-          <w:rFonts w:cs="Times New Roman"/>
-          <w:lang w:bidi="ru-RU"/>
-        </w:rPr>
-        <w:t>DeepFace</w:t>
-      </w:r>
-      <w:proofErr w:type="spellEnd"/>
-      <w:r>
-        <w:rPr>
-          <w:rFonts w:cs="Times New Roman"/>
-          <w:lang w:bidi="ru-RU"/>
-        </w:rPr>
-        <w:t xml:space="preserve">, </w:t>
-      </w:r>
-      <w:proofErr w:type="spellStart"/>
-      <w:r>
-        <w:rPr>
-          <w:rFonts w:cs="Times New Roman"/>
-          <w:lang w:bidi="ru-RU"/>
-        </w:rPr>
-        <w:t>MediaPipe</w:t>
-      </w:r>
-      <w:proofErr w:type="spellEnd"/>
-      <w:r>
-        <w:rPr>
-          <w:rFonts w:cs="Times New Roman"/>
-          <w:lang w:bidi="ru-RU"/>
-        </w:rPr>
-        <w:t xml:space="preserve"> Face </w:t>
-      </w:r>
-      <w:proofErr w:type="spellStart"/>
-      <w:r>
-        <w:rPr>
-          <w:rFonts w:cs="Times New Roman"/>
-          <w:lang w:bidi="ru-RU"/>
-        </w:rPr>
-        <w:t>Landmarker</w:t>
-      </w:r>
-      <w:proofErr w:type="spellEnd"/>
-      <w:r>
-        <w:rPr>
-          <w:rFonts w:cs="Times New Roman"/>
-          <w:lang w:bidi="ru-RU"/>
-        </w:rPr>
-        <w:t>), а также для автоматического распознавания речи (</w:t>
-      </w:r>
-      <w:proofErr w:type="spellStart"/>
-      <w:r>
-        <w:rPr>
-          <w:rFonts w:cs="Times New Roman"/>
-          <w:lang w:bidi="ru-RU"/>
-        </w:rPr>
-        <w:t>faster-whisper</w:t>
-      </w:r>
-      <w:proofErr w:type="spellEnd"/>
-      <w:r>
-        <w:rPr>
-          <w:rFonts w:cs="Times New Roman"/>
-          <w:lang w:bidi="ru-RU"/>
-        </w:rPr>
-        <w:t>);</w:t>
+        <w:t>интегрированы нейросетевые модели для детекции лиц и классификации базовых эмоциональных состояний (DeepFace, MediaPipe Face Landmarker), а также для автоматического распознавания речи (faster-whisper);</w:t>
       </w:r>
     </w:p>
     <w:p>
@@ -27742,39 +23454,7 @@
           <w:rFonts w:cs="Times New Roman"/>
           <w:lang w:bidi="ru-RU"/>
         </w:rPr>
-        <w:t>реализован эвристический механизм формирования аналитических отчётов (</w:t>
-      </w:r>
-      <w:proofErr w:type="spellStart"/>
-      <w:r>
-        <w:rPr>
-          <w:rFonts w:cs="Times New Roman"/>
-          <w:lang w:bidi="ru-RU"/>
-        </w:rPr>
-        <w:t>late</w:t>
-      </w:r>
-      <w:proofErr w:type="spellEnd"/>
-      <w:r>
-        <w:rPr>
-          <w:rFonts w:cs="Times New Roman"/>
-          <w:lang w:bidi="ru-RU"/>
-        </w:rPr>
-        <w:t xml:space="preserve"> </w:t>
-      </w:r>
-      <w:proofErr w:type="spellStart"/>
-      <w:r>
-        <w:rPr>
-          <w:rFonts w:cs="Times New Roman"/>
-          <w:lang w:bidi="ru-RU"/>
-        </w:rPr>
-        <w:t>fusion</w:t>
-      </w:r>
-      <w:proofErr w:type="spellEnd"/>
-      <w:r>
-        <w:rPr>
-          <w:rFonts w:cs="Times New Roman"/>
-          <w:lang w:bidi="ru-RU"/>
-        </w:rPr>
-        <w:t>), обеспечивающий агрегацию статистики эмоциональных состояний, временных меток активности и ключевых фрагментов транскрипции.</w:t>
+        <w:t>реализован эвристический механизм формирования аналитических отчётов (late fusion), обеспечивающий агрегацию статистики эмоциональных состояний, временных меток активности и ключевых фрагментов транскрипции.</w:t>
       </w:r>
     </w:p>
     <w:p>
@@ -27969,21 +23649,7 @@
         <w:rPr>
           <w:lang w:bidi="ru-RU"/>
         </w:rPr>
-        <w:t xml:space="preserve">Реализован серверный модуль управления сессиями на языке Go с поддержкой REST API и </w:t>
-      </w:r>
-      <w:proofErr w:type="spellStart"/>
-      <w:r>
-        <w:rPr>
-          <w:lang w:bidi="ru-RU"/>
-        </w:rPr>
-        <w:t>WebSocket</w:t>
-      </w:r>
-      <w:proofErr w:type="spellEnd"/>
-      <w:r>
-        <w:rPr>
-          <w:lang w:bidi="ru-RU"/>
-        </w:rPr>
-        <w:t>-коммуникации.</w:t>
+        <w:t>Реализован серверный модуль управления сессиями на языке Go с поддержкой REST API и WebSocket-коммуникации.</w:t>
       </w:r>
     </w:p>
     <w:p>
@@ -28001,35 +23667,7 @@
         <w:rPr>
           <w:lang w:bidi="ru-RU"/>
         </w:rPr>
-        <w:t xml:space="preserve">Разработан пользовательский интерфейс на базе </w:t>
-      </w:r>
-      <w:proofErr w:type="spellStart"/>
-      <w:r>
-        <w:rPr>
-          <w:lang w:bidi="ru-RU"/>
-        </w:rPr>
-        <w:t>React</w:t>
-      </w:r>
-      <w:proofErr w:type="spellEnd"/>
-      <w:r>
-        <w:rPr>
-          <w:lang w:bidi="ru-RU"/>
-        </w:rPr>
-        <w:t xml:space="preserve"> и </w:t>
-      </w:r>
-      <w:proofErr w:type="spellStart"/>
-      <w:r>
-        <w:rPr>
-          <w:lang w:bidi="ru-RU"/>
-        </w:rPr>
-        <w:t>TypeScript</w:t>
-      </w:r>
-      <w:proofErr w:type="spellEnd"/>
-      <w:r>
-        <w:rPr>
-          <w:lang w:bidi="ru-RU"/>
-        </w:rPr>
-        <w:t>, обеспечивающий проведение видеоконференций и визуализацию аналитических данных.</w:t>
+        <w:t>Разработан пользовательский интерфейс на базе React и TypeScript, обеспечивающий проведение видеоконференций и визуализацию аналитических данных.</w:t>
       </w:r>
     </w:p>
     <w:p>
@@ -28047,63 +23685,7 @@
         <w:rPr>
           <w:lang w:bidi="ru-RU"/>
         </w:rPr>
-        <w:t>Реализованы модули искусственного интеллекта для анализа выражений лица (</w:t>
-      </w:r>
-      <w:proofErr w:type="spellStart"/>
-      <w:r>
-        <w:rPr>
-          <w:lang w:bidi="ru-RU"/>
-        </w:rPr>
-        <w:t>DeepFace</w:t>
-      </w:r>
-      <w:proofErr w:type="spellEnd"/>
-      <w:r>
-        <w:rPr>
-          <w:lang w:bidi="ru-RU"/>
-        </w:rPr>
-        <w:t xml:space="preserve">, </w:t>
-      </w:r>
-      <w:proofErr w:type="spellStart"/>
-      <w:r>
-        <w:rPr>
-          <w:lang w:bidi="ru-RU"/>
-        </w:rPr>
-        <w:t>MediaPipe</w:t>
-      </w:r>
-      <w:proofErr w:type="spellEnd"/>
-      <w:r>
-        <w:rPr>
-          <w:lang w:bidi="ru-RU"/>
-        </w:rPr>
-        <w:t>) и распознавания речи (</w:t>
-      </w:r>
-      <w:proofErr w:type="spellStart"/>
-      <w:r>
-        <w:rPr>
-          <w:lang w:bidi="ru-RU"/>
-        </w:rPr>
-        <w:t>Whisper</w:t>
-      </w:r>
-      <w:proofErr w:type="spellEnd"/>
-      <w:r>
-        <w:rPr>
-          <w:lang w:bidi="ru-RU"/>
-        </w:rPr>
-        <w:t xml:space="preserve"> / </w:t>
-      </w:r>
-      <w:proofErr w:type="spellStart"/>
-      <w:r>
-        <w:rPr>
-          <w:lang w:bidi="ru-RU"/>
-        </w:rPr>
-        <w:t>faster-whisper</w:t>
-      </w:r>
-      <w:proofErr w:type="spellEnd"/>
-      <w:r>
-        <w:rPr>
-          <w:lang w:bidi="ru-RU"/>
-        </w:rPr>
-        <w:t>).</w:t>
+        <w:t>Реализованы модули искусственного интеллекта для анализа выражений лица (DeepFace, MediaPipe) и распознавания речи (Whisper / faster-whisper).</w:t>
       </w:r>
     </w:p>
     <w:p>
@@ -28121,21 +23703,7 @@
         <w:rPr>
           <w:lang w:bidi="ru-RU"/>
         </w:rPr>
-        <w:t xml:space="preserve">Спроектирован и реализован механизм хранения мультимодальных данных в СУБД </w:t>
-      </w:r>
-      <w:proofErr w:type="spellStart"/>
-      <w:r>
-        <w:rPr>
-          <w:lang w:bidi="ru-RU"/>
-        </w:rPr>
-        <w:t>PostgreSQL</w:t>
-      </w:r>
-      <w:proofErr w:type="spellEnd"/>
-      <w:r>
-        <w:rPr>
-          <w:lang w:bidi="ru-RU"/>
-        </w:rPr>
-        <w:t xml:space="preserve"> с использованием формата JSONB.</w:t>
+        <w:t>Спроектирован и реализован механизм хранения мультимодальных данных в СУБД PostgreSQL с использованием формата JSONB.</w:t>
       </w:r>
     </w:p>
     <w:p>
@@ -28153,35 +23721,7 @@
         <w:rPr>
           <w:lang w:bidi="ru-RU"/>
         </w:rPr>
-        <w:t>Разработан модуль формирования аналитических отчётов на основе эвристического объединения (</w:t>
-      </w:r>
-      <w:proofErr w:type="spellStart"/>
-      <w:r>
-        <w:rPr>
-          <w:lang w:bidi="ru-RU"/>
-        </w:rPr>
-        <w:t>late</w:t>
-      </w:r>
-      <w:proofErr w:type="spellEnd"/>
-      <w:r>
-        <w:rPr>
-          <w:lang w:bidi="ru-RU"/>
-        </w:rPr>
-        <w:t xml:space="preserve"> </w:t>
-      </w:r>
-      <w:proofErr w:type="spellStart"/>
-      <w:r>
-        <w:rPr>
-          <w:lang w:bidi="ru-RU"/>
-        </w:rPr>
-        <w:t>fusion</w:t>
-      </w:r>
-      <w:proofErr w:type="spellEnd"/>
-      <w:r>
-        <w:rPr>
-          <w:lang w:bidi="ru-RU"/>
-        </w:rPr>
-        <w:t>) признаков.</w:t>
+        <w:t>Разработан модуль формирования аналитических отчётов на основе эвристического объединения (late fusion) признаков.</w:t>
       </w:r>
     </w:p>
     <w:p>
@@ -28200,35 +23740,35 @@
           <w:lang w:bidi="ru-RU"/>
         </w:rPr>
         <w:lastRenderedPageBreak/>
-        <w:t xml:space="preserve">Обеспечена интеграция всех компонентов системы с использованием </w:t>
-      </w:r>
-      <w:proofErr w:type="spellStart"/>
-      <w:r>
+        <w:t>Обеспечена интеграция всех компонентов системы с использованием Docker Compose и проведено комплексное тестирование основных сценариев работы.</w:t>
+      </w:r>
+    </w:p>
+    <w:p>
+      <w:pPr>
+        <w:contextualSpacing/>
         <w:rPr>
           <w:lang w:bidi="ru-RU"/>
         </w:rPr>
-        <w:t>Docker</w:t>
-      </w:r>
-      <w:proofErr w:type="spellEnd"/>
+      </w:pPr>
       <w:r>
         <w:rPr>
           <w:lang w:bidi="ru-RU"/>
         </w:rPr>
-        <w:t xml:space="preserve"> </w:t>
-      </w:r>
-      <w:proofErr w:type="spellStart"/>
-      <w:r>
+        <w:t>Цель работы и поставленные задачи выполнены в полном объёме. Результаты тестирования подтвердили корректность функционирования разработанных модулей, устойчивость обмена данными в реальном времени, стабильность механизмов аутентификации и корректность формирования структурированных аналитических отчётов.</w:t>
+      </w:r>
+    </w:p>
+    <w:p>
+      <w:pPr>
+        <w:contextualSpacing/>
         <w:rPr>
           <w:lang w:bidi="ru-RU"/>
         </w:rPr>
-        <w:t>Compose</w:t>
-      </w:r>
-      <w:proofErr w:type="spellEnd"/>
+      </w:pPr>
       <w:r>
         <w:rPr>
           <w:lang w:bidi="ru-RU"/>
         </w:rPr>
-        <w:t xml:space="preserve"> и проведено комплексное тестирование основных сценариев работы.</w:t>
+        <w:t>Разработанный программный комплекс демонстрирует готовность к внедрению в HR-процессы современных организаций. Модульная архитектура и использование открытых технологий позволяют снизить затраты на лицензирование, обеспечить соответствие требованиям законодательства в области обработки персональных данных, а также обеспечить масштабируемость системы.</w:t>
       </w:r>
     </w:p>
     <w:p>
@@ -28242,63 +23782,7 @@
         <w:rPr>
           <w:lang w:bidi="ru-RU"/>
         </w:rPr>
-        <w:t>Цель работы и поставленные задачи выполнены в полном объёме. Результаты тестирования подтвердили корректность функционирования разработанных модулей, устойчивость обмена данными в реальном времени, стабильность механизмов аутентификации и корректность формирования структурированных аналитических отчётов.</w:t>
-      </w:r>
-    </w:p>
-    <w:p>
-      <w:pPr>
-        <w:contextualSpacing/>
-        <w:rPr>
-          <w:lang w:bidi="ru-RU"/>
-        </w:rPr>
-      </w:pPr>
-      <w:r>
-        <w:rPr>
-          <w:lang w:bidi="ru-RU"/>
-        </w:rPr>
-        <w:t>Разработанный программный комплекс демонстрирует готовность к внедрению в HR-процессы современных организаций. Модульная архитектура и использование открытых технологий позволяют снизить затраты на лицензирование, обеспечить соответствие требованиям законодательства в области обработки персональных данных, а также обеспечить масштабируемость системы.</w:t>
-      </w:r>
-    </w:p>
-    <w:p>
-      <w:pPr>
-        <w:contextualSpacing/>
-        <w:rPr>
-          <w:lang w:bidi="ru-RU"/>
-        </w:rPr>
-      </w:pPr>
-      <w:r>
-        <w:rPr>
-          <w:lang w:bidi="ru-RU"/>
-        </w:rPr>
-        <w:t xml:space="preserve">Перспективы дальнейшего развития проекта включают замену эвристического механизма формирования отчётов на нейросетевую модель агрегации признаков, оптимизацию потоковой </w:t>
-      </w:r>
-      <w:proofErr w:type="spellStart"/>
-      <w:r>
-        <w:rPr>
-          <w:lang w:bidi="ru-RU"/>
-        </w:rPr>
-        <w:t>транскрибации</w:t>
-      </w:r>
-      <w:proofErr w:type="spellEnd"/>
-      <w:r>
-        <w:rPr>
-          <w:lang w:bidi="ru-RU"/>
-        </w:rPr>
-        <w:t xml:space="preserve"> речи (</w:t>
-      </w:r>
-      <w:proofErr w:type="spellStart"/>
-      <w:r>
-        <w:rPr>
-          <w:lang w:bidi="ru-RU"/>
-        </w:rPr>
-        <w:t>streaming</w:t>
-      </w:r>
-      <w:proofErr w:type="spellEnd"/>
-      <w:r>
-        <w:rPr>
-          <w:lang w:bidi="ru-RU"/>
-        </w:rPr>
-        <w:t xml:space="preserve"> ASR), реализацию функции записи и последующего анализа видеоконференций, а также расширение аналитических метрик за счёт интеграции с корпоративными HRM-системами и инструментами управления проектами.</w:t>
+        <w:t>Перспективы дальнейшего развития проекта включают замену эвристического механизма формирования отчётов на нейросетевую модель агрегации признаков, оптимизацию потоковой транскрибации речи (streaming ASR), реализацию функции записи и последующего анализа видеоконференций, а также расширение аналитических метрик за счёт интеграции с корпоративными HRM-системами и инструментами управления проектами.</w:t>
       </w:r>
     </w:p>
     <w:p>
@@ -28390,37 +23874,12 @@
           <w:lang w:val="en-US" w:bidi="ru-RU"/>
         </w:rPr>
       </w:pPr>
-      <w:proofErr w:type="spellStart"/>
       <w:r>
         <w:rPr>
           <w:rFonts w:cs="Times New Roman"/>
           <w:lang w:val="en-US" w:bidi="ru-RU"/>
         </w:rPr>
-        <w:t>Bradski</w:t>
-      </w:r>
-      <w:proofErr w:type="spellEnd"/>
-      <w:r>
-        <w:rPr>
-          <w:rFonts w:cs="Times New Roman"/>
-          <w:lang w:val="en-US" w:bidi="ru-RU"/>
-        </w:rPr>
-        <w:t xml:space="preserve"> G., </w:t>
-      </w:r>
-      <w:proofErr w:type="spellStart"/>
-      <w:r>
-        <w:rPr>
-          <w:rFonts w:cs="Times New Roman"/>
-          <w:lang w:val="en-US" w:bidi="ru-RU"/>
-        </w:rPr>
-        <w:t>Kaehler</w:t>
-      </w:r>
-      <w:proofErr w:type="spellEnd"/>
-      <w:r>
-        <w:rPr>
-          <w:rFonts w:cs="Times New Roman"/>
-          <w:lang w:val="en-US" w:bidi="ru-RU"/>
-        </w:rPr>
-        <w:t xml:space="preserve"> A. Learning OpenCV: Computer Vision with the OpenCV Library. – </w:t>
+        <w:t xml:space="preserve">Bradski G., Kaehler A. Learning OpenCV: Computer Vision with the OpenCV Library. – </w:t>
       </w:r>
       <w:proofErr w:type="gramStart"/>
       <w:r>
@@ -28457,71 +23916,7 @@
           <w:rFonts w:cs="Times New Roman"/>
           <w:lang w:val="en-US" w:bidi="ru-RU"/>
         </w:rPr>
-        <w:t xml:space="preserve">Vaswani A., </w:t>
-      </w:r>
-      <w:proofErr w:type="spellStart"/>
-      <w:r>
-        <w:rPr>
-          <w:rFonts w:cs="Times New Roman"/>
-          <w:lang w:val="en-US" w:bidi="ru-RU"/>
-        </w:rPr>
-        <w:t>Shazeer</w:t>
-      </w:r>
-      <w:proofErr w:type="spellEnd"/>
-      <w:r>
-        <w:rPr>
-          <w:rFonts w:cs="Times New Roman"/>
-          <w:lang w:val="en-US" w:bidi="ru-RU"/>
-        </w:rPr>
-        <w:t xml:space="preserve"> N., Parmar N. et al. Attention Is All You Need // Advances in Neural Information Processing Systems (</w:t>
-      </w:r>
-      <w:proofErr w:type="spellStart"/>
-      <w:r>
-        <w:rPr>
-          <w:rFonts w:cs="Times New Roman"/>
-          <w:lang w:val="en-US" w:bidi="ru-RU"/>
-        </w:rPr>
-        <w:t>NeurIPS</w:t>
-      </w:r>
-      <w:proofErr w:type="spellEnd"/>
-      <w:r>
-        <w:rPr>
-          <w:rFonts w:cs="Times New Roman"/>
-          <w:lang w:val="en-US" w:bidi="ru-RU"/>
-        </w:rPr>
-        <w:t>). – 2017. – Vol. 30. – URL: https://arxiv.org/abs/1706.03762 (</w:t>
-      </w:r>
-      <w:proofErr w:type="spellStart"/>
-      <w:r>
-        <w:rPr>
-          <w:rFonts w:cs="Times New Roman"/>
-          <w:lang w:val="en-US" w:bidi="ru-RU"/>
-        </w:rPr>
-        <w:t>дата</w:t>
-      </w:r>
-      <w:proofErr w:type="spellEnd"/>
-      <w:r>
-        <w:rPr>
-          <w:rFonts w:cs="Times New Roman"/>
-          <w:lang w:val="en-US" w:bidi="ru-RU"/>
-        </w:rPr>
-        <w:t xml:space="preserve"> </w:t>
-      </w:r>
-      <w:proofErr w:type="spellStart"/>
-      <w:r>
-        <w:rPr>
-          <w:rFonts w:cs="Times New Roman"/>
-          <w:lang w:val="en-US" w:bidi="ru-RU"/>
-        </w:rPr>
-        <w:t>обращения</w:t>
-      </w:r>
-      <w:proofErr w:type="spellEnd"/>
-      <w:r>
-        <w:rPr>
-          <w:rFonts w:cs="Times New Roman"/>
-          <w:lang w:val="en-US" w:bidi="ru-RU"/>
-        </w:rPr>
-        <w:t>: 10.05.2026).</w:t>
+        <w:t>Vaswani A., Shazeer N., Parmar N. et al. Attention Is All You Need // Advances in Neural Information Processing Systems (NeurIPS). – 2017. – Vol. 30. – URL: https://arxiv.org/abs/1706.03762 (дата обращения: 10.05.2026).</w:t>
       </w:r>
       <w:bookmarkEnd w:id="69"/>
     </w:p>
@@ -28543,39 +23938,7 @@
           <w:rFonts w:cs="Times New Roman"/>
           <w:lang w:val="en-US" w:bidi="ru-RU"/>
         </w:rPr>
-        <w:t>Radford A., Kim J. W., Xu T. et al. Robust Speech Recognition via Large-Scale Weak Supervision // Proceedings of the 40th International Conference on Machine Learning (ICML). – 2023. – URL: https://arxiv.org/abs/2212.04356 (</w:t>
-      </w:r>
-      <w:proofErr w:type="spellStart"/>
-      <w:r>
-        <w:rPr>
-          <w:rFonts w:cs="Times New Roman"/>
-          <w:lang w:val="en-US" w:bidi="ru-RU"/>
-        </w:rPr>
-        <w:t>дата</w:t>
-      </w:r>
-      <w:proofErr w:type="spellEnd"/>
-      <w:r>
-        <w:rPr>
-          <w:rFonts w:cs="Times New Roman"/>
-          <w:lang w:val="en-US" w:bidi="ru-RU"/>
-        </w:rPr>
-        <w:t xml:space="preserve"> </w:t>
-      </w:r>
-      <w:proofErr w:type="spellStart"/>
-      <w:r>
-        <w:rPr>
-          <w:rFonts w:cs="Times New Roman"/>
-          <w:lang w:val="en-US" w:bidi="ru-RU"/>
-        </w:rPr>
-        <w:t>обращения</w:t>
-      </w:r>
-      <w:proofErr w:type="spellEnd"/>
-      <w:r>
-        <w:rPr>
-          <w:rFonts w:cs="Times New Roman"/>
-          <w:lang w:val="en-US" w:bidi="ru-RU"/>
-        </w:rPr>
-        <w:t>: 10.05.2026).</w:t>
+        <w:t>Radford A., Kim J. W., Xu T. et al. Robust Speech Recognition via Large-Scale Weak Supervision // Proceedings of the 40th International Conference on Machine Learning (ICML). – 2023. – URL: https://arxiv.org/abs/2212.04356 (дата обращения: 10.05.2026).</w:t>
       </w:r>
       <w:bookmarkEnd w:id="70"/>
     </w:p>
@@ -28597,55 +23960,7 @@
           <w:rFonts w:cs="Times New Roman"/>
           <w:lang w:val="en-US" w:bidi="ru-RU"/>
         </w:rPr>
-        <w:t xml:space="preserve">Zhang K., Zhang Z., Li Z., </w:t>
-      </w:r>
-      <w:proofErr w:type="spellStart"/>
-      <w:r>
-        <w:rPr>
-          <w:rFonts w:cs="Times New Roman"/>
-          <w:lang w:val="en-US" w:bidi="ru-RU"/>
-        </w:rPr>
-        <w:t>Qiao</w:t>
-      </w:r>
-      <w:proofErr w:type="spellEnd"/>
-      <w:r>
-        <w:rPr>
-          <w:rFonts w:cs="Times New Roman"/>
-          <w:lang w:val="en-US" w:bidi="ru-RU"/>
-        </w:rPr>
-        <w:t xml:space="preserve"> Y. Joint Face Detection and Alignment Using Multi-Task Cascaded Convolutional Networks // IEEE Signal Processing Letters. – 2016. – Vol. 23, № 10. – P. 1499–1503. – URL: https://arxiv.org/abs/1604.02878 (</w:t>
-      </w:r>
-      <w:proofErr w:type="spellStart"/>
-      <w:r>
-        <w:rPr>
-          <w:rFonts w:cs="Times New Roman"/>
-          <w:lang w:val="en-US" w:bidi="ru-RU"/>
-        </w:rPr>
-        <w:t>дата</w:t>
-      </w:r>
-      <w:proofErr w:type="spellEnd"/>
-      <w:r>
-        <w:rPr>
-          <w:rFonts w:cs="Times New Roman"/>
-          <w:lang w:val="en-US" w:bidi="ru-RU"/>
-        </w:rPr>
-        <w:t xml:space="preserve"> </w:t>
-      </w:r>
-      <w:proofErr w:type="spellStart"/>
-      <w:r>
-        <w:rPr>
-          <w:rFonts w:cs="Times New Roman"/>
-          <w:lang w:val="en-US" w:bidi="ru-RU"/>
-        </w:rPr>
-        <w:t>обращения</w:t>
-      </w:r>
-      <w:proofErr w:type="spellEnd"/>
-      <w:r>
-        <w:rPr>
-          <w:rFonts w:cs="Times New Roman"/>
-          <w:lang w:val="en-US" w:bidi="ru-RU"/>
-        </w:rPr>
-        <w:t>: 10.05.2026).</w:t>
+        <w:t>Zhang K., Zhang Z., Li Z., Qiao Y. Joint Face Detection and Alignment Using Multi-Task Cascaded Convolutional Networks // IEEE Signal Processing Letters. – 2016. – Vol. 23, № 10. – P. 1499–1503. – URL: https://arxiv.org/abs/1604.02878 (дата обращения: 10.05.2026).</w:t>
       </w:r>
       <w:bookmarkEnd w:id="71"/>
     </w:p>
@@ -28662,69 +23977,12 @@
         </w:rPr>
       </w:pPr>
       <w:bookmarkStart w:id="72" w:name="_Ref229768360"/>
-      <w:proofErr w:type="spellStart"/>
       <w:r>
         <w:rPr>
           <w:rFonts w:cs="Times New Roman"/>
           <w:lang w:val="en-US" w:bidi="ru-RU"/>
         </w:rPr>
-        <w:t>Parkhi</w:t>
-      </w:r>
-      <w:proofErr w:type="spellEnd"/>
-      <w:r>
-        <w:rPr>
-          <w:rFonts w:cs="Times New Roman"/>
-          <w:lang w:val="en-US" w:bidi="ru-RU"/>
-        </w:rPr>
-        <w:t xml:space="preserve"> O. M., </w:t>
-      </w:r>
-      <w:proofErr w:type="spellStart"/>
-      <w:r>
-        <w:rPr>
-          <w:rFonts w:cs="Times New Roman"/>
-          <w:lang w:val="en-US" w:bidi="ru-RU"/>
-        </w:rPr>
-        <w:t>Vedaldi</w:t>
-      </w:r>
-      <w:proofErr w:type="spellEnd"/>
-      <w:r>
-        <w:rPr>
-          <w:rFonts w:cs="Times New Roman"/>
-          <w:lang w:val="en-US" w:bidi="ru-RU"/>
-        </w:rPr>
-        <w:t xml:space="preserve"> A., Zisserman A. Deep Face Recognition // Proceedings of the British Machine Vision Conference (BMVC). – 2015. – URL: https://www.robots.ox.ac.uk/~vgg/publications/2015/Parkhi15/parkhi15.pdf (</w:t>
-      </w:r>
-      <w:proofErr w:type="spellStart"/>
-      <w:r>
-        <w:rPr>
-          <w:rFonts w:cs="Times New Roman"/>
-          <w:lang w:val="en-US" w:bidi="ru-RU"/>
-        </w:rPr>
-        <w:t>дата</w:t>
-      </w:r>
-      <w:proofErr w:type="spellEnd"/>
-      <w:r>
-        <w:rPr>
-          <w:rFonts w:cs="Times New Roman"/>
-          <w:lang w:val="en-US" w:bidi="ru-RU"/>
-        </w:rPr>
-        <w:t xml:space="preserve"> </w:t>
-      </w:r>
-      <w:proofErr w:type="spellStart"/>
-      <w:r>
-        <w:rPr>
-          <w:rFonts w:cs="Times New Roman"/>
-          <w:lang w:val="en-US" w:bidi="ru-RU"/>
-        </w:rPr>
-        <w:t>обращения</w:t>
-      </w:r>
-      <w:proofErr w:type="spellEnd"/>
-      <w:r>
-        <w:rPr>
-          <w:rFonts w:cs="Times New Roman"/>
-          <w:lang w:val="en-US" w:bidi="ru-RU"/>
-        </w:rPr>
-        <w:t>: 10.05.2026).</w:t>
+        <w:t>Parkhi O. M., Vedaldi A., Zisserman A. Deep Face Recognition // Proceedings of the British Machine Vision Conference (BMVC). – 2015. – URL: https://www.robots.ox.ac.uk/~vgg/publications/2015/Parkhi15/parkhi15.pdf (дата обращения: 10.05.2026).</w:t>
       </w:r>
       <w:bookmarkEnd w:id="72"/>
     </w:p>
@@ -28818,7 +24076,6 @@
         </w:rPr>
         <w:t>.</w:t>
       </w:r>
-      <w:proofErr w:type="spellStart"/>
       <w:r>
         <w:rPr>
           <w:rFonts w:cs="Times New Roman"/>
@@ -28826,7 +24083,6 @@
         </w:rPr>
         <w:t>tensorflow</w:t>
       </w:r>
-      <w:proofErr w:type="spellEnd"/>
       <w:r>
         <w:rPr>
           <w:rFonts w:cs="Times New Roman"/>
@@ -28920,7 +24176,6 @@
         </w:rPr>
         <w:t>://</w:t>
       </w:r>
-      <w:proofErr w:type="spellStart"/>
       <w:r>
         <w:rPr>
           <w:rFonts w:cs="Times New Roman"/>
@@ -28928,7 +24183,6 @@
         </w:rPr>
         <w:t>opencv</w:t>
       </w:r>
-      <w:proofErr w:type="spellEnd"/>
       <w:r>
         <w:rPr>
           <w:rFonts w:cs="Times New Roman"/>
@@ -29021,7 +24275,6 @@
         </w:rPr>
         <w:t>.</w:t>
       </w:r>
-      <w:proofErr w:type="spellStart"/>
       <w:r>
         <w:rPr>
           <w:rFonts w:cs="Times New Roman"/>
@@ -29029,7 +24282,6 @@
         </w:rPr>
         <w:t>postgresql</w:t>
       </w:r>
-      <w:proofErr w:type="spellEnd"/>
       <w:r>
         <w:rPr>
           <w:rFonts w:cs="Times New Roman"/>
@@ -29081,7 +24333,6 @@
         </w:rPr>
         <w:t xml:space="preserve"> </w:t>
       </w:r>
-      <w:proofErr w:type="spellStart"/>
       <w:r>
         <w:rPr>
           <w:rFonts w:cs="Times New Roman"/>
@@ -29089,7 +24340,6 @@
         </w:rPr>
         <w:t>MediaPipe</w:t>
       </w:r>
-      <w:proofErr w:type="spellEnd"/>
       <w:r>
         <w:rPr>
           <w:rFonts w:cs="Times New Roman"/>
@@ -29111,7 +24361,6 @@
         </w:rPr>
         <w:t xml:space="preserve"> </w:t>
       </w:r>
-      <w:proofErr w:type="spellStart"/>
       <w:r>
         <w:rPr>
           <w:rFonts w:cs="Times New Roman"/>
@@ -29119,7 +24368,6 @@
         </w:rPr>
         <w:t>Landmarker</w:t>
       </w:r>
-      <w:proofErr w:type="spellEnd"/>
       <w:r>
         <w:rPr>
           <w:rFonts w:cs="Times New Roman"/>
@@ -29197,7 +24445,6 @@
         </w:rPr>
         <w:t>/</w:t>
       </w:r>
-      <w:proofErr w:type="spellStart"/>
       <w:r>
         <w:rPr>
           <w:rFonts w:cs="Times New Roman"/>
@@ -29205,7 +24452,6 @@
         </w:rPr>
         <w:t>mediapipe</w:t>
       </w:r>
-      <w:proofErr w:type="spellEnd"/>
       <w:r>
         <w:rPr>
           <w:rFonts w:cs="Times New Roman"/>
@@ -29255,7 +24501,6 @@
         </w:rPr>
         <w:t>_</w:t>
       </w:r>
-      <w:proofErr w:type="spellStart"/>
       <w:r>
         <w:rPr>
           <w:rFonts w:cs="Times New Roman"/>
@@ -29263,7 +24508,6 @@
         </w:rPr>
         <w:t>landmarker</w:t>
       </w:r>
-      <w:proofErr w:type="spellEnd"/>
       <w:r>
         <w:rPr>
           <w:rFonts w:cs="Times New Roman"/>
@@ -29383,7 +24627,6 @@
         </w:rPr>
         <w:t>.</w:t>
       </w:r>
-      <w:proofErr w:type="spellStart"/>
       <w:r>
         <w:rPr>
           <w:rFonts w:cs="Times New Roman"/>
@@ -29391,7 +24634,6 @@
         </w:rPr>
         <w:t>wikimedia</w:t>
       </w:r>
-      <w:proofErr w:type="spellEnd"/>
       <w:r>
         <w:rPr>
           <w:rFonts w:cs="Times New Roman"/>
@@ -30632,6 +25874,155 @@
     </w:lvl>
   </w:abstractNum>
   <w:abstractNum w:abstractNumId="9" w15:restartNumberingAfterBreak="0">
+    <w:nsid w:val="147465A1"/>
+    <w:multiLevelType w:val="multilevel"/>
+    <w:tmpl w:val="3ED046C8"/>
+    <w:lvl w:ilvl="0">
+      <w:start w:val="1"/>
+      <w:numFmt w:val="bullet"/>
+      <w:lvlText w:val=""/>
+      <w:lvlJc w:val="left"/>
+      <w:pPr>
+        <w:tabs>
+          <w:tab w:val="num" w:pos="720"/>
+        </w:tabs>
+        <w:ind w:left="720" w:hanging="360"/>
+      </w:pPr>
+      <w:rPr>
+        <w:rFonts w:ascii="Symbol" w:hAnsi="Symbol" w:hint="default"/>
+        <w:sz w:val="20"/>
+      </w:rPr>
+    </w:lvl>
+    <w:lvl w:ilvl="1" w:tentative="1">
+      <w:start w:val="1"/>
+      <w:numFmt w:val="bullet"/>
+      <w:lvlText w:val="o"/>
+      <w:lvlJc w:val="left"/>
+      <w:pPr>
+        <w:tabs>
+          <w:tab w:val="num" w:pos="1440"/>
+        </w:tabs>
+        <w:ind w:left="1440" w:hanging="360"/>
+      </w:pPr>
+      <w:rPr>
+        <w:rFonts w:ascii="Courier New" w:hAnsi="Courier New" w:hint="default"/>
+        <w:sz w:val="20"/>
+      </w:rPr>
+    </w:lvl>
+    <w:lvl w:ilvl="2" w:tentative="1">
+      <w:start w:val="1"/>
+      <w:numFmt w:val="bullet"/>
+      <w:lvlText w:val=""/>
+      <w:lvlJc w:val="left"/>
+      <w:pPr>
+        <w:tabs>
+          <w:tab w:val="num" w:pos="2160"/>
+        </w:tabs>
+        <w:ind w:left="2160" w:hanging="360"/>
+      </w:pPr>
+      <w:rPr>
+        <w:rFonts w:ascii="Wingdings" w:hAnsi="Wingdings" w:hint="default"/>
+        <w:sz w:val="20"/>
+      </w:rPr>
+    </w:lvl>
+    <w:lvl w:ilvl="3" w:tentative="1">
+      <w:start w:val="1"/>
+      <w:numFmt w:val="bullet"/>
+      <w:lvlText w:val=""/>
+      <w:lvlJc w:val="left"/>
+      <w:pPr>
+        <w:tabs>
+          <w:tab w:val="num" w:pos="2880"/>
+        </w:tabs>
+        <w:ind w:left="2880" w:hanging="360"/>
+      </w:pPr>
+      <w:rPr>
+        <w:rFonts w:ascii="Wingdings" w:hAnsi="Wingdings" w:hint="default"/>
+        <w:sz w:val="20"/>
+      </w:rPr>
+    </w:lvl>
+    <w:lvl w:ilvl="4" w:tentative="1">
+      <w:start w:val="1"/>
+      <w:numFmt w:val="bullet"/>
+      <w:lvlText w:val=""/>
+      <w:lvlJc w:val="left"/>
+      <w:pPr>
+        <w:tabs>
+          <w:tab w:val="num" w:pos="3600"/>
+        </w:tabs>
+        <w:ind w:left="3600" w:hanging="360"/>
+      </w:pPr>
+      <w:rPr>
+        <w:rFonts w:ascii="Wingdings" w:hAnsi="Wingdings" w:hint="default"/>
+        <w:sz w:val="20"/>
+      </w:rPr>
+    </w:lvl>
+    <w:lvl w:ilvl="5" w:tentative="1">
+      <w:start w:val="1"/>
+      <w:numFmt w:val="bullet"/>
+      <w:lvlText w:val=""/>
+      <w:lvlJc w:val="left"/>
+      <w:pPr>
+        <w:tabs>
+          <w:tab w:val="num" w:pos="4320"/>
+        </w:tabs>
+        <w:ind w:left="4320" w:hanging="360"/>
+      </w:pPr>
+      <w:rPr>
+        <w:rFonts w:ascii="Wingdings" w:hAnsi="Wingdings" w:hint="default"/>
+        <w:sz w:val="20"/>
+      </w:rPr>
+    </w:lvl>
+    <w:lvl w:ilvl="6" w:tentative="1">
+      <w:start w:val="1"/>
+      <w:numFmt w:val="bullet"/>
+      <w:lvlText w:val=""/>
+      <w:lvlJc w:val="left"/>
+      <w:pPr>
+        <w:tabs>
+          <w:tab w:val="num" w:pos="5040"/>
+        </w:tabs>
+        <w:ind w:left="5040" w:hanging="360"/>
+      </w:pPr>
+      <w:rPr>
+        <w:rFonts w:ascii="Wingdings" w:hAnsi="Wingdings" w:hint="default"/>
+        <w:sz w:val="20"/>
+      </w:rPr>
+    </w:lvl>
+    <w:lvl w:ilvl="7" w:tentative="1">
+      <w:start w:val="1"/>
+      <w:numFmt w:val="bullet"/>
+      <w:lvlText w:val=""/>
+      <w:lvlJc w:val="left"/>
+      <w:pPr>
+        <w:tabs>
+          <w:tab w:val="num" w:pos="5760"/>
+        </w:tabs>
+        <w:ind w:left="5760" w:hanging="360"/>
+      </w:pPr>
+      <w:rPr>
+        <w:rFonts w:ascii="Wingdings" w:hAnsi="Wingdings" w:hint="default"/>
+        <w:sz w:val="20"/>
+      </w:rPr>
+    </w:lvl>
+    <w:lvl w:ilvl="8" w:tentative="1">
+      <w:start w:val="1"/>
+      <w:numFmt w:val="bullet"/>
+      <w:lvlText w:val=""/>
+      <w:lvlJc w:val="left"/>
+      <w:pPr>
+        <w:tabs>
+          <w:tab w:val="num" w:pos="6480"/>
+        </w:tabs>
+        <w:ind w:left="6480" w:hanging="360"/>
+      </w:pPr>
+      <w:rPr>
+        <w:rFonts w:ascii="Wingdings" w:hAnsi="Wingdings" w:hint="default"/>
+        <w:sz w:val="20"/>
+      </w:rPr>
+    </w:lvl>
+  </w:abstractNum>
+  <w:abstractNum w:abstractNumId="10" w15:restartNumberingAfterBreak="0">
     <w:nsid w:val="1479174E"/>
     <w:multiLevelType w:val="hybridMultilevel"/>
     <w:tmpl w:val="DD36EEA2"/>
@@ -30721,7 +26112,7 @@
       </w:pPr>
     </w:lvl>
   </w:abstractNum>
-  <w:abstractNum w:abstractNumId="10" w15:restartNumberingAfterBreak="0">
+  <w:abstractNum w:abstractNumId="11" w15:restartNumberingAfterBreak="0">
     <w:nsid w:val="1701420A"/>
     <w:multiLevelType w:val="hybridMultilevel"/>
     <w:tmpl w:val="837C95D4"/>
@@ -30834,7 +26225,7 @@
       </w:rPr>
     </w:lvl>
   </w:abstractNum>
-  <w:abstractNum w:abstractNumId="11" w15:restartNumberingAfterBreak="0">
+  <w:abstractNum w:abstractNumId="12" w15:restartNumberingAfterBreak="0">
     <w:nsid w:val="1790176B"/>
     <w:multiLevelType w:val="hybridMultilevel"/>
     <w:tmpl w:val="4D3A3A5E"/>
@@ -30920,7 +26311,7 @@
       </w:pPr>
     </w:lvl>
   </w:abstractNum>
-  <w:abstractNum w:abstractNumId="12" w15:restartNumberingAfterBreak="0">
+  <w:abstractNum w:abstractNumId="13" w15:restartNumberingAfterBreak="0">
     <w:nsid w:val="18EB24D2"/>
     <w:multiLevelType w:val="hybridMultilevel"/>
     <w:tmpl w:val="A5089E96"/>
@@ -31033,7 +26424,7 @@
       </w:rPr>
     </w:lvl>
   </w:abstractNum>
-  <w:abstractNum w:abstractNumId="13" w15:restartNumberingAfterBreak="0">
+  <w:abstractNum w:abstractNumId="14" w15:restartNumberingAfterBreak="0">
     <w:nsid w:val="194C2FF6"/>
     <w:multiLevelType w:val="hybridMultilevel"/>
     <w:tmpl w:val="75A82976"/>
@@ -31123,7 +26514,7 @@
       </w:pPr>
     </w:lvl>
   </w:abstractNum>
-  <w:abstractNum w:abstractNumId="14" w15:restartNumberingAfterBreak="0">
+  <w:abstractNum w:abstractNumId="15" w15:restartNumberingAfterBreak="0">
     <w:nsid w:val="1C2F7648"/>
     <w:multiLevelType w:val="hybridMultilevel"/>
     <w:tmpl w:val="1DF468C0"/>
@@ -31212,7 +26603,7 @@
       </w:pPr>
     </w:lvl>
   </w:abstractNum>
-  <w:abstractNum w:abstractNumId="15" w15:restartNumberingAfterBreak="0">
+  <w:abstractNum w:abstractNumId="16" w15:restartNumberingAfterBreak="0">
     <w:nsid w:val="1E916992"/>
     <w:multiLevelType w:val="hybridMultilevel"/>
     <w:tmpl w:val="ACA6D44E"/>
@@ -31302,7 +26693,7 @@
       </w:pPr>
     </w:lvl>
   </w:abstractNum>
-  <w:abstractNum w:abstractNumId="16" w15:restartNumberingAfterBreak="0">
+  <w:abstractNum w:abstractNumId="17" w15:restartNumberingAfterBreak="0">
     <w:nsid w:val="21777DF1"/>
     <w:multiLevelType w:val="hybridMultilevel"/>
     <w:tmpl w:val="D786DB3E"/>
@@ -31415,7 +26806,7 @@
       </w:rPr>
     </w:lvl>
   </w:abstractNum>
-  <w:abstractNum w:abstractNumId="17" w15:restartNumberingAfterBreak="0">
+  <w:abstractNum w:abstractNumId="18" w15:restartNumberingAfterBreak="0">
     <w:nsid w:val="22BA79A6"/>
     <w:multiLevelType w:val="hybridMultilevel"/>
     <w:tmpl w:val="557E1CFA"/>
@@ -31529,7 +26920,7 @@
       </w:rPr>
     </w:lvl>
   </w:abstractNum>
-  <w:abstractNum w:abstractNumId="18" w15:restartNumberingAfterBreak="0">
+  <w:abstractNum w:abstractNumId="19" w15:restartNumberingAfterBreak="0">
     <w:nsid w:val="24C314D5"/>
     <w:multiLevelType w:val="hybridMultilevel"/>
     <w:tmpl w:val="AF303966"/>
@@ -31642,7 +27033,7 @@
       </w:rPr>
     </w:lvl>
   </w:abstractNum>
-  <w:abstractNum w:abstractNumId="19" w15:restartNumberingAfterBreak="0">
+  <w:abstractNum w:abstractNumId="20" w15:restartNumberingAfterBreak="0">
     <w:nsid w:val="26204C49"/>
     <w:multiLevelType w:val="hybridMultilevel"/>
     <w:tmpl w:val="B492F14E"/>
@@ -31755,7 +27146,7 @@
       </w:rPr>
     </w:lvl>
   </w:abstractNum>
-  <w:abstractNum w:abstractNumId="20" w15:restartNumberingAfterBreak="0">
+  <w:abstractNum w:abstractNumId="21" w15:restartNumberingAfterBreak="0">
     <w:nsid w:val="2662301E"/>
     <w:multiLevelType w:val="multilevel"/>
     <w:tmpl w:val="9FAC1D3A"/>
@@ -31905,7 +27296,7 @@
       </w:rPr>
     </w:lvl>
   </w:abstractNum>
-  <w:abstractNum w:abstractNumId="21" w15:restartNumberingAfterBreak="0">
+  <w:abstractNum w:abstractNumId="22" w15:restartNumberingAfterBreak="0">
     <w:nsid w:val="2C196DFD"/>
     <w:multiLevelType w:val="hybridMultilevel"/>
     <w:tmpl w:val="B3649B00"/>
@@ -32018,7 +27409,7 @@
       </w:rPr>
     </w:lvl>
   </w:abstractNum>
-  <w:abstractNum w:abstractNumId="22" w15:restartNumberingAfterBreak="0">
+  <w:abstractNum w:abstractNumId="23" w15:restartNumberingAfterBreak="0">
     <w:nsid w:val="2C5A2B34"/>
     <w:multiLevelType w:val="hybridMultilevel"/>
     <w:tmpl w:val="7B08631E"/>
@@ -32108,7 +27499,7 @@
       </w:pPr>
     </w:lvl>
   </w:abstractNum>
-  <w:abstractNum w:abstractNumId="23" w15:restartNumberingAfterBreak="0">
+  <w:abstractNum w:abstractNumId="24" w15:restartNumberingAfterBreak="0">
     <w:nsid w:val="2CE506FE"/>
     <w:multiLevelType w:val="hybridMultilevel"/>
     <w:tmpl w:val="C22CAFEA"/>
@@ -32221,7 +27612,7 @@
       </w:rPr>
     </w:lvl>
   </w:abstractNum>
-  <w:abstractNum w:abstractNumId="24" w15:restartNumberingAfterBreak="0">
+  <w:abstractNum w:abstractNumId="25" w15:restartNumberingAfterBreak="0">
     <w:nsid w:val="2EE547F7"/>
     <w:multiLevelType w:val="multilevel"/>
     <w:tmpl w:val="29BA3344"/>
@@ -32335,7 +27726,7 @@
       </w:rPr>
     </w:lvl>
   </w:abstractNum>
-  <w:abstractNum w:abstractNumId="25" w15:restartNumberingAfterBreak="0">
+  <w:abstractNum w:abstractNumId="26" w15:restartNumberingAfterBreak="0">
     <w:nsid w:val="2FFB7228"/>
     <w:multiLevelType w:val="hybridMultilevel"/>
     <w:tmpl w:val="65EC815A"/>
@@ -32448,7 +27839,7 @@
       </w:rPr>
     </w:lvl>
   </w:abstractNum>
-  <w:abstractNum w:abstractNumId="26" w15:restartNumberingAfterBreak="0">
+  <w:abstractNum w:abstractNumId="27" w15:restartNumberingAfterBreak="0">
     <w:nsid w:val="30875AD7"/>
     <w:multiLevelType w:val="hybridMultilevel"/>
     <w:tmpl w:val="D9E00D92"/>
@@ -32538,7 +27929,7 @@
       </w:pPr>
     </w:lvl>
   </w:abstractNum>
-  <w:abstractNum w:abstractNumId="27" w15:restartNumberingAfterBreak="0">
+  <w:abstractNum w:abstractNumId="28" w15:restartNumberingAfterBreak="0">
     <w:nsid w:val="334E77D0"/>
     <w:multiLevelType w:val="multilevel"/>
     <w:tmpl w:val="CB68F45A"/>
@@ -32653,7 +28044,7 @@
       </w:rPr>
     </w:lvl>
   </w:abstractNum>
-  <w:abstractNum w:abstractNumId="28" w15:restartNumberingAfterBreak="0">
+  <w:abstractNum w:abstractNumId="29" w15:restartNumberingAfterBreak="0">
     <w:nsid w:val="3533187D"/>
     <w:multiLevelType w:val="hybridMultilevel"/>
     <w:tmpl w:val="5A501824"/>
@@ -32766,7 +28157,7 @@
       </w:rPr>
     </w:lvl>
   </w:abstractNum>
-  <w:abstractNum w:abstractNumId="29" w15:restartNumberingAfterBreak="0">
+  <w:abstractNum w:abstractNumId="30" w15:restartNumberingAfterBreak="0">
     <w:nsid w:val="38930EE0"/>
     <w:multiLevelType w:val="hybridMultilevel"/>
     <w:tmpl w:val="CFEAF0AE"/>
@@ -32879,7 +28270,7 @@
       </w:rPr>
     </w:lvl>
   </w:abstractNum>
-  <w:abstractNum w:abstractNumId="30" w15:restartNumberingAfterBreak="0">
+  <w:abstractNum w:abstractNumId="31" w15:restartNumberingAfterBreak="0">
     <w:nsid w:val="3A4C2D28"/>
     <w:multiLevelType w:val="hybridMultilevel"/>
     <w:tmpl w:val="B26E96E6"/>
@@ -32969,7 +28360,7 @@
       </w:pPr>
     </w:lvl>
   </w:abstractNum>
-  <w:abstractNum w:abstractNumId="31" w15:restartNumberingAfterBreak="0">
+  <w:abstractNum w:abstractNumId="32" w15:restartNumberingAfterBreak="0">
     <w:nsid w:val="3AFF047E"/>
     <w:multiLevelType w:val="multilevel"/>
     <w:tmpl w:val="E88C00F4"/>
@@ -33088,7 +28479,7 @@
       </w:rPr>
     </w:lvl>
   </w:abstractNum>
-  <w:abstractNum w:abstractNumId="32" w15:restartNumberingAfterBreak="0">
+  <w:abstractNum w:abstractNumId="33" w15:restartNumberingAfterBreak="0">
     <w:nsid w:val="3F6B25A6"/>
     <w:multiLevelType w:val="hybridMultilevel"/>
     <w:tmpl w:val="0098435A"/>
@@ -33178,7 +28569,7 @@
       </w:pPr>
     </w:lvl>
   </w:abstractNum>
-  <w:abstractNum w:abstractNumId="33" w15:restartNumberingAfterBreak="0">
+  <w:abstractNum w:abstractNumId="34" w15:restartNumberingAfterBreak="0">
     <w:nsid w:val="410653CC"/>
     <w:multiLevelType w:val="hybridMultilevel"/>
     <w:tmpl w:val="A314E270"/>
@@ -33293,7 +28684,7 @@
       </w:rPr>
     </w:lvl>
   </w:abstractNum>
-  <w:abstractNum w:abstractNumId="34" w15:restartNumberingAfterBreak="0">
+  <w:abstractNum w:abstractNumId="35" w15:restartNumberingAfterBreak="0">
     <w:nsid w:val="42E22AB9"/>
     <w:multiLevelType w:val="hybridMultilevel"/>
     <w:tmpl w:val="64DCA562"/>
@@ -33406,7 +28797,7 @@
       </w:rPr>
     </w:lvl>
   </w:abstractNum>
-  <w:abstractNum w:abstractNumId="35" w15:restartNumberingAfterBreak="0">
+  <w:abstractNum w:abstractNumId="36" w15:restartNumberingAfterBreak="0">
     <w:nsid w:val="48A645A7"/>
     <w:multiLevelType w:val="hybridMultilevel"/>
     <w:tmpl w:val="C4E295D6"/>
@@ -33519,7 +28910,97 @@
       </w:rPr>
     </w:lvl>
   </w:abstractNum>
-  <w:abstractNum w:abstractNumId="36" w15:restartNumberingAfterBreak="0">
+  <w:abstractNum w:abstractNumId="37" w15:restartNumberingAfterBreak="0">
+    <w:nsid w:val="4C48346F"/>
+    <w:multiLevelType w:val="hybridMultilevel"/>
+    <w:tmpl w:val="B8E01444"/>
+    <w:lvl w:ilvl="0" w:tplc="90CEB2BC">
+      <w:start w:val="1"/>
+      <w:numFmt w:val="decimal"/>
+      <w:suff w:val="space"/>
+      <w:lvlText w:val="%1."/>
+      <w:lvlJc w:val="left"/>
+      <w:pPr>
+        <w:ind w:left="709" w:firstLine="0"/>
+      </w:pPr>
+      <w:rPr>
+        <w:rFonts w:hint="default"/>
+      </w:rPr>
+    </w:lvl>
+    <w:lvl w:ilvl="1" w:tplc="04190019" w:tentative="1">
+      <w:start w:val="1"/>
+      <w:numFmt w:val="lowerLetter"/>
+      <w:lvlText w:val="%2."/>
+      <w:lvlJc w:val="left"/>
+      <w:pPr>
+        <w:ind w:left="2149" w:hanging="360"/>
+      </w:pPr>
+    </w:lvl>
+    <w:lvl w:ilvl="2" w:tplc="0419001B" w:tentative="1">
+      <w:start w:val="1"/>
+      <w:numFmt w:val="lowerRoman"/>
+      <w:lvlText w:val="%3."/>
+      <w:lvlJc w:val="right"/>
+      <w:pPr>
+        <w:ind w:left="2869" w:hanging="180"/>
+      </w:pPr>
+    </w:lvl>
+    <w:lvl w:ilvl="3" w:tplc="0419000F" w:tentative="1">
+      <w:start w:val="1"/>
+      <w:numFmt w:val="decimal"/>
+      <w:lvlText w:val="%4."/>
+      <w:lvlJc w:val="left"/>
+      <w:pPr>
+        <w:ind w:left="3589" w:hanging="360"/>
+      </w:pPr>
+    </w:lvl>
+    <w:lvl w:ilvl="4" w:tplc="04190019" w:tentative="1">
+      <w:start w:val="1"/>
+      <w:numFmt w:val="lowerLetter"/>
+      <w:lvlText w:val="%5."/>
+      <w:lvlJc w:val="left"/>
+      <w:pPr>
+        <w:ind w:left="4309" w:hanging="360"/>
+      </w:pPr>
+    </w:lvl>
+    <w:lvl w:ilvl="5" w:tplc="0419001B" w:tentative="1">
+      <w:start w:val="1"/>
+      <w:numFmt w:val="lowerRoman"/>
+      <w:lvlText w:val="%6."/>
+      <w:lvlJc w:val="right"/>
+      <w:pPr>
+        <w:ind w:left="5029" w:hanging="180"/>
+      </w:pPr>
+    </w:lvl>
+    <w:lvl w:ilvl="6" w:tplc="0419000F" w:tentative="1">
+      <w:start w:val="1"/>
+      <w:numFmt w:val="decimal"/>
+      <w:lvlText w:val="%7."/>
+      <w:lvlJc w:val="left"/>
+      <w:pPr>
+        <w:ind w:left="5749" w:hanging="360"/>
+      </w:pPr>
+    </w:lvl>
+    <w:lvl w:ilvl="7" w:tplc="04190019" w:tentative="1">
+      <w:start w:val="1"/>
+      <w:numFmt w:val="lowerLetter"/>
+      <w:lvlText w:val="%8."/>
+      <w:lvlJc w:val="left"/>
+      <w:pPr>
+        <w:ind w:left="6469" w:hanging="360"/>
+      </w:pPr>
+    </w:lvl>
+    <w:lvl w:ilvl="8" w:tplc="0419001B" w:tentative="1">
+      <w:start w:val="1"/>
+      <w:numFmt w:val="lowerRoman"/>
+      <w:lvlText w:val="%9."/>
+      <w:lvlJc w:val="right"/>
+      <w:pPr>
+        <w:ind w:left="7189" w:hanging="180"/>
+      </w:pPr>
+    </w:lvl>
+  </w:abstractNum>
+  <w:abstractNum w:abstractNumId="38" w15:restartNumberingAfterBreak="0">
     <w:nsid w:val="4E776A3E"/>
     <w:multiLevelType w:val="hybridMultilevel"/>
     <w:tmpl w:val="B9CC3C34"/>
@@ -33609,7 +29090,7 @@
       </w:pPr>
     </w:lvl>
   </w:abstractNum>
-  <w:abstractNum w:abstractNumId="37" w15:restartNumberingAfterBreak="0">
+  <w:abstractNum w:abstractNumId="39" w15:restartNumberingAfterBreak="0">
     <w:nsid w:val="4F4A0235"/>
     <w:multiLevelType w:val="hybridMultilevel"/>
     <w:tmpl w:val="A882304E"/>
@@ -33699,7 +29180,7 @@
       </w:pPr>
     </w:lvl>
   </w:abstractNum>
-  <w:abstractNum w:abstractNumId="38" w15:restartNumberingAfterBreak="0">
+  <w:abstractNum w:abstractNumId="40" w15:restartNumberingAfterBreak="0">
     <w:nsid w:val="4FB05E08"/>
     <w:multiLevelType w:val="hybridMultilevel"/>
     <w:tmpl w:val="45D21476"/>
@@ -33812,7 +29293,7 @@
       </w:rPr>
     </w:lvl>
   </w:abstractNum>
-  <w:abstractNum w:abstractNumId="39" w15:restartNumberingAfterBreak="0">
+  <w:abstractNum w:abstractNumId="41" w15:restartNumberingAfterBreak="0">
     <w:nsid w:val="52B64A74"/>
     <w:multiLevelType w:val="hybridMultilevel"/>
     <w:tmpl w:val="181A1E32"/>
@@ -33925,7 +29406,7 @@
       </w:rPr>
     </w:lvl>
   </w:abstractNum>
-  <w:abstractNum w:abstractNumId="40" w15:restartNumberingAfterBreak="0">
+  <w:abstractNum w:abstractNumId="42" w15:restartNumberingAfterBreak="0">
     <w:nsid w:val="542B448A"/>
     <w:multiLevelType w:val="hybridMultilevel"/>
     <w:tmpl w:val="2F74FA16"/>
@@ -34038,7 +29519,7 @@
       </w:rPr>
     </w:lvl>
   </w:abstractNum>
-  <w:abstractNum w:abstractNumId="41" w15:restartNumberingAfterBreak="0">
+  <w:abstractNum w:abstractNumId="43" w15:restartNumberingAfterBreak="0">
     <w:nsid w:val="55747E32"/>
     <w:multiLevelType w:val="hybridMultilevel"/>
     <w:tmpl w:val="1EBECE02"/>
@@ -34151,7 +29632,7 @@
       </w:rPr>
     </w:lvl>
   </w:abstractNum>
-  <w:abstractNum w:abstractNumId="42" w15:restartNumberingAfterBreak="0">
+  <w:abstractNum w:abstractNumId="44" w15:restartNumberingAfterBreak="0">
     <w:nsid w:val="5B935FEC"/>
     <w:multiLevelType w:val="hybridMultilevel"/>
     <w:tmpl w:val="4EE639FA"/>
@@ -34264,7 +29745,7 @@
       </w:rPr>
     </w:lvl>
   </w:abstractNum>
-  <w:abstractNum w:abstractNumId="43" w15:restartNumberingAfterBreak="0">
+  <w:abstractNum w:abstractNumId="45" w15:restartNumberingAfterBreak="0">
     <w:nsid w:val="5CDB1828"/>
     <w:multiLevelType w:val="hybridMultilevel"/>
     <w:tmpl w:val="91F625F0"/>
@@ -34378,7 +29859,7 @@
       </w:rPr>
     </w:lvl>
   </w:abstractNum>
-  <w:abstractNum w:abstractNumId="44" w15:restartNumberingAfterBreak="0">
+  <w:abstractNum w:abstractNumId="46" w15:restartNumberingAfterBreak="0">
     <w:nsid w:val="5D6F4832"/>
     <w:multiLevelType w:val="multilevel"/>
     <w:tmpl w:val="68109B30"/>
@@ -34528,7 +30009,7 @@
       </w:rPr>
     </w:lvl>
   </w:abstractNum>
-  <w:abstractNum w:abstractNumId="45" w15:restartNumberingAfterBreak="0">
+  <w:abstractNum w:abstractNumId="47" w15:restartNumberingAfterBreak="0">
     <w:nsid w:val="61E964B8"/>
     <w:multiLevelType w:val="multilevel"/>
     <w:tmpl w:val="73342314"/>
@@ -34641,7 +30122,7 @@
       </w:pPr>
     </w:lvl>
   </w:abstractNum>
-  <w:abstractNum w:abstractNumId="46" w15:restartNumberingAfterBreak="0">
+  <w:abstractNum w:abstractNumId="48" w15:restartNumberingAfterBreak="0">
     <w:nsid w:val="62897134"/>
     <w:multiLevelType w:val="hybridMultilevel"/>
     <w:tmpl w:val="5704A1D6"/>
@@ -34754,7 +30235,7 @@
       </w:rPr>
     </w:lvl>
   </w:abstractNum>
-  <w:abstractNum w:abstractNumId="47" w15:restartNumberingAfterBreak="0">
+  <w:abstractNum w:abstractNumId="49" w15:restartNumberingAfterBreak="0">
     <w:nsid w:val="64C701D5"/>
     <w:multiLevelType w:val="hybridMultilevel"/>
     <w:tmpl w:val="DB46B186"/>
@@ -34867,7 +30348,156 @@
       </w:rPr>
     </w:lvl>
   </w:abstractNum>
-  <w:abstractNum w:abstractNumId="48" w15:restartNumberingAfterBreak="0">
+  <w:abstractNum w:abstractNumId="50" w15:restartNumberingAfterBreak="0">
+    <w:nsid w:val="661446FA"/>
+    <w:multiLevelType w:val="multilevel"/>
+    <w:tmpl w:val="3806C1B8"/>
+    <w:lvl w:ilvl="0">
+      <w:start w:val="1"/>
+      <w:numFmt w:val="bullet"/>
+      <w:lvlText w:val=""/>
+      <w:lvlJc w:val="left"/>
+      <w:pPr>
+        <w:tabs>
+          <w:tab w:val="num" w:pos="720"/>
+        </w:tabs>
+        <w:ind w:left="720" w:hanging="360"/>
+      </w:pPr>
+      <w:rPr>
+        <w:rFonts w:ascii="Symbol" w:hAnsi="Symbol" w:hint="default"/>
+        <w:sz w:val="20"/>
+      </w:rPr>
+    </w:lvl>
+    <w:lvl w:ilvl="1" w:tentative="1">
+      <w:start w:val="1"/>
+      <w:numFmt w:val="bullet"/>
+      <w:lvlText w:val="o"/>
+      <w:lvlJc w:val="left"/>
+      <w:pPr>
+        <w:tabs>
+          <w:tab w:val="num" w:pos="1440"/>
+        </w:tabs>
+        <w:ind w:left="1440" w:hanging="360"/>
+      </w:pPr>
+      <w:rPr>
+        <w:rFonts w:ascii="Courier New" w:hAnsi="Courier New" w:hint="default"/>
+        <w:sz w:val="20"/>
+      </w:rPr>
+    </w:lvl>
+    <w:lvl w:ilvl="2" w:tentative="1">
+      <w:start w:val="1"/>
+      <w:numFmt w:val="bullet"/>
+      <w:lvlText w:val=""/>
+      <w:lvlJc w:val="left"/>
+      <w:pPr>
+        <w:tabs>
+          <w:tab w:val="num" w:pos="2160"/>
+        </w:tabs>
+        <w:ind w:left="2160" w:hanging="360"/>
+      </w:pPr>
+      <w:rPr>
+        <w:rFonts w:ascii="Wingdings" w:hAnsi="Wingdings" w:hint="default"/>
+        <w:sz w:val="20"/>
+      </w:rPr>
+    </w:lvl>
+    <w:lvl w:ilvl="3" w:tentative="1">
+      <w:start w:val="1"/>
+      <w:numFmt w:val="bullet"/>
+      <w:lvlText w:val=""/>
+      <w:lvlJc w:val="left"/>
+      <w:pPr>
+        <w:tabs>
+          <w:tab w:val="num" w:pos="2880"/>
+        </w:tabs>
+        <w:ind w:left="2880" w:hanging="360"/>
+      </w:pPr>
+      <w:rPr>
+        <w:rFonts w:ascii="Wingdings" w:hAnsi="Wingdings" w:hint="default"/>
+        <w:sz w:val="20"/>
+      </w:rPr>
+    </w:lvl>
+    <w:lvl w:ilvl="4" w:tentative="1">
+      <w:start w:val="1"/>
+      <w:numFmt w:val="bullet"/>
+      <w:lvlText w:val=""/>
+      <w:lvlJc w:val="left"/>
+      <w:pPr>
+        <w:tabs>
+          <w:tab w:val="num" w:pos="3600"/>
+        </w:tabs>
+        <w:ind w:left="3600" w:hanging="360"/>
+      </w:pPr>
+      <w:rPr>
+        <w:rFonts w:ascii="Wingdings" w:hAnsi="Wingdings" w:hint="default"/>
+        <w:sz w:val="20"/>
+      </w:rPr>
+    </w:lvl>
+    <w:lvl w:ilvl="5" w:tentative="1">
+      <w:start w:val="1"/>
+      <w:numFmt w:val="bullet"/>
+      <w:lvlText w:val=""/>
+      <w:lvlJc w:val="left"/>
+      <w:pPr>
+        <w:tabs>
+          <w:tab w:val="num" w:pos="4320"/>
+        </w:tabs>
+        <w:ind w:left="4320" w:hanging="360"/>
+      </w:pPr>
+      <w:rPr>
+        <w:rFonts w:ascii="Wingdings" w:hAnsi="Wingdings" w:hint="default"/>
+        <w:sz w:val="20"/>
+      </w:rPr>
+    </w:lvl>
+    <w:lvl w:ilvl="6" w:tentative="1">
+      <w:start w:val="1"/>
+      <w:numFmt w:val="bullet"/>
+      <w:lvlText w:val=""/>
+      <w:lvlJc w:val="left"/>
+      <w:pPr>
+        <w:tabs>
+          <w:tab w:val="num" w:pos="5040"/>
+        </w:tabs>
+        <w:ind w:left="5040" w:hanging="360"/>
+      </w:pPr>
+      <w:rPr>
+        <w:rFonts w:ascii="Wingdings" w:hAnsi="Wingdings" w:hint="default"/>
+        <w:sz w:val="20"/>
+      </w:rPr>
+    </w:lvl>
+    <w:lvl w:ilvl="7" w:tentative="1">
+      <w:start w:val="1"/>
+      <w:numFmt w:val="bullet"/>
+      <w:lvlText w:val=""/>
+      <w:lvlJc w:val="left"/>
+      <w:pPr>
+        <w:tabs>
+          <w:tab w:val="num" w:pos="5760"/>
+        </w:tabs>
+        <w:ind w:left="5760" w:hanging="360"/>
+      </w:pPr>
+      <w:rPr>
+        <w:rFonts w:ascii="Wingdings" w:hAnsi="Wingdings" w:hint="default"/>
+        <w:sz w:val="20"/>
+      </w:rPr>
+    </w:lvl>
+    <w:lvl w:ilvl="8" w:tentative="1">
+      <w:start w:val="1"/>
+      <w:numFmt w:val="bullet"/>
+      <w:lvlText w:val=""/>
+      <w:lvlJc w:val="left"/>
+      <w:pPr>
+        <w:tabs>
+          <w:tab w:val="num" w:pos="6480"/>
+        </w:tabs>
+        <w:ind w:left="6480" w:hanging="360"/>
+      </w:pPr>
+      <w:rPr>
+        <w:rFonts w:ascii="Wingdings" w:hAnsi="Wingdings" w:hint="default"/>
+        <w:sz w:val="20"/>
+      </w:rPr>
+    </w:lvl>
+  </w:abstractNum>
+  <w:abstractNum w:abstractNumId="51" w15:restartNumberingAfterBreak="0">
     <w:nsid w:val="66CC7CCC"/>
     <w:multiLevelType w:val="multilevel"/>
     <w:tmpl w:val="4070961C"/>
@@ -35009,7 +30639,7 @@
       </w:rPr>
     </w:lvl>
   </w:abstractNum>
-  <w:abstractNum w:abstractNumId="49" w15:restartNumberingAfterBreak="0">
+  <w:abstractNum w:abstractNumId="52" w15:restartNumberingAfterBreak="0">
     <w:nsid w:val="67FC6BC2"/>
     <w:multiLevelType w:val="hybridMultilevel"/>
     <w:tmpl w:val="6D1E9C12"/>
@@ -35122,7 +30752,246 @@
       </w:rPr>
     </w:lvl>
   </w:abstractNum>
-  <w:abstractNum w:abstractNumId="50" w15:restartNumberingAfterBreak="0">
+  <w:abstractNum w:abstractNumId="53" w15:restartNumberingAfterBreak="0">
+    <w:nsid w:val="69650B56"/>
+    <w:multiLevelType w:val="multilevel"/>
+    <w:tmpl w:val="01D0CAB2"/>
+    <w:lvl w:ilvl="0">
+      <w:start w:val="1"/>
+      <w:numFmt w:val="bullet"/>
+      <w:lvlText w:val=""/>
+      <w:lvlJc w:val="left"/>
+      <w:pPr>
+        <w:tabs>
+          <w:tab w:val="num" w:pos="720"/>
+        </w:tabs>
+        <w:ind w:left="720" w:hanging="360"/>
+      </w:pPr>
+      <w:rPr>
+        <w:rFonts w:ascii="Symbol" w:hAnsi="Symbol" w:hint="default"/>
+        <w:sz w:val="20"/>
+      </w:rPr>
+    </w:lvl>
+    <w:lvl w:ilvl="1" w:tentative="1">
+      <w:start w:val="1"/>
+      <w:numFmt w:val="bullet"/>
+      <w:lvlText w:val="o"/>
+      <w:lvlJc w:val="left"/>
+      <w:pPr>
+        <w:tabs>
+          <w:tab w:val="num" w:pos="1440"/>
+        </w:tabs>
+        <w:ind w:left="1440" w:hanging="360"/>
+      </w:pPr>
+      <w:rPr>
+        <w:rFonts w:ascii="Courier New" w:hAnsi="Courier New" w:hint="default"/>
+        <w:sz w:val="20"/>
+      </w:rPr>
+    </w:lvl>
+    <w:lvl w:ilvl="2" w:tentative="1">
+      <w:start w:val="1"/>
+      <w:numFmt w:val="bullet"/>
+      <w:lvlText w:val=""/>
+      <w:lvlJc w:val="left"/>
+      <w:pPr>
+        <w:tabs>
+          <w:tab w:val="num" w:pos="2160"/>
+        </w:tabs>
+        <w:ind w:left="2160" w:hanging="360"/>
+      </w:pPr>
+      <w:rPr>
+        <w:rFonts w:ascii="Wingdings" w:hAnsi="Wingdings" w:hint="default"/>
+        <w:sz w:val="20"/>
+      </w:rPr>
+    </w:lvl>
+    <w:lvl w:ilvl="3" w:tentative="1">
+      <w:start w:val="1"/>
+      <w:numFmt w:val="bullet"/>
+      <w:lvlText w:val=""/>
+      <w:lvlJc w:val="left"/>
+      <w:pPr>
+        <w:tabs>
+          <w:tab w:val="num" w:pos="2880"/>
+        </w:tabs>
+        <w:ind w:left="2880" w:hanging="360"/>
+      </w:pPr>
+      <w:rPr>
+        <w:rFonts w:ascii="Wingdings" w:hAnsi="Wingdings" w:hint="default"/>
+        <w:sz w:val="20"/>
+      </w:rPr>
+    </w:lvl>
+    <w:lvl w:ilvl="4" w:tentative="1">
+      <w:start w:val="1"/>
+      <w:numFmt w:val="bullet"/>
+      <w:lvlText w:val=""/>
+      <w:lvlJc w:val="left"/>
+      <w:pPr>
+        <w:tabs>
+          <w:tab w:val="num" w:pos="3600"/>
+        </w:tabs>
+        <w:ind w:left="3600" w:hanging="360"/>
+      </w:pPr>
+      <w:rPr>
+        <w:rFonts w:ascii="Wingdings" w:hAnsi="Wingdings" w:hint="default"/>
+        <w:sz w:val="20"/>
+      </w:rPr>
+    </w:lvl>
+    <w:lvl w:ilvl="5" w:tentative="1">
+      <w:start w:val="1"/>
+      <w:numFmt w:val="bullet"/>
+      <w:lvlText w:val=""/>
+      <w:lvlJc w:val="left"/>
+      <w:pPr>
+        <w:tabs>
+          <w:tab w:val="num" w:pos="4320"/>
+        </w:tabs>
+        <w:ind w:left="4320" w:hanging="360"/>
+      </w:pPr>
+      <w:rPr>
+        <w:rFonts w:ascii="Wingdings" w:hAnsi="Wingdings" w:hint="default"/>
+        <w:sz w:val="20"/>
+      </w:rPr>
+    </w:lvl>
+    <w:lvl w:ilvl="6" w:tentative="1">
+      <w:start w:val="1"/>
+      <w:numFmt w:val="bullet"/>
+      <w:lvlText w:val=""/>
+      <w:lvlJc w:val="left"/>
+      <w:pPr>
+        <w:tabs>
+          <w:tab w:val="num" w:pos="5040"/>
+        </w:tabs>
+        <w:ind w:left="5040" w:hanging="360"/>
+      </w:pPr>
+      <w:rPr>
+        <w:rFonts w:ascii="Wingdings" w:hAnsi="Wingdings" w:hint="default"/>
+        <w:sz w:val="20"/>
+      </w:rPr>
+    </w:lvl>
+    <w:lvl w:ilvl="7" w:tentative="1">
+      <w:start w:val="1"/>
+      <w:numFmt w:val="bullet"/>
+      <w:lvlText w:val=""/>
+      <w:lvlJc w:val="left"/>
+      <w:pPr>
+        <w:tabs>
+          <w:tab w:val="num" w:pos="5760"/>
+        </w:tabs>
+        <w:ind w:left="5760" w:hanging="360"/>
+      </w:pPr>
+      <w:rPr>
+        <w:rFonts w:ascii="Wingdings" w:hAnsi="Wingdings" w:hint="default"/>
+        <w:sz w:val="20"/>
+      </w:rPr>
+    </w:lvl>
+    <w:lvl w:ilvl="8" w:tentative="1">
+      <w:start w:val="1"/>
+      <w:numFmt w:val="bullet"/>
+      <w:lvlText w:val=""/>
+      <w:lvlJc w:val="left"/>
+      <w:pPr>
+        <w:tabs>
+          <w:tab w:val="num" w:pos="6480"/>
+        </w:tabs>
+        <w:ind w:left="6480" w:hanging="360"/>
+      </w:pPr>
+      <w:rPr>
+        <w:rFonts w:ascii="Wingdings" w:hAnsi="Wingdings" w:hint="default"/>
+        <w:sz w:val="20"/>
+      </w:rPr>
+    </w:lvl>
+  </w:abstractNum>
+  <w:abstractNum w:abstractNumId="54" w15:restartNumberingAfterBreak="0">
+    <w:nsid w:val="69BC1024"/>
+    <w:multiLevelType w:val="hybridMultilevel"/>
+    <w:tmpl w:val="CEE477B8"/>
+    <w:lvl w:ilvl="0" w:tplc="5EA8B16E">
+      <w:start w:val="1"/>
+      <w:numFmt w:val="decimal"/>
+      <w:suff w:val="space"/>
+      <w:lvlText w:val="%1."/>
+      <w:lvlJc w:val="left"/>
+      <w:pPr>
+        <w:ind w:left="709" w:firstLine="0"/>
+      </w:pPr>
+      <w:rPr>
+        <w:rFonts w:hint="default"/>
+      </w:rPr>
+    </w:lvl>
+    <w:lvl w:ilvl="1" w:tplc="04190019" w:tentative="1">
+      <w:start w:val="1"/>
+      <w:numFmt w:val="lowerLetter"/>
+      <w:lvlText w:val="%2."/>
+      <w:lvlJc w:val="left"/>
+      <w:pPr>
+        <w:ind w:left="2149" w:hanging="360"/>
+      </w:pPr>
+    </w:lvl>
+    <w:lvl w:ilvl="2" w:tplc="0419001B" w:tentative="1">
+      <w:start w:val="1"/>
+      <w:numFmt w:val="lowerRoman"/>
+      <w:lvlText w:val="%3."/>
+      <w:lvlJc w:val="right"/>
+      <w:pPr>
+        <w:ind w:left="2869" w:hanging="180"/>
+      </w:pPr>
+    </w:lvl>
+    <w:lvl w:ilvl="3" w:tplc="0419000F" w:tentative="1">
+      <w:start w:val="1"/>
+      <w:numFmt w:val="decimal"/>
+      <w:lvlText w:val="%4."/>
+      <w:lvlJc w:val="left"/>
+      <w:pPr>
+        <w:ind w:left="3589" w:hanging="360"/>
+      </w:pPr>
+    </w:lvl>
+    <w:lvl w:ilvl="4" w:tplc="04190019" w:tentative="1">
+      <w:start w:val="1"/>
+      <w:numFmt w:val="lowerLetter"/>
+      <w:lvlText w:val="%5."/>
+      <w:lvlJc w:val="left"/>
+      <w:pPr>
+        <w:ind w:left="4309" w:hanging="360"/>
+      </w:pPr>
+    </w:lvl>
+    <w:lvl w:ilvl="5" w:tplc="0419001B" w:tentative="1">
+      <w:start w:val="1"/>
+      <w:numFmt w:val="lowerRoman"/>
+      <w:lvlText w:val="%6."/>
+      <w:lvlJc w:val="right"/>
+      <w:pPr>
+        <w:ind w:left="5029" w:hanging="180"/>
+      </w:pPr>
+    </w:lvl>
+    <w:lvl w:ilvl="6" w:tplc="0419000F" w:tentative="1">
+      <w:start w:val="1"/>
+      <w:numFmt w:val="decimal"/>
+      <w:lvlText w:val="%7."/>
+      <w:lvlJc w:val="left"/>
+      <w:pPr>
+        <w:ind w:left="5749" w:hanging="360"/>
+      </w:pPr>
+    </w:lvl>
+    <w:lvl w:ilvl="7" w:tplc="04190019" w:tentative="1">
+      <w:start w:val="1"/>
+      <w:numFmt w:val="lowerLetter"/>
+      <w:lvlText w:val="%8."/>
+      <w:lvlJc w:val="left"/>
+      <w:pPr>
+        <w:ind w:left="6469" w:hanging="360"/>
+      </w:pPr>
+    </w:lvl>
+    <w:lvl w:ilvl="8" w:tplc="0419001B" w:tentative="1">
+      <w:start w:val="1"/>
+      <w:numFmt w:val="lowerRoman"/>
+      <w:lvlText w:val="%9."/>
+      <w:lvlJc w:val="right"/>
+      <w:pPr>
+        <w:ind w:left="7189" w:hanging="180"/>
+      </w:pPr>
+    </w:lvl>
+  </w:abstractNum>
+  <w:abstractNum w:abstractNumId="55" w15:restartNumberingAfterBreak="0">
     <w:nsid w:val="6A1D1B6E"/>
     <w:multiLevelType w:val="hybridMultilevel"/>
     <w:tmpl w:val="658889BC"/>
@@ -35236,7 +31105,120 @@
       </w:rPr>
     </w:lvl>
   </w:abstractNum>
-  <w:abstractNum w:abstractNumId="51" w15:restartNumberingAfterBreak="0">
+  <w:abstractNum w:abstractNumId="56" w15:restartNumberingAfterBreak="0">
+    <w:nsid w:val="6C38695B"/>
+    <w:multiLevelType w:val="multilevel"/>
+    <w:tmpl w:val="07A8FDE4"/>
+    <w:lvl w:ilvl="0">
+      <w:start w:val="1"/>
+      <w:numFmt w:val="decimal"/>
+      <w:lvlText w:val="%1."/>
+      <w:lvlJc w:val="left"/>
+      <w:pPr>
+        <w:tabs>
+          <w:tab w:val="num" w:pos="720"/>
+        </w:tabs>
+        <w:ind w:left="720" w:hanging="360"/>
+      </w:pPr>
+    </w:lvl>
+    <w:lvl w:ilvl="1" w:tentative="1">
+      <w:start w:val="1"/>
+      <w:numFmt w:val="decimal"/>
+      <w:lvlText w:val="%2."/>
+      <w:lvlJc w:val="left"/>
+      <w:pPr>
+        <w:tabs>
+          <w:tab w:val="num" w:pos="1440"/>
+        </w:tabs>
+        <w:ind w:left="1440" w:hanging="360"/>
+      </w:pPr>
+    </w:lvl>
+    <w:lvl w:ilvl="2" w:tentative="1">
+      <w:start w:val="1"/>
+      <w:numFmt w:val="decimal"/>
+      <w:lvlText w:val="%3."/>
+      <w:lvlJc w:val="left"/>
+      <w:pPr>
+        <w:tabs>
+          <w:tab w:val="num" w:pos="2160"/>
+        </w:tabs>
+        <w:ind w:left="2160" w:hanging="360"/>
+      </w:pPr>
+    </w:lvl>
+    <w:lvl w:ilvl="3" w:tentative="1">
+      <w:start w:val="1"/>
+      <w:numFmt w:val="decimal"/>
+      <w:lvlText w:val="%4."/>
+      <w:lvlJc w:val="left"/>
+      <w:pPr>
+        <w:tabs>
+          <w:tab w:val="num" w:pos="2880"/>
+        </w:tabs>
+        <w:ind w:left="2880" w:hanging="360"/>
+      </w:pPr>
+    </w:lvl>
+    <w:lvl w:ilvl="4" w:tentative="1">
+      <w:start w:val="1"/>
+      <w:numFmt w:val="decimal"/>
+      <w:lvlText w:val="%5."/>
+      <w:lvlJc w:val="left"/>
+      <w:pPr>
+        <w:tabs>
+          <w:tab w:val="num" w:pos="3600"/>
+        </w:tabs>
+        <w:ind w:left="3600" w:hanging="360"/>
+      </w:pPr>
+    </w:lvl>
+    <w:lvl w:ilvl="5" w:tentative="1">
+      <w:start w:val="1"/>
+      <w:numFmt w:val="decimal"/>
+      <w:lvlText w:val="%6."/>
+      <w:lvlJc w:val="left"/>
+      <w:pPr>
+        <w:tabs>
+          <w:tab w:val="num" w:pos="4320"/>
+        </w:tabs>
+        <w:ind w:left="4320" w:hanging="360"/>
+      </w:pPr>
+    </w:lvl>
+    <w:lvl w:ilvl="6" w:tentative="1">
+      <w:start w:val="1"/>
+      <w:numFmt w:val="decimal"/>
+      <w:lvlText w:val="%7."/>
+      <w:lvlJc w:val="left"/>
+      <w:pPr>
+        <w:tabs>
+          <w:tab w:val="num" w:pos="5040"/>
+        </w:tabs>
+        <w:ind w:left="5040" w:hanging="360"/>
+      </w:pPr>
+    </w:lvl>
+    <w:lvl w:ilvl="7" w:tentative="1">
+      <w:start w:val="1"/>
+      <w:numFmt w:val="decimal"/>
+      <w:lvlText w:val="%8."/>
+      <w:lvlJc w:val="left"/>
+      <w:pPr>
+        <w:tabs>
+          <w:tab w:val="num" w:pos="5760"/>
+        </w:tabs>
+        <w:ind w:left="5760" w:hanging="360"/>
+      </w:pPr>
+    </w:lvl>
+    <w:lvl w:ilvl="8" w:tentative="1">
+      <w:start w:val="1"/>
+      <w:numFmt w:val="decimal"/>
+      <w:lvlText w:val="%9."/>
+      <w:lvlJc w:val="left"/>
+      <w:pPr>
+        <w:tabs>
+          <w:tab w:val="num" w:pos="6480"/>
+        </w:tabs>
+        <w:ind w:left="6480" w:hanging="360"/>
+      </w:pPr>
+    </w:lvl>
+  </w:abstractNum>
+  <w:abstractNum w:abstractNumId="57" w15:restartNumberingAfterBreak="0">
     <w:nsid w:val="6CD73407"/>
     <w:multiLevelType w:val="hybridMultilevel"/>
     <w:tmpl w:val="3D6CEB0A"/>
@@ -35349,7 +31331,7 @@
       </w:rPr>
     </w:lvl>
   </w:abstractNum>
-  <w:abstractNum w:abstractNumId="52" w15:restartNumberingAfterBreak="0">
+  <w:abstractNum w:abstractNumId="58" w15:restartNumberingAfterBreak="0">
     <w:nsid w:val="6FAC6299"/>
     <w:multiLevelType w:val="hybridMultilevel"/>
     <w:tmpl w:val="F75ABCA2"/>
@@ -35439,7 +31421,7 @@
       </w:pPr>
     </w:lvl>
   </w:abstractNum>
-  <w:abstractNum w:abstractNumId="53" w15:restartNumberingAfterBreak="0">
+  <w:abstractNum w:abstractNumId="59" w15:restartNumberingAfterBreak="0">
     <w:nsid w:val="748A1358"/>
     <w:multiLevelType w:val="hybridMultilevel"/>
     <w:tmpl w:val="117628A4"/>
@@ -35529,7 +31511,7 @@
       </w:pPr>
     </w:lvl>
   </w:abstractNum>
-  <w:abstractNum w:abstractNumId="54" w15:restartNumberingAfterBreak="0">
+  <w:abstractNum w:abstractNumId="60" w15:restartNumberingAfterBreak="0">
     <w:nsid w:val="754A7916"/>
     <w:multiLevelType w:val="hybridMultilevel"/>
     <w:tmpl w:val="2FC27060"/>
@@ -35642,7 +31624,7 @@
       </w:rPr>
     </w:lvl>
   </w:abstractNum>
-  <w:abstractNum w:abstractNumId="55" w15:restartNumberingAfterBreak="0">
+  <w:abstractNum w:abstractNumId="61" w15:restartNumberingAfterBreak="0">
     <w:nsid w:val="763ACD28"/>
     <w:multiLevelType w:val="multilevel"/>
     <w:tmpl w:val="98465AEA"/>
@@ -35755,7 +31737,7 @@
       </w:rPr>
     </w:lvl>
   </w:abstractNum>
-  <w:abstractNum w:abstractNumId="56" w15:restartNumberingAfterBreak="0">
+  <w:abstractNum w:abstractNumId="62" w15:restartNumberingAfterBreak="0">
     <w:nsid w:val="769757EB"/>
     <w:multiLevelType w:val="hybridMultilevel"/>
     <w:tmpl w:val="8E04B722"/>
@@ -35845,7 +31827,7 @@
       </w:pPr>
     </w:lvl>
   </w:abstractNum>
-  <w:abstractNum w:abstractNumId="57" w15:restartNumberingAfterBreak="0">
+  <w:abstractNum w:abstractNumId="63" w15:restartNumberingAfterBreak="0">
     <w:nsid w:val="77DA3095"/>
     <w:multiLevelType w:val="hybridMultilevel"/>
     <w:tmpl w:val="0220CD2C"/>
@@ -35958,7 +31940,7 @@
       </w:rPr>
     </w:lvl>
   </w:abstractNum>
-  <w:abstractNum w:abstractNumId="58" w15:restartNumberingAfterBreak="0">
+  <w:abstractNum w:abstractNumId="64" w15:restartNumberingAfterBreak="0">
     <w:nsid w:val="7B623AF6"/>
     <w:multiLevelType w:val="hybridMultilevel"/>
     <w:tmpl w:val="BF06E2A8"/>
@@ -36051,88 +32033,88 @@
     </w:lvl>
   </w:abstractNum>
   <w:num w:numId="1" w16cid:durableId="1606422191">
-    <w:abstractNumId w:val="31"/>
+    <w:abstractNumId w:val="32"/>
   </w:num>
   <w:num w:numId="2" w16cid:durableId="2054572884">
-    <w:abstractNumId w:val="58"/>
+    <w:abstractNumId w:val="64"/>
   </w:num>
   <w:num w:numId="3" w16cid:durableId="616135989">
-    <w:abstractNumId w:val="27"/>
+    <w:abstractNumId w:val="28"/>
   </w:num>
   <w:num w:numId="4" w16cid:durableId="64183594">
     <w:abstractNumId w:val="7"/>
   </w:num>
   <w:num w:numId="5" w16cid:durableId="159126278">
-    <w:abstractNumId w:val="33"/>
+    <w:abstractNumId w:val="34"/>
   </w:num>
   <w:num w:numId="6" w16cid:durableId="758335017">
-    <w:abstractNumId w:val="14"/>
+    <w:abstractNumId w:val="15"/>
   </w:num>
   <w:num w:numId="7" w16cid:durableId="1730301288">
     <w:abstractNumId w:val="4"/>
   </w:num>
   <w:num w:numId="8" w16cid:durableId="925186502">
-    <w:abstractNumId w:val="32"/>
+    <w:abstractNumId w:val="33"/>
   </w:num>
   <w:num w:numId="9" w16cid:durableId="1214655651">
-    <w:abstractNumId w:val="30"/>
+    <w:abstractNumId w:val="31"/>
   </w:num>
   <w:num w:numId="10" w16cid:durableId="1721325070">
-    <w:abstractNumId w:val="13"/>
+    <w:abstractNumId w:val="14"/>
   </w:num>
   <w:num w:numId="11" w16cid:durableId="745341483">
-    <w:abstractNumId w:val="15"/>
+    <w:abstractNumId w:val="16"/>
   </w:num>
   <w:num w:numId="12" w16cid:durableId="1689403035">
-    <w:abstractNumId w:val="26"/>
+    <w:abstractNumId w:val="27"/>
   </w:num>
   <w:num w:numId="13" w16cid:durableId="379861248">
-    <w:abstractNumId w:val="17"/>
+    <w:abstractNumId w:val="18"/>
   </w:num>
   <w:num w:numId="14" w16cid:durableId="600450594">
-    <w:abstractNumId w:val="9"/>
+    <w:abstractNumId w:val="10"/>
   </w:num>
   <w:num w:numId="15" w16cid:durableId="714307741">
-    <w:abstractNumId w:val="50"/>
+    <w:abstractNumId w:val="55"/>
   </w:num>
   <w:num w:numId="16" w16cid:durableId="816191978">
-    <w:abstractNumId w:val="37"/>
+    <w:abstractNumId w:val="39"/>
   </w:num>
   <w:num w:numId="17" w16cid:durableId="1542980483">
-    <w:abstractNumId w:val="53"/>
+    <w:abstractNumId w:val="59"/>
   </w:num>
   <w:num w:numId="18" w16cid:durableId="1109735733">
+    <w:abstractNumId w:val="58"/>
+  </w:num>
+  <w:num w:numId="19" w16cid:durableId="1501233236">
     <w:abstractNumId w:val="52"/>
   </w:num>
-  <w:num w:numId="19" w16cid:durableId="1501233236">
-    <w:abstractNumId w:val="49"/>
-  </w:num>
   <w:num w:numId="20" w16cid:durableId="643122325">
-    <w:abstractNumId w:val="45"/>
+    <w:abstractNumId w:val="47"/>
   </w:num>
   <w:num w:numId="21" w16cid:durableId="1326977455">
     <w:abstractNumId w:val="6"/>
   </w:num>
   <w:num w:numId="22" w16cid:durableId="1556041566">
-    <w:abstractNumId w:val="43"/>
+    <w:abstractNumId w:val="45"/>
   </w:num>
   <w:num w:numId="23" w16cid:durableId="1523786600">
     <w:abstractNumId w:val="0"/>
   </w:num>
   <w:num w:numId="24" w16cid:durableId="1599169141">
-    <w:abstractNumId w:val="56"/>
+    <w:abstractNumId w:val="62"/>
   </w:num>
   <w:num w:numId="25" w16cid:durableId="1110708870">
-    <w:abstractNumId w:val="20"/>
+    <w:abstractNumId w:val="21"/>
   </w:num>
   <w:num w:numId="26" w16cid:durableId="342784117">
-    <w:abstractNumId w:val="44"/>
+    <w:abstractNumId w:val="46"/>
   </w:num>
   <w:num w:numId="27" w16cid:durableId="1416440632">
-    <w:abstractNumId w:val="48"/>
+    <w:abstractNumId w:val="51"/>
   </w:num>
   <w:num w:numId="28" w16cid:durableId="242490451">
-    <w:abstractNumId w:val="55"/>
+    <w:abstractNumId w:val="61"/>
   </w:num>
   <w:num w:numId="29" w16cid:durableId="391315620">
     <w:abstractNumId w:val="3"/>
@@ -36144,67 +32126,67 @@
     <w:abstractNumId w:val="2"/>
   </w:num>
   <w:num w:numId="32" w16cid:durableId="1524441324">
-    <w:abstractNumId w:val="51"/>
+    <w:abstractNumId w:val="57"/>
   </w:num>
   <w:num w:numId="33" w16cid:durableId="961885032">
-    <w:abstractNumId w:val="21"/>
+    <w:abstractNumId w:val="22"/>
   </w:num>
   <w:num w:numId="34" w16cid:durableId="138615493">
-    <w:abstractNumId w:val="12"/>
+    <w:abstractNumId w:val="13"/>
   </w:num>
   <w:num w:numId="35" w16cid:durableId="1558398308">
-    <w:abstractNumId w:val="34"/>
+    <w:abstractNumId w:val="35"/>
   </w:num>
   <w:num w:numId="36" w16cid:durableId="1079522054">
-    <w:abstractNumId w:val="16"/>
+    <w:abstractNumId w:val="17"/>
   </w:num>
   <w:num w:numId="37" w16cid:durableId="2061633726">
     <w:abstractNumId w:val="5"/>
   </w:num>
   <w:num w:numId="38" w16cid:durableId="728115633">
-    <w:abstractNumId w:val="28"/>
+    <w:abstractNumId w:val="29"/>
   </w:num>
   <w:num w:numId="39" w16cid:durableId="1736970779">
+    <w:abstractNumId w:val="44"/>
+  </w:num>
+  <w:num w:numId="40" w16cid:durableId="1808739332">
     <w:abstractNumId w:val="42"/>
   </w:num>
-  <w:num w:numId="40" w16cid:durableId="1808739332">
+  <w:num w:numId="41" w16cid:durableId="1835413470">
+    <w:abstractNumId w:val="20"/>
+  </w:num>
+  <w:num w:numId="42" w16cid:durableId="1030449688">
+    <w:abstractNumId w:val="48"/>
+  </w:num>
+  <w:num w:numId="43" w16cid:durableId="1591235414">
     <w:abstractNumId w:val="40"/>
   </w:num>
-  <w:num w:numId="41" w16cid:durableId="1835413470">
+  <w:num w:numId="44" w16cid:durableId="514468387">
+    <w:abstractNumId w:val="30"/>
+  </w:num>
+  <w:num w:numId="45" w16cid:durableId="1610619006">
+    <w:abstractNumId w:val="36"/>
+  </w:num>
+  <w:num w:numId="46" w16cid:durableId="43531609">
+    <w:abstractNumId w:val="24"/>
+  </w:num>
+  <w:num w:numId="47" w16cid:durableId="423772146">
+    <w:abstractNumId w:val="49"/>
+  </w:num>
+  <w:num w:numId="48" w16cid:durableId="1539781779">
     <w:abstractNumId w:val="19"/>
   </w:num>
-  <w:num w:numId="42" w16cid:durableId="1030449688">
-    <w:abstractNumId w:val="46"/>
+  <w:num w:numId="49" w16cid:durableId="2062945222">
+    <w:abstractNumId w:val="43"/>
   </w:num>
-  <w:num w:numId="43" w16cid:durableId="1591235414">
+  <w:num w:numId="50" w16cid:durableId="167208895">
+    <w:abstractNumId w:val="41"/>
+  </w:num>
+  <w:num w:numId="51" w16cid:durableId="734620534">
     <w:abstractNumId w:val="38"/>
   </w:num>
-  <w:num w:numId="44" w16cid:durableId="514468387">
-    <w:abstractNumId w:val="29"/>
-  </w:num>
-  <w:num w:numId="45" w16cid:durableId="1610619006">
-    <w:abstractNumId w:val="35"/>
-  </w:num>
-  <w:num w:numId="46" w16cid:durableId="43531609">
-    <w:abstractNumId w:val="23"/>
-  </w:num>
-  <w:num w:numId="47" w16cid:durableId="423772146">
-    <w:abstractNumId w:val="47"/>
-  </w:num>
-  <w:num w:numId="48" w16cid:durableId="1539781779">
-    <w:abstractNumId w:val="18"/>
-  </w:num>
-  <w:num w:numId="49" w16cid:durableId="2062945222">
-    <w:abstractNumId w:val="41"/>
-  </w:num>
-  <w:num w:numId="50" w16cid:durableId="167208895">
-    <w:abstractNumId w:val="39"/>
-  </w:num>
-  <w:num w:numId="51" w16cid:durableId="734620534">
-    <w:abstractNumId w:val="36"/>
-  </w:num>
   <w:num w:numId="52" w16cid:durableId="319889097">
-    <w:abstractNumId w:val="24"/>
+    <w:abstractNumId w:val="25"/>
     <w:lvlOverride w:ilvl="0">
       <w:lvl w:ilvl="0">
         <w:start w:val="1"/>
@@ -36221,28 +32203,46 @@
     </w:lvlOverride>
   </w:num>
   <w:num w:numId="53" w16cid:durableId="1434932750">
+    <w:abstractNumId w:val="12"/>
+  </w:num>
+  <w:num w:numId="54" w16cid:durableId="1584996379">
+    <w:abstractNumId w:val="25"/>
+  </w:num>
+  <w:num w:numId="55" w16cid:durableId="1330674852">
+    <w:abstractNumId w:val="60"/>
+  </w:num>
+  <w:num w:numId="56" w16cid:durableId="1963268231">
     <w:abstractNumId w:val="11"/>
   </w:num>
-  <w:num w:numId="54" w16cid:durableId="1584996379">
-    <w:abstractNumId w:val="24"/>
-  </w:num>
-  <w:num w:numId="55" w16cid:durableId="1330674852">
-    <w:abstractNumId w:val="54"/>
-  </w:num>
-  <w:num w:numId="56" w16cid:durableId="1963268231">
-    <w:abstractNumId w:val="10"/>
-  </w:num>
   <w:num w:numId="57" w16cid:durableId="1386300114">
-    <w:abstractNumId w:val="25"/>
+    <w:abstractNumId w:val="26"/>
   </w:num>
   <w:num w:numId="58" w16cid:durableId="1382174958">
-    <w:abstractNumId w:val="57"/>
+    <w:abstractNumId w:val="63"/>
   </w:num>
   <w:num w:numId="59" w16cid:durableId="1478448597">
     <w:abstractNumId w:val="1"/>
   </w:num>
   <w:num w:numId="60" w16cid:durableId="1987510415">
-    <w:abstractNumId w:val="22"/>
+    <w:abstractNumId w:val="23"/>
+  </w:num>
+  <w:num w:numId="61" w16cid:durableId="698820308">
+    <w:abstractNumId w:val="50"/>
+  </w:num>
+  <w:num w:numId="62" w16cid:durableId="2078893920">
+    <w:abstractNumId w:val="9"/>
+  </w:num>
+  <w:num w:numId="63" w16cid:durableId="1652447197">
+    <w:abstractNumId w:val="53"/>
+  </w:num>
+  <w:num w:numId="64" w16cid:durableId="1670055203">
+    <w:abstractNumId w:val="37"/>
+  </w:num>
+  <w:num w:numId="65" w16cid:durableId="1470593802">
+    <w:abstractNumId w:val="56"/>
+  </w:num>
+  <w:num w:numId="66" w16cid:durableId="1057513961">
+    <w:abstractNumId w:val="54"/>
   </w:num>
   <w:numIdMacAtCleanup w:val="18"/>
 </w:numbering>
@@ -36837,7 +32837,6 @@
   <w:style w:type="character" w:default="1" w:styleId="a0">
     <w:name w:val="Default Paragraph Font"/>
     <w:uiPriority w:val="1"/>
-    <w:semiHidden/>
     <w:unhideWhenUsed/>
   </w:style>
   <w:style w:type="table" w:default="1" w:styleId="a1">

--- a/вкр/Диплом черн Демьянцев Виталий Владиславич (1).docx
+++ b/вкр/Диплом черн Демьянцев Виталий Владиславич (1).docx
@@ -149,31 +149,6 @@
     <w:p>
       <w:pPr>
         <w:ind w:firstLine="0"/>
-        <w:jc w:val="center"/>
-        <w:rPr>
-          <w:rFonts w:ascii="Times New Roman" w:eastAsia="Calibri" w:hAnsi="Times New Roman" w:cs="Times New Roman"/>
-          <w:kern w:val="2"/>
-          <w:lang w:eastAsia="en-US"/>
-          <w14:ligatures w14:val="standardContextual"/>
-        </w:rPr>
-      </w:pPr>
-    </w:p>
-    <w:p>
-      <w:pPr>
-        <w:ind w:firstLine="0"/>
-        <w:jc w:val="center"/>
-        <w:rPr>
-          <w:rFonts w:ascii="Times New Roman" w:eastAsia="Calibri" w:hAnsi="Times New Roman" w:cs="Times New Roman"/>
-          <w:kern w:val="2"/>
-          <w:lang w:eastAsia="en-US"/>
-          <w14:ligatures w14:val="standardContextual"/>
-        </w:rPr>
-      </w:pPr>
-    </w:p>
-    <w:p>
-      <w:pPr>
-        <w:ind w:firstLine="0"/>
-        <w:jc w:val="center"/>
         <w:rPr>
           <w:rFonts w:ascii="Times New Roman" w:eastAsia="Calibri" w:hAnsi="Times New Roman" w:cs="Times New Roman"/>
           <w:kern w:val="2"/>
@@ -328,7 +303,7 @@
     <w:p>
       <w:pPr>
         <w:ind w:firstLine="0"/>
-        <w:jc w:val="center"/>
+        <w:jc w:val="left"/>
         <w:rPr>
           <w:rFonts w:ascii="Times New Roman" w:eastAsia="Calibri" w:hAnsi="Times New Roman" w:cs="Times New Roman"/>
           <w:kern w:val="2"/>
@@ -340,7 +315,7 @@
     <w:p>
       <w:pPr>
         <w:ind w:firstLine="0"/>
-        <w:jc w:val="center"/>
+        <w:jc w:val="left"/>
         <w:rPr>
           <w:rFonts w:ascii="Times New Roman" w:eastAsia="Calibri" w:hAnsi="Times New Roman" w:cs="Times New Roman"/>
           <w:kern w:val="2"/>
@@ -351,8 +326,8 @@
     </w:p>
     <w:p>
       <w:pPr>
-        <w:ind w:firstLine="0"/>
-        <w:jc w:val="center"/>
+        <w:ind w:left="2832" w:firstLine="2271"/>
+        <w:jc w:val="left"/>
         <w:rPr>
           <w:rFonts w:ascii="Times New Roman" w:eastAsia="Calibri" w:hAnsi="Times New Roman" w:cs="Times New Roman"/>
           <w:kern w:val="2"/>
@@ -360,60 +335,57 @@
           <w14:ligatures w14:val="standardContextual"/>
         </w:rPr>
       </w:pPr>
-    </w:p>
-    <w:p>
-      <w:pPr>
-        <w:ind w:left="2832" w:firstLine="708"/>
-        <w:jc w:val="left"/>
+      <w:r>
         <w:rPr>
           <w:rFonts w:ascii="Times New Roman" w:eastAsia="Calibri" w:hAnsi="Times New Roman" w:cs="Times New Roman"/>
           <w:kern w:val="2"/>
           <w:lang w:eastAsia="en-US"/>
           <w14:ligatures w14:val="standardContextual"/>
         </w:rPr>
-      </w:pPr>
-      <w:r>
+        <w:t>Научный руководитель:</w:t>
+      </w:r>
+    </w:p>
+    <w:p>
+      <w:pPr>
+        <w:ind w:left="2832" w:firstLine="2271"/>
+        <w:jc w:val="left"/>
         <w:rPr>
           <w:rFonts w:ascii="Times New Roman" w:eastAsia="Calibri" w:hAnsi="Times New Roman" w:cs="Times New Roman"/>
           <w:kern w:val="2"/>
           <w:lang w:eastAsia="en-US"/>
           <w14:ligatures w14:val="standardContextual"/>
         </w:rPr>
-        <w:t>Научный руководитель:</w:t>
-      </w:r>
-    </w:p>
-    <w:p>
-      <w:pPr>
-        <w:ind w:left="2832" w:firstLine="708"/>
-        <w:jc w:val="left"/>
+      </w:pPr>
+      <w:r>
         <w:rPr>
           <w:rFonts w:ascii="Times New Roman" w:eastAsia="Calibri" w:hAnsi="Times New Roman" w:cs="Times New Roman"/>
           <w:kern w:val="2"/>
           <w:lang w:eastAsia="en-US"/>
           <w14:ligatures w14:val="standardContextual"/>
         </w:rPr>
-      </w:pPr>
-      <w:r>
+        <w:t>К.т.н.,</w:t>
+      </w:r>
+    </w:p>
+    <w:p>
+      <w:pPr>
+        <w:ind w:left="2832" w:firstLine="2271"/>
+        <w:jc w:val="left"/>
         <w:rPr>
           <w:rFonts w:ascii="Times New Roman" w:eastAsia="Calibri" w:hAnsi="Times New Roman" w:cs="Times New Roman"/>
           <w:kern w:val="2"/>
           <w:lang w:eastAsia="en-US"/>
           <w14:ligatures w14:val="standardContextual"/>
         </w:rPr>
-        <w:t>(звание, должность) _______________________</w:t>
-      </w:r>
-    </w:p>
-    <w:p>
-      <w:pPr>
-        <w:ind w:left="2832" w:firstLine="708"/>
-        <w:jc w:val="left"/>
+      </w:pPr>
+      <w:r>
         <w:rPr>
           <w:rFonts w:ascii="Times New Roman" w:eastAsia="Calibri" w:hAnsi="Times New Roman" w:cs="Times New Roman"/>
           <w:kern w:val="2"/>
           <w:lang w:eastAsia="en-US"/>
           <w14:ligatures w14:val="standardContextual"/>
         </w:rPr>
-      </w:pPr>
+        <w:t xml:space="preserve">Горбунов </w:t>
+      </w:r>
       <w:r>
         <w:rPr>
           <w:rFonts w:ascii="Times New Roman" w:eastAsia="Calibri" w:hAnsi="Times New Roman" w:cs="Times New Roman"/>
@@ -421,12 +393,12 @@
           <w:lang w:eastAsia="en-US"/>
           <w14:ligatures w14:val="standardContextual"/>
         </w:rPr>
-        <w:t>(ФИО) __________________________________</w:t>
-      </w:r>
-    </w:p>
-    <w:p>
-      <w:pPr>
-        <w:ind w:left="2832" w:firstLine="708"/>
+        <w:t>Дмитрий Владимирович</w:t>
+      </w:r>
+    </w:p>
+    <w:p>
+      <w:pPr>
+        <w:ind w:left="2832" w:firstLine="2271"/>
         <w:jc w:val="left"/>
         <w:rPr>
           <w:rFonts w:ascii="Times New Roman" w:eastAsia="Calibri" w:hAnsi="Times New Roman" w:cs="Times New Roman"/>
@@ -442,12 +414,12 @@
           <w:lang w:eastAsia="en-US"/>
           <w14:ligatures w14:val="standardContextual"/>
         </w:rPr>
-        <w:t>Допущено к защите:</w:t>
-      </w:r>
-    </w:p>
-    <w:p>
-      <w:pPr>
-        <w:ind w:left="2832" w:firstLine="708"/>
+        <w:t>________________</w:t>
+      </w:r>
+    </w:p>
+    <w:p>
+      <w:pPr>
+        <w:ind w:left="2832" w:firstLine="2271"/>
         <w:jc w:val="left"/>
         <w:rPr>
           <w:rFonts w:ascii="Times New Roman" w:eastAsia="Calibri" w:hAnsi="Times New Roman" w:cs="Times New Roman"/>
@@ -463,17 +435,20 @@
           <w:lang w:eastAsia="en-US"/>
           <w14:ligatures w14:val="standardContextual"/>
         </w:rPr>
-        <w:t>«</w:t>
-      </w:r>
-      <w:r>
+        <w:t>Допущено к защите:</w:t>
+      </w:r>
+    </w:p>
+    <w:p>
+      <w:pPr>
+        <w:ind w:left="2832" w:firstLine="2271"/>
+        <w:jc w:val="left"/>
         <w:rPr>
           <w:rFonts w:ascii="Times New Roman" w:eastAsia="Calibri" w:hAnsi="Times New Roman" w:cs="Times New Roman"/>
           <w:kern w:val="2"/>
           <w:lang w:eastAsia="en-US"/>
           <w14:ligatures w14:val="standardContextual"/>
         </w:rPr>
-        <w:t>__</w:t>
-      </w:r>
+      </w:pPr>
       <w:r>
         <w:rPr>
           <w:rFonts w:ascii="Times New Roman" w:eastAsia="Calibri" w:hAnsi="Times New Roman" w:cs="Times New Roman"/>
@@ -481,17 +456,20 @@
           <w:lang w:eastAsia="en-US"/>
           <w14:ligatures w14:val="standardContextual"/>
         </w:rPr>
-        <w:t xml:space="preserve">» </w:t>
-      </w:r>
-      <w:r>
+        <w:t>«__» __________ 2026 г.</w:t>
+      </w:r>
+    </w:p>
+    <w:p>
+      <w:pPr>
+        <w:ind w:left="2832" w:firstLine="2271"/>
+        <w:jc w:val="left"/>
         <w:rPr>
           <w:rFonts w:ascii="Times New Roman" w:eastAsia="Calibri" w:hAnsi="Times New Roman" w:cs="Times New Roman"/>
           <w:kern w:val="2"/>
           <w:lang w:eastAsia="en-US"/>
           <w14:ligatures w14:val="standardContextual"/>
         </w:rPr>
-        <w:t>____</w:t>
-      </w:r>
+      </w:pPr>
       <w:r>
         <w:rPr>
           <w:rFonts w:ascii="Times New Roman" w:eastAsia="Calibri" w:hAnsi="Times New Roman" w:cs="Times New Roman"/>
@@ -499,12 +477,12 @@
           <w:lang w:eastAsia="en-US"/>
           <w14:ligatures w14:val="standardContextual"/>
         </w:rPr>
-        <w:t xml:space="preserve"> 2025 г.</w:t>
-      </w:r>
-    </w:p>
-    <w:p>
-      <w:pPr>
-        <w:ind w:left="2832" w:firstLine="708"/>
+        <w:t>Зав. кафедрой АСОИУ</w:t>
+      </w:r>
+    </w:p>
+    <w:p>
+      <w:pPr>
+        <w:ind w:left="2832" w:firstLine="2271"/>
         <w:jc w:val="left"/>
         <w:rPr>
           <w:rFonts w:ascii="Times New Roman" w:eastAsia="Calibri" w:hAnsi="Times New Roman" w:cs="Times New Roman"/>
@@ -520,13 +498,13 @@
           <w:lang w:eastAsia="en-US"/>
           <w14:ligatures w14:val="standardContextual"/>
         </w:rPr>
-        <w:t>Зав. кафедрой ________________</w:t>
-      </w:r>
-    </w:p>
-    <w:p>
-      <w:pPr>
-        <w:ind w:firstLine="0"/>
-        <w:jc w:val="center"/>
+        <w:t>К.т.н., доцент</w:t>
+      </w:r>
+    </w:p>
+    <w:p>
+      <w:pPr>
+        <w:ind w:left="2832" w:firstLine="2271"/>
+        <w:jc w:val="left"/>
         <w:rPr>
           <w:rFonts w:ascii="Times New Roman" w:eastAsia="Calibri" w:hAnsi="Times New Roman" w:cs="Times New Roman"/>
           <w:kern w:val="2"/>
@@ -534,27 +512,72 @@
           <w14:ligatures w14:val="standardContextual"/>
         </w:rPr>
       </w:pPr>
-    </w:p>
-    <w:p>
-      <w:pPr>
-        <w:ind w:firstLine="0"/>
-        <w:jc w:val="center"/>
+      <w:r>
         <w:rPr>
           <w:rFonts w:ascii="Times New Roman" w:eastAsia="Calibri" w:hAnsi="Times New Roman" w:cs="Times New Roman"/>
           <w:kern w:val="2"/>
           <w:lang w:eastAsia="en-US"/>
           <w14:ligatures w14:val="standardContextual"/>
         </w:rPr>
-      </w:pPr>
-    </w:p>
-    <w:p>
-      <w:pPr>
-        <w:spacing w:after="160" w:line="259" w:lineRule="auto"/>
+        <w:t>Гавриленко Тарас Владимирович</w:t>
+      </w:r>
+    </w:p>
+    <w:p>
+      <w:pPr>
+        <w:ind w:left="2832" w:firstLine="2271"/>
+        <w:jc w:val="left"/>
+        <w:rPr>
+          <w:rFonts w:ascii="Times New Roman" w:eastAsia="Calibri" w:hAnsi="Times New Roman" w:cs="Times New Roman"/>
+          <w:kern w:val="2"/>
+          <w:lang w:eastAsia="en-US"/>
+          <w14:ligatures w14:val="standardContextual"/>
+        </w:rPr>
+      </w:pPr>
+      <w:r>
+        <w:rPr>
+          <w:rFonts w:ascii="Times New Roman" w:eastAsia="Calibri" w:hAnsi="Times New Roman" w:cs="Times New Roman"/>
+          <w:kern w:val="2"/>
+          <w:lang w:eastAsia="en-US"/>
+          <w14:ligatures w14:val="standardContextual"/>
+        </w:rPr>
+        <w:t>_____________</w:t>
+      </w:r>
+    </w:p>
+    <w:p>
+      <w:pPr>
         <w:ind w:firstLine="0"/>
         <w:jc w:val="center"/>
         <w:rPr>
-          <w:b/>
-          <w:color w:val="000000"/>
+          <w:rFonts w:ascii="Times New Roman" w:eastAsia="Calibri" w:hAnsi="Times New Roman" w:cs="Times New Roman"/>
+          <w:kern w:val="2"/>
+          <w:lang w:eastAsia="en-US"/>
+          <w14:ligatures w14:val="standardContextual"/>
+        </w:rPr>
+      </w:pPr>
+    </w:p>
+    <w:p>
+      <w:pPr>
+        <w:spacing w:after="160" w:line="256" w:lineRule="auto"/>
+        <w:ind w:firstLine="0"/>
+        <w:jc w:val="center"/>
+        <w:rPr>
+          <w:rFonts w:ascii="Times New Roman" w:eastAsia="Calibri" w:hAnsi="Times New Roman" w:cs="Times New Roman"/>
+          <w:kern w:val="2"/>
+          <w:lang w:eastAsia="en-US"/>
+          <w14:ligatures w14:val="standardContextual"/>
+        </w:rPr>
+      </w:pPr>
+    </w:p>
+    <w:p>
+      <w:pPr>
+        <w:spacing w:after="160" w:line="256" w:lineRule="auto"/>
+        <w:ind w:firstLine="0"/>
+        <w:jc w:val="center"/>
+        <w:rPr>
+          <w:rFonts w:ascii="Calibri" w:eastAsia="Calibri" w:hAnsi="Calibri" w:cs="Times New Roman"/>
+          <w:sz w:val="22"/>
+          <w:szCs w:val="22"/>
+          <w:lang w:eastAsia="en-US"/>
         </w:rPr>
         <w:sectPr>
           <w:footerReference w:type="default" r:id="rId8"/>
@@ -572,16 +595,7 @@
           <w:lang w:eastAsia="en-US"/>
           <w14:ligatures w14:val="standardContextual"/>
         </w:rPr>
-        <w:t>Сургут 20</w:t>
-      </w:r>
-      <w:r>
-        <w:rPr>
-          <w:rFonts w:ascii="Times New Roman" w:eastAsia="Calibri" w:hAnsi="Times New Roman" w:cs="Times New Roman"/>
-          <w:kern w:val="2"/>
-          <w:lang w:eastAsia="en-US"/>
-          <w14:ligatures w14:val="standardContextual"/>
-        </w:rPr>
-        <w:t>26</w:t>
+        <w:t>Сургут – 2026</w:t>
       </w:r>
       <w:r>
         <w:rPr>
@@ -2292,8 +2306,16 @@
         <w:rPr>
           <w:sz w:val="24"/>
           <w:szCs w:val="24"/>
-        </w:rPr>
-        <w:t xml:space="preserve">12 </w:t>
+          <w:lang w:val="en-US"/>
+        </w:rPr>
+        <w:t>9</w:t>
+      </w:r>
+      <w:r>
+        <w:rPr>
+          <w:sz w:val="24"/>
+          <w:szCs w:val="24"/>
+        </w:rPr>
+        <w:t xml:space="preserve"> </w:t>
       </w:r>
       <w:r>
         <w:rPr>
@@ -24017,505 +24039,263 @@
         <w:contextualSpacing/>
         <w:rPr>
           <w:rFonts w:cs="Times New Roman"/>
-          <w:lang w:bidi="ru-RU"/>
-        </w:rPr>
-      </w:pPr>
+          <w:lang w:val="en-US" w:bidi="ru-RU"/>
+        </w:rPr>
+      </w:pPr>
+      <w:bookmarkStart w:id="74" w:name="_Ref229768434"/>
       <w:r>
         <w:rPr>
           <w:rFonts w:cs="Times New Roman"/>
           <w:lang w:val="en-US" w:bidi="ru-RU"/>
         </w:rPr>
-        <w:t>TensorFlow</w:t>
+        <w:t>Google</w:t>
+      </w:r>
+      <w:r>
+        <w:rPr>
+          <w:rFonts w:cs="Times New Roman"/>
+          <w:lang w:val="en-US" w:bidi="ru-RU"/>
+        </w:rPr>
+        <w:t xml:space="preserve"> </w:t>
+      </w:r>
+      <w:r>
+        <w:rPr>
+          <w:rFonts w:cs="Times New Roman"/>
+          <w:lang w:val="en-US" w:bidi="ru-RU"/>
+        </w:rPr>
+        <w:t>MediaPipe</w:t>
+      </w:r>
+      <w:r>
+        <w:rPr>
+          <w:rFonts w:cs="Times New Roman"/>
+          <w:lang w:val="en-US" w:bidi="ru-RU"/>
+        </w:rPr>
+        <w:t xml:space="preserve"> </w:t>
+      </w:r>
+      <w:r>
+        <w:rPr>
+          <w:rFonts w:cs="Times New Roman"/>
+          <w:lang w:val="en-US" w:bidi="ru-RU"/>
+        </w:rPr>
+        <w:t>Face</w:t>
+      </w:r>
+      <w:r>
+        <w:rPr>
+          <w:rFonts w:cs="Times New Roman"/>
+          <w:lang w:val="en-US" w:bidi="ru-RU"/>
+        </w:rPr>
+        <w:t xml:space="preserve"> </w:t>
+      </w:r>
+      <w:r>
+        <w:rPr>
+          <w:rFonts w:cs="Times New Roman"/>
+          <w:lang w:val="en-US" w:bidi="ru-RU"/>
+        </w:rPr>
+        <w:t>Landmarker</w:t>
+      </w:r>
+      <w:r>
+        <w:rPr>
+          <w:rFonts w:cs="Times New Roman"/>
+          <w:lang w:val="en-US" w:bidi="ru-RU"/>
+        </w:rPr>
+        <w:t xml:space="preserve"> [</w:t>
       </w:r>
       <w:r>
         <w:rPr>
           <w:rFonts w:cs="Times New Roman"/>
           <w:lang w:bidi="ru-RU"/>
         </w:rPr>
-        <w:t xml:space="preserve"> [Электронный ресурс]: офиц. сайт. – </w:t>
+        <w:t>Электронный</w:t>
       </w:r>
       <w:r>
         <w:rPr>
           <w:rFonts w:cs="Times New Roman"/>
           <w:lang w:val="en-US" w:bidi="ru-RU"/>
         </w:rPr>
-        <w:t>URL</w:t>
+        <w:t xml:space="preserve"> </w:t>
       </w:r>
       <w:r>
         <w:rPr>
           <w:rFonts w:cs="Times New Roman"/>
           <w:lang w:bidi="ru-RU"/>
         </w:rPr>
-        <w:t xml:space="preserve">: </w:t>
+        <w:t>ресурс</w:t>
       </w:r>
       <w:r>
         <w:rPr>
           <w:rFonts w:cs="Times New Roman"/>
           <w:lang w:val="en-US" w:bidi="ru-RU"/>
         </w:rPr>
+        <w:t xml:space="preserve">]. – </w:t>
+      </w:r>
+      <w:r>
+        <w:rPr>
+          <w:rFonts w:cs="Times New Roman"/>
+          <w:lang w:val="en-US" w:bidi="ru-RU"/>
+        </w:rPr>
+        <w:t>URL</w:t>
+      </w:r>
+      <w:r>
+        <w:rPr>
+          <w:rFonts w:cs="Times New Roman"/>
+          <w:lang w:val="en-US" w:bidi="ru-RU"/>
+        </w:rPr>
+        <w:t xml:space="preserve">: </w:t>
+      </w:r>
+      <w:r>
+        <w:rPr>
+          <w:rFonts w:cs="Times New Roman"/>
+          <w:lang w:val="en-US" w:bidi="ru-RU"/>
+        </w:rPr>
         <w:t>https</w:t>
+      </w:r>
+      <w:r>
+        <w:rPr>
+          <w:rFonts w:cs="Times New Roman"/>
+          <w:lang w:val="en-US" w:bidi="ru-RU"/>
+        </w:rPr>
+        <w:t>://</w:t>
+      </w:r>
+      <w:r>
+        <w:rPr>
+          <w:rFonts w:cs="Times New Roman"/>
+          <w:lang w:val="en-US" w:bidi="ru-RU"/>
+        </w:rPr>
+        <w:t>developers</w:t>
+      </w:r>
+      <w:r>
+        <w:rPr>
+          <w:rFonts w:cs="Times New Roman"/>
+          <w:lang w:val="en-US" w:bidi="ru-RU"/>
+        </w:rPr>
+        <w:t>.</w:t>
+      </w:r>
+      <w:r>
+        <w:rPr>
+          <w:rFonts w:cs="Times New Roman"/>
+          <w:lang w:val="en-US" w:bidi="ru-RU"/>
+        </w:rPr>
+        <w:t>google</w:t>
+      </w:r>
+      <w:r>
+        <w:rPr>
+          <w:rFonts w:cs="Times New Roman"/>
+          <w:lang w:val="en-US" w:bidi="ru-RU"/>
+        </w:rPr>
+        <w:t>.</w:t>
+      </w:r>
+      <w:r>
+        <w:rPr>
+          <w:rFonts w:cs="Times New Roman"/>
+          <w:lang w:val="en-US" w:bidi="ru-RU"/>
+        </w:rPr>
+        <w:t>com</w:t>
+      </w:r>
+      <w:r>
+        <w:rPr>
+          <w:rFonts w:cs="Times New Roman"/>
+          <w:lang w:val="en-US" w:bidi="ru-RU"/>
+        </w:rPr>
+        <w:t>/</w:t>
+      </w:r>
+      <w:r>
+        <w:rPr>
+          <w:rFonts w:cs="Times New Roman"/>
+          <w:lang w:val="en-US" w:bidi="ru-RU"/>
+        </w:rPr>
+        <w:t>mediapipe</w:t>
+      </w:r>
+      <w:r>
+        <w:rPr>
+          <w:rFonts w:cs="Times New Roman"/>
+          <w:lang w:val="en-US" w:bidi="ru-RU"/>
+        </w:rPr>
+        <w:t>/</w:t>
+      </w:r>
+      <w:r>
+        <w:rPr>
+          <w:rFonts w:cs="Times New Roman"/>
+          <w:lang w:val="en-US" w:bidi="ru-RU"/>
+        </w:rPr>
+        <w:t>solutions</w:t>
+      </w:r>
+      <w:r>
+        <w:rPr>
+          <w:rFonts w:cs="Times New Roman"/>
+          <w:lang w:val="en-US" w:bidi="ru-RU"/>
+        </w:rPr>
+        <w:t>/</w:t>
+      </w:r>
+      <w:r>
+        <w:rPr>
+          <w:rFonts w:cs="Times New Roman"/>
+          <w:lang w:val="en-US" w:bidi="ru-RU"/>
+        </w:rPr>
+        <w:t>vision</w:t>
+      </w:r>
+      <w:r>
+        <w:rPr>
+          <w:rFonts w:cs="Times New Roman"/>
+          <w:lang w:val="en-US" w:bidi="ru-RU"/>
+        </w:rPr>
+        <w:t>/</w:t>
+      </w:r>
+      <w:r>
+        <w:rPr>
+          <w:rFonts w:cs="Times New Roman"/>
+          <w:lang w:val="en-US" w:bidi="ru-RU"/>
+        </w:rPr>
+        <w:t>face</w:t>
+      </w:r>
+      <w:r>
+        <w:rPr>
+          <w:rFonts w:cs="Times New Roman"/>
+          <w:lang w:val="en-US" w:bidi="ru-RU"/>
+        </w:rPr>
+        <w:t>_</w:t>
+      </w:r>
+      <w:r>
+        <w:rPr>
+          <w:rFonts w:cs="Times New Roman"/>
+          <w:lang w:val="en-US" w:bidi="ru-RU"/>
+        </w:rPr>
+        <w:t>landmarker</w:t>
+      </w:r>
+      <w:r>
+        <w:rPr>
+          <w:rFonts w:cs="Times New Roman"/>
+          <w:lang w:val="en-US" w:bidi="ru-RU"/>
+        </w:rPr>
+        <w:t xml:space="preserve"> (</w:t>
       </w:r>
       <w:r>
         <w:rPr>
           <w:rFonts w:cs="Times New Roman"/>
           <w:lang w:bidi="ru-RU"/>
         </w:rPr>
-        <w:t>://</w:t>
+        <w:t>дата</w:t>
       </w:r>
       <w:r>
         <w:rPr>
           <w:rFonts w:cs="Times New Roman"/>
           <w:lang w:val="en-US" w:bidi="ru-RU"/>
         </w:rPr>
-        <w:t>www</w:t>
+        <w:t xml:space="preserve"> </w:t>
       </w:r>
       <w:r>
         <w:rPr>
           <w:rFonts w:cs="Times New Roman"/>
           <w:lang w:bidi="ru-RU"/>
         </w:rPr>
-        <w:t>.</w:t>
+        <w:t>обращения</w:t>
       </w:r>
       <w:r>
         <w:rPr>
           <w:rFonts w:cs="Times New Roman"/>
           <w:lang w:val="en-US" w:bidi="ru-RU"/>
         </w:rPr>
-        <w:t>tensorflow</w:t>
-      </w:r>
-      <w:r>
-        <w:rPr>
-          <w:rFonts w:cs="Times New Roman"/>
-          <w:lang w:bidi="ru-RU"/>
-        </w:rPr>
-        <w:t>.</w:t>
-      </w:r>
-      <w:r>
-        <w:rPr>
-          <w:rFonts w:cs="Times New Roman"/>
-          <w:lang w:val="en-US" w:bidi="ru-RU"/>
-        </w:rPr>
-        <w:t>org</w:t>
-      </w:r>
-      <w:r>
-        <w:rPr>
-          <w:rFonts w:cs="Times New Roman"/>
-          <w:lang w:bidi="ru-RU"/>
-        </w:rPr>
-        <w:t xml:space="preserve"> (дата обращения: 10.05.2026).</w:t>
-      </w:r>
-    </w:p>
-    <w:p>
-      <w:pPr>
-        <w:numPr>
-          <w:ilvl w:val="0"/>
-          <w:numId w:val="18"/>
-        </w:numPr>
-        <w:contextualSpacing/>
-        <w:rPr>
-          <w:rFonts w:cs="Times New Roman"/>
-          <w:lang w:bidi="ru-RU"/>
-        </w:rPr>
-      </w:pPr>
-      <w:bookmarkStart w:id="74" w:name="_Ref229768624"/>
-      <w:r>
-        <w:rPr>
-          <w:rFonts w:cs="Times New Roman"/>
-          <w:lang w:val="en-US" w:bidi="ru-RU"/>
-        </w:rPr>
-        <w:t>OpenCV</w:t>
-      </w:r>
-      <w:r>
-        <w:rPr>
-          <w:rFonts w:cs="Times New Roman"/>
-          <w:lang w:bidi="ru-RU"/>
-        </w:rPr>
-        <w:t xml:space="preserve"> [Электронный ресурс</w:t>
-      </w:r>
-      <w:proofErr w:type="gramStart"/>
-      <w:r>
-        <w:rPr>
-          <w:rFonts w:cs="Times New Roman"/>
-          <w:lang w:bidi="ru-RU"/>
-        </w:rPr>
-        <w:t>] :</w:t>
-      </w:r>
-      <w:proofErr w:type="gramEnd"/>
-      <w:r>
-        <w:rPr>
-          <w:rFonts w:cs="Times New Roman"/>
-          <w:lang w:bidi="ru-RU"/>
-        </w:rPr>
-        <w:t xml:space="preserve"> офиц. сайт. – </w:t>
-      </w:r>
-      <w:r>
-        <w:rPr>
-          <w:rFonts w:cs="Times New Roman"/>
-          <w:lang w:val="en-US" w:bidi="ru-RU"/>
-        </w:rPr>
-        <w:t>URL</w:t>
-      </w:r>
-      <w:r>
-        <w:rPr>
-          <w:rFonts w:cs="Times New Roman"/>
-          <w:lang w:bidi="ru-RU"/>
-        </w:rPr>
-        <w:t xml:space="preserve">: </w:t>
-      </w:r>
-      <w:r>
-        <w:rPr>
-          <w:rFonts w:cs="Times New Roman"/>
-          <w:lang w:val="en-US" w:bidi="ru-RU"/>
-        </w:rPr>
-        <w:t>https</w:t>
-      </w:r>
-      <w:r>
-        <w:rPr>
-          <w:rFonts w:cs="Times New Roman"/>
-          <w:lang w:bidi="ru-RU"/>
-        </w:rPr>
-        <w:t>://</w:t>
-      </w:r>
-      <w:r>
-        <w:rPr>
-          <w:rFonts w:cs="Times New Roman"/>
-          <w:lang w:val="en-US" w:bidi="ru-RU"/>
-        </w:rPr>
-        <w:t>opencv</w:t>
-      </w:r>
-      <w:r>
-        <w:rPr>
-          <w:rFonts w:cs="Times New Roman"/>
-          <w:lang w:bidi="ru-RU"/>
-        </w:rPr>
-        <w:t>.</w:t>
-      </w:r>
-      <w:r>
-        <w:rPr>
-          <w:rFonts w:cs="Times New Roman"/>
-          <w:lang w:val="en-US" w:bidi="ru-RU"/>
-        </w:rPr>
-        <w:t>org</w:t>
-      </w:r>
-      <w:r>
-        <w:rPr>
-          <w:rFonts w:cs="Times New Roman"/>
-          <w:lang w:bidi="ru-RU"/>
-        </w:rPr>
-        <w:t xml:space="preserve"> (дата обращения: 10.05.2026).</w:t>
+        <w:t>: 10.05.2026).</w:t>
       </w:r>
       <w:bookmarkEnd w:id="74"/>
-    </w:p>
-    <w:p>
-      <w:pPr>
-        <w:numPr>
-          <w:ilvl w:val="0"/>
-          <w:numId w:val="18"/>
-        </w:numPr>
-        <w:contextualSpacing/>
-        <w:rPr>
-          <w:rFonts w:cs="Times New Roman"/>
-          <w:lang w:bidi="ru-RU"/>
-        </w:rPr>
-      </w:pPr>
-      <w:bookmarkStart w:id="75" w:name="_Ref229768589"/>
-      <w:r>
-        <w:rPr>
-          <w:rFonts w:cs="Times New Roman"/>
-          <w:lang w:val="en-US" w:bidi="ru-RU"/>
-        </w:rPr>
-        <w:t>PostgreSQL</w:t>
-      </w:r>
-      <w:r>
-        <w:rPr>
-          <w:rFonts w:cs="Times New Roman"/>
-          <w:lang w:bidi="ru-RU"/>
-        </w:rPr>
-        <w:t xml:space="preserve"> [Электронный ресурс]: офиц. сайт. – </w:t>
-      </w:r>
-      <w:r>
-        <w:rPr>
-          <w:rFonts w:cs="Times New Roman"/>
-          <w:lang w:val="en-US" w:bidi="ru-RU"/>
-        </w:rPr>
-        <w:t>URL</w:t>
-      </w:r>
-      <w:r>
-        <w:rPr>
-          <w:rFonts w:cs="Times New Roman"/>
-          <w:lang w:bidi="ru-RU"/>
-        </w:rPr>
-        <w:t xml:space="preserve">: </w:t>
-      </w:r>
-      <w:r>
-        <w:rPr>
-          <w:rFonts w:cs="Times New Roman"/>
-          <w:lang w:val="en-US" w:bidi="ru-RU"/>
-        </w:rPr>
-        <w:t>https</w:t>
-      </w:r>
-      <w:r>
-        <w:rPr>
-          <w:rFonts w:cs="Times New Roman"/>
-          <w:lang w:bidi="ru-RU"/>
-        </w:rPr>
-        <w:t>://</w:t>
-      </w:r>
-      <w:r>
-        <w:rPr>
-          <w:rFonts w:cs="Times New Roman"/>
-          <w:lang w:val="en-US" w:bidi="ru-RU"/>
-        </w:rPr>
-        <w:t>www</w:t>
-      </w:r>
-      <w:r>
-        <w:rPr>
-          <w:rFonts w:cs="Times New Roman"/>
-          <w:lang w:bidi="ru-RU"/>
-        </w:rPr>
-        <w:t>.</w:t>
-      </w:r>
-      <w:r>
-        <w:rPr>
-          <w:rFonts w:cs="Times New Roman"/>
-          <w:lang w:val="en-US" w:bidi="ru-RU"/>
-        </w:rPr>
-        <w:t>postgresql</w:t>
-      </w:r>
-      <w:r>
-        <w:rPr>
-          <w:rFonts w:cs="Times New Roman"/>
-          <w:lang w:bidi="ru-RU"/>
-        </w:rPr>
-        <w:t>.</w:t>
-      </w:r>
-      <w:r>
-        <w:rPr>
-          <w:rFonts w:cs="Times New Roman"/>
-          <w:lang w:val="en-US" w:bidi="ru-RU"/>
-        </w:rPr>
-        <w:t>org</w:t>
-      </w:r>
-      <w:r>
-        <w:rPr>
-          <w:rFonts w:cs="Times New Roman"/>
-          <w:lang w:bidi="ru-RU"/>
-        </w:rPr>
-        <w:t xml:space="preserve"> (дата обращения: 10.05.2026).</w:t>
-      </w:r>
-      <w:bookmarkEnd w:id="75"/>
-    </w:p>
-    <w:p>
-      <w:pPr>
-        <w:numPr>
-          <w:ilvl w:val="0"/>
-          <w:numId w:val="18"/>
-        </w:numPr>
-        <w:contextualSpacing/>
-        <w:rPr>
-          <w:rFonts w:cs="Times New Roman"/>
-          <w:lang w:bidi="ru-RU"/>
-        </w:rPr>
-      </w:pPr>
-      <w:bookmarkStart w:id="76" w:name="_Ref229768434"/>
-      <w:r>
-        <w:rPr>
-          <w:rFonts w:cs="Times New Roman"/>
-          <w:lang w:val="en-US" w:bidi="ru-RU"/>
-        </w:rPr>
-        <w:lastRenderedPageBreak/>
-        <w:t>Google</w:t>
-      </w:r>
-      <w:r>
-        <w:rPr>
-          <w:rFonts w:cs="Times New Roman"/>
-          <w:lang w:bidi="ru-RU"/>
-        </w:rPr>
-        <w:t xml:space="preserve"> </w:t>
-      </w:r>
-      <w:r>
-        <w:rPr>
-          <w:rFonts w:cs="Times New Roman"/>
-          <w:lang w:val="en-US" w:bidi="ru-RU"/>
-        </w:rPr>
-        <w:t>MediaPipe</w:t>
-      </w:r>
-      <w:r>
-        <w:rPr>
-          <w:rFonts w:cs="Times New Roman"/>
-          <w:lang w:bidi="ru-RU"/>
-        </w:rPr>
-        <w:t xml:space="preserve"> </w:t>
-      </w:r>
-      <w:r>
-        <w:rPr>
-          <w:rFonts w:cs="Times New Roman"/>
-          <w:lang w:val="en-US" w:bidi="ru-RU"/>
-        </w:rPr>
-        <w:t>Face</w:t>
-      </w:r>
-      <w:r>
-        <w:rPr>
-          <w:rFonts w:cs="Times New Roman"/>
-          <w:lang w:bidi="ru-RU"/>
-        </w:rPr>
-        <w:t xml:space="preserve"> </w:t>
-      </w:r>
-      <w:r>
-        <w:rPr>
-          <w:rFonts w:cs="Times New Roman"/>
-          <w:lang w:val="en-US" w:bidi="ru-RU"/>
-        </w:rPr>
-        <w:t>Landmarker</w:t>
-      </w:r>
-      <w:r>
-        <w:rPr>
-          <w:rFonts w:cs="Times New Roman"/>
-          <w:lang w:bidi="ru-RU"/>
-        </w:rPr>
-        <w:t xml:space="preserve"> [Электронный ресурс]. – </w:t>
-      </w:r>
-      <w:r>
-        <w:rPr>
-          <w:rFonts w:cs="Times New Roman"/>
-          <w:lang w:val="en-US" w:bidi="ru-RU"/>
-        </w:rPr>
-        <w:t>URL</w:t>
-      </w:r>
-      <w:r>
-        <w:rPr>
-          <w:rFonts w:cs="Times New Roman"/>
-          <w:lang w:bidi="ru-RU"/>
-        </w:rPr>
-        <w:t xml:space="preserve">: </w:t>
-      </w:r>
-      <w:r>
-        <w:rPr>
-          <w:rFonts w:cs="Times New Roman"/>
-          <w:lang w:val="en-US" w:bidi="ru-RU"/>
-        </w:rPr>
-        <w:t>https</w:t>
-      </w:r>
-      <w:r>
-        <w:rPr>
-          <w:rFonts w:cs="Times New Roman"/>
-          <w:lang w:bidi="ru-RU"/>
-        </w:rPr>
-        <w:t>://</w:t>
-      </w:r>
-      <w:r>
-        <w:rPr>
-          <w:rFonts w:cs="Times New Roman"/>
-          <w:lang w:val="en-US" w:bidi="ru-RU"/>
-        </w:rPr>
-        <w:t>developers</w:t>
-      </w:r>
-      <w:r>
-        <w:rPr>
-          <w:rFonts w:cs="Times New Roman"/>
-          <w:lang w:bidi="ru-RU"/>
-        </w:rPr>
-        <w:t>.</w:t>
-      </w:r>
-      <w:r>
-        <w:rPr>
-          <w:rFonts w:cs="Times New Roman"/>
-          <w:lang w:val="en-US" w:bidi="ru-RU"/>
-        </w:rPr>
-        <w:t>google</w:t>
-      </w:r>
-      <w:r>
-        <w:rPr>
-          <w:rFonts w:cs="Times New Roman"/>
-          <w:lang w:bidi="ru-RU"/>
-        </w:rPr>
-        <w:t>.</w:t>
-      </w:r>
-      <w:r>
-        <w:rPr>
-          <w:rFonts w:cs="Times New Roman"/>
-          <w:lang w:val="en-US" w:bidi="ru-RU"/>
-        </w:rPr>
-        <w:t>com</w:t>
-      </w:r>
-      <w:r>
-        <w:rPr>
-          <w:rFonts w:cs="Times New Roman"/>
-          <w:lang w:bidi="ru-RU"/>
-        </w:rPr>
-        <w:t>/</w:t>
-      </w:r>
-      <w:r>
-        <w:rPr>
-          <w:rFonts w:cs="Times New Roman"/>
-          <w:lang w:val="en-US" w:bidi="ru-RU"/>
-        </w:rPr>
-        <w:t>mediapipe</w:t>
-      </w:r>
-      <w:r>
-        <w:rPr>
-          <w:rFonts w:cs="Times New Roman"/>
-          <w:lang w:bidi="ru-RU"/>
-        </w:rPr>
-        <w:t>/</w:t>
-      </w:r>
-      <w:r>
-        <w:rPr>
-          <w:rFonts w:cs="Times New Roman"/>
-          <w:lang w:val="en-US" w:bidi="ru-RU"/>
-        </w:rPr>
-        <w:t>solutions</w:t>
-      </w:r>
-      <w:r>
-        <w:rPr>
-          <w:rFonts w:cs="Times New Roman"/>
-          <w:lang w:bidi="ru-RU"/>
-        </w:rPr>
-        <w:t>/</w:t>
-      </w:r>
-      <w:r>
-        <w:rPr>
-          <w:rFonts w:cs="Times New Roman"/>
-          <w:lang w:val="en-US" w:bidi="ru-RU"/>
-        </w:rPr>
-        <w:t>vision</w:t>
-      </w:r>
-      <w:r>
-        <w:rPr>
-          <w:rFonts w:cs="Times New Roman"/>
-          <w:lang w:bidi="ru-RU"/>
-        </w:rPr>
-        <w:t>/</w:t>
-      </w:r>
-      <w:r>
-        <w:rPr>
-          <w:rFonts w:cs="Times New Roman"/>
-          <w:lang w:val="en-US" w:bidi="ru-RU"/>
-        </w:rPr>
-        <w:t>face</w:t>
-      </w:r>
-      <w:r>
-        <w:rPr>
-          <w:rFonts w:cs="Times New Roman"/>
-          <w:lang w:bidi="ru-RU"/>
-        </w:rPr>
-        <w:t>_</w:t>
-      </w:r>
-      <w:r>
-        <w:rPr>
-          <w:rFonts w:cs="Times New Roman"/>
-          <w:lang w:val="en-US" w:bidi="ru-RU"/>
-        </w:rPr>
-        <w:t>landmarker</w:t>
-      </w:r>
-      <w:r>
-        <w:rPr>
-          <w:rFonts w:cs="Times New Roman"/>
-          <w:lang w:bidi="ru-RU"/>
-        </w:rPr>
-        <w:t xml:space="preserve"> (дата обращения: 10.05.2026).</w:t>
-      </w:r>
-      <w:bookmarkEnd w:id="76"/>
     </w:p>
     <w:p>
       <w:pPr>
@@ -31334,8 +31114,8 @@
   <w:abstractNum w:abstractNumId="58" w15:restartNumberingAfterBreak="0">
     <w:nsid w:val="6FAC6299"/>
     <w:multiLevelType w:val="hybridMultilevel"/>
-    <w:tmpl w:val="F75ABCA2"/>
-    <w:lvl w:ilvl="0" w:tplc="D48215BA">
+    <w:tmpl w:val="E682A798"/>
+    <w:lvl w:ilvl="0" w:tplc="26EA4F30">
       <w:start w:val="1"/>
       <w:numFmt w:val="decimal"/>
       <w:suff w:val="space"/>
@@ -31346,6 +31126,7 @@
       </w:pPr>
       <w:rPr>
         <w:rFonts w:hint="default"/>
+        <w:lang w:val="en-US"/>
       </w:rPr>
     </w:lvl>
     <w:lvl w:ilvl="1" w:tplc="04190019" w:tentative="1">
@@ -32837,6 +32618,7 @@
   <w:style w:type="character" w:default="1" w:styleId="a0">
     <w:name w:val="Default Paragraph Font"/>
     <w:uiPriority w:val="1"/>
+    <w:semiHidden/>
     <w:unhideWhenUsed/>
   </w:style>
   <w:style w:type="table" w:default="1" w:styleId="a1">

--- a/вкр/Диплом черн Демьянцев Виталий Владиславич (1).docx
+++ b/вкр/Диплом черн Демьянцев Виталий Владиславич (1).docx
@@ -5471,7 +5471,11 @@
         <w:t>проектирование</w:t>
       </w:r>
       <w:r>
-        <w:t xml:space="preserve"> и разработка системы распознавания эмоций человека на основе искусственной нейронной сети с использованием мультимодального анализа видеопотока и аудиопотока для повышения объективности HR-процессов</w:t>
+        <w:t xml:space="preserve"> и разработка системы распознавания эмоций человека на основе искусственной нейронной сети с </w:t>
+      </w:r>
+      <w:r>
+        <w:lastRenderedPageBreak/>
+        <w:t>использованием мультимодального анализа видеопотока и аудиопотока для повышения объективности HR-процессов</w:t>
       </w:r>
       <w:r>
         <w:t>.</w:t>
@@ -5484,7 +5488,6 @@
           <w:b w:val="0"/>
           <w:bCs w:val="0"/>
         </w:rPr>
-        <w:lastRenderedPageBreak/>
         <w:t>Задачи исследования</w:t>
       </w:r>
       <w:r>
@@ -8997,7 +9000,7 @@
     </w:p>
     <w:p>
       <w:r>
-        <w:t>На основе полученных результатов HR-специалист выполняет оценку кандидата. Далее принимается решение, оформляемое в виде предложения (например, о найме или отказе).</w:t>
+        <w:t>На основе полученных результатов HR-специалист выполняет оценку кандидата. Далее принимается решение, оформляемое в виде предложения.</w:t>
       </w:r>
     </w:p>
     <w:p>
@@ -9032,11 +9035,11 @@
         <w:ind w:firstLine="0"/>
       </w:pPr>
       <w:r>
-        <w:t xml:space="preserve">Для представления общей функциональной структуры разрабатываемой системы была построена IDEF0-диаграмма верхнего уровня. Данная диаграмма позволяет определить основные входные и выходные данные </w:t>
+        <w:t xml:space="preserve">Для представления общей функциональной структуры разрабатываемой системы была построена IDEF0-диаграмма верхнего уровня. Данная диаграмма позволяет определить основные входные и выходные данные системы, управляющие воздействия, а также механизмы, обеспечивающие </w:t>
       </w:r>
       <w:r>
         <w:lastRenderedPageBreak/>
-        <w:t xml:space="preserve">системы, управляющие воздействия, а также механизмы, обеспечивающие выполнение процессов анализа эмоционального состояния пользователей. На рисунке </w:t>
+        <w:t xml:space="preserve">выполнение процессов анализа эмоционального состояния пользователей. На рисунке </w:t>
       </w:r>
       <w:r>
         <w:fldChar w:fldCharType="begin"/>
@@ -9225,9 +9228,6 @@
       </w:r>
     </w:p>
     <w:p>
-      <w:pPr>
-        <w:ind w:left="1077" w:firstLine="0"/>
-      </w:pPr>
       <w:r>
         <w:t>Выходы:</w:t>
       </w:r>
@@ -24052,7 +24052,7 @@
         <w:contextualSpacing/>
       </w:pPr>
       <w:r>
-        <w:t>Предобработка аудиосигнала: входной аудиосигнал (16 кГц) разбивается на окна длиной 25 мс с шагом 10 мс. Для каждого окна вычисляется логарифмическая мел-спектрограмма (80 каналов) – представление сигнала в частотной области, имитирующее восприятие человеческого уха.</w:t>
+        <w:t>Предобработка аудиосигнала: входной аудиосигнал разбивается на окна длиной 25 мс с шагом 10 мс. Для каждого окна вычисляется логарифмическая мел-спектрограмма– представление сигнала в частотной области, имитирующее восприятие человеческого уха.</w:t>
       </w:r>
     </w:p>
     <w:p>
@@ -27815,15 +27815,15 @@
   <w:abstractNum w:abstractNumId="7" w15:restartNumberingAfterBreak="0">
     <w:nsid w:val="30875AD7"/>
     <w:multiLevelType w:val="hybridMultilevel"/>
-    <w:tmpl w:val="D9E00D92"/>
-    <w:lvl w:ilvl="0" w:tplc="93C0C150">
+    <w:tmpl w:val="12300EEE"/>
+    <w:lvl w:ilvl="0" w:tplc="D11EF5C4">
       <w:start w:val="1"/>
       <w:numFmt w:val="decimal"/>
       <w:suff w:val="space"/>
       <w:lvlText w:val="%1."/>
       <w:lvlJc w:val="left"/>
       <w:pPr>
-        <w:ind w:left="0" w:firstLine="709"/>
+        <w:ind w:left="709" w:firstLine="0"/>
       </w:pPr>
       <w:rPr>
         <w:rFonts w:hint="default"/>
@@ -27905,7 +27905,7 @@
   <w:abstractNum w:abstractNumId="8" w15:restartNumberingAfterBreak="0">
     <w:nsid w:val="334E77D0"/>
     <w:multiLevelType w:val="multilevel"/>
-    <w:tmpl w:val="CB68F45A"/>
+    <w:tmpl w:val="524A5266"/>
     <w:lvl w:ilvl="0">
       <w:start w:val="1"/>
       <w:numFmt w:val="decimal"/>
@@ -27913,7 +27913,7 @@
       <w:lvlText w:val="%1."/>
       <w:lvlJc w:val="left"/>
       <w:pPr>
-        <w:ind w:left="0" w:firstLine="709"/>
+        <w:ind w:left="709" w:firstLine="0"/>
       </w:pPr>
       <w:rPr>
         <w:rFonts w:hint="default"/>
@@ -28819,15 +28819,15 @@
   <w:abstractNum w:abstractNumId="17" w15:restartNumberingAfterBreak="0">
     <w:nsid w:val="769757EB"/>
     <w:multiLevelType w:val="hybridMultilevel"/>
-    <w:tmpl w:val="8E04B722"/>
-    <w:lvl w:ilvl="0" w:tplc="18D29890">
+    <w:tmpl w:val="9000F5FA"/>
+    <w:lvl w:ilvl="0" w:tplc="AFDC3CFE">
       <w:start w:val="1"/>
       <w:numFmt w:val="decimal"/>
       <w:suff w:val="space"/>
       <w:lvlText w:val="%1."/>
       <w:lvlJc w:val="left"/>
       <w:pPr>
-        <w:ind w:left="0" w:firstLine="709"/>
+        <w:ind w:left="709" w:firstLine="0"/>
       </w:pPr>
       <w:rPr>
         <w:rFonts w:hint="default"/>

--- a/вкр/Диплом черн Демьянцев Виталий Владиславич (1).docx
+++ b/вкр/Диплом черн Демьянцев Виталий Владиславич (1).docx
@@ -1767,7 +1767,6 @@
           <w:bdr w:val="nil"/>
         </w:rPr>
       </w:pPr>
-      <w:proofErr w:type="spellStart"/>
       <w:r>
         <w:rPr>
           <w:rFonts w:ascii="Times New Roman" w:eastAsia="Arial Unicode MS" w:hAnsi="Times New Roman" w:cs="Times New Roman"/>
@@ -1777,115 +1776,7 @@
           <w:u w:color="000000"/>
           <w:bdr w:val="nil"/>
         </w:rPr>
-        <w:t>Катасев</w:t>
-      </w:r>
-      <w:proofErr w:type="spellEnd"/>
-      <w:r>
-        <w:rPr>
-          <w:rFonts w:ascii="Times New Roman" w:eastAsia="Arial Unicode MS" w:hAnsi="Times New Roman" w:cs="Times New Roman"/>
-          <w:color w:val="000000"/>
-          <w:sz w:val="24"/>
-          <w:szCs w:val="24"/>
-          <w:u w:color="000000"/>
-          <w:bdr w:val="nil"/>
-        </w:rPr>
-        <w:t xml:space="preserve">, А. С. </w:t>
-      </w:r>
-      <w:proofErr w:type="spellStart"/>
-      <w:r>
-        <w:rPr>
-          <w:rFonts w:ascii="Times New Roman" w:eastAsia="Arial Unicode MS" w:hAnsi="Times New Roman" w:cs="Times New Roman"/>
-          <w:color w:val="000000"/>
-          <w:sz w:val="24"/>
-          <w:szCs w:val="24"/>
-          <w:u w:color="000000"/>
-          <w:bdr w:val="nil"/>
-        </w:rPr>
-        <w:t>Сверточные</w:t>
-      </w:r>
-      <w:proofErr w:type="spellEnd"/>
-      <w:r>
-        <w:rPr>
-          <w:rFonts w:ascii="Times New Roman" w:eastAsia="Arial Unicode MS" w:hAnsi="Times New Roman" w:cs="Times New Roman"/>
-          <w:color w:val="000000"/>
-          <w:sz w:val="24"/>
-          <w:szCs w:val="24"/>
-          <w:u w:color="000000"/>
-          <w:bdr w:val="nil"/>
-        </w:rPr>
-        <w:t xml:space="preserve"> </w:t>
-      </w:r>
-      <w:proofErr w:type="spellStart"/>
-      <w:r>
-        <w:rPr>
-          <w:rFonts w:ascii="Times New Roman" w:eastAsia="Arial Unicode MS" w:hAnsi="Times New Roman" w:cs="Times New Roman"/>
-          <w:color w:val="000000"/>
-          <w:sz w:val="24"/>
-          <w:szCs w:val="24"/>
-          <w:u w:color="000000"/>
-          <w:bdr w:val="nil"/>
-        </w:rPr>
-        <w:t>нейросетеВые</w:t>
-      </w:r>
-      <w:proofErr w:type="spellEnd"/>
-      <w:r>
-        <w:rPr>
-          <w:rFonts w:ascii="Times New Roman" w:eastAsia="Arial Unicode MS" w:hAnsi="Times New Roman" w:cs="Times New Roman"/>
-          <w:color w:val="000000"/>
-          <w:sz w:val="24"/>
-          <w:szCs w:val="24"/>
-          <w:u w:color="000000"/>
-          <w:bdr w:val="nil"/>
-        </w:rPr>
-        <w:t xml:space="preserve"> </w:t>
-      </w:r>
-      <w:proofErr w:type="spellStart"/>
-      <w:r>
-        <w:rPr>
-          <w:rFonts w:ascii="Times New Roman" w:eastAsia="Arial Unicode MS" w:hAnsi="Times New Roman" w:cs="Times New Roman"/>
-          <w:color w:val="000000"/>
-          <w:sz w:val="24"/>
-          <w:szCs w:val="24"/>
-          <w:u w:color="000000"/>
-          <w:bdr w:val="nil"/>
-        </w:rPr>
-        <w:t>МОДЕЛи</w:t>
-      </w:r>
-      <w:proofErr w:type="spellEnd"/>
-      <w:r>
-        <w:rPr>
-          <w:rFonts w:ascii="Times New Roman" w:eastAsia="Arial Unicode MS" w:hAnsi="Times New Roman" w:cs="Times New Roman"/>
-          <w:color w:val="000000"/>
-          <w:sz w:val="24"/>
-          <w:szCs w:val="24"/>
-          <w:u w:color="000000"/>
-          <w:bdr w:val="nil"/>
-        </w:rPr>
-        <w:t xml:space="preserve"> распознавания эмоций человека ПО ФОТОГРАФИИ / А. С. </w:t>
-      </w:r>
-      <w:proofErr w:type="spellStart"/>
-      <w:r>
-        <w:rPr>
-          <w:rFonts w:ascii="Times New Roman" w:eastAsia="Arial Unicode MS" w:hAnsi="Times New Roman" w:cs="Times New Roman"/>
-          <w:color w:val="000000"/>
-          <w:sz w:val="24"/>
-          <w:szCs w:val="24"/>
-          <w:u w:color="000000"/>
-          <w:bdr w:val="nil"/>
-        </w:rPr>
-        <w:t>Катасев</w:t>
-      </w:r>
-      <w:proofErr w:type="spellEnd"/>
-      <w:r>
-        <w:rPr>
-          <w:rFonts w:ascii="Times New Roman" w:eastAsia="Arial Unicode MS" w:hAnsi="Times New Roman" w:cs="Times New Roman"/>
-          <w:color w:val="000000"/>
-          <w:sz w:val="24"/>
-          <w:szCs w:val="24"/>
-          <w:u w:color="000000"/>
-          <w:bdr w:val="nil"/>
-        </w:rPr>
-        <w:t xml:space="preserve">, З. Р. Ханова // Вестник Технологического университета. – 2023. – Т. 26, № 4. – С. 76-81. – DOI 10.55421/1998-7072_2023_26_4_76. – EDN MENHPN. </w:t>
+        <w:t xml:space="preserve">Катасев, А. С. Сверточные нейросетеВые МОДЕЛи распознавания эмоций человека ПО ФОТОГРАФИИ / А. С. Катасев, З. Р. Ханова // Вестник Технологического университета. – 2023. – Т. 26, № 4. – С. 76-81. – DOI 10.55421/1998-7072_2023_26_4_76. – EDN MENHPN. </w:t>
       </w:r>
     </w:p>
     <w:p>
@@ -1918,31 +1809,7 @@
           <w:u w:color="000000"/>
           <w:bdr w:val="nil"/>
         </w:rPr>
-        <w:t xml:space="preserve">Семенюк, В. В. Разработка алгоритма распознавания эмоций человека с использованием </w:t>
-      </w:r>
-      <w:proofErr w:type="spellStart"/>
-      <w:r>
-        <w:rPr>
-          <w:rFonts w:ascii="Times New Roman" w:eastAsia="Arial Unicode MS" w:hAnsi="Times New Roman" w:cs="Times New Roman"/>
-          <w:color w:val="000000"/>
-          <w:sz w:val="24"/>
-          <w:szCs w:val="24"/>
-          <w:u w:color="000000"/>
-          <w:bdr w:val="nil"/>
-        </w:rPr>
-        <w:t>сверточной</w:t>
-      </w:r>
-      <w:proofErr w:type="spellEnd"/>
-      <w:r>
-        <w:rPr>
-          <w:rFonts w:ascii="Times New Roman" w:eastAsia="Arial Unicode MS" w:hAnsi="Times New Roman" w:cs="Times New Roman"/>
-          <w:color w:val="000000"/>
-          <w:sz w:val="24"/>
-          <w:szCs w:val="24"/>
-          <w:u w:color="000000"/>
-          <w:bdr w:val="nil"/>
-        </w:rPr>
-        <w:t xml:space="preserve"> нейронной сети средствами Python / В. В. Семенюк, М. В. Складчиков // Инженерный вестник Дона. – 2023. – № 12(108). – С. 231-245. – EDN TBESZT.</w:t>
+        <w:t>Семенюк, В. В. Разработка алгоритма распознавания эмоций человека с использованием сверточной нейронной сети средствами Python / В. В. Семенюк, М. В. Складчиков // Инженерный вестник Дона. – 2023. – № 12(108). – С. 231-245. – EDN TBESZT.</w:t>
       </w:r>
     </w:p>
     <w:p>
@@ -2289,21 +2156,8 @@
           <w:bdr w:val="nil"/>
         </w:rPr>
         <w:tab/>
-        <w:t xml:space="preserve">/К.И. </w:t>
-      </w:r>
-      <w:proofErr w:type="spellStart"/>
-      <w:r>
-        <w:rPr>
-          <w:rFonts w:ascii="Times New Roman" w:eastAsia="Arial Unicode MS" w:hAnsi="Times New Roman" w:cs="Times New Roman"/>
-          <w:color w:val="000000"/>
-          <w:sz w:val="24"/>
-          <w:szCs w:val="24"/>
-          <w:u w:color="000000"/>
-          <w:bdr w:val="nil"/>
-        </w:rPr>
-        <w:t>Бушмелева</w:t>
-      </w:r>
-      <w:proofErr w:type="spellEnd"/>
+        <w:t>/К.И. Бушмелева</w:t>
+      </w:r>
       <w:r>
         <w:rPr>
           <w:rFonts w:ascii="Times New Roman" w:eastAsia="Arial Unicode MS" w:hAnsi="Times New Roman" w:cs="Arial Unicode MS"/>
@@ -2803,6 +2657,86 @@
     </w:p>
     <w:p>
       <w:r>
+        <w:t>API – программный интерфейс приложения</w:t>
+      </w:r>
+    </w:p>
+    <w:p>
+      <w:r>
+        <w:t>ASR – автоматическое распознавание речи</w:t>
+      </w:r>
+    </w:p>
+    <w:p>
+      <w:r>
+        <w:t>BPMN – нотация моделирования бизнес-процессов</w:t>
+      </w:r>
+    </w:p>
+    <w:p>
+      <w:r>
+        <w:t>CNN – свёрточная нейронная сеть</w:t>
+      </w:r>
+    </w:p>
+    <w:p>
+      <w:r>
+        <w:t>DFD – диаграмма потоков данных</w:t>
+      </w:r>
+    </w:p>
+    <w:p>
+      <w:r>
+        <w:t>ER – модель «сущность-связь»</w:t>
+      </w:r>
+    </w:p>
+    <w:p>
+      <w:r>
+        <w:t>HR – управление персоналом</w:t>
+      </w:r>
+    </w:p>
+    <w:p>
+      <w:r>
+        <w:t>IDEF0 – методология функционального моделирования</w:t>
+      </w:r>
+    </w:p>
+    <w:p>
+      <w:r>
+        <w:t>JWT – веб-токен JSON</w:t>
+      </w:r>
+    </w:p>
+    <w:p>
+      <w:r>
+        <w:t>MFCC – мел-частотные кепстральные коэффициенты</w:t>
+      </w:r>
+    </w:p>
+    <w:p>
+      <w:r>
+        <w:t>REST – архитектурный стиль взаимодействия компонентов распределённого приложения</w:t>
+      </w:r>
+    </w:p>
+    <w:p>
+      <w:r>
+        <w:t>RNN – рекуррентная нейронная сеть</w:t>
+      </w:r>
+    </w:p>
+    <w:p>
+      <w:r>
+        <w:t>SPA – одностраничное приложение</w:t>
+      </w:r>
+    </w:p>
+    <w:p>
+      <w:r>
+        <w:t>WER – частота ошибок распознавания слов</w:t>
+      </w:r>
+    </w:p>
+    <w:p>
+      <w:r>
+        <w:t>БД – база данных</w:t>
+      </w:r>
+    </w:p>
+    <w:p>
+      <w:r>
+        <w:t>БЖД – безопасность жизнедеятельности</w:t>
+      </w:r>
+    </w:p>
+    <w:p>
+      <w:r>
         <w:t>ИИ – искусственный интеллект</w:t>
       </w:r>
     </w:p>
@@ -2813,89 +2747,7 @@
     </w:p>
     <w:p>
       <w:r>
-        <w:t>HR – управление персоналом</w:t>
-      </w:r>
-    </w:p>
-    <w:p>
-      <w:r>
-        <w:rPr>
-          <w:lang w:val="en-US"/>
-        </w:rPr>
-        <w:t>CNN</w:t>
-      </w:r>
-      <w:r>
-        <w:t xml:space="preserve"> – </w:t>
-      </w:r>
-      <w:proofErr w:type="spellStart"/>
-      <w:r>
-        <w:t>свёрточная</w:t>
-      </w:r>
-      <w:proofErr w:type="spellEnd"/>
-      <w:r>
-        <w:t xml:space="preserve"> </w:t>
-      </w:r>
-      <w:r>
-        <w:t>нейронная</w:t>
-      </w:r>
-      <w:r>
-        <w:t xml:space="preserve"> </w:t>
-      </w:r>
-      <w:r>
-        <w:t>сеть</w:t>
-      </w:r>
-    </w:p>
-    <w:p>
-      <w:r>
-        <w:rPr>
-          <w:lang w:val="en-US"/>
-        </w:rPr>
-        <w:t>RNN</w:t>
-      </w:r>
-      <w:r>
-        <w:t xml:space="preserve"> – </w:t>
-      </w:r>
-      <w:r>
-        <w:t>рекуррентная</w:t>
-      </w:r>
-      <w:r>
-        <w:t xml:space="preserve"> </w:t>
-      </w:r>
-      <w:r>
-        <w:t>нейронная</w:t>
-      </w:r>
-      <w:r>
-        <w:t xml:space="preserve"> </w:t>
-      </w:r>
-      <w:r>
-        <w:t>сеть</w:t>
-      </w:r>
-    </w:p>
-    <w:p>
-      <w:r>
-        <w:t>ASR – автоматическое распознавание речи</w:t>
-      </w:r>
-    </w:p>
-    <w:p>
-      <w:r>
-        <w:t xml:space="preserve">MFCC – мел-частотные </w:t>
-      </w:r>
-      <w:proofErr w:type="spellStart"/>
-      <w:r>
-        <w:t>кепстральные</w:t>
-      </w:r>
-      <w:proofErr w:type="spellEnd"/>
-      <w:r>
-        <w:t xml:space="preserve"> коэффициенты</w:t>
-      </w:r>
-    </w:p>
-    <w:p>
-      <w:r>
-        <w:t>WER – частота ошибок распознавания слов</w:t>
-      </w:r>
-    </w:p>
-    <w:p>
-      <w:r>
-        <w:t>SPA – одностраничное приложение</w:t>
+        <w:t>ПО – программное обеспечение</w:t>
       </w:r>
     </w:p>
     <w:p>
@@ -2905,102 +2757,12 @@
     </w:p>
     <w:p>
       <w:r>
-        <w:t>REST – архитектурный стиль взаимодействия компонентов распределённого приложения</w:t>
-      </w:r>
-    </w:p>
-    <w:p>
-      <w:r>
-        <w:rPr>
-          <w:lang w:val="en-US"/>
-        </w:rPr>
-        <w:t>API</w:t>
-      </w:r>
-      <w:r>
-        <w:t xml:space="preserve"> – </w:t>
-      </w:r>
-      <w:r>
-        <w:t>программный</w:t>
-      </w:r>
-      <w:r>
-        <w:t xml:space="preserve"> </w:t>
-      </w:r>
-      <w:r>
-        <w:t>интерфейс</w:t>
-      </w:r>
-      <w:r>
-        <w:t xml:space="preserve"> </w:t>
-      </w:r>
-      <w:r>
-        <w:t>приложения</w:t>
-      </w:r>
-    </w:p>
-    <w:p>
-      <w:r>
-        <w:rPr>
-          <w:lang w:val="en-US"/>
-        </w:rPr>
-        <w:t>JWT</w:t>
-      </w:r>
-      <w:r>
-        <w:t xml:space="preserve"> – </w:t>
-      </w:r>
-      <w:r>
-        <w:t>веб</w:t>
-      </w:r>
-      <w:r>
-        <w:t>-</w:t>
-      </w:r>
-      <w:r>
-        <w:t>токен</w:t>
-      </w:r>
-      <w:r>
-        <w:t xml:space="preserve"> </w:t>
-      </w:r>
-      <w:r>
-        <w:rPr>
-          <w:lang w:val="en-US"/>
-        </w:rPr>
-        <w:t>JSON</w:t>
-      </w:r>
-    </w:p>
-    <w:p>
-      <w:r>
-        <w:t>БД – база данных</w:t>
-      </w:r>
-    </w:p>
-    <w:p>
-      <w:r>
-        <w:t>ПО – программное обеспечение</w:t>
+        <w:t>ФЗ – федеральный закон</w:t>
       </w:r>
     </w:p>
     <w:p>
       <w:r>
         <w:t>ЭВМ – электронная вычислительная машина</w:t>
-      </w:r>
-    </w:p>
-    <w:p>
-      <w:r>
-        <w:t>БЖД – безопасность жизнедеятельности</w:t>
-      </w:r>
-    </w:p>
-    <w:p>
-      <w:r>
-        <w:t>ФЗ – федеральный закон</w:t>
-      </w:r>
-    </w:p>
-    <w:p>
-      <w:r>
-        <w:t>BPMN – нотация моделирования бизнес-процессов</w:t>
-      </w:r>
-    </w:p>
-    <w:p>
-      <w:r>
-        <w:t>DFD – диаграмма потоков данных</w:t>
-      </w:r>
-    </w:p>
-    <w:p>
-      <w:r>
-        <w:t>IDEF0 – методология функционального моделирования</w:t>
       </w:r>
     </w:p>
     <w:p>
@@ -3013,9 +2775,6 @@
           <w:docGrid w:linePitch="381"/>
         </w:sectPr>
       </w:pPr>
-      <w:r>
-        <w:t xml:space="preserve">ER – модель «сущность-связь» </w:t>
-      </w:r>
       <w:r>
         <w:br w:type="page"/>
       </w:r>
@@ -5959,7 +5718,13 @@
         <w:rPr>
           <w:szCs w:val="24"/>
         </w:rPr>
-        <w:t xml:space="preserve"> –</w:t>
+        <w:t xml:space="preserve"> </w:t>
+      </w:r>
+      <w:r>
+        <w:rPr>
+          <w:szCs w:val="24"/>
+        </w:rPr>
+        <w:t>–</w:t>
       </w:r>
       <w:r>
         <w:rPr>
@@ -6062,117 +5827,11 @@
       <w:r>
         <w:t xml:space="preserve">. </w:t>
       </w:r>
-      <w:proofErr w:type="spellStart"/>
       <w:r>
         <w:rPr>
           <w:lang w:val="en-US"/>
         </w:rPr>
-        <w:t>Ниже</w:t>
-      </w:r>
-      <w:proofErr w:type="spellEnd"/>
-      <w:r>
-        <w:rPr>
-          <w:lang w:val="en-US"/>
-        </w:rPr>
-        <w:t xml:space="preserve"> </w:t>
-      </w:r>
-      <w:proofErr w:type="spellStart"/>
-      <w:r>
-        <w:rPr>
-          <w:lang w:val="en-US"/>
-        </w:rPr>
-        <w:t>рассматриваются</w:t>
-      </w:r>
-      <w:proofErr w:type="spellEnd"/>
-      <w:r>
-        <w:rPr>
-          <w:lang w:val="en-US"/>
-        </w:rPr>
-        <w:t xml:space="preserve"> </w:t>
-      </w:r>
-      <w:proofErr w:type="spellStart"/>
-      <w:r>
-        <w:rPr>
-          <w:lang w:val="en-US"/>
-        </w:rPr>
-        <w:t>основные</w:t>
-      </w:r>
-      <w:proofErr w:type="spellEnd"/>
-      <w:r>
-        <w:rPr>
-          <w:lang w:val="en-US"/>
-        </w:rPr>
-        <w:t xml:space="preserve"> </w:t>
-      </w:r>
-      <w:proofErr w:type="spellStart"/>
-      <w:r>
-        <w:rPr>
-          <w:lang w:val="en-US"/>
-        </w:rPr>
-        <w:t>аналоги</w:t>
-      </w:r>
-      <w:proofErr w:type="spellEnd"/>
-      <w:r>
-        <w:rPr>
-          <w:lang w:val="en-US"/>
-        </w:rPr>
-        <w:t xml:space="preserve"> и </w:t>
-      </w:r>
-      <w:proofErr w:type="spellStart"/>
-      <w:r>
-        <w:rPr>
-          <w:lang w:val="en-US"/>
-        </w:rPr>
-        <w:t>проводится</w:t>
-      </w:r>
-      <w:proofErr w:type="spellEnd"/>
-      <w:r>
-        <w:rPr>
-          <w:lang w:val="en-US"/>
-        </w:rPr>
-        <w:t xml:space="preserve"> </w:t>
-      </w:r>
-      <w:proofErr w:type="spellStart"/>
-      <w:r>
-        <w:rPr>
-          <w:lang w:val="en-US"/>
-        </w:rPr>
-        <w:t>их</w:t>
-      </w:r>
-      <w:proofErr w:type="spellEnd"/>
-      <w:r>
-        <w:rPr>
-          <w:lang w:val="en-US"/>
-        </w:rPr>
-        <w:t xml:space="preserve"> </w:t>
-      </w:r>
-      <w:proofErr w:type="spellStart"/>
-      <w:r>
-        <w:rPr>
-          <w:lang w:val="en-US"/>
-        </w:rPr>
-        <w:t>сравнительный</w:t>
-      </w:r>
-      <w:proofErr w:type="spellEnd"/>
-      <w:r>
-        <w:rPr>
-          <w:lang w:val="en-US"/>
-        </w:rPr>
-        <w:t xml:space="preserve"> </w:t>
-      </w:r>
-      <w:proofErr w:type="spellStart"/>
-      <w:r>
-        <w:rPr>
-          <w:lang w:val="en-US"/>
-        </w:rPr>
-        <w:t>анализ</w:t>
-      </w:r>
-      <w:proofErr w:type="spellEnd"/>
-      <w:r>
-        <w:rPr>
-          <w:lang w:val="en-US"/>
-        </w:rPr>
-        <w:t>.</w:t>
+        <w:t>Ниже рассматриваются основные аналоги и проводится их сравнительный анализ.</w:t>
       </w:r>
     </w:p>
     <w:p>
@@ -6189,23 +5848,7 @@
         <w:contextualSpacing w:val="0"/>
       </w:pPr>
       <w:r>
-        <w:t xml:space="preserve">Примером является библиотека </w:t>
-      </w:r>
-      <w:proofErr w:type="spellStart"/>
-      <w:r>
-        <w:t>Affectiva</w:t>
-      </w:r>
-      <w:proofErr w:type="spellEnd"/>
-      <w:r>
-        <w:t xml:space="preserve">, которая использует </w:t>
-      </w:r>
-      <w:proofErr w:type="spellStart"/>
-      <w:r>
-        <w:t>свёрточные</w:t>
-      </w:r>
-      <w:proofErr w:type="spellEnd"/>
-      <w:r>
-        <w:t xml:space="preserve"> нейронные сети для анализа выражений лица. Такие системы фиксируют видеопоток и классифицируют эмоции на основе визуальных признаков, таких как улыбка или нахмуренные брови.</w:t>
+        <w:t>Примером является библиотека Affectiva, которая использует свёрточные нейронные сети для анализа выражений лица. Такие системы фиксируют видеопоток и классифицируют эмоции на основе визуальных признаков, таких как улыбка или нахмуренные брови.</w:t>
       </w:r>
     </w:p>
     <w:p>
@@ -6313,31 +5956,7 @@
         <w:contextualSpacing w:val="0"/>
       </w:pPr>
       <w:r>
-        <w:t xml:space="preserve">Примером служит платформа </w:t>
-      </w:r>
-      <w:proofErr w:type="spellStart"/>
-      <w:r>
-        <w:t>Beyond</w:t>
-      </w:r>
-      <w:proofErr w:type="spellEnd"/>
-      <w:r>
-        <w:t xml:space="preserve"> </w:t>
-      </w:r>
-      <w:proofErr w:type="spellStart"/>
-      <w:r>
-        <w:t>Verbal</w:t>
-      </w:r>
-      <w:proofErr w:type="spellEnd"/>
-      <w:r>
-        <w:t xml:space="preserve">, которая анализирует голосовые характеристики, такие как высота тона и темп речи, для определения эмоционального состояния. Такие решения часто применяются в </w:t>
-      </w:r>
-      <w:proofErr w:type="spellStart"/>
-      <w:r>
-        <w:t>call</w:t>
-      </w:r>
-      <w:proofErr w:type="spellEnd"/>
-      <w:r>
-        <w:t>-центрах.</w:t>
+        <w:t>Примером служит платформа Beyond Verbal, которая анализирует голосовые характеристики, такие как высота тона и темп речи, для определения эмоционального состояния. Такие решения часто применяются в call-центрах.</w:t>
       </w:r>
     </w:p>
     <w:p>
@@ -6450,15 +6069,7 @@
         <w:contextualSpacing w:val="0"/>
       </w:pPr>
       <w:r>
-        <w:t xml:space="preserve">Примером является система </w:t>
-      </w:r>
-      <w:proofErr w:type="spellStart"/>
-      <w:r>
-        <w:t>Emotient</w:t>
-      </w:r>
-      <w:proofErr w:type="spellEnd"/>
-      <w:r>
-        <w:t>, которая комбинирует анализ выражений лица и голосовых данных с использованием CNN и RNN. Такие решения применяются в маркетинге и HR для комплексного анализа эмоционального состояния.</w:t>
+        <w:t>Примером является система Emotient, которая комбинирует анализ выражений лица и голосовых данных с использованием CNN и RNN. Такие решения применяются в маркетинге и HR для комплексного анализа эмоционального состояния.</w:t>
       </w:r>
     </w:p>
     <w:p>
@@ -6739,23 +6350,7 @@
         <w:contextualSpacing w:val="0"/>
       </w:pPr>
       <w:r>
-        <w:t xml:space="preserve">Гибкость стека: Использование открытых библиотек (Python, </w:t>
-      </w:r>
-      <w:proofErr w:type="spellStart"/>
-      <w:r>
-        <w:t>PyTorch</w:t>
-      </w:r>
-      <w:proofErr w:type="spellEnd"/>
-      <w:r>
-        <w:t xml:space="preserve">, </w:t>
-      </w:r>
-      <w:proofErr w:type="spellStart"/>
-      <w:r>
-        <w:t>OpenCV</w:t>
-      </w:r>
-      <w:proofErr w:type="spellEnd"/>
-      <w:r>
-        <w:t>) позволяет избежать лицензионных отчислений.</w:t>
+        <w:t>Гибкость стека: Использование открытых библиотек (Python, PyTorch, OpenCV) позволяет избежать лицензионных отчислений.</w:t>
       </w:r>
     </w:p>
     <w:p>
@@ -6767,13 +6362,8 @@
         </w:numPr>
         <w:contextualSpacing w:val="0"/>
       </w:pPr>
-      <w:proofErr w:type="spellStart"/>
-      <w:r>
-        <w:t>Мультимодальность</w:t>
-      </w:r>
-      <w:proofErr w:type="spellEnd"/>
-      <w:r>
-        <w:t>: Повышение точности за счёт объединения визуальных и голосовых признаков.</w:t>
+      <w:r>
+        <w:t>Мультимодальность: Повышение точности за счёт объединения визуальных и голосовых признаков.</w:t>
       </w:r>
     </w:p>
     <w:p>
@@ -6808,15 +6398,7 @@
         <w:contextualSpacing w:val="0"/>
       </w:pPr>
       <w:r>
-        <w:t xml:space="preserve">Требует наличия вычислительных ресурсов для этапа обучения и </w:t>
-      </w:r>
-      <w:proofErr w:type="spellStart"/>
-      <w:r>
-        <w:t>инференса</w:t>
-      </w:r>
-      <w:proofErr w:type="spellEnd"/>
-      <w:r>
-        <w:t xml:space="preserve"> в реальном времени.</w:t>
+        <w:t>Требует наличия вычислительных ресурсов для этапа обучения и инференса в реальном времени.</w:t>
       </w:r>
     </w:p>
     <w:p>
@@ -6927,7 +6509,10 @@
       </w:r>
       <w:bookmarkEnd w:id="13"/>
       <w:r>
-        <w:t xml:space="preserve"> -</w:t>
+        <w:t xml:space="preserve"> </w:t>
+      </w:r>
+      <w:r>
+        <w:t>–</w:t>
       </w:r>
       <w:r>
         <w:t xml:space="preserve"> </w:t>
@@ -7473,7 +7058,10 @@
       </w:r>
       <w:bookmarkEnd w:id="14"/>
       <w:r>
-        <w:t xml:space="preserve"> -</w:t>
+        <w:t xml:space="preserve"> </w:t>
+      </w:r>
+      <w:r>
+        <w:t>–</w:t>
       </w:r>
       <w:r>
         <w:t xml:space="preserve"> </w:t>
@@ -7905,15 +7493,7 @@
         <w:pStyle w:val="25"/>
       </w:pPr>
       <w:r>
-        <w:t xml:space="preserve">Для разработки системы целесообразно использовать мультимодальный подход, объединяющий </w:t>
-      </w:r>
-      <w:proofErr w:type="spellStart"/>
-      <w:r>
-        <w:t>свёрточные</w:t>
-      </w:r>
-      <w:proofErr w:type="spellEnd"/>
-      <w:r>
-        <w:t xml:space="preserve"> нейронные сети</w:t>
+        <w:t>Для разработки системы целесообразно использовать мультимодальный подход, объединяющий свёрточные нейронные сети</w:t>
       </w:r>
       <w:r>
         <w:t xml:space="preserve"> </w:t>
@@ -7935,15 +7515,7 @@
     </w:p>
     <w:p>
       <w:r>
-        <w:t xml:space="preserve">Цель исследования: разработка автоматизированной системы проведения </w:t>
-      </w:r>
-      <w:proofErr w:type="spellStart"/>
-      <w:r>
-        <w:t>видеовстреч</w:t>
-      </w:r>
-      <w:proofErr w:type="spellEnd"/>
-      <w:r>
-        <w:t xml:space="preserve"> с мультимодальным анализом эмоционального состояния и речевой активности участников на основе методов искусственного интеллекта.</w:t>
+        <w:t>Цель исследования: разработка автоматизированной системы проведения видеовстреч с мультимодальным анализом эмоционального состояния и речевой активности участников на основе методов искусственного интеллекта.</w:t>
       </w:r>
     </w:p>
     <w:p>
@@ -8026,15 +7598,7 @@
         </w:numPr>
       </w:pPr>
       <w:r>
-        <w:t xml:space="preserve">Разработка модуля обработки видеопотока для анализа выражений лица участников </w:t>
-      </w:r>
-      <w:proofErr w:type="spellStart"/>
-      <w:r>
-        <w:t>видеовстречи</w:t>
-      </w:r>
-      <w:proofErr w:type="spellEnd"/>
-      <w:r>
-        <w:t>.</w:t>
+        <w:t>Разработка модуля обработки видеопотока для анализа выражений лица участников видеовстречи.</w:t>
       </w:r>
     </w:p>
     <w:p>
@@ -8046,15 +7610,7 @@
         </w:numPr>
       </w:pPr>
       <w:r>
-        <w:t xml:space="preserve">Разработка модуля обработки аудиопотока для </w:t>
-      </w:r>
-      <w:proofErr w:type="spellStart"/>
-      <w:r>
-        <w:t>транскрибации</w:t>
-      </w:r>
-      <w:proofErr w:type="spellEnd"/>
-      <w:r>
-        <w:t xml:space="preserve"> речи и анализа её эмоциональной окраски.</w:t>
+        <w:t>Разработка модуля обработки аудиопотока для транскрибации речи и анализа её эмоциональной окраски.</w:t>
       </w:r>
     </w:p>
     <w:p>
@@ -8153,35 +7709,7 @@
         <w:rPr>
           <w:lang w:bidi="ru-RU"/>
         </w:rPr>
-        <w:t xml:space="preserve">В качестве основного языка программирования для разработки клиентской части системы был выбран </w:t>
-      </w:r>
-      <w:proofErr w:type="spellStart"/>
-      <w:r>
-        <w:rPr>
-          <w:lang w:bidi="ru-RU"/>
-        </w:rPr>
-        <w:t>TypeScript</w:t>
-      </w:r>
-      <w:proofErr w:type="spellEnd"/>
-      <w:r>
-        <w:rPr>
-          <w:lang w:bidi="ru-RU"/>
-        </w:rPr>
-        <w:t xml:space="preserve"> в сочетании с библиотекой </w:t>
-      </w:r>
-      <w:proofErr w:type="spellStart"/>
-      <w:r>
-        <w:rPr>
-          <w:lang w:bidi="ru-RU"/>
-        </w:rPr>
-        <w:t>React</w:t>
-      </w:r>
-      <w:proofErr w:type="spellEnd"/>
-      <w:r>
-        <w:rPr>
-          <w:lang w:bidi="ru-RU"/>
-        </w:rPr>
-        <w:t>. Данный стек обеспечивает создание высокопроизводительных одностраничных приложений с типизированным кодом, что повышает надёжность разработки и упрощает дальнейшую поддержку системы.</w:t>
+        <w:t>В качестве основного языка программирования для разработки клиентской части системы был выбран TypeScript в сочетании с библиотекой React. Данный стек обеспечивает создание высокопроизводительных одностраничных приложений с типизированным кодом, что повышает надёжность разработки и упрощает дальнейшую поддержку системы.</w:t>
       </w:r>
     </w:p>
     <w:p>
@@ -8280,35 +7808,7 @@
         <w:rPr>
           <w:lang w:bidi="ru-RU"/>
         </w:rPr>
-        <w:t>Для реализации серверной логики, маршрутизации и обработки сетевых соединений использовался язык программирования Go (</w:t>
-      </w:r>
-      <w:proofErr w:type="spellStart"/>
-      <w:r>
-        <w:rPr>
-          <w:lang w:bidi="ru-RU"/>
-        </w:rPr>
-        <w:t>Golang</w:t>
-      </w:r>
-      <w:proofErr w:type="spellEnd"/>
-      <w:r>
-        <w:rPr>
-          <w:lang w:bidi="ru-RU"/>
-        </w:rPr>
-        <w:t xml:space="preserve">). Он применяется для построения REST API, управления </w:t>
-      </w:r>
-      <w:proofErr w:type="spellStart"/>
-      <w:r>
-        <w:rPr>
-          <w:lang w:bidi="ru-RU"/>
-        </w:rPr>
-        <w:t>WebSocket</w:t>
-      </w:r>
-      <w:proofErr w:type="spellEnd"/>
-      <w:r>
-        <w:rPr>
-          <w:lang w:bidi="ru-RU"/>
-        </w:rPr>
-        <w:t>-подключениями и координации обмена данными между участниками встречи и аналитическими модулями.</w:t>
+        <w:t>Для реализации серверной логики, маршрутизации и обработки сетевых соединений использовался язык программирования Go (Golang). Он применяется для построения REST API, управления WebSocket-подключениями и координации обмена данными между участниками встречи и аналитическими модулями.</w:t>
       </w:r>
     </w:p>
     <w:p>
@@ -8407,21 +7907,7 @@
           <w:lang w:bidi="ru-RU"/>
         </w:rPr>
         <w:lastRenderedPageBreak/>
-        <w:t xml:space="preserve">Для реализации модулей мультимодального анализа (распознавание эмоционального состояния, </w:t>
-      </w:r>
-      <w:proofErr w:type="spellStart"/>
-      <w:r>
-        <w:rPr>
-          <w:lang w:bidi="ru-RU"/>
-        </w:rPr>
-        <w:t>транскрибация</w:t>
-      </w:r>
-      <w:proofErr w:type="spellEnd"/>
-      <w:r>
-        <w:rPr>
-          <w:lang w:bidi="ru-RU"/>
-        </w:rPr>
-        <w:t xml:space="preserve"> речи) применялся язык программирования Python. Он используется в составе отдельного AI-шлюза и сервиса распознавания речи для обработки видеопотока и аудиосигналов.</w:t>
+        <w:t>Для реализации модулей мультимодального анализа (распознавание эмоционального состояния, транскрибация речи) применялся язык программирования Python. Он используется в составе отдельного AI-шлюза и сервиса распознавания речи для обработки видеопотока и аудиосигналов.</w:t>
       </w:r>
     </w:p>
     <w:p>
@@ -8452,49 +7938,7 @@
         <w:rPr>
           <w:lang w:bidi="ru-RU"/>
         </w:rPr>
-        <w:t>Наличие специализированных библиотек для работы с нейронными сетями и обработки мультимедиа (</w:t>
-      </w:r>
-      <w:proofErr w:type="spellStart"/>
-      <w:r>
-        <w:rPr>
-          <w:lang w:bidi="ru-RU"/>
-        </w:rPr>
-        <w:t>OpenCV</w:t>
-      </w:r>
-      <w:proofErr w:type="spellEnd"/>
-      <w:r>
-        <w:rPr>
-          <w:lang w:bidi="ru-RU"/>
-        </w:rPr>
-        <w:t xml:space="preserve">, </w:t>
-      </w:r>
-      <w:proofErr w:type="spellStart"/>
-      <w:r>
-        <w:rPr>
-          <w:lang w:bidi="ru-RU"/>
-        </w:rPr>
-        <w:t>FastAPI</w:t>
-      </w:r>
-      <w:proofErr w:type="spellEnd"/>
-      <w:r>
-        <w:rPr>
-          <w:lang w:bidi="ru-RU"/>
-        </w:rPr>
-        <w:t xml:space="preserve">, </w:t>
-      </w:r>
-      <w:proofErr w:type="spellStart"/>
-      <w:r>
-        <w:rPr>
-          <w:lang w:bidi="ru-RU"/>
-        </w:rPr>
-        <w:t>faster-whisper</w:t>
-      </w:r>
-      <w:proofErr w:type="spellEnd"/>
-      <w:r>
-        <w:rPr>
-          <w:lang w:bidi="ru-RU"/>
-        </w:rPr>
-        <w:t>)</w:t>
+        <w:t>Наличие специализированных библиотек для работы с нейронными сетями и обработки мультимедиа (OpenCV, FastAPI, faster-whisper)</w:t>
       </w:r>
       <w:r>
         <w:rPr>
@@ -8688,21 +8132,7 @@
         <w:rPr>
           <w:lang w:bidi="ru-RU"/>
         </w:rPr>
-        <w:t xml:space="preserve">Для хранения данных о пользователях, сессиях, событиях аналитики и результатах анализа была выбрана система управления базами данных </w:t>
-      </w:r>
-      <w:proofErr w:type="spellStart"/>
-      <w:r>
-        <w:rPr>
-          <w:lang w:bidi="ru-RU"/>
-        </w:rPr>
-        <w:t>PostgreSQL</w:t>
-      </w:r>
-      <w:proofErr w:type="spellEnd"/>
-      <w:r>
-        <w:rPr>
-          <w:lang w:bidi="ru-RU"/>
-        </w:rPr>
-        <w:t>. Данная СУБД обеспечивает:</w:t>
+        <w:t>Для хранения данных о пользователях, сессиях, событиях аналитики и результатах анализа была выбрана система управления базами данных PostgreSQL. Данная СУБД обеспечивает:</w:t>
       </w:r>
     </w:p>
     <w:p>
@@ -8720,21 +8150,7 @@
         <w:rPr>
           <w:lang w:bidi="ru-RU"/>
         </w:rPr>
-        <w:t xml:space="preserve">Надёжное хранение структурированных и </w:t>
-      </w:r>
-      <w:proofErr w:type="spellStart"/>
-      <w:r>
-        <w:rPr>
-          <w:lang w:bidi="ru-RU"/>
-        </w:rPr>
-        <w:t>полуструктурированных</w:t>
-      </w:r>
-      <w:proofErr w:type="spellEnd"/>
-      <w:r>
-        <w:rPr>
-          <w:lang w:bidi="ru-RU"/>
-        </w:rPr>
-        <w:t xml:space="preserve"> данных, включая поддержку формата JSONB для гибкого сохранения аналитических событий;</w:t>
+        <w:t>Надёжное хранение структурированных и полуструктурированных данных, включая поддержку формата JSONB для гибкого сохранения аналитических событий;</w:t>
       </w:r>
     </w:p>
     <w:p>
@@ -8957,7 +8373,10 @@
       </w:r>
       <w:bookmarkEnd w:id="21"/>
       <w:r>
-        <w:t xml:space="preserve"> –</w:t>
+        <w:t xml:space="preserve"> </w:t>
+      </w:r>
+      <w:r>
+        <w:t>–</w:t>
       </w:r>
       <w:r>
         <w:t xml:space="preserve"> </w:t>
@@ -9031,9 +8450,6 @@
       </w:r>
     </w:p>
     <w:p>
-      <w:pPr>
-        <w:ind w:firstLine="0"/>
-      </w:pPr>
       <w:r>
         <w:t xml:space="preserve">Для представления общей функциональной структуры разрабатываемой системы была построена IDEF0-диаграмма верхнего уровня. Данная диаграмма позволяет определить основные входные и выходные данные системы, управляющие воздействия, а также механизмы, обеспечивающие </w:t>
       </w:r>
@@ -9158,7 +8574,10 @@
       <w:bookmarkEnd w:id="22"/>
       <w:bookmarkEnd w:id="23"/>
       <w:r>
-        <w:t xml:space="preserve"> –</w:t>
+        <w:t xml:space="preserve"> </w:t>
+      </w:r>
+      <w:r>
+        <w:t>–</w:t>
       </w:r>
       <w:r>
         <w:t xml:space="preserve"> IDEF0</w:t>
@@ -9402,6 +8821,13 @@
           <w:lang w:val="en-US" w:eastAsia="en-US" w:bidi="he-IL"/>
         </w:rPr>
         <w:t>IDEF</w:t>
+      </w:r>
+      <w:r>
+        <w:rPr>
+          <w:rFonts w:eastAsiaTheme="minorHAnsi"/>
+          <w:lang w:eastAsia="en-US" w:bidi="he-IL"/>
+        </w:rPr>
+        <w:t>0</w:t>
       </w:r>
     </w:p>
     <w:p>
@@ -9613,19 +9039,26 @@
         <w:fldChar w:fldCharType="end"/>
       </w:r>
       <w:r>
-        <w:t xml:space="preserve"> – </w:t>
+        <w:t xml:space="preserve"> </w:t>
+      </w:r>
+      <w:r>
+        <w:t>–</w:t>
+      </w:r>
+      <w:r>
+        <w:t xml:space="preserve"> </w:t>
       </w:r>
       <w:r>
         <w:t xml:space="preserve">Декомпозиция </w:t>
       </w:r>
-      <w:proofErr w:type="spellStart"/>
       <w:r>
         <w:rPr>
           <w:lang w:val="en-US"/>
         </w:rPr>
-        <w:t>idef</w:t>
-      </w:r>
-      <w:proofErr w:type="spellEnd"/>
+        <w:t>IDEF</w:t>
+      </w:r>
+      <w:r>
+        <w:t>0</w:t>
+      </w:r>
     </w:p>
     <w:p>
       <w:pPr>
@@ -9662,21 +9095,7 @@
           <w:rFonts w:eastAsiaTheme="minorHAnsi"/>
         </w:rPr>
         <w:lastRenderedPageBreak/>
-        <w:t xml:space="preserve">участников через механизм </w:t>
-      </w:r>
-      <w:proofErr w:type="spellStart"/>
-      <w:r>
-        <w:rPr>
-          <w:rFonts w:eastAsiaTheme="minorHAnsi"/>
-        </w:rPr>
-        <w:t>инвайт</w:t>
-      </w:r>
-      <w:proofErr w:type="spellEnd"/>
-      <w:r>
-        <w:rPr>
-          <w:rFonts w:eastAsiaTheme="minorHAnsi"/>
-        </w:rPr>
-        <w:t>-ссылок. В ходе сессии осуществляется захват мультимодальных данных от всех подключённых пользователей.</w:t>
+        <w:t>участников через механизм инвайт-ссылок. В ходе сессии осуществляется захват мультимодальных данных от всех подключённых пользователей.</w:t>
       </w:r>
     </w:p>
     <w:p>
@@ -10124,21 +9543,7 @@
         <w:rPr>
           <w:rFonts w:eastAsiaTheme="minorHAnsi"/>
         </w:rPr>
-        <w:t>Признаки видео — нормализованные и выровненные изображения лиц, ключевые точки (</w:t>
-      </w:r>
-      <w:proofErr w:type="spellStart"/>
-      <w:r>
-        <w:rPr>
-          <w:rFonts w:eastAsiaTheme="minorHAnsi"/>
-        </w:rPr>
-        <w:t>landmarks</w:t>
-      </w:r>
-      <w:proofErr w:type="spellEnd"/>
-      <w:r>
-        <w:rPr>
-          <w:rFonts w:eastAsiaTheme="minorHAnsi"/>
-        </w:rPr>
-        <w:t>);</w:t>
+        <w:t>Признаки видео — нормализованные и выровненные изображения лиц, ключевые точки (landmarks);</w:t>
       </w:r>
     </w:p>
     <w:p>
@@ -10156,21 +9561,7 @@
         <w:rPr>
           <w:rFonts w:eastAsiaTheme="minorHAnsi"/>
         </w:rPr>
-        <w:t xml:space="preserve">Признаки аудио — мел-частотные </w:t>
-      </w:r>
-      <w:proofErr w:type="spellStart"/>
-      <w:r>
-        <w:rPr>
-          <w:rFonts w:eastAsiaTheme="minorHAnsi"/>
-        </w:rPr>
-        <w:t>кепстральные</w:t>
-      </w:r>
-      <w:proofErr w:type="spellEnd"/>
-      <w:r>
-        <w:rPr>
-          <w:rFonts w:eastAsiaTheme="minorHAnsi"/>
-        </w:rPr>
-        <w:t xml:space="preserve"> коэффициенты (MFCC) и другие акустические признаки.</w:t>
+        <w:t>Признаки аудио — мел-частотные кепстральные коэффициенты (MFCC) и другие акустические признаки.</w:t>
       </w:r>
     </w:p>
     <w:p>
@@ -10201,75 +9592,27 @@
         <w:rPr>
           <w:rFonts w:eastAsiaTheme="minorHAnsi"/>
         </w:rPr>
-        <w:t xml:space="preserve">На данном этапе извлечённые признаки передаются в модули классификации на основе </w:t>
-      </w:r>
-      <w:proofErr w:type="spellStart"/>
-      <w:r>
+        <w:t>На данном этапе извлечённые признаки передаются в модули классификации на основе предобученных нейронных сетей. Видеоданные анализируются свёрточной нейронной сетью (CNN) для классификации выражений лица, аудиоданные — рекуррентной нейронной сетью (RNN) для распознавания голосовых характеристик. Параллельно выполняется транскрибация речи с помощью модели автоматического распознавания речи (ASR) и анализ тональности текста с использованием NLP-модели. Для каждого входного сигнала модель выдаёт оценку принадлежности к классу эмоций (argmax).</w:t>
+      </w:r>
+    </w:p>
+    <w:p>
+      <w:pPr>
         <w:rPr>
           <w:rFonts w:eastAsiaTheme="minorHAnsi"/>
         </w:rPr>
-        <w:t>предобученных</w:t>
-      </w:r>
-      <w:proofErr w:type="spellEnd"/>
-      <w:r>
+      </w:pPr>
+    </w:p>
+    <w:p>
+      <w:pPr>
         <w:rPr>
           <w:rFonts w:eastAsiaTheme="minorHAnsi"/>
         </w:rPr>
-        <w:t xml:space="preserve"> нейронных сетей. Видеоданные анализируются </w:t>
-      </w:r>
-      <w:proofErr w:type="spellStart"/>
+      </w:pPr>
       <w:r>
         <w:rPr>
           <w:rFonts w:eastAsiaTheme="minorHAnsi"/>
         </w:rPr>
-        <w:t>свёрточной</w:t>
-      </w:r>
-      <w:proofErr w:type="spellEnd"/>
-      <w:r>
-        <w:rPr>
-          <w:rFonts w:eastAsiaTheme="minorHAnsi"/>
-        </w:rPr>
-        <w:t xml:space="preserve"> нейронной сетью (CNN) для классификации выражений лица, аудиоданные — рекуррентной нейронной сетью (RNN) для распознавания голосовых характеристик. Параллельно выполняется </w:t>
-      </w:r>
-      <w:proofErr w:type="spellStart"/>
-      <w:r>
-        <w:rPr>
-          <w:rFonts w:eastAsiaTheme="minorHAnsi"/>
-        </w:rPr>
-        <w:t>транскрибация</w:t>
-      </w:r>
-      <w:proofErr w:type="spellEnd"/>
-      <w:r>
-        <w:rPr>
-          <w:rFonts w:eastAsiaTheme="minorHAnsi"/>
-        </w:rPr>
-        <w:t xml:space="preserve"> речи с помощью модели автоматического распознавания речи (ASR) и анализ тональности текста с использованием NLP-модели. Для каждого входного сигнала модель выдаёт оценку принадлежности к классу эмоций (</w:t>
-      </w:r>
-      <w:proofErr w:type="spellStart"/>
-      <w:r>
-        <w:rPr>
-          <w:rFonts w:eastAsiaTheme="minorHAnsi"/>
-        </w:rPr>
-        <w:t>argmax</w:t>
-      </w:r>
-      <w:proofErr w:type="spellEnd"/>
-      <w:r>
-        <w:rPr>
-          <w:rFonts w:eastAsiaTheme="minorHAnsi"/>
-        </w:rPr>
-        <w:t>).</w:t>
-      </w:r>
-    </w:p>
-    <w:p>
-      <w:pPr>
-        <w:rPr>
-          <w:rFonts w:eastAsiaTheme="minorHAnsi"/>
-        </w:rPr>
-      </w:pPr>
-      <w:r>
-        <w:rPr>
-          <w:rFonts w:eastAsiaTheme="minorHAnsi"/>
-        </w:rPr>
+        <w:lastRenderedPageBreak/>
         <w:t>Входы:</w:t>
       </w:r>
     </w:p>
@@ -10288,7 +9631,6 @@
         <w:rPr>
           <w:rFonts w:eastAsiaTheme="minorHAnsi"/>
         </w:rPr>
-        <w:lastRenderedPageBreak/>
         <w:t>Признаки видео — подготовленные визуальные данные для классификации;</w:t>
       </w:r>
     </w:p>
@@ -10356,21 +9698,7 @@
         <w:rPr>
           <w:rFonts w:eastAsiaTheme="minorHAnsi"/>
         </w:rPr>
-        <w:t xml:space="preserve">Модели и алгоритмы анализа эмоций — обученные нейронные сети (CNN для видео, RNN для аудио, ASR для </w:t>
-      </w:r>
-      <w:proofErr w:type="spellStart"/>
-      <w:r>
-        <w:rPr>
-          <w:rFonts w:eastAsiaTheme="minorHAnsi"/>
-        </w:rPr>
-        <w:t>транскрибации</w:t>
-      </w:r>
-      <w:proofErr w:type="spellEnd"/>
-      <w:r>
-        <w:rPr>
-          <w:rFonts w:eastAsiaTheme="minorHAnsi"/>
-        </w:rPr>
-        <w:t>, NLP для анализа тональности) и правила классификации.</w:t>
+        <w:t>Модели и алгоритмы анализа эмоций — обученные нейронные сети (CNN для видео, RNN для аудио, ASR для транскрибации, NLP для анализа тональности) и правила классификации.</w:t>
       </w:r>
     </w:p>
     <w:p>
@@ -10463,35 +9791,7 @@
         <w:rPr>
           <w:rFonts w:eastAsiaTheme="minorHAnsi"/>
         </w:rPr>
-        <w:t>Завершающий этап обработки, на котором результаты анализа агрегируются по временным окнам и преобразуются в структурированный аналитический отчёт. Применяется эвристический подход позднего слияния (</w:t>
-      </w:r>
-      <w:proofErr w:type="spellStart"/>
-      <w:r>
-        <w:rPr>
-          <w:rFonts w:eastAsiaTheme="minorHAnsi"/>
-        </w:rPr>
-        <w:t>late</w:t>
-      </w:r>
-      <w:proofErr w:type="spellEnd"/>
-      <w:r>
-        <w:rPr>
-          <w:rFonts w:eastAsiaTheme="minorHAnsi"/>
-        </w:rPr>
-        <w:t xml:space="preserve"> </w:t>
-      </w:r>
-      <w:proofErr w:type="spellStart"/>
-      <w:r>
-        <w:rPr>
-          <w:rFonts w:eastAsiaTheme="minorHAnsi"/>
-        </w:rPr>
-        <w:t>fusion</w:t>
-      </w:r>
-      <w:proofErr w:type="spellEnd"/>
-      <w:r>
-        <w:rPr>
-          <w:rFonts w:eastAsiaTheme="minorHAnsi"/>
-        </w:rPr>
-        <w:t>): статистика эмоций, временные шкалы активности, ключевые фразы из транскрипта и метрики вовлечённости объединяются в единый документ. Отчёт формируется по выбранной форме (PDF, CSV, JSON) и становится доступным HR-специалисту для принятия управленческих решений.</w:t>
+        <w:t>Завершающий этап обработки, на котором результаты анализа агрегируются по временным окнам и преобразуются в структурированный аналитический отчёт. Применяется эвристический подход позднего слияния (late fusion): статистика эмоций, временные шкалы активности, ключевые фразы из транскрипта и метрики вовлечённости объединяются в единый документ. Отчёт формируется по выбранной форме (PDF, CSV, JSON) и становится доступным HR-специалисту для принятия управленческих решений.</w:t>
       </w:r>
     </w:p>
     <w:p>
@@ -10540,6 +9840,7 @@
         <w:rPr>
           <w:rFonts w:eastAsiaTheme="minorHAnsi"/>
         </w:rPr>
+        <w:lastRenderedPageBreak/>
         <w:t>Данные конфигурации анализа — параметры агрегации и форматирования отчёта.</w:t>
       </w:r>
     </w:p>
@@ -10553,7 +9854,6 @@
         <w:rPr>
           <w:rFonts w:eastAsiaTheme="minorHAnsi"/>
         </w:rPr>
-        <w:lastRenderedPageBreak/>
         <w:t>Управление:</w:t>
       </w:r>
     </w:p>
@@ -10696,21 +9996,7 @@
         <w:rPr>
           <w:rFonts w:eastAsiaTheme="minorHAnsi"/>
         </w:rPr>
-        <w:t xml:space="preserve">Таким образом, декомпозиция IDEF0-диаграммы детализирует функциональную структуру системы, показывая последовательность этапов обработки мультимодальных данных от захвата </w:t>
-      </w:r>
-      <w:proofErr w:type="spellStart"/>
-      <w:r>
-        <w:rPr>
-          <w:rFonts w:eastAsiaTheme="minorHAnsi"/>
-        </w:rPr>
-        <w:t>медиапотоков</w:t>
-      </w:r>
-      <w:proofErr w:type="spellEnd"/>
-      <w:r>
-        <w:rPr>
-          <w:rFonts w:eastAsiaTheme="minorHAnsi"/>
-        </w:rPr>
-        <w:t xml:space="preserve"> до формирования аналитического отчёта, а также определяя ресурсы и управляющие факторы для каждого подпроцесса.</w:t>
+        <w:t>Таким образом, декомпозиция IDEF0-диаграммы детализирует функциональную структуру системы, показывая последовательность этапов обработки мультимодальных данных от захвата медиапотоков до формирования аналитического отчёта, а также определяя ресурсы и управляющие факторы для каждого подпроцесса.</w:t>
       </w:r>
     </w:p>
     <w:p>
@@ -10718,6 +10004,7 @@
         <w:pStyle w:val="3"/>
       </w:pPr>
       <w:r>
+        <w:lastRenderedPageBreak/>
         <w:t>DFD-диаграмма</w:t>
       </w:r>
     </w:p>
@@ -10826,7 +10113,6 @@
         <w:rPr>
           <w:noProof/>
         </w:rPr>
-        <w:lastRenderedPageBreak/>
         <w:drawing>
           <wp:inline distT="0" distB="0" distL="0" distR="0" wp14:anchorId="13D17082" wp14:editId="1F492299">
             <wp:extent cx="5187000" cy="3094946"/>
@@ -10909,7 +10195,10 @@
       </w:r>
       <w:bookmarkEnd w:id="25"/>
       <w:r>
-        <w:t xml:space="preserve"> –</w:t>
+        <w:t xml:space="preserve"> </w:t>
+      </w:r>
+      <w:r>
+        <w:t>–</w:t>
       </w:r>
       <w:r>
         <w:t xml:space="preserve"> </w:t>
@@ -11076,6 +10365,7 @@
         <w:ind w:left="709" w:firstLine="0"/>
       </w:pPr>
       <w:r>
+        <w:lastRenderedPageBreak/>
         <w:t xml:space="preserve">Потоки данных: </w:t>
       </w:r>
     </w:p>
@@ -11124,7 +10414,6 @@
         </w:numPr>
       </w:pPr>
       <w:r>
-        <w:lastRenderedPageBreak/>
         <w:t>Результаты анализа от анализа к базе данных и формированию отчёта.</w:t>
       </w:r>
     </w:p>
@@ -11373,12 +10662,12 @@
         </w:numPr>
       </w:pPr>
       <w:r>
+        <w:lastRenderedPageBreak/>
         <w:t>Токен обновления сессии и Журнал аутентификации — вспомогательные сущности, обеспечивающие безопасность (ротация JWT-токенов) и аудит действий (фиксация IP-адресов и времени входов).</w:t>
       </w:r>
     </w:p>
     <w:p>
       <w:r>
-        <w:lastRenderedPageBreak/>
         <w:t>Домен управления сессиями:</w:t>
       </w:r>
     </w:p>
@@ -11391,15 +10680,7 @@
         </w:numPr>
       </w:pPr>
       <w:r>
-        <w:t xml:space="preserve">Сеанс </w:t>
-      </w:r>
-      <w:proofErr w:type="spellStart"/>
-      <w:r>
-        <w:t>видеовстречи</w:t>
-      </w:r>
-      <w:proofErr w:type="spellEnd"/>
-      <w:r>
-        <w:t xml:space="preserve"> — ключевая сущность бизнес-процесса, описывающая жизненный цикл мероприятия (от создания до завершения).</w:t>
+        <w:t>Сеанс видеовстречи — ключевая сущность бизнес-процесса, описывающая жизненный цикл мероприятия (от создания до завершения).</w:t>
       </w:r>
     </w:p>
     <w:p>
@@ -11436,23 +10717,7 @@
         <w:t>Все с</w:t>
       </w:r>
       <w:r>
-        <w:t>вязи между сущностями имеют характер «один-ко-многим» (</w:t>
-      </w:r>
-      <w:proofErr w:type="gramStart"/>
-      <w:r>
-        <w:t>1:М</w:t>
-      </w:r>
-      <w:proofErr w:type="gramEnd"/>
-      <w:r>
-        <w:t xml:space="preserve">). Центральной точкой агрегации является «Сеанс </w:t>
-      </w:r>
-      <w:proofErr w:type="spellStart"/>
-      <w:r>
-        <w:t>видеовстречи</w:t>
-      </w:r>
-      <w:proofErr w:type="spellEnd"/>
-      <w:r>
-        <w:t>»: одна сессия порождает множество участников, событий аналитики, сообщений чата и итоговых отчётов. Пользователь, в свою очередь, может быть организатором множества сессий и иметь несколько активных токенов обновления.</w:t>
+        <w:t>вязи между сущностями имеют характер «один-ко-многим» (1:М). Центральной точкой агрегации является «Сеанс видеовстречи»: одна сессия порождает множество участников, событий аналитики, сообщений чата и итоговых отчётов. Пользователь, в свою очередь, может быть организатором множества сессий и иметь несколько активных токенов обновления.</w:t>
       </w:r>
     </w:p>
     <w:p>
@@ -11580,7 +10845,7 @@
           <w:iCs w:val="0"/>
           <w:szCs w:val="28"/>
         </w:rPr>
-        <w:t>-</w:t>
+        <w:t>–</w:t>
       </w:r>
       <w:r>
         <w:rPr>
@@ -11601,7 +10866,37 @@
           <w:iCs w:val="0"/>
           <w:szCs w:val="28"/>
         </w:rPr>
-        <w:t>Описание сущности Пользователь системы</w:t>
+        <w:t xml:space="preserve">Описание сущности </w:t>
+      </w:r>
+      <w:r>
+        <w:rPr>
+          <w:rStyle w:val="ae"/>
+          <w:rFonts w:asciiTheme="majorHAnsi" w:eastAsia="Microsoft YaHei" w:hAnsiTheme="majorHAnsi" w:cstheme="majorHAnsi"/>
+          <w:i w:val="0"/>
+          <w:iCs w:val="0"/>
+          <w:szCs w:val="28"/>
+        </w:rPr>
+        <w:t>«</w:t>
+      </w:r>
+      <w:r>
+        <w:rPr>
+          <w:rStyle w:val="ae"/>
+          <w:rFonts w:asciiTheme="majorHAnsi" w:eastAsia="Microsoft YaHei" w:hAnsiTheme="majorHAnsi" w:cstheme="majorHAnsi"/>
+          <w:i w:val="0"/>
+          <w:iCs w:val="0"/>
+          <w:szCs w:val="28"/>
+        </w:rPr>
+        <w:t>Пользователь системы</w:t>
+      </w:r>
+      <w:r>
+        <w:rPr>
+          <w:rStyle w:val="ae"/>
+          <w:rFonts w:asciiTheme="majorHAnsi" w:eastAsia="Microsoft YaHei" w:hAnsiTheme="majorHAnsi" w:cstheme="majorHAnsi"/>
+          <w:i w:val="0"/>
+          <w:iCs w:val="0"/>
+          <w:szCs w:val="28"/>
+        </w:rPr>
+        <w:t>»</w:t>
       </w:r>
     </w:p>
     <w:tbl>
@@ -11656,6 +10951,7 @@
                 <w:sz w:val="28"/>
                 <w:szCs w:val="28"/>
               </w:rPr>
+              <w:lastRenderedPageBreak/>
               <w:t>№</w:t>
             </w:r>
           </w:p>
@@ -12097,7 +11393,6 @@
                 <w:rFonts w:asciiTheme="majorHAnsi" w:hAnsiTheme="majorHAnsi" w:cstheme="majorHAnsi"/>
                 <w:sz w:val="28"/>
               </w:rPr>
-              <w:lastRenderedPageBreak/>
               <w:t>4</w:t>
             </w:r>
           </w:p>
@@ -12521,7 +11816,7 @@
           <w:i w:val="0"/>
           <w:iCs w:val="0"/>
         </w:rPr>
-        <w:t>-</w:t>
+        <w:t>–</w:t>
       </w:r>
       <w:r>
         <w:rPr>
@@ -12539,7 +11834,34 @@
           <w:i w:val="0"/>
           <w:iCs w:val="0"/>
         </w:rPr>
-        <w:t>Описание сущности Токен обновления сессии</w:t>
+        <w:t xml:space="preserve">Описание сущности </w:t>
+      </w:r>
+      <w:r>
+        <w:rPr>
+          <w:rStyle w:val="ae"/>
+          <w:rFonts w:eastAsia="Microsoft YaHei"/>
+          <w:i w:val="0"/>
+          <w:iCs w:val="0"/>
+        </w:rPr>
+        <w:t>«</w:t>
+      </w:r>
+      <w:r>
+        <w:rPr>
+          <w:rStyle w:val="ae"/>
+          <w:rFonts w:eastAsia="Microsoft YaHei"/>
+          <w:i w:val="0"/>
+          <w:iCs w:val="0"/>
+        </w:rPr>
+        <w:t>Токен обновления сессии</w:t>
+      </w:r>
+      <w:r>
+        <w:rPr>
+          <w:rStyle w:val="ae"/>
+          <w:rFonts w:eastAsia="Microsoft YaHei"/>
+          <w:i w:val="0"/>
+          <w:iCs w:val="0"/>
+        </w:rPr>
+        <w:t>»</w:t>
       </w:r>
     </w:p>
     <w:tbl>
@@ -13337,7 +12659,6 @@
           <w:i w:val="0"/>
           <w:iCs w:val="0"/>
         </w:rPr>
-        <w:lastRenderedPageBreak/>
         <w:t xml:space="preserve">Таблица </w:t>
       </w:r>
       <w:r>
@@ -13420,7 +12741,34 @@
           <w:i w:val="0"/>
           <w:iCs w:val="0"/>
         </w:rPr>
-        <w:t>Описание сущности Журнал аутентификации</w:t>
+        <w:t xml:space="preserve">Описание сущности </w:t>
+      </w:r>
+      <w:r>
+        <w:rPr>
+          <w:rStyle w:val="ae"/>
+          <w:rFonts w:eastAsia="Microsoft YaHei"/>
+          <w:i w:val="0"/>
+          <w:iCs w:val="0"/>
+        </w:rPr>
+        <w:t>«</w:t>
+      </w:r>
+      <w:r>
+        <w:rPr>
+          <w:rStyle w:val="ae"/>
+          <w:rFonts w:eastAsia="Microsoft YaHei"/>
+          <w:i w:val="0"/>
+          <w:iCs w:val="0"/>
+        </w:rPr>
+        <w:t>Журнал аутентификации</w:t>
+      </w:r>
+      <w:r>
+        <w:rPr>
+          <w:rStyle w:val="ae"/>
+          <w:rFonts w:eastAsia="Microsoft YaHei"/>
+          <w:i w:val="0"/>
+          <w:iCs w:val="0"/>
+        </w:rPr>
+        <w:t>»</w:t>
       </w:r>
     </w:p>
     <w:tbl>
@@ -14243,20 +13591,8 @@
           <w:bCs w:val="0"/>
           <w:color w:val="000000"/>
         </w:rPr>
-        <w:t xml:space="preserve">Сеанс </w:t>
-      </w:r>
-      <w:proofErr w:type="spellStart"/>
-      <w:r>
-        <w:rPr>
-          <w:rStyle w:val="aff2"/>
-          <w:rFonts w:eastAsia="Microsoft YaHei"/>
-          <w:b w:val="0"/>
-          <w:bCs w:val="0"/>
-          <w:color w:val="000000"/>
-        </w:rPr>
-        <w:t>видеовстречи</w:t>
-      </w:r>
-      <w:proofErr w:type="spellEnd"/>
+        <w:t>Сеанс видеовстречи</w:t>
+      </w:r>
       <w:r>
         <w:rPr>
           <w:rFonts w:eastAsia="Microsoft YaHei"/>
@@ -14351,7 +13687,7 @@
           <w:i w:val="0"/>
           <w:iCs w:val="0"/>
         </w:rPr>
-        <w:t>-</w:t>
+        <w:t>–</w:t>
       </w:r>
       <w:r>
         <w:rPr>
@@ -14369,9 +13705,8 @@
           <w:i w:val="0"/>
           <w:iCs w:val="0"/>
         </w:rPr>
-        <w:t xml:space="preserve">Описание сущности Сеанс </w:t>
-      </w:r>
-      <w:proofErr w:type="spellStart"/>
+        <w:t xml:space="preserve">Описание сущности </w:t>
+      </w:r>
       <w:r>
         <w:rPr>
           <w:rStyle w:val="ae"/>
@@ -14379,9 +13714,26 @@
           <w:i w:val="0"/>
           <w:iCs w:val="0"/>
         </w:rPr>
-        <w:t>видеовстречи</w:t>
-      </w:r>
-      <w:proofErr w:type="spellEnd"/>
+        <w:t>«</w:t>
+      </w:r>
+      <w:r>
+        <w:rPr>
+          <w:rStyle w:val="ae"/>
+          <w:rFonts w:eastAsia="Microsoft YaHei"/>
+          <w:i w:val="0"/>
+          <w:iCs w:val="0"/>
+        </w:rPr>
+        <w:t>Сеанс видеовстречи</w:t>
+      </w:r>
+      <w:r>
+        <w:rPr>
+          <w:rStyle w:val="ae"/>
+          <w:rFonts w:eastAsia="Microsoft YaHei"/>
+          <w:i w:val="0"/>
+          <w:iCs w:val="0"/>
+        </w:rPr>
+        <w:t>»</w:t>
+      </w:r>
     </w:p>
     <w:tbl>
       <w:tblPr>
@@ -14723,21 +14075,12 @@
                 <w:sz w:val="28"/>
               </w:rPr>
             </w:pPr>
-            <w:proofErr w:type="spellStart"/>
             <w:r>
               <w:rPr>
                 <w:rFonts w:asciiTheme="majorHAnsi" w:hAnsiTheme="majorHAnsi" w:cstheme="majorHAnsi"/>
                 <w:sz w:val="28"/>
               </w:rPr>
-              <w:t>Человекочитаемое</w:t>
-            </w:r>
-            <w:proofErr w:type="spellEnd"/>
-            <w:r>
-              <w:rPr>
-                <w:rFonts w:asciiTheme="majorHAnsi" w:hAnsiTheme="majorHAnsi" w:cstheme="majorHAnsi"/>
-                <w:sz w:val="28"/>
-              </w:rPr>
-              <w:t xml:space="preserve"> наименование сессии</w:t>
+              <w:t>Человекочитаемое наименование сессии</w:t>
             </w:r>
           </w:p>
         </w:tc>
@@ -14995,6 +14338,7 @@
                 <w:rFonts w:asciiTheme="majorHAnsi" w:hAnsiTheme="majorHAnsi" w:cstheme="majorHAnsi"/>
                 <w:sz w:val="28"/>
               </w:rPr>
+              <w:lastRenderedPageBreak/>
               <w:t>5</w:t>
             </w:r>
           </w:p>
@@ -15321,7 +14665,6 @@
           <w:bCs w:val="0"/>
           <w:color w:val="000000"/>
         </w:rPr>
-        <w:lastRenderedPageBreak/>
         <w:t>Участник встречи</w:t>
       </w:r>
       <w:r>
@@ -15418,7 +14761,7 @@
           <w:i w:val="0"/>
           <w:iCs w:val="0"/>
         </w:rPr>
-        <w:t>-</w:t>
+        <w:t>–</w:t>
       </w:r>
       <w:r>
         <w:rPr>
@@ -15436,7 +14779,34 @@
           <w:i w:val="0"/>
           <w:iCs w:val="0"/>
         </w:rPr>
-        <w:t>Описание сущности Участник встречи</w:t>
+        <w:t xml:space="preserve">Описание сущности </w:t>
+      </w:r>
+      <w:r>
+        <w:rPr>
+          <w:rStyle w:val="ae"/>
+          <w:rFonts w:eastAsia="Microsoft YaHei"/>
+          <w:i w:val="0"/>
+          <w:iCs w:val="0"/>
+        </w:rPr>
+        <w:t>«</w:t>
+      </w:r>
+      <w:r>
+        <w:rPr>
+          <w:rStyle w:val="ae"/>
+          <w:rFonts w:eastAsia="Microsoft YaHei"/>
+          <w:i w:val="0"/>
+          <w:iCs w:val="0"/>
+        </w:rPr>
+        <w:t>Участник встречи</w:t>
+      </w:r>
+      <w:r>
+        <w:rPr>
+          <w:rStyle w:val="ae"/>
+          <w:rFonts w:eastAsia="Microsoft YaHei"/>
+          <w:i w:val="0"/>
+          <w:iCs w:val="0"/>
+        </w:rPr>
+        <w:t>»</w:t>
       </w:r>
     </w:p>
     <w:tbl>
@@ -16270,21 +15640,7 @@
         <w:rPr>
           <w:rFonts w:eastAsia="Microsoft YaHei"/>
         </w:rPr>
-        <w:t xml:space="preserve">выходные данные модуля искусственного интеллекта, содержащие информацию о распознанных эмоциях, результатах </w:t>
-      </w:r>
-      <w:proofErr w:type="spellStart"/>
-      <w:r>
-        <w:rPr>
-          <w:rFonts w:eastAsia="Microsoft YaHei"/>
-        </w:rPr>
-        <w:t>транскрибации</w:t>
-      </w:r>
-      <w:proofErr w:type="spellEnd"/>
-      <w:r>
-        <w:rPr>
-          <w:rFonts w:eastAsia="Microsoft YaHei"/>
-        </w:rPr>
-        <w:t xml:space="preserve"> речи и расчетных метриках.</w:t>
+        <w:t>выходные данные модуля искусственного интеллекта, содержащие информацию о распознанных эмоциях, результатах транскрибации речи и расчетных метриках.</w:t>
       </w:r>
     </w:p>
     <w:p>
@@ -16374,7 +15730,7 @@
           <w:i w:val="0"/>
           <w:iCs w:val="0"/>
         </w:rPr>
-        <w:t>-</w:t>
+        <w:t>–</w:t>
       </w:r>
       <w:r>
         <w:rPr>
@@ -16392,7 +15748,34 @@
           <w:i w:val="0"/>
           <w:iCs w:val="0"/>
         </w:rPr>
-        <w:t>Описание сущности Событие аналитики</w:t>
+        <w:t xml:space="preserve">Описание сущности </w:t>
+      </w:r>
+      <w:r>
+        <w:rPr>
+          <w:rStyle w:val="ae"/>
+          <w:rFonts w:eastAsia="Microsoft YaHei"/>
+          <w:i w:val="0"/>
+          <w:iCs w:val="0"/>
+        </w:rPr>
+        <w:t>«</w:t>
+      </w:r>
+      <w:r>
+        <w:rPr>
+          <w:rStyle w:val="ae"/>
+          <w:rFonts w:eastAsia="Microsoft YaHei"/>
+          <w:i w:val="0"/>
+          <w:iCs w:val="0"/>
+        </w:rPr>
+        <w:t>Событие аналитики</w:t>
+      </w:r>
+      <w:r>
+        <w:rPr>
+          <w:rStyle w:val="ae"/>
+          <w:rFonts w:eastAsia="Microsoft YaHei"/>
+          <w:i w:val="0"/>
+          <w:iCs w:val="0"/>
+        </w:rPr>
+        <w:t>»</w:t>
       </w:r>
     </w:p>
     <w:tbl>
@@ -16439,6 +15822,7 @@
               <w:pStyle w:val="affa"/>
             </w:pPr>
             <w:r>
+              <w:lastRenderedPageBreak/>
               <w:t>№</w:t>
             </w:r>
           </w:p>
@@ -16974,7 +16358,6 @@
                 <w:rFonts w:asciiTheme="majorHAnsi" w:hAnsiTheme="majorHAnsi" w:cstheme="majorHAnsi"/>
                 <w:sz w:val="28"/>
               </w:rPr>
-              <w:lastRenderedPageBreak/>
               <w:t>5</w:t>
             </w:r>
           </w:p>
@@ -17299,7 +16682,7 @@
           <w:bCs w:val="0"/>
           <w:color w:val="000000"/>
         </w:rPr>
-        <w:t>-</w:t>
+        <w:t>–</w:t>
       </w:r>
       <w:r>
         <w:rPr>
@@ -17309,7 +16692,37 @@
           <w:bCs w:val="0"/>
           <w:color w:val="000000"/>
         </w:rPr>
-        <w:t xml:space="preserve"> Описание сущности Событие встречи</w:t>
+        <w:t xml:space="preserve"> Описание сущности </w:t>
+      </w:r>
+      <w:r>
+        <w:rPr>
+          <w:rStyle w:val="aff2"/>
+          <w:rFonts w:eastAsia="Microsoft YaHei"/>
+          <w:b w:val="0"/>
+          <w:bCs w:val="0"/>
+          <w:color w:val="000000"/>
+        </w:rPr>
+        <w:t>«</w:t>
+      </w:r>
+      <w:r>
+        <w:rPr>
+          <w:rStyle w:val="aff2"/>
+          <w:rFonts w:eastAsia="Microsoft YaHei"/>
+          <w:b w:val="0"/>
+          <w:bCs w:val="0"/>
+          <w:color w:val="000000"/>
+        </w:rPr>
+        <w:t>Событие встречи</w:t>
+      </w:r>
+      <w:r>
+        <w:rPr>
+          <w:rStyle w:val="aff2"/>
+          <w:rFonts w:eastAsia="Microsoft YaHei"/>
+          <w:b w:val="0"/>
+          <w:bCs w:val="0"/>
+          <w:color w:val="000000"/>
+        </w:rPr>
+        <w:t>»</w:t>
       </w:r>
     </w:p>
     <w:tbl>
@@ -18039,7 +17452,7 @@
           <w:iCs w:val="0"/>
           <w:szCs w:val="28"/>
         </w:rPr>
-        <w:t>-</w:t>
+        <w:t>–</w:t>
       </w:r>
       <w:r>
         <w:rPr>
@@ -18059,7 +17472,37 @@
           <w:iCs w:val="0"/>
           <w:szCs w:val="28"/>
         </w:rPr>
-        <w:t>Описание сущности Отчёт по сеансу</w:t>
+        <w:t xml:space="preserve">Описание сущности </w:t>
+      </w:r>
+      <w:r>
+        <w:rPr>
+          <w:rStyle w:val="ae"/>
+          <w:rFonts w:asciiTheme="majorHAnsi" w:eastAsia="Microsoft YaHei" w:hAnsiTheme="majorHAnsi" w:cstheme="majorHAnsi"/>
+          <w:i w:val="0"/>
+          <w:iCs w:val="0"/>
+          <w:szCs w:val="28"/>
+        </w:rPr>
+        <w:t>«</w:t>
+      </w:r>
+      <w:r>
+        <w:rPr>
+          <w:rStyle w:val="ae"/>
+          <w:rFonts w:asciiTheme="majorHAnsi" w:eastAsia="Microsoft YaHei" w:hAnsiTheme="majorHAnsi" w:cstheme="majorHAnsi"/>
+          <w:i w:val="0"/>
+          <w:iCs w:val="0"/>
+          <w:szCs w:val="28"/>
+        </w:rPr>
+        <w:t>Отчёт по сеансу</w:t>
+      </w:r>
+      <w:r>
+        <w:rPr>
+          <w:rStyle w:val="ae"/>
+          <w:rFonts w:asciiTheme="majorHAnsi" w:eastAsia="Microsoft YaHei" w:hAnsiTheme="majorHAnsi" w:cstheme="majorHAnsi"/>
+          <w:i w:val="0"/>
+          <w:iCs w:val="0"/>
+          <w:szCs w:val="28"/>
+        </w:rPr>
+        <w:t>»</w:t>
       </w:r>
     </w:p>
     <w:tbl>
@@ -18114,6 +17557,7 @@
                 <w:sz w:val="28"/>
                 <w:szCs w:val="28"/>
               </w:rPr>
+              <w:lastRenderedPageBreak/>
               <w:t>№</w:t>
             </w:r>
           </w:p>
@@ -18865,7 +18309,7 @@
           <w:i w:val="0"/>
           <w:iCs w:val="0"/>
         </w:rPr>
-        <w:t>-</w:t>
+        <w:t>–</w:t>
       </w:r>
       <w:r>
         <w:rPr>
@@ -18874,7 +18318,34 @@
           <w:i w:val="0"/>
           <w:iCs w:val="0"/>
         </w:rPr>
-        <w:t xml:space="preserve"> Описание сущности Сообщение чата</w:t>
+        <w:t xml:space="preserve"> Описание сущности </w:t>
+      </w:r>
+      <w:r>
+        <w:rPr>
+          <w:rStyle w:val="ae"/>
+          <w:rFonts w:eastAsia="Microsoft YaHei"/>
+          <w:i w:val="0"/>
+          <w:iCs w:val="0"/>
+        </w:rPr>
+        <w:t>«</w:t>
+      </w:r>
+      <w:r>
+        <w:rPr>
+          <w:rStyle w:val="ae"/>
+          <w:rFonts w:eastAsia="Microsoft YaHei"/>
+          <w:i w:val="0"/>
+          <w:iCs w:val="0"/>
+        </w:rPr>
+        <w:t>Сообщение чата</w:t>
+      </w:r>
+      <w:r>
+        <w:rPr>
+          <w:rStyle w:val="ae"/>
+          <w:rFonts w:eastAsia="Microsoft YaHei"/>
+          <w:i w:val="0"/>
+          <w:iCs w:val="0"/>
+        </w:rPr>
+        <w:t>»</w:t>
       </w:r>
     </w:p>
     <w:tbl>
@@ -19577,26 +19048,26 @@
         <w:rPr>
           <w:rFonts w:eastAsia="Microsoft YaHei"/>
         </w:rPr>
-        <w:t xml:space="preserve">Данная информационная модель обеспечивает структурированное хранение и обработку данных для разрабатываемой системы, позволяя эффективно управлять доступом, отслеживать жизненный цикл </w:t>
-      </w:r>
-      <w:proofErr w:type="spellStart"/>
-      <w:r>
+        <w:t>Данная информационная модель обеспечивает структурированное хранение и обработку данных для разрабатываемой системы, позволяя эффективно управлять доступом, отслеживать жизненный цикл видеосессий, сохранять результаты анализа в гибком формате и обеспечивать целостность данных при каскадном удалении завершённых встреч.</w:t>
+      </w:r>
+    </w:p>
+    <w:p>
+      <w:pPr>
+        <w:pStyle w:val="3"/>
         <w:rPr>
           <w:rFonts w:eastAsia="Microsoft YaHei"/>
         </w:rPr>
-        <w:t>видеосессий</w:t>
-      </w:r>
-      <w:proofErr w:type="spellEnd"/>
+      </w:pPr>
       <w:r>
         <w:rPr>
           <w:rFonts w:eastAsia="Microsoft YaHei"/>
         </w:rPr>
-        <w:t>, сохранять результаты анализа в гибком формате и обеспечивать целостность данных при каскадном удалении завершённых встреч.</w:t>
-      </w:r>
-    </w:p>
-    <w:p>
-      <w:pPr>
-        <w:pStyle w:val="3"/>
+        <w:lastRenderedPageBreak/>
+        <w:t>Логическая модель базы данных</w:t>
+      </w:r>
+    </w:p>
+    <w:p>
+      <w:pPr>
         <w:rPr>
           <w:rFonts w:eastAsia="Microsoft YaHei"/>
         </w:rPr>
@@ -19605,34 +19076,7 @@
         <w:rPr>
           <w:rFonts w:eastAsia="Microsoft YaHei"/>
         </w:rPr>
-        <w:t>Логическая модель базы данных</w:t>
-      </w:r>
-    </w:p>
-    <w:p>
-      <w:pPr>
-        <w:rPr>
-          <w:rFonts w:eastAsia="Microsoft YaHei"/>
-        </w:rPr>
-      </w:pPr>
-      <w:r>
-        <w:rPr>
-          <w:rFonts w:eastAsia="Microsoft YaHei"/>
-        </w:rPr>
-        <w:t xml:space="preserve">На этапе логического проектирования концептуальная модель была трансформирована в схему реляционной базы данных с учётом специфики выбранной СУБД </w:t>
-      </w:r>
-      <w:proofErr w:type="spellStart"/>
-      <w:r>
-        <w:rPr>
-          <w:rFonts w:eastAsia="Microsoft YaHei"/>
-        </w:rPr>
-        <w:t>PostgreSQL</w:t>
-      </w:r>
-      <w:proofErr w:type="spellEnd"/>
-      <w:r>
-        <w:rPr>
-          <w:rFonts w:eastAsia="Microsoft YaHei"/>
-        </w:rPr>
-        <w:t xml:space="preserve">. Логическая модель </w:t>
+        <w:t xml:space="preserve">На этапе логического проектирования концептуальная модель была трансформирована в схему реляционной базы данных с учётом специфики выбранной СУБД PostgreSQL. Логическая модель </w:t>
       </w:r>
       <w:r>
         <w:rPr>
@@ -19726,7 +19170,6 @@
           <w:rFonts w:eastAsia="Microsoft YaHei"/>
           <w:noProof/>
         </w:rPr>
-        <w:lastRenderedPageBreak/>
         <w:drawing>
           <wp:inline distT="0" distB="0" distL="0" distR="0" wp14:anchorId="634D4DBC" wp14:editId="34069EBB">
             <wp:extent cx="5930900" cy="3752850"/>
@@ -19885,21 +19328,7 @@
         <w:rPr>
           <w:rFonts w:eastAsia="Microsoft YaHei"/>
         </w:rPr>
-        <w:t xml:space="preserve">Первичные и внешние ключи. Во всех таблицах в качестве первичных ключей используются уникальные идентификаторы записей. Внешние ключи обеспечивают ссылочную целостность между связанными сущностями: например, каждая запись в таблице «Участник встречи» ссылается на конкретный сеанс </w:t>
-      </w:r>
-      <w:proofErr w:type="spellStart"/>
-      <w:r>
-        <w:rPr>
-          <w:rFonts w:eastAsia="Microsoft YaHei"/>
-        </w:rPr>
-        <w:t>видеовстречи</w:t>
-      </w:r>
-      <w:proofErr w:type="spellEnd"/>
-      <w:r>
-        <w:rPr>
-          <w:rFonts w:eastAsia="Microsoft YaHei"/>
-        </w:rPr>
-        <w:t>.</w:t>
+        <w:t>Первичные и внешние ключи. Во всех таблицах в качестве первичных ключей используются уникальные идентификаторы записей. Внешние ключи обеспечивают ссылочную целостность между связанными сущностями: например, каждая запись в таблице «Участник встречи» ссылается на конкретный сеанс видеовстречи.</w:t>
       </w:r>
     </w:p>
     <w:p>
@@ -19917,21 +19346,14 @@
         <w:rPr>
           <w:rFonts w:eastAsia="Microsoft YaHei"/>
         </w:rPr>
-        <w:t xml:space="preserve">Ограничения уникальности. Ряд полей имеет ограничение уникальности: адрес электронной почты пользователя, </w:t>
-      </w:r>
-      <w:proofErr w:type="spellStart"/>
+        <w:t xml:space="preserve">Ограничения уникальности. Ряд полей имеет ограничение уникальности: адрес электронной почты пользователя, хеш токена обновления, клиентский идентификатор сообщения чата. Это </w:t>
+      </w:r>
       <w:r>
         <w:rPr>
           <w:rFonts w:eastAsia="Microsoft YaHei"/>
         </w:rPr>
-        <w:t>хеш</w:t>
-      </w:r>
-      <w:proofErr w:type="spellEnd"/>
-      <w:r>
-        <w:rPr>
-          <w:rFonts w:eastAsia="Microsoft YaHei"/>
-        </w:rPr>
-        <w:t xml:space="preserve"> токена обновления, клиентский идентификатор сообщения чата. Это предотвращает дублирование критически важных данных и обеспечивает идемпотентность операций (в частности, при повторной отправке сообщений из-за сетевых сбоев).</w:t>
+        <w:lastRenderedPageBreak/>
+        <w:t>предотвращает дублирование критически важных данных и обеспечивает идемпотентность операций (в частности, при повторной отправке сообщений из-за сетевых сбоев).</w:t>
       </w:r>
     </w:p>
     <w:p>
@@ -19949,36 +19371,7 @@
         <w:rPr>
           <w:rFonts w:eastAsia="Microsoft YaHei"/>
         </w:rPr>
-        <w:t xml:space="preserve">Гибкое хранение аналитики. Для полей, содержащих результаты работы нейросетей (полезные данные событий аналитики, данные отчёта, снимок конфигурации), предусмотрена возможность хранения </w:t>
-      </w:r>
-      <w:proofErr w:type="spellStart"/>
-      <w:r>
-        <w:rPr>
-          <w:rFonts w:eastAsia="Microsoft YaHei"/>
-        </w:rPr>
-        <w:lastRenderedPageBreak/>
-        <w:t>полуструктурированных</w:t>
-      </w:r>
-      <w:proofErr w:type="spellEnd"/>
-      <w:r>
-        <w:rPr>
-          <w:rFonts w:eastAsia="Microsoft YaHei"/>
-        </w:rPr>
-        <w:t xml:space="preserve"> данных. Это позволяет сохранять разнородные результаты ИИ-моделей (координаты </w:t>
-      </w:r>
-      <w:proofErr w:type="spellStart"/>
-      <w:r>
-        <w:rPr>
-          <w:rFonts w:eastAsia="Microsoft YaHei"/>
-        </w:rPr>
-        <w:t>landmark</w:t>
-      </w:r>
-      <w:proofErr w:type="spellEnd"/>
-      <w:r>
-        <w:rPr>
-          <w:rFonts w:eastAsia="Microsoft YaHei"/>
-        </w:rPr>
-        <w:t>-точек, словари вероятностей эмоций, транскрипты) без необходимости частого изменения схемы базы данных.</w:t>
+        <w:t>Гибкое хранение аналитики. Для полей, содержащих результаты работы нейросетей (полезные данные событий аналитики, данные отчёта, снимок конфигурации), предусмотрена возможность хранения полуструктурированных данных. Это позволяет сохранять разнородные результаты ИИ-моделей (координаты landmark-точек, словари вероятностей эмоций, транскрипты) без необходимости частого изменения схемы базы данных.</w:t>
       </w:r>
     </w:p>
     <w:p>
@@ -19996,21 +19389,7 @@
         <w:rPr>
           <w:rFonts w:eastAsia="Microsoft YaHei"/>
         </w:rPr>
-        <w:t xml:space="preserve">Ссылочная целостность и каскадное удаление. Все внешние ключи, связывающие дочерние таблицы (участники, события, отчёты, сообщения чата) с родительской таблицей сеанса </w:t>
-      </w:r>
-      <w:proofErr w:type="spellStart"/>
-      <w:r>
-        <w:rPr>
-          <w:rFonts w:eastAsia="Microsoft YaHei"/>
-        </w:rPr>
-        <w:t>видеовстречи</w:t>
-      </w:r>
-      <w:proofErr w:type="spellEnd"/>
-      <w:r>
-        <w:rPr>
-          <w:rFonts w:eastAsia="Microsoft YaHei"/>
-        </w:rPr>
-        <w:t>, настроены с правилом каскадного удаления. Это гарантирует, что при удалении завершённой или тестовой встречи все связанные с ней данные будут автоматически очищены.</w:t>
+        <w:t>Ссылочная целостность и каскадное удаление. Все внешние ключи, связывающие дочерние таблицы (участники, события, отчёты, сообщения чата) с родительской таблицей сеанса видеовстречи, настроены с правилом каскадного удаления. Это гарантирует, что при удалении завершённой или тестовой встречи все связанные с ней данные будут автоматически очищены.</w:t>
       </w:r>
     </w:p>
     <w:p>
@@ -20104,23 +19483,7 @@
         <w:contextualSpacing/>
       </w:pPr>
       <w:r>
-        <w:t xml:space="preserve">Разработанный программный комплекс представляет собой веб-платформу для планирования онлайн-сессий, проведения </w:t>
-      </w:r>
-      <w:proofErr w:type="spellStart"/>
-      <w:r>
-        <w:t>видеовстреч</w:t>
-      </w:r>
-      <w:proofErr w:type="spellEnd"/>
-      <w:r>
-        <w:t xml:space="preserve"> в браузере, сбора мультимодальной аналитики (речь, мимика, эмоции) и формирования отчётности для организатора. Архитектура системы построена по клиент-серверной модели с выделением ресурсоёмких задач искусственного интеллекта в отдельные </w:t>
-      </w:r>
-      <w:proofErr w:type="spellStart"/>
-      <w:r>
-        <w:t>микросервисы</w:t>
-      </w:r>
-      <w:proofErr w:type="spellEnd"/>
-      <w:r>
-        <w:t>.</w:t>
+        <w:t>Разработанный программный комплекс представляет собой веб-платформу для планирования онлайн-сессий, проведения видеовстреч в браузере, сбора мультимодальной аналитики (речь, мимика, эмоции) и формирования отчётности для организатора. Архитектура системы построена по клиент-серверной модели с выделением ресурсоёмких задач искусственного интеллекта в отдельные микросервисы.</w:t>
       </w:r>
     </w:p>
     <w:p>
@@ -20128,23 +19491,7 @@
         <w:contextualSpacing/>
       </w:pPr>
       <w:r>
-        <w:t xml:space="preserve">Комплекс организован в виде </w:t>
-      </w:r>
-      <w:proofErr w:type="spellStart"/>
-      <w:r>
-        <w:t>монорепозитория</w:t>
-      </w:r>
-      <w:proofErr w:type="spellEnd"/>
-      <w:r>
-        <w:t xml:space="preserve">, что обеспечивает согласованность интерфейсов, упрощает управление зависимостями и ускоряет процесс разработки. </w:t>
-      </w:r>
-      <w:proofErr w:type="spellStart"/>
-      <w:r>
-        <w:t>Оркестрация</w:t>
-      </w:r>
-      <w:proofErr w:type="spellEnd"/>
-      <w:r>
-        <w:t xml:space="preserve"> сервисов осуществляется с помощью средств контейнеризации, поддерживающих базовый профиль (клиентская часть, серверная часть, СУБД) и опциональный профиль искусственного интеллекта (AI-шлюз, сервис распознавания речи).</w:t>
+        <w:t>Комплекс организован в виде монорепозитория, что обеспечивает согласованность интерфейсов, упрощает управление зависимостями и ускоряет процесс разработки. Оркестрация сервисов осуществляется с помощью средств контейнеризации, поддерживающих базовый профиль (клиентская часть, серверная часть, СУБД) и опциональный профиль искусственного интеллекта (AI-шлюз, сервис распознавания речи).</w:t>
       </w:r>
     </w:p>
     <w:p>
@@ -20175,29 +19522,8 @@
           <w:numId w:val="4"/>
         </w:numPr>
       </w:pPr>
-      <w:proofErr w:type="spellStart"/>
-      <w:r>
-        <w:t>WebSocket</w:t>
-      </w:r>
-      <w:proofErr w:type="spellEnd"/>
-      <w:r>
-        <w:t xml:space="preserve"> – для </w:t>
-      </w:r>
-      <w:proofErr w:type="spellStart"/>
-      <w:r>
-        <w:t>низкозадержочного</w:t>
-      </w:r>
-      <w:proofErr w:type="spellEnd"/>
-      <w:r>
-        <w:t xml:space="preserve"> обмена </w:t>
-      </w:r>
-      <w:proofErr w:type="spellStart"/>
-      <w:r>
-        <w:t>медиаданными</w:t>
-      </w:r>
-      <w:proofErr w:type="spellEnd"/>
-      <w:r>
-        <w:t>, событиями встречи, потоковой аналитикой и чатом в реальном времени.</w:t>
+      <w:r>
+        <w:t>WebSocket – для низкозадержочного обмена медиаданными, событиями встречи, потоковой аналитикой и чатом в реальном времени.</w:t>
       </w:r>
     </w:p>
     <w:p>
@@ -20226,31 +19552,7 @@
         <w:contextualSpacing/>
       </w:pPr>
       <w:r>
-        <w:t xml:space="preserve">Клиентская часть реализована как одностраничное приложение (SPA) на базе стека </w:t>
-      </w:r>
-      <w:proofErr w:type="spellStart"/>
-      <w:r>
-        <w:t>React</w:t>
-      </w:r>
-      <w:proofErr w:type="spellEnd"/>
-      <w:r>
-        <w:t xml:space="preserve">, </w:t>
-      </w:r>
-      <w:proofErr w:type="spellStart"/>
-      <w:r>
-        <w:t>TypeScript</w:t>
-      </w:r>
-      <w:proofErr w:type="spellEnd"/>
-      <w:r>
-        <w:t xml:space="preserve"> и сборщика </w:t>
-      </w:r>
-      <w:proofErr w:type="spellStart"/>
-      <w:r>
-        <w:t>Vite</w:t>
-      </w:r>
-      <w:proofErr w:type="spellEnd"/>
-      <w:r>
-        <w:t>. Интерфейс спроектирован с учётом принципов компонентного подхода и разделения ответственности.</w:t>
+        <w:t>Клиентская часть реализована как одностраничное приложение (SPA) на базе стека React, TypeScript и сборщика Vite. Интерфейс спроектирован с учётом принципов компонентного подхода и разделения ответственности.</w:t>
       </w:r>
     </w:p>
     <w:p>
@@ -20293,21 +19595,8 @@
           <w:numId w:val="4"/>
         </w:numPr>
       </w:pPr>
-      <w:proofErr w:type="spellStart"/>
-      <w:r>
-        <w:t>WebSocket</w:t>
-      </w:r>
-      <w:proofErr w:type="spellEnd"/>
-      <w:r>
-        <w:t xml:space="preserve">-механизм обеспечивает автоматическое </w:t>
-      </w:r>
-      <w:proofErr w:type="spellStart"/>
-      <w:r>
-        <w:t>переподключение</w:t>
-      </w:r>
-      <w:proofErr w:type="spellEnd"/>
-      <w:r>
-        <w:t>, обработку сигналов активности и маршрутизацию входящих событий. Разбор доменных событий делегирован специализированной функции, которая обновляет состояние, показывает уведомления и реагирует на завершение встречи.</w:t>
+      <w:r>
+        <w:t>WebSocket-механизм обеспечивает автоматическое переподключение, обработку сигналов активности и маршрутизацию входящих событий. Разбор доменных событий делегирован специализированной функции, которая обновляет состояние, показывает уведомления и реагирует на завершение встречи.</w:t>
       </w:r>
     </w:p>
     <w:p>
@@ -20517,15 +19806,7 @@
       <w:bookmarkStart w:id="38" w:name="_Toc229467891"/>
       <w:bookmarkStart w:id="39" w:name="_Toc232928775"/>
       <w:r>
-        <w:t xml:space="preserve">Серверный модуль управления сессиями и </w:t>
-      </w:r>
-      <w:proofErr w:type="spellStart"/>
-      <w:r>
-        <w:t>WebSocket</w:t>
-      </w:r>
-      <w:proofErr w:type="spellEnd"/>
-      <w:r>
-        <w:t>-коммуникации</w:t>
+        <w:t>Серверный модуль управления сессиями и WebSocket-коммуникации</w:t>
       </w:r>
       <w:bookmarkEnd w:id="38"/>
       <w:bookmarkEnd w:id="39"/>
@@ -20535,15 +19816,7 @@
         <w:contextualSpacing/>
       </w:pPr>
       <w:r>
-        <w:t xml:space="preserve">Серверная часть написана на языке Go с использованием веб-фреймворка </w:t>
-      </w:r>
-      <w:proofErr w:type="spellStart"/>
-      <w:r>
-        <w:t>Gin</w:t>
-      </w:r>
-      <w:proofErr w:type="spellEnd"/>
-      <w:r>
-        <w:t>. Точка входа выполняет инициализацию подключения к СУБД, настройку CORS, регистрацию промежуточного ПО и маршрутов.</w:t>
+        <w:t>Серверная часть написана на языке Go с использованием веб-фреймворка Gin. Точка входа выполняет инициализацию подключения к СУБД, настройку CORS, регистрацию промежуточного ПО и маршрутов.</w:t>
       </w:r>
     </w:p>
     <w:p>
@@ -20563,15 +19836,7 @@
         </w:numPr>
       </w:pPr>
       <w:r>
-        <w:t xml:space="preserve">Цепочка </w:t>
-      </w:r>
-      <w:proofErr w:type="spellStart"/>
-      <w:r>
-        <w:t>middleware</w:t>
-      </w:r>
-      <w:proofErr w:type="spellEnd"/>
-      <w:r>
-        <w:t>: восстановление после сбоев → идентификация запроса → логирование доступа → CORS → ограничение попыток входа → проверка аутентификации. Такая последовательность обеспечивает отказоустойчивость, аудит запросов, защиту от подбора паролей и контроль доступа.</w:t>
+        <w:t>Цепочка middleware: восстановление после сбоев → идентификация запроса → логирование доступа → CORS → ограничение попыток входа → проверка аутентификации. Такая последовательность обеспечивает отказоустойчивость, аудит запросов, защиту от подбора паролей и контроль доступа.</w:t>
       </w:r>
     </w:p>
     <w:p>
@@ -20582,13 +19847,8 @@
           <w:numId w:val="4"/>
         </w:numPr>
       </w:pPr>
-      <w:proofErr w:type="spellStart"/>
-      <w:r>
-        <w:t>WebSocket</w:t>
-      </w:r>
-      <w:proofErr w:type="spellEnd"/>
-      <w:r>
-        <w:t>-хаб управляет пулом соединений по идентификатору сессии. При получении сообщения о присоединении сервер сохраняет метаданные подключения, рассылает событие о новом участнике всем клиентам и отправляет новому участнику текущий список присутствующих.</w:t>
+      <w:r>
+        <w:t>WebSocket-хаб управляет пулом соединений по идентификатору сессии. При получении сообщения о присоединении сервер сохраняет метаданные подключения, рассылает событие о новом участнике всем клиентам и отправляет новому участнику текущий список присутствующих.</w:t>
       </w:r>
     </w:p>
     <w:p>
@@ -20600,27 +19860,11 @@
         </w:numPr>
       </w:pPr>
       <w:r>
-        <w:t xml:space="preserve">Обработка медиа-событий: сообщения типов «кадр», «аудио», «сообщение чата» маршрутизируются к зарегистрированным обработчикам. События аналитики (текстовый анализ, </w:t>
-      </w:r>
-      <w:proofErr w:type="spellStart"/>
-      <w:r>
-        <w:t>аудиоанализ</w:t>
-      </w:r>
-      <w:proofErr w:type="spellEnd"/>
-      <w:r>
-        <w:t xml:space="preserve">, </w:t>
+        <w:t xml:space="preserve">Обработка медиа-событий: сообщения типов «кадр», «аудио», «сообщение чата» маршрутизируются к зарегистрированным обработчикам. События аналитики (текстовый анализ, аудиоанализ, </w:t>
       </w:r>
       <w:r>
         <w:lastRenderedPageBreak/>
-        <w:t xml:space="preserve">анализ лица, эмоции) записываются в таблицу событий и одновременно транслируются клиентам. Отладочные сообщения не сохраняются в БД, а сразу передаются по </w:t>
-      </w:r>
-      <w:proofErr w:type="spellStart"/>
-      <w:r>
-        <w:t>WebSocket</w:t>
-      </w:r>
-      <w:proofErr w:type="spellEnd"/>
-      <w:r>
-        <w:t xml:space="preserve"> для снижения нагрузки на дисковую подсистему.</w:t>
+        <w:t>анализ лица, эмоции) записываются в таблицу событий и одновременно транслируются клиентам. Отладочные сообщения не сохраняются в БД, а сразу передаются по WebSocket для снижения нагрузки на дисковую подсистему.</w:t>
       </w:r>
     </w:p>
     <w:p>
@@ -20652,15 +19896,7 @@
         <w:contextualSpacing/>
       </w:pPr>
       <w:r>
-        <w:t>Подсистема безопасности реализована на основе архитектуры без сохранения состояния (</w:t>
-      </w:r>
-      <w:proofErr w:type="spellStart"/>
-      <w:r>
-        <w:t>stateless</w:t>
-      </w:r>
-      <w:proofErr w:type="spellEnd"/>
-      <w:r>
-        <w:t>) с применением технологии JWT. Процесс аутентификации пользователя состоит из следующих этапов</w:t>
+        <w:t>Подсистема безопасности реализована на основе архитектуры без сохранения состояния (stateless) с применением технологии JWT. Процесс аутентификации пользователя состоит из следующих этапов</w:t>
       </w:r>
       <w:r>
         <w:t>:</w:t>
@@ -20675,15 +19911,7 @@
         <w:contextualSpacing/>
       </w:pPr>
       <w:r>
-        <w:t xml:space="preserve">Проверку учётных данных через запрос входа с валидацией </w:t>
-      </w:r>
-      <w:proofErr w:type="spellStart"/>
-      <w:r>
-        <w:t>хеша</w:t>
-      </w:r>
-      <w:proofErr w:type="spellEnd"/>
-      <w:r>
-        <w:t xml:space="preserve"> пароля.</w:t>
+        <w:t>Проверку учётных данных через запрос входа с валидацией хеша пароля.</w:t>
       </w:r>
     </w:p>
     <w:p>
@@ -20751,15 +19979,7 @@
         </w:numPr>
       </w:pPr>
       <w:r>
-        <w:t xml:space="preserve">В продакшн-окружении предполагается использование HTTPS/WSS, строгих CORS-правил и безопасных </w:t>
-      </w:r>
-      <w:proofErr w:type="spellStart"/>
-      <w:r>
-        <w:t>cookie</w:t>
-      </w:r>
-      <w:proofErr w:type="spellEnd"/>
-      <w:r>
-        <w:t xml:space="preserve"> для токенов обновления.</w:t>
+        <w:t>В продакшн-окружении предполагается использование HTTPS/WSS, строгих CORS-правил и безопасных cookie для токенов обновления.</w:t>
       </w:r>
     </w:p>
     <w:p>
@@ -20769,30 +19989,17 @@
       <w:bookmarkStart w:id="42" w:name="_Toc229467893"/>
       <w:bookmarkStart w:id="43" w:name="_Toc232928777"/>
       <w:r>
-        <w:t xml:space="preserve">Модуль захвата и передачи </w:t>
-      </w:r>
-      <w:proofErr w:type="spellStart"/>
-      <w:r>
-        <w:t>медиапотоков</w:t>
+        <w:t>Модуль захвата и передачи медиапотоков</w:t>
       </w:r>
       <w:bookmarkEnd w:id="42"/>
       <w:bookmarkEnd w:id="43"/>
-      <w:proofErr w:type="spellEnd"/>
     </w:p>
     <w:p>
       <w:pPr>
         <w:contextualSpacing/>
       </w:pPr>
       <w:r>
-        <w:t xml:space="preserve">Захват </w:t>
-      </w:r>
-      <w:proofErr w:type="spellStart"/>
-      <w:r>
-        <w:t>медиаданных</w:t>
-      </w:r>
-      <w:proofErr w:type="spellEnd"/>
-      <w:r>
-        <w:t xml:space="preserve"> на стороне клиента реализован через нативные браузерные API без использования сторонних плагинов.</w:t>
+        <w:t>Захват медиаданных на стороне клиента реализован через нативные браузерные API без использования сторонних плагинов.</w:t>
       </w:r>
     </w:p>
     <w:p>
@@ -20808,23 +20015,7 @@
       </w:r>
       <w:r>
         <w:lastRenderedPageBreak/>
-        <w:t xml:space="preserve">применяется стратегия кумулятивного накопления </w:t>
-      </w:r>
-      <w:proofErr w:type="spellStart"/>
-      <w:r>
-        <w:t>чанков</w:t>
-      </w:r>
-      <w:proofErr w:type="spellEnd"/>
-      <w:r>
-        <w:t xml:space="preserve">: вместо отправки изолированных фрагментов система формирует непрерывный буфер, содержащий инициализирующий сегмент и последующие кластеры. Буфер кодируется в Base64 и отправляется по </w:t>
-      </w:r>
-      <w:proofErr w:type="spellStart"/>
-      <w:r>
-        <w:t>WebSocket</w:t>
-      </w:r>
-      <w:proofErr w:type="spellEnd"/>
-      <w:r>
-        <w:t xml:space="preserve"> с заданным интервалом или по достижению лимита размера.</w:t>
+        <w:t>применяется стратегия кумулятивного накопления чанков: вместо отправки изолированных фрагментов система формирует непрерывный буфер, содержащий инициализирующий сегмент и последующие кластеры. Буфер кодируется в Base64 и отправляется по WebSocket с заданным интервалом или по достижению лимита размера.</w:t>
       </w:r>
     </w:p>
     <w:p>
@@ -20836,23 +20027,7 @@
         </w:numPr>
       </w:pPr>
       <w:r>
-        <w:t xml:space="preserve">Видео: кадры для анализа лица захватываются с </w:t>
-      </w:r>
-      <w:proofErr w:type="spellStart"/>
-      <w:r>
-        <w:t>видеоэлемента</w:t>
-      </w:r>
-      <w:proofErr w:type="spellEnd"/>
-      <w:r>
-        <w:t xml:space="preserve"> через </w:t>
-      </w:r>
-      <w:proofErr w:type="spellStart"/>
-      <w:r>
-        <w:t>canvas</w:t>
-      </w:r>
-      <w:proofErr w:type="spellEnd"/>
-      <w:r>
-        <w:t xml:space="preserve"> с фиксированным интервалом. Изображение конвертируется в JPEG Base64 и передаётся типом «кадр». Такой подход балансирует между частотой обновления аналитики и пропускной способностью канала.</w:t>
+        <w:t>Видео: кадры для анализа лица захватываются с видеоэлемента через canvas с фиксированным интервалом. Изображение конвертируется в JPEG Base64 и передаётся типом «кадр». Такой подход балансирует между частотой обновления аналитики и пропускной способностью канала.</w:t>
       </w:r>
     </w:p>
     <w:p>
@@ -20895,21 +20070,11 @@
     </w:p>
     <w:p>
       <w:r>
-        <w:t xml:space="preserve">Для анализа видеопотока используется </w:t>
-      </w:r>
-      <w:proofErr w:type="spellStart"/>
-      <w:r>
-        <w:t>сверточная</w:t>
-      </w:r>
-      <w:proofErr w:type="spellEnd"/>
-      <w:r>
-        <w:t xml:space="preserve"> нейронная сеть (CNN), которая обучается на датасете изображений лиц (например, FER2013). Классификация эмоций (радость, грусть, гнев и т.д.) выполняется с помощью функции активации </w:t>
-      </w:r>
-      <w:proofErr w:type="spellStart"/>
+        <w:t xml:space="preserve">Для анализа видеопотока используется сверточная нейронная сеть (CNN), которая обучается на датасете изображений лиц (например, FER2013). Классификация эмоций (радость, грусть, гнев и т.д.) выполняется с помощью функции активации </w:t>
+      </w:r>
       <w:r>
         <w:t>Softmax</w:t>
       </w:r>
-      <w:proofErr w:type="spellEnd"/>
       <w:r>
         <w:t>:</w:t>
       </w:r>
@@ -21247,21 +20412,8 @@
         <w:t xml:space="preserve">Для оценки качества модели используется функция потерь </w:t>
       </w:r>
       <w:r>
-        <w:t>Cross-</w:t>
-      </w:r>
-      <w:proofErr w:type="spellStart"/>
-      <w:r>
-        <w:t>Entropy</w:t>
-      </w:r>
-      <w:proofErr w:type="spellEnd"/>
-      <w:r>
-        <w:t xml:space="preserve"> </w:t>
-      </w:r>
-      <w:proofErr w:type="spellStart"/>
-      <w:r>
-        <w:t>Loss</w:t>
-      </w:r>
-      <w:proofErr w:type="spellEnd"/>
+        <w:t>Cross-Entropy Loss</w:t>
+      </w:r>
       <w:r>
         <w:t>:</w:t>
       </w:r>
@@ -21655,39 +20807,7 @@
     </w:p>
     <w:p>
       <w:r>
-        <w:t xml:space="preserve">Для анализа аудиопотока применяются мел-частотные </w:t>
-      </w:r>
-      <w:proofErr w:type="spellStart"/>
-      <w:r>
-        <w:t>кепстральные</w:t>
-      </w:r>
-      <w:proofErr w:type="spellEnd"/>
-      <w:r>
-        <w:t xml:space="preserve"> коэффициенты (MFCC), которые извлекаются из голосовых данных. Классификация выполняется рекуррентной нейронной сетью (RNN) с функцией активации </w:t>
-      </w:r>
-      <w:proofErr w:type="spellStart"/>
-      <w:r>
-        <w:t>Softmax</w:t>
-      </w:r>
-      <w:proofErr w:type="spellEnd"/>
-      <w:r>
-        <w:t>. Точность модели также оценивается через Cross-</w:t>
-      </w:r>
-      <w:proofErr w:type="spellStart"/>
-      <w:r>
-        <w:t>Entropy</w:t>
-      </w:r>
-      <w:proofErr w:type="spellEnd"/>
-      <w:r>
-        <w:t xml:space="preserve"> </w:t>
-      </w:r>
-      <w:proofErr w:type="spellStart"/>
-      <w:r>
-        <w:t>Loss</w:t>
-      </w:r>
-      <w:proofErr w:type="spellEnd"/>
-      <w:r>
-        <w:t>.</w:t>
+        <w:t>Для анализа аудиопотока применяются мел-частотные кепстральные коэффициенты (MFCC), которые извлекаются из голосовых данных. Классификация выполняется рекуррентной нейронной сетью (RNN) с функцией активации Softmax. Точность модели также оценивается через Cross-Entropy Loss.</w:t>
       </w:r>
     </w:p>
     <w:p>
@@ -21708,7 +20828,6 @@
           <w:numId w:val="4"/>
         </w:numPr>
       </w:pPr>
-      <w:proofErr w:type="spellStart"/>
       <w:r>
         <w:rPr>
           <w:b/>
@@ -21716,7 +20835,6 @@
         </w:rPr>
         <w:t>Accuracy</w:t>
       </w:r>
-      <w:proofErr w:type="spellEnd"/>
       <w:r>
         <w:t>: доля правильно классифицированных эмоций,</w:t>
       </w:r>
@@ -21729,7 +20847,6 @@
           <w:numId w:val="4"/>
         </w:numPr>
       </w:pPr>
-      <w:proofErr w:type="spellStart"/>
       <w:r>
         <w:rPr>
           <w:b/>
@@ -21737,7 +20854,6 @@
         </w:rPr>
         <w:t>Loss</w:t>
       </w:r>
-      <w:proofErr w:type="spellEnd"/>
       <w:r>
         <w:t>: значение функции потерь, отражающее расхождение между предсказаниями и истинными значениями.</w:t>
       </w:r>
@@ -21911,31 +21027,7 @@
     </w:p>
     <w:p>
       <w:r>
-        <w:t xml:space="preserve">Поток обработки аудиоданных: производится захват </w:t>
-      </w:r>
-      <w:proofErr w:type="spellStart"/>
-      <w:r>
-        <w:t>аудиочанков</w:t>
-      </w:r>
-      <w:proofErr w:type="spellEnd"/>
-      <w:r>
-        <w:t xml:space="preserve">, после чего выполняется </w:t>
-      </w:r>
-      <w:proofErr w:type="spellStart"/>
-      <w:r>
-        <w:t>транскрибация</w:t>
-      </w:r>
-      <w:proofErr w:type="spellEnd"/>
-      <w:r>
-        <w:t xml:space="preserve"> речи с преобразованием аудиосигнала в текстовое представление. Результаты </w:t>
-      </w:r>
-      <w:proofErr w:type="spellStart"/>
-      <w:r>
-        <w:t>транскрибации</w:t>
-      </w:r>
-      <w:proofErr w:type="spellEnd"/>
-      <w:r>
-        <w:t xml:space="preserve"> сохраняются в базу данных.</w:t>
+        <w:t>Поток обработки аудиоданных: производится захват аудиочанков, после чего выполняется транскрибация речи с преобразованием аудиосигнала в текстовое представление. Результаты транскрибации сохраняются в базу данных.</w:t>
       </w:r>
     </w:p>
     <w:p>
@@ -21971,15 +21063,7 @@
         <w:contextualSpacing/>
       </w:pPr>
       <w:r>
-        <w:t xml:space="preserve">Вычислительные задачи ИИ вынесены в отдельный сервис (AI-шлюз) и сервис распознавания речи на языке Python. Шлюз взаимодействует с серверной частью через </w:t>
-      </w:r>
-      <w:proofErr w:type="spellStart"/>
-      <w:r>
-        <w:t>WebSocket</w:t>
-      </w:r>
-      <w:proofErr w:type="spellEnd"/>
-      <w:r>
-        <w:t xml:space="preserve"> и конфигурируется через JSON-файлы с поддержкой горячей перезагрузки.</w:t>
+        <w:t>Вычислительные задачи ИИ вынесены в отдельный сервис (AI-шлюз) и сервис распознавания речи на языке Python. Шлюз взаимодействует с серверной частью через WebSocket и конфигурируется через JSON-файлы с поддержкой горячей перезагрузки.</w:t>
       </w:r>
     </w:p>
     <w:p>
@@ -22003,137 +21087,113 @@
         <w:contextualSpacing/>
       </w:pPr>
       <w:r>
-        <w:t>Задача распознавания эмоций по выражению лица (</w:t>
-      </w:r>
-      <w:proofErr w:type="spellStart"/>
-      <w:r>
-        <w:t>Facial</w:t>
-      </w:r>
-      <w:proofErr w:type="spellEnd"/>
+        <w:t>Задача распознавания эмоций по выражению лица (Facial Expression Recognition, FER) является одной из ключевых в области компьютерного зрения и аффективных вычислений</w:t>
+      </w:r>
+      <w:r>
+        <w:t>[</w:t>
+      </w:r>
+      <w:r>
+        <w:fldChar w:fldCharType="begin"/>
+      </w:r>
+      <w:r>
+        <w:instrText xml:space="preserve"> REF _Ref229768210 \r \h </w:instrText>
+      </w:r>
+      <w:r>
+        <w:instrText xml:space="preserve"> \* MERGEFORMAT </w:instrText>
+      </w:r>
+      <w:r>
+        <w:fldChar w:fldCharType="separate"/>
+      </w:r>
+      <w:r>
+        <w:t>1</w:t>
+      </w:r>
+      <w:r>
+        <w:fldChar w:fldCharType="end"/>
+      </w:r>
+      <w:r>
+        <w:t>,</w:t>
+      </w:r>
       <w:r>
         <w:t xml:space="preserve"> </w:t>
       </w:r>
-      <w:proofErr w:type="spellStart"/>
-      <w:r>
-        <w:t>Expression</w:t>
-      </w:r>
-      <w:proofErr w:type="spellEnd"/>
-      <w:r>
-        <w:t xml:space="preserve"> </w:t>
-      </w:r>
-      <w:proofErr w:type="spellStart"/>
-      <w:r>
-        <w:t>Recognition</w:t>
-      </w:r>
-      <w:proofErr w:type="spellEnd"/>
-      <w:r>
-        <w:t>, FER) является одной из ключевых в области компьютерного зрения и аффективных вычислений</w:t>
-      </w:r>
-      <w:r>
-        <w:t>[</w:t>
-      </w:r>
-      <w:r>
+      <w:r>
+        <w:rPr>
+          <w:lang w:val="en-US"/>
+        </w:rPr>
         <w:fldChar w:fldCharType="begin"/>
       </w:r>
       <w:r>
-        <w:instrText xml:space="preserve"> REF _Ref229768210 \r \h </w:instrText>
-      </w:r>
-      <w:r>
-        <w:instrText xml:space="preserve"> \* MERGEFORMAT </w:instrText>
-      </w:r>
-      <w:r>
+        <w:instrText xml:space="preserve"> </w:instrText>
+      </w:r>
+      <w:r>
+        <w:rPr>
+          <w:lang w:val="en-US"/>
+        </w:rPr>
+        <w:instrText>REF</w:instrText>
+      </w:r>
+      <w:r>
+        <w:instrText xml:space="preserve"> _</w:instrText>
+      </w:r>
+      <w:r>
+        <w:rPr>
+          <w:lang w:val="en-US"/>
+        </w:rPr>
+        <w:instrText>Ref</w:instrText>
+      </w:r>
+      <w:r>
+        <w:instrText>229768249 \</w:instrText>
+      </w:r>
+      <w:r>
+        <w:rPr>
+          <w:lang w:val="en-US"/>
+        </w:rPr>
+        <w:instrText>r</w:instrText>
+      </w:r>
+      <w:r>
+        <w:instrText xml:space="preserve"> \</w:instrText>
+      </w:r>
+      <w:r>
+        <w:rPr>
+          <w:lang w:val="en-US"/>
+        </w:rPr>
+        <w:instrText>h</w:instrText>
+      </w:r>
+      <w:r>
+        <w:instrText xml:space="preserve"> </w:instrText>
+      </w:r>
+      <w:r>
+        <w:instrText xml:space="preserve"> \* </w:instrText>
+      </w:r>
+      <w:r>
+        <w:rPr>
+          <w:lang w:val="en-US"/>
+        </w:rPr>
+        <w:instrText>MERGEFORMAT</w:instrText>
+      </w:r>
+      <w:r>
+        <w:instrText xml:space="preserve"> </w:instrText>
+      </w:r>
+      <w:r>
+        <w:rPr>
+          <w:lang w:val="en-US"/>
+        </w:rPr>
+      </w:r>
+      <w:r>
+        <w:rPr>
+          <w:lang w:val="en-US"/>
+        </w:rPr>
         <w:fldChar w:fldCharType="separate"/>
       </w:r>
       <w:r>
-        <w:t>1</w:t>
-      </w:r>
-      <w:r>
+        <w:t>7</w:t>
+      </w:r>
+      <w:r>
+        <w:rPr>
+          <w:lang w:val="en-US"/>
+        </w:rPr>
         <w:fldChar w:fldCharType="end"/>
       </w:r>
       <w:r>
-        <w:t>,</w:t>
-      </w:r>
-      <w:r>
-        <w:t xml:space="preserve"> </w:t>
-      </w:r>
-      <w:r>
-        <w:rPr>
-          <w:lang w:val="en-US"/>
-        </w:rPr>
-        <w:fldChar w:fldCharType="begin"/>
-      </w:r>
-      <w:r>
-        <w:instrText xml:space="preserve"> </w:instrText>
-      </w:r>
-      <w:r>
-        <w:rPr>
-          <w:lang w:val="en-US"/>
-        </w:rPr>
-        <w:instrText>REF</w:instrText>
-      </w:r>
-      <w:r>
-        <w:instrText xml:space="preserve"> _</w:instrText>
-      </w:r>
-      <w:r>
-        <w:rPr>
-          <w:lang w:val="en-US"/>
-        </w:rPr>
-        <w:instrText>Ref</w:instrText>
-      </w:r>
-      <w:r>
-        <w:instrText>229768249 \</w:instrText>
-      </w:r>
-      <w:r>
-        <w:rPr>
-          <w:lang w:val="en-US"/>
-        </w:rPr>
-        <w:instrText>r</w:instrText>
-      </w:r>
-      <w:r>
-        <w:instrText xml:space="preserve"> \</w:instrText>
-      </w:r>
-      <w:r>
-        <w:rPr>
-          <w:lang w:val="en-US"/>
-        </w:rPr>
-        <w:instrText>h</w:instrText>
-      </w:r>
-      <w:r>
-        <w:instrText xml:space="preserve"> </w:instrText>
-      </w:r>
-      <w:r>
-        <w:instrText xml:space="preserve"> \* </w:instrText>
-      </w:r>
-      <w:r>
-        <w:rPr>
-          <w:lang w:val="en-US"/>
-        </w:rPr>
-        <w:instrText>MERGEFORMAT</w:instrText>
-      </w:r>
-      <w:r>
-        <w:instrText xml:space="preserve"> </w:instrText>
-      </w:r>
-      <w:r>
-        <w:rPr>
-          <w:lang w:val="en-US"/>
-        </w:rPr>
-      </w:r>
-      <w:r>
-        <w:rPr>
-          <w:lang w:val="en-US"/>
-        </w:rPr>
-        <w:fldChar w:fldCharType="separate"/>
-      </w:r>
-      <w:r>
-        <w:t>7</w:t>
-      </w:r>
-      <w:r>
-        <w:rPr>
-          <w:lang w:val="en-US"/>
-        </w:rPr>
-        <w:fldChar w:fldCharType="end"/>
-      </w:r>
-      <w:r>
         <w:t>]</w:t>
       </w:r>
       <w:r>
@@ -22145,15 +21205,7 @@
         <w:contextualSpacing/>
       </w:pPr>
       <w:r>
-        <w:t>Первым шагом является локализация лица на изображении и определение ключевых точек (</w:t>
-      </w:r>
-      <w:proofErr w:type="spellStart"/>
-      <w:r>
-        <w:t>landmarks</w:t>
-      </w:r>
-      <w:proofErr w:type="spellEnd"/>
-      <w:r>
-        <w:t>). Для этого применяются следующие подходы:</w:t>
+        <w:t>Первым шагом является локализация лица на изображении и определение ключевых точек (landmarks). Для этого применяются следующие подходы:</w:t>
       </w:r>
     </w:p>
     <w:p>
@@ -22165,39 +21217,7 @@
         <w:contextualSpacing/>
       </w:pPr>
       <w:r>
-        <w:t xml:space="preserve">Active </w:t>
-      </w:r>
-      <w:proofErr w:type="spellStart"/>
-      <w:r>
-        <w:t>Shape</w:t>
-      </w:r>
-      <w:proofErr w:type="spellEnd"/>
-      <w:r>
-        <w:t xml:space="preserve"> </w:t>
-      </w:r>
-      <w:proofErr w:type="spellStart"/>
-      <w:r>
-        <w:t>Models</w:t>
-      </w:r>
-      <w:proofErr w:type="spellEnd"/>
-      <w:r>
-        <w:t xml:space="preserve"> (ASM) и Active </w:t>
-      </w:r>
-      <w:proofErr w:type="spellStart"/>
-      <w:r>
-        <w:t>Appearance</w:t>
-      </w:r>
-      <w:proofErr w:type="spellEnd"/>
-      <w:r>
-        <w:t xml:space="preserve"> </w:t>
-      </w:r>
-      <w:proofErr w:type="spellStart"/>
-      <w:r>
-        <w:t>Models</w:t>
-      </w:r>
-      <w:proofErr w:type="spellEnd"/>
-      <w:r>
-        <w:t xml:space="preserve"> (AAM) – классические статистические методы, которые строят параметрическое представление формы лица на основе обучающей выборки. Эти модели </w:t>
+        <w:t xml:space="preserve">Active Shape Models (ASM) и Active Appearance Models (AAM) – классические статистические методы, которые строят параметрическое представление формы лица на основе обучающей выборки. Эти модели </w:t>
       </w:r>
       <w:r>
         <w:lastRenderedPageBreak/>
@@ -22224,29 +21244,8 @@
           <w:numId w:val="4"/>
         </w:numPr>
       </w:pPr>
-      <w:proofErr w:type="spellStart"/>
-      <w:r>
-        <w:t>BlazeFace</w:t>
-      </w:r>
-      <w:proofErr w:type="spellEnd"/>
-      <w:r>
-        <w:t xml:space="preserve"> – легковесная </w:t>
-      </w:r>
-      <w:proofErr w:type="spellStart"/>
-      <w:r>
-        <w:t>свёрточная</w:t>
-      </w:r>
-      <w:proofErr w:type="spellEnd"/>
-      <w:r>
-        <w:t xml:space="preserve"> нейронная сеть, оптимизированная для работы в реальном времени на мобильных устройствах. Использует якорные точки (</w:t>
-      </w:r>
-      <w:proofErr w:type="spellStart"/>
-      <w:r>
-        <w:t>anchors</w:t>
-      </w:r>
-      <w:proofErr w:type="spellEnd"/>
-      <w:r>
-        <w:t>) и предсказывает ограничивающие рамки лиц.</w:t>
+      <w:r>
+        <w:t>BlazeFace – легковесная свёрточная нейронная сеть, оптимизированная для работы в реальном времени на мобильных устройствах. Использует якорные точки (anchors) и предсказывает ограничивающие рамки лиц.</w:t>
       </w:r>
     </w:p>
     <w:p>
@@ -22258,23 +21257,7 @@
         </w:numPr>
       </w:pPr>
       <w:r>
-        <w:t>MTCNN (Multi-</w:t>
-      </w:r>
-      <w:proofErr w:type="spellStart"/>
-      <w:r>
-        <w:t>task</w:t>
-      </w:r>
-      <w:proofErr w:type="spellEnd"/>
-      <w:r>
-        <w:t xml:space="preserve"> </w:t>
-      </w:r>
-      <w:proofErr w:type="spellStart"/>
-      <w:r>
-        <w:t>Cascaded</w:t>
-      </w:r>
-      <w:proofErr w:type="spellEnd"/>
-      <w:r>
-        <w:t xml:space="preserve"> CNN) – каскадная архитектура из трёх нейронных сетей, которые последовательно уточняют положение лица и определяют 5 ключевых точек (углы глаз, кончик носа, уголки рта)</w:t>
+        <w:t>MTCNN (Multi-task Cascaded CNN) – каскадная архитектура из трёх нейронных сетей, которые последовательно уточняют положение лица и определяют 5 ключевых точек (углы глаз, кончик носа, уголки рта)</w:t>
       </w:r>
       <w:r>
         <w:t>[</w:t>
@@ -22309,31 +21292,7 @@
         <w:contextualSpacing/>
       </w:pPr>
       <w:r>
-        <w:t>Принцип работы MTCNN заключается в последовательной обработке изображения тремя нейронными сетями: P-Net (</w:t>
-      </w:r>
-      <w:proofErr w:type="spellStart"/>
-      <w:r>
-        <w:t>Proposal</w:t>
-      </w:r>
-      <w:proofErr w:type="spellEnd"/>
-      <w:r>
-        <w:t xml:space="preserve"> Network) генерирует кандидаты на расположение лиц, R-Net (</w:t>
-      </w:r>
-      <w:proofErr w:type="spellStart"/>
-      <w:r>
-        <w:t>Refine</w:t>
-      </w:r>
-      <w:proofErr w:type="spellEnd"/>
-      <w:r>
-        <w:t xml:space="preserve"> Network) отсеивает ложные срабатывания и уточняет границы, O-Net (</w:t>
-      </w:r>
-      <w:proofErr w:type="spellStart"/>
-      <w:r>
-        <w:t>Output</w:t>
-      </w:r>
-      <w:proofErr w:type="spellEnd"/>
-      <w:r>
-        <w:t xml:space="preserve"> Network) выполняет финальную проверку и определяет пять ключевых точек. Такая каскадная архитектура обеспечивает высокую скорость детекции при сохранении точности. Структура сети MTCNN представлена на рисунке</w:t>
+        <w:t>Принцип работы MTCNN заключается в последовательной обработке изображения тремя нейронными сетями: P-Net (Proposal Network) генерирует кандидаты на расположение лиц, R-Net (Refine Network) отсеивает ложные срабатывания и уточняет границы, O-Net (Output Network) выполняет финальную проверку и определяет пять ключевых точек. Такая каскадная архитектура обеспечивает высокую скорость детекции при сохранении точности. Структура сети MTCNN представлена на рисунке</w:t>
       </w:r>
       <w:r>
         <w:rPr>
@@ -22516,15 +21475,7 @@
         <w:contextualSpacing/>
       </w:pPr>
       <w:r>
-        <w:t>После детектирования выполняется выравнивание (</w:t>
-      </w:r>
-      <w:proofErr w:type="spellStart"/>
-      <w:r>
-        <w:t>alignment</w:t>
-      </w:r>
-      <w:proofErr w:type="spellEnd"/>
-      <w:r>
-        <w:t>) – геометрическая трансформация лица к каноническому виду на основе ключевых точек. Это повышает точность последующей классификации эмоций.</w:t>
+        <w:t>После детектирования выполняется выравнивание (alignment) – геометрическая трансформация лица к каноническому виду на основе ключевых точек. Это повышает точность последующей классификации эмоций.</w:t>
       </w:r>
     </w:p>
     <w:p>
@@ -22533,31 +21484,7 @@
       </w:pPr>
       <w:r>
         <w:lastRenderedPageBreak/>
-        <w:t xml:space="preserve">Классификация эмоций выполняется с помощью </w:t>
-      </w:r>
-      <w:proofErr w:type="spellStart"/>
-      <w:r>
-        <w:t>свёрточных</w:t>
-      </w:r>
-      <w:proofErr w:type="spellEnd"/>
-      <w:r>
-        <w:t xml:space="preserve"> нейронных сетей (CNN). В разработанной системе используется библиотека </w:t>
-      </w:r>
-      <w:proofErr w:type="spellStart"/>
-      <w:r>
-        <w:t>DeepFace</w:t>
-      </w:r>
-      <w:proofErr w:type="spellEnd"/>
-      <w:r>
-        <w:t xml:space="preserve">, которая представляет собой мета-библиотеку, включающую несколько </w:t>
-      </w:r>
-      <w:proofErr w:type="spellStart"/>
-      <w:r>
-        <w:t>предобученных</w:t>
-      </w:r>
-      <w:proofErr w:type="spellEnd"/>
-      <w:r>
-        <w:t xml:space="preserve"> архитектур:</w:t>
+        <w:t>Классификация эмоций выполняется с помощью свёрточных нейронных сетей (CNN). В разработанной системе используется библиотека DeepFace, которая представляет собой мета-библиотеку, включающую несколько предобученных архитектур:</w:t>
       </w:r>
     </w:p>
     <w:p>
@@ -22569,15 +21496,7 @@
         <w:contextualSpacing/>
       </w:pPr>
       <w:r>
-        <w:t xml:space="preserve">VGG-Face – глубокая сеть с 16-19 </w:t>
-      </w:r>
-      <w:proofErr w:type="spellStart"/>
-      <w:r>
-        <w:t>свёрточными</w:t>
-      </w:r>
-      <w:proofErr w:type="spellEnd"/>
-      <w:r>
-        <w:t xml:space="preserve"> слоями, изначально обученная для задачи распознавания лиц, но адаптируемая для классификации эмоций.</w:t>
+        <w:t>VGG-Face – глубокая сеть с 16-19 свёрточными слоями, изначально обученная для задачи распознавания лиц, но адаптируемая для классификации эмоций.</w:t>
       </w:r>
     </w:p>
     <w:p>
@@ -22589,23 +21508,7 @@
         <w:contextualSpacing/>
       </w:pPr>
       <w:r>
-        <w:t xml:space="preserve">Facenet512 – архитектура, использующая </w:t>
-      </w:r>
-      <w:proofErr w:type="spellStart"/>
-      <w:r>
-        <w:t>triplet</w:t>
-      </w:r>
-      <w:proofErr w:type="spellEnd"/>
-      <w:r>
-        <w:t xml:space="preserve"> </w:t>
-      </w:r>
-      <w:proofErr w:type="spellStart"/>
-      <w:r>
-        <w:t>loss</w:t>
-      </w:r>
-      <w:proofErr w:type="spellEnd"/>
-      <w:r>
-        <w:t xml:space="preserve"> для обучения вложений лиц в компактное пространство признаков.</w:t>
+        <w:t>Facenet512 – архитектура, использующая triplet loss для обучения вложений лиц в компактное пространство признаков.</w:t>
       </w:r>
     </w:p>
     <w:p>
@@ -22616,13 +21519,8 @@
         </w:numPr>
         <w:contextualSpacing/>
       </w:pPr>
-      <w:proofErr w:type="spellStart"/>
-      <w:r>
-        <w:t>EfficientNet</w:t>
-      </w:r>
-      <w:proofErr w:type="spellEnd"/>
-      <w:r>
-        <w:t xml:space="preserve"> – семейство сетей, оптимизированных по соотношению точности и вычислительной сложности.</w:t>
+      <w:r>
+        <w:t>EfficientNet – семейство сетей, оптимизированных по соотношению точности и вычислительной сложности.</w:t>
       </w:r>
     </w:p>
     <w:p>
@@ -22630,15 +21528,7 @@
         <w:contextualSpacing/>
       </w:pPr>
       <w:r>
-        <w:t xml:space="preserve">Архитектура VGG-16, лежащая в основе модели VGG-Face, характеризуется использованием малых </w:t>
-      </w:r>
-      <w:proofErr w:type="spellStart"/>
-      <w:r>
-        <w:t>свёрточных</w:t>
-      </w:r>
-      <w:proofErr w:type="spellEnd"/>
-      <w:r>
-        <w:t xml:space="preserve"> фильтров 3×3 на всех слоях и последовательным увеличением количества каналов с уменьшением пространственной </w:t>
+        <w:t xml:space="preserve">Архитектура VGG-16, лежащая в основе модели VGG-Face, характеризуется использованием малых свёрточных фильтров 3×3 на всех слоях и последовательным увеличением количества каналов с уменьшением пространственной </w:t>
       </w:r>
       <w:r>
         <w:t>размерности [</w:t>
@@ -22665,23 +21555,7 @@
         <w:t>]</w:t>
       </w:r>
       <w:r>
-        <w:t xml:space="preserve">. Сеть содержит 13 </w:t>
-      </w:r>
-      <w:proofErr w:type="spellStart"/>
-      <w:r>
-        <w:t>свёрточных</w:t>
-      </w:r>
-      <w:proofErr w:type="spellEnd"/>
-      <w:r>
-        <w:t xml:space="preserve"> слоёв и 3 </w:t>
-      </w:r>
-      <w:proofErr w:type="spellStart"/>
-      <w:r>
-        <w:t>полносвязных</w:t>
-      </w:r>
-      <w:proofErr w:type="spellEnd"/>
-      <w:r>
-        <w:t xml:space="preserve"> слоя, что обеспечивает глубокое извлечение признаков лица. Блок-схема архитектуры VGG-16 представлена на рисунке</w:t>
+        <w:t>. Сеть содержит 13 свёрточных слоёв и 3 полносвязных слоя, что обеспечивает глубокое извлечение признаков лица. Блок-схема архитектуры VGG-16 представлена на рисунке</w:t>
       </w:r>
       <w:r>
         <w:rPr>
@@ -22865,44 +21739,15 @@
         <w:pStyle w:val="3"/>
       </w:pPr>
       <w:r>
-        <w:t xml:space="preserve">Модель </w:t>
-      </w:r>
-      <w:proofErr w:type="spellStart"/>
-      <w:r>
-        <w:t>MediaPipe</w:t>
-      </w:r>
-      <w:proofErr w:type="spellEnd"/>
-      <w:r>
-        <w:t xml:space="preserve"> Face </w:t>
-      </w:r>
-      <w:proofErr w:type="spellStart"/>
-      <w:r>
-        <w:t>Landmarker</w:t>
-      </w:r>
-      <w:proofErr w:type="spellEnd"/>
+        <w:t>Модель MediaPipe Face Landmarker</w:t>
+      </w:r>
     </w:p>
     <w:p>
       <w:pPr>
         <w:contextualSpacing/>
       </w:pPr>
       <w:r>
-        <w:t xml:space="preserve">Опционально в системе реализована поддержка </w:t>
-      </w:r>
-      <w:proofErr w:type="spellStart"/>
-      <w:r>
-        <w:t>MediaPipe</w:t>
-      </w:r>
-      <w:proofErr w:type="spellEnd"/>
-      <w:r>
-        <w:t xml:space="preserve"> Face </w:t>
-      </w:r>
-      <w:proofErr w:type="spellStart"/>
-      <w:r>
-        <w:t>Landmarker</w:t>
-      </w:r>
-      <w:proofErr w:type="spellEnd"/>
-      <w:r>
-        <w:t xml:space="preserve"> от Google, которая строит плотную сетку из 468 трёхмерных ключевых точек на лице</w:t>
+        <w:t>Опционально в системе реализована поддержка MediaPipe Face Landmarker от Google, которая строит плотную сетку из 468 трёхмерных ключевых точек на лице</w:t>
       </w:r>
       <w:r>
         <w:t xml:space="preserve"> [</w:t>
@@ -22941,15 +21786,7 @@
         </w:numPr>
       </w:pPr>
       <w:r>
-        <w:t xml:space="preserve">Оценивать </w:t>
-      </w:r>
-      <w:proofErr w:type="spellStart"/>
-      <w:r>
-        <w:t>blendshape</w:t>
-      </w:r>
-      <w:proofErr w:type="spellEnd"/>
-      <w:r>
-        <w:t>-коэффициенты – параметры, описывающие активность групп лицевых мышц (например, поднятие бровей, растягивание рта);</w:t>
+        <w:t>Оценивать blendshape-коэффициенты – параметры, описывающие активность групп лицевых мышц (например, поднятие бровей, растягивание рта);</w:t>
       </w:r>
     </w:p>
     <w:p>
@@ -22962,31 +21799,7 @@
       </w:pPr>
       <w:r>
         <w:lastRenderedPageBreak/>
-        <w:t>Вычислять углы поворота головы (</w:t>
-      </w:r>
-      <w:proofErr w:type="spellStart"/>
-      <w:r>
-        <w:t>yaw</w:t>
-      </w:r>
-      <w:proofErr w:type="spellEnd"/>
-      <w:r>
-        <w:t xml:space="preserve">, </w:t>
-      </w:r>
-      <w:proofErr w:type="spellStart"/>
-      <w:r>
-        <w:t>pitch</w:t>
-      </w:r>
-      <w:proofErr w:type="spellEnd"/>
-      <w:r>
-        <w:t xml:space="preserve">, </w:t>
-      </w:r>
-      <w:proofErr w:type="spellStart"/>
-      <w:r>
-        <w:t>roll</w:t>
-      </w:r>
-      <w:proofErr w:type="spellEnd"/>
-      <w:r>
-        <w:t>) для анализа позы;</w:t>
+        <w:t>Вычислять углы поворота головы (yaw, pitch, roll) для анализа позы;</w:t>
       </w:r>
     </w:p>
     <w:p>
@@ -22998,44 +21811,15 @@
         </w:numPr>
       </w:pPr>
       <w:r>
-        <w:t xml:space="preserve">Отслеживать </w:t>
-      </w:r>
-      <w:proofErr w:type="spellStart"/>
-      <w:r>
-        <w:t>микровыражения</w:t>
-      </w:r>
-      <w:proofErr w:type="spellEnd"/>
-      <w:r>
-        <w:t xml:space="preserve"> – кратковременные изменения выражения лица длительностью 1/25–1/5 секунды.</w:t>
+        <w:t>Отслеживать микровыражения – кратковременные изменения выражения лица длительностью 1/25–1/5 секунды.</w:t>
       </w:r>
     </w:p>
     <w:p>
       <w:pPr>
         <w:contextualSpacing/>
       </w:pPr>
-      <w:proofErr w:type="spellStart"/>
-      <w:r>
-        <w:t>MediaPipe</w:t>
-      </w:r>
-      <w:proofErr w:type="spellEnd"/>
-      <w:r>
-        <w:t xml:space="preserve"> Face </w:t>
-      </w:r>
-      <w:proofErr w:type="spellStart"/>
-      <w:r>
-        <w:t>Landmarker</w:t>
-      </w:r>
-      <w:proofErr w:type="spellEnd"/>
-      <w:r>
-        <w:t xml:space="preserve"> использует </w:t>
-      </w:r>
-      <w:proofErr w:type="spellStart"/>
-      <w:r>
-        <w:t>encoder-decoder</w:t>
-      </w:r>
-      <w:proofErr w:type="spellEnd"/>
-      <w:r>
-        <w:t xml:space="preserve"> архитектуру на базе трансформеров для построения детальной трёхмерной модели лица. Сетка из 468 точек охватывает контуры глаз, бровей, носа, губ и овала лица, позволяя точно отслеживать мимику и положение головы в пространстве. Визуализация сетки ключевых точек представлена на рисунке </w:t>
+      <w:r>
+        <w:t xml:space="preserve">MediaPipe Face Landmarker использует encoder-decoder архитектуру на базе трансформеров для построения детальной трёхмерной модели лица. Сетка из 468 точек охватывает контуры глаз, бровей, носа, губ и овала лица, позволяя точно отслеживать мимику и положение головы в пространстве. Визуализация сетки ключевых точек представлена на рисунке </w:t>
       </w:r>
       <w:r>
         <w:fldChar w:fldCharType="begin"/>
@@ -23205,36 +21989,8 @@
           <w:color w:val="000000" w:themeColor="text1"/>
           <w:lang w:eastAsia="en-US" w:bidi="he-IL"/>
         </w:rPr>
-        <w:t xml:space="preserve"> Сетка ключевых точек </w:t>
-      </w:r>
-      <w:proofErr w:type="spellStart"/>
-      <w:r>
-        <w:rPr>
-          <w:rFonts w:eastAsiaTheme="minorHAnsi"/>
-          <w:color w:val="000000" w:themeColor="text1"/>
-          <w:lang w:eastAsia="en-US" w:bidi="he-IL"/>
-        </w:rPr>
-        <w:t>MediaPipe</w:t>
-      </w:r>
-      <w:proofErr w:type="spellEnd"/>
-      <w:r>
-        <w:rPr>
-          <w:rFonts w:eastAsiaTheme="minorHAnsi"/>
-          <w:color w:val="000000" w:themeColor="text1"/>
-          <w:lang w:eastAsia="en-US" w:bidi="he-IL"/>
-        </w:rPr>
-        <w:t xml:space="preserve"> Face </w:t>
-      </w:r>
-      <w:proofErr w:type="spellStart"/>
-      <w:r>
-        <w:rPr>
-          <w:rFonts w:eastAsiaTheme="minorHAnsi"/>
-          <w:color w:val="000000" w:themeColor="text1"/>
-          <w:lang w:eastAsia="en-US" w:bidi="he-IL"/>
-        </w:rPr>
-        <w:t>Landmarker</w:t>
-      </w:r>
-      <w:proofErr w:type="spellEnd"/>
+        <w:t xml:space="preserve"> Сетка ключевых точек MediaPipe Face Landmarker</w:t>
+      </w:r>
     </w:p>
     <w:p>
       <w:pPr>
@@ -23261,15 +22017,7 @@
         </w:numPr>
       </w:pPr>
       <w:r>
-        <w:t>Радость (</w:t>
-      </w:r>
-      <w:proofErr w:type="spellStart"/>
-      <w:r>
-        <w:t>happiness</w:t>
-      </w:r>
-      <w:proofErr w:type="spellEnd"/>
-      <w:r>
-        <w:t>) – поднятие уголков рта, появление морщин вокруг глаз;</w:t>
+        <w:t>Радость (happiness) – поднятие уголков рта, появление морщин вокруг глаз;</w:t>
       </w:r>
     </w:p>
     <w:p>
@@ -23281,15 +22029,7 @@
         </w:numPr>
       </w:pPr>
       <w:r>
-        <w:t>Грусть (</w:t>
-      </w:r>
-      <w:proofErr w:type="spellStart"/>
-      <w:r>
-        <w:t>sadness</w:t>
-      </w:r>
-      <w:proofErr w:type="spellEnd"/>
-      <w:r>
-        <w:t>) – опускание уголков рта, поднятие внутренних уголков бровей;</w:t>
+        <w:t>Грусть (sadness) – опускание уголков рта, поднятие внутренних уголков бровей;</w:t>
       </w:r>
     </w:p>
     <w:p>
@@ -23301,15 +22041,7 @@
         </w:numPr>
       </w:pPr>
       <w:r>
-        <w:t>Гнев (</w:t>
-      </w:r>
-      <w:proofErr w:type="spellStart"/>
-      <w:r>
-        <w:t>anger</w:t>
-      </w:r>
-      <w:proofErr w:type="spellEnd"/>
-      <w:r>
-        <w:t>) – опускание бровей, сужение глаз, напряжение губ;</w:t>
+        <w:t>Гнев (anger) – опускание бровей, сужение глаз, напряжение губ;</w:t>
       </w:r>
     </w:p>
     <w:p>
@@ -23321,15 +22053,7 @@
         </w:numPr>
       </w:pPr>
       <w:r>
-        <w:t>Страх (</w:t>
-      </w:r>
-      <w:proofErr w:type="spellStart"/>
-      <w:r>
-        <w:t>fear</w:t>
-      </w:r>
-      <w:proofErr w:type="spellEnd"/>
-      <w:r>
-        <w:t>) – поднятие верхних век, растягивание рта;</w:t>
+        <w:t>Страх (fear) – поднятие верхних век, растягивание рта;</w:t>
       </w:r>
     </w:p>
     <w:p>
@@ -23342,15 +22066,7 @@
       </w:pPr>
       <w:r>
         <w:lastRenderedPageBreak/>
-        <w:t>Удивление (</w:t>
-      </w:r>
-      <w:proofErr w:type="spellStart"/>
-      <w:r>
-        <w:t>surprise</w:t>
-      </w:r>
-      <w:proofErr w:type="spellEnd"/>
-      <w:r>
-        <w:t>) – поднятие бровей, расширение глаз, открытие рта;</w:t>
+        <w:t>Удивление (surprise) – поднятие бровей, расширение глаз, открытие рта;</w:t>
       </w:r>
     </w:p>
     <w:p>
@@ -23362,15 +22078,7 @@
         </w:numPr>
       </w:pPr>
       <w:r>
-        <w:t>Отвращение (</w:t>
-      </w:r>
-      <w:proofErr w:type="spellStart"/>
-      <w:r>
-        <w:t>disgust</w:t>
-      </w:r>
-      <w:proofErr w:type="spellEnd"/>
-      <w:r>
-        <w:t>) – поднятие верхней губы, морщинистый нос.</w:t>
+        <w:t>Отвращение (disgust) – поднятие верхней губы, морщинистый нос.</w:t>
       </w:r>
     </w:p>
     <w:p>
@@ -23405,15 +22113,7 @@
         <w:t>]</w:t>
       </w:r>
       <w:r>
-        <w:t xml:space="preserve">. Каждая эмоция характеризуется уникальным паттерном активации лицевых мышц (Action </w:t>
-      </w:r>
-      <w:proofErr w:type="spellStart"/>
-      <w:r>
-        <w:t>Units</w:t>
-      </w:r>
-      <w:proofErr w:type="spellEnd"/>
-      <w:r>
-        <w:t xml:space="preserve">), который может быть распознан алгоритмами компьютерного зрения. Иллюстрация шести базовых эмоций по Экману представлена на рисунке </w:t>
+        <w:t xml:space="preserve">. Каждая эмоция характеризуется уникальным паттерном активации лицевых мышц (Action Units), который может быть распознан алгоритмами компьютерного зрения. Иллюстрация шести базовых эмоций по Экману представлена на рисунке </w:t>
       </w:r>
       <w:r>
         <w:fldChar w:fldCharType="begin"/>
@@ -23586,23 +22286,7 @@
         <w:contextualSpacing/>
       </w:pPr>
       <w:r>
-        <w:t xml:space="preserve">Для предотвращения перегрузки ЦП/ГПУ реализован семафор, ограничивающий количество параллельных </w:t>
-      </w:r>
-      <w:proofErr w:type="spellStart"/>
-      <w:r>
-        <w:t>инференсов</w:t>
-      </w:r>
-      <w:proofErr w:type="spellEnd"/>
-      <w:r>
-        <w:t xml:space="preserve">. Результаты публикуются как события «анализ лица» (сохраняется в БД) и «отладочная информация о лице» (только </w:t>
-      </w:r>
-      <w:proofErr w:type="spellStart"/>
-      <w:r>
-        <w:t>live</w:t>
-      </w:r>
-      <w:proofErr w:type="spellEnd"/>
-      <w:r>
-        <w:t>-трансляция).</w:t>
+        <w:t>Для предотвращения перегрузки ЦП/ГПУ реализован семафор, ограничивающий количество параллельных инференсов. Результаты публикуются как события «анализ лица» (сохраняется в БД) и «отладочная информация о лице» (только live-трансляция).</w:t>
       </w:r>
     </w:p>
     <w:p>
@@ -23627,124 +22311,68 @@
       </w:pPr>
       <w:r>
         <w:lastRenderedPageBreak/>
-        <w:t>Автоматическое распознавание речи (</w:t>
-      </w:r>
-      <w:proofErr w:type="spellStart"/>
-      <w:r>
-        <w:t>Automatic</w:t>
-      </w:r>
-      <w:proofErr w:type="spellEnd"/>
+        <w:t>Автоматическое распознавание речи (Automatic Speech Recognition, ASR) – это технология преобразования акустического сигнала в текстовое представление.</w:t>
+      </w:r>
+    </w:p>
+    <w:p>
+      <w:pPr>
+        <w:contextualSpacing/>
+      </w:pPr>
+      <w:r>
+        <w:t xml:space="preserve">Современные </w:t>
+      </w:r>
+      <w:r>
+        <w:rPr>
+          <w:lang w:val="en-US"/>
+        </w:rPr>
+        <w:t>ASR</w:t>
+      </w:r>
+      <w:r>
+        <w:t>-системы основаны на архитектурах глубокого обучения, в частности на трансформерах. Архитектура трансформера включает энкодер и декодер, взаимодействующие через механизм внимания, что позволяет эффективно обрабатывать последовательности данных.</w:t>
+      </w:r>
+    </w:p>
+    <w:p>
+      <w:pPr>
+        <w:contextualSpacing/>
+      </w:pPr>
+      <w:r>
+        <w:t xml:space="preserve">Архитектура </w:t>
+      </w:r>
+      <w:r>
+        <w:rPr>
+          <w:lang w:val="en-US"/>
+        </w:rPr>
+        <w:t>Transformer</w:t>
+      </w:r>
+      <w:r>
+        <w:t xml:space="preserve">, предложенная </w:t>
+      </w:r>
+      <w:r>
+        <w:rPr>
+          <w:lang w:val="en-US"/>
+        </w:rPr>
+        <w:t>Vaswani</w:t>
+      </w:r>
       <w:r>
         <w:t xml:space="preserve"> </w:t>
       </w:r>
-      <w:proofErr w:type="spellStart"/>
-      <w:r>
-        <w:t>Speech</w:t>
-      </w:r>
-      <w:proofErr w:type="spellEnd"/>
+      <w:r>
+        <w:rPr>
+          <w:lang w:val="en-US"/>
+        </w:rPr>
+        <w:t>et</w:t>
+      </w:r>
       <w:r>
         <w:t xml:space="preserve"> </w:t>
       </w:r>
-      <w:proofErr w:type="spellStart"/>
-      <w:r>
-        <w:t>Recognition</w:t>
-      </w:r>
-      <w:proofErr w:type="spellEnd"/>
-      <w:r>
-        <w:t>, ASR) – это технология преобразования акустического сигнала в текстовое представление.</w:t>
-      </w:r>
-    </w:p>
-    <w:p>
-      <w:pPr>
-        <w:contextualSpacing/>
-      </w:pPr>
-      <w:r>
-        <w:t xml:space="preserve">Современные </w:t>
-      </w:r>
       <w:r>
         <w:rPr>
           <w:lang w:val="en-US"/>
         </w:rPr>
-        <w:t>ASR</w:t>
-      </w:r>
-      <w:r>
-        <w:t xml:space="preserve">-системы основаны на архитектурах глубокого обучения, в частности на трансформерах. Архитектура трансформера включает </w:t>
-      </w:r>
-      <w:proofErr w:type="spellStart"/>
-      <w:r>
-        <w:t>энкодер</w:t>
-      </w:r>
-      <w:proofErr w:type="spellEnd"/>
-      <w:r>
-        <w:t xml:space="preserve"> и декодер, взаимодействующие через механизм внимания, что позволяет эффективно обрабатывать последовательности данных.</w:t>
-      </w:r>
-    </w:p>
-    <w:p>
-      <w:pPr>
-        <w:contextualSpacing/>
-      </w:pPr>
-      <w:r>
-        <w:t xml:space="preserve">Архитектура </w:t>
-      </w:r>
-      <w:r>
-        <w:rPr>
-          <w:lang w:val="en-US"/>
-        </w:rPr>
-        <w:t>Transformer</w:t>
-      </w:r>
-      <w:r>
-        <w:t xml:space="preserve">, предложенная </w:t>
-      </w:r>
-      <w:r>
-        <w:rPr>
-          <w:lang w:val="en-US"/>
-        </w:rPr>
-        <w:t>Vaswani</w:t>
-      </w:r>
-      <w:r>
-        <w:t xml:space="preserve"> </w:t>
-      </w:r>
-      <w:r>
-        <w:rPr>
-          <w:lang w:val="en-US"/>
-        </w:rPr>
-        <w:t>et</w:t>
-      </w:r>
-      <w:r>
-        <w:t xml:space="preserve"> </w:t>
-      </w:r>
-      <w:r>
-        <w:rPr>
-          <w:lang w:val="en-US"/>
-        </w:rPr>
         <w:t>al</w:t>
       </w:r>
       <w:r>
-        <w:t xml:space="preserve">. в 2017 году, полностью отказалась от рекуррентных и </w:t>
-      </w:r>
-      <w:proofErr w:type="spellStart"/>
-      <w:r>
-        <w:t>свёрточных</w:t>
-      </w:r>
-      <w:proofErr w:type="spellEnd"/>
-      <w:r>
-        <w:t xml:space="preserve"> слоёв в пользу механизма </w:t>
-      </w:r>
-      <w:proofErr w:type="spellStart"/>
-      <w:r>
-        <w:t>самовнимания</w:t>
-      </w:r>
-      <w:proofErr w:type="spellEnd"/>
-      <w:r>
-        <w:t xml:space="preserve">, что позволило эффективно </w:t>
-      </w:r>
-      <w:proofErr w:type="spellStart"/>
-      <w:r>
-        <w:t>параллелить</w:t>
-      </w:r>
-      <w:proofErr w:type="spellEnd"/>
-      <w:r>
-        <w:t xml:space="preserve"> вычисления и обрабатывать длинные последовательности</w:t>
+        <w:t>. в 2017 году, полностью отказалась от рекуррентных и свёрточных слоёв в пользу механизма самовнимания, что позволило эффективно параллелить вычисления и обрабатывать длинные последовательности</w:t>
       </w:r>
       <w:r>
         <w:t xml:space="preserve"> [</w:t>
@@ -23771,23 +22399,7 @@
         <w:t>]</w:t>
       </w:r>
       <w:r>
-        <w:t xml:space="preserve">. Модель состоит из </w:t>
-      </w:r>
-      <w:proofErr w:type="spellStart"/>
-      <w:r>
-        <w:t>энкодера</w:t>
-      </w:r>
-      <w:proofErr w:type="spellEnd"/>
-      <w:r>
-        <w:t xml:space="preserve"> и декодера, каждый из которых содержит многоголовое внимание, </w:t>
-      </w:r>
-      <w:proofErr w:type="spellStart"/>
-      <w:r>
-        <w:t>полносвязные</w:t>
-      </w:r>
-      <w:proofErr w:type="spellEnd"/>
-      <w:r>
-        <w:t xml:space="preserve"> слои и нормализацию. </w:t>
+        <w:t xml:space="preserve">. Модель состоит из энкодера и декодера, каждый из которых содержит многоголовое внимание, полносвязные слои и нормализацию. </w:t>
       </w:r>
       <w:r>
         <w:t xml:space="preserve">Общая архитектура </w:t>
@@ -23996,51 +22608,23 @@
           <w:color w:val="000000" w:themeColor="text1"/>
           <w:lang w:eastAsia="en-US" w:bidi="he-IL"/>
         </w:rPr>
-        <w:t xml:space="preserve"> Архитектура </w:t>
-      </w:r>
-      <w:proofErr w:type="spellStart"/>
-      <w:r>
-        <w:rPr>
-          <w:rFonts w:eastAsiaTheme="minorHAnsi"/>
-          <w:color w:val="000000" w:themeColor="text1"/>
-          <w:lang w:eastAsia="en-US" w:bidi="he-IL"/>
-        </w:rPr>
-        <w:t>Transformer</w:t>
-      </w:r>
-      <w:proofErr w:type="spellEnd"/>
+        <w:t xml:space="preserve"> Архитектура Transformer</w:t>
+      </w:r>
     </w:p>
     <w:p>
       <w:pPr>
         <w:pStyle w:val="3"/>
       </w:pPr>
-      <w:proofErr w:type="spellStart"/>
       <w:r>
         <w:t>Whisper</w:t>
       </w:r>
-      <w:proofErr w:type="spellEnd"/>
     </w:p>
     <w:p>
       <w:pPr>
         <w:contextualSpacing/>
       </w:pPr>
       <w:r>
-        <w:t xml:space="preserve">В разработанной системе используется модель </w:t>
-      </w:r>
-      <w:proofErr w:type="spellStart"/>
-      <w:r>
-        <w:t>Whisper</w:t>
-      </w:r>
-      <w:proofErr w:type="spellEnd"/>
-      <w:r>
-        <w:t xml:space="preserve"> от OpenAI, которая представляет собой </w:t>
-      </w:r>
-      <w:proofErr w:type="spellStart"/>
-      <w:r>
-        <w:t>encoder-decoder</w:t>
-      </w:r>
-      <w:proofErr w:type="spellEnd"/>
-      <w:r>
-        <w:t xml:space="preserve"> трансформер, обученный на 680 000 часов размеченных аудиоданных. Основные компоненты архитектуры:</w:t>
+        <w:t>В разработанной системе используется модель Whisper от OpenAI, которая представляет собой encoder-decoder трансформер, обученный на 680 000 часов размеченных аудиоданных. Основные компоненты архитектуры:</w:t>
       </w:r>
     </w:p>
     <w:p>
@@ -24063,13 +22647,8 @@
         </w:numPr>
         <w:contextualSpacing/>
       </w:pPr>
-      <w:proofErr w:type="spellStart"/>
-      <w:r>
-        <w:t>Энкодер</w:t>
-      </w:r>
-      <w:proofErr w:type="spellEnd"/>
-      <w:r>
-        <w:t>: последовательность из N идентичных блоков каждый из которых содержит:</w:t>
+      <w:r>
+        <w:t>Энкодер: последовательность из N идентичных блоков каждый из которых содержит:</w:t>
       </w:r>
     </w:p>
     <w:p>
@@ -24082,15 +22661,7 @@
       </w:pPr>
       <w:r>
         <w:lastRenderedPageBreak/>
-        <w:t xml:space="preserve">Механизм </w:t>
-      </w:r>
-      <w:proofErr w:type="spellStart"/>
-      <w:r>
-        <w:t>самовнимания</w:t>
-      </w:r>
-      <w:proofErr w:type="spellEnd"/>
-      <w:r>
-        <w:t xml:space="preserve"> – позволяет каждому временному шагу «видеть» все остальные шаги и взвешивать их важность;</w:t>
+        <w:t>Механизм самовнимания – позволяет каждому временному шагу «видеть» все остальные шаги и взвешивать их важность;</w:t>
       </w:r>
     </w:p>
     <w:p>
@@ -24113,13 +22684,8 @@
           <w:numId w:val="4"/>
         </w:numPr>
       </w:pPr>
-      <w:proofErr w:type="spellStart"/>
-      <w:r>
-        <w:t>Полносвязные</w:t>
-      </w:r>
-      <w:proofErr w:type="spellEnd"/>
-      <w:r>
-        <w:t xml:space="preserve"> слои для нелинейной трансформации признаков.</w:t>
+      <w:r>
+        <w:t>Полносвязные слои для нелинейной трансформации признаков.</w:t>
       </w:r>
     </w:p>
     <w:p>
@@ -24131,23 +22697,7 @@
         <w:contextualSpacing/>
       </w:pPr>
       <w:r>
-        <w:t xml:space="preserve">Декодер: аналогичная структура, но с добавлением кросс-внимания, которое связывает декодер с выходом </w:t>
-      </w:r>
-      <w:proofErr w:type="spellStart"/>
-      <w:r>
-        <w:t>энкодера</w:t>
-      </w:r>
-      <w:proofErr w:type="spellEnd"/>
-      <w:r>
-        <w:t xml:space="preserve">. Декодер генерирует текстовые токены </w:t>
-      </w:r>
-      <w:proofErr w:type="spellStart"/>
-      <w:r>
-        <w:t>авторегрессионно</w:t>
-      </w:r>
-      <w:proofErr w:type="spellEnd"/>
-      <w:r>
-        <w:t xml:space="preserve"> (каждый следующий токен зависит от предыдущих).</w:t>
+        <w:t>Декодер: аналогичная структура, но с добавлением кросс-внимания, которое связывает декодер с выходом энкодера. Декодер генерирует текстовые токены авторегрессионно (каждый следующий токен зависит от предыдущих).</w:t>
       </w:r>
     </w:p>
     <w:p>
@@ -24155,47 +22705,7 @@
         <w:contextualSpacing/>
       </w:pPr>
       <w:r>
-        <w:t xml:space="preserve">Модель </w:t>
-      </w:r>
-      <w:proofErr w:type="spellStart"/>
-      <w:r>
-        <w:t>Whisper</w:t>
-      </w:r>
-      <w:proofErr w:type="spellEnd"/>
-      <w:r>
-        <w:t xml:space="preserve"> преобразует аудиосигнал в мел-спектрограмму, которая подаётся на вход </w:t>
-      </w:r>
-      <w:proofErr w:type="spellStart"/>
-      <w:r>
-        <w:t>энкодеру</w:t>
-      </w:r>
-      <w:proofErr w:type="spellEnd"/>
-      <w:r>
-        <w:t xml:space="preserve">. </w:t>
-      </w:r>
-      <w:proofErr w:type="spellStart"/>
-      <w:r>
-        <w:t>Энкодер</w:t>
-      </w:r>
-      <w:proofErr w:type="spellEnd"/>
-      <w:r>
-        <w:t xml:space="preserve"> извлекает контекстуальные признаки, которые затем используются декодером для генерации текстовых токенов с учётом языковой модели. Кросс-внимание между декодером и </w:t>
-      </w:r>
-      <w:proofErr w:type="spellStart"/>
-      <w:r>
-        <w:t>энкодером</w:t>
-      </w:r>
-      <w:proofErr w:type="spellEnd"/>
-      <w:r>
-        <w:t xml:space="preserve"> позволяет модели «фокусироваться» на соответствующих участках аудио при генерации каждого слова. Общая схема работы </w:t>
-      </w:r>
-      <w:proofErr w:type="spellStart"/>
-      <w:r>
-        <w:t>Whisper</w:t>
-      </w:r>
-      <w:proofErr w:type="spellEnd"/>
-      <w:r>
-        <w:t xml:space="preserve"> представлена на рисунке </w:t>
+        <w:t xml:space="preserve">Модель Whisper преобразует аудиосигнал в мел-спектрограмму, которая подаётся на вход энкодеру. Энкодер извлекает контекстуальные признаки, которые затем используются декодером для генерации текстовых токенов с учётом языковой модели. Кросс-внимание между декодером и энкодером позволяет модели «фокусироваться» на соответствующих участках аудио при генерации каждого слова. Общая схема работы Whisper представлена на рисунке </w:t>
       </w:r>
       <w:r>
         <w:rPr>
@@ -24373,32 +22883,17 @@
           <w:color w:val="000000" w:themeColor="text1"/>
           <w:lang w:eastAsia="en-US" w:bidi="he-IL"/>
         </w:rPr>
-        <w:t xml:space="preserve"> Общая схема </w:t>
-      </w:r>
-      <w:proofErr w:type="spellStart"/>
-      <w:r>
-        <w:rPr>
-          <w:rFonts w:eastAsiaTheme="minorHAnsi"/>
-          <w:color w:val="000000" w:themeColor="text1"/>
-          <w:lang w:eastAsia="en-US" w:bidi="he-IL"/>
-        </w:rPr>
-        <w:t>Whisper</w:t>
+        <w:t xml:space="preserve"> Общая схема Whisper</w:t>
       </w:r>
       <w:bookmarkEnd w:id="56"/>
-      <w:proofErr w:type="spellEnd"/>
     </w:p>
     <w:p>
       <w:pPr>
         <w:contextualSpacing/>
       </w:pPr>
       <w:r>
-        <w:t xml:space="preserve">Обучение </w:t>
-      </w:r>
-      <w:proofErr w:type="spellStart"/>
-      <w:r>
-        <w:t>Whisper</w:t>
-      </w:r>
-      <w:proofErr w:type="spellEnd"/>
+        <w:t>Обучение Whisper</w:t>
+      </w:r>
     </w:p>
     <w:p>
       <w:pPr>
@@ -24485,44 +22980,15 @@
         <w:contextualSpacing/>
       </w:pPr>
       <w:r>
-        <w:t xml:space="preserve">Оптимизация </w:t>
-      </w:r>
-      <w:proofErr w:type="spellStart"/>
-      <w:r>
-        <w:t>инференса</w:t>
-      </w:r>
-      <w:proofErr w:type="spellEnd"/>
-      <w:r>
-        <w:t xml:space="preserve">: </w:t>
-      </w:r>
-      <w:proofErr w:type="spellStart"/>
-      <w:r>
-        <w:t>faster-whisper</w:t>
-      </w:r>
-      <w:proofErr w:type="spellEnd"/>
+        <w:t>Оптимизация инференса: faster-whisper</w:t>
+      </w:r>
     </w:p>
     <w:p>
       <w:pPr>
         <w:contextualSpacing/>
       </w:pPr>
       <w:r>
-        <w:t xml:space="preserve">Для ускорения работы в реальном времени используется библиотека </w:t>
-      </w:r>
-      <w:proofErr w:type="spellStart"/>
-      <w:r>
-        <w:t>faster-whisper</w:t>
-      </w:r>
-      <w:proofErr w:type="spellEnd"/>
-      <w:r>
-        <w:t xml:space="preserve">, основанная на CTranslate2 – движке эффективного </w:t>
-      </w:r>
-      <w:proofErr w:type="spellStart"/>
-      <w:r>
-        <w:t>инференса</w:t>
-      </w:r>
-      <w:proofErr w:type="spellEnd"/>
-      <w:r>
-        <w:t xml:space="preserve"> трансформеров. Оптимизации включают:</w:t>
+        <w:t>Для ускорения работы в реальном времени используется библиотека faster-whisper, основанная на CTranslate2 – движке эффективного инференса трансформеров. Оптимизации включают:</w:t>
       </w:r>
     </w:p>
     <w:p>
@@ -24546,15 +23012,7 @@
         </w:numPr>
       </w:pPr>
       <w:r>
-        <w:t xml:space="preserve">Пакетная обработка – одновременная обработка нескольких </w:t>
-      </w:r>
-      <w:proofErr w:type="spellStart"/>
-      <w:r>
-        <w:t>аудиочанков</w:t>
-      </w:r>
-      <w:proofErr w:type="spellEnd"/>
-      <w:r>
-        <w:t>;</w:t>
+        <w:t>Пакетная обработка – одновременная обработка нескольких аудиочанков;</w:t>
       </w:r>
     </w:p>
     <w:p>
@@ -24584,23 +23042,7 @@
     </w:p>
     <w:p>
       <w:r>
-        <w:t xml:space="preserve">В разработанном комплексе применяется легковесная </w:t>
-      </w:r>
-      <w:proofErr w:type="spellStart"/>
-      <w:r>
-        <w:t>предобученная</w:t>
-      </w:r>
-      <w:proofErr w:type="spellEnd"/>
-      <w:r>
-        <w:t xml:space="preserve"> </w:t>
-      </w:r>
-      <w:proofErr w:type="spellStart"/>
-      <w:r>
-        <w:t>трансформерная</w:t>
-      </w:r>
-      <w:proofErr w:type="spellEnd"/>
-      <w:r>
-        <w:t xml:space="preserve"> модель, адаптированная для задачи классификации тональности. Такой выбор обеспечивает баланс между высокой точностью определения контекста и низкими требованиями к вычислительным ресурсам, что критично для работы в режиме, близком к реальному времени.</w:t>
+        <w:t>В разработанном комплексе применяется легковесная предобученная трансформерная модель, адаптированная для задачи классификации тональности. Такой выбор обеспечивает баланс между высокой точностью определения контекста и низкими требованиями к вычислительным ресурсам, что критично для работы в режиме, близком к реальному времени.</w:t>
       </w:r>
     </w:p>
     <w:p>
@@ -24618,15 +23060,7 @@
       </w:pPr>
       <w:r>
         <w:lastRenderedPageBreak/>
-        <w:t xml:space="preserve">Сегментация и </w:t>
-      </w:r>
-      <w:proofErr w:type="spellStart"/>
-      <w:r>
-        <w:t>токенизация</w:t>
-      </w:r>
-      <w:proofErr w:type="spellEnd"/>
-      <w:r>
-        <w:t>: Разбиение потока транскрибированного текста на смысловые единицы (предложения или законченные реплики) и их преобразование в числовые представления (токены).</w:t>
+        <w:t>Сегментация и токенизация: Разбиение потока транскрибированного текста на смысловые единицы (предложения или законченные реплики) и их преобразование в числовые представления (токены).</w:t>
       </w:r>
     </w:p>
     <w:p>
@@ -24637,13 +23071,8 @@
           <w:numId w:val="4"/>
         </w:numPr>
       </w:pPr>
-      <w:proofErr w:type="spellStart"/>
-      <w:r>
-        <w:t>Инференс</w:t>
-      </w:r>
-      <w:proofErr w:type="spellEnd"/>
-      <w:r>
-        <w:t xml:space="preserve"> модели: Передача векторизованного текста на вход нейросетевой модели для извлечения контекстуальных признаков.</w:t>
+      <w:r>
+        <w:t>Инференс модели: Передача векторизованного текста на вход нейросетевой модели для извлечения контекстуальных признаков.</w:t>
       </w:r>
     </w:p>
     <w:p>
@@ -24660,31 +23089,7 @@
     </w:p>
     <w:p>
       <w:r>
-        <w:t>Результаты текстового анализа асинхронно сохраняются в базе данных в формате JSONB с привязкой к временным меткам (</w:t>
-      </w:r>
-      <w:proofErr w:type="spellStart"/>
-      <w:r>
-        <w:t>timestamp</w:t>
-      </w:r>
-      <w:proofErr w:type="spellEnd"/>
-      <w:r>
-        <w:t>) и идентификатору спикера. Это позволяет на этапе формирования отчёта сопоставлять семантическую тональность речи с визуальными (мимика) и акустическими (голос) признаками эмоций, реализуя принцип мультимодального позднего слияния (</w:t>
-      </w:r>
-      <w:proofErr w:type="spellStart"/>
-      <w:r>
-        <w:t>late</w:t>
-      </w:r>
-      <w:proofErr w:type="spellEnd"/>
-      <w:r>
-        <w:t xml:space="preserve"> </w:t>
-      </w:r>
-      <w:proofErr w:type="spellStart"/>
-      <w:r>
-        <w:t>fusion</w:t>
-      </w:r>
-      <w:proofErr w:type="spellEnd"/>
-      <w:r>
-        <w:t>).</w:t>
+        <w:t>Результаты текстового анализа асинхронно сохраняются в базе данных в формате JSONB с привязкой к временным меткам (timestamp) и идентификатору спикера. Это позволяет на этапе формирования отчёта сопоставлять семантическую тональность речи с визуальными (мимика) и акустическими (голос) признаками эмоций, реализуя принцип мультимодального позднего слияния (late fusion).</w:t>
       </w:r>
     </w:p>
     <w:p>
@@ -24700,31 +23105,7 @@
         <w:contextualSpacing/>
       </w:pPr>
       <w:r>
-        <w:t xml:space="preserve">Агрегация итогов встречи реализована в модуле отчётности. На текущем этапе применяется эвристический подход </w:t>
-      </w:r>
-      <w:proofErr w:type="spellStart"/>
-      <w:r>
-        <w:t>late</w:t>
-      </w:r>
-      <w:proofErr w:type="spellEnd"/>
-      <w:r>
-        <w:t xml:space="preserve"> </w:t>
-      </w:r>
-      <w:proofErr w:type="spellStart"/>
-      <w:r>
-        <w:t>fusion</w:t>
-      </w:r>
-      <w:proofErr w:type="spellEnd"/>
-      <w:r>
-        <w:t xml:space="preserve"> (позднее слияние): статистика эмоций, </w:t>
-      </w:r>
-      <w:proofErr w:type="spellStart"/>
-      <w:r>
-        <w:t>таймлайны</w:t>
-      </w:r>
-      <w:proofErr w:type="spellEnd"/>
-      <w:r>
-        <w:t xml:space="preserve"> активности, ключевые фразы из транскрипта и метрики вовлечённости объединяются по временным окнам.</w:t>
+        <w:t>Агрегация итогов встречи реализована в модуле отчётности. На текущем этапе применяется эвристический подход late fusion (позднее слияние): статистика эмоций, таймлайны активности, ключевые фразы из транскрипта и метрики вовлечённости объединяются по временным окнам.</w:t>
       </w:r>
     </w:p>
     <w:p>
@@ -24743,37 +23124,8 @@
           <w:numId w:val="4"/>
         </w:numPr>
       </w:pPr>
-      <w:proofErr w:type="spellStart"/>
-      <w:r>
-        <w:t>Meeting</w:t>
-      </w:r>
-      <w:proofErr w:type="spellEnd"/>
-      <w:r>
-        <w:t xml:space="preserve"> </w:t>
-      </w:r>
-      <w:proofErr w:type="spellStart"/>
-      <w:r>
-        <w:t>summary</w:t>
-      </w:r>
-      <w:proofErr w:type="spellEnd"/>
-      <w:r>
-        <w:t xml:space="preserve"> – сводка по встрече: распределение эмоций (доли событий по категориям), текстовые </w:t>
-      </w:r>
-      <w:proofErr w:type="spellStart"/>
-      <w:r>
-        <w:t>highlights</w:t>
-      </w:r>
-      <w:proofErr w:type="spellEnd"/>
-      <w:r>
-        <w:t xml:space="preserve"> (ключевые моменты), рейтинг вовлечённости участников, покрытие (</w:t>
-      </w:r>
-      <w:proofErr w:type="spellStart"/>
-      <w:r>
-        <w:t>coverage</w:t>
-      </w:r>
-      <w:proofErr w:type="spellEnd"/>
-      <w:r>
-        <w:t>) – доля времени, когда были доступны данные;</w:t>
+      <w:r>
+        <w:t>Meeting summary – сводка по встрече: распределение эмоций (доли событий по категориям), текстовые highlights (ключевые моменты), рейтинг вовлечённости участников, покрытие (coverage) – доля времени, когда были доступны данные;</w:t>
       </w:r>
     </w:p>
     <w:p>
@@ -24784,21 +23136,8 @@
           <w:numId w:val="4"/>
         </w:numPr>
       </w:pPr>
-      <w:proofErr w:type="spellStart"/>
-      <w:r>
-        <w:t>Participant</w:t>
-      </w:r>
-      <w:proofErr w:type="spellEnd"/>
-      <w:r>
-        <w:t xml:space="preserve"> </w:t>
-      </w:r>
-      <w:proofErr w:type="spellStart"/>
-      <w:r>
-        <w:t>tiles</w:t>
-      </w:r>
-      <w:proofErr w:type="spellEnd"/>
-      <w:r>
-        <w:t xml:space="preserve"> – карточки участников с индивидуальной статистикой;</w:t>
+      <w:r>
+        <w:t>Participant tiles – карточки участников с индивидуальной статистикой;</w:t>
       </w:r>
     </w:p>
     <w:p>
@@ -24809,13 +23148,8 @@
           <w:numId w:val="4"/>
         </w:numPr>
       </w:pPr>
-      <w:proofErr w:type="spellStart"/>
-      <w:r>
-        <w:t>Timelines</w:t>
-      </w:r>
-      <w:proofErr w:type="spellEnd"/>
-      <w:r>
-        <w:t xml:space="preserve"> – временные шкалы изменения эмоций и активности;</w:t>
+      <w:r>
+        <w:t>Timelines – временные шкалы изменения эмоций и активности;</w:t>
       </w:r>
     </w:p>
     <w:p>
@@ -24827,31 +23161,7 @@
         </w:numPr>
       </w:pPr>
       <w:r>
-        <w:t xml:space="preserve">Face </w:t>
-      </w:r>
-      <w:proofErr w:type="spellStart"/>
-      <w:r>
-        <w:t>tracking</w:t>
-      </w:r>
-      <w:proofErr w:type="spellEnd"/>
-      <w:r>
-        <w:t xml:space="preserve"> </w:t>
-      </w:r>
-      <w:proofErr w:type="spellStart"/>
-      <w:r>
-        <w:t>summary</w:t>
-      </w:r>
-      <w:proofErr w:type="spellEnd"/>
-      <w:r>
-        <w:t xml:space="preserve"> – сводка по трекингу лиц (при наличии данных от </w:t>
-      </w:r>
-      <w:proofErr w:type="spellStart"/>
-      <w:r>
-        <w:t>MediaPipe</w:t>
-      </w:r>
-      <w:proofErr w:type="spellEnd"/>
-      <w:r>
-        <w:t>);</w:t>
+        <w:t>Face tracking summary – сводка по трекингу лиц (при наличии данных от MediaPipe);</w:t>
       </w:r>
     </w:p>
     <w:p>
@@ -24862,13 +23172,8 @@
           <w:numId w:val="4"/>
         </w:numPr>
       </w:pPr>
-      <w:proofErr w:type="spellStart"/>
-      <w:r>
-        <w:t>Observations</w:t>
-      </w:r>
-      <w:proofErr w:type="spellEnd"/>
-      <w:r>
-        <w:t xml:space="preserve"> – наблюдения и рекомендации.</w:t>
+      <w:r>
+        <w:t>Observations – наблюдения и рекомендации.</w:t>
       </w:r>
     </w:p>
     <w:p>
@@ -24904,15 +23209,7 @@
         <w:contextualSpacing/>
       </w:pPr>
       <w:r>
-        <w:t xml:space="preserve">В качестве СУБД выбрана </w:t>
-      </w:r>
-      <w:proofErr w:type="spellStart"/>
-      <w:r>
-        <w:t>PostgreSQL</w:t>
-      </w:r>
-      <w:proofErr w:type="spellEnd"/>
-      <w:r>
-        <w:t>. Схема данных управляется через файловые миграции. Ключевые таблицы:</w:t>
+        <w:t>В качестве СУБД выбрана PostgreSQL. Схема данных управляется через файловые миграции. Ключевые таблицы:</w:t>
       </w:r>
     </w:p>
     <w:p>
@@ -25002,31 +23299,7 @@
         <w:contextualSpacing/>
       </w:pPr>
       <w:r>
-        <w:t xml:space="preserve">Интеграция всех модулей обеспечивается согласованными контрактами обмена данными и </w:t>
-      </w:r>
-      <w:proofErr w:type="spellStart"/>
-      <w:r>
-        <w:t>оркестрацией</w:t>
-      </w:r>
-      <w:proofErr w:type="spellEnd"/>
-      <w:r>
-        <w:t xml:space="preserve"> через </w:t>
-      </w:r>
-      <w:proofErr w:type="spellStart"/>
-      <w:r>
-        <w:t>Docker</w:t>
-      </w:r>
-      <w:proofErr w:type="spellEnd"/>
-      <w:r>
-        <w:t xml:space="preserve"> </w:t>
-      </w:r>
-      <w:proofErr w:type="spellStart"/>
-      <w:r>
-        <w:t>Compose</w:t>
-      </w:r>
-      <w:proofErr w:type="spellEnd"/>
-      <w:r>
-        <w:t>. Полный цикл работы системы выглядит следующим образом:</w:t>
+        <w:t>Интеграция всех модулей обеспечивается согласованными контрактами обмена данными и оркестрацией через Docker Compose. Полный цикл работы системы выглядит следующим образом:</w:t>
       </w:r>
     </w:p>
     <w:p>
@@ -25050,15 +23323,7 @@
         <w:contextualSpacing/>
       </w:pPr>
       <w:r>
-        <w:t xml:space="preserve">Клиент устанавливает </w:t>
-      </w:r>
-      <w:proofErr w:type="spellStart"/>
-      <w:r>
-        <w:t>WebSocket</w:t>
-      </w:r>
-      <w:proofErr w:type="spellEnd"/>
-      <w:r>
-        <w:t>-соединение, отправляет сообщение о присоединении, запускает захват аудио и периодический сбор кадров.</w:t>
+        <w:t>Клиент устанавливает WebSocket-соединение, отправляет сообщение о присоединении, запускает захват аудио и периодический сбор кадров.</w:t>
       </w:r>
     </w:p>
     <w:p>
@@ -25083,15 +23348,7 @@
         <w:contextualSpacing/>
       </w:pPr>
       <w:r>
-        <w:t xml:space="preserve">Результаты анализа возвращаются на сервер, записываются в </w:t>
-      </w:r>
-      <w:proofErr w:type="spellStart"/>
-      <w:r>
-        <w:t>PostgreSQL</w:t>
-      </w:r>
-      <w:proofErr w:type="spellEnd"/>
-      <w:r>
-        <w:t xml:space="preserve"> и транслируются клиентам в реальном времени.</w:t>
+        <w:t>Результаты анализа возвращаются на сервер, записываются в PostgreSQL и транслируются клиентам в реальном времени.</w:t>
       </w:r>
     </w:p>
     <w:p>
@@ -25115,23 +23372,7 @@
         <w:contextualSpacing/>
       </w:pPr>
       <w:r>
-        <w:t>CI/CD-</w:t>
-      </w:r>
-      <w:proofErr w:type="spellStart"/>
-      <w:r>
-        <w:t>пайплайн</w:t>
-      </w:r>
-      <w:proofErr w:type="spellEnd"/>
-      <w:r>
-        <w:t xml:space="preserve"> автоматизирует </w:t>
-      </w:r>
-      <w:proofErr w:type="spellStart"/>
-      <w:r>
-        <w:t>линтинг</w:t>
-      </w:r>
-      <w:proofErr w:type="spellEnd"/>
-      <w:r>
-        <w:t>, модульные тесты и сборку образов, обеспечивая стабильность интеграции.</w:t>
+        <w:t>CI/CD-пайплайн автоматизирует линтинг, модульные тесты и сборку образов, обеспечивая стабильность интеграции.</w:t>
       </w:r>
     </w:p>
     <w:p>
@@ -25139,24 +23380,7 @@
         <w:contextualSpacing/>
       </w:pPr>
       <w:r>
-        <w:t xml:space="preserve">Разработанный программный комплекс демонстрирует работоспособность ключевых сценариев: безопасной авторизации, </w:t>
-      </w:r>
-      <w:proofErr w:type="spellStart"/>
-      <w:r>
-        <w:t>низкозадержочного</w:t>
-      </w:r>
-      <w:proofErr w:type="spellEnd"/>
-      <w:r>
-        <w:t xml:space="preserve"> обмена медиа, мультимодального анализа в реальном времени и генерации структурированных отчётов. Модульная структура позволяет в перспективе заменить эвристические алгоритмы на промышленные модели, добавить поддержку видеозаписи встречи и расширить аналитические метрики без перепроектирования ядра системы.</w:t>
-      </w:r>
-      <w:r>
-        <w:rPr>
-          <w:rFonts w:cs="Times New Roman"/>
-          <w:b/>
-          <w:bCs/>
-          <w:lang w:bidi="ru-RU"/>
-        </w:rPr>
-        <w:br w:type="page"/>
+        <w:t>Разработанный программный комплекс демонстрирует работоспособность ключевых сценариев: безопасной авторизации, низкозадержочного обмена медиа, мультимодального анализа в реальном времени и генерации структурированных отчётов. Модульная структура позволяет в перспективе заменить эвристические алгоритмы на промышленные модели, добавить поддержку видеозаписи встречи и расширить аналитические метрики без перепроектирования ядра системы.</w:t>
       </w:r>
     </w:p>
     <w:p>
@@ -25165,8 +23389,7 @@
       </w:pPr>
       <w:bookmarkStart w:id="61" w:name="_Toc232928783"/>
       <w:r>
-        <w:lastRenderedPageBreak/>
-        <w:t>Практическая Значимость Результатов Исследования</w:t>
+        <w:t>Практическая значимость результатов исследования</w:t>
       </w:r>
       <w:bookmarkEnd w:id="61"/>
     </w:p>
@@ -25183,7 +23406,15 @@
           <w:rFonts w:cs="Times New Roman"/>
           <w:lang w:bidi="ru-RU"/>
         </w:rPr>
-        <w:t>Внедрение технологий мультимодального анализа в процессы управления персоналом представляет собой актуальное направление, направленное на повышение объективности оценки профессиональной деятельности сотрудников за счёт использования количественно измеряемых данных. Традиционные методы оценки эмоционального состояния персонала, основанные на анкетировании и визуальном наблюдении, характеризуются низкой оперативностью и высокой степенью зависимости от субъективного фактора. В связи с этим разработка автоматизированной системы, способной осуществлять анализ видеопотока и аудиопотока участников онлайн-коммуникаций в режиме, близком к реальному времени, обладает значительным практическим потенциалом для применения в деятельности HR-специалистов, руководителей подразделений и служб организационного развития.</w:t>
+        <w:t xml:space="preserve">Внедрение технологий мультимодального анализа в процессы управления персоналом представляет собой актуальное направление, направленное на повышение объективности оценки профессиональной деятельности сотрудников за счёт использования количественно измеряемых данных. Традиционные методы оценки эмоционального состояния персонала, основанные на анкетировании и визуальном наблюдении, характеризуются низкой оперативностью и высокой степенью зависимости от субъективного фактора. В связи с этим разработка автоматизированной системы, способной осуществлять анализ видеопотока и аудиопотока участников онлайн-коммуникаций в режиме, близком к реальному времени, обладает значительным практическим потенциалом для применения в деятельности </w:t>
+      </w:r>
+      <w:r>
+        <w:rPr>
+          <w:rFonts w:cs="Times New Roman"/>
+          <w:lang w:bidi="ru-RU"/>
+        </w:rPr>
+        <w:lastRenderedPageBreak/>
+        <w:t>HR-специалистов, руководителей подразделений и служб организационного развития.</w:t>
       </w:r>
     </w:p>
     <w:p>
@@ -25235,39 +23466,7 @@
           <w:rFonts w:cs="Times New Roman"/>
           <w:lang w:bidi="ru-RU"/>
         </w:rPr>
-        <w:t xml:space="preserve">спроектирована и реализована клиент-серверная архитектура системы, обеспечивающая обмен </w:t>
-      </w:r>
-      <w:proofErr w:type="spellStart"/>
-      <w:r>
-        <w:rPr>
-          <w:rFonts w:cs="Times New Roman"/>
-          <w:lang w:bidi="ru-RU"/>
-        </w:rPr>
-        <w:t>медиаданными</w:t>
-      </w:r>
-      <w:proofErr w:type="spellEnd"/>
-      <w:r>
-        <w:rPr>
-          <w:rFonts w:cs="Times New Roman"/>
-          <w:lang w:bidi="ru-RU"/>
-        </w:rPr>
-        <w:t xml:space="preserve"> в режиме реального времени с использованием протокола </w:t>
-      </w:r>
-      <w:proofErr w:type="spellStart"/>
-      <w:r>
-        <w:rPr>
-          <w:rFonts w:cs="Times New Roman"/>
-          <w:lang w:bidi="ru-RU"/>
-        </w:rPr>
-        <w:t>WebSocket</w:t>
-      </w:r>
-      <w:proofErr w:type="spellEnd"/>
-      <w:r>
-        <w:rPr>
-          <w:rFonts w:cs="Times New Roman"/>
-          <w:lang w:bidi="ru-RU"/>
-        </w:rPr>
-        <w:t>;</w:t>
+        <w:t>спроектирована и реализована клиент-серверная архитектура системы, обеспечивающая обмен медиаданными в режиме реального времени с использованием протокола WebSocket;</w:t>
       </w:r>
     </w:p>
     <w:p>
@@ -25287,23 +23486,7 @@
           <w:rFonts w:cs="Times New Roman"/>
           <w:lang w:bidi="ru-RU"/>
         </w:rPr>
-        <w:t xml:space="preserve">разработан модуль аутентификации пользователей с применением токенов JWT, алгоритма хеширования </w:t>
-      </w:r>
-      <w:proofErr w:type="spellStart"/>
-      <w:r>
-        <w:rPr>
-          <w:rFonts w:cs="Times New Roman"/>
-          <w:lang w:bidi="ru-RU"/>
-        </w:rPr>
-        <w:t>bcrypt</w:t>
-      </w:r>
-      <w:proofErr w:type="spellEnd"/>
-      <w:r>
-        <w:rPr>
-          <w:rFonts w:cs="Times New Roman"/>
-          <w:lang w:bidi="ru-RU"/>
-        </w:rPr>
-        <w:t xml:space="preserve"> и механизмов защиты от подбора учётных данных;</w:t>
+        <w:t>разработан модуль аутентификации пользователей с применением токенов JWT, алгоритма хеширования bcrypt и механизмов защиты от подбора учётных данных;</w:t>
       </w:r>
     </w:p>
     <w:p>
@@ -25343,72 +23526,7 @@
           <w:rFonts w:cs="Times New Roman"/>
           <w:lang w:bidi="ru-RU"/>
         </w:rPr>
-        <w:lastRenderedPageBreak/>
-        <w:t>интегрированы нейросетевые модели для детекции лиц и классификации базовых эмоциональных состояний (</w:t>
-      </w:r>
-      <w:proofErr w:type="spellStart"/>
-      <w:r>
-        <w:rPr>
-          <w:rFonts w:cs="Times New Roman"/>
-          <w:lang w:bidi="ru-RU"/>
-        </w:rPr>
-        <w:t>DeepFace</w:t>
-      </w:r>
-      <w:proofErr w:type="spellEnd"/>
-      <w:r>
-        <w:rPr>
-          <w:rFonts w:cs="Times New Roman"/>
-          <w:lang w:bidi="ru-RU"/>
-        </w:rPr>
-        <w:t xml:space="preserve">, </w:t>
-      </w:r>
-      <w:proofErr w:type="spellStart"/>
-      <w:r>
-        <w:rPr>
-          <w:rFonts w:cs="Times New Roman"/>
-          <w:lang w:bidi="ru-RU"/>
-        </w:rPr>
-        <w:t>MediaPipe</w:t>
-      </w:r>
-      <w:proofErr w:type="spellEnd"/>
-      <w:r>
-        <w:rPr>
-          <w:rFonts w:cs="Times New Roman"/>
-          <w:lang w:bidi="ru-RU"/>
-        </w:rPr>
-        <w:t xml:space="preserve"> Face </w:t>
-      </w:r>
-      <w:proofErr w:type="spellStart"/>
-      <w:r>
-        <w:rPr>
-          <w:rFonts w:cs="Times New Roman"/>
-          <w:lang w:bidi="ru-RU"/>
-        </w:rPr>
-        <w:t>Landmarker</w:t>
-      </w:r>
-      <w:proofErr w:type="spellEnd"/>
-      <w:r>
-        <w:rPr>
-          <w:rFonts w:cs="Times New Roman"/>
-          <w:lang w:bidi="ru-RU"/>
-        </w:rPr>
-        <w:t>), а также для автоматического распознавания речи (</w:t>
-      </w:r>
-      <w:proofErr w:type="spellStart"/>
-      <w:r>
-        <w:rPr>
-          <w:rFonts w:cs="Times New Roman"/>
-          <w:lang w:bidi="ru-RU"/>
-        </w:rPr>
-        <w:t>faster-whisper</w:t>
-      </w:r>
-      <w:proofErr w:type="spellEnd"/>
-      <w:r>
-        <w:rPr>
-          <w:rFonts w:cs="Times New Roman"/>
-          <w:lang w:bidi="ru-RU"/>
-        </w:rPr>
-        <w:t>);</w:t>
+        <w:t>интегрированы нейросетевые модели для детекции лиц и классификации базовых эмоциональных состояний (DeepFace, MediaPipe Face Landmarker), а также для автоматического распознавания речи (faster-whisper);</w:t>
       </w:r>
     </w:p>
     <w:p>
@@ -25448,55 +23566,31 @@
           <w:rFonts w:cs="Times New Roman"/>
           <w:lang w:bidi="ru-RU"/>
         </w:rPr>
-        <w:t>реализован эвристический механизм формирования аналитических отчётов (</w:t>
-      </w:r>
-      <w:proofErr w:type="spellStart"/>
-      <w:r>
+        <w:t>реализован эвристический механизм формирования аналитических отчётов (late fusion), обеспечивающий агрегацию статистики эмоциональных состояний, временных меток активности и ключевых фрагментов транскрипции.</w:t>
+      </w:r>
+    </w:p>
+    <w:p>
+      <w:pPr>
+        <w:contextualSpacing/>
         <w:rPr>
           <w:rFonts w:cs="Times New Roman"/>
           <w:lang w:bidi="ru-RU"/>
         </w:rPr>
-        <w:t>late</w:t>
-      </w:r>
-      <w:proofErr w:type="spellEnd"/>
+      </w:pPr>
       <w:r>
         <w:rPr>
           <w:rFonts w:cs="Times New Roman"/>
           <w:lang w:bidi="ru-RU"/>
         </w:rPr>
-        <w:t xml:space="preserve"> </w:t>
-      </w:r>
-      <w:proofErr w:type="spellStart"/>
+        <w:t xml:space="preserve">Результаты тестирования показали устойчивую работоспособность разработанных компонентов в условиях онлайн-встреч и интервью. </w:t>
+      </w:r>
       <w:r>
         <w:rPr>
           <w:rFonts w:cs="Times New Roman"/>
           <w:lang w:bidi="ru-RU"/>
         </w:rPr>
-        <w:t>fusion</w:t>
-      </w:r>
-      <w:proofErr w:type="spellEnd"/>
-      <w:r>
-        <w:rPr>
-          <w:rFonts w:cs="Times New Roman"/>
-          <w:lang w:bidi="ru-RU"/>
-        </w:rPr>
-        <w:t>), обеспечивающий агрегацию статистики эмоциональных состояний, временных меток активности и ключевых фрагментов транскрипции.</w:t>
-      </w:r>
-    </w:p>
-    <w:p>
-      <w:pPr>
-        <w:contextualSpacing/>
-        <w:rPr>
-          <w:rFonts w:cs="Times New Roman"/>
-          <w:lang w:bidi="ru-RU"/>
-        </w:rPr>
-      </w:pPr>
-      <w:r>
-        <w:rPr>
-          <w:rFonts w:cs="Times New Roman"/>
-          <w:lang w:bidi="ru-RU"/>
-        </w:rPr>
-        <w:t>Результаты тестирования показали устойчивую работоспособность разработанных компонентов в условиях онлайн-встреч и интервью. Показатели точности соответствуют характеристикам используемых открытых моделей</w:t>
+        <w:lastRenderedPageBreak/>
+        <w:t>Показатели точности соответствуют характеристикам используемых открытых моделей</w:t>
       </w:r>
       <w:r>
         <w:rPr>
@@ -25675,21 +23769,7 @@
         <w:rPr>
           <w:lang w:bidi="ru-RU"/>
         </w:rPr>
-        <w:t xml:space="preserve">Реализован серверный модуль управления сессиями на языке Go с поддержкой REST API и </w:t>
-      </w:r>
-      <w:proofErr w:type="spellStart"/>
-      <w:r>
-        <w:rPr>
-          <w:lang w:bidi="ru-RU"/>
-        </w:rPr>
-        <w:t>WebSocket</w:t>
-      </w:r>
-      <w:proofErr w:type="spellEnd"/>
-      <w:r>
-        <w:rPr>
-          <w:lang w:bidi="ru-RU"/>
-        </w:rPr>
-        <w:t>-коммуникации.</w:t>
+        <w:t>Реализован серверный модуль управления сессиями на языке Go с поддержкой REST API и WebSocket-коммуникации.</w:t>
       </w:r>
     </w:p>
     <w:p>
@@ -25707,35 +23787,7 @@
         <w:rPr>
           <w:lang w:bidi="ru-RU"/>
         </w:rPr>
-        <w:t xml:space="preserve">Разработан пользовательский интерфейс на базе </w:t>
-      </w:r>
-      <w:proofErr w:type="spellStart"/>
-      <w:r>
-        <w:rPr>
-          <w:lang w:bidi="ru-RU"/>
-        </w:rPr>
-        <w:t>React</w:t>
-      </w:r>
-      <w:proofErr w:type="spellEnd"/>
-      <w:r>
-        <w:rPr>
-          <w:lang w:bidi="ru-RU"/>
-        </w:rPr>
-        <w:t xml:space="preserve"> и </w:t>
-      </w:r>
-      <w:proofErr w:type="spellStart"/>
-      <w:r>
-        <w:rPr>
-          <w:lang w:bidi="ru-RU"/>
-        </w:rPr>
-        <w:t>TypeScript</w:t>
-      </w:r>
-      <w:proofErr w:type="spellEnd"/>
-      <w:r>
-        <w:rPr>
-          <w:lang w:bidi="ru-RU"/>
-        </w:rPr>
-        <w:t>, обеспечивающий проведение видеоконференций и визуализацию аналитических данных.</w:t>
+        <w:t>Разработан пользовательский интерфейс на базе React и TypeScript, обеспечивающий проведение видеоконференций и визуализацию аналитических данных.</w:t>
       </w:r>
     </w:p>
     <w:p>
@@ -25753,63 +23805,7 @@
         <w:rPr>
           <w:lang w:bidi="ru-RU"/>
         </w:rPr>
-        <w:t>Реализованы модули искусственного интеллекта для анализа выражений лица (</w:t>
-      </w:r>
-      <w:proofErr w:type="spellStart"/>
-      <w:r>
-        <w:rPr>
-          <w:lang w:bidi="ru-RU"/>
-        </w:rPr>
-        <w:t>DeepFace</w:t>
-      </w:r>
-      <w:proofErr w:type="spellEnd"/>
-      <w:r>
-        <w:rPr>
-          <w:lang w:bidi="ru-RU"/>
-        </w:rPr>
-        <w:t xml:space="preserve">, </w:t>
-      </w:r>
-      <w:proofErr w:type="spellStart"/>
-      <w:r>
-        <w:rPr>
-          <w:lang w:bidi="ru-RU"/>
-        </w:rPr>
-        <w:t>MediaPipe</w:t>
-      </w:r>
-      <w:proofErr w:type="spellEnd"/>
-      <w:r>
-        <w:rPr>
-          <w:lang w:bidi="ru-RU"/>
-        </w:rPr>
-        <w:t>) и распознавания речи (</w:t>
-      </w:r>
-      <w:proofErr w:type="spellStart"/>
-      <w:r>
-        <w:rPr>
-          <w:lang w:bidi="ru-RU"/>
-        </w:rPr>
-        <w:t>Whisper</w:t>
-      </w:r>
-      <w:proofErr w:type="spellEnd"/>
-      <w:r>
-        <w:rPr>
-          <w:lang w:bidi="ru-RU"/>
-        </w:rPr>
-        <w:t xml:space="preserve"> / </w:t>
-      </w:r>
-      <w:proofErr w:type="spellStart"/>
-      <w:r>
-        <w:rPr>
-          <w:lang w:bidi="ru-RU"/>
-        </w:rPr>
-        <w:t>faster-whisper</w:t>
-      </w:r>
-      <w:proofErr w:type="spellEnd"/>
-      <w:r>
-        <w:rPr>
-          <w:lang w:bidi="ru-RU"/>
-        </w:rPr>
-        <w:t>).</w:t>
+        <w:t>Реализованы модули искусственного интеллекта для анализа выражений лица (DeepFace, MediaPipe) и распознавания речи (Whisper / faster-whisper).</w:t>
       </w:r>
     </w:p>
     <w:p>
@@ -25827,21 +23823,7 @@
         <w:rPr>
           <w:lang w:bidi="ru-RU"/>
         </w:rPr>
-        <w:t xml:space="preserve">Спроектирован и реализован механизм хранения мультимодальных данных в СУБД </w:t>
-      </w:r>
-      <w:proofErr w:type="spellStart"/>
-      <w:r>
-        <w:rPr>
-          <w:lang w:bidi="ru-RU"/>
-        </w:rPr>
-        <w:t>PostgreSQL</w:t>
-      </w:r>
-      <w:proofErr w:type="spellEnd"/>
-      <w:r>
-        <w:rPr>
-          <w:lang w:bidi="ru-RU"/>
-        </w:rPr>
-        <w:t xml:space="preserve"> с использованием формата JSONB.</w:t>
+        <w:t>Спроектирован и реализован механизм хранения мультимодальных данных в СУБД PostgreSQL с использованием формата JSONB.</w:t>
       </w:r>
     </w:p>
     <w:p>
@@ -25859,35 +23841,7 @@
         <w:rPr>
           <w:lang w:bidi="ru-RU"/>
         </w:rPr>
-        <w:t>Разработан модуль формирования аналитических отчётов на основе эвристического объединения (</w:t>
-      </w:r>
-      <w:proofErr w:type="spellStart"/>
-      <w:r>
-        <w:rPr>
-          <w:lang w:bidi="ru-RU"/>
-        </w:rPr>
-        <w:t>late</w:t>
-      </w:r>
-      <w:proofErr w:type="spellEnd"/>
-      <w:r>
-        <w:rPr>
-          <w:lang w:bidi="ru-RU"/>
-        </w:rPr>
-        <w:t xml:space="preserve"> </w:t>
-      </w:r>
-      <w:proofErr w:type="spellStart"/>
-      <w:r>
-        <w:rPr>
-          <w:lang w:bidi="ru-RU"/>
-        </w:rPr>
-        <w:t>fusion</w:t>
-      </w:r>
-      <w:proofErr w:type="spellEnd"/>
-      <w:r>
-        <w:rPr>
-          <w:lang w:bidi="ru-RU"/>
-        </w:rPr>
-        <w:t>) признаков.</w:t>
+        <w:t>Разработан модуль формирования аналитических отчётов на основе эвристического объединения (late fusion) признаков.</w:t>
       </w:r>
     </w:p>
     <w:p>
@@ -25906,35 +23860,35 @@
           <w:lang w:bidi="ru-RU"/>
         </w:rPr>
         <w:lastRenderedPageBreak/>
-        <w:t xml:space="preserve">Обеспечена интеграция всех компонентов системы с использованием </w:t>
-      </w:r>
-      <w:proofErr w:type="spellStart"/>
-      <w:r>
+        <w:t>Обеспечена интеграция всех компонентов системы с использованием Docker Compose и проведено комплексное тестирование основных сценариев работы.</w:t>
+      </w:r>
+    </w:p>
+    <w:p>
+      <w:pPr>
+        <w:contextualSpacing/>
         <w:rPr>
           <w:lang w:bidi="ru-RU"/>
         </w:rPr>
-        <w:t>Docker</w:t>
-      </w:r>
-      <w:proofErr w:type="spellEnd"/>
+      </w:pPr>
       <w:r>
         <w:rPr>
           <w:lang w:bidi="ru-RU"/>
         </w:rPr>
-        <w:t xml:space="preserve"> </w:t>
-      </w:r>
-      <w:proofErr w:type="spellStart"/>
-      <w:r>
+        <w:t>Цель работы и поставленные задачи выполнены в полном объёме. Результаты тестирования подтвердили корректность функционирования разработанных модулей, устойчивость обмена данными в реальном времени, стабильность механизмов аутентификации и корректность формирования структурированных аналитических отчётов.</w:t>
+      </w:r>
+    </w:p>
+    <w:p>
+      <w:pPr>
+        <w:contextualSpacing/>
         <w:rPr>
           <w:lang w:bidi="ru-RU"/>
         </w:rPr>
-        <w:t>Compose</w:t>
-      </w:r>
-      <w:proofErr w:type="spellEnd"/>
+      </w:pPr>
       <w:r>
         <w:rPr>
           <w:lang w:bidi="ru-RU"/>
         </w:rPr>
-        <w:t xml:space="preserve"> и проведено комплексное тестирование основных сценариев работы.</w:t>
+        <w:t>Разработанный программный комплекс демонстрирует готовность к внедрению в HR-процессы современных организаций. Модульная архитектура и использование открытых технологий позволяют снизить затраты на лицензирование, обеспечить соответствие требованиям законодательства в области обработки персональных данных, а также обеспечить масштабируемость системы.</w:t>
       </w:r>
     </w:p>
     <w:p>
@@ -25948,63 +23902,7 @@
         <w:rPr>
           <w:lang w:bidi="ru-RU"/>
         </w:rPr>
-        <w:t>Цель работы и поставленные задачи выполнены в полном объёме. Результаты тестирования подтвердили корректность функционирования разработанных модулей, устойчивость обмена данными в реальном времени, стабильность механизмов аутентификации и корректность формирования структурированных аналитических отчётов.</w:t>
-      </w:r>
-    </w:p>
-    <w:p>
-      <w:pPr>
-        <w:contextualSpacing/>
-        <w:rPr>
-          <w:lang w:bidi="ru-RU"/>
-        </w:rPr>
-      </w:pPr>
-      <w:r>
-        <w:rPr>
-          <w:lang w:bidi="ru-RU"/>
-        </w:rPr>
-        <w:t>Разработанный программный комплекс демонстрирует готовность к внедрению в HR-процессы современных организаций. Модульная архитектура и использование открытых технологий позволяют снизить затраты на лицензирование, обеспечить соответствие требованиям законодательства в области обработки персональных данных, а также обеспечить масштабируемость системы.</w:t>
-      </w:r>
-    </w:p>
-    <w:p>
-      <w:pPr>
-        <w:contextualSpacing/>
-        <w:rPr>
-          <w:lang w:bidi="ru-RU"/>
-        </w:rPr>
-      </w:pPr>
-      <w:r>
-        <w:rPr>
-          <w:lang w:bidi="ru-RU"/>
-        </w:rPr>
-        <w:t xml:space="preserve">Перспективы дальнейшего развития проекта включают замену эвристического механизма формирования отчётов на нейросетевую модель агрегации признаков, оптимизацию потоковой </w:t>
-      </w:r>
-      <w:proofErr w:type="spellStart"/>
-      <w:r>
-        <w:rPr>
-          <w:lang w:bidi="ru-RU"/>
-        </w:rPr>
-        <w:t>транскрибации</w:t>
-      </w:r>
-      <w:proofErr w:type="spellEnd"/>
-      <w:r>
-        <w:rPr>
-          <w:lang w:bidi="ru-RU"/>
-        </w:rPr>
-        <w:t xml:space="preserve"> речи (</w:t>
-      </w:r>
-      <w:proofErr w:type="spellStart"/>
-      <w:r>
-        <w:rPr>
-          <w:lang w:bidi="ru-RU"/>
-        </w:rPr>
-        <w:t>streaming</w:t>
-      </w:r>
-      <w:proofErr w:type="spellEnd"/>
-      <w:r>
-        <w:rPr>
-          <w:lang w:bidi="ru-RU"/>
-        </w:rPr>
-        <w:t xml:space="preserve"> ASR), реализацию функции записи и последующего анализа видеоконференций, а также расширение аналитических метрик за счёт интеграции с корпоративными HRM-системами и инструментами управления проектами.</w:t>
+        <w:t>Перспективы дальнейшего развития проекта включают замену эвристического механизма формирования отчётов на нейросетевую модель агрегации признаков, оптимизацию потоковой транскрибации речи (streaming ASR), реализацию функции записи и последующего анализа видеоконференций, а также расширение аналитических метрик за счёт интеграции с корпоративными HRM-системами и инструментами управления проектами.</w:t>
       </w:r>
     </w:p>
     <w:p>
@@ -26064,23 +23962,7 @@
           <w:rFonts w:cs="Times New Roman"/>
           <w:lang w:val="en-US" w:bidi="ru-RU"/>
         </w:rPr>
-        <w:t xml:space="preserve">Goodfellow I., Bengio Y., Courville A. Deep Learning. – </w:t>
-      </w:r>
-      <w:proofErr w:type="gramStart"/>
-      <w:r>
-        <w:rPr>
-          <w:rFonts w:cs="Times New Roman"/>
-          <w:lang w:val="en-US" w:bidi="ru-RU"/>
-        </w:rPr>
-        <w:t>Cambridge :</w:t>
-      </w:r>
-      <w:proofErr w:type="gramEnd"/>
-      <w:r>
-        <w:rPr>
-          <w:rFonts w:cs="Times New Roman"/>
-          <w:lang w:val="en-US" w:bidi="ru-RU"/>
-        </w:rPr>
-        <w:t xml:space="preserve"> MIT Press, 2016. – 800 p. – ISBN 978-0-262-03561-3.</w:t>
+        <w:t>Goodfellow I., Bengio Y., Courville A. Deep Learning. – Cambridge : MIT Press, 2016. – 800 p. – ISBN 978-0-262-03561-3.</w:t>
       </w:r>
       <w:bookmarkEnd w:id="68"/>
     </w:p>
@@ -26096,53 +23978,12 @@
           <w:lang w:val="en-US" w:bidi="ru-RU"/>
         </w:rPr>
       </w:pPr>
-      <w:proofErr w:type="spellStart"/>
       <w:r>
         <w:rPr>
           <w:rFonts w:cs="Times New Roman"/>
           <w:lang w:val="en-US" w:bidi="ru-RU"/>
         </w:rPr>
-        <w:t>Bradski</w:t>
-      </w:r>
-      <w:proofErr w:type="spellEnd"/>
-      <w:r>
-        <w:rPr>
-          <w:rFonts w:cs="Times New Roman"/>
-          <w:lang w:val="en-US" w:bidi="ru-RU"/>
-        </w:rPr>
-        <w:t xml:space="preserve"> G., </w:t>
-      </w:r>
-      <w:proofErr w:type="spellStart"/>
-      <w:r>
-        <w:rPr>
-          <w:rFonts w:cs="Times New Roman"/>
-          <w:lang w:val="en-US" w:bidi="ru-RU"/>
-        </w:rPr>
-        <w:t>Kaehler</w:t>
-      </w:r>
-      <w:proofErr w:type="spellEnd"/>
-      <w:r>
-        <w:rPr>
-          <w:rFonts w:cs="Times New Roman"/>
-          <w:lang w:val="en-US" w:bidi="ru-RU"/>
-        </w:rPr>
-        <w:t xml:space="preserve"> A. Learning OpenCV: Computer Vision with the OpenCV Library. – </w:t>
-      </w:r>
-      <w:proofErr w:type="gramStart"/>
-      <w:r>
-        <w:rPr>
-          <w:rFonts w:cs="Times New Roman"/>
-          <w:lang w:val="en-US" w:bidi="ru-RU"/>
-        </w:rPr>
-        <w:t>Sebastopol :</w:t>
-      </w:r>
-      <w:proofErr w:type="gramEnd"/>
-      <w:r>
-        <w:rPr>
-          <w:rFonts w:cs="Times New Roman"/>
-          <w:lang w:val="en-US" w:bidi="ru-RU"/>
-        </w:rPr>
-        <w:t xml:space="preserve"> O’Reilly Media, 2008. – 555 p. – ISBN 978-0-596-51613-0.</w:t>
+        <w:t>Bradski G., Kaehler A. Learning OpenCV: Computer Vision with the OpenCV Library. – Sebastopol : O’Reilly Media, 2008. – 555 p. – ISBN 978-0-596-51613-0.</w:t>
       </w:r>
     </w:p>
     <w:p>
@@ -26163,71 +24004,7 @@
           <w:rFonts w:cs="Times New Roman"/>
           <w:lang w:val="en-US" w:bidi="ru-RU"/>
         </w:rPr>
-        <w:t xml:space="preserve">Vaswani A., </w:t>
-      </w:r>
-      <w:proofErr w:type="spellStart"/>
-      <w:r>
-        <w:rPr>
-          <w:rFonts w:cs="Times New Roman"/>
-          <w:lang w:val="en-US" w:bidi="ru-RU"/>
-        </w:rPr>
-        <w:t>Shazeer</w:t>
-      </w:r>
-      <w:proofErr w:type="spellEnd"/>
-      <w:r>
-        <w:rPr>
-          <w:rFonts w:cs="Times New Roman"/>
-          <w:lang w:val="en-US" w:bidi="ru-RU"/>
-        </w:rPr>
-        <w:t xml:space="preserve"> N., Parmar N. et al. Attention Is All You Need // Advances in Neural Information Processing Systems (</w:t>
-      </w:r>
-      <w:proofErr w:type="spellStart"/>
-      <w:r>
-        <w:rPr>
-          <w:rFonts w:cs="Times New Roman"/>
-          <w:lang w:val="en-US" w:bidi="ru-RU"/>
-        </w:rPr>
-        <w:t>NeurIPS</w:t>
-      </w:r>
-      <w:proofErr w:type="spellEnd"/>
-      <w:r>
-        <w:rPr>
-          <w:rFonts w:cs="Times New Roman"/>
-          <w:lang w:val="en-US" w:bidi="ru-RU"/>
-        </w:rPr>
-        <w:t>). – 2017. – Vol. 30. – URL: https://arxiv.org/abs/1706.03762 (</w:t>
-      </w:r>
-      <w:proofErr w:type="spellStart"/>
-      <w:r>
-        <w:rPr>
-          <w:rFonts w:cs="Times New Roman"/>
-          <w:lang w:val="en-US" w:bidi="ru-RU"/>
-        </w:rPr>
-        <w:t>дата</w:t>
-      </w:r>
-      <w:proofErr w:type="spellEnd"/>
-      <w:r>
-        <w:rPr>
-          <w:rFonts w:cs="Times New Roman"/>
-          <w:lang w:val="en-US" w:bidi="ru-RU"/>
-        </w:rPr>
-        <w:t xml:space="preserve"> </w:t>
-      </w:r>
-      <w:proofErr w:type="spellStart"/>
-      <w:r>
-        <w:rPr>
-          <w:rFonts w:cs="Times New Roman"/>
-          <w:lang w:val="en-US" w:bidi="ru-RU"/>
-        </w:rPr>
-        <w:t>обращения</w:t>
-      </w:r>
-      <w:proofErr w:type="spellEnd"/>
-      <w:r>
-        <w:rPr>
-          <w:rFonts w:cs="Times New Roman"/>
-          <w:lang w:val="en-US" w:bidi="ru-RU"/>
-        </w:rPr>
-        <w:t>: 10.05.2026).</w:t>
+        <w:t>Vaswani A., Shazeer N., Parmar N. et al. Attention Is All You Need // Advances in Neural Information Processing Systems (NeurIPS). – 2017. – Vol. 30. – URL: https://arxiv.org/abs/1706.03762 (дата обращения: 10.05.2026).</w:t>
       </w:r>
       <w:bookmarkEnd w:id="69"/>
     </w:p>
@@ -26249,39 +24026,7 @@
           <w:rFonts w:cs="Times New Roman"/>
           <w:lang w:val="en-US" w:bidi="ru-RU"/>
         </w:rPr>
-        <w:t>Radford A., Kim J. W., Xu T. et al. Robust Speech Recognition via Large-Scale Weak Supervision // Proceedings of the 40th International Conference on Machine Learning (ICML). – 2023. – URL: https://arxiv.org/abs/2212.04356 (</w:t>
-      </w:r>
-      <w:proofErr w:type="spellStart"/>
-      <w:r>
-        <w:rPr>
-          <w:rFonts w:cs="Times New Roman"/>
-          <w:lang w:val="en-US" w:bidi="ru-RU"/>
-        </w:rPr>
-        <w:t>дата</w:t>
-      </w:r>
-      <w:proofErr w:type="spellEnd"/>
-      <w:r>
-        <w:rPr>
-          <w:rFonts w:cs="Times New Roman"/>
-          <w:lang w:val="en-US" w:bidi="ru-RU"/>
-        </w:rPr>
-        <w:t xml:space="preserve"> </w:t>
-      </w:r>
-      <w:proofErr w:type="spellStart"/>
-      <w:r>
-        <w:rPr>
-          <w:rFonts w:cs="Times New Roman"/>
-          <w:lang w:val="en-US" w:bidi="ru-RU"/>
-        </w:rPr>
-        <w:t>обращения</w:t>
-      </w:r>
-      <w:proofErr w:type="spellEnd"/>
-      <w:r>
-        <w:rPr>
-          <w:rFonts w:cs="Times New Roman"/>
-          <w:lang w:val="en-US" w:bidi="ru-RU"/>
-        </w:rPr>
-        <w:t>: 10.05.2026).</w:t>
+        <w:t>Radford A., Kim J. W., Xu T. et al. Robust Speech Recognition via Large-Scale Weak Supervision // Proceedings of the 40th International Conference on Machine Learning (ICML). – 2023. – URL: https://arxiv.org/abs/2212.04356 (дата обращения: 10.05.2026).</w:t>
       </w:r>
       <w:bookmarkEnd w:id="70"/>
     </w:p>
@@ -26303,55 +24048,7 @@
           <w:rFonts w:cs="Times New Roman"/>
           <w:lang w:val="en-US" w:bidi="ru-RU"/>
         </w:rPr>
-        <w:t xml:space="preserve">Zhang K., Zhang Z., Li Z., </w:t>
-      </w:r>
-      <w:proofErr w:type="spellStart"/>
-      <w:r>
-        <w:rPr>
-          <w:rFonts w:cs="Times New Roman"/>
-          <w:lang w:val="en-US" w:bidi="ru-RU"/>
-        </w:rPr>
-        <w:t>Qiao</w:t>
-      </w:r>
-      <w:proofErr w:type="spellEnd"/>
-      <w:r>
-        <w:rPr>
-          <w:rFonts w:cs="Times New Roman"/>
-          <w:lang w:val="en-US" w:bidi="ru-RU"/>
-        </w:rPr>
-        <w:t xml:space="preserve"> Y. Joint Face Detection and Alignment Using Multi-Task Cascaded Convolutional Networks // IEEE Signal Processing Letters. – 2016. – Vol. 23, № 10. – P. 1499–1503. – URL: https://arxiv.org/abs/1604.02878 (</w:t>
-      </w:r>
-      <w:proofErr w:type="spellStart"/>
-      <w:r>
-        <w:rPr>
-          <w:rFonts w:cs="Times New Roman"/>
-          <w:lang w:val="en-US" w:bidi="ru-RU"/>
-        </w:rPr>
-        <w:t>дата</w:t>
-      </w:r>
-      <w:proofErr w:type="spellEnd"/>
-      <w:r>
-        <w:rPr>
-          <w:rFonts w:cs="Times New Roman"/>
-          <w:lang w:val="en-US" w:bidi="ru-RU"/>
-        </w:rPr>
-        <w:t xml:space="preserve"> </w:t>
-      </w:r>
-      <w:proofErr w:type="spellStart"/>
-      <w:r>
-        <w:rPr>
-          <w:rFonts w:cs="Times New Roman"/>
-          <w:lang w:val="en-US" w:bidi="ru-RU"/>
-        </w:rPr>
-        <w:t>обращения</w:t>
-      </w:r>
-      <w:proofErr w:type="spellEnd"/>
-      <w:r>
-        <w:rPr>
-          <w:rFonts w:cs="Times New Roman"/>
-          <w:lang w:val="en-US" w:bidi="ru-RU"/>
-        </w:rPr>
-        <w:t>: 10.05.2026).</w:t>
+        <w:t>Zhang K., Zhang Z., Li Z., Qiao Y. Joint Face Detection and Alignment Using Multi-Task Cascaded Convolutional Networks // IEEE Signal Processing Letters. – 2016. – Vol. 23, № 10. – P. 1499–1503. – URL: https://arxiv.org/abs/1604.02878 (дата обращения: 10.05.2026).</w:t>
       </w:r>
       <w:bookmarkEnd w:id="71"/>
     </w:p>
@@ -26368,69 +24065,12 @@
         </w:rPr>
       </w:pPr>
       <w:bookmarkStart w:id="72" w:name="_Ref229768360"/>
-      <w:proofErr w:type="spellStart"/>
       <w:r>
         <w:rPr>
           <w:rFonts w:cs="Times New Roman"/>
           <w:lang w:val="en-US" w:bidi="ru-RU"/>
         </w:rPr>
-        <w:t>Parkhi</w:t>
-      </w:r>
-      <w:proofErr w:type="spellEnd"/>
-      <w:r>
-        <w:rPr>
-          <w:rFonts w:cs="Times New Roman"/>
-          <w:lang w:val="en-US" w:bidi="ru-RU"/>
-        </w:rPr>
-        <w:t xml:space="preserve"> O. M., </w:t>
-      </w:r>
-      <w:proofErr w:type="spellStart"/>
-      <w:r>
-        <w:rPr>
-          <w:rFonts w:cs="Times New Roman"/>
-          <w:lang w:val="en-US" w:bidi="ru-RU"/>
-        </w:rPr>
-        <w:t>Vedaldi</w:t>
-      </w:r>
-      <w:proofErr w:type="spellEnd"/>
-      <w:r>
-        <w:rPr>
-          <w:rFonts w:cs="Times New Roman"/>
-          <w:lang w:val="en-US" w:bidi="ru-RU"/>
-        </w:rPr>
-        <w:t xml:space="preserve"> A., Zisserman A. Deep Face Recognition // Proceedings of the British Machine Vision Conference (BMVC). – 2015. – URL: https://www.robots.ox.ac.uk/~vgg/publications/2015/Parkhi15/parkhi15.pdf (</w:t>
-      </w:r>
-      <w:proofErr w:type="spellStart"/>
-      <w:r>
-        <w:rPr>
-          <w:rFonts w:cs="Times New Roman"/>
-          <w:lang w:val="en-US" w:bidi="ru-RU"/>
-        </w:rPr>
-        <w:t>дата</w:t>
-      </w:r>
-      <w:proofErr w:type="spellEnd"/>
-      <w:r>
-        <w:rPr>
-          <w:rFonts w:cs="Times New Roman"/>
-          <w:lang w:val="en-US" w:bidi="ru-RU"/>
-        </w:rPr>
-        <w:t xml:space="preserve"> </w:t>
-      </w:r>
-      <w:proofErr w:type="spellStart"/>
-      <w:r>
-        <w:rPr>
-          <w:rFonts w:cs="Times New Roman"/>
-          <w:lang w:val="en-US" w:bidi="ru-RU"/>
-        </w:rPr>
-        <w:t>обращения</w:t>
-      </w:r>
-      <w:proofErr w:type="spellEnd"/>
-      <w:r>
-        <w:rPr>
-          <w:rFonts w:cs="Times New Roman"/>
-          <w:lang w:val="en-US" w:bidi="ru-RU"/>
-        </w:rPr>
-        <w:t>: 10.05.2026).</w:t>
+        <w:t>Parkhi O. M., Vedaldi A., Zisserman A. Deep Face Recognition // Proceedings of the British Machine Vision Conference (BMVC). – 2015. – URL: https://www.robots.ox.ac.uk/~vgg/publications/2015/Parkhi15/parkhi15.pdf (дата обращения: 10.05.2026).</w:t>
       </w:r>
       <w:bookmarkEnd w:id="72"/>
     </w:p>
@@ -26483,7 +24123,6 @@
         </w:rPr>
         <w:t xml:space="preserve"> </w:t>
       </w:r>
-      <w:proofErr w:type="spellStart"/>
       <w:r>
         <w:rPr>
           <w:rFonts w:cs="Times New Roman"/>
@@ -26491,7 +24130,6 @@
         </w:rPr>
         <w:t>MediaPipe</w:t>
       </w:r>
-      <w:proofErr w:type="spellEnd"/>
       <w:r>
         <w:rPr>
           <w:rFonts w:cs="Times New Roman"/>
@@ -26513,7 +24151,6 @@
         </w:rPr>
         <w:t xml:space="preserve"> </w:t>
       </w:r>
-      <w:proofErr w:type="spellStart"/>
       <w:r>
         <w:rPr>
           <w:rFonts w:cs="Times New Roman"/>
@@ -26521,7 +24158,6 @@
         </w:rPr>
         <w:t>Landmarker</w:t>
       </w:r>
-      <w:proofErr w:type="spellEnd"/>
       <w:r>
         <w:rPr>
           <w:rFonts w:cs="Times New Roman"/>

--- a/вкр/Диплом черн Демьянцев Виталий Владиславич (1).docx
+++ b/вкр/Диплом черн Демьянцев Виталий Владиславич (1).docx
@@ -1767,6 +1767,7 @@
           <w:bdr w:val="nil"/>
         </w:rPr>
       </w:pPr>
+      <w:proofErr w:type="spellStart"/>
       <w:r>
         <w:rPr>
           <w:rFonts w:ascii="Times New Roman" w:eastAsia="Arial Unicode MS" w:hAnsi="Times New Roman" w:cs="Times New Roman"/>
@@ -1776,7 +1777,115 @@
           <w:u w:color="000000"/>
           <w:bdr w:val="nil"/>
         </w:rPr>
-        <w:t xml:space="preserve">Катасев, А. С. Сверточные нейросетеВые МОДЕЛи распознавания эмоций человека ПО ФОТОГРАФИИ / А. С. Катасев, З. Р. Ханова // Вестник Технологического университета. – 2023. – Т. 26, № 4. – С. 76-81. – DOI 10.55421/1998-7072_2023_26_4_76. – EDN MENHPN. </w:t>
+        <w:t>Катасев</w:t>
+      </w:r>
+      <w:proofErr w:type="spellEnd"/>
+      <w:r>
+        <w:rPr>
+          <w:rFonts w:ascii="Times New Roman" w:eastAsia="Arial Unicode MS" w:hAnsi="Times New Roman" w:cs="Times New Roman"/>
+          <w:color w:val="000000"/>
+          <w:sz w:val="24"/>
+          <w:szCs w:val="24"/>
+          <w:u w:color="000000"/>
+          <w:bdr w:val="nil"/>
+        </w:rPr>
+        <w:t xml:space="preserve">, А. С. </w:t>
+      </w:r>
+      <w:proofErr w:type="spellStart"/>
+      <w:r>
+        <w:rPr>
+          <w:rFonts w:ascii="Times New Roman" w:eastAsia="Arial Unicode MS" w:hAnsi="Times New Roman" w:cs="Times New Roman"/>
+          <w:color w:val="000000"/>
+          <w:sz w:val="24"/>
+          <w:szCs w:val="24"/>
+          <w:u w:color="000000"/>
+          <w:bdr w:val="nil"/>
+        </w:rPr>
+        <w:t>Сверточные</w:t>
+      </w:r>
+      <w:proofErr w:type="spellEnd"/>
+      <w:r>
+        <w:rPr>
+          <w:rFonts w:ascii="Times New Roman" w:eastAsia="Arial Unicode MS" w:hAnsi="Times New Roman" w:cs="Times New Roman"/>
+          <w:color w:val="000000"/>
+          <w:sz w:val="24"/>
+          <w:szCs w:val="24"/>
+          <w:u w:color="000000"/>
+          <w:bdr w:val="nil"/>
+        </w:rPr>
+        <w:t xml:space="preserve"> </w:t>
+      </w:r>
+      <w:proofErr w:type="spellStart"/>
+      <w:r>
+        <w:rPr>
+          <w:rFonts w:ascii="Times New Roman" w:eastAsia="Arial Unicode MS" w:hAnsi="Times New Roman" w:cs="Times New Roman"/>
+          <w:color w:val="000000"/>
+          <w:sz w:val="24"/>
+          <w:szCs w:val="24"/>
+          <w:u w:color="000000"/>
+          <w:bdr w:val="nil"/>
+        </w:rPr>
+        <w:t>нейросетеВые</w:t>
+      </w:r>
+      <w:proofErr w:type="spellEnd"/>
+      <w:r>
+        <w:rPr>
+          <w:rFonts w:ascii="Times New Roman" w:eastAsia="Arial Unicode MS" w:hAnsi="Times New Roman" w:cs="Times New Roman"/>
+          <w:color w:val="000000"/>
+          <w:sz w:val="24"/>
+          <w:szCs w:val="24"/>
+          <w:u w:color="000000"/>
+          <w:bdr w:val="nil"/>
+        </w:rPr>
+        <w:t xml:space="preserve"> </w:t>
+      </w:r>
+      <w:proofErr w:type="spellStart"/>
+      <w:r>
+        <w:rPr>
+          <w:rFonts w:ascii="Times New Roman" w:eastAsia="Arial Unicode MS" w:hAnsi="Times New Roman" w:cs="Times New Roman"/>
+          <w:color w:val="000000"/>
+          <w:sz w:val="24"/>
+          <w:szCs w:val="24"/>
+          <w:u w:color="000000"/>
+          <w:bdr w:val="nil"/>
+        </w:rPr>
+        <w:t>МОДЕЛи</w:t>
+      </w:r>
+      <w:proofErr w:type="spellEnd"/>
+      <w:r>
+        <w:rPr>
+          <w:rFonts w:ascii="Times New Roman" w:eastAsia="Arial Unicode MS" w:hAnsi="Times New Roman" w:cs="Times New Roman"/>
+          <w:color w:val="000000"/>
+          <w:sz w:val="24"/>
+          <w:szCs w:val="24"/>
+          <w:u w:color="000000"/>
+          <w:bdr w:val="nil"/>
+        </w:rPr>
+        <w:t xml:space="preserve"> распознавания эмоций человека ПО ФОТОГРАФИИ / А. С. </w:t>
+      </w:r>
+      <w:proofErr w:type="spellStart"/>
+      <w:r>
+        <w:rPr>
+          <w:rFonts w:ascii="Times New Roman" w:eastAsia="Arial Unicode MS" w:hAnsi="Times New Roman" w:cs="Times New Roman"/>
+          <w:color w:val="000000"/>
+          <w:sz w:val="24"/>
+          <w:szCs w:val="24"/>
+          <w:u w:color="000000"/>
+          <w:bdr w:val="nil"/>
+        </w:rPr>
+        <w:t>Катасев</w:t>
+      </w:r>
+      <w:proofErr w:type="spellEnd"/>
+      <w:r>
+        <w:rPr>
+          <w:rFonts w:ascii="Times New Roman" w:eastAsia="Arial Unicode MS" w:hAnsi="Times New Roman" w:cs="Times New Roman"/>
+          <w:color w:val="000000"/>
+          <w:sz w:val="24"/>
+          <w:szCs w:val="24"/>
+          <w:u w:color="000000"/>
+          <w:bdr w:val="nil"/>
+        </w:rPr>
+        <w:t xml:space="preserve">, З. Р. Ханова // Вестник Технологического университета. – 2023. – Т. 26, № 4. – С. 76-81. – DOI 10.55421/1998-7072_2023_26_4_76. – EDN MENHPN. </w:t>
       </w:r>
     </w:p>
     <w:p>
@@ -1809,7 +1918,31 @@
           <w:u w:color="000000"/>
           <w:bdr w:val="nil"/>
         </w:rPr>
-        <w:t>Семенюк, В. В. Разработка алгоритма распознавания эмоций человека с использованием сверточной нейронной сети средствами Python / В. В. Семенюк, М. В. Складчиков // Инженерный вестник Дона. – 2023. – № 12(108). – С. 231-245. – EDN TBESZT.</w:t>
+        <w:t xml:space="preserve">Семенюк, В. В. Разработка алгоритма распознавания эмоций человека с использованием </w:t>
+      </w:r>
+      <w:proofErr w:type="spellStart"/>
+      <w:r>
+        <w:rPr>
+          <w:rFonts w:ascii="Times New Roman" w:eastAsia="Arial Unicode MS" w:hAnsi="Times New Roman" w:cs="Times New Roman"/>
+          <w:color w:val="000000"/>
+          <w:sz w:val="24"/>
+          <w:szCs w:val="24"/>
+          <w:u w:color="000000"/>
+          <w:bdr w:val="nil"/>
+        </w:rPr>
+        <w:t>сверточной</w:t>
+      </w:r>
+      <w:proofErr w:type="spellEnd"/>
+      <w:r>
+        <w:rPr>
+          <w:rFonts w:ascii="Times New Roman" w:eastAsia="Arial Unicode MS" w:hAnsi="Times New Roman" w:cs="Times New Roman"/>
+          <w:color w:val="000000"/>
+          <w:sz w:val="24"/>
+          <w:szCs w:val="24"/>
+          <w:u w:color="000000"/>
+          <w:bdr w:val="nil"/>
+        </w:rPr>
+        <w:t xml:space="preserve"> нейронной сети средствами Python / В. В. Семенюк, М. В. Складчиков // Инженерный вестник Дона. – 2023. – № 12(108). – С. 231-245. – EDN TBESZT.</w:t>
       </w:r>
     </w:p>
     <w:p>
@@ -2156,8 +2289,21 @@
           <w:bdr w:val="nil"/>
         </w:rPr>
         <w:tab/>
-        <w:t>/К.И. Бушмелева</w:t>
-      </w:r>
+        <w:t xml:space="preserve">/К.И. </w:t>
+      </w:r>
+      <w:proofErr w:type="spellStart"/>
+      <w:r>
+        <w:rPr>
+          <w:rFonts w:ascii="Times New Roman" w:eastAsia="Arial Unicode MS" w:hAnsi="Times New Roman" w:cs="Times New Roman"/>
+          <w:color w:val="000000"/>
+          <w:sz w:val="24"/>
+          <w:szCs w:val="24"/>
+          <w:u w:color="000000"/>
+          <w:bdr w:val="nil"/>
+        </w:rPr>
+        <w:t>Бушмелева</w:t>
+      </w:r>
+      <w:proofErr w:type="spellEnd"/>
       <w:r>
         <w:rPr>
           <w:rFonts w:ascii="Times New Roman" w:eastAsia="Arial Unicode MS" w:hAnsi="Times New Roman" w:cs="Arial Unicode MS"/>
@@ -2672,7 +2818,15 @@
     </w:p>
     <w:p>
       <w:r>
-        <w:t>CNN – свёрточная нейронная сеть</w:t>
+        <w:t xml:space="preserve">CNN – </w:t>
+      </w:r>
+      <w:proofErr w:type="spellStart"/>
+      <w:r>
+        <w:t>свёрточная</w:t>
+      </w:r>
+      <w:proofErr w:type="spellEnd"/>
+      <w:r>
+        <w:t xml:space="preserve"> нейронная сеть</w:t>
       </w:r>
     </w:p>
     <w:p>
@@ -2702,7 +2856,15 @@
     </w:p>
     <w:p>
       <w:r>
-        <w:t>MFCC – мел-частотные кепстральные коэффициенты</w:t>
+        <w:t xml:space="preserve">MFCC – мел-частотные </w:t>
+      </w:r>
+      <w:proofErr w:type="spellStart"/>
+      <w:r>
+        <w:t>кепстральные</w:t>
+      </w:r>
+      <w:proofErr w:type="spellEnd"/>
+      <w:r>
+        <w:t xml:space="preserve"> коэффициенты</w:t>
       </w:r>
     </w:p>
     <w:p>
@@ -5827,11 +5989,117 @@
       <w:r>
         <w:t xml:space="preserve">. </w:t>
       </w:r>
+      <w:proofErr w:type="spellStart"/>
       <w:r>
         <w:rPr>
           <w:lang w:val="en-US"/>
         </w:rPr>
-        <w:t>Ниже рассматриваются основные аналоги и проводится их сравнительный анализ.</w:t>
+        <w:t>Ниже</w:t>
+      </w:r>
+      <w:proofErr w:type="spellEnd"/>
+      <w:r>
+        <w:rPr>
+          <w:lang w:val="en-US"/>
+        </w:rPr>
+        <w:t xml:space="preserve"> </w:t>
+      </w:r>
+      <w:proofErr w:type="spellStart"/>
+      <w:r>
+        <w:rPr>
+          <w:lang w:val="en-US"/>
+        </w:rPr>
+        <w:t>рассматриваются</w:t>
+      </w:r>
+      <w:proofErr w:type="spellEnd"/>
+      <w:r>
+        <w:rPr>
+          <w:lang w:val="en-US"/>
+        </w:rPr>
+        <w:t xml:space="preserve"> </w:t>
+      </w:r>
+      <w:proofErr w:type="spellStart"/>
+      <w:r>
+        <w:rPr>
+          <w:lang w:val="en-US"/>
+        </w:rPr>
+        <w:t>основные</w:t>
+      </w:r>
+      <w:proofErr w:type="spellEnd"/>
+      <w:r>
+        <w:rPr>
+          <w:lang w:val="en-US"/>
+        </w:rPr>
+        <w:t xml:space="preserve"> </w:t>
+      </w:r>
+      <w:proofErr w:type="spellStart"/>
+      <w:r>
+        <w:rPr>
+          <w:lang w:val="en-US"/>
+        </w:rPr>
+        <w:t>аналоги</w:t>
+      </w:r>
+      <w:proofErr w:type="spellEnd"/>
+      <w:r>
+        <w:rPr>
+          <w:lang w:val="en-US"/>
+        </w:rPr>
+        <w:t xml:space="preserve"> и </w:t>
+      </w:r>
+      <w:proofErr w:type="spellStart"/>
+      <w:r>
+        <w:rPr>
+          <w:lang w:val="en-US"/>
+        </w:rPr>
+        <w:t>проводится</w:t>
+      </w:r>
+      <w:proofErr w:type="spellEnd"/>
+      <w:r>
+        <w:rPr>
+          <w:lang w:val="en-US"/>
+        </w:rPr>
+        <w:t xml:space="preserve"> </w:t>
+      </w:r>
+      <w:proofErr w:type="spellStart"/>
+      <w:r>
+        <w:rPr>
+          <w:lang w:val="en-US"/>
+        </w:rPr>
+        <w:t>их</w:t>
+      </w:r>
+      <w:proofErr w:type="spellEnd"/>
+      <w:r>
+        <w:rPr>
+          <w:lang w:val="en-US"/>
+        </w:rPr>
+        <w:t xml:space="preserve"> </w:t>
+      </w:r>
+      <w:proofErr w:type="spellStart"/>
+      <w:r>
+        <w:rPr>
+          <w:lang w:val="en-US"/>
+        </w:rPr>
+        <w:t>сравнительный</w:t>
+      </w:r>
+      <w:proofErr w:type="spellEnd"/>
+      <w:r>
+        <w:rPr>
+          <w:lang w:val="en-US"/>
+        </w:rPr>
+        <w:t xml:space="preserve"> </w:t>
+      </w:r>
+      <w:proofErr w:type="spellStart"/>
+      <w:r>
+        <w:rPr>
+          <w:lang w:val="en-US"/>
+        </w:rPr>
+        <w:t>анализ</w:t>
+      </w:r>
+      <w:proofErr w:type="spellEnd"/>
+      <w:r>
+        <w:rPr>
+          <w:lang w:val="en-US"/>
+        </w:rPr>
+        <w:t>.</w:t>
       </w:r>
     </w:p>
     <w:p>
@@ -5848,7 +6116,23 @@
         <w:contextualSpacing w:val="0"/>
       </w:pPr>
       <w:r>
-        <w:t>Примером является библиотека Affectiva, которая использует свёрточные нейронные сети для анализа выражений лица. Такие системы фиксируют видеопоток и классифицируют эмоции на основе визуальных признаков, таких как улыбка или нахмуренные брови.</w:t>
+        <w:t xml:space="preserve">Примером является библиотека </w:t>
+      </w:r>
+      <w:proofErr w:type="spellStart"/>
+      <w:r>
+        <w:t>Affectiva</w:t>
+      </w:r>
+      <w:proofErr w:type="spellEnd"/>
+      <w:r>
+        <w:t xml:space="preserve">, которая использует </w:t>
+      </w:r>
+      <w:proofErr w:type="spellStart"/>
+      <w:r>
+        <w:t>свёрточные</w:t>
+      </w:r>
+      <w:proofErr w:type="spellEnd"/>
+      <w:r>
+        <w:t xml:space="preserve"> нейронные сети для анализа выражений лица. Такие системы фиксируют видеопоток и классифицируют эмоции на основе визуальных признаков, таких как улыбка или нахмуренные брови.</w:t>
       </w:r>
     </w:p>
     <w:p>
@@ -5956,7 +6240,31 @@
         <w:contextualSpacing w:val="0"/>
       </w:pPr>
       <w:r>
-        <w:t>Примером служит платформа Beyond Verbal, которая анализирует голосовые характеристики, такие как высота тона и темп речи, для определения эмоционального состояния. Такие решения часто применяются в call-центрах.</w:t>
+        <w:t xml:space="preserve">Примером служит платформа </w:t>
+      </w:r>
+      <w:proofErr w:type="spellStart"/>
+      <w:r>
+        <w:t>Beyond</w:t>
+      </w:r>
+      <w:proofErr w:type="spellEnd"/>
+      <w:r>
+        <w:t xml:space="preserve"> </w:t>
+      </w:r>
+      <w:proofErr w:type="spellStart"/>
+      <w:r>
+        <w:t>Verbal</w:t>
+      </w:r>
+      <w:proofErr w:type="spellEnd"/>
+      <w:r>
+        <w:t xml:space="preserve">, которая анализирует голосовые характеристики, такие как высота тона и темп речи, для определения эмоционального состояния. Такие решения часто применяются в </w:t>
+      </w:r>
+      <w:proofErr w:type="spellStart"/>
+      <w:r>
+        <w:t>call</w:t>
+      </w:r>
+      <w:proofErr w:type="spellEnd"/>
+      <w:r>
+        <w:t>-центрах.</w:t>
       </w:r>
     </w:p>
     <w:p>
@@ -6069,7 +6377,15 @@
         <w:contextualSpacing w:val="0"/>
       </w:pPr>
       <w:r>
-        <w:t>Примером является система Emotient, которая комбинирует анализ выражений лица и голосовых данных с использованием CNN и RNN. Такие решения применяются в маркетинге и HR для комплексного анализа эмоционального состояния.</w:t>
+        <w:t xml:space="preserve">Примером является система </w:t>
+      </w:r>
+      <w:proofErr w:type="spellStart"/>
+      <w:r>
+        <w:t>Emotient</w:t>
+      </w:r>
+      <w:proofErr w:type="spellEnd"/>
+      <w:r>
+        <w:t>, которая комбинирует анализ выражений лица и голосовых данных с использованием CNN и RNN. Такие решения применяются в маркетинге и HR для комплексного анализа эмоционального состояния.</w:t>
       </w:r>
     </w:p>
     <w:p>
@@ -6350,7 +6666,23 @@
         <w:contextualSpacing w:val="0"/>
       </w:pPr>
       <w:r>
-        <w:t>Гибкость стека: Использование открытых библиотек (Python, PyTorch, OpenCV) позволяет избежать лицензионных отчислений.</w:t>
+        <w:t xml:space="preserve">Гибкость стека: Использование открытых библиотек (Python, </w:t>
+      </w:r>
+      <w:proofErr w:type="spellStart"/>
+      <w:r>
+        <w:t>PyTorch</w:t>
+      </w:r>
+      <w:proofErr w:type="spellEnd"/>
+      <w:r>
+        <w:t xml:space="preserve">, </w:t>
+      </w:r>
+      <w:proofErr w:type="spellStart"/>
+      <w:r>
+        <w:t>OpenCV</w:t>
+      </w:r>
+      <w:proofErr w:type="spellEnd"/>
+      <w:r>
+        <w:t>) позволяет избежать лицензионных отчислений.</w:t>
       </w:r>
     </w:p>
     <w:p>
@@ -6362,8 +6694,13 @@
         </w:numPr>
         <w:contextualSpacing w:val="0"/>
       </w:pPr>
-      <w:r>
-        <w:t>Мультимодальность: Повышение точности за счёт объединения визуальных и голосовых признаков.</w:t>
+      <w:proofErr w:type="spellStart"/>
+      <w:r>
+        <w:t>Мультимодальность</w:t>
+      </w:r>
+      <w:proofErr w:type="spellEnd"/>
+      <w:r>
+        <w:t>: Повышение точности за счёт объединения визуальных и голосовых признаков.</w:t>
       </w:r>
     </w:p>
     <w:p>
@@ -6398,7 +6735,15 @@
         <w:contextualSpacing w:val="0"/>
       </w:pPr>
       <w:r>
-        <w:t>Требует наличия вычислительных ресурсов для этапа обучения и инференса в реальном времени.</w:t>
+        <w:t xml:space="preserve">Требует наличия вычислительных ресурсов для этапа обучения и </w:t>
+      </w:r>
+      <w:proofErr w:type="spellStart"/>
+      <w:r>
+        <w:t>инференса</w:t>
+      </w:r>
+      <w:proofErr w:type="spellEnd"/>
+      <w:r>
+        <w:t xml:space="preserve"> в реальном времени.</w:t>
       </w:r>
     </w:p>
     <w:p>
@@ -7493,7 +7838,15 @@
         <w:pStyle w:val="25"/>
       </w:pPr>
       <w:r>
-        <w:t>Для разработки системы целесообразно использовать мультимодальный подход, объединяющий свёрточные нейронные сети</w:t>
+        <w:t xml:space="preserve">Для разработки системы целесообразно использовать мультимодальный подход, объединяющий </w:t>
+      </w:r>
+      <w:proofErr w:type="spellStart"/>
+      <w:r>
+        <w:t>свёрточные</w:t>
+      </w:r>
+      <w:proofErr w:type="spellEnd"/>
+      <w:r>
+        <w:t xml:space="preserve"> нейронные сети</w:t>
       </w:r>
       <w:r>
         <w:t xml:space="preserve"> </w:t>
@@ -7515,7 +7868,15 @@
     </w:p>
     <w:p>
       <w:r>
-        <w:t>Цель исследования: разработка автоматизированной системы проведения видеовстреч с мультимодальным анализом эмоционального состояния и речевой активности участников на основе методов искусственного интеллекта.</w:t>
+        <w:t xml:space="preserve">Цель исследования: разработка автоматизированной системы проведения </w:t>
+      </w:r>
+      <w:proofErr w:type="spellStart"/>
+      <w:r>
+        <w:t>видеовстреч</w:t>
+      </w:r>
+      <w:proofErr w:type="spellEnd"/>
+      <w:r>
+        <w:t xml:space="preserve"> с мультимодальным анализом эмоционального состояния и речевой активности участников на основе методов искусственного интеллекта.</w:t>
       </w:r>
     </w:p>
     <w:p>
@@ -7598,7 +7959,15 @@
         </w:numPr>
       </w:pPr>
       <w:r>
-        <w:t>Разработка модуля обработки видеопотока для анализа выражений лица участников видеовстречи.</w:t>
+        <w:t xml:space="preserve">Разработка модуля обработки видеопотока для анализа выражений лица участников </w:t>
+      </w:r>
+      <w:proofErr w:type="spellStart"/>
+      <w:r>
+        <w:t>видеовстречи</w:t>
+      </w:r>
+      <w:proofErr w:type="spellEnd"/>
+      <w:r>
+        <w:t>.</w:t>
       </w:r>
     </w:p>
     <w:p>
@@ -7610,7 +7979,15 @@
         </w:numPr>
       </w:pPr>
       <w:r>
-        <w:t>Разработка модуля обработки аудиопотока для транскрибации речи и анализа её эмоциональной окраски.</w:t>
+        <w:t xml:space="preserve">Разработка модуля обработки аудиопотока для </w:t>
+      </w:r>
+      <w:proofErr w:type="spellStart"/>
+      <w:r>
+        <w:t>транскрибации</w:t>
+      </w:r>
+      <w:proofErr w:type="spellEnd"/>
+      <w:r>
+        <w:t xml:space="preserve"> речи и анализа её эмоциональной окраски.</w:t>
       </w:r>
     </w:p>
     <w:p>
@@ -7709,7 +8086,35 @@
         <w:rPr>
           <w:lang w:bidi="ru-RU"/>
         </w:rPr>
-        <w:t>В качестве основного языка программирования для разработки клиентской части системы был выбран TypeScript в сочетании с библиотекой React. Данный стек обеспечивает создание высокопроизводительных одностраничных приложений с типизированным кодом, что повышает надёжность разработки и упрощает дальнейшую поддержку системы.</w:t>
+        <w:t xml:space="preserve">В качестве основного языка программирования для разработки клиентской части системы был выбран </w:t>
+      </w:r>
+      <w:proofErr w:type="spellStart"/>
+      <w:r>
+        <w:rPr>
+          <w:lang w:bidi="ru-RU"/>
+        </w:rPr>
+        <w:t>TypeScript</w:t>
+      </w:r>
+      <w:proofErr w:type="spellEnd"/>
+      <w:r>
+        <w:rPr>
+          <w:lang w:bidi="ru-RU"/>
+        </w:rPr>
+        <w:t xml:space="preserve"> в сочетании с библиотекой </w:t>
+      </w:r>
+      <w:proofErr w:type="spellStart"/>
+      <w:r>
+        <w:rPr>
+          <w:lang w:bidi="ru-RU"/>
+        </w:rPr>
+        <w:t>React</w:t>
+      </w:r>
+      <w:proofErr w:type="spellEnd"/>
+      <w:r>
+        <w:rPr>
+          <w:lang w:bidi="ru-RU"/>
+        </w:rPr>
+        <w:t>. Данный стек обеспечивает создание высокопроизводительных одностраничных приложений с типизированным кодом, что повышает надёжность разработки и упрощает дальнейшую поддержку системы.</w:t>
       </w:r>
     </w:p>
     <w:p>
@@ -7808,7 +8213,35 @@
         <w:rPr>
           <w:lang w:bidi="ru-RU"/>
         </w:rPr>
-        <w:t>Для реализации серверной логики, маршрутизации и обработки сетевых соединений использовался язык программирования Go (Golang). Он применяется для построения REST API, управления WebSocket-подключениями и координации обмена данными между участниками встречи и аналитическими модулями.</w:t>
+        <w:t>Для реализации серверной логики, маршрутизации и обработки сетевых соединений использовался язык программирования Go (</w:t>
+      </w:r>
+      <w:proofErr w:type="spellStart"/>
+      <w:r>
+        <w:rPr>
+          <w:lang w:bidi="ru-RU"/>
+        </w:rPr>
+        <w:t>Golang</w:t>
+      </w:r>
+      <w:proofErr w:type="spellEnd"/>
+      <w:r>
+        <w:rPr>
+          <w:lang w:bidi="ru-RU"/>
+        </w:rPr>
+        <w:t xml:space="preserve">). Он применяется для построения REST API, управления </w:t>
+      </w:r>
+      <w:proofErr w:type="spellStart"/>
+      <w:r>
+        <w:rPr>
+          <w:lang w:bidi="ru-RU"/>
+        </w:rPr>
+        <w:t>WebSocket</w:t>
+      </w:r>
+      <w:proofErr w:type="spellEnd"/>
+      <w:r>
+        <w:rPr>
+          <w:lang w:bidi="ru-RU"/>
+        </w:rPr>
+        <w:t>-подключениями и координации обмена данными между участниками встречи и аналитическими модулями.</w:t>
       </w:r>
     </w:p>
     <w:p>
@@ -7907,7 +8340,21 @@
           <w:lang w:bidi="ru-RU"/>
         </w:rPr>
         <w:lastRenderedPageBreak/>
-        <w:t>Для реализации модулей мультимодального анализа (распознавание эмоционального состояния, транскрибация речи) применялся язык программирования Python. Он используется в составе отдельного AI-шлюза и сервиса распознавания речи для обработки видеопотока и аудиосигналов.</w:t>
+        <w:t xml:space="preserve">Для реализации модулей мультимодального анализа (распознавание эмоционального состояния, </w:t>
+      </w:r>
+      <w:proofErr w:type="spellStart"/>
+      <w:r>
+        <w:rPr>
+          <w:lang w:bidi="ru-RU"/>
+        </w:rPr>
+        <w:t>транскрибация</w:t>
+      </w:r>
+      <w:proofErr w:type="spellEnd"/>
+      <w:r>
+        <w:rPr>
+          <w:lang w:bidi="ru-RU"/>
+        </w:rPr>
+        <w:t xml:space="preserve"> речи) применялся язык программирования Python. Он используется в составе отдельного AI-шлюза и сервиса распознавания речи для обработки видеопотока и аудиосигналов.</w:t>
       </w:r>
     </w:p>
     <w:p>
@@ -7938,7 +8385,49 @@
         <w:rPr>
           <w:lang w:bidi="ru-RU"/>
         </w:rPr>
-        <w:t>Наличие специализированных библиотек для работы с нейронными сетями и обработки мультимедиа (OpenCV, FastAPI, faster-whisper)</w:t>
+        <w:t>Наличие специализированных библиотек для работы с нейронными сетями и обработки мультимедиа (</w:t>
+      </w:r>
+      <w:proofErr w:type="spellStart"/>
+      <w:r>
+        <w:rPr>
+          <w:lang w:bidi="ru-RU"/>
+        </w:rPr>
+        <w:t>OpenCV</w:t>
+      </w:r>
+      <w:proofErr w:type="spellEnd"/>
+      <w:r>
+        <w:rPr>
+          <w:lang w:bidi="ru-RU"/>
+        </w:rPr>
+        <w:t xml:space="preserve">, </w:t>
+      </w:r>
+      <w:proofErr w:type="spellStart"/>
+      <w:r>
+        <w:rPr>
+          <w:lang w:bidi="ru-RU"/>
+        </w:rPr>
+        <w:t>FastAPI</w:t>
+      </w:r>
+      <w:proofErr w:type="spellEnd"/>
+      <w:r>
+        <w:rPr>
+          <w:lang w:bidi="ru-RU"/>
+        </w:rPr>
+        <w:t xml:space="preserve">, </w:t>
+      </w:r>
+      <w:proofErr w:type="spellStart"/>
+      <w:r>
+        <w:rPr>
+          <w:lang w:bidi="ru-RU"/>
+        </w:rPr>
+        <w:t>faster-whisper</w:t>
+      </w:r>
+      <w:proofErr w:type="spellEnd"/>
+      <w:r>
+        <w:rPr>
+          <w:lang w:bidi="ru-RU"/>
+        </w:rPr>
+        <w:t>)</w:t>
       </w:r>
       <w:r>
         <w:rPr>
@@ -8132,7 +8621,21 @@
         <w:rPr>
           <w:lang w:bidi="ru-RU"/>
         </w:rPr>
-        <w:t>Для хранения данных о пользователях, сессиях, событиях аналитики и результатах анализа была выбрана система управления базами данных PostgreSQL. Данная СУБД обеспечивает:</w:t>
+        <w:t xml:space="preserve">Для хранения данных о пользователях, сессиях, событиях аналитики и результатах анализа была выбрана система управления базами данных </w:t>
+      </w:r>
+      <w:proofErr w:type="spellStart"/>
+      <w:r>
+        <w:rPr>
+          <w:lang w:bidi="ru-RU"/>
+        </w:rPr>
+        <w:t>PostgreSQL</w:t>
+      </w:r>
+      <w:proofErr w:type="spellEnd"/>
+      <w:r>
+        <w:rPr>
+          <w:lang w:bidi="ru-RU"/>
+        </w:rPr>
+        <w:t>. Данная СУБД обеспечивает:</w:t>
       </w:r>
     </w:p>
     <w:p>
@@ -8150,7 +8653,21 @@
         <w:rPr>
           <w:lang w:bidi="ru-RU"/>
         </w:rPr>
-        <w:t>Надёжное хранение структурированных и полуструктурированных данных, включая поддержку формата JSONB для гибкого сохранения аналитических событий;</w:t>
+        <w:t xml:space="preserve">Надёжное хранение структурированных и </w:t>
+      </w:r>
+      <w:proofErr w:type="spellStart"/>
+      <w:r>
+        <w:rPr>
+          <w:lang w:bidi="ru-RU"/>
+        </w:rPr>
+        <w:t>полуструктурированных</w:t>
+      </w:r>
+      <w:proofErr w:type="spellEnd"/>
+      <w:r>
+        <w:rPr>
+          <w:lang w:bidi="ru-RU"/>
+        </w:rPr>
+        <w:t xml:space="preserve"> данных, включая поддержку формата JSONB для гибкого сохранения аналитических событий;</w:t>
       </w:r>
     </w:p>
     <w:p>
@@ -8491,10 +9008,10 @@
           <w:noProof/>
         </w:rPr>
         <w:drawing>
-          <wp:inline distT="0" distB="0" distL="0" distR="0" wp14:anchorId="7DCF0AFE" wp14:editId="5E8BD349">
-            <wp:extent cx="5937885" cy="4857115"/>
-            <wp:effectExtent l="0" t="0" r="5715" b="635"/>
-            <wp:docPr id="13" name="Рисунок 13"/>
+          <wp:inline distT="0" distB="0" distL="0" distR="0" wp14:anchorId="71CA1DE7" wp14:editId="4F55CEAF">
+            <wp:extent cx="5940425" cy="4744720"/>
+            <wp:effectExtent l="0" t="0" r="3175" b="0"/>
+            <wp:docPr id="7" name="Рисунок 7"/>
             <wp:cNvGraphicFramePr>
               <a:graphicFrameLocks xmlns:a="http://schemas.openxmlformats.org/drawingml/2006/main" noChangeAspect="1"/>
             </wp:cNvGraphicFramePr>
@@ -8502,7 +9019,7 @@
               <a:graphicData uri="http://schemas.openxmlformats.org/drawingml/2006/picture">
                 <pic:pic xmlns:pic="http://schemas.openxmlformats.org/drawingml/2006/picture">
                   <pic:nvPicPr>
-                    <pic:cNvPr id="0" name="Picture 2"/>
+                    <pic:cNvPr id="0" name="Picture 1"/>
                     <pic:cNvPicPr>
                       <a:picLocks noChangeAspect="1" noChangeArrowheads="1"/>
                     </pic:cNvPicPr>
@@ -8523,7 +9040,7 @@
                   <pic:spPr bwMode="auto">
                     <a:xfrm>
                       <a:off x="0" y="0"/>
-                      <a:ext cx="5937885" cy="4857115"/>
+                      <a:ext cx="5940425" cy="4744720"/>
                     </a:xfrm>
                     <a:prstGeom prst="rect">
                       <a:avLst/>
@@ -8539,6 +9056,11 @@
           </wp:inline>
         </w:drawing>
       </w:r>
+    </w:p>
+    <w:p>
+      <w:pPr>
+        <w:ind w:firstLine="0"/>
+      </w:pPr>
       <w:bookmarkStart w:id="22" w:name="_Ref229765268"/>
     </w:p>
     <w:p>
@@ -8637,10 +9159,7 @@
       </w:pPr>
       <w:r>
         <w:lastRenderedPageBreak/>
-        <w:t>К</w:t>
-      </w:r>
-      <w:r>
-        <w:t>онфигурация</w:t>
+        <w:t>Профиль конфигурации анализа</w:t>
       </w:r>
       <w:r>
         <w:t xml:space="preserve"> — параметры анализа (выбор категорий эмоций, пороговые значения, интервал обработки).</w:t>
@@ -8736,7 +9255,7 @@
         </w:numPr>
       </w:pPr>
       <w:r>
-        <w:t>Веб-камера — устройство захвата видеопотока для анализа лица;</w:t>
+        <w:t>Видеопоток — канал передачи визуальных данных от веб-камер участников;</w:t>
       </w:r>
     </w:p>
     <w:p>
@@ -8748,10 +9267,7 @@
         </w:numPr>
       </w:pPr>
       <w:r>
-        <w:t>Сервер</w:t>
-      </w:r>
-      <w:r>
-        <w:t xml:space="preserve"> — вычислительная платформа для обработки данных и выполнения нейросетевых вычислений;</w:t>
+        <w:t>Аудиопоток — канал передачи звуковых данных от микрофонов участников;</w:t>
       </w:r>
     </w:p>
     <w:p>
@@ -8763,10 +9279,10 @@
         </w:numPr>
       </w:pPr>
       <w:r>
-        <w:t>Клиентское приложение</w:t>
-      </w:r>
-      <w:r>
-        <w:t xml:space="preserve"> — программный интерфейс для взаимодействия HR-специалиста с системой;</w:t>
+        <w:t>Сервер</w:t>
+      </w:r>
+      <w:r>
+        <w:t xml:space="preserve"> — вычислительная платформа для обработки данных и выполнения нейросетевых вычислений;</w:t>
       </w:r>
     </w:p>
     <w:p>
@@ -8778,6 +9294,21 @@
         </w:numPr>
       </w:pPr>
       <w:r>
+        <w:t>Клиентское приложение</w:t>
+      </w:r>
+      <w:r>
+        <w:t xml:space="preserve"> — программный интерфейс для взаимодействия HR-специалиста с системой;</w:t>
+      </w:r>
+    </w:p>
+    <w:p>
+      <w:pPr>
+        <w:pStyle w:val="af9"/>
+        <w:numPr>
+          <w:ilvl w:val="0"/>
+          <w:numId w:val="4"/>
+        </w:numPr>
+      </w:pPr>
+      <w:r>
         <w:t>Пользователь (HR-специалист)</w:t>
       </w:r>
       <w:r>
@@ -8786,12 +9317,15 @@
     </w:p>
     <w:p>
       <w:r>
-        <w:t>В рамках данной модели система выполняет преобразование входной информации, поступающей от пользователя и внешних источников, в аналитический отчёт об эмоциональном состоянии. Управление процессом осуществляется за счёт заданных алгоритмов обработки, используемых моделей анализа, а также нормативных ограничений, регламентирующих обработку персональных данных.</w:t>
-      </w:r>
-    </w:p>
-    <w:p>
+        <w:t xml:space="preserve">В рамках данной модели система выполняет преобразование входной информации, поступающей от пользователя и внешних источников, в аналитический отчёт об эмоциональном состоянии. Управление процессом осуществляется за счёт заданных алгоритмов обработки, используемых </w:t>
+      </w:r>
       <w:r>
         <w:lastRenderedPageBreak/>
+        <w:t>моделей анализа, а также нормативных ограничений, регламентирующих обработку персональных данных.</w:t>
+      </w:r>
+    </w:p>
+    <w:p>
+      <w:r>
         <w:t>Механизмы обеспечивают техническую и пользовательскую реализацию процесса: сбор данных (веб-камера), их обработку (сервер), взаимодействие с интерфейсом (клиент) и принятие решений (пользователь).</w:t>
       </w:r>
     </w:p>
@@ -8931,15 +9465,13 @@
       </w:pPr>
       <w:r>
         <w:rPr>
-          <w:rFonts w:eastAsiaTheme="minorHAnsi"/>
           <w:noProof/>
-          <w:lang w:eastAsia="en-US" w:bidi="he-IL"/>
         </w:rPr>
         <w:drawing>
-          <wp:inline distT="0" distB="0" distL="0" distR="0" wp14:anchorId="08AFA2E7" wp14:editId="3EE62E85">
-            <wp:extent cx="5926455" cy="3079750"/>
-            <wp:effectExtent l="0" t="0" r="0" b="6350"/>
-            <wp:docPr id="14" name="Рисунок 14"/>
+          <wp:inline distT="0" distB="0" distL="0" distR="0" wp14:anchorId="1058030B" wp14:editId="05FF1E6A">
+            <wp:extent cx="5940425" cy="3026410"/>
+            <wp:effectExtent l="0" t="0" r="3175" b="2540"/>
+            <wp:docPr id="12" name="Рисунок 12"/>
             <wp:cNvGraphicFramePr>
               <a:graphicFrameLocks xmlns:a="http://schemas.openxmlformats.org/drawingml/2006/main" noChangeAspect="1"/>
             </wp:cNvGraphicFramePr>
@@ -8968,7 +9500,7 @@
                   <pic:spPr bwMode="auto">
                     <a:xfrm>
                       <a:off x="0" y="0"/>
-                      <a:ext cx="5926455" cy="3079750"/>
+                      <a:ext cx="5940425" cy="3026410"/>
                     </a:xfrm>
                     <a:prstGeom prst="rect">
                       <a:avLst/>
@@ -8987,6 +9519,15 @@
     </w:p>
     <w:p>
       <w:pPr>
+        <w:ind w:firstLine="0"/>
+        <w:rPr>
+          <w:rFonts w:eastAsiaTheme="minorHAnsi"/>
+          <w:lang w:eastAsia="en-US" w:bidi="he-IL"/>
+        </w:rPr>
+      </w:pPr>
+    </w:p>
+    <w:p>
+      <w:pPr>
         <w:pStyle w:val="affc"/>
       </w:pPr>
       <w:r>
@@ -9088,14 +9629,22 @@
         <w:rPr>
           <w:rFonts w:eastAsiaTheme="minorHAnsi"/>
         </w:rPr>
-        <w:t xml:space="preserve">Данный блок описывает процесс инициации и проведения онлайн-сессии взаимодействия между участниками. HR-специалист создаёт конфигурацию анализа, формирует запрос на создание сессии и приглашает </w:t>
-      </w:r>
+        <w:lastRenderedPageBreak/>
+        <w:t xml:space="preserve">Данный блок описывает процесс инициации и проведения онлайн-сессии взаимодействия между участниками. HR-специалист создаёт конфигурацию анализа, формирует запрос на создание сессии и приглашает участников через механизм </w:t>
+      </w:r>
+      <w:proofErr w:type="spellStart"/>
       <w:r>
         <w:rPr>
           <w:rFonts w:eastAsiaTheme="minorHAnsi"/>
         </w:rPr>
-        <w:lastRenderedPageBreak/>
-        <w:t>участников через механизм инвайт-ссылок. В ходе сессии осуществляется захват мультимодальных данных от всех подключённых пользователей.</w:t>
+        <w:t>инвайт</w:t>
+      </w:r>
+      <w:proofErr w:type="spellEnd"/>
+      <w:r>
+        <w:rPr>
+          <w:rFonts w:eastAsiaTheme="minorHAnsi"/>
+        </w:rPr>
+        <w:t>-ссылок. В ходе сессии осуществляется захват мультимодальных данных от всех подключённых пользователей.</w:t>
       </w:r>
     </w:p>
     <w:p>
@@ -9376,14 +9925,8 @@
         <w:rPr>
           <w:rFonts w:eastAsiaTheme="minorHAnsi"/>
         </w:rPr>
-        <w:t xml:space="preserve">На данном этапе собранные мультимодальные данные проходят первичную обработку и подготовку к анализу. Видеопоток подвергается нормализации яркости и контрастности, детекции лиц и выравниванию </w:t>
-      </w:r>
-      <w:r>
-        <w:rPr>
-          <w:rFonts w:eastAsiaTheme="minorHAnsi"/>
-        </w:rPr>
         <w:lastRenderedPageBreak/>
-        <w:t>геометрии. Аудиопоток проходит фильтрацию фонового шума, приведение к единой частоте дискретизации и сегментацию. Извне применяются алгоритмы детекции для выделения релевантных областей.</w:t>
+        <w:t>На данном этапе собранные мультимодальные данные проходят первичную обработку и подготовку к анализу. Видеопоток подвергается нормализации яркости и контрастности, детекции лиц и выравниванию геометрии. Аудиопоток проходит фильтрацию фонового шума, приведение к единой частоте дискретизации и сегментацию. Извне применяются алгоритмы детекции для выделения релевантных областей.</w:t>
       </w:r>
     </w:p>
     <w:p>
@@ -9450,7 +9993,7 @@
         <w:rPr>
           <w:rFonts w:eastAsiaTheme="minorHAnsi"/>
         </w:rPr>
-        <w:t>Данные конфигурации анализа — параметры обработки (разрешение, частота дискретизации, пороги детекции).</w:t>
+        <w:t>Профиль конфигурации анализа — параметры анализа (выбор категорий эмоций, пороговые значения, интервал обработки).</w:t>
       </w:r>
     </w:p>
     <w:p>
@@ -9543,7 +10086,21 @@
         <w:rPr>
           <w:rFonts w:eastAsiaTheme="minorHAnsi"/>
         </w:rPr>
-        <w:t>Признаки видео — нормализованные и выровненные изображения лиц, ключевые точки (landmarks);</w:t>
+        <w:t>Признаки видео — нормализованные и выровненные изображения лиц, ключевые точки (</w:t>
+      </w:r>
+      <w:proofErr w:type="spellStart"/>
+      <w:r>
+        <w:rPr>
+          <w:rFonts w:eastAsiaTheme="minorHAnsi"/>
+        </w:rPr>
+        <w:t>landmarks</w:t>
+      </w:r>
+      <w:proofErr w:type="spellEnd"/>
+      <w:r>
+        <w:rPr>
+          <w:rFonts w:eastAsiaTheme="minorHAnsi"/>
+        </w:rPr>
+        <w:t>);</w:t>
       </w:r>
     </w:p>
     <w:p>
@@ -9561,7 +10118,21 @@
         <w:rPr>
           <w:rFonts w:eastAsiaTheme="minorHAnsi"/>
         </w:rPr>
-        <w:t>Признаки аудио — мел-частотные кепстральные коэффициенты (MFCC) и другие акустические признаки.</w:t>
+        <w:t xml:space="preserve">Признаки аудио — мел-частотные </w:t>
+      </w:r>
+      <w:proofErr w:type="spellStart"/>
+      <w:r>
+        <w:rPr>
+          <w:rFonts w:eastAsiaTheme="minorHAnsi"/>
+        </w:rPr>
+        <w:t>кепстральные</w:t>
+      </w:r>
+      <w:proofErr w:type="spellEnd"/>
+      <w:r>
+        <w:rPr>
+          <w:rFonts w:eastAsiaTheme="minorHAnsi"/>
+        </w:rPr>
+        <w:t xml:space="preserve"> коэффициенты (MFCC) и другие акустические признаки.</w:t>
       </w:r>
     </w:p>
     <w:p>
@@ -9592,27 +10163,89 @@
         <w:rPr>
           <w:rFonts w:eastAsiaTheme="minorHAnsi"/>
         </w:rPr>
-        <w:t>На данном этапе извлечённые признаки передаются в модули классификации на основе предобученных нейронных сетей. Видеоданные анализируются свёрточной нейронной сетью (CNN) для классификации выражений лица, аудиоданные — рекуррентной нейронной сетью (RNN) для распознавания голосовых характеристик. Параллельно выполняется транскрибация речи с помощью модели автоматического распознавания речи (ASR) и анализ тональности текста с использованием NLP-модели. Для каждого входного сигнала модель выдаёт оценку принадлежности к классу эмоций (argmax).</w:t>
-      </w:r>
-    </w:p>
-    <w:p>
-      <w:pPr>
+        <w:t xml:space="preserve">На данном этапе извлечённые признаки передаются в модули классификации на основе </w:t>
+      </w:r>
+      <w:proofErr w:type="spellStart"/>
+      <w:r>
         <w:rPr>
           <w:rFonts w:eastAsiaTheme="minorHAnsi"/>
         </w:rPr>
-      </w:pPr>
-    </w:p>
-    <w:p>
-      <w:pPr>
+        <w:t>предобученных</w:t>
+      </w:r>
+      <w:proofErr w:type="spellEnd"/>
+      <w:r>
         <w:rPr>
           <w:rFonts w:eastAsiaTheme="minorHAnsi"/>
         </w:rPr>
-      </w:pPr>
+        <w:t xml:space="preserve"> нейронных сетей. Видеоданные анализируются </w:t>
+      </w:r>
+      <w:proofErr w:type="spellStart"/>
       <w:r>
         <w:rPr>
           <w:rFonts w:eastAsiaTheme="minorHAnsi"/>
         </w:rPr>
+        <w:t>свёрточной</w:t>
+      </w:r>
+      <w:proofErr w:type="spellEnd"/>
+      <w:r>
+        <w:rPr>
+          <w:rFonts w:eastAsiaTheme="minorHAnsi"/>
+        </w:rPr>
+        <w:t xml:space="preserve"> нейронной сетью (CNN) для классификации выражений лица, аудиоданные — рекуррентной нейронной сетью (RNN) для распознавания голосовых характеристик. Параллельно выполняется </w:t>
+      </w:r>
+      <w:proofErr w:type="spellStart"/>
+      <w:r>
+        <w:rPr>
+          <w:rFonts w:eastAsiaTheme="minorHAnsi"/>
+        </w:rPr>
+        <w:t>транскрибация</w:t>
+      </w:r>
+      <w:proofErr w:type="spellEnd"/>
+      <w:r>
+        <w:rPr>
+          <w:rFonts w:eastAsiaTheme="minorHAnsi"/>
+        </w:rPr>
+        <w:t xml:space="preserve"> речи с помощью модели автоматического распознавания речи (ASR) и анализ тональности текста с использованием NLP-модели. Для </w:t>
+      </w:r>
+      <w:r>
+        <w:rPr>
+          <w:rFonts w:eastAsiaTheme="minorHAnsi"/>
+        </w:rPr>
         <w:lastRenderedPageBreak/>
+        <w:t>каждого входного сигнала модель выдаёт оценку принадлежности к классу эмоций (</w:t>
+      </w:r>
+      <w:proofErr w:type="spellStart"/>
+      <w:r>
+        <w:rPr>
+          <w:rFonts w:eastAsiaTheme="minorHAnsi"/>
+        </w:rPr>
+        <w:t>argmax</w:t>
+      </w:r>
+      <w:proofErr w:type="spellEnd"/>
+      <w:r>
+        <w:rPr>
+          <w:rFonts w:eastAsiaTheme="minorHAnsi"/>
+        </w:rPr>
+        <w:t>).</w:t>
+      </w:r>
+    </w:p>
+    <w:p>
+      <w:pPr>
+        <w:rPr>
+          <w:rFonts w:eastAsiaTheme="minorHAnsi"/>
+        </w:rPr>
+      </w:pPr>
+    </w:p>
+    <w:p>
+      <w:pPr>
+        <w:rPr>
+          <w:rFonts w:eastAsiaTheme="minorHAnsi"/>
+        </w:rPr>
+      </w:pPr>
+      <w:r>
+        <w:rPr>
+          <w:rFonts w:eastAsiaTheme="minorHAnsi"/>
+        </w:rPr>
         <w:t>Входы:</w:t>
       </w:r>
     </w:p>
@@ -9698,7 +10331,21 @@
         <w:rPr>
           <w:rFonts w:eastAsiaTheme="minorHAnsi"/>
         </w:rPr>
-        <w:t>Модели и алгоритмы анализа эмоций — обученные нейронные сети (CNN для видео, RNN для аудио, ASR для транскрибации, NLP для анализа тональности) и правила классификации.</w:t>
+        <w:t xml:space="preserve">Модели и алгоритмы анализа эмоций — обученные нейронные сети (CNN для видео, RNN для аудио, ASR для </w:t>
+      </w:r>
+      <w:proofErr w:type="spellStart"/>
+      <w:r>
+        <w:rPr>
+          <w:rFonts w:eastAsiaTheme="minorHAnsi"/>
+        </w:rPr>
+        <w:t>транскрибации</w:t>
+      </w:r>
+      <w:proofErr w:type="spellEnd"/>
+      <w:r>
+        <w:rPr>
+          <w:rFonts w:eastAsiaTheme="minorHAnsi"/>
+        </w:rPr>
+        <w:t>, NLP для анализа тональности) и правила классификации.</w:t>
       </w:r>
     </w:p>
     <w:p>
@@ -9791,7 +10438,35 @@
         <w:rPr>
           <w:rFonts w:eastAsiaTheme="minorHAnsi"/>
         </w:rPr>
-        <w:t>Завершающий этап обработки, на котором результаты анализа агрегируются по временным окнам и преобразуются в структурированный аналитический отчёт. Применяется эвристический подход позднего слияния (late fusion): статистика эмоций, временные шкалы активности, ключевые фразы из транскрипта и метрики вовлечённости объединяются в единый документ. Отчёт формируется по выбранной форме (PDF, CSV, JSON) и становится доступным HR-специалисту для принятия управленческих решений.</w:t>
+        <w:t>Завершающий этап обработки, на котором результаты анализа агрегируются по временным окнам и преобразуются в структурированный аналитический отчёт. Применяется эвристический подход позднего слияния (</w:t>
+      </w:r>
+      <w:proofErr w:type="spellStart"/>
+      <w:r>
+        <w:rPr>
+          <w:rFonts w:eastAsiaTheme="minorHAnsi"/>
+        </w:rPr>
+        <w:t>late</w:t>
+      </w:r>
+      <w:proofErr w:type="spellEnd"/>
+      <w:r>
+        <w:rPr>
+          <w:rFonts w:eastAsiaTheme="minorHAnsi"/>
+        </w:rPr>
+        <w:t xml:space="preserve"> </w:t>
+      </w:r>
+      <w:proofErr w:type="spellStart"/>
+      <w:r>
+        <w:rPr>
+          <w:rFonts w:eastAsiaTheme="minorHAnsi"/>
+        </w:rPr>
+        <w:t>fusion</w:t>
+      </w:r>
+      <w:proofErr w:type="spellEnd"/>
+      <w:r>
+        <w:rPr>
+          <w:rFonts w:eastAsiaTheme="minorHAnsi"/>
+        </w:rPr>
+        <w:t>): статистика эмоций, временные шкалы активности, ключевые фразы из транскрипта и метрики вовлечённости объединяются в единый документ. Отчёт формируется по выбранной форме (PDF, CSV, JSON) и становится доступным HR-специалисту для принятия управленческих решений.</w:t>
       </w:r>
     </w:p>
     <w:p>
@@ -9822,6 +10497,7 @@
         <w:rPr>
           <w:rFonts w:eastAsiaTheme="minorHAnsi"/>
         </w:rPr>
+        <w:lastRenderedPageBreak/>
         <w:t>Результаты анализа — классифицированные эмоции, транскрипты, метрики тональности;</w:t>
       </w:r>
     </w:p>
@@ -9840,7 +10516,6 @@
         <w:rPr>
           <w:rFonts w:eastAsiaTheme="minorHAnsi"/>
         </w:rPr>
-        <w:lastRenderedPageBreak/>
         <w:t>Данные конфигурации анализа — параметры агрегации и форматирования отчёта.</w:t>
       </w:r>
     </w:p>
@@ -9996,7 +10671,21 @@
         <w:rPr>
           <w:rFonts w:eastAsiaTheme="minorHAnsi"/>
         </w:rPr>
-        <w:t>Таким образом, декомпозиция IDEF0-диаграммы детализирует функциональную структуру системы, показывая последовательность этапов обработки мультимодальных данных от захвата медиапотоков до формирования аналитического отчёта, а также определяя ресурсы и управляющие факторы для каждого подпроцесса.</w:t>
+        <w:t xml:space="preserve">Таким образом, декомпозиция IDEF0-диаграммы детализирует функциональную структуру системы, показывая последовательность этапов обработки мультимодальных данных от захвата </w:t>
+      </w:r>
+      <w:proofErr w:type="spellStart"/>
+      <w:r>
+        <w:rPr>
+          <w:rFonts w:eastAsiaTheme="minorHAnsi"/>
+        </w:rPr>
+        <w:t>медиапотоков</w:t>
+      </w:r>
+      <w:proofErr w:type="spellEnd"/>
+      <w:r>
+        <w:rPr>
+          <w:rFonts w:eastAsiaTheme="minorHAnsi"/>
+        </w:rPr>
+        <w:t xml:space="preserve"> до формирования аналитического отчёта, а также определяя ресурсы и управляющие факторы для каждого подпроцесса.</w:t>
       </w:r>
     </w:p>
     <w:p>
@@ -10680,7 +11369,15 @@
         </w:numPr>
       </w:pPr>
       <w:r>
-        <w:t>Сеанс видеовстречи — ключевая сущность бизнес-процесса, описывающая жизненный цикл мероприятия (от создания до завершения).</w:t>
+        <w:t xml:space="preserve">Сеанс </w:t>
+      </w:r>
+      <w:proofErr w:type="spellStart"/>
+      <w:r>
+        <w:t>видеовстречи</w:t>
+      </w:r>
+      <w:proofErr w:type="spellEnd"/>
+      <w:r>
+        <w:t xml:space="preserve"> — ключевая сущность бизнес-процесса, описывающая жизненный цикл мероприятия (от создания до завершения).</w:t>
       </w:r>
     </w:p>
     <w:p>
@@ -10717,7 +11414,23 @@
         <w:t>Все с</w:t>
       </w:r>
       <w:r>
-        <w:t>вязи между сущностями имеют характер «один-ко-многим» (1:М). Центральной точкой агрегации является «Сеанс видеовстречи»: одна сессия порождает множество участников, событий аналитики, сообщений чата и итоговых отчётов. Пользователь, в свою очередь, может быть организатором множества сессий и иметь несколько активных токенов обновления.</w:t>
+        <w:t>вязи между сущностями имеют характер «один-ко-многим» (</w:t>
+      </w:r>
+      <w:proofErr w:type="gramStart"/>
+      <w:r>
+        <w:t>1:М</w:t>
+      </w:r>
+      <w:proofErr w:type="gramEnd"/>
+      <w:r>
+        <w:t xml:space="preserve">). Центральной точкой агрегации является «Сеанс </w:t>
+      </w:r>
+      <w:proofErr w:type="spellStart"/>
+      <w:r>
+        <w:t>видеовстречи</w:t>
+      </w:r>
+      <w:proofErr w:type="spellEnd"/>
+      <w:r>
+        <w:t>»: одна сессия порождает множество участников, событий аналитики, сообщений чата и итоговых отчётов. Пользователь, в свою очередь, может быть организатором множества сессий и иметь несколько активных токенов обновления.</w:t>
       </w:r>
     </w:p>
     <w:p>
@@ -13591,8 +14304,20 @@
           <w:bCs w:val="0"/>
           <w:color w:val="000000"/>
         </w:rPr>
-        <w:t>Сеанс видеовстречи</w:t>
-      </w:r>
+        <w:t xml:space="preserve">Сеанс </w:t>
+      </w:r>
+      <w:proofErr w:type="spellStart"/>
+      <w:r>
+        <w:rPr>
+          <w:rStyle w:val="aff2"/>
+          <w:rFonts w:eastAsia="Microsoft YaHei"/>
+          <w:b w:val="0"/>
+          <w:bCs w:val="0"/>
+          <w:color w:val="000000"/>
+        </w:rPr>
+        <w:t>видеовстречи</w:t>
+      </w:r>
+      <w:proofErr w:type="spellEnd"/>
       <w:r>
         <w:rPr>
           <w:rFonts w:eastAsia="Microsoft YaHei"/>
@@ -13723,8 +14448,19 @@
           <w:i w:val="0"/>
           <w:iCs w:val="0"/>
         </w:rPr>
-        <w:t>Сеанс видеовстречи</w:t>
-      </w:r>
+        <w:t xml:space="preserve">Сеанс </w:t>
+      </w:r>
+      <w:proofErr w:type="spellStart"/>
+      <w:r>
+        <w:rPr>
+          <w:rStyle w:val="ae"/>
+          <w:rFonts w:eastAsia="Microsoft YaHei"/>
+          <w:i w:val="0"/>
+          <w:iCs w:val="0"/>
+        </w:rPr>
+        <w:t>видеовстречи</w:t>
+      </w:r>
+      <w:proofErr w:type="spellEnd"/>
       <w:r>
         <w:rPr>
           <w:rStyle w:val="ae"/>
@@ -14075,12 +14811,21 @@
                 <w:sz w:val="28"/>
               </w:rPr>
             </w:pPr>
+            <w:proofErr w:type="spellStart"/>
             <w:r>
               <w:rPr>
                 <w:rFonts w:asciiTheme="majorHAnsi" w:hAnsiTheme="majorHAnsi" w:cstheme="majorHAnsi"/>
                 <w:sz w:val="28"/>
               </w:rPr>
-              <w:t>Человекочитаемое наименование сессии</w:t>
+              <w:t>Человекочитаемое</w:t>
+            </w:r>
+            <w:proofErr w:type="spellEnd"/>
+            <w:r>
+              <w:rPr>
+                <w:rFonts w:asciiTheme="majorHAnsi" w:hAnsiTheme="majorHAnsi" w:cstheme="majorHAnsi"/>
+                <w:sz w:val="28"/>
+              </w:rPr>
+              <w:t xml:space="preserve"> наименование сессии</w:t>
             </w:r>
           </w:p>
         </w:tc>
@@ -15640,7 +16385,21 @@
         <w:rPr>
           <w:rFonts w:eastAsia="Microsoft YaHei"/>
         </w:rPr>
-        <w:t>выходные данные модуля искусственного интеллекта, содержащие информацию о распознанных эмоциях, результатах транскрибации речи и расчетных метриках.</w:t>
+        <w:t xml:space="preserve">выходные данные модуля искусственного интеллекта, содержащие информацию о распознанных эмоциях, результатах </w:t>
+      </w:r>
+      <w:proofErr w:type="spellStart"/>
+      <w:r>
+        <w:rPr>
+          <w:rFonts w:eastAsia="Microsoft YaHei"/>
+        </w:rPr>
+        <w:t>транскрибации</w:t>
+      </w:r>
+      <w:proofErr w:type="spellEnd"/>
+      <w:r>
+        <w:rPr>
+          <w:rFonts w:eastAsia="Microsoft YaHei"/>
+        </w:rPr>
+        <w:t xml:space="preserve"> речи и расчетных метриках.</w:t>
       </w:r>
     </w:p>
     <w:p>
@@ -19048,7 +19807,21 @@
         <w:rPr>
           <w:rFonts w:eastAsia="Microsoft YaHei"/>
         </w:rPr>
-        <w:t>Данная информационная модель обеспечивает структурированное хранение и обработку данных для разрабатываемой системы, позволяя эффективно управлять доступом, отслеживать жизненный цикл видеосессий, сохранять результаты анализа в гибком формате и обеспечивать целостность данных при каскадном удалении завершённых встреч.</w:t>
+        <w:t xml:space="preserve">Данная информационная модель обеспечивает структурированное хранение и обработку данных для разрабатываемой системы, позволяя эффективно управлять доступом, отслеживать жизненный цикл </w:t>
+      </w:r>
+      <w:proofErr w:type="spellStart"/>
+      <w:r>
+        <w:rPr>
+          <w:rFonts w:eastAsia="Microsoft YaHei"/>
+        </w:rPr>
+        <w:t>видеосессий</w:t>
+      </w:r>
+      <w:proofErr w:type="spellEnd"/>
+      <w:r>
+        <w:rPr>
+          <w:rFonts w:eastAsia="Microsoft YaHei"/>
+        </w:rPr>
+        <w:t>, сохранять результаты анализа в гибком формате и обеспечивать целостность данных при каскадном удалении завершённых встреч.</w:t>
       </w:r>
     </w:p>
     <w:p>
@@ -19076,7 +19849,21 @@
         <w:rPr>
           <w:rFonts w:eastAsia="Microsoft YaHei"/>
         </w:rPr>
-        <w:t xml:space="preserve">На этапе логического проектирования концептуальная модель была трансформирована в схему реляционной базы данных с учётом специфики выбранной СУБД PostgreSQL. Логическая модель </w:t>
+        <w:t xml:space="preserve">На этапе логического проектирования концептуальная модель была трансформирована в схему реляционной базы данных с учётом специфики выбранной СУБД </w:t>
+      </w:r>
+      <w:proofErr w:type="spellStart"/>
+      <w:r>
+        <w:rPr>
+          <w:rFonts w:eastAsia="Microsoft YaHei"/>
+        </w:rPr>
+        <w:t>PostgreSQL</w:t>
+      </w:r>
+      <w:proofErr w:type="spellEnd"/>
+      <w:r>
+        <w:rPr>
+          <w:rFonts w:eastAsia="Microsoft YaHei"/>
+        </w:rPr>
+        <w:t xml:space="preserve">. Логическая модель </w:t>
       </w:r>
       <w:r>
         <w:rPr>
@@ -19328,7 +20115,21 @@
         <w:rPr>
           <w:rFonts w:eastAsia="Microsoft YaHei"/>
         </w:rPr>
-        <w:t>Первичные и внешние ключи. Во всех таблицах в качестве первичных ключей используются уникальные идентификаторы записей. Внешние ключи обеспечивают ссылочную целостность между связанными сущностями: например, каждая запись в таблице «Участник встречи» ссылается на конкретный сеанс видеовстречи.</w:t>
+        <w:t xml:space="preserve">Первичные и внешние ключи. Во всех таблицах в качестве первичных ключей используются уникальные идентификаторы записей. Внешние ключи обеспечивают ссылочную целостность между связанными сущностями: например, каждая запись в таблице «Участник встречи» ссылается на конкретный сеанс </w:t>
+      </w:r>
+      <w:proofErr w:type="spellStart"/>
+      <w:r>
+        <w:rPr>
+          <w:rFonts w:eastAsia="Microsoft YaHei"/>
+        </w:rPr>
+        <w:t>видеовстречи</w:t>
+      </w:r>
+      <w:proofErr w:type="spellEnd"/>
+      <w:r>
+        <w:rPr>
+          <w:rFonts w:eastAsia="Microsoft YaHei"/>
+        </w:rPr>
+        <w:t>.</w:t>
       </w:r>
     </w:p>
     <w:p>
@@ -19346,7 +20147,21 @@
         <w:rPr>
           <w:rFonts w:eastAsia="Microsoft YaHei"/>
         </w:rPr>
-        <w:t xml:space="preserve">Ограничения уникальности. Ряд полей имеет ограничение уникальности: адрес электронной почты пользователя, хеш токена обновления, клиентский идентификатор сообщения чата. Это </w:t>
+        <w:t xml:space="preserve">Ограничения уникальности. Ряд полей имеет ограничение уникальности: адрес электронной почты пользователя, </w:t>
+      </w:r>
+      <w:proofErr w:type="spellStart"/>
+      <w:r>
+        <w:rPr>
+          <w:rFonts w:eastAsia="Microsoft YaHei"/>
+        </w:rPr>
+        <w:t>хеш</w:t>
+      </w:r>
+      <w:proofErr w:type="spellEnd"/>
+      <w:r>
+        <w:rPr>
+          <w:rFonts w:eastAsia="Microsoft YaHei"/>
+        </w:rPr>
+        <w:t xml:space="preserve"> токена обновления, клиентский идентификатор сообщения чата. Это </w:t>
       </w:r>
       <w:r>
         <w:rPr>
@@ -19371,7 +20186,35 @@
         <w:rPr>
           <w:rFonts w:eastAsia="Microsoft YaHei"/>
         </w:rPr>
-        <w:t>Гибкое хранение аналитики. Для полей, содержащих результаты работы нейросетей (полезные данные событий аналитики, данные отчёта, снимок конфигурации), предусмотрена возможность хранения полуструктурированных данных. Это позволяет сохранять разнородные результаты ИИ-моделей (координаты landmark-точек, словари вероятностей эмоций, транскрипты) без необходимости частого изменения схемы базы данных.</w:t>
+        <w:t xml:space="preserve">Гибкое хранение аналитики. Для полей, содержащих результаты работы нейросетей (полезные данные событий аналитики, данные отчёта, снимок конфигурации), предусмотрена возможность хранения </w:t>
+      </w:r>
+      <w:proofErr w:type="spellStart"/>
+      <w:r>
+        <w:rPr>
+          <w:rFonts w:eastAsia="Microsoft YaHei"/>
+        </w:rPr>
+        <w:t>полуструктурированных</w:t>
+      </w:r>
+      <w:proofErr w:type="spellEnd"/>
+      <w:r>
+        <w:rPr>
+          <w:rFonts w:eastAsia="Microsoft YaHei"/>
+        </w:rPr>
+        <w:t xml:space="preserve"> данных. Это позволяет сохранять разнородные результаты ИИ-моделей (координаты </w:t>
+      </w:r>
+      <w:proofErr w:type="spellStart"/>
+      <w:r>
+        <w:rPr>
+          <w:rFonts w:eastAsia="Microsoft YaHei"/>
+        </w:rPr>
+        <w:t>landmark</w:t>
+      </w:r>
+      <w:proofErr w:type="spellEnd"/>
+      <w:r>
+        <w:rPr>
+          <w:rFonts w:eastAsia="Microsoft YaHei"/>
+        </w:rPr>
+        <w:t>-точек, словари вероятностей эмоций, транскрипты) без необходимости частого изменения схемы базы данных.</w:t>
       </w:r>
     </w:p>
     <w:p>
@@ -19389,7 +20232,21 @@
         <w:rPr>
           <w:rFonts w:eastAsia="Microsoft YaHei"/>
         </w:rPr>
-        <w:t>Ссылочная целостность и каскадное удаление. Все внешние ключи, связывающие дочерние таблицы (участники, события, отчёты, сообщения чата) с родительской таблицей сеанса видеовстречи, настроены с правилом каскадного удаления. Это гарантирует, что при удалении завершённой или тестовой встречи все связанные с ней данные будут автоматически очищены.</w:t>
+        <w:t xml:space="preserve">Ссылочная целостность и каскадное удаление. Все внешние ключи, связывающие дочерние таблицы (участники, события, отчёты, сообщения чата) с родительской таблицей сеанса </w:t>
+      </w:r>
+      <w:proofErr w:type="spellStart"/>
+      <w:r>
+        <w:rPr>
+          <w:rFonts w:eastAsia="Microsoft YaHei"/>
+        </w:rPr>
+        <w:t>видеовстречи</w:t>
+      </w:r>
+      <w:proofErr w:type="spellEnd"/>
+      <w:r>
+        <w:rPr>
+          <w:rFonts w:eastAsia="Microsoft YaHei"/>
+        </w:rPr>
+        <w:t>, настроены с правилом каскадного удаления. Это гарантирует, что при удалении завершённой или тестовой встречи все связанные с ней данные будут автоматически очищены.</w:t>
       </w:r>
     </w:p>
     <w:p>
@@ -19483,7 +20340,23 @@
         <w:contextualSpacing/>
       </w:pPr>
       <w:r>
-        <w:t>Разработанный программный комплекс представляет собой веб-платформу для планирования онлайн-сессий, проведения видеовстреч в браузере, сбора мультимодальной аналитики (речь, мимика, эмоции) и формирования отчётности для организатора. Архитектура системы построена по клиент-серверной модели с выделением ресурсоёмких задач искусственного интеллекта в отдельные микросервисы.</w:t>
+        <w:t xml:space="preserve">Разработанный программный комплекс представляет собой веб-платформу для планирования онлайн-сессий, проведения </w:t>
+      </w:r>
+      <w:proofErr w:type="spellStart"/>
+      <w:r>
+        <w:t>видеовстреч</w:t>
+      </w:r>
+      <w:proofErr w:type="spellEnd"/>
+      <w:r>
+        <w:t xml:space="preserve"> в браузере, сбора мультимодальной аналитики (речь, мимика, эмоции) и формирования отчётности для организатора. Архитектура системы построена по клиент-серверной модели с выделением ресурсоёмких задач искусственного интеллекта в отдельные </w:t>
+      </w:r>
+      <w:proofErr w:type="spellStart"/>
+      <w:r>
+        <w:t>микросервисы</w:t>
+      </w:r>
+      <w:proofErr w:type="spellEnd"/>
+      <w:r>
+        <w:t>.</w:t>
       </w:r>
     </w:p>
     <w:p>
@@ -19491,7 +20364,23 @@
         <w:contextualSpacing/>
       </w:pPr>
       <w:r>
-        <w:t>Комплекс организован в виде монорепозитория, что обеспечивает согласованность интерфейсов, упрощает управление зависимостями и ускоряет процесс разработки. Оркестрация сервисов осуществляется с помощью средств контейнеризации, поддерживающих базовый профиль (клиентская часть, серверная часть, СУБД) и опциональный профиль искусственного интеллекта (AI-шлюз, сервис распознавания речи).</w:t>
+        <w:t xml:space="preserve">Комплекс организован в виде </w:t>
+      </w:r>
+      <w:proofErr w:type="spellStart"/>
+      <w:r>
+        <w:t>монорепозитория</w:t>
+      </w:r>
+      <w:proofErr w:type="spellEnd"/>
+      <w:r>
+        <w:t xml:space="preserve">, что обеспечивает согласованность интерфейсов, упрощает управление зависимостями и ускоряет процесс разработки. </w:t>
+      </w:r>
+      <w:proofErr w:type="spellStart"/>
+      <w:r>
+        <w:t>Оркестрация</w:t>
+      </w:r>
+      <w:proofErr w:type="spellEnd"/>
+      <w:r>
+        <w:t xml:space="preserve"> сервисов осуществляется с помощью средств контейнеризации, поддерживающих базовый профиль (клиентская часть, серверная часть, СУБД) и опциональный профиль искусственного интеллекта (AI-шлюз, сервис распознавания речи).</w:t>
       </w:r>
     </w:p>
     <w:p>
@@ -19522,8 +20411,29 @@
           <w:numId w:val="4"/>
         </w:numPr>
       </w:pPr>
-      <w:r>
-        <w:t>WebSocket – для низкозадержочного обмена медиаданными, событиями встречи, потоковой аналитикой и чатом в реальном времени.</w:t>
+      <w:proofErr w:type="spellStart"/>
+      <w:r>
+        <w:t>WebSocket</w:t>
+      </w:r>
+      <w:proofErr w:type="spellEnd"/>
+      <w:r>
+        <w:t xml:space="preserve"> – для </w:t>
+      </w:r>
+      <w:proofErr w:type="spellStart"/>
+      <w:r>
+        <w:t>низкозадержочного</w:t>
+      </w:r>
+      <w:proofErr w:type="spellEnd"/>
+      <w:r>
+        <w:t xml:space="preserve"> обмена </w:t>
+      </w:r>
+      <w:proofErr w:type="spellStart"/>
+      <w:r>
+        <w:t>медиаданными</w:t>
+      </w:r>
+      <w:proofErr w:type="spellEnd"/>
+      <w:r>
+        <w:t>, событиями встречи, потоковой аналитикой и чатом в реальном времени.</w:t>
       </w:r>
     </w:p>
     <w:p>
@@ -19552,7 +20462,31 @@
         <w:contextualSpacing/>
       </w:pPr>
       <w:r>
-        <w:t>Клиентская часть реализована как одностраничное приложение (SPA) на базе стека React, TypeScript и сборщика Vite. Интерфейс спроектирован с учётом принципов компонентного подхода и разделения ответственности.</w:t>
+        <w:t xml:space="preserve">Клиентская часть реализована как одностраничное приложение (SPA) на базе стека </w:t>
+      </w:r>
+      <w:proofErr w:type="spellStart"/>
+      <w:r>
+        <w:t>React</w:t>
+      </w:r>
+      <w:proofErr w:type="spellEnd"/>
+      <w:r>
+        <w:t xml:space="preserve">, </w:t>
+      </w:r>
+      <w:proofErr w:type="spellStart"/>
+      <w:r>
+        <w:t>TypeScript</w:t>
+      </w:r>
+      <w:proofErr w:type="spellEnd"/>
+      <w:r>
+        <w:t xml:space="preserve"> и сборщика </w:t>
+      </w:r>
+      <w:proofErr w:type="spellStart"/>
+      <w:r>
+        <w:t>Vite</w:t>
+      </w:r>
+      <w:proofErr w:type="spellEnd"/>
+      <w:r>
+        <w:t>. Интерфейс спроектирован с учётом принципов компонентного подхода и разделения ответственности.</w:t>
       </w:r>
     </w:p>
     <w:p>
@@ -19595,8 +20529,21 @@
           <w:numId w:val="4"/>
         </w:numPr>
       </w:pPr>
-      <w:r>
-        <w:t>WebSocket-механизм обеспечивает автоматическое переподключение, обработку сигналов активности и маршрутизацию входящих событий. Разбор доменных событий делегирован специализированной функции, которая обновляет состояние, показывает уведомления и реагирует на завершение встречи.</w:t>
+      <w:proofErr w:type="spellStart"/>
+      <w:r>
+        <w:t>WebSocket</w:t>
+      </w:r>
+      <w:proofErr w:type="spellEnd"/>
+      <w:r>
+        <w:t xml:space="preserve">-механизм обеспечивает автоматическое </w:t>
+      </w:r>
+      <w:proofErr w:type="spellStart"/>
+      <w:r>
+        <w:t>переподключение</w:t>
+      </w:r>
+      <w:proofErr w:type="spellEnd"/>
+      <w:r>
+        <w:t>, обработку сигналов активности и маршрутизацию входящих событий. Разбор доменных событий делегирован специализированной функции, которая обновляет состояние, показывает уведомления и реагирует на завершение встречи.</w:t>
       </w:r>
     </w:p>
     <w:p>
@@ -19613,7 +20560,6 @@
     </w:p>
     <w:p>
       <w:pPr>
-        <w:ind w:firstLine="0"/>
         <w:contextualSpacing/>
       </w:pPr>
       <w:r>
@@ -19806,7 +20752,15 @@
       <w:bookmarkStart w:id="38" w:name="_Toc229467891"/>
       <w:bookmarkStart w:id="39" w:name="_Toc232928775"/>
       <w:r>
-        <w:t>Серверный модуль управления сессиями и WebSocket-коммуникации</w:t>
+        <w:t xml:space="preserve">Серверный модуль управления сессиями и </w:t>
+      </w:r>
+      <w:proofErr w:type="spellStart"/>
+      <w:r>
+        <w:t>WebSocket</w:t>
+      </w:r>
+      <w:proofErr w:type="spellEnd"/>
+      <w:r>
+        <w:t>-коммуникации</w:t>
       </w:r>
       <w:bookmarkEnd w:id="38"/>
       <w:bookmarkEnd w:id="39"/>
@@ -19816,7 +20770,15 @@
         <w:contextualSpacing/>
       </w:pPr>
       <w:r>
-        <w:t>Серверная часть написана на языке Go с использованием веб-фреймворка Gin. Точка входа выполняет инициализацию подключения к СУБД, настройку CORS, регистрацию промежуточного ПО и маршрутов.</w:t>
+        <w:t xml:space="preserve">Серверная часть написана на языке Go с использованием веб-фреймворка </w:t>
+      </w:r>
+      <w:proofErr w:type="spellStart"/>
+      <w:r>
+        <w:t>Gin</w:t>
+      </w:r>
+      <w:proofErr w:type="spellEnd"/>
+      <w:r>
+        <w:t>. Точка входа выполняет инициализацию подключения к СУБД, настройку CORS, регистрацию промежуточного ПО и маршрутов.</w:t>
       </w:r>
     </w:p>
     <w:p>
@@ -19836,7 +20798,15 @@
         </w:numPr>
       </w:pPr>
       <w:r>
-        <w:t>Цепочка middleware: восстановление после сбоев → идентификация запроса → логирование доступа → CORS → ограничение попыток входа → проверка аутентификации. Такая последовательность обеспечивает отказоустойчивость, аудит запросов, защиту от подбора паролей и контроль доступа.</w:t>
+        <w:t xml:space="preserve">Цепочка </w:t>
+      </w:r>
+      <w:proofErr w:type="spellStart"/>
+      <w:r>
+        <w:t>middleware</w:t>
+      </w:r>
+      <w:proofErr w:type="spellEnd"/>
+      <w:r>
+        <w:t>: восстановление после сбоев → идентификация запроса → логирование доступа → CORS → ограничение попыток входа → проверка аутентификации. Такая последовательность обеспечивает отказоустойчивость, аудит запросов, защиту от подбора паролей и контроль доступа.</w:t>
       </w:r>
     </w:p>
     <w:p>
@@ -19847,8 +20817,13 @@
           <w:numId w:val="4"/>
         </w:numPr>
       </w:pPr>
-      <w:r>
-        <w:t>WebSocket-хаб управляет пулом соединений по идентификатору сессии. При получении сообщения о присоединении сервер сохраняет метаданные подключения, рассылает событие о новом участнике всем клиентам и отправляет новому участнику текущий список присутствующих.</w:t>
+      <w:proofErr w:type="spellStart"/>
+      <w:r>
+        <w:t>WebSocket</w:t>
+      </w:r>
+      <w:proofErr w:type="spellEnd"/>
+      <w:r>
+        <w:t>-хаб управляет пулом соединений по идентификатору сессии. При получении сообщения о присоединении сервер сохраняет метаданные подключения, рассылает событие о новом участнике всем клиентам и отправляет новому участнику текущий список присутствующих.</w:t>
       </w:r>
     </w:p>
     <w:p>
@@ -19860,11 +20835,27 @@
         </w:numPr>
       </w:pPr>
       <w:r>
-        <w:t xml:space="preserve">Обработка медиа-событий: сообщения типов «кадр», «аудио», «сообщение чата» маршрутизируются к зарегистрированным обработчикам. События аналитики (текстовый анализ, аудиоанализ, </w:t>
+        <w:t xml:space="preserve">Обработка медиа-событий: сообщения типов «кадр», «аудио», «сообщение чата» маршрутизируются к зарегистрированным обработчикам. События аналитики (текстовый анализ, </w:t>
+      </w:r>
+      <w:proofErr w:type="spellStart"/>
+      <w:r>
+        <w:t>аудиоанализ</w:t>
+      </w:r>
+      <w:proofErr w:type="spellEnd"/>
+      <w:r>
+        <w:t xml:space="preserve">, </w:t>
       </w:r>
       <w:r>
         <w:lastRenderedPageBreak/>
-        <w:t>анализ лица, эмоции) записываются в таблицу событий и одновременно транслируются клиентам. Отладочные сообщения не сохраняются в БД, а сразу передаются по WebSocket для снижения нагрузки на дисковую подсистему.</w:t>
+        <w:t xml:space="preserve">анализ лица, эмоции) записываются в таблицу событий и одновременно транслируются клиентам. Отладочные сообщения не сохраняются в БД, а сразу передаются по </w:t>
+      </w:r>
+      <w:proofErr w:type="spellStart"/>
+      <w:r>
+        <w:t>WebSocket</w:t>
+      </w:r>
+      <w:proofErr w:type="spellEnd"/>
+      <w:r>
+        <w:t xml:space="preserve"> для снижения нагрузки на дисковую подсистему.</w:t>
       </w:r>
     </w:p>
     <w:p>
@@ -19896,7 +20887,15 @@
         <w:contextualSpacing/>
       </w:pPr>
       <w:r>
-        <w:t>Подсистема безопасности реализована на основе архитектуры без сохранения состояния (stateless) с применением технологии JWT. Процесс аутентификации пользователя состоит из следующих этапов</w:t>
+        <w:t>Подсистема безопасности реализована на основе архитектуры без сохранения состояния (</w:t>
+      </w:r>
+      <w:proofErr w:type="spellStart"/>
+      <w:r>
+        <w:t>stateless</w:t>
+      </w:r>
+      <w:proofErr w:type="spellEnd"/>
+      <w:r>
+        <w:t>) с применением технологии JWT. Процесс аутентификации пользователя состоит из следующих этапов</w:t>
       </w:r>
       <w:r>
         <w:t>:</w:t>
@@ -19911,7 +20910,15 @@
         <w:contextualSpacing/>
       </w:pPr>
       <w:r>
-        <w:t>Проверку учётных данных через запрос входа с валидацией хеша пароля.</w:t>
+        <w:t xml:space="preserve">Проверку учётных данных через запрос входа с валидацией </w:t>
+      </w:r>
+      <w:proofErr w:type="spellStart"/>
+      <w:r>
+        <w:t>хеша</w:t>
+      </w:r>
+      <w:proofErr w:type="spellEnd"/>
+      <w:r>
+        <w:t xml:space="preserve"> пароля.</w:t>
       </w:r>
     </w:p>
     <w:p>
@@ -19979,7 +20986,15 @@
         </w:numPr>
       </w:pPr>
       <w:r>
-        <w:t>В продакшн-окружении предполагается использование HTTPS/WSS, строгих CORS-правил и безопасных cookie для токенов обновления.</w:t>
+        <w:t xml:space="preserve">В продакшн-окружении предполагается использование HTTPS/WSS, строгих CORS-правил и безопасных </w:t>
+      </w:r>
+      <w:proofErr w:type="spellStart"/>
+      <w:r>
+        <w:t>cookie</w:t>
+      </w:r>
+      <w:proofErr w:type="spellEnd"/>
+      <w:r>
+        <w:t xml:space="preserve"> для токенов обновления.</w:t>
       </w:r>
     </w:p>
     <w:p>
@@ -19989,17 +21004,30 @@
       <w:bookmarkStart w:id="42" w:name="_Toc229467893"/>
       <w:bookmarkStart w:id="43" w:name="_Toc232928777"/>
       <w:r>
-        <w:t>Модуль захвата и передачи медиапотоков</w:t>
+        <w:t xml:space="preserve">Модуль захвата и передачи </w:t>
+      </w:r>
+      <w:proofErr w:type="spellStart"/>
+      <w:r>
+        <w:t>медиапотоков</w:t>
       </w:r>
       <w:bookmarkEnd w:id="42"/>
       <w:bookmarkEnd w:id="43"/>
+      <w:proofErr w:type="spellEnd"/>
     </w:p>
     <w:p>
       <w:pPr>
         <w:contextualSpacing/>
       </w:pPr>
       <w:r>
-        <w:t>Захват медиаданных на стороне клиента реализован через нативные браузерные API без использования сторонних плагинов.</w:t>
+        <w:t xml:space="preserve">Захват </w:t>
+      </w:r>
+      <w:proofErr w:type="spellStart"/>
+      <w:r>
+        <w:t>медиаданных</w:t>
+      </w:r>
+      <w:proofErr w:type="spellEnd"/>
+      <w:r>
+        <w:t xml:space="preserve"> на стороне клиента реализован через нативные браузерные API без использования сторонних плагинов.</w:t>
       </w:r>
     </w:p>
     <w:p>
@@ -20015,7 +21043,23 @@
       </w:r>
       <w:r>
         <w:lastRenderedPageBreak/>
-        <w:t>применяется стратегия кумулятивного накопления чанков: вместо отправки изолированных фрагментов система формирует непрерывный буфер, содержащий инициализирующий сегмент и последующие кластеры. Буфер кодируется в Base64 и отправляется по WebSocket с заданным интервалом или по достижению лимита размера.</w:t>
+        <w:t xml:space="preserve">применяется стратегия кумулятивного накопления </w:t>
+      </w:r>
+      <w:proofErr w:type="spellStart"/>
+      <w:r>
+        <w:t>чанков</w:t>
+      </w:r>
+      <w:proofErr w:type="spellEnd"/>
+      <w:r>
+        <w:t xml:space="preserve">: вместо отправки изолированных фрагментов система формирует непрерывный буфер, содержащий инициализирующий сегмент и последующие кластеры. Буфер кодируется в Base64 и отправляется по </w:t>
+      </w:r>
+      <w:proofErr w:type="spellStart"/>
+      <w:r>
+        <w:t>WebSocket</w:t>
+      </w:r>
+      <w:proofErr w:type="spellEnd"/>
+      <w:r>
+        <w:t xml:space="preserve"> с заданным интервалом или по достижению лимита размера.</w:t>
       </w:r>
     </w:p>
     <w:p>
@@ -20027,7 +21071,23 @@
         </w:numPr>
       </w:pPr>
       <w:r>
-        <w:t>Видео: кадры для анализа лица захватываются с видеоэлемента через canvas с фиксированным интервалом. Изображение конвертируется в JPEG Base64 и передаётся типом «кадр». Такой подход балансирует между частотой обновления аналитики и пропускной способностью канала.</w:t>
+        <w:t xml:space="preserve">Видео: кадры для анализа лица захватываются с </w:t>
+      </w:r>
+      <w:proofErr w:type="spellStart"/>
+      <w:r>
+        <w:t>видеоэлемента</w:t>
+      </w:r>
+      <w:proofErr w:type="spellEnd"/>
+      <w:r>
+        <w:t xml:space="preserve"> через </w:t>
+      </w:r>
+      <w:proofErr w:type="spellStart"/>
+      <w:r>
+        <w:t>canvas</w:t>
+      </w:r>
+      <w:proofErr w:type="spellEnd"/>
+      <w:r>
+        <w:t xml:space="preserve"> с фиксированным интервалом. Изображение конвертируется в JPEG Base64 и передаётся типом «кадр». Такой подход балансирует между частотой обновления аналитики и пропускной способностью канала.</w:t>
       </w:r>
     </w:p>
     <w:p>
@@ -20070,11 +21130,21 @@
     </w:p>
     <w:p>
       <w:r>
-        <w:t xml:space="preserve">Для анализа видеопотока используется сверточная нейронная сеть (CNN), которая обучается на датасете изображений лиц (например, FER2013). Классификация эмоций (радость, грусть, гнев и т.д.) выполняется с помощью функции активации </w:t>
-      </w:r>
+        <w:t xml:space="preserve">Для анализа видеопотока используется </w:t>
+      </w:r>
+      <w:proofErr w:type="spellStart"/>
+      <w:r>
+        <w:t>сверточная</w:t>
+      </w:r>
+      <w:proofErr w:type="spellEnd"/>
+      <w:r>
+        <w:t xml:space="preserve"> нейронная сеть (CNN), которая обучается на датасете изображений лиц (например, FER2013). Классификация эмоций (радость, грусть, гнев и т.д.) выполняется с помощью функции активации </w:t>
+      </w:r>
+      <w:proofErr w:type="spellStart"/>
       <w:r>
         <w:t>Softmax</w:t>
       </w:r>
+      <w:proofErr w:type="spellEnd"/>
       <w:r>
         <w:t>:</w:t>
       </w:r>
@@ -20412,8 +21482,21 @@
         <w:t xml:space="preserve">Для оценки качества модели используется функция потерь </w:t>
       </w:r>
       <w:r>
-        <w:t>Cross-Entropy Loss</w:t>
-      </w:r>
+        <w:t>Cross-</w:t>
+      </w:r>
+      <w:proofErr w:type="spellStart"/>
+      <w:r>
+        <w:t>Entropy</w:t>
+      </w:r>
+      <w:proofErr w:type="spellEnd"/>
+      <w:r>
+        <w:t xml:space="preserve"> </w:t>
+      </w:r>
+      <w:proofErr w:type="spellStart"/>
+      <w:r>
+        <w:t>Loss</w:t>
+      </w:r>
+      <w:proofErr w:type="spellEnd"/>
       <w:r>
         <w:t>:</w:t>
       </w:r>
@@ -20807,7 +21890,39 @@
     </w:p>
     <w:p>
       <w:r>
-        <w:t>Для анализа аудиопотока применяются мел-частотные кепстральные коэффициенты (MFCC), которые извлекаются из голосовых данных. Классификация выполняется рекуррентной нейронной сетью (RNN) с функцией активации Softmax. Точность модели также оценивается через Cross-Entropy Loss.</w:t>
+        <w:t xml:space="preserve">Для анализа аудиопотока применяются мел-частотные </w:t>
+      </w:r>
+      <w:proofErr w:type="spellStart"/>
+      <w:r>
+        <w:t>кепстральные</w:t>
+      </w:r>
+      <w:proofErr w:type="spellEnd"/>
+      <w:r>
+        <w:t xml:space="preserve"> коэффициенты (MFCC), которые извлекаются из голосовых данных. Классификация выполняется рекуррентной нейронной сетью (RNN) с функцией активации </w:t>
+      </w:r>
+      <w:proofErr w:type="spellStart"/>
+      <w:r>
+        <w:t>Softmax</w:t>
+      </w:r>
+      <w:proofErr w:type="spellEnd"/>
+      <w:r>
+        <w:t>. Точность модели также оценивается через Cross-</w:t>
+      </w:r>
+      <w:proofErr w:type="spellStart"/>
+      <w:r>
+        <w:t>Entropy</w:t>
+      </w:r>
+      <w:proofErr w:type="spellEnd"/>
+      <w:r>
+        <w:t xml:space="preserve"> </w:t>
+      </w:r>
+      <w:proofErr w:type="spellStart"/>
+      <w:r>
+        <w:t>Loss</w:t>
+      </w:r>
+      <w:proofErr w:type="spellEnd"/>
+      <w:r>
+        <w:t>.</w:t>
       </w:r>
     </w:p>
     <w:p>
@@ -20828,6 +21943,7 @@
           <w:numId w:val="4"/>
         </w:numPr>
       </w:pPr>
+      <w:proofErr w:type="spellStart"/>
       <w:r>
         <w:rPr>
           <w:b/>
@@ -20835,6 +21951,7 @@
         </w:rPr>
         <w:t>Accuracy</w:t>
       </w:r>
+      <w:proofErr w:type="spellEnd"/>
       <w:r>
         <w:t>: доля правильно классифицированных эмоций,</w:t>
       </w:r>
@@ -20847,6 +21964,7 @@
           <w:numId w:val="4"/>
         </w:numPr>
       </w:pPr>
+      <w:proofErr w:type="spellStart"/>
       <w:r>
         <w:rPr>
           <w:b/>
@@ -20854,6 +21972,7 @@
         </w:rPr>
         <w:t>Loss</w:t>
       </w:r>
+      <w:proofErr w:type="spellEnd"/>
       <w:r>
         <w:t>: значение функции потерь, отражающее расхождение между предсказаниями и истинными значениями.</w:t>
       </w:r>
@@ -21027,7 +22146,31 @@
     </w:p>
     <w:p>
       <w:r>
-        <w:t>Поток обработки аудиоданных: производится захват аудиочанков, после чего выполняется транскрибация речи с преобразованием аудиосигнала в текстовое представление. Результаты транскрибации сохраняются в базу данных.</w:t>
+        <w:t xml:space="preserve">Поток обработки аудиоданных: производится захват </w:t>
+      </w:r>
+      <w:proofErr w:type="spellStart"/>
+      <w:r>
+        <w:t>аудиочанков</w:t>
+      </w:r>
+      <w:proofErr w:type="spellEnd"/>
+      <w:r>
+        <w:t xml:space="preserve">, после чего выполняется </w:t>
+      </w:r>
+      <w:proofErr w:type="spellStart"/>
+      <w:r>
+        <w:t>транскрибация</w:t>
+      </w:r>
+      <w:proofErr w:type="spellEnd"/>
+      <w:r>
+        <w:t xml:space="preserve"> речи с преобразованием аудиосигнала в текстовое представление. Результаты </w:t>
+      </w:r>
+      <w:proofErr w:type="spellStart"/>
+      <w:r>
+        <w:t>транскрибации</w:t>
+      </w:r>
+      <w:proofErr w:type="spellEnd"/>
+      <w:r>
+        <w:t xml:space="preserve"> сохраняются в базу данных.</w:t>
       </w:r>
     </w:p>
     <w:p>
@@ -21063,7 +22206,15 @@
         <w:contextualSpacing/>
       </w:pPr>
       <w:r>
-        <w:t>Вычислительные задачи ИИ вынесены в отдельный сервис (AI-шлюз) и сервис распознавания речи на языке Python. Шлюз взаимодействует с серверной частью через WebSocket и конфигурируется через JSON-файлы с поддержкой горячей перезагрузки.</w:t>
+        <w:t xml:space="preserve">Вычислительные задачи ИИ вынесены в отдельный сервис (AI-шлюз) и сервис распознавания речи на языке Python. Шлюз взаимодействует с серверной частью через </w:t>
+      </w:r>
+      <w:proofErr w:type="spellStart"/>
+      <w:r>
+        <w:t>WebSocket</w:t>
+      </w:r>
+      <w:proofErr w:type="spellEnd"/>
+      <w:r>
+        <w:t xml:space="preserve"> и конфигурируется через JSON-файлы с поддержкой горячей перезагрузки.</w:t>
       </w:r>
     </w:p>
     <w:p>
@@ -21079,7 +22230,141 @@
         <w:contextualSpacing/>
       </w:pPr>
       <w:r>
-        <w:t>Теоретические основы детекции лиц и распознавания эмоций</w:t>
+        <w:t>Задача распознавания эмоций по выражению лица (</w:t>
+      </w:r>
+      <w:proofErr w:type="spellStart"/>
+      <w:r>
+        <w:t>Facial</w:t>
+      </w:r>
+      <w:proofErr w:type="spellEnd"/>
+      <w:r>
+        <w:t xml:space="preserve"> </w:t>
+      </w:r>
+      <w:proofErr w:type="spellStart"/>
+      <w:r>
+        <w:t>Expression</w:t>
+      </w:r>
+      <w:proofErr w:type="spellEnd"/>
+      <w:r>
+        <w:t xml:space="preserve"> </w:t>
+      </w:r>
+      <w:proofErr w:type="spellStart"/>
+      <w:r>
+        <w:t>Recognition</w:t>
+      </w:r>
+      <w:proofErr w:type="spellEnd"/>
+      <w:r>
+        <w:t>, FER) является одной из ключевых в области компьютерного зрения и аффективных вычислений</w:t>
+      </w:r>
+      <w:r>
+        <w:t>[</w:t>
+      </w:r>
+      <w:r>
+        <w:fldChar w:fldCharType="begin"/>
+      </w:r>
+      <w:r>
+        <w:instrText xml:space="preserve"> REF _Ref229768210 \r \h </w:instrText>
+      </w:r>
+      <w:r>
+        <w:instrText xml:space="preserve"> \* MERGEFORMAT </w:instrText>
+      </w:r>
+      <w:r>
+        <w:fldChar w:fldCharType="separate"/>
+      </w:r>
+      <w:r>
+        <w:t>1</w:t>
+      </w:r>
+      <w:r>
+        <w:fldChar w:fldCharType="end"/>
+      </w:r>
+      <w:r>
+        <w:t>,</w:t>
+      </w:r>
+      <w:r>
+        <w:t xml:space="preserve"> </w:t>
+      </w:r>
+      <w:r>
+        <w:rPr>
+          <w:lang w:val="en-US"/>
+        </w:rPr>
+        <w:fldChar w:fldCharType="begin"/>
+      </w:r>
+      <w:r>
+        <w:instrText xml:space="preserve"> </w:instrText>
+      </w:r>
+      <w:r>
+        <w:rPr>
+          <w:lang w:val="en-US"/>
+        </w:rPr>
+        <w:instrText>REF</w:instrText>
+      </w:r>
+      <w:r>
+        <w:instrText xml:space="preserve"> _</w:instrText>
+      </w:r>
+      <w:r>
+        <w:rPr>
+          <w:lang w:val="en-US"/>
+        </w:rPr>
+        <w:instrText>Ref</w:instrText>
+      </w:r>
+      <w:r>
+        <w:instrText>229768249 \</w:instrText>
+      </w:r>
+      <w:r>
+        <w:rPr>
+          <w:lang w:val="en-US"/>
+        </w:rPr>
+        <w:instrText>r</w:instrText>
+      </w:r>
+      <w:r>
+        <w:instrText xml:space="preserve"> \</w:instrText>
+      </w:r>
+      <w:r>
+        <w:rPr>
+          <w:lang w:val="en-US"/>
+        </w:rPr>
+        <w:instrText>h</w:instrText>
+      </w:r>
+      <w:r>
+        <w:instrText xml:space="preserve"> </w:instrText>
+      </w:r>
+      <w:r>
+        <w:instrText xml:space="preserve"> \* </w:instrText>
+      </w:r>
+      <w:r>
+        <w:rPr>
+          <w:lang w:val="en-US"/>
+        </w:rPr>
+        <w:instrText>MERGEFORMAT</w:instrText>
+      </w:r>
+      <w:r>
+        <w:instrText xml:space="preserve"> </w:instrText>
+      </w:r>
+      <w:r>
+        <w:rPr>
+          <w:lang w:val="en-US"/>
+        </w:rPr>
+      </w:r>
+      <w:r>
+        <w:rPr>
+          <w:lang w:val="en-US"/>
+        </w:rPr>
+        <w:fldChar w:fldCharType="separate"/>
+      </w:r>
+      <w:r>
+        <w:t>7</w:t>
+      </w:r>
+      <w:r>
+        <w:rPr>
+          <w:lang w:val="en-US"/>
+        </w:rPr>
+        <w:fldChar w:fldCharType="end"/>
+      </w:r>
+      <w:r>
+        <w:t>]</w:t>
+      </w:r>
+      <w:r>
+        <w:t xml:space="preserve"> Современный подход к решению данной задачи включает два основных этапа: детектирование лица и классификацию эмоций.</w:t>
       </w:r>
     </w:p>
     <w:p>
@@ -21087,125 +22372,15 @@
         <w:contextualSpacing/>
       </w:pPr>
       <w:r>
-        <w:t>Задача распознавания эмоций по выражению лица (Facial Expression Recognition, FER) является одной из ключевых в области компьютерного зрения и аффективных вычислений</w:t>
-      </w:r>
-      <w:r>
-        <w:t>[</w:t>
-      </w:r>
-      <w:r>
-        <w:fldChar w:fldCharType="begin"/>
-      </w:r>
-      <w:r>
-        <w:instrText xml:space="preserve"> REF _Ref229768210 \r \h </w:instrText>
-      </w:r>
-      <w:r>
-        <w:instrText xml:space="preserve"> \* MERGEFORMAT </w:instrText>
-      </w:r>
-      <w:r>
-        <w:fldChar w:fldCharType="separate"/>
-      </w:r>
-      <w:r>
-        <w:t>1</w:t>
-      </w:r>
-      <w:r>
-        <w:fldChar w:fldCharType="end"/>
-      </w:r>
-      <w:r>
-        <w:t>,</w:t>
-      </w:r>
-      <w:r>
-        <w:t xml:space="preserve"> </w:t>
-      </w:r>
-      <w:r>
-        <w:rPr>
-          <w:lang w:val="en-US"/>
-        </w:rPr>
-        <w:fldChar w:fldCharType="begin"/>
-      </w:r>
-      <w:r>
-        <w:instrText xml:space="preserve"> </w:instrText>
-      </w:r>
-      <w:r>
-        <w:rPr>
-          <w:lang w:val="en-US"/>
-        </w:rPr>
-        <w:instrText>REF</w:instrText>
-      </w:r>
-      <w:r>
-        <w:instrText xml:space="preserve"> _</w:instrText>
-      </w:r>
-      <w:r>
-        <w:rPr>
-          <w:lang w:val="en-US"/>
-        </w:rPr>
-        <w:instrText>Ref</w:instrText>
-      </w:r>
-      <w:r>
-        <w:instrText>229768249 \</w:instrText>
-      </w:r>
-      <w:r>
-        <w:rPr>
-          <w:lang w:val="en-US"/>
-        </w:rPr>
-        <w:instrText>r</w:instrText>
-      </w:r>
-      <w:r>
-        <w:instrText xml:space="preserve"> \</w:instrText>
-      </w:r>
-      <w:r>
-        <w:rPr>
-          <w:lang w:val="en-US"/>
-        </w:rPr>
-        <w:instrText>h</w:instrText>
-      </w:r>
-      <w:r>
-        <w:instrText xml:space="preserve"> </w:instrText>
-      </w:r>
-      <w:r>
-        <w:instrText xml:space="preserve"> \* </w:instrText>
-      </w:r>
-      <w:r>
-        <w:rPr>
-          <w:lang w:val="en-US"/>
-        </w:rPr>
-        <w:instrText>MERGEFORMAT</w:instrText>
-      </w:r>
-      <w:r>
-        <w:instrText xml:space="preserve"> </w:instrText>
-      </w:r>
-      <w:r>
-        <w:rPr>
-          <w:lang w:val="en-US"/>
-        </w:rPr>
-      </w:r>
-      <w:r>
-        <w:rPr>
-          <w:lang w:val="en-US"/>
-        </w:rPr>
-        <w:fldChar w:fldCharType="separate"/>
-      </w:r>
-      <w:r>
-        <w:t>7</w:t>
-      </w:r>
-      <w:r>
-        <w:rPr>
-          <w:lang w:val="en-US"/>
-        </w:rPr>
-        <w:fldChar w:fldCharType="end"/>
-      </w:r>
-      <w:r>
-        <w:t>]</w:t>
-      </w:r>
-      <w:r>
-        <w:t xml:space="preserve"> Современный подход к решению данной задачи включает два основных этапа: детектирование лица и классификацию эмоций.</w:t>
-      </w:r>
-    </w:p>
-    <w:p>
-      <w:pPr>
-        <w:contextualSpacing/>
-      </w:pPr>
-      <w:r>
-        <w:t>Первым шагом является локализация лица на изображении и определение ключевых точек (landmarks). Для этого применяются следующие подходы:</w:t>
+        <w:t>Первым шагом является локализация лица на изображении и определение ключевых точек (</w:t>
+      </w:r>
+      <w:proofErr w:type="spellStart"/>
+      <w:r>
+        <w:t>landmarks</w:t>
+      </w:r>
+      <w:proofErr w:type="spellEnd"/>
+      <w:r>
+        <w:t>). Для этого применяются следующие подходы:</w:t>
       </w:r>
     </w:p>
     <w:p>
@@ -21217,11 +22392,39 @@
         <w:contextualSpacing/>
       </w:pPr>
       <w:r>
-        <w:t xml:space="preserve">Active Shape Models (ASM) и Active Appearance Models (AAM) – классические статистические методы, которые строят параметрическое представление формы лица на основе обучающей выборки. Эти модели </w:t>
-      </w:r>
-      <w:r>
-        <w:lastRenderedPageBreak/>
-        <w:t>описывают вариации формы и текстуры лица через главные компоненты (PCA).</w:t>
+        <w:t xml:space="preserve">Active </w:t>
+      </w:r>
+      <w:proofErr w:type="spellStart"/>
+      <w:r>
+        <w:t>Shape</w:t>
+      </w:r>
+      <w:proofErr w:type="spellEnd"/>
+      <w:r>
+        <w:t xml:space="preserve"> </w:t>
+      </w:r>
+      <w:proofErr w:type="spellStart"/>
+      <w:r>
+        <w:t>Models</w:t>
+      </w:r>
+      <w:proofErr w:type="spellEnd"/>
+      <w:r>
+        <w:t xml:space="preserve"> (ASM) и Active </w:t>
+      </w:r>
+      <w:proofErr w:type="spellStart"/>
+      <w:r>
+        <w:t>Appearance</w:t>
+      </w:r>
+      <w:proofErr w:type="spellEnd"/>
+      <w:r>
+        <w:t xml:space="preserve"> </w:t>
+      </w:r>
+      <w:proofErr w:type="spellStart"/>
+      <w:r>
+        <w:t>Models</w:t>
+      </w:r>
+      <w:proofErr w:type="spellEnd"/>
+      <w:r>
+        <w:t xml:space="preserve"> (AAM) – классические статистические методы, которые строят параметрическое представление формы лица на основе обучающей выборки. Эти модели описывают вариации формы и текстуры лица через главные компоненты (PCA).</w:t>
       </w:r>
     </w:p>
     <w:p>
@@ -21233,6 +22436,7 @@
         <w:contextualSpacing/>
       </w:pPr>
       <w:r>
+        <w:lastRenderedPageBreak/>
         <w:t>Современные нейросетевые детекторы:</w:t>
       </w:r>
     </w:p>
@@ -21244,8 +22448,29 @@
           <w:numId w:val="4"/>
         </w:numPr>
       </w:pPr>
-      <w:r>
-        <w:t>BlazeFace – легковесная свёрточная нейронная сеть, оптимизированная для работы в реальном времени на мобильных устройствах. Использует якорные точки (anchors) и предсказывает ограничивающие рамки лиц.</w:t>
+      <w:proofErr w:type="spellStart"/>
+      <w:r>
+        <w:t>BlazeFace</w:t>
+      </w:r>
+      <w:proofErr w:type="spellEnd"/>
+      <w:r>
+        <w:t xml:space="preserve"> – легковесная </w:t>
+      </w:r>
+      <w:proofErr w:type="spellStart"/>
+      <w:r>
+        <w:t>свёрточная</w:t>
+      </w:r>
+      <w:proofErr w:type="spellEnd"/>
+      <w:r>
+        <w:t xml:space="preserve"> нейронная сеть, оптимизированная для работы в реальном времени на мобильных устройствах. Использует якорные точки (</w:t>
+      </w:r>
+      <w:proofErr w:type="spellStart"/>
+      <w:r>
+        <w:t>anchors</w:t>
+      </w:r>
+      <w:proofErr w:type="spellEnd"/>
+      <w:r>
+        <w:t>) и предсказывает ограничивающие рамки лиц.</w:t>
       </w:r>
     </w:p>
     <w:p>
@@ -21257,7 +22482,23 @@
         </w:numPr>
       </w:pPr>
       <w:r>
-        <w:t>MTCNN (Multi-task Cascaded CNN) – каскадная архитектура из трёх нейронных сетей, которые последовательно уточняют положение лица и определяют 5 ключевых точек (углы глаз, кончик носа, уголки рта)</w:t>
+        <w:t>MTCNN (Multi-</w:t>
+      </w:r>
+      <w:proofErr w:type="spellStart"/>
+      <w:r>
+        <w:t>task</w:t>
+      </w:r>
+      <w:proofErr w:type="spellEnd"/>
+      <w:r>
+        <w:t xml:space="preserve"> </w:t>
+      </w:r>
+      <w:proofErr w:type="spellStart"/>
+      <w:r>
+        <w:t>Cascaded</w:t>
+      </w:r>
+      <w:proofErr w:type="spellEnd"/>
+      <w:r>
+        <w:t xml:space="preserve"> CNN) – каскадная архитектура из трёх нейронных сетей, которые последовательно уточняют положение лица и определяют 5 ключевых точек (углы глаз, кончик носа, уголки рта)</w:t>
       </w:r>
       <w:r>
         <w:t>[</w:t>
@@ -21292,7 +22533,31 @@
         <w:contextualSpacing/>
       </w:pPr>
       <w:r>
-        <w:t>Принцип работы MTCNN заключается в последовательной обработке изображения тремя нейронными сетями: P-Net (Proposal Network) генерирует кандидаты на расположение лиц, R-Net (Refine Network) отсеивает ложные срабатывания и уточняет границы, O-Net (Output Network) выполняет финальную проверку и определяет пять ключевых точек. Такая каскадная архитектура обеспечивает высокую скорость детекции при сохранении точности. Структура сети MTCNN представлена на рисунке</w:t>
+        <w:t>Принцип работы MTCNN заключается в последовательной обработке изображения тремя нейронными сетями: P-Net (</w:t>
+      </w:r>
+      <w:proofErr w:type="spellStart"/>
+      <w:r>
+        <w:t>Proposal</w:t>
+      </w:r>
+      <w:proofErr w:type="spellEnd"/>
+      <w:r>
+        <w:t xml:space="preserve"> Network) генерирует кандидаты на расположение лиц, R-Net (</w:t>
+      </w:r>
+      <w:proofErr w:type="spellStart"/>
+      <w:r>
+        <w:t>Refine</w:t>
+      </w:r>
+      <w:proofErr w:type="spellEnd"/>
+      <w:r>
+        <w:t xml:space="preserve"> Network) отсеивает ложные срабатывания и уточняет границы, O-Net (</w:t>
+      </w:r>
+      <w:proofErr w:type="spellStart"/>
+      <w:r>
+        <w:t>Output</w:t>
+      </w:r>
+      <w:proofErr w:type="spellEnd"/>
+      <w:r>
+        <w:t xml:space="preserve"> Network) выполняет финальную проверку и определяет пять ключевых точек. Такая каскадная архитектура обеспечивает высокую скорость детекции при сохранении точности. Структура сети MTCNN представлена на рисунке</w:t>
       </w:r>
       <w:r>
         <w:rPr>
@@ -21475,7 +22740,15 @@
         <w:contextualSpacing/>
       </w:pPr>
       <w:r>
-        <w:t>После детектирования выполняется выравнивание (alignment) – геометрическая трансформация лица к каноническому виду на основе ключевых точек. Это повышает точность последующей классификации эмоций.</w:t>
+        <w:t>После детектирования выполняется выравнивание (</w:t>
+      </w:r>
+      <w:proofErr w:type="spellStart"/>
+      <w:r>
+        <w:t>alignment</w:t>
+      </w:r>
+      <w:proofErr w:type="spellEnd"/>
+      <w:r>
+        <w:t>) – геометрическая трансформация лица к каноническому виду на основе ключевых точек. Это повышает точность последующей классификации эмоций.</w:t>
       </w:r>
     </w:p>
     <w:p>
@@ -21483,8 +22756,35 @@
         <w:contextualSpacing/>
       </w:pPr>
       <w:r>
+        <w:t xml:space="preserve">Классификация эмоций выполняется с помощью </w:t>
+      </w:r>
+      <w:proofErr w:type="spellStart"/>
+      <w:r>
+        <w:t>свёрточных</w:t>
+      </w:r>
+      <w:proofErr w:type="spellEnd"/>
+      <w:r>
+        <w:t xml:space="preserve"> нейронных сетей (CNN). В разработанной системе используется библиотека </w:t>
+      </w:r>
+      <w:proofErr w:type="spellStart"/>
+      <w:r>
+        <w:t>DeepFace</w:t>
+      </w:r>
+      <w:proofErr w:type="spellEnd"/>
+      <w:r>
+        <w:t xml:space="preserve">, </w:t>
+      </w:r>
+      <w:r>
         <w:lastRenderedPageBreak/>
-        <w:t>Классификация эмоций выполняется с помощью свёрточных нейронных сетей (CNN). В разработанной системе используется библиотека DeepFace, которая представляет собой мета-библиотеку, включающую несколько предобученных архитектур:</w:t>
+        <w:t xml:space="preserve">которая представляет собой мета-библиотеку, включающую несколько </w:t>
+      </w:r>
+      <w:proofErr w:type="spellStart"/>
+      <w:r>
+        <w:t>предобученных</w:t>
+      </w:r>
+      <w:proofErr w:type="spellEnd"/>
+      <w:r>
+        <w:t xml:space="preserve"> архитектур:</w:t>
       </w:r>
     </w:p>
     <w:p>
@@ -21496,7 +22796,15 @@
         <w:contextualSpacing/>
       </w:pPr>
       <w:r>
-        <w:t>VGG-Face – глубокая сеть с 16-19 свёрточными слоями, изначально обученная для задачи распознавания лиц, но адаптируемая для классификации эмоций.</w:t>
+        <w:t xml:space="preserve">VGG-Face – глубокая сеть с 16-19 </w:t>
+      </w:r>
+      <w:proofErr w:type="spellStart"/>
+      <w:r>
+        <w:t>свёрточными</w:t>
+      </w:r>
+      <w:proofErr w:type="spellEnd"/>
+      <w:r>
+        <w:t xml:space="preserve"> слоями, изначально обученная для задачи распознавания лиц, но адаптируемая для классификации эмоций.</w:t>
       </w:r>
     </w:p>
     <w:p>
@@ -21508,7 +22816,23 @@
         <w:contextualSpacing/>
       </w:pPr>
       <w:r>
-        <w:t>Facenet512 – архитектура, использующая triplet loss для обучения вложений лиц в компактное пространство признаков.</w:t>
+        <w:t xml:space="preserve">Facenet512 – архитектура, использующая </w:t>
+      </w:r>
+      <w:proofErr w:type="spellStart"/>
+      <w:r>
+        <w:t>triplet</w:t>
+      </w:r>
+      <w:proofErr w:type="spellEnd"/>
+      <w:r>
+        <w:t xml:space="preserve"> </w:t>
+      </w:r>
+      <w:proofErr w:type="spellStart"/>
+      <w:r>
+        <w:t>loss</w:t>
+      </w:r>
+      <w:proofErr w:type="spellEnd"/>
+      <w:r>
+        <w:t xml:space="preserve"> для обучения вложений лиц в компактное пространство признаков.</w:t>
       </w:r>
     </w:p>
     <w:p>
@@ -21519,8 +22843,13 @@
         </w:numPr>
         <w:contextualSpacing/>
       </w:pPr>
-      <w:r>
-        <w:t>EfficientNet – семейство сетей, оптимизированных по соотношению точности и вычислительной сложности.</w:t>
+      <w:proofErr w:type="spellStart"/>
+      <w:r>
+        <w:t>EfficientNet</w:t>
+      </w:r>
+      <w:proofErr w:type="spellEnd"/>
+      <w:r>
+        <w:t xml:space="preserve"> – семейство сетей, оптимизированных по соотношению точности и вычислительной сложности.</w:t>
       </w:r>
     </w:p>
     <w:p>
@@ -21528,7 +22857,15 @@
         <w:contextualSpacing/>
       </w:pPr>
       <w:r>
-        <w:t xml:space="preserve">Архитектура VGG-16, лежащая в основе модели VGG-Face, характеризуется использованием малых свёрточных фильтров 3×3 на всех слоях и последовательным увеличением количества каналов с уменьшением пространственной </w:t>
+        <w:t xml:space="preserve">Архитектура VGG-16, лежащая в основе модели VGG-Face, характеризуется использованием малых </w:t>
+      </w:r>
+      <w:proofErr w:type="spellStart"/>
+      <w:r>
+        <w:t>свёрточных</w:t>
+      </w:r>
+      <w:proofErr w:type="spellEnd"/>
+      <w:r>
+        <w:t xml:space="preserve"> фильтров 3×3 на всех слоях и последовательным увеличением количества каналов с уменьшением пространственной </w:t>
       </w:r>
       <w:r>
         <w:t>размерности [</w:t>
@@ -21555,7 +22892,23 @@
         <w:t>]</w:t>
       </w:r>
       <w:r>
-        <w:t>. Сеть содержит 13 свёрточных слоёв и 3 полносвязных слоя, что обеспечивает глубокое извлечение признаков лица. Блок-схема архитектуры VGG-16 представлена на рисунке</w:t>
+        <w:t xml:space="preserve">. Сеть содержит 13 </w:t>
+      </w:r>
+      <w:proofErr w:type="spellStart"/>
+      <w:r>
+        <w:t>свёрточных</w:t>
+      </w:r>
+      <w:proofErr w:type="spellEnd"/>
+      <w:r>
+        <w:t xml:space="preserve"> слоёв и 3 </w:t>
+      </w:r>
+      <w:proofErr w:type="spellStart"/>
+      <w:r>
+        <w:t>полносвязных</w:t>
+      </w:r>
+      <w:proofErr w:type="spellEnd"/>
+      <w:r>
+        <w:t xml:space="preserve"> слоя, что обеспечивает глубокое извлечение признаков лица. Блок-схема архитектуры VGG-16 представлена на рисунке</w:t>
       </w:r>
       <w:r>
         <w:rPr>
@@ -21739,15 +23092,44 @@
         <w:pStyle w:val="3"/>
       </w:pPr>
       <w:r>
-        <w:t>Модель MediaPipe Face Landmarker</w:t>
-      </w:r>
+        <w:t xml:space="preserve">Модель </w:t>
+      </w:r>
+      <w:proofErr w:type="spellStart"/>
+      <w:r>
+        <w:t>MediaPipe</w:t>
+      </w:r>
+      <w:proofErr w:type="spellEnd"/>
+      <w:r>
+        <w:t xml:space="preserve"> Face </w:t>
+      </w:r>
+      <w:proofErr w:type="spellStart"/>
+      <w:r>
+        <w:t>Landmarker</w:t>
+      </w:r>
+      <w:proofErr w:type="spellEnd"/>
     </w:p>
     <w:p>
       <w:pPr>
         <w:contextualSpacing/>
       </w:pPr>
       <w:r>
-        <w:t>Опционально в системе реализована поддержка MediaPipe Face Landmarker от Google, которая строит плотную сетку из 468 трёхмерных ключевых точек на лице</w:t>
+        <w:t xml:space="preserve">Опционально в системе реализована поддержка </w:t>
+      </w:r>
+      <w:proofErr w:type="spellStart"/>
+      <w:r>
+        <w:t>MediaPipe</w:t>
+      </w:r>
+      <w:proofErr w:type="spellEnd"/>
+      <w:r>
+        <w:t xml:space="preserve"> Face </w:t>
+      </w:r>
+      <w:proofErr w:type="spellStart"/>
+      <w:r>
+        <w:t>Landmarker</w:t>
+      </w:r>
+      <w:proofErr w:type="spellEnd"/>
+      <w:r>
+        <w:t xml:space="preserve"> от Google, которая строит плотную сетку из 468 трёхмерных ключевых точек на лице</w:t>
       </w:r>
       <w:r>
         <w:t xml:space="preserve"> [</w:t>
@@ -21786,7 +23168,15 @@
         </w:numPr>
       </w:pPr>
       <w:r>
-        <w:t>Оценивать blendshape-коэффициенты – параметры, описывающие активность групп лицевых мышц (например, поднятие бровей, растягивание рта);</w:t>
+        <w:t xml:space="preserve">Оценивать </w:t>
+      </w:r>
+      <w:proofErr w:type="spellStart"/>
+      <w:r>
+        <w:t>blendshape</w:t>
+      </w:r>
+      <w:proofErr w:type="spellEnd"/>
+      <w:r>
+        <w:t>-коэффициенты – параметры, описывающие активность групп лицевых мышц (например, поднятие бровей, растягивание рта);</w:t>
       </w:r>
     </w:p>
     <w:p>
@@ -21798,8 +23188,31 @@
         </w:numPr>
       </w:pPr>
       <w:r>
-        <w:lastRenderedPageBreak/>
-        <w:t>Вычислять углы поворота головы (yaw, pitch, roll) для анализа позы;</w:t>
+        <w:t>Вычислять углы поворота головы (</w:t>
+      </w:r>
+      <w:proofErr w:type="spellStart"/>
+      <w:r>
+        <w:t>yaw</w:t>
+      </w:r>
+      <w:proofErr w:type="spellEnd"/>
+      <w:r>
+        <w:t xml:space="preserve">, </w:t>
+      </w:r>
+      <w:proofErr w:type="spellStart"/>
+      <w:r>
+        <w:t>pitch</w:t>
+      </w:r>
+      <w:proofErr w:type="spellEnd"/>
+      <w:r>
+        <w:t xml:space="preserve">, </w:t>
+      </w:r>
+      <w:proofErr w:type="spellStart"/>
+      <w:r>
+        <w:t>roll</w:t>
+      </w:r>
+      <w:proofErr w:type="spellEnd"/>
+      <w:r>
+        <w:t>) для анализа позы;</w:t>
       </w:r>
     </w:p>
     <w:p>
@@ -21811,15 +23224,45 @@
         </w:numPr>
       </w:pPr>
       <w:r>
-        <w:t>Отслеживать микровыражения – кратковременные изменения выражения лица длительностью 1/25–1/5 секунды.</w:t>
+        <w:lastRenderedPageBreak/>
+        <w:t xml:space="preserve">Отслеживать </w:t>
+      </w:r>
+      <w:proofErr w:type="spellStart"/>
+      <w:r>
+        <w:t>микровыражения</w:t>
+      </w:r>
+      <w:proofErr w:type="spellEnd"/>
+      <w:r>
+        <w:t xml:space="preserve"> – кратковременные изменения выражения лица длительностью 1/25–1/5 секунды.</w:t>
       </w:r>
     </w:p>
     <w:p>
       <w:pPr>
         <w:contextualSpacing/>
       </w:pPr>
-      <w:r>
-        <w:t xml:space="preserve">MediaPipe Face Landmarker использует encoder-decoder архитектуру на базе трансформеров для построения детальной трёхмерной модели лица. Сетка из 468 точек охватывает контуры глаз, бровей, носа, губ и овала лица, позволяя точно отслеживать мимику и положение головы в пространстве. Визуализация сетки ключевых точек представлена на рисунке </w:t>
+      <w:proofErr w:type="spellStart"/>
+      <w:r>
+        <w:t>MediaPipe</w:t>
+      </w:r>
+      <w:proofErr w:type="spellEnd"/>
+      <w:r>
+        <w:t xml:space="preserve"> Face </w:t>
+      </w:r>
+      <w:proofErr w:type="spellStart"/>
+      <w:r>
+        <w:t>Landmarker</w:t>
+      </w:r>
+      <w:proofErr w:type="spellEnd"/>
+      <w:r>
+        <w:t xml:space="preserve"> использует </w:t>
+      </w:r>
+      <w:proofErr w:type="spellStart"/>
+      <w:r>
+        <w:t>encoder-decoder</w:t>
+      </w:r>
+      <w:proofErr w:type="spellEnd"/>
+      <w:r>
+        <w:t xml:space="preserve"> архитектуру на базе трансформеров для построения детальной трёхмерной модели лица. Сетка из 468 точек охватывает контуры глаз, бровей, носа, губ и овала лица, позволяя точно отслеживать мимику и положение головы в пространстве. Визуализация сетки ключевых точек представлена на рисунке </w:t>
       </w:r>
       <w:r>
         <w:fldChar w:fldCharType="begin"/>
@@ -21989,16 +23432,36 @@
           <w:color w:val="000000" w:themeColor="text1"/>
           <w:lang w:eastAsia="en-US" w:bidi="he-IL"/>
         </w:rPr>
-        <w:t xml:space="preserve"> Сетка ключевых точек MediaPipe Face Landmarker</w:t>
-      </w:r>
-    </w:p>
-    <w:p>
-      <w:pPr>
-        <w:contextualSpacing/>
-      </w:pPr>
-      <w:r>
-        <w:t>Классификация базовых эмоций</w:t>
-      </w:r>
+        <w:t xml:space="preserve"> Сетка ключевых точек </w:t>
+      </w:r>
+      <w:proofErr w:type="spellStart"/>
+      <w:r>
+        <w:rPr>
+          <w:rFonts w:eastAsiaTheme="minorHAnsi"/>
+          <w:color w:val="000000" w:themeColor="text1"/>
+          <w:lang w:eastAsia="en-US" w:bidi="he-IL"/>
+        </w:rPr>
+        <w:t>MediaPipe</w:t>
+      </w:r>
+      <w:proofErr w:type="spellEnd"/>
+      <w:r>
+        <w:rPr>
+          <w:rFonts w:eastAsiaTheme="minorHAnsi"/>
+          <w:color w:val="000000" w:themeColor="text1"/>
+          <w:lang w:eastAsia="en-US" w:bidi="he-IL"/>
+        </w:rPr>
+        <w:t xml:space="preserve"> Face </w:t>
+      </w:r>
+      <w:proofErr w:type="spellStart"/>
+      <w:r>
+        <w:rPr>
+          <w:rFonts w:eastAsiaTheme="minorHAnsi"/>
+          <w:color w:val="000000" w:themeColor="text1"/>
+          <w:lang w:eastAsia="en-US" w:bidi="he-IL"/>
+        </w:rPr>
+        <w:t>Landmarker</w:t>
+      </w:r>
+      <w:proofErr w:type="spellEnd"/>
     </w:p>
     <w:p>
       <w:pPr>
@@ -22017,7 +23480,15 @@
         </w:numPr>
       </w:pPr>
       <w:r>
-        <w:t>Радость (happiness) – поднятие уголков рта, появление морщин вокруг глаз;</w:t>
+        <w:t>Радость (</w:t>
+      </w:r>
+      <w:proofErr w:type="spellStart"/>
+      <w:r>
+        <w:t>happiness</w:t>
+      </w:r>
+      <w:proofErr w:type="spellEnd"/>
+      <w:r>
+        <w:t>) – поднятие уголков рта, появление морщин вокруг глаз;</w:t>
       </w:r>
     </w:p>
     <w:p>
@@ -22029,7 +23500,15 @@
         </w:numPr>
       </w:pPr>
       <w:r>
-        <w:t>Грусть (sadness) – опускание уголков рта, поднятие внутренних уголков бровей;</w:t>
+        <w:t>Грусть (</w:t>
+      </w:r>
+      <w:proofErr w:type="spellStart"/>
+      <w:r>
+        <w:t>sadness</w:t>
+      </w:r>
+      <w:proofErr w:type="spellEnd"/>
+      <w:r>
+        <w:t>) – опускание уголков рта, поднятие внутренних уголков бровей;</w:t>
       </w:r>
     </w:p>
     <w:p>
@@ -22041,7 +23520,15 @@
         </w:numPr>
       </w:pPr>
       <w:r>
-        <w:t>Гнев (anger) – опускание бровей, сужение глаз, напряжение губ;</w:t>
+        <w:t>Гнев (</w:t>
+      </w:r>
+      <w:proofErr w:type="spellStart"/>
+      <w:r>
+        <w:t>anger</w:t>
+      </w:r>
+      <w:proofErr w:type="spellEnd"/>
+      <w:r>
+        <w:t>) – опускание бровей, сужение глаз, напряжение губ;</w:t>
       </w:r>
     </w:p>
     <w:p>
@@ -22053,7 +23540,15 @@
         </w:numPr>
       </w:pPr>
       <w:r>
-        <w:t>Страх (fear) – поднятие верхних век, растягивание рта;</w:t>
+        <w:t>Страх (</w:t>
+      </w:r>
+      <w:proofErr w:type="spellStart"/>
+      <w:r>
+        <w:t>fear</w:t>
+      </w:r>
+      <w:proofErr w:type="spellEnd"/>
+      <w:r>
+        <w:t>) – поднятие верхних век, растягивание рта;</w:t>
       </w:r>
     </w:p>
     <w:p>
@@ -22065,8 +23560,15 @@
         </w:numPr>
       </w:pPr>
       <w:r>
-        <w:lastRenderedPageBreak/>
-        <w:t>Удивление (surprise) – поднятие бровей, расширение глаз, открытие рта;</w:t>
+        <w:t>Удивление (</w:t>
+      </w:r>
+      <w:proofErr w:type="spellStart"/>
+      <w:r>
+        <w:t>surprise</w:t>
+      </w:r>
+      <w:proofErr w:type="spellEnd"/>
+      <w:r>
+        <w:t>) – поднятие бровей, расширение глаз, открытие рта;</w:t>
       </w:r>
     </w:p>
     <w:p>
@@ -22078,7 +23580,15 @@
         </w:numPr>
       </w:pPr>
       <w:r>
-        <w:t>Отвращение (disgust) – поднятие верхней губы, морщинистый нос.</w:t>
+        <w:t>Отвращение (</w:t>
+      </w:r>
+      <w:proofErr w:type="spellStart"/>
+      <w:r>
+        <w:t>disgust</w:t>
+      </w:r>
+      <w:proofErr w:type="spellEnd"/>
+      <w:r>
+        <w:t>) – поднятие верхней губы, морщинистый нос.</w:t>
       </w:r>
     </w:p>
     <w:p>
@@ -22086,6 +23596,7 @@
         <w:contextualSpacing/>
       </w:pPr>
       <w:r>
+        <w:lastRenderedPageBreak/>
         <w:t>Модель Пола Экмана, разработанная в 1970-х годах, основана на кросс-культурных исследованиях и утверждает, что шесть базовых эмоций универсальны для всех людей независимо от культуры и социального происхождения</w:t>
       </w:r>
       <w:r>
@@ -22113,7 +23624,15 @@
         <w:t>]</w:t>
       </w:r>
       <w:r>
-        <w:t xml:space="preserve">. Каждая эмоция характеризуется уникальным паттерном активации лицевых мышц (Action Units), который может быть распознан алгоритмами компьютерного зрения. Иллюстрация шести базовых эмоций по Экману представлена на рисунке </w:t>
+        <w:t xml:space="preserve">. Каждая эмоция характеризуется уникальным паттерном активации лицевых мышц (Action </w:t>
+      </w:r>
+      <w:proofErr w:type="spellStart"/>
+      <w:r>
+        <w:t>Units</w:t>
+      </w:r>
+      <w:proofErr w:type="spellEnd"/>
+      <w:r>
+        <w:t xml:space="preserve">), который может быть распознан алгоритмами компьютерного зрения. Иллюстрация шести базовых эмоций по Экману представлена на рисунке </w:t>
       </w:r>
       <w:r>
         <w:fldChar w:fldCharType="begin"/>
@@ -22278,7 +23797,23 @@
         <w:contextualSpacing/>
       </w:pPr>
       <w:r>
-        <w:t>Инженерная реализация</w:t>
+        <w:t xml:space="preserve">Для предотвращения перегрузки ЦП/ГПУ реализован семафор, ограничивающий количество параллельных </w:t>
+      </w:r>
+      <w:proofErr w:type="spellStart"/>
+      <w:r>
+        <w:t>инференсов</w:t>
+      </w:r>
+      <w:proofErr w:type="spellEnd"/>
+      <w:r>
+        <w:t>. Результаты публикуются как события «анализ лица» (сохраняется в БД).</w:t>
+      </w:r>
+    </w:p>
+    <w:p>
+      <w:pPr>
+        <w:pStyle w:val="3"/>
+      </w:pPr>
+      <w:r>
+        <w:t>Распознавание речи (ASR)</w:t>
       </w:r>
     </w:p>
     <w:p>
@@ -22286,15 +23821,31 @@
         <w:contextualSpacing/>
       </w:pPr>
       <w:r>
-        <w:t>Для предотвращения перегрузки ЦП/ГПУ реализован семафор, ограничивающий количество параллельных инференсов. Результаты публикуются как события «анализ лица» (сохраняется в БД) и «отладочная информация о лице» (только live-трансляция).</w:t>
-      </w:r>
-    </w:p>
-    <w:p>
-      <w:pPr>
-        <w:pStyle w:val="3"/>
-      </w:pPr>
-      <w:r>
-        <w:t>Распознавание речи (ASR)</w:t>
+        <w:t>Автоматическое распознавание речи (</w:t>
+      </w:r>
+      <w:proofErr w:type="spellStart"/>
+      <w:r>
+        <w:t>Automatic</w:t>
+      </w:r>
+      <w:proofErr w:type="spellEnd"/>
+      <w:r>
+        <w:t xml:space="preserve"> </w:t>
+      </w:r>
+      <w:proofErr w:type="spellStart"/>
+      <w:r>
+        <w:t>Speech</w:t>
+      </w:r>
+      <w:proofErr w:type="spellEnd"/>
+      <w:r>
+        <w:t xml:space="preserve"> </w:t>
+      </w:r>
+      <w:proofErr w:type="spellStart"/>
+      <w:r>
+        <w:t>Recognition</w:t>
+      </w:r>
+      <w:proofErr w:type="spellEnd"/>
+      <w:r>
+        <w:t>, ASR) – это технология преобразования акустического сигнала в текстовое представление.</w:t>
       </w:r>
     </w:p>
     <w:p>
@@ -22302,7 +23853,28 @@
         <w:contextualSpacing/>
       </w:pPr>
       <w:r>
-        <w:t>Теоретические основы автоматического распознавания речи</w:t>
+        <w:t xml:space="preserve">Современные </w:t>
+      </w:r>
+      <w:r>
+        <w:rPr>
+          <w:lang w:val="en-US"/>
+        </w:rPr>
+        <w:t>ASR</w:t>
+      </w:r>
+      <w:r>
+        <w:t xml:space="preserve">-системы основаны на архитектурах глубокого обучения, в частности на трансформерах. Архитектура трансформера </w:t>
+      </w:r>
+      <w:r>
+        <w:lastRenderedPageBreak/>
+        <w:t xml:space="preserve">включает </w:t>
+      </w:r>
+      <w:proofErr w:type="spellStart"/>
+      <w:r>
+        <w:t>энкодер</w:t>
+      </w:r>
+      <w:proofErr w:type="spellEnd"/>
+      <w:r>
+        <w:t xml:space="preserve"> и декодер, взаимодействующие через механизм внимания, что позволяет эффективно обрабатывать последовательности данных.</w:t>
       </w:r>
     </w:p>
     <w:p>
@@ -22310,48 +23882,31 @@
         <w:contextualSpacing/>
       </w:pPr>
       <w:r>
-        <w:lastRenderedPageBreak/>
-        <w:t>Автоматическое распознавание речи (Automatic Speech Recognition, ASR) – это технология преобразования акустического сигнала в текстовое представление.</w:t>
-      </w:r>
-    </w:p>
-    <w:p>
-      <w:pPr>
-        <w:contextualSpacing/>
-      </w:pPr>
-      <w:r>
-        <w:t xml:space="preserve">Современные </w:t>
+        <w:t xml:space="preserve">Архитектура </w:t>
       </w:r>
       <w:r>
         <w:rPr>
           <w:lang w:val="en-US"/>
         </w:rPr>
-        <w:t>ASR</w:t>
-      </w:r>
-      <w:r>
-        <w:t>-системы основаны на архитектурах глубокого обучения, в частности на трансформерах. Архитектура трансформера включает энкодер и декодер, взаимодействующие через механизм внимания, что позволяет эффективно обрабатывать последовательности данных.</w:t>
-      </w:r>
-    </w:p>
-    <w:p>
-      <w:pPr>
-        <w:contextualSpacing/>
-      </w:pPr>
-      <w:r>
-        <w:t xml:space="preserve">Архитектура </w:t>
+        <w:t>Transformer</w:t>
+      </w:r>
+      <w:r>
+        <w:t xml:space="preserve">, предложенная </w:t>
       </w:r>
       <w:r>
         <w:rPr>
           <w:lang w:val="en-US"/>
         </w:rPr>
-        <w:t>Transformer</w:t>
-      </w:r>
-      <w:r>
-        <w:t xml:space="preserve">, предложенная </w:t>
+        <w:t>Vaswani</w:t>
+      </w:r>
+      <w:r>
+        <w:t xml:space="preserve"> </w:t>
       </w:r>
       <w:r>
         <w:rPr>
           <w:lang w:val="en-US"/>
         </w:rPr>
-        <w:t>Vaswani</w:t>
+        <w:t>et</w:t>
       </w:r>
       <w:r>
         <w:t xml:space="preserve"> </w:t>
@@ -22360,19 +23915,34 @@
         <w:rPr>
           <w:lang w:val="en-US"/>
         </w:rPr>
-        <w:t>et</w:t>
-      </w:r>
-      <w:r>
-        <w:t xml:space="preserve"> </w:t>
-      </w:r>
-      <w:r>
-        <w:rPr>
-          <w:lang w:val="en-US"/>
-        </w:rPr>
         <w:t>al</w:t>
       </w:r>
       <w:r>
-        <w:t>. в 2017 году, полностью отказалась от рекуррентных и свёрточных слоёв в пользу механизма самовнимания, что позволило эффективно параллелить вычисления и обрабатывать длинные последовательности</w:t>
+        <w:t xml:space="preserve">. в 2017 году, полностью отказалась от рекуррентных и </w:t>
+      </w:r>
+      <w:proofErr w:type="spellStart"/>
+      <w:r>
+        <w:t>свёрточных</w:t>
+      </w:r>
+      <w:proofErr w:type="spellEnd"/>
+      <w:r>
+        <w:t xml:space="preserve"> слоёв в пользу механизма </w:t>
+      </w:r>
+      <w:proofErr w:type="spellStart"/>
+      <w:r>
+        <w:t>самовнимания</w:t>
+      </w:r>
+      <w:proofErr w:type="spellEnd"/>
+      <w:r>
+        <w:t xml:space="preserve">, что позволило эффективно </w:t>
+      </w:r>
+      <w:proofErr w:type="spellStart"/>
+      <w:r>
+        <w:t>параллелить</w:t>
+      </w:r>
+      <w:proofErr w:type="spellEnd"/>
+      <w:r>
+        <w:t xml:space="preserve"> вычисления и обрабатывать длинные последовательности</w:t>
       </w:r>
       <w:r>
         <w:t xml:space="preserve"> [</w:t>
@@ -22399,7 +23969,23 @@
         <w:t>]</w:t>
       </w:r>
       <w:r>
-        <w:t xml:space="preserve">. Модель состоит из энкодера и декодера, каждый из которых содержит многоголовое внимание, полносвязные слои и нормализацию. </w:t>
+        <w:t xml:space="preserve">. Модель состоит из </w:t>
+      </w:r>
+      <w:proofErr w:type="spellStart"/>
+      <w:r>
+        <w:t>энкодера</w:t>
+      </w:r>
+      <w:proofErr w:type="spellEnd"/>
+      <w:r>
+        <w:t xml:space="preserve"> и декодера, каждый из которых содержит многоголовое внимание, </w:t>
+      </w:r>
+      <w:proofErr w:type="spellStart"/>
+      <w:r>
+        <w:t>полносвязные</w:t>
+      </w:r>
+      <w:proofErr w:type="spellEnd"/>
+      <w:r>
+        <w:t xml:space="preserve"> слои и нормализацию. </w:t>
       </w:r>
       <w:r>
         <w:t xml:space="preserve">Общая архитектура </w:t>
@@ -22494,7 +24080,6 @@
         <w:rPr>
           <w:noProof/>
         </w:rPr>
-        <w:lastRenderedPageBreak/>
         <w:drawing>
           <wp:inline distT="0" distB="0" distL="0" distR="0" wp14:anchorId="5DDAF3C0" wp14:editId="33C5E205">
             <wp:extent cx="4248743" cy="5287113"/>
@@ -22608,23 +24193,52 @@
           <w:color w:val="000000" w:themeColor="text1"/>
           <w:lang w:eastAsia="en-US" w:bidi="he-IL"/>
         </w:rPr>
-        <w:t xml:space="preserve"> Архитектура Transformer</w:t>
-      </w:r>
+        <w:t xml:space="preserve"> Архитектура </w:t>
+      </w:r>
+      <w:proofErr w:type="spellStart"/>
+      <w:r>
+        <w:rPr>
+          <w:rFonts w:eastAsiaTheme="minorHAnsi"/>
+          <w:color w:val="000000" w:themeColor="text1"/>
+          <w:lang w:eastAsia="en-US" w:bidi="he-IL"/>
+        </w:rPr>
+        <w:t>Transformer</w:t>
+      </w:r>
+      <w:proofErr w:type="spellEnd"/>
     </w:p>
     <w:p>
       <w:pPr>
         <w:pStyle w:val="3"/>
       </w:pPr>
-      <w:r>
+      <w:proofErr w:type="spellStart"/>
+      <w:r>
+        <w:lastRenderedPageBreak/>
         <w:t>Whisper</w:t>
       </w:r>
+      <w:proofErr w:type="spellEnd"/>
     </w:p>
     <w:p>
       <w:pPr>
         <w:contextualSpacing/>
       </w:pPr>
       <w:r>
-        <w:t>В разработанной системе используется модель Whisper от OpenAI, которая представляет собой encoder-decoder трансформер, обученный на 680 000 часов размеченных аудиоданных. Основные компоненты архитектуры:</w:t>
+        <w:t xml:space="preserve">В разработанной системе используется модель </w:t>
+      </w:r>
+      <w:proofErr w:type="spellStart"/>
+      <w:r>
+        <w:t>Whisper</w:t>
+      </w:r>
+      <w:proofErr w:type="spellEnd"/>
+      <w:r>
+        <w:t xml:space="preserve"> от OpenAI, которая представляет собой </w:t>
+      </w:r>
+      <w:proofErr w:type="spellStart"/>
+      <w:r>
+        <w:t>encoder-decoder</w:t>
+      </w:r>
+      <w:proofErr w:type="spellEnd"/>
+      <w:r>
+        <w:t xml:space="preserve"> трансформер, обученный на 680 000 часов размеченных аудиоданных. Основные компоненты архитектуры:</w:t>
       </w:r>
     </w:p>
     <w:p>
@@ -22647,8 +24261,13 @@
         </w:numPr>
         <w:contextualSpacing/>
       </w:pPr>
-      <w:r>
-        <w:t>Энкодер: последовательность из N идентичных блоков каждый из которых содержит:</w:t>
+      <w:proofErr w:type="spellStart"/>
+      <w:r>
+        <w:t>Энкодер</w:t>
+      </w:r>
+      <w:proofErr w:type="spellEnd"/>
+      <w:r>
+        <w:t>: последовательность из N идентичных блоков каждый из которых содержит:</w:t>
       </w:r>
     </w:p>
     <w:p>
@@ -22660,8 +24279,15 @@
         </w:numPr>
       </w:pPr>
       <w:r>
-        <w:lastRenderedPageBreak/>
-        <w:t>Механизм самовнимания – позволяет каждому временному шагу «видеть» все остальные шаги и взвешивать их важность;</w:t>
+        <w:t xml:space="preserve">Механизм </w:t>
+      </w:r>
+      <w:proofErr w:type="spellStart"/>
+      <w:r>
+        <w:t>самовнимания</w:t>
+      </w:r>
+      <w:proofErr w:type="spellEnd"/>
+      <w:r>
+        <w:t xml:space="preserve"> – позволяет каждому временному шагу «видеть» все остальные шаги и взвешивать их важность;</w:t>
       </w:r>
     </w:p>
     <w:p>
@@ -22684,8 +24310,13 @@
           <w:numId w:val="4"/>
         </w:numPr>
       </w:pPr>
-      <w:r>
-        <w:t>Полносвязные слои для нелинейной трансформации признаков.</w:t>
+      <w:proofErr w:type="spellStart"/>
+      <w:r>
+        <w:t>Полносвязные</w:t>
+      </w:r>
+      <w:proofErr w:type="spellEnd"/>
+      <w:r>
+        <w:t xml:space="preserve"> слои для нелинейной трансформации признаков.</w:t>
       </w:r>
     </w:p>
     <w:p>
@@ -22697,7 +24328,23 @@
         <w:contextualSpacing/>
       </w:pPr>
       <w:r>
-        <w:t>Декодер: аналогичная структура, но с добавлением кросс-внимания, которое связывает декодер с выходом энкодера. Декодер генерирует текстовые токены авторегрессионно (каждый следующий токен зависит от предыдущих).</w:t>
+        <w:t xml:space="preserve">Декодер: аналогичная структура, но с добавлением кросс-внимания, которое связывает декодер с выходом </w:t>
+      </w:r>
+      <w:proofErr w:type="spellStart"/>
+      <w:r>
+        <w:t>энкодера</w:t>
+      </w:r>
+      <w:proofErr w:type="spellEnd"/>
+      <w:r>
+        <w:t xml:space="preserve">. Декодер генерирует текстовые токены </w:t>
+      </w:r>
+      <w:proofErr w:type="spellStart"/>
+      <w:r>
+        <w:t>авторегрессионно</w:t>
+      </w:r>
+      <w:proofErr w:type="spellEnd"/>
+      <w:r>
+        <w:t xml:space="preserve"> (каждый следующий токен зависит от предыдущих).</w:t>
       </w:r>
     </w:p>
     <w:p>
@@ -22705,7 +24352,47 @@
         <w:contextualSpacing/>
       </w:pPr>
       <w:r>
-        <w:t xml:space="preserve">Модель Whisper преобразует аудиосигнал в мел-спектрограмму, которая подаётся на вход энкодеру. Энкодер извлекает контекстуальные признаки, которые затем используются декодером для генерации текстовых токенов с учётом языковой модели. Кросс-внимание между декодером и энкодером позволяет модели «фокусироваться» на соответствующих участках аудио при генерации каждого слова. Общая схема работы Whisper представлена на рисунке </w:t>
+        <w:t xml:space="preserve">Модель </w:t>
+      </w:r>
+      <w:proofErr w:type="spellStart"/>
+      <w:r>
+        <w:t>Whisper</w:t>
+      </w:r>
+      <w:proofErr w:type="spellEnd"/>
+      <w:r>
+        <w:t xml:space="preserve"> преобразует аудиосигнал в мел-спектрограмму, которая подаётся на вход </w:t>
+      </w:r>
+      <w:proofErr w:type="spellStart"/>
+      <w:r>
+        <w:t>энкодеру</w:t>
+      </w:r>
+      <w:proofErr w:type="spellEnd"/>
+      <w:r>
+        <w:t xml:space="preserve">. </w:t>
+      </w:r>
+      <w:proofErr w:type="spellStart"/>
+      <w:r>
+        <w:t>Энкодер</w:t>
+      </w:r>
+      <w:proofErr w:type="spellEnd"/>
+      <w:r>
+        <w:t xml:space="preserve"> извлекает контекстуальные признаки, которые затем используются декодером для генерации текстовых токенов с учётом языковой модели. Кросс-внимание между декодером и </w:t>
+      </w:r>
+      <w:proofErr w:type="spellStart"/>
+      <w:r>
+        <w:t>энкодером</w:t>
+      </w:r>
+      <w:proofErr w:type="spellEnd"/>
+      <w:r>
+        <w:t xml:space="preserve"> позволяет модели «фокусироваться» на соответствующих участках аудио при генерации каждого слова. Общая схема работы </w:t>
+      </w:r>
+      <w:proofErr w:type="spellStart"/>
+      <w:r>
+        <w:t>Whisper</w:t>
+      </w:r>
+      <w:proofErr w:type="spellEnd"/>
+      <w:r>
+        <w:t xml:space="preserve"> представлена на рисунке </w:t>
       </w:r>
       <w:r>
         <w:rPr>
@@ -22769,6 +24456,7 @@
           <w:noProof/>
           <w:color w:val="000000" w:themeColor="text1"/>
         </w:rPr>
+        <w:lastRenderedPageBreak/>
         <w:drawing>
           <wp:inline distT="0" distB="0" distL="0" distR="0" wp14:anchorId="497CA86A" wp14:editId="4E55D91A">
             <wp:extent cx="6126539" cy="2753832"/>
@@ -22883,17 +24571,34 @@
           <w:color w:val="000000" w:themeColor="text1"/>
           <w:lang w:eastAsia="en-US" w:bidi="he-IL"/>
         </w:rPr>
-        <w:t xml:space="preserve"> Общая схема Whisper</w:t>
+        <w:t xml:space="preserve"> Общая схема </w:t>
+      </w:r>
+      <w:proofErr w:type="spellStart"/>
+      <w:r>
+        <w:rPr>
+          <w:rFonts w:eastAsiaTheme="minorHAnsi"/>
+          <w:color w:val="000000" w:themeColor="text1"/>
+          <w:lang w:eastAsia="en-US" w:bidi="he-IL"/>
+        </w:rPr>
+        <w:t>Whisper</w:t>
       </w:r>
       <w:bookmarkEnd w:id="56"/>
+      <w:proofErr w:type="spellEnd"/>
     </w:p>
     <w:p>
       <w:pPr>
         <w:contextualSpacing/>
       </w:pPr>
-      <w:r>
-        <w:t>Обучение Whisper</w:t>
-      </w:r>
+    </w:p>
+    <w:p>
+      <w:pPr>
+        <w:contextualSpacing/>
+      </w:pPr>
+    </w:p>
+    <w:p>
+      <w:pPr>
+        <w:contextualSpacing/>
+      </w:pPr>
     </w:p>
     <w:p>
       <w:pPr>
@@ -22939,7 +24644,6 @@
         </w:numPr>
       </w:pPr>
       <w:r>
-        <w:lastRenderedPageBreak/>
         <w:t>Аудиокниги с текстовыми расшифровками;</w:t>
       </w:r>
     </w:p>
@@ -22980,15 +24684,44 @@
         <w:contextualSpacing/>
       </w:pPr>
       <w:r>
-        <w:t>Оптимизация инференса: faster-whisper</w:t>
-      </w:r>
+        <w:t xml:space="preserve">Оптимизация </w:t>
+      </w:r>
+      <w:proofErr w:type="spellStart"/>
+      <w:r>
+        <w:t>инференса</w:t>
+      </w:r>
+      <w:proofErr w:type="spellEnd"/>
+      <w:r>
+        <w:t xml:space="preserve">: </w:t>
+      </w:r>
+      <w:proofErr w:type="spellStart"/>
+      <w:r>
+        <w:t>faster-whisper</w:t>
+      </w:r>
+      <w:proofErr w:type="spellEnd"/>
     </w:p>
     <w:p>
       <w:pPr>
         <w:contextualSpacing/>
       </w:pPr>
       <w:r>
-        <w:t>Для ускорения работы в реальном времени используется библиотека faster-whisper, основанная на CTranslate2 – движке эффективного инференса трансформеров. Оптимизации включают:</w:t>
+        <w:t xml:space="preserve">Для ускорения работы в реальном времени используется библиотека </w:t>
+      </w:r>
+      <w:proofErr w:type="spellStart"/>
+      <w:r>
+        <w:t>faster-whisper</w:t>
+      </w:r>
+      <w:proofErr w:type="spellEnd"/>
+      <w:r>
+        <w:t xml:space="preserve">, основанная на CTranslate2 – движке эффективного </w:t>
+      </w:r>
+      <w:proofErr w:type="spellStart"/>
+      <w:r>
+        <w:t>инференса</w:t>
+      </w:r>
+      <w:proofErr w:type="spellEnd"/>
+      <w:r>
+        <w:t xml:space="preserve"> трансформеров. Оптимизации включают:</w:t>
       </w:r>
     </w:p>
     <w:p>
@@ -23012,7 +24745,16 @@
         </w:numPr>
       </w:pPr>
       <w:r>
-        <w:t>Пакетная обработка – одновременная обработка нескольких аудиочанков;</w:t>
+        <w:lastRenderedPageBreak/>
+        <w:t xml:space="preserve">Пакетная обработка – одновременная обработка нескольких </w:t>
+      </w:r>
+      <w:proofErr w:type="spellStart"/>
+      <w:r>
+        <w:t>аудиочанков</w:t>
+      </w:r>
+      <w:proofErr w:type="spellEnd"/>
+      <w:r>
+        <w:t>;</w:t>
       </w:r>
     </w:p>
     <w:p>
@@ -23042,7 +24784,23 @@
     </w:p>
     <w:p>
       <w:r>
-        <w:t>В разработанном комплексе применяется легковесная предобученная трансформерная модель, адаптированная для задачи классификации тональности. Такой выбор обеспечивает баланс между высокой точностью определения контекста и низкими требованиями к вычислительным ресурсам, что критично для работы в режиме, близком к реальному времени.</w:t>
+        <w:t xml:space="preserve">В разработанном комплексе применяется легковесная </w:t>
+      </w:r>
+      <w:proofErr w:type="spellStart"/>
+      <w:r>
+        <w:t>предобученная</w:t>
+      </w:r>
+      <w:proofErr w:type="spellEnd"/>
+      <w:r>
+        <w:t xml:space="preserve"> </w:t>
+      </w:r>
+      <w:proofErr w:type="spellStart"/>
+      <w:r>
+        <w:t>трансформерная</w:t>
+      </w:r>
+      <w:proofErr w:type="spellEnd"/>
+      <w:r>
+        <w:t xml:space="preserve"> модель, адаптированная для задачи классификации тональности. Такой выбор обеспечивает баланс между высокой точностью определения контекста и низкими требованиями к вычислительным ресурсам, что критично для работы в режиме, близком к реальному времени.</w:t>
       </w:r>
     </w:p>
     <w:p>
@@ -23059,8 +24817,15 @@
         </w:numPr>
       </w:pPr>
       <w:r>
-        <w:lastRenderedPageBreak/>
-        <w:t>Сегментация и токенизация: Разбиение потока транскрибированного текста на смысловые единицы (предложения или законченные реплики) и их преобразование в числовые представления (токены).</w:t>
+        <w:t xml:space="preserve">Сегментация и </w:t>
+      </w:r>
+      <w:proofErr w:type="spellStart"/>
+      <w:r>
+        <w:t>токенизация</w:t>
+      </w:r>
+      <w:proofErr w:type="spellEnd"/>
+      <w:r>
+        <w:t>: Разбиение потока транскрибированного текста на смысловые единицы (предложения или законченные реплики) и их преобразование в числовые представления (токены).</w:t>
       </w:r>
     </w:p>
     <w:p>
@@ -23071,8 +24836,13 @@
           <w:numId w:val="4"/>
         </w:numPr>
       </w:pPr>
-      <w:r>
-        <w:t>Инференс модели: Передача векторизованного текста на вход нейросетевой модели для извлечения контекстуальных признаков.</w:t>
+      <w:proofErr w:type="spellStart"/>
+      <w:r>
+        <w:t>Инференс</w:t>
+      </w:r>
+      <w:proofErr w:type="spellEnd"/>
+      <w:r>
+        <w:t xml:space="preserve"> модели: Передача векторизованного текста на вход нейросетевой модели для извлечения контекстуальных признаков.</w:t>
       </w:r>
     </w:p>
     <w:p>
@@ -23089,7 +24859,31 @@
     </w:p>
     <w:p>
       <w:r>
-        <w:t>Результаты текстового анализа асинхронно сохраняются в базе данных в формате JSONB с привязкой к временным меткам (timestamp) и идентификатору спикера. Это позволяет на этапе формирования отчёта сопоставлять семантическую тональность речи с визуальными (мимика) и акустическими (голос) признаками эмоций, реализуя принцип мультимодального позднего слияния (late fusion).</w:t>
+        <w:t>Результаты текстового анализа асинхронно сохраняются в базе данных в формате JSONB с привязкой к временным меткам (</w:t>
+      </w:r>
+      <w:proofErr w:type="spellStart"/>
+      <w:r>
+        <w:t>timestamp</w:t>
+      </w:r>
+      <w:proofErr w:type="spellEnd"/>
+      <w:r>
+        <w:t>) и идентификатору спикера. Это позволяет на этапе формирования отчёта сопоставлять семантическую тональность речи с визуальными (мимика) и акустическими (голос) признаками эмоций, реализуя принцип мультимодального позднего слияния (</w:t>
+      </w:r>
+      <w:proofErr w:type="spellStart"/>
+      <w:r>
+        <w:t>late</w:t>
+      </w:r>
+      <w:proofErr w:type="spellEnd"/>
+      <w:r>
+        <w:t xml:space="preserve"> </w:t>
+      </w:r>
+      <w:proofErr w:type="spellStart"/>
+      <w:r>
+        <w:t>fusion</w:t>
+      </w:r>
+      <w:proofErr w:type="spellEnd"/>
+      <w:r>
+        <w:t>).</w:t>
       </w:r>
     </w:p>
     <w:p>
@@ -23097,6 +24891,7 @@
         <w:pStyle w:val="3"/>
       </w:pPr>
       <w:r>
+        <w:lastRenderedPageBreak/>
         <w:t>Формирование отчёта</w:t>
       </w:r>
     </w:p>
@@ -23105,7 +24900,31 @@
         <w:contextualSpacing/>
       </w:pPr>
       <w:r>
-        <w:t>Агрегация итогов встречи реализована в модуле отчётности. На текущем этапе применяется эвристический подход late fusion (позднее слияние): статистика эмоций, таймлайны активности, ключевые фразы из транскрипта и метрики вовлечённости объединяются по временным окнам.</w:t>
+        <w:t xml:space="preserve">Агрегация итогов встречи реализована в модуле отчётности. На текущем этапе применяется эвристический подход </w:t>
+      </w:r>
+      <w:proofErr w:type="spellStart"/>
+      <w:r>
+        <w:t>late</w:t>
+      </w:r>
+      <w:proofErr w:type="spellEnd"/>
+      <w:r>
+        <w:t xml:space="preserve"> </w:t>
+      </w:r>
+      <w:proofErr w:type="spellStart"/>
+      <w:r>
+        <w:t>fusion</w:t>
+      </w:r>
+      <w:proofErr w:type="spellEnd"/>
+      <w:r>
+        <w:t xml:space="preserve"> (позднее слияние): статистика эмоций, </w:t>
+      </w:r>
+      <w:proofErr w:type="spellStart"/>
+      <w:r>
+        <w:t>таймлайны</w:t>
+      </w:r>
+      <w:proofErr w:type="spellEnd"/>
+      <w:r>
+        <w:t xml:space="preserve"> активности, ключевые фразы из транскрипта и метрики вовлечённости объединяются по временным окнам.</w:t>
       </w:r>
     </w:p>
     <w:p>
@@ -23124,8 +24943,37 @@
           <w:numId w:val="4"/>
         </w:numPr>
       </w:pPr>
-      <w:r>
-        <w:t>Meeting summary – сводка по встрече: распределение эмоций (доли событий по категориям), текстовые highlights (ключевые моменты), рейтинг вовлечённости участников, покрытие (coverage) – доля времени, когда были доступны данные;</w:t>
+      <w:proofErr w:type="spellStart"/>
+      <w:r>
+        <w:t>Meeting</w:t>
+      </w:r>
+      <w:proofErr w:type="spellEnd"/>
+      <w:r>
+        <w:t xml:space="preserve"> </w:t>
+      </w:r>
+      <w:proofErr w:type="spellStart"/>
+      <w:r>
+        <w:t>summary</w:t>
+      </w:r>
+      <w:proofErr w:type="spellEnd"/>
+      <w:r>
+        <w:t xml:space="preserve"> – сводка по встрече: распределение эмоций (доли событий по категориям), текстовые </w:t>
+      </w:r>
+      <w:proofErr w:type="spellStart"/>
+      <w:r>
+        <w:t>highlights</w:t>
+      </w:r>
+      <w:proofErr w:type="spellEnd"/>
+      <w:r>
+        <w:t xml:space="preserve"> (ключевые моменты), рейтинг вовлечённости участников, покрытие (</w:t>
+      </w:r>
+      <w:proofErr w:type="spellStart"/>
+      <w:r>
+        <w:t>coverage</w:t>
+      </w:r>
+      <w:proofErr w:type="spellEnd"/>
+      <w:r>
+        <w:t>) – доля времени, когда были доступны данные;</w:t>
       </w:r>
     </w:p>
     <w:p>
@@ -23136,8 +24984,21 @@
           <w:numId w:val="4"/>
         </w:numPr>
       </w:pPr>
-      <w:r>
-        <w:t>Participant tiles – карточки участников с индивидуальной статистикой;</w:t>
+      <w:proofErr w:type="spellStart"/>
+      <w:r>
+        <w:t>Participant</w:t>
+      </w:r>
+      <w:proofErr w:type="spellEnd"/>
+      <w:r>
+        <w:t xml:space="preserve"> </w:t>
+      </w:r>
+      <w:proofErr w:type="spellStart"/>
+      <w:r>
+        <w:t>tiles</w:t>
+      </w:r>
+      <w:proofErr w:type="spellEnd"/>
+      <w:r>
+        <w:t xml:space="preserve"> – карточки участников с индивидуальной статистикой;</w:t>
       </w:r>
     </w:p>
     <w:p>
@@ -23148,8 +25009,13 @@
           <w:numId w:val="4"/>
         </w:numPr>
       </w:pPr>
-      <w:r>
-        <w:t>Timelines – временные шкалы изменения эмоций и активности;</w:t>
+      <w:proofErr w:type="spellStart"/>
+      <w:r>
+        <w:t>Timelines</w:t>
+      </w:r>
+      <w:proofErr w:type="spellEnd"/>
+      <w:r>
+        <w:t xml:space="preserve"> – временные шкалы изменения эмоций и активности;</w:t>
       </w:r>
     </w:p>
     <w:p>
@@ -23161,7 +25027,31 @@
         </w:numPr>
       </w:pPr>
       <w:r>
-        <w:t>Face tracking summary – сводка по трекингу лиц (при наличии данных от MediaPipe);</w:t>
+        <w:t xml:space="preserve">Face </w:t>
+      </w:r>
+      <w:proofErr w:type="spellStart"/>
+      <w:r>
+        <w:t>tracking</w:t>
+      </w:r>
+      <w:proofErr w:type="spellEnd"/>
+      <w:r>
+        <w:t xml:space="preserve"> </w:t>
+      </w:r>
+      <w:proofErr w:type="spellStart"/>
+      <w:r>
+        <w:t>summary</w:t>
+      </w:r>
+      <w:proofErr w:type="spellEnd"/>
+      <w:r>
+        <w:t xml:space="preserve"> – сводка по трекингу лиц (при наличии данных от </w:t>
+      </w:r>
+      <w:proofErr w:type="spellStart"/>
+      <w:r>
+        <w:t>MediaPipe</w:t>
+      </w:r>
+      <w:proofErr w:type="spellEnd"/>
+      <w:r>
+        <w:t>);</w:t>
       </w:r>
     </w:p>
     <w:p>
@@ -23172,8 +25062,13 @@
           <w:numId w:val="4"/>
         </w:numPr>
       </w:pPr>
-      <w:r>
-        <w:t>Observations – наблюдения и рекомендации.</w:t>
+      <w:proofErr w:type="spellStart"/>
+      <w:r>
+        <w:t>Observations</w:t>
+      </w:r>
+      <w:proofErr w:type="spellEnd"/>
+      <w:r>
+        <w:t xml:space="preserve"> – наблюдения и рекомендации.</w:t>
       </w:r>
     </w:p>
     <w:p>
@@ -23181,7 +25076,6 @@
         <w:contextualSpacing/>
       </w:pPr>
       <w:r>
-        <w:lastRenderedPageBreak/>
         <w:t>Архитектура предусматривает возможность для подключения собственной нейросетевой модели через параметр конфигурации.</w:t>
       </w:r>
     </w:p>
@@ -23209,7 +25103,15 @@
         <w:contextualSpacing/>
       </w:pPr>
       <w:r>
-        <w:t>В качестве СУБД выбрана PostgreSQL. Схема данных управляется через файловые миграции. Ключевые таблицы:</w:t>
+        <w:t xml:space="preserve">В качестве СУБД выбрана </w:t>
+      </w:r>
+      <w:proofErr w:type="spellStart"/>
+      <w:r>
+        <w:t>PostgreSQL</w:t>
+      </w:r>
+      <w:proofErr w:type="spellEnd"/>
+      <w:r>
+        <w:t>. Схема данных управляется через файловые миграции. Ключевые таблицы:</w:t>
       </w:r>
     </w:p>
     <w:p>
@@ -23271,7 +25173,11 @@
         <w:t>данные</w:t>
       </w:r>
       <w:r>
-        <w:t xml:space="preserve"> разного формата без изменения схемы. Целостность данных обеспечивается каскадным удалением дочерних записей при ликвидации сессии.</w:t>
+        <w:t xml:space="preserve"> разного формата без изменения </w:t>
+      </w:r>
+      <w:r>
+        <w:lastRenderedPageBreak/>
+        <w:t>схемы. Целостность данных обеспечивается каскадным удалением дочерних записей при ликвидации сессии.</w:t>
       </w:r>
     </w:p>
     <w:p>
@@ -23299,7 +25205,31 @@
         <w:contextualSpacing/>
       </w:pPr>
       <w:r>
-        <w:t>Интеграция всех модулей обеспечивается согласованными контрактами обмена данными и оркестрацией через Docker Compose. Полный цикл работы системы выглядит следующим образом:</w:t>
+        <w:t xml:space="preserve">Интеграция всех модулей обеспечивается согласованными контрактами обмена данными и </w:t>
+      </w:r>
+      <w:proofErr w:type="spellStart"/>
+      <w:r>
+        <w:t>оркестрацией</w:t>
+      </w:r>
+      <w:proofErr w:type="spellEnd"/>
+      <w:r>
+        <w:t xml:space="preserve"> через </w:t>
+      </w:r>
+      <w:proofErr w:type="spellStart"/>
+      <w:r>
+        <w:t>Docker</w:t>
+      </w:r>
+      <w:proofErr w:type="spellEnd"/>
+      <w:r>
+        <w:t xml:space="preserve"> </w:t>
+      </w:r>
+      <w:proofErr w:type="spellStart"/>
+      <w:r>
+        <w:t>Compose</w:t>
+      </w:r>
+      <w:proofErr w:type="spellEnd"/>
+      <w:r>
+        <w:t>. Полный цикл работы системы выглядит следующим образом:</w:t>
       </w:r>
     </w:p>
     <w:p>
@@ -23323,7 +25253,15 @@
         <w:contextualSpacing/>
       </w:pPr>
       <w:r>
-        <w:t>Клиент устанавливает WebSocket-соединение, отправляет сообщение о присоединении, запускает захват аудио и периодический сбор кадров.</w:t>
+        <w:t xml:space="preserve">Клиент устанавливает </w:t>
+      </w:r>
+      <w:proofErr w:type="spellStart"/>
+      <w:r>
+        <w:t>WebSocket</w:t>
+      </w:r>
+      <w:proofErr w:type="spellEnd"/>
+      <w:r>
+        <w:t>-соединение, отправляет сообщение о присоединении, запускает захват аудио и периодический сбор кадров.</w:t>
       </w:r>
     </w:p>
     <w:p>
@@ -23335,7 +25273,6 @@
         <w:contextualSpacing/>
       </w:pPr>
       <w:r>
-        <w:lastRenderedPageBreak/>
         <w:t>Серверная часть маршрутизирует медиа в AI-шлюз. Шлюз параллельно обрабатывает кадры (детекция лиц, классификация эмоций) и отправляет аудио в сервис распознавания речи.</w:t>
       </w:r>
     </w:p>
@@ -23348,7 +25285,15 @@
         <w:contextualSpacing/>
       </w:pPr>
       <w:r>
-        <w:t>Результаты анализа возвращаются на сервер, записываются в PostgreSQL и транслируются клиентам в реальном времени.</w:t>
+        <w:t xml:space="preserve">Результаты анализа возвращаются на сервер, записываются в </w:t>
+      </w:r>
+      <w:proofErr w:type="spellStart"/>
+      <w:r>
+        <w:t>PostgreSQL</w:t>
+      </w:r>
+      <w:proofErr w:type="spellEnd"/>
+      <w:r>
+        <w:t xml:space="preserve"> и транслируются клиентам в реальном времени.</w:t>
       </w:r>
     </w:p>
     <w:p>
@@ -23372,7 +25317,23 @@
         <w:contextualSpacing/>
       </w:pPr>
       <w:r>
-        <w:t>CI/CD-пайплайн автоматизирует линтинг, модульные тесты и сборку образов, обеспечивая стабильность интеграции.</w:t>
+        <w:t>CI/CD-</w:t>
+      </w:r>
+      <w:proofErr w:type="spellStart"/>
+      <w:r>
+        <w:t>пайплайн</w:t>
+      </w:r>
+      <w:proofErr w:type="spellEnd"/>
+      <w:r>
+        <w:t xml:space="preserve"> автоматизирует </w:t>
+      </w:r>
+      <w:proofErr w:type="spellStart"/>
+      <w:r>
+        <w:t>линтинг</w:t>
+      </w:r>
+      <w:proofErr w:type="spellEnd"/>
+      <w:r>
+        <w:t>, модульные тесты и сборку образов, обеспечивая стабильность интеграции.</w:t>
       </w:r>
     </w:p>
     <w:p>
@@ -23380,7 +25341,19 @@
         <w:contextualSpacing/>
       </w:pPr>
       <w:r>
-        <w:t>Разработанный программный комплекс демонстрирует работоспособность ключевых сценариев: безопасной авторизации, низкозадержочного обмена медиа, мультимодального анализа в реальном времени и генерации структурированных отчётов. Модульная структура позволяет в перспективе заменить эвристические алгоритмы на промышленные модели, добавить поддержку видеозаписи встречи и расширить аналитические метрики без перепроектирования ядра системы.</w:t>
+        <w:t xml:space="preserve">Разработанный программный комплекс демонстрирует работоспособность ключевых сценариев: безопасной авторизации, </w:t>
+      </w:r>
+      <w:proofErr w:type="spellStart"/>
+      <w:r>
+        <w:t>низкозадержочного</w:t>
+      </w:r>
+      <w:proofErr w:type="spellEnd"/>
+      <w:r>
+        <w:t xml:space="preserve"> обмена медиа, мультимодального анализа в реальном времени и генерации структурированных отчётов. Модульная структура позволяет в перспективе заменить эвристические алгоритмы на </w:t>
+      </w:r>
+      <w:r>
+        <w:lastRenderedPageBreak/>
+        <w:t>промышленные модели, добавить поддержку видеозаписи встречи и расширить аналитические метрики без перепроектирования ядра системы.</w:t>
       </w:r>
     </w:p>
     <w:p>
@@ -23406,15 +25379,7 @@
           <w:rFonts w:cs="Times New Roman"/>
           <w:lang w:bidi="ru-RU"/>
         </w:rPr>
-        <w:t xml:space="preserve">Внедрение технологий мультимодального анализа в процессы управления персоналом представляет собой актуальное направление, направленное на повышение объективности оценки профессиональной деятельности сотрудников за счёт использования количественно измеряемых данных. Традиционные методы оценки эмоционального состояния персонала, основанные на анкетировании и визуальном наблюдении, характеризуются низкой оперативностью и высокой степенью зависимости от субъективного фактора. В связи с этим разработка автоматизированной системы, способной осуществлять анализ видеопотока и аудиопотока участников онлайн-коммуникаций в режиме, близком к реальному времени, обладает значительным практическим потенциалом для применения в деятельности </w:t>
-      </w:r>
-      <w:r>
-        <w:rPr>
-          <w:rFonts w:cs="Times New Roman"/>
-          <w:lang w:bidi="ru-RU"/>
-        </w:rPr>
-        <w:lastRenderedPageBreak/>
-        <w:t>HR-специалистов, руководителей подразделений и служб организационного развития.</w:t>
+        <w:t>Внедрение технологий мультимодального анализа в процессы управления персоналом представляет собой актуальное направление, направленное на повышение объективности оценки профессиональной деятельности сотрудников за счёт использования количественно измеряемых данных. Традиционные методы оценки эмоционального состояния персонала, основанные на анкетировании и визуальном наблюдении, характеризуются низкой оперативностью и высокой степенью зависимости от субъективного фактора. В связи с этим разработка автоматизированной системы, способной осуществлять анализ видеопотока и аудиопотока участников онлайн-коммуникаций в режиме, близком к реальному времени, обладает значительным практическим потенциалом для применения в деятельности HR-специалистов, руководителей подразделений и служб организационного развития.</w:t>
       </w:r>
     </w:p>
     <w:p>
@@ -23466,7 +25431,39 @@
           <w:rFonts w:cs="Times New Roman"/>
           <w:lang w:bidi="ru-RU"/>
         </w:rPr>
-        <w:t>спроектирована и реализована клиент-серверная архитектура системы, обеспечивающая обмен медиаданными в режиме реального времени с использованием протокола WebSocket;</w:t>
+        <w:t xml:space="preserve">спроектирована и реализована клиент-серверная архитектура системы, обеспечивающая обмен </w:t>
+      </w:r>
+      <w:proofErr w:type="spellStart"/>
+      <w:r>
+        <w:rPr>
+          <w:rFonts w:cs="Times New Roman"/>
+          <w:lang w:bidi="ru-RU"/>
+        </w:rPr>
+        <w:t>медиаданными</w:t>
+      </w:r>
+      <w:proofErr w:type="spellEnd"/>
+      <w:r>
+        <w:rPr>
+          <w:rFonts w:cs="Times New Roman"/>
+          <w:lang w:bidi="ru-RU"/>
+        </w:rPr>
+        <w:t xml:space="preserve"> в режиме реального времени с использованием протокола </w:t>
+      </w:r>
+      <w:proofErr w:type="spellStart"/>
+      <w:r>
+        <w:rPr>
+          <w:rFonts w:cs="Times New Roman"/>
+          <w:lang w:bidi="ru-RU"/>
+        </w:rPr>
+        <w:t>WebSocket</w:t>
+      </w:r>
+      <w:proofErr w:type="spellEnd"/>
+      <w:r>
+        <w:rPr>
+          <w:rFonts w:cs="Times New Roman"/>
+          <w:lang w:bidi="ru-RU"/>
+        </w:rPr>
+        <w:t>;</w:t>
       </w:r>
     </w:p>
     <w:p>
@@ -23486,7 +25483,23 @@
           <w:rFonts w:cs="Times New Roman"/>
           <w:lang w:bidi="ru-RU"/>
         </w:rPr>
-        <w:t>разработан модуль аутентификации пользователей с применением токенов JWT, алгоритма хеширования bcrypt и механизмов защиты от подбора учётных данных;</w:t>
+        <w:t xml:space="preserve">разработан модуль аутентификации пользователей с применением токенов JWT, алгоритма хеширования </w:t>
+      </w:r>
+      <w:proofErr w:type="spellStart"/>
+      <w:r>
+        <w:rPr>
+          <w:rFonts w:cs="Times New Roman"/>
+          <w:lang w:bidi="ru-RU"/>
+        </w:rPr>
+        <w:t>bcrypt</w:t>
+      </w:r>
+      <w:proofErr w:type="spellEnd"/>
+      <w:r>
+        <w:rPr>
+          <w:rFonts w:cs="Times New Roman"/>
+          <w:lang w:bidi="ru-RU"/>
+        </w:rPr>
+        <w:t xml:space="preserve"> и механизмов защиты от подбора учётных данных;</w:t>
       </w:r>
     </w:p>
     <w:p>
@@ -23506,6 +25519,7 @@
           <w:rFonts w:cs="Times New Roman"/>
           <w:lang w:bidi="ru-RU"/>
         </w:rPr>
+        <w:lastRenderedPageBreak/>
         <w:t>реализован механизм захвата и предварительной обработки мультимодальных данных непосредственно в браузерной среде без использования сторонних плагинов;</w:t>
       </w:r>
     </w:p>
@@ -23526,7 +25540,71 @@
           <w:rFonts w:cs="Times New Roman"/>
           <w:lang w:bidi="ru-RU"/>
         </w:rPr>
-        <w:t>интегрированы нейросетевые модели для детекции лиц и классификации базовых эмоциональных состояний (DeepFace, MediaPipe Face Landmarker), а также для автоматического распознавания речи (faster-whisper);</w:t>
+        <w:t>интегрированы нейросетевые модели для детекции лиц и классификации базовых эмоциональных состояний (</w:t>
+      </w:r>
+      <w:proofErr w:type="spellStart"/>
+      <w:r>
+        <w:rPr>
+          <w:rFonts w:cs="Times New Roman"/>
+          <w:lang w:bidi="ru-RU"/>
+        </w:rPr>
+        <w:t>DeepFace</w:t>
+      </w:r>
+      <w:proofErr w:type="spellEnd"/>
+      <w:r>
+        <w:rPr>
+          <w:rFonts w:cs="Times New Roman"/>
+          <w:lang w:bidi="ru-RU"/>
+        </w:rPr>
+        <w:t xml:space="preserve">, </w:t>
+      </w:r>
+      <w:proofErr w:type="spellStart"/>
+      <w:r>
+        <w:rPr>
+          <w:rFonts w:cs="Times New Roman"/>
+          <w:lang w:bidi="ru-RU"/>
+        </w:rPr>
+        <w:t>MediaPipe</w:t>
+      </w:r>
+      <w:proofErr w:type="spellEnd"/>
+      <w:r>
+        <w:rPr>
+          <w:rFonts w:cs="Times New Roman"/>
+          <w:lang w:bidi="ru-RU"/>
+        </w:rPr>
+        <w:t xml:space="preserve"> Face </w:t>
+      </w:r>
+      <w:proofErr w:type="spellStart"/>
+      <w:r>
+        <w:rPr>
+          <w:rFonts w:cs="Times New Roman"/>
+          <w:lang w:bidi="ru-RU"/>
+        </w:rPr>
+        <w:t>Landmarker</w:t>
+      </w:r>
+      <w:proofErr w:type="spellEnd"/>
+      <w:r>
+        <w:rPr>
+          <w:rFonts w:cs="Times New Roman"/>
+          <w:lang w:bidi="ru-RU"/>
+        </w:rPr>
+        <w:t>), а также для автоматического распознавания речи (</w:t>
+      </w:r>
+      <w:proofErr w:type="spellStart"/>
+      <w:r>
+        <w:rPr>
+          <w:rFonts w:cs="Times New Roman"/>
+          <w:lang w:bidi="ru-RU"/>
+        </w:rPr>
+        <w:t>faster-whisper</w:t>
+      </w:r>
+      <w:proofErr w:type="spellEnd"/>
+      <w:r>
+        <w:rPr>
+          <w:rFonts w:cs="Times New Roman"/>
+          <w:lang w:bidi="ru-RU"/>
+        </w:rPr>
+        <w:t>);</w:t>
       </w:r>
     </w:p>
     <w:p>
@@ -23566,31 +25644,55 @@
           <w:rFonts w:cs="Times New Roman"/>
           <w:lang w:bidi="ru-RU"/>
         </w:rPr>
-        <w:t>реализован эвристический механизм формирования аналитических отчётов (late fusion), обеспечивающий агрегацию статистики эмоциональных состояний, временных меток активности и ключевых фрагментов транскрипции.</w:t>
-      </w:r>
-    </w:p>
-    <w:p>
-      <w:pPr>
-        <w:contextualSpacing/>
+        <w:t>реализован эвристический механизм формирования аналитических отчётов (</w:t>
+      </w:r>
+      <w:proofErr w:type="spellStart"/>
+      <w:r>
         <w:rPr>
           <w:rFonts w:cs="Times New Roman"/>
           <w:lang w:bidi="ru-RU"/>
         </w:rPr>
-      </w:pPr>
+        <w:t>late</w:t>
+      </w:r>
+      <w:proofErr w:type="spellEnd"/>
       <w:r>
         <w:rPr>
           <w:rFonts w:cs="Times New Roman"/>
           <w:lang w:bidi="ru-RU"/>
         </w:rPr>
-        <w:t xml:space="preserve">Результаты тестирования показали устойчивую работоспособность разработанных компонентов в условиях онлайн-встреч и интервью. </w:t>
-      </w:r>
+        <w:t xml:space="preserve"> </w:t>
+      </w:r>
+      <w:proofErr w:type="spellStart"/>
       <w:r>
         <w:rPr>
           <w:rFonts w:cs="Times New Roman"/>
           <w:lang w:bidi="ru-RU"/>
         </w:rPr>
-        <w:lastRenderedPageBreak/>
-        <w:t>Показатели точности соответствуют характеристикам используемых открытых моделей</w:t>
+        <w:t>fusion</w:t>
+      </w:r>
+      <w:proofErr w:type="spellEnd"/>
+      <w:r>
+        <w:rPr>
+          <w:rFonts w:cs="Times New Roman"/>
+          <w:lang w:bidi="ru-RU"/>
+        </w:rPr>
+        <w:t>), обеспечивающий агрегацию статистики эмоциональных состояний, временных меток активности и ключевых фрагментов транскрипции.</w:t>
+      </w:r>
+    </w:p>
+    <w:p>
+      <w:pPr>
+        <w:contextualSpacing/>
+        <w:rPr>
+          <w:rFonts w:cs="Times New Roman"/>
+          <w:lang w:bidi="ru-RU"/>
+        </w:rPr>
+      </w:pPr>
+      <w:r>
+        <w:rPr>
+          <w:rFonts w:cs="Times New Roman"/>
+          <w:lang w:bidi="ru-RU"/>
+        </w:rPr>
+        <w:t>Результаты тестирования показали устойчивую работоспособность разработанных компонентов в условиях онлайн-встреч и интервью. Показатели точности соответствуют характеристикам используемых открытых моделей</w:t>
       </w:r>
       <w:r>
         <w:rPr>
@@ -23769,7 +25871,21 @@
         <w:rPr>
           <w:lang w:bidi="ru-RU"/>
         </w:rPr>
-        <w:t>Реализован серверный модуль управления сессиями на языке Go с поддержкой REST API и WebSocket-коммуникации.</w:t>
+        <w:t xml:space="preserve">Реализован серверный модуль управления сессиями на языке Go с поддержкой REST API и </w:t>
+      </w:r>
+      <w:proofErr w:type="spellStart"/>
+      <w:r>
+        <w:rPr>
+          <w:lang w:bidi="ru-RU"/>
+        </w:rPr>
+        <w:t>WebSocket</w:t>
+      </w:r>
+      <w:proofErr w:type="spellEnd"/>
+      <w:r>
+        <w:rPr>
+          <w:lang w:bidi="ru-RU"/>
+        </w:rPr>
+        <w:t>-коммуникации.</w:t>
       </w:r>
     </w:p>
     <w:p>
@@ -23787,7 +25903,35 @@
         <w:rPr>
           <w:lang w:bidi="ru-RU"/>
         </w:rPr>
-        <w:t>Разработан пользовательский интерфейс на базе React и TypeScript, обеспечивающий проведение видеоконференций и визуализацию аналитических данных.</w:t>
+        <w:t xml:space="preserve">Разработан пользовательский интерфейс на базе </w:t>
+      </w:r>
+      <w:proofErr w:type="spellStart"/>
+      <w:r>
+        <w:rPr>
+          <w:lang w:bidi="ru-RU"/>
+        </w:rPr>
+        <w:t>React</w:t>
+      </w:r>
+      <w:proofErr w:type="spellEnd"/>
+      <w:r>
+        <w:rPr>
+          <w:lang w:bidi="ru-RU"/>
+        </w:rPr>
+        <w:t xml:space="preserve"> и </w:t>
+      </w:r>
+      <w:proofErr w:type="spellStart"/>
+      <w:r>
+        <w:rPr>
+          <w:lang w:bidi="ru-RU"/>
+        </w:rPr>
+        <w:t>TypeScript</w:t>
+      </w:r>
+      <w:proofErr w:type="spellEnd"/>
+      <w:r>
+        <w:rPr>
+          <w:lang w:bidi="ru-RU"/>
+        </w:rPr>
+        <w:t>, обеспечивающий проведение видеоконференций и визуализацию аналитических данных.</w:t>
       </w:r>
     </w:p>
     <w:p>
@@ -23805,7 +25949,63 @@
         <w:rPr>
           <w:lang w:bidi="ru-RU"/>
         </w:rPr>
-        <w:t>Реализованы модули искусственного интеллекта для анализа выражений лица (DeepFace, MediaPipe) и распознавания речи (Whisper / faster-whisper).</w:t>
+        <w:t>Реализованы модули искусственного интеллекта для анализа выражений лица (</w:t>
+      </w:r>
+      <w:proofErr w:type="spellStart"/>
+      <w:r>
+        <w:rPr>
+          <w:lang w:bidi="ru-RU"/>
+        </w:rPr>
+        <w:t>DeepFace</w:t>
+      </w:r>
+      <w:proofErr w:type="spellEnd"/>
+      <w:r>
+        <w:rPr>
+          <w:lang w:bidi="ru-RU"/>
+        </w:rPr>
+        <w:t xml:space="preserve">, </w:t>
+      </w:r>
+      <w:proofErr w:type="spellStart"/>
+      <w:r>
+        <w:rPr>
+          <w:lang w:bidi="ru-RU"/>
+        </w:rPr>
+        <w:t>MediaPipe</w:t>
+      </w:r>
+      <w:proofErr w:type="spellEnd"/>
+      <w:r>
+        <w:rPr>
+          <w:lang w:bidi="ru-RU"/>
+        </w:rPr>
+        <w:t>) и распознавания речи (</w:t>
+      </w:r>
+      <w:proofErr w:type="spellStart"/>
+      <w:r>
+        <w:rPr>
+          <w:lang w:bidi="ru-RU"/>
+        </w:rPr>
+        <w:t>Whisper</w:t>
+      </w:r>
+      <w:proofErr w:type="spellEnd"/>
+      <w:r>
+        <w:rPr>
+          <w:lang w:bidi="ru-RU"/>
+        </w:rPr>
+        <w:t xml:space="preserve"> / </w:t>
+      </w:r>
+      <w:proofErr w:type="spellStart"/>
+      <w:r>
+        <w:rPr>
+          <w:lang w:bidi="ru-RU"/>
+        </w:rPr>
+        <w:t>faster-whisper</w:t>
+      </w:r>
+      <w:proofErr w:type="spellEnd"/>
+      <w:r>
+        <w:rPr>
+          <w:lang w:bidi="ru-RU"/>
+        </w:rPr>
+        <w:t>).</w:t>
       </w:r>
     </w:p>
     <w:p>
@@ -23823,7 +26023,21 @@
         <w:rPr>
           <w:lang w:bidi="ru-RU"/>
         </w:rPr>
-        <w:t>Спроектирован и реализован механизм хранения мультимодальных данных в СУБД PostgreSQL с использованием формата JSONB.</w:t>
+        <w:t xml:space="preserve">Спроектирован и реализован механизм хранения мультимодальных данных в СУБД </w:t>
+      </w:r>
+      <w:proofErr w:type="spellStart"/>
+      <w:r>
+        <w:rPr>
+          <w:lang w:bidi="ru-RU"/>
+        </w:rPr>
+        <w:t>PostgreSQL</w:t>
+      </w:r>
+      <w:proofErr w:type="spellEnd"/>
+      <w:r>
+        <w:rPr>
+          <w:lang w:bidi="ru-RU"/>
+        </w:rPr>
+        <w:t xml:space="preserve"> с использованием формата JSONB.</w:t>
       </w:r>
     </w:p>
     <w:p>
@@ -23841,7 +26055,35 @@
         <w:rPr>
           <w:lang w:bidi="ru-RU"/>
         </w:rPr>
-        <w:t>Разработан модуль формирования аналитических отчётов на основе эвристического объединения (late fusion) признаков.</w:t>
+        <w:t>Разработан модуль формирования аналитических отчётов на основе эвристического объединения (</w:t>
+      </w:r>
+      <w:proofErr w:type="spellStart"/>
+      <w:r>
+        <w:rPr>
+          <w:lang w:bidi="ru-RU"/>
+        </w:rPr>
+        <w:t>late</w:t>
+      </w:r>
+      <w:proofErr w:type="spellEnd"/>
+      <w:r>
+        <w:rPr>
+          <w:lang w:bidi="ru-RU"/>
+        </w:rPr>
+        <w:t xml:space="preserve"> </w:t>
+      </w:r>
+      <w:proofErr w:type="spellStart"/>
+      <w:r>
+        <w:rPr>
+          <w:lang w:bidi="ru-RU"/>
+        </w:rPr>
+        <w:t>fusion</w:t>
+      </w:r>
+      <w:proofErr w:type="spellEnd"/>
+      <w:r>
+        <w:rPr>
+          <w:lang w:bidi="ru-RU"/>
+        </w:rPr>
+        <w:t>) признаков.</w:t>
       </w:r>
     </w:p>
     <w:p>
@@ -23860,7 +26102,35 @@
           <w:lang w:bidi="ru-RU"/>
         </w:rPr>
         <w:lastRenderedPageBreak/>
-        <w:t>Обеспечена интеграция всех компонентов системы с использованием Docker Compose и проведено комплексное тестирование основных сценариев работы.</w:t>
+        <w:t xml:space="preserve">Обеспечена интеграция всех компонентов системы с использованием </w:t>
+      </w:r>
+      <w:proofErr w:type="spellStart"/>
+      <w:r>
+        <w:rPr>
+          <w:lang w:bidi="ru-RU"/>
+        </w:rPr>
+        <w:t>Docker</w:t>
+      </w:r>
+      <w:proofErr w:type="spellEnd"/>
+      <w:r>
+        <w:rPr>
+          <w:lang w:bidi="ru-RU"/>
+        </w:rPr>
+        <w:t xml:space="preserve"> </w:t>
+      </w:r>
+      <w:proofErr w:type="spellStart"/>
+      <w:r>
+        <w:rPr>
+          <w:lang w:bidi="ru-RU"/>
+        </w:rPr>
+        <w:t>Compose</w:t>
+      </w:r>
+      <w:proofErr w:type="spellEnd"/>
+      <w:r>
+        <w:rPr>
+          <w:lang w:bidi="ru-RU"/>
+        </w:rPr>
+        <w:t xml:space="preserve"> и проведено комплексное тестирование основных сценариев работы.</w:t>
       </w:r>
     </w:p>
     <w:p>
@@ -23902,7 +26172,35 @@
         <w:rPr>
           <w:lang w:bidi="ru-RU"/>
         </w:rPr>
-        <w:t>Перспективы дальнейшего развития проекта включают замену эвристического механизма формирования отчётов на нейросетевую модель агрегации признаков, оптимизацию потоковой транскрибации речи (streaming ASR), реализацию функции записи и последующего анализа видеоконференций, а также расширение аналитических метрик за счёт интеграции с корпоративными HRM-системами и инструментами управления проектами.</w:t>
+        <w:t xml:space="preserve">Перспективы дальнейшего развития проекта включают замену эвристического механизма формирования отчётов на нейросетевую модель агрегации признаков, оптимизацию потоковой </w:t>
+      </w:r>
+      <w:proofErr w:type="spellStart"/>
+      <w:r>
+        <w:rPr>
+          <w:lang w:bidi="ru-RU"/>
+        </w:rPr>
+        <w:t>транскрибации</w:t>
+      </w:r>
+      <w:proofErr w:type="spellEnd"/>
+      <w:r>
+        <w:rPr>
+          <w:lang w:bidi="ru-RU"/>
+        </w:rPr>
+        <w:t xml:space="preserve"> речи (</w:t>
+      </w:r>
+      <w:proofErr w:type="spellStart"/>
+      <w:r>
+        <w:rPr>
+          <w:lang w:bidi="ru-RU"/>
+        </w:rPr>
+        <w:t>streaming</w:t>
+      </w:r>
+      <w:proofErr w:type="spellEnd"/>
+      <w:r>
+        <w:rPr>
+          <w:lang w:bidi="ru-RU"/>
+        </w:rPr>
+        <w:t xml:space="preserve"> ASR), реализацию функции записи и последующего анализа видеоконференций, а также расширение аналитических метрик за счёт интеграции с корпоративными HRM-системами и инструментами управления проектами.</w:t>
       </w:r>
     </w:p>
     <w:p>
@@ -23962,7 +26260,23 @@
           <w:rFonts w:cs="Times New Roman"/>
           <w:lang w:val="en-US" w:bidi="ru-RU"/>
         </w:rPr>
-        <w:t>Goodfellow I., Bengio Y., Courville A. Deep Learning. – Cambridge : MIT Press, 2016. – 800 p. – ISBN 978-0-262-03561-3.</w:t>
+        <w:t xml:space="preserve">Goodfellow I., Bengio Y., Courville A. Deep Learning. – </w:t>
+      </w:r>
+      <w:proofErr w:type="gramStart"/>
+      <w:r>
+        <w:rPr>
+          <w:rFonts w:cs="Times New Roman"/>
+          <w:lang w:val="en-US" w:bidi="ru-RU"/>
+        </w:rPr>
+        <w:t>Cambridge :</w:t>
+      </w:r>
+      <w:proofErr w:type="gramEnd"/>
+      <w:r>
+        <w:rPr>
+          <w:rFonts w:cs="Times New Roman"/>
+          <w:lang w:val="en-US" w:bidi="ru-RU"/>
+        </w:rPr>
+        <w:t xml:space="preserve"> MIT Press, 2016. – 800 p. – ISBN 978-0-262-03561-3.</w:t>
       </w:r>
       <w:bookmarkEnd w:id="68"/>
     </w:p>
@@ -23978,12 +26292,53 @@
           <w:lang w:val="en-US" w:bidi="ru-RU"/>
         </w:rPr>
       </w:pPr>
+      <w:proofErr w:type="spellStart"/>
       <w:r>
         <w:rPr>
           <w:rFonts w:cs="Times New Roman"/>
           <w:lang w:val="en-US" w:bidi="ru-RU"/>
         </w:rPr>
-        <w:t>Bradski G., Kaehler A. Learning OpenCV: Computer Vision with the OpenCV Library. – Sebastopol : O’Reilly Media, 2008. – 555 p. – ISBN 978-0-596-51613-0.</w:t>
+        <w:t>Bradski</w:t>
+      </w:r>
+      <w:proofErr w:type="spellEnd"/>
+      <w:r>
+        <w:rPr>
+          <w:rFonts w:cs="Times New Roman"/>
+          <w:lang w:val="en-US" w:bidi="ru-RU"/>
+        </w:rPr>
+        <w:t xml:space="preserve"> G., </w:t>
+      </w:r>
+      <w:proofErr w:type="spellStart"/>
+      <w:r>
+        <w:rPr>
+          <w:rFonts w:cs="Times New Roman"/>
+          <w:lang w:val="en-US" w:bidi="ru-RU"/>
+        </w:rPr>
+        <w:t>Kaehler</w:t>
+      </w:r>
+      <w:proofErr w:type="spellEnd"/>
+      <w:r>
+        <w:rPr>
+          <w:rFonts w:cs="Times New Roman"/>
+          <w:lang w:val="en-US" w:bidi="ru-RU"/>
+        </w:rPr>
+        <w:t xml:space="preserve"> A. Learning OpenCV: Computer Vision with the OpenCV Library. – </w:t>
+      </w:r>
+      <w:proofErr w:type="gramStart"/>
+      <w:r>
+        <w:rPr>
+          <w:rFonts w:cs="Times New Roman"/>
+          <w:lang w:val="en-US" w:bidi="ru-RU"/>
+        </w:rPr>
+        <w:t>Sebastopol :</w:t>
+      </w:r>
+      <w:proofErr w:type="gramEnd"/>
+      <w:r>
+        <w:rPr>
+          <w:rFonts w:cs="Times New Roman"/>
+          <w:lang w:val="en-US" w:bidi="ru-RU"/>
+        </w:rPr>
+        <w:t xml:space="preserve"> O’Reilly Media, 2008. – 555 p. – ISBN 978-0-596-51613-0.</w:t>
       </w:r>
     </w:p>
     <w:p>
@@ -24004,7 +26359,71 @@
           <w:rFonts w:cs="Times New Roman"/>
           <w:lang w:val="en-US" w:bidi="ru-RU"/>
         </w:rPr>
-        <w:t>Vaswani A., Shazeer N., Parmar N. et al. Attention Is All You Need // Advances in Neural Information Processing Systems (NeurIPS). – 2017. – Vol. 30. – URL: https://arxiv.org/abs/1706.03762 (дата обращения: 10.05.2026).</w:t>
+        <w:t xml:space="preserve">Vaswani A., </w:t>
+      </w:r>
+      <w:proofErr w:type="spellStart"/>
+      <w:r>
+        <w:rPr>
+          <w:rFonts w:cs="Times New Roman"/>
+          <w:lang w:val="en-US" w:bidi="ru-RU"/>
+        </w:rPr>
+        <w:t>Shazeer</w:t>
+      </w:r>
+      <w:proofErr w:type="spellEnd"/>
+      <w:r>
+        <w:rPr>
+          <w:rFonts w:cs="Times New Roman"/>
+          <w:lang w:val="en-US" w:bidi="ru-RU"/>
+        </w:rPr>
+        <w:t xml:space="preserve"> N., Parmar N. et al. Attention Is All You Need // Advances in Neural Information Processing Systems (</w:t>
+      </w:r>
+      <w:proofErr w:type="spellStart"/>
+      <w:r>
+        <w:rPr>
+          <w:rFonts w:cs="Times New Roman"/>
+          <w:lang w:val="en-US" w:bidi="ru-RU"/>
+        </w:rPr>
+        <w:t>NeurIPS</w:t>
+      </w:r>
+      <w:proofErr w:type="spellEnd"/>
+      <w:r>
+        <w:rPr>
+          <w:rFonts w:cs="Times New Roman"/>
+          <w:lang w:val="en-US" w:bidi="ru-RU"/>
+        </w:rPr>
+        <w:t>). – 2017. – Vol. 30. – URL: https://arxiv.org/abs/1706.03762 (</w:t>
+      </w:r>
+      <w:proofErr w:type="spellStart"/>
+      <w:r>
+        <w:rPr>
+          <w:rFonts w:cs="Times New Roman"/>
+          <w:lang w:val="en-US" w:bidi="ru-RU"/>
+        </w:rPr>
+        <w:t>дата</w:t>
+      </w:r>
+      <w:proofErr w:type="spellEnd"/>
+      <w:r>
+        <w:rPr>
+          <w:rFonts w:cs="Times New Roman"/>
+          <w:lang w:val="en-US" w:bidi="ru-RU"/>
+        </w:rPr>
+        <w:t xml:space="preserve"> </w:t>
+      </w:r>
+      <w:proofErr w:type="spellStart"/>
+      <w:r>
+        <w:rPr>
+          <w:rFonts w:cs="Times New Roman"/>
+          <w:lang w:val="en-US" w:bidi="ru-RU"/>
+        </w:rPr>
+        <w:t>обращения</w:t>
+      </w:r>
+      <w:proofErr w:type="spellEnd"/>
+      <w:r>
+        <w:rPr>
+          <w:rFonts w:cs="Times New Roman"/>
+          <w:lang w:val="en-US" w:bidi="ru-RU"/>
+        </w:rPr>
+        <w:t>: 10.05.2026).</w:t>
       </w:r>
       <w:bookmarkEnd w:id="69"/>
     </w:p>
@@ -24026,7 +26445,39 @@
           <w:rFonts w:cs="Times New Roman"/>
           <w:lang w:val="en-US" w:bidi="ru-RU"/>
         </w:rPr>
-        <w:t>Radford A., Kim J. W., Xu T. et al. Robust Speech Recognition via Large-Scale Weak Supervision // Proceedings of the 40th International Conference on Machine Learning (ICML). – 2023. – URL: https://arxiv.org/abs/2212.04356 (дата обращения: 10.05.2026).</w:t>
+        <w:t>Radford A., Kim J. W., Xu T. et al. Robust Speech Recognition via Large-Scale Weak Supervision // Proceedings of the 40th International Conference on Machine Learning (ICML). – 2023. – URL: https://arxiv.org/abs/2212.04356 (</w:t>
+      </w:r>
+      <w:proofErr w:type="spellStart"/>
+      <w:r>
+        <w:rPr>
+          <w:rFonts w:cs="Times New Roman"/>
+          <w:lang w:val="en-US" w:bidi="ru-RU"/>
+        </w:rPr>
+        <w:t>дата</w:t>
+      </w:r>
+      <w:proofErr w:type="spellEnd"/>
+      <w:r>
+        <w:rPr>
+          <w:rFonts w:cs="Times New Roman"/>
+          <w:lang w:val="en-US" w:bidi="ru-RU"/>
+        </w:rPr>
+        <w:t xml:space="preserve"> </w:t>
+      </w:r>
+      <w:proofErr w:type="spellStart"/>
+      <w:r>
+        <w:rPr>
+          <w:rFonts w:cs="Times New Roman"/>
+          <w:lang w:val="en-US" w:bidi="ru-RU"/>
+        </w:rPr>
+        <w:t>обращения</w:t>
+      </w:r>
+      <w:proofErr w:type="spellEnd"/>
+      <w:r>
+        <w:rPr>
+          <w:rFonts w:cs="Times New Roman"/>
+          <w:lang w:val="en-US" w:bidi="ru-RU"/>
+        </w:rPr>
+        <w:t>: 10.05.2026).</w:t>
       </w:r>
       <w:bookmarkEnd w:id="70"/>
     </w:p>
@@ -24048,7 +26499,55 @@
           <w:rFonts w:cs="Times New Roman"/>
           <w:lang w:val="en-US" w:bidi="ru-RU"/>
         </w:rPr>
-        <w:t>Zhang K., Zhang Z., Li Z., Qiao Y. Joint Face Detection and Alignment Using Multi-Task Cascaded Convolutional Networks // IEEE Signal Processing Letters. – 2016. – Vol. 23, № 10. – P. 1499–1503. – URL: https://arxiv.org/abs/1604.02878 (дата обращения: 10.05.2026).</w:t>
+        <w:t xml:space="preserve">Zhang K., Zhang Z., Li Z., </w:t>
+      </w:r>
+      <w:proofErr w:type="spellStart"/>
+      <w:r>
+        <w:rPr>
+          <w:rFonts w:cs="Times New Roman"/>
+          <w:lang w:val="en-US" w:bidi="ru-RU"/>
+        </w:rPr>
+        <w:t>Qiao</w:t>
+      </w:r>
+      <w:proofErr w:type="spellEnd"/>
+      <w:r>
+        <w:rPr>
+          <w:rFonts w:cs="Times New Roman"/>
+          <w:lang w:val="en-US" w:bidi="ru-RU"/>
+        </w:rPr>
+        <w:t xml:space="preserve"> Y. Joint Face Detection and Alignment Using Multi-Task Cascaded Convolutional Networks // IEEE Signal Processing Letters. – 2016. – Vol. 23, № 10. – P. 1499–1503. – URL: https://arxiv.org/abs/1604.02878 (</w:t>
+      </w:r>
+      <w:proofErr w:type="spellStart"/>
+      <w:r>
+        <w:rPr>
+          <w:rFonts w:cs="Times New Roman"/>
+          <w:lang w:val="en-US" w:bidi="ru-RU"/>
+        </w:rPr>
+        <w:t>дата</w:t>
+      </w:r>
+      <w:proofErr w:type="spellEnd"/>
+      <w:r>
+        <w:rPr>
+          <w:rFonts w:cs="Times New Roman"/>
+          <w:lang w:val="en-US" w:bidi="ru-RU"/>
+        </w:rPr>
+        <w:t xml:space="preserve"> </w:t>
+      </w:r>
+      <w:proofErr w:type="spellStart"/>
+      <w:r>
+        <w:rPr>
+          <w:rFonts w:cs="Times New Roman"/>
+          <w:lang w:val="en-US" w:bidi="ru-RU"/>
+        </w:rPr>
+        <w:t>обращения</w:t>
+      </w:r>
+      <w:proofErr w:type="spellEnd"/>
+      <w:r>
+        <w:rPr>
+          <w:rFonts w:cs="Times New Roman"/>
+          <w:lang w:val="en-US" w:bidi="ru-RU"/>
+        </w:rPr>
+        <w:t>: 10.05.2026).</w:t>
       </w:r>
       <w:bookmarkEnd w:id="71"/>
     </w:p>
@@ -24065,12 +26564,69 @@
         </w:rPr>
       </w:pPr>
       <w:bookmarkStart w:id="72" w:name="_Ref229768360"/>
+      <w:proofErr w:type="spellStart"/>
       <w:r>
         <w:rPr>
           <w:rFonts w:cs="Times New Roman"/>
           <w:lang w:val="en-US" w:bidi="ru-RU"/>
         </w:rPr>
-        <w:t>Parkhi O. M., Vedaldi A., Zisserman A. Deep Face Recognition // Proceedings of the British Machine Vision Conference (BMVC). – 2015. – URL: https://www.robots.ox.ac.uk/~vgg/publications/2015/Parkhi15/parkhi15.pdf (дата обращения: 10.05.2026).</w:t>
+        <w:t>Parkhi</w:t>
+      </w:r>
+      <w:proofErr w:type="spellEnd"/>
+      <w:r>
+        <w:rPr>
+          <w:rFonts w:cs="Times New Roman"/>
+          <w:lang w:val="en-US" w:bidi="ru-RU"/>
+        </w:rPr>
+        <w:t xml:space="preserve"> O. M., </w:t>
+      </w:r>
+      <w:proofErr w:type="spellStart"/>
+      <w:r>
+        <w:rPr>
+          <w:rFonts w:cs="Times New Roman"/>
+          <w:lang w:val="en-US" w:bidi="ru-RU"/>
+        </w:rPr>
+        <w:t>Vedaldi</w:t>
+      </w:r>
+      <w:proofErr w:type="spellEnd"/>
+      <w:r>
+        <w:rPr>
+          <w:rFonts w:cs="Times New Roman"/>
+          <w:lang w:val="en-US" w:bidi="ru-RU"/>
+        </w:rPr>
+        <w:t xml:space="preserve"> A., Zisserman A. Deep Face Recognition // Proceedings of the British Machine Vision Conference (BMVC). – 2015. – URL: https://www.robots.ox.ac.uk/~vgg/publications/2015/Parkhi15/parkhi15.pdf (</w:t>
+      </w:r>
+      <w:proofErr w:type="spellStart"/>
+      <w:r>
+        <w:rPr>
+          <w:rFonts w:cs="Times New Roman"/>
+          <w:lang w:val="en-US" w:bidi="ru-RU"/>
+        </w:rPr>
+        <w:t>дата</w:t>
+      </w:r>
+      <w:proofErr w:type="spellEnd"/>
+      <w:r>
+        <w:rPr>
+          <w:rFonts w:cs="Times New Roman"/>
+          <w:lang w:val="en-US" w:bidi="ru-RU"/>
+        </w:rPr>
+        <w:t xml:space="preserve"> </w:t>
+      </w:r>
+      <w:proofErr w:type="spellStart"/>
+      <w:r>
+        <w:rPr>
+          <w:rFonts w:cs="Times New Roman"/>
+          <w:lang w:val="en-US" w:bidi="ru-RU"/>
+        </w:rPr>
+        <w:t>обращения</w:t>
+      </w:r>
+      <w:proofErr w:type="spellEnd"/>
+      <w:r>
+        <w:rPr>
+          <w:rFonts w:cs="Times New Roman"/>
+          <w:lang w:val="en-US" w:bidi="ru-RU"/>
+        </w:rPr>
+        <w:t>: 10.05.2026).</w:t>
       </w:r>
       <w:bookmarkEnd w:id="72"/>
     </w:p>
@@ -24123,6 +26679,7 @@
         </w:rPr>
         <w:t xml:space="preserve"> </w:t>
       </w:r>
+      <w:proofErr w:type="spellStart"/>
       <w:r>
         <w:rPr>
           <w:rFonts w:cs="Times New Roman"/>
@@ -24130,6 +26687,7 @@
         </w:rPr>
         <w:t>MediaPipe</w:t>
       </w:r>
+      <w:proofErr w:type="spellEnd"/>
       <w:r>
         <w:rPr>
           <w:rFonts w:cs="Times New Roman"/>
@@ -24151,6 +26709,7 @@
         </w:rPr>
         <w:t xml:space="preserve"> </w:t>
       </w:r>
+      <w:proofErr w:type="spellStart"/>
       <w:r>
         <w:rPr>
           <w:rFonts w:cs="Times New Roman"/>
@@ -24158,6 +26717,7 @@
         </w:rPr>
         <w:t>Landmarker</w:t>
       </w:r>
+      <w:proofErr w:type="spellEnd"/>
       <w:r>
         <w:rPr>
           <w:rFonts w:cs="Times New Roman"/>
@@ -25775,7 +28335,7 @@
   <w:abstractNum w:abstractNumId="10" w15:restartNumberingAfterBreak="0">
     <w:nsid w:val="410653CC"/>
     <w:multiLevelType w:val="hybridMultilevel"/>
-    <w:tmpl w:val="A314E270"/>
+    <w:tmpl w:val="AE6A8526"/>
     <w:lvl w:ilvl="0" w:tplc="2466A0F0">
       <w:start w:val="1"/>
       <w:numFmt w:val="bullet"/>

--- a/вкр/Диплом черн Демьянцев Виталий Владиславич (1).docx
+++ b/вкр/Диплом черн Демьянцев Виталий Владиславич (1).docx
@@ -1279,6 +1279,7 @@
         </w:rPr>
       </w:pPr>
       <w:bookmarkStart w:id="0" w:name="_Toc232928754"/>
+      <w:bookmarkStart w:id="1" w:name="_Toc233140214"/>
       <w:r>
         <w:rPr>
           <w:rFonts w:ascii="Times New Roman" w:eastAsia="Arial Unicode MS" w:hAnsi="Times New Roman" w:cs="Times New Roman"/>
@@ -1293,6 +1294,7 @@
         <w:t>Содержание работы</w:t>
       </w:r>
       <w:bookmarkEnd w:id="0"/>
+      <w:bookmarkEnd w:id="1"/>
     </w:p>
     <w:p>
       <w:pPr>
@@ -1650,7 +1652,8 @@
           <w:bdr w:val="nil"/>
         </w:rPr>
       </w:pPr>
-      <w:bookmarkStart w:id="1" w:name="_Toc232928755"/>
+      <w:bookmarkStart w:id="2" w:name="_Toc232928755"/>
+      <w:bookmarkStart w:id="3" w:name="_Toc233140215"/>
       <w:r>
         <w:rPr>
           <w:rFonts w:ascii="Times New Roman" w:eastAsia="Arial Unicode MS" w:hAnsi="Times New Roman" w:cs="Times New Roman"/>
@@ -1664,7 +1667,8 @@
         </w:rPr>
         <w:t>Отчетный материал</w:t>
       </w:r>
-      <w:bookmarkEnd w:id="1"/>
+      <w:bookmarkEnd w:id="2"/>
+      <w:bookmarkEnd w:id="3"/>
     </w:p>
     <w:p>
       <w:pPr>
@@ -1730,7 +1734,8 @@
           <w:bdr w:val="nil"/>
         </w:rPr>
       </w:pPr>
-      <w:bookmarkStart w:id="2" w:name="_Toc232928756"/>
+      <w:bookmarkStart w:id="4" w:name="_Toc232928756"/>
+      <w:bookmarkStart w:id="5" w:name="_Toc233140216"/>
       <w:r>
         <w:rPr>
           <w:rFonts w:ascii="Times New Roman" w:eastAsia="Arial Unicode MS" w:hAnsi="Times New Roman" w:cs="Times New Roman"/>
@@ -1744,7 +1749,8 @@
         </w:rPr>
         <w:t>Литература</w:t>
       </w:r>
-      <w:bookmarkEnd w:id="2"/>
+      <w:bookmarkEnd w:id="4"/>
+      <w:bookmarkEnd w:id="5"/>
     </w:p>
     <w:p>
       <w:pPr>
@@ -1767,7 +1773,6 @@
           <w:bdr w:val="nil"/>
         </w:rPr>
       </w:pPr>
-      <w:proofErr w:type="spellStart"/>
       <w:r>
         <w:rPr>
           <w:rFonts w:ascii="Times New Roman" w:eastAsia="Arial Unicode MS" w:hAnsi="Times New Roman" w:cs="Times New Roman"/>
@@ -1777,115 +1782,7 @@
           <w:u w:color="000000"/>
           <w:bdr w:val="nil"/>
         </w:rPr>
-        <w:t>Катасев</w:t>
-      </w:r>
-      <w:proofErr w:type="spellEnd"/>
-      <w:r>
-        <w:rPr>
-          <w:rFonts w:ascii="Times New Roman" w:eastAsia="Arial Unicode MS" w:hAnsi="Times New Roman" w:cs="Times New Roman"/>
-          <w:color w:val="000000"/>
-          <w:sz w:val="24"/>
-          <w:szCs w:val="24"/>
-          <w:u w:color="000000"/>
-          <w:bdr w:val="nil"/>
-        </w:rPr>
-        <w:t xml:space="preserve">, А. С. </w:t>
-      </w:r>
-      <w:proofErr w:type="spellStart"/>
-      <w:r>
-        <w:rPr>
-          <w:rFonts w:ascii="Times New Roman" w:eastAsia="Arial Unicode MS" w:hAnsi="Times New Roman" w:cs="Times New Roman"/>
-          <w:color w:val="000000"/>
-          <w:sz w:val="24"/>
-          <w:szCs w:val="24"/>
-          <w:u w:color="000000"/>
-          <w:bdr w:val="nil"/>
-        </w:rPr>
-        <w:t>Сверточные</w:t>
-      </w:r>
-      <w:proofErr w:type="spellEnd"/>
-      <w:r>
-        <w:rPr>
-          <w:rFonts w:ascii="Times New Roman" w:eastAsia="Arial Unicode MS" w:hAnsi="Times New Roman" w:cs="Times New Roman"/>
-          <w:color w:val="000000"/>
-          <w:sz w:val="24"/>
-          <w:szCs w:val="24"/>
-          <w:u w:color="000000"/>
-          <w:bdr w:val="nil"/>
-        </w:rPr>
-        <w:t xml:space="preserve"> </w:t>
-      </w:r>
-      <w:proofErr w:type="spellStart"/>
-      <w:r>
-        <w:rPr>
-          <w:rFonts w:ascii="Times New Roman" w:eastAsia="Arial Unicode MS" w:hAnsi="Times New Roman" w:cs="Times New Roman"/>
-          <w:color w:val="000000"/>
-          <w:sz w:val="24"/>
-          <w:szCs w:val="24"/>
-          <w:u w:color="000000"/>
-          <w:bdr w:val="nil"/>
-        </w:rPr>
-        <w:t>нейросетеВые</w:t>
-      </w:r>
-      <w:proofErr w:type="spellEnd"/>
-      <w:r>
-        <w:rPr>
-          <w:rFonts w:ascii="Times New Roman" w:eastAsia="Arial Unicode MS" w:hAnsi="Times New Roman" w:cs="Times New Roman"/>
-          <w:color w:val="000000"/>
-          <w:sz w:val="24"/>
-          <w:szCs w:val="24"/>
-          <w:u w:color="000000"/>
-          <w:bdr w:val="nil"/>
-        </w:rPr>
-        <w:t xml:space="preserve"> </w:t>
-      </w:r>
-      <w:proofErr w:type="spellStart"/>
-      <w:r>
-        <w:rPr>
-          <w:rFonts w:ascii="Times New Roman" w:eastAsia="Arial Unicode MS" w:hAnsi="Times New Roman" w:cs="Times New Roman"/>
-          <w:color w:val="000000"/>
-          <w:sz w:val="24"/>
-          <w:szCs w:val="24"/>
-          <w:u w:color="000000"/>
-          <w:bdr w:val="nil"/>
-        </w:rPr>
-        <w:t>МОДЕЛи</w:t>
-      </w:r>
-      <w:proofErr w:type="spellEnd"/>
-      <w:r>
-        <w:rPr>
-          <w:rFonts w:ascii="Times New Roman" w:eastAsia="Arial Unicode MS" w:hAnsi="Times New Roman" w:cs="Times New Roman"/>
-          <w:color w:val="000000"/>
-          <w:sz w:val="24"/>
-          <w:szCs w:val="24"/>
-          <w:u w:color="000000"/>
-          <w:bdr w:val="nil"/>
-        </w:rPr>
-        <w:t xml:space="preserve"> распознавания эмоций человека ПО ФОТОГРАФИИ / А. С. </w:t>
-      </w:r>
-      <w:proofErr w:type="spellStart"/>
-      <w:r>
-        <w:rPr>
-          <w:rFonts w:ascii="Times New Roman" w:eastAsia="Arial Unicode MS" w:hAnsi="Times New Roman" w:cs="Times New Roman"/>
-          <w:color w:val="000000"/>
-          <w:sz w:val="24"/>
-          <w:szCs w:val="24"/>
-          <w:u w:color="000000"/>
-          <w:bdr w:val="nil"/>
-        </w:rPr>
-        <w:t>Катасев</w:t>
-      </w:r>
-      <w:proofErr w:type="spellEnd"/>
-      <w:r>
-        <w:rPr>
-          <w:rFonts w:ascii="Times New Roman" w:eastAsia="Arial Unicode MS" w:hAnsi="Times New Roman" w:cs="Times New Roman"/>
-          <w:color w:val="000000"/>
-          <w:sz w:val="24"/>
-          <w:szCs w:val="24"/>
-          <w:u w:color="000000"/>
-          <w:bdr w:val="nil"/>
-        </w:rPr>
-        <w:t xml:space="preserve">, З. Р. Ханова // Вестник Технологического университета. – 2023. – Т. 26, № 4. – С. 76-81. – DOI 10.55421/1998-7072_2023_26_4_76. – EDN MENHPN. </w:t>
+        <w:t xml:space="preserve">Катасев, А. С. Сверточные нейросетеВые МОДЕЛи распознавания эмоций человека ПО ФОТОГРАФИИ / А. С. Катасев, З. Р. Ханова // Вестник Технологического университета. – 2023. – Т. 26, № 4. – С. 76-81. – DOI 10.55421/1998-7072_2023_26_4_76. – EDN MENHPN. </w:t>
       </w:r>
     </w:p>
     <w:p>
@@ -1918,31 +1815,7 @@
           <w:u w:color="000000"/>
           <w:bdr w:val="nil"/>
         </w:rPr>
-        <w:t xml:space="preserve">Семенюк, В. В. Разработка алгоритма распознавания эмоций человека с использованием </w:t>
-      </w:r>
-      <w:proofErr w:type="spellStart"/>
-      <w:r>
-        <w:rPr>
-          <w:rFonts w:ascii="Times New Roman" w:eastAsia="Arial Unicode MS" w:hAnsi="Times New Roman" w:cs="Times New Roman"/>
-          <w:color w:val="000000"/>
-          <w:sz w:val="24"/>
-          <w:szCs w:val="24"/>
-          <w:u w:color="000000"/>
-          <w:bdr w:val="nil"/>
-        </w:rPr>
-        <w:t>сверточной</w:t>
-      </w:r>
-      <w:proofErr w:type="spellEnd"/>
-      <w:r>
-        <w:rPr>
-          <w:rFonts w:ascii="Times New Roman" w:eastAsia="Arial Unicode MS" w:hAnsi="Times New Roman" w:cs="Times New Roman"/>
-          <w:color w:val="000000"/>
-          <w:sz w:val="24"/>
-          <w:szCs w:val="24"/>
-          <w:u w:color="000000"/>
-          <w:bdr w:val="nil"/>
-        </w:rPr>
-        <w:t xml:space="preserve"> нейронной сети средствами Python / В. В. Семенюк, М. В. Складчиков // Инженерный вестник Дона. – 2023. – № 12(108). – С. 231-245. – EDN TBESZT.</w:t>
+        <w:t>Семенюк, В. В. Разработка алгоритма распознавания эмоций человека с использованием сверточной нейронной сети средствами Python / В. В. Семенюк, М. В. Складчиков // Инженерный вестник Дона. – 2023. – № 12(108). – С. 231-245. – EDN TBESZT.</w:t>
       </w:r>
     </w:p>
     <w:p>
@@ -2289,21 +2162,8 @@
           <w:bdr w:val="nil"/>
         </w:rPr>
         <w:tab/>
-        <w:t xml:space="preserve">/К.И. </w:t>
-      </w:r>
-      <w:proofErr w:type="spellStart"/>
-      <w:r>
-        <w:rPr>
-          <w:rFonts w:ascii="Times New Roman" w:eastAsia="Arial Unicode MS" w:hAnsi="Times New Roman" w:cs="Times New Roman"/>
-          <w:color w:val="000000"/>
-          <w:sz w:val="24"/>
-          <w:szCs w:val="24"/>
-          <w:u w:color="000000"/>
-          <w:bdr w:val="nil"/>
-        </w:rPr>
-        <w:t>Бушмелева</w:t>
-      </w:r>
-      <w:proofErr w:type="spellEnd"/>
+        <w:t>/К.И. Бушмелева</w:t>
+      </w:r>
       <w:r>
         <w:rPr>
           <w:rFonts w:ascii="Times New Roman" w:eastAsia="Arial Unicode MS" w:hAnsi="Times New Roman" w:cs="Arial Unicode MS"/>
@@ -2345,7 +2205,7 @@
           <w:szCs w:val="24"/>
         </w:rPr>
       </w:pPr>
-      <w:bookmarkStart w:id="3" w:name="_Toc232928757"/>
+      <w:bookmarkStart w:id="6" w:name="_Toc233140217"/>
       <w:r>
         <w:rPr>
           <w:sz w:val="24"/>
@@ -2354,7 +2214,7 @@
         <w:lastRenderedPageBreak/>
         <w:t>РЕФЕРАТ</w:t>
       </w:r>
-      <w:bookmarkEnd w:id="3"/>
+      <w:bookmarkEnd w:id="6"/>
     </w:p>
     <w:p>
       <w:pPr>
@@ -2794,12 +2654,12 @@
           <w:numId w:val="0"/>
         </w:numPr>
       </w:pPr>
-      <w:bookmarkStart w:id="4" w:name="_Toc232928758"/>
+      <w:bookmarkStart w:id="7" w:name="_Toc233140218"/>
       <w:r>
         <w:lastRenderedPageBreak/>
         <w:t>ПЕРЕЧЕНЬ СОКРАЩЕНИЙ</w:t>
       </w:r>
-      <w:bookmarkEnd w:id="4"/>
+      <w:bookmarkEnd w:id="7"/>
     </w:p>
     <w:p>
       <w:r>
@@ -2818,15 +2678,7 @@
     </w:p>
     <w:p>
       <w:r>
-        <w:t xml:space="preserve">CNN – </w:t>
-      </w:r>
-      <w:proofErr w:type="spellStart"/>
-      <w:r>
-        <w:t>свёрточная</w:t>
-      </w:r>
-      <w:proofErr w:type="spellEnd"/>
-      <w:r>
-        <w:t xml:space="preserve"> нейронная сеть</w:t>
+        <w:t>CNN – свёрточная нейронная сеть</w:t>
       </w:r>
     </w:p>
     <w:p>
@@ -2856,15 +2708,7 @@
     </w:p>
     <w:p>
       <w:r>
-        <w:t xml:space="preserve">MFCC – мел-частотные </w:t>
-      </w:r>
-      <w:proofErr w:type="spellStart"/>
-      <w:r>
-        <w:t>кепстральные</w:t>
-      </w:r>
-      <w:proofErr w:type="spellEnd"/>
-      <w:r>
-        <w:t xml:space="preserve"> коэффициенты</w:t>
+        <w:t>MFCC – мел-частотные кепстральные коэффициенты</w:t>
       </w:r>
     </w:p>
     <w:p>
@@ -2987,7 +2831,7 @@
       <w:r>
         <w:fldChar w:fldCharType="separate"/>
       </w:r>
-      <w:hyperlink w:anchor="_Toc232928757" w:history="1">
+      <w:hyperlink w:anchor="_Toc233140217" w:history="1">
         <w:r>
           <w:rPr>
             <w:rStyle w:val="afb"/>
@@ -3016,7 +2860,7 @@
             <w:noProof/>
             <w:webHidden/>
           </w:rPr>
-          <w:instrText xml:space="preserve"> PAGEREF _Toc232928757 \h </w:instrText>
+          <w:instrText xml:space="preserve"> PAGEREF _Toc233140217 \h </w:instrText>
         </w:r>
         <w:r>
           <w:rPr>
@@ -3064,7 +2908,7 @@
           <w14:ligatures w14:val="standardContextual"/>
         </w:rPr>
       </w:pPr>
-      <w:hyperlink w:anchor="_Toc232928758" w:history="1">
+      <w:hyperlink w:anchor="_Toc233140218" w:history="1">
         <w:r>
           <w:rPr>
             <w:rStyle w:val="afb"/>
@@ -3093,7 +2937,7 @@
             <w:noProof/>
             <w:webHidden/>
           </w:rPr>
-          <w:instrText xml:space="preserve"> PAGEREF _Toc232928758 \h </w:instrText>
+          <w:instrText xml:space="preserve"> PAGEREF _Toc233140218 \h </w:instrText>
         </w:r>
         <w:r>
           <w:rPr>
@@ -3141,7 +2985,7 @@
           <w14:ligatures w14:val="standardContextual"/>
         </w:rPr>
       </w:pPr>
-      <w:hyperlink w:anchor="_Toc232928759" w:history="1">
+      <w:hyperlink w:anchor="_Toc233140219" w:history="1">
         <w:r>
           <w:rPr>
             <w:rStyle w:val="afb"/>
@@ -3170,7 +3014,7 @@
             <w:noProof/>
             <w:webHidden/>
           </w:rPr>
-          <w:instrText xml:space="preserve"> PAGEREF _Toc232928759 \h </w:instrText>
+          <w:instrText xml:space="preserve"> PAGEREF _Toc233140219 \h </w:instrText>
         </w:r>
         <w:r>
           <w:rPr>
@@ -3190,7 +3034,7 @@
             <w:noProof/>
             <w:webHidden/>
           </w:rPr>
-          <w:t>6</w:t>
+          <w:t>7</w:t>
         </w:r>
         <w:r>
           <w:rPr>
@@ -3218,7 +3062,7 @@
           <w14:ligatures w14:val="standardContextual"/>
         </w:rPr>
       </w:pPr>
-      <w:hyperlink w:anchor="_Toc232928760" w:history="1">
+      <w:hyperlink w:anchor="_Toc233140220" w:history="1">
         <w:r>
           <w:rPr>
             <w:rStyle w:val="afb"/>
@@ -3247,159 +3091,7 @@
             <w:noProof/>
             <w:webHidden/>
           </w:rPr>
-          <w:instrText xml:space="preserve"> PAGEREF _Toc232928760 \h </w:instrText>
-        </w:r>
-        <w:r>
-          <w:rPr>
-            <w:noProof/>
-            <w:webHidden/>
-          </w:rPr>
-        </w:r>
-        <w:r>
-          <w:rPr>
-            <w:noProof/>
-            <w:webHidden/>
-          </w:rPr>
-          <w:fldChar w:fldCharType="separate"/>
-        </w:r>
-        <w:r>
-          <w:rPr>
-            <w:noProof/>
-            <w:webHidden/>
-          </w:rPr>
-          <w:t>9</w:t>
-        </w:r>
-        <w:r>
-          <w:rPr>
-            <w:noProof/>
-            <w:webHidden/>
-          </w:rPr>
-          <w:fldChar w:fldCharType="end"/>
-        </w:r>
-      </w:hyperlink>
-    </w:p>
-    <w:p>
-      <w:pPr>
-        <w:pStyle w:val="24"/>
-        <w:tabs>
-          <w:tab w:val="right" w:leader="dot" w:pos="9345"/>
-        </w:tabs>
-        <w:spacing w:line="259" w:lineRule="auto"/>
-        <w:ind w:firstLine="0"/>
-        <w:rPr>
-          <w:rFonts w:asciiTheme="minorHAnsi" w:eastAsiaTheme="minorEastAsia" w:hAnsiTheme="minorHAnsi" w:cstheme="minorBidi"/>
-          <w:noProof/>
-          <w:kern w:val="2"/>
-          <w:sz w:val="24"/>
-          <w:szCs w:val="24"/>
-          <w14:ligatures w14:val="standardContextual"/>
-        </w:rPr>
-      </w:pPr>
-      <w:hyperlink w:anchor="_Toc232928761" w:history="1">
-        <w:r>
-          <w:rPr>
-            <w:rStyle w:val="afb"/>
-            <w:rFonts w:eastAsia="Arial"/>
-            <w:noProof/>
-          </w:rPr>
-          <w:t>1.1. Эмоции человека и их роль в HR</w:t>
-        </w:r>
-        <w:r>
-          <w:rPr>
-            <w:noProof/>
-            <w:webHidden/>
-          </w:rPr>
-          <w:tab/>
-        </w:r>
-        <w:r>
-          <w:rPr>
-            <w:noProof/>
-            <w:webHidden/>
-          </w:rPr>
-          <w:fldChar w:fldCharType="begin"/>
-        </w:r>
-        <w:r>
-          <w:rPr>
-            <w:noProof/>
-            <w:webHidden/>
-          </w:rPr>
-          <w:instrText xml:space="preserve"> PAGEREF _Toc232928761 \h </w:instrText>
-        </w:r>
-        <w:r>
-          <w:rPr>
-            <w:noProof/>
-            <w:webHidden/>
-          </w:rPr>
-        </w:r>
-        <w:r>
-          <w:rPr>
-            <w:noProof/>
-            <w:webHidden/>
-          </w:rPr>
-          <w:fldChar w:fldCharType="separate"/>
-        </w:r>
-        <w:r>
-          <w:rPr>
-            <w:noProof/>
-            <w:webHidden/>
-          </w:rPr>
-          <w:t>9</w:t>
-        </w:r>
-        <w:r>
-          <w:rPr>
-            <w:noProof/>
-            <w:webHidden/>
-          </w:rPr>
-          <w:fldChar w:fldCharType="end"/>
-        </w:r>
-      </w:hyperlink>
-    </w:p>
-    <w:p>
-      <w:pPr>
-        <w:pStyle w:val="24"/>
-        <w:tabs>
-          <w:tab w:val="right" w:leader="dot" w:pos="9345"/>
-        </w:tabs>
-        <w:spacing w:line="259" w:lineRule="auto"/>
-        <w:ind w:firstLine="0"/>
-        <w:rPr>
-          <w:rFonts w:asciiTheme="minorHAnsi" w:eastAsiaTheme="minorEastAsia" w:hAnsiTheme="minorHAnsi" w:cstheme="minorBidi"/>
-          <w:noProof/>
-          <w:kern w:val="2"/>
-          <w:sz w:val="24"/>
-          <w:szCs w:val="24"/>
-          <w14:ligatures w14:val="standardContextual"/>
-        </w:rPr>
-      </w:pPr>
-      <w:hyperlink w:anchor="_Toc232928762" w:history="1">
-        <w:r>
-          <w:rPr>
-            <w:rStyle w:val="afb"/>
-            <w:rFonts w:eastAsia="Arial"/>
-            <w:noProof/>
-          </w:rPr>
-          <w:t>1.2. Технологи мультимодального анализа</w:t>
-        </w:r>
-        <w:r>
-          <w:rPr>
-            <w:noProof/>
-            <w:webHidden/>
-          </w:rPr>
-          <w:tab/>
-        </w:r>
-        <w:r>
-          <w:rPr>
-            <w:noProof/>
-            <w:webHidden/>
-          </w:rPr>
-          <w:fldChar w:fldCharType="begin"/>
-        </w:r>
-        <w:r>
-          <w:rPr>
-            <w:noProof/>
-            <w:webHidden/>
-          </w:rPr>
-          <w:instrText xml:space="preserve"> PAGEREF _Toc232928762 \h </w:instrText>
+          <w:instrText xml:space="preserve"> PAGEREF _Toc233140220 \h </w:instrText>
         </w:r>
         <w:r>
           <w:rPr>
@@ -3447,14 +3139,14 @@
           <w14:ligatures w14:val="standardContextual"/>
         </w:rPr>
       </w:pPr>
-      <w:hyperlink w:anchor="_Toc232928763" w:history="1">
+      <w:hyperlink w:anchor="_Toc233140221" w:history="1">
         <w:r>
           <w:rPr>
             <w:rStyle w:val="afb"/>
             <w:rFonts w:eastAsia="Arial"/>
             <w:noProof/>
           </w:rPr>
-          <w:t>1.3. Анализ существующего бизнес-процесса оценки персонала</w:t>
+          <w:t>1.1. Эмоции человека и их роль в HR</w:t>
         </w:r>
         <w:r>
           <w:rPr>
@@ -3475,7 +3167,7 @@
             <w:noProof/>
             <w:webHidden/>
           </w:rPr>
-          <w:instrText xml:space="preserve"> PAGEREF _Toc232928763 \h </w:instrText>
+          <w:instrText xml:space="preserve"> PAGEREF _Toc233140221 \h </w:instrText>
         </w:r>
         <w:r>
           <w:rPr>
@@ -3523,7 +3215,159 @@
           <w14:ligatures w14:val="standardContextual"/>
         </w:rPr>
       </w:pPr>
-      <w:hyperlink w:anchor="_Toc232928764" w:history="1">
+      <w:hyperlink w:anchor="_Toc233140222" w:history="1">
+        <w:r>
+          <w:rPr>
+            <w:rStyle w:val="afb"/>
+            <w:rFonts w:eastAsia="Arial"/>
+            <w:noProof/>
+          </w:rPr>
+          <w:t>1.2. Технологи мультимодального анализа</w:t>
+        </w:r>
+        <w:r>
+          <w:rPr>
+            <w:noProof/>
+            <w:webHidden/>
+          </w:rPr>
+          <w:tab/>
+        </w:r>
+        <w:r>
+          <w:rPr>
+            <w:noProof/>
+            <w:webHidden/>
+          </w:rPr>
+          <w:fldChar w:fldCharType="begin"/>
+        </w:r>
+        <w:r>
+          <w:rPr>
+            <w:noProof/>
+            <w:webHidden/>
+          </w:rPr>
+          <w:instrText xml:space="preserve"> PAGEREF _Toc233140222 \h </w:instrText>
+        </w:r>
+        <w:r>
+          <w:rPr>
+            <w:noProof/>
+            <w:webHidden/>
+          </w:rPr>
+        </w:r>
+        <w:r>
+          <w:rPr>
+            <w:noProof/>
+            <w:webHidden/>
+          </w:rPr>
+          <w:fldChar w:fldCharType="separate"/>
+        </w:r>
+        <w:r>
+          <w:rPr>
+            <w:noProof/>
+            <w:webHidden/>
+          </w:rPr>
+          <w:t>11</w:t>
+        </w:r>
+        <w:r>
+          <w:rPr>
+            <w:noProof/>
+            <w:webHidden/>
+          </w:rPr>
+          <w:fldChar w:fldCharType="end"/>
+        </w:r>
+      </w:hyperlink>
+    </w:p>
+    <w:p>
+      <w:pPr>
+        <w:pStyle w:val="24"/>
+        <w:tabs>
+          <w:tab w:val="right" w:leader="dot" w:pos="9345"/>
+        </w:tabs>
+        <w:spacing w:line="259" w:lineRule="auto"/>
+        <w:ind w:firstLine="0"/>
+        <w:rPr>
+          <w:rFonts w:asciiTheme="minorHAnsi" w:eastAsiaTheme="minorEastAsia" w:hAnsiTheme="minorHAnsi" w:cstheme="minorBidi"/>
+          <w:noProof/>
+          <w:kern w:val="2"/>
+          <w:sz w:val="24"/>
+          <w:szCs w:val="24"/>
+          <w14:ligatures w14:val="standardContextual"/>
+        </w:rPr>
+      </w:pPr>
+      <w:hyperlink w:anchor="_Toc233140223" w:history="1">
+        <w:r>
+          <w:rPr>
+            <w:rStyle w:val="afb"/>
+            <w:rFonts w:eastAsia="Arial"/>
+            <w:noProof/>
+          </w:rPr>
+          <w:t>1.3. Анализ существующего бизнес-процесса оценки персонала</w:t>
+        </w:r>
+        <w:r>
+          <w:rPr>
+            <w:noProof/>
+            <w:webHidden/>
+          </w:rPr>
+          <w:tab/>
+        </w:r>
+        <w:r>
+          <w:rPr>
+            <w:noProof/>
+            <w:webHidden/>
+          </w:rPr>
+          <w:fldChar w:fldCharType="begin"/>
+        </w:r>
+        <w:r>
+          <w:rPr>
+            <w:noProof/>
+            <w:webHidden/>
+          </w:rPr>
+          <w:instrText xml:space="preserve"> PAGEREF _Toc233140223 \h </w:instrText>
+        </w:r>
+        <w:r>
+          <w:rPr>
+            <w:noProof/>
+            <w:webHidden/>
+          </w:rPr>
+        </w:r>
+        <w:r>
+          <w:rPr>
+            <w:noProof/>
+            <w:webHidden/>
+          </w:rPr>
+          <w:fldChar w:fldCharType="separate"/>
+        </w:r>
+        <w:r>
+          <w:rPr>
+            <w:noProof/>
+            <w:webHidden/>
+          </w:rPr>
+          <w:t>11</w:t>
+        </w:r>
+        <w:r>
+          <w:rPr>
+            <w:noProof/>
+            <w:webHidden/>
+          </w:rPr>
+          <w:fldChar w:fldCharType="end"/>
+        </w:r>
+      </w:hyperlink>
+    </w:p>
+    <w:p>
+      <w:pPr>
+        <w:pStyle w:val="24"/>
+        <w:tabs>
+          <w:tab w:val="right" w:leader="dot" w:pos="9345"/>
+        </w:tabs>
+        <w:spacing w:line="259" w:lineRule="auto"/>
+        <w:ind w:firstLine="0"/>
+        <w:rPr>
+          <w:rFonts w:asciiTheme="minorHAnsi" w:eastAsiaTheme="minorEastAsia" w:hAnsiTheme="minorHAnsi" w:cstheme="minorBidi"/>
+          <w:noProof/>
+          <w:kern w:val="2"/>
+          <w:sz w:val="24"/>
+          <w:szCs w:val="24"/>
+          <w14:ligatures w14:val="standardContextual"/>
+        </w:rPr>
+      </w:pPr>
+      <w:hyperlink w:anchor="_Toc233140224" w:history="1">
         <w:r>
           <w:rPr>
             <w:rStyle w:val="afb"/>
@@ -3560,7 +3404,7 @@
             <w:noProof/>
             <w:webHidden/>
           </w:rPr>
-          <w:instrText xml:space="preserve"> PAGEREF _Toc232928764 \h </w:instrText>
+          <w:instrText xml:space="preserve"> PAGEREF _Toc233140224 \h </w:instrText>
         </w:r>
         <w:r>
           <w:rPr>
@@ -3580,7 +3424,7 @@
             <w:noProof/>
             <w:webHidden/>
           </w:rPr>
-          <w:t>12</w:t>
+          <w:t>13</w:t>
         </w:r>
         <w:r>
           <w:rPr>
@@ -3608,7 +3452,7 @@
           <w14:ligatures w14:val="standardContextual"/>
         </w:rPr>
       </w:pPr>
-      <w:hyperlink w:anchor="_Toc232928765" w:history="1">
+      <w:hyperlink w:anchor="_Toc233140225" w:history="1">
         <w:r>
           <w:rPr>
             <w:rStyle w:val="afb"/>
@@ -3636,83 +3480,7 @@
             <w:noProof/>
             <w:webHidden/>
           </w:rPr>
-          <w:instrText xml:space="preserve"> PAGEREF _Toc232928765 \h </w:instrText>
-        </w:r>
-        <w:r>
-          <w:rPr>
-            <w:noProof/>
-            <w:webHidden/>
-          </w:rPr>
-        </w:r>
-        <w:r>
-          <w:rPr>
-            <w:noProof/>
-            <w:webHidden/>
-          </w:rPr>
-          <w:fldChar w:fldCharType="separate"/>
-        </w:r>
-        <w:r>
-          <w:rPr>
-            <w:noProof/>
-            <w:webHidden/>
-          </w:rPr>
-          <w:t>14</w:t>
-        </w:r>
-        <w:r>
-          <w:rPr>
-            <w:noProof/>
-            <w:webHidden/>
-          </w:rPr>
-          <w:fldChar w:fldCharType="end"/>
-        </w:r>
-      </w:hyperlink>
-    </w:p>
-    <w:p>
-      <w:pPr>
-        <w:pStyle w:val="24"/>
-        <w:tabs>
-          <w:tab w:val="right" w:leader="dot" w:pos="9345"/>
-        </w:tabs>
-        <w:spacing w:line="259" w:lineRule="auto"/>
-        <w:ind w:firstLine="0"/>
-        <w:rPr>
-          <w:rFonts w:asciiTheme="minorHAnsi" w:eastAsiaTheme="minorEastAsia" w:hAnsiTheme="minorHAnsi" w:cstheme="minorBidi"/>
-          <w:noProof/>
-          <w:kern w:val="2"/>
-          <w:sz w:val="24"/>
-          <w:szCs w:val="24"/>
-          <w14:ligatures w14:val="standardContextual"/>
-        </w:rPr>
-      </w:pPr>
-      <w:hyperlink w:anchor="_Toc232928766" w:history="1">
-        <w:r>
-          <w:rPr>
-            <w:rStyle w:val="afb"/>
-            <w:rFonts w:eastAsia="Arial"/>
-            <w:noProof/>
-          </w:rPr>
-          <w:t>1.6. Анализ показателей:</w:t>
-        </w:r>
-        <w:r>
-          <w:rPr>
-            <w:noProof/>
-            <w:webHidden/>
-          </w:rPr>
-          <w:tab/>
-        </w:r>
-        <w:r>
-          <w:rPr>
-            <w:noProof/>
-            <w:webHidden/>
-          </w:rPr>
-          <w:fldChar w:fldCharType="begin"/>
-        </w:r>
-        <w:r>
-          <w:rPr>
-            <w:noProof/>
-            <w:webHidden/>
-          </w:rPr>
-          <w:instrText xml:space="preserve"> PAGEREF _Toc232928766 \h </w:instrText>
+          <w:instrText xml:space="preserve"> PAGEREF _Toc233140225 \h </w:instrText>
         </w:r>
         <w:r>
           <w:rPr>
@@ -3760,15 +3528,14 @@
           <w14:ligatures w14:val="standardContextual"/>
         </w:rPr>
       </w:pPr>
-      <w:hyperlink w:anchor="_Toc232928767" w:history="1">
+      <w:hyperlink w:anchor="_Toc233140226" w:history="1">
         <w:r>
           <w:rPr>
             <w:rStyle w:val="afb"/>
             <w:rFonts w:eastAsia="Arial"/>
-            <w:bCs/>
             <w:noProof/>
           </w:rPr>
-          <w:t>1.7. Выводы по обзору аналогов</w:t>
+          <w:t>1.6. Анализ показателей:</w:t>
         </w:r>
         <w:r>
           <w:rPr>
@@ -3789,7 +3556,7 @@
             <w:noProof/>
             <w:webHidden/>
           </w:rPr>
-          <w:instrText xml:space="preserve"> PAGEREF _Toc232928767 \h </w:instrText>
+          <w:instrText xml:space="preserve"> PAGEREF _Toc233140226 \h </w:instrText>
         </w:r>
         <w:r>
           <w:rPr>
@@ -3837,14 +3604,15 @@
           <w14:ligatures w14:val="standardContextual"/>
         </w:rPr>
       </w:pPr>
-      <w:hyperlink w:anchor="_Toc232928768" w:history="1">
+      <w:hyperlink w:anchor="_Toc233140227" w:history="1">
         <w:r>
           <w:rPr>
             <w:rStyle w:val="afb"/>
             <w:rFonts w:eastAsia="Arial"/>
+            <w:bCs/>
             <w:noProof/>
           </w:rPr>
-          <w:t>1.8. Постановка задачи и формирование требований</w:t>
+          <w:t>1.7. Выводы по обзору аналогов</w:t>
         </w:r>
         <w:r>
           <w:rPr>
@@ -3865,7 +3633,7 @@
             <w:noProof/>
             <w:webHidden/>
           </w:rPr>
-          <w:instrText xml:space="preserve"> PAGEREF _Toc232928768 \h </w:instrText>
+          <w:instrText xml:space="preserve"> PAGEREF _Toc233140227 \h </w:instrText>
         </w:r>
         <w:r>
           <w:rPr>
@@ -3898,7 +3666,7 @@
     </w:p>
     <w:p>
       <w:pPr>
-        <w:pStyle w:val="12"/>
+        <w:pStyle w:val="24"/>
         <w:tabs>
           <w:tab w:val="right" w:leader="dot" w:pos="9345"/>
         </w:tabs>
@@ -3913,15 +3681,14 @@
           <w14:ligatures w14:val="standardContextual"/>
         </w:rPr>
       </w:pPr>
-      <w:hyperlink w:anchor="_Toc232928769" w:history="1">
+      <w:hyperlink w:anchor="_Toc233140228" w:history="1">
         <w:r>
           <w:rPr>
             <w:rStyle w:val="afb"/>
             <w:rFonts w:eastAsia="Arial"/>
             <w:noProof/>
-            <w:lang w:bidi="ru-RU"/>
           </w:rPr>
-          <w:t>ГЛАВА 2. ПРОЕКТНАЯ ЧАСТЬ</w:t>
+          <w:t>1.8. Постановка задачи и формирование требований</w:t>
         </w:r>
         <w:r>
           <w:rPr>
@@ -3942,7 +3709,7 @@
             <w:noProof/>
             <w:webHidden/>
           </w:rPr>
-          <w:instrText xml:space="preserve"> PAGEREF _Toc232928769 \h </w:instrText>
+          <w:instrText xml:space="preserve"> PAGEREF _Toc233140228 \h </w:instrText>
         </w:r>
         <w:r>
           <w:rPr>
@@ -3975,6 +3742,83 @@
     </w:p>
     <w:p>
       <w:pPr>
+        <w:pStyle w:val="12"/>
+        <w:tabs>
+          <w:tab w:val="right" w:leader="dot" w:pos="9345"/>
+        </w:tabs>
+        <w:spacing w:line="259" w:lineRule="auto"/>
+        <w:ind w:firstLine="0"/>
+        <w:rPr>
+          <w:rFonts w:asciiTheme="minorHAnsi" w:eastAsiaTheme="minorEastAsia" w:hAnsiTheme="minorHAnsi" w:cstheme="minorBidi"/>
+          <w:noProof/>
+          <w:kern w:val="2"/>
+          <w:sz w:val="24"/>
+          <w:szCs w:val="24"/>
+          <w14:ligatures w14:val="standardContextual"/>
+        </w:rPr>
+      </w:pPr>
+      <w:hyperlink w:anchor="_Toc233140229" w:history="1">
+        <w:r>
+          <w:rPr>
+            <w:rStyle w:val="afb"/>
+            <w:rFonts w:eastAsia="Arial"/>
+            <w:noProof/>
+            <w:lang w:bidi="ru-RU"/>
+          </w:rPr>
+          <w:t>ГЛАВА 2. ПРОЕКТНАЯ ЧАСТЬ</w:t>
+        </w:r>
+        <w:r>
+          <w:rPr>
+            <w:noProof/>
+            <w:webHidden/>
+          </w:rPr>
+          <w:tab/>
+        </w:r>
+        <w:r>
+          <w:rPr>
+            <w:noProof/>
+            <w:webHidden/>
+          </w:rPr>
+          <w:fldChar w:fldCharType="begin"/>
+        </w:r>
+        <w:r>
+          <w:rPr>
+            <w:noProof/>
+            <w:webHidden/>
+          </w:rPr>
+          <w:instrText xml:space="preserve"> PAGEREF _Toc233140229 \h </w:instrText>
+        </w:r>
+        <w:r>
+          <w:rPr>
+            <w:noProof/>
+            <w:webHidden/>
+          </w:rPr>
+        </w:r>
+        <w:r>
+          <w:rPr>
+            <w:noProof/>
+            <w:webHidden/>
+          </w:rPr>
+          <w:fldChar w:fldCharType="separate"/>
+        </w:r>
+        <w:r>
+          <w:rPr>
+            <w:noProof/>
+            <w:webHidden/>
+          </w:rPr>
+          <w:t>19</w:t>
+        </w:r>
+        <w:r>
+          <w:rPr>
+            <w:noProof/>
+            <w:webHidden/>
+          </w:rPr>
+          <w:fldChar w:fldCharType="end"/>
+        </w:r>
+      </w:hyperlink>
+    </w:p>
+    <w:p>
+      <w:pPr>
         <w:pStyle w:val="24"/>
         <w:tabs>
           <w:tab w:val="right" w:leader="dot" w:pos="9345"/>
@@ -3990,7 +3834,7 @@
           <w14:ligatures w14:val="standardContextual"/>
         </w:rPr>
       </w:pPr>
-      <w:hyperlink w:anchor="_Toc232928770" w:history="1">
+      <w:hyperlink w:anchor="_Toc233140230" w:history="1">
         <w:r>
           <w:rPr>
             <w:rStyle w:val="afb"/>
@@ -4019,7 +3863,7 @@
             <w:noProof/>
             <w:webHidden/>
           </w:rPr>
-          <w:instrText xml:space="preserve"> PAGEREF _Toc232928770 \h </w:instrText>
+          <w:instrText xml:space="preserve"> PAGEREF _Toc233140230 \h </w:instrText>
         </w:r>
         <w:r>
           <w:rPr>
@@ -4039,7 +3883,7 @@
             <w:noProof/>
             <w:webHidden/>
           </w:rPr>
-          <w:t>18</w:t>
+          <w:t>19</w:t>
         </w:r>
         <w:r>
           <w:rPr>
@@ -4067,7 +3911,7 @@
           <w14:ligatures w14:val="standardContextual"/>
         </w:rPr>
       </w:pPr>
-      <w:hyperlink w:anchor="_Toc232928771" w:history="1">
+      <w:hyperlink w:anchor="_Toc233140231" w:history="1">
         <w:r>
           <w:rPr>
             <w:rStyle w:val="afb"/>
@@ -4095,7 +3939,7 @@
             <w:noProof/>
             <w:webHidden/>
           </w:rPr>
-          <w:instrText xml:space="preserve"> PAGEREF _Toc232928771 \h </w:instrText>
+          <w:instrText xml:space="preserve"> PAGEREF _Toc233140231 \h </w:instrText>
         </w:r>
         <w:r>
           <w:rPr>
@@ -4115,7 +3959,7 @@
             <w:noProof/>
             <w:webHidden/>
           </w:rPr>
-          <w:t>21</w:t>
+          <w:t>22</w:t>
         </w:r>
         <w:r>
           <w:rPr>
@@ -4143,7 +3987,7 @@
           <w14:ligatures w14:val="standardContextual"/>
         </w:rPr>
       </w:pPr>
-      <w:hyperlink w:anchor="_Toc232928772" w:history="1">
+      <w:hyperlink w:anchor="_Toc233140232" w:history="1">
         <w:r>
           <w:rPr>
             <w:rStyle w:val="afb"/>
@@ -4172,159 +4016,7 @@
             <w:noProof/>
             <w:webHidden/>
           </w:rPr>
-          <w:instrText xml:space="preserve"> PAGEREF _Toc232928772 \h </w:instrText>
-        </w:r>
-        <w:r>
-          <w:rPr>
-            <w:noProof/>
-            <w:webHidden/>
-          </w:rPr>
-        </w:r>
-        <w:r>
-          <w:rPr>
-            <w:noProof/>
-            <w:webHidden/>
-          </w:rPr>
-          <w:fldChar w:fldCharType="separate"/>
-        </w:r>
-        <w:r>
-          <w:rPr>
-            <w:noProof/>
-            <w:webHidden/>
-          </w:rPr>
-          <w:t>40</w:t>
-        </w:r>
-        <w:r>
-          <w:rPr>
-            <w:noProof/>
-            <w:webHidden/>
-          </w:rPr>
-          <w:fldChar w:fldCharType="end"/>
-        </w:r>
-      </w:hyperlink>
-    </w:p>
-    <w:p>
-      <w:pPr>
-        <w:pStyle w:val="24"/>
-        <w:tabs>
-          <w:tab w:val="right" w:leader="dot" w:pos="9345"/>
-        </w:tabs>
-        <w:spacing w:line="259" w:lineRule="auto"/>
-        <w:ind w:firstLine="0"/>
-        <w:rPr>
-          <w:rFonts w:asciiTheme="minorHAnsi" w:eastAsiaTheme="minorEastAsia" w:hAnsiTheme="minorHAnsi" w:cstheme="minorBidi"/>
-          <w:noProof/>
-          <w:kern w:val="2"/>
-          <w:sz w:val="24"/>
-          <w:szCs w:val="24"/>
-          <w14:ligatures w14:val="standardContextual"/>
-        </w:rPr>
-      </w:pPr>
-      <w:hyperlink w:anchor="_Toc232928773" w:history="1">
-        <w:r>
-          <w:rPr>
-            <w:rStyle w:val="afb"/>
-            <w:rFonts w:eastAsia="Arial"/>
-            <w:noProof/>
-          </w:rPr>
-          <w:t>3.1. Общая архитектура программного комплекса</w:t>
-        </w:r>
-        <w:r>
-          <w:rPr>
-            <w:noProof/>
-            <w:webHidden/>
-          </w:rPr>
-          <w:tab/>
-        </w:r>
-        <w:r>
-          <w:rPr>
-            <w:noProof/>
-            <w:webHidden/>
-          </w:rPr>
-          <w:fldChar w:fldCharType="begin"/>
-        </w:r>
-        <w:r>
-          <w:rPr>
-            <w:noProof/>
-            <w:webHidden/>
-          </w:rPr>
-          <w:instrText xml:space="preserve"> PAGEREF _Toc232928773 \h </w:instrText>
-        </w:r>
-        <w:r>
-          <w:rPr>
-            <w:noProof/>
-            <w:webHidden/>
-          </w:rPr>
-        </w:r>
-        <w:r>
-          <w:rPr>
-            <w:noProof/>
-            <w:webHidden/>
-          </w:rPr>
-          <w:fldChar w:fldCharType="separate"/>
-        </w:r>
-        <w:r>
-          <w:rPr>
-            <w:noProof/>
-            <w:webHidden/>
-          </w:rPr>
-          <w:t>40</w:t>
-        </w:r>
-        <w:r>
-          <w:rPr>
-            <w:noProof/>
-            <w:webHidden/>
-          </w:rPr>
-          <w:fldChar w:fldCharType="end"/>
-        </w:r>
-      </w:hyperlink>
-    </w:p>
-    <w:p>
-      <w:pPr>
-        <w:pStyle w:val="24"/>
-        <w:tabs>
-          <w:tab w:val="right" w:leader="dot" w:pos="9345"/>
-        </w:tabs>
-        <w:spacing w:line="259" w:lineRule="auto"/>
-        <w:ind w:firstLine="0"/>
-        <w:rPr>
-          <w:rFonts w:asciiTheme="minorHAnsi" w:eastAsiaTheme="minorEastAsia" w:hAnsiTheme="minorHAnsi" w:cstheme="minorBidi"/>
-          <w:noProof/>
-          <w:kern w:val="2"/>
-          <w:sz w:val="24"/>
-          <w:szCs w:val="24"/>
-          <w14:ligatures w14:val="standardContextual"/>
-        </w:rPr>
-      </w:pPr>
-      <w:hyperlink w:anchor="_Toc232928774" w:history="1">
-        <w:r>
-          <w:rPr>
-            <w:rStyle w:val="afb"/>
-            <w:rFonts w:eastAsia="Arial"/>
-            <w:noProof/>
-          </w:rPr>
-          <w:t>3.2. Модуль пользовательского интерфейса и клиентской логики</w:t>
-        </w:r>
-        <w:r>
-          <w:rPr>
-            <w:noProof/>
-            <w:webHidden/>
-          </w:rPr>
-          <w:tab/>
-        </w:r>
-        <w:r>
-          <w:rPr>
-            <w:noProof/>
-            <w:webHidden/>
-          </w:rPr>
-          <w:fldChar w:fldCharType="begin"/>
-        </w:r>
-        <w:r>
-          <w:rPr>
-            <w:noProof/>
-            <w:webHidden/>
-          </w:rPr>
-          <w:instrText xml:space="preserve"> PAGEREF _Toc232928774 \h </w:instrText>
+          <w:instrText xml:space="preserve"> PAGEREF _Toc233140232 \h </w:instrText>
         </w:r>
         <w:r>
           <w:rPr>
@@ -4372,14 +4064,14 @@
           <w14:ligatures w14:val="standardContextual"/>
         </w:rPr>
       </w:pPr>
-      <w:hyperlink w:anchor="_Toc232928775" w:history="1">
+      <w:hyperlink w:anchor="_Toc233140233" w:history="1">
         <w:r>
           <w:rPr>
             <w:rStyle w:val="afb"/>
             <w:rFonts w:eastAsia="Arial"/>
             <w:noProof/>
           </w:rPr>
-          <w:t>3.3. Серверный модуль управления сессиями и WebSocket-коммуникации</w:t>
+          <w:t>3.1. Общая архитектура программного комплекса</w:t>
         </w:r>
         <w:r>
           <w:rPr>
@@ -4400,7 +4092,83 @@
             <w:noProof/>
             <w:webHidden/>
           </w:rPr>
-          <w:instrText xml:space="preserve"> PAGEREF _Toc232928775 \h </w:instrText>
+          <w:instrText xml:space="preserve"> PAGEREF _Toc233140233 \h </w:instrText>
+        </w:r>
+        <w:r>
+          <w:rPr>
+            <w:noProof/>
+            <w:webHidden/>
+          </w:rPr>
+        </w:r>
+        <w:r>
+          <w:rPr>
+            <w:noProof/>
+            <w:webHidden/>
+          </w:rPr>
+          <w:fldChar w:fldCharType="separate"/>
+        </w:r>
+        <w:r>
+          <w:rPr>
+            <w:noProof/>
+            <w:webHidden/>
+          </w:rPr>
+          <w:t>41</w:t>
+        </w:r>
+        <w:r>
+          <w:rPr>
+            <w:noProof/>
+            <w:webHidden/>
+          </w:rPr>
+          <w:fldChar w:fldCharType="end"/>
+        </w:r>
+      </w:hyperlink>
+    </w:p>
+    <w:p>
+      <w:pPr>
+        <w:pStyle w:val="24"/>
+        <w:tabs>
+          <w:tab w:val="right" w:leader="dot" w:pos="9345"/>
+        </w:tabs>
+        <w:spacing w:line="259" w:lineRule="auto"/>
+        <w:ind w:firstLine="0"/>
+        <w:rPr>
+          <w:rFonts w:asciiTheme="minorHAnsi" w:eastAsiaTheme="minorEastAsia" w:hAnsiTheme="minorHAnsi" w:cstheme="minorBidi"/>
+          <w:noProof/>
+          <w:kern w:val="2"/>
+          <w:sz w:val="24"/>
+          <w:szCs w:val="24"/>
+          <w14:ligatures w14:val="standardContextual"/>
+        </w:rPr>
+      </w:pPr>
+      <w:hyperlink w:anchor="_Toc233140234" w:history="1">
+        <w:r>
+          <w:rPr>
+            <w:rStyle w:val="afb"/>
+            <w:rFonts w:eastAsia="Arial"/>
+            <w:noProof/>
+          </w:rPr>
+          <w:t>3.2. Модуль пользовательского интерфейса и клиентской логики</w:t>
+        </w:r>
+        <w:r>
+          <w:rPr>
+            <w:noProof/>
+            <w:webHidden/>
+          </w:rPr>
+          <w:tab/>
+        </w:r>
+        <w:r>
+          <w:rPr>
+            <w:noProof/>
+            <w:webHidden/>
+          </w:rPr>
+          <w:fldChar w:fldCharType="begin"/>
+        </w:r>
+        <w:r>
+          <w:rPr>
+            <w:noProof/>
+            <w:webHidden/>
+          </w:rPr>
+          <w:instrText xml:space="preserve"> PAGEREF _Toc233140234 \h </w:instrText>
         </w:r>
         <w:r>
           <w:rPr>
@@ -4448,14 +4216,14 @@
           <w14:ligatures w14:val="standardContextual"/>
         </w:rPr>
       </w:pPr>
-      <w:hyperlink w:anchor="_Toc232928776" w:history="1">
+      <w:hyperlink w:anchor="_Toc233140235" w:history="1">
         <w:r>
           <w:rPr>
             <w:rStyle w:val="afb"/>
             <w:rFonts w:eastAsia="Arial"/>
             <w:noProof/>
           </w:rPr>
-          <w:t>3.4. Модуль аутентификации и обеспечения безопасности</w:t>
+          <w:t>3.3. Серверный модуль управления сессиями и WebSocket-коммуникации</w:t>
         </w:r>
         <w:r>
           <w:rPr>
@@ -4476,7 +4244,7 @@
             <w:noProof/>
             <w:webHidden/>
           </w:rPr>
-          <w:instrText xml:space="preserve"> PAGEREF _Toc232928776 \h </w:instrText>
+          <w:instrText xml:space="preserve"> PAGEREF _Toc233140235 \h </w:instrText>
         </w:r>
         <w:r>
           <w:rPr>
@@ -4524,14 +4292,14 @@
           <w14:ligatures w14:val="standardContextual"/>
         </w:rPr>
       </w:pPr>
-      <w:hyperlink w:anchor="_Toc232928777" w:history="1">
+      <w:hyperlink w:anchor="_Toc233140236" w:history="1">
         <w:r>
           <w:rPr>
             <w:rStyle w:val="afb"/>
             <w:rFonts w:eastAsia="Arial"/>
             <w:noProof/>
           </w:rPr>
-          <w:t>3.5. Модуль захвата и передачи медиапотоков</w:t>
+          <w:t>3.4. Модуль аутентификации и обеспечения безопасности</w:t>
         </w:r>
         <w:r>
           <w:rPr>
@@ -4552,83 +4320,7 @@
             <w:noProof/>
             <w:webHidden/>
           </w:rPr>
-          <w:instrText xml:space="preserve"> PAGEREF _Toc232928777 \h </w:instrText>
-        </w:r>
-        <w:r>
-          <w:rPr>
-            <w:noProof/>
-            <w:webHidden/>
-          </w:rPr>
-        </w:r>
-        <w:r>
-          <w:rPr>
-            <w:noProof/>
-            <w:webHidden/>
-          </w:rPr>
-          <w:fldChar w:fldCharType="separate"/>
-        </w:r>
-        <w:r>
-          <w:rPr>
-            <w:noProof/>
-            <w:webHidden/>
-          </w:rPr>
-          <w:t>43</w:t>
-        </w:r>
-        <w:r>
-          <w:rPr>
-            <w:noProof/>
-            <w:webHidden/>
-          </w:rPr>
-          <w:fldChar w:fldCharType="end"/>
-        </w:r>
-      </w:hyperlink>
-    </w:p>
-    <w:p>
-      <w:pPr>
-        <w:pStyle w:val="24"/>
-        <w:tabs>
-          <w:tab w:val="right" w:leader="dot" w:pos="9345"/>
-        </w:tabs>
-        <w:spacing w:line="259" w:lineRule="auto"/>
-        <w:ind w:firstLine="0"/>
-        <w:rPr>
-          <w:rFonts w:asciiTheme="minorHAnsi" w:eastAsiaTheme="minorEastAsia" w:hAnsiTheme="minorHAnsi" w:cstheme="minorBidi"/>
-          <w:noProof/>
-          <w:kern w:val="2"/>
-          <w:sz w:val="24"/>
-          <w:szCs w:val="24"/>
-          <w14:ligatures w14:val="standardContextual"/>
-        </w:rPr>
-      </w:pPr>
-      <w:hyperlink w:anchor="_Toc232928778" w:history="1">
-        <w:r>
-          <w:rPr>
-            <w:rStyle w:val="afb"/>
-            <w:rFonts w:eastAsia="Arial"/>
-            <w:noProof/>
-          </w:rPr>
-          <w:t>3.6. Математическое обеспечение</w:t>
-        </w:r>
-        <w:r>
-          <w:rPr>
-            <w:noProof/>
-            <w:webHidden/>
-          </w:rPr>
-          <w:tab/>
-        </w:r>
-        <w:r>
-          <w:rPr>
-            <w:noProof/>
-            <w:webHidden/>
-          </w:rPr>
-          <w:fldChar w:fldCharType="begin"/>
-        </w:r>
-        <w:r>
-          <w:rPr>
-            <w:noProof/>
-            <w:webHidden/>
-          </w:rPr>
-          <w:instrText xml:space="preserve"> PAGEREF _Toc232928778 \h </w:instrText>
+          <w:instrText xml:space="preserve"> PAGEREF _Toc233140236 \h </w:instrText>
         </w:r>
         <w:r>
           <w:rPr>
@@ -4676,14 +4368,14 @@
           <w14:ligatures w14:val="standardContextual"/>
         </w:rPr>
       </w:pPr>
-      <w:hyperlink w:anchor="_Toc232928779" w:history="1">
+      <w:hyperlink w:anchor="_Toc233140237" w:history="1">
         <w:r>
           <w:rPr>
             <w:rStyle w:val="afb"/>
             <w:rFonts w:eastAsia="Arial"/>
             <w:noProof/>
           </w:rPr>
-          <w:t>3.7. Алгоритмическое обеспечение</w:t>
+          <w:t>3.5. Модуль захвата и передачи медиапотоков</w:t>
         </w:r>
         <w:r>
           <w:rPr>
@@ -4704,7 +4396,83 @@
             <w:noProof/>
             <w:webHidden/>
           </w:rPr>
-          <w:instrText xml:space="preserve"> PAGEREF _Toc232928779 \h </w:instrText>
+          <w:instrText xml:space="preserve"> PAGEREF _Toc233140237 \h </w:instrText>
+        </w:r>
+        <w:r>
+          <w:rPr>
+            <w:noProof/>
+            <w:webHidden/>
+          </w:rPr>
+        </w:r>
+        <w:r>
+          <w:rPr>
+            <w:noProof/>
+            <w:webHidden/>
+          </w:rPr>
+          <w:fldChar w:fldCharType="separate"/>
+        </w:r>
+        <w:r>
+          <w:rPr>
+            <w:noProof/>
+            <w:webHidden/>
+          </w:rPr>
+          <w:t>44</w:t>
+        </w:r>
+        <w:r>
+          <w:rPr>
+            <w:noProof/>
+            <w:webHidden/>
+          </w:rPr>
+          <w:fldChar w:fldCharType="end"/>
+        </w:r>
+      </w:hyperlink>
+    </w:p>
+    <w:p>
+      <w:pPr>
+        <w:pStyle w:val="24"/>
+        <w:tabs>
+          <w:tab w:val="right" w:leader="dot" w:pos="9345"/>
+        </w:tabs>
+        <w:spacing w:line="259" w:lineRule="auto"/>
+        <w:ind w:firstLine="0"/>
+        <w:rPr>
+          <w:rFonts w:asciiTheme="minorHAnsi" w:eastAsiaTheme="minorEastAsia" w:hAnsiTheme="minorHAnsi" w:cstheme="minorBidi"/>
+          <w:noProof/>
+          <w:kern w:val="2"/>
+          <w:sz w:val="24"/>
+          <w:szCs w:val="24"/>
+          <w14:ligatures w14:val="standardContextual"/>
+        </w:rPr>
+      </w:pPr>
+      <w:hyperlink w:anchor="_Toc233140238" w:history="1">
+        <w:r>
+          <w:rPr>
+            <w:rStyle w:val="afb"/>
+            <w:rFonts w:eastAsia="Arial"/>
+            <w:noProof/>
+          </w:rPr>
+          <w:t>3.6. Математическое обеспечение</w:t>
+        </w:r>
+        <w:r>
+          <w:rPr>
+            <w:noProof/>
+            <w:webHidden/>
+          </w:rPr>
+          <w:tab/>
+        </w:r>
+        <w:r>
+          <w:rPr>
+            <w:noProof/>
+            <w:webHidden/>
+          </w:rPr>
+          <w:fldChar w:fldCharType="begin"/>
+        </w:r>
+        <w:r>
+          <w:rPr>
+            <w:noProof/>
+            <w:webHidden/>
+          </w:rPr>
+          <w:instrText xml:space="preserve"> PAGEREF _Toc233140238 \h </w:instrText>
         </w:r>
         <w:r>
           <w:rPr>
@@ -4752,7 +4520,83 @@
           <w14:ligatures w14:val="standardContextual"/>
         </w:rPr>
       </w:pPr>
-      <w:hyperlink w:anchor="_Toc232928780" w:history="1">
+      <w:hyperlink w:anchor="_Toc233140239" w:history="1">
+        <w:r>
+          <w:rPr>
+            <w:rStyle w:val="afb"/>
+            <w:rFonts w:eastAsia="Arial"/>
+            <w:noProof/>
+          </w:rPr>
+          <w:t>3.7. Алгоритмическое обеспечение</w:t>
+        </w:r>
+        <w:r>
+          <w:rPr>
+            <w:noProof/>
+            <w:webHidden/>
+          </w:rPr>
+          <w:tab/>
+        </w:r>
+        <w:r>
+          <w:rPr>
+            <w:noProof/>
+            <w:webHidden/>
+          </w:rPr>
+          <w:fldChar w:fldCharType="begin"/>
+        </w:r>
+        <w:r>
+          <w:rPr>
+            <w:noProof/>
+            <w:webHidden/>
+          </w:rPr>
+          <w:instrText xml:space="preserve"> PAGEREF _Toc233140239 \h </w:instrText>
+        </w:r>
+        <w:r>
+          <w:rPr>
+            <w:noProof/>
+            <w:webHidden/>
+          </w:rPr>
+        </w:r>
+        <w:r>
+          <w:rPr>
+            <w:noProof/>
+            <w:webHidden/>
+          </w:rPr>
+          <w:fldChar w:fldCharType="separate"/>
+        </w:r>
+        <w:r>
+          <w:rPr>
+            <w:noProof/>
+            <w:webHidden/>
+          </w:rPr>
+          <w:t>46</w:t>
+        </w:r>
+        <w:r>
+          <w:rPr>
+            <w:noProof/>
+            <w:webHidden/>
+          </w:rPr>
+          <w:fldChar w:fldCharType="end"/>
+        </w:r>
+      </w:hyperlink>
+    </w:p>
+    <w:p>
+      <w:pPr>
+        <w:pStyle w:val="24"/>
+        <w:tabs>
+          <w:tab w:val="right" w:leader="dot" w:pos="9345"/>
+        </w:tabs>
+        <w:spacing w:line="259" w:lineRule="auto"/>
+        <w:ind w:firstLine="0"/>
+        <w:rPr>
+          <w:rFonts w:asciiTheme="minorHAnsi" w:eastAsiaTheme="minorEastAsia" w:hAnsiTheme="minorHAnsi" w:cstheme="minorBidi"/>
+          <w:noProof/>
+          <w:kern w:val="2"/>
+          <w:sz w:val="24"/>
+          <w:szCs w:val="24"/>
+          <w14:ligatures w14:val="standardContextual"/>
+        </w:rPr>
+      </w:pPr>
+      <w:hyperlink w:anchor="_Toc233140240" w:history="1">
         <w:r>
           <w:rPr>
             <w:rStyle w:val="afb"/>
@@ -4780,7 +4624,7 @@
             <w:noProof/>
             <w:webHidden/>
           </w:rPr>
-          <w:instrText xml:space="preserve"> PAGEREF _Toc232928780 \h </w:instrText>
+          <w:instrText xml:space="preserve"> PAGEREF _Toc233140240 \h </w:instrText>
         </w:r>
         <w:r>
           <w:rPr>
@@ -4800,7 +4644,7 @@
             <w:noProof/>
             <w:webHidden/>
           </w:rPr>
-          <w:t>47</w:t>
+          <w:t>48</w:t>
         </w:r>
         <w:r>
           <w:rPr>
@@ -4828,7 +4672,7 @@
           <w14:ligatures w14:val="standardContextual"/>
         </w:rPr>
       </w:pPr>
-      <w:hyperlink w:anchor="_Toc232928781" w:history="1">
+      <w:hyperlink w:anchor="_Toc233140241" w:history="1">
         <w:r>
           <w:rPr>
             <w:rStyle w:val="afb"/>
@@ -4856,7 +4700,7 @@
             <w:noProof/>
             <w:webHidden/>
           </w:rPr>
-          <w:instrText xml:space="preserve"> PAGEREF _Toc232928781 \h </w:instrText>
+          <w:instrText xml:space="preserve"> PAGEREF _Toc233140241 \h </w:instrText>
         </w:r>
         <w:r>
           <w:rPr>
@@ -4904,7 +4748,7 @@
           <w14:ligatures w14:val="standardContextual"/>
         </w:rPr>
       </w:pPr>
-      <w:hyperlink w:anchor="_Toc232928782" w:history="1">
+      <w:hyperlink w:anchor="_Toc233140242" w:history="1">
         <w:r>
           <w:rPr>
             <w:rStyle w:val="afb"/>
@@ -4932,7 +4776,7 @@
             <w:noProof/>
             <w:webHidden/>
           </w:rPr>
-          <w:instrText xml:space="preserve"> PAGEREF _Toc232928782 \h </w:instrText>
+          <w:instrText xml:space="preserve"> PAGEREF _Toc233140242 \h </w:instrText>
         </w:r>
         <w:r>
           <w:rPr>
@@ -4952,7 +4796,7 @@
             <w:noProof/>
             <w:webHidden/>
           </w:rPr>
-          <w:t>57</w:t>
+          <w:t>58</w:t>
         </w:r>
         <w:r>
           <w:rPr>
@@ -4980,14 +4824,14 @@
           <w14:ligatures w14:val="standardContextual"/>
         </w:rPr>
       </w:pPr>
-      <w:hyperlink w:anchor="_Toc232928783" w:history="1">
+      <w:hyperlink w:anchor="_Toc233140243" w:history="1">
         <w:r>
           <w:rPr>
             <w:rStyle w:val="afb"/>
             <w:rFonts w:eastAsia="Arial"/>
             <w:noProof/>
           </w:rPr>
-          <w:t>3.11. Практическая Значимость Результатов Исследования</w:t>
+          <w:t>3.11. Практическая значимость результатов исследования</w:t>
         </w:r>
         <w:r>
           <w:rPr>
@@ -5008,7 +4852,7 @@
             <w:noProof/>
             <w:webHidden/>
           </w:rPr>
-          <w:instrText xml:space="preserve"> PAGEREF _Toc232928783 \h </w:instrText>
+          <w:instrText xml:space="preserve"> PAGEREF _Toc233140243 \h </w:instrText>
         </w:r>
         <w:r>
           <w:rPr>
@@ -5056,7 +4900,7 @@
           <w14:ligatures w14:val="standardContextual"/>
         </w:rPr>
       </w:pPr>
-      <w:hyperlink w:anchor="_Toc232928784" w:history="1">
+      <w:hyperlink w:anchor="_Toc233140244" w:history="1">
         <w:r>
           <w:rPr>
             <w:rStyle w:val="afb"/>
@@ -5085,7 +4929,7 @@
             <w:noProof/>
             <w:webHidden/>
           </w:rPr>
-          <w:instrText xml:space="preserve"> PAGEREF _Toc232928784 \h </w:instrText>
+          <w:instrText xml:space="preserve"> PAGEREF _Toc233140244 \h </w:instrText>
         </w:r>
         <w:r>
           <w:rPr>
@@ -5124,8 +4968,16 @@
         </w:tabs>
         <w:spacing w:line="259" w:lineRule="auto"/>
         <w:ind w:firstLine="0"/>
-      </w:pPr>
-      <w:hyperlink w:anchor="_Toc232928785" w:history="1">
+        <w:rPr>
+          <w:rFonts w:asciiTheme="minorHAnsi" w:eastAsiaTheme="minorEastAsia" w:hAnsiTheme="minorHAnsi" w:cstheme="minorBidi"/>
+          <w:noProof/>
+          <w:kern w:val="2"/>
+          <w:sz w:val="24"/>
+          <w:szCs w:val="24"/>
+          <w14:ligatures w14:val="standardContextual"/>
+        </w:rPr>
+      </w:pPr>
+      <w:hyperlink w:anchor="_Toc233140245" w:history="1">
         <w:r>
           <w:rPr>
             <w:rStyle w:val="afb"/>
@@ -5154,7 +5006,7 @@
             <w:noProof/>
             <w:webHidden/>
           </w:rPr>
-          <w:instrText xml:space="preserve"> PAGEREF _Toc232928785 \h </w:instrText>
+          <w:instrText xml:space="preserve"> PAGEREF _Toc233140245 \h </w:instrText>
         </w:r>
         <w:r>
           <w:rPr>
@@ -5184,6 +5036,16 @@
           <w:fldChar w:fldCharType="end"/>
         </w:r>
       </w:hyperlink>
+    </w:p>
+    <w:p>
+      <w:pPr>
+        <w:pStyle w:val="12"/>
+        <w:tabs>
+          <w:tab w:val="right" w:leader="dot" w:pos="9345"/>
+        </w:tabs>
+        <w:spacing w:line="259" w:lineRule="auto"/>
+        <w:ind w:firstLine="0"/>
+      </w:pPr>
       <w:r>
         <w:fldChar w:fldCharType="end"/>
       </w:r>
@@ -5199,12 +5061,12 @@
           <w:numId w:val="0"/>
         </w:numPr>
       </w:pPr>
-      <w:bookmarkStart w:id="5" w:name="_Toc232928759"/>
+      <w:bookmarkStart w:id="8" w:name="_Toc233140219"/>
       <w:r>
         <w:lastRenderedPageBreak/>
         <w:t>ВВЕДЕНИЕ</w:t>
       </w:r>
-      <w:bookmarkEnd w:id="5"/>
+      <w:bookmarkEnd w:id="8"/>
     </w:p>
     <w:p>
       <w:r>
@@ -5525,12 +5387,12 @@
       <w:pPr>
         <w:pStyle w:val="1"/>
       </w:pPr>
-      <w:bookmarkStart w:id="6" w:name="_Toc232928760"/>
+      <w:bookmarkStart w:id="9" w:name="_Toc233140220"/>
       <w:r>
         <w:lastRenderedPageBreak/>
         <w:t>АНАЛИТИЧЕСКАЯ ЧАСТЬ</w:t>
       </w:r>
-      <w:bookmarkEnd w:id="6"/>
+      <w:bookmarkEnd w:id="9"/>
     </w:p>
     <w:p>
       <w:pPr>
@@ -5544,11 +5406,11 @@
       <w:pPr>
         <w:pStyle w:val="2"/>
       </w:pPr>
-      <w:bookmarkStart w:id="7" w:name="_Toc232928761"/>
+      <w:bookmarkStart w:id="10" w:name="_Toc233140221"/>
       <w:r>
         <w:t>Эмоции человека и их роль в HR</w:t>
       </w:r>
-      <w:bookmarkEnd w:id="7"/>
+      <w:bookmarkEnd w:id="10"/>
     </w:p>
     <w:p>
       <w:pPr>
@@ -5666,12 +5528,12 @@
       <w:pPr>
         <w:pStyle w:val="2"/>
       </w:pPr>
-      <w:bookmarkStart w:id="8" w:name="_Toc232928762"/>
+      <w:bookmarkStart w:id="11" w:name="_Toc233140222"/>
       <w:r>
         <w:lastRenderedPageBreak/>
         <w:t>Технологи мультимодального анализа</w:t>
       </w:r>
-      <w:bookmarkEnd w:id="8"/>
+      <w:bookmarkEnd w:id="11"/>
     </w:p>
     <w:p>
       <w:r>
@@ -5732,11 +5594,11 @@
       <w:pPr>
         <w:pStyle w:val="2"/>
       </w:pPr>
-      <w:bookmarkStart w:id="9" w:name="_Toc232928763"/>
+      <w:bookmarkStart w:id="12" w:name="_Toc233140223"/>
       <w:r>
         <w:t>Анализ существующего бизнес-процесса оценки персонала</w:t>
       </w:r>
-      <w:bookmarkEnd w:id="9"/>
+      <w:bookmarkEnd w:id="12"/>
     </w:p>
     <w:p>
       <w:r>
@@ -5837,7 +5699,7 @@
           <w:szCs w:val="24"/>
         </w:rPr>
       </w:pPr>
-      <w:bookmarkStart w:id="10" w:name="_Ref229764670"/>
+      <w:bookmarkStart w:id="13" w:name="_Ref229764670"/>
       <w:r>
         <w:rPr>
           <w:szCs w:val="24"/>
@@ -5875,7 +5737,7 @@
         </w:rPr>
         <w:fldChar w:fldCharType="end"/>
       </w:r>
-      <w:bookmarkEnd w:id="10"/>
+      <w:bookmarkEnd w:id="13"/>
       <w:r>
         <w:rPr>
           <w:szCs w:val="24"/>
@@ -5965,11 +5827,11 @@
           <w:lang w:val="en-US"/>
         </w:rPr>
       </w:pPr>
-      <w:bookmarkStart w:id="11" w:name="_Toc232928764"/>
+      <w:bookmarkStart w:id="14" w:name="_Toc233140224"/>
       <w:r>
         <w:t>Существующие решения</w:t>
       </w:r>
-      <w:bookmarkEnd w:id="11"/>
+      <w:bookmarkEnd w:id="14"/>
     </w:p>
     <w:p>
       <w:pPr>
@@ -5989,117 +5851,11 @@
       <w:r>
         <w:t xml:space="preserve">. </w:t>
       </w:r>
-      <w:proofErr w:type="spellStart"/>
       <w:r>
         <w:rPr>
           <w:lang w:val="en-US"/>
         </w:rPr>
-        <w:t>Ниже</w:t>
-      </w:r>
-      <w:proofErr w:type="spellEnd"/>
-      <w:r>
-        <w:rPr>
-          <w:lang w:val="en-US"/>
-        </w:rPr>
-        <w:t xml:space="preserve"> </w:t>
-      </w:r>
-      <w:proofErr w:type="spellStart"/>
-      <w:r>
-        <w:rPr>
-          <w:lang w:val="en-US"/>
-        </w:rPr>
-        <w:t>рассматриваются</w:t>
-      </w:r>
-      <w:proofErr w:type="spellEnd"/>
-      <w:r>
-        <w:rPr>
-          <w:lang w:val="en-US"/>
-        </w:rPr>
-        <w:t xml:space="preserve"> </w:t>
-      </w:r>
-      <w:proofErr w:type="spellStart"/>
-      <w:r>
-        <w:rPr>
-          <w:lang w:val="en-US"/>
-        </w:rPr>
-        <w:t>основные</w:t>
-      </w:r>
-      <w:proofErr w:type="spellEnd"/>
-      <w:r>
-        <w:rPr>
-          <w:lang w:val="en-US"/>
-        </w:rPr>
-        <w:t xml:space="preserve"> </w:t>
-      </w:r>
-      <w:proofErr w:type="spellStart"/>
-      <w:r>
-        <w:rPr>
-          <w:lang w:val="en-US"/>
-        </w:rPr>
-        <w:t>аналоги</w:t>
-      </w:r>
-      <w:proofErr w:type="spellEnd"/>
-      <w:r>
-        <w:rPr>
-          <w:lang w:val="en-US"/>
-        </w:rPr>
-        <w:t xml:space="preserve"> и </w:t>
-      </w:r>
-      <w:proofErr w:type="spellStart"/>
-      <w:r>
-        <w:rPr>
-          <w:lang w:val="en-US"/>
-        </w:rPr>
-        <w:t>проводится</w:t>
-      </w:r>
-      <w:proofErr w:type="spellEnd"/>
-      <w:r>
-        <w:rPr>
-          <w:lang w:val="en-US"/>
-        </w:rPr>
-        <w:t xml:space="preserve"> </w:t>
-      </w:r>
-      <w:proofErr w:type="spellStart"/>
-      <w:r>
-        <w:rPr>
-          <w:lang w:val="en-US"/>
-        </w:rPr>
-        <w:t>их</w:t>
-      </w:r>
-      <w:proofErr w:type="spellEnd"/>
-      <w:r>
-        <w:rPr>
-          <w:lang w:val="en-US"/>
-        </w:rPr>
-        <w:t xml:space="preserve"> </w:t>
-      </w:r>
-      <w:proofErr w:type="spellStart"/>
-      <w:r>
-        <w:rPr>
-          <w:lang w:val="en-US"/>
-        </w:rPr>
-        <w:t>сравнительный</w:t>
-      </w:r>
-      <w:proofErr w:type="spellEnd"/>
-      <w:r>
-        <w:rPr>
-          <w:lang w:val="en-US"/>
-        </w:rPr>
-        <w:t xml:space="preserve"> </w:t>
-      </w:r>
-      <w:proofErr w:type="spellStart"/>
-      <w:r>
-        <w:rPr>
-          <w:lang w:val="en-US"/>
-        </w:rPr>
-        <w:t>анализ</w:t>
-      </w:r>
-      <w:proofErr w:type="spellEnd"/>
-      <w:r>
-        <w:rPr>
-          <w:lang w:val="en-US"/>
-        </w:rPr>
-        <w:t>.</w:t>
+        <w:t>Ниже рассматриваются основные аналоги и проводится их сравнительный анализ.</w:t>
       </w:r>
     </w:p>
     <w:p>
@@ -6116,23 +5872,7 @@
         <w:contextualSpacing w:val="0"/>
       </w:pPr>
       <w:r>
-        <w:t xml:space="preserve">Примером является библиотека </w:t>
-      </w:r>
-      <w:proofErr w:type="spellStart"/>
-      <w:r>
-        <w:t>Affectiva</w:t>
-      </w:r>
-      <w:proofErr w:type="spellEnd"/>
-      <w:r>
-        <w:t xml:space="preserve">, которая использует </w:t>
-      </w:r>
-      <w:proofErr w:type="spellStart"/>
-      <w:r>
-        <w:t>свёрточные</w:t>
-      </w:r>
-      <w:proofErr w:type="spellEnd"/>
-      <w:r>
-        <w:t xml:space="preserve"> нейронные сети для анализа выражений лица. Такие системы фиксируют видеопоток и классифицируют эмоции на основе визуальных признаков, таких как улыбка или нахмуренные брови.</w:t>
+        <w:t>Примером является библиотека Affectiva, которая использует свёрточные нейронные сети для анализа выражений лица. Такие системы фиксируют видеопоток и классифицируют эмоции на основе визуальных признаков, таких как улыбка или нахмуренные брови.</w:t>
       </w:r>
     </w:p>
     <w:p>
@@ -6240,31 +5980,7 @@
         <w:contextualSpacing w:val="0"/>
       </w:pPr>
       <w:r>
-        <w:t xml:space="preserve">Примером служит платформа </w:t>
-      </w:r>
-      <w:proofErr w:type="spellStart"/>
-      <w:r>
-        <w:t>Beyond</w:t>
-      </w:r>
-      <w:proofErr w:type="spellEnd"/>
-      <w:r>
-        <w:t xml:space="preserve"> </w:t>
-      </w:r>
-      <w:proofErr w:type="spellStart"/>
-      <w:r>
-        <w:t>Verbal</w:t>
-      </w:r>
-      <w:proofErr w:type="spellEnd"/>
-      <w:r>
-        <w:t xml:space="preserve">, которая анализирует голосовые характеристики, такие как высота тона и темп речи, для определения эмоционального состояния. Такие решения часто применяются в </w:t>
-      </w:r>
-      <w:proofErr w:type="spellStart"/>
-      <w:r>
-        <w:t>call</w:t>
-      </w:r>
-      <w:proofErr w:type="spellEnd"/>
-      <w:r>
-        <w:t>-центрах.</w:t>
+        <w:t>Примером служит платформа Beyond Verbal, которая анализирует голосовые характеристики, такие как высота тона и темп речи, для определения эмоционального состояния. Такие решения часто применяются в call-центрах.</w:t>
       </w:r>
     </w:p>
     <w:p>
@@ -6377,15 +6093,7 @@
         <w:contextualSpacing w:val="0"/>
       </w:pPr>
       <w:r>
-        <w:t xml:space="preserve">Примером является система </w:t>
-      </w:r>
-      <w:proofErr w:type="spellStart"/>
-      <w:r>
-        <w:t>Emotient</w:t>
-      </w:r>
-      <w:proofErr w:type="spellEnd"/>
-      <w:r>
-        <w:t>, которая комбинирует анализ выражений лица и голосовых данных с использованием CNN и RNN. Такие решения применяются в маркетинге и HR для комплексного анализа эмоционального состояния.</w:t>
+        <w:t>Примером является система Emotient, которая комбинирует анализ выражений лица и голосовых данных с использованием CNN и RNN. Такие решения применяются в маркетинге и HR для комплексного анализа эмоционального состояния.</w:t>
       </w:r>
     </w:p>
     <w:p>
@@ -6666,23 +6374,7 @@
         <w:contextualSpacing w:val="0"/>
       </w:pPr>
       <w:r>
-        <w:t xml:space="preserve">Гибкость стека: Использование открытых библиотек (Python, </w:t>
-      </w:r>
-      <w:proofErr w:type="spellStart"/>
-      <w:r>
-        <w:t>PyTorch</w:t>
-      </w:r>
-      <w:proofErr w:type="spellEnd"/>
-      <w:r>
-        <w:t xml:space="preserve">, </w:t>
-      </w:r>
-      <w:proofErr w:type="spellStart"/>
-      <w:r>
-        <w:t>OpenCV</w:t>
-      </w:r>
-      <w:proofErr w:type="spellEnd"/>
-      <w:r>
-        <w:t>) позволяет избежать лицензионных отчислений.</w:t>
+        <w:t>Гибкость стека: Использование открытых библиотек (Python, PyTorch, OpenCV) позволяет избежать лицензионных отчислений.</w:t>
       </w:r>
     </w:p>
     <w:p>
@@ -6694,13 +6386,8 @@
         </w:numPr>
         <w:contextualSpacing w:val="0"/>
       </w:pPr>
-      <w:proofErr w:type="spellStart"/>
-      <w:r>
-        <w:t>Мультимодальность</w:t>
-      </w:r>
-      <w:proofErr w:type="spellEnd"/>
-      <w:r>
-        <w:t>: Повышение точности за счёт объединения визуальных и голосовых признаков.</w:t>
+      <w:r>
+        <w:t>Мультимодальность: Повышение точности за счёт объединения визуальных и голосовых признаков.</w:t>
       </w:r>
     </w:p>
     <w:p>
@@ -6735,26 +6422,18 @@
         <w:contextualSpacing w:val="0"/>
       </w:pPr>
       <w:r>
-        <w:t xml:space="preserve">Требует наличия вычислительных ресурсов для этапа обучения и </w:t>
-      </w:r>
-      <w:proofErr w:type="spellStart"/>
-      <w:r>
-        <w:t>инференса</w:t>
-      </w:r>
-      <w:proofErr w:type="spellEnd"/>
-      <w:r>
-        <w:t xml:space="preserve"> в реальном времени.</w:t>
+        <w:t>Требует наличия вычислительных ресурсов для этапа обучения и инференса в реальном времени.</w:t>
       </w:r>
     </w:p>
     <w:p>
       <w:pPr>
         <w:pStyle w:val="2"/>
       </w:pPr>
-      <w:bookmarkStart w:id="12" w:name="_Toc232928765"/>
+      <w:bookmarkStart w:id="15" w:name="_Toc233140225"/>
       <w:r>
         <w:t>Сравнительный анализ аналогов</w:t>
       </w:r>
-      <w:bookmarkEnd w:id="12"/>
+      <w:bookmarkEnd w:id="15"/>
     </w:p>
     <w:p>
       <w:pPr>
@@ -6821,7 +6500,7 @@
       <w:r>
         <w:t>).</w:t>
       </w:r>
-      <w:bookmarkStart w:id="13" w:name="_Ref229772306"/>
+      <w:bookmarkStart w:id="16" w:name="_Ref229772306"/>
     </w:p>
     <w:p>
       <w:pPr>
@@ -6852,7 +6531,7 @@
         </w:rPr>
         <w:fldChar w:fldCharType="end"/>
       </w:r>
-      <w:bookmarkEnd w:id="13"/>
+      <w:bookmarkEnd w:id="16"/>
       <w:r>
         <w:t xml:space="preserve"> </w:t>
       </w:r>
@@ -7376,7 +7055,7 @@
       <w:pPr>
         <w:pStyle w:val="affb"/>
       </w:pPr>
-      <w:bookmarkStart w:id="14" w:name="_Ref229772334"/>
+      <w:bookmarkStart w:id="17" w:name="_Ref229772334"/>
       <w:r>
         <w:t xml:space="preserve">Таблица </w:t>
       </w:r>
@@ -7401,7 +7080,7 @@
         </w:rPr>
         <w:fldChar w:fldCharType="end"/>
       </w:r>
-      <w:bookmarkEnd w:id="14"/>
+      <w:bookmarkEnd w:id="17"/>
       <w:r>
         <w:t xml:space="preserve"> </w:t>
       </w:r>
@@ -7765,11 +7444,11 @@
       <w:pPr>
         <w:pStyle w:val="2"/>
       </w:pPr>
-      <w:bookmarkStart w:id="15" w:name="_Toc232928766"/>
+      <w:bookmarkStart w:id="18" w:name="_Toc233140226"/>
       <w:r>
         <w:t>Анализ показателей:</w:t>
       </w:r>
-      <w:bookmarkEnd w:id="15"/>
+      <w:bookmarkEnd w:id="18"/>
     </w:p>
     <w:p>
       <w:pPr>
@@ -7815,7 +7494,7 @@
           <w:bCs/>
         </w:rPr>
       </w:pPr>
-      <w:bookmarkStart w:id="16" w:name="_Toc232928767"/>
+      <w:bookmarkStart w:id="19" w:name="_Toc233140227"/>
       <w:r>
         <w:rPr>
           <w:b w:val="0"/>
@@ -7823,7 +7502,7 @@
         </w:rPr>
         <w:t>Выводы по обзору аналогов</w:t>
       </w:r>
-      <w:bookmarkEnd w:id="16"/>
+      <w:bookmarkEnd w:id="19"/>
     </w:p>
     <w:p>
       <w:pPr>
@@ -7838,15 +7517,7 @@
         <w:pStyle w:val="25"/>
       </w:pPr>
       <w:r>
-        <w:t xml:space="preserve">Для разработки системы целесообразно использовать мультимодальный подход, объединяющий </w:t>
-      </w:r>
-      <w:proofErr w:type="spellStart"/>
-      <w:r>
-        <w:t>свёрточные</w:t>
-      </w:r>
-      <w:proofErr w:type="spellEnd"/>
-      <w:r>
-        <w:t xml:space="preserve"> нейронные сети</w:t>
+        <w:t>Для разработки системы целесообразно использовать мультимодальный подход, объединяющий свёрточные нейронные сети</w:t>
       </w:r>
       <w:r>
         <w:t xml:space="preserve"> </w:t>
@@ -7859,24 +7530,16 @@
       <w:pPr>
         <w:pStyle w:val="2"/>
       </w:pPr>
-      <w:bookmarkStart w:id="17" w:name="_Toc232928768"/>
+      <w:bookmarkStart w:id="20" w:name="_Toc233140228"/>
       <w:r>
         <w:lastRenderedPageBreak/>
         <w:t>Постановка задачи и формирование требований</w:t>
       </w:r>
-      <w:bookmarkEnd w:id="17"/>
-    </w:p>
-    <w:p>
-      <w:r>
-        <w:t xml:space="preserve">Цель исследования: разработка автоматизированной системы проведения </w:t>
-      </w:r>
-      <w:proofErr w:type="spellStart"/>
-      <w:r>
-        <w:t>видеовстреч</w:t>
-      </w:r>
-      <w:proofErr w:type="spellEnd"/>
-      <w:r>
-        <w:t xml:space="preserve"> с мультимодальным анализом эмоционального состояния и речевой активности участников на основе методов искусственного интеллекта.</w:t>
+      <w:bookmarkEnd w:id="20"/>
+    </w:p>
+    <w:p>
+      <w:r>
+        <w:t>Цель исследования: разработка автоматизированной системы проведения видеовстреч с мультимодальным анализом эмоционального состояния и речевой активности участников на основе методов искусственного интеллекта.</w:t>
       </w:r>
     </w:p>
     <w:p>
@@ -7959,15 +7622,7 @@
         </w:numPr>
       </w:pPr>
       <w:r>
-        <w:t xml:space="preserve">Разработка модуля обработки видеопотока для анализа выражений лица участников </w:t>
-      </w:r>
-      <w:proofErr w:type="spellStart"/>
-      <w:r>
-        <w:t>видеовстречи</w:t>
-      </w:r>
-      <w:proofErr w:type="spellEnd"/>
-      <w:r>
-        <w:t>.</w:t>
+        <w:t>Разработка модуля обработки видеопотока для анализа выражений лица участников видеовстречи.</w:t>
       </w:r>
     </w:p>
     <w:p>
@@ -7979,15 +7634,7 @@
         </w:numPr>
       </w:pPr>
       <w:r>
-        <w:t xml:space="preserve">Разработка модуля обработки аудиопотока для </w:t>
-      </w:r>
-      <w:proofErr w:type="spellStart"/>
-      <w:r>
-        <w:t>транскрибации</w:t>
-      </w:r>
-      <w:proofErr w:type="spellEnd"/>
-      <w:r>
-        <w:t xml:space="preserve"> речи и анализа её эмоциональной окраски.</w:t>
+        <w:t>Разработка модуля обработки аудиопотока для транскрибации речи и анализа её эмоциональной окраски.</w:t>
       </w:r>
     </w:p>
     <w:p>
@@ -8053,12 +7700,12 @@
       <w:pPr>
         <w:pStyle w:val="1"/>
       </w:pPr>
-      <w:bookmarkStart w:id="18" w:name="_Toc232928769"/>
+      <w:bookmarkStart w:id="21" w:name="_Toc233140229"/>
       <w:r>
         <w:lastRenderedPageBreak/>
         <w:t>ПРОЕКТНАЯ ЧАСТЬ</w:t>
       </w:r>
-      <w:bookmarkEnd w:id="18"/>
+      <w:bookmarkEnd w:id="21"/>
     </w:p>
     <w:p>
       <w:pPr>
@@ -8067,14 +7714,14 @@
           <w:lang w:bidi="ru-RU"/>
         </w:rPr>
       </w:pPr>
-      <w:bookmarkStart w:id="19" w:name="_Toc232928770"/>
+      <w:bookmarkStart w:id="22" w:name="_Toc233140230"/>
       <w:r>
         <w:rPr>
           <w:lang w:bidi="ru-RU"/>
         </w:rPr>
         <w:t>Выбор методов исследования и средств разработки</w:t>
       </w:r>
-      <w:bookmarkEnd w:id="19"/>
+      <w:bookmarkEnd w:id="22"/>
     </w:p>
     <w:p>
       <w:pPr>
@@ -8086,35 +7733,7 @@
         <w:rPr>
           <w:lang w:bidi="ru-RU"/>
         </w:rPr>
-        <w:t xml:space="preserve">В качестве основного языка программирования для разработки клиентской части системы был выбран </w:t>
-      </w:r>
-      <w:proofErr w:type="spellStart"/>
-      <w:r>
-        <w:rPr>
-          <w:lang w:bidi="ru-RU"/>
-        </w:rPr>
-        <w:t>TypeScript</w:t>
-      </w:r>
-      <w:proofErr w:type="spellEnd"/>
-      <w:r>
-        <w:rPr>
-          <w:lang w:bidi="ru-RU"/>
-        </w:rPr>
-        <w:t xml:space="preserve"> в сочетании с библиотекой </w:t>
-      </w:r>
-      <w:proofErr w:type="spellStart"/>
-      <w:r>
-        <w:rPr>
-          <w:lang w:bidi="ru-RU"/>
-        </w:rPr>
-        <w:t>React</w:t>
-      </w:r>
-      <w:proofErr w:type="spellEnd"/>
-      <w:r>
-        <w:rPr>
-          <w:lang w:bidi="ru-RU"/>
-        </w:rPr>
-        <w:t>. Данный стек обеспечивает создание высокопроизводительных одностраничных приложений с типизированным кодом, что повышает надёжность разработки и упрощает дальнейшую поддержку системы.</w:t>
+        <w:t>В качестве основного языка программирования для разработки клиентской части системы был выбран TypeScript в сочетании с библиотекой React. Данный стек обеспечивает создание высокопроизводительных одностраничных приложений с типизированным кодом, что повышает надёжность разработки и упрощает дальнейшую поддержку системы.</w:t>
       </w:r>
     </w:p>
     <w:p>
@@ -8213,35 +7832,7 @@
         <w:rPr>
           <w:lang w:bidi="ru-RU"/>
         </w:rPr>
-        <w:t>Для реализации серверной логики, маршрутизации и обработки сетевых соединений использовался язык программирования Go (</w:t>
-      </w:r>
-      <w:proofErr w:type="spellStart"/>
-      <w:r>
-        <w:rPr>
-          <w:lang w:bidi="ru-RU"/>
-        </w:rPr>
-        <w:t>Golang</w:t>
-      </w:r>
-      <w:proofErr w:type="spellEnd"/>
-      <w:r>
-        <w:rPr>
-          <w:lang w:bidi="ru-RU"/>
-        </w:rPr>
-        <w:t xml:space="preserve">). Он применяется для построения REST API, управления </w:t>
-      </w:r>
-      <w:proofErr w:type="spellStart"/>
-      <w:r>
-        <w:rPr>
-          <w:lang w:bidi="ru-RU"/>
-        </w:rPr>
-        <w:t>WebSocket</w:t>
-      </w:r>
-      <w:proofErr w:type="spellEnd"/>
-      <w:r>
-        <w:rPr>
-          <w:lang w:bidi="ru-RU"/>
-        </w:rPr>
-        <w:t>-подключениями и координации обмена данными между участниками встречи и аналитическими модулями.</w:t>
+        <w:t>Для реализации серверной логики, маршрутизации и обработки сетевых соединений использовался язык программирования Go (Golang). Он применяется для построения REST API, управления WebSocket-подключениями и координации обмена данными между участниками встречи и аналитическими модулями.</w:t>
       </w:r>
     </w:p>
     <w:p>
@@ -8340,21 +7931,7 @@
           <w:lang w:bidi="ru-RU"/>
         </w:rPr>
         <w:lastRenderedPageBreak/>
-        <w:t xml:space="preserve">Для реализации модулей мультимодального анализа (распознавание эмоционального состояния, </w:t>
-      </w:r>
-      <w:proofErr w:type="spellStart"/>
-      <w:r>
-        <w:rPr>
-          <w:lang w:bidi="ru-RU"/>
-        </w:rPr>
-        <w:t>транскрибация</w:t>
-      </w:r>
-      <w:proofErr w:type="spellEnd"/>
-      <w:r>
-        <w:rPr>
-          <w:lang w:bidi="ru-RU"/>
-        </w:rPr>
-        <w:t xml:space="preserve"> речи) применялся язык программирования Python. Он используется в составе отдельного AI-шлюза и сервиса распознавания речи для обработки видеопотока и аудиосигналов.</w:t>
+        <w:t>Для реализации модулей мультимодального анализа (распознавание эмоционального состояния, транскрибация речи) применялся язык программирования Python. Он используется в составе отдельного AI-шлюза и сервиса распознавания речи для обработки видеопотока и аудиосигналов.</w:t>
       </w:r>
     </w:p>
     <w:p>
@@ -8385,49 +7962,7 @@
         <w:rPr>
           <w:lang w:bidi="ru-RU"/>
         </w:rPr>
-        <w:t>Наличие специализированных библиотек для работы с нейронными сетями и обработки мультимедиа (</w:t>
-      </w:r>
-      <w:proofErr w:type="spellStart"/>
-      <w:r>
-        <w:rPr>
-          <w:lang w:bidi="ru-RU"/>
-        </w:rPr>
-        <w:t>OpenCV</w:t>
-      </w:r>
-      <w:proofErr w:type="spellEnd"/>
-      <w:r>
-        <w:rPr>
-          <w:lang w:bidi="ru-RU"/>
-        </w:rPr>
-        <w:t xml:space="preserve">, </w:t>
-      </w:r>
-      <w:proofErr w:type="spellStart"/>
-      <w:r>
-        <w:rPr>
-          <w:lang w:bidi="ru-RU"/>
-        </w:rPr>
-        <w:t>FastAPI</w:t>
-      </w:r>
-      <w:proofErr w:type="spellEnd"/>
-      <w:r>
-        <w:rPr>
-          <w:lang w:bidi="ru-RU"/>
-        </w:rPr>
-        <w:t xml:space="preserve">, </w:t>
-      </w:r>
-      <w:proofErr w:type="spellStart"/>
-      <w:r>
-        <w:rPr>
-          <w:lang w:bidi="ru-RU"/>
-        </w:rPr>
-        <w:t>faster-whisper</w:t>
-      </w:r>
-      <w:proofErr w:type="spellEnd"/>
-      <w:r>
-        <w:rPr>
-          <w:lang w:bidi="ru-RU"/>
-        </w:rPr>
-        <w:t>)</w:t>
+        <w:t>Наличие специализированных библиотек для работы с нейронными сетями и обработки мультимедиа (OpenCV, FastAPI, faster-whisper)</w:t>
       </w:r>
       <w:r>
         <w:rPr>
@@ -8621,21 +8156,7 @@
         <w:rPr>
           <w:lang w:bidi="ru-RU"/>
         </w:rPr>
-        <w:t xml:space="preserve">Для хранения данных о пользователях, сессиях, событиях аналитики и результатах анализа была выбрана система управления базами данных </w:t>
-      </w:r>
-      <w:proofErr w:type="spellStart"/>
-      <w:r>
-        <w:rPr>
-          <w:lang w:bidi="ru-RU"/>
-        </w:rPr>
-        <w:t>PostgreSQL</w:t>
-      </w:r>
-      <w:proofErr w:type="spellEnd"/>
-      <w:r>
-        <w:rPr>
-          <w:lang w:bidi="ru-RU"/>
-        </w:rPr>
-        <w:t>. Данная СУБД обеспечивает:</w:t>
+        <w:t>Для хранения данных о пользователях, сессиях, событиях аналитики и результатах анализа была выбрана система управления базами данных PostgreSQL. Данная СУБД обеспечивает:</w:t>
       </w:r>
     </w:p>
     <w:p>
@@ -8653,21 +8174,7 @@
         <w:rPr>
           <w:lang w:bidi="ru-RU"/>
         </w:rPr>
-        <w:t xml:space="preserve">Надёжное хранение структурированных и </w:t>
-      </w:r>
-      <w:proofErr w:type="spellStart"/>
-      <w:r>
-        <w:rPr>
-          <w:lang w:bidi="ru-RU"/>
-        </w:rPr>
-        <w:t>полуструктурированных</w:t>
-      </w:r>
-      <w:proofErr w:type="spellEnd"/>
-      <w:r>
-        <w:rPr>
-          <w:lang w:bidi="ru-RU"/>
-        </w:rPr>
-        <w:t xml:space="preserve"> данных, включая поддержку формата JSONB для гибкого сохранения аналитических событий;</w:t>
+        <w:t>Надёжное хранение структурированных и полуструктурированных данных, включая поддержку формата JSONB для гибкого сохранения аналитических событий;</w:t>
       </w:r>
     </w:p>
     <w:p>
@@ -8738,12 +8245,12 @@
       <w:pPr>
         <w:pStyle w:val="2"/>
       </w:pPr>
-      <w:bookmarkStart w:id="20" w:name="_Toc232928771"/>
+      <w:bookmarkStart w:id="23" w:name="_Toc233140231"/>
       <w:r>
         <w:lastRenderedPageBreak/>
         <w:t>Моделирование бизнес-процессов и потоков данных</w:t>
       </w:r>
-      <w:bookmarkEnd w:id="20"/>
+      <w:bookmarkEnd w:id="23"/>
     </w:p>
     <w:p>
       <w:r>
@@ -8863,7 +8370,7 @@
       <w:pPr>
         <w:pStyle w:val="affc"/>
       </w:pPr>
-      <w:bookmarkStart w:id="21" w:name="_Ref229762419"/>
+      <w:bookmarkStart w:id="24" w:name="_Ref229762419"/>
       <w:r>
         <w:t xml:space="preserve">Рисунок </w:t>
       </w:r>
@@ -8888,7 +8395,7 @@
         </w:rPr>
         <w:fldChar w:fldCharType="end"/>
       </w:r>
-      <w:bookmarkEnd w:id="21"/>
+      <w:bookmarkEnd w:id="24"/>
       <w:r>
         <w:t xml:space="preserve"> </w:t>
       </w:r>
@@ -9061,14 +8568,14 @@
       <w:pPr>
         <w:ind w:firstLine="0"/>
       </w:pPr>
-      <w:bookmarkStart w:id="22" w:name="_Ref229765268"/>
+      <w:bookmarkStart w:id="25" w:name="_Ref229765268"/>
     </w:p>
     <w:p>
       <w:pPr>
         <w:pStyle w:val="affc"/>
       </w:pPr>
-      <w:bookmarkStart w:id="23" w:name="_Ref229765368"/>
-      <w:bookmarkStart w:id="24" w:name="_Ref232753057"/>
+      <w:bookmarkStart w:id="26" w:name="_Ref229765368"/>
+      <w:bookmarkStart w:id="27" w:name="_Ref232753057"/>
       <w:r>
         <w:t xml:space="preserve">Рисунок </w:t>
       </w:r>
@@ -9093,8 +8600,8 @@
         </w:rPr>
         <w:fldChar w:fldCharType="end"/>
       </w:r>
-      <w:bookmarkEnd w:id="22"/>
-      <w:bookmarkEnd w:id="23"/>
+      <w:bookmarkEnd w:id="25"/>
+      <w:bookmarkEnd w:id="26"/>
       <w:r>
         <w:t xml:space="preserve"> </w:t>
       </w:r>
@@ -9110,7 +8617,7 @@
       <w:r>
         <w:t>диаграмма системы</w:t>
       </w:r>
-      <w:bookmarkEnd w:id="24"/>
+      <w:bookmarkEnd w:id="27"/>
     </w:p>
     <w:p>
       <w:r>
@@ -9630,21 +9137,7 @@
           <w:rFonts w:eastAsiaTheme="minorHAnsi"/>
         </w:rPr>
         <w:lastRenderedPageBreak/>
-        <w:t xml:space="preserve">Данный блок описывает процесс инициации и проведения онлайн-сессии взаимодействия между участниками. HR-специалист создаёт конфигурацию анализа, формирует запрос на создание сессии и приглашает участников через механизм </w:t>
-      </w:r>
-      <w:proofErr w:type="spellStart"/>
-      <w:r>
-        <w:rPr>
-          <w:rFonts w:eastAsiaTheme="minorHAnsi"/>
-        </w:rPr>
-        <w:t>инвайт</w:t>
-      </w:r>
-      <w:proofErr w:type="spellEnd"/>
-      <w:r>
-        <w:rPr>
-          <w:rFonts w:eastAsiaTheme="minorHAnsi"/>
-        </w:rPr>
-        <w:t>-ссылок. В ходе сессии осуществляется захват мультимодальных данных от всех подключённых пользователей.</w:t>
+        <w:t>Данный блок описывает процесс инициации и проведения онлайн-сессии взаимодействия между участниками. HR-специалист создаёт конфигурацию анализа, формирует запрос на создание сессии и приглашает участников через механизм инвайт-ссылок. В ходе сессии осуществляется захват мультимодальных данных от всех подключённых пользователей.</w:t>
       </w:r>
     </w:p>
     <w:p>
@@ -10086,21 +9579,7 @@
         <w:rPr>
           <w:rFonts w:eastAsiaTheme="minorHAnsi"/>
         </w:rPr>
-        <w:t>Признаки видео — нормализованные и выровненные изображения лиц, ключевые точки (</w:t>
-      </w:r>
-      <w:proofErr w:type="spellStart"/>
-      <w:r>
-        <w:rPr>
-          <w:rFonts w:eastAsiaTheme="minorHAnsi"/>
-        </w:rPr>
-        <w:t>landmarks</w:t>
-      </w:r>
-      <w:proofErr w:type="spellEnd"/>
-      <w:r>
-        <w:rPr>
-          <w:rFonts w:eastAsiaTheme="minorHAnsi"/>
-        </w:rPr>
-        <w:t>);</w:t>
+        <w:t>Признаки видео — нормализованные и выровненные изображения лиц, ключевые точки (landmarks);</w:t>
       </w:r>
     </w:p>
     <w:p>
@@ -10118,21 +9597,7 @@
         <w:rPr>
           <w:rFonts w:eastAsiaTheme="minorHAnsi"/>
         </w:rPr>
-        <w:t xml:space="preserve">Признаки аудио — мел-частотные </w:t>
-      </w:r>
-      <w:proofErr w:type="spellStart"/>
-      <w:r>
-        <w:rPr>
-          <w:rFonts w:eastAsiaTheme="minorHAnsi"/>
-        </w:rPr>
-        <w:t>кепстральные</w:t>
-      </w:r>
-      <w:proofErr w:type="spellEnd"/>
-      <w:r>
-        <w:rPr>
-          <w:rFonts w:eastAsiaTheme="minorHAnsi"/>
-        </w:rPr>
-        <w:t xml:space="preserve"> коэффициенты (MFCC) и другие акустические признаки.</w:t>
+        <w:t>Признаки аудио — мел-частотные кепстральные коэффициенты (MFCC) и другие акустические признаки.</w:t>
       </w:r>
     </w:p>
     <w:p>
@@ -10163,70 +9628,14 @@
         <w:rPr>
           <w:rFonts w:eastAsiaTheme="minorHAnsi"/>
         </w:rPr>
-        <w:t xml:space="preserve">На данном этапе извлечённые признаки передаются в модули классификации на основе </w:t>
-      </w:r>
-      <w:proofErr w:type="spellStart"/>
+        <w:t xml:space="preserve">На данном этапе извлечённые признаки передаются в модули классификации на основе предобученных нейронных сетей. Видеоданные анализируются свёрточной нейронной сетью (CNN) для классификации выражений лица, аудиоданные — рекуррентной нейронной сетью (RNN) для распознавания голосовых характеристик. Параллельно выполняется транскрибация речи с помощью модели автоматического распознавания речи (ASR) и анализ тональности текста с использованием NLP-модели. Для </w:t>
+      </w:r>
       <w:r>
         <w:rPr>
           <w:rFonts w:eastAsiaTheme="minorHAnsi"/>
         </w:rPr>
-        <w:t>предобученных</w:t>
-      </w:r>
-      <w:proofErr w:type="spellEnd"/>
-      <w:r>
-        <w:rPr>
-          <w:rFonts w:eastAsiaTheme="minorHAnsi"/>
-        </w:rPr>
-        <w:t xml:space="preserve"> нейронных сетей. Видеоданные анализируются </w:t>
-      </w:r>
-      <w:proofErr w:type="spellStart"/>
-      <w:r>
-        <w:rPr>
-          <w:rFonts w:eastAsiaTheme="minorHAnsi"/>
-        </w:rPr>
-        <w:t>свёрточной</w:t>
-      </w:r>
-      <w:proofErr w:type="spellEnd"/>
-      <w:r>
-        <w:rPr>
-          <w:rFonts w:eastAsiaTheme="minorHAnsi"/>
-        </w:rPr>
-        <w:t xml:space="preserve"> нейронной сетью (CNN) для классификации выражений лица, аудиоданные — рекуррентной нейронной сетью (RNN) для распознавания голосовых характеристик. Параллельно выполняется </w:t>
-      </w:r>
-      <w:proofErr w:type="spellStart"/>
-      <w:r>
-        <w:rPr>
-          <w:rFonts w:eastAsiaTheme="minorHAnsi"/>
-        </w:rPr>
-        <w:t>транскрибация</w:t>
-      </w:r>
-      <w:proofErr w:type="spellEnd"/>
-      <w:r>
-        <w:rPr>
-          <w:rFonts w:eastAsiaTheme="minorHAnsi"/>
-        </w:rPr>
-        <w:t xml:space="preserve"> речи с помощью модели автоматического распознавания речи (ASR) и анализ тональности текста с использованием NLP-модели. Для </w:t>
-      </w:r>
-      <w:r>
-        <w:rPr>
-          <w:rFonts w:eastAsiaTheme="minorHAnsi"/>
-        </w:rPr>
         <w:lastRenderedPageBreak/>
-        <w:t>каждого входного сигнала модель выдаёт оценку принадлежности к классу эмоций (</w:t>
-      </w:r>
-      <w:proofErr w:type="spellStart"/>
-      <w:r>
-        <w:rPr>
-          <w:rFonts w:eastAsiaTheme="minorHAnsi"/>
-        </w:rPr>
-        <w:t>argmax</w:t>
-      </w:r>
-      <w:proofErr w:type="spellEnd"/>
-      <w:r>
-        <w:rPr>
-          <w:rFonts w:eastAsiaTheme="minorHAnsi"/>
-        </w:rPr>
-        <w:t>).</w:t>
+        <w:t>каждого входного сигнала модель выдаёт оценку принадлежности к классу эмоций (argmax).</w:t>
       </w:r>
     </w:p>
     <w:p>
@@ -10331,21 +9740,7 @@
         <w:rPr>
           <w:rFonts w:eastAsiaTheme="minorHAnsi"/>
         </w:rPr>
-        <w:t xml:space="preserve">Модели и алгоритмы анализа эмоций — обученные нейронные сети (CNN для видео, RNN для аудио, ASR для </w:t>
-      </w:r>
-      <w:proofErr w:type="spellStart"/>
-      <w:r>
-        <w:rPr>
-          <w:rFonts w:eastAsiaTheme="minorHAnsi"/>
-        </w:rPr>
-        <w:t>транскрибации</w:t>
-      </w:r>
-      <w:proofErr w:type="spellEnd"/>
-      <w:r>
-        <w:rPr>
-          <w:rFonts w:eastAsiaTheme="minorHAnsi"/>
-        </w:rPr>
-        <w:t>, NLP для анализа тональности) и правила классификации.</w:t>
+        <w:t>Модели и алгоритмы анализа эмоций — обученные нейронные сети (CNN для видео, RNN для аудио, ASR для транскрибации, NLP для анализа тональности) и правила классификации.</w:t>
       </w:r>
     </w:p>
     <w:p>
@@ -10438,35 +9833,7 @@
         <w:rPr>
           <w:rFonts w:eastAsiaTheme="minorHAnsi"/>
         </w:rPr>
-        <w:t>Завершающий этап обработки, на котором результаты анализа агрегируются по временным окнам и преобразуются в структурированный аналитический отчёт. Применяется эвристический подход позднего слияния (</w:t>
-      </w:r>
-      <w:proofErr w:type="spellStart"/>
-      <w:r>
-        <w:rPr>
-          <w:rFonts w:eastAsiaTheme="minorHAnsi"/>
-        </w:rPr>
-        <w:t>late</w:t>
-      </w:r>
-      <w:proofErr w:type="spellEnd"/>
-      <w:r>
-        <w:rPr>
-          <w:rFonts w:eastAsiaTheme="minorHAnsi"/>
-        </w:rPr>
-        <w:t xml:space="preserve"> </w:t>
-      </w:r>
-      <w:proofErr w:type="spellStart"/>
-      <w:r>
-        <w:rPr>
-          <w:rFonts w:eastAsiaTheme="minorHAnsi"/>
-        </w:rPr>
-        <w:t>fusion</w:t>
-      </w:r>
-      <w:proofErr w:type="spellEnd"/>
-      <w:r>
-        <w:rPr>
-          <w:rFonts w:eastAsiaTheme="minorHAnsi"/>
-        </w:rPr>
-        <w:t>): статистика эмоций, временные шкалы активности, ключевые фразы из транскрипта и метрики вовлечённости объединяются в единый документ. Отчёт формируется по выбранной форме (PDF, CSV, JSON) и становится доступным HR-специалисту для принятия управленческих решений.</w:t>
+        <w:t>Завершающий этап обработки, на котором результаты анализа агрегируются по временным окнам и преобразуются в структурированный аналитический отчёт. Применяется эвристический подход позднего слияния (late fusion): статистика эмоций, временные шкалы активности, ключевые фразы из транскрипта и метрики вовлечённости объединяются в единый документ. Отчёт формируется по выбранной форме (PDF, CSV, JSON) и становится доступным HR-специалисту для принятия управленческих решений.</w:t>
       </w:r>
     </w:p>
     <w:p>
@@ -10671,21 +10038,7 @@
         <w:rPr>
           <w:rFonts w:eastAsiaTheme="minorHAnsi"/>
         </w:rPr>
-        <w:t xml:space="preserve">Таким образом, декомпозиция IDEF0-диаграммы детализирует функциональную структуру системы, показывая последовательность этапов обработки мультимодальных данных от захвата </w:t>
-      </w:r>
-      <w:proofErr w:type="spellStart"/>
-      <w:r>
-        <w:rPr>
-          <w:rFonts w:eastAsiaTheme="minorHAnsi"/>
-        </w:rPr>
-        <w:t>медиапотоков</w:t>
-      </w:r>
-      <w:proofErr w:type="spellEnd"/>
-      <w:r>
-        <w:rPr>
-          <w:rFonts w:eastAsiaTheme="minorHAnsi"/>
-        </w:rPr>
-        <w:t xml:space="preserve"> до формирования аналитического отчёта, а также определяя ресурсы и управляющие факторы для каждого подпроцесса.</w:t>
+        <w:t>Таким образом, декомпозиция IDEF0-диаграммы детализирует функциональную структуру системы, показывая последовательность этапов обработки мультимодальных данных от захвата медиапотоков до формирования аналитического отчёта, а также определяя ресурсы и управляющие факторы для каждого подпроцесса.</w:t>
       </w:r>
     </w:p>
     <w:p>
@@ -10856,8 +10209,8 @@
       <w:pPr>
         <w:pStyle w:val="affc"/>
       </w:pPr>
-      <w:bookmarkStart w:id="25" w:name="_Ref229760905"/>
-      <w:bookmarkStart w:id="26" w:name="_Ref229761094"/>
+      <w:bookmarkStart w:id="28" w:name="_Ref229760905"/>
+      <w:bookmarkStart w:id="29" w:name="_Ref229761094"/>
       <w:r>
         <w:t xml:space="preserve">Рисунок </w:t>
       </w:r>
@@ -10882,7 +10235,7 @@
         </w:rPr>
         <w:fldChar w:fldCharType="end"/>
       </w:r>
-      <w:bookmarkEnd w:id="25"/>
+      <w:bookmarkEnd w:id="28"/>
       <w:r>
         <w:t xml:space="preserve"> </w:t>
       </w:r>
@@ -10901,7 +10254,7 @@
       <w:r>
         <w:t xml:space="preserve"> диаграмма системы</w:t>
       </w:r>
-      <w:bookmarkEnd w:id="26"/>
+      <w:bookmarkEnd w:id="29"/>
     </w:p>
     <w:p>
       <w:r>
@@ -11223,7 +10576,7 @@
           <w:rFonts w:eastAsiaTheme="minorHAnsi"/>
         </w:rPr>
       </w:pPr>
-      <w:bookmarkStart w:id="27" w:name="_Ref229762609"/>
+      <w:bookmarkStart w:id="30" w:name="_Ref229762609"/>
       <w:r>
         <w:rPr>
           <w:rFonts w:eastAsia="Microsoft YaHei"/>
@@ -11283,7 +10636,7 @@
       <w:pPr>
         <w:pStyle w:val="affc"/>
       </w:pPr>
-      <w:bookmarkStart w:id="28" w:name="_Ref229762919"/>
+      <w:bookmarkStart w:id="31" w:name="_Ref229762919"/>
       <w:r>
         <w:t xml:space="preserve">Рисунок </w:t>
       </w:r>
@@ -11308,8 +10661,8 @@
         </w:rPr>
         <w:fldChar w:fldCharType="end"/>
       </w:r>
-      <w:bookmarkEnd w:id="27"/>
-      <w:bookmarkEnd w:id="28"/>
+      <w:bookmarkEnd w:id="30"/>
+      <w:bookmarkEnd w:id="31"/>
       <w:r>
         <w:t xml:space="preserve"> </w:t>
       </w:r>
@@ -11369,15 +10722,7 @@
         </w:numPr>
       </w:pPr>
       <w:r>
-        <w:t xml:space="preserve">Сеанс </w:t>
-      </w:r>
-      <w:proofErr w:type="spellStart"/>
-      <w:r>
-        <w:t>видеовстречи</w:t>
-      </w:r>
-      <w:proofErr w:type="spellEnd"/>
-      <w:r>
-        <w:t xml:space="preserve"> — ключевая сущность бизнес-процесса, описывающая жизненный цикл мероприятия (от создания до завершения).</w:t>
+        <w:t>Сеанс видеовстречи — ключевая сущность бизнес-процесса, описывающая жизненный цикл мероприятия (от создания до завершения).</w:t>
       </w:r>
     </w:p>
     <w:p>
@@ -11414,23 +10759,7 @@
         <w:t>Все с</w:t>
       </w:r>
       <w:r>
-        <w:t>вязи между сущностями имеют характер «один-ко-многим» (</w:t>
-      </w:r>
-      <w:proofErr w:type="gramStart"/>
-      <w:r>
-        <w:t>1:М</w:t>
-      </w:r>
-      <w:proofErr w:type="gramEnd"/>
-      <w:r>
-        <w:t xml:space="preserve">). Центральной точкой агрегации является «Сеанс </w:t>
-      </w:r>
-      <w:proofErr w:type="spellStart"/>
-      <w:r>
-        <w:t>видеовстречи</w:t>
-      </w:r>
-      <w:proofErr w:type="spellEnd"/>
-      <w:r>
-        <w:t>»: одна сессия порождает множество участников, событий аналитики, сообщений чата и итоговых отчётов. Пользователь, в свою очередь, может быть организатором множества сессий и иметь несколько активных токенов обновления.</w:t>
+        <w:t>вязи между сущностями имеют характер «один-ко-многим» (1:М). Центральной точкой агрегации является «Сеанс видеовстречи»: одна сессия порождает множество участников, событий аналитики, сообщений чата и итоговых отчётов. Пользователь, в свою очередь, может быть организатором множества сессий и иметь несколько активных токенов обновления.</w:t>
       </w:r>
     </w:p>
     <w:p>
@@ -11478,7 +10807,7 @@
           <w:szCs w:val="28"/>
         </w:rPr>
       </w:pPr>
-      <w:bookmarkStart w:id="29" w:name="_Hlk228934961"/>
+      <w:bookmarkStart w:id="32" w:name="_Hlk228934961"/>
       <w:r>
         <w:rPr>
           <w:rStyle w:val="ae"/>
@@ -11570,7 +10899,7 @@
         </w:rPr>
         <w:t xml:space="preserve"> </w:t>
       </w:r>
-      <w:bookmarkEnd w:id="29"/>
+      <w:bookmarkEnd w:id="32"/>
       <w:r>
         <w:rPr>
           <w:rStyle w:val="ae"/>
@@ -14304,20 +13633,8 @@
           <w:bCs w:val="0"/>
           <w:color w:val="000000"/>
         </w:rPr>
-        <w:t xml:space="preserve">Сеанс </w:t>
-      </w:r>
-      <w:proofErr w:type="spellStart"/>
-      <w:r>
-        <w:rPr>
-          <w:rStyle w:val="aff2"/>
-          <w:rFonts w:eastAsia="Microsoft YaHei"/>
-          <w:b w:val="0"/>
-          <w:bCs w:val="0"/>
-          <w:color w:val="000000"/>
-        </w:rPr>
-        <w:t>видеовстречи</w:t>
-      </w:r>
-      <w:proofErr w:type="spellEnd"/>
+        <w:t>Сеанс видеовстречи</w:t>
+      </w:r>
       <w:r>
         <w:rPr>
           <w:rFonts w:eastAsia="Microsoft YaHei"/>
@@ -14448,19 +13765,8 @@
           <w:i w:val="0"/>
           <w:iCs w:val="0"/>
         </w:rPr>
-        <w:t xml:space="preserve">Сеанс </w:t>
-      </w:r>
-      <w:proofErr w:type="spellStart"/>
-      <w:r>
-        <w:rPr>
-          <w:rStyle w:val="ae"/>
-          <w:rFonts w:eastAsia="Microsoft YaHei"/>
-          <w:i w:val="0"/>
-          <w:iCs w:val="0"/>
-        </w:rPr>
-        <w:t>видеовстречи</w:t>
-      </w:r>
-      <w:proofErr w:type="spellEnd"/>
+        <w:t>Сеанс видеовстречи</w:t>
+      </w:r>
       <w:r>
         <w:rPr>
           <w:rStyle w:val="ae"/>
@@ -14811,21 +14117,12 @@
                 <w:sz w:val="28"/>
               </w:rPr>
             </w:pPr>
-            <w:proofErr w:type="spellStart"/>
             <w:r>
               <w:rPr>
                 <w:rFonts w:asciiTheme="majorHAnsi" w:hAnsiTheme="majorHAnsi" w:cstheme="majorHAnsi"/>
                 <w:sz w:val="28"/>
               </w:rPr>
-              <w:t>Человекочитаемое</w:t>
-            </w:r>
-            <w:proofErr w:type="spellEnd"/>
-            <w:r>
-              <w:rPr>
-                <w:rFonts w:asciiTheme="majorHAnsi" w:hAnsiTheme="majorHAnsi" w:cstheme="majorHAnsi"/>
-                <w:sz w:val="28"/>
-              </w:rPr>
-              <w:t xml:space="preserve"> наименование сессии</w:t>
+              <w:t>Человекочитаемое наименование сессии</w:t>
             </w:r>
           </w:p>
         </w:tc>
@@ -16385,21 +15682,7 @@
         <w:rPr>
           <w:rFonts w:eastAsia="Microsoft YaHei"/>
         </w:rPr>
-        <w:t xml:space="preserve">выходные данные модуля искусственного интеллекта, содержащие информацию о распознанных эмоциях, результатах </w:t>
-      </w:r>
-      <w:proofErr w:type="spellStart"/>
-      <w:r>
-        <w:rPr>
-          <w:rFonts w:eastAsia="Microsoft YaHei"/>
-        </w:rPr>
-        <w:t>транскрибации</w:t>
-      </w:r>
-      <w:proofErr w:type="spellEnd"/>
-      <w:r>
-        <w:rPr>
-          <w:rFonts w:eastAsia="Microsoft YaHei"/>
-        </w:rPr>
-        <w:t xml:space="preserve"> речи и расчетных метриках.</w:t>
+        <w:t>выходные данные модуля искусственного интеллекта, содержащие информацию о распознанных эмоциях, результатах транскрибации речи и расчетных метриках.</w:t>
       </w:r>
     </w:p>
     <w:p>
@@ -19807,21 +19090,7 @@
         <w:rPr>
           <w:rFonts w:eastAsia="Microsoft YaHei"/>
         </w:rPr>
-        <w:t xml:space="preserve">Данная информационная модель обеспечивает структурированное хранение и обработку данных для разрабатываемой системы, позволяя эффективно управлять доступом, отслеживать жизненный цикл </w:t>
-      </w:r>
-      <w:proofErr w:type="spellStart"/>
-      <w:r>
-        <w:rPr>
-          <w:rFonts w:eastAsia="Microsoft YaHei"/>
-        </w:rPr>
-        <w:t>видеосессий</w:t>
-      </w:r>
-      <w:proofErr w:type="spellEnd"/>
-      <w:r>
-        <w:rPr>
-          <w:rFonts w:eastAsia="Microsoft YaHei"/>
-        </w:rPr>
-        <w:t>, сохранять результаты анализа в гибком формате и обеспечивать целостность данных при каскадном удалении завершённых встреч.</w:t>
+        <w:t>Данная информационная модель обеспечивает структурированное хранение и обработку данных для разрабатываемой системы, позволяя эффективно управлять доступом, отслеживать жизненный цикл видеосессий, сохранять результаты анализа в гибком формате и обеспечивать целостность данных при каскадном удалении завершённых встреч.</w:t>
       </w:r>
     </w:p>
     <w:p>
@@ -19849,21 +19118,7 @@
         <w:rPr>
           <w:rFonts w:eastAsia="Microsoft YaHei"/>
         </w:rPr>
-        <w:t xml:space="preserve">На этапе логического проектирования концептуальная модель была трансформирована в схему реляционной базы данных с учётом специфики выбранной СУБД </w:t>
-      </w:r>
-      <w:proofErr w:type="spellStart"/>
-      <w:r>
-        <w:rPr>
-          <w:rFonts w:eastAsia="Microsoft YaHei"/>
-        </w:rPr>
-        <w:t>PostgreSQL</w:t>
-      </w:r>
-      <w:proofErr w:type="spellEnd"/>
-      <w:r>
-        <w:rPr>
-          <w:rFonts w:eastAsia="Microsoft YaHei"/>
-        </w:rPr>
-        <w:t xml:space="preserve">. Логическая модель </w:t>
+        <w:t xml:space="preserve">На этапе логического проектирования концептуальная модель была трансформирована в схему реляционной базы данных с учётом специфики выбранной СУБД PostgreSQL. Логическая модель </w:t>
       </w:r>
       <w:r>
         <w:rPr>
@@ -20011,7 +19266,7 @@
       <w:pPr>
         <w:pStyle w:val="affc"/>
       </w:pPr>
-      <w:bookmarkStart w:id="30" w:name="_Ref229763363"/>
+      <w:bookmarkStart w:id="33" w:name="_Ref229763363"/>
       <w:r>
         <w:rPr>
           <w:rStyle w:val="aff2"/>
@@ -20061,7 +19316,7 @@
         </w:rPr>
         <w:fldChar w:fldCharType="end"/>
       </w:r>
-      <w:bookmarkEnd w:id="30"/>
+      <w:bookmarkEnd w:id="33"/>
       <w:r>
         <w:rPr>
           <w:rStyle w:val="aff2"/>
@@ -20115,21 +19370,7 @@
         <w:rPr>
           <w:rFonts w:eastAsia="Microsoft YaHei"/>
         </w:rPr>
-        <w:t xml:space="preserve">Первичные и внешние ключи. Во всех таблицах в качестве первичных ключей используются уникальные идентификаторы записей. Внешние ключи обеспечивают ссылочную целостность между связанными сущностями: например, каждая запись в таблице «Участник встречи» ссылается на конкретный сеанс </w:t>
-      </w:r>
-      <w:proofErr w:type="spellStart"/>
-      <w:r>
-        <w:rPr>
-          <w:rFonts w:eastAsia="Microsoft YaHei"/>
-        </w:rPr>
-        <w:t>видеовстречи</w:t>
-      </w:r>
-      <w:proofErr w:type="spellEnd"/>
-      <w:r>
-        <w:rPr>
-          <w:rFonts w:eastAsia="Microsoft YaHei"/>
-        </w:rPr>
-        <w:t>.</w:t>
+        <w:t>Первичные и внешние ключи. Во всех таблицах в качестве первичных ключей используются уникальные идентификаторы записей. Внешние ключи обеспечивают ссылочную целостность между связанными сущностями: например, каждая запись в таблице «Участник встречи» ссылается на конкретный сеанс видеовстречи.</w:t>
       </w:r>
     </w:p>
     <w:p>
@@ -20147,21 +19388,7 @@
         <w:rPr>
           <w:rFonts w:eastAsia="Microsoft YaHei"/>
         </w:rPr>
-        <w:t xml:space="preserve">Ограничения уникальности. Ряд полей имеет ограничение уникальности: адрес электронной почты пользователя, </w:t>
-      </w:r>
-      <w:proofErr w:type="spellStart"/>
-      <w:r>
-        <w:rPr>
-          <w:rFonts w:eastAsia="Microsoft YaHei"/>
-        </w:rPr>
-        <w:t>хеш</w:t>
-      </w:r>
-      <w:proofErr w:type="spellEnd"/>
-      <w:r>
-        <w:rPr>
-          <w:rFonts w:eastAsia="Microsoft YaHei"/>
-        </w:rPr>
-        <w:t xml:space="preserve"> токена обновления, клиентский идентификатор сообщения чата. Это </w:t>
+        <w:t xml:space="preserve">Ограничения уникальности. Ряд полей имеет ограничение уникальности: адрес электронной почты пользователя, хеш токена обновления, клиентский идентификатор сообщения чата. Это </w:t>
       </w:r>
       <w:r>
         <w:rPr>
@@ -20186,35 +19413,7 @@
         <w:rPr>
           <w:rFonts w:eastAsia="Microsoft YaHei"/>
         </w:rPr>
-        <w:t xml:space="preserve">Гибкое хранение аналитики. Для полей, содержащих результаты работы нейросетей (полезные данные событий аналитики, данные отчёта, снимок конфигурации), предусмотрена возможность хранения </w:t>
-      </w:r>
-      <w:proofErr w:type="spellStart"/>
-      <w:r>
-        <w:rPr>
-          <w:rFonts w:eastAsia="Microsoft YaHei"/>
-        </w:rPr>
-        <w:t>полуструктурированных</w:t>
-      </w:r>
-      <w:proofErr w:type="spellEnd"/>
-      <w:r>
-        <w:rPr>
-          <w:rFonts w:eastAsia="Microsoft YaHei"/>
-        </w:rPr>
-        <w:t xml:space="preserve"> данных. Это позволяет сохранять разнородные результаты ИИ-моделей (координаты </w:t>
-      </w:r>
-      <w:proofErr w:type="spellStart"/>
-      <w:r>
-        <w:rPr>
-          <w:rFonts w:eastAsia="Microsoft YaHei"/>
-        </w:rPr>
-        <w:t>landmark</w:t>
-      </w:r>
-      <w:proofErr w:type="spellEnd"/>
-      <w:r>
-        <w:rPr>
-          <w:rFonts w:eastAsia="Microsoft YaHei"/>
-        </w:rPr>
-        <w:t>-точек, словари вероятностей эмоций, транскрипты) без необходимости частого изменения схемы базы данных.</w:t>
+        <w:t>Гибкое хранение аналитики. Для полей, содержащих результаты работы нейросетей (полезные данные событий аналитики, данные отчёта, снимок конфигурации), предусмотрена возможность хранения полуструктурированных данных. Это позволяет сохранять разнородные результаты ИИ-моделей (координаты landmark-точек, словари вероятностей эмоций, транскрипты) без необходимости частого изменения схемы базы данных.</w:t>
       </w:r>
     </w:p>
     <w:p>
@@ -20232,21 +19431,7 @@
         <w:rPr>
           <w:rFonts w:eastAsia="Microsoft YaHei"/>
         </w:rPr>
-        <w:t xml:space="preserve">Ссылочная целостность и каскадное удаление. Все внешние ключи, связывающие дочерние таблицы (участники, события, отчёты, сообщения чата) с родительской таблицей сеанса </w:t>
-      </w:r>
-      <w:proofErr w:type="spellStart"/>
-      <w:r>
-        <w:rPr>
-          <w:rFonts w:eastAsia="Microsoft YaHei"/>
-        </w:rPr>
-        <w:t>видеовстречи</w:t>
-      </w:r>
-      <w:proofErr w:type="spellEnd"/>
-      <w:r>
-        <w:rPr>
-          <w:rFonts w:eastAsia="Microsoft YaHei"/>
-        </w:rPr>
-        <w:t>, настроены с правилом каскадного удаления. Это гарантирует, что при удалении завершённой или тестовой встречи все связанные с ней данные будут автоматически очищены.</w:t>
+        <w:t>Ссылочная целостность и каскадное удаление. Все внешние ключи, связывающие дочерние таблицы (участники, события, отчёты, сообщения чата) с родительской таблицей сеанса видеовстречи, настроены с правилом каскадного удаления. Это гарантирует, что при удалении завершённой или тестовой встречи все связанные с ней данные будут автоматически очищены.</w:t>
       </w:r>
     </w:p>
     <w:p>
@@ -20308,12 +19493,12 @@
       <w:pPr>
         <w:pStyle w:val="1"/>
       </w:pPr>
-      <w:bookmarkStart w:id="31" w:name="_Toc232928772"/>
+      <w:bookmarkStart w:id="34" w:name="_Toc233140232"/>
       <w:r>
         <w:lastRenderedPageBreak/>
         <w:t>РЕАЛИЗАЦИЯ И ИССЛЕДОВАНИЕ</w:t>
       </w:r>
-      <w:bookmarkEnd w:id="31"/>
+      <w:bookmarkEnd w:id="34"/>
     </w:p>
     <w:p>
       <w:pPr>
@@ -20327,36 +19512,20 @@
       <w:pPr>
         <w:pStyle w:val="2"/>
       </w:pPr>
-      <w:bookmarkStart w:id="32" w:name="_Toc229467889"/>
-      <w:bookmarkStart w:id="33" w:name="_Toc232928773"/>
+      <w:bookmarkStart w:id="35" w:name="_Toc229467889"/>
+      <w:bookmarkStart w:id="36" w:name="_Toc233140233"/>
       <w:r>
         <w:t>Общая архитектура программного комплекса</w:t>
       </w:r>
-      <w:bookmarkEnd w:id="32"/>
-      <w:bookmarkEnd w:id="33"/>
+      <w:bookmarkEnd w:id="35"/>
+      <w:bookmarkEnd w:id="36"/>
     </w:p>
     <w:p>
       <w:pPr>
         <w:contextualSpacing/>
       </w:pPr>
       <w:r>
-        <w:t xml:space="preserve">Разработанный программный комплекс представляет собой веб-платформу для планирования онлайн-сессий, проведения </w:t>
-      </w:r>
-      <w:proofErr w:type="spellStart"/>
-      <w:r>
-        <w:t>видеовстреч</w:t>
-      </w:r>
-      <w:proofErr w:type="spellEnd"/>
-      <w:r>
-        <w:t xml:space="preserve"> в браузере, сбора мультимодальной аналитики (речь, мимика, эмоции) и формирования отчётности для организатора. Архитектура системы построена по клиент-серверной модели с выделением ресурсоёмких задач искусственного интеллекта в отдельные </w:t>
-      </w:r>
-      <w:proofErr w:type="spellStart"/>
-      <w:r>
-        <w:t>микросервисы</w:t>
-      </w:r>
-      <w:proofErr w:type="spellEnd"/>
-      <w:r>
-        <w:t>.</w:t>
+        <w:t>Разработанный программный комплекс представляет собой веб-платформу для планирования онлайн-сессий, проведения видеовстреч в браузере, сбора мультимодальной аналитики (речь, мимика, эмоции) и формирования отчётности для организатора. Архитектура системы построена по клиент-серверной модели с выделением ресурсоёмких задач искусственного интеллекта в отдельные микросервисы.</w:t>
       </w:r>
     </w:p>
     <w:p>
@@ -20364,23 +19533,7 @@
         <w:contextualSpacing/>
       </w:pPr>
       <w:r>
-        <w:t xml:space="preserve">Комплекс организован в виде </w:t>
-      </w:r>
-      <w:proofErr w:type="spellStart"/>
-      <w:r>
-        <w:t>монорепозитория</w:t>
-      </w:r>
-      <w:proofErr w:type="spellEnd"/>
-      <w:r>
-        <w:t xml:space="preserve">, что обеспечивает согласованность интерфейсов, упрощает управление зависимостями и ускоряет процесс разработки. </w:t>
-      </w:r>
-      <w:proofErr w:type="spellStart"/>
-      <w:r>
-        <w:t>Оркестрация</w:t>
-      </w:r>
-      <w:proofErr w:type="spellEnd"/>
-      <w:r>
-        <w:t xml:space="preserve"> сервисов осуществляется с помощью средств контейнеризации, поддерживающих базовый профиль (клиентская часть, серверная часть, СУБД) и опциональный профиль искусственного интеллекта (AI-шлюз, сервис распознавания речи).</w:t>
+        <w:t>Комплекс организован в виде монорепозитория, что обеспечивает согласованность интерфейсов, упрощает управление зависимостями и ускоряет процесс разработки. Оркестрация сервисов осуществляется с помощью средств контейнеризации, поддерживающих базовый профиль (клиентская часть, серверная часть, СУБД) и опциональный профиль искусственного интеллекта (AI-шлюз, сервис распознавания речи).</w:t>
       </w:r>
     </w:p>
     <w:p>
@@ -20411,29 +19564,8 @@
           <w:numId w:val="4"/>
         </w:numPr>
       </w:pPr>
-      <w:proofErr w:type="spellStart"/>
-      <w:r>
-        <w:t>WebSocket</w:t>
-      </w:r>
-      <w:proofErr w:type="spellEnd"/>
-      <w:r>
-        <w:t xml:space="preserve"> – для </w:t>
-      </w:r>
-      <w:proofErr w:type="spellStart"/>
-      <w:r>
-        <w:t>низкозадержочного</w:t>
-      </w:r>
-      <w:proofErr w:type="spellEnd"/>
-      <w:r>
-        <w:t xml:space="preserve"> обмена </w:t>
-      </w:r>
-      <w:proofErr w:type="spellStart"/>
-      <w:r>
-        <w:t>медиаданными</w:t>
-      </w:r>
-      <w:proofErr w:type="spellEnd"/>
-      <w:r>
-        <w:t>, событиями встречи, потоковой аналитикой и чатом в реальном времени.</w:t>
+      <w:r>
+        <w:t>WebSocket – для низкозадержочного обмена медиаданными, событиями встречи, потоковой аналитикой и чатом в реальном времени.</w:t>
       </w:r>
     </w:p>
     <w:p>
@@ -20448,45 +19580,21 @@
       <w:pPr>
         <w:pStyle w:val="2"/>
       </w:pPr>
-      <w:bookmarkStart w:id="34" w:name="_Toc229467890"/>
-      <w:bookmarkStart w:id="35" w:name="_Toc232928774"/>
+      <w:bookmarkStart w:id="37" w:name="_Toc229467890"/>
+      <w:bookmarkStart w:id="38" w:name="_Toc233140234"/>
       <w:r>
         <w:lastRenderedPageBreak/>
         <w:t>Модуль пользовательского интерфейса и клиентской логики</w:t>
       </w:r>
-      <w:bookmarkEnd w:id="34"/>
-      <w:bookmarkEnd w:id="35"/>
+      <w:bookmarkEnd w:id="37"/>
+      <w:bookmarkEnd w:id="38"/>
     </w:p>
     <w:p>
       <w:pPr>
         <w:contextualSpacing/>
       </w:pPr>
       <w:r>
-        <w:t xml:space="preserve">Клиентская часть реализована как одностраничное приложение (SPA) на базе стека </w:t>
-      </w:r>
-      <w:proofErr w:type="spellStart"/>
-      <w:r>
-        <w:t>React</w:t>
-      </w:r>
-      <w:proofErr w:type="spellEnd"/>
-      <w:r>
-        <w:t xml:space="preserve">, </w:t>
-      </w:r>
-      <w:proofErr w:type="spellStart"/>
-      <w:r>
-        <w:t>TypeScript</w:t>
-      </w:r>
-      <w:proofErr w:type="spellEnd"/>
-      <w:r>
-        <w:t xml:space="preserve"> и сборщика </w:t>
-      </w:r>
-      <w:proofErr w:type="spellStart"/>
-      <w:r>
-        <w:t>Vite</w:t>
-      </w:r>
-      <w:proofErr w:type="spellEnd"/>
-      <w:r>
-        <w:t>. Интерфейс спроектирован с учётом принципов компонентного подхода и разделения ответственности.</w:t>
+        <w:t>Клиентская часть реализована как одностраничное приложение (SPA) на базе стека React, TypeScript и сборщика Vite. Интерфейс спроектирован с учётом принципов компонентного подхода и разделения ответственности.</w:t>
       </w:r>
     </w:p>
     <w:p>
@@ -20529,21 +19637,8 @@
           <w:numId w:val="4"/>
         </w:numPr>
       </w:pPr>
-      <w:proofErr w:type="spellStart"/>
-      <w:r>
-        <w:t>WebSocket</w:t>
-      </w:r>
-      <w:proofErr w:type="spellEnd"/>
-      <w:r>
-        <w:t xml:space="preserve">-механизм обеспечивает автоматическое </w:t>
-      </w:r>
-      <w:proofErr w:type="spellStart"/>
-      <w:r>
-        <w:t>переподключение</w:t>
-      </w:r>
-      <w:proofErr w:type="spellEnd"/>
-      <w:r>
-        <w:t>, обработку сигналов активности и маршрутизацию входящих событий. Разбор доменных событий делегирован специализированной функции, которая обновляет состояние, показывает уведомления и реагирует на завершение встречи.</w:t>
+      <w:r>
+        <w:t>WebSocket-механизм обеспечивает автоматическое переподключение, обработку сигналов активности и маршрутизацию входящих событий. Разбор доменных событий делегирован специализированной функции, которая обновляет состояние, показывает уведомления и реагирует на завершение встречи.</w:t>
       </w:r>
     </w:p>
     <w:p>
@@ -20607,14 +19702,14 @@
           <w:lang w:val="en-US"/>
         </w:rPr>
       </w:pPr>
-      <w:commentRangeStart w:id="36"/>
-      <w:commentRangeEnd w:id="36"/>
+      <w:commentRangeStart w:id="39"/>
+      <w:commentRangeEnd w:id="39"/>
       <w:r>
         <w:rPr>
           <w:rStyle w:val="aff1"/>
         </w:rPr>
         <w:lastRenderedPageBreak/>
-        <w:commentReference w:id="36"/>
+        <w:commentReference w:id="39"/>
       </w:r>
       <w:r>
         <w:rPr>
@@ -20669,7 +19764,7 @@
           <w:lang w:eastAsia="en-US" w:bidi="he-IL"/>
         </w:rPr>
       </w:pPr>
-      <w:bookmarkStart w:id="37" w:name="_Ref229766213"/>
+      <w:bookmarkStart w:id="40" w:name="_Ref229766213"/>
       <w:r>
         <w:rPr>
           <w:rFonts w:eastAsiaTheme="minorHAnsi"/>
@@ -20719,7 +19814,7 @@
         </w:rPr>
         <w:fldChar w:fldCharType="end"/>
       </w:r>
-      <w:bookmarkEnd w:id="37"/>
+      <w:bookmarkEnd w:id="40"/>
       <w:r>
         <w:rPr>
           <w:rFonts w:eastAsiaTheme="minorHAnsi"/>
@@ -20749,36 +19844,20 @@
       <w:pPr>
         <w:pStyle w:val="2"/>
       </w:pPr>
-      <w:bookmarkStart w:id="38" w:name="_Toc229467891"/>
-      <w:bookmarkStart w:id="39" w:name="_Toc232928775"/>
-      <w:r>
-        <w:t xml:space="preserve">Серверный модуль управления сессиями и </w:t>
-      </w:r>
-      <w:proofErr w:type="spellStart"/>
-      <w:r>
-        <w:t>WebSocket</w:t>
-      </w:r>
-      <w:proofErr w:type="spellEnd"/>
-      <w:r>
-        <w:t>-коммуникации</w:t>
-      </w:r>
-      <w:bookmarkEnd w:id="38"/>
-      <w:bookmarkEnd w:id="39"/>
+      <w:bookmarkStart w:id="41" w:name="_Toc229467891"/>
+      <w:bookmarkStart w:id="42" w:name="_Toc233140235"/>
+      <w:r>
+        <w:t>Серверный модуль управления сессиями и WebSocket-коммуникации</w:t>
+      </w:r>
+      <w:bookmarkEnd w:id="41"/>
+      <w:bookmarkEnd w:id="42"/>
     </w:p>
     <w:p>
       <w:pPr>
         <w:contextualSpacing/>
       </w:pPr>
       <w:r>
-        <w:t xml:space="preserve">Серверная часть написана на языке Go с использованием веб-фреймворка </w:t>
-      </w:r>
-      <w:proofErr w:type="spellStart"/>
-      <w:r>
-        <w:t>Gin</w:t>
-      </w:r>
-      <w:proofErr w:type="spellEnd"/>
-      <w:r>
-        <w:t>. Точка входа выполняет инициализацию подключения к СУБД, настройку CORS, регистрацию промежуточного ПО и маршрутов.</w:t>
+        <w:t>Серверная часть написана на языке Go с использованием веб-фреймворка Gin. Точка входа выполняет инициализацию подключения к СУБД, настройку CORS, регистрацию промежуточного ПО и маршрутов.</w:t>
       </w:r>
     </w:p>
     <w:p>
@@ -20798,15 +19877,7 @@
         </w:numPr>
       </w:pPr>
       <w:r>
-        <w:t xml:space="preserve">Цепочка </w:t>
-      </w:r>
-      <w:proofErr w:type="spellStart"/>
-      <w:r>
-        <w:t>middleware</w:t>
-      </w:r>
-      <w:proofErr w:type="spellEnd"/>
-      <w:r>
-        <w:t>: восстановление после сбоев → идентификация запроса → логирование доступа → CORS → ограничение попыток входа → проверка аутентификации. Такая последовательность обеспечивает отказоустойчивость, аудит запросов, защиту от подбора паролей и контроль доступа.</w:t>
+        <w:t>Цепочка middleware: восстановление после сбоев → идентификация запроса → логирование доступа → CORS → ограничение попыток входа → проверка аутентификации. Такая последовательность обеспечивает отказоустойчивость, аудит запросов, защиту от подбора паролей и контроль доступа.</w:t>
       </w:r>
     </w:p>
     <w:p>
@@ -20817,13 +19888,8 @@
           <w:numId w:val="4"/>
         </w:numPr>
       </w:pPr>
-      <w:proofErr w:type="spellStart"/>
-      <w:r>
-        <w:t>WebSocket</w:t>
-      </w:r>
-      <w:proofErr w:type="spellEnd"/>
-      <w:r>
-        <w:t>-хаб управляет пулом соединений по идентификатору сессии. При получении сообщения о присоединении сервер сохраняет метаданные подключения, рассылает событие о новом участнике всем клиентам и отправляет новому участнику текущий список присутствующих.</w:t>
+      <w:r>
+        <w:t>WebSocket-хаб управляет пулом соединений по идентификатору сессии. При получении сообщения о присоединении сервер сохраняет метаданные подключения, рассылает событие о новом участнике всем клиентам и отправляет новому участнику текущий список присутствующих.</w:t>
       </w:r>
     </w:p>
     <w:p>
@@ -20835,27 +19901,11 @@
         </w:numPr>
       </w:pPr>
       <w:r>
-        <w:t xml:space="preserve">Обработка медиа-событий: сообщения типов «кадр», «аудио», «сообщение чата» маршрутизируются к зарегистрированным обработчикам. События аналитики (текстовый анализ, </w:t>
-      </w:r>
-      <w:proofErr w:type="spellStart"/>
-      <w:r>
-        <w:t>аудиоанализ</w:t>
-      </w:r>
-      <w:proofErr w:type="spellEnd"/>
-      <w:r>
-        <w:t xml:space="preserve">, </w:t>
+        <w:t xml:space="preserve">Обработка медиа-событий: сообщения типов «кадр», «аудио», «сообщение чата» маршрутизируются к зарегистрированным обработчикам. События аналитики (текстовый анализ, аудиоанализ, </w:t>
       </w:r>
       <w:r>
         <w:lastRenderedPageBreak/>
-        <w:t xml:space="preserve">анализ лица, эмоции) записываются в таблицу событий и одновременно транслируются клиентам. Отладочные сообщения не сохраняются в БД, а сразу передаются по </w:t>
-      </w:r>
-      <w:proofErr w:type="spellStart"/>
-      <w:r>
-        <w:t>WebSocket</w:t>
-      </w:r>
-      <w:proofErr w:type="spellEnd"/>
-      <w:r>
-        <w:t xml:space="preserve"> для снижения нагрузки на дисковую подсистему.</w:t>
+        <w:t>анализ лица, эмоции) записываются в таблицу событий и одновременно транслируются клиентам. Отладочные сообщения не сохраняются в БД, а сразу передаются по WebSocket для снижения нагрузки на дисковую подсистему.</w:t>
       </w:r>
     </w:p>
     <w:p>
@@ -20874,28 +19924,20 @@
       <w:pPr>
         <w:pStyle w:val="2"/>
       </w:pPr>
-      <w:bookmarkStart w:id="40" w:name="_Toc229467892"/>
-      <w:bookmarkStart w:id="41" w:name="_Toc232928776"/>
+      <w:bookmarkStart w:id="43" w:name="_Toc229467892"/>
+      <w:bookmarkStart w:id="44" w:name="_Toc233140236"/>
       <w:r>
         <w:t>Модуль аутентификации и обеспечения безопасности</w:t>
       </w:r>
-      <w:bookmarkEnd w:id="40"/>
-      <w:bookmarkEnd w:id="41"/>
+      <w:bookmarkEnd w:id="43"/>
+      <w:bookmarkEnd w:id="44"/>
     </w:p>
     <w:p>
       <w:pPr>
         <w:contextualSpacing/>
       </w:pPr>
       <w:r>
-        <w:t>Подсистема безопасности реализована на основе архитектуры без сохранения состояния (</w:t>
-      </w:r>
-      <w:proofErr w:type="spellStart"/>
-      <w:r>
-        <w:t>stateless</w:t>
-      </w:r>
-      <w:proofErr w:type="spellEnd"/>
-      <w:r>
-        <w:t>) с применением технологии JWT. Процесс аутентификации пользователя состоит из следующих этапов</w:t>
+        <w:t>Подсистема безопасности реализована на основе архитектуры без сохранения состояния (stateless) с применением технологии JWT. Процесс аутентификации пользователя состоит из следующих этапов</w:t>
       </w:r>
       <w:r>
         <w:t>:</w:t>
@@ -20910,15 +19952,7 @@
         <w:contextualSpacing/>
       </w:pPr>
       <w:r>
-        <w:t xml:space="preserve">Проверку учётных данных через запрос входа с валидацией </w:t>
-      </w:r>
-      <w:proofErr w:type="spellStart"/>
-      <w:r>
-        <w:t>хеша</w:t>
-      </w:r>
-      <w:proofErr w:type="spellEnd"/>
-      <w:r>
-        <w:t xml:space="preserve"> пароля.</w:t>
+        <w:t>Проверку учётных данных через запрос входа с валидацией хеша пароля.</w:t>
       </w:r>
     </w:p>
     <w:p>
@@ -20986,48 +20020,27 @@
         </w:numPr>
       </w:pPr>
       <w:r>
-        <w:t xml:space="preserve">В продакшн-окружении предполагается использование HTTPS/WSS, строгих CORS-правил и безопасных </w:t>
-      </w:r>
-      <w:proofErr w:type="spellStart"/>
-      <w:r>
-        <w:t>cookie</w:t>
-      </w:r>
-      <w:proofErr w:type="spellEnd"/>
-      <w:r>
-        <w:t xml:space="preserve"> для токенов обновления.</w:t>
+        <w:t>В продакшн-окружении предполагается использование HTTPS/WSS, строгих CORS-правил и безопасных cookie для токенов обновления.</w:t>
       </w:r>
     </w:p>
     <w:p>
       <w:pPr>
         <w:pStyle w:val="2"/>
       </w:pPr>
-      <w:bookmarkStart w:id="42" w:name="_Toc229467893"/>
-      <w:bookmarkStart w:id="43" w:name="_Toc232928777"/>
-      <w:r>
-        <w:t xml:space="preserve">Модуль захвата и передачи </w:t>
-      </w:r>
-      <w:proofErr w:type="spellStart"/>
-      <w:r>
-        <w:t>медиапотоков</w:t>
-      </w:r>
-      <w:bookmarkEnd w:id="42"/>
-      <w:bookmarkEnd w:id="43"/>
-      <w:proofErr w:type="spellEnd"/>
+      <w:bookmarkStart w:id="45" w:name="_Toc229467893"/>
+      <w:bookmarkStart w:id="46" w:name="_Toc233140237"/>
+      <w:r>
+        <w:t>Модуль захвата и передачи медиапотоков</w:t>
+      </w:r>
+      <w:bookmarkEnd w:id="45"/>
+      <w:bookmarkEnd w:id="46"/>
     </w:p>
     <w:p>
       <w:pPr>
         <w:contextualSpacing/>
       </w:pPr>
       <w:r>
-        <w:t xml:space="preserve">Захват </w:t>
-      </w:r>
-      <w:proofErr w:type="spellStart"/>
-      <w:r>
-        <w:t>медиаданных</w:t>
-      </w:r>
-      <w:proofErr w:type="spellEnd"/>
-      <w:r>
-        <w:t xml:space="preserve"> на стороне клиента реализован через нативные браузерные API без использования сторонних плагинов.</w:t>
+        <w:t>Захват медиаданных на стороне клиента реализован через нативные браузерные API без использования сторонних плагинов.</w:t>
       </w:r>
     </w:p>
     <w:p>
@@ -21043,23 +20056,7 @@
       </w:r>
       <w:r>
         <w:lastRenderedPageBreak/>
-        <w:t xml:space="preserve">применяется стратегия кумулятивного накопления </w:t>
-      </w:r>
-      <w:proofErr w:type="spellStart"/>
-      <w:r>
-        <w:t>чанков</w:t>
-      </w:r>
-      <w:proofErr w:type="spellEnd"/>
-      <w:r>
-        <w:t xml:space="preserve">: вместо отправки изолированных фрагментов система формирует непрерывный буфер, содержащий инициализирующий сегмент и последующие кластеры. Буфер кодируется в Base64 и отправляется по </w:t>
-      </w:r>
-      <w:proofErr w:type="spellStart"/>
-      <w:r>
-        <w:t>WebSocket</w:t>
-      </w:r>
-      <w:proofErr w:type="spellEnd"/>
-      <w:r>
-        <w:t xml:space="preserve"> с заданным интервалом или по достижению лимита размера.</w:t>
+        <w:t>применяется стратегия кумулятивного накопления чанков: вместо отправки изолированных фрагментов система формирует непрерывный буфер, содержащий инициализирующий сегмент и последующие кластеры. Буфер кодируется в Base64 и отправляется по WebSocket с заданным интервалом или по достижению лимита размера.</w:t>
       </w:r>
     </w:p>
     <w:p>
@@ -21071,23 +20068,7 @@
         </w:numPr>
       </w:pPr>
       <w:r>
-        <w:t xml:space="preserve">Видео: кадры для анализа лица захватываются с </w:t>
-      </w:r>
-      <w:proofErr w:type="spellStart"/>
-      <w:r>
-        <w:t>видеоэлемента</w:t>
-      </w:r>
-      <w:proofErr w:type="spellEnd"/>
-      <w:r>
-        <w:t xml:space="preserve"> через </w:t>
-      </w:r>
-      <w:proofErr w:type="spellStart"/>
-      <w:r>
-        <w:t>canvas</w:t>
-      </w:r>
-      <w:proofErr w:type="spellEnd"/>
-      <w:r>
-        <w:t xml:space="preserve"> с фиксированным интервалом. Изображение конвертируется в JPEG Base64 и передаётся типом «кадр». Такой подход балансирует между частотой обновления аналитики и пропускной способностью канала.</w:t>
+        <w:t>Видео: кадры для анализа лица захватываются с видеоэлемента через canvas с фиксированным интервалом. Изображение конвертируется в JPEG Base64 и передаётся типом «кадр». Такой подход балансирует между частотой обновления аналитики и пропускной способностью канала.</w:t>
       </w:r>
     </w:p>
     <w:p>
@@ -21112,11 +20093,11 @@
       <w:pPr>
         <w:pStyle w:val="2"/>
       </w:pPr>
-      <w:bookmarkStart w:id="44" w:name="_Toc232928778"/>
+      <w:bookmarkStart w:id="47" w:name="_Toc233140238"/>
       <w:r>
         <w:t>Математическое обеспечение</w:t>
       </w:r>
-      <w:bookmarkEnd w:id="44"/>
+      <w:bookmarkEnd w:id="47"/>
     </w:p>
     <w:p>
       <w:r>
@@ -21130,21 +20111,11 @@
     </w:p>
     <w:p>
       <w:r>
-        <w:t xml:space="preserve">Для анализа видеопотока используется </w:t>
-      </w:r>
-      <w:proofErr w:type="spellStart"/>
-      <w:r>
-        <w:t>сверточная</w:t>
-      </w:r>
-      <w:proofErr w:type="spellEnd"/>
-      <w:r>
-        <w:t xml:space="preserve"> нейронная сеть (CNN), которая обучается на датасете изображений лиц (например, FER2013). Классификация эмоций (радость, грусть, гнев и т.д.) выполняется с помощью функции активации </w:t>
-      </w:r>
-      <w:proofErr w:type="spellStart"/>
+        <w:t xml:space="preserve">Для анализа видеопотока используется сверточная нейронная сеть (CNN), которая обучается на датасете изображений лиц (например, FER2013). Классификация эмоций (радость, грусть, гнев и т.д.) выполняется с помощью функции активации </w:t>
+      </w:r>
       <w:r>
         <w:t>Softmax</w:t>
       </w:r>
-      <w:proofErr w:type="spellEnd"/>
       <w:r>
         <w:t>:</w:t>
       </w:r>
@@ -21482,21 +20453,8 @@
         <w:t xml:space="preserve">Для оценки качества модели используется функция потерь </w:t>
       </w:r>
       <w:r>
-        <w:t>Cross-</w:t>
-      </w:r>
-      <w:proofErr w:type="spellStart"/>
-      <w:r>
-        <w:t>Entropy</w:t>
-      </w:r>
-      <w:proofErr w:type="spellEnd"/>
-      <w:r>
-        <w:t xml:space="preserve"> </w:t>
-      </w:r>
-      <w:proofErr w:type="spellStart"/>
-      <w:r>
-        <w:t>Loss</w:t>
-      </w:r>
-      <w:proofErr w:type="spellEnd"/>
+        <w:t>Cross-Entropy Loss</w:t>
+      </w:r>
       <w:r>
         <w:t>:</w:t>
       </w:r>
@@ -21890,39 +20848,7 @@
     </w:p>
     <w:p>
       <w:r>
-        <w:t xml:space="preserve">Для анализа аудиопотока применяются мел-частотные </w:t>
-      </w:r>
-      <w:proofErr w:type="spellStart"/>
-      <w:r>
-        <w:t>кепстральные</w:t>
-      </w:r>
-      <w:proofErr w:type="spellEnd"/>
-      <w:r>
-        <w:t xml:space="preserve"> коэффициенты (MFCC), которые извлекаются из голосовых данных. Классификация выполняется рекуррентной нейронной сетью (RNN) с функцией активации </w:t>
-      </w:r>
-      <w:proofErr w:type="spellStart"/>
-      <w:r>
-        <w:t>Softmax</w:t>
-      </w:r>
-      <w:proofErr w:type="spellEnd"/>
-      <w:r>
-        <w:t>. Точность модели также оценивается через Cross-</w:t>
-      </w:r>
-      <w:proofErr w:type="spellStart"/>
-      <w:r>
-        <w:t>Entropy</w:t>
-      </w:r>
-      <w:proofErr w:type="spellEnd"/>
-      <w:r>
-        <w:t xml:space="preserve"> </w:t>
-      </w:r>
-      <w:proofErr w:type="spellStart"/>
-      <w:r>
-        <w:t>Loss</w:t>
-      </w:r>
-      <w:proofErr w:type="spellEnd"/>
-      <w:r>
-        <w:t>.</w:t>
+        <w:t>Для анализа аудиопотока применяются мел-частотные кепстральные коэффициенты (MFCC), которые извлекаются из голосовых данных. Классификация выполняется рекуррентной нейронной сетью (RNN) с функцией активации Softmax. Точность модели также оценивается через Cross-Entropy Loss.</w:t>
       </w:r>
     </w:p>
     <w:p>
@@ -21943,7 +20869,6 @@
           <w:numId w:val="4"/>
         </w:numPr>
       </w:pPr>
-      <w:proofErr w:type="spellStart"/>
       <w:r>
         <w:rPr>
           <w:b/>
@@ -21951,7 +20876,6 @@
         </w:rPr>
         <w:t>Accuracy</w:t>
       </w:r>
-      <w:proofErr w:type="spellEnd"/>
       <w:r>
         <w:t>: доля правильно классифицированных эмоций,</w:t>
       </w:r>
@@ -21964,7 +20888,6 @@
           <w:numId w:val="4"/>
         </w:numPr>
       </w:pPr>
-      <w:proofErr w:type="spellStart"/>
       <w:r>
         <w:rPr>
           <w:b/>
@@ -21972,7 +20895,6 @@
         </w:rPr>
         <w:t>Loss</w:t>
       </w:r>
-      <w:proofErr w:type="spellEnd"/>
       <w:r>
         <w:t>: значение функции потерь, отражающее расхождение между предсказаниями и истинными значениями.</w:t>
       </w:r>
@@ -21986,20 +20908,20 @@
       <w:pPr>
         <w:pStyle w:val="2"/>
       </w:pPr>
-      <w:bookmarkStart w:id="45" w:name="_Toc232928779"/>
-      <w:commentRangeStart w:id="46"/>
+      <w:bookmarkStart w:id="48" w:name="_Toc233140239"/>
+      <w:commentRangeStart w:id="49"/>
       <w:r>
         <w:t>Алгоритмическое обеспечение</w:t>
       </w:r>
-      <w:commentRangeEnd w:id="46"/>
+      <w:commentRangeEnd w:id="49"/>
       <w:r>
         <w:rPr>
           <w:rStyle w:val="aff1"/>
           <w:b w:val="0"/>
         </w:rPr>
-        <w:commentReference w:id="46"/>
-      </w:r>
-      <w:bookmarkEnd w:id="45"/>
+        <w:commentReference w:id="49"/>
+      </w:r>
+      <w:bookmarkEnd w:id="48"/>
     </w:p>
     <w:p>
       <w:r>
@@ -22099,7 +21021,7 @@
       <w:pPr>
         <w:pStyle w:val="affc"/>
       </w:pPr>
-      <w:bookmarkStart w:id="47" w:name="_Ref232755245"/>
+      <w:bookmarkStart w:id="50" w:name="_Ref232755245"/>
       <w:r>
         <w:t xml:space="preserve">Рисунок </w:t>
       </w:r>
@@ -22121,7 +21043,7 @@
       <w:r>
         <w:fldChar w:fldCharType="end"/>
       </w:r>
-      <w:bookmarkEnd w:id="47"/>
+      <w:bookmarkEnd w:id="50"/>
       <w:r>
         <w:t xml:space="preserve"> – </w:t>
       </w:r>
@@ -22146,31 +21068,7 @@
     </w:p>
     <w:p>
       <w:r>
-        <w:t xml:space="preserve">Поток обработки аудиоданных: производится захват </w:t>
-      </w:r>
-      <w:proofErr w:type="spellStart"/>
-      <w:r>
-        <w:t>аудиочанков</w:t>
-      </w:r>
-      <w:proofErr w:type="spellEnd"/>
-      <w:r>
-        <w:t xml:space="preserve">, после чего выполняется </w:t>
-      </w:r>
-      <w:proofErr w:type="spellStart"/>
-      <w:r>
-        <w:t>транскрибация</w:t>
-      </w:r>
-      <w:proofErr w:type="spellEnd"/>
-      <w:r>
-        <w:t xml:space="preserve"> речи с преобразованием аудиосигнала в текстовое представление. Результаты </w:t>
-      </w:r>
-      <w:proofErr w:type="spellStart"/>
-      <w:r>
-        <w:t>транскрибации</w:t>
-      </w:r>
-      <w:proofErr w:type="spellEnd"/>
-      <w:r>
-        <w:t xml:space="preserve"> сохраняются в базу данных.</w:t>
+        <w:t>Поток обработки аудиоданных: производится захват аудиочанков, после чего выполняется транскрибация речи с преобразованием аудиосигнала в текстовое представление. Результаты транскрибации сохраняются в базу данных.</w:t>
       </w:r>
     </w:p>
     <w:p>
@@ -22193,28 +21091,20 @@
       <w:pPr>
         <w:pStyle w:val="2"/>
       </w:pPr>
-      <w:bookmarkStart w:id="48" w:name="_Toc229467894"/>
-      <w:bookmarkStart w:id="49" w:name="_Toc232928780"/>
+      <w:bookmarkStart w:id="51" w:name="_Toc229467894"/>
+      <w:bookmarkStart w:id="52" w:name="_Toc233140240"/>
       <w:r>
         <w:t>Модуль искусственного интеллекта и мультимодального анализа</w:t>
       </w:r>
-      <w:bookmarkEnd w:id="48"/>
-      <w:bookmarkEnd w:id="49"/>
+      <w:bookmarkEnd w:id="51"/>
+      <w:bookmarkEnd w:id="52"/>
     </w:p>
     <w:p>
       <w:pPr>
         <w:contextualSpacing/>
       </w:pPr>
       <w:r>
-        <w:t xml:space="preserve">Вычислительные задачи ИИ вынесены в отдельный сервис (AI-шлюз) и сервис распознавания речи на языке Python. Шлюз взаимодействует с серверной частью через </w:t>
-      </w:r>
-      <w:proofErr w:type="spellStart"/>
-      <w:r>
-        <w:t>WebSocket</w:t>
-      </w:r>
-      <w:proofErr w:type="spellEnd"/>
-      <w:r>
-        <w:t xml:space="preserve"> и конфигурируется через JSON-файлы с поддержкой горячей перезагрузки.</w:t>
+        <w:t>Вычислительные задачи ИИ вынесены в отдельный сервис (AI-шлюз) и сервис распознавания речи на языке Python. Шлюз взаимодействует с серверной частью через WebSocket и конфигурируется через JSON-файлы с поддержкой горячей перезагрузки.</w:t>
       </w:r>
     </w:p>
     <w:p>
@@ -22230,137 +21120,113 @@
         <w:contextualSpacing/>
       </w:pPr>
       <w:r>
-        <w:t>Задача распознавания эмоций по выражению лица (</w:t>
-      </w:r>
-      <w:proofErr w:type="spellStart"/>
-      <w:r>
-        <w:t>Facial</w:t>
-      </w:r>
-      <w:proofErr w:type="spellEnd"/>
+        <w:t>Задача распознавания эмоций по выражению лица (Facial Expression Recognition, FER) является одной из ключевых в области компьютерного зрения и аффективных вычислений</w:t>
+      </w:r>
+      <w:r>
+        <w:t>[</w:t>
+      </w:r>
+      <w:r>
+        <w:fldChar w:fldCharType="begin"/>
+      </w:r>
+      <w:r>
+        <w:instrText xml:space="preserve"> REF _Ref229768210 \r \h </w:instrText>
+      </w:r>
+      <w:r>
+        <w:instrText xml:space="preserve"> \* MERGEFORMAT </w:instrText>
+      </w:r>
+      <w:r>
+        <w:fldChar w:fldCharType="separate"/>
+      </w:r>
+      <w:r>
+        <w:t>1</w:t>
+      </w:r>
+      <w:r>
+        <w:fldChar w:fldCharType="end"/>
+      </w:r>
+      <w:r>
+        <w:t>,</w:t>
+      </w:r>
       <w:r>
         <w:t xml:space="preserve"> </w:t>
       </w:r>
-      <w:proofErr w:type="spellStart"/>
-      <w:r>
-        <w:t>Expression</w:t>
-      </w:r>
-      <w:proofErr w:type="spellEnd"/>
-      <w:r>
-        <w:t xml:space="preserve"> </w:t>
-      </w:r>
-      <w:proofErr w:type="spellStart"/>
-      <w:r>
-        <w:t>Recognition</w:t>
-      </w:r>
-      <w:proofErr w:type="spellEnd"/>
-      <w:r>
-        <w:t>, FER) является одной из ключевых в области компьютерного зрения и аффективных вычислений</w:t>
-      </w:r>
-      <w:r>
-        <w:t>[</w:t>
-      </w:r>
-      <w:r>
+      <w:r>
+        <w:rPr>
+          <w:lang w:val="en-US"/>
+        </w:rPr>
         <w:fldChar w:fldCharType="begin"/>
       </w:r>
       <w:r>
-        <w:instrText xml:space="preserve"> REF _Ref229768210 \r \h </w:instrText>
-      </w:r>
-      <w:r>
-        <w:instrText xml:space="preserve"> \* MERGEFORMAT </w:instrText>
-      </w:r>
-      <w:r>
+        <w:instrText xml:space="preserve"> </w:instrText>
+      </w:r>
+      <w:r>
+        <w:rPr>
+          <w:lang w:val="en-US"/>
+        </w:rPr>
+        <w:instrText>REF</w:instrText>
+      </w:r>
+      <w:r>
+        <w:instrText xml:space="preserve"> _</w:instrText>
+      </w:r>
+      <w:r>
+        <w:rPr>
+          <w:lang w:val="en-US"/>
+        </w:rPr>
+        <w:instrText>Ref</w:instrText>
+      </w:r>
+      <w:r>
+        <w:instrText>229768249 \</w:instrText>
+      </w:r>
+      <w:r>
+        <w:rPr>
+          <w:lang w:val="en-US"/>
+        </w:rPr>
+        <w:instrText>r</w:instrText>
+      </w:r>
+      <w:r>
+        <w:instrText xml:space="preserve"> \</w:instrText>
+      </w:r>
+      <w:r>
+        <w:rPr>
+          <w:lang w:val="en-US"/>
+        </w:rPr>
+        <w:instrText>h</w:instrText>
+      </w:r>
+      <w:r>
+        <w:instrText xml:space="preserve"> </w:instrText>
+      </w:r>
+      <w:r>
+        <w:instrText xml:space="preserve"> \* </w:instrText>
+      </w:r>
+      <w:r>
+        <w:rPr>
+          <w:lang w:val="en-US"/>
+        </w:rPr>
+        <w:instrText>MERGEFORMAT</w:instrText>
+      </w:r>
+      <w:r>
+        <w:instrText xml:space="preserve"> </w:instrText>
+      </w:r>
+      <w:r>
+        <w:rPr>
+          <w:lang w:val="en-US"/>
+        </w:rPr>
+      </w:r>
+      <w:r>
+        <w:rPr>
+          <w:lang w:val="en-US"/>
+        </w:rPr>
         <w:fldChar w:fldCharType="separate"/>
       </w:r>
       <w:r>
-        <w:t>1</w:t>
-      </w:r>
-      <w:r>
+        <w:t>7</w:t>
+      </w:r>
+      <w:r>
+        <w:rPr>
+          <w:lang w:val="en-US"/>
+        </w:rPr>
         <w:fldChar w:fldCharType="end"/>
       </w:r>
       <w:r>
-        <w:t>,</w:t>
-      </w:r>
-      <w:r>
-        <w:t xml:space="preserve"> </w:t>
-      </w:r>
-      <w:r>
-        <w:rPr>
-          <w:lang w:val="en-US"/>
-        </w:rPr>
-        <w:fldChar w:fldCharType="begin"/>
-      </w:r>
-      <w:r>
-        <w:instrText xml:space="preserve"> </w:instrText>
-      </w:r>
-      <w:r>
-        <w:rPr>
-          <w:lang w:val="en-US"/>
-        </w:rPr>
-        <w:instrText>REF</w:instrText>
-      </w:r>
-      <w:r>
-        <w:instrText xml:space="preserve"> _</w:instrText>
-      </w:r>
-      <w:r>
-        <w:rPr>
-          <w:lang w:val="en-US"/>
-        </w:rPr>
-        <w:instrText>Ref</w:instrText>
-      </w:r>
-      <w:r>
-        <w:instrText>229768249 \</w:instrText>
-      </w:r>
-      <w:r>
-        <w:rPr>
-          <w:lang w:val="en-US"/>
-        </w:rPr>
-        <w:instrText>r</w:instrText>
-      </w:r>
-      <w:r>
-        <w:instrText xml:space="preserve"> \</w:instrText>
-      </w:r>
-      <w:r>
-        <w:rPr>
-          <w:lang w:val="en-US"/>
-        </w:rPr>
-        <w:instrText>h</w:instrText>
-      </w:r>
-      <w:r>
-        <w:instrText xml:space="preserve"> </w:instrText>
-      </w:r>
-      <w:r>
-        <w:instrText xml:space="preserve"> \* </w:instrText>
-      </w:r>
-      <w:r>
-        <w:rPr>
-          <w:lang w:val="en-US"/>
-        </w:rPr>
-        <w:instrText>MERGEFORMAT</w:instrText>
-      </w:r>
-      <w:r>
-        <w:instrText xml:space="preserve"> </w:instrText>
-      </w:r>
-      <w:r>
-        <w:rPr>
-          <w:lang w:val="en-US"/>
-        </w:rPr>
-      </w:r>
-      <w:r>
-        <w:rPr>
-          <w:lang w:val="en-US"/>
-        </w:rPr>
-        <w:fldChar w:fldCharType="separate"/>
-      </w:r>
-      <w:r>
-        <w:t>7</w:t>
-      </w:r>
-      <w:r>
-        <w:rPr>
-          <w:lang w:val="en-US"/>
-        </w:rPr>
-        <w:fldChar w:fldCharType="end"/>
-      </w:r>
-      <w:r>
         <w:t>]</w:t>
       </w:r>
       <w:r>
@@ -22372,15 +21238,7 @@
         <w:contextualSpacing/>
       </w:pPr>
       <w:r>
-        <w:t>Первым шагом является локализация лица на изображении и определение ключевых точек (</w:t>
-      </w:r>
-      <w:proofErr w:type="spellStart"/>
-      <w:r>
-        <w:t>landmarks</w:t>
-      </w:r>
-      <w:proofErr w:type="spellEnd"/>
-      <w:r>
-        <w:t>). Для этого применяются следующие подходы:</w:t>
+        <w:t>Первым шагом является локализация лица на изображении и определение ключевых точек (landmarks). Для этого применяются следующие подходы:</w:t>
       </w:r>
     </w:p>
     <w:p>
@@ -22392,39 +21250,7 @@
         <w:contextualSpacing/>
       </w:pPr>
       <w:r>
-        <w:t xml:space="preserve">Active </w:t>
-      </w:r>
-      <w:proofErr w:type="spellStart"/>
-      <w:r>
-        <w:t>Shape</w:t>
-      </w:r>
-      <w:proofErr w:type="spellEnd"/>
-      <w:r>
-        <w:t xml:space="preserve"> </w:t>
-      </w:r>
-      <w:proofErr w:type="spellStart"/>
-      <w:r>
-        <w:t>Models</w:t>
-      </w:r>
-      <w:proofErr w:type="spellEnd"/>
-      <w:r>
-        <w:t xml:space="preserve"> (ASM) и Active </w:t>
-      </w:r>
-      <w:proofErr w:type="spellStart"/>
-      <w:r>
-        <w:t>Appearance</w:t>
-      </w:r>
-      <w:proofErr w:type="spellEnd"/>
-      <w:r>
-        <w:t xml:space="preserve"> </w:t>
-      </w:r>
-      <w:proofErr w:type="spellStart"/>
-      <w:r>
-        <w:t>Models</w:t>
-      </w:r>
-      <w:proofErr w:type="spellEnd"/>
-      <w:r>
-        <w:t xml:space="preserve"> (AAM) – классические статистические методы, которые строят параметрическое представление формы лица на основе обучающей выборки. Эти модели описывают вариации формы и текстуры лица через главные компоненты (PCA).</w:t>
+        <w:t>Active Shape Models (ASM) и Active Appearance Models (AAM) – классические статистические методы, которые строят параметрическое представление формы лица на основе обучающей выборки. Эти модели описывают вариации формы и текстуры лица через главные компоненты (PCA).</w:t>
       </w:r>
     </w:p>
     <w:p>
@@ -22448,29 +21274,8 @@
           <w:numId w:val="4"/>
         </w:numPr>
       </w:pPr>
-      <w:proofErr w:type="spellStart"/>
-      <w:r>
-        <w:t>BlazeFace</w:t>
-      </w:r>
-      <w:proofErr w:type="spellEnd"/>
-      <w:r>
-        <w:t xml:space="preserve"> – легковесная </w:t>
-      </w:r>
-      <w:proofErr w:type="spellStart"/>
-      <w:r>
-        <w:t>свёрточная</w:t>
-      </w:r>
-      <w:proofErr w:type="spellEnd"/>
-      <w:r>
-        <w:t xml:space="preserve"> нейронная сеть, оптимизированная для работы в реальном времени на мобильных устройствах. Использует якорные точки (</w:t>
-      </w:r>
-      <w:proofErr w:type="spellStart"/>
-      <w:r>
-        <w:t>anchors</w:t>
-      </w:r>
-      <w:proofErr w:type="spellEnd"/>
-      <w:r>
-        <w:t>) и предсказывает ограничивающие рамки лиц.</w:t>
+      <w:r>
+        <w:t>BlazeFace – легковесная свёрточная нейронная сеть, оптимизированная для работы в реальном времени на мобильных устройствах. Использует якорные точки (anchors) и предсказывает ограничивающие рамки лиц.</w:t>
       </w:r>
     </w:p>
     <w:p>
@@ -22482,23 +21287,7 @@
         </w:numPr>
       </w:pPr>
       <w:r>
-        <w:t>MTCNN (Multi-</w:t>
-      </w:r>
-      <w:proofErr w:type="spellStart"/>
-      <w:r>
-        <w:t>task</w:t>
-      </w:r>
-      <w:proofErr w:type="spellEnd"/>
-      <w:r>
-        <w:t xml:space="preserve"> </w:t>
-      </w:r>
-      <w:proofErr w:type="spellStart"/>
-      <w:r>
-        <w:t>Cascaded</w:t>
-      </w:r>
-      <w:proofErr w:type="spellEnd"/>
-      <w:r>
-        <w:t xml:space="preserve"> CNN) – каскадная архитектура из трёх нейронных сетей, которые последовательно уточняют положение лица и определяют 5 ключевых точек (углы глаз, кончик носа, уголки рта)</w:t>
+        <w:t>MTCNN (Multi-task Cascaded CNN) – каскадная архитектура из трёх нейронных сетей, которые последовательно уточняют положение лица и определяют 5 ключевых точек (углы глаз, кончик носа, уголки рта)</w:t>
       </w:r>
       <w:r>
         <w:t>[</w:t>
@@ -22533,31 +21322,7 @@
         <w:contextualSpacing/>
       </w:pPr>
       <w:r>
-        <w:t>Принцип работы MTCNN заключается в последовательной обработке изображения тремя нейронными сетями: P-Net (</w:t>
-      </w:r>
-      <w:proofErr w:type="spellStart"/>
-      <w:r>
-        <w:t>Proposal</w:t>
-      </w:r>
-      <w:proofErr w:type="spellEnd"/>
-      <w:r>
-        <w:t xml:space="preserve"> Network) генерирует кандидаты на расположение лиц, R-Net (</w:t>
-      </w:r>
-      <w:proofErr w:type="spellStart"/>
-      <w:r>
-        <w:t>Refine</w:t>
-      </w:r>
-      <w:proofErr w:type="spellEnd"/>
-      <w:r>
-        <w:t xml:space="preserve"> Network) отсеивает ложные срабатывания и уточняет границы, O-Net (</w:t>
-      </w:r>
-      <w:proofErr w:type="spellStart"/>
-      <w:r>
-        <w:t>Output</w:t>
-      </w:r>
-      <w:proofErr w:type="spellEnd"/>
-      <w:r>
-        <w:t xml:space="preserve"> Network) выполняет финальную проверку и определяет пять ключевых точек. Такая каскадная архитектура обеспечивает высокую скорость детекции при сохранении точности. Структура сети MTCNN представлена на рисунке</w:t>
+        <w:t>Принцип работы MTCNN заключается в последовательной обработке изображения тремя нейронными сетями: P-Net (Proposal Network) генерирует кандидаты на расположение лиц, R-Net (Refine Network) отсеивает ложные срабатывания и уточняет границы, O-Net (Output Network) выполняет финальную проверку и определяет пять ключевых точек. Такая каскадная архитектура обеспечивает высокую скорость детекции при сохранении точности. Структура сети MTCNN представлена на рисунке</w:t>
       </w:r>
       <w:r>
         <w:rPr>
@@ -22667,7 +21432,7 @@
           <w:lang w:eastAsia="en-US" w:bidi="he-IL"/>
         </w:rPr>
       </w:pPr>
-      <w:bookmarkStart w:id="50" w:name="_Ref229766576"/>
+      <w:bookmarkStart w:id="53" w:name="_Ref229766576"/>
       <w:r>
         <w:rPr>
           <w:rFonts w:eastAsiaTheme="minorHAnsi"/>
@@ -22717,7 +21482,7 @@
         </w:rPr>
         <w:fldChar w:fldCharType="end"/>
       </w:r>
-      <w:bookmarkEnd w:id="50"/>
+      <w:bookmarkEnd w:id="53"/>
       <w:r>
         <w:rPr>
           <w:rFonts w:eastAsiaTheme="minorHAnsi"/>
@@ -22740,15 +21505,7 @@
         <w:contextualSpacing/>
       </w:pPr>
       <w:r>
-        <w:t>После детектирования выполняется выравнивание (</w:t>
-      </w:r>
-      <w:proofErr w:type="spellStart"/>
-      <w:r>
-        <w:t>alignment</w:t>
-      </w:r>
-      <w:proofErr w:type="spellEnd"/>
-      <w:r>
-        <w:t>) – геометрическая трансформация лица к каноническому виду на основе ключевых точек. Это повышает точность последующей классификации эмоций.</w:t>
+        <w:t>После детектирования выполняется выравнивание (alignment) – геометрическая трансформация лица к каноническому виду на основе ключевых точек. Это повышает точность последующей классификации эмоций.</w:t>
       </w:r>
     </w:p>
     <w:p>
@@ -22756,35 +21513,11 @@
         <w:contextualSpacing/>
       </w:pPr>
       <w:r>
-        <w:t xml:space="preserve">Классификация эмоций выполняется с помощью </w:t>
-      </w:r>
-      <w:proofErr w:type="spellStart"/>
-      <w:r>
-        <w:t>свёрточных</w:t>
-      </w:r>
-      <w:proofErr w:type="spellEnd"/>
-      <w:r>
-        <w:t xml:space="preserve"> нейронных сетей (CNN). В разработанной системе используется библиотека </w:t>
-      </w:r>
-      <w:proofErr w:type="spellStart"/>
-      <w:r>
-        <w:t>DeepFace</w:t>
-      </w:r>
-      <w:proofErr w:type="spellEnd"/>
-      <w:r>
-        <w:t xml:space="preserve">, </w:t>
+        <w:t xml:space="preserve">Классификация эмоций выполняется с помощью свёрточных нейронных сетей (CNN). В разработанной системе используется библиотека DeepFace, </w:t>
       </w:r>
       <w:r>
         <w:lastRenderedPageBreak/>
-        <w:t xml:space="preserve">которая представляет собой мета-библиотеку, включающую несколько </w:t>
-      </w:r>
-      <w:proofErr w:type="spellStart"/>
-      <w:r>
-        <w:t>предобученных</w:t>
-      </w:r>
-      <w:proofErr w:type="spellEnd"/>
-      <w:r>
-        <w:t xml:space="preserve"> архитектур:</w:t>
+        <w:t>которая представляет собой мета-библиотеку, включающую несколько предобученных архитектур:</w:t>
       </w:r>
     </w:p>
     <w:p>
@@ -22796,15 +21529,7 @@
         <w:contextualSpacing/>
       </w:pPr>
       <w:r>
-        <w:t xml:space="preserve">VGG-Face – глубокая сеть с 16-19 </w:t>
-      </w:r>
-      <w:proofErr w:type="spellStart"/>
-      <w:r>
-        <w:t>свёрточными</w:t>
-      </w:r>
-      <w:proofErr w:type="spellEnd"/>
-      <w:r>
-        <w:t xml:space="preserve"> слоями, изначально обученная для задачи распознавания лиц, но адаптируемая для классификации эмоций.</w:t>
+        <w:t>VGG-Face – глубокая сеть с 16-19 свёрточными слоями, изначально обученная для задачи распознавания лиц, но адаптируемая для классификации эмоций.</w:t>
       </w:r>
     </w:p>
     <w:p>
@@ -22816,23 +21541,7 @@
         <w:contextualSpacing/>
       </w:pPr>
       <w:r>
-        <w:t xml:space="preserve">Facenet512 – архитектура, использующая </w:t>
-      </w:r>
-      <w:proofErr w:type="spellStart"/>
-      <w:r>
-        <w:t>triplet</w:t>
-      </w:r>
-      <w:proofErr w:type="spellEnd"/>
-      <w:r>
-        <w:t xml:space="preserve"> </w:t>
-      </w:r>
-      <w:proofErr w:type="spellStart"/>
-      <w:r>
-        <w:t>loss</w:t>
-      </w:r>
-      <w:proofErr w:type="spellEnd"/>
-      <w:r>
-        <w:t xml:space="preserve"> для обучения вложений лиц в компактное пространство признаков.</w:t>
+        <w:t>Facenet512 – архитектура, использующая triplet loss для обучения вложений лиц в компактное пространство признаков.</w:t>
       </w:r>
     </w:p>
     <w:p>
@@ -22843,13 +21552,8 @@
         </w:numPr>
         <w:contextualSpacing/>
       </w:pPr>
-      <w:proofErr w:type="spellStart"/>
-      <w:r>
-        <w:t>EfficientNet</w:t>
-      </w:r>
-      <w:proofErr w:type="spellEnd"/>
-      <w:r>
-        <w:t xml:space="preserve"> – семейство сетей, оптимизированных по соотношению точности и вычислительной сложности.</w:t>
+      <w:r>
+        <w:t>EfficientNet – семейство сетей, оптимизированных по соотношению точности и вычислительной сложности.</w:t>
       </w:r>
     </w:p>
     <w:p>
@@ -22857,15 +21561,7 @@
         <w:contextualSpacing/>
       </w:pPr>
       <w:r>
-        <w:t xml:space="preserve">Архитектура VGG-16, лежащая в основе модели VGG-Face, характеризуется использованием малых </w:t>
-      </w:r>
-      <w:proofErr w:type="spellStart"/>
-      <w:r>
-        <w:t>свёрточных</w:t>
-      </w:r>
-      <w:proofErr w:type="spellEnd"/>
-      <w:r>
-        <w:t xml:space="preserve"> фильтров 3×3 на всех слоях и последовательным увеличением количества каналов с уменьшением пространственной </w:t>
+        <w:t xml:space="preserve">Архитектура VGG-16, лежащая в основе модели VGG-Face, характеризуется использованием малых свёрточных фильтров 3×3 на всех слоях и последовательным увеличением количества каналов с уменьшением пространственной </w:t>
       </w:r>
       <w:r>
         <w:t>размерности [</w:t>
@@ -22892,23 +21588,7 @@
         <w:t>]</w:t>
       </w:r>
       <w:r>
-        <w:t xml:space="preserve">. Сеть содержит 13 </w:t>
-      </w:r>
-      <w:proofErr w:type="spellStart"/>
-      <w:r>
-        <w:t>свёрточных</w:t>
-      </w:r>
-      <w:proofErr w:type="spellEnd"/>
-      <w:r>
-        <w:t xml:space="preserve"> слоёв и 3 </w:t>
-      </w:r>
-      <w:proofErr w:type="spellStart"/>
-      <w:r>
-        <w:t>полносвязных</w:t>
-      </w:r>
-      <w:proofErr w:type="spellEnd"/>
-      <w:r>
-        <w:t xml:space="preserve"> слоя, что обеспечивает глубокое извлечение признаков лица. Блок-схема архитектуры VGG-16 представлена на рисунке</w:t>
+        <w:t>. Сеть содержит 13 свёрточных слоёв и 3 полносвязных слоя, что обеспечивает глубокое извлечение признаков лица. Блок-схема архитектуры VGG-16 представлена на рисунке</w:t>
       </w:r>
       <w:r>
         <w:rPr>
@@ -23019,7 +21699,7 @@
           <w:lang w:eastAsia="en-US" w:bidi="he-IL"/>
         </w:rPr>
       </w:pPr>
-      <w:bookmarkStart w:id="51" w:name="_Ref229766627"/>
+      <w:bookmarkStart w:id="54" w:name="_Ref229766627"/>
       <w:r>
         <w:rPr>
           <w:rFonts w:eastAsiaTheme="minorHAnsi"/>
@@ -23069,7 +21749,7 @@
         </w:rPr>
         <w:fldChar w:fldCharType="end"/>
       </w:r>
-      <w:bookmarkEnd w:id="51"/>
+      <w:bookmarkEnd w:id="54"/>
       <w:r>
         <w:rPr>
           <w:rFonts w:eastAsiaTheme="minorHAnsi"/>
@@ -23092,44 +21772,15 @@
         <w:pStyle w:val="3"/>
       </w:pPr>
       <w:r>
-        <w:t xml:space="preserve">Модель </w:t>
-      </w:r>
-      <w:proofErr w:type="spellStart"/>
-      <w:r>
-        <w:t>MediaPipe</w:t>
-      </w:r>
-      <w:proofErr w:type="spellEnd"/>
-      <w:r>
-        <w:t xml:space="preserve"> Face </w:t>
-      </w:r>
-      <w:proofErr w:type="spellStart"/>
-      <w:r>
-        <w:t>Landmarker</w:t>
-      </w:r>
-      <w:proofErr w:type="spellEnd"/>
+        <w:t>Модель MediaPipe Face Landmarker</w:t>
+      </w:r>
     </w:p>
     <w:p>
       <w:pPr>
         <w:contextualSpacing/>
       </w:pPr>
       <w:r>
-        <w:t xml:space="preserve">Опционально в системе реализована поддержка </w:t>
-      </w:r>
-      <w:proofErr w:type="spellStart"/>
-      <w:r>
-        <w:t>MediaPipe</w:t>
-      </w:r>
-      <w:proofErr w:type="spellEnd"/>
-      <w:r>
-        <w:t xml:space="preserve"> Face </w:t>
-      </w:r>
-      <w:proofErr w:type="spellStart"/>
-      <w:r>
-        <w:t>Landmarker</w:t>
-      </w:r>
-      <w:proofErr w:type="spellEnd"/>
-      <w:r>
-        <w:t xml:space="preserve"> от Google, которая строит плотную сетку из 468 трёхмерных ключевых точек на лице</w:t>
+        <w:t>Опционально в системе реализована поддержка MediaPipe Face Landmarker от Google, которая строит плотную сетку из 468 трёхмерных ключевых точек на лице</w:t>
       </w:r>
       <w:r>
         <w:t xml:space="preserve"> [</w:t>
@@ -23168,15 +21819,7 @@
         </w:numPr>
       </w:pPr>
       <w:r>
-        <w:t xml:space="preserve">Оценивать </w:t>
-      </w:r>
-      <w:proofErr w:type="spellStart"/>
-      <w:r>
-        <w:t>blendshape</w:t>
-      </w:r>
-      <w:proofErr w:type="spellEnd"/>
-      <w:r>
-        <w:t>-коэффициенты – параметры, описывающие активность групп лицевых мышц (например, поднятие бровей, растягивание рта);</w:t>
+        <w:t>Оценивать blendshape-коэффициенты – параметры, описывающие активность групп лицевых мышц (например, поднятие бровей, растягивание рта);</w:t>
       </w:r>
     </w:p>
     <w:p>
@@ -23188,31 +21831,7 @@
         </w:numPr>
       </w:pPr>
       <w:r>
-        <w:t>Вычислять углы поворота головы (</w:t>
-      </w:r>
-      <w:proofErr w:type="spellStart"/>
-      <w:r>
-        <w:t>yaw</w:t>
-      </w:r>
-      <w:proofErr w:type="spellEnd"/>
-      <w:r>
-        <w:t xml:space="preserve">, </w:t>
-      </w:r>
-      <w:proofErr w:type="spellStart"/>
-      <w:r>
-        <w:t>pitch</w:t>
-      </w:r>
-      <w:proofErr w:type="spellEnd"/>
-      <w:r>
-        <w:t xml:space="preserve">, </w:t>
-      </w:r>
-      <w:proofErr w:type="spellStart"/>
-      <w:r>
-        <w:t>roll</w:t>
-      </w:r>
-      <w:proofErr w:type="spellEnd"/>
-      <w:r>
-        <w:t>) для анализа позы;</w:t>
+        <w:t>Вычислять углы поворота головы (yaw, pitch, roll) для анализа позы;</w:t>
       </w:r>
     </w:p>
     <w:p>
@@ -23225,44 +21844,15 @@
       </w:pPr>
       <w:r>
         <w:lastRenderedPageBreak/>
-        <w:t xml:space="preserve">Отслеживать </w:t>
-      </w:r>
-      <w:proofErr w:type="spellStart"/>
-      <w:r>
-        <w:t>микровыражения</w:t>
-      </w:r>
-      <w:proofErr w:type="spellEnd"/>
-      <w:r>
-        <w:t xml:space="preserve"> – кратковременные изменения выражения лица длительностью 1/25–1/5 секунды.</w:t>
+        <w:t>Отслеживать микровыражения – кратковременные изменения выражения лица длительностью 1/25–1/5 секунды.</w:t>
       </w:r>
     </w:p>
     <w:p>
       <w:pPr>
         <w:contextualSpacing/>
       </w:pPr>
-      <w:proofErr w:type="spellStart"/>
-      <w:r>
-        <w:t>MediaPipe</w:t>
-      </w:r>
-      <w:proofErr w:type="spellEnd"/>
-      <w:r>
-        <w:t xml:space="preserve"> Face </w:t>
-      </w:r>
-      <w:proofErr w:type="spellStart"/>
-      <w:r>
-        <w:t>Landmarker</w:t>
-      </w:r>
-      <w:proofErr w:type="spellEnd"/>
-      <w:r>
-        <w:t xml:space="preserve"> использует </w:t>
-      </w:r>
-      <w:proofErr w:type="spellStart"/>
-      <w:r>
-        <w:t>encoder-decoder</w:t>
-      </w:r>
-      <w:proofErr w:type="spellEnd"/>
-      <w:r>
-        <w:t xml:space="preserve"> архитектуру на базе трансформеров для построения детальной трёхмерной модели лица. Сетка из 468 точек охватывает контуры глаз, бровей, носа, губ и овала лица, позволяя точно отслеживать мимику и положение головы в пространстве. Визуализация сетки ключевых точек представлена на рисунке </w:t>
+      <w:r>
+        <w:t xml:space="preserve">MediaPipe Face Landmarker использует encoder-decoder архитектуру на базе трансформеров для построения детальной трёхмерной модели лица. Сетка из 468 точек охватывает контуры глаз, бровей, носа, губ и овала лица, позволяя точно отслеживать мимику и положение головы в пространстве. Визуализация сетки ключевых точек представлена на рисунке </w:t>
       </w:r>
       <w:r>
         <w:fldChar w:fldCharType="begin"/>
@@ -23367,7 +21957,7 @@
           <w:lang w:eastAsia="en-US" w:bidi="he-IL"/>
         </w:rPr>
       </w:pPr>
-      <w:bookmarkStart w:id="52" w:name="_Ref229766664"/>
+      <w:bookmarkStart w:id="55" w:name="_Ref229766664"/>
       <w:r>
         <w:rPr>
           <w:rFonts w:eastAsiaTheme="minorHAnsi"/>
@@ -23417,7 +22007,7 @@
         </w:rPr>
         <w:fldChar w:fldCharType="end"/>
       </w:r>
-      <w:bookmarkEnd w:id="52"/>
+      <w:bookmarkEnd w:id="55"/>
       <w:r>
         <w:rPr>
           <w:rFonts w:eastAsiaTheme="minorHAnsi"/>
@@ -23432,36 +22022,8 @@
           <w:color w:val="000000" w:themeColor="text1"/>
           <w:lang w:eastAsia="en-US" w:bidi="he-IL"/>
         </w:rPr>
-        <w:t xml:space="preserve"> Сетка ключевых точек </w:t>
-      </w:r>
-      <w:proofErr w:type="spellStart"/>
-      <w:r>
-        <w:rPr>
-          <w:rFonts w:eastAsiaTheme="minorHAnsi"/>
-          <w:color w:val="000000" w:themeColor="text1"/>
-          <w:lang w:eastAsia="en-US" w:bidi="he-IL"/>
-        </w:rPr>
-        <w:t>MediaPipe</w:t>
-      </w:r>
-      <w:proofErr w:type="spellEnd"/>
-      <w:r>
-        <w:rPr>
-          <w:rFonts w:eastAsiaTheme="minorHAnsi"/>
-          <w:color w:val="000000" w:themeColor="text1"/>
-          <w:lang w:eastAsia="en-US" w:bidi="he-IL"/>
-        </w:rPr>
-        <w:t xml:space="preserve"> Face </w:t>
-      </w:r>
-      <w:proofErr w:type="spellStart"/>
-      <w:r>
-        <w:rPr>
-          <w:rFonts w:eastAsiaTheme="minorHAnsi"/>
-          <w:color w:val="000000" w:themeColor="text1"/>
-          <w:lang w:eastAsia="en-US" w:bidi="he-IL"/>
-        </w:rPr>
-        <w:t>Landmarker</w:t>
-      </w:r>
-      <w:proofErr w:type="spellEnd"/>
+        <w:t xml:space="preserve"> Сетка ключевых точек MediaPipe Face Landmarker</w:t>
+      </w:r>
     </w:p>
     <w:p>
       <w:pPr>
@@ -23480,15 +22042,7 @@
         </w:numPr>
       </w:pPr>
       <w:r>
-        <w:t>Радость (</w:t>
-      </w:r>
-      <w:proofErr w:type="spellStart"/>
-      <w:r>
-        <w:t>happiness</w:t>
-      </w:r>
-      <w:proofErr w:type="spellEnd"/>
-      <w:r>
-        <w:t>) – поднятие уголков рта, появление морщин вокруг глаз;</w:t>
+        <w:t>Радость (happiness) – поднятие уголков рта, появление морщин вокруг глаз;</w:t>
       </w:r>
     </w:p>
     <w:p>
@@ -23500,15 +22054,7 @@
         </w:numPr>
       </w:pPr>
       <w:r>
-        <w:t>Грусть (</w:t>
-      </w:r>
-      <w:proofErr w:type="spellStart"/>
-      <w:r>
-        <w:t>sadness</w:t>
-      </w:r>
-      <w:proofErr w:type="spellEnd"/>
-      <w:r>
-        <w:t>) – опускание уголков рта, поднятие внутренних уголков бровей;</w:t>
+        <w:t>Грусть (sadness) – опускание уголков рта, поднятие внутренних уголков бровей;</w:t>
       </w:r>
     </w:p>
     <w:p>
@@ -23520,15 +22066,7 @@
         </w:numPr>
       </w:pPr>
       <w:r>
-        <w:t>Гнев (</w:t>
-      </w:r>
-      <w:proofErr w:type="spellStart"/>
-      <w:r>
-        <w:t>anger</w:t>
-      </w:r>
-      <w:proofErr w:type="spellEnd"/>
-      <w:r>
-        <w:t>) – опускание бровей, сужение глаз, напряжение губ;</w:t>
+        <w:t>Гнев (anger) – опускание бровей, сужение глаз, напряжение губ;</w:t>
       </w:r>
     </w:p>
     <w:p>
@@ -23540,15 +22078,7 @@
         </w:numPr>
       </w:pPr>
       <w:r>
-        <w:t>Страх (</w:t>
-      </w:r>
-      <w:proofErr w:type="spellStart"/>
-      <w:r>
-        <w:t>fear</w:t>
-      </w:r>
-      <w:proofErr w:type="spellEnd"/>
-      <w:r>
-        <w:t>) – поднятие верхних век, растягивание рта;</w:t>
+        <w:t>Страх (fear) – поднятие верхних век, растягивание рта;</w:t>
       </w:r>
     </w:p>
     <w:p>
@@ -23560,15 +22090,7 @@
         </w:numPr>
       </w:pPr>
       <w:r>
-        <w:t>Удивление (</w:t>
-      </w:r>
-      <w:proofErr w:type="spellStart"/>
-      <w:r>
-        <w:t>surprise</w:t>
-      </w:r>
-      <w:proofErr w:type="spellEnd"/>
-      <w:r>
-        <w:t>) – поднятие бровей, расширение глаз, открытие рта;</w:t>
+        <w:t>Удивление (surprise) – поднятие бровей, расширение глаз, открытие рта;</w:t>
       </w:r>
     </w:p>
     <w:p>
@@ -23580,15 +22102,7 @@
         </w:numPr>
       </w:pPr>
       <w:r>
-        <w:t>Отвращение (</w:t>
-      </w:r>
-      <w:proofErr w:type="spellStart"/>
-      <w:r>
-        <w:t>disgust</w:t>
-      </w:r>
-      <w:proofErr w:type="spellEnd"/>
-      <w:r>
-        <w:t>) – поднятие верхней губы, морщинистый нос.</w:t>
+        <w:t>Отвращение (disgust) – поднятие верхней губы, морщинистый нос.</w:t>
       </w:r>
     </w:p>
     <w:p>
@@ -23624,15 +22138,7 @@
         <w:t>]</w:t>
       </w:r>
       <w:r>
-        <w:t xml:space="preserve">. Каждая эмоция характеризуется уникальным паттерном активации лицевых мышц (Action </w:t>
-      </w:r>
-      <w:proofErr w:type="spellStart"/>
-      <w:r>
-        <w:t>Units</w:t>
-      </w:r>
-      <w:proofErr w:type="spellEnd"/>
-      <w:r>
-        <w:t xml:space="preserve">), который может быть распознан алгоритмами компьютерного зрения. Иллюстрация шести базовых эмоций по Экману представлена на рисунке </w:t>
+        <w:t xml:space="preserve">. Каждая эмоция характеризуется уникальным паттерном активации лицевых мышц (Action Units), который может быть распознан алгоритмами компьютерного зрения. Иллюстрация шести базовых эмоций по Экману представлена на рисунке </w:t>
       </w:r>
       <w:r>
         <w:fldChar w:fldCharType="begin"/>
@@ -23724,7 +22230,7 @@
           <w:lang w:eastAsia="en-US" w:bidi="he-IL"/>
         </w:rPr>
       </w:pPr>
-      <w:bookmarkStart w:id="53" w:name="_Ref229766714"/>
+      <w:bookmarkStart w:id="56" w:name="_Ref229766714"/>
       <w:r>
         <w:rPr>
           <w:rFonts w:eastAsiaTheme="minorHAnsi"/>
@@ -23774,7 +22280,7 @@
         </w:rPr>
         <w:fldChar w:fldCharType="end"/>
       </w:r>
-      <w:bookmarkEnd w:id="53"/>
+      <w:bookmarkEnd w:id="56"/>
       <w:r>
         <w:rPr>
           <w:rFonts w:eastAsiaTheme="minorHAnsi"/>
@@ -23797,15 +22303,7 @@
         <w:contextualSpacing/>
       </w:pPr>
       <w:r>
-        <w:t xml:space="preserve">Для предотвращения перегрузки ЦП/ГПУ реализован семафор, ограничивающий количество параллельных </w:t>
-      </w:r>
-      <w:proofErr w:type="spellStart"/>
-      <w:r>
-        <w:t>инференсов</w:t>
-      </w:r>
-      <w:proofErr w:type="spellEnd"/>
-      <w:r>
-        <w:t>. Результаты публикуются как события «анализ лица» (сохраняется в БД).</w:t>
+        <w:t>Для предотвращения перегрузки ЦП/ГПУ реализован семафор, ограничивающий количество параллельных инференсов. Результаты публикуются как события «анализ лица» (сохраняется в БД).</w:t>
       </w:r>
     </w:p>
     <w:p>
@@ -23821,128 +22319,72 @@
         <w:contextualSpacing/>
       </w:pPr>
       <w:r>
-        <w:t>Автоматическое распознавание речи (</w:t>
-      </w:r>
-      <w:proofErr w:type="spellStart"/>
-      <w:r>
-        <w:t>Automatic</w:t>
-      </w:r>
-      <w:proofErr w:type="spellEnd"/>
+        <w:t>Автоматическое распознавание речи (Automatic Speech Recognition, ASR) – это технология преобразования акустического сигнала в текстовое представление.</w:t>
+      </w:r>
+    </w:p>
+    <w:p>
+      <w:pPr>
+        <w:contextualSpacing/>
+      </w:pPr>
+      <w:r>
+        <w:t xml:space="preserve">Современные </w:t>
+      </w:r>
+      <w:r>
+        <w:rPr>
+          <w:lang w:val="en-US"/>
+        </w:rPr>
+        <w:t>ASR</w:t>
+      </w:r>
+      <w:r>
+        <w:t xml:space="preserve">-системы основаны на архитектурах глубокого обучения, в частности на трансформерах. Архитектура трансформера </w:t>
+      </w:r>
+      <w:r>
+        <w:lastRenderedPageBreak/>
+        <w:t>включает энкодер и декодер, взаимодействующие через механизм внимания, что позволяет эффективно обрабатывать последовательности данных.</w:t>
+      </w:r>
+    </w:p>
+    <w:p>
+      <w:pPr>
+        <w:contextualSpacing/>
+      </w:pPr>
+      <w:r>
+        <w:t xml:space="preserve">Архитектура </w:t>
+      </w:r>
+      <w:r>
+        <w:rPr>
+          <w:lang w:val="en-US"/>
+        </w:rPr>
+        <w:t>Transformer</w:t>
+      </w:r>
+      <w:r>
+        <w:t xml:space="preserve">, предложенная </w:t>
+      </w:r>
+      <w:r>
+        <w:rPr>
+          <w:lang w:val="en-US"/>
+        </w:rPr>
+        <w:t>Vaswani</w:t>
+      </w:r>
       <w:r>
         <w:t xml:space="preserve"> </w:t>
       </w:r>
-      <w:proofErr w:type="spellStart"/>
-      <w:r>
-        <w:t>Speech</w:t>
-      </w:r>
-      <w:proofErr w:type="spellEnd"/>
+      <w:r>
+        <w:rPr>
+          <w:lang w:val="en-US"/>
+        </w:rPr>
+        <w:t>et</w:t>
+      </w:r>
       <w:r>
         <w:t xml:space="preserve"> </w:t>
       </w:r>
-      <w:proofErr w:type="spellStart"/>
-      <w:r>
-        <w:t>Recognition</w:t>
-      </w:r>
-      <w:proofErr w:type="spellEnd"/>
-      <w:r>
-        <w:t>, ASR) – это технология преобразования акустического сигнала в текстовое представление.</w:t>
-      </w:r>
-    </w:p>
-    <w:p>
-      <w:pPr>
-        <w:contextualSpacing/>
-      </w:pPr>
-      <w:r>
-        <w:t xml:space="preserve">Современные </w:t>
-      </w:r>
       <w:r>
         <w:rPr>
           <w:lang w:val="en-US"/>
         </w:rPr>
-        <w:t>ASR</w:t>
-      </w:r>
-      <w:r>
-        <w:t xml:space="preserve">-системы основаны на архитектурах глубокого обучения, в частности на трансформерах. Архитектура трансформера </w:t>
-      </w:r>
-      <w:r>
-        <w:lastRenderedPageBreak/>
-        <w:t xml:space="preserve">включает </w:t>
-      </w:r>
-      <w:proofErr w:type="spellStart"/>
-      <w:r>
-        <w:t>энкодер</w:t>
-      </w:r>
-      <w:proofErr w:type="spellEnd"/>
-      <w:r>
-        <w:t xml:space="preserve"> и декодер, взаимодействующие через механизм внимания, что позволяет эффективно обрабатывать последовательности данных.</w:t>
-      </w:r>
-    </w:p>
-    <w:p>
-      <w:pPr>
-        <w:contextualSpacing/>
-      </w:pPr>
-      <w:r>
-        <w:t xml:space="preserve">Архитектура </w:t>
-      </w:r>
-      <w:r>
-        <w:rPr>
-          <w:lang w:val="en-US"/>
-        </w:rPr>
-        <w:t>Transformer</w:t>
-      </w:r>
-      <w:r>
-        <w:t xml:space="preserve">, предложенная </w:t>
-      </w:r>
-      <w:r>
-        <w:rPr>
-          <w:lang w:val="en-US"/>
-        </w:rPr>
-        <w:t>Vaswani</w:t>
-      </w:r>
-      <w:r>
-        <w:t xml:space="preserve"> </w:t>
-      </w:r>
-      <w:r>
-        <w:rPr>
-          <w:lang w:val="en-US"/>
-        </w:rPr>
-        <w:t>et</w:t>
-      </w:r>
-      <w:r>
-        <w:t xml:space="preserve"> </w:t>
-      </w:r>
-      <w:r>
-        <w:rPr>
-          <w:lang w:val="en-US"/>
-        </w:rPr>
         <w:t>al</w:t>
       </w:r>
       <w:r>
-        <w:t xml:space="preserve">. в 2017 году, полностью отказалась от рекуррентных и </w:t>
-      </w:r>
-      <w:proofErr w:type="spellStart"/>
-      <w:r>
-        <w:t>свёрточных</w:t>
-      </w:r>
-      <w:proofErr w:type="spellEnd"/>
-      <w:r>
-        <w:t xml:space="preserve"> слоёв в пользу механизма </w:t>
-      </w:r>
-      <w:proofErr w:type="spellStart"/>
-      <w:r>
-        <w:t>самовнимания</w:t>
-      </w:r>
-      <w:proofErr w:type="spellEnd"/>
-      <w:r>
-        <w:t xml:space="preserve">, что позволило эффективно </w:t>
-      </w:r>
-      <w:proofErr w:type="spellStart"/>
-      <w:r>
-        <w:t>параллелить</w:t>
-      </w:r>
-      <w:proofErr w:type="spellEnd"/>
-      <w:r>
-        <w:t xml:space="preserve"> вычисления и обрабатывать длинные последовательности</w:t>
+        <w:t>. в 2017 году, полностью отказалась от рекуррентных и свёрточных слоёв в пользу механизма самовнимания, что позволило эффективно параллелить вычисления и обрабатывать длинные последовательности</w:t>
       </w:r>
       <w:r>
         <w:t xml:space="preserve"> [</w:t>
@@ -23969,23 +22411,7 @@
         <w:t>]</w:t>
       </w:r>
       <w:r>
-        <w:t xml:space="preserve">. Модель состоит из </w:t>
-      </w:r>
-      <w:proofErr w:type="spellStart"/>
-      <w:r>
-        <w:t>энкодера</w:t>
-      </w:r>
-      <w:proofErr w:type="spellEnd"/>
-      <w:r>
-        <w:t xml:space="preserve"> и декодера, каждый из которых содержит многоголовое внимание, </w:t>
-      </w:r>
-      <w:proofErr w:type="spellStart"/>
-      <w:r>
-        <w:t>полносвязные</w:t>
-      </w:r>
-      <w:proofErr w:type="spellEnd"/>
-      <w:r>
-        <w:t xml:space="preserve"> слои и нормализацию. </w:t>
+        <w:t xml:space="preserve">. Модель состоит из энкодера и декодера, каждый из которых содержит многоголовое внимание, полносвязные слои и нормализацию. </w:t>
       </w:r>
       <w:r>
         <w:t xml:space="preserve">Общая архитектура </w:t>
@@ -24128,7 +22554,7 @@
           <w:lang w:eastAsia="en-US" w:bidi="he-IL"/>
         </w:rPr>
       </w:pPr>
-      <w:bookmarkStart w:id="54" w:name="_Ref229766765"/>
+      <w:bookmarkStart w:id="57" w:name="_Ref229766765"/>
       <w:r>
         <w:rPr>
           <w:rFonts w:eastAsiaTheme="minorHAnsi"/>
@@ -24178,7 +22604,7 @@
         </w:rPr>
         <w:fldChar w:fldCharType="end"/>
       </w:r>
-      <w:bookmarkEnd w:id="54"/>
+      <w:bookmarkEnd w:id="57"/>
       <w:r>
         <w:rPr>
           <w:rFonts w:eastAsiaTheme="minorHAnsi"/>
@@ -24193,52 +22619,24 @@
           <w:color w:val="000000" w:themeColor="text1"/>
           <w:lang w:eastAsia="en-US" w:bidi="he-IL"/>
         </w:rPr>
-        <w:t xml:space="preserve"> Архитектура </w:t>
-      </w:r>
-      <w:proofErr w:type="spellStart"/>
-      <w:r>
-        <w:rPr>
-          <w:rFonts w:eastAsiaTheme="minorHAnsi"/>
-          <w:color w:val="000000" w:themeColor="text1"/>
-          <w:lang w:eastAsia="en-US" w:bidi="he-IL"/>
-        </w:rPr>
-        <w:t>Transformer</w:t>
-      </w:r>
-      <w:proofErr w:type="spellEnd"/>
+        <w:t xml:space="preserve"> Архитектура Transformer</w:t>
+      </w:r>
     </w:p>
     <w:p>
       <w:pPr>
         <w:pStyle w:val="3"/>
       </w:pPr>
-      <w:proofErr w:type="spellStart"/>
       <w:r>
         <w:lastRenderedPageBreak/>
         <w:t>Whisper</w:t>
       </w:r>
-      <w:proofErr w:type="spellEnd"/>
     </w:p>
     <w:p>
       <w:pPr>
         <w:contextualSpacing/>
       </w:pPr>
       <w:r>
-        <w:t xml:space="preserve">В разработанной системе используется модель </w:t>
-      </w:r>
-      <w:proofErr w:type="spellStart"/>
-      <w:r>
-        <w:t>Whisper</w:t>
-      </w:r>
-      <w:proofErr w:type="spellEnd"/>
-      <w:r>
-        <w:t xml:space="preserve"> от OpenAI, которая представляет собой </w:t>
-      </w:r>
-      <w:proofErr w:type="spellStart"/>
-      <w:r>
-        <w:t>encoder-decoder</w:t>
-      </w:r>
-      <w:proofErr w:type="spellEnd"/>
-      <w:r>
-        <w:t xml:space="preserve"> трансформер, обученный на 680 000 часов размеченных аудиоданных. Основные компоненты архитектуры:</w:t>
+        <w:t>В разработанной системе используется модель Whisper от OpenAI, которая представляет собой encoder-decoder трансформер, обученный на 680 000 часов размеченных аудиоданных. Основные компоненты архитектуры:</w:t>
       </w:r>
     </w:p>
     <w:p>
@@ -24261,13 +22659,8 @@
         </w:numPr>
         <w:contextualSpacing/>
       </w:pPr>
-      <w:proofErr w:type="spellStart"/>
-      <w:r>
-        <w:t>Энкодер</w:t>
-      </w:r>
-      <w:proofErr w:type="spellEnd"/>
-      <w:r>
-        <w:t>: последовательность из N идентичных блоков каждый из которых содержит:</w:t>
+      <w:r>
+        <w:t>Энкодер: последовательность из N идентичных блоков каждый из которых содержит:</w:t>
       </w:r>
     </w:p>
     <w:p>
@@ -24279,15 +22672,7 @@
         </w:numPr>
       </w:pPr>
       <w:r>
-        <w:t xml:space="preserve">Механизм </w:t>
-      </w:r>
-      <w:proofErr w:type="spellStart"/>
-      <w:r>
-        <w:t>самовнимания</w:t>
-      </w:r>
-      <w:proofErr w:type="spellEnd"/>
-      <w:r>
-        <w:t xml:space="preserve"> – позволяет каждому временному шагу «видеть» все остальные шаги и взвешивать их важность;</w:t>
+        <w:t>Механизм самовнимания – позволяет каждому временному шагу «видеть» все остальные шаги и взвешивать их важность;</w:t>
       </w:r>
     </w:p>
     <w:p>
@@ -24310,13 +22695,8 @@
           <w:numId w:val="4"/>
         </w:numPr>
       </w:pPr>
-      <w:proofErr w:type="spellStart"/>
-      <w:r>
-        <w:t>Полносвязные</w:t>
-      </w:r>
-      <w:proofErr w:type="spellEnd"/>
-      <w:r>
-        <w:t xml:space="preserve"> слои для нелинейной трансформации признаков.</w:t>
+      <w:r>
+        <w:t>Полносвязные слои для нелинейной трансформации признаков.</w:t>
       </w:r>
     </w:p>
     <w:p>
@@ -24328,23 +22708,7 @@
         <w:contextualSpacing/>
       </w:pPr>
       <w:r>
-        <w:t xml:space="preserve">Декодер: аналогичная структура, но с добавлением кросс-внимания, которое связывает декодер с выходом </w:t>
-      </w:r>
-      <w:proofErr w:type="spellStart"/>
-      <w:r>
-        <w:t>энкодера</w:t>
-      </w:r>
-      <w:proofErr w:type="spellEnd"/>
-      <w:r>
-        <w:t xml:space="preserve">. Декодер генерирует текстовые токены </w:t>
-      </w:r>
-      <w:proofErr w:type="spellStart"/>
-      <w:r>
-        <w:t>авторегрессионно</w:t>
-      </w:r>
-      <w:proofErr w:type="spellEnd"/>
-      <w:r>
-        <w:t xml:space="preserve"> (каждый следующий токен зависит от предыдущих).</w:t>
+        <w:t>Декодер: аналогичная структура, но с добавлением кросс-внимания, которое связывает декодер с выходом энкодера. Декодер генерирует текстовые токены авторегрессионно (каждый следующий токен зависит от предыдущих).</w:t>
       </w:r>
     </w:p>
     <w:p>
@@ -24352,47 +22716,7 @@
         <w:contextualSpacing/>
       </w:pPr>
       <w:r>
-        <w:t xml:space="preserve">Модель </w:t>
-      </w:r>
-      <w:proofErr w:type="spellStart"/>
-      <w:r>
-        <w:t>Whisper</w:t>
-      </w:r>
-      <w:proofErr w:type="spellEnd"/>
-      <w:r>
-        <w:t xml:space="preserve"> преобразует аудиосигнал в мел-спектрограмму, которая подаётся на вход </w:t>
-      </w:r>
-      <w:proofErr w:type="spellStart"/>
-      <w:r>
-        <w:t>энкодеру</w:t>
-      </w:r>
-      <w:proofErr w:type="spellEnd"/>
-      <w:r>
-        <w:t xml:space="preserve">. </w:t>
-      </w:r>
-      <w:proofErr w:type="spellStart"/>
-      <w:r>
-        <w:t>Энкодер</w:t>
-      </w:r>
-      <w:proofErr w:type="spellEnd"/>
-      <w:r>
-        <w:t xml:space="preserve"> извлекает контекстуальные признаки, которые затем используются декодером для генерации текстовых токенов с учётом языковой модели. Кросс-внимание между декодером и </w:t>
-      </w:r>
-      <w:proofErr w:type="spellStart"/>
-      <w:r>
-        <w:t>энкодером</w:t>
-      </w:r>
-      <w:proofErr w:type="spellEnd"/>
-      <w:r>
-        <w:t xml:space="preserve"> позволяет модели «фокусироваться» на соответствующих участках аудио при генерации каждого слова. Общая схема работы </w:t>
-      </w:r>
-      <w:proofErr w:type="spellStart"/>
-      <w:r>
-        <w:t>Whisper</w:t>
-      </w:r>
-      <w:proofErr w:type="spellEnd"/>
-      <w:r>
-        <w:t xml:space="preserve"> представлена на рисунке </w:t>
+        <w:t xml:space="preserve">Модель Whisper преобразует аудиосигнал в мел-спектрограмму, которая подаётся на вход энкодеру. Энкодер извлекает контекстуальные признаки, которые затем используются декодером для генерации текстовых токенов с учётом языковой модели. Кросс-внимание между декодером и энкодером позволяет модели «фокусироваться» на соответствующих участках аудио при генерации каждого слова. Общая схема работы Whisper представлена на рисунке </w:t>
       </w:r>
       <w:r>
         <w:rPr>
@@ -24505,8 +22829,8 @@
           <w:lang w:eastAsia="en-US" w:bidi="he-IL"/>
         </w:rPr>
       </w:pPr>
-      <w:bookmarkStart w:id="55" w:name="_Ref229766900"/>
-      <w:bookmarkStart w:id="56" w:name="_Ref229766897"/>
+      <w:bookmarkStart w:id="58" w:name="_Ref229766900"/>
+      <w:bookmarkStart w:id="59" w:name="_Ref229766897"/>
       <w:r>
         <w:rPr>
           <w:rFonts w:eastAsiaTheme="minorHAnsi"/>
@@ -24556,7 +22880,7 @@
         </w:rPr>
         <w:fldChar w:fldCharType="end"/>
       </w:r>
-      <w:bookmarkEnd w:id="55"/>
+      <w:bookmarkEnd w:id="58"/>
       <w:r>
         <w:rPr>
           <w:rFonts w:eastAsiaTheme="minorHAnsi"/>
@@ -24571,19 +22895,9 @@
           <w:color w:val="000000" w:themeColor="text1"/>
           <w:lang w:eastAsia="en-US" w:bidi="he-IL"/>
         </w:rPr>
-        <w:t xml:space="preserve"> Общая схема </w:t>
-      </w:r>
-      <w:proofErr w:type="spellStart"/>
-      <w:r>
-        <w:rPr>
-          <w:rFonts w:eastAsiaTheme="minorHAnsi"/>
-          <w:color w:val="000000" w:themeColor="text1"/>
-          <w:lang w:eastAsia="en-US" w:bidi="he-IL"/>
-        </w:rPr>
-        <w:t>Whisper</w:t>
-      </w:r>
-      <w:bookmarkEnd w:id="56"/>
-      <w:proofErr w:type="spellEnd"/>
+        <w:t xml:space="preserve"> Общая схема Whisper</w:t>
+      </w:r>
+      <w:bookmarkEnd w:id="59"/>
     </w:p>
     <w:p>
       <w:pPr>
@@ -24684,44 +22998,15 @@
         <w:contextualSpacing/>
       </w:pPr>
       <w:r>
-        <w:t xml:space="preserve">Оптимизация </w:t>
-      </w:r>
-      <w:proofErr w:type="spellStart"/>
-      <w:r>
-        <w:t>инференса</w:t>
-      </w:r>
-      <w:proofErr w:type="spellEnd"/>
-      <w:r>
-        <w:t xml:space="preserve">: </w:t>
-      </w:r>
-      <w:proofErr w:type="spellStart"/>
-      <w:r>
-        <w:t>faster-whisper</w:t>
-      </w:r>
-      <w:proofErr w:type="spellEnd"/>
+        <w:t>Оптимизация инференса: faster-whisper</w:t>
+      </w:r>
     </w:p>
     <w:p>
       <w:pPr>
         <w:contextualSpacing/>
       </w:pPr>
       <w:r>
-        <w:t xml:space="preserve">Для ускорения работы в реальном времени используется библиотека </w:t>
-      </w:r>
-      <w:proofErr w:type="spellStart"/>
-      <w:r>
-        <w:t>faster-whisper</w:t>
-      </w:r>
-      <w:proofErr w:type="spellEnd"/>
-      <w:r>
-        <w:t xml:space="preserve">, основанная на CTranslate2 – движке эффективного </w:t>
-      </w:r>
-      <w:proofErr w:type="spellStart"/>
-      <w:r>
-        <w:t>инференса</w:t>
-      </w:r>
-      <w:proofErr w:type="spellEnd"/>
-      <w:r>
-        <w:t xml:space="preserve"> трансформеров. Оптимизации включают:</w:t>
+        <w:t>Для ускорения работы в реальном времени используется библиотека faster-whisper, основанная на CTranslate2 – движке эффективного инференса трансформеров. Оптимизации включают:</w:t>
       </w:r>
     </w:p>
     <w:p>
@@ -24746,15 +23031,7 @@
       </w:pPr>
       <w:r>
         <w:lastRenderedPageBreak/>
-        <w:t xml:space="preserve">Пакетная обработка – одновременная обработка нескольких </w:t>
-      </w:r>
-      <w:proofErr w:type="spellStart"/>
-      <w:r>
-        <w:t>аудиочанков</w:t>
-      </w:r>
-      <w:proofErr w:type="spellEnd"/>
-      <w:r>
-        <w:t>;</w:t>
+        <w:t>Пакетная обработка – одновременная обработка нескольких аудиочанков;</w:t>
       </w:r>
     </w:p>
     <w:p>
@@ -24784,23 +23061,7 @@
     </w:p>
     <w:p>
       <w:r>
-        <w:t xml:space="preserve">В разработанном комплексе применяется легковесная </w:t>
-      </w:r>
-      <w:proofErr w:type="spellStart"/>
-      <w:r>
-        <w:t>предобученная</w:t>
-      </w:r>
-      <w:proofErr w:type="spellEnd"/>
-      <w:r>
-        <w:t xml:space="preserve"> </w:t>
-      </w:r>
-      <w:proofErr w:type="spellStart"/>
-      <w:r>
-        <w:t>трансформерная</w:t>
-      </w:r>
-      <w:proofErr w:type="spellEnd"/>
-      <w:r>
-        <w:t xml:space="preserve"> модель, адаптированная для задачи классификации тональности. Такой выбор обеспечивает баланс между высокой точностью определения контекста и низкими требованиями к вычислительным ресурсам, что критично для работы в режиме, близком к реальному времени.</w:t>
+        <w:t>В разработанном комплексе применяется легковесная предобученная трансформерная модель, адаптированная для задачи классификации тональности. Такой выбор обеспечивает баланс между высокой точностью определения контекста и низкими требованиями к вычислительным ресурсам, что критично для работы в режиме, близком к реальному времени.</w:t>
       </w:r>
     </w:p>
     <w:p>
@@ -24817,15 +23078,7 @@
         </w:numPr>
       </w:pPr>
       <w:r>
-        <w:t xml:space="preserve">Сегментация и </w:t>
-      </w:r>
-      <w:proofErr w:type="spellStart"/>
-      <w:r>
-        <w:t>токенизация</w:t>
-      </w:r>
-      <w:proofErr w:type="spellEnd"/>
-      <w:r>
-        <w:t>: Разбиение потока транскрибированного текста на смысловые единицы (предложения или законченные реплики) и их преобразование в числовые представления (токены).</w:t>
+        <w:t>Сегментация и токенизация: Разбиение потока транскрибированного текста на смысловые единицы (предложения или законченные реплики) и их преобразование в числовые представления (токены).</w:t>
       </w:r>
     </w:p>
     <w:p>
@@ -24836,13 +23089,8 @@
           <w:numId w:val="4"/>
         </w:numPr>
       </w:pPr>
-      <w:proofErr w:type="spellStart"/>
-      <w:r>
-        <w:t>Инференс</w:t>
-      </w:r>
-      <w:proofErr w:type="spellEnd"/>
-      <w:r>
-        <w:t xml:space="preserve"> модели: Передача векторизованного текста на вход нейросетевой модели для извлечения контекстуальных признаков.</w:t>
+      <w:r>
+        <w:t>Инференс модели: Передача векторизованного текста на вход нейросетевой модели для извлечения контекстуальных признаков.</w:t>
       </w:r>
     </w:p>
     <w:p>
@@ -24859,31 +23107,7 @@
     </w:p>
     <w:p>
       <w:r>
-        <w:t>Результаты текстового анализа асинхронно сохраняются в базе данных в формате JSONB с привязкой к временным меткам (</w:t>
-      </w:r>
-      <w:proofErr w:type="spellStart"/>
-      <w:r>
-        <w:t>timestamp</w:t>
-      </w:r>
-      <w:proofErr w:type="spellEnd"/>
-      <w:r>
-        <w:t>) и идентификатору спикера. Это позволяет на этапе формирования отчёта сопоставлять семантическую тональность речи с визуальными (мимика) и акустическими (голос) признаками эмоций, реализуя принцип мультимодального позднего слияния (</w:t>
-      </w:r>
-      <w:proofErr w:type="spellStart"/>
-      <w:r>
-        <w:t>late</w:t>
-      </w:r>
-      <w:proofErr w:type="spellEnd"/>
-      <w:r>
-        <w:t xml:space="preserve"> </w:t>
-      </w:r>
-      <w:proofErr w:type="spellStart"/>
-      <w:r>
-        <w:t>fusion</w:t>
-      </w:r>
-      <w:proofErr w:type="spellEnd"/>
-      <w:r>
-        <w:t>).</w:t>
+        <w:t>Результаты текстового анализа асинхронно сохраняются в базе данных в формате JSONB с привязкой к временным меткам (timestamp) и идентификатору спикера. Это позволяет на этапе формирования отчёта сопоставлять семантическую тональность речи с визуальными (мимика) и акустическими (голос) признаками эмоций, реализуя принцип мультимодального позднего слияния (late fusion).</w:t>
       </w:r>
     </w:p>
     <w:p>
@@ -24900,31 +23124,7 @@
         <w:contextualSpacing/>
       </w:pPr>
       <w:r>
-        <w:t xml:space="preserve">Агрегация итогов встречи реализована в модуле отчётности. На текущем этапе применяется эвристический подход </w:t>
-      </w:r>
-      <w:proofErr w:type="spellStart"/>
-      <w:r>
-        <w:t>late</w:t>
-      </w:r>
-      <w:proofErr w:type="spellEnd"/>
-      <w:r>
-        <w:t xml:space="preserve"> </w:t>
-      </w:r>
-      <w:proofErr w:type="spellStart"/>
-      <w:r>
-        <w:t>fusion</w:t>
-      </w:r>
-      <w:proofErr w:type="spellEnd"/>
-      <w:r>
-        <w:t xml:space="preserve"> (позднее слияние): статистика эмоций, </w:t>
-      </w:r>
-      <w:proofErr w:type="spellStart"/>
-      <w:r>
-        <w:t>таймлайны</w:t>
-      </w:r>
-      <w:proofErr w:type="spellEnd"/>
-      <w:r>
-        <w:t xml:space="preserve"> активности, ключевые фразы из транскрипта и метрики вовлечённости объединяются по временным окнам.</w:t>
+        <w:t>Агрегация итогов встречи реализована в модуле отчётности. На текущем этапе применяется эвристический подход late fusion (позднее слияние): статистика эмоций, таймлайны активности, ключевые фразы из транскрипта и метрики вовлечённости объединяются по временным окнам.</w:t>
       </w:r>
     </w:p>
     <w:p>
@@ -24943,37 +23143,8 @@
           <w:numId w:val="4"/>
         </w:numPr>
       </w:pPr>
-      <w:proofErr w:type="spellStart"/>
-      <w:r>
-        <w:t>Meeting</w:t>
-      </w:r>
-      <w:proofErr w:type="spellEnd"/>
-      <w:r>
-        <w:t xml:space="preserve"> </w:t>
-      </w:r>
-      <w:proofErr w:type="spellStart"/>
-      <w:r>
-        <w:t>summary</w:t>
-      </w:r>
-      <w:proofErr w:type="spellEnd"/>
-      <w:r>
-        <w:t xml:space="preserve"> – сводка по встрече: распределение эмоций (доли событий по категориям), текстовые </w:t>
-      </w:r>
-      <w:proofErr w:type="spellStart"/>
-      <w:r>
-        <w:t>highlights</w:t>
-      </w:r>
-      <w:proofErr w:type="spellEnd"/>
-      <w:r>
-        <w:t xml:space="preserve"> (ключевые моменты), рейтинг вовлечённости участников, покрытие (</w:t>
-      </w:r>
-      <w:proofErr w:type="spellStart"/>
-      <w:r>
-        <w:t>coverage</w:t>
-      </w:r>
-      <w:proofErr w:type="spellEnd"/>
-      <w:r>
-        <w:t>) – доля времени, когда были доступны данные;</w:t>
+      <w:r>
+        <w:t>Meeting summary – сводка по встрече: распределение эмоций (доли событий по категориям), текстовые highlights (ключевые моменты), рейтинг вовлечённости участников, покрытие (coverage) – доля времени, когда были доступны данные;</w:t>
       </w:r>
     </w:p>
     <w:p>
@@ -24984,21 +23155,8 @@
           <w:numId w:val="4"/>
         </w:numPr>
       </w:pPr>
-      <w:proofErr w:type="spellStart"/>
-      <w:r>
-        <w:t>Participant</w:t>
-      </w:r>
-      <w:proofErr w:type="spellEnd"/>
-      <w:r>
-        <w:t xml:space="preserve"> </w:t>
-      </w:r>
-      <w:proofErr w:type="spellStart"/>
-      <w:r>
-        <w:t>tiles</w:t>
-      </w:r>
-      <w:proofErr w:type="spellEnd"/>
-      <w:r>
-        <w:t xml:space="preserve"> – карточки участников с индивидуальной статистикой;</w:t>
+      <w:r>
+        <w:t>Participant tiles – карточки участников с индивидуальной статистикой;</w:t>
       </w:r>
     </w:p>
     <w:p>
@@ -25009,13 +23167,8 @@
           <w:numId w:val="4"/>
         </w:numPr>
       </w:pPr>
-      <w:proofErr w:type="spellStart"/>
-      <w:r>
-        <w:t>Timelines</w:t>
-      </w:r>
-      <w:proofErr w:type="spellEnd"/>
-      <w:r>
-        <w:t xml:space="preserve"> – временные шкалы изменения эмоций и активности;</w:t>
+      <w:r>
+        <w:t>Timelines – временные шкалы изменения эмоций и активности;</w:t>
       </w:r>
     </w:p>
     <w:p>
@@ -25027,31 +23180,7 @@
         </w:numPr>
       </w:pPr>
       <w:r>
-        <w:t xml:space="preserve">Face </w:t>
-      </w:r>
-      <w:proofErr w:type="spellStart"/>
-      <w:r>
-        <w:t>tracking</w:t>
-      </w:r>
-      <w:proofErr w:type="spellEnd"/>
-      <w:r>
-        <w:t xml:space="preserve"> </w:t>
-      </w:r>
-      <w:proofErr w:type="spellStart"/>
-      <w:r>
-        <w:t>summary</w:t>
-      </w:r>
-      <w:proofErr w:type="spellEnd"/>
-      <w:r>
-        <w:t xml:space="preserve"> – сводка по трекингу лиц (при наличии данных от </w:t>
-      </w:r>
-      <w:proofErr w:type="spellStart"/>
-      <w:r>
-        <w:t>MediaPipe</w:t>
-      </w:r>
-      <w:proofErr w:type="spellEnd"/>
-      <w:r>
-        <w:t>);</w:t>
+        <w:t>Face tracking summary – сводка по трекингу лиц (при наличии данных от MediaPipe);</w:t>
       </w:r>
     </w:p>
     <w:p>
@@ -25062,13 +23191,8 @@
           <w:numId w:val="4"/>
         </w:numPr>
       </w:pPr>
-      <w:proofErr w:type="spellStart"/>
-      <w:r>
-        <w:t>Observations</w:t>
-      </w:r>
-      <w:proofErr w:type="spellEnd"/>
-      <w:r>
-        <w:t xml:space="preserve"> – наблюдения и рекомендации.</w:t>
+      <w:r>
+        <w:t>Observations – наблюдения и рекомендации.</w:t>
       </w:r>
     </w:p>
     <w:p>
@@ -25083,8 +23207,8 @@
       <w:pPr>
         <w:pStyle w:val="2"/>
       </w:pPr>
-      <w:bookmarkStart w:id="57" w:name="_Toc229467895"/>
-      <w:bookmarkStart w:id="58" w:name="_Toc232928781"/>
+      <w:bookmarkStart w:id="60" w:name="_Toc229467895"/>
+      <w:bookmarkStart w:id="61" w:name="_Toc233140241"/>
       <w:r>
         <w:t>М</w:t>
       </w:r>
@@ -25095,23 +23219,15 @@
         </w:rPr>
         <w:t>одуль хранения данных и формирования аналитических отчётов</w:t>
       </w:r>
-      <w:bookmarkEnd w:id="57"/>
-      <w:bookmarkEnd w:id="58"/>
+      <w:bookmarkEnd w:id="60"/>
+      <w:bookmarkEnd w:id="61"/>
     </w:p>
     <w:p>
       <w:pPr>
         <w:contextualSpacing/>
       </w:pPr>
       <w:r>
-        <w:t xml:space="preserve">В качестве СУБД выбрана </w:t>
-      </w:r>
-      <w:proofErr w:type="spellStart"/>
-      <w:r>
-        <w:t>PostgreSQL</w:t>
-      </w:r>
-      <w:proofErr w:type="spellEnd"/>
-      <w:r>
-        <w:t>. Схема данных управляется через файловые миграции. Ключевые таблицы:</w:t>
+        <w:t>В качестве СУБД выбрана PostgreSQL. Схема данных управляется через файловые миграции. Ключевые таблицы:</w:t>
       </w:r>
     </w:p>
     <w:p>
@@ -25192,44 +23308,20 @@
       <w:pPr>
         <w:pStyle w:val="2"/>
       </w:pPr>
-      <w:bookmarkStart w:id="59" w:name="_Toc229467896"/>
-      <w:bookmarkStart w:id="60" w:name="_Toc232928782"/>
+      <w:bookmarkStart w:id="62" w:name="_Toc229467896"/>
+      <w:bookmarkStart w:id="63" w:name="_Toc233140242"/>
       <w:r>
         <w:t>Интеграция компонентов в единую систему</w:t>
       </w:r>
-      <w:bookmarkEnd w:id="59"/>
-      <w:bookmarkEnd w:id="60"/>
+      <w:bookmarkEnd w:id="62"/>
+      <w:bookmarkEnd w:id="63"/>
     </w:p>
     <w:p>
       <w:pPr>
         <w:contextualSpacing/>
       </w:pPr>
       <w:r>
-        <w:t xml:space="preserve">Интеграция всех модулей обеспечивается согласованными контрактами обмена данными и </w:t>
-      </w:r>
-      <w:proofErr w:type="spellStart"/>
-      <w:r>
-        <w:t>оркестрацией</w:t>
-      </w:r>
-      <w:proofErr w:type="spellEnd"/>
-      <w:r>
-        <w:t xml:space="preserve"> через </w:t>
-      </w:r>
-      <w:proofErr w:type="spellStart"/>
-      <w:r>
-        <w:t>Docker</w:t>
-      </w:r>
-      <w:proofErr w:type="spellEnd"/>
-      <w:r>
-        <w:t xml:space="preserve"> </w:t>
-      </w:r>
-      <w:proofErr w:type="spellStart"/>
-      <w:r>
-        <w:t>Compose</w:t>
-      </w:r>
-      <w:proofErr w:type="spellEnd"/>
-      <w:r>
-        <w:t>. Полный цикл работы системы выглядит следующим образом:</w:t>
+        <w:t>Интеграция всех модулей обеспечивается согласованными контрактами обмена данными и оркестрацией через Docker Compose. Полный цикл работы системы выглядит следующим образом:</w:t>
       </w:r>
     </w:p>
     <w:p>
@@ -25253,15 +23345,7 @@
         <w:contextualSpacing/>
       </w:pPr>
       <w:r>
-        <w:t xml:space="preserve">Клиент устанавливает </w:t>
-      </w:r>
-      <w:proofErr w:type="spellStart"/>
-      <w:r>
-        <w:t>WebSocket</w:t>
-      </w:r>
-      <w:proofErr w:type="spellEnd"/>
-      <w:r>
-        <w:t>-соединение, отправляет сообщение о присоединении, запускает захват аудио и периодический сбор кадров.</w:t>
+        <w:t>Клиент устанавливает WebSocket-соединение, отправляет сообщение о присоединении, запускает захват аудио и периодический сбор кадров.</w:t>
       </w:r>
     </w:p>
     <w:p>
@@ -25285,15 +23369,7 @@
         <w:contextualSpacing/>
       </w:pPr>
       <w:r>
-        <w:t xml:space="preserve">Результаты анализа возвращаются на сервер, записываются в </w:t>
-      </w:r>
-      <w:proofErr w:type="spellStart"/>
-      <w:r>
-        <w:t>PostgreSQL</w:t>
-      </w:r>
-      <w:proofErr w:type="spellEnd"/>
-      <w:r>
-        <w:t xml:space="preserve"> и транслируются клиентам в реальном времени.</w:t>
+        <w:t>Результаты анализа возвращаются на сервер, записываются в PostgreSQL и транслируются клиентам в реальном времени.</w:t>
       </w:r>
     </w:p>
     <w:p>
@@ -25317,23 +23393,7 @@
         <w:contextualSpacing/>
       </w:pPr>
       <w:r>
-        <w:t>CI/CD-</w:t>
-      </w:r>
-      <w:proofErr w:type="spellStart"/>
-      <w:r>
-        <w:t>пайплайн</w:t>
-      </w:r>
-      <w:proofErr w:type="spellEnd"/>
-      <w:r>
-        <w:t xml:space="preserve"> автоматизирует </w:t>
-      </w:r>
-      <w:proofErr w:type="spellStart"/>
-      <w:r>
-        <w:t>линтинг</w:t>
-      </w:r>
-      <w:proofErr w:type="spellEnd"/>
-      <w:r>
-        <w:t>, модульные тесты и сборку образов, обеспечивая стабильность интеграции.</w:t>
+        <w:t>CI/CD-пайплайн автоматизирует линтинг, модульные тесты и сборку образов, обеспечивая стабильность интеграции.</w:t>
       </w:r>
     </w:p>
     <w:p>
@@ -25341,15 +23401,7 @@
         <w:contextualSpacing/>
       </w:pPr>
       <w:r>
-        <w:t xml:space="preserve">Разработанный программный комплекс демонстрирует работоспособность ключевых сценариев: безопасной авторизации, </w:t>
-      </w:r>
-      <w:proofErr w:type="spellStart"/>
-      <w:r>
-        <w:t>низкозадержочного</w:t>
-      </w:r>
-      <w:proofErr w:type="spellEnd"/>
-      <w:r>
-        <w:t xml:space="preserve"> обмена медиа, мультимодального анализа в реальном времени и генерации структурированных отчётов. Модульная структура позволяет в перспективе заменить эвристические алгоритмы на </w:t>
+        <w:t xml:space="preserve">Разработанный программный комплекс демонстрирует работоспособность ключевых сценариев: безопасной авторизации, низкозадержочного обмена медиа, мультимодального анализа в реальном времени и генерации структурированных отчётов. Модульная структура позволяет в перспективе заменить эвристические алгоритмы на </w:t>
       </w:r>
       <w:r>
         <w:lastRenderedPageBreak/>
@@ -25360,11 +23412,11 @@
       <w:pPr>
         <w:pStyle w:val="2"/>
       </w:pPr>
-      <w:bookmarkStart w:id="61" w:name="_Toc232928783"/>
+      <w:bookmarkStart w:id="64" w:name="_Toc233140243"/>
       <w:r>
         <w:t>Практическая значимость результатов исследования</w:t>
       </w:r>
-      <w:bookmarkEnd w:id="61"/>
+      <w:bookmarkEnd w:id="64"/>
     </w:p>
     <w:p>
       <w:pPr>
@@ -25431,39 +23483,7 @@
           <w:rFonts w:cs="Times New Roman"/>
           <w:lang w:bidi="ru-RU"/>
         </w:rPr>
-        <w:t xml:space="preserve">спроектирована и реализована клиент-серверная архитектура системы, обеспечивающая обмен </w:t>
-      </w:r>
-      <w:proofErr w:type="spellStart"/>
-      <w:r>
-        <w:rPr>
-          <w:rFonts w:cs="Times New Roman"/>
-          <w:lang w:bidi="ru-RU"/>
-        </w:rPr>
-        <w:t>медиаданными</w:t>
-      </w:r>
-      <w:proofErr w:type="spellEnd"/>
-      <w:r>
-        <w:rPr>
-          <w:rFonts w:cs="Times New Roman"/>
-          <w:lang w:bidi="ru-RU"/>
-        </w:rPr>
-        <w:t xml:space="preserve"> в режиме реального времени с использованием протокола </w:t>
-      </w:r>
-      <w:proofErr w:type="spellStart"/>
-      <w:r>
-        <w:rPr>
-          <w:rFonts w:cs="Times New Roman"/>
-          <w:lang w:bidi="ru-RU"/>
-        </w:rPr>
-        <w:t>WebSocket</w:t>
-      </w:r>
-      <w:proofErr w:type="spellEnd"/>
-      <w:r>
-        <w:rPr>
-          <w:rFonts w:cs="Times New Roman"/>
-          <w:lang w:bidi="ru-RU"/>
-        </w:rPr>
-        <w:t>;</w:t>
+        <w:t>спроектирована и реализована клиент-серверная архитектура системы, обеспечивающая обмен медиаданными в режиме реального времени с использованием протокола WebSocket;</w:t>
       </w:r>
     </w:p>
     <w:p>
@@ -25483,23 +23503,7 @@
           <w:rFonts w:cs="Times New Roman"/>
           <w:lang w:bidi="ru-RU"/>
         </w:rPr>
-        <w:t xml:space="preserve">разработан модуль аутентификации пользователей с применением токенов JWT, алгоритма хеширования </w:t>
-      </w:r>
-      <w:proofErr w:type="spellStart"/>
-      <w:r>
-        <w:rPr>
-          <w:rFonts w:cs="Times New Roman"/>
-          <w:lang w:bidi="ru-RU"/>
-        </w:rPr>
-        <w:t>bcrypt</w:t>
-      </w:r>
-      <w:proofErr w:type="spellEnd"/>
-      <w:r>
-        <w:rPr>
-          <w:rFonts w:cs="Times New Roman"/>
-          <w:lang w:bidi="ru-RU"/>
-        </w:rPr>
-        <w:t xml:space="preserve"> и механизмов защиты от подбора учётных данных;</w:t>
+        <w:t>разработан модуль аутентификации пользователей с применением токенов JWT, алгоритма хеширования bcrypt и механизмов защиты от подбора учётных данных;</w:t>
       </w:r>
     </w:p>
     <w:p>
@@ -25540,71 +23544,7 @@
           <w:rFonts w:cs="Times New Roman"/>
           <w:lang w:bidi="ru-RU"/>
         </w:rPr>
-        <w:t>интегрированы нейросетевые модели для детекции лиц и классификации базовых эмоциональных состояний (</w:t>
-      </w:r>
-      <w:proofErr w:type="spellStart"/>
-      <w:r>
-        <w:rPr>
-          <w:rFonts w:cs="Times New Roman"/>
-          <w:lang w:bidi="ru-RU"/>
-        </w:rPr>
-        <w:t>DeepFace</w:t>
-      </w:r>
-      <w:proofErr w:type="spellEnd"/>
-      <w:r>
-        <w:rPr>
-          <w:rFonts w:cs="Times New Roman"/>
-          <w:lang w:bidi="ru-RU"/>
-        </w:rPr>
-        <w:t xml:space="preserve">, </w:t>
-      </w:r>
-      <w:proofErr w:type="spellStart"/>
-      <w:r>
-        <w:rPr>
-          <w:rFonts w:cs="Times New Roman"/>
-          <w:lang w:bidi="ru-RU"/>
-        </w:rPr>
-        <w:t>MediaPipe</w:t>
-      </w:r>
-      <w:proofErr w:type="spellEnd"/>
-      <w:r>
-        <w:rPr>
-          <w:rFonts w:cs="Times New Roman"/>
-          <w:lang w:bidi="ru-RU"/>
-        </w:rPr>
-        <w:t xml:space="preserve"> Face </w:t>
-      </w:r>
-      <w:proofErr w:type="spellStart"/>
-      <w:r>
-        <w:rPr>
-          <w:rFonts w:cs="Times New Roman"/>
-          <w:lang w:bidi="ru-RU"/>
-        </w:rPr>
-        <w:t>Landmarker</w:t>
-      </w:r>
-      <w:proofErr w:type="spellEnd"/>
-      <w:r>
-        <w:rPr>
-          <w:rFonts w:cs="Times New Roman"/>
-          <w:lang w:bidi="ru-RU"/>
-        </w:rPr>
-        <w:t>), а также для автоматического распознавания речи (</w:t>
-      </w:r>
-      <w:proofErr w:type="spellStart"/>
-      <w:r>
-        <w:rPr>
-          <w:rFonts w:cs="Times New Roman"/>
-          <w:lang w:bidi="ru-RU"/>
-        </w:rPr>
-        <w:t>faster-whisper</w:t>
-      </w:r>
-      <w:proofErr w:type="spellEnd"/>
-      <w:r>
-        <w:rPr>
-          <w:rFonts w:cs="Times New Roman"/>
-          <w:lang w:bidi="ru-RU"/>
-        </w:rPr>
-        <w:t>);</w:t>
+        <w:t>интегрированы нейросетевые модели для детекции лиц и классификации базовых эмоциональных состояний (DeepFace, MediaPipe Face Landmarker), а также для автоматического распознавания речи (faster-whisper);</w:t>
       </w:r>
     </w:p>
     <w:p>
@@ -25644,39 +23584,7 @@
           <w:rFonts w:cs="Times New Roman"/>
           <w:lang w:bidi="ru-RU"/>
         </w:rPr>
-        <w:t>реализован эвристический механизм формирования аналитических отчётов (</w:t>
-      </w:r>
-      <w:proofErr w:type="spellStart"/>
-      <w:r>
-        <w:rPr>
-          <w:rFonts w:cs="Times New Roman"/>
-          <w:lang w:bidi="ru-RU"/>
-        </w:rPr>
-        <w:t>late</w:t>
-      </w:r>
-      <w:proofErr w:type="spellEnd"/>
-      <w:r>
-        <w:rPr>
-          <w:rFonts w:cs="Times New Roman"/>
-          <w:lang w:bidi="ru-RU"/>
-        </w:rPr>
-        <w:t xml:space="preserve"> </w:t>
-      </w:r>
-      <w:proofErr w:type="spellStart"/>
-      <w:r>
-        <w:rPr>
-          <w:rFonts w:cs="Times New Roman"/>
-          <w:lang w:bidi="ru-RU"/>
-        </w:rPr>
-        <w:t>fusion</w:t>
-      </w:r>
-      <w:proofErr w:type="spellEnd"/>
-      <w:r>
-        <w:rPr>
-          <w:rFonts w:cs="Times New Roman"/>
-          <w:lang w:bidi="ru-RU"/>
-        </w:rPr>
-        <w:t>), обеспечивающий агрегацию статистики эмоциональных состояний, временных меток активности и ключевых фрагментов транскрипции.</w:t>
+        <w:t>реализован эвристический механизм формирования аналитических отчётов (late fusion), обеспечивающий агрегацию статистики эмоциональных состояний, временных меток активности и ключевых фрагментов транскрипции.</w:t>
       </w:r>
     </w:p>
     <w:p>
@@ -25757,16 +23665,16 @@
           <w:bCs w:val="0"/>
         </w:rPr>
       </w:pPr>
-      <w:bookmarkStart w:id="62" w:name="_Toc197442437"/>
-      <w:bookmarkStart w:id="63" w:name="_Toc198317053"/>
-      <w:bookmarkStart w:id="64" w:name="_Toc232928784"/>
+      <w:bookmarkStart w:id="65" w:name="_Toc197442437"/>
+      <w:bookmarkStart w:id="66" w:name="_Toc198317053"/>
+      <w:bookmarkStart w:id="67" w:name="_Toc233140244"/>
       <w:r>
         <w:lastRenderedPageBreak/>
         <w:t>ЗАКЛЮЧЕНИЕ</w:t>
       </w:r>
-      <w:bookmarkEnd w:id="62"/>
-      <w:bookmarkEnd w:id="63"/>
-      <w:bookmarkEnd w:id="64"/>
+      <w:bookmarkEnd w:id="65"/>
+      <w:bookmarkEnd w:id="66"/>
+      <w:bookmarkEnd w:id="67"/>
     </w:p>
     <w:p>
       <w:pPr>
@@ -25871,21 +23779,7 @@
         <w:rPr>
           <w:lang w:bidi="ru-RU"/>
         </w:rPr>
-        <w:t xml:space="preserve">Реализован серверный модуль управления сессиями на языке Go с поддержкой REST API и </w:t>
-      </w:r>
-      <w:proofErr w:type="spellStart"/>
-      <w:r>
-        <w:rPr>
-          <w:lang w:bidi="ru-RU"/>
-        </w:rPr>
-        <w:t>WebSocket</w:t>
-      </w:r>
-      <w:proofErr w:type="spellEnd"/>
-      <w:r>
-        <w:rPr>
-          <w:lang w:bidi="ru-RU"/>
-        </w:rPr>
-        <w:t>-коммуникации.</w:t>
+        <w:t>Реализован серверный модуль управления сессиями на языке Go с поддержкой REST API и WebSocket-коммуникации.</w:t>
       </w:r>
     </w:p>
     <w:p>
@@ -25903,35 +23797,7 @@
         <w:rPr>
           <w:lang w:bidi="ru-RU"/>
         </w:rPr>
-        <w:t xml:space="preserve">Разработан пользовательский интерфейс на базе </w:t>
-      </w:r>
-      <w:proofErr w:type="spellStart"/>
-      <w:r>
-        <w:rPr>
-          <w:lang w:bidi="ru-RU"/>
-        </w:rPr>
-        <w:t>React</w:t>
-      </w:r>
-      <w:proofErr w:type="spellEnd"/>
-      <w:r>
-        <w:rPr>
-          <w:lang w:bidi="ru-RU"/>
-        </w:rPr>
-        <w:t xml:space="preserve"> и </w:t>
-      </w:r>
-      <w:proofErr w:type="spellStart"/>
-      <w:r>
-        <w:rPr>
-          <w:lang w:bidi="ru-RU"/>
-        </w:rPr>
-        <w:t>TypeScript</w:t>
-      </w:r>
-      <w:proofErr w:type="spellEnd"/>
-      <w:r>
-        <w:rPr>
-          <w:lang w:bidi="ru-RU"/>
-        </w:rPr>
-        <w:t>, обеспечивающий проведение видеоконференций и визуализацию аналитических данных.</w:t>
+        <w:t>Разработан пользовательский интерфейс на базе React и TypeScript, обеспечивающий проведение видеоконференций и визуализацию аналитических данных.</w:t>
       </w:r>
     </w:p>
     <w:p>
@@ -25949,63 +23815,7 @@
         <w:rPr>
           <w:lang w:bidi="ru-RU"/>
         </w:rPr>
-        <w:t>Реализованы модули искусственного интеллекта для анализа выражений лица (</w:t>
-      </w:r>
-      <w:proofErr w:type="spellStart"/>
-      <w:r>
-        <w:rPr>
-          <w:lang w:bidi="ru-RU"/>
-        </w:rPr>
-        <w:t>DeepFace</w:t>
-      </w:r>
-      <w:proofErr w:type="spellEnd"/>
-      <w:r>
-        <w:rPr>
-          <w:lang w:bidi="ru-RU"/>
-        </w:rPr>
-        <w:t xml:space="preserve">, </w:t>
-      </w:r>
-      <w:proofErr w:type="spellStart"/>
-      <w:r>
-        <w:rPr>
-          <w:lang w:bidi="ru-RU"/>
-        </w:rPr>
-        <w:t>MediaPipe</w:t>
-      </w:r>
-      <w:proofErr w:type="spellEnd"/>
-      <w:r>
-        <w:rPr>
-          <w:lang w:bidi="ru-RU"/>
-        </w:rPr>
-        <w:t>) и распознавания речи (</w:t>
-      </w:r>
-      <w:proofErr w:type="spellStart"/>
-      <w:r>
-        <w:rPr>
-          <w:lang w:bidi="ru-RU"/>
-        </w:rPr>
-        <w:t>Whisper</w:t>
-      </w:r>
-      <w:proofErr w:type="spellEnd"/>
-      <w:r>
-        <w:rPr>
-          <w:lang w:bidi="ru-RU"/>
-        </w:rPr>
-        <w:t xml:space="preserve"> / </w:t>
-      </w:r>
-      <w:proofErr w:type="spellStart"/>
-      <w:r>
-        <w:rPr>
-          <w:lang w:bidi="ru-RU"/>
-        </w:rPr>
-        <w:t>faster-whisper</w:t>
-      </w:r>
-      <w:proofErr w:type="spellEnd"/>
-      <w:r>
-        <w:rPr>
-          <w:lang w:bidi="ru-RU"/>
-        </w:rPr>
-        <w:t>).</w:t>
+        <w:t>Реализованы модули искусственного интеллекта для анализа выражений лица (DeepFace, MediaPipe) и распознавания речи (Whisper / faster-whisper).</w:t>
       </w:r>
     </w:p>
     <w:p>
@@ -26023,21 +23833,7 @@
         <w:rPr>
           <w:lang w:bidi="ru-RU"/>
         </w:rPr>
-        <w:t xml:space="preserve">Спроектирован и реализован механизм хранения мультимодальных данных в СУБД </w:t>
-      </w:r>
-      <w:proofErr w:type="spellStart"/>
-      <w:r>
-        <w:rPr>
-          <w:lang w:bidi="ru-RU"/>
-        </w:rPr>
-        <w:t>PostgreSQL</w:t>
-      </w:r>
-      <w:proofErr w:type="spellEnd"/>
-      <w:r>
-        <w:rPr>
-          <w:lang w:bidi="ru-RU"/>
-        </w:rPr>
-        <w:t xml:space="preserve"> с использованием формата JSONB.</w:t>
+        <w:t>Спроектирован и реализован механизм хранения мультимодальных данных в СУБД PostgreSQL с использованием формата JSONB.</w:t>
       </w:r>
     </w:p>
     <w:p>
@@ -26055,35 +23851,7 @@
         <w:rPr>
           <w:lang w:bidi="ru-RU"/>
         </w:rPr>
-        <w:t>Разработан модуль формирования аналитических отчётов на основе эвристического объединения (</w:t>
-      </w:r>
-      <w:proofErr w:type="spellStart"/>
-      <w:r>
-        <w:rPr>
-          <w:lang w:bidi="ru-RU"/>
-        </w:rPr>
-        <w:t>late</w:t>
-      </w:r>
-      <w:proofErr w:type="spellEnd"/>
-      <w:r>
-        <w:rPr>
-          <w:lang w:bidi="ru-RU"/>
-        </w:rPr>
-        <w:t xml:space="preserve"> </w:t>
-      </w:r>
-      <w:proofErr w:type="spellStart"/>
-      <w:r>
-        <w:rPr>
-          <w:lang w:bidi="ru-RU"/>
-        </w:rPr>
-        <w:t>fusion</w:t>
-      </w:r>
-      <w:proofErr w:type="spellEnd"/>
-      <w:r>
-        <w:rPr>
-          <w:lang w:bidi="ru-RU"/>
-        </w:rPr>
-        <w:t>) признаков.</w:t>
+        <w:t>Разработан модуль формирования аналитических отчётов на основе эвристического объединения (late fusion) признаков.</w:t>
       </w:r>
     </w:p>
     <w:p>
@@ -26102,35 +23870,35 @@
           <w:lang w:bidi="ru-RU"/>
         </w:rPr>
         <w:lastRenderedPageBreak/>
-        <w:t xml:space="preserve">Обеспечена интеграция всех компонентов системы с использованием </w:t>
-      </w:r>
-      <w:proofErr w:type="spellStart"/>
-      <w:r>
+        <w:t>Обеспечена интеграция всех компонентов системы с использованием Docker Compose и проведено комплексное тестирование основных сценариев работы.</w:t>
+      </w:r>
+    </w:p>
+    <w:p>
+      <w:pPr>
+        <w:contextualSpacing/>
         <w:rPr>
           <w:lang w:bidi="ru-RU"/>
         </w:rPr>
-        <w:t>Docker</w:t>
-      </w:r>
-      <w:proofErr w:type="spellEnd"/>
+      </w:pPr>
       <w:r>
         <w:rPr>
           <w:lang w:bidi="ru-RU"/>
         </w:rPr>
-        <w:t xml:space="preserve"> </w:t>
-      </w:r>
-      <w:proofErr w:type="spellStart"/>
-      <w:r>
+        <w:t>Цель работы и поставленные задачи выполнены в полном объёме. Результаты тестирования подтвердили корректность функционирования разработанных модулей, устойчивость обмена данными в реальном времени, стабильность механизмов аутентификации и корректность формирования структурированных аналитических отчётов.</w:t>
+      </w:r>
+    </w:p>
+    <w:p>
+      <w:pPr>
+        <w:contextualSpacing/>
         <w:rPr>
           <w:lang w:bidi="ru-RU"/>
         </w:rPr>
-        <w:t>Compose</w:t>
-      </w:r>
-      <w:proofErr w:type="spellEnd"/>
+      </w:pPr>
       <w:r>
         <w:rPr>
           <w:lang w:bidi="ru-RU"/>
         </w:rPr>
-        <w:t xml:space="preserve"> и проведено комплексное тестирование основных сценариев работы.</w:t>
+        <w:t>Разработанный программный комплекс демонстрирует готовность к внедрению в HR-процессы современных организаций. Модульная архитектура и использование открытых технологий позволяют снизить затраты на лицензирование, обеспечить соответствие требованиям законодательства в области обработки персональных данных, а также обеспечить масштабируемость системы.</w:t>
       </w:r>
     </w:p>
     <w:p>
@@ -26144,63 +23912,7 @@
         <w:rPr>
           <w:lang w:bidi="ru-RU"/>
         </w:rPr>
-        <w:t>Цель работы и поставленные задачи выполнены в полном объёме. Результаты тестирования подтвердили корректность функционирования разработанных модулей, устойчивость обмена данными в реальном времени, стабильность механизмов аутентификации и корректность формирования структурированных аналитических отчётов.</w:t>
-      </w:r>
-    </w:p>
-    <w:p>
-      <w:pPr>
-        <w:contextualSpacing/>
-        <w:rPr>
-          <w:lang w:bidi="ru-RU"/>
-        </w:rPr>
-      </w:pPr>
-      <w:r>
-        <w:rPr>
-          <w:lang w:bidi="ru-RU"/>
-        </w:rPr>
-        <w:t>Разработанный программный комплекс демонстрирует готовность к внедрению в HR-процессы современных организаций. Модульная архитектура и использование открытых технологий позволяют снизить затраты на лицензирование, обеспечить соответствие требованиям законодательства в области обработки персональных данных, а также обеспечить масштабируемость системы.</w:t>
-      </w:r>
-    </w:p>
-    <w:p>
-      <w:pPr>
-        <w:contextualSpacing/>
-        <w:rPr>
-          <w:lang w:bidi="ru-RU"/>
-        </w:rPr>
-      </w:pPr>
-      <w:r>
-        <w:rPr>
-          <w:lang w:bidi="ru-RU"/>
-        </w:rPr>
-        <w:t xml:space="preserve">Перспективы дальнейшего развития проекта включают замену эвристического механизма формирования отчётов на нейросетевую модель агрегации признаков, оптимизацию потоковой </w:t>
-      </w:r>
-      <w:proofErr w:type="spellStart"/>
-      <w:r>
-        <w:rPr>
-          <w:lang w:bidi="ru-RU"/>
-        </w:rPr>
-        <w:t>транскрибации</w:t>
-      </w:r>
-      <w:proofErr w:type="spellEnd"/>
-      <w:r>
-        <w:rPr>
-          <w:lang w:bidi="ru-RU"/>
-        </w:rPr>
-        <w:t xml:space="preserve"> речи (</w:t>
-      </w:r>
-      <w:proofErr w:type="spellStart"/>
-      <w:r>
-        <w:rPr>
-          <w:lang w:bidi="ru-RU"/>
-        </w:rPr>
-        <w:t>streaming</w:t>
-      </w:r>
-      <w:proofErr w:type="spellEnd"/>
-      <w:r>
-        <w:rPr>
-          <w:lang w:bidi="ru-RU"/>
-        </w:rPr>
-        <w:t xml:space="preserve"> ASR), реализацию функции записи и последующего анализа видеоконференций, а также расширение аналитических метрик за счёт интеграции с корпоративными HRM-системами и инструментами управления проектами.</w:t>
+        <w:t>Перспективы дальнейшего развития проекта включают замену эвристического механизма формирования отчётов на нейросетевую модель агрегации признаков, оптимизацию потоковой транскрибации речи (streaming ASR), реализацию функции записи и последующего анализа видеоконференций, а также расширение аналитических метрик за счёт интеграции с корпоративными HRM-системами и инструментами управления проектами.</w:t>
       </w:r>
     </w:p>
     <w:p>
@@ -26231,16 +23943,16 @@
           <w:numId w:val="0"/>
         </w:numPr>
       </w:pPr>
-      <w:bookmarkStart w:id="65" w:name="_Toc229071492"/>
-      <w:bookmarkStart w:id="66" w:name="_Toc229467897"/>
-      <w:bookmarkStart w:id="67" w:name="_Toc232928785"/>
+      <w:bookmarkStart w:id="68" w:name="_Toc229071492"/>
+      <w:bookmarkStart w:id="69" w:name="_Toc229467897"/>
+      <w:bookmarkStart w:id="70" w:name="_Toc233140245"/>
       <w:r>
         <w:lastRenderedPageBreak/>
         <w:t>СПИСОК ИСПОЛЬЗОВАННЫХ ИСТОЧНИКОВ</w:t>
       </w:r>
-      <w:bookmarkEnd w:id="65"/>
-      <w:bookmarkEnd w:id="66"/>
-      <w:bookmarkEnd w:id="67"/>
+      <w:bookmarkEnd w:id="68"/>
+      <w:bookmarkEnd w:id="69"/>
+      <w:bookmarkEnd w:id="70"/>
     </w:p>
     <w:p>
       <w:pPr>
@@ -26254,31 +23966,15 @@
           <w:lang w:val="en-US" w:bidi="ru-RU"/>
         </w:rPr>
       </w:pPr>
-      <w:bookmarkStart w:id="68" w:name="_Ref229768210"/>
+      <w:bookmarkStart w:id="71" w:name="_Ref229768210"/>
       <w:r>
         <w:rPr>
           <w:rFonts w:cs="Times New Roman"/>
           <w:lang w:val="en-US" w:bidi="ru-RU"/>
         </w:rPr>
-        <w:t xml:space="preserve">Goodfellow I., Bengio Y., Courville A. Deep Learning. – </w:t>
-      </w:r>
-      <w:proofErr w:type="gramStart"/>
-      <w:r>
-        <w:rPr>
-          <w:rFonts w:cs="Times New Roman"/>
-          <w:lang w:val="en-US" w:bidi="ru-RU"/>
-        </w:rPr>
-        <w:t>Cambridge :</w:t>
-      </w:r>
-      <w:proofErr w:type="gramEnd"/>
-      <w:r>
-        <w:rPr>
-          <w:rFonts w:cs="Times New Roman"/>
-          <w:lang w:val="en-US" w:bidi="ru-RU"/>
-        </w:rPr>
-        <w:t xml:space="preserve"> MIT Press, 2016. – 800 p. – ISBN 978-0-262-03561-3.</w:t>
-      </w:r>
-      <w:bookmarkEnd w:id="68"/>
+        <w:t>Goodfellow I., Bengio Y., Courville A. Deep Learning. – Cambridge : MIT Press, 2016. – 800 p. – ISBN 978-0-262-03561-3.</w:t>
+      </w:r>
+      <w:bookmarkEnd w:id="71"/>
     </w:p>
     <w:p>
       <w:pPr>
@@ -26292,53 +23988,12 @@
           <w:lang w:val="en-US" w:bidi="ru-RU"/>
         </w:rPr>
       </w:pPr>
-      <w:proofErr w:type="spellStart"/>
       <w:r>
         <w:rPr>
           <w:rFonts w:cs="Times New Roman"/>
           <w:lang w:val="en-US" w:bidi="ru-RU"/>
         </w:rPr>
-        <w:t>Bradski</w:t>
-      </w:r>
-      <w:proofErr w:type="spellEnd"/>
-      <w:r>
-        <w:rPr>
-          <w:rFonts w:cs="Times New Roman"/>
-          <w:lang w:val="en-US" w:bidi="ru-RU"/>
-        </w:rPr>
-        <w:t xml:space="preserve"> G., </w:t>
-      </w:r>
-      <w:proofErr w:type="spellStart"/>
-      <w:r>
-        <w:rPr>
-          <w:rFonts w:cs="Times New Roman"/>
-          <w:lang w:val="en-US" w:bidi="ru-RU"/>
-        </w:rPr>
-        <w:t>Kaehler</w:t>
-      </w:r>
-      <w:proofErr w:type="spellEnd"/>
-      <w:r>
-        <w:rPr>
-          <w:rFonts w:cs="Times New Roman"/>
-          <w:lang w:val="en-US" w:bidi="ru-RU"/>
-        </w:rPr>
-        <w:t xml:space="preserve"> A. Learning OpenCV: Computer Vision with the OpenCV Library. – </w:t>
-      </w:r>
-      <w:proofErr w:type="gramStart"/>
-      <w:r>
-        <w:rPr>
-          <w:rFonts w:cs="Times New Roman"/>
-          <w:lang w:val="en-US" w:bidi="ru-RU"/>
-        </w:rPr>
-        <w:t>Sebastopol :</w:t>
-      </w:r>
-      <w:proofErr w:type="gramEnd"/>
-      <w:r>
-        <w:rPr>
-          <w:rFonts w:cs="Times New Roman"/>
-          <w:lang w:val="en-US" w:bidi="ru-RU"/>
-        </w:rPr>
-        <w:t xml:space="preserve"> O’Reilly Media, 2008. – 555 p. – ISBN 978-0-596-51613-0.</w:t>
+        <w:t>Bradski G., Kaehler A. Learning OpenCV: Computer Vision with the OpenCV Library. – Sebastopol : O’Reilly Media, 2008. – 555 p. – ISBN 978-0-596-51613-0.</w:t>
       </w:r>
     </w:p>
     <w:p>
@@ -26353,79 +24008,15 @@
           <w:lang w:val="en-US" w:bidi="ru-RU"/>
         </w:rPr>
       </w:pPr>
-      <w:bookmarkStart w:id="69" w:name="_Ref229768499"/>
+      <w:bookmarkStart w:id="72" w:name="_Ref229768499"/>
       <w:r>
         <w:rPr>
           <w:rFonts w:cs="Times New Roman"/>
           <w:lang w:val="en-US" w:bidi="ru-RU"/>
         </w:rPr>
-        <w:t xml:space="preserve">Vaswani A., </w:t>
-      </w:r>
-      <w:proofErr w:type="spellStart"/>
-      <w:r>
-        <w:rPr>
-          <w:rFonts w:cs="Times New Roman"/>
-          <w:lang w:val="en-US" w:bidi="ru-RU"/>
-        </w:rPr>
-        <w:t>Shazeer</w:t>
-      </w:r>
-      <w:proofErr w:type="spellEnd"/>
-      <w:r>
-        <w:rPr>
-          <w:rFonts w:cs="Times New Roman"/>
-          <w:lang w:val="en-US" w:bidi="ru-RU"/>
-        </w:rPr>
-        <w:t xml:space="preserve"> N., Parmar N. et al. Attention Is All You Need // Advances in Neural Information Processing Systems (</w:t>
-      </w:r>
-      <w:proofErr w:type="spellStart"/>
-      <w:r>
-        <w:rPr>
-          <w:rFonts w:cs="Times New Roman"/>
-          <w:lang w:val="en-US" w:bidi="ru-RU"/>
-        </w:rPr>
-        <w:t>NeurIPS</w:t>
-      </w:r>
-      <w:proofErr w:type="spellEnd"/>
-      <w:r>
-        <w:rPr>
-          <w:rFonts w:cs="Times New Roman"/>
-          <w:lang w:val="en-US" w:bidi="ru-RU"/>
-        </w:rPr>
-        <w:t>). – 2017. – Vol. 30. – URL: https://arxiv.org/abs/1706.03762 (</w:t>
-      </w:r>
-      <w:proofErr w:type="spellStart"/>
-      <w:r>
-        <w:rPr>
-          <w:rFonts w:cs="Times New Roman"/>
-          <w:lang w:val="en-US" w:bidi="ru-RU"/>
-        </w:rPr>
-        <w:t>дата</w:t>
-      </w:r>
-      <w:proofErr w:type="spellEnd"/>
-      <w:r>
-        <w:rPr>
-          <w:rFonts w:cs="Times New Roman"/>
-          <w:lang w:val="en-US" w:bidi="ru-RU"/>
-        </w:rPr>
-        <w:t xml:space="preserve"> </w:t>
-      </w:r>
-      <w:proofErr w:type="spellStart"/>
-      <w:r>
-        <w:rPr>
-          <w:rFonts w:cs="Times New Roman"/>
-          <w:lang w:val="en-US" w:bidi="ru-RU"/>
-        </w:rPr>
-        <w:t>обращения</w:t>
-      </w:r>
-      <w:proofErr w:type="spellEnd"/>
-      <w:r>
-        <w:rPr>
-          <w:rFonts w:cs="Times New Roman"/>
-          <w:lang w:val="en-US" w:bidi="ru-RU"/>
-        </w:rPr>
-        <w:t>: 10.05.2026).</w:t>
-      </w:r>
-      <w:bookmarkEnd w:id="69"/>
+        <w:t>Vaswani A., Shazeer N., Parmar N. et al. Attention Is All You Need // Advances in Neural Information Processing Systems (NeurIPS). – 2017. – Vol. 30. – URL: https://arxiv.org/abs/1706.03762 (дата обращения: 10.05.2026).</w:t>
+      </w:r>
+      <w:bookmarkEnd w:id="72"/>
     </w:p>
     <w:p>
       <w:pPr>
@@ -26439,47 +24030,15 @@
           <w:lang w:val="en-US" w:bidi="ru-RU"/>
         </w:rPr>
       </w:pPr>
-      <w:bookmarkStart w:id="70" w:name="_Ref229768546"/>
+      <w:bookmarkStart w:id="73" w:name="_Ref229768546"/>
       <w:r>
         <w:rPr>
           <w:rFonts w:cs="Times New Roman"/>
           <w:lang w:val="en-US" w:bidi="ru-RU"/>
         </w:rPr>
-        <w:t>Radford A., Kim J. W., Xu T. et al. Robust Speech Recognition via Large-Scale Weak Supervision // Proceedings of the 40th International Conference on Machine Learning (ICML). – 2023. – URL: https://arxiv.org/abs/2212.04356 (</w:t>
-      </w:r>
-      <w:proofErr w:type="spellStart"/>
-      <w:r>
-        <w:rPr>
-          <w:rFonts w:cs="Times New Roman"/>
-          <w:lang w:val="en-US" w:bidi="ru-RU"/>
-        </w:rPr>
-        <w:t>дата</w:t>
-      </w:r>
-      <w:proofErr w:type="spellEnd"/>
-      <w:r>
-        <w:rPr>
-          <w:rFonts w:cs="Times New Roman"/>
-          <w:lang w:val="en-US" w:bidi="ru-RU"/>
-        </w:rPr>
-        <w:t xml:space="preserve"> </w:t>
-      </w:r>
-      <w:proofErr w:type="spellStart"/>
-      <w:r>
-        <w:rPr>
-          <w:rFonts w:cs="Times New Roman"/>
-          <w:lang w:val="en-US" w:bidi="ru-RU"/>
-        </w:rPr>
-        <w:t>обращения</w:t>
-      </w:r>
-      <w:proofErr w:type="spellEnd"/>
-      <w:r>
-        <w:rPr>
-          <w:rFonts w:cs="Times New Roman"/>
-          <w:lang w:val="en-US" w:bidi="ru-RU"/>
-        </w:rPr>
-        <w:t>: 10.05.2026).</w:t>
-      </w:r>
-      <w:bookmarkEnd w:id="70"/>
+        <w:t>Radford A., Kim J. W., Xu T. et al. Robust Speech Recognition via Large-Scale Weak Supervision // Proceedings of the 40th International Conference on Machine Learning (ICML). – 2023. – URL: https://arxiv.org/abs/2212.04356 (дата обращения: 10.05.2026).</w:t>
+      </w:r>
+      <w:bookmarkEnd w:id="73"/>
     </w:p>
     <w:p>
       <w:pPr>
@@ -26493,63 +24052,15 @@
           <w:lang w:val="en-US" w:bidi="ru-RU"/>
         </w:rPr>
       </w:pPr>
-      <w:bookmarkStart w:id="71" w:name="_Ref229768313"/>
+      <w:bookmarkStart w:id="74" w:name="_Ref229768313"/>
       <w:r>
         <w:rPr>
           <w:rFonts w:cs="Times New Roman"/>
           <w:lang w:val="en-US" w:bidi="ru-RU"/>
         </w:rPr>
-        <w:t xml:space="preserve">Zhang K., Zhang Z., Li Z., </w:t>
-      </w:r>
-      <w:proofErr w:type="spellStart"/>
-      <w:r>
-        <w:rPr>
-          <w:rFonts w:cs="Times New Roman"/>
-          <w:lang w:val="en-US" w:bidi="ru-RU"/>
-        </w:rPr>
-        <w:t>Qiao</w:t>
-      </w:r>
-      <w:proofErr w:type="spellEnd"/>
-      <w:r>
-        <w:rPr>
-          <w:rFonts w:cs="Times New Roman"/>
-          <w:lang w:val="en-US" w:bidi="ru-RU"/>
-        </w:rPr>
-        <w:t xml:space="preserve"> Y. Joint Face Detection and Alignment Using Multi-Task Cascaded Convolutional Networks // IEEE Signal Processing Letters. – 2016. – Vol. 23, № 10. – P. 1499–1503. – URL: https://arxiv.org/abs/1604.02878 (</w:t>
-      </w:r>
-      <w:proofErr w:type="spellStart"/>
-      <w:r>
-        <w:rPr>
-          <w:rFonts w:cs="Times New Roman"/>
-          <w:lang w:val="en-US" w:bidi="ru-RU"/>
-        </w:rPr>
-        <w:t>дата</w:t>
-      </w:r>
-      <w:proofErr w:type="spellEnd"/>
-      <w:r>
-        <w:rPr>
-          <w:rFonts w:cs="Times New Roman"/>
-          <w:lang w:val="en-US" w:bidi="ru-RU"/>
-        </w:rPr>
-        <w:t xml:space="preserve"> </w:t>
-      </w:r>
-      <w:proofErr w:type="spellStart"/>
-      <w:r>
-        <w:rPr>
-          <w:rFonts w:cs="Times New Roman"/>
-          <w:lang w:val="en-US" w:bidi="ru-RU"/>
-        </w:rPr>
-        <w:t>обращения</w:t>
-      </w:r>
-      <w:proofErr w:type="spellEnd"/>
-      <w:r>
-        <w:rPr>
-          <w:rFonts w:cs="Times New Roman"/>
-          <w:lang w:val="en-US" w:bidi="ru-RU"/>
-        </w:rPr>
-        <w:t>: 10.05.2026).</w:t>
-      </w:r>
-      <w:bookmarkEnd w:id="71"/>
+        <w:t>Zhang K., Zhang Z., Li Z., Qiao Y. Joint Face Detection and Alignment Using Multi-Task Cascaded Convolutional Networks // IEEE Signal Processing Letters. – 2016. – Vol. 23, № 10. – P. 1499–1503. – URL: https://arxiv.org/abs/1604.02878 (дата обращения: 10.05.2026).</w:t>
+      </w:r>
+      <w:bookmarkEnd w:id="74"/>
     </w:p>
     <w:p>
       <w:pPr>
@@ -26563,72 +24074,15 @@
           <w:lang w:val="en-US" w:bidi="ru-RU"/>
         </w:rPr>
       </w:pPr>
-      <w:bookmarkStart w:id="72" w:name="_Ref229768360"/>
-      <w:proofErr w:type="spellStart"/>
+      <w:bookmarkStart w:id="75" w:name="_Ref229768360"/>
       <w:r>
         <w:rPr>
           <w:rFonts w:cs="Times New Roman"/>
           <w:lang w:val="en-US" w:bidi="ru-RU"/>
         </w:rPr>
-        <w:t>Parkhi</w:t>
-      </w:r>
-      <w:proofErr w:type="spellEnd"/>
-      <w:r>
-        <w:rPr>
-          <w:rFonts w:cs="Times New Roman"/>
-          <w:lang w:val="en-US" w:bidi="ru-RU"/>
-        </w:rPr>
-        <w:t xml:space="preserve"> O. M., </w:t>
-      </w:r>
-      <w:proofErr w:type="spellStart"/>
-      <w:r>
-        <w:rPr>
-          <w:rFonts w:cs="Times New Roman"/>
-          <w:lang w:val="en-US" w:bidi="ru-RU"/>
-        </w:rPr>
-        <w:t>Vedaldi</w:t>
-      </w:r>
-      <w:proofErr w:type="spellEnd"/>
-      <w:r>
-        <w:rPr>
-          <w:rFonts w:cs="Times New Roman"/>
-          <w:lang w:val="en-US" w:bidi="ru-RU"/>
-        </w:rPr>
-        <w:t xml:space="preserve"> A., Zisserman A. Deep Face Recognition // Proceedings of the British Machine Vision Conference (BMVC). – 2015. – URL: https://www.robots.ox.ac.uk/~vgg/publications/2015/Parkhi15/parkhi15.pdf (</w:t>
-      </w:r>
-      <w:proofErr w:type="spellStart"/>
-      <w:r>
-        <w:rPr>
-          <w:rFonts w:cs="Times New Roman"/>
-          <w:lang w:val="en-US" w:bidi="ru-RU"/>
-        </w:rPr>
-        <w:t>дата</w:t>
-      </w:r>
-      <w:proofErr w:type="spellEnd"/>
-      <w:r>
-        <w:rPr>
-          <w:rFonts w:cs="Times New Roman"/>
-          <w:lang w:val="en-US" w:bidi="ru-RU"/>
-        </w:rPr>
-        <w:t xml:space="preserve"> </w:t>
-      </w:r>
-      <w:proofErr w:type="spellStart"/>
-      <w:r>
-        <w:rPr>
-          <w:rFonts w:cs="Times New Roman"/>
-          <w:lang w:val="en-US" w:bidi="ru-RU"/>
-        </w:rPr>
-        <w:t>обращения</w:t>
-      </w:r>
-      <w:proofErr w:type="spellEnd"/>
-      <w:r>
-        <w:rPr>
-          <w:rFonts w:cs="Times New Roman"/>
-          <w:lang w:val="en-US" w:bidi="ru-RU"/>
-        </w:rPr>
-        <w:t>: 10.05.2026).</w:t>
-      </w:r>
-      <w:bookmarkEnd w:id="72"/>
+        <w:t>Parkhi O. M., Vedaldi A., Zisserman A. Deep Face Recognition // Proceedings of the British Machine Vision Conference (BMVC). – 2015. – URL: https://www.robots.ox.ac.uk/~vgg/publications/2015/Parkhi15/parkhi15.pdf (дата обращения: 10.05.2026).</w:t>
+      </w:r>
+      <w:bookmarkEnd w:id="75"/>
     </w:p>
     <w:p>
       <w:pPr>
@@ -26642,7 +24096,7 @@
           <w:lang w:val="en-US" w:bidi="ru-RU"/>
         </w:rPr>
       </w:pPr>
-      <w:bookmarkStart w:id="73" w:name="_Ref229768249"/>
+      <w:bookmarkStart w:id="76" w:name="_Ref229768249"/>
       <w:r>
         <w:rPr>
           <w:rFonts w:cs="Times New Roman"/>
@@ -26650,7 +24104,7 @@
         </w:rPr>
         <w:t>Ekman P. An Argument for Basic Emotions // Cognition and Emotion. – 1992. – Vol. 6, № 3–4. – P. 169–200.</w:t>
       </w:r>
-      <w:bookmarkEnd w:id="73"/>
+      <w:bookmarkEnd w:id="76"/>
     </w:p>
     <w:p>
       <w:pPr>
@@ -26664,7 +24118,7 @@
           <w:lang w:val="en-US" w:bidi="ru-RU"/>
         </w:rPr>
       </w:pPr>
-      <w:bookmarkStart w:id="74" w:name="_Ref229768434"/>
+      <w:bookmarkStart w:id="77" w:name="_Ref229768434"/>
       <w:r>
         <w:rPr>
           <w:rFonts w:cs="Times New Roman"/>
@@ -26679,7 +24133,6 @@
         </w:rPr>
         <w:t xml:space="preserve"> </w:t>
       </w:r>
-      <w:proofErr w:type="spellStart"/>
       <w:r>
         <w:rPr>
           <w:rFonts w:cs="Times New Roman"/>
@@ -26687,7 +24140,6 @@
         </w:rPr>
         <w:t>MediaPipe</w:t>
       </w:r>
-      <w:proofErr w:type="spellEnd"/>
       <w:r>
         <w:rPr>
           <w:rFonts w:cs="Times New Roman"/>
@@ -26709,7 +24161,6 @@
         </w:rPr>
         <w:t xml:space="preserve"> </w:t>
       </w:r>
-      <w:proofErr w:type="spellStart"/>
       <w:r>
         <w:rPr>
           <w:rFonts w:cs="Times New Roman"/>
@@ -26717,7 +24168,6 @@
         </w:rPr>
         <w:t>Landmarker</w:t>
       </w:r>
-      <w:proofErr w:type="spellEnd"/>
       <w:r>
         <w:rPr>
           <w:rFonts w:cs="Times New Roman"/>
@@ -26921,7 +24371,7 @@
         </w:rPr>
         <w:t>: 10.05.2026).</w:t>
       </w:r>
-      <w:bookmarkEnd w:id="74"/>
+      <w:bookmarkEnd w:id="77"/>
     </w:p>
     <w:p>
       <w:pPr>
@@ -27201,7 +24651,7 @@
 
 <file path=word/comments.xml><?xml version="1.0" encoding="utf-8"?>
 <w:comments xmlns:wpc="http://schemas.microsoft.com/office/word/2010/wordprocessingCanvas" xmlns:cx="http://schemas.microsoft.com/office/drawing/2014/chartex" xmlns:cx1="http://schemas.microsoft.com/office/drawing/2015/9/8/chartex" xmlns:cx2="http://schemas.microsoft.com/office/drawing/2015/10/21/chartex" xmlns:cx3="http://schemas.microsoft.com/office/drawing/2016/5/9/chartex" xmlns:cx4="http://schemas.microsoft.com/office/drawing/2016/5/10/chartex" xmlns:cx5="http://schemas.microsoft.com/office/drawing/2016/5/11/chartex" xmlns:cx6="http://schemas.microsoft.com/office/drawing/2016/5/12/chartex" xmlns:cx7="http://schemas.microsoft.com/office/drawing/2016/5/13/chartex" xmlns:cx8="http://schemas.microsoft.com/office/drawing/2016/5/14/chartex" xmlns:mc="http://schemas.openxmlformats.org/markup-compatibility/2006" xmlns:aink="http://schemas.microsoft.com/office/drawing/2016/ink" xmlns:am3d="http://schemas.microsoft.com/office/drawing/2017/model3d" xmlns:o="urn:schemas-microsoft-com:office:office" xmlns:oel="http://schemas.microsoft.com/office/2019/extlst" xmlns:r="http://schemas.openxmlformats.org/officeDocument/2006/relationships" xmlns:m="http://schemas.openxmlformats.org/officeDocument/2006/math" xmlns:v="urn:schemas-microsoft-com:vml" xmlns:wp14="http://schemas.microsoft.com/office/word/2010/wordprocessingDrawing" xmlns:wp="http://schemas.openxmlformats.org/drawingml/2006/wordprocessingDrawing" xmlns:w10="urn:schemas-microsoft-com:office:word" xmlns:w="http://schemas.openxmlformats.org/wordprocessingml/2006/main" xmlns:w14="http://schemas.microsoft.com/office/word/2010/wordml" xmlns:w15="http://schemas.microsoft.com/office/word/2012/wordml" xmlns:w16cex="http://schemas.microsoft.com/office/word/2018/wordml/cex" xmlns:w16cid="http://schemas.microsoft.com/office/word/2016/wordml/cid" xmlns:w16="http://schemas.microsoft.com/office/word/2018/wordml" xmlns:w16sdtdh="http://schemas.microsoft.com/office/word/2020/wordml/sdtdatahash" xmlns:w16se="http://schemas.microsoft.com/office/word/2015/wordml/symex" xmlns:wpg="http://schemas.microsoft.com/office/word/2010/wordprocessingGroup" xmlns:wpi="http://schemas.microsoft.com/office/word/2010/wordprocessingInk" xmlns:wne="http://schemas.microsoft.com/office/word/2006/wordml" xmlns:wps="http://schemas.microsoft.com/office/word/2010/wordprocessingShape" mc:Ignorable="w14 w15 w16se w16cid w16 w16cex w16sdtdh wp14">
-  <w:comment w:id="36" w:author="Горбунов Дмитрий Владимирович" w:date="2026-06-18T13:36:00Z" w:initials="ГДВ">
+  <w:comment w:id="39" w:author="Горбунов Дмитрий Владимирович" w:date="2026-06-18T13:36:00Z" w:initials="ГДВ">
     <w:p>
       <w:pPr>
         <w:pStyle w:val="aff0"/>
@@ -27223,7 +24673,7 @@
       </w:r>
     </w:p>
   </w:comment>
-  <w:comment w:id="46" w:author="Горбунов Дмитрий Владимирович" w:date="2026-06-18T13:36:00Z" w:initials="ГДВ">
+  <w:comment w:id="49" w:author="Горбунов Дмитрий Владимирович" w:date="2026-06-18T13:36:00Z" w:initials="ГДВ">
     <w:p>
       <w:pPr>
         <w:pStyle w:val="aff0"/>

--- a/вкр/Диплом черн Демьянцев Виталий Владиславич (1).docx
+++ b/вкр/Диплом черн Демьянцев Виталий Владиславич (1).docx
@@ -114,7 +114,6 @@
     </w:p>
     <w:p>
       <w:pPr>
-        <w:spacing w:line="240" w:lineRule="auto"/>
         <w:ind w:firstLine="0"/>
         <w:jc w:val="center"/>
         <w:rPr>
@@ -131,20 +130,8 @@
           <w:lang w:eastAsia="en-US"/>
           <w14:ligatures w14:val="standardContextual"/>
         </w:rPr>
-        <w:t>Кафедра «Автоматизированные системы обработки информации и управления»</w:t>
-      </w:r>
-    </w:p>
-    <w:p>
-      <w:pPr>
-        <w:ind w:firstLine="0"/>
-        <w:jc w:val="center"/>
-        <w:rPr>
-          <w:rFonts w:ascii="Times New Roman" w:eastAsia="Calibri" w:hAnsi="Times New Roman" w:cs="Times New Roman"/>
-          <w:kern w:val="2"/>
-          <w:lang w:eastAsia="en-US"/>
-          <w14:ligatures w14:val="standardContextual"/>
-        </w:rPr>
-      </w:pPr>
+        <w:t>Кафедра автоматизированных систем обработки информации и управления</w:t>
+      </w:r>
     </w:p>
     <w:p>
       <w:pPr>
@@ -187,6 +174,8 @@
         <w:jc w:val="center"/>
         <w:rPr>
           <w:rFonts w:ascii="Times New Roman" w:eastAsia="Calibri" w:hAnsi="Times New Roman" w:cs="Times New Roman"/>
+          <w:b/>
+          <w:bCs/>
           <w:color w:val="000000"/>
           <w:u w:val="single"/>
         </w:rPr>
@@ -194,6 +183,8 @@
       <w:r>
         <w:rPr>
           <w:rFonts w:ascii="Times New Roman" w:eastAsia="Calibri" w:hAnsi="Times New Roman" w:cs="Times New Roman"/>
+          <w:b/>
+          <w:bCs/>
           <w:color w:val="000000"/>
           <w:u w:val="single"/>
         </w:rPr>
@@ -364,6 +355,15 @@
           <w14:ligatures w14:val="standardContextual"/>
         </w:rPr>
         <w:t>К.т.н.,</w:t>
+      </w:r>
+      <w:r>
+        <w:rPr>
+          <w:rFonts w:ascii="Times New Roman" w:eastAsia="Calibri" w:hAnsi="Times New Roman" w:cs="Times New Roman"/>
+          <w:kern w:val="2"/>
+          <w:lang w:eastAsia="en-US"/>
+          <w14:ligatures w14:val="standardContextual"/>
+        </w:rPr>
+        <w:t xml:space="preserve"> доцент</w:t>
       </w:r>
     </w:p>
     <w:p>
@@ -1773,6 +1773,7 @@
           <w:bdr w:val="nil"/>
         </w:rPr>
       </w:pPr>
+      <w:proofErr w:type="spellStart"/>
       <w:r>
         <w:rPr>
           <w:rFonts w:ascii="Times New Roman" w:eastAsia="Arial Unicode MS" w:hAnsi="Times New Roman" w:cs="Times New Roman"/>
@@ -1782,7 +1783,115 @@
           <w:u w:color="000000"/>
           <w:bdr w:val="nil"/>
         </w:rPr>
-        <w:t xml:space="preserve">Катасев, А. С. Сверточные нейросетеВые МОДЕЛи распознавания эмоций человека ПО ФОТОГРАФИИ / А. С. Катасев, З. Р. Ханова // Вестник Технологического университета. – 2023. – Т. 26, № 4. – С. 76-81. – DOI 10.55421/1998-7072_2023_26_4_76. – EDN MENHPN. </w:t>
+        <w:t>Катасев</w:t>
+      </w:r>
+      <w:proofErr w:type="spellEnd"/>
+      <w:r>
+        <w:rPr>
+          <w:rFonts w:ascii="Times New Roman" w:eastAsia="Arial Unicode MS" w:hAnsi="Times New Roman" w:cs="Times New Roman"/>
+          <w:color w:val="000000"/>
+          <w:sz w:val="24"/>
+          <w:szCs w:val="24"/>
+          <w:u w:color="000000"/>
+          <w:bdr w:val="nil"/>
+        </w:rPr>
+        <w:t xml:space="preserve">, А. С. </w:t>
+      </w:r>
+      <w:proofErr w:type="spellStart"/>
+      <w:r>
+        <w:rPr>
+          <w:rFonts w:ascii="Times New Roman" w:eastAsia="Arial Unicode MS" w:hAnsi="Times New Roman" w:cs="Times New Roman"/>
+          <w:color w:val="000000"/>
+          <w:sz w:val="24"/>
+          <w:szCs w:val="24"/>
+          <w:u w:color="000000"/>
+          <w:bdr w:val="nil"/>
+        </w:rPr>
+        <w:t>Сверточные</w:t>
+      </w:r>
+      <w:proofErr w:type="spellEnd"/>
+      <w:r>
+        <w:rPr>
+          <w:rFonts w:ascii="Times New Roman" w:eastAsia="Arial Unicode MS" w:hAnsi="Times New Roman" w:cs="Times New Roman"/>
+          <w:color w:val="000000"/>
+          <w:sz w:val="24"/>
+          <w:szCs w:val="24"/>
+          <w:u w:color="000000"/>
+          <w:bdr w:val="nil"/>
+        </w:rPr>
+        <w:t xml:space="preserve"> </w:t>
+      </w:r>
+      <w:proofErr w:type="spellStart"/>
+      <w:r>
+        <w:rPr>
+          <w:rFonts w:ascii="Times New Roman" w:eastAsia="Arial Unicode MS" w:hAnsi="Times New Roman" w:cs="Times New Roman"/>
+          <w:color w:val="000000"/>
+          <w:sz w:val="24"/>
+          <w:szCs w:val="24"/>
+          <w:u w:color="000000"/>
+          <w:bdr w:val="nil"/>
+        </w:rPr>
+        <w:t>нейросетеВые</w:t>
+      </w:r>
+      <w:proofErr w:type="spellEnd"/>
+      <w:r>
+        <w:rPr>
+          <w:rFonts w:ascii="Times New Roman" w:eastAsia="Arial Unicode MS" w:hAnsi="Times New Roman" w:cs="Times New Roman"/>
+          <w:color w:val="000000"/>
+          <w:sz w:val="24"/>
+          <w:szCs w:val="24"/>
+          <w:u w:color="000000"/>
+          <w:bdr w:val="nil"/>
+        </w:rPr>
+        <w:t xml:space="preserve"> </w:t>
+      </w:r>
+      <w:proofErr w:type="spellStart"/>
+      <w:r>
+        <w:rPr>
+          <w:rFonts w:ascii="Times New Roman" w:eastAsia="Arial Unicode MS" w:hAnsi="Times New Roman" w:cs="Times New Roman"/>
+          <w:color w:val="000000"/>
+          <w:sz w:val="24"/>
+          <w:szCs w:val="24"/>
+          <w:u w:color="000000"/>
+          <w:bdr w:val="nil"/>
+        </w:rPr>
+        <w:t>МОДЕЛи</w:t>
+      </w:r>
+      <w:proofErr w:type="spellEnd"/>
+      <w:r>
+        <w:rPr>
+          <w:rFonts w:ascii="Times New Roman" w:eastAsia="Arial Unicode MS" w:hAnsi="Times New Roman" w:cs="Times New Roman"/>
+          <w:color w:val="000000"/>
+          <w:sz w:val="24"/>
+          <w:szCs w:val="24"/>
+          <w:u w:color="000000"/>
+          <w:bdr w:val="nil"/>
+        </w:rPr>
+        <w:t xml:space="preserve"> распознавания эмоций человека ПО ФОТОГРАФИИ / А. С. </w:t>
+      </w:r>
+      <w:proofErr w:type="spellStart"/>
+      <w:r>
+        <w:rPr>
+          <w:rFonts w:ascii="Times New Roman" w:eastAsia="Arial Unicode MS" w:hAnsi="Times New Roman" w:cs="Times New Roman"/>
+          <w:color w:val="000000"/>
+          <w:sz w:val="24"/>
+          <w:szCs w:val="24"/>
+          <w:u w:color="000000"/>
+          <w:bdr w:val="nil"/>
+        </w:rPr>
+        <w:t>Катасев</w:t>
+      </w:r>
+      <w:proofErr w:type="spellEnd"/>
+      <w:r>
+        <w:rPr>
+          <w:rFonts w:ascii="Times New Roman" w:eastAsia="Arial Unicode MS" w:hAnsi="Times New Roman" w:cs="Times New Roman"/>
+          <w:color w:val="000000"/>
+          <w:sz w:val="24"/>
+          <w:szCs w:val="24"/>
+          <w:u w:color="000000"/>
+          <w:bdr w:val="nil"/>
+        </w:rPr>
+        <w:t xml:space="preserve">, З. Р. Ханова // Вестник Технологического университета. – 2023. – Т. 26, № 4. – С. 76-81. – DOI 10.55421/1998-7072_2023_26_4_76. – EDN MENHPN. </w:t>
       </w:r>
     </w:p>
     <w:p>
@@ -1815,7 +1924,31 @@
           <w:u w:color="000000"/>
           <w:bdr w:val="nil"/>
         </w:rPr>
-        <w:t>Семенюк, В. В. Разработка алгоритма распознавания эмоций человека с использованием сверточной нейронной сети средствами Python / В. В. Семенюк, М. В. Складчиков // Инженерный вестник Дона. – 2023. – № 12(108). – С. 231-245. – EDN TBESZT.</w:t>
+        <w:t xml:space="preserve">Семенюк, В. В. Разработка алгоритма распознавания эмоций человека с использованием </w:t>
+      </w:r>
+      <w:proofErr w:type="spellStart"/>
+      <w:r>
+        <w:rPr>
+          <w:rFonts w:ascii="Times New Roman" w:eastAsia="Arial Unicode MS" w:hAnsi="Times New Roman" w:cs="Times New Roman"/>
+          <w:color w:val="000000"/>
+          <w:sz w:val="24"/>
+          <w:szCs w:val="24"/>
+          <w:u w:color="000000"/>
+          <w:bdr w:val="nil"/>
+        </w:rPr>
+        <w:t>сверточной</w:t>
+      </w:r>
+      <w:proofErr w:type="spellEnd"/>
+      <w:r>
+        <w:rPr>
+          <w:rFonts w:ascii="Times New Roman" w:eastAsia="Arial Unicode MS" w:hAnsi="Times New Roman" w:cs="Times New Roman"/>
+          <w:color w:val="000000"/>
+          <w:sz w:val="24"/>
+          <w:szCs w:val="24"/>
+          <w:u w:color="000000"/>
+          <w:bdr w:val="nil"/>
+        </w:rPr>
+        <w:t xml:space="preserve"> нейронной сети средствами Python / В. В. Семенюк, М. В. Складчиков // Инженерный вестник Дона. – 2023. – № 12(108). – С. 231-245. – EDN TBESZT.</w:t>
       </w:r>
     </w:p>
     <w:p>
@@ -2162,8 +2295,21 @@
           <w:bdr w:val="nil"/>
         </w:rPr>
         <w:tab/>
-        <w:t>/К.И. Бушмелева</w:t>
-      </w:r>
+        <w:t xml:space="preserve">/К.И. </w:t>
+      </w:r>
+      <w:proofErr w:type="spellStart"/>
+      <w:r>
+        <w:rPr>
+          <w:rFonts w:ascii="Times New Roman" w:eastAsia="Arial Unicode MS" w:hAnsi="Times New Roman" w:cs="Times New Roman"/>
+          <w:color w:val="000000"/>
+          <w:sz w:val="24"/>
+          <w:szCs w:val="24"/>
+          <w:u w:color="000000"/>
+          <w:bdr w:val="nil"/>
+        </w:rPr>
+        <w:t>Бушмелева</w:t>
+      </w:r>
+      <w:proofErr w:type="spellEnd"/>
       <w:r>
         <w:rPr>
           <w:rFonts w:ascii="Times New Roman" w:eastAsia="Arial Unicode MS" w:hAnsi="Times New Roman" w:cs="Arial Unicode MS"/>
@@ -2678,7 +2824,15 @@
     </w:p>
     <w:p>
       <w:r>
-        <w:t>CNN – свёрточная нейронная сеть</w:t>
+        <w:t xml:space="preserve">CNN – </w:t>
+      </w:r>
+      <w:proofErr w:type="spellStart"/>
+      <w:r>
+        <w:t>свёрточная</w:t>
+      </w:r>
+      <w:proofErr w:type="spellEnd"/>
+      <w:r>
+        <w:t xml:space="preserve"> нейронная сеть</w:t>
       </w:r>
     </w:p>
     <w:p>
@@ -2708,7 +2862,15 @@
     </w:p>
     <w:p>
       <w:r>
-        <w:t>MFCC – мел-частотные кепстральные коэффициенты</w:t>
+        <w:t xml:space="preserve">MFCC – мел-частотные </w:t>
+      </w:r>
+      <w:proofErr w:type="spellStart"/>
+      <w:r>
+        <w:t>кепстральные</w:t>
+      </w:r>
+      <w:proofErr w:type="spellEnd"/>
+      <w:r>
+        <w:t xml:space="preserve"> коэффициенты</w:t>
       </w:r>
     </w:p>
     <w:p>
@@ -5851,11 +6013,117 @@
       <w:r>
         <w:t xml:space="preserve">. </w:t>
       </w:r>
+      <w:proofErr w:type="spellStart"/>
       <w:r>
         <w:rPr>
           <w:lang w:val="en-US"/>
         </w:rPr>
-        <w:t>Ниже рассматриваются основные аналоги и проводится их сравнительный анализ.</w:t>
+        <w:t>Ниже</w:t>
+      </w:r>
+      <w:proofErr w:type="spellEnd"/>
+      <w:r>
+        <w:rPr>
+          <w:lang w:val="en-US"/>
+        </w:rPr>
+        <w:t xml:space="preserve"> </w:t>
+      </w:r>
+      <w:proofErr w:type="spellStart"/>
+      <w:r>
+        <w:rPr>
+          <w:lang w:val="en-US"/>
+        </w:rPr>
+        <w:t>рассматриваются</w:t>
+      </w:r>
+      <w:proofErr w:type="spellEnd"/>
+      <w:r>
+        <w:rPr>
+          <w:lang w:val="en-US"/>
+        </w:rPr>
+        <w:t xml:space="preserve"> </w:t>
+      </w:r>
+      <w:proofErr w:type="spellStart"/>
+      <w:r>
+        <w:rPr>
+          <w:lang w:val="en-US"/>
+        </w:rPr>
+        <w:t>основные</w:t>
+      </w:r>
+      <w:proofErr w:type="spellEnd"/>
+      <w:r>
+        <w:rPr>
+          <w:lang w:val="en-US"/>
+        </w:rPr>
+        <w:t xml:space="preserve"> </w:t>
+      </w:r>
+      <w:proofErr w:type="spellStart"/>
+      <w:r>
+        <w:rPr>
+          <w:lang w:val="en-US"/>
+        </w:rPr>
+        <w:t>аналоги</w:t>
+      </w:r>
+      <w:proofErr w:type="spellEnd"/>
+      <w:r>
+        <w:rPr>
+          <w:lang w:val="en-US"/>
+        </w:rPr>
+        <w:t xml:space="preserve"> и </w:t>
+      </w:r>
+      <w:proofErr w:type="spellStart"/>
+      <w:r>
+        <w:rPr>
+          <w:lang w:val="en-US"/>
+        </w:rPr>
+        <w:t>проводится</w:t>
+      </w:r>
+      <w:proofErr w:type="spellEnd"/>
+      <w:r>
+        <w:rPr>
+          <w:lang w:val="en-US"/>
+        </w:rPr>
+        <w:t xml:space="preserve"> </w:t>
+      </w:r>
+      <w:proofErr w:type="spellStart"/>
+      <w:r>
+        <w:rPr>
+          <w:lang w:val="en-US"/>
+        </w:rPr>
+        <w:t>их</w:t>
+      </w:r>
+      <w:proofErr w:type="spellEnd"/>
+      <w:r>
+        <w:rPr>
+          <w:lang w:val="en-US"/>
+        </w:rPr>
+        <w:t xml:space="preserve"> </w:t>
+      </w:r>
+      <w:proofErr w:type="spellStart"/>
+      <w:r>
+        <w:rPr>
+          <w:lang w:val="en-US"/>
+        </w:rPr>
+        <w:t>сравнительный</w:t>
+      </w:r>
+      <w:proofErr w:type="spellEnd"/>
+      <w:r>
+        <w:rPr>
+          <w:lang w:val="en-US"/>
+        </w:rPr>
+        <w:t xml:space="preserve"> </w:t>
+      </w:r>
+      <w:proofErr w:type="spellStart"/>
+      <w:r>
+        <w:rPr>
+          <w:lang w:val="en-US"/>
+        </w:rPr>
+        <w:t>анализ</w:t>
+      </w:r>
+      <w:proofErr w:type="spellEnd"/>
+      <w:r>
+        <w:rPr>
+          <w:lang w:val="en-US"/>
+        </w:rPr>
+        <w:t>.</w:t>
       </w:r>
     </w:p>
     <w:p>
@@ -5872,7 +6140,23 @@
         <w:contextualSpacing w:val="0"/>
       </w:pPr>
       <w:r>
-        <w:t>Примером является библиотека Affectiva, которая использует свёрточные нейронные сети для анализа выражений лица. Такие системы фиксируют видеопоток и классифицируют эмоции на основе визуальных признаков, таких как улыбка или нахмуренные брови.</w:t>
+        <w:t xml:space="preserve">Примером является библиотека </w:t>
+      </w:r>
+      <w:proofErr w:type="spellStart"/>
+      <w:r>
+        <w:t>Affectiva</w:t>
+      </w:r>
+      <w:proofErr w:type="spellEnd"/>
+      <w:r>
+        <w:t xml:space="preserve">, которая использует </w:t>
+      </w:r>
+      <w:proofErr w:type="spellStart"/>
+      <w:r>
+        <w:t>свёрточные</w:t>
+      </w:r>
+      <w:proofErr w:type="spellEnd"/>
+      <w:r>
+        <w:t xml:space="preserve"> нейронные сети для анализа выражений лица. Такие системы фиксируют видеопоток и классифицируют эмоции на основе визуальных признаков, таких как улыбка или нахмуренные брови.</w:t>
       </w:r>
     </w:p>
     <w:p>
@@ -5980,7 +6264,31 @@
         <w:contextualSpacing w:val="0"/>
       </w:pPr>
       <w:r>
-        <w:t>Примером служит платформа Beyond Verbal, которая анализирует голосовые характеристики, такие как высота тона и темп речи, для определения эмоционального состояния. Такие решения часто применяются в call-центрах.</w:t>
+        <w:t xml:space="preserve">Примером служит платформа </w:t>
+      </w:r>
+      <w:proofErr w:type="spellStart"/>
+      <w:r>
+        <w:t>Beyond</w:t>
+      </w:r>
+      <w:proofErr w:type="spellEnd"/>
+      <w:r>
+        <w:t xml:space="preserve"> </w:t>
+      </w:r>
+      <w:proofErr w:type="spellStart"/>
+      <w:r>
+        <w:t>Verbal</w:t>
+      </w:r>
+      <w:proofErr w:type="spellEnd"/>
+      <w:r>
+        <w:t xml:space="preserve">, которая анализирует голосовые характеристики, такие как высота тона и темп речи, для определения эмоционального состояния. Такие решения часто применяются в </w:t>
+      </w:r>
+      <w:proofErr w:type="spellStart"/>
+      <w:r>
+        <w:t>call</w:t>
+      </w:r>
+      <w:proofErr w:type="spellEnd"/>
+      <w:r>
+        <w:t>-центрах.</w:t>
       </w:r>
     </w:p>
     <w:p>
@@ -6093,7 +6401,15 @@
         <w:contextualSpacing w:val="0"/>
       </w:pPr>
       <w:r>
-        <w:t>Примером является система Emotient, которая комбинирует анализ выражений лица и голосовых данных с использованием CNN и RNN. Такие решения применяются в маркетинге и HR для комплексного анализа эмоционального состояния.</w:t>
+        <w:t xml:space="preserve">Примером является система </w:t>
+      </w:r>
+      <w:proofErr w:type="spellStart"/>
+      <w:r>
+        <w:t>Emotient</w:t>
+      </w:r>
+      <w:proofErr w:type="spellEnd"/>
+      <w:r>
+        <w:t>, которая комбинирует анализ выражений лица и голосовых данных с использованием CNN и RNN. Такие решения применяются в маркетинге и HR для комплексного анализа эмоционального состояния.</w:t>
       </w:r>
     </w:p>
     <w:p>
@@ -6374,7 +6690,23 @@
         <w:contextualSpacing w:val="0"/>
       </w:pPr>
       <w:r>
-        <w:t>Гибкость стека: Использование открытых библиотек (Python, PyTorch, OpenCV) позволяет избежать лицензионных отчислений.</w:t>
+        <w:t xml:space="preserve">Гибкость стека: Использование открытых библиотек (Python, </w:t>
+      </w:r>
+      <w:proofErr w:type="spellStart"/>
+      <w:r>
+        <w:t>PyTorch</w:t>
+      </w:r>
+      <w:proofErr w:type="spellEnd"/>
+      <w:r>
+        <w:t xml:space="preserve">, </w:t>
+      </w:r>
+      <w:proofErr w:type="spellStart"/>
+      <w:r>
+        <w:t>OpenCV</w:t>
+      </w:r>
+      <w:proofErr w:type="spellEnd"/>
+      <w:r>
+        <w:t>) позволяет избежать лицензионных отчислений.</w:t>
       </w:r>
     </w:p>
     <w:p>
@@ -6386,8 +6718,13 @@
         </w:numPr>
         <w:contextualSpacing w:val="0"/>
       </w:pPr>
-      <w:r>
-        <w:t>Мультимодальность: Повышение точности за счёт объединения визуальных и голосовых признаков.</w:t>
+      <w:proofErr w:type="spellStart"/>
+      <w:r>
+        <w:t>Мультимодальность</w:t>
+      </w:r>
+      <w:proofErr w:type="spellEnd"/>
+      <w:r>
+        <w:t>: Повышение точности за счёт объединения визуальных и голосовых признаков.</w:t>
       </w:r>
     </w:p>
     <w:p>
@@ -6422,7 +6759,15 @@
         <w:contextualSpacing w:val="0"/>
       </w:pPr>
       <w:r>
-        <w:t>Требует наличия вычислительных ресурсов для этапа обучения и инференса в реальном времени.</w:t>
+        <w:t xml:space="preserve">Требует наличия вычислительных ресурсов для этапа обучения и </w:t>
+      </w:r>
+      <w:proofErr w:type="spellStart"/>
+      <w:r>
+        <w:t>инференса</w:t>
+      </w:r>
+      <w:proofErr w:type="spellEnd"/>
+      <w:r>
+        <w:t xml:space="preserve"> в реальном времени.</w:t>
       </w:r>
     </w:p>
     <w:p>
@@ -7517,7 +7862,15 @@
         <w:pStyle w:val="25"/>
       </w:pPr>
       <w:r>
-        <w:t>Для разработки системы целесообразно использовать мультимодальный подход, объединяющий свёрточные нейронные сети</w:t>
+        <w:t xml:space="preserve">Для разработки системы целесообразно использовать мультимодальный подход, объединяющий </w:t>
+      </w:r>
+      <w:proofErr w:type="spellStart"/>
+      <w:r>
+        <w:t>свёрточные</w:t>
+      </w:r>
+      <w:proofErr w:type="spellEnd"/>
+      <w:r>
+        <w:t xml:space="preserve"> нейронные сети</w:t>
       </w:r>
       <w:r>
         <w:t xml:space="preserve"> </w:t>
@@ -7539,7 +7892,15 @@
     </w:p>
     <w:p>
       <w:r>
-        <w:t>Цель исследования: разработка автоматизированной системы проведения видеовстреч с мультимодальным анализом эмоционального состояния и речевой активности участников на основе методов искусственного интеллекта.</w:t>
+        <w:t xml:space="preserve">Цель исследования: разработка автоматизированной системы проведения </w:t>
+      </w:r>
+      <w:proofErr w:type="spellStart"/>
+      <w:r>
+        <w:t>видеовстреч</w:t>
+      </w:r>
+      <w:proofErr w:type="spellEnd"/>
+      <w:r>
+        <w:t xml:space="preserve"> с мультимодальным анализом эмоционального состояния и речевой активности участников на основе методов искусственного интеллекта.</w:t>
       </w:r>
     </w:p>
     <w:p>
@@ -7622,7 +7983,15 @@
         </w:numPr>
       </w:pPr>
       <w:r>
-        <w:t>Разработка модуля обработки видеопотока для анализа выражений лица участников видеовстречи.</w:t>
+        <w:t xml:space="preserve">Разработка модуля обработки видеопотока для анализа выражений лица участников </w:t>
+      </w:r>
+      <w:proofErr w:type="spellStart"/>
+      <w:r>
+        <w:t>видеовстречи</w:t>
+      </w:r>
+      <w:proofErr w:type="spellEnd"/>
+      <w:r>
+        <w:t>.</w:t>
       </w:r>
     </w:p>
     <w:p>
@@ -7634,7 +8003,15 @@
         </w:numPr>
       </w:pPr>
       <w:r>
-        <w:t>Разработка модуля обработки аудиопотока для транскрибации речи и анализа её эмоциональной окраски.</w:t>
+        <w:t xml:space="preserve">Разработка модуля обработки аудиопотока для </w:t>
+      </w:r>
+      <w:proofErr w:type="spellStart"/>
+      <w:r>
+        <w:t>транскрибации</w:t>
+      </w:r>
+      <w:proofErr w:type="spellEnd"/>
+      <w:r>
+        <w:t xml:space="preserve"> речи и анализа её эмоциональной окраски.</w:t>
       </w:r>
     </w:p>
     <w:p>
@@ -7733,7 +8110,35 @@
         <w:rPr>
           <w:lang w:bidi="ru-RU"/>
         </w:rPr>
-        <w:t>В качестве основного языка программирования для разработки клиентской части системы был выбран TypeScript в сочетании с библиотекой React. Данный стек обеспечивает создание высокопроизводительных одностраничных приложений с типизированным кодом, что повышает надёжность разработки и упрощает дальнейшую поддержку системы.</w:t>
+        <w:t xml:space="preserve">В качестве основного языка программирования для разработки клиентской части системы был выбран </w:t>
+      </w:r>
+      <w:proofErr w:type="spellStart"/>
+      <w:r>
+        <w:rPr>
+          <w:lang w:bidi="ru-RU"/>
+        </w:rPr>
+        <w:t>TypeScript</w:t>
+      </w:r>
+      <w:proofErr w:type="spellEnd"/>
+      <w:r>
+        <w:rPr>
+          <w:lang w:bidi="ru-RU"/>
+        </w:rPr>
+        <w:t xml:space="preserve"> в сочетании с библиотекой </w:t>
+      </w:r>
+      <w:proofErr w:type="spellStart"/>
+      <w:r>
+        <w:rPr>
+          <w:lang w:bidi="ru-RU"/>
+        </w:rPr>
+        <w:t>React</w:t>
+      </w:r>
+      <w:proofErr w:type="spellEnd"/>
+      <w:r>
+        <w:rPr>
+          <w:lang w:bidi="ru-RU"/>
+        </w:rPr>
+        <w:t>. Данный стек обеспечивает создание высокопроизводительных одностраничных приложений с типизированным кодом, что повышает надёжность разработки и упрощает дальнейшую поддержку системы.</w:t>
       </w:r>
     </w:p>
     <w:p>
@@ -7832,7 +8237,35 @@
         <w:rPr>
           <w:lang w:bidi="ru-RU"/>
         </w:rPr>
-        <w:t>Для реализации серверной логики, маршрутизации и обработки сетевых соединений использовался язык программирования Go (Golang). Он применяется для построения REST API, управления WebSocket-подключениями и координации обмена данными между участниками встречи и аналитическими модулями.</w:t>
+        <w:t>Для реализации серверной логики, маршрутизации и обработки сетевых соединений использовался язык программирования Go (</w:t>
+      </w:r>
+      <w:proofErr w:type="spellStart"/>
+      <w:r>
+        <w:rPr>
+          <w:lang w:bidi="ru-RU"/>
+        </w:rPr>
+        <w:t>Golang</w:t>
+      </w:r>
+      <w:proofErr w:type="spellEnd"/>
+      <w:r>
+        <w:rPr>
+          <w:lang w:bidi="ru-RU"/>
+        </w:rPr>
+        <w:t xml:space="preserve">). Он применяется для построения REST API, управления </w:t>
+      </w:r>
+      <w:proofErr w:type="spellStart"/>
+      <w:r>
+        <w:rPr>
+          <w:lang w:bidi="ru-RU"/>
+        </w:rPr>
+        <w:t>WebSocket</w:t>
+      </w:r>
+      <w:proofErr w:type="spellEnd"/>
+      <w:r>
+        <w:rPr>
+          <w:lang w:bidi="ru-RU"/>
+        </w:rPr>
+        <w:t>-подключениями и координации обмена данными между участниками встречи и аналитическими модулями.</w:t>
       </w:r>
     </w:p>
     <w:p>
@@ -7931,7 +8364,21 @@
           <w:lang w:bidi="ru-RU"/>
         </w:rPr>
         <w:lastRenderedPageBreak/>
-        <w:t>Для реализации модулей мультимодального анализа (распознавание эмоционального состояния, транскрибация речи) применялся язык программирования Python. Он используется в составе отдельного AI-шлюза и сервиса распознавания речи для обработки видеопотока и аудиосигналов.</w:t>
+        <w:t xml:space="preserve">Для реализации модулей мультимодального анализа (распознавание эмоционального состояния, </w:t>
+      </w:r>
+      <w:proofErr w:type="spellStart"/>
+      <w:r>
+        <w:rPr>
+          <w:lang w:bidi="ru-RU"/>
+        </w:rPr>
+        <w:t>транскрибация</w:t>
+      </w:r>
+      <w:proofErr w:type="spellEnd"/>
+      <w:r>
+        <w:rPr>
+          <w:lang w:bidi="ru-RU"/>
+        </w:rPr>
+        <w:t xml:space="preserve"> речи) применялся язык программирования Python. Он используется в составе отдельного AI-шлюза и сервиса распознавания речи для обработки видеопотока и аудиосигналов.</w:t>
       </w:r>
     </w:p>
     <w:p>
@@ -7962,7 +8409,49 @@
         <w:rPr>
           <w:lang w:bidi="ru-RU"/>
         </w:rPr>
-        <w:t>Наличие специализированных библиотек для работы с нейронными сетями и обработки мультимедиа (OpenCV, FastAPI, faster-whisper)</w:t>
+        <w:t>Наличие специализированных библиотек для работы с нейронными сетями и обработки мультимедиа (</w:t>
+      </w:r>
+      <w:proofErr w:type="spellStart"/>
+      <w:r>
+        <w:rPr>
+          <w:lang w:bidi="ru-RU"/>
+        </w:rPr>
+        <w:t>OpenCV</w:t>
+      </w:r>
+      <w:proofErr w:type="spellEnd"/>
+      <w:r>
+        <w:rPr>
+          <w:lang w:bidi="ru-RU"/>
+        </w:rPr>
+        <w:t xml:space="preserve">, </w:t>
+      </w:r>
+      <w:proofErr w:type="spellStart"/>
+      <w:r>
+        <w:rPr>
+          <w:lang w:bidi="ru-RU"/>
+        </w:rPr>
+        <w:t>FastAPI</w:t>
+      </w:r>
+      <w:proofErr w:type="spellEnd"/>
+      <w:r>
+        <w:rPr>
+          <w:lang w:bidi="ru-RU"/>
+        </w:rPr>
+        <w:t xml:space="preserve">, </w:t>
+      </w:r>
+      <w:proofErr w:type="spellStart"/>
+      <w:r>
+        <w:rPr>
+          <w:lang w:bidi="ru-RU"/>
+        </w:rPr>
+        <w:t>faster-whisper</w:t>
+      </w:r>
+      <w:proofErr w:type="spellEnd"/>
+      <w:r>
+        <w:rPr>
+          <w:lang w:bidi="ru-RU"/>
+        </w:rPr>
+        <w:t>)</w:t>
       </w:r>
       <w:r>
         <w:rPr>
@@ -8156,7 +8645,21 @@
         <w:rPr>
           <w:lang w:bidi="ru-RU"/>
         </w:rPr>
-        <w:t>Для хранения данных о пользователях, сессиях, событиях аналитики и результатах анализа была выбрана система управления базами данных PostgreSQL. Данная СУБД обеспечивает:</w:t>
+        <w:t xml:space="preserve">Для хранения данных о пользователях, сессиях, событиях аналитики и результатах анализа была выбрана система управления базами данных </w:t>
+      </w:r>
+      <w:proofErr w:type="spellStart"/>
+      <w:r>
+        <w:rPr>
+          <w:lang w:bidi="ru-RU"/>
+        </w:rPr>
+        <w:t>PostgreSQL</w:t>
+      </w:r>
+      <w:proofErr w:type="spellEnd"/>
+      <w:r>
+        <w:rPr>
+          <w:lang w:bidi="ru-RU"/>
+        </w:rPr>
+        <w:t>. Данная СУБД обеспечивает:</w:t>
       </w:r>
     </w:p>
     <w:p>
@@ -8174,7 +8677,21 @@
         <w:rPr>
           <w:lang w:bidi="ru-RU"/>
         </w:rPr>
-        <w:t>Надёжное хранение структурированных и полуструктурированных данных, включая поддержку формата JSONB для гибкого сохранения аналитических событий;</w:t>
+        <w:t xml:space="preserve">Надёжное хранение структурированных и </w:t>
+      </w:r>
+      <w:proofErr w:type="spellStart"/>
+      <w:r>
+        <w:rPr>
+          <w:lang w:bidi="ru-RU"/>
+        </w:rPr>
+        <w:t>полуструктурированных</w:t>
+      </w:r>
+      <w:proofErr w:type="spellEnd"/>
+      <w:r>
+        <w:rPr>
+          <w:lang w:bidi="ru-RU"/>
+        </w:rPr>
+        <w:t xml:space="preserve"> данных, включая поддержку формата JSONB для гибкого сохранения аналитических событий;</w:t>
       </w:r>
     </w:p>
     <w:p>
@@ -9137,7 +9654,21 @@
           <w:rFonts w:eastAsiaTheme="minorHAnsi"/>
         </w:rPr>
         <w:lastRenderedPageBreak/>
-        <w:t>Данный блок описывает процесс инициации и проведения онлайн-сессии взаимодействия между участниками. HR-специалист создаёт конфигурацию анализа, формирует запрос на создание сессии и приглашает участников через механизм инвайт-ссылок. В ходе сессии осуществляется захват мультимодальных данных от всех подключённых пользователей.</w:t>
+        <w:t xml:space="preserve">Данный блок описывает процесс инициации и проведения онлайн-сессии взаимодействия между участниками. HR-специалист создаёт конфигурацию анализа, формирует запрос на создание сессии и приглашает участников через механизм </w:t>
+      </w:r>
+      <w:proofErr w:type="spellStart"/>
+      <w:r>
+        <w:rPr>
+          <w:rFonts w:eastAsiaTheme="minorHAnsi"/>
+        </w:rPr>
+        <w:t>инвайт</w:t>
+      </w:r>
+      <w:proofErr w:type="spellEnd"/>
+      <w:r>
+        <w:rPr>
+          <w:rFonts w:eastAsiaTheme="minorHAnsi"/>
+        </w:rPr>
+        <w:t>-ссылок. В ходе сессии осуществляется захват мультимодальных данных от всех подключённых пользователей.</w:t>
       </w:r>
     </w:p>
     <w:p>
@@ -9579,7 +10110,21 @@
         <w:rPr>
           <w:rFonts w:eastAsiaTheme="minorHAnsi"/>
         </w:rPr>
-        <w:t>Признаки видео — нормализованные и выровненные изображения лиц, ключевые точки (landmarks);</w:t>
+        <w:t>Признаки видео — нормализованные и выровненные изображения лиц, ключевые точки (</w:t>
+      </w:r>
+      <w:proofErr w:type="spellStart"/>
+      <w:r>
+        <w:rPr>
+          <w:rFonts w:eastAsiaTheme="minorHAnsi"/>
+        </w:rPr>
+        <w:t>landmarks</w:t>
+      </w:r>
+      <w:proofErr w:type="spellEnd"/>
+      <w:r>
+        <w:rPr>
+          <w:rFonts w:eastAsiaTheme="minorHAnsi"/>
+        </w:rPr>
+        <w:t>);</w:t>
       </w:r>
     </w:p>
     <w:p>
@@ -9597,7 +10142,21 @@
         <w:rPr>
           <w:rFonts w:eastAsiaTheme="minorHAnsi"/>
         </w:rPr>
-        <w:t>Признаки аудио — мел-частотные кепстральные коэффициенты (MFCC) и другие акустические признаки.</w:t>
+        <w:t xml:space="preserve">Признаки аудио — мел-частотные </w:t>
+      </w:r>
+      <w:proofErr w:type="spellStart"/>
+      <w:r>
+        <w:rPr>
+          <w:rFonts w:eastAsiaTheme="minorHAnsi"/>
+        </w:rPr>
+        <w:t>кепстральные</w:t>
+      </w:r>
+      <w:proofErr w:type="spellEnd"/>
+      <w:r>
+        <w:rPr>
+          <w:rFonts w:eastAsiaTheme="minorHAnsi"/>
+        </w:rPr>
+        <w:t xml:space="preserve"> коэффициенты (MFCC) и другие акустические признаки.</w:t>
       </w:r>
     </w:p>
     <w:p>
@@ -9628,14 +10187,70 @@
         <w:rPr>
           <w:rFonts w:eastAsiaTheme="minorHAnsi"/>
         </w:rPr>
-        <w:t xml:space="preserve">На данном этапе извлечённые признаки передаются в модули классификации на основе предобученных нейронных сетей. Видеоданные анализируются свёрточной нейронной сетью (CNN) для классификации выражений лица, аудиоданные — рекуррентной нейронной сетью (RNN) для распознавания голосовых характеристик. Параллельно выполняется транскрибация речи с помощью модели автоматического распознавания речи (ASR) и анализ тональности текста с использованием NLP-модели. Для </w:t>
-      </w:r>
+        <w:t xml:space="preserve">На данном этапе извлечённые признаки передаются в модули классификации на основе </w:t>
+      </w:r>
+      <w:proofErr w:type="spellStart"/>
       <w:r>
         <w:rPr>
           <w:rFonts w:eastAsiaTheme="minorHAnsi"/>
         </w:rPr>
+        <w:t>предобученных</w:t>
+      </w:r>
+      <w:proofErr w:type="spellEnd"/>
+      <w:r>
+        <w:rPr>
+          <w:rFonts w:eastAsiaTheme="minorHAnsi"/>
+        </w:rPr>
+        <w:t xml:space="preserve"> нейронных сетей. Видеоданные анализируются </w:t>
+      </w:r>
+      <w:proofErr w:type="spellStart"/>
+      <w:r>
+        <w:rPr>
+          <w:rFonts w:eastAsiaTheme="minorHAnsi"/>
+        </w:rPr>
+        <w:t>свёрточной</w:t>
+      </w:r>
+      <w:proofErr w:type="spellEnd"/>
+      <w:r>
+        <w:rPr>
+          <w:rFonts w:eastAsiaTheme="minorHAnsi"/>
+        </w:rPr>
+        <w:t xml:space="preserve"> нейронной сетью (CNN) для классификации выражений лица, аудиоданные — рекуррентной нейронной сетью (RNN) для распознавания голосовых характеристик. Параллельно выполняется </w:t>
+      </w:r>
+      <w:proofErr w:type="spellStart"/>
+      <w:r>
+        <w:rPr>
+          <w:rFonts w:eastAsiaTheme="minorHAnsi"/>
+        </w:rPr>
+        <w:t>транскрибация</w:t>
+      </w:r>
+      <w:proofErr w:type="spellEnd"/>
+      <w:r>
+        <w:rPr>
+          <w:rFonts w:eastAsiaTheme="minorHAnsi"/>
+        </w:rPr>
+        <w:t xml:space="preserve"> речи с помощью модели автоматического распознавания речи (ASR) и анализ тональности текста с использованием NLP-модели. Для </w:t>
+      </w:r>
+      <w:r>
+        <w:rPr>
+          <w:rFonts w:eastAsiaTheme="minorHAnsi"/>
+        </w:rPr>
         <w:lastRenderedPageBreak/>
-        <w:t>каждого входного сигнала модель выдаёт оценку принадлежности к классу эмоций (argmax).</w:t>
+        <w:t>каждого входного сигнала модель выдаёт оценку принадлежности к классу эмоций (</w:t>
+      </w:r>
+      <w:proofErr w:type="spellStart"/>
+      <w:r>
+        <w:rPr>
+          <w:rFonts w:eastAsiaTheme="minorHAnsi"/>
+        </w:rPr>
+        <w:t>argmax</w:t>
+      </w:r>
+      <w:proofErr w:type="spellEnd"/>
+      <w:r>
+        <w:rPr>
+          <w:rFonts w:eastAsiaTheme="minorHAnsi"/>
+        </w:rPr>
+        <w:t>).</w:t>
       </w:r>
     </w:p>
     <w:p>
@@ -9740,7 +10355,21 @@
         <w:rPr>
           <w:rFonts w:eastAsiaTheme="minorHAnsi"/>
         </w:rPr>
-        <w:t>Модели и алгоритмы анализа эмоций — обученные нейронные сети (CNN для видео, RNN для аудио, ASR для транскрибации, NLP для анализа тональности) и правила классификации.</w:t>
+        <w:t xml:space="preserve">Модели и алгоритмы анализа эмоций — обученные нейронные сети (CNN для видео, RNN для аудио, ASR для </w:t>
+      </w:r>
+      <w:proofErr w:type="spellStart"/>
+      <w:r>
+        <w:rPr>
+          <w:rFonts w:eastAsiaTheme="minorHAnsi"/>
+        </w:rPr>
+        <w:t>транскрибации</w:t>
+      </w:r>
+      <w:proofErr w:type="spellEnd"/>
+      <w:r>
+        <w:rPr>
+          <w:rFonts w:eastAsiaTheme="minorHAnsi"/>
+        </w:rPr>
+        <w:t>, NLP для анализа тональности) и правила классификации.</w:t>
       </w:r>
     </w:p>
     <w:p>
@@ -9833,7 +10462,35 @@
         <w:rPr>
           <w:rFonts w:eastAsiaTheme="minorHAnsi"/>
         </w:rPr>
-        <w:t>Завершающий этап обработки, на котором результаты анализа агрегируются по временным окнам и преобразуются в структурированный аналитический отчёт. Применяется эвристический подход позднего слияния (late fusion): статистика эмоций, временные шкалы активности, ключевые фразы из транскрипта и метрики вовлечённости объединяются в единый документ. Отчёт формируется по выбранной форме (PDF, CSV, JSON) и становится доступным HR-специалисту для принятия управленческих решений.</w:t>
+        <w:t>Завершающий этап обработки, на котором результаты анализа агрегируются по временным окнам и преобразуются в структурированный аналитический отчёт. Применяется эвристический подход позднего слияния (</w:t>
+      </w:r>
+      <w:proofErr w:type="spellStart"/>
+      <w:r>
+        <w:rPr>
+          <w:rFonts w:eastAsiaTheme="minorHAnsi"/>
+        </w:rPr>
+        <w:t>late</w:t>
+      </w:r>
+      <w:proofErr w:type="spellEnd"/>
+      <w:r>
+        <w:rPr>
+          <w:rFonts w:eastAsiaTheme="minorHAnsi"/>
+        </w:rPr>
+        <w:t xml:space="preserve"> </w:t>
+      </w:r>
+      <w:proofErr w:type="spellStart"/>
+      <w:r>
+        <w:rPr>
+          <w:rFonts w:eastAsiaTheme="minorHAnsi"/>
+        </w:rPr>
+        <w:t>fusion</w:t>
+      </w:r>
+      <w:proofErr w:type="spellEnd"/>
+      <w:r>
+        <w:rPr>
+          <w:rFonts w:eastAsiaTheme="minorHAnsi"/>
+        </w:rPr>
+        <w:t>): статистика эмоций, временные шкалы активности, ключевые фразы из транскрипта и метрики вовлечённости объединяются в единый документ. Отчёт формируется по выбранной форме (PDF, CSV, JSON) и становится доступным HR-специалисту для принятия управленческих решений.</w:t>
       </w:r>
     </w:p>
     <w:p>
@@ -10038,7 +10695,21 @@
         <w:rPr>
           <w:rFonts w:eastAsiaTheme="minorHAnsi"/>
         </w:rPr>
-        <w:t>Таким образом, декомпозиция IDEF0-диаграммы детализирует функциональную структуру системы, показывая последовательность этапов обработки мультимодальных данных от захвата медиапотоков до формирования аналитического отчёта, а также определяя ресурсы и управляющие факторы для каждого подпроцесса.</w:t>
+        <w:t xml:space="preserve">Таким образом, декомпозиция IDEF0-диаграммы детализирует функциональную структуру системы, показывая последовательность этапов обработки мультимодальных данных от захвата </w:t>
+      </w:r>
+      <w:proofErr w:type="spellStart"/>
+      <w:r>
+        <w:rPr>
+          <w:rFonts w:eastAsiaTheme="minorHAnsi"/>
+        </w:rPr>
+        <w:t>медиапотоков</w:t>
+      </w:r>
+      <w:proofErr w:type="spellEnd"/>
+      <w:r>
+        <w:rPr>
+          <w:rFonts w:eastAsiaTheme="minorHAnsi"/>
+        </w:rPr>
+        <w:t xml:space="preserve"> до формирования аналитического отчёта, а также определяя ресурсы и управляющие факторы для каждого подпроцесса.</w:t>
       </w:r>
     </w:p>
     <w:p>
@@ -10722,7 +11393,15 @@
         </w:numPr>
       </w:pPr>
       <w:r>
-        <w:t>Сеанс видеовстречи — ключевая сущность бизнес-процесса, описывающая жизненный цикл мероприятия (от создания до завершения).</w:t>
+        <w:t xml:space="preserve">Сеанс </w:t>
+      </w:r>
+      <w:proofErr w:type="spellStart"/>
+      <w:r>
+        <w:t>видеовстречи</w:t>
+      </w:r>
+      <w:proofErr w:type="spellEnd"/>
+      <w:r>
+        <w:t xml:space="preserve"> — ключевая сущность бизнес-процесса, описывающая жизненный цикл мероприятия (от создания до завершения).</w:t>
       </w:r>
     </w:p>
     <w:p>
@@ -10759,7 +11438,23 @@
         <w:t>Все с</w:t>
       </w:r>
       <w:r>
-        <w:t>вязи между сущностями имеют характер «один-ко-многим» (1:М). Центральной точкой агрегации является «Сеанс видеовстречи»: одна сессия порождает множество участников, событий аналитики, сообщений чата и итоговых отчётов. Пользователь, в свою очередь, может быть организатором множества сессий и иметь несколько активных токенов обновления.</w:t>
+        <w:t>вязи между сущностями имеют характер «один-ко-многим» (</w:t>
+      </w:r>
+      <w:proofErr w:type="gramStart"/>
+      <w:r>
+        <w:t>1:М</w:t>
+      </w:r>
+      <w:proofErr w:type="gramEnd"/>
+      <w:r>
+        <w:t xml:space="preserve">). Центральной точкой агрегации является «Сеанс </w:t>
+      </w:r>
+      <w:proofErr w:type="spellStart"/>
+      <w:r>
+        <w:t>видеовстречи</w:t>
+      </w:r>
+      <w:proofErr w:type="spellEnd"/>
+      <w:r>
+        <w:t>»: одна сессия порождает множество участников, событий аналитики, сообщений чата и итоговых отчётов. Пользователь, в свою очередь, может быть организатором множества сессий и иметь несколько активных токенов обновления.</w:t>
       </w:r>
     </w:p>
     <w:p>
@@ -13633,8 +14328,20 @@
           <w:bCs w:val="0"/>
           <w:color w:val="000000"/>
         </w:rPr>
-        <w:t>Сеанс видеовстречи</w:t>
-      </w:r>
+        <w:t xml:space="preserve">Сеанс </w:t>
+      </w:r>
+      <w:proofErr w:type="spellStart"/>
+      <w:r>
+        <w:rPr>
+          <w:rStyle w:val="aff2"/>
+          <w:rFonts w:eastAsia="Microsoft YaHei"/>
+          <w:b w:val="0"/>
+          <w:bCs w:val="0"/>
+          <w:color w:val="000000"/>
+        </w:rPr>
+        <w:t>видеовстречи</w:t>
+      </w:r>
+      <w:proofErr w:type="spellEnd"/>
       <w:r>
         <w:rPr>
           <w:rFonts w:eastAsia="Microsoft YaHei"/>
@@ -13765,8 +14472,19 @@
           <w:i w:val="0"/>
           <w:iCs w:val="0"/>
         </w:rPr>
-        <w:t>Сеанс видеовстречи</w:t>
-      </w:r>
+        <w:t xml:space="preserve">Сеанс </w:t>
+      </w:r>
+      <w:proofErr w:type="spellStart"/>
+      <w:r>
+        <w:rPr>
+          <w:rStyle w:val="ae"/>
+          <w:rFonts w:eastAsia="Microsoft YaHei"/>
+          <w:i w:val="0"/>
+          <w:iCs w:val="0"/>
+        </w:rPr>
+        <w:t>видеовстречи</w:t>
+      </w:r>
+      <w:proofErr w:type="spellEnd"/>
       <w:r>
         <w:rPr>
           <w:rStyle w:val="ae"/>
@@ -14117,12 +14835,21 @@
                 <w:sz w:val="28"/>
               </w:rPr>
             </w:pPr>
+            <w:proofErr w:type="spellStart"/>
             <w:r>
               <w:rPr>
                 <w:rFonts w:asciiTheme="majorHAnsi" w:hAnsiTheme="majorHAnsi" w:cstheme="majorHAnsi"/>
                 <w:sz w:val="28"/>
               </w:rPr>
-              <w:t>Человекочитаемое наименование сессии</w:t>
+              <w:t>Человекочитаемое</w:t>
+            </w:r>
+            <w:proofErr w:type="spellEnd"/>
+            <w:r>
+              <w:rPr>
+                <w:rFonts w:asciiTheme="majorHAnsi" w:hAnsiTheme="majorHAnsi" w:cstheme="majorHAnsi"/>
+                <w:sz w:val="28"/>
+              </w:rPr>
+              <w:t xml:space="preserve"> наименование сессии</w:t>
             </w:r>
           </w:p>
         </w:tc>
@@ -15682,7 +16409,21 @@
         <w:rPr>
           <w:rFonts w:eastAsia="Microsoft YaHei"/>
         </w:rPr>
-        <w:t>выходные данные модуля искусственного интеллекта, содержащие информацию о распознанных эмоциях, результатах транскрибации речи и расчетных метриках.</w:t>
+        <w:t xml:space="preserve">выходные данные модуля искусственного интеллекта, содержащие информацию о распознанных эмоциях, результатах </w:t>
+      </w:r>
+      <w:proofErr w:type="spellStart"/>
+      <w:r>
+        <w:rPr>
+          <w:rFonts w:eastAsia="Microsoft YaHei"/>
+        </w:rPr>
+        <w:t>транскрибации</w:t>
+      </w:r>
+      <w:proofErr w:type="spellEnd"/>
+      <w:r>
+        <w:rPr>
+          <w:rFonts w:eastAsia="Microsoft YaHei"/>
+        </w:rPr>
+        <w:t xml:space="preserve"> речи и расчетных метриках.</w:t>
       </w:r>
     </w:p>
     <w:p>
@@ -19090,7 +19831,21 @@
         <w:rPr>
           <w:rFonts w:eastAsia="Microsoft YaHei"/>
         </w:rPr>
-        <w:t>Данная информационная модель обеспечивает структурированное хранение и обработку данных для разрабатываемой системы, позволяя эффективно управлять доступом, отслеживать жизненный цикл видеосессий, сохранять результаты анализа в гибком формате и обеспечивать целостность данных при каскадном удалении завершённых встреч.</w:t>
+        <w:t xml:space="preserve">Данная информационная модель обеспечивает структурированное хранение и обработку данных для разрабатываемой системы, позволяя эффективно управлять доступом, отслеживать жизненный цикл </w:t>
+      </w:r>
+      <w:proofErr w:type="spellStart"/>
+      <w:r>
+        <w:rPr>
+          <w:rFonts w:eastAsia="Microsoft YaHei"/>
+        </w:rPr>
+        <w:t>видеосессий</w:t>
+      </w:r>
+      <w:proofErr w:type="spellEnd"/>
+      <w:r>
+        <w:rPr>
+          <w:rFonts w:eastAsia="Microsoft YaHei"/>
+        </w:rPr>
+        <w:t>, сохранять результаты анализа в гибком формате и обеспечивать целостность данных при каскадном удалении завершённых встреч.</w:t>
       </w:r>
     </w:p>
     <w:p>
@@ -19118,7 +19873,21 @@
         <w:rPr>
           <w:rFonts w:eastAsia="Microsoft YaHei"/>
         </w:rPr>
-        <w:t xml:space="preserve">На этапе логического проектирования концептуальная модель была трансформирована в схему реляционной базы данных с учётом специфики выбранной СУБД PostgreSQL. Логическая модель </w:t>
+        <w:t xml:space="preserve">На этапе логического проектирования концептуальная модель была трансформирована в схему реляционной базы данных с учётом специфики выбранной СУБД </w:t>
+      </w:r>
+      <w:proofErr w:type="spellStart"/>
+      <w:r>
+        <w:rPr>
+          <w:rFonts w:eastAsia="Microsoft YaHei"/>
+        </w:rPr>
+        <w:t>PostgreSQL</w:t>
+      </w:r>
+      <w:proofErr w:type="spellEnd"/>
+      <w:r>
+        <w:rPr>
+          <w:rFonts w:eastAsia="Microsoft YaHei"/>
+        </w:rPr>
+        <w:t xml:space="preserve">. Логическая модель </w:t>
       </w:r>
       <w:r>
         <w:rPr>
@@ -19370,7 +20139,21 @@
         <w:rPr>
           <w:rFonts w:eastAsia="Microsoft YaHei"/>
         </w:rPr>
-        <w:t>Первичные и внешние ключи. Во всех таблицах в качестве первичных ключей используются уникальные идентификаторы записей. Внешние ключи обеспечивают ссылочную целостность между связанными сущностями: например, каждая запись в таблице «Участник встречи» ссылается на конкретный сеанс видеовстречи.</w:t>
+        <w:t xml:space="preserve">Первичные и внешние ключи. Во всех таблицах в качестве первичных ключей используются уникальные идентификаторы записей. Внешние ключи обеспечивают ссылочную целостность между связанными сущностями: например, каждая запись в таблице «Участник встречи» ссылается на конкретный сеанс </w:t>
+      </w:r>
+      <w:proofErr w:type="spellStart"/>
+      <w:r>
+        <w:rPr>
+          <w:rFonts w:eastAsia="Microsoft YaHei"/>
+        </w:rPr>
+        <w:t>видеовстречи</w:t>
+      </w:r>
+      <w:proofErr w:type="spellEnd"/>
+      <w:r>
+        <w:rPr>
+          <w:rFonts w:eastAsia="Microsoft YaHei"/>
+        </w:rPr>
+        <w:t>.</w:t>
       </w:r>
     </w:p>
     <w:p>
@@ -19388,7 +20171,21 @@
         <w:rPr>
           <w:rFonts w:eastAsia="Microsoft YaHei"/>
         </w:rPr>
-        <w:t xml:space="preserve">Ограничения уникальности. Ряд полей имеет ограничение уникальности: адрес электронной почты пользователя, хеш токена обновления, клиентский идентификатор сообщения чата. Это </w:t>
+        <w:t xml:space="preserve">Ограничения уникальности. Ряд полей имеет ограничение уникальности: адрес электронной почты пользователя, </w:t>
+      </w:r>
+      <w:proofErr w:type="spellStart"/>
+      <w:r>
+        <w:rPr>
+          <w:rFonts w:eastAsia="Microsoft YaHei"/>
+        </w:rPr>
+        <w:t>хеш</w:t>
+      </w:r>
+      <w:proofErr w:type="spellEnd"/>
+      <w:r>
+        <w:rPr>
+          <w:rFonts w:eastAsia="Microsoft YaHei"/>
+        </w:rPr>
+        <w:t xml:space="preserve"> токена обновления, клиентский идентификатор сообщения чата. Это </w:t>
       </w:r>
       <w:r>
         <w:rPr>
@@ -19413,7 +20210,35 @@
         <w:rPr>
           <w:rFonts w:eastAsia="Microsoft YaHei"/>
         </w:rPr>
-        <w:t>Гибкое хранение аналитики. Для полей, содержащих результаты работы нейросетей (полезные данные событий аналитики, данные отчёта, снимок конфигурации), предусмотрена возможность хранения полуструктурированных данных. Это позволяет сохранять разнородные результаты ИИ-моделей (координаты landmark-точек, словари вероятностей эмоций, транскрипты) без необходимости частого изменения схемы базы данных.</w:t>
+        <w:t xml:space="preserve">Гибкое хранение аналитики. Для полей, содержащих результаты работы нейросетей (полезные данные событий аналитики, данные отчёта, снимок конфигурации), предусмотрена возможность хранения </w:t>
+      </w:r>
+      <w:proofErr w:type="spellStart"/>
+      <w:r>
+        <w:rPr>
+          <w:rFonts w:eastAsia="Microsoft YaHei"/>
+        </w:rPr>
+        <w:t>полуструктурированных</w:t>
+      </w:r>
+      <w:proofErr w:type="spellEnd"/>
+      <w:r>
+        <w:rPr>
+          <w:rFonts w:eastAsia="Microsoft YaHei"/>
+        </w:rPr>
+        <w:t xml:space="preserve"> данных. Это позволяет сохранять разнородные результаты ИИ-моделей (координаты </w:t>
+      </w:r>
+      <w:proofErr w:type="spellStart"/>
+      <w:r>
+        <w:rPr>
+          <w:rFonts w:eastAsia="Microsoft YaHei"/>
+        </w:rPr>
+        <w:t>landmark</w:t>
+      </w:r>
+      <w:proofErr w:type="spellEnd"/>
+      <w:r>
+        <w:rPr>
+          <w:rFonts w:eastAsia="Microsoft YaHei"/>
+        </w:rPr>
+        <w:t>-точек, словари вероятностей эмоций, транскрипты) без необходимости частого изменения схемы базы данных.</w:t>
       </w:r>
     </w:p>
     <w:p>
@@ -19431,7 +20256,21 @@
         <w:rPr>
           <w:rFonts w:eastAsia="Microsoft YaHei"/>
         </w:rPr>
-        <w:t>Ссылочная целостность и каскадное удаление. Все внешние ключи, связывающие дочерние таблицы (участники, события, отчёты, сообщения чата) с родительской таблицей сеанса видеовстречи, настроены с правилом каскадного удаления. Это гарантирует, что при удалении завершённой или тестовой встречи все связанные с ней данные будут автоматически очищены.</w:t>
+        <w:t xml:space="preserve">Ссылочная целостность и каскадное удаление. Все внешние ключи, связывающие дочерние таблицы (участники, события, отчёты, сообщения чата) с родительской таблицей сеанса </w:t>
+      </w:r>
+      <w:proofErr w:type="spellStart"/>
+      <w:r>
+        <w:rPr>
+          <w:rFonts w:eastAsia="Microsoft YaHei"/>
+        </w:rPr>
+        <w:t>видеовстречи</w:t>
+      </w:r>
+      <w:proofErr w:type="spellEnd"/>
+      <w:r>
+        <w:rPr>
+          <w:rFonts w:eastAsia="Microsoft YaHei"/>
+        </w:rPr>
+        <w:t>, настроены с правилом каскадного удаления. Это гарантирует, что при удалении завершённой или тестовой встречи все связанные с ней данные будут автоматически очищены.</w:t>
       </w:r>
     </w:p>
     <w:p>
@@ -19525,7 +20364,23 @@
         <w:contextualSpacing/>
       </w:pPr>
       <w:r>
-        <w:t>Разработанный программный комплекс представляет собой веб-платформу для планирования онлайн-сессий, проведения видеовстреч в браузере, сбора мультимодальной аналитики (речь, мимика, эмоции) и формирования отчётности для организатора. Архитектура системы построена по клиент-серверной модели с выделением ресурсоёмких задач искусственного интеллекта в отдельные микросервисы.</w:t>
+        <w:t xml:space="preserve">Разработанный программный комплекс представляет собой веб-платформу для планирования онлайн-сессий, проведения </w:t>
+      </w:r>
+      <w:proofErr w:type="spellStart"/>
+      <w:r>
+        <w:t>видеовстреч</w:t>
+      </w:r>
+      <w:proofErr w:type="spellEnd"/>
+      <w:r>
+        <w:t xml:space="preserve"> в браузере, сбора мультимодальной аналитики (речь, мимика, эмоции) и формирования отчётности для организатора. Архитектура системы построена по клиент-серверной модели с выделением ресурсоёмких задач искусственного интеллекта в отдельные </w:t>
+      </w:r>
+      <w:proofErr w:type="spellStart"/>
+      <w:r>
+        <w:t>микросервисы</w:t>
+      </w:r>
+      <w:proofErr w:type="spellEnd"/>
+      <w:r>
+        <w:t>.</w:t>
       </w:r>
     </w:p>
     <w:p>
@@ -19533,7 +20388,23 @@
         <w:contextualSpacing/>
       </w:pPr>
       <w:r>
-        <w:t>Комплекс организован в виде монорепозитория, что обеспечивает согласованность интерфейсов, упрощает управление зависимостями и ускоряет процесс разработки. Оркестрация сервисов осуществляется с помощью средств контейнеризации, поддерживающих базовый профиль (клиентская часть, серверная часть, СУБД) и опциональный профиль искусственного интеллекта (AI-шлюз, сервис распознавания речи).</w:t>
+        <w:t xml:space="preserve">Комплекс организован в виде </w:t>
+      </w:r>
+      <w:proofErr w:type="spellStart"/>
+      <w:r>
+        <w:t>монорепозитория</w:t>
+      </w:r>
+      <w:proofErr w:type="spellEnd"/>
+      <w:r>
+        <w:t xml:space="preserve">, что обеспечивает согласованность интерфейсов, упрощает управление зависимостями и ускоряет процесс разработки. </w:t>
+      </w:r>
+      <w:proofErr w:type="spellStart"/>
+      <w:r>
+        <w:t>Оркестрация</w:t>
+      </w:r>
+      <w:proofErr w:type="spellEnd"/>
+      <w:r>
+        <w:t xml:space="preserve"> сервисов осуществляется с помощью средств контейнеризации, поддерживающих базовый профиль (клиентская часть, серверная часть, СУБД) и опциональный профиль искусственного интеллекта (AI-шлюз, сервис распознавания речи).</w:t>
       </w:r>
     </w:p>
     <w:p>
@@ -19564,8 +20435,29 @@
           <w:numId w:val="4"/>
         </w:numPr>
       </w:pPr>
-      <w:r>
-        <w:t>WebSocket – для низкозадержочного обмена медиаданными, событиями встречи, потоковой аналитикой и чатом в реальном времени.</w:t>
+      <w:proofErr w:type="spellStart"/>
+      <w:r>
+        <w:t>WebSocket</w:t>
+      </w:r>
+      <w:proofErr w:type="spellEnd"/>
+      <w:r>
+        <w:t xml:space="preserve"> – для </w:t>
+      </w:r>
+      <w:proofErr w:type="spellStart"/>
+      <w:r>
+        <w:t>низкозадержочного</w:t>
+      </w:r>
+      <w:proofErr w:type="spellEnd"/>
+      <w:r>
+        <w:t xml:space="preserve"> обмена </w:t>
+      </w:r>
+      <w:proofErr w:type="spellStart"/>
+      <w:r>
+        <w:t>медиаданными</w:t>
+      </w:r>
+      <w:proofErr w:type="spellEnd"/>
+      <w:r>
+        <w:t>, событиями встречи, потоковой аналитикой и чатом в реальном времени.</w:t>
       </w:r>
     </w:p>
     <w:p>
@@ -19594,7 +20486,31 @@
         <w:contextualSpacing/>
       </w:pPr>
       <w:r>
-        <w:t>Клиентская часть реализована как одностраничное приложение (SPA) на базе стека React, TypeScript и сборщика Vite. Интерфейс спроектирован с учётом принципов компонентного подхода и разделения ответственности.</w:t>
+        <w:t xml:space="preserve">Клиентская часть реализована как одностраничное приложение (SPA) на базе стека </w:t>
+      </w:r>
+      <w:proofErr w:type="spellStart"/>
+      <w:r>
+        <w:t>React</w:t>
+      </w:r>
+      <w:proofErr w:type="spellEnd"/>
+      <w:r>
+        <w:t xml:space="preserve">, </w:t>
+      </w:r>
+      <w:proofErr w:type="spellStart"/>
+      <w:r>
+        <w:t>TypeScript</w:t>
+      </w:r>
+      <w:proofErr w:type="spellEnd"/>
+      <w:r>
+        <w:t xml:space="preserve"> и сборщика </w:t>
+      </w:r>
+      <w:proofErr w:type="spellStart"/>
+      <w:r>
+        <w:t>Vite</w:t>
+      </w:r>
+      <w:proofErr w:type="spellEnd"/>
+      <w:r>
+        <w:t>. Интерфейс спроектирован с учётом принципов компонентного подхода и разделения ответственности.</w:t>
       </w:r>
     </w:p>
     <w:p>
@@ -19637,8 +20553,21 @@
           <w:numId w:val="4"/>
         </w:numPr>
       </w:pPr>
-      <w:r>
-        <w:t>WebSocket-механизм обеспечивает автоматическое переподключение, обработку сигналов активности и маршрутизацию входящих событий. Разбор доменных событий делегирован специализированной функции, которая обновляет состояние, показывает уведомления и реагирует на завершение встречи.</w:t>
+      <w:proofErr w:type="spellStart"/>
+      <w:r>
+        <w:t>WebSocket</w:t>
+      </w:r>
+      <w:proofErr w:type="spellEnd"/>
+      <w:r>
+        <w:t xml:space="preserve">-механизм обеспечивает автоматическое </w:t>
+      </w:r>
+      <w:proofErr w:type="spellStart"/>
+      <w:r>
+        <w:t>переподключение</w:t>
+      </w:r>
+      <w:proofErr w:type="spellEnd"/>
+      <w:r>
+        <w:t>, обработку сигналов активности и маршрутизацию входящих событий. Разбор доменных событий делегирован специализированной функции, которая обновляет состояние, показывает уведомления и реагирует на завершение встречи.</w:t>
       </w:r>
     </w:p>
     <w:p>
@@ -19847,7 +20776,15 @@
       <w:bookmarkStart w:id="41" w:name="_Toc229467891"/>
       <w:bookmarkStart w:id="42" w:name="_Toc233140235"/>
       <w:r>
-        <w:t>Серверный модуль управления сессиями и WebSocket-коммуникации</w:t>
+        <w:t xml:space="preserve">Серверный модуль управления сессиями и </w:t>
+      </w:r>
+      <w:proofErr w:type="spellStart"/>
+      <w:r>
+        <w:t>WebSocket</w:t>
+      </w:r>
+      <w:proofErr w:type="spellEnd"/>
+      <w:r>
+        <w:t>-коммуникации</w:t>
       </w:r>
       <w:bookmarkEnd w:id="41"/>
       <w:bookmarkEnd w:id="42"/>
@@ -19857,7 +20794,15 @@
         <w:contextualSpacing/>
       </w:pPr>
       <w:r>
-        <w:t>Серверная часть написана на языке Go с использованием веб-фреймворка Gin. Точка входа выполняет инициализацию подключения к СУБД, настройку CORS, регистрацию промежуточного ПО и маршрутов.</w:t>
+        <w:t xml:space="preserve">Серверная часть написана на языке Go с использованием веб-фреймворка </w:t>
+      </w:r>
+      <w:proofErr w:type="spellStart"/>
+      <w:r>
+        <w:t>Gin</w:t>
+      </w:r>
+      <w:proofErr w:type="spellEnd"/>
+      <w:r>
+        <w:t>. Точка входа выполняет инициализацию подключения к СУБД, настройку CORS, регистрацию промежуточного ПО и маршрутов.</w:t>
       </w:r>
     </w:p>
     <w:p>
@@ -19877,7 +20822,15 @@
         </w:numPr>
       </w:pPr>
       <w:r>
-        <w:t>Цепочка middleware: восстановление после сбоев → идентификация запроса → логирование доступа → CORS → ограничение попыток входа → проверка аутентификации. Такая последовательность обеспечивает отказоустойчивость, аудит запросов, защиту от подбора паролей и контроль доступа.</w:t>
+        <w:t xml:space="preserve">Цепочка </w:t>
+      </w:r>
+      <w:proofErr w:type="spellStart"/>
+      <w:r>
+        <w:t>middleware</w:t>
+      </w:r>
+      <w:proofErr w:type="spellEnd"/>
+      <w:r>
+        <w:t>: восстановление после сбоев → идентификация запроса → логирование доступа → CORS → ограничение попыток входа → проверка аутентификации. Такая последовательность обеспечивает отказоустойчивость, аудит запросов, защиту от подбора паролей и контроль доступа.</w:t>
       </w:r>
     </w:p>
     <w:p>
@@ -19888,8 +20841,13 @@
           <w:numId w:val="4"/>
         </w:numPr>
       </w:pPr>
-      <w:r>
-        <w:t>WebSocket-хаб управляет пулом соединений по идентификатору сессии. При получении сообщения о присоединении сервер сохраняет метаданные подключения, рассылает событие о новом участнике всем клиентам и отправляет новому участнику текущий список присутствующих.</w:t>
+      <w:proofErr w:type="spellStart"/>
+      <w:r>
+        <w:t>WebSocket</w:t>
+      </w:r>
+      <w:proofErr w:type="spellEnd"/>
+      <w:r>
+        <w:t>-хаб управляет пулом соединений по идентификатору сессии. При получении сообщения о присоединении сервер сохраняет метаданные подключения, рассылает событие о новом участнике всем клиентам и отправляет новому участнику текущий список присутствующих.</w:t>
       </w:r>
     </w:p>
     <w:p>
@@ -19901,11 +20859,27 @@
         </w:numPr>
       </w:pPr>
       <w:r>
-        <w:t xml:space="preserve">Обработка медиа-событий: сообщения типов «кадр», «аудио», «сообщение чата» маршрутизируются к зарегистрированным обработчикам. События аналитики (текстовый анализ, аудиоанализ, </w:t>
+        <w:t xml:space="preserve">Обработка медиа-событий: сообщения типов «кадр», «аудио», «сообщение чата» маршрутизируются к зарегистрированным обработчикам. События аналитики (текстовый анализ, </w:t>
+      </w:r>
+      <w:proofErr w:type="spellStart"/>
+      <w:r>
+        <w:t>аудиоанализ</w:t>
+      </w:r>
+      <w:proofErr w:type="spellEnd"/>
+      <w:r>
+        <w:t xml:space="preserve">, </w:t>
       </w:r>
       <w:r>
         <w:lastRenderedPageBreak/>
-        <w:t>анализ лица, эмоции) записываются в таблицу событий и одновременно транслируются клиентам. Отладочные сообщения не сохраняются в БД, а сразу передаются по WebSocket для снижения нагрузки на дисковую подсистему.</w:t>
+        <w:t xml:space="preserve">анализ лица, эмоции) записываются в таблицу событий и одновременно транслируются клиентам. Отладочные сообщения не сохраняются в БД, а сразу передаются по </w:t>
+      </w:r>
+      <w:proofErr w:type="spellStart"/>
+      <w:r>
+        <w:t>WebSocket</w:t>
+      </w:r>
+      <w:proofErr w:type="spellEnd"/>
+      <w:r>
+        <w:t xml:space="preserve"> для снижения нагрузки на дисковую подсистему.</w:t>
       </w:r>
     </w:p>
     <w:p>
@@ -19937,7 +20911,15 @@
         <w:contextualSpacing/>
       </w:pPr>
       <w:r>
-        <w:t>Подсистема безопасности реализована на основе архитектуры без сохранения состояния (stateless) с применением технологии JWT. Процесс аутентификации пользователя состоит из следующих этапов</w:t>
+        <w:t>Подсистема безопасности реализована на основе архитектуры без сохранения состояния (</w:t>
+      </w:r>
+      <w:proofErr w:type="spellStart"/>
+      <w:r>
+        <w:t>stateless</w:t>
+      </w:r>
+      <w:proofErr w:type="spellEnd"/>
+      <w:r>
+        <w:t>) с применением технологии JWT. Процесс аутентификации пользователя состоит из следующих этапов</w:t>
       </w:r>
       <w:r>
         <w:t>:</w:t>
@@ -19952,7 +20934,15 @@
         <w:contextualSpacing/>
       </w:pPr>
       <w:r>
-        <w:t>Проверку учётных данных через запрос входа с валидацией хеша пароля.</w:t>
+        <w:t xml:space="preserve">Проверку учётных данных через запрос входа с валидацией </w:t>
+      </w:r>
+      <w:proofErr w:type="spellStart"/>
+      <w:r>
+        <w:t>хеша</w:t>
+      </w:r>
+      <w:proofErr w:type="spellEnd"/>
+      <w:r>
+        <w:t xml:space="preserve"> пароля.</w:t>
       </w:r>
     </w:p>
     <w:p>
@@ -20020,7 +21010,15 @@
         </w:numPr>
       </w:pPr>
       <w:r>
-        <w:t>В продакшн-окружении предполагается использование HTTPS/WSS, строгих CORS-правил и безопасных cookie для токенов обновления.</w:t>
+        <w:t xml:space="preserve">В продакшн-окружении предполагается использование HTTPS/WSS, строгих CORS-правил и безопасных </w:t>
+      </w:r>
+      <w:proofErr w:type="spellStart"/>
+      <w:r>
+        <w:t>cookie</w:t>
+      </w:r>
+      <w:proofErr w:type="spellEnd"/>
+      <w:r>
+        <w:t xml:space="preserve"> для токенов обновления.</w:t>
       </w:r>
     </w:p>
     <w:p>
@@ -20030,17 +21028,30 @@
       <w:bookmarkStart w:id="45" w:name="_Toc229467893"/>
       <w:bookmarkStart w:id="46" w:name="_Toc233140237"/>
       <w:r>
-        <w:t>Модуль захвата и передачи медиапотоков</w:t>
+        <w:t xml:space="preserve">Модуль захвата и передачи </w:t>
+      </w:r>
+      <w:proofErr w:type="spellStart"/>
+      <w:r>
+        <w:t>медиапотоков</w:t>
       </w:r>
       <w:bookmarkEnd w:id="45"/>
       <w:bookmarkEnd w:id="46"/>
+      <w:proofErr w:type="spellEnd"/>
     </w:p>
     <w:p>
       <w:pPr>
         <w:contextualSpacing/>
       </w:pPr>
       <w:r>
-        <w:t>Захват медиаданных на стороне клиента реализован через нативные браузерные API без использования сторонних плагинов.</w:t>
+        <w:t xml:space="preserve">Захват </w:t>
+      </w:r>
+      <w:proofErr w:type="spellStart"/>
+      <w:r>
+        <w:t>медиаданных</w:t>
+      </w:r>
+      <w:proofErr w:type="spellEnd"/>
+      <w:r>
+        <w:t xml:space="preserve"> на стороне клиента реализован через нативные браузерные API без использования сторонних плагинов.</w:t>
       </w:r>
     </w:p>
     <w:p>
@@ -20056,7 +21067,23 @@
       </w:r>
       <w:r>
         <w:lastRenderedPageBreak/>
-        <w:t>применяется стратегия кумулятивного накопления чанков: вместо отправки изолированных фрагментов система формирует непрерывный буфер, содержащий инициализирующий сегмент и последующие кластеры. Буфер кодируется в Base64 и отправляется по WebSocket с заданным интервалом или по достижению лимита размера.</w:t>
+        <w:t xml:space="preserve">применяется стратегия кумулятивного накопления </w:t>
+      </w:r>
+      <w:proofErr w:type="spellStart"/>
+      <w:r>
+        <w:t>чанков</w:t>
+      </w:r>
+      <w:proofErr w:type="spellEnd"/>
+      <w:r>
+        <w:t xml:space="preserve">: вместо отправки изолированных фрагментов система формирует непрерывный буфер, содержащий инициализирующий сегмент и последующие кластеры. Буфер кодируется в Base64 и отправляется по </w:t>
+      </w:r>
+      <w:proofErr w:type="spellStart"/>
+      <w:r>
+        <w:t>WebSocket</w:t>
+      </w:r>
+      <w:proofErr w:type="spellEnd"/>
+      <w:r>
+        <w:t xml:space="preserve"> с заданным интервалом или по достижению лимита размера.</w:t>
       </w:r>
     </w:p>
     <w:p>
@@ -20068,7 +21095,23 @@
         </w:numPr>
       </w:pPr>
       <w:r>
-        <w:t>Видео: кадры для анализа лица захватываются с видеоэлемента через canvas с фиксированным интервалом. Изображение конвертируется в JPEG Base64 и передаётся типом «кадр». Такой подход балансирует между частотой обновления аналитики и пропускной способностью канала.</w:t>
+        <w:t xml:space="preserve">Видео: кадры для анализа лица захватываются с </w:t>
+      </w:r>
+      <w:proofErr w:type="spellStart"/>
+      <w:r>
+        <w:t>видеоэлемента</w:t>
+      </w:r>
+      <w:proofErr w:type="spellEnd"/>
+      <w:r>
+        <w:t xml:space="preserve"> через </w:t>
+      </w:r>
+      <w:proofErr w:type="spellStart"/>
+      <w:r>
+        <w:t>canvas</w:t>
+      </w:r>
+      <w:proofErr w:type="spellEnd"/>
+      <w:r>
+        <w:t xml:space="preserve"> с фиксированным интервалом. Изображение конвертируется в JPEG Base64 и передаётся типом «кадр». Такой подход балансирует между частотой обновления аналитики и пропускной способностью канала.</w:t>
       </w:r>
     </w:p>
     <w:p>
@@ -20111,11 +21154,21 @@
     </w:p>
     <w:p>
       <w:r>
-        <w:t xml:space="preserve">Для анализа видеопотока используется сверточная нейронная сеть (CNN), которая обучается на датасете изображений лиц (например, FER2013). Классификация эмоций (радость, грусть, гнев и т.д.) выполняется с помощью функции активации </w:t>
-      </w:r>
+        <w:t xml:space="preserve">Для анализа видеопотока используется </w:t>
+      </w:r>
+      <w:proofErr w:type="spellStart"/>
+      <w:r>
+        <w:t>сверточная</w:t>
+      </w:r>
+      <w:proofErr w:type="spellEnd"/>
+      <w:r>
+        <w:t xml:space="preserve"> нейронная сеть (CNN), которая обучается на датасете изображений лиц (например, FER2013). Классификация эмоций (радость, грусть, гнев и т.д.) выполняется с помощью функции активации </w:t>
+      </w:r>
+      <w:proofErr w:type="spellStart"/>
       <w:r>
         <w:t>Softmax</w:t>
       </w:r>
+      <w:proofErr w:type="spellEnd"/>
       <w:r>
         <w:t>:</w:t>
       </w:r>
@@ -20453,8 +21506,21 @@
         <w:t xml:space="preserve">Для оценки качества модели используется функция потерь </w:t>
       </w:r>
       <w:r>
-        <w:t>Cross-Entropy Loss</w:t>
-      </w:r>
+        <w:t>Cross-</w:t>
+      </w:r>
+      <w:proofErr w:type="spellStart"/>
+      <w:r>
+        <w:t>Entropy</w:t>
+      </w:r>
+      <w:proofErr w:type="spellEnd"/>
+      <w:r>
+        <w:t xml:space="preserve"> </w:t>
+      </w:r>
+      <w:proofErr w:type="spellStart"/>
+      <w:r>
+        <w:t>Loss</w:t>
+      </w:r>
+      <w:proofErr w:type="spellEnd"/>
       <w:r>
         <w:t>:</w:t>
       </w:r>
@@ -20848,7 +21914,39 @@
     </w:p>
     <w:p>
       <w:r>
-        <w:t>Для анализа аудиопотока применяются мел-частотные кепстральные коэффициенты (MFCC), которые извлекаются из голосовых данных. Классификация выполняется рекуррентной нейронной сетью (RNN) с функцией активации Softmax. Точность модели также оценивается через Cross-Entropy Loss.</w:t>
+        <w:t xml:space="preserve">Для анализа аудиопотока применяются мел-частотные </w:t>
+      </w:r>
+      <w:proofErr w:type="spellStart"/>
+      <w:r>
+        <w:t>кепстральные</w:t>
+      </w:r>
+      <w:proofErr w:type="spellEnd"/>
+      <w:r>
+        <w:t xml:space="preserve"> коэффициенты (MFCC), которые извлекаются из голосовых данных. Классификация выполняется рекуррентной нейронной сетью (RNN) с функцией активации </w:t>
+      </w:r>
+      <w:proofErr w:type="spellStart"/>
+      <w:r>
+        <w:t>Softmax</w:t>
+      </w:r>
+      <w:proofErr w:type="spellEnd"/>
+      <w:r>
+        <w:t>. Точность модели также оценивается через Cross-</w:t>
+      </w:r>
+      <w:proofErr w:type="spellStart"/>
+      <w:r>
+        <w:t>Entropy</w:t>
+      </w:r>
+      <w:proofErr w:type="spellEnd"/>
+      <w:r>
+        <w:t xml:space="preserve"> </w:t>
+      </w:r>
+      <w:proofErr w:type="spellStart"/>
+      <w:r>
+        <w:t>Loss</w:t>
+      </w:r>
+      <w:proofErr w:type="spellEnd"/>
+      <w:r>
+        <w:t>.</w:t>
       </w:r>
     </w:p>
     <w:p>
@@ -20869,6 +21967,7 @@
           <w:numId w:val="4"/>
         </w:numPr>
       </w:pPr>
+      <w:proofErr w:type="spellStart"/>
       <w:r>
         <w:rPr>
           <w:b/>
@@ -20876,6 +21975,7 @@
         </w:rPr>
         <w:t>Accuracy</w:t>
       </w:r>
+      <w:proofErr w:type="spellEnd"/>
       <w:r>
         <w:t>: доля правильно классифицированных эмоций,</w:t>
       </w:r>
@@ -20888,6 +21988,7 @@
           <w:numId w:val="4"/>
         </w:numPr>
       </w:pPr>
+      <w:proofErr w:type="spellStart"/>
       <w:r>
         <w:rPr>
           <w:b/>
@@ -20895,6 +21996,7 @@
         </w:rPr>
         <w:t>Loss</w:t>
       </w:r>
+      <w:proofErr w:type="spellEnd"/>
       <w:r>
         <w:t>: значение функции потерь, отражающее расхождение между предсказаниями и истинными значениями.</w:t>
       </w:r>
@@ -21068,7 +22170,31 @@
     </w:p>
     <w:p>
       <w:r>
-        <w:t>Поток обработки аудиоданных: производится захват аудиочанков, после чего выполняется транскрибация речи с преобразованием аудиосигнала в текстовое представление. Результаты транскрибации сохраняются в базу данных.</w:t>
+        <w:t xml:space="preserve">Поток обработки аудиоданных: производится захват </w:t>
+      </w:r>
+      <w:proofErr w:type="spellStart"/>
+      <w:r>
+        <w:t>аудиочанков</w:t>
+      </w:r>
+      <w:proofErr w:type="spellEnd"/>
+      <w:r>
+        <w:t xml:space="preserve">, после чего выполняется </w:t>
+      </w:r>
+      <w:proofErr w:type="spellStart"/>
+      <w:r>
+        <w:t>транскрибация</w:t>
+      </w:r>
+      <w:proofErr w:type="spellEnd"/>
+      <w:r>
+        <w:t xml:space="preserve"> речи с преобразованием аудиосигнала в текстовое представление. Результаты </w:t>
+      </w:r>
+      <w:proofErr w:type="spellStart"/>
+      <w:r>
+        <w:t>транскрибации</w:t>
+      </w:r>
+      <w:proofErr w:type="spellEnd"/>
+      <w:r>
+        <w:t xml:space="preserve"> сохраняются в базу данных.</w:t>
       </w:r>
     </w:p>
     <w:p>
@@ -21104,7 +22230,15 @@
         <w:contextualSpacing/>
       </w:pPr>
       <w:r>
-        <w:t>Вычислительные задачи ИИ вынесены в отдельный сервис (AI-шлюз) и сервис распознавания речи на языке Python. Шлюз взаимодействует с серверной частью через WebSocket и конфигурируется через JSON-файлы с поддержкой горячей перезагрузки.</w:t>
+        <w:t xml:space="preserve">Вычислительные задачи ИИ вынесены в отдельный сервис (AI-шлюз) и сервис распознавания речи на языке Python. Шлюз взаимодействует с серверной частью через </w:t>
+      </w:r>
+      <w:proofErr w:type="spellStart"/>
+      <w:r>
+        <w:t>WebSocket</w:t>
+      </w:r>
+      <w:proofErr w:type="spellEnd"/>
+      <w:r>
+        <w:t xml:space="preserve"> и конфигурируется через JSON-файлы с поддержкой горячей перезагрузки.</w:t>
       </w:r>
     </w:p>
     <w:p>
@@ -21120,7 +22254,31 @@
         <w:contextualSpacing/>
       </w:pPr>
       <w:r>
-        <w:t>Задача распознавания эмоций по выражению лица (Facial Expression Recognition, FER) является одной из ключевых в области компьютерного зрения и аффективных вычислений</w:t>
+        <w:t>Задача распознавания эмоций по выражению лица (</w:t>
+      </w:r>
+      <w:proofErr w:type="spellStart"/>
+      <w:r>
+        <w:t>Facial</w:t>
+      </w:r>
+      <w:proofErr w:type="spellEnd"/>
+      <w:r>
+        <w:t xml:space="preserve"> </w:t>
+      </w:r>
+      <w:proofErr w:type="spellStart"/>
+      <w:r>
+        <w:t>Expression</w:t>
+      </w:r>
+      <w:proofErr w:type="spellEnd"/>
+      <w:r>
+        <w:t xml:space="preserve"> </w:t>
+      </w:r>
+      <w:proofErr w:type="spellStart"/>
+      <w:r>
+        <w:t>Recognition</w:t>
+      </w:r>
+      <w:proofErr w:type="spellEnd"/>
+      <w:r>
+        <w:t>, FER) является одной из ключевых в области компьютерного зрения и аффективных вычислений</w:t>
       </w:r>
       <w:r>
         <w:t>[</w:t>
@@ -21238,7 +22396,15 @@
         <w:contextualSpacing/>
       </w:pPr>
       <w:r>
-        <w:t>Первым шагом является локализация лица на изображении и определение ключевых точек (landmarks). Для этого применяются следующие подходы:</w:t>
+        <w:t>Первым шагом является локализация лица на изображении и определение ключевых точек (</w:t>
+      </w:r>
+      <w:proofErr w:type="spellStart"/>
+      <w:r>
+        <w:t>landmarks</w:t>
+      </w:r>
+      <w:proofErr w:type="spellEnd"/>
+      <w:r>
+        <w:t>). Для этого применяются следующие подходы:</w:t>
       </w:r>
     </w:p>
     <w:p>
@@ -21250,7 +22416,39 @@
         <w:contextualSpacing/>
       </w:pPr>
       <w:r>
-        <w:t>Active Shape Models (ASM) и Active Appearance Models (AAM) – классические статистические методы, которые строят параметрическое представление формы лица на основе обучающей выборки. Эти модели описывают вариации формы и текстуры лица через главные компоненты (PCA).</w:t>
+        <w:t xml:space="preserve">Active </w:t>
+      </w:r>
+      <w:proofErr w:type="spellStart"/>
+      <w:r>
+        <w:t>Shape</w:t>
+      </w:r>
+      <w:proofErr w:type="spellEnd"/>
+      <w:r>
+        <w:t xml:space="preserve"> </w:t>
+      </w:r>
+      <w:proofErr w:type="spellStart"/>
+      <w:r>
+        <w:t>Models</w:t>
+      </w:r>
+      <w:proofErr w:type="spellEnd"/>
+      <w:r>
+        <w:t xml:space="preserve"> (ASM) и Active </w:t>
+      </w:r>
+      <w:proofErr w:type="spellStart"/>
+      <w:r>
+        <w:t>Appearance</w:t>
+      </w:r>
+      <w:proofErr w:type="spellEnd"/>
+      <w:r>
+        <w:t xml:space="preserve"> </w:t>
+      </w:r>
+      <w:proofErr w:type="spellStart"/>
+      <w:r>
+        <w:t>Models</w:t>
+      </w:r>
+      <w:proofErr w:type="spellEnd"/>
+      <w:r>
+        <w:t xml:space="preserve"> (AAM) – классические статистические методы, которые строят параметрическое представление формы лица на основе обучающей выборки. Эти модели описывают вариации формы и текстуры лица через главные компоненты (PCA).</w:t>
       </w:r>
     </w:p>
     <w:p>
@@ -21274,8 +22472,29 @@
           <w:numId w:val="4"/>
         </w:numPr>
       </w:pPr>
-      <w:r>
-        <w:t>BlazeFace – легковесная свёрточная нейронная сеть, оптимизированная для работы в реальном времени на мобильных устройствах. Использует якорные точки (anchors) и предсказывает ограничивающие рамки лиц.</w:t>
+      <w:proofErr w:type="spellStart"/>
+      <w:r>
+        <w:t>BlazeFace</w:t>
+      </w:r>
+      <w:proofErr w:type="spellEnd"/>
+      <w:r>
+        <w:t xml:space="preserve"> – легковесная </w:t>
+      </w:r>
+      <w:proofErr w:type="spellStart"/>
+      <w:r>
+        <w:t>свёрточная</w:t>
+      </w:r>
+      <w:proofErr w:type="spellEnd"/>
+      <w:r>
+        <w:t xml:space="preserve"> нейронная сеть, оптимизированная для работы в реальном времени на мобильных устройствах. Использует якорные точки (</w:t>
+      </w:r>
+      <w:proofErr w:type="spellStart"/>
+      <w:r>
+        <w:t>anchors</w:t>
+      </w:r>
+      <w:proofErr w:type="spellEnd"/>
+      <w:r>
+        <w:t>) и предсказывает ограничивающие рамки лиц.</w:t>
       </w:r>
     </w:p>
     <w:p>
@@ -21287,7 +22506,23 @@
         </w:numPr>
       </w:pPr>
       <w:r>
-        <w:t>MTCNN (Multi-task Cascaded CNN) – каскадная архитектура из трёх нейронных сетей, которые последовательно уточняют положение лица и определяют 5 ключевых точек (углы глаз, кончик носа, уголки рта)</w:t>
+        <w:t>MTCNN (Multi-</w:t>
+      </w:r>
+      <w:proofErr w:type="spellStart"/>
+      <w:r>
+        <w:t>task</w:t>
+      </w:r>
+      <w:proofErr w:type="spellEnd"/>
+      <w:r>
+        <w:t xml:space="preserve"> </w:t>
+      </w:r>
+      <w:proofErr w:type="spellStart"/>
+      <w:r>
+        <w:t>Cascaded</w:t>
+      </w:r>
+      <w:proofErr w:type="spellEnd"/>
+      <w:r>
+        <w:t xml:space="preserve"> CNN) – каскадная архитектура из трёх нейронных сетей, которые последовательно уточняют положение лица и определяют 5 ключевых точек (углы глаз, кончик носа, уголки рта)</w:t>
       </w:r>
       <w:r>
         <w:t>[</w:t>
@@ -21322,7 +22557,31 @@
         <w:contextualSpacing/>
       </w:pPr>
       <w:r>
-        <w:t>Принцип работы MTCNN заключается в последовательной обработке изображения тремя нейронными сетями: P-Net (Proposal Network) генерирует кандидаты на расположение лиц, R-Net (Refine Network) отсеивает ложные срабатывания и уточняет границы, O-Net (Output Network) выполняет финальную проверку и определяет пять ключевых точек. Такая каскадная архитектура обеспечивает высокую скорость детекции при сохранении точности. Структура сети MTCNN представлена на рисунке</w:t>
+        <w:t>Принцип работы MTCNN заключается в последовательной обработке изображения тремя нейронными сетями: P-Net (</w:t>
+      </w:r>
+      <w:proofErr w:type="spellStart"/>
+      <w:r>
+        <w:t>Proposal</w:t>
+      </w:r>
+      <w:proofErr w:type="spellEnd"/>
+      <w:r>
+        <w:t xml:space="preserve"> Network) генерирует кандидаты на расположение лиц, R-Net (</w:t>
+      </w:r>
+      <w:proofErr w:type="spellStart"/>
+      <w:r>
+        <w:t>Refine</w:t>
+      </w:r>
+      <w:proofErr w:type="spellEnd"/>
+      <w:r>
+        <w:t xml:space="preserve"> Network) отсеивает ложные срабатывания и уточняет границы, O-Net (</w:t>
+      </w:r>
+      <w:proofErr w:type="spellStart"/>
+      <w:r>
+        <w:t>Output</w:t>
+      </w:r>
+      <w:proofErr w:type="spellEnd"/>
+      <w:r>
+        <w:t xml:space="preserve"> Network) выполняет финальную проверку и определяет пять ключевых точек. Такая каскадная архитектура обеспечивает высокую скорость детекции при сохранении точности. Структура сети MTCNN представлена на рисунке</w:t>
       </w:r>
       <w:r>
         <w:rPr>
@@ -21505,7 +22764,15 @@
         <w:contextualSpacing/>
       </w:pPr>
       <w:r>
-        <w:t>После детектирования выполняется выравнивание (alignment) – геометрическая трансформация лица к каноническому виду на основе ключевых точек. Это повышает точность последующей классификации эмоций.</w:t>
+        <w:t>После детектирования выполняется выравнивание (</w:t>
+      </w:r>
+      <w:proofErr w:type="spellStart"/>
+      <w:r>
+        <w:t>alignment</w:t>
+      </w:r>
+      <w:proofErr w:type="spellEnd"/>
+      <w:r>
+        <w:t>) – геометрическая трансформация лица к каноническому виду на основе ключевых точек. Это повышает точность последующей классификации эмоций.</w:t>
       </w:r>
     </w:p>
     <w:p>
@@ -21513,11 +22780,35 @@
         <w:contextualSpacing/>
       </w:pPr>
       <w:r>
-        <w:t xml:space="preserve">Классификация эмоций выполняется с помощью свёрточных нейронных сетей (CNN). В разработанной системе используется библиотека DeepFace, </w:t>
+        <w:t xml:space="preserve">Классификация эмоций выполняется с помощью </w:t>
+      </w:r>
+      <w:proofErr w:type="spellStart"/>
+      <w:r>
+        <w:t>свёрточных</w:t>
+      </w:r>
+      <w:proofErr w:type="spellEnd"/>
+      <w:r>
+        <w:t xml:space="preserve"> нейронных сетей (CNN). В разработанной системе используется библиотека </w:t>
+      </w:r>
+      <w:proofErr w:type="spellStart"/>
+      <w:r>
+        <w:t>DeepFace</w:t>
+      </w:r>
+      <w:proofErr w:type="spellEnd"/>
+      <w:r>
+        <w:t xml:space="preserve">, </w:t>
       </w:r>
       <w:r>
         <w:lastRenderedPageBreak/>
-        <w:t>которая представляет собой мета-библиотеку, включающую несколько предобученных архитектур:</w:t>
+        <w:t xml:space="preserve">которая представляет собой мета-библиотеку, включающую несколько </w:t>
+      </w:r>
+      <w:proofErr w:type="spellStart"/>
+      <w:r>
+        <w:t>предобученных</w:t>
+      </w:r>
+      <w:proofErr w:type="spellEnd"/>
+      <w:r>
+        <w:t xml:space="preserve"> архитектур:</w:t>
       </w:r>
     </w:p>
     <w:p>
@@ -21529,7 +22820,15 @@
         <w:contextualSpacing/>
       </w:pPr>
       <w:r>
-        <w:t>VGG-Face – глубокая сеть с 16-19 свёрточными слоями, изначально обученная для задачи распознавания лиц, но адаптируемая для классификации эмоций.</w:t>
+        <w:t xml:space="preserve">VGG-Face – глубокая сеть с 16-19 </w:t>
+      </w:r>
+      <w:proofErr w:type="spellStart"/>
+      <w:r>
+        <w:t>свёрточными</w:t>
+      </w:r>
+      <w:proofErr w:type="spellEnd"/>
+      <w:r>
+        <w:t xml:space="preserve"> слоями, изначально обученная для задачи распознавания лиц, но адаптируемая для классификации эмоций.</w:t>
       </w:r>
     </w:p>
     <w:p>
@@ -21541,7 +22840,23 @@
         <w:contextualSpacing/>
       </w:pPr>
       <w:r>
-        <w:t>Facenet512 – архитектура, использующая triplet loss для обучения вложений лиц в компактное пространство признаков.</w:t>
+        <w:t xml:space="preserve">Facenet512 – архитектура, использующая </w:t>
+      </w:r>
+      <w:proofErr w:type="spellStart"/>
+      <w:r>
+        <w:t>triplet</w:t>
+      </w:r>
+      <w:proofErr w:type="spellEnd"/>
+      <w:r>
+        <w:t xml:space="preserve"> </w:t>
+      </w:r>
+      <w:proofErr w:type="spellStart"/>
+      <w:r>
+        <w:t>loss</w:t>
+      </w:r>
+      <w:proofErr w:type="spellEnd"/>
+      <w:r>
+        <w:t xml:space="preserve"> для обучения вложений лиц в компактное пространство признаков.</w:t>
       </w:r>
     </w:p>
     <w:p>
@@ -21552,8 +22867,13 @@
         </w:numPr>
         <w:contextualSpacing/>
       </w:pPr>
-      <w:r>
-        <w:t>EfficientNet – семейство сетей, оптимизированных по соотношению точности и вычислительной сложности.</w:t>
+      <w:proofErr w:type="spellStart"/>
+      <w:r>
+        <w:t>EfficientNet</w:t>
+      </w:r>
+      <w:proofErr w:type="spellEnd"/>
+      <w:r>
+        <w:t xml:space="preserve"> – семейство сетей, оптимизированных по соотношению точности и вычислительной сложности.</w:t>
       </w:r>
     </w:p>
     <w:p>
@@ -21561,7 +22881,15 @@
         <w:contextualSpacing/>
       </w:pPr>
       <w:r>
-        <w:t xml:space="preserve">Архитектура VGG-16, лежащая в основе модели VGG-Face, характеризуется использованием малых свёрточных фильтров 3×3 на всех слоях и последовательным увеличением количества каналов с уменьшением пространственной </w:t>
+        <w:t xml:space="preserve">Архитектура VGG-16, лежащая в основе модели VGG-Face, характеризуется использованием малых </w:t>
+      </w:r>
+      <w:proofErr w:type="spellStart"/>
+      <w:r>
+        <w:t>свёрточных</w:t>
+      </w:r>
+      <w:proofErr w:type="spellEnd"/>
+      <w:r>
+        <w:t xml:space="preserve"> фильтров 3×3 на всех слоях и последовательным увеличением количества каналов с уменьшением пространственной </w:t>
       </w:r>
       <w:r>
         <w:t>размерности [</w:t>
@@ -21588,7 +22916,23 @@
         <w:t>]</w:t>
       </w:r>
       <w:r>
-        <w:t>. Сеть содержит 13 свёрточных слоёв и 3 полносвязных слоя, что обеспечивает глубокое извлечение признаков лица. Блок-схема архитектуры VGG-16 представлена на рисунке</w:t>
+        <w:t xml:space="preserve">. Сеть содержит 13 </w:t>
+      </w:r>
+      <w:proofErr w:type="spellStart"/>
+      <w:r>
+        <w:t>свёрточных</w:t>
+      </w:r>
+      <w:proofErr w:type="spellEnd"/>
+      <w:r>
+        <w:t xml:space="preserve"> слоёв и 3 </w:t>
+      </w:r>
+      <w:proofErr w:type="spellStart"/>
+      <w:r>
+        <w:t>полносвязных</w:t>
+      </w:r>
+      <w:proofErr w:type="spellEnd"/>
+      <w:r>
+        <w:t xml:space="preserve"> слоя, что обеспечивает глубокое извлечение признаков лица. Блок-схема архитектуры VGG-16 представлена на рисунке</w:t>
       </w:r>
       <w:r>
         <w:rPr>
@@ -21772,15 +23116,44 @@
         <w:pStyle w:val="3"/>
       </w:pPr>
       <w:r>
-        <w:t>Модель MediaPipe Face Landmarker</w:t>
-      </w:r>
+        <w:t xml:space="preserve">Модель </w:t>
+      </w:r>
+      <w:proofErr w:type="spellStart"/>
+      <w:r>
+        <w:t>MediaPipe</w:t>
+      </w:r>
+      <w:proofErr w:type="spellEnd"/>
+      <w:r>
+        <w:t xml:space="preserve"> Face </w:t>
+      </w:r>
+      <w:proofErr w:type="spellStart"/>
+      <w:r>
+        <w:t>Landmarker</w:t>
+      </w:r>
+      <w:proofErr w:type="spellEnd"/>
     </w:p>
     <w:p>
       <w:pPr>
         <w:contextualSpacing/>
       </w:pPr>
       <w:r>
-        <w:t>Опционально в системе реализована поддержка MediaPipe Face Landmarker от Google, которая строит плотную сетку из 468 трёхмерных ключевых точек на лице</w:t>
+        <w:t xml:space="preserve">Опционально в системе реализована поддержка </w:t>
+      </w:r>
+      <w:proofErr w:type="spellStart"/>
+      <w:r>
+        <w:t>MediaPipe</w:t>
+      </w:r>
+      <w:proofErr w:type="spellEnd"/>
+      <w:r>
+        <w:t xml:space="preserve"> Face </w:t>
+      </w:r>
+      <w:proofErr w:type="spellStart"/>
+      <w:r>
+        <w:t>Landmarker</w:t>
+      </w:r>
+      <w:proofErr w:type="spellEnd"/>
+      <w:r>
+        <w:t xml:space="preserve"> от Google, которая строит плотную сетку из 468 трёхмерных ключевых точек на лице</w:t>
       </w:r>
       <w:r>
         <w:t xml:space="preserve"> [</w:t>
@@ -21819,7 +23192,15 @@
         </w:numPr>
       </w:pPr>
       <w:r>
-        <w:t>Оценивать blendshape-коэффициенты – параметры, описывающие активность групп лицевых мышц (например, поднятие бровей, растягивание рта);</w:t>
+        <w:t xml:space="preserve">Оценивать </w:t>
+      </w:r>
+      <w:proofErr w:type="spellStart"/>
+      <w:r>
+        <w:t>blendshape</w:t>
+      </w:r>
+      <w:proofErr w:type="spellEnd"/>
+      <w:r>
+        <w:t>-коэффициенты – параметры, описывающие активность групп лицевых мышц (например, поднятие бровей, растягивание рта);</w:t>
       </w:r>
     </w:p>
     <w:p>
@@ -21831,7 +23212,31 @@
         </w:numPr>
       </w:pPr>
       <w:r>
-        <w:t>Вычислять углы поворота головы (yaw, pitch, roll) для анализа позы;</w:t>
+        <w:t>Вычислять углы поворота головы (</w:t>
+      </w:r>
+      <w:proofErr w:type="spellStart"/>
+      <w:r>
+        <w:t>yaw</w:t>
+      </w:r>
+      <w:proofErr w:type="spellEnd"/>
+      <w:r>
+        <w:t xml:space="preserve">, </w:t>
+      </w:r>
+      <w:proofErr w:type="spellStart"/>
+      <w:r>
+        <w:t>pitch</w:t>
+      </w:r>
+      <w:proofErr w:type="spellEnd"/>
+      <w:r>
+        <w:t xml:space="preserve">, </w:t>
+      </w:r>
+      <w:proofErr w:type="spellStart"/>
+      <w:r>
+        <w:t>roll</w:t>
+      </w:r>
+      <w:proofErr w:type="spellEnd"/>
+      <w:r>
+        <w:t>) для анализа позы;</w:t>
       </w:r>
     </w:p>
     <w:p>
@@ -21844,15 +23249,44 @@
       </w:pPr>
       <w:r>
         <w:lastRenderedPageBreak/>
-        <w:t>Отслеживать микровыражения – кратковременные изменения выражения лица длительностью 1/25–1/5 секунды.</w:t>
+        <w:t xml:space="preserve">Отслеживать </w:t>
+      </w:r>
+      <w:proofErr w:type="spellStart"/>
+      <w:r>
+        <w:t>микровыражения</w:t>
+      </w:r>
+      <w:proofErr w:type="spellEnd"/>
+      <w:r>
+        <w:t xml:space="preserve"> – кратковременные изменения выражения лица длительностью 1/25–1/5 секунды.</w:t>
       </w:r>
     </w:p>
     <w:p>
       <w:pPr>
         <w:contextualSpacing/>
       </w:pPr>
-      <w:r>
-        <w:t xml:space="preserve">MediaPipe Face Landmarker использует encoder-decoder архитектуру на базе трансформеров для построения детальной трёхмерной модели лица. Сетка из 468 точек охватывает контуры глаз, бровей, носа, губ и овала лица, позволяя точно отслеживать мимику и положение головы в пространстве. Визуализация сетки ключевых точек представлена на рисунке </w:t>
+      <w:proofErr w:type="spellStart"/>
+      <w:r>
+        <w:t>MediaPipe</w:t>
+      </w:r>
+      <w:proofErr w:type="spellEnd"/>
+      <w:r>
+        <w:t xml:space="preserve"> Face </w:t>
+      </w:r>
+      <w:proofErr w:type="spellStart"/>
+      <w:r>
+        <w:t>Landmarker</w:t>
+      </w:r>
+      <w:proofErr w:type="spellEnd"/>
+      <w:r>
+        <w:t xml:space="preserve"> использует </w:t>
+      </w:r>
+      <w:proofErr w:type="spellStart"/>
+      <w:r>
+        <w:t>encoder-decoder</w:t>
+      </w:r>
+      <w:proofErr w:type="spellEnd"/>
+      <w:r>
+        <w:t xml:space="preserve"> архитектуру на базе трансформеров для построения детальной трёхмерной модели лица. Сетка из 468 точек охватывает контуры глаз, бровей, носа, губ и овала лица, позволяя точно отслеживать мимику и положение головы в пространстве. Визуализация сетки ключевых точек представлена на рисунке </w:t>
       </w:r>
       <w:r>
         <w:fldChar w:fldCharType="begin"/>
@@ -22022,8 +23456,36 @@
           <w:color w:val="000000" w:themeColor="text1"/>
           <w:lang w:eastAsia="en-US" w:bidi="he-IL"/>
         </w:rPr>
-        <w:t xml:space="preserve"> Сетка ключевых точек MediaPipe Face Landmarker</w:t>
-      </w:r>
+        <w:t xml:space="preserve"> Сетка ключевых точек </w:t>
+      </w:r>
+      <w:proofErr w:type="spellStart"/>
+      <w:r>
+        <w:rPr>
+          <w:rFonts w:eastAsiaTheme="minorHAnsi"/>
+          <w:color w:val="000000" w:themeColor="text1"/>
+          <w:lang w:eastAsia="en-US" w:bidi="he-IL"/>
+        </w:rPr>
+        <w:t>MediaPipe</w:t>
+      </w:r>
+      <w:proofErr w:type="spellEnd"/>
+      <w:r>
+        <w:rPr>
+          <w:rFonts w:eastAsiaTheme="minorHAnsi"/>
+          <w:color w:val="000000" w:themeColor="text1"/>
+          <w:lang w:eastAsia="en-US" w:bidi="he-IL"/>
+        </w:rPr>
+        <w:t xml:space="preserve"> Face </w:t>
+      </w:r>
+      <w:proofErr w:type="spellStart"/>
+      <w:r>
+        <w:rPr>
+          <w:rFonts w:eastAsiaTheme="minorHAnsi"/>
+          <w:color w:val="000000" w:themeColor="text1"/>
+          <w:lang w:eastAsia="en-US" w:bidi="he-IL"/>
+        </w:rPr>
+        <w:t>Landmarker</w:t>
+      </w:r>
+      <w:proofErr w:type="spellEnd"/>
     </w:p>
     <w:p>
       <w:pPr>
@@ -22042,7 +23504,15 @@
         </w:numPr>
       </w:pPr>
       <w:r>
-        <w:t>Радость (happiness) – поднятие уголков рта, появление морщин вокруг глаз;</w:t>
+        <w:t>Радость (</w:t>
+      </w:r>
+      <w:proofErr w:type="spellStart"/>
+      <w:r>
+        <w:t>happiness</w:t>
+      </w:r>
+      <w:proofErr w:type="spellEnd"/>
+      <w:r>
+        <w:t>) – поднятие уголков рта, появление морщин вокруг глаз;</w:t>
       </w:r>
     </w:p>
     <w:p>
@@ -22054,7 +23524,15 @@
         </w:numPr>
       </w:pPr>
       <w:r>
-        <w:t>Грусть (sadness) – опускание уголков рта, поднятие внутренних уголков бровей;</w:t>
+        <w:t>Грусть (</w:t>
+      </w:r>
+      <w:proofErr w:type="spellStart"/>
+      <w:r>
+        <w:t>sadness</w:t>
+      </w:r>
+      <w:proofErr w:type="spellEnd"/>
+      <w:r>
+        <w:t>) – опускание уголков рта, поднятие внутренних уголков бровей;</w:t>
       </w:r>
     </w:p>
     <w:p>
@@ -22066,7 +23544,15 @@
         </w:numPr>
       </w:pPr>
       <w:r>
-        <w:t>Гнев (anger) – опускание бровей, сужение глаз, напряжение губ;</w:t>
+        <w:t>Гнев (</w:t>
+      </w:r>
+      <w:proofErr w:type="spellStart"/>
+      <w:r>
+        <w:t>anger</w:t>
+      </w:r>
+      <w:proofErr w:type="spellEnd"/>
+      <w:r>
+        <w:t>) – опускание бровей, сужение глаз, напряжение губ;</w:t>
       </w:r>
     </w:p>
     <w:p>
@@ -22078,7 +23564,15 @@
         </w:numPr>
       </w:pPr>
       <w:r>
-        <w:t>Страх (fear) – поднятие верхних век, растягивание рта;</w:t>
+        <w:t>Страх (</w:t>
+      </w:r>
+      <w:proofErr w:type="spellStart"/>
+      <w:r>
+        <w:t>fear</w:t>
+      </w:r>
+      <w:proofErr w:type="spellEnd"/>
+      <w:r>
+        <w:t>) – поднятие верхних век, растягивание рта;</w:t>
       </w:r>
     </w:p>
     <w:p>
@@ -22090,7 +23584,15 @@
         </w:numPr>
       </w:pPr>
       <w:r>
-        <w:t>Удивление (surprise) – поднятие бровей, расширение глаз, открытие рта;</w:t>
+        <w:t>Удивление (</w:t>
+      </w:r>
+      <w:proofErr w:type="spellStart"/>
+      <w:r>
+        <w:t>surprise</w:t>
+      </w:r>
+      <w:proofErr w:type="spellEnd"/>
+      <w:r>
+        <w:t>) – поднятие бровей, расширение глаз, открытие рта;</w:t>
       </w:r>
     </w:p>
     <w:p>
@@ -22102,7 +23604,15 @@
         </w:numPr>
       </w:pPr>
       <w:r>
-        <w:t>Отвращение (disgust) – поднятие верхней губы, морщинистый нос.</w:t>
+        <w:t>Отвращение (</w:t>
+      </w:r>
+      <w:proofErr w:type="spellStart"/>
+      <w:r>
+        <w:t>disgust</w:t>
+      </w:r>
+      <w:proofErr w:type="spellEnd"/>
+      <w:r>
+        <w:t>) – поднятие верхней губы, морщинистый нос.</w:t>
       </w:r>
     </w:p>
     <w:p>
@@ -22138,7 +23648,15 @@
         <w:t>]</w:t>
       </w:r>
       <w:r>
-        <w:t xml:space="preserve">. Каждая эмоция характеризуется уникальным паттерном активации лицевых мышц (Action Units), который может быть распознан алгоритмами компьютерного зрения. Иллюстрация шести базовых эмоций по Экману представлена на рисунке </w:t>
+        <w:t xml:space="preserve">. Каждая эмоция характеризуется уникальным паттерном активации лицевых мышц (Action </w:t>
+      </w:r>
+      <w:proofErr w:type="spellStart"/>
+      <w:r>
+        <w:t>Units</w:t>
+      </w:r>
+      <w:proofErr w:type="spellEnd"/>
+      <w:r>
+        <w:t xml:space="preserve">), который может быть распознан алгоритмами компьютерного зрения. Иллюстрация шести базовых эмоций по Экману представлена на рисунке </w:t>
       </w:r>
       <w:r>
         <w:fldChar w:fldCharType="begin"/>
@@ -22303,7 +23821,15 @@
         <w:contextualSpacing/>
       </w:pPr>
       <w:r>
-        <w:t>Для предотвращения перегрузки ЦП/ГПУ реализован семафор, ограничивающий количество параллельных инференсов. Результаты публикуются как события «анализ лица» (сохраняется в БД).</w:t>
+        <w:t xml:space="preserve">Для предотвращения перегрузки ЦП/ГПУ реализован семафор, ограничивающий количество параллельных </w:t>
+      </w:r>
+      <w:proofErr w:type="spellStart"/>
+      <w:r>
+        <w:t>инференсов</w:t>
+      </w:r>
+      <w:proofErr w:type="spellEnd"/>
+      <w:r>
+        <w:t>. Результаты публикуются как события «анализ лица» (сохраняется в БД).</w:t>
       </w:r>
     </w:p>
     <w:p>
@@ -22319,7 +23845,31 @@
         <w:contextualSpacing/>
       </w:pPr>
       <w:r>
-        <w:t>Автоматическое распознавание речи (Automatic Speech Recognition, ASR) – это технология преобразования акустического сигнала в текстовое представление.</w:t>
+        <w:t>Автоматическое распознавание речи (</w:t>
+      </w:r>
+      <w:proofErr w:type="spellStart"/>
+      <w:r>
+        <w:t>Automatic</w:t>
+      </w:r>
+      <w:proofErr w:type="spellEnd"/>
+      <w:r>
+        <w:t xml:space="preserve"> </w:t>
+      </w:r>
+      <w:proofErr w:type="spellStart"/>
+      <w:r>
+        <w:t>Speech</w:t>
+      </w:r>
+      <w:proofErr w:type="spellEnd"/>
+      <w:r>
+        <w:t xml:space="preserve"> </w:t>
+      </w:r>
+      <w:proofErr w:type="spellStart"/>
+      <w:r>
+        <w:t>Recognition</w:t>
+      </w:r>
+      <w:proofErr w:type="spellEnd"/>
+      <w:r>
+        <w:t>, ASR) – это технология преобразования акустического сигнала в текстовое представление.</w:t>
       </w:r>
     </w:p>
     <w:p>
@@ -22340,7 +23890,15 @@
       </w:r>
       <w:r>
         <w:lastRenderedPageBreak/>
-        <w:t>включает энкодер и декодер, взаимодействующие через механизм внимания, что позволяет эффективно обрабатывать последовательности данных.</w:t>
+        <w:t xml:space="preserve">включает </w:t>
+      </w:r>
+      <w:proofErr w:type="spellStart"/>
+      <w:r>
+        <w:t>энкодер</w:t>
+      </w:r>
+      <w:proofErr w:type="spellEnd"/>
+      <w:r>
+        <w:t xml:space="preserve"> и декодер, взаимодействующие через механизм внимания, что позволяет эффективно обрабатывать последовательности данных.</w:t>
       </w:r>
     </w:p>
     <w:p>
@@ -22384,7 +23942,31 @@
         <w:t>al</w:t>
       </w:r>
       <w:r>
-        <w:t>. в 2017 году, полностью отказалась от рекуррентных и свёрточных слоёв в пользу механизма самовнимания, что позволило эффективно параллелить вычисления и обрабатывать длинные последовательности</w:t>
+        <w:t xml:space="preserve">. в 2017 году, полностью отказалась от рекуррентных и </w:t>
+      </w:r>
+      <w:proofErr w:type="spellStart"/>
+      <w:r>
+        <w:t>свёрточных</w:t>
+      </w:r>
+      <w:proofErr w:type="spellEnd"/>
+      <w:r>
+        <w:t xml:space="preserve"> слоёв в пользу механизма </w:t>
+      </w:r>
+      <w:proofErr w:type="spellStart"/>
+      <w:r>
+        <w:t>самовнимания</w:t>
+      </w:r>
+      <w:proofErr w:type="spellEnd"/>
+      <w:r>
+        <w:t xml:space="preserve">, что позволило эффективно </w:t>
+      </w:r>
+      <w:proofErr w:type="spellStart"/>
+      <w:r>
+        <w:t>параллелить</w:t>
+      </w:r>
+      <w:proofErr w:type="spellEnd"/>
+      <w:r>
+        <w:t xml:space="preserve"> вычисления и обрабатывать длинные последовательности</w:t>
       </w:r>
       <w:r>
         <w:t xml:space="preserve"> [</w:t>
@@ -22411,7 +23993,23 @@
         <w:t>]</w:t>
       </w:r>
       <w:r>
-        <w:t xml:space="preserve">. Модель состоит из энкодера и декодера, каждый из которых содержит многоголовое внимание, полносвязные слои и нормализацию. </w:t>
+        <w:t xml:space="preserve">. Модель состоит из </w:t>
+      </w:r>
+      <w:proofErr w:type="spellStart"/>
+      <w:r>
+        <w:t>энкодера</w:t>
+      </w:r>
+      <w:proofErr w:type="spellEnd"/>
+      <w:r>
+        <w:t xml:space="preserve"> и декодера, каждый из которых содержит многоголовое внимание, </w:t>
+      </w:r>
+      <w:proofErr w:type="spellStart"/>
+      <w:r>
+        <w:t>полносвязные</w:t>
+      </w:r>
+      <w:proofErr w:type="spellEnd"/>
+      <w:r>
+        <w:t xml:space="preserve"> слои и нормализацию. </w:t>
       </w:r>
       <w:r>
         <w:t xml:space="preserve">Общая архитектура </w:t>
@@ -22619,24 +24217,52 @@
           <w:color w:val="000000" w:themeColor="text1"/>
           <w:lang w:eastAsia="en-US" w:bidi="he-IL"/>
         </w:rPr>
-        <w:t xml:space="preserve"> Архитектура Transformer</w:t>
-      </w:r>
+        <w:t xml:space="preserve"> Архитектура </w:t>
+      </w:r>
+      <w:proofErr w:type="spellStart"/>
+      <w:r>
+        <w:rPr>
+          <w:rFonts w:eastAsiaTheme="minorHAnsi"/>
+          <w:color w:val="000000" w:themeColor="text1"/>
+          <w:lang w:eastAsia="en-US" w:bidi="he-IL"/>
+        </w:rPr>
+        <w:t>Transformer</w:t>
+      </w:r>
+      <w:proofErr w:type="spellEnd"/>
     </w:p>
     <w:p>
       <w:pPr>
         <w:pStyle w:val="3"/>
       </w:pPr>
+      <w:proofErr w:type="spellStart"/>
       <w:r>
         <w:lastRenderedPageBreak/>
         <w:t>Whisper</w:t>
       </w:r>
+      <w:proofErr w:type="spellEnd"/>
     </w:p>
     <w:p>
       <w:pPr>
         <w:contextualSpacing/>
       </w:pPr>
       <w:r>
-        <w:t>В разработанной системе используется модель Whisper от OpenAI, которая представляет собой encoder-decoder трансформер, обученный на 680 000 часов размеченных аудиоданных. Основные компоненты архитектуры:</w:t>
+        <w:t xml:space="preserve">В разработанной системе используется модель </w:t>
+      </w:r>
+      <w:proofErr w:type="spellStart"/>
+      <w:r>
+        <w:t>Whisper</w:t>
+      </w:r>
+      <w:proofErr w:type="spellEnd"/>
+      <w:r>
+        <w:t xml:space="preserve"> от OpenAI, которая представляет собой </w:t>
+      </w:r>
+      <w:proofErr w:type="spellStart"/>
+      <w:r>
+        <w:t>encoder-decoder</w:t>
+      </w:r>
+      <w:proofErr w:type="spellEnd"/>
+      <w:r>
+        <w:t xml:space="preserve"> трансформер, обученный на 680 000 часов размеченных аудиоданных. Основные компоненты архитектуры:</w:t>
       </w:r>
     </w:p>
     <w:p>
@@ -22659,8 +24285,13 @@
         </w:numPr>
         <w:contextualSpacing/>
       </w:pPr>
-      <w:r>
-        <w:t>Энкодер: последовательность из N идентичных блоков каждый из которых содержит:</w:t>
+      <w:proofErr w:type="spellStart"/>
+      <w:r>
+        <w:t>Энкодер</w:t>
+      </w:r>
+      <w:proofErr w:type="spellEnd"/>
+      <w:r>
+        <w:t>: последовательность из N идентичных блоков каждый из которых содержит:</w:t>
       </w:r>
     </w:p>
     <w:p>
@@ -22672,7 +24303,15 @@
         </w:numPr>
       </w:pPr>
       <w:r>
-        <w:t>Механизм самовнимания – позволяет каждому временному шагу «видеть» все остальные шаги и взвешивать их важность;</w:t>
+        <w:t xml:space="preserve">Механизм </w:t>
+      </w:r>
+      <w:proofErr w:type="spellStart"/>
+      <w:r>
+        <w:t>самовнимания</w:t>
+      </w:r>
+      <w:proofErr w:type="spellEnd"/>
+      <w:r>
+        <w:t xml:space="preserve"> – позволяет каждому временному шагу «видеть» все остальные шаги и взвешивать их важность;</w:t>
       </w:r>
     </w:p>
     <w:p>
@@ -22695,8 +24334,13 @@
           <w:numId w:val="4"/>
         </w:numPr>
       </w:pPr>
-      <w:r>
-        <w:t>Полносвязные слои для нелинейной трансформации признаков.</w:t>
+      <w:proofErr w:type="spellStart"/>
+      <w:r>
+        <w:t>Полносвязные</w:t>
+      </w:r>
+      <w:proofErr w:type="spellEnd"/>
+      <w:r>
+        <w:t xml:space="preserve"> слои для нелинейной трансформации признаков.</w:t>
       </w:r>
     </w:p>
     <w:p>
@@ -22708,7 +24352,23 @@
         <w:contextualSpacing/>
       </w:pPr>
       <w:r>
-        <w:t>Декодер: аналогичная структура, но с добавлением кросс-внимания, которое связывает декодер с выходом энкодера. Декодер генерирует текстовые токены авторегрессионно (каждый следующий токен зависит от предыдущих).</w:t>
+        <w:t xml:space="preserve">Декодер: аналогичная структура, но с добавлением кросс-внимания, которое связывает декодер с выходом </w:t>
+      </w:r>
+      <w:proofErr w:type="spellStart"/>
+      <w:r>
+        <w:t>энкодера</w:t>
+      </w:r>
+      <w:proofErr w:type="spellEnd"/>
+      <w:r>
+        <w:t xml:space="preserve">. Декодер генерирует текстовые токены </w:t>
+      </w:r>
+      <w:proofErr w:type="spellStart"/>
+      <w:r>
+        <w:t>авторегрессионно</w:t>
+      </w:r>
+      <w:proofErr w:type="spellEnd"/>
+      <w:r>
+        <w:t xml:space="preserve"> (каждый следующий токен зависит от предыдущих).</w:t>
       </w:r>
     </w:p>
     <w:p>
@@ -22716,7 +24376,47 @@
         <w:contextualSpacing/>
       </w:pPr>
       <w:r>
-        <w:t xml:space="preserve">Модель Whisper преобразует аудиосигнал в мел-спектрограмму, которая подаётся на вход энкодеру. Энкодер извлекает контекстуальные признаки, которые затем используются декодером для генерации текстовых токенов с учётом языковой модели. Кросс-внимание между декодером и энкодером позволяет модели «фокусироваться» на соответствующих участках аудио при генерации каждого слова. Общая схема работы Whisper представлена на рисунке </w:t>
+        <w:t xml:space="preserve">Модель </w:t>
+      </w:r>
+      <w:proofErr w:type="spellStart"/>
+      <w:r>
+        <w:t>Whisper</w:t>
+      </w:r>
+      <w:proofErr w:type="spellEnd"/>
+      <w:r>
+        <w:t xml:space="preserve"> преобразует аудиосигнал в мел-спектрограмму, которая подаётся на вход </w:t>
+      </w:r>
+      <w:proofErr w:type="spellStart"/>
+      <w:r>
+        <w:t>энкодеру</w:t>
+      </w:r>
+      <w:proofErr w:type="spellEnd"/>
+      <w:r>
+        <w:t xml:space="preserve">. </w:t>
+      </w:r>
+      <w:proofErr w:type="spellStart"/>
+      <w:r>
+        <w:t>Энкодер</w:t>
+      </w:r>
+      <w:proofErr w:type="spellEnd"/>
+      <w:r>
+        <w:t xml:space="preserve"> извлекает контекстуальные признаки, которые затем используются декодером для генерации текстовых токенов с учётом языковой модели. Кросс-внимание между декодером и </w:t>
+      </w:r>
+      <w:proofErr w:type="spellStart"/>
+      <w:r>
+        <w:t>энкодером</w:t>
+      </w:r>
+      <w:proofErr w:type="spellEnd"/>
+      <w:r>
+        <w:t xml:space="preserve"> позволяет модели «фокусироваться» на соответствующих участках аудио при генерации каждого слова. Общая схема работы </w:t>
+      </w:r>
+      <w:proofErr w:type="spellStart"/>
+      <w:r>
+        <w:t>Whisper</w:t>
+      </w:r>
+      <w:proofErr w:type="spellEnd"/>
+      <w:r>
+        <w:t xml:space="preserve"> представлена на рисунке </w:t>
       </w:r>
       <w:r>
         <w:rPr>
@@ -22895,9 +24595,19 @@
           <w:color w:val="000000" w:themeColor="text1"/>
           <w:lang w:eastAsia="en-US" w:bidi="he-IL"/>
         </w:rPr>
-        <w:t xml:space="preserve"> Общая схема Whisper</w:t>
+        <w:t xml:space="preserve"> Общая схема </w:t>
+      </w:r>
+      <w:proofErr w:type="spellStart"/>
+      <w:r>
+        <w:rPr>
+          <w:rFonts w:eastAsiaTheme="minorHAnsi"/>
+          <w:color w:val="000000" w:themeColor="text1"/>
+          <w:lang w:eastAsia="en-US" w:bidi="he-IL"/>
+        </w:rPr>
+        <w:t>Whisper</w:t>
       </w:r>
       <w:bookmarkEnd w:id="59"/>
+      <w:proofErr w:type="spellEnd"/>
     </w:p>
     <w:p>
       <w:pPr>
@@ -22998,15 +24708,44 @@
         <w:contextualSpacing/>
       </w:pPr>
       <w:r>
-        <w:t>Оптимизация инференса: faster-whisper</w:t>
-      </w:r>
+        <w:t xml:space="preserve">Оптимизация </w:t>
+      </w:r>
+      <w:proofErr w:type="spellStart"/>
+      <w:r>
+        <w:t>инференса</w:t>
+      </w:r>
+      <w:proofErr w:type="spellEnd"/>
+      <w:r>
+        <w:t xml:space="preserve">: </w:t>
+      </w:r>
+      <w:proofErr w:type="spellStart"/>
+      <w:r>
+        <w:t>faster-whisper</w:t>
+      </w:r>
+      <w:proofErr w:type="spellEnd"/>
     </w:p>
     <w:p>
       <w:pPr>
         <w:contextualSpacing/>
       </w:pPr>
       <w:r>
-        <w:t>Для ускорения работы в реальном времени используется библиотека faster-whisper, основанная на CTranslate2 – движке эффективного инференса трансформеров. Оптимизации включают:</w:t>
+        <w:t xml:space="preserve">Для ускорения работы в реальном времени используется библиотека </w:t>
+      </w:r>
+      <w:proofErr w:type="spellStart"/>
+      <w:r>
+        <w:t>faster-whisper</w:t>
+      </w:r>
+      <w:proofErr w:type="spellEnd"/>
+      <w:r>
+        <w:t xml:space="preserve">, основанная на CTranslate2 – движке эффективного </w:t>
+      </w:r>
+      <w:proofErr w:type="spellStart"/>
+      <w:r>
+        <w:t>инференса</w:t>
+      </w:r>
+      <w:proofErr w:type="spellEnd"/>
+      <w:r>
+        <w:t xml:space="preserve"> трансформеров. Оптимизации включают:</w:t>
       </w:r>
     </w:p>
     <w:p>
@@ -23031,7 +24770,15 @@
       </w:pPr>
       <w:r>
         <w:lastRenderedPageBreak/>
-        <w:t>Пакетная обработка – одновременная обработка нескольких аудиочанков;</w:t>
+        <w:t xml:space="preserve">Пакетная обработка – одновременная обработка нескольких </w:t>
+      </w:r>
+      <w:proofErr w:type="spellStart"/>
+      <w:r>
+        <w:t>аудиочанков</w:t>
+      </w:r>
+      <w:proofErr w:type="spellEnd"/>
+      <w:r>
+        <w:t>;</w:t>
       </w:r>
     </w:p>
     <w:p>
@@ -23061,7 +24808,23 @@
     </w:p>
     <w:p>
       <w:r>
-        <w:t>В разработанном комплексе применяется легковесная предобученная трансформерная модель, адаптированная для задачи классификации тональности. Такой выбор обеспечивает баланс между высокой точностью определения контекста и низкими требованиями к вычислительным ресурсам, что критично для работы в режиме, близком к реальному времени.</w:t>
+        <w:t xml:space="preserve">В разработанном комплексе применяется легковесная </w:t>
+      </w:r>
+      <w:proofErr w:type="spellStart"/>
+      <w:r>
+        <w:t>предобученная</w:t>
+      </w:r>
+      <w:proofErr w:type="spellEnd"/>
+      <w:r>
+        <w:t xml:space="preserve"> </w:t>
+      </w:r>
+      <w:proofErr w:type="spellStart"/>
+      <w:r>
+        <w:t>трансформерная</w:t>
+      </w:r>
+      <w:proofErr w:type="spellEnd"/>
+      <w:r>
+        <w:t xml:space="preserve"> модель, адаптированная для задачи классификации тональности. Такой выбор обеспечивает баланс между высокой точностью определения контекста и низкими требованиями к вычислительным ресурсам, что критично для работы в режиме, близком к реальному времени.</w:t>
       </w:r>
     </w:p>
     <w:p>
@@ -23078,7 +24841,15 @@
         </w:numPr>
       </w:pPr>
       <w:r>
-        <w:t>Сегментация и токенизация: Разбиение потока транскрибированного текста на смысловые единицы (предложения или законченные реплики) и их преобразование в числовые представления (токены).</w:t>
+        <w:t xml:space="preserve">Сегментация и </w:t>
+      </w:r>
+      <w:proofErr w:type="spellStart"/>
+      <w:r>
+        <w:t>токенизация</w:t>
+      </w:r>
+      <w:proofErr w:type="spellEnd"/>
+      <w:r>
+        <w:t>: Разбиение потока транскрибированного текста на смысловые единицы (предложения или законченные реплики) и их преобразование в числовые представления (токены).</w:t>
       </w:r>
     </w:p>
     <w:p>
@@ -23089,8 +24860,13 @@
           <w:numId w:val="4"/>
         </w:numPr>
       </w:pPr>
-      <w:r>
-        <w:t>Инференс модели: Передача векторизованного текста на вход нейросетевой модели для извлечения контекстуальных признаков.</w:t>
+      <w:proofErr w:type="spellStart"/>
+      <w:r>
+        <w:t>Инференс</w:t>
+      </w:r>
+      <w:proofErr w:type="spellEnd"/>
+      <w:r>
+        <w:t xml:space="preserve"> модели: Передача векторизованного текста на вход нейросетевой модели для извлечения контекстуальных признаков.</w:t>
       </w:r>
     </w:p>
     <w:p>
@@ -23107,7 +24883,31 @@
     </w:p>
     <w:p>
       <w:r>
-        <w:t>Результаты текстового анализа асинхронно сохраняются в базе данных в формате JSONB с привязкой к временным меткам (timestamp) и идентификатору спикера. Это позволяет на этапе формирования отчёта сопоставлять семантическую тональность речи с визуальными (мимика) и акустическими (голос) признаками эмоций, реализуя принцип мультимодального позднего слияния (late fusion).</w:t>
+        <w:t>Результаты текстового анализа асинхронно сохраняются в базе данных в формате JSONB с привязкой к временным меткам (</w:t>
+      </w:r>
+      <w:proofErr w:type="spellStart"/>
+      <w:r>
+        <w:t>timestamp</w:t>
+      </w:r>
+      <w:proofErr w:type="spellEnd"/>
+      <w:r>
+        <w:t>) и идентификатору спикера. Это позволяет на этапе формирования отчёта сопоставлять семантическую тональность речи с визуальными (мимика) и акустическими (голос) признаками эмоций, реализуя принцип мультимодального позднего слияния (</w:t>
+      </w:r>
+      <w:proofErr w:type="spellStart"/>
+      <w:r>
+        <w:t>late</w:t>
+      </w:r>
+      <w:proofErr w:type="spellEnd"/>
+      <w:r>
+        <w:t xml:space="preserve"> </w:t>
+      </w:r>
+      <w:proofErr w:type="spellStart"/>
+      <w:r>
+        <w:t>fusion</w:t>
+      </w:r>
+      <w:proofErr w:type="spellEnd"/>
+      <w:r>
+        <w:t>).</w:t>
       </w:r>
     </w:p>
     <w:p>
@@ -23124,7 +24924,31 @@
         <w:contextualSpacing/>
       </w:pPr>
       <w:r>
-        <w:t>Агрегация итогов встречи реализована в модуле отчётности. На текущем этапе применяется эвристический подход late fusion (позднее слияние): статистика эмоций, таймлайны активности, ключевые фразы из транскрипта и метрики вовлечённости объединяются по временным окнам.</w:t>
+        <w:t xml:space="preserve">Агрегация итогов встречи реализована в модуле отчётности. На текущем этапе применяется эвристический подход </w:t>
+      </w:r>
+      <w:proofErr w:type="spellStart"/>
+      <w:r>
+        <w:t>late</w:t>
+      </w:r>
+      <w:proofErr w:type="spellEnd"/>
+      <w:r>
+        <w:t xml:space="preserve"> </w:t>
+      </w:r>
+      <w:proofErr w:type="spellStart"/>
+      <w:r>
+        <w:t>fusion</w:t>
+      </w:r>
+      <w:proofErr w:type="spellEnd"/>
+      <w:r>
+        <w:t xml:space="preserve"> (позднее слияние): статистика эмоций, </w:t>
+      </w:r>
+      <w:proofErr w:type="spellStart"/>
+      <w:r>
+        <w:t>таймлайны</w:t>
+      </w:r>
+      <w:proofErr w:type="spellEnd"/>
+      <w:r>
+        <w:t xml:space="preserve"> активности, ключевые фразы из транскрипта и метрики вовлечённости объединяются по временным окнам.</w:t>
       </w:r>
     </w:p>
     <w:p>
@@ -23143,8 +24967,37 @@
           <w:numId w:val="4"/>
         </w:numPr>
       </w:pPr>
-      <w:r>
-        <w:t>Meeting summary – сводка по встрече: распределение эмоций (доли событий по категориям), текстовые highlights (ключевые моменты), рейтинг вовлечённости участников, покрытие (coverage) – доля времени, когда были доступны данные;</w:t>
+      <w:proofErr w:type="spellStart"/>
+      <w:r>
+        <w:t>Meeting</w:t>
+      </w:r>
+      <w:proofErr w:type="spellEnd"/>
+      <w:r>
+        <w:t xml:space="preserve"> </w:t>
+      </w:r>
+      <w:proofErr w:type="spellStart"/>
+      <w:r>
+        <w:t>summary</w:t>
+      </w:r>
+      <w:proofErr w:type="spellEnd"/>
+      <w:r>
+        <w:t xml:space="preserve"> – сводка по встрече: распределение эмоций (доли событий по категориям), текстовые </w:t>
+      </w:r>
+      <w:proofErr w:type="spellStart"/>
+      <w:r>
+        <w:t>highlights</w:t>
+      </w:r>
+      <w:proofErr w:type="spellEnd"/>
+      <w:r>
+        <w:t xml:space="preserve"> (ключевые моменты), рейтинг вовлечённости участников, покрытие (</w:t>
+      </w:r>
+      <w:proofErr w:type="spellStart"/>
+      <w:r>
+        <w:t>coverage</w:t>
+      </w:r>
+      <w:proofErr w:type="spellEnd"/>
+      <w:r>
+        <w:t>) – доля времени, когда были доступны данные;</w:t>
       </w:r>
     </w:p>
     <w:p>
@@ -23155,8 +25008,21 @@
           <w:numId w:val="4"/>
         </w:numPr>
       </w:pPr>
-      <w:r>
-        <w:t>Participant tiles – карточки участников с индивидуальной статистикой;</w:t>
+      <w:proofErr w:type="spellStart"/>
+      <w:r>
+        <w:t>Participant</w:t>
+      </w:r>
+      <w:proofErr w:type="spellEnd"/>
+      <w:r>
+        <w:t xml:space="preserve"> </w:t>
+      </w:r>
+      <w:proofErr w:type="spellStart"/>
+      <w:r>
+        <w:t>tiles</w:t>
+      </w:r>
+      <w:proofErr w:type="spellEnd"/>
+      <w:r>
+        <w:t xml:space="preserve"> – карточки участников с индивидуальной статистикой;</w:t>
       </w:r>
     </w:p>
     <w:p>
@@ -23167,8 +25033,13 @@
           <w:numId w:val="4"/>
         </w:numPr>
       </w:pPr>
-      <w:r>
-        <w:t>Timelines – временные шкалы изменения эмоций и активности;</w:t>
+      <w:proofErr w:type="spellStart"/>
+      <w:r>
+        <w:t>Timelines</w:t>
+      </w:r>
+      <w:proofErr w:type="spellEnd"/>
+      <w:r>
+        <w:t xml:space="preserve"> – временные шкалы изменения эмоций и активности;</w:t>
       </w:r>
     </w:p>
     <w:p>
@@ -23180,7 +25051,31 @@
         </w:numPr>
       </w:pPr>
       <w:r>
-        <w:t>Face tracking summary – сводка по трекингу лиц (при наличии данных от MediaPipe);</w:t>
+        <w:t xml:space="preserve">Face </w:t>
+      </w:r>
+      <w:proofErr w:type="spellStart"/>
+      <w:r>
+        <w:t>tracking</w:t>
+      </w:r>
+      <w:proofErr w:type="spellEnd"/>
+      <w:r>
+        <w:t xml:space="preserve"> </w:t>
+      </w:r>
+      <w:proofErr w:type="spellStart"/>
+      <w:r>
+        <w:t>summary</w:t>
+      </w:r>
+      <w:proofErr w:type="spellEnd"/>
+      <w:r>
+        <w:t xml:space="preserve"> – сводка по трекингу лиц (при наличии данных от </w:t>
+      </w:r>
+      <w:proofErr w:type="spellStart"/>
+      <w:r>
+        <w:t>MediaPipe</w:t>
+      </w:r>
+      <w:proofErr w:type="spellEnd"/>
+      <w:r>
+        <w:t>);</w:t>
       </w:r>
     </w:p>
     <w:p>
@@ -23191,8 +25086,13 @@
           <w:numId w:val="4"/>
         </w:numPr>
       </w:pPr>
-      <w:r>
-        <w:t>Observations – наблюдения и рекомендации.</w:t>
+      <w:proofErr w:type="spellStart"/>
+      <w:r>
+        <w:t>Observations</w:t>
+      </w:r>
+      <w:proofErr w:type="spellEnd"/>
+      <w:r>
+        <w:t xml:space="preserve"> – наблюдения и рекомендации.</w:t>
       </w:r>
     </w:p>
     <w:p>
@@ -23227,7 +25127,15 @@
         <w:contextualSpacing/>
       </w:pPr>
       <w:r>
-        <w:t>В качестве СУБД выбрана PostgreSQL. Схема данных управляется через файловые миграции. Ключевые таблицы:</w:t>
+        <w:t xml:space="preserve">В качестве СУБД выбрана </w:t>
+      </w:r>
+      <w:proofErr w:type="spellStart"/>
+      <w:r>
+        <w:t>PostgreSQL</w:t>
+      </w:r>
+      <w:proofErr w:type="spellEnd"/>
+      <w:r>
+        <w:t>. Схема данных управляется через файловые миграции. Ключевые таблицы:</w:t>
       </w:r>
     </w:p>
     <w:p>
@@ -23321,7 +25229,31 @@
         <w:contextualSpacing/>
       </w:pPr>
       <w:r>
-        <w:t>Интеграция всех модулей обеспечивается согласованными контрактами обмена данными и оркестрацией через Docker Compose. Полный цикл работы системы выглядит следующим образом:</w:t>
+        <w:t xml:space="preserve">Интеграция всех модулей обеспечивается согласованными контрактами обмена данными и </w:t>
+      </w:r>
+      <w:proofErr w:type="spellStart"/>
+      <w:r>
+        <w:t>оркестрацией</w:t>
+      </w:r>
+      <w:proofErr w:type="spellEnd"/>
+      <w:r>
+        <w:t xml:space="preserve"> через </w:t>
+      </w:r>
+      <w:proofErr w:type="spellStart"/>
+      <w:r>
+        <w:t>Docker</w:t>
+      </w:r>
+      <w:proofErr w:type="spellEnd"/>
+      <w:r>
+        <w:t xml:space="preserve"> </w:t>
+      </w:r>
+      <w:proofErr w:type="spellStart"/>
+      <w:r>
+        <w:t>Compose</w:t>
+      </w:r>
+      <w:proofErr w:type="spellEnd"/>
+      <w:r>
+        <w:t>. Полный цикл работы системы выглядит следующим образом:</w:t>
       </w:r>
     </w:p>
     <w:p>
@@ -23345,7 +25277,15 @@
         <w:contextualSpacing/>
       </w:pPr>
       <w:r>
-        <w:t>Клиент устанавливает WebSocket-соединение, отправляет сообщение о присоединении, запускает захват аудио и периодический сбор кадров.</w:t>
+        <w:t xml:space="preserve">Клиент устанавливает </w:t>
+      </w:r>
+      <w:proofErr w:type="spellStart"/>
+      <w:r>
+        <w:t>WebSocket</w:t>
+      </w:r>
+      <w:proofErr w:type="spellEnd"/>
+      <w:r>
+        <w:t>-соединение, отправляет сообщение о присоединении, запускает захват аудио и периодический сбор кадров.</w:t>
       </w:r>
     </w:p>
     <w:p>
@@ -23369,7 +25309,15 @@
         <w:contextualSpacing/>
       </w:pPr>
       <w:r>
-        <w:t>Результаты анализа возвращаются на сервер, записываются в PostgreSQL и транслируются клиентам в реальном времени.</w:t>
+        <w:t xml:space="preserve">Результаты анализа возвращаются на сервер, записываются в </w:t>
+      </w:r>
+      <w:proofErr w:type="spellStart"/>
+      <w:r>
+        <w:t>PostgreSQL</w:t>
+      </w:r>
+      <w:proofErr w:type="spellEnd"/>
+      <w:r>
+        <w:t xml:space="preserve"> и транслируются клиентам в реальном времени.</w:t>
       </w:r>
     </w:p>
     <w:p>
@@ -23393,7 +25341,23 @@
         <w:contextualSpacing/>
       </w:pPr>
       <w:r>
-        <w:t>CI/CD-пайплайн автоматизирует линтинг, модульные тесты и сборку образов, обеспечивая стабильность интеграции.</w:t>
+        <w:t>CI/CD-</w:t>
+      </w:r>
+      <w:proofErr w:type="spellStart"/>
+      <w:r>
+        <w:t>пайплайн</w:t>
+      </w:r>
+      <w:proofErr w:type="spellEnd"/>
+      <w:r>
+        <w:t xml:space="preserve"> автоматизирует </w:t>
+      </w:r>
+      <w:proofErr w:type="spellStart"/>
+      <w:r>
+        <w:t>линтинг</w:t>
+      </w:r>
+      <w:proofErr w:type="spellEnd"/>
+      <w:r>
+        <w:t>, модульные тесты и сборку образов, обеспечивая стабильность интеграции.</w:t>
       </w:r>
     </w:p>
     <w:p>
@@ -23401,7 +25365,15 @@
         <w:contextualSpacing/>
       </w:pPr>
       <w:r>
-        <w:t xml:space="preserve">Разработанный программный комплекс демонстрирует работоспособность ключевых сценариев: безопасной авторизации, низкозадержочного обмена медиа, мультимодального анализа в реальном времени и генерации структурированных отчётов. Модульная структура позволяет в перспективе заменить эвристические алгоритмы на </w:t>
+        <w:t xml:space="preserve">Разработанный программный комплекс демонстрирует работоспособность ключевых сценариев: безопасной авторизации, </w:t>
+      </w:r>
+      <w:proofErr w:type="spellStart"/>
+      <w:r>
+        <w:t>низкозадержочного</w:t>
+      </w:r>
+      <w:proofErr w:type="spellEnd"/>
+      <w:r>
+        <w:t xml:space="preserve"> обмена медиа, мультимодального анализа в реальном времени и генерации структурированных отчётов. Модульная структура позволяет в перспективе заменить эвристические алгоритмы на </w:t>
       </w:r>
       <w:r>
         <w:lastRenderedPageBreak/>
@@ -23483,7 +25455,39 @@
           <w:rFonts w:cs="Times New Roman"/>
           <w:lang w:bidi="ru-RU"/>
         </w:rPr>
-        <w:t>спроектирована и реализована клиент-серверная архитектура системы, обеспечивающая обмен медиаданными в режиме реального времени с использованием протокола WebSocket;</w:t>
+        <w:t xml:space="preserve">спроектирована и реализована клиент-серверная архитектура системы, обеспечивающая обмен </w:t>
+      </w:r>
+      <w:proofErr w:type="spellStart"/>
+      <w:r>
+        <w:rPr>
+          <w:rFonts w:cs="Times New Roman"/>
+          <w:lang w:bidi="ru-RU"/>
+        </w:rPr>
+        <w:t>медиаданными</w:t>
+      </w:r>
+      <w:proofErr w:type="spellEnd"/>
+      <w:r>
+        <w:rPr>
+          <w:rFonts w:cs="Times New Roman"/>
+          <w:lang w:bidi="ru-RU"/>
+        </w:rPr>
+        <w:t xml:space="preserve"> в режиме реального времени с использованием протокола </w:t>
+      </w:r>
+      <w:proofErr w:type="spellStart"/>
+      <w:r>
+        <w:rPr>
+          <w:rFonts w:cs="Times New Roman"/>
+          <w:lang w:bidi="ru-RU"/>
+        </w:rPr>
+        <w:t>WebSocket</w:t>
+      </w:r>
+      <w:proofErr w:type="spellEnd"/>
+      <w:r>
+        <w:rPr>
+          <w:rFonts w:cs="Times New Roman"/>
+          <w:lang w:bidi="ru-RU"/>
+        </w:rPr>
+        <w:t>;</w:t>
       </w:r>
     </w:p>
     <w:p>
@@ -23503,7 +25507,23 @@
           <w:rFonts w:cs="Times New Roman"/>
           <w:lang w:bidi="ru-RU"/>
         </w:rPr>
-        <w:t>разработан модуль аутентификации пользователей с применением токенов JWT, алгоритма хеширования bcrypt и механизмов защиты от подбора учётных данных;</w:t>
+        <w:t xml:space="preserve">разработан модуль аутентификации пользователей с применением токенов JWT, алгоритма хеширования </w:t>
+      </w:r>
+      <w:proofErr w:type="spellStart"/>
+      <w:r>
+        <w:rPr>
+          <w:rFonts w:cs="Times New Roman"/>
+          <w:lang w:bidi="ru-RU"/>
+        </w:rPr>
+        <w:t>bcrypt</w:t>
+      </w:r>
+      <w:proofErr w:type="spellEnd"/>
+      <w:r>
+        <w:rPr>
+          <w:rFonts w:cs="Times New Roman"/>
+          <w:lang w:bidi="ru-RU"/>
+        </w:rPr>
+        <w:t xml:space="preserve"> и механизмов защиты от подбора учётных данных;</w:t>
       </w:r>
     </w:p>
     <w:p>
@@ -23544,7 +25564,71 @@
           <w:rFonts w:cs="Times New Roman"/>
           <w:lang w:bidi="ru-RU"/>
         </w:rPr>
-        <w:t>интегрированы нейросетевые модели для детекции лиц и классификации базовых эмоциональных состояний (DeepFace, MediaPipe Face Landmarker), а также для автоматического распознавания речи (faster-whisper);</w:t>
+        <w:t>интегрированы нейросетевые модели для детекции лиц и классификации базовых эмоциональных состояний (</w:t>
+      </w:r>
+      <w:proofErr w:type="spellStart"/>
+      <w:r>
+        <w:rPr>
+          <w:rFonts w:cs="Times New Roman"/>
+          <w:lang w:bidi="ru-RU"/>
+        </w:rPr>
+        <w:t>DeepFace</w:t>
+      </w:r>
+      <w:proofErr w:type="spellEnd"/>
+      <w:r>
+        <w:rPr>
+          <w:rFonts w:cs="Times New Roman"/>
+          <w:lang w:bidi="ru-RU"/>
+        </w:rPr>
+        <w:t xml:space="preserve">, </w:t>
+      </w:r>
+      <w:proofErr w:type="spellStart"/>
+      <w:r>
+        <w:rPr>
+          <w:rFonts w:cs="Times New Roman"/>
+          <w:lang w:bidi="ru-RU"/>
+        </w:rPr>
+        <w:t>MediaPipe</w:t>
+      </w:r>
+      <w:proofErr w:type="spellEnd"/>
+      <w:r>
+        <w:rPr>
+          <w:rFonts w:cs="Times New Roman"/>
+          <w:lang w:bidi="ru-RU"/>
+        </w:rPr>
+        <w:t xml:space="preserve"> Face </w:t>
+      </w:r>
+      <w:proofErr w:type="spellStart"/>
+      <w:r>
+        <w:rPr>
+          <w:rFonts w:cs="Times New Roman"/>
+          <w:lang w:bidi="ru-RU"/>
+        </w:rPr>
+        <w:t>Landmarker</w:t>
+      </w:r>
+      <w:proofErr w:type="spellEnd"/>
+      <w:r>
+        <w:rPr>
+          <w:rFonts w:cs="Times New Roman"/>
+          <w:lang w:bidi="ru-RU"/>
+        </w:rPr>
+        <w:t>), а также для автоматического распознавания речи (</w:t>
+      </w:r>
+      <w:proofErr w:type="spellStart"/>
+      <w:r>
+        <w:rPr>
+          <w:rFonts w:cs="Times New Roman"/>
+          <w:lang w:bidi="ru-RU"/>
+        </w:rPr>
+        <w:t>faster-whisper</w:t>
+      </w:r>
+      <w:proofErr w:type="spellEnd"/>
+      <w:r>
+        <w:rPr>
+          <w:rFonts w:cs="Times New Roman"/>
+          <w:lang w:bidi="ru-RU"/>
+        </w:rPr>
+        <w:t>);</w:t>
       </w:r>
     </w:p>
     <w:p>
@@ -23584,7 +25668,39 @@
           <w:rFonts w:cs="Times New Roman"/>
           <w:lang w:bidi="ru-RU"/>
         </w:rPr>
-        <w:t>реализован эвристический механизм формирования аналитических отчётов (late fusion), обеспечивающий агрегацию статистики эмоциональных состояний, временных меток активности и ключевых фрагментов транскрипции.</w:t>
+        <w:t>реализован эвристический механизм формирования аналитических отчётов (</w:t>
+      </w:r>
+      <w:proofErr w:type="spellStart"/>
+      <w:r>
+        <w:rPr>
+          <w:rFonts w:cs="Times New Roman"/>
+          <w:lang w:bidi="ru-RU"/>
+        </w:rPr>
+        <w:t>late</w:t>
+      </w:r>
+      <w:proofErr w:type="spellEnd"/>
+      <w:r>
+        <w:rPr>
+          <w:rFonts w:cs="Times New Roman"/>
+          <w:lang w:bidi="ru-RU"/>
+        </w:rPr>
+        <w:t xml:space="preserve"> </w:t>
+      </w:r>
+      <w:proofErr w:type="spellStart"/>
+      <w:r>
+        <w:rPr>
+          <w:rFonts w:cs="Times New Roman"/>
+          <w:lang w:bidi="ru-RU"/>
+        </w:rPr>
+        <w:t>fusion</w:t>
+      </w:r>
+      <w:proofErr w:type="spellEnd"/>
+      <w:r>
+        <w:rPr>
+          <w:rFonts w:cs="Times New Roman"/>
+          <w:lang w:bidi="ru-RU"/>
+        </w:rPr>
+        <w:t>), обеспечивающий агрегацию статистики эмоциональных состояний, временных меток активности и ключевых фрагментов транскрипции.</w:t>
       </w:r>
     </w:p>
     <w:p>
@@ -23779,7 +25895,21 @@
         <w:rPr>
           <w:lang w:bidi="ru-RU"/>
         </w:rPr>
-        <w:t>Реализован серверный модуль управления сессиями на языке Go с поддержкой REST API и WebSocket-коммуникации.</w:t>
+        <w:t xml:space="preserve">Реализован серверный модуль управления сессиями на языке Go с поддержкой REST API и </w:t>
+      </w:r>
+      <w:proofErr w:type="spellStart"/>
+      <w:r>
+        <w:rPr>
+          <w:lang w:bidi="ru-RU"/>
+        </w:rPr>
+        <w:t>WebSocket</w:t>
+      </w:r>
+      <w:proofErr w:type="spellEnd"/>
+      <w:r>
+        <w:rPr>
+          <w:lang w:bidi="ru-RU"/>
+        </w:rPr>
+        <w:t>-коммуникации.</w:t>
       </w:r>
     </w:p>
     <w:p>
@@ -23797,7 +25927,35 @@
         <w:rPr>
           <w:lang w:bidi="ru-RU"/>
         </w:rPr>
-        <w:t>Разработан пользовательский интерфейс на базе React и TypeScript, обеспечивающий проведение видеоконференций и визуализацию аналитических данных.</w:t>
+        <w:t xml:space="preserve">Разработан пользовательский интерфейс на базе </w:t>
+      </w:r>
+      <w:proofErr w:type="spellStart"/>
+      <w:r>
+        <w:rPr>
+          <w:lang w:bidi="ru-RU"/>
+        </w:rPr>
+        <w:t>React</w:t>
+      </w:r>
+      <w:proofErr w:type="spellEnd"/>
+      <w:r>
+        <w:rPr>
+          <w:lang w:bidi="ru-RU"/>
+        </w:rPr>
+        <w:t xml:space="preserve"> и </w:t>
+      </w:r>
+      <w:proofErr w:type="spellStart"/>
+      <w:r>
+        <w:rPr>
+          <w:lang w:bidi="ru-RU"/>
+        </w:rPr>
+        <w:t>TypeScript</w:t>
+      </w:r>
+      <w:proofErr w:type="spellEnd"/>
+      <w:r>
+        <w:rPr>
+          <w:lang w:bidi="ru-RU"/>
+        </w:rPr>
+        <w:t>, обеспечивающий проведение видеоконференций и визуализацию аналитических данных.</w:t>
       </w:r>
     </w:p>
     <w:p>
@@ -23815,7 +25973,63 @@
         <w:rPr>
           <w:lang w:bidi="ru-RU"/>
         </w:rPr>
-        <w:t>Реализованы модули искусственного интеллекта для анализа выражений лица (DeepFace, MediaPipe) и распознавания речи (Whisper / faster-whisper).</w:t>
+        <w:t>Реализованы модули искусственного интеллекта для анализа выражений лица (</w:t>
+      </w:r>
+      <w:proofErr w:type="spellStart"/>
+      <w:r>
+        <w:rPr>
+          <w:lang w:bidi="ru-RU"/>
+        </w:rPr>
+        <w:t>DeepFace</w:t>
+      </w:r>
+      <w:proofErr w:type="spellEnd"/>
+      <w:r>
+        <w:rPr>
+          <w:lang w:bidi="ru-RU"/>
+        </w:rPr>
+        <w:t xml:space="preserve">, </w:t>
+      </w:r>
+      <w:proofErr w:type="spellStart"/>
+      <w:r>
+        <w:rPr>
+          <w:lang w:bidi="ru-RU"/>
+        </w:rPr>
+        <w:t>MediaPipe</w:t>
+      </w:r>
+      <w:proofErr w:type="spellEnd"/>
+      <w:r>
+        <w:rPr>
+          <w:lang w:bidi="ru-RU"/>
+        </w:rPr>
+        <w:t>) и распознавания речи (</w:t>
+      </w:r>
+      <w:proofErr w:type="spellStart"/>
+      <w:r>
+        <w:rPr>
+          <w:lang w:bidi="ru-RU"/>
+        </w:rPr>
+        <w:t>Whisper</w:t>
+      </w:r>
+      <w:proofErr w:type="spellEnd"/>
+      <w:r>
+        <w:rPr>
+          <w:lang w:bidi="ru-RU"/>
+        </w:rPr>
+        <w:t xml:space="preserve"> / </w:t>
+      </w:r>
+      <w:proofErr w:type="spellStart"/>
+      <w:r>
+        <w:rPr>
+          <w:lang w:bidi="ru-RU"/>
+        </w:rPr>
+        <w:t>faster-whisper</w:t>
+      </w:r>
+      <w:proofErr w:type="spellEnd"/>
+      <w:r>
+        <w:rPr>
+          <w:lang w:bidi="ru-RU"/>
+        </w:rPr>
+        <w:t>).</w:t>
       </w:r>
     </w:p>
     <w:p>
@@ -23833,7 +26047,21 @@
         <w:rPr>
           <w:lang w:bidi="ru-RU"/>
         </w:rPr>
-        <w:t>Спроектирован и реализован механизм хранения мультимодальных данных в СУБД PostgreSQL с использованием формата JSONB.</w:t>
+        <w:t xml:space="preserve">Спроектирован и реализован механизм хранения мультимодальных данных в СУБД </w:t>
+      </w:r>
+      <w:proofErr w:type="spellStart"/>
+      <w:r>
+        <w:rPr>
+          <w:lang w:bidi="ru-RU"/>
+        </w:rPr>
+        <w:t>PostgreSQL</w:t>
+      </w:r>
+      <w:proofErr w:type="spellEnd"/>
+      <w:r>
+        <w:rPr>
+          <w:lang w:bidi="ru-RU"/>
+        </w:rPr>
+        <w:t xml:space="preserve"> с использованием формата JSONB.</w:t>
       </w:r>
     </w:p>
     <w:p>
@@ -23851,7 +26079,35 @@
         <w:rPr>
           <w:lang w:bidi="ru-RU"/>
         </w:rPr>
-        <w:t>Разработан модуль формирования аналитических отчётов на основе эвристического объединения (late fusion) признаков.</w:t>
+        <w:t>Разработан модуль формирования аналитических отчётов на основе эвристического объединения (</w:t>
+      </w:r>
+      <w:proofErr w:type="spellStart"/>
+      <w:r>
+        <w:rPr>
+          <w:lang w:bidi="ru-RU"/>
+        </w:rPr>
+        <w:t>late</w:t>
+      </w:r>
+      <w:proofErr w:type="spellEnd"/>
+      <w:r>
+        <w:rPr>
+          <w:lang w:bidi="ru-RU"/>
+        </w:rPr>
+        <w:t xml:space="preserve"> </w:t>
+      </w:r>
+      <w:proofErr w:type="spellStart"/>
+      <w:r>
+        <w:rPr>
+          <w:lang w:bidi="ru-RU"/>
+        </w:rPr>
+        <w:t>fusion</w:t>
+      </w:r>
+      <w:proofErr w:type="spellEnd"/>
+      <w:r>
+        <w:rPr>
+          <w:lang w:bidi="ru-RU"/>
+        </w:rPr>
+        <w:t>) признаков.</w:t>
       </w:r>
     </w:p>
     <w:p>
@@ -23870,7 +26126,35 @@
           <w:lang w:bidi="ru-RU"/>
         </w:rPr>
         <w:lastRenderedPageBreak/>
-        <w:t>Обеспечена интеграция всех компонентов системы с использованием Docker Compose и проведено комплексное тестирование основных сценариев работы.</w:t>
+        <w:t xml:space="preserve">Обеспечена интеграция всех компонентов системы с использованием </w:t>
+      </w:r>
+      <w:proofErr w:type="spellStart"/>
+      <w:r>
+        <w:rPr>
+          <w:lang w:bidi="ru-RU"/>
+        </w:rPr>
+        <w:t>Docker</w:t>
+      </w:r>
+      <w:proofErr w:type="spellEnd"/>
+      <w:r>
+        <w:rPr>
+          <w:lang w:bidi="ru-RU"/>
+        </w:rPr>
+        <w:t xml:space="preserve"> </w:t>
+      </w:r>
+      <w:proofErr w:type="spellStart"/>
+      <w:r>
+        <w:rPr>
+          <w:lang w:bidi="ru-RU"/>
+        </w:rPr>
+        <w:t>Compose</w:t>
+      </w:r>
+      <w:proofErr w:type="spellEnd"/>
+      <w:r>
+        <w:rPr>
+          <w:lang w:bidi="ru-RU"/>
+        </w:rPr>
+        <w:t xml:space="preserve"> и проведено комплексное тестирование основных сценариев работы.</w:t>
       </w:r>
     </w:p>
     <w:p>
@@ -23912,7 +26196,35 @@
         <w:rPr>
           <w:lang w:bidi="ru-RU"/>
         </w:rPr>
-        <w:t>Перспективы дальнейшего развития проекта включают замену эвристического механизма формирования отчётов на нейросетевую модель агрегации признаков, оптимизацию потоковой транскрибации речи (streaming ASR), реализацию функции записи и последующего анализа видеоконференций, а также расширение аналитических метрик за счёт интеграции с корпоративными HRM-системами и инструментами управления проектами.</w:t>
+        <w:t xml:space="preserve">Перспективы дальнейшего развития проекта включают замену эвристического механизма формирования отчётов на нейросетевую модель агрегации признаков, оптимизацию потоковой </w:t>
+      </w:r>
+      <w:proofErr w:type="spellStart"/>
+      <w:r>
+        <w:rPr>
+          <w:lang w:bidi="ru-RU"/>
+        </w:rPr>
+        <w:t>транскрибации</w:t>
+      </w:r>
+      <w:proofErr w:type="spellEnd"/>
+      <w:r>
+        <w:rPr>
+          <w:lang w:bidi="ru-RU"/>
+        </w:rPr>
+        <w:t xml:space="preserve"> речи (</w:t>
+      </w:r>
+      <w:proofErr w:type="spellStart"/>
+      <w:r>
+        <w:rPr>
+          <w:lang w:bidi="ru-RU"/>
+        </w:rPr>
+        <w:t>streaming</w:t>
+      </w:r>
+      <w:proofErr w:type="spellEnd"/>
+      <w:r>
+        <w:rPr>
+          <w:lang w:bidi="ru-RU"/>
+        </w:rPr>
+        <w:t xml:space="preserve"> ASR), реализацию функции записи и последующего анализа видеоконференций, а также расширение аналитических метрик за счёт интеграции с корпоративными HRM-системами и инструментами управления проектами.</w:t>
       </w:r>
     </w:p>
     <w:p>
@@ -23972,7 +26284,23 @@
           <w:rFonts w:cs="Times New Roman"/>
           <w:lang w:val="en-US" w:bidi="ru-RU"/>
         </w:rPr>
-        <w:t>Goodfellow I., Bengio Y., Courville A. Deep Learning. – Cambridge : MIT Press, 2016. – 800 p. – ISBN 978-0-262-03561-3.</w:t>
+        <w:t xml:space="preserve">Goodfellow I., Bengio Y., Courville A. Deep Learning. – </w:t>
+      </w:r>
+      <w:proofErr w:type="gramStart"/>
+      <w:r>
+        <w:rPr>
+          <w:rFonts w:cs="Times New Roman"/>
+          <w:lang w:val="en-US" w:bidi="ru-RU"/>
+        </w:rPr>
+        <w:t>Cambridge :</w:t>
+      </w:r>
+      <w:proofErr w:type="gramEnd"/>
+      <w:r>
+        <w:rPr>
+          <w:rFonts w:cs="Times New Roman"/>
+          <w:lang w:val="en-US" w:bidi="ru-RU"/>
+        </w:rPr>
+        <w:t xml:space="preserve"> MIT Press, 2016. – 800 p. – ISBN 978-0-262-03561-3.</w:t>
       </w:r>
       <w:bookmarkEnd w:id="71"/>
     </w:p>
@@ -23988,12 +26316,53 @@
           <w:lang w:val="en-US" w:bidi="ru-RU"/>
         </w:rPr>
       </w:pPr>
+      <w:proofErr w:type="spellStart"/>
       <w:r>
         <w:rPr>
           <w:rFonts w:cs="Times New Roman"/>
           <w:lang w:val="en-US" w:bidi="ru-RU"/>
         </w:rPr>
-        <w:t>Bradski G., Kaehler A. Learning OpenCV: Computer Vision with the OpenCV Library. – Sebastopol : O’Reilly Media, 2008. – 555 p. – ISBN 978-0-596-51613-0.</w:t>
+        <w:t>Bradski</w:t>
+      </w:r>
+      <w:proofErr w:type="spellEnd"/>
+      <w:r>
+        <w:rPr>
+          <w:rFonts w:cs="Times New Roman"/>
+          <w:lang w:val="en-US" w:bidi="ru-RU"/>
+        </w:rPr>
+        <w:t xml:space="preserve"> G., </w:t>
+      </w:r>
+      <w:proofErr w:type="spellStart"/>
+      <w:r>
+        <w:rPr>
+          <w:rFonts w:cs="Times New Roman"/>
+          <w:lang w:val="en-US" w:bidi="ru-RU"/>
+        </w:rPr>
+        <w:t>Kaehler</w:t>
+      </w:r>
+      <w:proofErr w:type="spellEnd"/>
+      <w:r>
+        <w:rPr>
+          <w:rFonts w:cs="Times New Roman"/>
+          <w:lang w:val="en-US" w:bidi="ru-RU"/>
+        </w:rPr>
+        <w:t xml:space="preserve"> A. Learning OpenCV: Computer Vision with the OpenCV Library. – </w:t>
+      </w:r>
+      <w:proofErr w:type="gramStart"/>
+      <w:r>
+        <w:rPr>
+          <w:rFonts w:cs="Times New Roman"/>
+          <w:lang w:val="en-US" w:bidi="ru-RU"/>
+        </w:rPr>
+        <w:t>Sebastopol :</w:t>
+      </w:r>
+      <w:proofErr w:type="gramEnd"/>
+      <w:r>
+        <w:rPr>
+          <w:rFonts w:cs="Times New Roman"/>
+          <w:lang w:val="en-US" w:bidi="ru-RU"/>
+        </w:rPr>
+        <w:t xml:space="preserve"> O’Reilly Media, 2008. – 555 p. – ISBN 978-0-596-51613-0.</w:t>
       </w:r>
     </w:p>
     <w:p>
@@ -24014,7 +26383,71 @@
           <w:rFonts w:cs="Times New Roman"/>
           <w:lang w:val="en-US" w:bidi="ru-RU"/>
         </w:rPr>
-        <w:t>Vaswani A., Shazeer N., Parmar N. et al. Attention Is All You Need // Advances in Neural Information Processing Systems (NeurIPS). – 2017. – Vol. 30. – URL: https://arxiv.org/abs/1706.03762 (дата обращения: 10.05.2026).</w:t>
+        <w:t xml:space="preserve">Vaswani A., </w:t>
+      </w:r>
+      <w:proofErr w:type="spellStart"/>
+      <w:r>
+        <w:rPr>
+          <w:rFonts w:cs="Times New Roman"/>
+          <w:lang w:val="en-US" w:bidi="ru-RU"/>
+        </w:rPr>
+        <w:t>Shazeer</w:t>
+      </w:r>
+      <w:proofErr w:type="spellEnd"/>
+      <w:r>
+        <w:rPr>
+          <w:rFonts w:cs="Times New Roman"/>
+          <w:lang w:val="en-US" w:bidi="ru-RU"/>
+        </w:rPr>
+        <w:t xml:space="preserve"> N., Parmar N. et al. Attention Is All You Need // Advances in Neural Information Processing Systems (</w:t>
+      </w:r>
+      <w:proofErr w:type="spellStart"/>
+      <w:r>
+        <w:rPr>
+          <w:rFonts w:cs="Times New Roman"/>
+          <w:lang w:val="en-US" w:bidi="ru-RU"/>
+        </w:rPr>
+        <w:t>NeurIPS</w:t>
+      </w:r>
+      <w:proofErr w:type="spellEnd"/>
+      <w:r>
+        <w:rPr>
+          <w:rFonts w:cs="Times New Roman"/>
+          <w:lang w:val="en-US" w:bidi="ru-RU"/>
+        </w:rPr>
+        <w:t>). – 2017. – Vol. 30. – URL: https://arxiv.org/abs/1706.03762 (</w:t>
+      </w:r>
+      <w:proofErr w:type="spellStart"/>
+      <w:r>
+        <w:rPr>
+          <w:rFonts w:cs="Times New Roman"/>
+          <w:lang w:val="en-US" w:bidi="ru-RU"/>
+        </w:rPr>
+        <w:t>дата</w:t>
+      </w:r>
+      <w:proofErr w:type="spellEnd"/>
+      <w:r>
+        <w:rPr>
+          <w:rFonts w:cs="Times New Roman"/>
+          <w:lang w:val="en-US" w:bidi="ru-RU"/>
+        </w:rPr>
+        <w:t xml:space="preserve"> </w:t>
+      </w:r>
+      <w:proofErr w:type="spellStart"/>
+      <w:r>
+        <w:rPr>
+          <w:rFonts w:cs="Times New Roman"/>
+          <w:lang w:val="en-US" w:bidi="ru-RU"/>
+        </w:rPr>
+        <w:t>обращения</w:t>
+      </w:r>
+      <w:proofErr w:type="spellEnd"/>
+      <w:r>
+        <w:rPr>
+          <w:rFonts w:cs="Times New Roman"/>
+          <w:lang w:val="en-US" w:bidi="ru-RU"/>
+        </w:rPr>
+        <w:t>: 10.05.2026).</w:t>
       </w:r>
       <w:bookmarkEnd w:id="72"/>
     </w:p>
@@ -24036,7 +26469,39 @@
           <w:rFonts w:cs="Times New Roman"/>
           <w:lang w:val="en-US" w:bidi="ru-RU"/>
         </w:rPr>
-        <w:t>Radford A., Kim J. W., Xu T. et al. Robust Speech Recognition via Large-Scale Weak Supervision // Proceedings of the 40th International Conference on Machine Learning (ICML). – 2023. – URL: https://arxiv.org/abs/2212.04356 (дата обращения: 10.05.2026).</w:t>
+        <w:t>Radford A., Kim J. W., Xu T. et al. Robust Speech Recognition via Large-Scale Weak Supervision // Proceedings of the 40th International Conference on Machine Learning (ICML). – 2023. – URL: https://arxiv.org/abs/2212.04356 (</w:t>
+      </w:r>
+      <w:proofErr w:type="spellStart"/>
+      <w:r>
+        <w:rPr>
+          <w:rFonts w:cs="Times New Roman"/>
+          <w:lang w:val="en-US" w:bidi="ru-RU"/>
+        </w:rPr>
+        <w:t>дата</w:t>
+      </w:r>
+      <w:proofErr w:type="spellEnd"/>
+      <w:r>
+        <w:rPr>
+          <w:rFonts w:cs="Times New Roman"/>
+          <w:lang w:val="en-US" w:bidi="ru-RU"/>
+        </w:rPr>
+        <w:t xml:space="preserve"> </w:t>
+      </w:r>
+      <w:proofErr w:type="spellStart"/>
+      <w:r>
+        <w:rPr>
+          <w:rFonts w:cs="Times New Roman"/>
+          <w:lang w:val="en-US" w:bidi="ru-RU"/>
+        </w:rPr>
+        <w:t>обращения</w:t>
+      </w:r>
+      <w:proofErr w:type="spellEnd"/>
+      <w:r>
+        <w:rPr>
+          <w:rFonts w:cs="Times New Roman"/>
+          <w:lang w:val="en-US" w:bidi="ru-RU"/>
+        </w:rPr>
+        <w:t>: 10.05.2026).</w:t>
       </w:r>
       <w:bookmarkEnd w:id="73"/>
     </w:p>
@@ -24058,7 +26523,55 @@
           <w:rFonts w:cs="Times New Roman"/>
           <w:lang w:val="en-US" w:bidi="ru-RU"/>
         </w:rPr>
-        <w:t>Zhang K., Zhang Z., Li Z., Qiao Y. Joint Face Detection and Alignment Using Multi-Task Cascaded Convolutional Networks // IEEE Signal Processing Letters. – 2016. – Vol. 23, № 10. – P. 1499–1503. – URL: https://arxiv.org/abs/1604.02878 (дата обращения: 10.05.2026).</w:t>
+        <w:t xml:space="preserve">Zhang K., Zhang Z., Li Z., </w:t>
+      </w:r>
+      <w:proofErr w:type="spellStart"/>
+      <w:r>
+        <w:rPr>
+          <w:rFonts w:cs="Times New Roman"/>
+          <w:lang w:val="en-US" w:bidi="ru-RU"/>
+        </w:rPr>
+        <w:t>Qiao</w:t>
+      </w:r>
+      <w:proofErr w:type="spellEnd"/>
+      <w:r>
+        <w:rPr>
+          <w:rFonts w:cs="Times New Roman"/>
+          <w:lang w:val="en-US" w:bidi="ru-RU"/>
+        </w:rPr>
+        <w:t xml:space="preserve"> Y. Joint Face Detection and Alignment Using Multi-Task Cascaded Convolutional Networks // IEEE Signal Processing Letters. – 2016. – Vol. 23, № 10. – P. 1499–1503. – URL: https://arxiv.org/abs/1604.02878 (</w:t>
+      </w:r>
+      <w:proofErr w:type="spellStart"/>
+      <w:r>
+        <w:rPr>
+          <w:rFonts w:cs="Times New Roman"/>
+          <w:lang w:val="en-US" w:bidi="ru-RU"/>
+        </w:rPr>
+        <w:t>дата</w:t>
+      </w:r>
+      <w:proofErr w:type="spellEnd"/>
+      <w:r>
+        <w:rPr>
+          <w:rFonts w:cs="Times New Roman"/>
+          <w:lang w:val="en-US" w:bidi="ru-RU"/>
+        </w:rPr>
+        <w:t xml:space="preserve"> </w:t>
+      </w:r>
+      <w:proofErr w:type="spellStart"/>
+      <w:r>
+        <w:rPr>
+          <w:rFonts w:cs="Times New Roman"/>
+          <w:lang w:val="en-US" w:bidi="ru-RU"/>
+        </w:rPr>
+        <w:t>обращения</w:t>
+      </w:r>
+      <w:proofErr w:type="spellEnd"/>
+      <w:r>
+        <w:rPr>
+          <w:rFonts w:cs="Times New Roman"/>
+          <w:lang w:val="en-US" w:bidi="ru-RU"/>
+        </w:rPr>
+        <w:t>: 10.05.2026).</w:t>
       </w:r>
       <w:bookmarkEnd w:id="74"/>
     </w:p>
@@ -24075,12 +26588,69 @@
         </w:rPr>
       </w:pPr>
       <w:bookmarkStart w:id="75" w:name="_Ref229768360"/>
+      <w:proofErr w:type="spellStart"/>
       <w:r>
         <w:rPr>
           <w:rFonts w:cs="Times New Roman"/>
           <w:lang w:val="en-US" w:bidi="ru-RU"/>
         </w:rPr>
-        <w:t>Parkhi O. M., Vedaldi A., Zisserman A. Deep Face Recognition // Proceedings of the British Machine Vision Conference (BMVC). – 2015. – URL: https://www.robots.ox.ac.uk/~vgg/publications/2015/Parkhi15/parkhi15.pdf (дата обращения: 10.05.2026).</w:t>
+        <w:t>Parkhi</w:t>
+      </w:r>
+      <w:proofErr w:type="spellEnd"/>
+      <w:r>
+        <w:rPr>
+          <w:rFonts w:cs="Times New Roman"/>
+          <w:lang w:val="en-US" w:bidi="ru-RU"/>
+        </w:rPr>
+        <w:t xml:space="preserve"> O. M., </w:t>
+      </w:r>
+      <w:proofErr w:type="spellStart"/>
+      <w:r>
+        <w:rPr>
+          <w:rFonts w:cs="Times New Roman"/>
+          <w:lang w:val="en-US" w:bidi="ru-RU"/>
+        </w:rPr>
+        <w:t>Vedaldi</w:t>
+      </w:r>
+      <w:proofErr w:type="spellEnd"/>
+      <w:r>
+        <w:rPr>
+          <w:rFonts w:cs="Times New Roman"/>
+          <w:lang w:val="en-US" w:bidi="ru-RU"/>
+        </w:rPr>
+        <w:t xml:space="preserve"> A., Zisserman A. Deep Face Recognition // Proceedings of the British Machine Vision Conference (BMVC). – 2015. – URL: https://www.robots.ox.ac.uk/~vgg/publications/2015/Parkhi15/parkhi15.pdf (</w:t>
+      </w:r>
+      <w:proofErr w:type="spellStart"/>
+      <w:r>
+        <w:rPr>
+          <w:rFonts w:cs="Times New Roman"/>
+          <w:lang w:val="en-US" w:bidi="ru-RU"/>
+        </w:rPr>
+        <w:t>дата</w:t>
+      </w:r>
+      <w:proofErr w:type="spellEnd"/>
+      <w:r>
+        <w:rPr>
+          <w:rFonts w:cs="Times New Roman"/>
+          <w:lang w:val="en-US" w:bidi="ru-RU"/>
+        </w:rPr>
+        <w:t xml:space="preserve"> </w:t>
+      </w:r>
+      <w:proofErr w:type="spellStart"/>
+      <w:r>
+        <w:rPr>
+          <w:rFonts w:cs="Times New Roman"/>
+          <w:lang w:val="en-US" w:bidi="ru-RU"/>
+        </w:rPr>
+        <w:t>обращения</w:t>
+      </w:r>
+      <w:proofErr w:type="spellEnd"/>
+      <w:r>
+        <w:rPr>
+          <w:rFonts w:cs="Times New Roman"/>
+          <w:lang w:val="en-US" w:bidi="ru-RU"/>
+        </w:rPr>
+        <w:t>: 10.05.2026).</w:t>
       </w:r>
       <w:bookmarkEnd w:id="75"/>
     </w:p>
@@ -24133,6 +26703,7 @@
         </w:rPr>
         <w:t xml:space="preserve"> </w:t>
       </w:r>
+      <w:proofErr w:type="spellStart"/>
       <w:r>
         <w:rPr>
           <w:rFonts w:cs="Times New Roman"/>
@@ -24140,6 +26711,7 @@
         </w:rPr>
         <w:t>MediaPipe</w:t>
       </w:r>
+      <w:proofErr w:type="spellEnd"/>
       <w:r>
         <w:rPr>
           <w:rFonts w:cs="Times New Roman"/>
@@ -24161,6 +26733,7 @@
         </w:rPr>
         <w:t xml:space="preserve"> </w:t>
       </w:r>
+      <w:proofErr w:type="spellStart"/>
       <w:r>
         <w:rPr>
           <w:rFonts w:cs="Times New Roman"/>
@@ -24168,6 +26741,7 @@
         </w:rPr>
         <w:t>Landmarker</w:t>
       </w:r>
+      <w:proofErr w:type="spellEnd"/>
       <w:r>
         <w:rPr>
           <w:rFonts w:cs="Times New Roman"/>
